--- a/internal_doc/03.开发设计/Amazon S3接口兼容/Story--SequoiaDB兼容Amazon S3接口 -桶管理.docx
+++ b/internal_doc/03.开发设计/Amazon S3接口兼容/Story--SequoiaDB兼容Amazon S3接口 -桶管理.docx
@@ -474,12 +474,28 @@
           <w:color w:val="000000" w:themeColor="text1"/>
         </w:rPr>
       </w:pPr>
+      <w:proofErr w:type="gramStart"/>
       <w:r>
         <w:rPr>
           <w:rFonts w:hint="eastAsia"/>
           <w:color w:val="000000" w:themeColor="text1"/>
         </w:rPr>
-        <w:t>用户管理部分主要描述用户增加，修改，删除，查询的对外接口和内部处理流程</w:t>
+        <w:t>桶管理</w:t>
+      </w:r>
+      <w:proofErr w:type="gramEnd"/>
+      <w:r>
+        <w:rPr>
+          <w:rFonts w:hint="eastAsia"/>
+          <w:color w:val="000000" w:themeColor="text1"/>
+        </w:rPr>
+        <w:t>部分描述桶的增加</w:t>
+      </w:r>
+      <w:r>
+        <w:rPr>
+          <w:rFonts w:hint="eastAsia"/>
+          <w:color w:val="000000" w:themeColor="text1"/>
+        </w:rPr>
+        <w:t>，删除，查询的处理流程</w:t>
       </w:r>
       <w:r>
         <w:rPr>
@@ -491,33 +507,82 @@
     </w:p>
     <w:p>
       <w:pPr>
-        <w:pStyle w:val="10"/>
-      </w:pPr>
-      <w:r>
-        <w:rPr>
-          <w:rFonts w:hint="eastAsia"/>
-        </w:rPr>
-        <w:t>Story</w:t>
-      </w:r>
-      <w:r>
-        <w:rPr>
-          <w:rFonts w:hint="eastAsia"/>
-        </w:rPr>
-        <w:t>对外功能</w:t>
-      </w:r>
-      <w:r>
-        <w:rPr>
-          <w:rFonts w:hint="eastAsia"/>
-        </w:rPr>
-        <w:t>接口描述</w:t>
+        <w:ind w:firstLineChars="200" w:firstLine="420"/>
+        <w:rPr>
+          <w:color w:val="000000" w:themeColor="text1"/>
+        </w:rPr>
+      </w:pPr>
+      <w:proofErr w:type="gramStart"/>
+      <w:r>
+        <w:rPr>
+          <w:rFonts w:hint="eastAsia"/>
+          <w:color w:val="000000" w:themeColor="text1"/>
+        </w:rPr>
+        <w:t>桶管理</w:t>
+      </w:r>
+      <w:proofErr w:type="gramEnd"/>
+      <w:r>
+        <w:rPr>
+          <w:rFonts w:hint="eastAsia"/>
+          <w:color w:val="000000" w:themeColor="text1"/>
+        </w:rPr>
+        <w:t>部分描述桶的版本管理控制配置和查询的处理流程。</w:t>
       </w:r>
     </w:p>
     <w:p>
       <w:pPr>
+        <w:ind w:firstLineChars="200" w:firstLine="420"/>
+        <w:rPr>
+          <w:rFonts w:hint="eastAsia"/>
+          <w:color w:val="000000" w:themeColor="text1"/>
+        </w:rPr>
+      </w:pPr>
+      <w:r>
+        <w:rPr>
+          <w:rFonts w:hint="eastAsia"/>
+          <w:color w:val="000000" w:themeColor="text1"/>
+        </w:rPr>
+        <w:t>潼关吏部分描述桶的分隔符配置和查询的处理流程</w:t>
+      </w:r>
+      <w:r>
+        <w:rPr>
+          <w:rFonts w:hint="eastAsia"/>
+          <w:color w:val="000000" w:themeColor="text1"/>
+        </w:rPr>
+        <w:t>。</w:t>
+      </w:r>
+      <w:bookmarkStart w:id="0" w:name="_GoBack"/>
+      <w:bookmarkEnd w:id="0"/>
+    </w:p>
+    <w:p>
+      <w:pPr>
         <w:pStyle w:val="10"/>
       </w:pPr>
-      <w:bookmarkStart w:id="0" w:name="_公共头部"/>
-      <w:bookmarkEnd w:id="0"/>
+      <w:r>
+        <w:rPr>
+          <w:rFonts w:hint="eastAsia"/>
+        </w:rPr>
+        <w:t>Story</w:t>
+      </w:r>
+      <w:r>
+        <w:rPr>
+          <w:rFonts w:hint="eastAsia"/>
+        </w:rPr>
+        <w:t>对外功能</w:t>
+      </w:r>
+      <w:r>
+        <w:rPr>
+          <w:rFonts w:hint="eastAsia"/>
+        </w:rPr>
+        <w:t>接口描述</w:t>
+      </w:r>
+    </w:p>
+    <w:p>
+      <w:pPr>
+        <w:pStyle w:val="10"/>
+      </w:pPr>
+      <w:bookmarkStart w:id="1" w:name="_公共头部"/>
+      <w:bookmarkEnd w:id="1"/>
       <w:r>
         <w:rPr>
           <w:rFonts w:hint="eastAsia"/>
@@ -666,9 +731,6 @@
       <w:pPr>
         <w:pStyle w:val="2"/>
         <w:ind w:left="210"/>
-        <w:rPr>
-          <w:rFonts w:hint="eastAsia"/>
-        </w:rPr>
       </w:pPr>
       <w:r>
         <w:rPr>
@@ -682,9 +744,6 @@
       <w:pPr>
         <w:pStyle w:val="2"/>
         <w:ind w:left="210"/>
-        <w:rPr>
-          <w:rFonts w:hint="eastAsia"/>
-        </w:rPr>
       </w:pPr>
       <w:r>
         <w:rPr>
@@ -809,13 +868,7 @@
         <w:t>。</w:t>
       </w:r>
     </w:p>
-    <w:p>
-      <w:pPr>
-        <w:rPr>
-          <w:rFonts w:hint="eastAsia"/>
-        </w:rPr>
-      </w:pPr>
-    </w:p>
+    <w:p/>
     <w:tbl>
       <w:tblPr>
         <w:tblStyle w:val="a9"/>
@@ -1042,9 +1095,6 @@
           <w:p>
             <w:pPr>
               <w:ind w:left="0"/>
-              <w:rPr>
-                <w:rFonts w:hint="eastAsia"/>
-              </w:rPr>
             </w:pPr>
             <w:r>
               <w:rPr>
@@ -1066,21 +1116,7 @@
               <w:rPr>
                 <w:rFonts w:hint="eastAsia"/>
               </w:rPr>
-              <w:t>/{</w:t>
-            </w:r>
-            <w:proofErr w:type="spellStart"/>
-            <w:r>
-              <w:rPr>
-                <w:rFonts w:hint="eastAsia"/>
-              </w:rPr>
-              <w:t>bucketname</w:t>
-            </w:r>
-            <w:proofErr w:type="spellEnd"/>
-            <w:r>
-              <w:rPr>
-                <w:rFonts w:hint="eastAsia"/>
-              </w:rPr>
-              <w:t>}</w:t>
+              <w:t>/{bucketname}</w:t>
             </w:r>
           </w:p>
         </w:tc>
@@ -1091,9 +1127,6 @@
           <w:p>
             <w:pPr>
               <w:ind w:left="0"/>
-              <w:rPr>
-                <w:rFonts w:hint="eastAsia"/>
-              </w:rPr>
             </w:pPr>
             <w:r>
               <w:rPr>
@@ -1110,9 +1143,6 @@
           <w:p>
             <w:pPr>
               <w:ind w:left="0"/>
-              <w:rPr>
-                <w:rFonts w:hint="eastAsia"/>
-              </w:rPr>
             </w:pPr>
             <w:r>
               <w:rPr>
@@ -1179,19 +1209,14 @@
             <w:r>
               <w:t>{</w:t>
             </w:r>
-            <w:proofErr w:type="spellStart"/>
             <w:r>
               <w:rPr>
                 <w:rFonts w:hint="eastAsia"/>
               </w:rPr>
               <w:t>bucketname</w:t>
             </w:r>
-            <w:proofErr w:type="spellEnd"/>
-            <w:r>
-              <w:t xml:space="preserve"> </w:t>
-            </w:r>
-            <w:r>
-              <w:t>}</w:t>
+            <w:r>
+              <w:t xml:space="preserve"> }</w:t>
             </w:r>
           </w:p>
         </w:tc>
@@ -1267,9 +1292,6 @@
           <w:p>
             <w:pPr>
               <w:ind w:left="0"/>
-              <w:rPr>
-                <w:rFonts w:hint="eastAsia"/>
-              </w:rPr>
             </w:pPr>
             <w:r>
               <w:rPr>
@@ -1286,9 +1308,6 @@
           <w:p>
             <w:pPr>
               <w:ind w:left="0"/>
-              <w:rPr>
-                <w:rFonts w:hint="eastAsia"/>
-              </w:rPr>
             </w:pPr>
             <w:r>
               <w:rPr>
@@ -1299,14 +1318,12 @@
             <w:r>
               <w:t>{</w:t>
             </w:r>
-            <w:proofErr w:type="spellStart"/>
             <w:r>
               <w:rPr>
                 <w:rFonts w:hint="eastAsia"/>
               </w:rPr>
               <w:t>bucketname</w:t>
             </w:r>
-            <w:proofErr w:type="spellEnd"/>
             <w:r>
               <w:t xml:space="preserve"> }</w:t>
             </w:r>
@@ -1322,9 +1339,6 @@
                 <w:tab w:val="left" w:pos="634"/>
               </w:tabs>
               <w:ind w:left="0"/>
-              <w:rPr>
-                <w:rFonts w:hint="eastAsia"/>
-              </w:rPr>
             </w:pPr>
             <w:r>
               <w:rPr>
@@ -1341,9 +1355,6 @@
           <w:p>
             <w:pPr>
               <w:ind w:left="0"/>
-              <w:rPr>
-                <w:rFonts w:hint="eastAsia"/>
-              </w:rPr>
             </w:pPr>
             <w:r>
               <w:rPr>
@@ -1402,9 +1413,6 @@
           <w:p>
             <w:pPr>
               <w:ind w:left="0"/>
-              <w:rPr>
-                <w:rFonts w:hint="eastAsia"/>
-              </w:rPr>
             </w:pPr>
             <w:r>
               <w:rPr>
@@ -1421,9 +1429,6 @@
           <w:p>
             <w:pPr>
               <w:ind w:left="0"/>
-              <w:rPr>
-                <w:rFonts w:hint="eastAsia"/>
-              </w:rPr>
             </w:pPr>
             <w:r>
               <w:rPr>
@@ -1434,14 +1439,12 @@
             <w:r>
               <w:t>{</w:t>
             </w:r>
-            <w:proofErr w:type="spellStart"/>
             <w:r>
               <w:rPr>
                 <w:rFonts w:hint="eastAsia"/>
               </w:rPr>
               <w:t>bucketname</w:t>
             </w:r>
-            <w:proofErr w:type="spellEnd"/>
             <w:r>
               <w:t xml:space="preserve"> }</w:t>
             </w:r>
@@ -1454,9 +1457,6 @@
           <w:p>
             <w:pPr>
               <w:ind w:left="0"/>
-              <w:rPr>
-                <w:rFonts w:hint="eastAsia"/>
-              </w:rPr>
             </w:pPr>
             <w:r>
               <w:rPr>
@@ -1473,9 +1473,6 @@
           <w:p>
             <w:pPr>
               <w:ind w:left="0"/>
-              <w:rPr>
-                <w:rFonts w:hint="eastAsia"/>
-              </w:rPr>
             </w:pPr>
             <w:r>
               <w:t>GET Bucket versioning</w:t>
@@ -1530,14 +1527,12 @@
             <w:r>
               <w:t>{</w:t>
             </w:r>
-            <w:proofErr w:type="spellStart"/>
             <w:r>
               <w:rPr>
                 <w:rFonts w:hint="eastAsia"/>
               </w:rPr>
               <w:t>bucketname</w:t>
             </w:r>
-            <w:proofErr w:type="spellEnd"/>
             <w:r>
               <w:t xml:space="preserve"> }</w:t>
             </w:r>
@@ -1615,9 +1610,6 @@
           <w:p>
             <w:pPr>
               <w:ind w:left="0"/>
-              <w:rPr>
-                <w:rFonts w:hint="eastAsia"/>
-              </w:rPr>
             </w:pPr>
             <w:r>
               <w:rPr>
@@ -1634,9 +1626,6 @@
           <w:p>
             <w:pPr>
               <w:ind w:left="0"/>
-              <w:rPr>
-                <w:rFonts w:hint="eastAsia"/>
-              </w:rPr>
             </w:pPr>
             <w:r>
               <w:rPr>
@@ -1647,14 +1636,12 @@
             <w:r>
               <w:t>{</w:t>
             </w:r>
-            <w:proofErr w:type="spellStart"/>
             <w:r>
               <w:rPr>
                 <w:rFonts w:hint="eastAsia"/>
               </w:rPr>
               <w:t>bucketname</w:t>
             </w:r>
-            <w:proofErr w:type="spellEnd"/>
             <w:r>
               <w:t xml:space="preserve"> }</w:t>
             </w:r>
@@ -1680,9 +1667,6 @@
           <w:p>
             <w:pPr>
               <w:ind w:left="0"/>
-              <w:rPr>
-                <w:rFonts w:hint="eastAsia"/>
-              </w:rPr>
             </w:pPr>
             <w:r>
               <w:t xml:space="preserve">GET Bucket </w:t>
@@ -1699,96 +1683,78 @@
           <w:p>
             <w:pPr>
               <w:ind w:left="0"/>
-              <w:rPr>
-                <w:rFonts w:hint="eastAsia"/>
-              </w:rPr>
             </w:pPr>
           </w:p>
         </w:tc>
       </w:tr>
     </w:tbl>
+    <w:p/>
     <w:p>
       <w:pPr>
-        <w:rPr>
-          <w:rFonts w:hint="eastAsia"/>
-        </w:rPr>
-      </w:pPr>
+        <w:pStyle w:val="3"/>
+      </w:pPr>
+      <w:bookmarkStart w:id="2" w:name="_获取桶列表（GET_Service）"/>
+      <w:bookmarkStart w:id="3" w:name="_权限校验流程"/>
+      <w:bookmarkStart w:id="4" w:name="_创建用户（PUT_User）"/>
+      <w:bookmarkStart w:id="5" w:name="_Ref517361379"/>
+      <w:bookmarkEnd w:id="2"/>
+      <w:bookmarkEnd w:id="3"/>
+      <w:bookmarkEnd w:id="4"/>
+      <w:r>
+        <w:rPr>
+          <w:rFonts w:hint="eastAsia"/>
+        </w:rPr>
+        <w:t>获取桶列表（</w:t>
+      </w:r>
+      <w:r>
+        <w:t>GET Service</w:t>
+      </w:r>
+      <w:r>
+        <w:rPr>
+          <w:rFonts w:hint="eastAsia"/>
+        </w:rPr>
+        <w:t>）</w:t>
+      </w:r>
     </w:p>
     <w:p>
       <w:pPr>
-        <w:pStyle w:val="3"/>
-      </w:pPr>
-      <w:bookmarkStart w:id="1" w:name="_获取桶列表（GET_Service）"/>
-      <w:bookmarkStart w:id="2" w:name="_权限校验流程"/>
-      <w:bookmarkStart w:id="3" w:name="_创建用户（PUT_User）"/>
-      <w:bookmarkStart w:id="4" w:name="_Ref517361379"/>
-      <w:bookmarkEnd w:id="1"/>
-      <w:bookmarkEnd w:id="2"/>
-      <w:bookmarkEnd w:id="3"/>
-      <w:r>
-        <w:rPr>
-          <w:rFonts w:hint="eastAsia"/>
-        </w:rPr>
-        <w:t>获取桶列表（</w:t>
-      </w:r>
-      <w:r>
-        <w:t>GET Service</w:t>
-      </w:r>
-      <w:r>
-        <w:rPr>
-          <w:rFonts w:hint="eastAsia"/>
-        </w:rPr>
-        <w:t>）</w:t>
+        <w:ind w:left="0"/>
+      </w:pPr>
+      <w:bookmarkStart w:id="6" w:name="_创建桶（PUT_Bucket）"/>
+      <w:bookmarkEnd w:id="6"/>
+      <w:r>
+        <w:rPr>
+          <w:rFonts w:hint="eastAsia"/>
+        </w:rPr>
+        <w:t>查询桶</w:t>
+      </w:r>
+      <w:r>
+        <w:rPr>
+          <w:rFonts w:hint="eastAsia"/>
+        </w:rPr>
+        <w:t>列表</w:t>
+      </w:r>
+      <w:r>
+        <w:rPr>
+          <w:rFonts w:hint="eastAsia"/>
+        </w:rPr>
+        <w:t>，</w:t>
+      </w:r>
+      <w:r>
+        <w:rPr>
+          <w:rFonts w:hint="eastAsia"/>
+        </w:rPr>
+        <w:t>只能查询该用户拥有的桶。</w:t>
       </w:r>
     </w:p>
     <w:p>
       <w:pPr>
         <w:ind w:left="0"/>
-        <w:rPr>
-          <w:rFonts w:hint="eastAsia"/>
-        </w:rPr>
-      </w:pPr>
-      <w:bookmarkStart w:id="5" w:name="_创建桶（PUT_Bucket）"/>
-      <w:bookmarkEnd w:id="5"/>
-      <w:r>
-        <w:rPr>
-          <w:rFonts w:hint="eastAsia"/>
-        </w:rPr>
-        <w:t>查询桶</w:t>
-      </w:r>
-      <w:r>
-        <w:rPr>
-          <w:rFonts w:hint="eastAsia"/>
-        </w:rPr>
-        <w:t>列表</w:t>
-      </w:r>
-      <w:r>
-        <w:rPr>
-          <w:rFonts w:hint="eastAsia"/>
-        </w:rPr>
-        <w:t>，</w:t>
-      </w:r>
-      <w:r>
-        <w:rPr>
-          <w:rFonts w:hint="eastAsia"/>
-        </w:rPr>
-        <w:t>只能查询该用户拥有的桶。</w:t>
-      </w:r>
+      </w:pPr>
     </w:p>
     <w:p>
       <w:pPr>
         <w:ind w:left="0"/>
-        <w:rPr>
-          <w:rFonts w:hint="eastAsia"/>
-        </w:rPr>
-      </w:pPr>
-    </w:p>
-    <w:p>
-      <w:pPr>
-        <w:ind w:left="0"/>
-        <w:rPr>
-          <w:rFonts w:hint="eastAsia"/>
-        </w:rPr>
       </w:pPr>
       <w:r>
         <w:rPr>
@@ -1858,9 +1824,6 @@
     <w:p>
       <w:pPr>
         <w:ind w:left="0"/>
-        <w:rPr>
-          <w:rFonts w:hint="eastAsia"/>
-        </w:rPr>
       </w:pPr>
     </w:p>
     <w:p>
@@ -2712,7 +2675,7 @@
         </w:rPr>
         <w:t>。</w:t>
       </w:r>
-      <w:bookmarkEnd w:id="4"/>
+      <w:bookmarkEnd w:id="5"/>
     </w:p>
     <w:p>
       <w:pPr>
@@ -3015,8 +2978,8 @@
       <w:pPr>
         <w:pStyle w:val="3"/>
       </w:pPr>
-      <w:bookmarkStart w:id="6" w:name="_获取版本控制配置（GET_Bucket_versioning）"/>
-      <w:bookmarkEnd w:id="6"/>
+      <w:bookmarkStart w:id="7" w:name="_获取版本控制配置（GET_Bucket_versioning）"/>
+      <w:bookmarkEnd w:id="7"/>
       <w:r>
         <w:rPr>
           <w:rFonts w:hint="eastAsia"/>
@@ -3056,9 +3019,6 @@
     <w:p>
       <w:pPr>
         <w:ind w:left="420" w:hangingChars="200" w:hanging="420"/>
-        <w:rPr>
-          <w:rFonts w:hint="eastAsia"/>
-        </w:rPr>
       </w:pPr>
       <w:r>
         <w:rPr>
@@ -3222,9 +3182,6 @@
         </w:numPr>
         <w:spacing w:beforeLines="50" w:before="156" w:afterLines="50" w:after="156"/>
         <w:ind w:firstLineChars="0"/>
-        <w:rPr>
-          <w:rFonts w:hint="eastAsia"/>
-        </w:rPr>
       </w:pPr>
       <w:r>
         <w:rPr>
@@ -3286,11 +3243,6 @@
       </w:r>
     </w:p>
     <w:p>
-      <w:pPr>
-        <w:rPr>
-          <w:rFonts w:hint="eastAsia"/>
-        </w:rPr>
-      </w:pPr>
       <w:r>
         <w:rPr>
           <w:rFonts w:hint="eastAsia"/>
@@ -3455,8 +3407,6 @@
         </w:rPr>
         <w:t>设置成功。</w:t>
       </w:r>
-      <w:bookmarkStart w:id="7" w:name="_GoBack"/>
-      <w:bookmarkEnd w:id="7"/>
     </w:p>
     <w:p>
       <w:pPr>
@@ -3578,11 +3528,6 @@
       </w:r>
     </w:p>
     <w:p>
-      <w:pPr>
-        <w:rPr>
-          <w:rFonts w:hint="eastAsia"/>
-        </w:rPr>
-      </w:pPr>
       <w:r>
         <w:rPr>
           <w:rFonts w:hint="eastAsia"/>
@@ -3605,9 +3550,6 @@
     <w:p>
       <w:pPr>
         <w:ind w:left="0"/>
-        <w:rPr>
-          <w:rFonts w:hint="eastAsia"/>
-        </w:rPr>
       </w:pPr>
       <w:r>
         <w:t xml:space="preserve">  </w:t>
@@ -3752,9 +3694,6 @@
         </w:numPr>
         <w:spacing w:beforeLines="50" w:before="156" w:afterLines="50" w:after="156"/>
         <w:ind w:firstLineChars="0"/>
-        <w:rPr>
-          <w:rFonts w:hint="eastAsia"/>
-        </w:rPr>
       </w:pPr>
       <w:r>
         <w:rPr>
@@ -5107,13 +5046,7 @@
               <w:rPr>
                 <w:rFonts w:hint="eastAsia"/>
               </w:rPr>
-              <w:t>再</w:t>
-            </w:r>
-            <w:r>
-              <w:rPr>
-                <w:rFonts w:hint="eastAsia"/>
-              </w:rPr>
-              <w:t>创建一个桶，</w:t>
+              <w:t>再创建一个桶，</w:t>
             </w:r>
             <w:r>
               <w:rPr>
@@ -5433,9 +5366,6 @@
                 <w:numId w:val="9"/>
               </w:numPr>
               <w:ind w:firstLineChars="0"/>
-              <w:rPr>
-                <w:rFonts w:hint="eastAsia"/>
-              </w:rPr>
             </w:pPr>
             <w:r>
               <w:rPr>
@@ -5489,13 +5419,7 @@
               <w:rPr>
                 <w:rFonts w:hint="eastAsia"/>
               </w:rPr>
-              <w:t>.Bucket.001.00</w:t>
-            </w:r>
-            <w:r>
-              <w:rPr>
-                <w:rFonts w:hint="eastAsia"/>
-              </w:rPr>
-              <w:t>2</w:t>
+              <w:t>.Bucket.001.002</w:t>
             </w:r>
           </w:p>
         </w:tc>
@@ -5587,13 +5511,7 @@
               <w:rPr>
                 <w:rFonts w:hint="eastAsia"/>
               </w:rPr>
-              <w:t>创建一个桶</w:t>
-            </w:r>
-            <w:r>
-              <w:rPr>
-                <w:rFonts w:hint="eastAsia"/>
-              </w:rPr>
-              <w:t>，</w:t>
+              <w:t>创建一个桶，</w:t>
             </w:r>
             <w:proofErr w:type="gramStart"/>
             <w:r>
@@ -5657,13 +5575,7 @@
               <w:rPr>
                 <w:rFonts w:hint="eastAsia"/>
               </w:rPr>
-              <w:t>创建一个桶</w:t>
-            </w:r>
-            <w:r>
-              <w:rPr>
-                <w:rFonts w:hint="eastAsia"/>
-              </w:rPr>
-              <w:t>，同名包含</w:t>
+              <w:t>创建一个桶，同名包含</w:t>
             </w:r>
             <w:r>
               <w:rPr>
@@ -5718,13 +5630,7 @@
               <w:rPr>
                 <w:rFonts w:hint="eastAsia"/>
               </w:rPr>
-              <w:t>创建一个桶</w:t>
-            </w:r>
-            <w:r>
-              <w:rPr>
-                <w:rFonts w:hint="eastAsia"/>
-              </w:rPr>
-              <w:t>，</w:t>
+              <w:t>创建一个桶，</w:t>
             </w:r>
             <w:proofErr w:type="gramStart"/>
             <w:r>
@@ -5761,9 +5667,6 @@
                 <w:numId w:val="26"/>
               </w:numPr>
               <w:ind w:firstLineChars="0"/>
-              <w:rPr>
-                <w:rFonts w:hint="eastAsia"/>
-              </w:rPr>
             </w:pPr>
             <w:r>
               <w:rPr>
@@ -5784,13 +5687,7 @@
               <w:rPr>
                 <w:rFonts w:hint="eastAsia"/>
               </w:rPr>
-              <w:t>创建一个桶</w:t>
-            </w:r>
-            <w:r>
-              <w:rPr>
-                <w:rFonts w:hint="eastAsia"/>
-              </w:rPr>
-              <w:t>，</w:t>
+              <w:t>创建一个桶，</w:t>
             </w:r>
             <w:proofErr w:type="gramStart"/>
             <w:r>
@@ -5843,9 +5740,6 @@
                 <w:numId w:val="27"/>
               </w:numPr>
               <w:ind w:firstLineChars="0"/>
-              <w:rPr>
-                <w:rFonts w:hint="eastAsia"/>
-              </w:rPr>
             </w:pPr>
             <w:r>
               <w:rPr>
@@ -5868,9 +5762,6 @@
                 <w:numId w:val="27"/>
               </w:numPr>
               <w:ind w:firstLineChars="0"/>
-              <w:rPr>
-                <w:rFonts w:hint="eastAsia"/>
-              </w:rPr>
             </w:pPr>
             <w:r>
               <w:rPr>
@@ -11320,7 +11211,7 @@
 </file>
 
 <file path=customXml/itemProps1.xml><?xml version="1.0" encoding="utf-8"?>
-<ds:datastoreItem xmlns:ds="http://schemas.openxmlformats.org/officeDocument/2006/customXml" ds:itemID="{A11A6676-11AF-413F-AD9E-48577561D741}">
+<ds:datastoreItem xmlns:ds="http://schemas.openxmlformats.org/officeDocument/2006/customXml" ds:itemID="{F5E79F70-A6ED-47DD-90EC-2599EB73B732}">
   <ds:schemaRefs>
     <ds:schemaRef ds:uri="http://schemas.openxmlformats.org/officeDocument/2006/bibliography"/>
   </ds:schemaRefs>

--- a/internal_doc/03.开发设计/Amazon S3接口兼容/Story--SequoiaDB兼容Amazon S3接口 -桶管理.docx
+++ b/internal_doc/03.开发设计/Amazon S3接口兼容/Story--SequoiaDB兼容Amazon S3接口 -桶管理.docx
@@ -45,7 +45,13 @@
         <w:rPr>
           <w:rFonts w:hint="eastAsia"/>
         </w:rPr>
-        <w:t>用户管理</w:t>
+        <w:t>桶</w:t>
+      </w:r>
+      <w:r>
+        <w:rPr>
+          <w:rFonts w:hint="eastAsia"/>
+        </w:rPr>
+        <w:t>管理</w:t>
       </w:r>
     </w:p>
     <w:tbl>
@@ -427,6 +433,13 @@
           <w:rFonts w:hint="eastAsia"/>
           <w:color w:val="000000" w:themeColor="text1"/>
         </w:rPr>
+        <w:t>S3</w:t>
+      </w:r>
+      <w:r>
+        <w:rPr>
+          <w:rFonts w:hint="eastAsia"/>
+          <w:color w:val="000000" w:themeColor="text1"/>
+        </w:rPr>
         <w:t>，又</w:t>
       </w:r>
       <w:r>
@@ -464,7 +477,14 @@
           <w:rFonts w:hint="eastAsia"/>
           <w:color w:val="000000" w:themeColor="text1"/>
         </w:rPr>
-        <w:t>为客户提供高质量，低成本的服务。</w:t>
+        <w:t>为客户提供高质量</w:t>
+      </w:r>
+      <w:r>
+        <w:rPr>
+          <w:rFonts w:hint="eastAsia"/>
+          <w:color w:val="000000" w:themeColor="text1"/>
+        </w:rPr>
+        <w:t>的服务。</w:t>
       </w:r>
     </w:p>
     <w:p>
@@ -474,21 +494,12 @@
           <w:color w:val="000000" w:themeColor="text1"/>
         </w:rPr>
       </w:pPr>
-      <w:proofErr w:type="gramStart"/>
       <w:r>
         <w:rPr>
           <w:rFonts w:hint="eastAsia"/>
           <w:color w:val="000000" w:themeColor="text1"/>
         </w:rPr>
-        <w:t>桶管理</w:t>
-      </w:r>
-      <w:proofErr w:type="gramEnd"/>
-      <w:r>
-        <w:rPr>
-          <w:rFonts w:hint="eastAsia"/>
-          <w:color w:val="000000" w:themeColor="text1"/>
-        </w:rPr>
-        <w:t>部分描述桶的增加</w:t>
+        <w:t>桶管理部分描述桶的增加</w:t>
       </w:r>
       <w:r>
         <w:rPr>
@@ -512,28 +523,18 @@
           <w:color w:val="000000" w:themeColor="text1"/>
         </w:rPr>
       </w:pPr>
-      <w:proofErr w:type="gramStart"/>
       <w:r>
         <w:rPr>
           <w:rFonts w:hint="eastAsia"/>
           <w:color w:val="000000" w:themeColor="text1"/>
         </w:rPr>
-        <w:t>桶管理</w:t>
-      </w:r>
-      <w:proofErr w:type="gramEnd"/>
-      <w:r>
-        <w:rPr>
-          <w:rFonts w:hint="eastAsia"/>
-          <w:color w:val="000000" w:themeColor="text1"/>
-        </w:rPr>
-        <w:t>部分描述桶的版本管理控制配置和查询的处理流程。</w:t>
+        <w:t>桶管理部分描述桶的版本管理控制配置和查询的处理流程。</w:t>
       </w:r>
     </w:p>
     <w:p>
       <w:pPr>
         <w:ind w:firstLineChars="200" w:firstLine="420"/>
         <w:rPr>
-          <w:rFonts w:hint="eastAsia"/>
           <w:color w:val="000000" w:themeColor="text1"/>
         </w:rPr>
       </w:pPr>
@@ -542,17 +543,22 @@
           <w:rFonts w:hint="eastAsia"/>
           <w:color w:val="000000" w:themeColor="text1"/>
         </w:rPr>
-        <w:t>潼关吏部分描述桶的分隔符配置和查询的处理流程</w:t>
+        <w:t>桶管理</w:t>
       </w:r>
       <w:r>
         <w:rPr>
           <w:rFonts w:hint="eastAsia"/>
           <w:color w:val="000000" w:themeColor="text1"/>
         </w:rPr>
+        <w:t>部分描述桶的分隔符配置和查询的处理流程</w:t>
+      </w:r>
+      <w:r>
+        <w:rPr>
+          <w:rFonts w:hint="eastAsia"/>
+          <w:color w:val="000000" w:themeColor="text1"/>
+        </w:rPr>
         <w:t>。</w:t>
       </w:r>
-      <w:bookmarkStart w:id="0" w:name="_GoBack"/>
-      <w:bookmarkEnd w:id="0"/>
     </w:p>
     <w:p>
       <w:pPr>
@@ -581,8 +587,8 @@
       <w:pPr>
         <w:pStyle w:val="10"/>
       </w:pPr>
-      <w:bookmarkStart w:id="1" w:name="_公共头部"/>
-      <w:bookmarkEnd w:id="1"/>
+      <w:bookmarkStart w:id="0" w:name="_公共头部"/>
+      <w:bookmarkEnd w:id="0"/>
       <w:r>
         <w:rPr>
           <w:rFonts w:hint="eastAsia"/>
@@ -666,7 +672,19 @@
         <w:rPr>
           <w:rFonts w:asciiTheme="minorEastAsia" w:hAnsiTheme="minorEastAsia" w:hint="eastAsia"/>
         </w:rPr>
-        <w:t>总体架构参考《Story</w:t>
+        <w:t>总体架构参考</w:t>
+      </w:r>
+      <w:r>
+        <w:rPr>
+          <w:rFonts w:asciiTheme="minorEastAsia" w:hAnsiTheme="minorEastAsia" w:hint="eastAsia"/>
+        </w:rPr>
+        <w:t>同目录下的</w:t>
+      </w:r>
+      <w:r>
+        <w:rPr>
+          <w:rFonts w:asciiTheme="minorEastAsia" w:hAnsiTheme="minorEastAsia" w:hint="eastAsia"/>
+        </w:rPr>
+        <w:t>《Story</w:t>
       </w:r>
       <w:r>
         <w:rPr>
@@ -977,6 +995,13 @@
                 <w:rFonts w:hint="eastAsia"/>
                 <w:b/>
               </w:rPr>
+              <w:t>对应</w:t>
+            </w:r>
+            <w:r>
+              <w:rPr>
+                <w:rFonts w:hint="eastAsia"/>
+                <w:b/>
+              </w:rPr>
               <w:t>操作</w:t>
             </w:r>
           </w:p>
@@ -1693,13 +1718,13 @@
       <w:pPr>
         <w:pStyle w:val="3"/>
       </w:pPr>
-      <w:bookmarkStart w:id="2" w:name="_获取桶列表（GET_Service）"/>
-      <w:bookmarkStart w:id="3" w:name="_权限校验流程"/>
-      <w:bookmarkStart w:id="4" w:name="_创建用户（PUT_User）"/>
-      <w:bookmarkStart w:id="5" w:name="_Ref517361379"/>
+      <w:bookmarkStart w:id="1" w:name="_获取桶列表（GET_Service）"/>
+      <w:bookmarkStart w:id="2" w:name="_权限校验流程"/>
+      <w:bookmarkStart w:id="3" w:name="_创建用户（PUT_User）"/>
+      <w:bookmarkStart w:id="4" w:name="_Ref517361379"/>
+      <w:bookmarkEnd w:id="1"/>
       <w:bookmarkEnd w:id="2"/>
       <w:bookmarkEnd w:id="3"/>
-      <w:bookmarkEnd w:id="4"/>
       <w:r>
         <w:rPr>
           <w:rFonts w:hint="eastAsia"/>
@@ -1720,31 +1745,25 @@
       <w:pPr>
         <w:ind w:left="0"/>
       </w:pPr>
-      <w:bookmarkStart w:id="6" w:name="_创建桶（PUT_Bucket）"/>
-      <w:bookmarkEnd w:id="6"/>
-      <w:r>
-        <w:rPr>
-          <w:rFonts w:hint="eastAsia"/>
-        </w:rPr>
-        <w:t>查询桶</w:t>
-      </w:r>
-      <w:r>
-        <w:rPr>
-          <w:rFonts w:hint="eastAsia"/>
-        </w:rPr>
-        <w:t>列表</w:t>
-      </w:r>
-      <w:r>
-        <w:rPr>
-          <w:rFonts w:hint="eastAsia"/>
-        </w:rPr>
-        <w:t>，</w:t>
-      </w:r>
-      <w:r>
-        <w:rPr>
-          <w:rFonts w:hint="eastAsia"/>
-        </w:rPr>
-        <w:t>只能查询该用户拥有的桶。</w:t>
+      <w:bookmarkStart w:id="5" w:name="_创建桶（PUT_Bucket）"/>
+      <w:bookmarkEnd w:id="5"/>
+      <w:r>
+        <w:rPr>
+          <w:rFonts w:hint="eastAsia"/>
+        </w:rPr>
+        <w:t>返回执行该操作的用户拥有的</w:t>
+      </w:r>
+      <w:r>
+        <w:rPr>
+          <w:rFonts w:hint="eastAsia"/>
+        </w:rPr>
+        <w:t>bucket</w:t>
+      </w:r>
+      <w:r>
+        <w:rPr>
+          <w:rFonts w:hint="eastAsia"/>
+        </w:rPr>
+        <w:t>列表。</w:t>
       </w:r>
     </w:p>
     <w:p>
@@ -1850,6 +1869,32 @@
     <w:p>
       <w:pPr>
         <w:ind w:left="0"/>
+        <w:rPr>
+          <w:rFonts w:hint="eastAsia"/>
+        </w:rPr>
+      </w:pPr>
+      <w:r>
+        <w:rPr>
+          <w:rFonts w:hint="eastAsia"/>
+        </w:rPr>
+        <w:t>创建一个新的</w:t>
+      </w:r>
+      <w:r>
+        <w:rPr>
+          <w:rFonts w:hint="eastAsia"/>
+        </w:rPr>
+        <w:t>bucket</w:t>
+      </w:r>
+      <w:r>
+        <w:rPr>
+          <w:rFonts w:hint="eastAsia"/>
+        </w:rPr>
+        <w:t>。</w:t>
+      </w:r>
+    </w:p>
+    <w:p>
+      <w:pPr>
+        <w:ind w:left="0"/>
       </w:pPr>
       <w:r>
         <w:rPr>
@@ -2171,6 +2216,8 @@
         </w:rPr>
         <w:t>的过程中，会删除桶元数据，对象元数据，对象表中的一条或多条数据，为保证数据一致性，需要在开始修改数据前开始事务，修改提交结束后结束事务。</w:t>
       </w:r>
+      <w:bookmarkStart w:id="6" w:name="_GoBack"/>
+      <w:bookmarkEnd w:id="6"/>
     </w:p>
     <w:p>
       <w:pPr>
@@ -2675,7 +2722,7 @@
         </w:rPr>
         <w:t>。</w:t>
       </w:r>
-      <w:bookmarkEnd w:id="5"/>
+      <w:bookmarkEnd w:id="4"/>
     </w:p>
     <w:p>
       <w:pPr>
@@ -6381,7 +6428,7 @@
             <w:noProof/>
             <w:lang w:val="zh-CN"/>
           </w:rPr>
-          <w:t>10</w:t>
+          <w:t>4</w:t>
         </w:r>
         <w:r>
           <w:fldChar w:fldCharType="end"/>
@@ -11211,7 +11258,7 @@
 </file>
 
 <file path=customXml/itemProps1.xml><?xml version="1.0" encoding="utf-8"?>
-<ds:datastoreItem xmlns:ds="http://schemas.openxmlformats.org/officeDocument/2006/customXml" ds:itemID="{F5E79F70-A6ED-47DD-90EC-2599EB73B732}">
+<ds:datastoreItem xmlns:ds="http://schemas.openxmlformats.org/officeDocument/2006/customXml" ds:itemID="{88FA9BF9-5865-4F57-A167-B386686D655F}">
   <ds:schemaRefs>
     <ds:schemaRef ds:uri="http://schemas.openxmlformats.org/officeDocument/2006/bibliography"/>
   </ds:schemaRefs>

--- a/internal_doc/03.开发设计/Amazon S3接口兼容/Story--SequoiaDB兼容Amazon S3接口 -桶管理.docx
+++ b/internal_doc/03.开发设计/Amazon S3接口兼容/Story--SequoiaDB兼容Amazon S3接口 -桶管理.docx
@@ -494,19 +494,35 @@
           <w:color w:val="000000" w:themeColor="text1"/>
         </w:rPr>
       </w:pPr>
+      <w:proofErr w:type="gramStart"/>
       <w:r>
         <w:rPr>
           <w:rFonts w:hint="eastAsia"/>
           <w:color w:val="000000" w:themeColor="text1"/>
         </w:rPr>
-        <w:t>桶管理部分描述桶的增加</w:t>
-      </w:r>
+        <w:t>桶管理</w:t>
+      </w:r>
+      <w:proofErr w:type="gramEnd"/>
       <w:r>
         <w:rPr>
           <w:rFonts w:hint="eastAsia"/>
           <w:color w:val="000000" w:themeColor="text1"/>
         </w:rPr>
-        <w:t>，删除，查询的处理流程</w:t>
+        <w:t>部分描述桶的增加</w:t>
+      </w:r>
+      <w:r>
+        <w:rPr>
+          <w:rFonts w:hint="eastAsia"/>
+          <w:color w:val="000000" w:themeColor="text1"/>
+        </w:rPr>
+        <w:t>，删除，查询</w:t>
+      </w:r>
+      <w:r>
+        <w:rPr>
+          <w:rFonts w:hint="eastAsia"/>
+          <w:color w:val="000000" w:themeColor="text1"/>
+        </w:rPr>
+        <w:t>接口</w:t>
       </w:r>
       <w:r>
         <w:rPr>
@@ -520,15 +536,60 @@
       <w:pPr>
         <w:ind w:firstLineChars="200" w:firstLine="420"/>
         <w:rPr>
+          <w:rFonts w:hint="eastAsia"/>
           <w:color w:val="000000" w:themeColor="text1"/>
         </w:rPr>
       </w:pPr>
+      <w:proofErr w:type="gramStart"/>
       <w:r>
         <w:rPr>
           <w:rFonts w:hint="eastAsia"/>
           <w:color w:val="000000" w:themeColor="text1"/>
         </w:rPr>
-        <w:t>桶管理部分描述桶的版本管理控制配置和查询的处理流程。</w:t>
+        <w:t>桶管理</w:t>
+      </w:r>
+      <w:proofErr w:type="gramEnd"/>
+      <w:r>
+        <w:rPr>
+          <w:rFonts w:hint="eastAsia"/>
+          <w:color w:val="000000" w:themeColor="text1"/>
+        </w:rPr>
+        <w:t>部分描述桶的版本控制</w:t>
+      </w:r>
+      <w:r>
+        <w:rPr>
+          <w:rFonts w:hint="eastAsia"/>
+          <w:color w:val="000000" w:themeColor="text1"/>
+        </w:rPr>
+        <w:t>状态设置</w:t>
+      </w:r>
+      <w:r>
+        <w:rPr>
+          <w:rFonts w:hint="eastAsia"/>
+          <w:color w:val="000000" w:themeColor="text1"/>
+        </w:rPr>
+        <w:t>和查询</w:t>
+      </w:r>
+      <w:r>
+        <w:rPr>
+          <w:rFonts w:hint="eastAsia"/>
+          <w:color w:val="000000" w:themeColor="text1"/>
+        </w:rPr>
+        <w:t>当前版本控制状态</w:t>
+      </w:r>
+      <w:r>
+        <w:rPr>
+          <w:rFonts w:hint="eastAsia"/>
+          <w:color w:val="000000" w:themeColor="text1"/>
+        </w:rPr>
+        <w:t>接口</w:t>
+      </w:r>
+      <w:r>
+        <w:rPr>
+          <w:rFonts w:hint="eastAsia"/>
+          <w:color w:val="000000" w:themeColor="text1"/>
+        </w:rPr>
+        <w:t>。</w:t>
       </w:r>
     </w:p>
     <w:p>
@@ -538,6 +599,7 @@
           <w:color w:val="000000" w:themeColor="text1"/>
         </w:rPr>
       </w:pPr>
+      <w:proofErr w:type="gramStart"/>
       <w:r>
         <w:rPr>
           <w:rFonts w:hint="eastAsia"/>
@@ -545,12 +607,49 @@
         </w:rPr>
         <w:t>桶管理</w:t>
       </w:r>
+      <w:proofErr w:type="gramEnd"/>
       <w:r>
         <w:rPr>
           <w:rFonts w:hint="eastAsia"/>
           <w:color w:val="000000" w:themeColor="text1"/>
         </w:rPr>
-        <w:t>部分描述桶的分隔符配置和查询的处理流程</w:t>
+        <w:t>部分描述桶的分隔符设置</w:t>
+      </w:r>
+      <w:r>
+        <w:rPr>
+          <w:rFonts w:hint="eastAsia"/>
+          <w:color w:val="000000" w:themeColor="text1"/>
+        </w:rPr>
+        <w:t>和查询</w:t>
+      </w:r>
+      <w:r>
+        <w:rPr>
+          <w:rFonts w:hint="eastAsia"/>
+          <w:color w:val="000000" w:themeColor="text1"/>
+        </w:rPr>
+        <w:t>当前</w:t>
+      </w:r>
+      <w:commentRangeStart w:id="0"/>
+      <w:r>
+        <w:rPr>
+          <w:rFonts w:hint="eastAsia"/>
+          <w:color w:val="000000" w:themeColor="text1"/>
+        </w:rPr>
+        <w:t>分隔符</w:t>
+      </w:r>
+      <w:commentRangeEnd w:id="0"/>
+      <w:r>
+        <w:rPr>
+          <w:rStyle w:val="af"/>
+        </w:rPr>
+        <w:commentReference w:id="0"/>
+      </w:r>
+      <w:r>
+        <w:rPr>
+          <w:rFonts w:hint="eastAsia"/>
+          <w:color w:val="000000" w:themeColor="text1"/>
+        </w:rPr>
+        <w:t>接口</w:t>
       </w:r>
       <w:r>
         <w:rPr>
@@ -585,83 +684,4300 @@
     </w:p>
     <w:p>
       <w:pPr>
-        <w:pStyle w:val="10"/>
-      </w:pPr>
-      <w:bookmarkStart w:id="0" w:name="_公共头部"/>
-      <w:bookmarkEnd w:id="0"/>
-      <w:r>
-        <w:rPr>
-          <w:rFonts w:hint="eastAsia"/>
-        </w:rPr>
-        <w:t>Story</w:t>
-      </w:r>
-      <w:r>
-        <w:rPr>
-          <w:rFonts w:hint="eastAsia"/>
-        </w:rPr>
-        <w:t>约束和依赖</w:t>
+        <w:pStyle w:val="2"/>
+        <w:tabs>
+          <w:tab w:val="left" w:pos="2622"/>
+        </w:tabs>
+        <w:ind w:left="210"/>
+        <w:rPr>
+          <w:rFonts w:asciiTheme="minorHAnsi" w:hAnsiTheme="minorHAnsi" w:cstheme="minorHAnsi"/>
+        </w:rPr>
+      </w:pPr>
+      <w:r>
+        <w:rPr>
+          <w:rFonts w:asciiTheme="minorHAnsi" w:hAnsiTheme="minorHAnsi" w:cstheme="minorHAnsi"/>
+        </w:rPr>
+        <w:t>GET Service</w:t>
+      </w:r>
+      <w:r>
+        <w:rPr>
+          <w:rFonts w:asciiTheme="minorHAnsi" w:hAnsiTheme="minorHAnsi" w:cstheme="minorHAnsi"/>
+        </w:rPr>
+        <w:tab/>
       </w:r>
     </w:p>
     <w:p>
       <w:pPr>
-        <w:rPr>
-          <w:color w:val="00B0F0"/>
-        </w:rPr>
-      </w:pPr>
-      <w:r>
-        <w:rPr>
-          <w:rFonts w:hint="eastAsia"/>
-          <w:color w:val="00B0F0"/>
-        </w:rPr>
-        <w:t>说明：简单描述</w:t>
-      </w:r>
-      <w:r>
-        <w:rPr>
-          <w:rFonts w:hint="eastAsia"/>
-          <w:color w:val="00B0F0"/>
-        </w:rPr>
-        <w:t>Story</w:t>
-      </w:r>
-      <w:r>
-        <w:rPr>
-          <w:rFonts w:hint="eastAsia"/>
-          <w:color w:val="00B0F0"/>
-        </w:rPr>
-        <w:t>对其它功能的约束，以及对某些功能的依赖</w:t>
+        <w:ind w:left="0" w:firstLine="420"/>
+        <w:rPr>
+          <w:rFonts w:cstheme="minorHAnsi"/>
+        </w:rPr>
+      </w:pPr>
+      <w:r>
+        <w:rPr>
+          <w:rFonts w:cstheme="minorHAnsi"/>
+        </w:rPr>
+        <w:t>GET Service</w:t>
+      </w:r>
+      <w:r>
+        <w:rPr>
+          <w:rFonts w:cstheme="minorHAnsi" w:hint="eastAsia"/>
+        </w:rPr>
+        <w:t>会返回</w:t>
+      </w:r>
+      <w:r>
+        <w:rPr>
+          <w:rFonts w:cstheme="minorHAnsi"/>
+        </w:rPr>
+        <w:t>用户拥有的</w:t>
+      </w:r>
+      <w:r>
+        <w:rPr>
+          <w:rFonts w:cstheme="minorHAnsi"/>
+        </w:rPr>
+        <w:t>桶</w:t>
+      </w:r>
+      <w:r>
+        <w:rPr>
+          <w:rFonts w:cstheme="minorHAnsi" w:hint="eastAsia"/>
+        </w:rPr>
+        <w:t>列表</w:t>
+      </w:r>
+      <w:r>
+        <w:rPr>
+          <w:rFonts w:cstheme="minorHAnsi"/>
+        </w:rPr>
+        <w:t>信息。</w:t>
       </w:r>
     </w:p>
+    <w:p>
+      <w:pPr>
+        <w:ind w:left="0" w:firstLineChars="200" w:firstLine="420"/>
+        <w:rPr>
+          <w:rFonts w:cstheme="minorHAnsi"/>
+        </w:rPr>
+      </w:pPr>
+      <w:r>
+        <w:rPr>
+          <w:rFonts w:cstheme="minorHAnsi"/>
+        </w:rPr>
+        <w:t>Request Headers</w:t>
+      </w:r>
+      <w:r>
+        <w:rPr>
+          <w:rFonts w:cstheme="minorHAnsi"/>
+        </w:rPr>
+        <w:t>：无特殊</w:t>
+      </w:r>
+      <w:r>
+        <w:rPr>
+          <w:rFonts w:cstheme="minorHAnsi"/>
+        </w:rPr>
+        <w:t>Header</w:t>
+      </w:r>
+      <w:r>
+        <w:rPr>
+          <w:rFonts w:cstheme="minorHAnsi"/>
+        </w:rPr>
+        <w:t>，参考</w:t>
+      </w:r>
+      <w:r>
+        <w:fldChar w:fldCharType="begin"/>
+      </w:r>
+      <w:r>
+        <w:instrText xml:space="preserve"> HYPERLINK \l "_</w:instrText>
+      </w:r>
+      <w:r>
+        <w:instrText>公共头部</w:instrText>
+      </w:r>
+      <w:r>
+        <w:instrText xml:space="preserve">" </w:instrText>
+      </w:r>
+      <w:r>
+        <w:fldChar w:fldCharType="separate"/>
+      </w:r>
+      <w:r>
+        <w:rPr>
+          <w:rStyle w:val="ad"/>
+          <w:rFonts w:cstheme="minorHAnsi"/>
+        </w:rPr>
+        <w:t>公共头部</w:t>
+      </w:r>
+      <w:r>
+        <w:rPr>
+          <w:rStyle w:val="ad"/>
+          <w:rFonts w:cstheme="minorHAnsi"/>
+        </w:rPr>
+        <w:fldChar w:fldCharType="end"/>
+      </w:r>
+      <w:r>
+        <w:rPr>
+          <w:rFonts w:cstheme="minorHAnsi"/>
+        </w:rPr>
+        <w:t>。</w:t>
+      </w:r>
+    </w:p>
+    <w:p>
+      <w:pPr>
+        <w:ind w:left="0" w:firstLineChars="200" w:firstLine="420"/>
+        <w:rPr>
+          <w:rFonts w:cstheme="minorHAnsi"/>
+        </w:rPr>
+      </w:pPr>
+    </w:p>
+    <w:p>
+      <w:pPr>
+        <w:ind w:left="0" w:firstLineChars="200" w:firstLine="420"/>
+        <w:rPr>
+          <w:rFonts w:cstheme="minorHAnsi"/>
+        </w:rPr>
+      </w:pPr>
+      <w:r>
+        <w:rPr>
+          <w:rFonts w:cstheme="minorHAnsi"/>
+        </w:rPr>
+        <w:t>GET</w:t>
+      </w:r>
+      <w:r>
+        <w:rPr>
+          <w:rFonts w:cstheme="minorHAnsi"/>
+        </w:rPr>
+        <w:t>请求样例：</w:t>
+      </w:r>
+    </w:p>
+    <w:tbl>
+      <w:tblPr>
+        <w:tblStyle w:val="a9"/>
+        <w:tblW w:w="0" w:type="auto"/>
+        <w:tblInd w:w="357" w:type="dxa"/>
+        <w:tblLook w:val="04A0" w:firstRow="1" w:lastRow="0" w:firstColumn="1" w:lastColumn="0" w:noHBand="0" w:noVBand="1"/>
+      </w:tblPr>
+      <w:tblGrid>
+        <w:gridCol w:w="7939"/>
+      </w:tblGrid>
+      <w:tr>
+        <w:tc>
+          <w:tcPr>
+            <w:tcW w:w="7939" w:type="dxa"/>
+          </w:tcPr>
+          <w:p>
+            <w:pPr>
+              <w:ind w:left="0"/>
+              <w:rPr>
+                <w:rFonts w:cstheme="minorHAnsi"/>
+                <w:i/>
+              </w:rPr>
+            </w:pPr>
+            <w:r>
+              <w:rPr>
+                <w:rFonts w:cstheme="minorHAnsi"/>
+                <w:i/>
+              </w:rPr>
+              <w:t xml:space="preserve">GET / HTTP/1.1 </w:t>
+            </w:r>
+          </w:p>
+          <w:p>
+            <w:pPr>
+              <w:ind w:left="0"/>
+              <w:rPr>
+                <w:rFonts w:cstheme="minorHAnsi"/>
+                <w:i/>
+              </w:rPr>
+            </w:pPr>
+            <w:r>
+              <w:rPr>
+                <w:rFonts w:cstheme="minorHAnsi"/>
+                <w:i/>
+              </w:rPr>
+              <w:t xml:space="preserve">Host: sequoia.s3.com </w:t>
+            </w:r>
+          </w:p>
+          <w:p>
+            <w:pPr>
+              <w:ind w:left="0"/>
+              <w:rPr>
+                <w:rFonts w:cstheme="minorHAnsi"/>
+                <w:i/>
+              </w:rPr>
+            </w:pPr>
+            <w:r>
+              <w:rPr>
+                <w:rFonts w:cstheme="minorHAnsi"/>
+                <w:i/>
+              </w:rPr>
+              <w:t xml:space="preserve">Date: date </w:t>
+            </w:r>
+          </w:p>
+          <w:p>
+            <w:pPr>
+              <w:ind w:left="0"/>
+              <w:rPr>
+                <w:rFonts w:cstheme="minorHAnsi"/>
+              </w:rPr>
+            </w:pPr>
+            <w:r>
+              <w:rPr>
+                <w:rFonts w:cstheme="minorHAnsi"/>
+                <w:i/>
+              </w:rPr>
+              <w:t>Authorization: authorization string</w:t>
+            </w:r>
+          </w:p>
+        </w:tc>
+      </w:tr>
+    </w:tbl>
+    <w:p>
+      <w:pPr>
+        <w:ind w:left="0" w:firstLineChars="200" w:firstLine="420"/>
+        <w:rPr>
+          <w:rFonts w:cstheme="minorHAnsi"/>
+        </w:rPr>
+      </w:pPr>
+    </w:p>
+    <w:p>
+      <w:pPr>
+        <w:ind w:left="0" w:firstLineChars="200" w:firstLine="420"/>
+        <w:rPr>
+          <w:rFonts w:cstheme="minorHAnsi"/>
+        </w:rPr>
+      </w:pPr>
+      <w:r>
+        <w:rPr>
+          <w:rFonts w:cstheme="minorHAnsi"/>
+        </w:rPr>
+        <w:t>GET Service</w:t>
+      </w:r>
+      <w:r>
+        <w:rPr>
+          <w:rFonts w:cstheme="minorHAnsi"/>
+        </w:rPr>
+        <w:t>响应</w:t>
+      </w:r>
+      <w:r>
+        <w:rPr>
+          <w:rFonts w:cstheme="minorHAnsi"/>
+        </w:rPr>
+        <w:t>body</w:t>
+      </w:r>
+    </w:p>
+    <w:tbl>
+      <w:tblPr>
+        <w:tblStyle w:val="a9"/>
+        <w:tblW w:w="7938" w:type="dxa"/>
+        <w:tblInd w:w="340" w:type="dxa"/>
+        <w:tblLook w:val="04A0" w:firstRow="1" w:lastRow="0" w:firstColumn="1" w:lastColumn="0" w:noHBand="0" w:noVBand="1"/>
+      </w:tblPr>
+      <w:tblGrid>
+        <w:gridCol w:w="2526"/>
+        <w:gridCol w:w="5412"/>
+      </w:tblGrid>
+      <w:tr>
+        <w:trPr>
+          <w:trHeight w:val="400"/>
+        </w:trPr>
+        <w:tc>
+          <w:tcPr>
+            <w:tcW w:w="2526" w:type="dxa"/>
+            <w:shd w:val="clear" w:color="auto" w:fill="DAEEF3" w:themeFill="accent5" w:themeFillTint="33"/>
+          </w:tcPr>
+          <w:p>
+            <w:pPr>
+              <w:ind w:left="0"/>
+              <w:rPr>
+                <w:rFonts w:cstheme="minorHAnsi"/>
+                <w:b/>
+              </w:rPr>
+            </w:pPr>
+            <w:r>
+              <w:rPr>
+                <w:rFonts w:cstheme="minorHAnsi"/>
+                <w:b/>
+              </w:rPr>
+              <w:t>Name</w:t>
+            </w:r>
+          </w:p>
+        </w:tc>
+        <w:tc>
+          <w:tcPr>
+            <w:tcW w:w="5412" w:type="dxa"/>
+            <w:shd w:val="clear" w:color="auto" w:fill="DAEEF3" w:themeFill="accent5" w:themeFillTint="33"/>
+          </w:tcPr>
+          <w:p>
+            <w:pPr>
+              <w:ind w:left="0"/>
+              <w:rPr>
+                <w:rFonts w:cstheme="minorHAnsi"/>
+                <w:b/>
+              </w:rPr>
+            </w:pPr>
+            <w:r>
+              <w:rPr>
+                <w:rFonts w:cstheme="minorHAnsi"/>
+                <w:b/>
+              </w:rPr>
+              <w:t>Description</w:t>
+            </w:r>
+          </w:p>
+        </w:tc>
+      </w:tr>
+      <w:tr>
+        <w:trPr>
+          <w:trHeight w:val="391"/>
+        </w:trPr>
+        <w:tc>
+          <w:tcPr>
+            <w:tcW w:w="2526" w:type="dxa"/>
+          </w:tcPr>
+          <w:p>
+            <w:pPr>
+              <w:ind w:left="0"/>
+              <w:rPr>
+                <w:rFonts w:cstheme="minorHAnsi"/>
+              </w:rPr>
+            </w:pPr>
+            <w:proofErr w:type="spellStart"/>
+            <w:r>
+              <w:rPr>
+                <w:rFonts w:cstheme="minorHAnsi"/>
+              </w:rPr>
+              <w:t>ListAllMyBucketsResult</w:t>
+            </w:r>
+            <w:proofErr w:type="spellEnd"/>
+          </w:p>
+        </w:tc>
+        <w:tc>
+          <w:tcPr>
+            <w:tcW w:w="5412" w:type="dxa"/>
+          </w:tcPr>
+          <w:p>
+            <w:pPr>
+              <w:ind w:left="0"/>
+              <w:rPr>
+                <w:rFonts w:cstheme="minorHAnsi"/>
+              </w:rPr>
+            </w:pPr>
+            <w:r>
+              <w:rPr>
+                <w:rFonts w:cstheme="minorHAnsi"/>
+              </w:rPr>
+              <w:t>Container for response. Type: Container</w:t>
+            </w:r>
+          </w:p>
+          <w:p>
+            <w:pPr>
+              <w:ind w:left="0"/>
+              <w:rPr>
+                <w:rFonts w:cstheme="minorHAnsi"/>
+              </w:rPr>
+            </w:pPr>
+            <w:r>
+              <w:rPr>
+                <w:rFonts w:cstheme="minorHAnsi"/>
+              </w:rPr>
+              <w:t>Children: Owner, Buckets</w:t>
+            </w:r>
+          </w:p>
+          <w:p>
+            <w:pPr>
+              <w:ind w:left="0"/>
+              <w:rPr>
+                <w:rFonts w:cstheme="minorHAnsi"/>
+              </w:rPr>
+            </w:pPr>
+            <w:r>
+              <w:rPr>
+                <w:rFonts w:cstheme="minorHAnsi"/>
+              </w:rPr>
+              <w:lastRenderedPageBreak/>
+              <w:t>Ancestor: None</w:t>
+            </w:r>
+          </w:p>
+        </w:tc>
+      </w:tr>
+      <w:tr>
+        <w:trPr>
+          <w:trHeight w:val="391"/>
+        </w:trPr>
+        <w:tc>
+          <w:tcPr>
+            <w:tcW w:w="2526" w:type="dxa"/>
+          </w:tcPr>
+          <w:p>
+            <w:pPr>
+              <w:ind w:left="0"/>
+              <w:rPr>
+                <w:rFonts w:cstheme="minorHAnsi"/>
+              </w:rPr>
+            </w:pPr>
+            <w:r>
+              <w:rPr>
+                <w:rFonts w:cstheme="minorHAnsi"/>
+              </w:rPr>
+              <w:lastRenderedPageBreak/>
+              <w:t>Owner</w:t>
+            </w:r>
+          </w:p>
+        </w:tc>
+        <w:tc>
+          <w:tcPr>
+            <w:tcW w:w="5412" w:type="dxa"/>
+          </w:tcPr>
+          <w:p>
+            <w:pPr>
+              <w:ind w:left="0"/>
+              <w:rPr>
+                <w:rFonts w:cstheme="minorHAnsi"/>
+              </w:rPr>
+            </w:pPr>
+            <w:r>
+              <w:rPr>
+                <w:rFonts w:cstheme="minorHAnsi"/>
+              </w:rPr>
+              <w:t>Container for bucket owner information.</w:t>
+            </w:r>
+          </w:p>
+          <w:p>
+            <w:pPr>
+              <w:ind w:left="0"/>
+              <w:rPr>
+                <w:rFonts w:cstheme="minorHAnsi"/>
+              </w:rPr>
+            </w:pPr>
+            <w:r>
+              <w:rPr>
+                <w:rFonts w:cstheme="minorHAnsi"/>
+              </w:rPr>
+              <w:t>Type: Container</w:t>
+            </w:r>
+          </w:p>
+          <w:p>
+            <w:pPr>
+              <w:ind w:left="0"/>
+              <w:rPr>
+                <w:rFonts w:cstheme="minorHAnsi"/>
+              </w:rPr>
+            </w:pPr>
+            <w:r>
+              <w:rPr>
+                <w:rFonts w:cstheme="minorHAnsi"/>
+              </w:rPr>
+              <w:t xml:space="preserve">Ancestor: </w:t>
+            </w:r>
+            <w:proofErr w:type="spellStart"/>
+            <w:r>
+              <w:rPr>
+                <w:rFonts w:cstheme="minorHAnsi"/>
+              </w:rPr>
+              <w:t>ListAllMyBucketsResult</w:t>
+            </w:r>
+            <w:proofErr w:type="spellEnd"/>
+          </w:p>
+        </w:tc>
+      </w:tr>
+      <w:tr>
+        <w:trPr>
+          <w:trHeight w:val="391"/>
+        </w:trPr>
+        <w:tc>
+          <w:tcPr>
+            <w:tcW w:w="2526" w:type="dxa"/>
+          </w:tcPr>
+          <w:p>
+            <w:pPr>
+              <w:ind w:left="0"/>
+              <w:rPr>
+                <w:rFonts w:cstheme="minorHAnsi"/>
+              </w:rPr>
+            </w:pPr>
+            <w:r>
+              <w:rPr>
+                <w:rFonts w:cstheme="minorHAnsi"/>
+              </w:rPr>
+              <w:t>ID</w:t>
+            </w:r>
+          </w:p>
+        </w:tc>
+        <w:tc>
+          <w:tcPr>
+            <w:tcW w:w="5412" w:type="dxa"/>
+          </w:tcPr>
+          <w:p>
+            <w:pPr>
+              <w:ind w:left="0"/>
+              <w:rPr>
+                <w:rFonts w:cstheme="minorHAnsi"/>
+              </w:rPr>
+            </w:pPr>
+            <w:r>
+              <w:rPr>
+                <w:rFonts w:cstheme="minorHAnsi"/>
+              </w:rPr>
+              <w:t xml:space="preserve">Bucket owner's user ID. </w:t>
+            </w:r>
+          </w:p>
+          <w:p>
+            <w:pPr>
+              <w:ind w:left="0"/>
+              <w:rPr>
+                <w:rFonts w:cstheme="minorHAnsi"/>
+              </w:rPr>
+            </w:pPr>
+            <w:r>
+              <w:rPr>
+                <w:rFonts w:cstheme="minorHAnsi"/>
+              </w:rPr>
+              <w:t>Type: String</w:t>
+            </w:r>
+          </w:p>
+          <w:p>
+            <w:pPr>
+              <w:ind w:left="0"/>
+              <w:rPr>
+                <w:rFonts w:cstheme="minorHAnsi"/>
+              </w:rPr>
+            </w:pPr>
+            <w:r>
+              <w:rPr>
+                <w:rFonts w:cstheme="minorHAnsi"/>
+              </w:rPr>
+              <w:t xml:space="preserve">Ancestor: </w:t>
+            </w:r>
+            <w:proofErr w:type="spellStart"/>
+            <w:r>
+              <w:rPr>
+                <w:rFonts w:cstheme="minorHAnsi"/>
+              </w:rPr>
+              <w:t>ListAllMyBucketsResult.Owner</w:t>
+            </w:r>
+            <w:proofErr w:type="spellEnd"/>
+          </w:p>
+        </w:tc>
+      </w:tr>
+      <w:tr>
+        <w:trPr>
+          <w:trHeight w:val="391"/>
+        </w:trPr>
+        <w:tc>
+          <w:tcPr>
+            <w:tcW w:w="2526" w:type="dxa"/>
+          </w:tcPr>
+          <w:p>
+            <w:pPr>
+              <w:ind w:left="0"/>
+              <w:rPr>
+                <w:rFonts w:cstheme="minorHAnsi"/>
+              </w:rPr>
+            </w:pPr>
+            <w:proofErr w:type="spellStart"/>
+            <w:r>
+              <w:rPr>
+                <w:rFonts w:cstheme="minorHAnsi"/>
+              </w:rPr>
+              <w:t>DisplayName</w:t>
+            </w:r>
+            <w:proofErr w:type="spellEnd"/>
+          </w:p>
+        </w:tc>
+        <w:tc>
+          <w:tcPr>
+            <w:tcW w:w="5412" w:type="dxa"/>
+          </w:tcPr>
+          <w:p>
+            <w:pPr>
+              <w:ind w:left="0"/>
+              <w:rPr>
+                <w:rFonts w:cstheme="minorHAnsi"/>
+              </w:rPr>
+            </w:pPr>
+            <w:r>
+              <w:rPr>
+                <w:rFonts w:cstheme="minorHAnsi"/>
+              </w:rPr>
+              <w:t>Bucket owner's display name.</w:t>
+            </w:r>
+          </w:p>
+          <w:p>
+            <w:pPr>
+              <w:ind w:left="0"/>
+              <w:rPr>
+                <w:rFonts w:cstheme="minorHAnsi"/>
+              </w:rPr>
+            </w:pPr>
+            <w:r>
+              <w:rPr>
+                <w:rFonts w:cstheme="minorHAnsi"/>
+              </w:rPr>
+              <w:t>Type: String</w:t>
+            </w:r>
+          </w:p>
+          <w:p>
+            <w:pPr>
+              <w:ind w:left="0"/>
+              <w:rPr>
+                <w:rFonts w:cstheme="minorHAnsi"/>
+              </w:rPr>
+            </w:pPr>
+            <w:r>
+              <w:rPr>
+                <w:rFonts w:cstheme="minorHAnsi"/>
+              </w:rPr>
+              <w:t xml:space="preserve">Ancestor: </w:t>
+            </w:r>
+            <w:proofErr w:type="spellStart"/>
+            <w:r>
+              <w:rPr>
+                <w:rFonts w:cstheme="minorHAnsi"/>
+              </w:rPr>
+              <w:t>ListAllMyBucketsResult.Owner</w:t>
+            </w:r>
+            <w:proofErr w:type="spellEnd"/>
+          </w:p>
+        </w:tc>
+      </w:tr>
+      <w:tr>
+        <w:trPr>
+          <w:trHeight w:val="391"/>
+        </w:trPr>
+        <w:tc>
+          <w:tcPr>
+            <w:tcW w:w="2526" w:type="dxa"/>
+          </w:tcPr>
+          <w:p>
+            <w:pPr>
+              <w:ind w:left="0"/>
+              <w:rPr>
+                <w:rFonts w:cstheme="minorHAnsi"/>
+              </w:rPr>
+            </w:pPr>
+            <w:r>
+              <w:rPr>
+                <w:rFonts w:cstheme="minorHAnsi"/>
+              </w:rPr>
+              <w:t>Buckets</w:t>
+            </w:r>
+          </w:p>
+        </w:tc>
+        <w:tc>
+          <w:tcPr>
+            <w:tcW w:w="5412" w:type="dxa"/>
+          </w:tcPr>
+          <w:p>
+            <w:pPr>
+              <w:ind w:left="0"/>
+              <w:rPr>
+                <w:rFonts w:cstheme="minorHAnsi"/>
+              </w:rPr>
+            </w:pPr>
+            <w:r>
+              <w:rPr>
+                <w:rFonts w:cstheme="minorHAnsi"/>
+              </w:rPr>
+              <w:t xml:space="preserve">Container for one or more buckets. </w:t>
+            </w:r>
+          </w:p>
+          <w:p>
+            <w:pPr>
+              <w:ind w:left="0"/>
+              <w:rPr>
+                <w:rFonts w:cstheme="minorHAnsi"/>
+              </w:rPr>
+            </w:pPr>
+            <w:r>
+              <w:rPr>
+                <w:rFonts w:cstheme="minorHAnsi"/>
+              </w:rPr>
+              <w:t>Type: Container</w:t>
+            </w:r>
+          </w:p>
+          <w:p>
+            <w:pPr>
+              <w:ind w:left="0"/>
+              <w:rPr>
+                <w:rFonts w:cstheme="minorHAnsi"/>
+              </w:rPr>
+            </w:pPr>
+            <w:r>
+              <w:rPr>
+                <w:rFonts w:cstheme="minorHAnsi"/>
+              </w:rPr>
+              <w:t>Children: Bucket</w:t>
+            </w:r>
+          </w:p>
+          <w:p>
+            <w:pPr>
+              <w:ind w:left="0"/>
+              <w:rPr>
+                <w:rFonts w:cstheme="minorHAnsi"/>
+              </w:rPr>
+            </w:pPr>
+            <w:r>
+              <w:rPr>
+                <w:rFonts w:cstheme="minorHAnsi"/>
+              </w:rPr>
+              <w:t xml:space="preserve">Ancestor: </w:t>
+            </w:r>
+            <w:proofErr w:type="spellStart"/>
+            <w:r>
+              <w:rPr>
+                <w:rFonts w:cstheme="minorHAnsi"/>
+              </w:rPr>
+              <w:t>ListAllMyBucketsResult</w:t>
+            </w:r>
+            <w:proofErr w:type="spellEnd"/>
+          </w:p>
+        </w:tc>
+      </w:tr>
+      <w:tr>
+        <w:tc>
+          <w:tcPr>
+            <w:tcW w:w="2526" w:type="dxa"/>
+          </w:tcPr>
+          <w:p>
+            <w:pPr>
+              <w:ind w:left="0"/>
+              <w:rPr>
+                <w:rFonts w:cstheme="minorHAnsi"/>
+              </w:rPr>
+            </w:pPr>
+            <w:r>
+              <w:rPr>
+                <w:rFonts w:cstheme="minorHAnsi"/>
+              </w:rPr>
+              <w:t>Bucket</w:t>
+            </w:r>
+          </w:p>
+        </w:tc>
+        <w:tc>
+          <w:tcPr>
+            <w:tcW w:w="5412" w:type="dxa"/>
+          </w:tcPr>
+          <w:p>
+            <w:pPr>
+              <w:ind w:left="0"/>
+              <w:rPr>
+                <w:rFonts w:cstheme="minorHAnsi"/>
+              </w:rPr>
+            </w:pPr>
+            <w:r>
+              <w:rPr>
+                <w:rFonts w:cstheme="minorHAnsi"/>
+              </w:rPr>
+              <w:t xml:space="preserve">Container for bucket information. </w:t>
+            </w:r>
+          </w:p>
+          <w:p>
+            <w:pPr>
+              <w:ind w:left="0"/>
+              <w:rPr>
+                <w:rFonts w:cstheme="minorHAnsi"/>
+              </w:rPr>
+            </w:pPr>
+            <w:r>
+              <w:rPr>
+                <w:rFonts w:cstheme="minorHAnsi"/>
+              </w:rPr>
+              <w:t xml:space="preserve">Type: Container </w:t>
+            </w:r>
+          </w:p>
+          <w:p>
+            <w:pPr>
+              <w:ind w:left="0"/>
+              <w:rPr>
+                <w:rFonts w:cstheme="minorHAnsi"/>
+              </w:rPr>
+            </w:pPr>
+            <w:r>
+              <w:rPr>
+                <w:rFonts w:cstheme="minorHAnsi"/>
+              </w:rPr>
+              <w:t xml:space="preserve">Children: Name, </w:t>
+            </w:r>
+            <w:proofErr w:type="spellStart"/>
+            <w:r>
+              <w:rPr>
+                <w:rFonts w:cstheme="minorHAnsi"/>
+              </w:rPr>
+              <w:t>CreationDate</w:t>
+            </w:r>
+            <w:proofErr w:type="spellEnd"/>
+          </w:p>
+          <w:p>
+            <w:pPr>
+              <w:ind w:left="0"/>
+              <w:rPr>
+                <w:rFonts w:cstheme="minorHAnsi"/>
+              </w:rPr>
+            </w:pPr>
+            <w:r>
+              <w:rPr>
+                <w:rFonts w:cstheme="minorHAnsi"/>
+              </w:rPr>
+              <w:t xml:space="preserve">Ancestor: </w:t>
+            </w:r>
+            <w:proofErr w:type="spellStart"/>
+            <w:r>
+              <w:rPr>
+                <w:rFonts w:cstheme="minorHAnsi"/>
+              </w:rPr>
+              <w:t>ListAllMyBucketsResult.Bucket</w:t>
+            </w:r>
+            <w:proofErr w:type="spellEnd"/>
+          </w:p>
+        </w:tc>
+      </w:tr>
+      <w:tr>
+        <w:tc>
+          <w:tcPr>
+            <w:tcW w:w="2526" w:type="dxa"/>
+          </w:tcPr>
+          <w:p>
+            <w:pPr>
+              <w:ind w:left="0"/>
+              <w:rPr>
+                <w:rFonts w:cstheme="minorHAnsi"/>
+              </w:rPr>
+            </w:pPr>
+            <w:r>
+              <w:rPr>
+                <w:rFonts w:cstheme="minorHAnsi"/>
+              </w:rPr>
+              <w:t>Name</w:t>
+            </w:r>
+          </w:p>
+        </w:tc>
+        <w:tc>
+          <w:tcPr>
+            <w:tcW w:w="5412" w:type="dxa"/>
+          </w:tcPr>
+          <w:p>
+            <w:pPr>
+              <w:ind w:left="0"/>
+              <w:rPr>
+                <w:rFonts w:cstheme="minorHAnsi"/>
+              </w:rPr>
+            </w:pPr>
+            <w:r>
+              <w:rPr>
+                <w:rFonts w:cstheme="minorHAnsi"/>
+              </w:rPr>
+              <w:t xml:space="preserve">Bucket's name. </w:t>
+            </w:r>
+          </w:p>
+          <w:p>
+            <w:pPr>
+              <w:ind w:left="0"/>
+              <w:rPr>
+                <w:rFonts w:cstheme="minorHAnsi"/>
+              </w:rPr>
+            </w:pPr>
+            <w:r>
+              <w:rPr>
+                <w:rFonts w:cstheme="minorHAnsi"/>
+              </w:rPr>
+              <w:t>Type: String</w:t>
+            </w:r>
+          </w:p>
+          <w:p>
+            <w:pPr>
+              <w:ind w:left="0"/>
+              <w:rPr>
+                <w:rFonts w:cstheme="minorHAnsi"/>
+              </w:rPr>
+            </w:pPr>
+            <w:r>
+              <w:rPr>
+                <w:rFonts w:cstheme="minorHAnsi"/>
+              </w:rPr>
+              <w:t xml:space="preserve">Ancestor: </w:t>
+            </w:r>
+            <w:proofErr w:type="spellStart"/>
+            <w:r>
+              <w:rPr>
+                <w:rFonts w:cstheme="minorHAnsi"/>
+              </w:rPr>
+              <w:t>ListAllMyBucketsResult.Buckets.Bucket</w:t>
+            </w:r>
+            <w:proofErr w:type="spellEnd"/>
+          </w:p>
+        </w:tc>
+      </w:tr>
+      <w:tr>
+        <w:tc>
+          <w:tcPr>
+            <w:tcW w:w="2526" w:type="dxa"/>
+          </w:tcPr>
+          <w:p>
+            <w:pPr>
+              <w:ind w:left="0"/>
+              <w:rPr>
+                <w:rFonts w:cstheme="minorHAnsi"/>
+              </w:rPr>
+            </w:pPr>
+            <w:proofErr w:type="spellStart"/>
+            <w:r>
+              <w:rPr>
+                <w:rFonts w:cstheme="minorHAnsi"/>
+              </w:rPr>
+              <w:t>CreationDate</w:t>
+            </w:r>
+            <w:proofErr w:type="spellEnd"/>
+          </w:p>
+        </w:tc>
+        <w:tc>
+          <w:tcPr>
+            <w:tcW w:w="5412" w:type="dxa"/>
+          </w:tcPr>
+          <w:p>
+            <w:pPr>
+              <w:ind w:left="0"/>
+              <w:rPr>
+                <w:rFonts w:cstheme="minorHAnsi"/>
+              </w:rPr>
+            </w:pPr>
+            <w:r>
+              <w:rPr>
+                <w:rFonts w:cstheme="minorHAnsi"/>
+              </w:rPr>
+              <w:t xml:space="preserve">Date the bucket was created. </w:t>
+            </w:r>
+          </w:p>
+          <w:p>
+            <w:pPr>
+              <w:ind w:left="0"/>
+              <w:rPr>
+                <w:rFonts w:cstheme="minorHAnsi"/>
+              </w:rPr>
+            </w:pPr>
+            <w:r>
+              <w:rPr>
+                <w:rFonts w:cstheme="minorHAnsi"/>
+              </w:rPr>
+              <w:t xml:space="preserve">Type: date </w:t>
+            </w:r>
+            <w:proofErr w:type="gramStart"/>
+            <w:r>
+              <w:rPr>
+                <w:rFonts w:cstheme="minorHAnsi"/>
+              </w:rPr>
+              <w:t>( of</w:t>
+            </w:r>
+            <w:proofErr w:type="gramEnd"/>
+            <w:r>
+              <w:rPr>
+                <w:rFonts w:cstheme="minorHAnsi"/>
+              </w:rPr>
+              <w:t xml:space="preserve"> the form </w:t>
+            </w:r>
+            <w:proofErr w:type="spellStart"/>
+            <w:r>
+              <w:rPr>
+                <w:rFonts w:cstheme="minorHAnsi"/>
+              </w:rPr>
+              <w:t>yyyy-mm-ddThh:mm:ss.timezone</w:t>
+            </w:r>
+            <w:proofErr w:type="spellEnd"/>
+            <w:r>
+              <w:rPr>
+                <w:rFonts w:cstheme="minorHAnsi"/>
+              </w:rPr>
+              <w:t>, e.g., 2009-02-03T16:45:09.000Z)</w:t>
+            </w:r>
+          </w:p>
+          <w:p>
+            <w:pPr>
+              <w:ind w:left="0"/>
+              <w:rPr>
+                <w:rFonts w:cstheme="minorHAnsi"/>
+              </w:rPr>
+            </w:pPr>
+            <w:r>
+              <w:rPr>
+                <w:rFonts w:cstheme="minorHAnsi"/>
+              </w:rPr>
+              <w:t xml:space="preserve">Ancestor: </w:t>
+            </w:r>
+            <w:proofErr w:type="spellStart"/>
+            <w:r>
+              <w:rPr>
+                <w:rFonts w:cstheme="minorHAnsi"/>
+              </w:rPr>
+              <w:t>ListAllMyBucketsResult.Buckets.Bucket</w:t>
+            </w:r>
+            <w:proofErr w:type="spellEnd"/>
+          </w:p>
+        </w:tc>
+      </w:tr>
+    </w:tbl>
+    <w:p>
+      <w:pPr>
+        <w:ind w:left="0"/>
+        <w:rPr>
+          <w:rFonts w:cstheme="minorHAnsi"/>
+        </w:rPr>
+      </w:pPr>
+    </w:p>
+    <w:p>
+      <w:pPr>
+        <w:rPr>
+          <w:rFonts w:cstheme="minorHAnsi"/>
+        </w:rPr>
+      </w:pPr>
+      <w:r>
+        <w:rPr>
+          <w:rFonts w:cstheme="minorHAnsi"/>
+        </w:rPr>
+        <w:t>GET</w:t>
+      </w:r>
+      <w:r>
+        <w:rPr>
+          <w:rFonts w:cstheme="minorHAnsi"/>
+        </w:rPr>
+        <w:t>响应样例：</w:t>
+      </w:r>
+    </w:p>
+    <w:tbl>
+      <w:tblPr>
+        <w:tblStyle w:val="a9"/>
+        <w:tblW w:w="0" w:type="auto"/>
+        <w:tblInd w:w="357" w:type="dxa"/>
+        <w:tblLook w:val="04A0" w:firstRow="1" w:lastRow="0" w:firstColumn="1" w:lastColumn="0" w:noHBand="0" w:noVBand="1"/>
+      </w:tblPr>
+      <w:tblGrid>
+        <w:gridCol w:w="7939"/>
+      </w:tblGrid>
+      <w:tr>
+        <w:tc>
+          <w:tcPr>
+            <w:tcW w:w="8522" w:type="dxa"/>
+          </w:tcPr>
+          <w:p>
+            <w:pPr>
+              <w:ind w:left="0"/>
+              <w:rPr>
+                <w:rFonts w:cstheme="minorHAnsi"/>
+                <w:i/>
+              </w:rPr>
+            </w:pPr>
+            <w:proofErr w:type="gramStart"/>
+            <w:r>
+              <w:rPr>
+                <w:rFonts w:cstheme="minorHAnsi"/>
+                <w:i/>
+              </w:rPr>
+              <w:t>&lt;?xml</w:t>
+            </w:r>
+            <w:proofErr w:type="gramEnd"/>
+            <w:r>
+              <w:rPr>
+                <w:rFonts w:cstheme="minorHAnsi"/>
+                <w:i/>
+              </w:rPr>
+              <w:t xml:space="preserve"> version="1.0" encoding="UTF-8"?&gt; </w:t>
+            </w:r>
+          </w:p>
+          <w:p>
+            <w:pPr>
+              <w:ind w:left="420" w:hangingChars="200" w:hanging="420"/>
+              <w:rPr>
+                <w:rFonts w:cstheme="minorHAnsi"/>
+                <w:i/>
+              </w:rPr>
+            </w:pPr>
+            <w:r>
+              <w:rPr>
+                <w:rFonts w:cstheme="minorHAnsi"/>
+                <w:i/>
+              </w:rPr>
+              <w:t>&lt;</w:t>
+            </w:r>
+            <w:proofErr w:type="spellStart"/>
+            <w:r>
+              <w:rPr>
+                <w:rFonts w:cstheme="minorHAnsi"/>
+                <w:i/>
+              </w:rPr>
+              <w:t>ListAllMyBucketsResult</w:t>
+            </w:r>
+            <w:proofErr w:type="spellEnd"/>
+            <w:r>
+              <w:rPr>
+                <w:rFonts w:cstheme="minorHAnsi"/>
+                <w:i/>
+              </w:rPr>
+              <w:t>&gt;</w:t>
+            </w:r>
+          </w:p>
+          <w:p>
+            <w:pPr>
+              <w:ind w:leftChars="100" w:left="420" w:hangingChars="100" w:hanging="210"/>
+              <w:rPr>
+                <w:rFonts w:cstheme="minorHAnsi"/>
+                <w:i/>
+              </w:rPr>
+            </w:pPr>
+            <w:r>
+              <w:rPr>
+                <w:rFonts w:cstheme="minorHAnsi"/>
+                <w:i/>
+              </w:rPr>
+              <w:t xml:space="preserve">  &lt;Owner&gt;  </w:t>
+            </w:r>
+          </w:p>
+          <w:p>
+            <w:pPr>
+              <w:ind w:left="630" w:hangingChars="300" w:hanging="630"/>
+              <w:rPr>
+                <w:rFonts w:cstheme="minorHAnsi"/>
+                <w:i/>
+              </w:rPr>
+            </w:pPr>
+            <w:r>
+              <w:rPr>
+                <w:rFonts w:cstheme="minorHAnsi"/>
+                <w:i/>
+              </w:rPr>
+              <w:t xml:space="preserve">      &lt;ID&gt;bcaf1ffd86f461ca5fb16fd081034f&lt;/ID&gt;  </w:t>
+            </w:r>
+          </w:p>
+          <w:p>
+            <w:pPr>
+              <w:ind w:leftChars="200" w:left="630" w:hangingChars="100" w:hanging="210"/>
+              <w:rPr>
+                <w:rFonts w:cstheme="minorHAnsi"/>
+                <w:i/>
+              </w:rPr>
+            </w:pPr>
+            <w:r>
+              <w:rPr>
+                <w:rFonts w:cstheme="minorHAnsi"/>
+                <w:i/>
+              </w:rPr>
+              <w:t xml:space="preserve">  &lt;</w:t>
+            </w:r>
+            <w:proofErr w:type="spellStart"/>
+            <w:r>
+              <w:rPr>
+                <w:rFonts w:cstheme="minorHAnsi"/>
+                <w:i/>
+              </w:rPr>
+              <w:t>DisplayName</w:t>
+            </w:r>
+            <w:proofErr w:type="spellEnd"/>
+            <w:r>
+              <w:rPr>
+                <w:rFonts w:cstheme="minorHAnsi"/>
+                <w:i/>
+              </w:rPr>
+              <w:t>&gt;</w:t>
+            </w:r>
+            <w:proofErr w:type="spellStart"/>
+            <w:r>
+              <w:rPr>
+                <w:rFonts w:cstheme="minorHAnsi"/>
+                <w:i/>
+              </w:rPr>
+              <w:t>webfile</w:t>
+            </w:r>
+            <w:proofErr w:type="spellEnd"/>
+            <w:r>
+              <w:rPr>
+                <w:rFonts w:cstheme="minorHAnsi"/>
+                <w:i/>
+              </w:rPr>
+              <w:t>&lt;/</w:t>
+            </w:r>
+            <w:proofErr w:type="spellStart"/>
+            <w:r>
+              <w:rPr>
+                <w:rFonts w:cstheme="minorHAnsi"/>
+                <w:i/>
+              </w:rPr>
+              <w:t>DisplayName</w:t>
+            </w:r>
+            <w:proofErr w:type="spellEnd"/>
+            <w:r>
+              <w:rPr>
+                <w:rFonts w:cstheme="minorHAnsi"/>
+                <w:i/>
+              </w:rPr>
+              <w:t xml:space="preserve">&gt;  </w:t>
+            </w:r>
+          </w:p>
+          <w:p>
+            <w:pPr>
+              <w:ind w:leftChars="100" w:left="210" w:firstLineChars="100" w:firstLine="210"/>
+              <w:rPr>
+                <w:rFonts w:cstheme="minorHAnsi"/>
+                <w:i/>
+              </w:rPr>
+            </w:pPr>
+            <w:r>
+              <w:rPr>
+                <w:rFonts w:cstheme="minorHAnsi"/>
+                <w:i/>
+              </w:rPr>
+              <w:t xml:space="preserve">&lt;/Owner&gt;  </w:t>
+            </w:r>
+          </w:p>
+          <w:p>
+            <w:pPr>
+              <w:ind w:left="0" w:firstLineChars="200" w:firstLine="420"/>
+              <w:rPr>
+                <w:rFonts w:cstheme="minorHAnsi"/>
+                <w:i/>
+              </w:rPr>
+            </w:pPr>
+            <w:r>
+              <w:rPr>
+                <w:rFonts w:cstheme="minorHAnsi"/>
+                <w:i/>
+              </w:rPr>
+              <w:t>&lt;Buckets&gt;</w:t>
+            </w:r>
+          </w:p>
+          <w:p>
+            <w:pPr>
+              <w:ind w:left="0" w:firstLineChars="400" w:firstLine="840"/>
+              <w:rPr>
+                <w:rFonts w:cstheme="minorHAnsi"/>
+                <w:i/>
+              </w:rPr>
+            </w:pPr>
+            <w:r>
+              <w:rPr>
+                <w:rFonts w:cstheme="minorHAnsi"/>
+                <w:i/>
+              </w:rPr>
+              <w:t>&lt;Bucket&gt;</w:t>
+            </w:r>
+          </w:p>
+          <w:p>
+            <w:pPr>
+              <w:ind w:left="0" w:firstLine="420"/>
+              <w:rPr>
+                <w:rFonts w:cstheme="minorHAnsi"/>
+                <w:i/>
+              </w:rPr>
+            </w:pPr>
+            <w:r>
+              <w:rPr>
+                <w:rFonts w:cstheme="minorHAnsi"/>
+                <w:i/>
+              </w:rPr>
+              <w:t xml:space="preserve">      &lt;Name&gt;quotes&lt;/Name&gt;   </w:t>
+            </w:r>
+          </w:p>
+          <w:p>
+            <w:pPr>
+              <w:ind w:leftChars="300" w:left="840" w:hangingChars="100" w:hanging="210"/>
+              <w:rPr>
+                <w:rFonts w:cstheme="minorHAnsi"/>
+                <w:i/>
+              </w:rPr>
+            </w:pPr>
+            <w:r>
+              <w:rPr>
+                <w:rFonts w:cstheme="minorHAnsi"/>
+                <w:i/>
+              </w:rPr>
+              <w:t xml:space="preserve">   &lt;</w:t>
+            </w:r>
+            <w:proofErr w:type="spellStart"/>
+            <w:r>
+              <w:rPr>
+                <w:rFonts w:cstheme="minorHAnsi"/>
+                <w:i/>
+              </w:rPr>
+              <w:t>CreationDate</w:t>
+            </w:r>
+            <w:proofErr w:type="spellEnd"/>
+            <w:r>
+              <w:rPr>
+                <w:rFonts w:cstheme="minorHAnsi"/>
+                <w:i/>
+              </w:rPr>
+              <w:t>&gt;2006-02-03T16:45:09.000Z&lt;/</w:t>
+            </w:r>
+            <w:proofErr w:type="spellStart"/>
+            <w:r>
+              <w:rPr>
+                <w:rFonts w:cstheme="minorHAnsi"/>
+                <w:i/>
+              </w:rPr>
+              <w:t>CreationDate</w:t>
+            </w:r>
+            <w:proofErr w:type="spellEnd"/>
+            <w:r>
+              <w:rPr>
+                <w:rFonts w:cstheme="minorHAnsi"/>
+                <w:i/>
+              </w:rPr>
+              <w:t xml:space="preserve">&gt;  </w:t>
+            </w:r>
+          </w:p>
+          <w:p>
+            <w:pPr>
+              <w:ind w:leftChars="300" w:left="840" w:hangingChars="100" w:hanging="210"/>
+              <w:rPr>
+                <w:rFonts w:cstheme="minorHAnsi"/>
+                <w:i/>
+              </w:rPr>
+            </w:pPr>
+            <w:r>
+              <w:rPr>
+                <w:rFonts w:cstheme="minorHAnsi"/>
+                <w:i/>
+              </w:rPr>
+              <w:t xml:space="preserve">  &lt;/Bucket&gt;  </w:t>
+            </w:r>
+          </w:p>
+          <w:p>
+            <w:pPr>
+              <w:ind w:left="0" w:firstLineChars="100" w:firstLine="210"/>
+              <w:rPr>
+                <w:rFonts w:cstheme="minorHAnsi"/>
+                <w:i/>
+              </w:rPr>
+            </w:pPr>
+            <w:r>
+              <w:rPr>
+                <w:rFonts w:cstheme="minorHAnsi"/>
+                <w:i/>
+              </w:rPr>
+              <w:t xml:space="preserve">      &lt;Bucket&gt;</w:t>
+            </w:r>
+          </w:p>
+          <w:p>
+            <w:pPr>
+              <w:ind w:left="0" w:firstLineChars="200" w:firstLine="420"/>
+              <w:rPr>
+                <w:rFonts w:cstheme="minorHAnsi"/>
+                <w:i/>
+              </w:rPr>
+            </w:pPr>
+            <w:r>
+              <w:rPr>
+                <w:rFonts w:cstheme="minorHAnsi"/>
+                <w:i/>
+              </w:rPr>
+              <w:t xml:space="preserve">      &lt;Name&gt;samples&lt;/Name&gt;      </w:t>
+            </w:r>
+          </w:p>
+          <w:p>
+            <w:pPr>
+              <w:ind w:leftChars="400" w:left="840" w:firstLineChars="100" w:firstLine="210"/>
+              <w:rPr>
+                <w:rFonts w:cstheme="minorHAnsi"/>
+                <w:i/>
+              </w:rPr>
+            </w:pPr>
+            <w:r>
+              <w:rPr>
+                <w:rFonts w:cstheme="minorHAnsi"/>
+                <w:i/>
+              </w:rPr>
+              <w:t>&lt;</w:t>
+            </w:r>
+            <w:proofErr w:type="spellStart"/>
+            <w:r>
+              <w:rPr>
+                <w:rFonts w:cstheme="minorHAnsi"/>
+                <w:i/>
+              </w:rPr>
+              <w:t>CreationDate</w:t>
+            </w:r>
+            <w:proofErr w:type="spellEnd"/>
+            <w:r>
+              <w:rPr>
+                <w:rFonts w:cstheme="minorHAnsi"/>
+                <w:i/>
+              </w:rPr>
+              <w:t>&gt;2006-02-03T16:41:58.000Z&lt;/</w:t>
+            </w:r>
+            <w:proofErr w:type="spellStart"/>
+            <w:r>
+              <w:rPr>
+                <w:rFonts w:cstheme="minorHAnsi"/>
+                <w:i/>
+              </w:rPr>
+              <w:t>CreationDate</w:t>
+            </w:r>
+            <w:proofErr w:type="spellEnd"/>
+            <w:r>
+              <w:rPr>
+                <w:rFonts w:cstheme="minorHAnsi"/>
+                <w:i/>
+              </w:rPr>
+              <w:t xml:space="preserve">&gt;  </w:t>
+            </w:r>
+          </w:p>
+          <w:p>
+            <w:pPr>
+              <w:ind w:leftChars="356"/>
+              <w:rPr>
+                <w:rFonts w:cstheme="minorHAnsi"/>
+                <w:i/>
+              </w:rPr>
+            </w:pPr>
+            <w:r>
+              <w:rPr>
+                <w:rFonts w:cstheme="minorHAnsi"/>
+                <w:i/>
+              </w:rPr>
+              <w:t xml:space="preserve">&lt;/Bucket&gt; </w:t>
+            </w:r>
+          </w:p>
+          <w:p>
+            <w:pPr>
+              <w:ind w:left="0" w:firstLineChars="200" w:firstLine="420"/>
+              <w:rPr>
+                <w:rFonts w:cstheme="minorHAnsi"/>
+                <w:i/>
+              </w:rPr>
+            </w:pPr>
+            <w:r>
+              <w:rPr>
+                <w:rFonts w:cstheme="minorHAnsi"/>
+                <w:i/>
+              </w:rPr>
+              <w:t xml:space="preserve">&lt;/Buckets&gt; </w:t>
+            </w:r>
+          </w:p>
+          <w:p>
+            <w:pPr>
+              <w:ind w:left="0"/>
+              <w:rPr>
+                <w:rFonts w:cstheme="minorHAnsi"/>
+              </w:rPr>
+            </w:pPr>
+            <w:r>
+              <w:rPr>
+                <w:rFonts w:cstheme="minorHAnsi"/>
+                <w:i/>
+              </w:rPr>
+              <w:t>&lt;/</w:t>
+            </w:r>
+            <w:proofErr w:type="spellStart"/>
+            <w:r>
+              <w:rPr>
+                <w:rFonts w:cstheme="minorHAnsi"/>
+                <w:i/>
+              </w:rPr>
+              <w:t>ListAllMyBucketsResult</w:t>
+            </w:r>
+            <w:proofErr w:type="spellEnd"/>
+            <w:r>
+              <w:rPr>
+                <w:rFonts w:cstheme="minorHAnsi"/>
+                <w:i/>
+              </w:rPr>
+              <w:t xml:space="preserve">&gt; </w:t>
+            </w:r>
+          </w:p>
+        </w:tc>
+      </w:tr>
+    </w:tbl>
     <w:p/>
     <w:p>
       <w:pPr>
-        <w:pStyle w:val="10"/>
-      </w:pPr>
-      <w:r>
-        <w:rPr>
-          <w:rFonts w:hint="eastAsia"/>
-        </w:rPr>
-        <w:t xml:space="preserve">Story </w:t>
-      </w:r>
-      <w:r>
-        <w:rPr>
-          <w:rFonts w:hint="eastAsia"/>
-        </w:rPr>
-        <w:t>简单设计</w:t>
+        <w:pStyle w:val="2"/>
+        <w:ind w:left="210"/>
+      </w:pPr>
+      <w:r>
+        <w:rPr>
+          <w:rFonts w:hint="eastAsia"/>
+        </w:rPr>
+        <w:t>PUT</w:t>
+      </w:r>
+      <w:r>
+        <w:t xml:space="preserve"> </w:t>
+      </w:r>
+      <w:r>
+        <w:rPr>
+          <w:rFonts w:hint="eastAsia"/>
+        </w:rPr>
+        <w:t>Bucket</w:t>
       </w:r>
     </w:p>
     <w:p>
       <w:pPr>
+        <w:ind w:left="0"/>
+      </w:pPr>
+      <w:r>
+        <w:rPr>
+          <w:rFonts w:hint="eastAsia"/>
+        </w:rPr>
+        <w:t xml:space="preserve">  </w:t>
+      </w:r>
+      <w:r>
+        <w:t xml:space="preserve">  </w:t>
+      </w:r>
+      <w:r>
+        <w:rPr>
+          <w:rFonts w:hint="eastAsia"/>
+        </w:rPr>
+        <w:t>创建一个新的存储桶。</w:t>
+      </w:r>
+    </w:p>
+    <w:p>
+      <w:pPr>
+        <w:ind w:left="0" w:firstLine="420"/>
+      </w:pPr>
+      <w:r>
+        <w:rPr>
+          <w:rFonts w:hint="eastAsia"/>
+        </w:rPr>
+        <w:t>存储桶名称规则：</w:t>
+      </w:r>
+    </w:p>
+    <w:p>
+      <w:pPr>
+        <w:ind w:left="0" w:firstLine="420"/>
+        <w:rPr>
+          <w:rFonts w:hint="eastAsia"/>
+        </w:rPr>
+      </w:pPr>
+      <w:r>
+        <w:rPr>
+          <w:rFonts w:hint="eastAsia"/>
+        </w:rPr>
+        <w:t>存储桶名称为“</w:t>
+      </w:r>
+      <w:r>
+        <w:rPr>
+          <w:rFonts w:hint="eastAsia"/>
+        </w:rPr>
+        <w:t>Request-URI</w:t>
+      </w:r>
+      <w:r>
+        <w:rPr>
+          <w:rFonts w:hint="eastAsia"/>
+        </w:rPr>
+        <w:t>”</w:t>
+      </w:r>
+      <w:r>
+        <w:rPr>
+          <w:rFonts w:hint="eastAsia"/>
+        </w:rPr>
+        <w:t>中第一段斜杠分割的部分</w:t>
+      </w:r>
+    </w:p>
+    <w:p>
+      <w:pPr>
+        <w:ind w:left="0" w:firstLine="420"/>
+      </w:pPr>
+      <w:r>
+        <w:rPr>
+          <w:rFonts w:hint="eastAsia"/>
+        </w:rPr>
+        <w:t>存储桶名称在系统中必须唯一，即使属于不同的用户，桶名称也不能重复。</w:t>
+      </w:r>
+    </w:p>
+    <w:p>
+      <w:pPr>
+        <w:ind w:left="0" w:firstLine="420"/>
+      </w:pPr>
+      <w:r>
+        <w:rPr>
+          <w:rFonts w:hint="eastAsia"/>
+        </w:rPr>
+        <w:t>存储桶名称的长度至少为</w:t>
+      </w:r>
+      <w:r>
+        <w:rPr>
+          <w:rFonts w:hint="eastAsia"/>
+        </w:rPr>
+        <w:t>3</w:t>
+      </w:r>
+      <w:r>
+        <w:rPr>
+          <w:rFonts w:hint="eastAsia"/>
+        </w:rPr>
+        <w:t>个字符，且不能超过</w:t>
+      </w:r>
+      <w:r>
+        <w:rPr>
+          <w:rFonts w:hint="eastAsia"/>
+        </w:rPr>
+        <w:t>63</w:t>
+      </w:r>
+      <w:r>
+        <w:rPr>
+          <w:rFonts w:hint="eastAsia"/>
+        </w:rPr>
+        <w:t>字符。</w:t>
+      </w:r>
+    </w:p>
+    <w:p>
+      <w:pPr>
+        <w:ind w:left="0" w:firstLine="420"/>
+      </w:pPr>
+      <w:r>
+        <w:rPr>
+          <w:rFonts w:hint="eastAsia"/>
+        </w:rPr>
+        <w:t>存储桶名称不能包含“</w:t>
+      </w:r>
+      <w:r>
+        <w:rPr>
+          <w:rFonts w:hint="eastAsia"/>
+        </w:rPr>
+        <w:t>/</w:t>
+      </w:r>
+      <w:r>
+        <w:rPr>
+          <w:rFonts w:hint="eastAsia"/>
+        </w:rPr>
+        <w:t>”，该字符在</w:t>
+      </w:r>
+      <w:r>
+        <w:rPr>
+          <w:rFonts w:hint="eastAsia"/>
+        </w:rPr>
+        <w:t>URL</w:t>
+      </w:r>
+      <w:r>
+        <w:rPr>
+          <w:rFonts w:hint="eastAsia"/>
+        </w:rPr>
+        <w:t>中为存储桶名称结</w:t>
+      </w:r>
+      <w:commentRangeStart w:id="1"/>
+      <w:r>
+        <w:rPr>
+          <w:rFonts w:hint="eastAsia"/>
+        </w:rPr>
+        <w:t>束的标志。</w:t>
+      </w:r>
+      <w:commentRangeEnd w:id="1"/>
+      <w:r>
+        <w:rPr>
+          <w:rStyle w:val="af"/>
+        </w:rPr>
+        <w:commentReference w:id="1"/>
+      </w:r>
+    </w:p>
+    <w:p>
+      <w:pPr>
+        <w:ind w:left="0" w:firstLine="420"/>
+        <w:rPr>
+          <w:rFonts w:hint="eastAsia"/>
+        </w:rPr>
+      </w:pPr>
+      <w:r>
+        <w:rPr>
+          <w:rFonts w:hint="eastAsia"/>
+        </w:rPr>
+        <w:t>存储桶名称不能包含“</w:t>
+      </w:r>
+      <w:r>
+        <w:rPr>
+          <w:rFonts w:hint="eastAsia"/>
+        </w:rPr>
+        <w:t>?</w:t>
+      </w:r>
+      <w:r>
+        <w:rPr>
+          <w:rFonts w:hint="eastAsia"/>
+        </w:rPr>
+        <w:t>”，该字符在</w:t>
+      </w:r>
+      <w:r>
+        <w:rPr>
+          <w:rFonts w:hint="eastAsia"/>
+        </w:rPr>
+        <w:t>URL</w:t>
+      </w:r>
+      <w:r>
+        <w:rPr>
+          <w:rFonts w:hint="eastAsia"/>
+        </w:rPr>
+        <w:t>中为</w:t>
+      </w:r>
+      <w:r>
+        <w:rPr>
+          <w:rFonts w:hint="eastAsia"/>
+        </w:rPr>
+        <w:t>URI</w:t>
+      </w:r>
+      <w:r>
+        <w:rPr>
+          <w:rFonts w:hint="eastAsia"/>
+        </w:rPr>
+        <w:t>参数开始的标志。</w:t>
+      </w:r>
+    </w:p>
+    <w:p>
+      <w:pPr>
+        <w:ind w:left="0" w:firstLine="420"/>
+      </w:pPr>
+      <w:r>
+        <w:rPr>
+          <w:rFonts w:hint="eastAsia"/>
+        </w:rPr>
+        <w:t>存储桶名称不能为“</w:t>
+      </w:r>
+      <w:r>
+        <w:rPr>
+          <w:rFonts w:hint="eastAsia"/>
+        </w:rPr>
+        <w:t>users</w:t>
+      </w:r>
+      <w:r>
+        <w:rPr>
+          <w:rFonts w:hint="eastAsia"/>
+        </w:rPr>
+        <w:t>”，此为用户管理预留路径</w:t>
+      </w:r>
+      <w:r>
+        <w:rPr>
+          <w:rFonts w:hint="eastAsia"/>
+        </w:rPr>
+        <w:t>。</w:t>
+      </w:r>
+    </w:p>
+    <w:p>
+      <w:pPr>
+        <w:ind w:left="0" w:firstLine="420"/>
+      </w:pPr>
+      <w:r>
+        <w:rPr>
+          <w:rFonts w:hint="eastAsia"/>
+        </w:rPr>
+        <w:t>一个用户</w:t>
+      </w:r>
+      <w:r>
+        <w:rPr>
+          <w:rFonts w:hint="eastAsia"/>
+        </w:rPr>
+        <w:t>默认</w:t>
+      </w:r>
+      <w:r>
+        <w:rPr>
+          <w:rFonts w:hint="eastAsia"/>
+        </w:rPr>
+        <w:t>最多创建</w:t>
+      </w:r>
+      <w:r>
+        <w:rPr>
+          <w:rFonts w:hint="eastAsia"/>
+        </w:rPr>
+        <w:t>10</w:t>
+      </w:r>
+      <w:commentRangeStart w:id="2"/>
+      <w:r>
+        <w:rPr>
+          <w:rFonts w:hint="eastAsia"/>
+        </w:rPr>
+        <w:t>0</w:t>
+      </w:r>
+      <w:r>
+        <w:rPr>
+          <w:rFonts w:hint="eastAsia"/>
+        </w:rPr>
+        <w:t>个桶</w:t>
+      </w:r>
+      <w:r>
+        <w:rPr>
+          <w:rFonts w:hint="eastAsia"/>
+        </w:rPr>
+        <w:t>，</w:t>
+      </w:r>
+      <w:r>
+        <w:rPr>
+          <w:rFonts w:hint="eastAsia"/>
+        </w:rPr>
+        <w:t>该限制</w:t>
+      </w:r>
+      <w:r>
+        <w:rPr>
+          <w:rFonts w:hint="eastAsia"/>
+        </w:rPr>
+        <w:t>在配</w:t>
+      </w:r>
+      <w:commentRangeStart w:id="3"/>
+      <w:r>
+        <w:rPr>
+          <w:rFonts w:hint="eastAsia"/>
+        </w:rPr>
+        <w:t>置</w:t>
+      </w:r>
+      <w:r>
+        <w:rPr>
+          <w:rFonts w:hint="eastAsia"/>
+        </w:rPr>
+        <w:t>文件</w:t>
+      </w:r>
+      <w:r>
+        <w:rPr>
+          <w:rFonts w:hint="eastAsia"/>
+        </w:rPr>
+        <w:t>中可配</w:t>
+      </w:r>
+      <w:r>
+        <w:rPr>
+          <w:rFonts w:hint="eastAsia"/>
+        </w:rPr>
+        <w:t>。</w:t>
+      </w:r>
+      <w:commentRangeEnd w:id="2"/>
+      <w:r>
+        <w:rPr>
+          <w:rStyle w:val="af"/>
+        </w:rPr>
+        <w:commentReference w:id="2"/>
+      </w:r>
+      <w:commentRangeEnd w:id="3"/>
+      <w:r>
+        <w:rPr>
+          <w:rStyle w:val="af"/>
+        </w:rPr>
+        <w:commentReference w:id="3"/>
+      </w:r>
+    </w:p>
+    <w:p>
+      <w:pPr>
+        <w:ind w:left="0" w:firstLine="420"/>
+      </w:pPr>
+      <w:r>
+        <w:rPr>
+          <w:rFonts w:hint="eastAsia"/>
+        </w:rPr>
+        <w:t>存储桶名称可以包含大小写字母、数字和连字符，大小写不敏感。</w:t>
+      </w:r>
+    </w:p>
+    <w:p>
+      <w:pPr>
+        <w:ind w:left="0" w:firstLine="420"/>
+      </w:pPr>
+      <w:r>
+        <w:rPr>
+          <w:rFonts w:hint="eastAsia"/>
+        </w:rPr>
+        <w:t>存储桶名称建议：</w:t>
+      </w:r>
+    </w:p>
+    <w:p>
+      <w:pPr>
+        <w:ind w:left="0" w:firstLine="420"/>
+      </w:pPr>
+      <w:r>
+        <w:rPr>
+          <w:rFonts w:hint="eastAsia"/>
+        </w:rPr>
+        <w:t>由小写字母，数字和连字符</w:t>
+      </w:r>
+      <w:r>
+        <w:rPr>
+          <w:rFonts w:hint="eastAsia"/>
+        </w:rPr>
+        <w:t>和英文句点</w:t>
+      </w:r>
+      <w:r>
+        <w:rPr>
+          <w:rFonts w:hint="eastAsia"/>
+        </w:rPr>
+        <w:t>组成</w:t>
+      </w:r>
+    </w:p>
+    <w:tbl>
+      <w:tblPr>
+        <w:tblStyle w:val="a9"/>
+        <w:tblW w:w="0" w:type="auto"/>
+        <w:tblInd w:w="421" w:type="dxa"/>
+        <w:tblLook w:val="04A0" w:firstRow="1" w:lastRow="0" w:firstColumn="1" w:lastColumn="0" w:noHBand="0" w:noVBand="1"/>
+      </w:tblPr>
+      <w:tblGrid>
+        <w:gridCol w:w="848"/>
+        <w:gridCol w:w="1703"/>
+        <w:gridCol w:w="2693"/>
+        <w:gridCol w:w="2631"/>
+      </w:tblGrid>
+      <w:tr>
+        <w:tc>
+          <w:tcPr>
+            <w:tcW w:w="848" w:type="dxa"/>
+          </w:tcPr>
+          <w:p>
+            <w:pPr>
+              <w:ind w:left="0"/>
+              <w:rPr>
+                <w:rFonts w:hint="eastAsia"/>
+              </w:rPr>
+            </w:pPr>
+          </w:p>
+        </w:tc>
+        <w:tc>
+          <w:tcPr>
+            <w:tcW w:w="1703" w:type="dxa"/>
+          </w:tcPr>
+          <w:p>
+            <w:pPr>
+              <w:ind w:left="0"/>
+              <w:rPr>
+                <w:rFonts w:hint="eastAsia"/>
+              </w:rPr>
+            </w:pPr>
+          </w:p>
+        </w:tc>
+        <w:tc>
+          <w:tcPr>
+            <w:tcW w:w="2693" w:type="dxa"/>
+          </w:tcPr>
+          <w:p>
+            <w:pPr>
+              <w:ind w:left="0"/>
+            </w:pPr>
+            <w:r>
+              <w:rPr>
+                <w:rFonts w:hint="eastAsia"/>
+              </w:rPr>
+              <w:t>S3</w:t>
+            </w:r>
+            <w:r>
+              <w:rPr>
+                <w:rFonts w:hint="eastAsia"/>
+              </w:rPr>
+              <w:t>存储桶命名规则</w:t>
+            </w:r>
+          </w:p>
+        </w:tc>
+        <w:tc>
+          <w:tcPr>
+            <w:tcW w:w="2631" w:type="dxa"/>
+          </w:tcPr>
+          <w:p>
+            <w:pPr>
+              <w:ind w:left="0"/>
+              <w:rPr>
+                <w:rFonts w:hint="eastAsia"/>
+              </w:rPr>
+            </w:pPr>
+            <w:r>
+              <w:t>S</w:t>
+            </w:r>
+            <w:r>
+              <w:rPr>
+                <w:rFonts w:hint="eastAsia"/>
+              </w:rPr>
+              <w:t>equoias</w:t>
+            </w:r>
+            <w:r>
+              <w:t>3</w:t>
+            </w:r>
+            <w:r>
+              <w:rPr>
+                <w:rFonts w:hint="eastAsia"/>
+              </w:rPr>
+              <w:t>存储桶命名规则</w:t>
+            </w:r>
+          </w:p>
+        </w:tc>
+      </w:tr>
+      <w:tr>
+        <w:tc>
+          <w:tcPr>
+            <w:tcW w:w="848" w:type="dxa"/>
+          </w:tcPr>
+          <w:p>
+            <w:pPr>
+              <w:ind w:left="0"/>
+            </w:pPr>
+            <w:r>
+              <w:rPr>
+                <w:rFonts w:hint="eastAsia"/>
+              </w:rPr>
+              <w:t>长度</w:t>
+            </w:r>
+          </w:p>
+        </w:tc>
+        <w:tc>
+          <w:tcPr>
+            <w:tcW w:w="1703" w:type="dxa"/>
+          </w:tcPr>
+          <w:p>
+            <w:pPr>
+              <w:ind w:left="0"/>
+              <w:rPr>
+                <w:rFonts w:hint="eastAsia"/>
+              </w:rPr>
+            </w:pPr>
+          </w:p>
+        </w:tc>
+        <w:tc>
+          <w:tcPr>
+            <w:tcW w:w="2693" w:type="dxa"/>
+          </w:tcPr>
+          <w:p>
+            <w:pPr>
+              <w:ind w:left="0"/>
+            </w:pPr>
+            <w:r>
+              <w:rPr>
+                <w:rFonts w:hint="eastAsia"/>
+              </w:rPr>
+              <w:t>3-63</w:t>
+            </w:r>
+          </w:p>
+        </w:tc>
+        <w:tc>
+          <w:tcPr>
+            <w:tcW w:w="2631" w:type="dxa"/>
+          </w:tcPr>
+          <w:p>
+            <w:pPr>
+              <w:ind w:left="0"/>
+            </w:pPr>
+            <w:r>
+              <w:rPr>
+                <w:rFonts w:hint="eastAsia"/>
+              </w:rPr>
+              <w:t>3-63</w:t>
+            </w:r>
+          </w:p>
+        </w:tc>
+      </w:tr>
+      <w:tr>
+        <w:tc>
+          <w:tcPr>
+            <w:tcW w:w="848" w:type="dxa"/>
+          </w:tcPr>
+          <w:p>
+            <w:pPr>
+              <w:ind w:left="0"/>
+            </w:pPr>
+            <w:r>
+              <w:rPr>
+                <w:rFonts w:hint="eastAsia"/>
+              </w:rPr>
+              <w:t>个数</w:t>
+            </w:r>
+          </w:p>
+        </w:tc>
+        <w:tc>
+          <w:tcPr>
+            <w:tcW w:w="1703" w:type="dxa"/>
+          </w:tcPr>
+          <w:p>
+            <w:pPr>
+              <w:ind w:left="0"/>
+              <w:rPr>
+                <w:rFonts w:hint="eastAsia"/>
+              </w:rPr>
+            </w:pPr>
+          </w:p>
+        </w:tc>
+        <w:tc>
+          <w:tcPr>
+            <w:tcW w:w="2693" w:type="dxa"/>
+          </w:tcPr>
+          <w:p>
+            <w:pPr>
+              <w:ind w:left="0"/>
+            </w:pPr>
+            <w:r>
+              <w:rPr>
+                <w:rFonts w:hint="eastAsia"/>
+              </w:rPr>
+              <w:t>100</w:t>
+            </w:r>
+          </w:p>
+        </w:tc>
+        <w:tc>
+          <w:tcPr>
+            <w:tcW w:w="2631" w:type="dxa"/>
+          </w:tcPr>
+          <w:p>
+            <w:pPr>
+              <w:ind w:left="0"/>
+            </w:pPr>
+            <w:r>
+              <w:rPr>
+                <w:rFonts w:hint="eastAsia"/>
+              </w:rPr>
+              <w:t>100</w:t>
+            </w:r>
+          </w:p>
+        </w:tc>
+      </w:tr>
+      <w:tr>
+        <w:tc>
+          <w:tcPr>
+            <w:tcW w:w="848" w:type="dxa"/>
+          </w:tcPr>
+          <w:p>
+            <w:pPr>
+              <w:ind w:left="0"/>
+            </w:pPr>
+            <w:r>
+              <w:rPr>
+                <w:rFonts w:hint="eastAsia"/>
+              </w:rPr>
+              <w:t>字符</w:t>
+            </w:r>
+          </w:p>
+        </w:tc>
+        <w:tc>
+          <w:tcPr>
+            <w:tcW w:w="1703" w:type="dxa"/>
+          </w:tcPr>
+          <w:p>
+            <w:pPr>
+              <w:ind w:left="0"/>
+            </w:pPr>
+            <w:r>
+              <w:rPr>
+                <w:rFonts w:hint="eastAsia"/>
+              </w:rPr>
+              <w:t>大写字母</w:t>
+            </w:r>
+          </w:p>
+        </w:tc>
+        <w:tc>
+          <w:tcPr>
+            <w:tcW w:w="2693" w:type="dxa"/>
+          </w:tcPr>
+          <w:p>
+            <w:pPr>
+              <w:ind w:left="0"/>
+            </w:pPr>
+            <w:r>
+              <w:rPr>
+                <w:rFonts w:hint="eastAsia"/>
+              </w:rPr>
+              <w:t>不允许</w:t>
+            </w:r>
+          </w:p>
+        </w:tc>
+        <w:tc>
+          <w:tcPr>
+            <w:tcW w:w="2631" w:type="dxa"/>
+          </w:tcPr>
+          <w:p>
+            <w:pPr>
+              <w:ind w:left="0"/>
+            </w:pPr>
+            <w:r>
+              <w:rPr>
+                <w:rFonts w:hint="eastAsia"/>
+              </w:rPr>
+              <w:t>允许</w:t>
+            </w:r>
+          </w:p>
+        </w:tc>
+      </w:tr>
+      <w:tr>
+        <w:tc>
+          <w:tcPr>
+            <w:tcW w:w="848" w:type="dxa"/>
+          </w:tcPr>
+          <w:p>
+            <w:pPr>
+              <w:ind w:left="0"/>
+            </w:pPr>
+          </w:p>
+        </w:tc>
+        <w:tc>
+          <w:tcPr>
+            <w:tcW w:w="1703" w:type="dxa"/>
+          </w:tcPr>
+          <w:p>
+            <w:pPr>
+              <w:ind w:left="0"/>
+              <w:rPr>
+                <w:rFonts w:hint="eastAsia"/>
+              </w:rPr>
+            </w:pPr>
+            <w:r>
+              <w:rPr>
+                <w:rFonts w:hint="eastAsia"/>
+              </w:rPr>
+              <w:t>小写字母</w:t>
+            </w:r>
+          </w:p>
+        </w:tc>
+        <w:tc>
+          <w:tcPr>
+            <w:tcW w:w="2693" w:type="dxa"/>
+          </w:tcPr>
+          <w:p>
+            <w:pPr>
+              <w:ind w:left="0"/>
+            </w:pPr>
+            <w:r>
+              <w:rPr>
+                <w:rFonts w:hint="eastAsia"/>
+              </w:rPr>
+              <w:t>允许</w:t>
+            </w:r>
+          </w:p>
+        </w:tc>
+        <w:tc>
+          <w:tcPr>
+            <w:tcW w:w="2631" w:type="dxa"/>
+          </w:tcPr>
+          <w:p>
+            <w:pPr>
+              <w:ind w:left="0"/>
+            </w:pPr>
+            <w:r>
+              <w:rPr>
+                <w:rFonts w:hint="eastAsia"/>
+              </w:rPr>
+              <w:t>允许</w:t>
+            </w:r>
+          </w:p>
+        </w:tc>
+      </w:tr>
+      <w:tr>
+        <w:tc>
+          <w:tcPr>
+            <w:tcW w:w="848" w:type="dxa"/>
+          </w:tcPr>
+          <w:p>
+            <w:pPr>
+              <w:ind w:left="0"/>
+            </w:pPr>
+          </w:p>
+        </w:tc>
+        <w:tc>
+          <w:tcPr>
+            <w:tcW w:w="1703" w:type="dxa"/>
+          </w:tcPr>
+          <w:p>
+            <w:pPr>
+              <w:ind w:left="0"/>
+            </w:pPr>
+            <w:r>
+              <w:rPr>
+                <w:rFonts w:hint="eastAsia"/>
+              </w:rPr>
+              <w:t>数字</w:t>
+            </w:r>
+          </w:p>
+        </w:tc>
+        <w:tc>
+          <w:tcPr>
+            <w:tcW w:w="2693" w:type="dxa"/>
+          </w:tcPr>
+          <w:p>
+            <w:pPr>
+              <w:ind w:left="0"/>
+            </w:pPr>
+            <w:r>
+              <w:rPr>
+                <w:rFonts w:hint="eastAsia"/>
+              </w:rPr>
+              <w:t>允许</w:t>
+            </w:r>
+          </w:p>
+        </w:tc>
+        <w:tc>
+          <w:tcPr>
+            <w:tcW w:w="2631" w:type="dxa"/>
+          </w:tcPr>
+          <w:p>
+            <w:pPr>
+              <w:ind w:left="0"/>
+            </w:pPr>
+            <w:r>
+              <w:rPr>
+                <w:rFonts w:hint="eastAsia"/>
+              </w:rPr>
+              <w:t>允许</w:t>
+            </w:r>
+          </w:p>
+        </w:tc>
+      </w:tr>
+      <w:tr>
+        <w:tc>
+          <w:tcPr>
+            <w:tcW w:w="848" w:type="dxa"/>
+          </w:tcPr>
+          <w:p>
+            <w:pPr>
+              <w:ind w:left="0"/>
+            </w:pPr>
+          </w:p>
+        </w:tc>
+        <w:tc>
+          <w:tcPr>
+            <w:tcW w:w="1703" w:type="dxa"/>
+          </w:tcPr>
+          <w:p>
+            <w:pPr>
+              <w:ind w:left="0"/>
+            </w:pPr>
+            <w:r>
+              <w:rPr>
+                <w:rFonts w:hint="eastAsia"/>
+              </w:rPr>
+              <w:t>下划线</w:t>
+            </w:r>
+            <w:r>
+              <w:rPr>
+                <w:rFonts w:hint="eastAsia"/>
+              </w:rPr>
+              <w:t>_</w:t>
+            </w:r>
+          </w:p>
+        </w:tc>
+        <w:tc>
+          <w:tcPr>
+            <w:tcW w:w="2693" w:type="dxa"/>
+          </w:tcPr>
+          <w:p>
+            <w:pPr>
+              <w:ind w:left="0"/>
+            </w:pPr>
+            <w:r>
+              <w:rPr>
+                <w:rFonts w:hint="eastAsia"/>
+              </w:rPr>
+              <w:t>不允许</w:t>
+            </w:r>
+          </w:p>
+        </w:tc>
+        <w:tc>
+          <w:tcPr>
+            <w:tcW w:w="2631" w:type="dxa"/>
+          </w:tcPr>
+          <w:p>
+            <w:pPr>
+              <w:ind w:left="0"/>
+            </w:pPr>
+            <w:r>
+              <w:rPr>
+                <w:rFonts w:hint="eastAsia"/>
+              </w:rPr>
+              <w:t>允许</w:t>
+            </w:r>
+          </w:p>
+        </w:tc>
+      </w:tr>
+      <w:tr>
+        <w:tc>
+          <w:tcPr>
+            <w:tcW w:w="848" w:type="dxa"/>
+          </w:tcPr>
+          <w:p>
+            <w:pPr>
+              <w:ind w:left="0"/>
+            </w:pPr>
+          </w:p>
+        </w:tc>
+        <w:tc>
+          <w:tcPr>
+            <w:tcW w:w="1703" w:type="dxa"/>
+          </w:tcPr>
+          <w:p>
+            <w:pPr>
+              <w:ind w:left="0"/>
+              <w:rPr>
+                <w:rFonts w:hint="eastAsia"/>
+              </w:rPr>
+            </w:pPr>
+            <w:r>
+              <w:rPr>
+                <w:rFonts w:hint="eastAsia"/>
+              </w:rPr>
+              <w:t>点</w:t>
+            </w:r>
+            <w:r>
+              <w:rPr>
+                <w:rFonts w:hint="eastAsia"/>
+              </w:rPr>
+              <w:t>.</w:t>
+            </w:r>
+          </w:p>
+        </w:tc>
+        <w:tc>
+          <w:tcPr>
+            <w:tcW w:w="2693" w:type="dxa"/>
+          </w:tcPr>
+          <w:p>
+            <w:pPr>
+              <w:ind w:left="0"/>
+            </w:pPr>
+            <w:r>
+              <w:rPr>
+                <w:rFonts w:hint="eastAsia"/>
+              </w:rPr>
+              <w:t>允许出现</w:t>
+            </w:r>
+            <w:proofErr w:type="gramStart"/>
+            <w:r>
+              <w:rPr>
+                <w:rFonts w:hint="eastAsia"/>
+              </w:rPr>
+              <w:t>在桶名中间</w:t>
+            </w:r>
+            <w:proofErr w:type="gramEnd"/>
+            <w:r>
+              <w:rPr>
+                <w:rFonts w:hint="eastAsia"/>
+              </w:rPr>
+              <w:t>，不允许出现在开始和结尾，不允许连续出现</w:t>
+            </w:r>
+          </w:p>
+        </w:tc>
+        <w:tc>
+          <w:tcPr>
+            <w:tcW w:w="2631" w:type="dxa"/>
+          </w:tcPr>
+          <w:p>
+            <w:pPr>
+              <w:ind w:left="0"/>
+            </w:pPr>
+            <w:r>
+              <w:rPr>
+                <w:rFonts w:hint="eastAsia"/>
+              </w:rPr>
+              <w:t>允许</w:t>
+            </w:r>
+          </w:p>
+        </w:tc>
+      </w:tr>
+      <w:tr>
+        <w:tc>
+          <w:tcPr>
+            <w:tcW w:w="848" w:type="dxa"/>
+          </w:tcPr>
+          <w:p>
+            <w:pPr>
+              <w:ind w:left="0"/>
+            </w:pPr>
+          </w:p>
+        </w:tc>
+        <w:tc>
+          <w:tcPr>
+            <w:tcW w:w="1703" w:type="dxa"/>
+          </w:tcPr>
+          <w:p>
+            <w:pPr>
+              <w:ind w:left="0"/>
+              <w:rPr>
+                <w:rFonts w:hint="eastAsia"/>
+              </w:rPr>
+            </w:pPr>
+            <w:r>
+              <w:rPr>
+                <w:rFonts w:hint="eastAsia"/>
+              </w:rPr>
+              <w:t>连字符</w:t>
+            </w:r>
+            <w:r>
+              <w:rPr>
+                <w:rFonts w:hint="eastAsia"/>
+              </w:rPr>
+              <w:t>-</w:t>
+            </w:r>
+          </w:p>
+        </w:tc>
+        <w:tc>
+          <w:tcPr>
+            <w:tcW w:w="2693" w:type="dxa"/>
+          </w:tcPr>
+          <w:p>
+            <w:pPr>
+              <w:ind w:left="0"/>
+              <w:rPr>
+                <w:rFonts w:hint="eastAsia"/>
+              </w:rPr>
+            </w:pPr>
+            <w:r>
+              <w:rPr>
+                <w:rFonts w:hint="eastAsia"/>
+              </w:rPr>
+              <w:t>允许，当存储桶名称包含</w:t>
+            </w:r>
+            <w:r>
+              <w:rPr>
+                <w:rFonts w:hint="eastAsia"/>
+              </w:rPr>
+              <w:t>.</w:t>
+            </w:r>
+            <w:r>
+              <w:rPr>
+                <w:rFonts w:hint="eastAsia"/>
+              </w:rPr>
+              <w:t>时，每个被</w:t>
+            </w:r>
+            <w:r>
+              <w:rPr>
+                <w:rFonts w:hint="eastAsia"/>
+              </w:rPr>
+              <w:t>.</w:t>
+            </w:r>
+            <w:r>
+              <w:rPr>
+                <w:rFonts w:hint="eastAsia"/>
+              </w:rPr>
+              <w:t>分割的标签中都必须以字母或数字开始和结尾，不能以连字符开始或结尾。</w:t>
+            </w:r>
+          </w:p>
+        </w:tc>
+        <w:tc>
+          <w:tcPr>
+            <w:tcW w:w="2631" w:type="dxa"/>
+          </w:tcPr>
+          <w:p>
+            <w:pPr>
+              <w:ind w:left="0"/>
+              <w:rPr>
+                <w:rFonts w:hint="eastAsia"/>
+              </w:rPr>
+            </w:pPr>
+            <w:r>
+              <w:rPr>
+                <w:rFonts w:hint="eastAsia"/>
+              </w:rPr>
+              <w:t>允许</w:t>
+            </w:r>
+          </w:p>
+        </w:tc>
+      </w:tr>
+      <w:tr>
+        <w:tc>
+          <w:tcPr>
+            <w:tcW w:w="848" w:type="dxa"/>
+          </w:tcPr>
+          <w:p>
+            <w:pPr>
+              <w:ind w:left="0"/>
+            </w:pPr>
+          </w:p>
+        </w:tc>
+        <w:tc>
+          <w:tcPr>
+            <w:tcW w:w="1703" w:type="dxa"/>
+          </w:tcPr>
+          <w:p>
+            <w:pPr>
+              <w:ind w:left="0"/>
+              <w:rPr>
+                <w:rFonts w:hint="eastAsia"/>
+              </w:rPr>
+            </w:pPr>
+            <w:r>
+              <w:rPr>
+                <w:rFonts w:hint="eastAsia"/>
+              </w:rPr>
+              <w:t>/</w:t>
+            </w:r>
+          </w:p>
+        </w:tc>
+        <w:tc>
+          <w:tcPr>
+            <w:tcW w:w="2693" w:type="dxa"/>
+          </w:tcPr>
+          <w:p>
+            <w:pPr>
+              <w:ind w:left="0"/>
+              <w:rPr>
+                <w:rFonts w:hint="eastAsia"/>
+              </w:rPr>
+            </w:pPr>
+            <w:r>
+              <w:rPr>
+                <w:rFonts w:hint="eastAsia"/>
+              </w:rPr>
+              <w:t>不允许</w:t>
+            </w:r>
+          </w:p>
+        </w:tc>
+        <w:tc>
+          <w:tcPr>
+            <w:tcW w:w="2631" w:type="dxa"/>
+          </w:tcPr>
+          <w:p>
+            <w:pPr>
+              <w:ind w:left="0"/>
+              <w:rPr>
+                <w:rFonts w:hint="eastAsia"/>
+              </w:rPr>
+            </w:pPr>
+            <w:r>
+              <w:rPr>
+                <w:rFonts w:hint="eastAsia"/>
+              </w:rPr>
+              <w:t>不允许</w:t>
+            </w:r>
+          </w:p>
+        </w:tc>
+      </w:tr>
+      <w:tr>
+        <w:tc>
+          <w:tcPr>
+            <w:tcW w:w="848" w:type="dxa"/>
+          </w:tcPr>
+          <w:p>
+            <w:pPr>
+              <w:ind w:left="0"/>
+            </w:pPr>
+          </w:p>
+        </w:tc>
+        <w:tc>
+          <w:tcPr>
+            <w:tcW w:w="1703" w:type="dxa"/>
+          </w:tcPr>
+          <w:p>
+            <w:pPr>
+              <w:ind w:left="0"/>
+              <w:rPr>
+                <w:rFonts w:hint="eastAsia"/>
+              </w:rPr>
+            </w:pPr>
+            <w:r>
+              <w:rPr>
+                <w:rFonts w:hint="eastAsia"/>
+              </w:rPr>
+              <w:t>？</w:t>
+            </w:r>
+          </w:p>
+        </w:tc>
+        <w:tc>
+          <w:tcPr>
+            <w:tcW w:w="2693" w:type="dxa"/>
+          </w:tcPr>
+          <w:p>
+            <w:pPr>
+              <w:ind w:left="0"/>
+              <w:rPr>
+                <w:rFonts w:hint="eastAsia"/>
+              </w:rPr>
+            </w:pPr>
+            <w:r>
+              <w:rPr>
+                <w:rFonts w:hint="eastAsia"/>
+              </w:rPr>
+              <w:t>不允许</w:t>
+            </w:r>
+          </w:p>
+        </w:tc>
+        <w:tc>
+          <w:tcPr>
+            <w:tcW w:w="2631" w:type="dxa"/>
+          </w:tcPr>
+          <w:p>
+            <w:pPr>
+              <w:ind w:left="0"/>
+              <w:rPr>
+                <w:rFonts w:hint="eastAsia"/>
+              </w:rPr>
+            </w:pPr>
+            <w:r>
+              <w:rPr>
+                <w:rFonts w:hint="eastAsia"/>
+              </w:rPr>
+              <w:t>需转义</w:t>
+            </w:r>
+            <w:r>
+              <w:rPr>
+                <w:rFonts w:hint="eastAsia"/>
+              </w:rPr>
+              <w:t>%</w:t>
+            </w:r>
+            <w:r>
+              <w:t>3</w:t>
+            </w:r>
+            <w:r>
+              <w:rPr>
+                <w:rFonts w:hint="eastAsia"/>
+              </w:rPr>
+              <w:t>F</w:t>
+            </w:r>
+          </w:p>
+        </w:tc>
+      </w:tr>
+      <w:tr>
+        <w:tc>
+          <w:tcPr>
+            <w:tcW w:w="848" w:type="dxa"/>
+          </w:tcPr>
+          <w:p>
+            <w:pPr>
+              <w:ind w:left="0"/>
+            </w:pPr>
+          </w:p>
+        </w:tc>
+        <w:tc>
+          <w:tcPr>
+            <w:tcW w:w="1703" w:type="dxa"/>
+          </w:tcPr>
+          <w:p>
+            <w:pPr>
+              <w:ind w:left="0"/>
+              <w:rPr>
+                <w:rFonts w:hint="eastAsia"/>
+              </w:rPr>
+            </w:pPr>
+            <w:r>
+              <w:rPr>
+                <w:rFonts w:hint="eastAsia"/>
+              </w:rPr>
+              <w:t>#</w:t>
+            </w:r>
+          </w:p>
+        </w:tc>
+        <w:tc>
+          <w:tcPr>
+            <w:tcW w:w="2693" w:type="dxa"/>
+          </w:tcPr>
+          <w:p>
+            <w:pPr>
+              <w:ind w:left="0"/>
+              <w:rPr>
+                <w:rFonts w:hint="eastAsia"/>
+              </w:rPr>
+            </w:pPr>
+            <w:r>
+              <w:rPr>
+                <w:rFonts w:hint="eastAsia"/>
+              </w:rPr>
+              <w:t>不允许</w:t>
+            </w:r>
+          </w:p>
+        </w:tc>
+        <w:tc>
+          <w:tcPr>
+            <w:tcW w:w="2631" w:type="dxa"/>
+          </w:tcPr>
+          <w:p>
+            <w:pPr>
+              <w:ind w:left="0"/>
+              <w:rPr>
+                <w:rFonts w:hint="eastAsia"/>
+              </w:rPr>
+            </w:pPr>
+            <w:r>
+              <w:rPr>
+                <w:rFonts w:hint="eastAsia"/>
+              </w:rPr>
+              <w:t>需转义</w:t>
+            </w:r>
+            <w:r>
+              <w:rPr>
+                <w:rFonts w:hint="eastAsia"/>
+              </w:rPr>
+              <w:t>%23</w:t>
+            </w:r>
+          </w:p>
+        </w:tc>
+      </w:tr>
+      <w:tr>
+        <w:tc>
+          <w:tcPr>
+            <w:tcW w:w="848" w:type="dxa"/>
+          </w:tcPr>
+          <w:p>
+            <w:pPr>
+              <w:ind w:left="0"/>
+            </w:pPr>
+          </w:p>
+        </w:tc>
+        <w:tc>
+          <w:tcPr>
+            <w:tcW w:w="1703" w:type="dxa"/>
+          </w:tcPr>
+          <w:p>
+            <w:pPr>
+              <w:ind w:left="0"/>
+              <w:rPr>
+                <w:rFonts w:hint="eastAsia"/>
+              </w:rPr>
+            </w:pPr>
+            <w:r>
+              <w:rPr>
+                <w:rFonts w:hint="eastAsia"/>
+              </w:rPr>
+              <w:t>%</w:t>
+            </w:r>
+          </w:p>
+        </w:tc>
+        <w:tc>
+          <w:tcPr>
+            <w:tcW w:w="2693" w:type="dxa"/>
+          </w:tcPr>
+          <w:p>
+            <w:pPr>
+              <w:ind w:left="0"/>
+              <w:rPr>
+                <w:rFonts w:hint="eastAsia"/>
+              </w:rPr>
+            </w:pPr>
+            <w:r>
+              <w:rPr>
+                <w:rFonts w:hint="eastAsia"/>
+              </w:rPr>
+              <w:t>不允许</w:t>
+            </w:r>
+          </w:p>
+        </w:tc>
+        <w:tc>
+          <w:tcPr>
+            <w:tcW w:w="2631" w:type="dxa"/>
+          </w:tcPr>
+          <w:p>
+            <w:pPr>
+              <w:ind w:left="0"/>
+              <w:rPr>
+                <w:rFonts w:hint="eastAsia"/>
+              </w:rPr>
+            </w:pPr>
+            <w:r>
+              <w:rPr>
+                <w:rFonts w:hint="eastAsia"/>
+              </w:rPr>
+              <w:t>需转义</w:t>
+            </w:r>
+            <w:r>
+              <w:rPr>
+                <w:rFonts w:hint="eastAsia"/>
+              </w:rPr>
+              <w:t>%25</w:t>
+            </w:r>
+          </w:p>
+        </w:tc>
+      </w:tr>
+      <w:tr>
+        <w:tc>
+          <w:tcPr>
+            <w:tcW w:w="848" w:type="dxa"/>
+          </w:tcPr>
+          <w:p>
+            <w:pPr>
+              <w:ind w:left="0"/>
+            </w:pPr>
+          </w:p>
+        </w:tc>
+        <w:tc>
+          <w:tcPr>
+            <w:tcW w:w="1703" w:type="dxa"/>
+          </w:tcPr>
+          <w:p>
+            <w:pPr>
+              <w:ind w:left="0"/>
+              <w:rPr>
+                <w:rFonts w:hint="eastAsia"/>
+              </w:rPr>
+            </w:pPr>
+            <w:r>
+              <w:rPr>
+                <w:rFonts w:hint="eastAsia"/>
+              </w:rPr>
+              <w:t>其他字符</w:t>
+            </w:r>
+          </w:p>
+        </w:tc>
+        <w:tc>
+          <w:tcPr>
+            <w:tcW w:w="2693" w:type="dxa"/>
+          </w:tcPr>
+          <w:p>
+            <w:pPr>
+              <w:ind w:left="0"/>
+              <w:rPr>
+                <w:rFonts w:hint="eastAsia"/>
+              </w:rPr>
+            </w:pPr>
+            <w:r>
+              <w:rPr>
+                <w:rFonts w:hint="eastAsia"/>
+              </w:rPr>
+              <w:t>不允许</w:t>
+            </w:r>
+          </w:p>
+        </w:tc>
+        <w:tc>
+          <w:tcPr>
+            <w:tcW w:w="2631" w:type="dxa"/>
+          </w:tcPr>
+          <w:p>
+            <w:pPr>
+              <w:ind w:left="0"/>
+              <w:rPr>
+                <w:rFonts w:hint="eastAsia"/>
+              </w:rPr>
+            </w:pPr>
+            <w:r>
+              <w:rPr>
+                <w:rFonts w:hint="eastAsia"/>
+              </w:rPr>
+              <w:t>允许</w:t>
+            </w:r>
+            <w:r>
+              <w:rPr>
+                <w:rFonts w:hint="eastAsia"/>
+              </w:rPr>
+              <w:t>。</w:t>
+            </w:r>
+          </w:p>
+          <w:p>
+            <w:pPr>
+              <w:ind w:left="0"/>
+              <w:rPr>
+                <w:rFonts w:hint="eastAsia"/>
+              </w:rPr>
+            </w:pPr>
+            <w:r>
+              <w:rPr>
+                <w:rFonts w:hint="eastAsia"/>
+              </w:rPr>
+              <w:t>对某些特殊字符，可能需要转义</w:t>
+            </w:r>
+            <w:r>
+              <w:rPr>
+                <w:rFonts w:hint="eastAsia"/>
+              </w:rPr>
+              <w:t>。</w:t>
+            </w:r>
+          </w:p>
+        </w:tc>
+      </w:tr>
+      <w:tr>
+        <w:tc>
+          <w:tcPr>
+            <w:tcW w:w="848" w:type="dxa"/>
+          </w:tcPr>
+          <w:p>
+            <w:pPr>
+              <w:ind w:left="0"/>
+            </w:pPr>
+          </w:p>
+        </w:tc>
+        <w:tc>
+          <w:tcPr>
+            <w:tcW w:w="1703" w:type="dxa"/>
+          </w:tcPr>
+          <w:p>
+            <w:pPr>
+              <w:ind w:left="0"/>
+            </w:pPr>
+            <w:r>
+              <w:rPr>
+                <w:rFonts w:hint="eastAsia"/>
+              </w:rPr>
+              <w:t>IP</w:t>
+            </w:r>
+            <w:r>
+              <w:rPr>
+                <w:rFonts w:hint="eastAsia"/>
+              </w:rPr>
+              <w:t>地址样式</w:t>
+            </w:r>
+          </w:p>
+          <w:p>
+            <w:pPr>
+              <w:ind w:left="0"/>
+              <w:rPr>
+                <w:rFonts w:hint="eastAsia"/>
+              </w:rPr>
+            </w:pPr>
+            <w:r>
+              <w:rPr>
+                <w:rFonts w:hint="eastAsia"/>
+              </w:rPr>
+              <w:t>例如</w:t>
+            </w:r>
+            <w:r>
+              <w:rPr>
+                <w:rFonts w:hint="eastAsia"/>
+              </w:rPr>
+              <w:t>192.168.10.71</w:t>
+            </w:r>
+          </w:p>
+        </w:tc>
+        <w:tc>
+          <w:tcPr>
+            <w:tcW w:w="2693" w:type="dxa"/>
+          </w:tcPr>
+          <w:p>
+            <w:pPr>
+              <w:ind w:left="0"/>
+              <w:rPr>
+                <w:rFonts w:hint="eastAsia"/>
+              </w:rPr>
+            </w:pPr>
+            <w:r>
+              <w:rPr>
+                <w:rFonts w:hint="eastAsia"/>
+              </w:rPr>
+              <w:t>不允许</w:t>
+            </w:r>
+          </w:p>
+        </w:tc>
+        <w:tc>
+          <w:tcPr>
+            <w:tcW w:w="2631" w:type="dxa"/>
+          </w:tcPr>
+          <w:p>
+            <w:pPr>
+              <w:ind w:left="0"/>
+              <w:rPr>
+                <w:rFonts w:hint="eastAsia"/>
+              </w:rPr>
+            </w:pPr>
+            <w:r>
+              <w:rPr>
+                <w:rFonts w:hint="eastAsia"/>
+              </w:rPr>
+              <w:t>允许</w:t>
+            </w:r>
+          </w:p>
+        </w:tc>
+      </w:tr>
+    </w:tbl>
+    <w:p>
+      <w:pPr>
+        <w:ind w:left="0" w:firstLine="420"/>
+      </w:pPr>
+    </w:p>
+    <w:p>
+      <w:pPr>
+        <w:rPr>
+          <w:rFonts w:hint="eastAsia"/>
+        </w:rPr>
+      </w:pPr>
+      <w:bookmarkStart w:id="4" w:name="_GoBack"/>
+      <w:bookmarkEnd w:id="4"/>
+    </w:p>
+    <w:p>
+      <w:pPr>
+        <w:ind w:left="0" w:firstLineChars="200" w:firstLine="420"/>
+      </w:pPr>
+      <w:r>
+        <w:lastRenderedPageBreak/>
+        <w:t>Request Headers</w:t>
+      </w:r>
+      <w:r>
+        <w:rPr>
+          <w:rFonts w:hint="eastAsia"/>
+        </w:rPr>
+        <w:t>：无特殊</w:t>
+      </w:r>
+      <w:r>
+        <w:rPr>
+          <w:rFonts w:hint="eastAsia"/>
+        </w:rPr>
+        <w:t>Header</w:t>
+      </w:r>
+      <w:r>
+        <w:rPr>
+          <w:rFonts w:hint="eastAsia"/>
+        </w:rPr>
+        <w:t>，参考</w:t>
+      </w:r>
+      <w:r>
+        <w:fldChar w:fldCharType="begin"/>
+      </w:r>
+      <w:r>
+        <w:instrText xml:space="preserve"> HYPERLINK \l "_</w:instrText>
+      </w:r>
+      <w:r>
+        <w:instrText>公共头部</w:instrText>
+      </w:r>
+      <w:r>
+        <w:instrText xml:space="preserve">" </w:instrText>
+      </w:r>
+      <w:r>
+        <w:fldChar w:fldCharType="separate"/>
+      </w:r>
+      <w:r>
+        <w:rPr>
+          <w:rStyle w:val="ad"/>
+          <w:rFonts w:hint="eastAsia"/>
+        </w:rPr>
+        <w:t>公共头部</w:t>
+      </w:r>
+      <w:r>
+        <w:rPr>
+          <w:rStyle w:val="ad"/>
+        </w:rPr>
+        <w:fldChar w:fldCharType="end"/>
+      </w:r>
+      <w:r>
+        <w:rPr>
+          <w:rFonts w:hint="eastAsia"/>
+        </w:rPr>
+        <w:t>。</w:t>
+      </w:r>
+    </w:p>
+    <w:p>
+      <w:pPr>
+        <w:ind w:left="0" w:firstLineChars="200" w:firstLine="420"/>
+        <w:rPr>
+          <w:rFonts w:cstheme="minorHAnsi"/>
+        </w:rPr>
+      </w:pPr>
+    </w:p>
+    <w:p>
+      <w:pPr>
+        <w:ind w:left="0" w:firstLineChars="200" w:firstLine="420"/>
+        <w:rPr>
+          <w:rFonts w:cstheme="minorHAnsi"/>
+        </w:rPr>
+      </w:pPr>
+      <w:r>
+        <w:rPr>
+          <w:rFonts w:cstheme="minorHAnsi"/>
+        </w:rPr>
+        <w:t>Request body</w:t>
+      </w:r>
+      <w:r>
+        <w:rPr>
+          <w:rFonts w:cstheme="minorHAnsi"/>
+        </w:rPr>
+        <w:t>：</w:t>
+      </w:r>
+    </w:p>
+    <w:tbl>
+      <w:tblPr>
+        <w:tblStyle w:val="a9"/>
+        <w:tblW w:w="0" w:type="auto"/>
+        <w:tblInd w:w="357" w:type="dxa"/>
+        <w:tblLook w:val="04A0" w:firstRow="1" w:lastRow="0" w:firstColumn="1" w:lastColumn="0" w:noHBand="0" w:noVBand="1"/>
+      </w:tblPr>
+      <w:tblGrid>
+        <w:gridCol w:w="2511"/>
+        <w:gridCol w:w="4171"/>
+        <w:gridCol w:w="1257"/>
+      </w:tblGrid>
+      <w:tr>
+        <w:trPr>
+          <w:trHeight w:val="489"/>
+        </w:trPr>
+        <w:tc>
+          <w:tcPr>
+            <w:tcW w:w="1765" w:type="dxa"/>
+            <w:shd w:val="clear" w:color="auto" w:fill="DAEEF3" w:themeFill="accent5" w:themeFillTint="33"/>
+          </w:tcPr>
+          <w:p>
+            <w:pPr>
+              <w:ind w:left="0"/>
+              <w:rPr>
+                <w:rFonts w:cstheme="minorHAnsi"/>
+              </w:rPr>
+            </w:pPr>
+            <w:r>
+              <w:rPr>
+                <w:rFonts w:cstheme="minorHAnsi"/>
+                <w:b/>
+              </w:rPr>
+              <w:t>Name</w:t>
+            </w:r>
+          </w:p>
+        </w:tc>
+        <w:tc>
+          <w:tcPr>
+            <w:tcW w:w="4819" w:type="dxa"/>
+            <w:shd w:val="clear" w:color="auto" w:fill="DAEEF3" w:themeFill="accent5" w:themeFillTint="33"/>
+          </w:tcPr>
+          <w:p>
+            <w:pPr>
+              <w:ind w:left="0"/>
+              <w:rPr>
+                <w:rFonts w:cstheme="minorHAnsi"/>
+              </w:rPr>
+            </w:pPr>
+            <w:r>
+              <w:rPr>
+                <w:rFonts w:cstheme="minorHAnsi"/>
+                <w:b/>
+              </w:rPr>
+              <w:t>Description</w:t>
+            </w:r>
+          </w:p>
+        </w:tc>
+        <w:tc>
+          <w:tcPr>
+            <w:tcW w:w="1355" w:type="dxa"/>
+            <w:shd w:val="clear" w:color="auto" w:fill="DAEEF3" w:themeFill="accent5" w:themeFillTint="33"/>
+          </w:tcPr>
+          <w:p>
+            <w:pPr>
+              <w:ind w:left="0"/>
+              <w:rPr>
+                <w:rFonts w:cstheme="minorHAnsi"/>
+              </w:rPr>
+            </w:pPr>
+            <w:r>
+              <w:rPr>
+                <w:rFonts w:cstheme="minorHAnsi"/>
+                <w:b/>
+              </w:rPr>
+              <w:t>Required</w:t>
+            </w:r>
+          </w:p>
+        </w:tc>
+      </w:tr>
+      <w:tr>
+        <w:trPr>
+          <w:trHeight w:val="489"/>
+        </w:trPr>
+        <w:tc>
+          <w:tcPr>
+            <w:tcW w:w="1765" w:type="dxa"/>
+          </w:tcPr>
+          <w:p>
+            <w:pPr>
+              <w:ind w:left="0"/>
+              <w:rPr>
+                <w:rFonts w:cstheme="minorHAnsi"/>
+              </w:rPr>
+            </w:pPr>
+            <w:proofErr w:type="spellStart"/>
+            <w:r>
+              <w:rPr>
+                <w:rFonts w:cstheme="minorHAnsi"/>
+              </w:rPr>
+              <w:t>CreateBucketConfiguration</w:t>
+            </w:r>
+            <w:proofErr w:type="spellEnd"/>
+          </w:p>
+        </w:tc>
+        <w:tc>
+          <w:tcPr>
+            <w:tcW w:w="4819" w:type="dxa"/>
+          </w:tcPr>
+          <w:p>
+            <w:pPr>
+              <w:ind w:left="0"/>
+              <w:rPr>
+                <w:rFonts w:cstheme="minorHAnsi"/>
+              </w:rPr>
+            </w:pPr>
+            <w:r>
+              <w:rPr>
+                <w:rFonts w:cstheme="minorHAnsi"/>
+              </w:rPr>
+              <w:t>Container for bucket conﬁguration settings.</w:t>
+            </w:r>
+          </w:p>
+          <w:p>
+            <w:pPr>
+              <w:ind w:left="0"/>
+              <w:rPr>
+                <w:rFonts w:cstheme="minorHAnsi"/>
+              </w:rPr>
+            </w:pPr>
+            <w:r>
+              <w:rPr>
+                <w:rFonts w:cstheme="minorHAnsi"/>
+              </w:rPr>
+              <w:t>Type: Container</w:t>
+            </w:r>
+          </w:p>
+        </w:tc>
+        <w:tc>
+          <w:tcPr>
+            <w:tcW w:w="1355" w:type="dxa"/>
+          </w:tcPr>
+          <w:p>
+            <w:pPr>
+              <w:ind w:left="0"/>
+              <w:rPr>
+                <w:rFonts w:cstheme="minorHAnsi"/>
+              </w:rPr>
+            </w:pPr>
+            <w:r>
+              <w:rPr>
+                <w:rFonts w:cstheme="minorHAnsi"/>
+              </w:rPr>
+              <w:t>No</w:t>
+            </w:r>
+          </w:p>
+        </w:tc>
+      </w:tr>
+      <w:tr>
+        <w:trPr>
+          <w:trHeight w:val="555"/>
+        </w:trPr>
+        <w:tc>
+          <w:tcPr>
+            <w:tcW w:w="1765" w:type="dxa"/>
+          </w:tcPr>
+          <w:p>
+            <w:pPr>
+              <w:ind w:left="0"/>
+              <w:rPr>
+                <w:rFonts w:cstheme="minorHAnsi"/>
+              </w:rPr>
+            </w:pPr>
+            <w:proofErr w:type="spellStart"/>
+            <w:r>
+              <w:rPr>
+                <w:rFonts w:cstheme="minorHAnsi"/>
+              </w:rPr>
+              <w:t>Loc</w:t>
+            </w:r>
+            <w:commentRangeStart w:id="5"/>
+            <w:r>
+              <w:rPr>
+                <w:rFonts w:cstheme="minorHAnsi"/>
+              </w:rPr>
+              <w:t>a</w:t>
+            </w:r>
+            <w:commentRangeStart w:id="6"/>
+            <w:r>
+              <w:rPr>
+                <w:rFonts w:cstheme="minorHAnsi"/>
+              </w:rPr>
+              <w:t>tionConstraint</w:t>
+            </w:r>
+            <w:commentRangeEnd w:id="5"/>
+            <w:proofErr w:type="spellEnd"/>
+            <w:r>
+              <w:rPr>
+                <w:rStyle w:val="af"/>
+              </w:rPr>
+              <w:commentReference w:id="5"/>
+            </w:r>
+            <w:commentRangeEnd w:id="6"/>
+            <w:r>
+              <w:rPr>
+                <w:rStyle w:val="af"/>
+              </w:rPr>
+              <w:commentReference w:id="6"/>
+            </w:r>
+          </w:p>
+        </w:tc>
+        <w:tc>
+          <w:tcPr>
+            <w:tcW w:w="4819" w:type="dxa"/>
+          </w:tcPr>
+          <w:p>
+            <w:pPr>
+              <w:ind w:left="0"/>
+              <w:rPr>
+                <w:rFonts w:cstheme="minorHAnsi"/>
+              </w:rPr>
+            </w:pPr>
+            <w:r>
+              <w:rPr>
+                <w:rFonts w:cstheme="minorHAnsi"/>
+              </w:rPr>
+              <w:t xml:space="preserve">Speciﬁes the region where the bucket will be created. </w:t>
+            </w:r>
+          </w:p>
+          <w:p>
+            <w:pPr>
+              <w:ind w:left="0"/>
+              <w:rPr>
+                <w:rFonts w:cstheme="minorHAnsi"/>
+              </w:rPr>
+            </w:pPr>
+            <w:r>
+              <w:rPr>
+                <w:rFonts w:cstheme="minorHAnsi"/>
+              </w:rPr>
+              <w:t>Type</w:t>
+            </w:r>
+            <w:commentRangeStart w:id="7"/>
+            <w:r>
+              <w:rPr>
+                <w:rFonts w:cstheme="minorHAnsi"/>
+              </w:rPr>
+              <w:t>: String</w:t>
+            </w:r>
+            <w:commentRangeEnd w:id="7"/>
+            <w:r>
+              <w:rPr>
+                <w:rStyle w:val="af"/>
+              </w:rPr>
+              <w:commentReference w:id="7"/>
+            </w:r>
+          </w:p>
+          <w:p>
+            <w:pPr>
+              <w:ind w:left="0"/>
+              <w:rPr>
+                <w:rFonts w:cstheme="minorHAnsi"/>
+              </w:rPr>
+            </w:pPr>
+            <w:r>
+              <w:rPr>
+                <w:rFonts w:cstheme="minorHAnsi"/>
+              </w:rPr>
+              <w:t xml:space="preserve">Ancestor: </w:t>
+            </w:r>
+            <w:proofErr w:type="spellStart"/>
+            <w:r>
+              <w:rPr>
+                <w:rFonts w:cstheme="minorHAnsi"/>
+              </w:rPr>
+              <w:t>CreateBucketConﬁguration</w:t>
+            </w:r>
+            <w:proofErr w:type="spellEnd"/>
+          </w:p>
+        </w:tc>
+        <w:tc>
+          <w:tcPr>
+            <w:tcW w:w="1355" w:type="dxa"/>
+          </w:tcPr>
+          <w:p>
+            <w:pPr>
+              <w:ind w:left="0"/>
+              <w:rPr>
+                <w:rFonts w:cstheme="minorHAnsi"/>
+              </w:rPr>
+            </w:pPr>
+            <w:r>
+              <w:rPr>
+                <w:rFonts w:cstheme="minorHAnsi"/>
+              </w:rPr>
+              <w:t>No</w:t>
+            </w:r>
+          </w:p>
+        </w:tc>
+      </w:tr>
+    </w:tbl>
+    <w:p>
+      <w:pPr>
+        <w:rPr>
+          <w:rFonts w:cstheme="minorHAnsi"/>
+        </w:rPr>
+      </w:pPr>
+    </w:p>
+    <w:p>
+      <w:pPr>
+        <w:rPr>
+          <w:rFonts w:cstheme="minorHAnsi"/>
+        </w:rPr>
+      </w:pPr>
+      <w:r>
+        <w:rPr>
+          <w:rFonts w:cstheme="minorHAnsi"/>
+        </w:rPr>
+        <w:t>PUT Bucket</w:t>
+      </w:r>
+      <w:r>
+        <w:rPr>
+          <w:rFonts w:cstheme="minorHAnsi"/>
+        </w:rPr>
+        <w:t>请求样例</w:t>
+      </w:r>
+    </w:p>
+    <w:tbl>
+      <w:tblPr>
+        <w:tblStyle w:val="a9"/>
+        <w:tblW w:w="7938" w:type="dxa"/>
+        <w:tblInd w:w="357" w:type="dxa"/>
+        <w:tblLook w:val="04A0" w:firstRow="1" w:lastRow="0" w:firstColumn="1" w:lastColumn="0" w:noHBand="0" w:noVBand="1"/>
+      </w:tblPr>
+      <w:tblGrid>
+        <w:gridCol w:w="7938"/>
+      </w:tblGrid>
+      <w:tr>
+        <w:tc>
+          <w:tcPr>
+            <w:tcW w:w="8522" w:type="dxa"/>
+          </w:tcPr>
+          <w:p>
+            <w:pPr>
+              <w:ind w:left="0"/>
+              <w:rPr>
+                <w:rFonts w:cstheme="minorHAnsi"/>
+                <w:i/>
+              </w:rPr>
+            </w:pPr>
+            <w:r>
+              <w:rPr>
+                <w:rFonts w:cstheme="minorHAnsi"/>
+                <w:i/>
+              </w:rPr>
+              <w:t>PUT /</w:t>
+            </w:r>
+            <w:r>
+              <w:rPr>
+                <w:rFonts w:cstheme="minorHAnsi" w:hint="eastAsia"/>
+                <w:i/>
+              </w:rPr>
+              <w:t>{</w:t>
+            </w:r>
+            <w:r>
+              <w:rPr>
+                <w:rFonts w:cstheme="minorHAnsi"/>
+                <w:i/>
+              </w:rPr>
+              <w:t>bucket</w:t>
+            </w:r>
+            <w:r>
+              <w:rPr>
+                <w:rFonts w:cstheme="minorHAnsi" w:hint="eastAsia"/>
+                <w:i/>
+              </w:rPr>
+              <w:t>}</w:t>
+            </w:r>
+            <w:r>
+              <w:rPr>
+                <w:rFonts w:cstheme="minorHAnsi"/>
+                <w:i/>
+              </w:rPr>
+              <w:t xml:space="preserve"> HTTP/1.1 </w:t>
+            </w:r>
+          </w:p>
+          <w:p>
+            <w:pPr>
+              <w:ind w:left="0"/>
+              <w:rPr>
+                <w:rFonts w:cstheme="minorHAnsi"/>
+                <w:i/>
+              </w:rPr>
+            </w:pPr>
+            <w:r>
+              <w:rPr>
+                <w:rFonts w:cstheme="minorHAnsi"/>
+                <w:i/>
+              </w:rPr>
+              <w:t xml:space="preserve">Host:sequoia.s3.com </w:t>
+            </w:r>
+          </w:p>
+          <w:p>
+            <w:pPr>
+              <w:ind w:left="0"/>
+              <w:rPr>
+                <w:rFonts w:cstheme="minorHAnsi"/>
+                <w:i/>
+              </w:rPr>
+            </w:pPr>
+            <w:r>
+              <w:rPr>
+                <w:rFonts w:cstheme="minorHAnsi"/>
+                <w:i/>
+              </w:rPr>
+              <w:t xml:space="preserve">Content-Length: length </w:t>
+            </w:r>
+          </w:p>
+          <w:p>
+            <w:pPr>
+              <w:ind w:left="0"/>
+              <w:rPr>
+                <w:rFonts w:cstheme="minorHAnsi"/>
+                <w:i/>
+              </w:rPr>
+            </w:pPr>
+            <w:r>
+              <w:rPr>
+                <w:rFonts w:cstheme="minorHAnsi"/>
+                <w:i/>
+              </w:rPr>
+              <w:t xml:space="preserve">Date: date </w:t>
+            </w:r>
+          </w:p>
+          <w:p>
+            <w:pPr>
+              <w:ind w:left="0"/>
+              <w:rPr>
+                <w:rFonts w:cstheme="minorHAnsi"/>
+                <w:i/>
+              </w:rPr>
+            </w:pPr>
+            <w:r>
+              <w:rPr>
+                <w:rFonts w:cstheme="minorHAnsi"/>
+                <w:i/>
+              </w:rPr>
+              <w:t>Authorization: authorization string</w:t>
+            </w:r>
+          </w:p>
+          <w:p>
+            <w:pPr>
+              <w:ind w:left="0"/>
+              <w:rPr>
+                <w:rFonts w:cstheme="minorHAnsi"/>
+                <w:i/>
+              </w:rPr>
+            </w:pPr>
+          </w:p>
+          <w:p>
+            <w:pPr>
+              <w:ind w:left="0"/>
+              <w:rPr>
+                <w:rFonts w:cstheme="minorHAnsi"/>
+                <w:i/>
+              </w:rPr>
+            </w:pPr>
+            <w:r>
+              <w:rPr>
+                <w:rFonts w:cstheme="minorHAnsi"/>
+                <w:i/>
+              </w:rPr>
+              <w:t>&lt;</w:t>
+            </w:r>
+            <w:proofErr w:type="spellStart"/>
+            <w:r>
+              <w:rPr>
+                <w:rFonts w:cstheme="minorHAnsi"/>
+                <w:i/>
+              </w:rPr>
+              <w:t>CreateBucketConfiguration</w:t>
+            </w:r>
+            <w:proofErr w:type="spellEnd"/>
+            <w:r>
+              <w:rPr>
+                <w:rFonts w:cstheme="minorHAnsi"/>
+                <w:i/>
+              </w:rPr>
+              <w:t>&gt;</w:t>
+            </w:r>
+          </w:p>
+          <w:p>
+            <w:pPr>
+              <w:ind w:left="0"/>
+              <w:rPr>
+                <w:rFonts w:cstheme="minorHAnsi"/>
+                <w:i/>
+              </w:rPr>
+            </w:pPr>
+            <w:r>
+              <w:rPr>
+                <w:rFonts w:cstheme="minorHAnsi"/>
+                <w:i/>
+              </w:rPr>
+              <w:t xml:space="preserve">   &lt;</w:t>
+            </w:r>
+            <w:proofErr w:type="spellStart"/>
+            <w:r>
+              <w:rPr>
+                <w:rFonts w:cstheme="minorHAnsi"/>
+                <w:i/>
+              </w:rPr>
+              <w:t>LocationConstraint</w:t>
+            </w:r>
+            <w:proofErr w:type="spellEnd"/>
+            <w:r>
+              <w:rPr>
+                <w:rFonts w:cstheme="minorHAnsi"/>
+                <w:i/>
+              </w:rPr>
+              <w:t>&gt;</w:t>
+            </w:r>
+            <w:proofErr w:type="spellStart"/>
+            <w:r>
+              <w:rPr>
+                <w:rFonts w:cstheme="minorHAnsi"/>
+                <w:i/>
+              </w:rPr>
+              <w:t>BucketRegion</w:t>
+            </w:r>
+            <w:proofErr w:type="spellEnd"/>
+            <w:r>
+              <w:rPr>
+                <w:rFonts w:cstheme="minorHAnsi"/>
+                <w:i/>
+              </w:rPr>
+              <w:t>&lt;/</w:t>
+            </w:r>
+            <w:proofErr w:type="spellStart"/>
+            <w:r>
+              <w:rPr>
+                <w:rFonts w:cstheme="minorHAnsi"/>
+                <w:i/>
+              </w:rPr>
+              <w:t>LocationConstraint</w:t>
+            </w:r>
+            <w:proofErr w:type="spellEnd"/>
+            <w:r>
+              <w:rPr>
+                <w:rFonts w:cstheme="minorHAnsi"/>
+                <w:i/>
+              </w:rPr>
+              <w:t xml:space="preserve">&gt;   </w:t>
+            </w:r>
+          </w:p>
+          <w:p>
+            <w:pPr>
+              <w:ind w:left="0"/>
+              <w:rPr>
+                <w:rFonts w:cstheme="minorHAnsi"/>
+              </w:rPr>
+            </w:pPr>
+            <w:r>
+              <w:rPr>
+                <w:rFonts w:cstheme="minorHAnsi"/>
+                <w:i/>
+              </w:rPr>
+              <w:t>&lt;/</w:t>
+            </w:r>
+            <w:proofErr w:type="spellStart"/>
+            <w:r>
+              <w:rPr>
+                <w:rFonts w:cstheme="minorHAnsi"/>
+                <w:i/>
+              </w:rPr>
+              <w:t>CreateBucketConfiguration</w:t>
+            </w:r>
+            <w:proofErr w:type="spellEnd"/>
+            <w:r>
+              <w:rPr>
+                <w:rFonts w:cstheme="minorHAnsi"/>
+                <w:i/>
+              </w:rPr>
+              <w:t>&gt;</w:t>
+            </w:r>
+          </w:p>
+        </w:tc>
+      </w:tr>
+    </w:tbl>
+    <w:p>
+      <w:pPr>
+        <w:rPr>
+          <w:rFonts w:cstheme="minorHAnsi"/>
+        </w:rPr>
+      </w:pPr>
+    </w:p>
+    <w:p>
+      <w:pPr>
+        <w:rPr>
+          <w:rFonts w:cstheme="minorHAnsi"/>
+        </w:rPr>
+      </w:pPr>
+      <w:r>
+        <w:rPr>
+          <w:rFonts w:cstheme="minorHAnsi"/>
+        </w:rPr>
+        <w:t>PUT Bucket</w:t>
+      </w:r>
+      <w:r>
+        <w:rPr>
+          <w:rFonts w:cstheme="minorHAnsi"/>
+        </w:rPr>
+        <w:t>响应样例：</w:t>
+      </w:r>
+    </w:p>
+    <w:tbl>
+      <w:tblPr>
+        <w:tblStyle w:val="a9"/>
+        <w:tblW w:w="0" w:type="auto"/>
+        <w:tblInd w:w="357" w:type="dxa"/>
+        <w:tblLook w:val="04A0" w:firstRow="1" w:lastRow="0" w:firstColumn="1" w:lastColumn="0" w:noHBand="0" w:noVBand="1"/>
+      </w:tblPr>
+      <w:tblGrid>
+        <w:gridCol w:w="7939"/>
+      </w:tblGrid>
+      <w:tr>
+        <w:tc>
+          <w:tcPr>
+            <w:tcW w:w="8522" w:type="dxa"/>
+          </w:tcPr>
+          <w:p>
+            <w:pPr>
+              <w:ind w:left="0"/>
+              <w:rPr>
+                <w:rFonts w:cstheme="minorHAnsi"/>
+                <w:i/>
+              </w:rPr>
+            </w:pPr>
+            <w:r>
+              <w:rPr>
+                <w:rFonts w:cstheme="minorHAnsi"/>
+                <w:i/>
+              </w:rPr>
+              <w:t>HTTP/1.1 200 OK</w:t>
+            </w:r>
+          </w:p>
+          <w:p>
+            <w:pPr>
+              <w:ind w:left="0"/>
+              <w:rPr>
+                <w:rFonts w:cstheme="minorHAnsi"/>
+                <w:i/>
+              </w:rPr>
+            </w:pPr>
+            <w:r>
+              <w:rPr>
+                <w:rFonts w:cstheme="minorHAnsi"/>
+                <w:i/>
+              </w:rPr>
+              <w:t xml:space="preserve">Date: Wed, 01 </w:t>
+            </w:r>
+            <w:proofErr w:type="gramStart"/>
+            <w:r>
+              <w:rPr>
+                <w:rFonts w:cstheme="minorHAnsi"/>
+                <w:i/>
+              </w:rPr>
+              <w:t>Mar  2006</w:t>
+            </w:r>
+            <w:proofErr w:type="gramEnd"/>
+            <w:r>
+              <w:rPr>
+                <w:rFonts w:cstheme="minorHAnsi"/>
+                <w:i/>
+              </w:rPr>
+              <w:t xml:space="preserve"> 12:00:00 GMT</w:t>
+            </w:r>
+          </w:p>
+          <w:p>
+            <w:pPr>
+              <w:ind w:left="0"/>
+              <w:rPr>
+                <w:rFonts w:cstheme="minorHAnsi"/>
+                <w:i/>
+              </w:rPr>
+            </w:pPr>
+            <w:r>
+              <w:rPr>
+                <w:rFonts w:cstheme="minorHAnsi"/>
+                <w:i/>
+              </w:rPr>
+              <w:t>Location: /</w:t>
+            </w:r>
+            <w:proofErr w:type="spellStart"/>
+            <w:r>
+              <w:rPr>
+                <w:rFonts w:cstheme="minorHAnsi"/>
+                <w:i/>
+              </w:rPr>
+              <w:t>colorpictures</w:t>
+            </w:r>
+            <w:proofErr w:type="spellEnd"/>
+            <w:r>
+              <w:rPr>
+                <w:rFonts w:cstheme="minorHAnsi"/>
+                <w:i/>
+              </w:rPr>
+              <w:t xml:space="preserve"> </w:t>
+            </w:r>
+          </w:p>
+          <w:p>
+            <w:pPr>
+              <w:ind w:left="0"/>
+              <w:rPr>
+                <w:rFonts w:cstheme="minorHAnsi"/>
+                <w:i/>
+              </w:rPr>
+            </w:pPr>
+            <w:r>
+              <w:rPr>
+                <w:rFonts w:cstheme="minorHAnsi"/>
+                <w:i/>
+              </w:rPr>
+              <w:t xml:space="preserve">Content-Length: 0 </w:t>
+            </w:r>
+          </w:p>
+          <w:p>
+            <w:pPr>
+              <w:ind w:left="0"/>
+              <w:rPr>
+                <w:rFonts w:cstheme="minorHAnsi"/>
+                <w:i/>
+              </w:rPr>
+            </w:pPr>
+            <w:r>
+              <w:rPr>
+                <w:rFonts w:cstheme="minorHAnsi"/>
+                <w:i/>
+              </w:rPr>
+              <w:t xml:space="preserve">Connection: close </w:t>
+            </w:r>
+          </w:p>
+          <w:p>
+            <w:pPr>
+              <w:ind w:left="0"/>
+              <w:rPr>
+                <w:rFonts w:cstheme="minorHAnsi"/>
+              </w:rPr>
+            </w:pPr>
+            <w:r>
+              <w:rPr>
+                <w:rFonts w:cstheme="minorHAnsi"/>
+                <w:i/>
+              </w:rPr>
+              <w:t>Server: SequoiaS3</w:t>
+            </w:r>
+          </w:p>
+        </w:tc>
+      </w:tr>
+    </w:tbl>
+    <w:p>
+      <w:pPr>
         <w:pStyle w:val="2"/>
         <w:ind w:left="210"/>
-      </w:pPr>
-      <w:r>
-        <w:rPr>
-          <w:rFonts w:hint="eastAsia"/>
-        </w:rPr>
-        <w:t>总体架构</w:t>
+        <w:rPr>
+          <w:rFonts w:asciiTheme="minorHAnsi" w:hAnsiTheme="minorHAnsi" w:cstheme="minorHAnsi"/>
+        </w:rPr>
+      </w:pPr>
+      <w:bookmarkStart w:id="8" w:name="_DELETE_Bucket"/>
+      <w:bookmarkEnd w:id="8"/>
+      <w:r>
+        <w:rPr>
+          <w:rFonts w:asciiTheme="minorHAnsi" w:hAnsiTheme="minorHAnsi" w:cstheme="minorHAnsi"/>
+        </w:rPr>
+        <w:t>DELETE Bucket</w:t>
       </w:r>
     </w:p>
     <w:p>
       <w:pPr>
+        <w:ind w:left="0" w:firstLineChars="200" w:firstLine="420"/>
+        <w:rPr>
+          <w:rFonts w:cstheme="minorHAnsi"/>
+        </w:rPr>
+      </w:pPr>
+      <w:r>
+        <w:rPr>
+          <w:rFonts w:cstheme="minorHAnsi" w:hint="eastAsia"/>
+        </w:rPr>
+        <w:t>删除一个桶，只有</w:t>
+      </w:r>
+      <w:r>
+        <w:rPr>
+          <w:rFonts w:cstheme="minorHAnsi"/>
+        </w:rPr>
+        <w:t>桶的</w:t>
+      </w:r>
+      <w:r>
+        <w:rPr>
+          <w:rFonts w:cstheme="minorHAnsi" w:hint="eastAsia"/>
+        </w:rPr>
+        <w:t>所有者</w:t>
+      </w:r>
+      <w:r>
+        <w:rPr>
+          <w:rFonts w:cstheme="minorHAnsi"/>
+        </w:rPr>
+        <w:t>才能执行</w:t>
+      </w:r>
+      <w:r>
+        <w:rPr>
+          <w:rFonts w:cstheme="minorHAnsi" w:hint="eastAsia"/>
+        </w:rPr>
+        <w:t>此操作</w:t>
+      </w:r>
+      <w:r>
+        <w:rPr>
+          <w:rFonts w:cstheme="minorHAnsi"/>
+        </w:rPr>
+        <w:t>。</w:t>
+      </w:r>
+    </w:p>
+    <w:p>
+      <w:pPr>
+        <w:ind w:left="0" w:firstLineChars="200" w:firstLine="420"/>
+        <w:rPr>
+          <w:rFonts w:cstheme="minorHAnsi"/>
+        </w:rPr>
+      </w:pPr>
+      <w:r>
+        <w:rPr>
+          <w:rFonts w:cstheme="minorHAnsi" w:hint="eastAsia"/>
+        </w:rPr>
+        <w:t>删除</w:t>
+      </w:r>
+      <w:proofErr w:type="gramStart"/>
+      <w:r>
+        <w:rPr>
+          <w:rFonts w:cstheme="minorHAnsi" w:hint="eastAsia"/>
+        </w:rPr>
+        <w:t>桶成功</w:t>
+      </w:r>
+      <w:proofErr w:type="gramEnd"/>
+      <w:r>
+        <w:rPr>
+          <w:rFonts w:cstheme="minorHAnsi" w:hint="eastAsia"/>
+        </w:rPr>
+        <w:t>后，可以再用此名称创建新的桶。</w:t>
+      </w:r>
+    </w:p>
+    <w:p>
+      <w:pPr>
+        <w:ind w:left="0" w:firstLineChars="200" w:firstLine="420"/>
+        <w:rPr>
+          <w:rFonts w:cstheme="minorHAnsi"/>
+        </w:rPr>
+      </w:pPr>
+    </w:p>
+    <w:p>
+      <w:pPr>
+        <w:ind w:left="0" w:firstLineChars="200" w:firstLine="420"/>
+        <w:rPr>
+          <w:rFonts w:cstheme="minorHAnsi"/>
+        </w:rPr>
+      </w:pPr>
+      <w:proofErr w:type="gramStart"/>
+      <w:r>
+        <w:rPr>
+          <w:rFonts w:cstheme="minorHAnsi" w:hint="eastAsia"/>
+        </w:rPr>
+        <w:t>删除桶</w:t>
+      </w:r>
+      <w:r>
+        <w:rPr>
+          <w:rFonts w:cstheme="minorHAnsi"/>
+        </w:rPr>
+        <w:t>样例</w:t>
+      </w:r>
+      <w:proofErr w:type="gramEnd"/>
+      <w:r>
+        <w:rPr>
+          <w:rFonts w:cstheme="minorHAnsi"/>
+        </w:rPr>
+        <w:t>：</w:t>
+      </w:r>
+    </w:p>
+    <w:tbl>
+      <w:tblPr>
+        <w:tblStyle w:val="a9"/>
+        <w:tblW w:w="7938" w:type="dxa"/>
+        <w:tblInd w:w="279" w:type="dxa"/>
+        <w:tblLayout w:type="fixed"/>
+        <w:tblLook w:val="04A0" w:firstRow="1" w:lastRow="0" w:firstColumn="1" w:lastColumn="0" w:noHBand="0" w:noVBand="1"/>
+      </w:tblPr>
+      <w:tblGrid>
+        <w:gridCol w:w="7938"/>
+      </w:tblGrid>
+      <w:tr>
+        <w:tc>
+          <w:tcPr>
+            <w:tcW w:w="7938" w:type="dxa"/>
+          </w:tcPr>
+          <w:p>
+            <w:pPr>
+              <w:ind w:left="0"/>
+              <w:rPr>
+                <w:rFonts w:cstheme="minorHAnsi"/>
+                <w:i/>
+              </w:rPr>
+            </w:pPr>
+            <w:r>
+              <w:rPr>
+                <w:rFonts w:cstheme="minorHAnsi"/>
+                <w:i/>
+              </w:rPr>
+              <w:t>DELETE /</w:t>
+            </w:r>
+            <w:r>
+              <w:rPr>
+                <w:rFonts w:cstheme="minorHAnsi" w:hint="eastAsia"/>
+                <w:i/>
+              </w:rPr>
+              <w:t>{</w:t>
+            </w:r>
+            <w:r>
+              <w:rPr>
+                <w:rFonts w:cstheme="minorHAnsi"/>
+                <w:i/>
+              </w:rPr>
+              <w:t>bucket</w:t>
+            </w:r>
+            <w:r>
+              <w:rPr>
+                <w:rFonts w:cstheme="minorHAnsi" w:hint="eastAsia"/>
+                <w:i/>
+              </w:rPr>
+              <w:t>}</w:t>
+            </w:r>
+          </w:p>
+          <w:p>
+            <w:pPr>
+              <w:ind w:left="0"/>
+              <w:rPr>
+                <w:rFonts w:cstheme="minorHAnsi"/>
+                <w:i/>
+              </w:rPr>
+            </w:pPr>
+            <w:r>
+              <w:rPr>
+                <w:rFonts w:cstheme="minorHAnsi"/>
+                <w:i/>
+              </w:rPr>
+              <w:t xml:space="preserve">Host: sequoia.s3.com </w:t>
+            </w:r>
+          </w:p>
+          <w:p>
+            <w:pPr>
+              <w:ind w:left="0"/>
+              <w:rPr>
+                <w:rFonts w:cstheme="minorHAnsi"/>
+                <w:i/>
+              </w:rPr>
+            </w:pPr>
+            <w:r>
+              <w:rPr>
+                <w:rFonts w:cstheme="minorHAnsi"/>
+                <w:i/>
+              </w:rPr>
+              <w:t xml:space="preserve">Date: date </w:t>
+            </w:r>
+          </w:p>
+          <w:p>
+            <w:pPr>
+              <w:ind w:left="0"/>
+              <w:rPr>
+                <w:rFonts w:cstheme="minorHAnsi"/>
+              </w:rPr>
+            </w:pPr>
+            <w:r>
+              <w:rPr>
+                <w:rFonts w:cstheme="minorHAnsi"/>
+                <w:i/>
+              </w:rPr>
+              <w:t>Authorization: authorization string</w:t>
+            </w:r>
+          </w:p>
+        </w:tc>
+      </w:tr>
+    </w:tbl>
+    <w:p>
+      <w:pPr>
+        <w:ind w:left="0"/>
+        <w:rPr>
+          <w:rFonts w:cstheme="minorHAnsi"/>
+        </w:rPr>
+      </w:pPr>
+    </w:p>
+    <w:p>
+      <w:pPr>
+        <w:ind w:left="0" w:firstLineChars="200" w:firstLine="420"/>
+        <w:rPr>
+          <w:rFonts w:cstheme="minorHAnsi"/>
+        </w:rPr>
+      </w:pPr>
+      <w:r>
+        <w:rPr>
+          <w:rFonts w:cstheme="minorHAnsi"/>
+        </w:rPr>
+        <w:t xml:space="preserve">DELETE </w:t>
+      </w:r>
+      <w:r>
+        <w:rPr>
+          <w:rFonts w:cstheme="minorHAnsi"/>
+        </w:rPr>
+        <w:t>响应样例：</w:t>
+      </w:r>
+    </w:p>
+    <w:tbl>
+      <w:tblPr>
+        <w:tblStyle w:val="a9"/>
+        <w:tblW w:w="0" w:type="auto"/>
+        <w:tblInd w:w="357" w:type="dxa"/>
+        <w:tblLook w:val="04A0" w:firstRow="1" w:lastRow="0" w:firstColumn="1" w:lastColumn="0" w:noHBand="0" w:noVBand="1"/>
+      </w:tblPr>
+      <w:tblGrid>
+        <w:gridCol w:w="7939"/>
+      </w:tblGrid>
+      <w:tr>
+        <w:tc>
+          <w:tcPr>
+            <w:tcW w:w="7939" w:type="dxa"/>
+          </w:tcPr>
+          <w:p>
+            <w:pPr>
+              <w:ind w:left="0"/>
+              <w:rPr>
+                <w:rFonts w:cstheme="minorHAnsi"/>
+                <w:i/>
+              </w:rPr>
+            </w:pPr>
+            <w:r>
+              <w:rPr>
+                <w:rFonts w:cstheme="minorHAnsi"/>
+                <w:i/>
+              </w:rPr>
+              <w:t xml:space="preserve">HTTP/1.1 204 No Content </w:t>
+            </w:r>
+          </w:p>
+          <w:p>
+            <w:pPr>
+              <w:ind w:left="0"/>
+              <w:rPr>
+                <w:rFonts w:cstheme="minorHAnsi" w:hint="eastAsia"/>
+                <w:i/>
+              </w:rPr>
+            </w:pPr>
+            <w:r>
+              <w:rPr>
+                <w:rFonts w:cstheme="minorHAnsi"/>
+                <w:i/>
+              </w:rPr>
+              <w:lastRenderedPageBreak/>
+              <w:t xml:space="preserve">Date: Wed, 01 Mar  2006 12:00:00 GMT </w:t>
+            </w:r>
+          </w:p>
+        </w:tc>
+      </w:tr>
+    </w:tbl>
+    <w:p>
+      <w:pPr>
+        <w:pStyle w:val="10"/>
+      </w:pPr>
+      <w:bookmarkStart w:id="9" w:name="_公共头部"/>
+      <w:bookmarkEnd w:id="9"/>
+      <w:r>
+        <w:rPr>
+          <w:rFonts w:hint="eastAsia"/>
+        </w:rPr>
+        <w:lastRenderedPageBreak/>
+        <w:t>Story</w:t>
+      </w:r>
+      <w:r>
+        <w:rPr>
+          <w:rFonts w:hint="eastAsia"/>
+        </w:rPr>
+        <w:t>约束和依赖</w:t>
+      </w:r>
+    </w:p>
+    <w:p>
+      <w:pPr>
+        <w:rPr>
+          <w:rFonts w:hint="eastAsia"/>
+          <w:color w:val="00B0F0"/>
+        </w:rPr>
+      </w:pPr>
+      <w:r>
+        <w:rPr>
+          <w:rFonts w:hint="eastAsia"/>
+          <w:color w:val="00B0F0"/>
+        </w:rPr>
+        <w:t>说明：简单描述</w:t>
+      </w:r>
+      <w:r>
+        <w:rPr>
+          <w:rFonts w:hint="eastAsia"/>
+          <w:color w:val="00B0F0"/>
+        </w:rPr>
+        <w:t>Story</w:t>
+      </w:r>
+      <w:r>
+        <w:rPr>
+          <w:rFonts w:hint="eastAsia"/>
+          <w:color w:val="00B0F0"/>
+        </w:rPr>
+        <w:t>对其它功能的约束，以及对某些功能的依赖</w:t>
+      </w:r>
+    </w:p>
+    <w:p>
+      <w:pPr>
+        <w:pStyle w:val="10"/>
+      </w:pPr>
+      <w:r>
+        <w:rPr>
+          <w:rFonts w:hint="eastAsia"/>
+        </w:rPr>
+        <w:t xml:space="preserve">Story </w:t>
+      </w:r>
+      <w:r>
+        <w:rPr>
+          <w:rFonts w:hint="eastAsia"/>
+        </w:rPr>
+        <w:t>简单设计</w:t>
+      </w:r>
+    </w:p>
+    <w:p>
+      <w:pPr>
+        <w:pStyle w:val="2"/>
+        <w:ind w:left="210"/>
+      </w:pPr>
+      <w:r>
+        <w:rPr>
+          <w:rFonts w:hint="eastAsia"/>
+        </w:rPr>
+        <w:t>总体架构</w:t>
+      </w:r>
+    </w:p>
+    <w:p>
+      <w:pPr>
         <w:spacing w:beforeLines="50" w:before="156" w:afterLines="50" w:after="156"/>
         <w:ind w:left="0" w:firstLineChars="200" w:firstLine="420"/>
         <w:rPr>
@@ -754,7 +5070,6 @@
         <w:rPr>
           <w:rFonts w:hint="eastAsia"/>
         </w:rPr>
-        <w:lastRenderedPageBreak/>
         <w:t>数据库表设计结构</w:t>
       </w:r>
     </w:p>
@@ -1718,13 +6033,13 @@
       <w:pPr>
         <w:pStyle w:val="3"/>
       </w:pPr>
-      <w:bookmarkStart w:id="1" w:name="_获取桶列表（GET_Service）"/>
-      <w:bookmarkStart w:id="2" w:name="_权限校验流程"/>
-      <w:bookmarkStart w:id="3" w:name="_创建用户（PUT_User）"/>
-      <w:bookmarkStart w:id="4" w:name="_Ref517361379"/>
-      <w:bookmarkEnd w:id="1"/>
-      <w:bookmarkEnd w:id="2"/>
-      <w:bookmarkEnd w:id="3"/>
+      <w:bookmarkStart w:id="10" w:name="_获取桶列表（GET_Service）"/>
+      <w:bookmarkStart w:id="11" w:name="_权限校验流程"/>
+      <w:bookmarkStart w:id="12" w:name="_创建用户（PUT_User）"/>
+      <w:bookmarkStart w:id="13" w:name="_Ref517361379"/>
+      <w:bookmarkEnd w:id="10"/>
+      <w:bookmarkEnd w:id="11"/>
+      <w:bookmarkEnd w:id="12"/>
       <w:r>
         <w:rPr>
           <w:rFonts w:hint="eastAsia"/>
@@ -1745,8 +6060,8 @@
       <w:pPr>
         <w:ind w:left="0"/>
       </w:pPr>
-      <w:bookmarkStart w:id="5" w:name="_创建桶（PUT_Bucket）"/>
-      <w:bookmarkEnd w:id="5"/>
+      <w:bookmarkStart w:id="14" w:name="_创建桶（PUT_Bucket）"/>
+      <w:bookmarkEnd w:id="14"/>
       <w:r>
         <w:rPr>
           <w:rFonts w:hint="eastAsia"/>
@@ -1779,6 +6094,7 @@
         <w:rPr>
           <w:rFonts w:hint="eastAsia"/>
         </w:rPr>
+        <w:lastRenderedPageBreak/>
         <w:t>查询桶列表时序图：</w:t>
       </w:r>
     </w:p>
@@ -1808,7 +6124,7 @@
                     </pic:cNvPicPr>
                   </pic:nvPicPr>
                   <pic:blipFill>
-                    <a:blip r:embed="rId8">
+                    <a:blip r:embed="rId10">
                       <a:extLst>
                         <a:ext uri="{28A0092B-C50C-407E-A947-70E740481C1C}">
                           <a14:useLocalDpi xmlns:a14="http://schemas.microsoft.com/office/drawing/2010/main" val="0"/>
@@ -1853,7 +6169,6 @@
         <w:rPr>
           <w:rFonts w:hint="eastAsia"/>
         </w:rPr>
-        <w:lastRenderedPageBreak/>
         <w:t>创建桶（</w:t>
       </w:r>
       <w:r>
@@ -1869,9 +6184,6 @@
     <w:p>
       <w:pPr>
         <w:ind w:left="0"/>
-        <w:rPr>
-          <w:rFonts w:hint="eastAsia"/>
-        </w:rPr>
       </w:pPr>
       <w:r>
         <w:rPr>
@@ -1900,22 +6212,158 @@
         <w:rPr>
           <w:rFonts w:hint="eastAsia"/>
         </w:rPr>
-        <w:t>创建桶时序图：</w:t>
+        <w:t>ID</w:t>
+      </w:r>
+      <w:r>
+        <w:rPr>
+          <w:rFonts w:hint="eastAsia"/>
+        </w:rPr>
+        <w:t>生成算法：</w:t>
+      </w:r>
+      <w:r>
+        <w:rPr>
+          <w:rFonts w:hint="eastAsia"/>
+        </w:rPr>
+        <w:t>每次写入一条新纪录之前都查询当前</w:t>
+      </w:r>
+      <w:proofErr w:type="spellStart"/>
+      <w:r>
+        <w:rPr>
+          <w:rFonts w:hint="eastAsia"/>
+        </w:rPr>
+        <w:t>bucketlist</w:t>
+      </w:r>
+      <w:proofErr w:type="spellEnd"/>
+      <w:r>
+        <w:rPr>
+          <w:rFonts w:hint="eastAsia"/>
+        </w:rPr>
+        <w:t>集合中最大的</w:t>
+      </w:r>
+      <w:r>
+        <w:rPr>
+          <w:rFonts w:hint="eastAsia"/>
+        </w:rPr>
+        <w:t>ID</w:t>
+      </w:r>
+      <w:r>
+        <w:rPr>
+          <w:rFonts w:hint="eastAsia"/>
+        </w:rPr>
+        <w:t>，然后在此基础上加一作为新纪录的</w:t>
+      </w:r>
+      <w:r>
+        <w:rPr>
+          <w:rFonts w:hint="eastAsia"/>
+        </w:rPr>
+        <w:t>ID</w:t>
+      </w:r>
+      <w:r>
+        <w:rPr>
+          <w:rFonts w:hint="eastAsia"/>
+        </w:rPr>
+        <w:t>，如果写入时出现冲突（并发场景下，其他</w:t>
+      </w:r>
+      <w:r>
+        <w:rPr>
+          <w:rFonts w:hint="eastAsia"/>
+        </w:rPr>
+        <w:t>sequoias</w:t>
+      </w:r>
+      <w:r>
+        <w:t>3</w:t>
+      </w:r>
+      <w:r>
+        <w:rPr>
+          <w:rFonts w:hint="eastAsia"/>
+        </w:rPr>
+        <w:t>进程同时写入新桶</w:t>
+      </w:r>
+      <w:r>
+        <w:rPr>
+          <w:rFonts w:hint="eastAsia"/>
+        </w:rPr>
+        <w:t>，获取了相同的</w:t>
+      </w:r>
+      <w:r>
+        <w:rPr>
+          <w:rFonts w:hint="eastAsia"/>
+        </w:rPr>
+        <w:t>ID</w:t>
+      </w:r>
+      <w:r>
+        <w:rPr>
+          <w:rFonts w:hint="eastAsia"/>
+        </w:rPr>
+        <w:t>），则重新获取并重新生成再次写入，重新写入次数上限</w:t>
+      </w:r>
+      <w:r>
+        <w:rPr>
+          <w:rFonts w:hint="eastAsia"/>
+        </w:rPr>
+        <w:t>10000</w:t>
+      </w:r>
+      <w:r>
+        <w:rPr>
+          <w:rFonts w:hint="eastAsia"/>
+        </w:rPr>
+        <w:t>次。</w:t>
       </w:r>
     </w:p>
     <w:p>
       <w:pPr>
         <w:ind w:left="0"/>
+        <w:rPr>
+          <w:rFonts w:hint="eastAsia"/>
+        </w:rPr>
+      </w:pPr>
+      <w:r>
+        <w:rPr>
+          <w:rFonts w:hint="eastAsia"/>
+        </w:rPr>
+        <w:t>创建桶时携带的区域信息对</w:t>
+      </w:r>
+      <w:r>
+        <w:rPr>
+          <w:rFonts w:hint="eastAsia"/>
+        </w:rPr>
+        <w:t>Sequoia</w:t>
+      </w:r>
+      <w:r>
+        <w:t>S3</w:t>
+      </w:r>
+      <w:r>
+        <w:rPr>
+          <w:rFonts w:hint="eastAsia"/>
+        </w:rPr>
+        <w:t>无意义，不处理。</w:t>
+      </w:r>
+    </w:p>
+    <w:p>
+      <w:pPr>
+        <w:ind w:left="0"/>
+      </w:pPr>
+      <w:r>
+        <w:rPr>
+          <w:rFonts w:hint="eastAsia"/>
+        </w:rPr>
+        <w:t>创建桶时序图：</w:t>
+      </w:r>
+    </w:p>
+    <w:p>
+      <w:pPr>
+        <w:ind w:left="0"/>
       </w:pPr>
       <w:r>
         <w:rPr>
           <w:noProof/>
         </w:rPr>
+        <w:lastRenderedPageBreak/>
         <w:drawing>
-          <wp:inline distT="0" distB="0" distL="0" distR="0" wp14:anchorId="2DD93BF2" wp14:editId="36214BE4">
+          <wp:inline distT="0" distB="0" distL="0" distR="0" wp14:anchorId="58DE0D1F" wp14:editId="0AC4990B">
             <wp:extent cx="5274310" cy="4066110"/>
             <wp:effectExtent l="0" t="0" r="2540" b="0"/>
-            <wp:docPr id="12" name="图片 12"/>
+            <wp:docPr id="1" name="图片 1"/>
             <wp:cNvGraphicFramePr>
               <a:graphicFrameLocks xmlns:a="http://schemas.openxmlformats.org/drawingml/2006/main" noChangeAspect="1"/>
             </wp:cNvGraphicFramePr>
@@ -1923,13 +6371,13 @@
               <a:graphicData uri="http://schemas.openxmlformats.org/drawingml/2006/picture">
                 <pic:pic xmlns:pic="http://schemas.openxmlformats.org/drawingml/2006/picture">
                   <pic:nvPicPr>
-                    <pic:cNvPr id="0" name="Picture 9"/>
+                    <pic:cNvPr id="0" name="Picture 1"/>
                     <pic:cNvPicPr>
                       <a:picLocks noChangeAspect="1" noChangeArrowheads="1"/>
                     </pic:cNvPicPr>
                   </pic:nvPicPr>
                   <pic:blipFill>
-                    <a:blip r:embed="rId9">
+                    <a:blip r:embed="rId11">
                       <a:extLst>
                         <a:ext uri="{28A0092B-C50C-407E-A947-70E740481C1C}">
                           <a14:useLocalDpi xmlns:a14="http://schemas.microsoft.com/office/drawing/2010/main" val="0"/>
@@ -2140,84 +6588,53 @@
     </w:p>
     <w:p>
       <w:pPr>
-        <w:pStyle w:val="aa"/>
-        <w:numPr>
-          <w:ilvl w:val="0"/>
-          <w:numId w:val="22"/>
-        </w:numPr>
-        <w:spacing w:beforeLines="50" w:before="156" w:afterLines="50" w:after="156"/>
-        <w:ind w:firstLineChars="0"/>
-      </w:pPr>
-      <w:r>
-        <w:rPr>
-          <w:rFonts w:hint="eastAsia"/>
-        </w:rPr>
-        <w:t>用户用有的</w:t>
-      </w:r>
-      <w:r>
-        <w:rPr>
-          <w:rFonts w:hint="eastAsia"/>
-        </w:rPr>
-        <w:t>桶的数量超过了限制，返回</w:t>
-      </w:r>
-      <w:proofErr w:type="spellStart"/>
-      <w:r>
-        <w:t>TooManyBuckets</w:t>
-      </w:r>
-      <w:proofErr w:type="spellEnd"/>
-      <w:r>
-        <w:rPr>
-          <w:rFonts w:hint="eastAsia"/>
-        </w:rPr>
-        <w:t>。</w:t>
+        <w:pStyle w:val="3"/>
+      </w:pPr>
+      <w:r>
+        <w:rPr>
+          <w:rFonts w:hint="eastAsia"/>
+        </w:rPr>
+        <w:t>删除桶（</w:t>
+      </w:r>
+      <w:r>
+        <w:t>DELETE Bucket</w:t>
+      </w:r>
+      <w:r>
+        <w:rPr>
+          <w:rFonts w:hint="eastAsia"/>
+        </w:rPr>
+        <w:t>）</w:t>
       </w:r>
     </w:p>
     <w:p>
       <w:pPr>
-        <w:pStyle w:val="3"/>
-      </w:pPr>
-      <w:r>
-        <w:rPr>
-          <w:rFonts w:hint="eastAsia"/>
-        </w:rPr>
-        <w:t>删除桶（</w:t>
-      </w:r>
-      <w:r>
-        <w:t>DELETE Bucket</w:t>
-      </w:r>
-      <w:r>
-        <w:rPr>
-          <w:rFonts w:hint="eastAsia"/>
-        </w:rPr>
-        <w:t>）</w:t>
+        <w:ind w:left="0" w:firstLineChars="200" w:firstLine="420"/>
+      </w:pPr>
+      <w:r>
+        <w:rPr>
+          <w:rFonts w:hint="eastAsia"/>
+        </w:rPr>
+        <w:t>在删除</w:t>
+      </w:r>
+      <w:proofErr w:type="gramStart"/>
+      <w:r>
+        <w:rPr>
+          <w:rFonts w:hint="eastAsia"/>
+        </w:rPr>
+        <w:t>桶信息</w:t>
+      </w:r>
+      <w:proofErr w:type="gramEnd"/>
+      <w:r>
+        <w:rPr>
+          <w:rFonts w:hint="eastAsia"/>
+        </w:rPr>
+        <w:t>的过程中，会删除桶元数据，对象元数据，对象表中的一条或多条数据，为保证数据一致性，需要在开始修改数据前开始事务，修改提交结束后结束事务。</w:t>
       </w:r>
     </w:p>
     <w:p>
       <w:pPr>
         <w:ind w:left="0" w:firstLineChars="200" w:firstLine="420"/>
       </w:pPr>
-      <w:r>
-        <w:rPr>
-          <w:rFonts w:hint="eastAsia"/>
-        </w:rPr>
-        <w:t>在删除</w:t>
-      </w:r>
-      <w:proofErr w:type="gramStart"/>
-      <w:r>
-        <w:rPr>
-          <w:rFonts w:hint="eastAsia"/>
-        </w:rPr>
-        <w:t>桶信息</w:t>
-      </w:r>
-      <w:proofErr w:type="gramEnd"/>
-      <w:r>
-        <w:rPr>
-          <w:rFonts w:hint="eastAsia"/>
-        </w:rPr>
-        <w:t>的过程中，会删除桶元数据，对象元数据，对象表中的一条或多条数据，为保证数据一致性，需要在开始修改数据前开始事务，修改提交结束后结束事务。</w:t>
-      </w:r>
-      <w:bookmarkStart w:id="6" w:name="_GoBack"/>
-      <w:bookmarkEnd w:id="6"/>
     </w:p>
     <w:p>
       <w:pPr>
@@ -2227,106 +6644,36 @@
         <w:rPr>
           <w:rFonts w:hint="eastAsia"/>
         </w:rPr>
-        <w:lastRenderedPageBreak/>
-        <w:t>本系统不限制使用</w:t>
-      </w:r>
-      <w:r>
-        <w:rPr>
-          <w:rFonts w:hint="eastAsia"/>
-        </w:rPr>
-        <w:t>Force</w:t>
-      </w:r>
-      <w:r>
-        <w:rPr>
-          <w:rFonts w:hint="eastAsia"/>
-        </w:rPr>
-        <w:t>参数的场景（无论是否打开版本控制开关均可使用</w:t>
-      </w:r>
-      <w:r>
-        <w:rPr>
-          <w:rFonts w:hint="eastAsia"/>
-        </w:rPr>
-        <w:t>Force</w:t>
-      </w:r>
-      <w:r>
-        <w:rPr>
-          <w:rFonts w:hint="eastAsia"/>
-        </w:rPr>
-        <w:t>参数），当</w:t>
-      </w:r>
-      <w:r>
-        <w:rPr>
-          <w:rFonts w:hint="eastAsia"/>
-        </w:rPr>
-        <w:t>DELETE</w:t>
-      </w:r>
-      <w:r>
-        <w:rPr>
-          <w:rFonts w:hint="eastAsia"/>
-        </w:rPr>
-        <w:t>请求携带</w:t>
-      </w:r>
-      <w:r>
-        <w:rPr>
-          <w:rFonts w:hint="eastAsia"/>
-        </w:rPr>
-        <w:t>Force</w:t>
-      </w:r>
-      <w:r>
-        <w:rPr>
-          <w:rFonts w:hint="eastAsia"/>
-        </w:rPr>
-        <w:t>参数时，即使当前桶内仍有对象记录，也允许</w:t>
-      </w:r>
-      <w:r>
-        <w:rPr>
-          <w:rFonts w:hint="eastAsia"/>
-        </w:rPr>
-        <w:t>DELETE</w:t>
-      </w:r>
-      <w:r>
-        <w:rPr>
-          <w:rFonts w:hint="eastAsia"/>
-        </w:rPr>
-        <w:t>操作继续执行，并同时删除桶内所有对象。</w:t>
+        <w:t>删除</w:t>
+      </w:r>
+      <w:r>
+        <w:rPr>
+          <w:rFonts w:hint="eastAsia"/>
+        </w:rPr>
+        <w:t>桶</w:t>
+      </w:r>
+      <w:r>
+        <w:rPr>
+          <w:rFonts w:hint="eastAsia"/>
+        </w:rPr>
+        <w:t>时序图如下</w:t>
+      </w:r>
+      <w:r>
+        <w:rPr>
+          <w:rFonts w:hint="eastAsia"/>
+        </w:rPr>
+        <w:t>：</w:t>
       </w:r>
     </w:p>
     <w:p>
       <w:pPr>
-        <w:ind w:left="0" w:firstLineChars="200" w:firstLine="420"/>
-      </w:pPr>
-    </w:p>
-    <w:p>
-      <w:pPr>
-        <w:ind w:left="0" w:firstLineChars="200" w:firstLine="420"/>
-      </w:pPr>
-      <w:r>
-        <w:rPr>
-          <w:rFonts w:hint="eastAsia"/>
-        </w:rPr>
-        <w:t>不带</w:t>
-      </w:r>
-      <w:r>
-        <w:rPr>
-          <w:rFonts w:hint="eastAsia"/>
-        </w:rPr>
-        <w:t>Force</w:t>
-      </w:r>
-      <w:r>
-        <w:rPr>
-          <w:rFonts w:hint="eastAsia"/>
-        </w:rPr>
-        <w:t>参数的删除步骤：</w:t>
-      </w:r>
-    </w:p>
-    <w:p>
-      <w:pPr>
         <w:ind w:left="0"/>
       </w:pPr>
       <w:r>
         <w:rPr>
           <w:noProof/>
         </w:rPr>
+        <w:lastRenderedPageBreak/>
         <w:drawing>
           <wp:inline distT="0" distB="0" distL="0" distR="0" wp14:anchorId="65422C6E" wp14:editId="289C404D">
             <wp:extent cx="5274310" cy="3850644"/>
@@ -2345,7 +6692,7 @@
                     </pic:cNvPicPr>
                   </pic:nvPicPr>
                   <pic:blipFill>
-                    <a:blip r:embed="rId10">
+                    <a:blip r:embed="rId12">
                       <a:extLst>
                         <a:ext uri="{28A0092B-C50C-407E-A947-70E740481C1C}">
                           <a14:useLocalDpi xmlns:a14="http://schemas.microsoft.com/office/drawing/2010/main" val="0"/>
@@ -2382,90 +6729,6 @@
         <w:spacing w:beforeLines="50" w:before="156" w:afterLines="50" w:after="156"/>
         <w:ind w:left="0"/>
       </w:pPr>
-      <w:r>
-        <w:rPr>
-          <w:rFonts w:hint="eastAsia"/>
-        </w:rPr>
-        <w:t>Force</w:t>
-      </w:r>
-      <w:r>
-        <w:rPr>
-          <w:rFonts w:hint="eastAsia"/>
-        </w:rPr>
-        <w:t>参数为</w:t>
-      </w:r>
-      <w:r>
-        <w:rPr>
-          <w:rFonts w:hint="eastAsia"/>
-        </w:rPr>
-        <w:t>True</w:t>
-      </w:r>
-      <w:r>
-        <w:rPr>
-          <w:rFonts w:hint="eastAsia"/>
-        </w:rPr>
-        <w:t>的删除请求时序图如下：</w:t>
-      </w:r>
-    </w:p>
-    <w:p>
-      <w:pPr>
-        <w:spacing w:beforeLines="50" w:before="156" w:afterLines="50" w:after="156"/>
-        <w:ind w:left="0"/>
-      </w:pPr>
-      <w:r>
-        <w:rPr>
-          <w:noProof/>
-        </w:rPr>
-        <w:lastRenderedPageBreak/>
-        <w:drawing>
-          <wp:inline distT="0" distB="0" distL="0" distR="0" wp14:anchorId="3AC20647" wp14:editId="6EE7A580">
-            <wp:extent cx="5274310" cy="4594997"/>
-            <wp:effectExtent l="0" t="0" r="2540" b="0"/>
-            <wp:docPr id="16" name="图片 16"/>
-            <wp:cNvGraphicFramePr>
-              <a:graphicFrameLocks xmlns:a="http://schemas.openxmlformats.org/drawingml/2006/main" noChangeAspect="1"/>
-            </wp:cNvGraphicFramePr>
-            <a:graphic xmlns:a="http://schemas.openxmlformats.org/drawingml/2006/main">
-              <a:graphicData uri="http://schemas.openxmlformats.org/drawingml/2006/picture">
-                <pic:pic xmlns:pic="http://schemas.openxmlformats.org/drawingml/2006/picture">
-                  <pic:nvPicPr>
-                    <pic:cNvPr id="0" name="Picture 14"/>
-                    <pic:cNvPicPr>
-                      <a:picLocks noChangeAspect="1" noChangeArrowheads="1"/>
-                    </pic:cNvPicPr>
-                  </pic:nvPicPr>
-                  <pic:blipFill>
-                    <a:blip r:embed="rId11">
-                      <a:extLst>
-                        <a:ext uri="{28A0092B-C50C-407E-A947-70E740481C1C}">
-                          <a14:useLocalDpi xmlns:a14="http://schemas.microsoft.com/office/drawing/2010/main" val="0"/>
-                        </a:ext>
-                      </a:extLst>
-                    </a:blip>
-                    <a:srcRect/>
-                    <a:stretch>
-                      <a:fillRect/>
-                    </a:stretch>
-                  </pic:blipFill>
-                  <pic:spPr bwMode="auto">
-                    <a:xfrm>
-                      <a:off x="0" y="0"/>
-                      <a:ext cx="5274310" cy="4594997"/>
-                    </a:xfrm>
-                    <a:prstGeom prst="rect">
-                      <a:avLst/>
-                    </a:prstGeom>
-                    <a:noFill/>
-                    <a:ln>
-                      <a:noFill/>
-                    </a:ln>
-                  </pic:spPr>
-                </pic:pic>
-              </a:graphicData>
-            </a:graphic>
-          </wp:inline>
-        </w:drawing>
-      </w:r>
     </w:p>
     <w:p>
       <w:pPr>
@@ -2539,61 +6802,6 @@
     </w:p>
     <w:p>
       <w:pPr>
-        <w:pStyle w:val="aa"/>
-        <w:numPr>
-          <w:ilvl w:val="0"/>
-          <w:numId w:val="24"/>
-        </w:numPr>
-        <w:spacing w:beforeLines="50" w:before="156" w:afterLines="50" w:after="156"/>
-        <w:ind w:firstLineChars="0"/>
-      </w:pPr>
-      <w:r>
-        <w:rPr>
-          <w:rFonts w:hint="eastAsia"/>
-        </w:rPr>
-        <w:t>指定的桶中还有对象记录，删除请求中携带了</w:t>
-      </w:r>
-      <w:r>
-        <w:rPr>
-          <w:rFonts w:hint="eastAsia"/>
-        </w:rPr>
-        <w:t>Force</w:t>
-      </w:r>
-      <w:r>
-        <w:rPr>
-          <w:rFonts w:hint="eastAsia"/>
-        </w:rPr>
-        <w:t>参数值为</w:t>
-      </w:r>
-      <w:r>
-        <w:rPr>
-          <w:rFonts w:hint="eastAsia"/>
-        </w:rPr>
-        <w:t>True</w:t>
-      </w:r>
-      <w:r>
-        <w:rPr>
-          <w:rFonts w:hint="eastAsia"/>
-        </w:rPr>
-        <w:t>，删除桶内对象元数据集，对象数据，删除目录结构表中相关数据，删除权限表中的相关数据，删除</w:t>
-      </w:r>
-      <w:proofErr w:type="spellStart"/>
-      <w:r>
-        <w:rPr>
-          <w:rFonts w:hint="eastAsia"/>
-        </w:rPr>
-        <w:t>BucketList</w:t>
-      </w:r>
-      <w:proofErr w:type="spellEnd"/>
-      <w:r>
-        <w:rPr>
-          <w:rFonts w:hint="eastAsia"/>
-        </w:rPr>
-        <w:t>中对应的桶记录。</w:t>
-      </w:r>
-    </w:p>
-    <w:p>
-      <w:pPr>
         <w:spacing w:beforeLines="50" w:before="156" w:afterLines="50" w:after="156"/>
       </w:pPr>
       <w:r>
@@ -2668,48 +6876,15 @@
         </w:numPr>
         <w:spacing w:beforeLines="50" w:before="156" w:afterLines="50" w:after="156"/>
         <w:ind w:firstLineChars="0"/>
-      </w:pPr>
-      <w:r>
-        <w:rPr>
-          <w:rFonts w:hint="eastAsia"/>
-        </w:rPr>
-        <w:t>桶内仍存有对象且未带</w:t>
-      </w:r>
-      <w:r>
-        <w:rPr>
-          <w:rFonts w:hint="eastAsia"/>
-        </w:rPr>
-        <w:t>Force</w:t>
-      </w:r>
-      <w:r>
-        <w:rPr>
-          <w:rFonts w:hint="eastAsia"/>
-        </w:rPr>
-        <w:t>参数或</w:t>
-      </w:r>
-      <w:r>
-        <w:rPr>
-          <w:rFonts w:hint="eastAsia"/>
-        </w:rPr>
-        <w:t>Force</w:t>
-      </w:r>
-      <w:r>
-        <w:rPr>
-          <w:rFonts w:hint="eastAsia"/>
-        </w:rPr>
-        <w:t>参数不为</w:t>
-      </w:r>
-      <w:r>
-        <w:rPr>
-          <w:rFonts w:hint="eastAsia"/>
-        </w:rPr>
-        <w:t>True</w:t>
-      </w:r>
-      <w:r>
-        <w:rPr>
-          <w:rFonts w:hint="eastAsia"/>
-        </w:rPr>
-        <w:t>，返回</w:t>
+        <w:rPr>
+          <w:rFonts w:hint="eastAsia"/>
+        </w:rPr>
+      </w:pPr>
+      <w:r>
+        <w:rPr>
+          <w:rFonts w:hint="eastAsia"/>
+        </w:rPr>
+        <w:t>桶内仍存有对象，返回</w:t>
       </w:r>
       <w:proofErr w:type="spellStart"/>
       <w:r>
@@ -2722,1043 +6897,7 @@
         </w:rPr>
         <w:t>。</w:t>
       </w:r>
-      <w:bookmarkEnd w:id="4"/>
-    </w:p>
-    <w:p>
-      <w:pPr>
-        <w:pStyle w:val="3"/>
-      </w:pPr>
-      <w:r>
-        <w:rPr>
-          <w:rFonts w:hint="eastAsia"/>
-        </w:rPr>
-        <w:t>设置版本控制配置</w:t>
-      </w:r>
-      <w:r>
-        <w:rPr>
-          <w:rFonts w:hint="eastAsia"/>
-        </w:rPr>
-        <w:t>（</w:t>
-      </w:r>
-      <w:r>
-        <w:t>PUT Bucket versioning</w:t>
-      </w:r>
-      <w:r>
-        <w:rPr>
-          <w:rFonts w:hint="eastAsia"/>
-        </w:rPr>
-        <w:t>）</w:t>
-      </w:r>
-    </w:p>
-    <w:p>
-      <w:r>
-        <w:rPr>
-          <w:rFonts w:hint="eastAsia"/>
-        </w:rPr>
-        <w:t>设置版本控制参数流程</w:t>
-      </w:r>
-      <w:r>
-        <w:rPr>
-          <w:rFonts w:hint="eastAsia"/>
-        </w:rPr>
-        <w:t>：</w:t>
-      </w:r>
-    </w:p>
-    <w:p>
-      <w:pPr>
-        <w:ind w:left="0" w:firstLineChars="200" w:firstLine="420"/>
-      </w:pPr>
-      <w:r>
-        <w:rPr>
-          <w:noProof/>
-        </w:rPr>
-        <w:lastRenderedPageBreak/>
-        <w:drawing>
-          <wp:inline distT="0" distB="0" distL="0" distR="0" wp14:anchorId="4B91442F" wp14:editId="749E758B">
-            <wp:extent cx="5274310" cy="3294185"/>
-            <wp:effectExtent l="0" t="0" r="2540" b="1905"/>
-            <wp:docPr id="20" name="图片 20"/>
-            <wp:cNvGraphicFramePr>
-              <a:graphicFrameLocks xmlns:a="http://schemas.openxmlformats.org/drawingml/2006/main" noChangeAspect="1"/>
-            </wp:cNvGraphicFramePr>
-            <a:graphic xmlns:a="http://schemas.openxmlformats.org/drawingml/2006/main">
-              <a:graphicData uri="http://schemas.openxmlformats.org/drawingml/2006/picture">
-                <pic:pic xmlns:pic="http://schemas.openxmlformats.org/drawingml/2006/picture">
-                  <pic:nvPicPr>
-                    <pic:cNvPr id="0" name="Picture 18"/>
-                    <pic:cNvPicPr>
-                      <a:picLocks noChangeAspect="1" noChangeArrowheads="1"/>
-                    </pic:cNvPicPr>
-                  </pic:nvPicPr>
-                  <pic:blipFill>
-                    <a:blip r:embed="rId12">
-                      <a:extLst>
-                        <a:ext uri="{28A0092B-C50C-407E-A947-70E740481C1C}">
-                          <a14:useLocalDpi xmlns:a14="http://schemas.microsoft.com/office/drawing/2010/main" val="0"/>
-                        </a:ext>
-                      </a:extLst>
-                    </a:blip>
-                    <a:srcRect/>
-                    <a:stretch>
-                      <a:fillRect/>
-                    </a:stretch>
-                  </pic:blipFill>
-                  <pic:spPr bwMode="auto">
-                    <a:xfrm>
-                      <a:off x="0" y="0"/>
-                      <a:ext cx="5274310" cy="3294185"/>
-                    </a:xfrm>
-                    <a:prstGeom prst="rect">
-                      <a:avLst/>
-                    </a:prstGeom>
-                    <a:noFill/>
-                    <a:ln>
-                      <a:noFill/>
-                    </a:ln>
-                  </pic:spPr>
-                </pic:pic>
-              </a:graphicData>
-            </a:graphic>
-          </wp:inline>
-        </w:drawing>
-      </w:r>
-    </w:p>
-    <w:p>
-      <w:pPr>
-        <w:spacing w:beforeLines="50" w:before="156" w:afterLines="50" w:after="156"/>
-      </w:pPr>
-      <w:r>
-        <w:rPr>
-          <w:rFonts w:hint="eastAsia"/>
-        </w:rPr>
-        <w:t>正常场景：</w:t>
-      </w:r>
-    </w:p>
-    <w:p>
-      <w:pPr>
-        <w:pStyle w:val="aa"/>
-        <w:numPr>
-          <w:ilvl w:val="0"/>
-          <w:numId w:val="30"/>
-        </w:numPr>
-        <w:spacing w:beforeLines="50" w:before="156" w:afterLines="50" w:after="156"/>
-        <w:ind w:firstLineChars="0"/>
-      </w:pPr>
-      <w:r>
-        <w:rPr>
-          <w:rFonts w:hint="eastAsia"/>
-        </w:rPr>
-        <w:t>指定桶的</w:t>
-      </w:r>
-      <w:r>
-        <w:rPr>
-          <w:rFonts w:hint="eastAsia"/>
-        </w:rPr>
-        <w:t>status</w:t>
-      </w:r>
-      <w:r>
-        <w:rPr>
-          <w:rFonts w:hint="eastAsia"/>
-        </w:rPr>
-        <w:t>设置为</w:t>
-      </w:r>
-      <w:r>
-        <w:rPr>
-          <w:rFonts w:hint="eastAsia"/>
-        </w:rPr>
-        <w:t>Enable</w:t>
-      </w:r>
-      <w:r>
-        <w:rPr>
-          <w:rFonts w:hint="eastAsia"/>
-        </w:rPr>
-        <w:t>或者</w:t>
-      </w:r>
-      <w:r>
-        <w:t>Suspend</w:t>
-      </w:r>
-      <w:r>
-        <w:rPr>
-          <w:rFonts w:hint="eastAsia"/>
-        </w:rPr>
-        <w:t>ed</w:t>
-      </w:r>
-      <w:r>
-        <w:rPr>
-          <w:rFonts w:hint="eastAsia"/>
-        </w:rPr>
-        <w:t>，设置成功。</w:t>
-      </w:r>
-    </w:p>
-    <w:p>
-      <w:pPr>
-        <w:spacing w:beforeLines="50" w:before="156" w:afterLines="50" w:after="156"/>
-      </w:pPr>
-      <w:r>
-        <w:rPr>
-          <w:rFonts w:hint="eastAsia"/>
-        </w:rPr>
-        <w:t>异常场景：</w:t>
-      </w:r>
-    </w:p>
-    <w:p>
-      <w:pPr>
-        <w:pStyle w:val="aa"/>
-        <w:numPr>
-          <w:ilvl w:val="0"/>
-          <w:numId w:val="29"/>
-        </w:numPr>
-        <w:spacing w:beforeLines="50" w:before="156" w:afterLines="50" w:after="156"/>
-        <w:ind w:firstLineChars="0"/>
-      </w:pPr>
-      <w:r>
-        <w:rPr>
-          <w:rFonts w:hint="eastAsia"/>
-        </w:rPr>
-        <w:t>桶不存在，返回</w:t>
-      </w:r>
-      <w:proofErr w:type="spellStart"/>
-      <w:r>
-        <w:t>NoSuchBucket</w:t>
-      </w:r>
-      <w:proofErr w:type="spellEnd"/>
-      <w:r>
-        <w:rPr>
-          <w:rFonts w:hint="eastAsia"/>
-        </w:rPr>
-        <w:t>。</w:t>
-      </w:r>
-    </w:p>
-    <w:p>
-      <w:pPr>
-        <w:pStyle w:val="aa"/>
-        <w:numPr>
-          <w:ilvl w:val="0"/>
-          <w:numId w:val="29"/>
-        </w:numPr>
-        <w:spacing w:beforeLines="50" w:before="156" w:afterLines="50" w:after="156"/>
-        <w:ind w:firstLineChars="0"/>
-      </w:pPr>
-      <w:r>
-        <w:rPr>
-          <w:rFonts w:hint="eastAsia"/>
-        </w:rPr>
-        <w:t>桶不属于自己，返回</w:t>
-      </w:r>
-      <w:proofErr w:type="spellStart"/>
-      <w:r>
-        <w:t>AccessDenied</w:t>
-      </w:r>
-      <w:proofErr w:type="spellEnd"/>
-      <w:r>
-        <w:rPr>
-          <w:rFonts w:hint="eastAsia"/>
-        </w:rPr>
-        <w:t>。</w:t>
-      </w:r>
-    </w:p>
-    <w:p>
-      <w:pPr>
-        <w:pStyle w:val="aa"/>
-        <w:numPr>
-          <w:ilvl w:val="0"/>
-          <w:numId w:val="29"/>
-        </w:numPr>
-        <w:spacing w:beforeLines="50" w:before="156" w:afterLines="50" w:after="156"/>
-        <w:ind w:firstLineChars="0"/>
-      </w:pPr>
-      <w:r>
-        <w:rPr>
-          <w:rFonts w:hint="eastAsia"/>
-        </w:rPr>
-        <w:t>参数</w:t>
-      </w:r>
-      <w:r>
-        <w:rPr>
-          <w:rFonts w:hint="eastAsia"/>
-        </w:rPr>
-        <w:t>status</w:t>
-      </w:r>
-      <w:r>
-        <w:rPr>
-          <w:rFonts w:hint="eastAsia"/>
-        </w:rPr>
-        <w:t>值不是</w:t>
-      </w:r>
-      <w:r>
-        <w:rPr>
-          <w:rFonts w:hint="eastAsia"/>
-        </w:rPr>
-        <w:t>Enabled</w:t>
-      </w:r>
-      <w:r>
-        <w:rPr>
-          <w:rFonts w:hint="eastAsia"/>
-        </w:rPr>
-        <w:t>或者</w:t>
-      </w:r>
-      <w:r>
-        <w:rPr>
-          <w:rFonts w:hint="eastAsia"/>
-        </w:rPr>
-        <w:t>Suspended</w:t>
-      </w:r>
-      <w:r>
-        <w:rPr>
-          <w:rFonts w:hint="eastAsia"/>
-        </w:rPr>
-        <w:t>，返回</w:t>
-      </w:r>
-      <w:proofErr w:type="spellStart"/>
-      <w:r>
-        <w:t>InvalidArgument</w:t>
-      </w:r>
-      <w:proofErr w:type="spellEnd"/>
-      <w:r>
-        <w:rPr>
-          <w:rFonts w:hint="eastAsia"/>
-        </w:rPr>
-        <w:t>。</w:t>
-      </w:r>
-    </w:p>
-    <w:p>
-      <w:pPr>
-        <w:pStyle w:val="3"/>
-      </w:pPr>
-      <w:bookmarkStart w:id="7" w:name="_获取版本控制配置（GET_Bucket_versioning）"/>
-      <w:bookmarkEnd w:id="7"/>
-      <w:r>
-        <w:rPr>
-          <w:rFonts w:hint="eastAsia"/>
-        </w:rPr>
-        <w:t>获取版本控制配置</w:t>
-      </w:r>
-      <w:r>
-        <w:rPr>
-          <w:rFonts w:hint="eastAsia"/>
-        </w:rPr>
-        <w:t>（</w:t>
-      </w:r>
-      <w:r>
-        <w:t>GET Bucket versioning</w:t>
-      </w:r>
-      <w:r>
-        <w:rPr>
-          <w:rFonts w:hint="eastAsia"/>
-        </w:rPr>
-        <w:t>）</w:t>
-      </w:r>
-    </w:p>
-    <w:p>
-      <w:r>
-        <w:rPr>
-          <w:rFonts w:hint="eastAsia"/>
-        </w:rPr>
-        <w:t>获取版本控制配置流程</w:t>
-      </w:r>
-      <w:r>
-        <w:rPr>
-          <w:rFonts w:hint="eastAsia"/>
-        </w:rPr>
-        <w:t>：</w:t>
-      </w:r>
-    </w:p>
-    <w:p>
-      <w:pPr>
-        <w:ind w:left="420" w:hangingChars="200" w:hanging="420"/>
-      </w:pPr>
-      <w:r>
-        <w:rPr>
-          <w:rFonts w:hint="eastAsia"/>
-        </w:rPr>
-        <w:t xml:space="preserve">  </w:t>
-      </w:r>
-      <w:r>
-        <w:rPr>
-          <w:rFonts w:hint="eastAsia"/>
-          <w:noProof/>
-        </w:rPr>
-        <w:drawing>
-          <wp:inline distT="0" distB="0" distL="0" distR="0" wp14:anchorId="23FD1D6E" wp14:editId="1E1641FC">
-            <wp:extent cx="4920018" cy="2686404"/>
-            <wp:effectExtent l="0" t="0" r="0" b="0"/>
-            <wp:docPr id="21" name="图片 21"/>
-            <wp:cNvGraphicFramePr>
-              <a:graphicFrameLocks xmlns:a="http://schemas.openxmlformats.org/drawingml/2006/main" noChangeAspect="1"/>
-            </wp:cNvGraphicFramePr>
-            <a:graphic xmlns:a="http://schemas.openxmlformats.org/drawingml/2006/main">
-              <a:graphicData uri="http://schemas.openxmlformats.org/drawingml/2006/picture">
-                <pic:pic xmlns:pic="http://schemas.openxmlformats.org/drawingml/2006/picture">
-                  <pic:nvPicPr>
-                    <pic:cNvPr id="0" name="Picture 19"/>
-                    <pic:cNvPicPr>
-                      <a:picLocks noChangeAspect="1" noChangeArrowheads="1"/>
-                    </pic:cNvPicPr>
-                  </pic:nvPicPr>
-                  <pic:blipFill>
-                    <a:blip r:embed="rId13">
-                      <a:extLst>
-                        <a:ext uri="{28A0092B-C50C-407E-A947-70E740481C1C}">
-                          <a14:useLocalDpi xmlns:a14="http://schemas.microsoft.com/office/drawing/2010/main" val="0"/>
-                        </a:ext>
-                      </a:extLst>
-                    </a:blip>
-                    <a:srcRect/>
-                    <a:stretch>
-                      <a:fillRect/>
-                    </a:stretch>
-                  </pic:blipFill>
-                  <pic:spPr bwMode="auto">
-                    <a:xfrm>
-                      <a:off x="0" y="0"/>
-                      <a:ext cx="4922441" cy="2687727"/>
-                    </a:xfrm>
-                    <a:prstGeom prst="rect">
-                      <a:avLst/>
-                    </a:prstGeom>
-                    <a:noFill/>
-                    <a:ln>
-                      <a:noFill/>
-                    </a:ln>
-                  </pic:spPr>
-                </pic:pic>
-              </a:graphicData>
-            </a:graphic>
-          </wp:inline>
-        </w:drawing>
-      </w:r>
-    </w:p>
-    <w:p>
-      <w:pPr>
-        <w:spacing w:beforeLines="50" w:before="156" w:afterLines="50" w:after="156"/>
-      </w:pPr>
-      <w:r>
-        <w:rPr>
-          <w:rFonts w:hint="eastAsia"/>
-        </w:rPr>
-        <w:lastRenderedPageBreak/>
-        <w:t>正常场景：</w:t>
-      </w:r>
-    </w:p>
-    <w:p>
-      <w:pPr>
-        <w:pStyle w:val="aa"/>
-        <w:spacing w:beforeLines="50" w:before="156" w:afterLines="50" w:after="156"/>
-        <w:ind w:left="717" w:firstLineChars="0" w:firstLine="0"/>
-      </w:pPr>
-      <w:r>
-        <w:rPr>
-          <w:rFonts w:hint="eastAsia"/>
-        </w:rPr>
-        <w:t>查询成功，返回</w:t>
-      </w:r>
-      <w:r>
-        <w:rPr>
-          <w:rFonts w:hint="eastAsia"/>
-        </w:rPr>
-        <w:t>versioning</w:t>
-      </w:r>
-      <w:r>
-        <w:t xml:space="preserve"> </w:t>
-      </w:r>
-      <w:r>
-        <w:rPr>
-          <w:rFonts w:hint="eastAsia"/>
-        </w:rPr>
-        <w:t>status</w:t>
-      </w:r>
-      <w:r>
-        <w:rPr>
-          <w:rFonts w:hint="eastAsia"/>
-        </w:rPr>
-        <w:t>。</w:t>
-      </w:r>
-    </w:p>
-    <w:p>
-      <w:pPr>
-        <w:pStyle w:val="aa"/>
-        <w:spacing w:beforeLines="50" w:before="156" w:afterLines="50" w:after="156"/>
-        <w:ind w:left="717" w:firstLineChars="0" w:firstLine="0"/>
-      </w:pPr>
-    </w:p>
-    <w:p>
-      <w:pPr>
-        <w:spacing w:beforeLines="50" w:before="156" w:afterLines="50" w:after="156"/>
-      </w:pPr>
-      <w:r>
-        <w:rPr>
-          <w:rFonts w:hint="eastAsia"/>
-        </w:rPr>
-        <w:t>异常场景：</w:t>
-      </w:r>
-    </w:p>
-    <w:p>
-      <w:pPr>
-        <w:pStyle w:val="aa"/>
-        <w:numPr>
-          <w:ilvl w:val="0"/>
-          <w:numId w:val="34"/>
-        </w:numPr>
-        <w:spacing w:beforeLines="50" w:before="156" w:afterLines="50" w:after="156"/>
-        <w:ind w:firstLineChars="0"/>
-      </w:pPr>
-      <w:r>
-        <w:rPr>
-          <w:rFonts w:hint="eastAsia"/>
-        </w:rPr>
-        <w:t>桶不存在，返回</w:t>
-      </w:r>
-      <w:proofErr w:type="spellStart"/>
-      <w:r>
-        <w:t>NoSuchBucket</w:t>
-      </w:r>
-      <w:proofErr w:type="spellEnd"/>
-      <w:r>
-        <w:rPr>
-          <w:rFonts w:hint="eastAsia"/>
-        </w:rPr>
-        <w:t>。</w:t>
-      </w:r>
-    </w:p>
-    <w:p>
-      <w:pPr>
-        <w:pStyle w:val="aa"/>
-        <w:numPr>
-          <w:ilvl w:val="0"/>
-          <w:numId w:val="34"/>
-        </w:numPr>
-        <w:spacing w:beforeLines="50" w:before="156" w:afterLines="50" w:after="156"/>
-        <w:ind w:firstLineChars="0"/>
-      </w:pPr>
-      <w:r>
-        <w:rPr>
-          <w:rFonts w:hint="eastAsia"/>
-        </w:rPr>
-        <w:t>桶不属于自己，返回</w:t>
-      </w:r>
-      <w:proofErr w:type="spellStart"/>
-      <w:r>
-        <w:t>AccessDenied</w:t>
-      </w:r>
-      <w:proofErr w:type="spellEnd"/>
-      <w:r>
-        <w:rPr>
-          <w:rFonts w:hint="eastAsia"/>
-        </w:rPr>
-        <w:t>。</w:t>
-      </w:r>
-    </w:p>
-    <w:p>
-      <w:pPr>
-        <w:pStyle w:val="3"/>
-      </w:pPr>
-      <w:r>
-        <w:rPr>
-          <w:rFonts w:hint="eastAsia"/>
-        </w:rPr>
-        <w:t>设置分割符（</w:t>
-      </w:r>
-      <w:r>
-        <w:rPr>
-          <w:rFonts w:hint="eastAsia"/>
-        </w:rPr>
-        <w:t>PUT</w:t>
-      </w:r>
-      <w:r>
-        <w:t xml:space="preserve"> </w:t>
-      </w:r>
-      <w:r>
-        <w:rPr>
-          <w:rFonts w:hint="eastAsia"/>
-        </w:rPr>
-        <w:t>Bucket</w:t>
-      </w:r>
-      <w:r>
-        <w:t xml:space="preserve"> </w:t>
-      </w:r>
-      <w:r>
-        <w:rPr>
-          <w:rFonts w:hint="eastAsia"/>
-        </w:rPr>
-        <w:t>delimiter</w:t>
-      </w:r>
-      <w:r>
-        <w:rPr>
-          <w:rFonts w:hint="eastAsia"/>
-        </w:rPr>
-        <w:t>）</w:t>
-      </w:r>
-    </w:p>
-    <w:p>
-      <w:r>
-        <w:rPr>
-          <w:rFonts w:hint="eastAsia"/>
-        </w:rPr>
-        <w:t>设置分隔符流程</w:t>
-      </w:r>
-      <w:r>
-        <w:rPr>
-          <w:rFonts w:hint="eastAsia"/>
-        </w:rPr>
-        <w:t>：</w:t>
-      </w:r>
-    </w:p>
-    <w:p>
-      <w:pPr>
-        <w:ind w:left="420" w:hangingChars="200" w:hanging="420"/>
-      </w:pPr>
-      <w:r>
-        <w:rPr>
-          <w:rFonts w:hint="eastAsia"/>
-        </w:rPr>
-        <w:t xml:space="preserve">  </w:t>
-      </w:r>
-      <w:r>
-        <w:rPr>
-          <w:rFonts w:hint="eastAsia"/>
-          <w:noProof/>
-        </w:rPr>
-        <w:drawing>
-          <wp:inline distT="0" distB="0" distL="0" distR="0" wp14:anchorId="43563ECE" wp14:editId="629DBFE7">
-            <wp:extent cx="5274310" cy="3392181"/>
-            <wp:effectExtent l="0" t="0" r="2540" b="0"/>
-            <wp:docPr id="26" name="图片 26"/>
-            <wp:cNvGraphicFramePr>
-              <a:graphicFrameLocks xmlns:a="http://schemas.openxmlformats.org/drawingml/2006/main" noChangeAspect="1"/>
-            </wp:cNvGraphicFramePr>
-            <a:graphic xmlns:a="http://schemas.openxmlformats.org/drawingml/2006/main">
-              <a:graphicData uri="http://schemas.openxmlformats.org/drawingml/2006/picture">
-                <pic:pic xmlns:pic="http://schemas.openxmlformats.org/drawingml/2006/picture">
-                  <pic:nvPicPr>
-                    <pic:cNvPr id="0" name="Picture 24"/>
-                    <pic:cNvPicPr>
-                      <a:picLocks noChangeAspect="1" noChangeArrowheads="1"/>
-                    </pic:cNvPicPr>
-                  </pic:nvPicPr>
-                  <pic:blipFill>
-                    <a:blip r:embed="rId14">
-                      <a:extLst>
-                        <a:ext uri="{28A0092B-C50C-407E-A947-70E740481C1C}">
-                          <a14:useLocalDpi xmlns:a14="http://schemas.microsoft.com/office/drawing/2010/main" val="0"/>
-                        </a:ext>
-                      </a:extLst>
-                    </a:blip>
-                    <a:srcRect/>
-                    <a:stretch>
-                      <a:fillRect/>
-                    </a:stretch>
-                  </pic:blipFill>
-                  <pic:spPr bwMode="auto">
-                    <a:xfrm>
-                      <a:off x="0" y="0"/>
-                      <a:ext cx="5274310" cy="3392181"/>
-                    </a:xfrm>
-                    <a:prstGeom prst="rect">
-                      <a:avLst/>
-                    </a:prstGeom>
-                    <a:noFill/>
-                    <a:ln>
-                      <a:noFill/>
-                    </a:ln>
-                  </pic:spPr>
-                </pic:pic>
-              </a:graphicData>
-            </a:graphic>
-          </wp:inline>
-        </w:drawing>
-      </w:r>
-      <w:r>
-        <w:t xml:space="preserve"> </w:t>
-      </w:r>
-    </w:p>
-    <w:p>
-      <w:pPr>
-        <w:spacing w:beforeLines="50" w:before="156" w:afterLines="50" w:after="156"/>
-        <w:ind w:left="0" w:firstLineChars="200" w:firstLine="420"/>
-      </w:pPr>
-      <w:r>
-        <w:rPr>
-          <w:rFonts w:hint="eastAsia"/>
-        </w:rPr>
-        <w:t>正常场景：</w:t>
-      </w:r>
-    </w:p>
-    <w:p>
-      <w:pPr>
-        <w:spacing w:beforeLines="50" w:before="156" w:afterLines="50" w:after="156"/>
-        <w:ind w:left="0" w:firstLineChars="200" w:firstLine="420"/>
-      </w:pPr>
-      <w:r>
-        <w:rPr>
-          <w:rFonts w:hint="eastAsia"/>
-        </w:rPr>
-        <w:t>设置</w:t>
-      </w:r>
-      <w:r>
-        <w:rPr>
-          <w:rFonts w:hint="eastAsia"/>
-        </w:rPr>
-        <w:t>delimiter</w:t>
-      </w:r>
-      <w:r>
-        <w:rPr>
-          <w:rFonts w:hint="eastAsia"/>
-        </w:rPr>
-        <w:t>字段为</w:t>
-      </w:r>
-      <w:r>
-        <w:rPr>
-          <w:rFonts w:hint="eastAsia"/>
-        </w:rPr>
-        <w:t>“</w:t>
-      </w:r>
-      <w:r>
-        <w:rPr>
-          <w:rFonts w:hint="eastAsia"/>
-        </w:rPr>
-        <w:t>/</w:t>
-      </w:r>
-      <w:r>
-        <w:rPr>
-          <w:rFonts w:hint="eastAsia"/>
-        </w:rPr>
-        <w:t>”或“</w:t>
-      </w:r>
-      <w:r>
-        <w:rPr>
-          <w:rFonts w:hint="eastAsia"/>
-        </w:rPr>
-        <w:t>！</w:t>
-      </w:r>
-      <w:r>
-        <w:rPr>
-          <w:rFonts w:hint="eastAsia"/>
-        </w:rPr>
-        <w:t>”</w:t>
-      </w:r>
-      <w:r>
-        <w:rPr>
-          <w:rFonts w:hint="eastAsia"/>
-        </w:rPr>
-        <w:t>等字符</w:t>
-      </w:r>
-      <w:r>
-        <w:rPr>
-          <w:rFonts w:hint="eastAsia"/>
-        </w:rPr>
-        <w:t>，</w:t>
-      </w:r>
-      <w:r>
-        <w:rPr>
-          <w:rFonts w:hint="eastAsia"/>
-        </w:rPr>
-        <w:t>设置成功。</w:t>
-      </w:r>
-    </w:p>
-    <w:p>
-      <w:pPr>
-        <w:spacing w:beforeLines="50" w:before="156" w:afterLines="50" w:after="156"/>
-        <w:ind w:left="0"/>
-      </w:pPr>
-    </w:p>
-    <w:p>
-      <w:pPr>
-        <w:spacing w:beforeLines="50" w:before="156" w:afterLines="50" w:after="156"/>
-        <w:ind w:left="0" w:firstLineChars="200" w:firstLine="420"/>
-      </w:pPr>
-      <w:r>
-        <w:rPr>
-          <w:rFonts w:hint="eastAsia"/>
-        </w:rPr>
-        <w:t>异常场景：</w:t>
-      </w:r>
-    </w:p>
-    <w:p>
-      <w:pPr>
-        <w:pStyle w:val="aa"/>
-        <w:numPr>
-          <w:ilvl w:val="0"/>
-          <w:numId w:val="35"/>
-        </w:numPr>
-        <w:spacing w:beforeLines="50" w:before="156" w:afterLines="50" w:after="156"/>
-        <w:ind w:firstLineChars="0"/>
-      </w:pPr>
-      <w:r>
-        <w:rPr>
-          <w:rFonts w:hint="eastAsia"/>
-        </w:rPr>
-        <w:t>桶不存在，返回</w:t>
-      </w:r>
-      <w:proofErr w:type="spellStart"/>
-      <w:r>
-        <w:t>NoSuchBucket</w:t>
-      </w:r>
-      <w:proofErr w:type="spellEnd"/>
-      <w:r>
-        <w:rPr>
-          <w:rFonts w:hint="eastAsia"/>
-        </w:rPr>
-        <w:t>。</w:t>
-      </w:r>
-    </w:p>
-    <w:p>
-      <w:pPr>
-        <w:pStyle w:val="aa"/>
-        <w:numPr>
-          <w:ilvl w:val="0"/>
-          <w:numId w:val="35"/>
-        </w:numPr>
-        <w:spacing w:beforeLines="50" w:before="156" w:afterLines="50" w:after="156"/>
-        <w:ind w:firstLineChars="0"/>
-      </w:pPr>
-      <w:r>
-        <w:rPr>
-          <w:rFonts w:hint="eastAsia"/>
-        </w:rPr>
-        <w:t>桶不属于自己，返回</w:t>
-      </w:r>
-      <w:proofErr w:type="spellStart"/>
-      <w:r>
-        <w:t>AccessDenied</w:t>
-      </w:r>
-      <w:proofErr w:type="spellEnd"/>
-      <w:r>
-        <w:rPr>
-          <w:rFonts w:hint="eastAsia"/>
-        </w:rPr>
-        <w:t>。</w:t>
-      </w:r>
-    </w:p>
-    <w:p>
-      <w:pPr>
-        <w:pStyle w:val="aa"/>
-        <w:spacing w:beforeLines="50" w:before="156" w:afterLines="50" w:after="156"/>
-        <w:ind w:left="717" w:firstLineChars="0" w:firstLine="0"/>
-      </w:pPr>
-    </w:p>
-    <w:p>
-      <w:pPr>
-        <w:pStyle w:val="3"/>
-      </w:pPr>
-      <w:bookmarkStart w:id="8" w:name="_获取分隔符（GET_Bucket_Delimiter）"/>
-      <w:bookmarkEnd w:id="8"/>
-      <w:r>
-        <w:rPr>
-          <w:rFonts w:hint="eastAsia"/>
-        </w:rPr>
-        <w:lastRenderedPageBreak/>
-        <w:t>获取分隔符（</w:t>
-      </w:r>
-      <w:r>
-        <w:rPr>
-          <w:rFonts w:hint="eastAsia"/>
-        </w:rPr>
-        <w:t>GET</w:t>
-      </w:r>
-      <w:r>
-        <w:t xml:space="preserve"> Bucket </w:t>
-      </w:r>
-      <w:r>
-        <w:rPr>
-          <w:rFonts w:hint="eastAsia"/>
-        </w:rPr>
-        <w:t>d</w:t>
-      </w:r>
-      <w:r>
-        <w:t>elimiter</w:t>
-      </w:r>
-      <w:r>
-        <w:rPr>
-          <w:rFonts w:hint="eastAsia"/>
-        </w:rPr>
-        <w:t>）</w:t>
-      </w:r>
-    </w:p>
-    <w:p>
-      <w:r>
-        <w:rPr>
-          <w:rFonts w:hint="eastAsia"/>
-        </w:rPr>
-        <w:t>获取分隔符流程</w:t>
-      </w:r>
-      <w:r>
-        <w:rPr>
-          <w:rFonts w:hint="eastAsia"/>
-        </w:rPr>
-        <w:t>：</w:t>
-      </w:r>
-      <w:r>
-        <w:rPr>
-          <w:rFonts w:hint="eastAsia"/>
-        </w:rPr>
-        <w:t xml:space="preserve"> </w:t>
-      </w:r>
-    </w:p>
-    <w:p>
-      <w:pPr>
-        <w:ind w:left="0"/>
-      </w:pPr>
-      <w:r>
-        <w:t xml:space="preserve">  </w:t>
-      </w:r>
-      <w:r>
-        <w:rPr>
-          <w:noProof/>
-        </w:rPr>
-        <w:drawing>
-          <wp:inline distT="0" distB="0" distL="0" distR="0" wp14:anchorId="7A2D1FB4" wp14:editId="248E080B">
-            <wp:extent cx="5274310" cy="3054499"/>
-            <wp:effectExtent l="0" t="0" r="2540" b="0"/>
-            <wp:docPr id="23" name="图片 23"/>
-            <wp:cNvGraphicFramePr>
-              <a:graphicFrameLocks xmlns:a="http://schemas.openxmlformats.org/drawingml/2006/main" noChangeAspect="1"/>
-            </wp:cNvGraphicFramePr>
-            <a:graphic xmlns:a="http://schemas.openxmlformats.org/drawingml/2006/main">
-              <a:graphicData uri="http://schemas.openxmlformats.org/drawingml/2006/picture">
-                <pic:pic xmlns:pic="http://schemas.openxmlformats.org/drawingml/2006/picture">
-                  <pic:nvPicPr>
-                    <pic:cNvPr id="0" name="Picture 21"/>
-                    <pic:cNvPicPr>
-                      <a:picLocks noChangeAspect="1" noChangeArrowheads="1"/>
-                    </pic:cNvPicPr>
-                  </pic:nvPicPr>
-                  <pic:blipFill>
-                    <a:blip r:embed="rId15">
-                      <a:extLst>
-                        <a:ext uri="{28A0092B-C50C-407E-A947-70E740481C1C}">
-                          <a14:useLocalDpi xmlns:a14="http://schemas.microsoft.com/office/drawing/2010/main" val="0"/>
-                        </a:ext>
-                      </a:extLst>
-                    </a:blip>
-                    <a:srcRect/>
-                    <a:stretch>
-                      <a:fillRect/>
-                    </a:stretch>
-                  </pic:blipFill>
-                  <pic:spPr bwMode="auto">
-                    <a:xfrm>
-                      <a:off x="0" y="0"/>
-                      <a:ext cx="5274310" cy="3054499"/>
-                    </a:xfrm>
-                    <a:prstGeom prst="rect">
-                      <a:avLst/>
-                    </a:prstGeom>
-                    <a:noFill/>
-                    <a:ln>
-                      <a:noFill/>
-                    </a:ln>
-                  </pic:spPr>
-                </pic:pic>
-              </a:graphicData>
-            </a:graphic>
-          </wp:inline>
-        </w:drawing>
-      </w:r>
-    </w:p>
-    <w:p>
-      <w:pPr>
-        <w:spacing w:beforeLines="50" w:before="156" w:afterLines="50" w:after="156"/>
-      </w:pPr>
-      <w:r>
-        <w:rPr>
-          <w:rFonts w:hint="eastAsia"/>
-        </w:rPr>
-        <w:t>正常场景：</w:t>
-      </w:r>
-    </w:p>
-    <w:p>
-      <w:pPr>
-        <w:pStyle w:val="aa"/>
-        <w:spacing w:beforeLines="50" w:before="156" w:afterLines="50" w:after="156"/>
-        <w:ind w:left="717" w:firstLineChars="0" w:firstLine="0"/>
-      </w:pPr>
-      <w:r>
-        <w:rPr>
-          <w:rFonts w:hint="eastAsia"/>
-        </w:rPr>
-        <w:t>查询成功，返回</w:t>
-      </w:r>
-      <w:r>
-        <w:t>Delimiter</w:t>
-      </w:r>
-      <w:r>
-        <w:rPr>
-          <w:rFonts w:hint="eastAsia"/>
-        </w:rPr>
-        <w:t>。</w:t>
-      </w:r>
-    </w:p>
-    <w:p>
-      <w:pPr>
-        <w:spacing w:beforeLines="50" w:before="156" w:afterLines="50" w:after="156"/>
-      </w:pPr>
-    </w:p>
-    <w:p>
-      <w:pPr>
-        <w:spacing w:beforeLines="50" w:before="156" w:afterLines="50" w:after="156"/>
-      </w:pPr>
-      <w:r>
-        <w:rPr>
-          <w:rFonts w:hint="eastAsia"/>
-        </w:rPr>
-        <w:t>异常场景：</w:t>
-      </w:r>
-    </w:p>
-    <w:p>
-      <w:pPr>
-        <w:pStyle w:val="aa"/>
-        <w:numPr>
-          <w:ilvl w:val="0"/>
-          <w:numId w:val="36"/>
-        </w:numPr>
-        <w:spacing w:beforeLines="50" w:before="156" w:afterLines="50" w:after="156"/>
-        <w:ind w:firstLineChars="0"/>
-      </w:pPr>
-      <w:r>
-        <w:rPr>
-          <w:rFonts w:hint="eastAsia"/>
-        </w:rPr>
-        <w:t>桶不存在，返回</w:t>
-      </w:r>
-      <w:proofErr w:type="spellStart"/>
-      <w:r>
-        <w:t>NoSuchBucket</w:t>
-      </w:r>
-      <w:proofErr w:type="spellEnd"/>
-      <w:r>
-        <w:rPr>
-          <w:rFonts w:hint="eastAsia"/>
-        </w:rPr>
-        <w:t>。</w:t>
-      </w:r>
-    </w:p>
-    <w:p>
-      <w:pPr>
-        <w:pStyle w:val="aa"/>
-        <w:numPr>
-          <w:ilvl w:val="0"/>
-          <w:numId w:val="36"/>
-        </w:numPr>
-        <w:spacing w:beforeLines="50" w:before="156" w:afterLines="50" w:after="156"/>
-        <w:ind w:firstLineChars="0"/>
-      </w:pPr>
-      <w:r>
-        <w:rPr>
-          <w:rFonts w:hint="eastAsia"/>
-        </w:rPr>
-        <w:t>桶不属于自己，返回</w:t>
-      </w:r>
-      <w:proofErr w:type="spellStart"/>
-      <w:r>
-        <w:t>AccessDenied</w:t>
-      </w:r>
-      <w:proofErr w:type="spellEnd"/>
-      <w:r>
-        <w:rPr>
-          <w:rFonts w:hint="eastAsia"/>
-        </w:rPr>
-        <w:t>。</w:t>
-      </w:r>
+      <w:bookmarkEnd w:id="13"/>
     </w:p>
     <w:p>
       <w:pPr>
@@ -4115,10 +7254,50 @@
             <w:pPr>
               <w:ind w:left="0"/>
               <w:rPr>
+                <w:rFonts w:hint="eastAsia"/>
                 <w:sz w:val="18"/>
                 <w:szCs w:val="18"/>
               </w:rPr>
             </w:pPr>
+            <w:r>
+              <w:rPr>
+                <w:rFonts w:hint="eastAsia"/>
+                <w:sz w:val="18"/>
+                <w:szCs w:val="18"/>
+              </w:rPr>
+              <w:t>第一周（</w:t>
+            </w:r>
+            <w:r>
+              <w:rPr>
+                <w:rFonts w:hint="eastAsia"/>
+                <w:sz w:val="18"/>
+                <w:szCs w:val="18"/>
+              </w:rPr>
+              <w:t>8.7-8.</w:t>
+            </w:r>
+            <w:r>
+              <w:rPr>
+                <w:sz w:val="18"/>
+                <w:szCs w:val="18"/>
+              </w:rPr>
+              <w:t>10</w:t>
+            </w:r>
+            <w:r>
+              <w:rPr>
+                <w:rFonts w:hint="eastAsia"/>
+                <w:sz w:val="18"/>
+                <w:szCs w:val="18"/>
+              </w:rPr>
+              <w:t>-</w:t>
+            </w:r>
+            <w:r>
+              <w:rPr>
+                <w:rFonts w:hint="eastAsia"/>
+                <w:sz w:val="18"/>
+                <w:szCs w:val="18"/>
+              </w:rPr>
+              <w:t>）</w:t>
+            </w:r>
           </w:p>
         </w:tc>
         <w:tc>
@@ -4130,11 +7309,30 @@
             <w:pPr>
               <w:ind w:left="0"/>
               <w:rPr>
+                <w:rFonts w:hint="eastAsia"/>
                 <w:color w:val="000000" w:themeColor="text1"/>
                 <w:sz w:val="18"/>
                 <w:szCs w:val="18"/>
               </w:rPr>
             </w:pPr>
+            <w:r>
+              <w:rPr>
+                <w:rFonts w:hint="eastAsia"/>
+                <w:color w:val="000000" w:themeColor="text1"/>
+                <w:sz w:val="18"/>
+                <w:szCs w:val="18"/>
+              </w:rPr>
+              <w:t>详细设计，设计评审，</w:t>
+            </w:r>
+            <w:r>
+              <w:rPr>
+                <w:rFonts w:hint="eastAsia"/>
+                <w:color w:val="000000" w:themeColor="text1"/>
+                <w:sz w:val="18"/>
+                <w:szCs w:val="18"/>
+              </w:rPr>
+              <w:t>review</w:t>
+            </w:r>
           </w:p>
         </w:tc>
         <w:tc>
@@ -4167,6 +7365,37 @@
                 <w:szCs w:val="18"/>
               </w:rPr>
             </w:pPr>
+            <w:r>
+              <w:rPr>
+                <w:rFonts w:hint="eastAsia"/>
+                <w:sz w:val="18"/>
+                <w:szCs w:val="18"/>
+              </w:rPr>
+              <w:t>第二周（</w:t>
+            </w:r>
+            <w:r>
+              <w:rPr>
+                <w:rFonts w:hint="eastAsia"/>
+                <w:sz w:val="18"/>
+                <w:szCs w:val="18"/>
+              </w:rPr>
+              <w:t>8.13-8.</w:t>
+            </w:r>
+            <w:r>
+              <w:rPr>
+                <w:sz w:val="18"/>
+                <w:szCs w:val="18"/>
+              </w:rPr>
+              <w:t>17</w:t>
+            </w:r>
+            <w:r>
+              <w:rPr>
+                <w:rFonts w:hint="eastAsia"/>
+                <w:sz w:val="18"/>
+                <w:szCs w:val="18"/>
+              </w:rPr>
+              <w:t>）</w:t>
+            </w:r>
           </w:p>
         </w:tc>
         <w:tc>
@@ -4183,6 +7412,24 @@
                 <w:szCs w:val="18"/>
               </w:rPr>
             </w:pPr>
+            <w:r>
+              <w:rPr>
+                <w:rFonts w:hint="eastAsia"/>
+                <w:color w:val="000000" w:themeColor="text1"/>
+                <w:sz w:val="18"/>
+                <w:szCs w:val="18"/>
+              </w:rPr>
+              <w:t>代码编写，检视，</w:t>
+            </w:r>
+            <w:r>
+              <w:rPr>
+                <w:rFonts w:hint="eastAsia"/>
+                <w:color w:val="000000" w:themeColor="text1"/>
+                <w:sz w:val="18"/>
+                <w:szCs w:val="18"/>
+              </w:rPr>
+              <w:t>review</w:t>
+            </w:r>
           </w:p>
         </w:tc>
         <w:tc>
@@ -4508,8 +7755,8 @@
       </w:tblPr>
       <w:tblGrid>
         <w:gridCol w:w="870"/>
-        <w:gridCol w:w="2482"/>
-        <w:gridCol w:w="4587"/>
+        <w:gridCol w:w="2480"/>
+        <w:gridCol w:w="4589"/>
       </w:tblGrid>
       <w:tr>
         <w:tc>
@@ -4582,6 +7829,12 @@
             <w:pPr>
               <w:ind w:left="0"/>
             </w:pPr>
+            <w:r>
+              <w:rPr>
+                <w:rFonts w:hint="eastAsia"/>
+              </w:rPr>
+              <w:t>1</w:t>
+            </w:r>
           </w:p>
         </w:tc>
         <w:tc>
@@ -4592,6 +7845,12 @@
             <w:pPr>
               <w:ind w:left="0"/>
             </w:pPr>
+            <w:r>
+              <w:rPr>
+                <w:rFonts w:hint="eastAsia"/>
+              </w:rPr>
+              <w:t>桶的版本设置</w:t>
+            </w:r>
           </w:p>
         </w:tc>
         <w:tc>
@@ -4601,7 +7860,87 @@
           <w:p>
             <w:pPr>
               <w:ind w:left="0"/>
-            </w:pPr>
+              <w:rPr>
+                <w:rFonts w:hint="eastAsia"/>
+              </w:rPr>
+            </w:pPr>
+            <w:r>
+              <w:rPr>
+                <w:rFonts w:hint="eastAsia"/>
+              </w:rPr>
+              <w:t>基于桶的创建删除和查询，先进行无版本状态的对象设计和开发，基本路径打通后再实现版本控制配置和对象的版本管理。</w:t>
+            </w:r>
+          </w:p>
+        </w:tc>
+      </w:tr>
+      <w:tr>
+        <w:tc>
+          <w:tcPr>
+            <w:tcW w:w="885" w:type="dxa"/>
+          </w:tcPr>
+          <w:p>
+            <w:pPr>
+              <w:ind w:left="0"/>
+              <w:rPr>
+                <w:rFonts w:hint="eastAsia"/>
+              </w:rPr>
+            </w:pPr>
+            <w:r>
+              <w:rPr>
+                <w:rFonts w:hint="eastAsia"/>
+              </w:rPr>
+              <w:t>2</w:t>
+            </w:r>
+          </w:p>
+        </w:tc>
+        <w:tc>
+          <w:tcPr>
+            <w:tcW w:w="2552" w:type="dxa"/>
+          </w:tcPr>
+          <w:p>
+            <w:pPr>
+              <w:ind w:left="0"/>
+              <w:rPr>
+                <w:rFonts w:hint="eastAsia"/>
+              </w:rPr>
+            </w:pPr>
+            <w:r>
+              <w:rPr>
+                <w:rFonts w:hint="eastAsia"/>
+              </w:rPr>
+              <w:t>桶的分隔符设置</w:t>
+            </w:r>
+          </w:p>
+        </w:tc>
+        <w:tc>
+          <w:tcPr>
+            <w:tcW w:w="4728" w:type="dxa"/>
+          </w:tcPr>
+          <w:p>
+            <w:pPr>
+              <w:ind w:left="0"/>
+              <w:rPr>
+                <w:rFonts w:hint="eastAsia"/>
+              </w:rPr>
+            </w:pPr>
+            <w:r>
+              <w:rPr>
+                <w:rFonts w:hint="eastAsia"/>
+              </w:rPr>
+              <w:t>对象管理</w:t>
+            </w:r>
+            <w:r>
+              <w:rPr>
+                <w:rFonts w:hint="eastAsia"/>
+              </w:rPr>
+              <w:t>基本路径打通后</w:t>
+            </w:r>
+            <w:r>
+              <w:rPr>
+                <w:rFonts w:hint="eastAsia"/>
+              </w:rPr>
+              <w:t>再进行设计、开发</w:t>
+            </w:r>
           </w:p>
         </w:tc>
       </w:tr>
@@ -5231,6 +8570,87 @@
               <w:t>桶</w:t>
             </w:r>
           </w:p>
+          <w:p>
+            <w:pPr>
+              <w:pStyle w:val="aa"/>
+              <w:numPr>
+                <w:ilvl w:val="0"/>
+                <w:numId w:val="1"/>
+              </w:numPr>
+              <w:ind w:firstLineChars="0"/>
+            </w:pPr>
+            <w:r>
+              <w:rPr>
+                <w:rFonts w:hint="eastAsia"/>
+              </w:rPr>
+              <w:lastRenderedPageBreak/>
+              <w:t>DELETE</w:t>
+            </w:r>
+            <w:r>
+              <w:t xml:space="preserve"> </w:t>
+            </w:r>
+            <w:r>
+              <w:rPr>
+                <w:rFonts w:hint="eastAsia"/>
+              </w:rPr>
+              <w:t>Bucket</w:t>
+            </w:r>
+            <w:r>
+              <w:rPr>
+                <w:rFonts w:hint="eastAsia"/>
+              </w:rPr>
+              <w:t>删除</w:t>
+            </w:r>
+            <w:r>
+              <w:rPr>
+                <w:rFonts w:hint="eastAsia"/>
+              </w:rPr>
+              <w:t>bucketname</w:t>
+            </w:r>
+            <w:r>
+              <w:t>2</w:t>
+            </w:r>
+            <w:r>
+              <w:rPr>
+                <w:rFonts w:hint="eastAsia"/>
+              </w:rPr>
+              <w:t>桶</w:t>
+            </w:r>
+          </w:p>
+          <w:p>
+            <w:pPr>
+              <w:pStyle w:val="aa"/>
+              <w:numPr>
+                <w:ilvl w:val="0"/>
+                <w:numId w:val="1"/>
+              </w:numPr>
+              <w:ind w:firstLineChars="0"/>
+              <w:rPr>
+                <w:rFonts w:hint="eastAsia"/>
+              </w:rPr>
+            </w:pPr>
+            <w:r>
+              <w:rPr>
+                <w:rFonts w:hint="eastAsia"/>
+              </w:rPr>
+              <w:t>GET</w:t>
+            </w:r>
+            <w:r>
+              <w:t xml:space="preserve"> </w:t>
+            </w:r>
+            <w:r>
+              <w:rPr>
+                <w:rFonts w:hint="eastAsia"/>
+              </w:rPr>
+              <w:t>Service</w:t>
+            </w:r>
+            <w:r>
+              <w:rPr>
+                <w:rFonts w:hint="eastAsia"/>
+              </w:rPr>
+              <w:t>查询所有桶</w:t>
+            </w:r>
+          </w:p>
         </w:tc>
         <w:tc>
           <w:tcPr>
@@ -5249,6 +8669,7 @@
               <w:rPr>
                 <w:rFonts w:hint="eastAsia"/>
               </w:rPr>
+              <w:lastRenderedPageBreak/>
               <w:t>PUT</w:t>
             </w:r>
             <w:r>
@@ -5442,6 +8863,72 @@
               <w:t>2</w:t>
             </w:r>
           </w:p>
+          <w:p>
+            <w:pPr>
+              <w:pStyle w:val="aa"/>
+              <w:numPr>
+                <w:ilvl w:val="0"/>
+                <w:numId w:val="9"/>
+              </w:numPr>
+              <w:ind w:firstLineChars="0"/>
+            </w:pPr>
+            <w:r>
+              <w:rPr>
+                <w:rFonts w:hint="eastAsia"/>
+              </w:rPr>
+              <w:t>删除成功，返回</w:t>
+            </w:r>
+            <w:r>
+              <w:rPr>
+                <w:rFonts w:hint="eastAsia"/>
+              </w:rPr>
+              <w:t>204No</w:t>
+            </w:r>
+            <w:r>
+              <w:t xml:space="preserve"> </w:t>
+            </w:r>
+            <w:r>
+              <w:rPr>
+                <w:rFonts w:hint="eastAsia"/>
+              </w:rPr>
+              <w:t>Content</w:t>
+            </w:r>
+          </w:p>
+          <w:p>
+            <w:pPr>
+              <w:pStyle w:val="aa"/>
+              <w:numPr>
+                <w:ilvl w:val="0"/>
+                <w:numId w:val="9"/>
+              </w:numPr>
+              <w:ind w:firstLineChars="0"/>
+            </w:pPr>
+            <w:r>
+              <w:rPr>
+                <w:rFonts w:hint="eastAsia"/>
+              </w:rPr>
+              <w:lastRenderedPageBreak/>
+              <w:t>GET</w:t>
+            </w:r>
+            <w:r>
+              <w:rPr>
+                <w:rFonts w:hint="eastAsia"/>
+              </w:rPr>
+              <w:t>成功，返回结果中只有</w:t>
+            </w:r>
+            <w:r>
+              <w:rPr>
+                <w:rFonts w:hint="eastAsia"/>
+              </w:rPr>
+              <w:t>Owner</w:t>
+            </w:r>
+            <w:r>
+              <w:rPr>
+                <w:rFonts w:hint="eastAsia"/>
+              </w:rPr>
+              <w:t>信息，没有桶信息。</w:t>
+            </w:r>
+          </w:p>
         </w:tc>
       </w:tr>
       <w:tr>
@@ -5457,6 +8944,7 @@
               <w:rPr>
                 <w:rFonts w:hint="eastAsia"/>
               </w:rPr>
+              <w:lastRenderedPageBreak/>
               <w:t>Story.SequoiaS</w:t>
             </w:r>
             <w:r>
@@ -5601,12 +9089,14 @@
                 <w:numId w:val="26"/>
               </w:numPr>
               <w:ind w:firstLineChars="0"/>
-            </w:pPr>
-            <w:r>
-              <w:rPr>
-                <w:rFonts w:hint="eastAsia"/>
-              </w:rPr>
-              <w:lastRenderedPageBreak/>
+              <w:rPr>
+                <w:rFonts w:hint="eastAsia"/>
+              </w:rPr>
+            </w:pPr>
+            <w:r>
+              <w:rPr>
+                <w:rFonts w:hint="eastAsia"/>
+              </w:rPr>
               <w:t>PUT</w:t>
             </w:r>
             <w:r>
@@ -5647,108 +9137,6 @@
                 <w:rFonts w:hint="eastAsia"/>
               </w:rPr>
               <w:t>位。</w:t>
-            </w:r>
-          </w:p>
-          <w:p>
-            <w:pPr>
-              <w:pStyle w:val="aa"/>
-              <w:numPr>
-                <w:ilvl w:val="0"/>
-                <w:numId w:val="26"/>
-              </w:numPr>
-              <w:ind w:firstLineChars="0"/>
-            </w:pPr>
-            <w:r>
-              <w:rPr>
-                <w:rFonts w:hint="eastAsia"/>
-              </w:rPr>
-              <w:t>PUT</w:t>
-            </w:r>
-            <w:r>
-              <w:t xml:space="preserve"> </w:t>
-            </w:r>
-            <w:r>
-              <w:rPr>
-                <w:rFonts w:hint="eastAsia"/>
-              </w:rPr>
-              <w:t>Bucket</w:t>
-            </w:r>
-            <w:r>
-              <w:rPr>
-                <w:rFonts w:hint="eastAsia"/>
-              </w:rPr>
-              <w:t>创建一个桶，</w:t>
-            </w:r>
-            <w:proofErr w:type="gramStart"/>
-            <w:r>
-              <w:rPr>
-                <w:rFonts w:hint="eastAsia"/>
-              </w:rPr>
-              <w:t>桶名包含</w:t>
-            </w:r>
-            <w:proofErr w:type="gramEnd"/>
-            <w:r>
-              <w:rPr>
-                <w:rFonts w:hint="eastAsia"/>
-              </w:rPr>
-              <w:t>小写</w:t>
-            </w:r>
-            <w:r>
-              <w:rPr>
-                <w:rFonts w:hint="eastAsia"/>
-              </w:rPr>
-              <w:t>字母，数字，连字符和</w:t>
-            </w:r>
-            <w:r>
-              <w:rPr>
-                <w:rFonts w:hint="eastAsia"/>
-              </w:rPr>
-              <w:t>大写字母</w:t>
-            </w:r>
-          </w:p>
-          <w:p>
-            <w:pPr>
-              <w:pStyle w:val="aa"/>
-              <w:numPr>
-                <w:ilvl w:val="0"/>
-                <w:numId w:val="26"/>
-              </w:numPr>
-              <w:ind w:firstLineChars="0"/>
-            </w:pPr>
-            <w:r>
-              <w:rPr>
-                <w:rFonts w:hint="eastAsia"/>
-              </w:rPr>
-              <w:t>PUT</w:t>
-            </w:r>
-            <w:r>
-              <w:t xml:space="preserve"> </w:t>
-            </w:r>
-            <w:r>
-              <w:rPr>
-                <w:rFonts w:hint="eastAsia"/>
-              </w:rPr>
-              <w:t>Bucket</w:t>
-            </w:r>
-            <w:r>
-              <w:rPr>
-                <w:rFonts w:hint="eastAsia"/>
-              </w:rPr>
-              <w:t>创建一个桶，</w:t>
-            </w:r>
-            <w:proofErr w:type="gramStart"/>
-            <w:r>
-              <w:rPr>
-                <w:rFonts w:hint="eastAsia"/>
-              </w:rPr>
-              <w:t>桶名为</w:t>
-            </w:r>
-            <w:proofErr w:type="gramEnd"/>
-            <w:r>
-              <w:rPr>
-                <w:rFonts w:hint="eastAsia"/>
-              </w:rPr>
-              <w:t>192.168.1.10</w:t>
             </w:r>
           </w:p>
         </w:tc>
@@ -5769,7 +9157,6 @@
               <w:rPr>
                 <w:rFonts w:hint="eastAsia"/>
               </w:rPr>
-              <w:lastRenderedPageBreak/>
               <w:t>返回失败，</w:t>
             </w:r>
             <w:r>
@@ -5809,6 +9196,9 @@
                 <w:numId w:val="27"/>
               </w:numPr>
               <w:ind w:firstLineChars="0"/>
+              <w:rPr>
+                <w:rFonts w:hint="eastAsia"/>
+              </w:rPr>
             </w:pPr>
             <w:r>
               <w:rPr>
@@ -5821,6 +9211,106 @@
                 <w:rFonts w:hint="eastAsia"/>
               </w:rPr>
               <w:t>403</w:t>
+            </w:r>
+          </w:p>
+        </w:tc>
+      </w:tr>
+      <w:tr>
+        <w:tc>
+          <w:tcPr>
+            <w:tcW w:w="1765" w:type="dxa"/>
+          </w:tcPr>
+          <w:p>
+            <w:pPr>
+              <w:ind w:left="0"/>
+              <w:rPr>
+                <w:rFonts w:hint="eastAsia"/>
+              </w:rPr>
+            </w:pPr>
+            <w:r>
+              <w:rPr>
+                <w:rFonts w:hint="eastAsia"/>
+              </w:rPr>
+              <w:t>Story.SequoiaS</w:t>
+            </w:r>
+            <w:r>
+              <w:t>3</w:t>
+            </w:r>
+            <w:r>
+              <w:rPr>
+                <w:rFonts w:hint="eastAsia"/>
+              </w:rPr>
+              <w:t>.Bucket.001.00</w:t>
+            </w:r>
+            <w:r>
+              <w:rPr>
+                <w:rFonts w:hint="eastAsia"/>
+              </w:rPr>
+              <w:t>3</w:t>
+            </w:r>
+          </w:p>
+        </w:tc>
+        <w:tc>
+          <w:tcPr>
+            <w:tcW w:w="1559" w:type="dxa"/>
+          </w:tcPr>
+          <w:p>
+            <w:pPr>
+              <w:ind w:left="0"/>
+              <w:rPr>
+                <w:rFonts w:hint="eastAsia"/>
+              </w:rPr>
+            </w:pPr>
+            <w:proofErr w:type="gramStart"/>
+            <w:r>
+              <w:rPr>
+                <w:rFonts w:hint="eastAsia"/>
+              </w:rPr>
+              <w:t>桶名包含</w:t>
+            </w:r>
+            <w:proofErr w:type="gramEnd"/>
+            <w:r>
+              <w:rPr>
+                <w:rFonts w:hint="eastAsia"/>
+              </w:rPr>
+              <w:t>特殊字符</w:t>
+            </w:r>
+          </w:p>
+        </w:tc>
+        <w:tc>
+          <w:tcPr>
+            <w:tcW w:w="2630" w:type="dxa"/>
+          </w:tcPr>
+          <w:p>
+            <w:pPr>
+              <w:ind w:left="0"/>
+            </w:pPr>
+            <w:r>
+              <w:rPr>
+                <w:rFonts w:hint="eastAsia"/>
+              </w:rPr>
+              <w:t>预置条件：</w:t>
+            </w:r>
+            <w:r>
+              <w:rPr>
+                <w:rFonts w:hint="eastAsia"/>
+              </w:rPr>
+              <w:t>SequoiaS</w:t>
+            </w:r>
+            <w:r>
+              <w:t>3</w:t>
+            </w:r>
+            <w:r>
+              <w:rPr>
+                <w:rFonts w:hint="eastAsia"/>
+              </w:rPr>
+              <w:t>系统启动，创建用户</w:t>
+            </w:r>
+            <w:r>
+              <w:rPr>
+                <w:rFonts w:hint="eastAsia"/>
+              </w:rPr>
+              <w:t>A</w:t>
             </w:r>
           </w:p>
           <w:p>
@@ -5828,7 +9318,7 @@
               <w:pStyle w:val="aa"/>
               <w:numPr>
                 <w:ilvl w:val="0"/>
-                <w:numId w:val="27"/>
+                <w:numId w:val="41"/>
               </w:numPr>
               <w:ind w:firstLineChars="0"/>
             </w:pPr>
@@ -5836,14 +9326,350 @@
               <w:rPr>
                 <w:rFonts w:hint="eastAsia"/>
               </w:rPr>
-              <w:t>返回失败，</w:t>
-            </w:r>
-            <w:r>
-              <w:rPr>
-                <w:rFonts w:hint="eastAsia"/>
-              </w:rPr>
-              <w:t>403</w:t>
-            </w:r>
+              <w:t>PUT</w:t>
+            </w:r>
+            <w:r>
+              <w:t xml:space="preserve"> </w:t>
+            </w:r>
+            <w:r>
+              <w:rPr>
+                <w:rFonts w:hint="eastAsia"/>
+              </w:rPr>
+              <w:t>Bucket</w:t>
+            </w:r>
+            <w:r>
+              <w:rPr>
+                <w:rFonts w:hint="eastAsia"/>
+              </w:rPr>
+              <w:t>创建一个桶，</w:t>
+            </w:r>
+            <w:proofErr w:type="gramStart"/>
+            <w:r>
+              <w:rPr>
+                <w:rFonts w:hint="eastAsia"/>
+              </w:rPr>
+              <w:t>桶名为</w:t>
+            </w:r>
+            <w:proofErr w:type="gramEnd"/>
+            <w:r>
+              <w:rPr>
+                <w:rFonts w:hint="eastAsia"/>
+              </w:rPr>
+              <w:t>IP</w:t>
+            </w:r>
+            <w:r>
+              <w:rPr>
+                <w:rFonts w:hint="eastAsia"/>
+              </w:rPr>
+              <w:t>格式，</w:t>
+            </w:r>
+            <w:r>
+              <w:rPr>
+                <w:rFonts w:hint="eastAsia"/>
+              </w:rPr>
+              <w:t>192.168.5.42</w:t>
+            </w:r>
+          </w:p>
+          <w:p>
+            <w:pPr>
+              <w:pStyle w:val="aa"/>
+              <w:numPr>
+                <w:ilvl w:val="0"/>
+                <w:numId w:val="41"/>
+              </w:numPr>
+              <w:ind w:firstLineChars="0"/>
+            </w:pPr>
+            <w:r>
+              <w:rPr>
+                <w:rFonts w:hint="eastAsia"/>
+              </w:rPr>
+              <w:t>GET</w:t>
+            </w:r>
+            <w:r>
+              <w:t xml:space="preserve"> </w:t>
+            </w:r>
+            <w:r>
+              <w:rPr>
+                <w:rFonts w:hint="eastAsia"/>
+              </w:rPr>
+              <w:t>Service</w:t>
+            </w:r>
+            <w:r>
+              <w:rPr>
+                <w:rFonts w:hint="eastAsia"/>
+              </w:rPr>
+              <w:t>查询所有桶</w:t>
+            </w:r>
+          </w:p>
+          <w:p>
+            <w:pPr>
+              <w:pStyle w:val="aa"/>
+              <w:numPr>
+                <w:ilvl w:val="0"/>
+                <w:numId w:val="41"/>
+              </w:numPr>
+              <w:ind w:firstLineChars="0"/>
+            </w:pPr>
+            <w:r>
+              <w:rPr>
+                <w:rFonts w:hint="eastAsia"/>
+              </w:rPr>
+              <w:t>PUT</w:t>
+            </w:r>
+            <w:r>
+              <w:t xml:space="preserve"> </w:t>
+            </w:r>
+            <w:r>
+              <w:rPr>
+                <w:rFonts w:hint="eastAsia"/>
+              </w:rPr>
+              <w:t>Bucket</w:t>
+            </w:r>
+            <w:r>
+              <w:rPr>
+                <w:rFonts w:hint="eastAsia"/>
+              </w:rPr>
+              <w:t>创建一个桶，</w:t>
+            </w:r>
+            <w:proofErr w:type="gramStart"/>
+            <w:r>
+              <w:rPr>
+                <w:rFonts w:hint="eastAsia"/>
+              </w:rPr>
+              <w:t>桶名为</w:t>
+            </w:r>
+            <w:proofErr w:type="gramEnd"/>
+            <w:r>
+              <w:rPr>
+                <w:rFonts w:hint="eastAsia"/>
+              </w:rPr>
+              <w:t>ww.ww.ww.</w:t>
+            </w:r>
+            <w:proofErr w:type="gramStart"/>
+            <w:r>
+              <w:rPr>
+                <w:rFonts w:hint="eastAsia"/>
+              </w:rPr>
+              <w:t>ee.</w:t>
+            </w:r>
+            <w:proofErr w:type="spellStart"/>
+            <w:r>
+              <w:rPr>
+                <w:rFonts w:hint="eastAsia"/>
+              </w:rPr>
+              <w:t>rr</w:t>
+            </w:r>
+            <w:proofErr w:type="spellEnd"/>
+            <w:r>
+              <w:rPr>
+                <w:rFonts w:hint="eastAsia"/>
+              </w:rPr>
+              <w:t>..</w:t>
+            </w:r>
+            <w:proofErr w:type="spellStart"/>
+            <w:proofErr w:type="gramEnd"/>
+            <w:r>
+              <w:rPr>
+                <w:rFonts w:hint="eastAsia"/>
+              </w:rPr>
+              <w:t>dd</w:t>
+            </w:r>
+            <w:proofErr w:type="spellEnd"/>
+          </w:p>
+          <w:p>
+            <w:pPr>
+              <w:pStyle w:val="aa"/>
+              <w:numPr>
+                <w:ilvl w:val="0"/>
+                <w:numId w:val="41"/>
+              </w:numPr>
+              <w:ind w:firstLineChars="0"/>
+              <w:rPr>
+                <w:rFonts w:hint="eastAsia"/>
+              </w:rPr>
+            </w:pPr>
+            <w:r>
+              <w:rPr>
+                <w:rFonts w:hint="eastAsia"/>
+              </w:rPr>
+              <w:t>PUT</w:t>
+            </w:r>
+            <w:r>
+              <w:t xml:space="preserve"> </w:t>
+            </w:r>
+            <w:r>
+              <w:rPr>
+                <w:rFonts w:hint="eastAsia"/>
+              </w:rPr>
+              <w:t>Bucket</w:t>
+            </w:r>
+            <w:r>
+              <w:rPr>
+                <w:rFonts w:hint="eastAsia"/>
+              </w:rPr>
+              <w:t>创建一个桶，</w:t>
+            </w:r>
+            <w:proofErr w:type="gramStart"/>
+            <w:r>
+              <w:rPr>
+                <w:rFonts w:hint="eastAsia"/>
+              </w:rPr>
+              <w:t>桶名包含</w:t>
+            </w:r>
+            <w:proofErr w:type="gramEnd"/>
+            <w:r>
+              <w:rPr>
+                <w:rFonts w:hint="eastAsia"/>
+              </w:rPr>
+              <w:t>@,!,</w:t>
+            </w:r>
+            <w:r>
+              <w:t>$,*,+,</w:t>
+            </w:r>
+            <w:r>
+              <w:rPr>
+                <w:rFonts w:hint="eastAsia"/>
+              </w:rPr>
+              <w:t>=,|,</w:t>
+            </w:r>
+            <w:r>
+              <w:t>-,_,(,)</w:t>
+            </w:r>
+          </w:p>
+        </w:tc>
+        <w:tc>
+          <w:tcPr>
+            <w:tcW w:w="1985" w:type="dxa"/>
+          </w:tcPr>
+          <w:p>
+            <w:pPr>
+              <w:pStyle w:val="aa"/>
+              <w:numPr>
+                <w:ilvl w:val="0"/>
+                <w:numId w:val="42"/>
+              </w:numPr>
+              <w:ind w:firstLineChars="0"/>
+            </w:pPr>
+            <w:r>
+              <w:rPr>
+                <w:rFonts w:hint="eastAsia"/>
+              </w:rPr>
+              <w:t>返回成功</w:t>
+            </w:r>
+          </w:p>
+          <w:p>
+            <w:pPr>
+              <w:pStyle w:val="aa"/>
+              <w:numPr>
+                <w:ilvl w:val="0"/>
+                <w:numId w:val="42"/>
+              </w:numPr>
+              <w:ind w:firstLineChars="0"/>
+            </w:pPr>
+            <w:r>
+              <w:rPr>
+                <w:rFonts w:hint="eastAsia"/>
+              </w:rPr>
+              <w:t>查询到名为</w:t>
+            </w:r>
+            <w:r>
+              <w:rPr>
+                <w:rFonts w:hint="eastAsia"/>
+              </w:rPr>
+              <w:t>192.168.5.42</w:t>
+            </w:r>
+            <w:r>
+              <w:rPr>
+                <w:rFonts w:hint="eastAsia"/>
+              </w:rPr>
+              <w:t>的桶信息。</w:t>
+            </w:r>
+          </w:p>
+          <w:p>
+            <w:pPr>
+              <w:pStyle w:val="aa"/>
+              <w:numPr>
+                <w:ilvl w:val="0"/>
+                <w:numId w:val="42"/>
+              </w:numPr>
+              <w:ind w:firstLineChars="0"/>
+            </w:pPr>
+            <w:r>
+              <w:rPr>
+                <w:rFonts w:hint="eastAsia"/>
+              </w:rPr>
+              <w:t>返回成功</w:t>
+            </w:r>
+          </w:p>
+          <w:p>
+            <w:pPr>
+              <w:pStyle w:val="aa"/>
+              <w:numPr>
+                <w:ilvl w:val="0"/>
+                <w:numId w:val="42"/>
+              </w:numPr>
+              <w:ind w:firstLineChars="0"/>
+              <w:rPr>
+                <w:rFonts w:hint="eastAsia"/>
+              </w:rPr>
+            </w:pPr>
+            <w:r>
+              <w:rPr>
+                <w:rFonts w:hint="eastAsia"/>
+              </w:rPr>
+              <w:t>查询到名为</w:t>
+            </w:r>
+            <w:r>
+              <w:rPr>
+                <w:rFonts w:hint="eastAsia"/>
+              </w:rPr>
+              <w:t>ww.ww.ww.ee.</w:t>
+            </w:r>
+            <w:proofErr w:type="spellStart"/>
+            <w:r>
+              <w:rPr>
+                <w:rFonts w:hint="eastAsia"/>
+              </w:rPr>
+              <w:t>rr</w:t>
+            </w:r>
+            <w:proofErr w:type="spellEnd"/>
+            <w:r>
+              <w:rPr>
+                <w:rFonts w:hint="eastAsia"/>
+              </w:rPr>
+              <w:t>..</w:t>
+            </w:r>
+            <w:proofErr w:type="spellStart"/>
+            <w:r>
+              <w:rPr>
+                <w:rFonts w:hint="eastAsia"/>
+              </w:rPr>
+              <w:t>dd</w:t>
+            </w:r>
+            <w:proofErr w:type="spellEnd"/>
+            <w:r>
+              <w:rPr>
+                <w:rFonts w:hint="eastAsia"/>
+              </w:rPr>
+              <w:t>的桶</w:t>
+            </w:r>
+          </w:p>
+          <w:p>
+            <w:pPr>
+              <w:ind w:left="0"/>
+              <w:rPr>
+                <w:rFonts w:hint="eastAsia"/>
+              </w:rPr>
+            </w:pPr>
+          </w:p>
+          <w:p>
+            <w:pPr>
+              <w:pStyle w:val="aa"/>
+              <w:ind w:left="360" w:firstLineChars="0" w:firstLine="0"/>
+              <w:rPr>
+                <w:rFonts w:hint="eastAsia"/>
+              </w:rPr>
+            </w:pPr>
           </w:p>
         </w:tc>
       </w:tr>
@@ -5855,7 +9681,49 @@
           <w:p>
             <w:pPr>
               <w:ind w:left="0"/>
-            </w:pPr>
+              <w:rPr>
+                <w:strike/>
+              </w:rPr>
+            </w:pPr>
+            <w:r>
+              <w:rPr>
+                <w:rFonts w:hint="eastAsia"/>
+                <w:strike/>
+              </w:rPr>
+              <w:t>Story.SequoiaS</w:t>
+            </w:r>
+            <w:r>
+              <w:rPr>
+                <w:strike/>
+              </w:rPr>
+              <w:t>3</w:t>
+            </w:r>
+            <w:r>
+              <w:rPr>
+                <w:rFonts w:hint="eastAsia"/>
+                <w:strike/>
+              </w:rPr>
+              <w:t>.Bucket.00</w:t>
+            </w:r>
+            <w:r>
+              <w:rPr>
+                <w:strike/>
+              </w:rPr>
+              <w:t>2</w:t>
+            </w:r>
+            <w:r>
+              <w:rPr>
+                <w:rFonts w:hint="eastAsia"/>
+                <w:strike/>
+              </w:rPr>
+              <w:t>.00</w:t>
+            </w:r>
+            <w:r>
+              <w:rPr>
+                <w:strike/>
+              </w:rPr>
+              <w:t>1</w:t>
+            </w:r>
           </w:p>
         </w:tc>
         <w:tc>
@@ -5865,7 +9733,17 @@
           <w:p>
             <w:pPr>
               <w:ind w:left="0"/>
-            </w:pPr>
+              <w:rPr>
+                <w:strike/>
+              </w:rPr>
+            </w:pPr>
+            <w:r>
+              <w:rPr>
+                <w:rFonts w:hint="eastAsia"/>
+                <w:strike/>
+              </w:rPr>
+              <w:t>版本控制状态设置和查询</w:t>
+            </w:r>
           </w:p>
         </w:tc>
         <w:tc>
@@ -5875,7 +9753,280 @@
           <w:p>
             <w:pPr>
               <w:ind w:left="0"/>
-            </w:pPr>
+              <w:rPr>
+                <w:strike/>
+              </w:rPr>
+            </w:pPr>
+            <w:r>
+              <w:rPr>
+                <w:rFonts w:hint="eastAsia"/>
+                <w:strike/>
+              </w:rPr>
+              <w:t>预置条件：</w:t>
+            </w:r>
+            <w:r>
+              <w:rPr>
+                <w:rFonts w:hint="eastAsia"/>
+                <w:strike/>
+              </w:rPr>
+              <w:t>SequoiaS</w:t>
+            </w:r>
+            <w:r>
+              <w:rPr>
+                <w:strike/>
+              </w:rPr>
+              <w:t>3</w:t>
+            </w:r>
+            <w:r>
+              <w:rPr>
+                <w:rFonts w:hint="eastAsia"/>
+                <w:strike/>
+              </w:rPr>
+              <w:t>系统启动，创建用户</w:t>
+            </w:r>
+            <w:r>
+              <w:rPr>
+                <w:rFonts w:hint="eastAsia"/>
+                <w:strike/>
+              </w:rPr>
+              <w:t>A</w:t>
+            </w:r>
+            <w:r>
+              <w:rPr>
+                <w:rFonts w:hint="eastAsia"/>
+                <w:strike/>
+              </w:rPr>
+              <w:t>，</w:t>
+            </w:r>
+            <w:r>
+              <w:rPr>
+                <w:rFonts w:hint="eastAsia"/>
+                <w:strike/>
+              </w:rPr>
+              <w:t>A</w:t>
+            </w:r>
+            <w:r>
+              <w:rPr>
+                <w:rFonts w:hint="eastAsia"/>
+                <w:strike/>
+              </w:rPr>
+              <w:t>用户创建了桶</w:t>
+            </w:r>
+            <w:proofErr w:type="spellStart"/>
+            <w:r>
+              <w:rPr>
+                <w:rFonts w:hint="eastAsia"/>
+                <w:strike/>
+              </w:rPr>
+              <w:t>mybucket</w:t>
+            </w:r>
+            <w:proofErr w:type="spellEnd"/>
+          </w:p>
+          <w:p>
+            <w:pPr>
+              <w:pStyle w:val="aa"/>
+              <w:numPr>
+                <w:ilvl w:val="0"/>
+                <w:numId w:val="37"/>
+              </w:numPr>
+              <w:ind w:firstLineChars="0"/>
+              <w:rPr>
+                <w:strike/>
+              </w:rPr>
+            </w:pPr>
+            <w:r>
+              <w:rPr>
+                <w:rFonts w:hint="eastAsia"/>
+                <w:strike/>
+              </w:rPr>
+              <w:t>GET</w:t>
+            </w:r>
+            <w:r>
+              <w:rPr>
+                <w:strike/>
+              </w:rPr>
+              <w:t xml:space="preserve"> </w:t>
+            </w:r>
+            <w:r>
+              <w:rPr>
+                <w:rFonts w:hint="eastAsia"/>
+                <w:strike/>
+              </w:rPr>
+              <w:t>Bucket</w:t>
+            </w:r>
+            <w:r>
+              <w:rPr>
+                <w:strike/>
+              </w:rPr>
+              <w:t xml:space="preserve"> </w:t>
+            </w:r>
+            <w:r>
+              <w:rPr>
+                <w:rFonts w:hint="eastAsia"/>
+                <w:strike/>
+              </w:rPr>
+              <w:t>versioning</w:t>
+            </w:r>
+            <w:r>
+              <w:rPr>
+                <w:rFonts w:hint="eastAsia"/>
+                <w:strike/>
+              </w:rPr>
+              <w:t>，查询桶的版本控制状态</w:t>
+            </w:r>
+          </w:p>
+          <w:p>
+            <w:pPr>
+              <w:pStyle w:val="aa"/>
+              <w:numPr>
+                <w:ilvl w:val="0"/>
+                <w:numId w:val="37"/>
+              </w:numPr>
+              <w:ind w:firstLineChars="0"/>
+              <w:rPr>
+                <w:rFonts w:hint="eastAsia"/>
+                <w:strike/>
+              </w:rPr>
+            </w:pPr>
+            <w:r>
+              <w:rPr>
+                <w:rFonts w:hint="eastAsia"/>
+                <w:strike/>
+              </w:rPr>
+              <w:t>PUT</w:t>
+            </w:r>
+            <w:r>
+              <w:rPr>
+                <w:strike/>
+              </w:rPr>
+              <w:t xml:space="preserve"> </w:t>
+            </w:r>
+            <w:proofErr w:type="spellStart"/>
+            <w:r>
+              <w:rPr>
+                <w:rFonts w:hint="eastAsia"/>
+                <w:strike/>
+              </w:rPr>
+              <w:t>Bucketversioning</w:t>
+            </w:r>
+            <w:proofErr w:type="spellEnd"/>
+            <w:r>
+              <w:rPr>
+                <w:rFonts w:hint="eastAsia"/>
+                <w:strike/>
+              </w:rPr>
+              <w:t>，设置版本控制状态为</w:t>
+            </w:r>
+            <w:r>
+              <w:rPr>
+                <w:rFonts w:hint="eastAsia"/>
+                <w:strike/>
+              </w:rPr>
+              <w:t>Enabled</w:t>
+            </w:r>
+          </w:p>
+          <w:p>
+            <w:pPr>
+              <w:pStyle w:val="aa"/>
+              <w:numPr>
+                <w:ilvl w:val="0"/>
+                <w:numId w:val="37"/>
+              </w:numPr>
+              <w:ind w:firstLineChars="0"/>
+              <w:rPr>
+                <w:strike/>
+              </w:rPr>
+            </w:pPr>
+            <w:r>
+              <w:rPr>
+                <w:strike/>
+              </w:rPr>
+              <w:t>GET Bucket versioning</w:t>
+            </w:r>
+            <w:r>
+              <w:rPr>
+                <w:rFonts w:hint="eastAsia"/>
+                <w:strike/>
+              </w:rPr>
+              <w:t>查询桶的版本控制状态</w:t>
+            </w:r>
+          </w:p>
+          <w:p>
+            <w:pPr>
+              <w:pStyle w:val="aa"/>
+              <w:numPr>
+                <w:ilvl w:val="0"/>
+                <w:numId w:val="37"/>
+              </w:numPr>
+              <w:ind w:firstLineChars="0"/>
+              <w:rPr>
+                <w:rFonts w:hint="eastAsia"/>
+                <w:strike/>
+              </w:rPr>
+            </w:pPr>
+            <w:r>
+              <w:rPr>
+                <w:rFonts w:hint="eastAsia"/>
+                <w:strike/>
+              </w:rPr>
+              <w:t>PUT</w:t>
+            </w:r>
+            <w:r>
+              <w:rPr>
+                <w:strike/>
+              </w:rPr>
+              <w:t xml:space="preserve"> </w:t>
+            </w:r>
+            <w:proofErr w:type="spellStart"/>
+            <w:r>
+              <w:rPr>
+                <w:rFonts w:hint="eastAsia"/>
+                <w:strike/>
+              </w:rPr>
+              <w:t>Bucketversioning</w:t>
+            </w:r>
+            <w:proofErr w:type="spellEnd"/>
+            <w:r>
+              <w:rPr>
+                <w:rFonts w:hint="eastAsia"/>
+                <w:strike/>
+              </w:rPr>
+              <w:t>，设置版本控制状态为</w:t>
+            </w:r>
+            <w:r>
+              <w:rPr>
+                <w:rFonts w:hint="eastAsia"/>
+                <w:strike/>
+              </w:rPr>
+              <w:t>Suspended</w:t>
+            </w:r>
+          </w:p>
+          <w:p>
+            <w:pPr>
+              <w:pStyle w:val="aa"/>
+              <w:numPr>
+                <w:ilvl w:val="0"/>
+                <w:numId w:val="37"/>
+              </w:numPr>
+              <w:ind w:firstLineChars="0"/>
+              <w:rPr>
+                <w:rFonts w:hint="eastAsia"/>
+                <w:strike/>
+              </w:rPr>
+            </w:pPr>
+            <w:r>
+              <w:rPr>
+                <w:strike/>
+              </w:rPr>
+              <w:t>GET Bucket versioning</w:t>
+            </w:r>
+            <w:r>
+              <w:rPr>
+                <w:rFonts w:hint="eastAsia"/>
+                <w:strike/>
+              </w:rPr>
+              <w:t>查询桶的版本控制状态</w:t>
+            </w:r>
           </w:p>
         </w:tc>
         <w:tc>
@@ -5884,8 +10035,629 @@
           </w:tcPr>
           <w:p>
             <w:pPr>
-              <w:ind w:left="0"/>
-            </w:pPr>
+              <w:pStyle w:val="aa"/>
+              <w:numPr>
+                <w:ilvl w:val="0"/>
+                <w:numId w:val="38"/>
+              </w:numPr>
+              <w:ind w:firstLineChars="0"/>
+              <w:rPr>
+                <w:i/>
+                <w:strike/>
+              </w:rPr>
+            </w:pPr>
+            <w:r>
+              <w:rPr>
+                <w:rFonts w:hint="eastAsia"/>
+                <w:strike/>
+              </w:rPr>
+              <w:t>查询结果为</w:t>
+            </w:r>
+            <w:r>
+              <w:rPr>
+                <w:i/>
+                <w:strike/>
+              </w:rPr>
+              <w:t>&lt;</w:t>
+            </w:r>
+            <w:proofErr w:type="spellStart"/>
+            <w:r>
+              <w:rPr>
+                <w:i/>
+                <w:strike/>
+              </w:rPr>
+              <w:t>VersioningConfiguration</w:t>
+            </w:r>
+            <w:proofErr w:type="spellEnd"/>
+            <w:r>
+              <w:rPr>
+                <w:i/>
+                <w:strike/>
+              </w:rPr>
+              <w:t>/&gt;</w:t>
+            </w:r>
+          </w:p>
+          <w:p>
+            <w:pPr>
+              <w:pStyle w:val="aa"/>
+              <w:numPr>
+                <w:ilvl w:val="0"/>
+                <w:numId w:val="38"/>
+              </w:numPr>
+              <w:ind w:firstLineChars="0"/>
+              <w:rPr>
+                <w:rFonts w:hint="eastAsia"/>
+                <w:strike/>
+              </w:rPr>
+            </w:pPr>
+            <w:r>
+              <w:rPr>
+                <w:rFonts w:hint="eastAsia"/>
+                <w:strike/>
+              </w:rPr>
+              <w:t>设置成功</w:t>
+            </w:r>
+          </w:p>
+          <w:p>
+            <w:pPr>
+              <w:pStyle w:val="aa"/>
+              <w:numPr>
+                <w:ilvl w:val="0"/>
+                <w:numId w:val="38"/>
+              </w:numPr>
+              <w:ind w:firstLineChars="0"/>
+              <w:rPr>
+                <w:strike/>
+              </w:rPr>
+            </w:pPr>
+            <w:r>
+              <w:rPr>
+                <w:rFonts w:hint="eastAsia"/>
+                <w:strike/>
+              </w:rPr>
+              <w:t>查询结果为</w:t>
+            </w:r>
+            <w:r>
+              <w:rPr>
+                <w:i/>
+                <w:strike/>
+              </w:rPr>
+              <w:t>&lt;VersioningConfiguration&gt;&lt;Status&gt;Enabled&lt;/Status&gt;&lt;/VersioningConfiguration&gt;</w:t>
+            </w:r>
+          </w:p>
+          <w:p>
+            <w:pPr>
+              <w:pStyle w:val="aa"/>
+              <w:numPr>
+                <w:ilvl w:val="0"/>
+                <w:numId w:val="38"/>
+              </w:numPr>
+              <w:ind w:firstLineChars="0"/>
+              <w:rPr>
+                <w:strike/>
+              </w:rPr>
+            </w:pPr>
+            <w:r>
+              <w:rPr>
+                <w:rFonts w:hint="eastAsia"/>
+                <w:i/>
+                <w:strike/>
+              </w:rPr>
+              <w:t>设置成功</w:t>
+            </w:r>
+          </w:p>
+          <w:p>
+            <w:pPr>
+              <w:pStyle w:val="aa"/>
+              <w:numPr>
+                <w:ilvl w:val="0"/>
+                <w:numId w:val="38"/>
+              </w:numPr>
+              <w:ind w:firstLineChars="0"/>
+              <w:rPr>
+                <w:strike/>
+              </w:rPr>
+            </w:pPr>
+            <w:r>
+              <w:rPr>
+                <w:rFonts w:hint="eastAsia"/>
+                <w:i/>
+                <w:strike/>
+              </w:rPr>
+              <w:t>查询结果为</w:t>
+            </w:r>
+            <w:r>
+              <w:rPr>
+                <w:i/>
+                <w:strike/>
+              </w:rPr>
+              <w:t>&lt;VersioningConfiguratio&gt;&lt;Status&gt;Suspended&lt;/Status&gt;&lt;/Versioni</w:t>
+            </w:r>
+            <w:r>
+              <w:rPr>
+                <w:i/>
+                <w:strike/>
+              </w:rPr>
+              <w:lastRenderedPageBreak/>
+              <w:t>ngConfiguration&gt;</w:t>
+            </w:r>
+          </w:p>
+          <w:p>
+            <w:pPr>
+              <w:ind w:left="0"/>
+              <w:rPr>
+                <w:i/>
+                <w:strike/>
+              </w:rPr>
+            </w:pPr>
+          </w:p>
+        </w:tc>
+      </w:tr>
+      <w:tr>
+        <w:tc>
+          <w:tcPr>
+            <w:tcW w:w="1765" w:type="dxa"/>
+          </w:tcPr>
+          <w:p>
+            <w:pPr>
+              <w:ind w:left="0"/>
+              <w:rPr>
+                <w:strike/>
+              </w:rPr>
+            </w:pPr>
+            <w:r>
+              <w:rPr>
+                <w:rFonts w:hint="eastAsia"/>
+                <w:strike/>
+              </w:rPr>
+              <w:lastRenderedPageBreak/>
+              <w:t>Story.SequoiaS</w:t>
+            </w:r>
+            <w:r>
+              <w:rPr>
+                <w:strike/>
+              </w:rPr>
+              <w:t>3</w:t>
+            </w:r>
+            <w:r>
+              <w:rPr>
+                <w:rFonts w:hint="eastAsia"/>
+                <w:strike/>
+              </w:rPr>
+              <w:t>.Bucket.00</w:t>
+            </w:r>
+            <w:r>
+              <w:rPr>
+                <w:strike/>
+              </w:rPr>
+              <w:t>3</w:t>
+            </w:r>
+            <w:r>
+              <w:rPr>
+                <w:rFonts w:hint="eastAsia"/>
+                <w:strike/>
+              </w:rPr>
+              <w:t>.00</w:t>
+            </w:r>
+            <w:r>
+              <w:rPr>
+                <w:strike/>
+              </w:rPr>
+              <w:t>1</w:t>
+            </w:r>
+          </w:p>
+        </w:tc>
+        <w:tc>
+          <w:tcPr>
+            <w:tcW w:w="1559" w:type="dxa"/>
+          </w:tcPr>
+          <w:p>
+            <w:pPr>
+              <w:ind w:left="0"/>
+              <w:rPr>
+                <w:strike/>
+              </w:rPr>
+            </w:pPr>
+            <w:r>
+              <w:rPr>
+                <w:rFonts w:hint="eastAsia"/>
+                <w:strike/>
+              </w:rPr>
+              <w:t>分隔符设置和查询</w:t>
+            </w:r>
+          </w:p>
+        </w:tc>
+        <w:tc>
+          <w:tcPr>
+            <w:tcW w:w="2630" w:type="dxa"/>
+          </w:tcPr>
+          <w:p>
+            <w:pPr>
+              <w:ind w:left="0"/>
+              <w:rPr>
+                <w:strike/>
+              </w:rPr>
+            </w:pPr>
+            <w:r>
+              <w:rPr>
+                <w:rFonts w:hint="eastAsia"/>
+                <w:strike/>
+              </w:rPr>
+              <w:t>预置条件：</w:t>
+            </w:r>
+            <w:r>
+              <w:rPr>
+                <w:rFonts w:hint="eastAsia"/>
+                <w:strike/>
+              </w:rPr>
+              <w:t>SequoiaS</w:t>
+            </w:r>
+            <w:r>
+              <w:rPr>
+                <w:strike/>
+              </w:rPr>
+              <w:t>3</w:t>
+            </w:r>
+            <w:r>
+              <w:rPr>
+                <w:rFonts w:hint="eastAsia"/>
+                <w:strike/>
+              </w:rPr>
+              <w:t>系统启动，创建用户</w:t>
+            </w:r>
+            <w:r>
+              <w:rPr>
+                <w:rFonts w:hint="eastAsia"/>
+                <w:strike/>
+              </w:rPr>
+              <w:t>A</w:t>
+            </w:r>
+            <w:r>
+              <w:rPr>
+                <w:rFonts w:hint="eastAsia"/>
+                <w:strike/>
+              </w:rPr>
+              <w:t>，</w:t>
+            </w:r>
+            <w:r>
+              <w:rPr>
+                <w:rFonts w:hint="eastAsia"/>
+                <w:strike/>
+              </w:rPr>
+              <w:t>A</w:t>
+            </w:r>
+            <w:r>
+              <w:rPr>
+                <w:rFonts w:hint="eastAsia"/>
+                <w:strike/>
+              </w:rPr>
+              <w:t>用户创建了桶</w:t>
+            </w:r>
+            <w:proofErr w:type="spellStart"/>
+            <w:r>
+              <w:rPr>
+                <w:rFonts w:hint="eastAsia"/>
+                <w:strike/>
+              </w:rPr>
+              <w:t>mybucket</w:t>
+            </w:r>
+            <w:proofErr w:type="spellEnd"/>
+          </w:p>
+          <w:p>
+            <w:pPr>
+              <w:pStyle w:val="aa"/>
+              <w:numPr>
+                <w:ilvl w:val="0"/>
+                <w:numId w:val="39"/>
+              </w:numPr>
+              <w:ind w:firstLineChars="0"/>
+              <w:rPr>
+                <w:strike/>
+              </w:rPr>
+            </w:pPr>
+            <w:r>
+              <w:rPr>
+                <w:rFonts w:hint="eastAsia"/>
+                <w:strike/>
+              </w:rPr>
+              <w:t>GET</w:t>
+            </w:r>
+            <w:r>
+              <w:rPr>
+                <w:strike/>
+              </w:rPr>
+              <w:t xml:space="preserve"> </w:t>
+            </w:r>
+            <w:r>
+              <w:rPr>
+                <w:rFonts w:hint="eastAsia"/>
+                <w:strike/>
+              </w:rPr>
+              <w:t>Bucket</w:t>
+            </w:r>
+            <w:r>
+              <w:rPr>
+                <w:strike/>
+              </w:rPr>
+              <w:t xml:space="preserve"> </w:t>
+            </w:r>
+            <w:r>
+              <w:rPr>
+                <w:rFonts w:hint="eastAsia"/>
+                <w:strike/>
+              </w:rPr>
+              <w:t>delimiter</w:t>
+            </w:r>
+            <w:r>
+              <w:rPr>
+                <w:rFonts w:hint="eastAsia"/>
+                <w:strike/>
+              </w:rPr>
+              <w:t>查询</w:t>
+            </w:r>
+            <w:proofErr w:type="spellStart"/>
+            <w:r>
+              <w:rPr>
+                <w:rFonts w:hint="eastAsia"/>
+                <w:strike/>
+              </w:rPr>
+              <w:t>mybucket</w:t>
+            </w:r>
+            <w:proofErr w:type="spellEnd"/>
+            <w:r>
+              <w:rPr>
+                <w:rFonts w:hint="eastAsia"/>
+                <w:strike/>
+              </w:rPr>
+              <w:t>桶的分隔符</w:t>
+            </w:r>
+          </w:p>
+          <w:p>
+            <w:pPr>
+              <w:pStyle w:val="aa"/>
+              <w:numPr>
+                <w:ilvl w:val="0"/>
+                <w:numId w:val="39"/>
+              </w:numPr>
+              <w:ind w:firstLineChars="0"/>
+              <w:rPr>
+                <w:strike/>
+              </w:rPr>
+            </w:pPr>
+            <w:r>
+              <w:rPr>
+                <w:rFonts w:hint="eastAsia"/>
+                <w:strike/>
+              </w:rPr>
+              <w:t>PUT</w:t>
+            </w:r>
+            <w:r>
+              <w:rPr>
+                <w:strike/>
+              </w:rPr>
+              <w:t xml:space="preserve"> </w:t>
+            </w:r>
+            <w:r>
+              <w:rPr>
+                <w:rFonts w:hint="eastAsia"/>
+                <w:strike/>
+              </w:rPr>
+              <w:t>Bucket</w:t>
+            </w:r>
+            <w:r>
+              <w:rPr>
+                <w:strike/>
+              </w:rPr>
+              <w:t xml:space="preserve"> </w:t>
+            </w:r>
+            <w:r>
+              <w:rPr>
+                <w:rFonts w:hint="eastAsia"/>
+                <w:strike/>
+              </w:rPr>
+              <w:t>delimiter</w:t>
+            </w:r>
+            <w:r>
+              <w:rPr>
+                <w:rFonts w:hint="eastAsia"/>
+                <w:strike/>
+              </w:rPr>
+              <w:t>设置</w:t>
+            </w:r>
+            <w:proofErr w:type="spellStart"/>
+            <w:r>
+              <w:rPr>
+                <w:rFonts w:hint="eastAsia"/>
+                <w:strike/>
+              </w:rPr>
+              <w:t>mybucket</w:t>
+            </w:r>
+            <w:proofErr w:type="spellEnd"/>
+            <w:r>
+              <w:rPr>
+                <w:rFonts w:hint="eastAsia"/>
+                <w:strike/>
+              </w:rPr>
+              <w:t>桶的分隔符为“</w:t>
+            </w:r>
+            <w:r>
+              <w:rPr>
+                <w:rFonts w:hint="eastAsia"/>
+                <w:strike/>
+              </w:rPr>
+              <w:t>!</w:t>
+            </w:r>
+            <w:r>
+              <w:rPr>
+                <w:rFonts w:hint="eastAsia"/>
+                <w:strike/>
+              </w:rPr>
+              <w:t>”</w:t>
+            </w:r>
+          </w:p>
+          <w:p>
+            <w:pPr>
+              <w:pStyle w:val="aa"/>
+              <w:numPr>
+                <w:ilvl w:val="0"/>
+                <w:numId w:val="39"/>
+              </w:numPr>
+              <w:ind w:firstLineChars="0"/>
+              <w:rPr>
+                <w:rFonts w:hint="eastAsia"/>
+                <w:strike/>
+              </w:rPr>
+            </w:pPr>
+            <w:r>
+              <w:rPr>
+                <w:rFonts w:hint="eastAsia"/>
+                <w:strike/>
+              </w:rPr>
+              <w:t>GET</w:t>
+            </w:r>
+            <w:r>
+              <w:rPr>
+                <w:strike/>
+              </w:rPr>
+              <w:t xml:space="preserve"> </w:t>
+            </w:r>
+            <w:r>
+              <w:rPr>
+                <w:rFonts w:hint="eastAsia"/>
+                <w:strike/>
+              </w:rPr>
+              <w:t>Bucket</w:t>
+            </w:r>
+            <w:r>
+              <w:rPr>
+                <w:strike/>
+              </w:rPr>
+              <w:t xml:space="preserve"> </w:t>
+            </w:r>
+            <w:r>
+              <w:rPr>
+                <w:rFonts w:hint="eastAsia"/>
+                <w:strike/>
+              </w:rPr>
+              <w:t>delimiter</w:t>
+            </w:r>
+            <w:r>
+              <w:rPr>
+                <w:rFonts w:hint="eastAsia"/>
+                <w:strike/>
+              </w:rPr>
+              <w:t>查询</w:t>
+            </w:r>
+            <w:proofErr w:type="spellStart"/>
+            <w:r>
+              <w:rPr>
+                <w:rFonts w:hint="eastAsia"/>
+                <w:strike/>
+              </w:rPr>
+              <w:t>mybucket</w:t>
+            </w:r>
+            <w:proofErr w:type="spellEnd"/>
+            <w:r>
+              <w:rPr>
+                <w:rFonts w:hint="eastAsia"/>
+                <w:strike/>
+              </w:rPr>
+              <w:t>桶的分隔符</w:t>
+            </w:r>
+          </w:p>
+        </w:tc>
+        <w:tc>
+          <w:tcPr>
+            <w:tcW w:w="1985" w:type="dxa"/>
+          </w:tcPr>
+          <w:p>
+            <w:pPr>
+              <w:pStyle w:val="aa"/>
+              <w:numPr>
+                <w:ilvl w:val="0"/>
+                <w:numId w:val="40"/>
+              </w:numPr>
+              <w:ind w:firstLineChars="0"/>
+              <w:rPr>
+                <w:strike/>
+              </w:rPr>
+            </w:pPr>
+            <w:r>
+              <w:rPr>
+                <w:rFonts w:hint="eastAsia"/>
+                <w:strike/>
+              </w:rPr>
+              <w:t>查询到的分隔符为“</w:t>
+            </w:r>
+            <w:r>
+              <w:rPr>
+                <w:rFonts w:hint="eastAsia"/>
+                <w:strike/>
+              </w:rPr>
+              <w:t>/</w:t>
+            </w:r>
+            <w:r>
+              <w:rPr>
+                <w:rFonts w:hint="eastAsia"/>
+                <w:strike/>
+              </w:rPr>
+              <w:t>”</w:t>
+            </w:r>
+          </w:p>
+          <w:p>
+            <w:pPr>
+              <w:pStyle w:val="aa"/>
+              <w:numPr>
+                <w:ilvl w:val="0"/>
+                <w:numId w:val="40"/>
+              </w:numPr>
+              <w:ind w:firstLineChars="0"/>
+              <w:rPr>
+                <w:strike/>
+              </w:rPr>
+            </w:pPr>
+            <w:r>
+              <w:rPr>
+                <w:rFonts w:hint="eastAsia"/>
+                <w:strike/>
+              </w:rPr>
+              <w:t>设置成功</w:t>
+            </w:r>
+          </w:p>
+          <w:p>
+            <w:pPr>
+              <w:pStyle w:val="aa"/>
+              <w:numPr>
+                <w:ilvl w:val="0"/>
+                <w:numId w:val="40"/>
+              </w:numPr>
+              <w:ind w:firstLineChars="0"/>
+              <w:rPr>
+                <w:rFonts w:hint="eastAsia"/>
+                <w:strike/>
+              </w:rPr>
+            </w:pPr>
+            <w:r>
+              <w:rPr>
+                <w:rFonts w:hint="eastAsia"/>
+                <w:strike/>
+              </w:rPr>
+              <w:t>查询到的分隔符为“</w:t>
+            </w:r>
+            <w:r>
+              <w:rPr>
+                <w:rFonts w:hint="eastAsia"/>
+                <w:strike/>
+              </w:rPr>
+              <w:t>!</w:t>
+            </w:r>
+            <w:r>
+              <w:rPr>
+                <w:rFonts w:hint="eastAsia"/>
+                <w:strike/>
+              </w:rPr>
+              <w:t>”</w:t>
+            </w:r>
           </w:p>
         </w:tc>
       </w:tr>
@@ -6368,7 +11140,7 @@
     </w:tbl>
     <w:p/>
     <w:sectPr>
-      <w:footerReference w:type="default" r:id="rId16"/>
+      <w:footerReference w:type="default" r:id="rId13"/>
       <w:pgSz w:w="11906" w:h="16838"/>
       <w:pgMar w:top="1440" w:right="1800" w:bottom="1440" w:left="1800" w:header="851" w:footer="992" w:gutter="0"/>
       <w:cols w:space="425"/>
@@ -6376,6 +11148,216 @@
     </w:sectPr>
   </w:body>
 </w:document>
+</file>
+
+<file path=word/comments.xml><?xml version="1.0" encoding="utf-8"?>
+<w:comments xmlns:wpc="http://schemas.microsoft.com/office/word/2010/wordprocessingCanvas" xmlns:cx="http://schemas.microsoft.com/office/drawing/2014/chartex" xmlns:mc="http://schemas.openxmlformats.org/markup-compatibility/2006" xmlns:o="urn:schemas-microsoft-com:office:office" xmlns:r="http://schemas.openxmlformats.org/officeDocument/2006/relationships" xmlns:m="http://schemas.openxmlformats.org/officeDocument/2006/math" xmlns:v="urn:schemas-microsoft-com:vml" xmlns:wp14="http://schemas.microsoft.com/office/word/2010/wordprocessingDrawing" xmlns:wp="http://schemas.openxmlformats.org/drawingml/2006/wordprocessingDrawing" xmlns:w10="urn:schemas-microsoft-com:office:word" xmlns:w="http://schemas.openxmlformats.org/wordprocessingml/2006/main" xmlns:w14="http://schemas.microsoft.com/office/word/2010/wordml" xmlns:w15="http://schemas.microsoft.com/office/word/2012/wordml" xmlns:w16se="http://schemas.microsoft.com/office/word/2015/wordml/symex" xmlns:wpg="http://schemas.microsoft.com/office/word/2010/wordprocessingGroup" xmlns:wpi="http://schemas.microsoft.com/office/word/2010/wordprocessingInk" xmlns:wne="http://schemas.microsoft.com/office/word/2006/wordml" xmlns:wps="http://schemas.microsoft.com/office/word/2010/wordprocessingShape" mc:Ignorable="w14 w15 w16se wp14">
+  <w:comment w:id="0" w:author="zhaoyujing" w:date="2018-08-08T10:40:00Z" w:initials="z">
+    <w:p>
+      <w:pPr>
+        <w:pStyle w:val="af0"/>
+        <w:rPr>
+          <w:rFonts w:hint="eastAsia"/>
+        </w:rPr>
+      </w:pPr>
+      <w:r>
+        <w:rPr>
+          <w:rStyle w:val="af"/>
+        </w:rPr>
+        <w:annotationRef/>
+      </w:r>
+      <w:r>
+        <w:rPr>
+          <w:rFonts w:hint="eastAsia"/>
+        </w:rPr>
+        <w:t>统一一下分隔符的作用，是前缀还是目录，清晰名称</w:t>
+      </w:r>
+    </w:p>
+  </w:comment>
+  <w:comment w:id="1" w:author="zhaoyujing" w:date="2018-08-08T10:42:00Z" w:initials="z">
+    <w:p>
+      <w:pPr>
+        <w:pStyle w:val="af0"/>
+      </w:pPr>
+      <w:r>
+        <w:rPr>
+          <w:rStyle w:val="af"/>
+        </w:rPr>
+        <w:annotationRef/>
+      </w:r>
+      <w:r>
+        <w:rPr>
+          <w:rFonts w:hint="eastAsia"/>
+        </w:rPr>
+        <w:t>确认一下带了</w:t>
+      </w:r>
+      <w:r>
+        <w:rPr>
+          <w:rFonts w:hint="eastAsia"/>
+        </w:rPr>
+        <w:t>/</w:t>
+      </w:r>
+      <w:r>
+        <w:rPr>
+          <w:rFonts w:hint="eastAsia"/>
+        </w:rPr>
+        <w:t>，</w:t>
+      </w:r>
+      <w:r>
+        <w:rPr>
+          <w:rFonts w:hint="eastAsia"/>
+        </w:rPr>
+        <w:t>S3</w:t>
+      </w:r>
+      <w:r>
+        <w:rPr>
+          <w:rFonts w:hint="eastAsia"/>
+        </w:rPr>
+        <w:t>接口会如何</w:t>
+      </w:r>
+    </w:p>
+  </w:comment>
+  <w:comment w:id="2" w:author="zhaoyujing" w:date="2018-08-08T10:44:00Z" w:initials="z">
+    <w:p>
+      <w:pPr>
+        <w:pStyle w:val="af0"/>
+      </w:pPr>
+      <w:r>
+        <w:rPr>
+          <w:rFonts w:hint="eastAsia"/>
+        </w:rPr>
+        <w:t>再确认桶的个数是否可以扩展</w:t>
+      </w:r>
+    </w:p>
+  </w:comment>
+  <w:comment w:id="3" w:author="zhaoyujing" w:date="2018-08-10T15:02:00Z" w:initials="z">
+    <w:p>
+      <w:pPr>
+        <w:pStyle w:val="af0"/>
+        <w:rPr>
+          <w:rFonts w:hint="eastAsia"/>
+        </w:rPr>
+      </w:pPr>
+      <w:r>
+        <w:rPr>
+          <w:rStyle w:val="af"/>
+        </w:rPr>
+        <w:annotationRef/>
+      </w:r>
+      <w:r>
+        <w:rPr>
+          <w:rFonts w:hint="eastAsia"/>
+        </w:rPr>
+        <w:t>桶个数限制可以通过配置文件进行配置，多个进程启动</w:t>
+      </w:r>
+      <w:r>
+        <w:rPr>
+          <w:rFonts w:hint="eastAsia"/>
+        </w:rPr>
+        <w:t>s</w:t>
+      </w:r>
+      <w:r>
+        <w:t>3</w:t>
+      </w:r>
+      <w:r>
+        <w:rPr>
+          <w:rFonts w:hint="eastAsia"/>
+        </w:rPr>
+        <w:t>服务，可能出现配置数量不一致的情况，需要用户自行配置时保证</w:t>
+      </w:r>
+    </w:p>
+  </w:comment>
+  <w:comment w:id="5" w:author="zhaoyujing" w:date="2018-08-08T10:48:00Z" w:initials="z">
+    <w:p>
+      <w:pPr>
+        <w:pStyle w:val="af0"/>
+      </w:pPr>
+      <w:r>
+        <w:rPr>
+          <w:rStyle w:val="af"/>
+        </w:rPr>
+        <w:annotationRef/>
+      </w:r>
+    </w:p>
+  </w:comment>
+  <w:comment w:id="6" w:author="zhaoyujing" w:date="2018-08-08T10:52:00Z" w:initials="z">
+    <w:p>
+      <w:pPr>
+        <w:pStyle w:val="af0"/>
+        <w:rPr>
+          <w:rFonts w:hint="eastAsia"/>
+        </w:rPr>
+      </w:pPr>
+      <w:r>
+        <w:rPr>
+          <w:rStyle w:val="af"/>
+        </w:rPr>
+        <w:annotationRef/>
+      </w:r>
+      <w:r>
+        <w:rPr>
+          <w:rFonts w:hint="eastAsia"/>
+        </w:rPr>
+        <w:t>确认一下要不要加上</w:t>
+      </w:r>
+      <w:r>
+        <w:rPr>
+          <w:rFonts w:hint="eastAsia"/>
+        </w:rPr>
+        <w:t>GET</w:t>
+      </w:r>
+      <w:r>
+        <w:t xml:space="preserve"> </w:t>
+      </w:r>
+      <w:r>
+        <w:rPr>
+          <w:rFonts w:hint="eastAsia"/>
+        </w:rPr>
+        <w:t>Bucket location</w:t>
+      </w:r>
+      <w:r>
+        <w:rPr>
+          <w:rFonts w:hint="eastAsia"/>
+        </w:rPr>
+        <w:t>接口</w:t>
+      </w:r>
+    </w:p>
+  </w:comment>
+  <w:comment w:id="7" w:author="zhaoyujing" w:date="2018-08-08T10:54:00Z" w:initials="z">
+    <w:p>
+      <w:pPr>
+        <w:pStyle w:val="af0"/>
+        <w:rPr>
+          <w:rFonts w:hint="eastAsia"/>
+        </w:rPr>
+      </w:pPr>
+      <w:r>
+        <w:rPr>
+          <w:rStyle w:val="af"/>
+        </w:rPr>
+        <w:annotationRef/>
+      </w:r>
+      <w:r>
+        <w:rPr>
+          <w:rFonts w:hint="eastAsia"/>
+        </w:rPr>
+        <w:t>对区域取值是否有列表或者什么限制</w:t>
+      </w:r>
+    </w:p>
+  </w:comment>
+</w:comments>
+</file>
+
+<file path=word/commentsExtended.xml><?xml version="1.0" encoding="utf-8"?>
+<w15:commentsEx xmlns:wpc="http://schemas.microsoft.com/office/word/2010/wordprocessingCanvas" xmlns:cx="http://schemas.microsoft.com/office/drawing/2014/chartex" xmlns:mc="http://schemas.openxmlformats.org/markup-compatibility/2006" xmlns:o="urn:schemas-microsoft-com:office:office" xmlns:r="http://schemas.openxmlformats.org/officeDocument/2006/relationships" xmlns:m="http://schemas.openxmlformats.org/officeDocument/2006/math" xmlns:v="urn:schemas-microsoft-com:vml" xmlns:wp14="http://schemas.microsoft.com/office/word/2010/wordprocessingDrawing" xmlns:wp="http://schemas.openxmlformats.org/drawingml/2006/wordprocessingDrawing" xmlns:w10="urn:schemas-microsoft-com:office:word" xmlns:w="http://schemas.openxmlformats.org/wordprocessingml/2006/main" xmlns:w14="http://schemas.microsoft.com/office/word/2010/wordml" xmlns:w15="http://schemas.microsoft.com/office/word/2012/wordml" xmlns:w16se="http://schemas.microsoft.com/office/word/2015/wordml/symex" xmlns:wpg="http://schemas.microsoft.com/office/word/2010/wordprocessingGroup" xmlns:wpi="http://schemas.microsoft.com/office/word/2010/wordprocessingInk" xmlns:wne="http://schemas.microsoft.com/office/word/2006/wordml" xmlns:wps="http://schemas.microsoft.com/office/word/2010/wordprocessingShape" mc:Ignorable="w14 w15 w16se wp14">
+  <w15:commentEx w15:paraId="0C5D558D" w15:done="0"/>
+  <w15:commentEx w15:paraId="7BDFF2E7" w15:done="0"/>
+  <w15:commentEx w15:paraId="597683EC" w15:done="0"/>
+  <w15:commentEx w15:paraId="25A47B6D" w15:done="0"/>
+  <w15:commentEx w15:paraId="21210636" w15:done="0"/>
+  <w15:commentEx w15:paraId="0AF7FABF" w15:done="0"/>
+  <w15:commentEx w15:paraId="665B1C8B" w15:done="0"/>
+</w15:commentsEx>
 </file>
 
 <file path=word/endnotes.xml><?xml version="1.0" encoding="utf-8"?>
@@ -6407,7 +11389,6 @@
         <w:docPartUnique/>
       </w:docPartObj>
     </w:sdtPr>
-    <w:sdtEndPr/>
     <w:sdtContent>
       <w:p>
         <w:pPr>
@@ -6428,7 +11409,7 @@
             <w:noProof/>
             <w:lang w:val="zh-CN"/>
           </w:rPr>
-          <w:t>4</w:t>
+          <w:t>6</w:t>
         </w:r>
         <w:r>
           <w:fldChar w:fldCharType="end"/>
@@ -6733,6 +11714,95 @@
     </w:lvl>
   </w:abstractNum>
   <w:abstractNum w:abstractNumId="3" w15:restartNumberingAfterBreak="0">
+    <w:nsid w:val="083C0416"/>
+    <w:multiLevelType w:val="hybridMultilevel"/>
+    <w:tmpl w:val="20166B6C"/>
+    <w:lvl w:ilvl="0" w:tplc="BC941154">
+      <w:start w:val="1"/>
+      <w:numFmt w:val="decimal"/>
+      <w:lvlText w:val="%1."/>
+      <w:lvlJc w:val="left"/>
+      <w:pPr>
+        <w:ind w:left="360" w:hanging="360"/>
+      </w:pPr>
+      <w:rPr>
+        <w:rFonts w:hint="default"/>
+      </w:rPr>
+    </w:lvl>
+    <w:lvl w:ilvl="1" w:tplc="04090019" w:tentative="1">
+      <w:start w:val="1"/>
+      <w:numFmt w:val="lowerLetter"/>
+      <w:lvlText w:val="%2)"/>
+      <w:lvlJc w:val="left"/>
+      <w:pPr>
+        <w:ind w:left="840" w:hanging="420"/>
+      </w:pPr>
+    </w:lvl>
+    <w:lvl w:ilvl="2" w:tplc="0409001B" w:tentative="1">
+      <w:start w:val="1"/>
+      <w:numFmt w:val="lowerRoman"/>
+      <w:lvlText w:val="%3."/>
+      <w:lvlJc w:val="right"/>
+      <w:pPr>
+        <w:ind w:left="1260" w:hanging="420"/>
+      </w:pPr>
+    </w:lvl>
+    <w:lvl w:ilvl="3" w:tplc="0409000F" w:tentative="1">
+      <w:start w:val="1"/>
+      <w:numFmt w:val="decimal"/>
+      <w:lvlText w:val="%4."/>
+      <w:lvlJc w:val="left"/>
+      <w:pPr>
+        <w:ind w:left="1680" w:hanging="420"/>
+      </w:pPr>
+    </w:lvl>
+    <w:lvl w:ilvl="4" w:tplc="04090019" w:tentative="1">
+      <w:start w:val="1"/>
+      <w:numFmt w:val="lowerLetter"/>
+      <w:lvlText w:val="%5)"/>
+      <w:lvlJc w:val="left"/>
+      <w:pPr>
+        <w:ind w:left="2100" w:hanging="420"/>
+      </w:pPr>
+    </w:lvl>
+    <w:lvl w:ilvl="5" w:tplc="0409001B" w:tentative="1">
+      <w:start w:val="1"/>
+      <w:numFmt w:val="lowerRoman"/>
+      <w:lvlText w:val="%6."/>
+      <w:lvlJc w:val="right"/>
+      <w:pPr>
+        <w:ind w:left="2520" w:hanging="420"/>
+      </w:pPr>
+    </w:lvl>
+    <w:lvl w:ilvl="6" w:tplc="0409000F" w:tentative="1">
+      <w:start w:val="1"/>
+      <w:numFmt w:val="decimal"/>
+      <w:lvlText w:val="%7."/>
+      <w:lvlJc w:val="left"/>
+      <w:pPr>
+        <w:ind w:left="2940" w:hanging="420"/>
+      </w:pPr>
+    </w:lvl>
+    <w:lvl w:ilvl="7" w:tplc="04090019" w:tentative="1">
+      <w:start w:val="1"/>
+      <w:numFmt w:val="lowerLetter"/>
+      <w:lvlText w:val="%8)"/>
+      <w:lvlJc w:val="left"/>
+      <w:pPr>
+        <w:ind w:left="3360" w:hanging="420"/>
+      </w:pPr>
+    </w:lvl>
+    <w:lvl w:ilvl="8" w:tplc="0409001B" w:tentative="1">
+      <w:start w:val="1"/>
+      <w:numFmt w:val="lowerRoman"/>
+      <w:lvlText w:val="%9."/>
+      <w:lvlJc w:val="right"/>
+      <w:pPr>
+        <w:ind w:left="3780" w:hanging="420"/>
+      </w:pPr>
+    </w:lvl>
+  </w:abstractNum>
+  <w:abstractNum w:abstractNumId="4" w15:restartNumberingAfterBreak="0">
     <w:nsid w:val="08887E86"/>
     <w:multiLevelType w:val="hybridMultilevel"/>
     <w:tmpl w:val="CB5659F4"/>
@@ -6821,7 +11891,7 @@
       </w:pPr>
     </w:lvl>
   </w:abstractNum>
-  <w:abstractNum w:abstractNumId="4" w15:restartNumberingAfterBreak="0">
+  <w:abstractNum w:abstractNumId="5" w15:restartNumberingAfterBreak="0">
     <w:nsid w:val="08A26A98"/>
     <w:multiLevelType w:val="hybridMultilevel"/>
     <w:tmpl w:val="62ACBB32"/>
@@ -6910,7 +11980,7 @@
       </w:pPr>
     </w:lvl>
   </w:abstractNum>
-  <w:abstractNum w:abstractNumId="5" w15:restartNumberingAfterBreak="0">
+  <w:abstractNum w:abstractNumId="6" w15:restartNumberingAfterBreak="0">
     <w:nsid w:val="09BB7249"/>
     <w:multiLevelType w:val="hybridMultilevel"/>
     <w:tmpl w:val="5E148A04"/>
@@ -6999,7 +12069,7 @@
       </w:pPr>
     </w:lvl>
   </w:abstractNum>
-  <w:abstractNum w:abstractNumId="6" w15:restartNumberingAfterBreak="0">
+  <w:abstractNum w:abstractNumId="7" w15:restartNumberingAfterBreak="0">
     <w:nsid w:val="10C50482"/>
     <w:multiLevelType w:val="hybridMultilevel"/>
     <w:tmpl w:val="190EA2DA"/>
@@ -7088,7 +12158,7 @@
       </w:pPr>
     </w:lvl>
   </w:abstractNum>
-  <w:abstractNum w:abstractNumId="7" w15:restartNumberingAfterBreak="0">
+  <w:abstractNum w:abstractNumId="8" w15:restartNumberingAfterBreak="0">
     <w:nsid w:val="140E0C7B"/>
     <w:multiLevelType w:val="hybridMultilevel"/>
     <w:tmpl w:val="6902D0FE"/>
@@ -7177,7 +12247,7 @@
       </w:pPr>
     </w:lvl>
   </w:abstractNum>
-  <w:abstractNum w:abstractNumId="8" w15:restartNumberingAfterBreak="0">
+  <w:abstractNum w:abstractNumId="9" w15:restartNumberingAfterBreak="0">
     <w:nsid w:val="15BF7991"/>
     <w:multiLevelType w:val="hybridMultilevel"/>
     <w:tmpl w:val="EC2E304E"/>
@@ -7266,7 +12336,7 @@
       </w:pPr>
     </w:lvl>
   </w:abstractNum>
-  <w:abstractNum w:abstractNumId="9" w15:restartNumberingAfterBreak="0">
+  <w:abstractNum w:abstractNumId="10" w15:restartNumberingAfterBreak="0">
     <w:nsid w:val="161009BD"/>
     <w:multiLevelType w:val="hybridMultilevel"/>
     <w:tmpl w:val="22928A90"/>
@@ -7355,7 +12425,7 @@
       </w:pPr>
     </w:lvl>
   </w:abstractNum>
-  <w:abstractNum w:abstractNumId="10" w15:restartNumberingAfterBreak="0">
+  <w:abstractNum w:abstractNumId="11" w15:restartNumberingAfterBreak="0">
     <w:nsid w:val="16A559F6"/>
     <w:multiLevelType w:val="hybridMultilevel"/>
     <w:tmpl w:val="1E3E9D24"/>
@@ -7444,7 +12514,7 @@
       </w:pPr>
     </w:lvl>
   </w:abstractNum>
-  <w:abstractNum w:abstractNumId="11" w15:restartNumberingAfterBreak="0">
+  <w:abstractNum w:abstractNumId="12" w15:restartNumberingAfterBreak="0">
     <w:nsid w:val="16FA289B"/>
     <w:multiLevelType w:val="hybridMultilevel"/>
     <w:tmpl w:val="A51EF8DA"/>
@@ -7533,7 +12603,7 @@
       </w:pPr>
     </w:lvl>
   </w:abstractNum>
-  <w:abstractNum w:abstractNumId="12" w15:restartNumberingAfterBreak="0">
+  <w:abstractNum w:abstractNumId="13" w15:restartNumberingAfterBreak="0">
     <w:nsid w:val="18C732A5"/>
     <w:multiLevelType w:val="hybridMultilevel"/>
     <w:tmpl w:val="CB5659F4"/>
@@ -7622,7 +12692,96 @@
       </w:pPr>
     </w:lvl>
   </w:abstractNum>
-  <w:abstractNum w:abstractNumId="13" w15:restartNumberingAfterBreak="0">
+  <w:abstractNum w:abstractNumId="14" w15:restartNumberingAfterBreak="0">
+    <w:nsid w:val="1C0F2D77"/>
+    <w:multiLevelType w:val="hybridMultilevel"/>
+    <w:tmpl w:val="22406650"/>
+    <w:lvl w:ilvl="0" w:tplc="EFD6AE4C">
+      <w:start w:val="1"/>
+      <w:numFmt w:val="decimal"/>
+      <w:lvlText w:val="%1."/>
+      <w:lvlJc w:val="left"/>
+      <w:pPr>
+        <w:ind w:left="360" w:hanging="360"/>
+      </w:pPr>
+      <w:rPr>
+        <w:rFonts w:hint="default"/>
+      </w:rPr>
+    </w:lvl>
+    <w:lvl w:ilvl="1" w:tplc="04090019" w:tentative="1">
+      <w:start w:val="1"/>
+      <w:numFmt w:val="lowerLetter"/>
+      <w:lvlText w:val="%2)"/>
+      <w:lvlJc w:val="left"/>
+      <w:pPr>
+        <w:ind w:left="840" w:hanging="420"/>
+      </w:pPr>
+    </w:lvl>
+    <w:lvl w:ilvl="2" w:tplc="0409001B" w:tentative="1">
+      <w:start w:val="1"/>
+      <w:numFmt w:val="lowerRoman"/>
+      <w:lvlText w:val="%3."/>
+      <w:lvlJc w:val="right"/>
+      <w:pPr>
+        <w:ind w:left="1260" w:hanging="420"/>
+      </w:pPr>
+    </w:lvl>
+    <w:lvl w:ilvl="3" w:tplc="0409000F" w:tentative="1">
+      <w:start w:val="1"/>
+      <w:numFmt w:val="decimal"/>
+      <w:lvlText w:val="%4."/>
+      <w:lvlJc w:val="left"/>
+      <w:pPr>
+        <w:ind w:left="1680" w:hanging="420"/>
+      </w:pPr>
+    </w:lvl>
+    <w:lvl w:ilvl="4" w:tplc="04090019" w:tentative="1">
+      <w:start w:val="1"/>
+      <w:numFmt w:val="lowerLetter"/>
+      <w:lvlText w:val="%5)"/>
+      <w:lvlJc w:val="left"/>
+      <w:pPr>
+        <w:ind w:left="2100" w:hanging="420"/>
+      </w:pPr>
+    </w:lvl>
+    <w:lvl w:ilvl="5" w:tplc="0409001B" w:tentative="1">
+      <w:start w:val="1"/>
+      <w:numFmt w:val="lowerRoman"/>
+      <w:lvlText w:val="%6."/>
+      <w:lvlJc w:val="right"/>
+      <w:pPr>
+        <w:ind w:left="2520" w:hanging="420"/>
+      </w:pPr>
+    </w:lvl>
+    <w:lvl w:ilvl="6" w:tplc="0409000F" w:tentative="1">
+      <w:start w:val="1"/>
+      <w:numFmt w:val="decimal"/>
+      <w:lvlText w:val="%7."/>
+      <w:lvlJc w:val="left"/>
+      <w:pPr>
+        <w:ind w:left="2940" w:hanging="420"/>
+      </w:pPr>
+    </w:lvl>
+    <w:lvl w:ilvl="7" w:tplc="04090019" w:tentative="1">
+      <w:start w:val="1"/>
+      <w:numFmt w:val="lowerLetter"/>
+      <w:lvlText w:val="%8)"/>
+      <w:lvlJc w:val="left"/>
+      <w:pPr>
+        <w:ind w:left="3360" w:hanging="420"/>
+      </w:pPr>
+    </w:lvl>
+    <w:lvl w:ilvl="8" w:tplc="0409001B" w:tentative="1">
+      <w:start w:val="1"/>
+      <w:numFmt w:val="lowerRoman"/>
+      <w:lvlText w:val="%9."/>
+      <w:lvlJc w:val="right"/>
+      <w:pPr>
+        <w:ind w:left="3780" w:hanging="420"/>
+      </w:pPr>
+    </w:lvl>
+  </w:abstractNum>
+  <w:abstractNum w:abstractNumId="15" w15:restartNumberingAfterBreak="0">
     <w:nsid w:val="23EC5C36"/>
     <w:multiLevelType w:val="hybridMultilevel"/>
     <w:tmpl w:val="3338448C"/>
@@ -7711,7 +12870,7 @@
       </w:pPr>
     </w:lvl>
   </w:abstractNum>
-  <w:abstractNum w:abstractNumId="14" w15:restartNumberingAfterBreak="0">
+  <w:abstractNum w:abstractNumId="16" w15:restartNumberingAfterBreak="0">
     <w:nsid w:val="2AB924ED"/>
     <w:multiLevelType w:val="hybridMultilevel"/>
     <w:tmpl w:val="C6125E4C"/>
@@ -7800,7 +12959,7 @@
       </w:pPr>
     </w:lvl>
   </w:abstractNum>
-  <w:abstractNum w:abstractNumId="15" w15:restartNumberingAfterBreak="0">
+  <w:abstractNum w:abstractNumId="17" w15:restartNumberingAfterBreak="0">
     <w:nsid w:val="2B0C18C1"/>
     <w:multiLevelType w:val="hybridMultilevel"/>
     <w:tmpl w:val="F0A8226E"/>
@@ -7889,7 +13048,7 @@
       </w:pPr>
     </w:lvl>
   </w:abstractNum>
-  <w:abstractNum w:abstractNumId="16" w15:restartNumberingAfterBreak="0">
+  <w:abstractNum w:abstractNumId="18" w15:restartNumberingAfterBreak="0">
     <w:nsid w:val="329A0702"/>
     <w:multiLevelType w:val="multilevel"/>
     <w:tmpl w:val="0409001F"/>
@@ -7979,7 +13138,7 @@
       </w:pPr>
     </w:lvl>
   </w:abstractNum>
-  <w:abstractNum w:abstractNumId="17" w15:restartNumberingAfterBreak="0">
+  <w:abstractNum w:abstractNumId="19" w15:restartNumberingAfterBreak="0">
     <w:nsid w:val="385F63A3"/>
     <w:multiLevelType w:val="hybridMultilevel"/>
     <w:tmpl w:val="62ACBB32"/>
@@ -8068,7 +13227,7 @@
       </w:pPr>
     </w:lvl>
   </w:abstractNum>
-  <w:abstractNum w:abstractNumId="18" w15:restartNumberingAfterBreak="0">
+  <w:abstractNum w:abstractNumId="20" w15:restartNumberingAfterBreak="0">
     <w:nsid w:val="396D3CC4"/>
     <w:multiLevelType w:val="hybridMultilevel"/>
     <w:tmpl w:val="76ECB37C"/>
@@ -8157,7 +13316,7 @@
       </w:pPr>
     </w:lvl>
   </w:abstractNum>
-  <w:abstractNum w:abstractNumId="19" w15:restartNumberingAfterBreak="0">
+  <w:abstractNum w:abstractNumId="21" w15:restartNumberingAfterBreak="0">
     <w:nsid w:val="3CF6617E"/>
     <w:multiLevelType w:val="hybridMultilevel"/>
     <w:tmpl w:val="8BD28E34"/>
@@ -8246,7 +13405,7 @@
       </w:pPr>
     </w:lvl>
   </w:abstractNum>
-  <w:abstractNum w:abstractNumId="20" w15:restartNumberingAfterBreak="0">
+  <w:abstractNum w:abstractNumId="22" w15:restartNumberingAfterBreak="0">
     <w:nsid w:val="3F096B6D"/>
     <w:multiLevelType w:val="hybridMultilevel"/>
     <w:tmpl w:val="5B5417C4"/>
@@ -8335,7 +13494,7 @@
       </w:pPr>
     </w:lvl>
   </w:abstractNum>
-  <w:abstractNum w:abstractNumId="21" w15:restartNumberingAfterBreak="0">
+  <w:abstractNum w:abstractNumId="23" w15:restartNumberingAfterBreak="0">
     <w:nsid w:val="44D7394E"/>
     <w:multiLevelType w:val="hybridMultilevel"/>
     <w:tmpl w:val="CB5659F4"/>
@@ -8424,7 +13583,7 @@
       </w:pPr>
     </w:lvl>
   </w:abstractNum>
-  <w:abstractNum w:abstractNumId="22" w15:restartNumberingAfterBreak="0">
+  <w:abstractNum w:abstractNumId="24" w15:restartNumberingAfterBreak="0">
     <w:nsid w:val="452D028C"/>
     <w:multiLevelType w:val="hybridMultilevel"/>
     <w:tmpl w:val="822EA47C"/>
@@ -8513,7 +13672,7 @@
       </w:pPr>
     </w:lvl>
   </w:abstractNum>
-  <w:abstractNum w:abstractNumId="23" w15:restartNumberingAfterBreak="0">
+  <w:abstractNum w:abstractNumId="25" w15:restartNumberingAfterBreak="0">
     <w:nsid w:val="464510BE"/>
     <w:multiLevelType w:val="hybridMultilevel"/>
     <w:tmpl w:val="62ACBB32"/>
@@ -8602,7 +13761,7 @@
       </w:pPr>
     </w:lvl>
   </w:abstractNum>
-  <w:abstractNum w:abstractNumId="24" w15:restartNumberingAfterBreak="0">
+  <w:abstractNum w:abstractNumId="26" w15:restartNumberingAfterBreak="0">
     <w:nsid w:val="4F6B10EB"/>
     <w:multiLevelType w:val="hybridMultilevel"/>
     <w:tmpl w:val="AF8C0AF4"/>
@@ -8691,7 +13850,7 @@
       </w:pPr>
     </w:lvl>
   </w:abstractNum>
-  <w:abstractNum w:abstractNumId="25" w15:restartNumberingAfterBreak="0">
+  <w:abstractNum w:abstractNumId="27" w15:restartNumberingAfterBreak="0">
     <w:nsid w:val="59AE26EE"/>
     <w:multiLevelType w:val="hybridMultilevel"/>
     <w:tmpl w:val="6CEC1ACC"/>
@@ -8778,7 +13937,96 @@
       </w:pPr>
     </w:lvl>
   </w:abstractNum>
-  <w:abstractNum w:abstractNumId="26" w15:restartNumberingAfterBreak="0">
+  <w:abstractNum w:abstractNumId="28" w15:restartNumberingAfterBreak="0">
+    <w:nsid w:val="5D792553"/>
+    <w:multiLevelType w:val="hybridMultilevel"/>
+    <w:tmpl w:val="0A28E32A"/>
+    <w:lvl w:ilvl="0" w:tplc="C5CEEB0E">
+      <w:start w:val="1"/>
+      <w:numFmt w:val="decimal"/>
+      <w:lvlText w:val="%1."/>
+      <w:lvlJc w:val="left"/>
+      <w:pPr>
+        <w:ind w:left="360" w:hanging="360"/>
+      </w:pPr>
+      <w:rPr>
+        <w:rFonts w:hint="default"/>
+      </w:rPr>
+    </w:lvl>
+    <w:lvl w:ilvl="1" w:tplc="04090019" w:tentative="1">
+      <w:start w:val="1"/>
+      <w:numFmt w:val="lowerLetter"/>
+      <w:lvlText w:val="%2)"/>
+      <w:lvlJc w:val="left"/>
+      <w:pPr>
+        <w:ind w:left="840" w:hanging="420"/>
+      </w:pPr>
+    </w:lvl>
+    <w:lvl w:ilvl="2" w:tplc="0409001B" w:tentative="1">
+      <w:start w:val="1"/>
+      <w:numFmt w:val="lowerRoman"/>
+      <w:lvlText w:val="%3."/>
+      <w:lvlJc w:val="right"/>
+      <w:pPr>
+        <w:ind w:left="1260" w:hanging="420"/>
+      </w:pPr>
+    </w:lvl>
+    <w:lvl w:ilvl="3" w:tplc="0409000F" w:tentative="1">
+      <w:start w:val="1"/>
+      <w:numFmt w:val="decimal"/>
+      <w:lvlText w:val="%4."/>
+      <w:lvlJc w:val="left"/>
+      <w:pPr>
+        <w:ind w:left="1680" w:hanging="420"/>
+      </w:pPr>
+    </w:lvl>
+    <w:lvl w:ilvl="4" w:tplc="04090019" w:tentative="1">
+      <w:start w:val="1"/>
+      <w:numFmt w:val="lowerLetter"/>
+      <w:lvlText w:val="%5)"/>
+      <w:lvlJc w:val="left"/>
+      <w:pPr>
+        <w:ind w:left="2100" w:hanging="420"/>
+      </w:pPr>
+    </w:lvl>
+    <w:lvl w:ilvl="5" w:tplc="0409001B" w:tentative="1">
+      <w:start w:val="1"/>
+      <w:numFmt w:val="lowerRoman"/>
+      <w:lvlText w:val="%6."/>
+      <w:lvlJc w:val="right"/>
+      <w:pPr>
+        <w:ind w:left="2520" w:hanging="420"/>
+      </w:pPr>
+    </w:lvl>
+    <w:lvl w:ilvl="6" w:tplc="0409000F" w:tentative="1">
+      <w:start w:val="1"/>
+      <w:numFmt w:val="decimal"/>
+      <w:lvlText w:val="%7."/>
+      <w:lvlJc w:val="left"/>
+      <w:pPr>
+        <w:ind w:left="2940" w:hanging="420"/>
+      </w:pPr>
+    </w:lvl>
+    <w:lvl w:ilvl="7" w:tplc="04090019" w:tentative="1">
+      <w:start w:val="1"/>
+      <w:numFmt w:val="lowerLetter"/>
+      <w:lvlText w:val="%8)"/>
+      <w:lvlJc w:val="left"/>
+      <w:pPr>
+        <w:ind w:left="3360" w:hanging="420"/>
+      </w:pPr>
+    </w:lvl>
+    <w:lvl w:ilvl="8" w:tplc="0409001B" w:tentative="1">
+      <w:start w:val="1"/>
+      <w:numFmt w:val="lowerRoman"/>
+      <w:lvlText w:val="%9."/>
+      <w:lvlJc w:val="right"/>
+      <w:pPr>
+        <w:ind w:left="3780" w:hanging="420"/>
+      </w:pPr>
+    </w:lvl>
+  </w:abstractNum>
+  <w:abstractNum w:abstractNumId="29" w15:restartNumberingAfterBreak="0">
     <w:nsid w:val="5E355B9E"/>
     <w:multiLevelType w:val="hybridMultilevel"/>
     <w:tmpl w:val="6902D0FE"/>
@@ -8867,7 +14115,7 @@
       </w:pPr>
     </w:lvl>
   </w:abstractNum>
-  <w:abstractNum w:abstractNumId="27" w15:restartNumberingAfterBreak="0">
+  <w:abstractNum w:abstractNumId="30" w15:restartNumberingAfterBreak="0">
     <w:nsid w:val="5EB475DE"/>
     <w:multiLevelType w:val="hybridMultilevel"/>
     <w:tmpl w:val="0F74492C"/>
@@ -8956,7 +14204,96 @@
       </w:pPr>
     </w:lvl>
   </w:abstractNum>
-  <w:abstractNum w:abstractNumId="28" w15:restartNumberingAfterBreak="0">
+  <w:abstractNum w:abstractNumId="31" w15:restartNumberingAfterBreak="0">
+    <w:nsid w:val="62632C9D"/>
+    <w:multiLevelType w:val="hybridMultilevel"/>
+    <w:tmpl w:val="35B02AC4"/>
+    <w:lvl w:ilvl="0" w:tplc="23F03434">
+      <w:start w:val="1"/>
+      <w:numFmt w:val="decimal"/>
+      <w:lvlText w:val="%1."/>
+      <w:lvlJc w:val="left"/>
+      <w:pPr>
+        <w:ind w:left="360" w:hanging="360"/>
+      </w:pPr>
+      <w:rPr>
+        <w:rFonts w:hint="default"/>
+      </w:rPr>
+    </w:lvl>
+    <w:lvl w:ilvl="1" w:tplc="04090019" w:tentative="1">
+      <w:start w:val="1"/>
+      <w:numFmt w:val="lowerLetter"/>
+      <w:lvlText w:val="%2)"/>
+      <w:lvlJc w:val="left"/>
+      <w:pPr>
+        <w:ind w:left="840" w:hanging="420"/>
+      </w:pPr>
+    </w:lvl>
+    <w:lvl w:ilvl="2" w:tplc="0409001B" w:tentative="1">
+      <w:start w:val="1"/>
+      <w:numFmt w:val="lowerRoman"/>
+      <w:lvlText w:val="%3."/>
+      <w:lvlJc w:val="right"/>
+      <w:pPr>
+        <w:ind w:left="1260" w:hanging="420"/>
+      </w:pPr>
+    </w:lvl>
+    <w:lvl w:ilvl="3" w:tplc="0409000F" w:tentative="1">
+      <w:start w:val="1"/>
+      <w:numFmt w:val="decimal"/>
+      <w:lvlText w:val="%4."/>
+      <w:lvlJc w:val="left"/>
+      <w:pPr>
+        <w:ind w:left="1680" w:hanging="420"/>
+      </w:pPr>
+    </w:lvl>
+    <w:lvl w:ilvl="4" w:tplc="04090019" w:tentative="1">
+      <w:start w:val="1"/>
+      <w:numFmt w:val="lowerLetter"/>
+      <w:lvlText w:val="%5)"/>
+      <w:lvlJc w:val="left"/>
+      <w:pPr>
+        <w:ind w:left="2100" w:hanging="420"/>
+      </w:pPr>
+    </w:lvl>
+    <w:lvl w:ilvl="5" w:tplc="0409001B" w:tentative="1">
+      <w:start w:val="1"/>
+      <w:numFmt w:val="lowerRoman"/>
+      <w:lvlText w:val="%6."/>
+      <w:lvlJc w:val="right"/>
+      <w:pPr>
+        <w:ind w:left="2520" w:hanging="420"/>
+      </w:pPr>
+    </w:lvl>
+    <w:lvl w:ilvl="6" w:tplc="0409000F" w:tentative="1">
+      <w:start w:val="1"/>
+      <w:numFmt w:val="decimal"/>
+      <w:lvlText w:val="%7."/>
+      <w:lvlJc w:val="left"/>
+      <w:pPr>
+        <w:ind w:left="2940" w:hanging="420"/>
+      </w:pPr>
+    </w:lvl>
+    <w:lvl w:ilvl="7" w:tplc="04090019" w:tentative="1">
+      <w:start w:val="1"/>
+      <w:numFmt w:val="lowerLetter"/>
+      <w:lvlText w:val="%8)"/>
+      <w:lvlJc w:val="left"/>
+      <w:pPr>
+        <w:ind w:left="3360" w:hanging="420"/>
+      </w:pPr>
+    </w:lvl>
+    <w:lvl w:ilvl="8" w:tplc="0409001B" w:tentative="1">
+      <w:start w:val="1"/>
+      <w:numFmt w:val="lowerRoman"/>
+      <w:lvlText w:val="%9."/>
+      <w:lvlJc w:val="right"/>
+      <w:pPr>
+        <w:ind w:left="3780" w:hanging="420"/>
+      </w:pPr>
+    </w:lvl>
+  </w:abstractNum>
+  <w:abstractNum w:abstractNumId="32" w15:restartNumberingAfterBreak="0">
     <w:nsid w:val="64D91826"/>
     <w:multiLevelType w:val="hybridMultilevel"/>
     <w:tmpl w:val="5746A49C"/>
@@ -9045,7 +14382,7 @@
       </w:pPr>
     </w:lvl>
   </w:abstractNum>
-  <w:abstractNum w:abstractNumId="29" w15:restartNumberingAfterBreak="0">
+  <w:abstractNum w:abstractNumId="33" w15:restartNumberingAfterBreak="0">
     <w:nsid w:val="66F05DE4"/>
     <w:multiLevelType w:val="hybridMultilevel"/>
     <w:tmpl w:val="85EAEE8E"/>
@@ -9134,7 +14471,7 @@
       </w:pPr>
     </w:lvl>
   </w:abstractNum>
-  <w:abstractNum w:abstractNumId="30" w15:restartNumberingAfterBreak="0">
+  <w:abstractNum w:abstractNumId="34" w15:restartNumberingAfterBreak="0">
     <w:nsid w:val="670D2294"/>
     <w:multiLevelType w:val="hybridMultilevel"/>
     <w:tmpl w:val="2F923D9C"/>
@@ -9223,7 +14560,7 @@
       </w:pPr>
     </w:lvl>
   </w:abstractNum>
-  <w:abstractNum w:abstractNumId="31" w15:restartNumberingAfterBreak="0">
+  <w:abstractNum w:abstractNumId="35" w15:restartNumberingAfterBreak="0">
     <w:nsid w:val="680A1874"/>
     <w:multiLevelType w:val="hybridMultilevel"/>
     <w:tmpl w:val="76E013A6"/>
@@ -9312,7 +14649,7 @@
       </w:pPr>
     </w:lvl>
   </w:abstractNum>
-  <w:abstractNum w:abstractNumId="32" w15:restartNumberingAfterBreak="0">
+  <w:abstractNum w:abstractNumId="36" w15:restartNumberingAfterBreak="0">
     <w:nsid w:val="69B75F92"/>
     <w:multiLevelType w:val="hybridMultilevel"/>
     <w:tmpl w:val="CB5659F4"/>
@@ -9401,7 +14738,96 @@
       </w:pPr>
     </w:lvl>
   </w:abstractNum>
-  <w:abstractNum w:abstractNumId="33" w15:restartNumberingAfterBreak="0">
+  <w:abstractNum w:abstractNumId="37" w15:restartNumberingAfterBreak="0">
+    <w:nsid w:val="6CB82A48"/>
+    <w:multiLevelType w:val="hybridMultilevel"/>
+    <w:tmpl w:val="1A744C2E"/>
+    <w:lvl w:ilvl="0" w:tplc="9DF067F2">
+      <w:start w:val="1"/>
+      <w:numFmt w:val="decimal"/>
+      <w:lvlText w:val="%1."/>
+      <w:lvlJc w:val="left"/>
+      <w:pPr>
+        <w:ind w:left="360" w:hanging="360"/>
+      </w:pPr>
+      <w:rPr>
+        <w:rFonts w:hint="default"/>
+      </w:rPr>
+    </w:lvl>
+    <w:lvl w:ilvl="1" w:tplc="04090019" w:tentative="1">
+      <w:start w:val="1"/>
+      <w:numFmt w:val="lowerLetter"/>
+      <w:lvlText w:val="%2)"/>
+      <w:lvlJc w:val="left"/>
+      <w:pPr>
+        <w:ind w:left="840" w:hanging="420"/>
+      </w:pPr>
+    </w:lvl>
+    <w:lvl w:ilvl="2" w:tplc="0409001B" w:tentative="1">
+      <w:start w:val="1"/>
+      <w:numFmt w:val="lowerRoman"/>
+      <w:lvlText w:val="%3."/>
+      <w:lvlJc w:val="right"/>
+      <w:pPr>
+        <w:ind w:left="1260" w:hanging="420"/>
+      </w:pPr>
+    </w:lvl>
+    <w:lvl w:ilvl="3" w:tplc="0409000F" w:tentative="1">
+      <w:start w:val="1"/>
+      <w:numFmt w:val="decimal"/>
+      <w:lvlText w:val="%4."/>
+      <w:lvlJc w:val="left"/>
+      <w:pPr>
+        <w:ind w:left="1680" w:hanging="420"/>
+      </w:pPr>
+    </w:lvl>
+    <w:lvl w:ilvl="4" w:tplc="04090019" w:tentative="1">
+      <w:start w:val="1"/>
+      <w:numFmt w:val="lowerLetter"/>
+      <w:lvlText w:val="%5)"/>
+      <w:lvlJc w:val="left"/>
+      <w:pPr>
+        <w:ind w:left="2100" w:hanging="420"/>
+      </w:pPr>
+    </w:lvl>
+    <w:lvl w:ilvl="5" w:tplc="0409001B" w:tentative="1">
+      <w:start w:val="1"/>
+      <w:numFmt w:val="lowerRoman"/>
+      <w:lvlText w:val="%6."/>
+      <w:lvlJc w:val="right"/>
+      <w:pPr>
+        <w:ind w:left="2520" w:hanging="420"/>
+      </w:pPr>
+    </w:lvl>
+    <w:lvl w:ilvl="6" w:tplc="0409000F" w:tentative="1">
+      <w:start w:val="1"/>
+      <w:numFmt w:val="decimal"/>
+      <w:lvlText w:val="%7."/>
+      <w:lvlJc w:val="left"/>
+      <w:pPr>
+        <w:ind w:left="2940" w:hanging="420"/>
+      </w:pPr>
+    </w:lvl>
+    <w:lvl w:ilvl="7" w:tplc="04090019" w:tentative="1">
+      <w:start w:val="1"/>
+      <w:numFmt w:val="lowerLetter"/>
+      <w:lvlText w:val="%8)"/>
+      <w:lvlJc w:val="left"/>
+      <w:pPr>
+        <w:ind w:left="3360" w:hanging="420"/>
+      </w:pPr>
+    </w:lvl>
+    <w:lvl w:ilvl="8" w:tplc="0409001B" w:tentative="1">
+      <w:start w:val="1"/>
+      <w:numFmt w:val="lowerRoman"/>
+      <w:lvlText w:val="%9."/>
+      <w:lvlJc w:val="right"/>
+      <w:pPr>
+        <w:ind w:left="3780" w:hanging="420"/>
+      </w:pPr>
+    </w:lvl>
+  </w:abstractNum>
+  <w:abstractNum w:abstractNumId="38" w15:restartNumberingAfterBreak="0">
     <w:nsid w:val="75EA651F"/>
     <w:multiLevelType w:val="multilevel"/>
     <w:tmpl w:val="970E6EAA"/>
@@ -9492,7 +14918,97 @@
       </w:pPr>
     </w:lvl>
   </w:abstractNum>
-  <w:abstractNum w:abstractNumId="34" w15:restartNumberingAfterBreak="0">
+  <w:abstractNum w:abstractNumId="39" w15:restartNumberingAfterBreak="0">
+    <w:nsid w:val="768D4C0C"/>
+    <w:multiLevelType w:val="hybridMultilevel"/>
+    <w:tmpl w:val="268656B0"/>
+    <w:lvl w:ilvl="0" w:tplc="48BA8330">
+      <w:start w:val="1"/>
+      <w:numFmt w:val="decimal"/>
+      <w:lvlText w:val="%1."/>
+      <w:lvlJc w:val="left"/>
+      <w:pPr>
+        <w:ind w:left="360" w:hanging="360"/>
+      </w:pPr>
+      <w:rPr>
+        <w:rFonts w:hint="default"/>
+        <w:i w:val="0"/>
+      </w:rPr>
+    </w:lvl>
+    <w:lvl w:ilvl="1" w:tplc="04090019" w:tentative="1">
+      <w:start w:val="1"/>
+      <w:numFmt w:val="lowerLetter"/>
+      <w:lvlText w:val="%2)"/>
+      <w:lvlJc w:val="left"/>
+      <w:pPr>
+        <w:ind w:left="840" w:hanging="420"/>
+      </w:pPr>
+    </w:lvl>
+    <w:lvl w:ilvl="2" w:tplc="0409001B" w:tentative="1">
+      <w:start w:val="1"/>
+      <w:numFmt w:val="lowerRoman"/>
+      <w:lvlText w:val="%3."/>
+      <w:lvlJc w:val="right"/>
+      <w:pPr>
+        <w:ind w:left="1260" w:hanging="420"/>
+      </w:pPr>
+    </w:lvl>
+    <w:lvl w:ilvl="3" w:tplc="0409000F" w:tentative="1">
+      <w:start w:val="1"/>
+      <w:numFmt w:val="decimal"/>
+      <w:lvlText w:val="%4."/>
+      <w:lvlJc w:val="left"/>
+      <w:pPr>
+        <w:ind w:left="1680" w:hanging="420"/>
+      </w:pPr>
+    </w:lvl>
+    <w:lvl w:ilvl="4" w:tplc="04090019" w:tentative="1">
+      <w:start w:val="1"/>
+      <w:numFmt w:val="lowerLetter"/>
+      <w:lvlText w:val="%5)"/>
+      <w:lvlJc w:val="left"/>
+      <w:pPr>
+        <w:ind w:left="2100" w:hanging="420"/>
+      </w:pPr>
+    </w:lvl>
+    <w:lvl w:ilvl="5" w:tplc="0409001B" w:tentative="1">
+      <w:start w:val="1"/>
+      <w:numFmt w:val="lowerRoman"/>
+      <w:lvlText w:val="%6."/>
+      <w:lvlJc w:val="right"/>
+      <w:pPr>
+        <w:ind w:left="2520" w:hanging="420"/>
+      </w:pPr>
+    </w:lvl>
+    <w:lvl w:ilvl="6" w:tplc="0409000F" w:tentative="1">
+      <w:start w:val="1"/>
+      <w:numFmt w:val="decimal"/>
+      <w:lvlText w:val="%7."/>
+      <w:lvlJc w:val="left"/>
+      <w:pPr>
+        <w:ind w:left="2940" w:hanging="420"/>
+      </w:pPr>
+    </w:lvl>
+    <w:lvl w:ilvl="7" w:tplc="04090019" w:tentative="1">
+      <w:start w:val="1"/>
+      <w:numFmt w:val="lowerLetter"/>
+      <w:lvlText w:val="%8)"/>
+      <w:lvlJc w:val="left"/>
+      <w:pPr>
+        <w:ind w:left="3360" w:hanging="420"/>
+      </w:pPr>
+    </w:lvl>
+    <w:lvl w:ilvl="8" w:tplc="0409001B" w:tentative="1">
+      <w:start w:val="1"/>
+      <w:numFmt w:val="lowerRoman"/>
+      <w:lvlText w:val="%9."/>
+      <w:lvlJc w:val="right"/>
+      <w:pPr>
+        <w:ind w:left="3780" w:hanging="420"/>
+      </w:pPr>
+    </w:lvl>
+  </w:abstractNum>
+  <w:abstractNum w:abstractNumId="40" w15:restartNumberingAfterBreak="0">
     <w:nsid w:val="7A195257"/>
     <w:multiLevelType w:val="multilevel"/>
     <w:tmpl w:val="AB30E2CA"/>
@@ -9606,7 +15122,7 @@
       </w:rPr>
     </w:lvl>
   </w:abstractNum>
-  <w:abstractNum w:abstractNumId="35" w15:restartNumberingAfterBreak="0">
+  <w:abstractNum w:abstractNumId="41" w15:restartNumberingAfterBreak="0">
     <w:nsid w:val="7D916D62"/>
     <w:multiLevelType w:val="hybridMultilevel"/>
     <w:tmpl w:val="62ACBB32"/>
@@ -9696,28 +15212,28 @@
     </w:lvl>
   </w:abstractNum>
   <w:num w:numId="1">
-    <w:abstractNumId w:val="13"/>
+    <w:abstractNumId w:val="15"/>
   </w:num>
   <w:num w:numId="2">
-    <w:abstractNumId w:val="33"/>
+    <w:abstractNumId w:val="38"/>
   </w:num>
   <w:num w:numId="3">
-    <w:abstractNumId w:val="16"/>
+    <w:abstractNumId w:val="18"/>
   </w:num>
   <w:num w:numId="4">
-    <w:abstractNumId w:val="25"/>
+    <w:abstractNumId w:val="27"/>
   </w:num>
   <w:num w:numId="5">
-    <w:abstractNumId w:val="34"/>
+    <w:abstractNumId w:val="40"/>
   </w:num>
   <w:num w:numId="6">
-    <w:abstractNumId w:val="11"/>
+    <w:abstractNumId w:val="12"/>
   </w:num>
   <w:num w:numId="7">
-    <w:abstractNumId w:val="26"/>
+    <w:abstractNumId w:val="29"/>
   </w:num>
   <w:num w:numId="8">
-    <w:abstractNumId w:val="7"/>
+    <w:abstractNumId w:val="8"/>
   </w:num>
   <w:num w:numId="9">
     <w:abstractNumId w:val="2"/>
@@ -9726,85 +15242,111 @@
     <w:abstractNumId w:val="1"/>
   </w:num>
   <w:num w:numId="11">
-    <w:abstractNumId w:val="8"/>
+    <w:abstractNumId w:val="9"/>
   </w:num>
   <w:num w:numId="12">
-    <w:abstractNumId w:val="5"/>
+    <w:abstractNumId w:val="6"/>
   </w:num>
   <w:num w:numId="13">
-    <w:abstractNumId w:val="31"/>
+    <w:abstractNumId w:val="35"/>
   </w:num>
   <w:num w:numId="14">
-    <w:abstractNumId w:val="19"/>
+    <w:abstractNumId w:val="21"/>
   </w:num>
   <w:num w:numId="15">
-    <w:abstractNumId w:val="28"/>
+    <w:abstractNumId w:val="32"/>
   </w:num>
   <w:num w:numId="16">
-    <w:abstractNumId w:val="29"/>
+    <w:abstractNumId w:val="33"/>
   </w:num>
   <w:num w:numId="17">
-    <w:abstractNumId w:val="15"/>
+    <w:abstractNumId w:val="17"/>
   </w:num>
   <w:num w:numId="18">
     <w:abstractNumId w:val="0"/>
   </w:num>
   <w:num w:numId="19">
-    <w:abstractNumId w:val="6"/>
+    <w:abstractNumId w:val="7"/>
   </w:num>
   <w:num w:numId="20">
+    <w:abstractNumId w:val="24"/>
+  </w:num>
+  <w:num w:numId="21">
+    <w:abstractNumId w:val="10"/>
+  </w:num>
+  <w:num w:numId="22">
+    <w:abstractNumId w:val="20"/>
+  </w:num>
+  <w:num w:numId="23">
+    <w:abstractNumId w:val="11"/>
+  </w:num>
+  <w:num w:numId="24">
+    <w:abstractNumId w:val="26"/>
+  </w:num>
+  <w:num w:numId="25">
+    <w:abstractNumId w:val="30"/>
+  </w:num>
+  <w:num w:numId="26">
+    <w:abstractNumId w:val="34"/>
+  </w:num>
+  <w:num w:numId="27">
+    <w:abstractNumId w:val="16"/>
+  </w:num>
+  <w:num w:numId="28">
+    <w:abstractNumId w:val="19"/>
+  </w:num>
+  <w:num w:numId="29">
+    <w:abstractNumId w:val="23"/>
+  </w:num>
+  <w:num w:numId="30">
     <w:abstractNumId w:val="22"/>
   </w:num>
-  <w:num w:numId="21">
-    <w:abstractNumId w:val="9"/>
+  <w:num w:numId="31">
+    <w:abstractNumId w:val="25"/>
   </w:num>
-  <w:num w:numId="22">
-    <w:abstractNumId w:val="18"/>
+  <w:num w:numId="32">
+    <w:abstractNumId w:val="5"/>
   </w:num>
-  <w:num w:numId="23">
-    <w:abstractNumId w:val="10"/>
+  <w:num w:numId="33">
+    <w:abstractNumId w:val="41"/>
   </w:num>
-  <w:num w:numId="24">
-    <w:abstractNumId w:val="24"/>
+  <w:num w:numId="34">
+    <w:abstractNumId w:val="4"/>
   </w:num>
-  <w:num w:numId="25">
-    <w:abstractNumId w:val="27"/>
+  <w:num w:numId="35">
+    <w:abstractNumId w:val="36"/>
   </w:num>
-  <w:num w:numId="26">
-    <w:abstractNumId w:val="30"/>
+  <w:num w:numId="36">
+    <w:abstractNumId w:val="13"/>
   </w:num>
-  <w:num w:numId="27">
+  <w:num w:numId="37">
+    <w:abstractNumId w:val="37"/>
+  </w:num>
+  <w:num w:numId="38">
+    <w:abstractNumId w:val="39"/>
+  </w:num>
+  <w:num w:numId="39">
     <w:abstractNumId w:val="14"/>
   </w:num>
-  <w:num w:numId="28">
-    <w:abstractNumId w:val="17"/>
+  <w:num w:numId="40">
+    <w:abstractNumId w:val="28"/>
   </w:num>
-  <w:num w:numId="29">
-    <w:abstractNumId w:val="21"/>
+  <w:num w:numId="41">
+    <w:abstractNumId w:val="31"/>
   </w:num>
-  <w:num w:numId="30">
-    <w:abstractNumId w:val="20"/>
-  </w:num>
-  <w:num w:numId="31">
-    <w:abstractNumId w:val="23"/>
-  </w:num>
-  <w:num w:numId="32">
-    <w:abstractNumId w:val="4"/>
-  </w:num>
-  <w:num w:numId="33">
-    <w:abstractNumId w:val="35"/>
-  </w:num>
-  <w:num w:numId="34">
+  <w:num w:numId="42">
     <w:abstractNumId w:val="3"/>
-  </w:num>
-  <w:num w:numId="35">
-    <w:abstractNumId w:val="32"/>
-  </w:num>
-  <w:num w:numId="36">
-    <w:abstractNumId w:val="12"/>
   </w:num>
   <w:numIdMacAtCleanup w:val="21"/>
 </w:numbering>
+</file>
+
+<file path=word/people.xml><?xml version="1.0" encoding="utf-8"?>
+<w15:people xmlns:wpc="http://schemas.microsoft.com/office/word/2010/wordprocessingCanvas" xmlns:cx="http://schemas.microsoft.com/office/drawing/2014/chartex" xmlns:mc="http://schemas.openxmlformats.org/markup-compatibility/2006" xmlns:o="urn:schemas-microsoft-com:office:office" xmlns:r="http://schemas.openxmlformats.org/officeDocument/2006/relationships" xmlns:m="http://schemas.openxmlformats.org/officeDocument/2006/math" xmlns:v="urn:schemas-microsoft-com:vml" xmlns:wp14="http://schemas.microsoft.com/office/word/2010/wordprocessingDrawing" xmlns:wp="http://schemas.openxmlformats.org/drawingml/2006/wordprocessingDrawing" xmlns:w10="urn:schemas-microsoft-com:office:word" xmlns:w="http://schemas.openxmlformats.org/wordprocessingml/2006/main" xmlns:w14="http://schemas.microsoft.com/office/word/2010/wordml" xmlns:w15="http://schemas.microsoft.com/office/word/2012/wordml" xmlns:w16se="http://schemas.microsoft.com/office/word/2015/wordml/symex" xmlns:wpg="http://schemas.microsoft.com/office/word/2010/wordprocessingGroup" xmlns:wpi="http://schemas.microsoft.com/office/word/2010/wordprocessingInk" xmlns:wne="http://schemas.microsoft.com/office/word/2006/wordml" xmlns:wps="http://schemas.microsoft.com/office/word/2010/wordprocessingShape" mc:Ignorable="w14 w15 w16se wp14">
+  <w15:person w15:author="zhaoyujing">
+    <w15:presenceInfo w15:providerId="None" w15:userId="zhaoyujing"/>
+  </w15:person>
+</w15:people>
 </file>
 
 <file path=word/styles.xml><?xml version="1.0" encoding="utf-8"?>
@@ -11258,7 +16800,7 @@
 </file>
 
 <file path=customXml/itemProps1.xml><?xml version="1.0" encoding="utf-8"?>
-<ds:datastoreItem xmlns:ds="http://schemas.openxmlformats.org/officeDocument/2006/customXml" ds:itemID="{88FA9BF9-5865-4F57-A167-B386686D655F}">
+<ds:datastoreItem xmlns:ds="http://schemas.openxmlformats.org/officeDocument/2006/customXml" ds:itemID="{9B3123A3-7C9D-43CE-BAFF-3732BBD2011C}">
   <ds:schemaRefs>
     <ds:schemaRef ds:uri="http://schemas.openxmlformats.org/officeDocument/2006/bibliography"/>
   </ds:schemaRefs>

--- a/internal_doc/03.开发设计/Amazon S3接口兼容/Story--SequoiaDB兼容Amazon S3接口 -桶管理.docx
+++ b/internal_doc/03.开发设计/Amazon S3接口兼容/Story--SequoiaDB兼容Amazon S3接口 -桶管理.docx
@@ -6,7 +6,6 @@
       <w:pPr>
         <w:pStyle w:val="ab"/>
       </w:pPr>
-      <w:proofErr w:type="spellStart"/>
       <w:r>
         <w:rPr>
           <w:rFonts w:hint="eastAsia"/>
@@ -16,7 +15,6 @@
       <w:r>
         <w:t>equoiaDB</w:t>
       </w:r>
-      <w:proofErr w:type="spellEnd"/>
       <w:r>
         <w:rPr>
           <w:rFonts w:hint="eastAsia"/>
@@ -118,14 +116,12 @@
               </w:rPr>
               <w:t xml:space="preserve"> </w:t>
             </w:r>
-            <w:proofErr w:type="gramStart"/>
             <w:r>
               <w:rPr>
                 <w:rFonts w:hint="eastAsia"/>
               </w:rPr>
               <w:t>赵玉静</w:t>
             </w:r>
-            <w:proofErr w:type="gramEnd"/>
           </w:p>
         </w:tc>
         <w:tc>
@@ -142,7 +138,6 @@
               </w:rPr>
               <w:t>继承自</w:t>
             </w:r>
-            <w:proofErr w:type="spellStart"/>
             <w:r>
               <w:rPr>
                 <w:rFonts w:hint="eastAsia"/>
@@ -152,7 +147,6 @@
             <w:r>
               <w:t>equoiaDB</w:t>
             </w:r>
-            <w:proofErr w:type="spellEnd"/>
             <w:r>
               <w:rPr>
                 <w:rFonts w:hint="eastAsia"/>
@@ -398,66 +392,71 @@
         </w:rPr>
         <w:t>接口访问</w:t>
       </w:r>
-      <w:proofErr w:type="spellStart"/>
       <w:r>
         <w:rPr>
           <w:rFonts w:hint="eastAsia"/>
           <w:color w:val="000000" w:themeColor="text1"/>
         </w:rPr>
+        <w:t>Seq</w:t>
+      </w:r>
+      <w:bookmarkStart w:id="0" w:name="_GoBack"/>
+      <w:bookmarkEnd w:id="0"/>
+      <w:r>
+        <w:rPr>
+          <w:rFonts w:hint="eastAsia"/>
+          <w:color w:val="000000" w:themeColor="text1"/>
+        </w:rPr>
+        <w:t>uoiaDB</w:t>
+      </w:r>
+      <w:r>
+        <w:rPr>
+          <w:rFonts w:hint="eastAsia"/>
+          <w:color w:val="000000" w:themeColor="text1"/>
+        </w:rPr>
+        <w:t>数据库</w:t>
+      </w:r>
+      <w:r>
+        <w:rPr>
+          <w:rFonts w:hint="eastAsia"/>
+          <w:color w:val="000000" w:themeColor="text1"/>
+        </w:rPr>
+        <w:t>的适配</w:t>
+      </w:r>
+      <w:r>
+        <w:rPr>
+          <w:rFonts w:hint="eastAsia"/>
+          <w:color w:val="000000" w:themeColor="text1"/>
+        </w:rPr>
+        <w:t>，既兼容当前流行的资源存储接口</w:t>
+      </w:r>
+      <w:r>
+        <w:rPr>
+          <w:rFonts w:hint="eastAsia"/>
+          <w:color w:val="000000" w:themeColor="text1"/>
+        </w:rPr>
+        <w:t>S3</w:t>
+      </w:r>
+      <w:r>
+        <w:rPr>
+          <w:rFonts w:hint="eastAsia"/>
+          <w:color w:val="000000" w:themeColor="text1"/>
+        </w:rPr>
+        <w:t>，又</w:t>
+      </w:r>
+      <w:r>
+        <w:rPr>
+          <w:rFonts w:hint="eastAsia"/>
+          <w:color w:val="000000" w:themeColor="text1"/>
+        </w:rPr>
+        <w:t>通过</w:t>
+      </w:r>
+      <w:r>
+        <w:rPr>
+          <w:rFonts w:hint="eastAsia"/>
+          <w:color w:val="000000" w:themeColor="text1"/>
+        </w:rPr>
         <w:t>SequoiaDB</w:t>
       </w:r>
-      <w:proofErr w:type="spellEnd"/>
-      <w:r>
-        <w:rPr>
-          <w:rFonts w:hint="eastAsia"/>
-          <w:color w:val="000000" w:themeColor="text1"/>
-        </w:rPr>
-        <w:t>数据库</w:t>
-      </w:r>
-      <w:r>
-        <w:rPr>
-          <w:rFonts w:hint="eastAsia"/>
-          <w:color w:val="000000" w:themeColor="text1"/>
-        </w:rPr>
-        <w:t>的适配</w:t>
-      </w:r>
-      <w:r>
-        <w:rPr>
-          <w:rFonts w:hint="eastAsia"/>
-          <w:color w:val="000000" w:themeColor="text1"/>
-        </w:rPr>
-        <w:t>，既兼容当前流行的资源存储接口</w:t>
-      </w:r>
-      <w:r>
-        <w:rPr>
-          <w:rFonts w:hint="eastAsia"/>
-          <w:color w:val="000000" w:themeColor="text1"/>
-        </w:rPr>
-        <w:t>S3</w:t>
-      </w:r>
-      <w:r>
-        <w:rPr>
-          <w:rFonts w:hint="eastAsia"/>
-          <w:color w:val="000000" w:themeColor="text1"/>
-        </w:rPr>
-        <w:t>，又</w:t>
-      </w:r>
-      <w:r>
-        <w:rPr>
-          <w:rFonts w:hint="eastAsia"/>
-          <w:color w:val="000000" w:themeColor="text1"/>
-        </w:rPr>
-        <w:t>通过</w:t>
-      </w:r>
-      <w:proofErr w:type="spellStart"/>
-      <w:r>
-        <w:rPr>
-          <w:rFonts w:hint="eastAsia"/>
-          <w:color w:val="000000" w:themeColor="text1"/>
-        </w:rPr>
-        <w:t>SequoiaDB</w:t>
-      </w:r>
-      <w:proofErr w:type="spellEnd"/>
       <w:r>
         <w:rPr>
           <w:rFonts w:hint="eastAsia"/>
@@ -494,155 +493,19 @@
           <w:color w:val="000000" w:themeColor="text1"/>
         </w:rPr>
       </w:pPr>
-      <w:proofErr w:type="gramStart"/>
       <w:r>
         <w:rPr>
           <w:rFonts w:hint="eastAsia"/>
           <w:color w:val="000000" w:themeColor="text1"/>
         </w:rPr>
-        <w:t>桶管理</w:t>
-      </w:r>
-      <w:proofErr w:type="gramEnd"/>
+        <w:t>桶管理部分描述桶的增加</w:t>
+      </w:r>
       <w:r>
         <w:rPr>
           <w:rFonts w:hint="eastAsia"/>
           <w:color w:val="000000" w:themeColor="text1"/>
         </w:rPr>
-        <w:t>部分描述桶的增加</w:t>
-      </w:r>
-      <w:r>
-        <w:rPr>
-          <w:rFonts w:hint="eastAsia"/>
-          <w:color w:val="000000" w:themeColor="text1"/>
-        </w:rPr>
         <w:t>，删除，查询</w:t>
-      </w:r>
-      <w:r>
-        <w:rPr>
-          <w:rFonts w:hint="eastAsia"/>
-          <w:color w:val="000000" w:themeColor="text1"/>
-        </w:rPr>
-        <w:t>接口</w:t>
-      </w:r>
-      <w:r>
-        <w:rPr>
-          <w:rFonts w:hint="eastAsia"/>
-          <w:color w:val="000000" w:themeColor="text1"/>
-        </w:rPr>
-        <w:t>。</w:t>
-      </w:r>
-    </w:p>
-    <w:p>
-      <w:pPr>
-        <w:ind w:firstLineChars="200" w:firstLine="420"/>
-        <w:rPr>
-          <w:rFonts w:hint="eastAsia"/>
-          <w:color w:val="000000" w:themeColor="text1"/>
-        </w:rPr>
-      </w:pPr>
-      <w:proofErr w:type="gramStart"/>
-      <w:r>
-        <w:rPr>
-          <w:rFonts w:hint="eastAsia"/>
-          <w:color w:val="000000" w:themeColor="text1"/>
-        </w:rPr>
-        <w:t>桶管理</w:t>
-      </w:r>
-      <w:proofErr w:type="gramEnd"/>
-      <w:r>
-        <w:rPr>
-          <w:rFonts w:hint="eastAsia"/>
-          <w:color w:val="000000" w:themeColor="text1"/>
-        </w:rPr>
-        <w:t>部分描述桶的版本控制</w:t>
-      </w:r>
-      <w:r>
-        <w:rPr>
-          <w:rFonts w:hint="eastAsia"/>
-          <w:color w:val="000000" w:themeColor="text1"/>
-        </w:rPr>
-        <w:t>状态设置</w:t>
-      </w:r>
-      <w:r>
-        <w:rPr>
-          <w:rFonts w:hint="eastAsia"/>
-          <w:color w:val="000000" w:themeColor="text1"/>
-        </w:rPr>
-        <w:t>和查询</w:t>
-      </w:r>
-      <w:r>
-        <w:rPr>
-          <w:rFonts w:hint="eastAsia"/>
-          <w:color w:val="000000" w:themeColor="text1"/>
-        </w:rPr>
-        <w:t>当前版本控制状态</w:t>
-      </w:r>
-      <w:r>
-        <w:rPr>
-          <w:rFonts w:hint="eastAsia"/>
-          <w:color w:val="000000" w:themeColor="text1"/>
-        </w:rPr>
-        <w:t>接口</w:t>
-      </w:r>
-      <w:r>
-        <w:rPr>
-          <w:rFonts w:hint="eastAsia"/>
-          <w:color w:val="000000" w:themeColor="text1"/>
-        </w:rPr>
-        <w:t>。</w:t>
-      </w:r>
-    </w:p>
-    <w:p>
-      <w:pPr>
-        <w:ind w:firstLineChars="200" w:firstLine="420"/>
-        <w:rPr>
-          <w:color w:val="000000" w:themeColor="text1"/>
-        </w:rPr>
-      </w:pPr>
-      <w:proofErr w:type="gramStart"/>
-      <w:r>
-        <w:rPr>
-          <w:rFonts w:hint="eastAsia"/>
-          <w:color w:val="000000" w:themeColor="text1"/>
-        </w:rPr>
-        <w:t>桶管理</w:t>
-      </w:r>
-      <w:proofErr w:type="gramEnd"/>
-      <w:r>
-        <w:rPr>
-          <w:rFonts w:hint="eastAsia"/>
-          <w:color w:val="000000" w:themeColor="text1"/>
-        </w:rPr>
-        <w:t>部分描述桶的分隔符设置</w:t>
-      </w:r>
-      <w:r>
-        <w:rPr>
-          <w:rFonts w:hint="eastAsia"/>
-          <w:color w:val="000000" w:themeColor="text1"/>
-        </w:rPr>
-        <w:t>和查询</w:t>
-      </w:r>
-      <w:r>
-        <w:rPr>
-          <w:rFonts w:hint="eastAsia"/>
-          <w:color w:val="000000" w:themeColor="text1"/>
-        </w:rPr>
-        <w:t>当前</w:t>
-      </w:r>
-      <w:commentRangeStart w:id="0"/>
-      <w:r>
-        <w:rPr>
-          <w:rFonts w:hint="eastAsia"/>
-          <w:color w:val="000000" w:themeColor="text1"/>
-        </w:rPr>
-        <w:t>分隔符</w:t>
-      </w:r>
-      <w:commentRangeEnd w:id="0"/>
-      <w:r>
-        <w:rPr>
-          <w:rStyle w:val="af"/>
-        </w:rPr>
-        <w:commentReference w:id="0"/>
       </w:r>
       <w:r>
         <w:rPr>
@@ -781,35 +644,15 @@
         </w:rPr>
         <w:t>，参考</w:t>
       </w:r>
-      <w:r>
-        <w:fldChar w:fldCharType="begin"/>
-      </w:r>
-      <w:r>
-        <w:instrText xml:space="preserve"> HYPERLINK \l "_</w:instrText>
-      </w:r>
-      <w:r>
-        <w:instrText>公共头部</w:instrText>
-      </w:r>
-      <w:r>
-        <w:instrText xml:space="preserve">" </w:instrText>
-      </w:r>
-      <w:r>
-        <w:fldChar w:fldCharType="separate"/>
-      </w:r>
-      <w:r>
-        <w:rPr>
-          <w:rStyle w:val="ad"/>
-          <w:rFonts w:cstheme="minorHAnsi"/>
-        </w:rPr>
-        <w:t>公共头部</w:t>
-      </w:r>
-      <w:r>
-        <w:rPr>
-          <w:rStyle w:val="ad"/>
-          <w:rFonts w:cstheme="minorHAnsi"/>
-        </w:rPr>
-        <w:fldChar w:fldCharType="end"/>
-      </w:r>
+      <w:hyperlink w:anchor="_公共头部" w:history="1">
+        <w:r>
+          <w:rPr>
+            <w:rStyle w:val="ad"/>
+            <w:rFonts w:cstheme="minorHAnsi"/>
+          </w:rPr>
+          <w:t>公共头部</w:t>
+        </w:r>
+      </w:hyperlink>
       <w:r>
         <w:rPr>
           <w:rFonts w:cstheme="minorHAnsi"/>
@@ -1035,14 +878,12 @@
                 <w:rFonts w:cstheme="minorHAnsi"/>
               </w:rPr>
             </w:pPr>
-            <w:proofErr w:type="spellStart"/>
             <w:r>
               <w:rPr>
                 <w:rFonts w:cstheme="minorHAnsi"/>
               </w:rPr>
               <w:t>ListAllMyBucketsResult</w:t>
             </w:r>
-            <w:proofErr w:type="spellEnd"/>
           </w:p>
         </w:tc>
         <w:tc>
@@ -1088,7 +929,6 @@
               <w:rPr>
                 <w:rFonts w:cstheme="minorHAnsi"/>
               </w:rPr>
-              <w:lastRenderedPageBreak/>
               <w:t>Ancestor: None</w:t>
             </w:r>
           </w:p>
@@ -1113,40 +953,40 @@
               <w:rPr>
                 <w:rFonts w:cstheme="minorHAnsi"/>
               </w:rPr>
+              <w:t>Owner</w:t>
+            </w:r>
+          </w:p>
+        </w:tc>
+        <w:tc>
+          <w:tcPr>
+            <w:tcW w:w="5412" w:type="dxa"/>
+          </w:tcPr>
+          <w:p>
+            <w:pPr>
+              <w:ind w:left="0"/>
+              <w:rPr>
+                <w:rFonts w:cstheme="minorHAnsi"/>
+              </w:rPr>
+            </w:pPr>
+            <w:r>
+              <w:rPr>
+                <w:rFonts w:cstheme="minorHAnsi"/>
+              </w:rPr>
+              <w:t>Container for bucket owner information.</w:t>
+            </w:r>
+          </w:p>
+          <w:p>
+            <w:pPr>
+              <w:ind w:left="0"/>
+              <w:rPr>
+                <w:rFonts w:cstheme="minorHAnsi"/>
+              </w:rPr>
+            </w:pPr>
+            <w:r>
+              <w:rPr>
+                <w:rFonts w:cstheme="minorHAnsi"/>
+              </w:rPr>
               <w:lastRenderedPageBreak/>
-              <w:t>Owner</w:t>
-            </w:r>
-          </w:p>
-        </w:tc>
-        <w:tc>
-          <w:tcPr>
-            <w:tcW w:w="5412" w:type="dxa"/>
-          </w:tcPr>
-          <w:p>
-            <w:pPr>
-              <w:ind w:left="0"/>
-              <w:rPr>
-                <w:rFonts w:cstheme="minorHAnsi"/>
-              </w:rPr>
-            </w:pPr>
-            <w:r>
-              <w:rPr>
-                <w:rFonts w:cstheme="minorHAnsi"/>
-              </w:rPr>
-              <w:t>Container for bucket owner information.</w:t>
-            </w:r>
-          </w:p>
-          <w:p>
-            <w:pPr>
-              <w:ind w:left="0"/>
-              <w:rPr>
-                <w:rFonts w:cstheme="minorHAnsi"/>
-              </w:rPr>
-            </w:pPr>
-            <w:r>
-              <w:rPr>
-                <w:rFonts w:cstheme="minorHAnsi"/>
-              </w:rPr>
               <w:t>Type: Container</w:t>
             </w:r>
           </w:p>
@@ -1161,16 +1001,8 @@
               <w:rPr>
                 <w:rFonts w:cstheme="minorHAnsi"/>
               </w:rPr>
-              <w:t xml:space="preserve">Ancestor: </w:t>
-            </w:r>
-            <w:proofErr w:type="spellStart"/>
-            <w:r>
-              <w:rPr>
-                <w:rFonts w:cstheme="minorHAnsi"/>
-              </w:rPr>
-              <w:t>ListAllMyBucketsResult</w:t>
-            </w:r>
-            <w:proofErr w:type="spellEnd"/>
+              <w:t>Ancestor: ListAllMyBucketsResult</w:t>
+            </w:r>
           </w:p>
         </w:tc>
       </w:tr>
@@ -1193,6 +1025,7 @@
               <w:rPr>
                 <w:rFonts w:cstheme="minorHAnsi"/>
               </w:rPr>
+              <w:lastRenderedPageBreak/>
               <w:t>ID</w:t>
             </w:r>
           </w:p>
@@ -1240,16 +1073,8 @@
               <w:rPr>
                 <w:rFonts w:cstheme="minorHAnsi"/>
               </w:rPr>
-              <w:t xml:space="preserve">Ancestor: </w:t>
-            </w:r>
-            <w:proofErr w:type="spellStart"/>
-            <w:r>
-              <w:rPr>
-                <w:rFonts w:cstheme="minorHAnsi"/>
-              </w:rPr>
-              <w:t>ListAllMyBucketsResult.Owner</w:t>
-            </w:r>
-            <w:proofErr w:type="spellEnd"/>
+              <w:t>Ancestor: ListAllMyBucketsResult.Owner</w:t>
+            </w:r>
           </w:p>
         </w:tc>
       </w:tr>
@@ -1268,14 +1093,12 @@
                 <w:rFonts w:cstheme="minorHAnsi"/>
               </w:rPr>
             </w:pPr>
-            <w:proofErr w:type="spellStart"/>
             <w:r>
               <w:rPr>
                 <w:rFonts w:cstheme="minorHAnsi"/>
               </w:rPr>
               <w:t>DisplayName</w:t>
             </w:r>
-            <w:proofErr w:type="spellEnd"/>
           </w:p>
         </w:tc>
         <w:tc>
@@ -1321,16 +1144,8 @@
               <w:rPr>
                 <w:rFonts w:cstheme="minorHAnsi"/>
               </w:rPr>
-              <w:t xml:space="preserve">Ancestor: </w:t>
-            </w:r>
-            <w:proofErr w:type="spellStart"/>
-            <w:r>
-              <w:rPr>
-                <w:rFonts w:cstheme="minorHAnsi"/>
-              </w:rPr>
-              <w:t>ListAllMyBucketsResult.Owner</w:t>
-            </w:r>
-            <w:proofErr w:type="spellEnd"/>
+              <w:t>Ancestor: ListAllMyBucketsResult.Owner</w:t>
+            </w:r>
           </w:p>
         </w:tc>
       </w:tr>
@@ -1414,16 +1229,8 @@
               <w:rPr>
                 <w:rFonts w:cstheme="minorHAnsi"/>
               </w:rPr>
-              <w:t xml:space="preserve">Ancestor: </w:t>
-            </w:r>
-            <w:proofErr w:type="spellStart"/>
-            <w:r>
-              <w:rPr>
-                <w:rFonts w:cstheme="minorHAnsi"/>
-              </w:rPr>
-              <w:t>ListAllMyBucketsResult</w:t>
-            </w:r>
-            <w:proofErr w:type="spellEnd"/>
+              <w:t>Ancestor: ListAllMyBucketsResult</w:t>
+            </w:r>
           </w:p>
         </w:tc>
       </w:tr>
@@ -1490,38 +1297,22 @@
               <w:rPr>
                 <w:rFonts w:cstheme="minorHAnsi"/>
               </w:rPr>
-              <w:t xml:space="preserve">Children: Name, </w:t>
-            </w:r>
-            <w:proofErr w:type="spellStart"/>
-            <w:r>
-              <w:rPr>
-                <w:rFonts w:cstheme="minorHAnsi"/>
-              </w:rPr>
-              <w:t>CreationDate</w:t>
-            </w:r>
-            <w:proofErr w:type="spellEnd"/>
-          </w:p>
-          <w:p>
-            <w:pPr>
-              <w:ind w:left="0"/>
-              <w:rPr>
-                <w:rFonts w:cstheme="minorHAnsi"/>
-              </w:rPr>
-            </w:pPr>
-            <w:r>
-              <w:rPr>
-                <w:rFonts w:cstheme="minorHAnsi"/>
-              </w:rPr>
-              <w:t xml:space="preserve">Ancestor: </w:t>
-            </w:r>
-            <w:proofErr w:type="spellStart"/>
-            <w:r>
-              <w:rPr>
-                <w:rFonts w:cstheme="minorHAnsi"/>
-              </w:rPr>
-              <w:t>ListAllMyBucketsResult.Bucket</w:t>
-            </w:r>
-            <w:proofErr w:type="spellEnd"/>
+              <w:t>Children: Name, CreationDate</w:t>
+            </w:r>
+          </w:p>
+          <w:p>
+            <w:pPr>
+              <w:ind w:left="0"/>
+              <w:rPr>
+                <w:rFonts w:cstheme="minorHAnsi"/>
+              </w:rPr>
+            </w:pPr>
+            <w:r>
+              <w:rPr>
+                <w:rFonts w:cstheme="minorHAnsi"/>
+              </w:rPr>
+              <w:t>Ancestor: ListAllMyBucketsResult.Bucket</w:t>
+            </w:r>
           </w:p>
         </w:tc>
       </w:tr>
@@ -1588,16 +1379,8 @@
               <w:rPr>
                 <w:rFonts w:cstheme="minorHAnsi"/>
               </w:rPr>
-              <w:t xml:space="preserve">Ancestor: </w:t>
-            </w:r>
-            <w:proofErr w:type="spellStart"/>
-            <w:r>
-              <w:rPr>
-                <w:rFonts w:cstheme="minorHAnsi"/>
-              </w:rPr>
-              <w:t>ListAllMyBucketsResult.Buckets.Bucket</w:t>
-            </w:r>
-            <w:proofErr w:type="spellEnd"/>
+              <w:t>Ancestor: ListAllMyBucketsResult.Buckets.Bucket</w:t>
+            </w:r>
           </w:p>
         </w:tc>
       </w:tr>
@@ -1613,14 +1396,12 @@
                 <w:rFonts w:cstheme="minorHAnsi"/>
               </w:rPr>
             </w:pPr>
-            <w:proofErr w:type="spellStart"/>
             <w:r>
               <w:rPr>
                 <w:rFonts w:cstheme="minorHAnsi"/>
               </w:rPr>
               <w:t>CreationDate</w:t>
             </w:r>
-            <w:proofErr w:type="spellEnd"/>
           </w:p>
         </w:tc>
         <w:tc>
@@ -1652,58 +1433,22 @@
               <w:rPr>
                 <w:rFonts w:cstheme="minorHAnsi"/>
               </w:rPr>
-              <w:t xml:space="preserve">Type: date </w:t>
-            </w:r>
-            <w:proofErr w:type="gramStart"/>
-            <w:r>
-              <w:rPr>
-                <w:rFonts w:cstheme="minorHAnsi"/>
-              </w:rPr>
-              <w:t>( of</w:t>
-            </w:r>
-            <w:proofErr w:type="gramEnd"/>
-            <w:r>
-              <w:rPr>
-                <w:rFonts w:cstheme="minorHAnsi"/>
-              </w:rPr>
-              <w:t xml:space="preserve"> the form </w:t>
-            </w:r>
-            <w:proofErr w:type="spellStart"/>
-            <w:r>
-              <w:rPr>
-                <w:rFonts w:cstheme="minorHAnsi"/>
-              </w:rPr>
-              <w:t>yyyy-mm-ddThh:mm:ss.timezone</w:t>
-            </w:r>
-            <w:proofErr w:type="spellEnd"/>
-            <w:r>
-              <w:rPr>
-                <w:rFonts w:cstheme="minorHAnsi"/>
-              </w:rPr>
-              <w:t>, e.g., 2009-02-03T16:45:09.000Z)</w:t>
-            </w:r>
-          </w:p>
-          <w:p>
-            <w:pPr>
-              <w:ind w:left="0"/>
-              <w:rPr>
-                <w:rFonts w:cstheme="minorHAnsi"/>
-              </w:rPr>
-            </w:pPr>
-            <w:r>
-              <w:rPr>
-                <w:rFonts w:cstheme="minorHAnsi"/>
-              </w:rPr>
-              <w:t xml:space="preserve">Ancestor: </w:t>
-            </w:r>
-            <w:proofErr w:type="spellStart"/>
-            <w:r>
-              <w:rPr>
-                <w:rFonts w:cstheme="minorHAnsi"/>
-              </w:rPr>
-              <w:t>ListAllMyBucketsResult.Buckets.Bucket</w:t>
-            </w:r>
-            <w:proofErr w:type="spellEnd"/>
+              <w:t>Type: date (of the form yyyy-mm-ddThh:mm:ss.timezone, e.g., 2009-02-03T16:45:09.000Z)</w:t>
+            </w:r>
+          </w:p>
+          <w:p>
+            <w:pPr>
+              <w:ind w:left="0"/>
+              <w:rPr>
+                <w:rFonts w:cstheme="minorHAnsi"/>
+              </w:rPr>
+            </w:pPr>
+            <w:r>
+              <w:rPr>
+                <w:rFonts w:cstheme="minorHAnsi"/>
+              </w:rPr>
+              <w:t>Ancestor: ListAllMyBucketsResult.Buckets.Bucket</w:t>
+            </w:r>
           </w:p>
         </w:tc>
       </w:tr>
@@ -1758,165 +1503,188 @@
                 <w:i/>
               </w:rPr>
             </w:pPr>
-            <w:proofErr w:type="gramStart"/>
             <w:r>
               <w:rPr>
                 <w:rFonts w:cstheme="minorHAnsi"/>
                 <w:i/>
               </w:rPr>
-              <w:t>&lt;?xml</w:t>
-            </w:r>
-            <w:proofErr w:type="gramEnd"/>
-            <w:r>
+              <w:t xml:space="preserve">&lt;?xml version="1.0" encoding="UTF-8"?&gt; </w:t>
+            </w:r>
+          </w:p>
+          <w:p>
+            <w:pPr>
+              <w:ind w:left="420" w:hangingChars="200" w:hanging="420"/>
               <w:rPr>
                 <w:rFonts w:cstheme="minorHAnsi"/>
                 <w:i/>
               </w:rPr>
-              <w:t xml:space="preserve"> version="1.0" encoding="UTF-8"?&gt; </w:t>
-            </w:r>
-          </w:p>
-          <w:p>
-            <w:pPr>
-              <w:ind w:left="420" w:hangingChars="200" w:hanging="420"/>
+            </w:pPr>
+            <w:r>
               <w:rPr>
                 <w:rFonts w:cstheme="minorHAnsi"/>
                 <w:i/>
               </w:rPr>
-            </w:pPr>
-            <w:r>
+              <w:t>&lt;ListAllMyBucketsResult&gt;</w:t>
+            </w:r>
+          </w:p>
+          <w:p>
+            <w:pPr>
+              <w:ind w:leftChars="100" w:left="420" w:hangingChars="100" w:hanging="210"/>
               <w:rPr>
                 <w:rFonts w:cstheme="minorHAnsi"/>
                 <w:i/>
               </w:rPr>
-              <w:t>&lt;</w:t>
-            </w:r>
-            <w:proofErr w:type="spellStart"/>
+            </w:pPr>
             <w:r>
               <w:rPr>
                 <w:rFonts w:cstheme="minorHAnsi"/>
                 <w:i/>
               </w:rPr>
-              <w:t>ListAllMyBucketsResult</w:t>
-            </w:r>
-            <w:proofErr w:type="spellEnd"/>
-            <w:r>
+              <w:t xml:space="preserve">  &lt;Owner&gt;  </w:t>
+            </w:r>
+          </w:p>
+          <w:p>
+            <w:pPr>
+              <w:ind w:left="630" w:hangingChars="300" w:hanging="630"/>
               <w:rPr>
                 <w:rFonts w:cstheme="minorHAnsi"/>
                 <w:i/>
               </w:rPr>
-              <w:t>&gt;</w:t>
-            </w:r>
-          </w:p>
-          <w:p>
-            <w:pPr>
-              <w:ind w:leftChars="100" w:left="420" w:hangingChars="100" w:hanging="210"/>
+            </w:pPr>
+            <w:r>
               <w:rPr>
                 <w:rFonts w:cstheme="minorHAnsi"/>
                 <w:i/>
               </w:rPr>
-            </w:pPr>
-            <w:r>
+              <w:t xml:space="preserve">      &lt;ID&gt;bcaf1ffd86f461ca5fb16fd081034f&lt;/ID&gt;  </w:t>
+            </w:r>
+          </w:p>
+          <w:p>
+            <w:pPr>
+              <w:ind w:leftChars="200" w:left="630" w:hangingChars="100" w:hanging="210"/>
               <w:rPr>
                 <w:rFonts w:cstheme="minorHAnsi"/>
                 <w:i/>
               </w:rPr>
-              <w:t xml:space="preserve">  &lt;Owner&gt;  </w:t>
-            </w:r>
-          </w:p>
-          <w:p>
-            <w:pPr>
-              <w:ind w:left="630" w:hangingChars="300" w:hanging="630"/>
+            </w:pPr>
+            <w:r>
               <w:rPr>
                 <w:rFonts w:cstheme="minorHAnsi"/>
                 <w:i/>
               </w:rPr>
-            </w:pPr>
-            <w:r>
+              <w:t xml:space="preserve">  &lt;DisplayName&gt;webfile&lt;/DisplayName&gt;  </w:t>
+            </w:r>
+          </w:p>
+          <w:p>
+            <w:pPr>
+              <w:ind w:leftChars="100" w:left="210" w:firstLineChars="100" w:firstLine="210"/>
               <w:rPr>
                 <w:rFonts w:cstheme="minorHAnsi"/>
                 <w:i/>
               </w:rPr>
-              <w:t xml:space="preserve">      &lt;ID&gt;bcaf1ffd86f461ca5fb16fd081034f&lt;/ID&gt;  </w:t>
-            </w:r>
-          </w:p>
-          <w:p>
-            <w:pPr>
-              <w:ind w:leftChars="200" w:left="630" w:hangingChars="100" w:hanging="210"/>
+            </w:pPr>
+            <w:r>
               <w:rPr>
                 <w:rFonts w:cstheme="minorHAnsi"/>
                 <w:i/>
               </w:rPr>
-            </w:pPr>
-            <w:r>
+              <w:t xml:space="preserve">&lt;/Owner&gt;  </w:t>
+            </w:r>
+          </w:p>
+          <w:p>
+            <w:pPr>
+              <w:ind w:left="0" w:firstLineChars="200" w:firstLine="420"/>
               <w:rPr>
                 <w:rFonts w:cstheme="minorHAnsi"/>
                 <w:i/>
               </w:rPr>
-              <w:t xml:space="preserve">  &lt;</w:t>
-            </w:r>
-            <w:proofErr w:type="spellStart"/>
+            </w:pPr>
             <w:r>
               <w:rPr>
                 <w:rFonts w:cstheme="minorHAnsi"/>
                 <w:i/>
               </w:rPr>
-              <w:t>DisplayName</w:t>
-            </w:r>
-            <w:proofErr w:type="spellEnd"/>
-            <w:r>
+              <w:t>&lt;Buckets&gt;</w:t>
+            </w:r>
+          </w:p>
+          <w:p>
+            <w:pPr>
+              <w:ind w:left="0" w:firstLineChars="400" w:firstLine="840"/>
               <w:rPr>
                 <w:rFonts w:cstheme="minorHAnsi"/>
                 <w:i/>
               </w:rPr>
-              <w:t>&gt;</w:t>
-            </w:r>
-            <w:proofErr w:type="spellStart"/>
+            </w:pPr>
             <w:r>
               <w:rPr>
                 <w:rFonts w:cstheme="minorHAnsi"/>
                 <w:i/>
               </w:rPr>
-              <w:t>webfile</w:t>
-            </w:r>
-            <w:proofErr w:type="spellEnd"/>
-            <w:r>
+              <w:t>&lt;Bucket&gt;</w:t>
+            </w:r>
+          </w:p>
+          <w:p>
+            <w:pPr>
+              <w:ind w:left="0" w:firstLine="420"/>
               <w:rPr>
                 <w:rFonts w:cstheme="minorHAnsi"/>
                 <w:i/>
               </w:rPr>
-              <w:t>&lt;/</w:t>
-            </w:r>
-            <w:proofErr w:type="spellStart"/>
+            </w:pPr>
             <w:r>
               <w:rPr>
                 <w:rFonts w:cstheme="minorHAnsi"/>
                 <w:i/>
               </w:rPr>
-              <w:t>DisplayName</w:t>
-            </w:r>
-            <w:proofErr w:type="spellEnd"/>
-            <w:r>
+              <w:t xml:space="preserve">      &lt;Name&gt;quotes&lt;/Name&gt;   </w:t>
+            </w:r>
+          </w:p>
+          <w:p>
+            <w:pPr>
+              <w:ind w:leftChars="300" w:left="840" w:hangingChars="100" w:hanging="210"/>
               <w:rPr>
                 <w:rFonts w:cstheme="minorHAnsi"/>
                 <w:i/>
               </w:rPr>
-              <w:t xml:space="preserve">&gt;  </w:t>
-            </w:r>
-          </w:p>
-          <w:p>
-            <w:pPr>
-              <w:ind w:leftChars="100" w:left="210" w:firstLineChars="100" w:firstLine="210"/>
+            </w:pPr>
+            <w:r>
               <w:rPr>
                 <w:rFonts w:cstheme="minorHAnsi"/>
                 <w:i/>
               </w:rPr>
-            </w:pPr>
-            <w:r>
+              <w:t xml:space="preserve">   &lt;CreationDate&gt;2006-02-03T16:45:09.000Z&lt;/CreationDate&gt;  </w:t>
+            </w:r>
+          </w:p>
+          <w:p>
+            <w:pPr>
+              <w:ind w:leftChars="300" w:left="840" w:hangingChars="100" w:hanging="210"/>
               <w:rPr>
                 <w:rFonts w:cstheme="minorHAnsi"/>
                 <w:i/>
               </w:rPr>
-              <w:t xml:space="preserve">&lt;/Owner&gt;  </w:t>
+            </w:pPr>
+            <w:r>
+              <w:rPr>
+                <w:rFonts w:cstheme="minorHAnsi"/>
+                <w:i/>
+              </w:rPr>
+              <w:t xml:space="preserve">  &lt;/Bucket&gt;  </w:t>
+            </w:r>
+          </w:p>
+          <w:p>
+            <w:pPr>
+              <w:ind w:left="0" w:firstLineChars="100" w:firstLine="210"/>
+              <w:rPr>
+                <w:rFonts w:cstheme="minorHAnsi"/>
+                <w:i/>
+              </w:rPr>
+            </w:pPr>
+            <w:r>
+              <w:rPr>
+                <w:rFonts w:cstheme="minorHAnsi"/>
+                <w:i/>
+              </w:rPr>
+              <w:t xml:space="preserve">      &lt;Bucket&gt;</w:t>
             </w:r>
           </w:p>
           <w:p>
@@ -1932,12 +1700,12 @@
                 <w:rFonts w:cstheme="minorHAnsi"/>
                 <w:i/>
               </w:rPr>
-              <w:t>&lt;Buckets&gt;</w:t>
-            </w:r>
-          </w:p>
-          <w:p>
-            <w:pPr>
-              <w:ind w:left="0" w:firstLineChars="400" w:firstLine="840"/>
+              <w:t xml:space="preserve">      &lt;Name&gt;samples&lt;/Name&gt;      </w:t>
+            </w:r>
+          </w:p>
+          <w:p>
+            <w:pPr>
+              <w:ind w:leftChars="400" w:left="840" w:firstLineChars="100" w:firstLine="210"/>
               <w:rPr>
                 <w:rFonts w:cstheme="minorHAnsi"/>
                 <w:i/>
@@ -1948,12 +1716,12 @@
                 <w:rFonts w:cstheme="minorHAnsi"/>
                 <w:i/>
               </w:rPr>
-              <w:t>&lt;Bucket&gt;</w:t>
-            </w:r>
-          </w:p>
-          <w:p>
-            <w:pPr>
-              <w:ind w:left="0" w:firstLine="420"/>
+              <w:t xml:space="preserve">&lt;CreationDate&gt;2006-02-03T16:41:58.000Z&lt;/CreationDate&gt;  </w:t>
+            </w:r>
+          </w:p>
+          <w:p>
+            <w:pPr>
+              <w:ind w:leftChars="356"/>
               <w:rPr>
                 <w:rFonts w:cstheme="minorHAnsi"/>
                 <w:i/>
@@ -1964,12 +1732,12 @@
                 <w:rFonts w:cstheme="minorHAnsi"/>
                 <w:i/>
               </w:rPr>
-              <w:t xml:space="preserve">      &lt;Name&gt;quotes&lt;/Name&gt;   </w:t>
-            </w:r>
-          </w:p>
-          <w:p>
-            <w:pPr>
-              <w:ind w:leftChars="300" w:left="840" w:hangingChars="100" w:hanging="210"/>
+              <w:t xml:space="preserve">&lt;/Bucket&gt; </w:t>
+            </w:r>
+          </w:p>
+          <w:p>
+            <w:pPr>
+              <w:ind w:left="0" w:firstLineChars="200" w:firstLine="420"/>
               <w:rPr>
                 <w:rFonts w:cstheme="minorHAnsi"/>
                 <w:i/>
@@ -1980,198 +1748,22 @@
                 <w:rFonts w:cstheme="minorHAnsi"/>
                 <w:i/>
               </w:rPr>
-              <w:t xml:space="preserve">   &lt;</w:t>
-            </w:r>
-            <w:proofErr w:type="spellStart"/>
+              <w:t xml:space="preserve">&lt;/Buckets&gt; </w:t>
+            </w:r>
+          </w:p>
+          <w:p>
+            <w:pPr>
+              <w:ind w:left="0"/>
+              <w:rPr>
+                <w:rFonts w:cstheme="minorHAnsi"/>
+              </w:rPr>
+            </w:pPr>
             <w:r>
               <w:rPr>
                 <w:rFonts w:cstheme="minorHAnsi"/>
                 <w:i/>
               </w:rPr>
-              <w:t>CreationDate</w:t>
-            </w:r>
-            <w:proofErr w:type="spellEnd"/>
-            <w:r>
-              <w:rPr>
-                <w:rFonts w:cstheme="minorHAnsi"/>
-                <w:i/>
-              </w:rPr>
-              <w:t>&gt;2006-02-03T16:45:09.000Z&lt;/</w:t>
-            </w:r>
-            <w:proofErr w:type="spellStart"/>
-            <w:r>
-              <w:rPr>
-                <w:rFonts w:cstheme="minorHAnsi"/>
-                <w:i/>
-              </w:rPr>
-              <w:t>CreationDate</w:t>
-            </w:r>
-            <w:proofErr w:type="spellEnd"/>
-            <w:r>
-              <w:rPr>
-                <w:rFonts w:cstheme="minorHAnsi"/>
-                <w:i/>
-              </w:rPr>
-              <w:t xml:space="preserve">&gt;  </w:t>
-            </w:r>
-          </w:p>
-          <w:p>
-            <w:pPr>
-              <w:ind w:leftChars="300" w:left="840" w:hangingChars="100" w:hanging="210"/>
-              <w:rPr>
-                <w:rFonts w:cstheme="minorHAnsi"/>
-                <w:i/>
-              </w:rPr>
-            </w:pPr>
-            <w:r>
-              <w:rPr>
-                <w:rFonts w:cstheme="minorHAnsi"/>
-                <w:i/>
-              </w:rPr>
-              <w:t xml:space="preserve">  &lt;/Bucket&gt;  </w:t>
-            </w:r>
-          </w:p>
-          <w:p>
-            <w:pPr>
-              <w:ind w:left="0" w:firstLineChars="100" w:firstLine="210"/>
-              <w:rPr>
-                <w:rFonts w:cstheme="minorHAnsi"/>
-                <w:i/>
-              </w:rPr>
-            </w:pPr>
-            <w:r>
-              <w:rPr>
-                <w:rFonts w:cstheme="minorHAnsi"/>
-                <w:i/>
-              </w:rPr>
-              <w:t xml:space="preserve">      &lt;Bucket&gt;</w:t>
-            </w:r>
-          </w:p>
-          <w:p>
-            <w:pPr>
-              <w:ind w:left="0" w:firstLineChars="200" w:firstLine="420"/>
-              <w:rPr>
-                <w:rFonts w:cstheme="minorHAnsi"/>
-                <w:i/>
-              </w:rPr>
-            </w:pPr>
-            <w:r>
-              <w:rPr>
-                <w:rFonts w:cstheme="minorHAnsi"/>
-                <w:i/>
-              </w:rPr>
-              <w:t xml:space="preserve">      &lt;Name&gt;samples&lt;/Name&gt;      </w:t>
-            </w:r>
-          </w:p>
-          <w:p>
-            <w:pPr>
-              <w:ind w:leftChars="400" w:left="840" w:firstLineChars="100" w:firstLine="210"/>
-              <w:rPr>
-                <w:rFonts w:cstheme="minorHAnsi"/>
-                <w:i/>
-              </w:rPr>
-            </w:pPr>
-            <w:r>
-              <w:rPr>
-                <w:rFonts w:cstheme="minorHAnsi"/>
-                <w:i/>
-              </w:rPr>
-              <w:t>&lt;</w:t>
-            </w:r>
-            <w:proofErr w:type="spellStart"/>
-            <w:r>
-              <w:rPr>
-                <w:rFonts w:cstheme="minorHAnsi"/>
-                <w:i/>
-              </w:rPr>
-              <w:t>CreationDate</w:t>
-            </w:r>
-            <w:proofErr w:type="spellEnd"/>
-            <w:r>
-              <w:rPr>
-                <w:rFonts w:cstheme="minorHAnsi"/>
-                <w:i/>
-              </w:rPr>
-              <w:t>&gt;2006-02-03T16:41:58.000Z&lt;/</w:t>
-            </w:r>
-            <w:proofErr w:type="spellStart"/>
-            <w:r>
-              <w:rPr>
-                <w:rFonts w:cstheme="minorHAnsi"/>
-                <w:i/>
-              </w:rPr>
-              <w:t>CreationDate</w:t>
-            </w:r>
-            <w:proofErr w:type="spellEnd"/>
-            <w:r>
-              <w:rPr>
-                <w:rFonts w:cstheme="minorHAnsi"/>
-                <w:i/>
-              </w:rPr>
-              <w:t xml:space="preserve">&gt;  </w:t>
-            </w:r>
-          </w:p>
-          <w:p>
-            <w:pPr>
-              <w:ind w:leftChars="356"/>
-              <w:rPr>
-                <w:rFonts w:cstheme="minorHAnsi"/>
-                <w:i/>
-              </w:rPr>
-            </w:pPr>
-            <w:r>
-              <w:rPr>
-                <w:rFonts w:cstheme="minorHAnsi"/>
-                <w:i/>
-              </w:rPr>
-              <w:t xml:space="preserve">&lt;/Bucket&gt; </w:t>
-            </w:r>
-          </w:p>
-          <w:p>
-            <w:pPr>
-              <w:ind w:left="0" w:firstLineChars="200" w:firstLine="420"/>
-              <w:rPr>
-                <w:rFonts w:cstheme="minorHAnsi"/>
-                <w:i/>
-              </w:rPr>
-            </w:pPr>
-            <w:r>
-              <w:rPr>
-                <w:rFonts w:cstheme="minorHAnsi"/>
-                <w:i/>
-              </w:rPr>
-              <w:t xml:space="preserve">&lt;/Buckets&gt; </w:t>
-            </w:r>
-          </w:p>
-          <w:p>
-            <w:pPr>
-              <w:ind w:left="0"/>
-              <w:rPr>
-                <w:rFonts w:cstheme="minorHAnsi"/>
-              </w:rPr>
-            </w:pPr>
-            <w:r>
-              <w:rPr>
-                <w:rFonts w:cstheme="minorHAnsi"/>
-                <w:i/>
-              </w:rPr>
-              <w:t>&lt;/</w:t>
-            </w:r>
-            <w:proofErr w:type="spellStart"/>
-            <w:r>
-              <w:rPr>
-                <w:rFonts w:cstheme="minorHAnsi"/>
-                <w:i/>
-              </w:rPr>
-              <w:t>ListAllMyBucketsResult</w:t>
-            </w:r>
-            <w:proofErr w:type="spellEnd"/>
-            <w:r>
-              <w:rPr>
-                <w:rFonts w:cstheme="minorHAnsi"/>
-                <w:i/>
-              </w:rPr>
-              <w:t xml:space="preserve">&gt; </w:t>
+              <w:t xml:space="preserve">&lt;/ListAllMyBucketsResult&gt; </w:t>
             </w:r>
           </w:p>
         </w:tc>
@@ -2187,6 +1779,7 @@
         <w:rPr>
           <w:rFonts w:hint="eastAsia"/>
         </w:rPr>
+        <w:lastRenderedPageBreak/>
         <w:t>PUT</w:t>
       </w:r>
       <w:r>
@@ -2233,9 +1826,6 @@
     <w:p>
       <w:pPr>
         <w:ind w:left="0" w:firstLine="420"/>
-        <w:rPr>
-          <w:rFonts w:hint="eastAsia"/>
-        </w:rPr>
       </w:pPr>
       <w:r>
         <w:rPr>
@@ -2253,13 +1843,7 @@
         <w:rPr>
           <w:rFonts w:hint="eastAsia"/>
         </w:rPr>
-        <w:t>”</w:t>
-      </w:r>
-      <w:r>
-        <w:rPr>
-          <w:rFonts w:hint="eastAsia"/>
-        </w:rPr>
-        <w:t>中第一段斜杠分割的部分</w:t>
+        <w:t>”中第一段斜杠分割的部分</w:t>
       </w:r>
     </w:p>
     <w:p>
@@ -2316,95 +1900,90 @@
         <w:rPr>
           <w:rFonts w:hint="eastAsia"/>
         </w:rPr>
-        <w:t>存储桶名称不能包含“</w:t>
-      </w:r>
-      <w:r>
-        <w:rPr>
-          <w:rFonts w:hint="eastAsia"/>
-        </w:rPr>
-        <w:t>/</w:t>
-      </w:r>
-      <w:r>
-        <w:rPr>
-          <w:rFonts w:hint="eastAsia"/>
-        </w:rPr>
-        <w:t>”，该字符在</w:t>
-      </w:r>
-      <w:r>
-        <w:rPr>
-          <w:rFonts w:hint="eastAsia"/>
-        </w:rPr>
-        <w:t>URL</w:t>
-      </w:r>
-      <w:r>
-        <w:rPr>
-          <w:rFonts w:hint="eastAsia"/>
-        </w:rPr>
-        <w:t>中为存储桶名称结</w:t>
-      </w:r>
-      <w:commentRangeStart w:id="1"/>
-      <w:r>
-        <w:rPr>
-          <w:rFonts w:hint="eastAsia"/>
-        </w:rPr>
-        <w:t>束的标志。</w:t>
-      </w:r>
-      <w:commentRangeEnd w:id="1"/>
-      <w:r>
-        <w:rPr>
-          <w:rStyle w:val="af"/>
-        </w:rPr>
-        <w:commentReference w:id="1"/>
+        <w:t>一个用户</w:t>
+      </w:r>
+      <w:r>
+        <w:rPr>
+          <w:rFonts w:hint="eastAsia"/>
+        </w:rPr>
+        <w:t>默认</w:t>
+      </w:r>
+      <w:r>
+        <w:rPr>
+          <w:rFonts w:hint="eastAsia"/>
+        </w:rPr>
+        <w:t>最多创建</w:t>
+      </w:r>
+      <w:r>
+        <w:rPr>
+          <w:rFonts w:hint="eastAsia"/>
+        </w:rPr>
+        <w:t>100</w:t>
+      </w:r>
+      <w:r>
+        <w:rPr>
+          <w:rFonts w:hint="eastAsia"/>
+        </w:rPr>
+        <w:t>个桶</w:t>
+      </w:r>
+      <w:r>
+        <w:rPr>
+          <w:rFonts w:hint="eastAsia"/>
+        </w:rPr>
+        <w:t>，</w:t>
+      </w:r>
+      <w:r>
+        <w:rPr>
+          <w:rFonts w:hint="eastAsia"/>
+        </w:rPr>
+        <w:t>该限制</w:t>
+      </w:r>
+      <w:r>
+        <w:rPr>
+          <w:rFonts w:hint="eastAsia"/>
+        </w:rPr>
+        <w:t>在配置</w:t>
+      </w:r>
+      <w:r>
+        <w:rPr>
+          <w:rFonts w:hint="eastAsia"/>
+        </w:rPr>
+        <w:t>文件</w:t>
+      </w:r>
+      <w:r>
+        <w:rPr>
+          <w:rFonts w:hint="eastAsia"/>
+        </w:rPr>
+        <w:t>中可配置修改</w:t>
+      </w:r>
+      <w:r>
+        <w:rPr>
+          <w:rFonts w:hint="eastAsia"/>
+        </w:rPr>
+        <w:t>。</w:t>
       </w:r>
     </w:p>
     <w:p>
       <w:pPr>
         <w:ind w:left="0" w:firstLine="420"/>
-        <w:rPr>
-          <w:rFonts w:hint="eastAsia"/>
-        </w:rPr>
-      </w:pPr>
-      <w:r>
-        <w:rPr>
-          <w:rFonts w:hint="eastAsia"/>
-        </w:rPr>
-        <w:t>存储桶名称不能包含“</w:t>
-      </w:r>
-      <w:r>
-        <w:rPr>
-          <w:rFonts w:hint="eastAsia"/>
-        </w:rPr>
-        <w:t>?</w:t>
-      </w:r>
-      <w:r>
-        <w:rPr>
-          <w:rFonts w:hint="eastAsia"/>
-        </w:rPr>
-        <w:t>”，该字符在</w:t>
-      </w:r>
-      <w:r>
-        <w:rPr>
-          <w:rFonts w:hint="eastAsia"/>
-        </w:rPr>
-        <w:t>URL</w:t>
-      </w:r>
-      <w:r>
-        <w:rPr>
-          <w:rFonts w:hint="eastAsia"/>
-        </w:rPr>
-        <w:t>中为</w:t>
-      </w:r>
-      <w:r>
-        <w:rPr>
-          <w:rFonts w:hint="eastAsia"/>
-        </w:rPr>
-        <w:t>URI</w:t>
-      </w:r>
-      <w:r>
-        <w:rPr>
-          <w:rFonts w:hint="eastAsia"/>
-        </w:rPr>
-        <w:t>参数开始的标志。</w:t>
+      </w:pPr>
+      <w:r>
+        <w:rPr>
+          <w:rFonts w:hint="eastAsia"/>
+        </w:rPr>
+        <w:t>存储桶名称不能为“</w:t>
+      </w:r>
+      <w:r>
+        <w:rPr>
+          <w:rFonts w:hint="eastAsia"/>
+        </w:rPr>
+        <w:t>users</w:t>
+      </w:r>
+      <w:r>
+        <w:rPr>
+          <w:rFonts w:hint="eastAsia"/>
+        </w:rPr>
+        <w:t>”，此为用户管理预留路径。</w:t>
       </w:r>
     </w:p>
     <w:p>
@@ -2415,125 +1994,31 @@
         <w:rPr>
           <w:rFonts w:hint="eastAsia"/>
         </w:rPr>
-        <w:t>存储桶名称不能为“</w:t>
-      </w:r>
-      <w:r>
-        <w:rPr>
-          <w:rFonts w:hint="eastAsia"/>
-        </w:rPr>
-        <w:t>users</w:t>
-      </w:r>
-      <w:r>
-        <w:rPr>
-          <w:rFonts w:hint="eastAsia"/>
-        </w:rPr>
-        <w:t>”，此为用户管理预留路径</w:t>
-      </w:r>
-      <w:r>
-        <w:rPr>
-          <w:rFonts w:hint="eastAsia"/>
-        </w:rPr>
-        <w:t>。</w:t>
+        <w:t>存储桶名称建议：由小写字母，数字和连字符</w:t>
+      </w:r>
+      <w:r>
+        <w:rPr>
+          <w:rFonts w:hint="eastAsia"/>
+        </w:rPr>
+        <w:t>和英文句点</w:t>
+      </w:r>
+      <w:r>
+        <w:rPr>
+          <w:rFonts w:hint="eastAsia"/>
+        </w:rPr>
+        <w:t>组成</w:t>
+      </w:r>
+      <w:r>
+        <w:rPr>
+          <w:rFonts w:hint="eastAsia"/>
+        </w:rPr>
+        <w:t>，系统对大小写不敏感。</w:t>
       </w:r>
     </w:p>
     <w:p>
       <w:pPr>
         <w:ind w:left="0" w:firstLine="420"/>
       </w:pPr>
-      <w:r>
-        <w:rPr>
-          <w:rFonts w:hint="eastAsia"/>
-        </w:rPr>
-        <w:t>一个用户</w:t>
-      </w:r>
-      <w:r>
-        <w:rPr>
-          <w:rFonts w:hint="eastAsia"/>
-        </w:rPr>
-        <w:t>默认</w:t>
-      </w:r>
-      <w:r>
-        <w:rPr>
-          <w:rFonts w:hint="eastAsia"/>
-        </w:rPr>
-        <w:t>最多创建</w:t>
-      </w:r>
-      <w:r>
-        <w:rPr>
-          <w:rFonts w:hint="eastAsia"/>
-        </w:rPr>
-        <w:t>10</w:t>
-      </w:r>
-      <w:commentRangeStart w:id="2"/>
-      <w:r>
-        <w:rPr>
-          <w:rFonts w:hint="eastAsia"/>
-        </w:rPr>
-        <w:t>0</w:t>
-      </w:r>
-      <w:r>
-        <w:rPr>
-          <w:rFonts w:hint="eastAsia"/>
-        </w:rPr>
-        <w:t>个桶</w:t>
-      </w:r>
-      <w:r>
-        <w:rPr>
-          <w:rFonts w:hint="eastAsia"/>
-        </w:rPr>
-        <w:t>，</w:t>
-      </w:r>
-      <w:r>
-        <w:rPr>
-          <w:rFonts w:hint="eastAsia"/>
-        </w:rPr>
-        <w:t>该限制</w:t>
-      </w:r>
-      <w:r>
-        <w:rPr>
-          <w:rFonts w:hint="eastAsia"/>
-        </w:rPr>
-        <w:t>在配</w:t>
-      </w:r>
-      <w:commentRangeStart w:id="3"/>
-      <w:r>
-        <w:rPr>
-          <w:rFonts w:hint="eastAsia"/>
-        </w:rPr>
-        <w:t>置</w:t>
-      </w:r>
-      <w:r>
-        <w:rPr>
-          <w:rFonts w:hint="eastAsia"/>
-        </w:rPr>
-        <w:t>文件</w:t>
-      </w:r>
-      <w:r>
-        <w:rPr>
-          <w:rFonts w:hint="eastAsia"/>
-        </w:rPr>
-        <w:t>中可配</w:t>
-      </w:r>
-      <w:r>
-        <w:rPr>
-          <w:rFonts w:hint="eastAsia"/>
-        </w:rPr>
-        <w:t>。</w:t>
-      </w:r>
-      <w:commentRangeEnd w:id="2"/>
-      <w:r>
-        <w:rPr>
-          <w:rStyle w:val="af"/>
-        </w:rPr>
-        <w:commentReference w:id="2"/>
-      </w:r>
-      <w:commentRangeEnd w:id="3"/>
-      <w:r>
-        <w:rPr>
-          <w:rStyle w:val="af"/>
-        </w:rPr>
-        <w:commentReference w:id="3"/>
-      </w:r>
     </w:p>
     <w:p>
       <w:pPr>
@@ -2543,41 +2028,28 @@
         <w:rPr>
           <w:rFonts w:hint="eastAsia"/>
         </w:rPr>
-        <w:t>存储桶名称可以包含大小写字母、数字和连字符，大小写不敏感。</w:t>
-      </w:r>
-    </w:p>
-    <w:p>
-      <w:pPr>
-        <w:ind w:left="0" w:firstLine="420"/>
-      </w:pPr>
-      <w:r>
-        <w:rPr>
-          <w:rFonts w:hint="eastAsia"/>
-        </w:rPr>
-        <w:t>存储桶名称建议：</w:t>
-      </w:r>
-    </w:p>
-    <w:p>
-      <w:pPr>
-        <w:ind w:left="0" w:firstLine="420"/>
-      </w:pPr>
-      <w:r>
-        <w:rPr>
-          <w:rFonts w:hint="eastAsia"/>
-        </w:rPr>
-        <w:t>由小写字母，数字和连字符</w:t>
-      </w:r>
-      <w:r>
-        <w:rPr>
-          <w:rFonts w:hint="eastAsia"/>
-        </w:rPr>
-        <w:t>和英文句点</w:t>
-      </w:r>
-      <w:r>
-        <w:rPr>
-          <w:rFonts w:hint="eastAsia"/>
-        </w:rPr>
-        <w:t>组成</w:t>
+        <w:t>S</w:t>
+      </w:r>
+      <w:r>
+        <w:t>3</w:t>
+      </w:r>
+      <w:r>
+        <w:rPr>
+          <w:rFonts w:hint="eastAsia"/>
+        </w:rPr>
+        <w:t>存储桶命名规则和</w:t>
+      </w:r>
+      <w:r>
+        <w:rPr>
+          <w:rFonts w:hint="eastAsia"/>
+        </w:rPr>
+        <w:t>SequoiaS3</w:t>
+      </w:r>
+      <w:r>
+        <w:rPr>
+          <w:rFonts w:hint="eastAsia"/>
+        </w:rPr>
+        <w:t>存储桶命名规则对比。</w:t>
       </w:r>
     </w:p>
     <w:tbl>
@@ -2601,9 +2073,6 @@
           <w:p>
             <w:pPr>
               <w:ind w:left="0"/>
-              <w:rPr>
-                <w:rFonts w:hint="eastAsia"/>
-              </w:rPr>
             </w:pPr>
           </w:p>
         </w:tc>
@@ -2614,9 +2083,6 @@
           <w:p>
             <w:pPr>
               <w:ind w:left="0"/>
-              <w:rPr>
-                <w:rFonts w:hint="eastAsia"/>
-              </w:rPr>
             </w:pPr>
           </w:p>
         </w:tc>
@@ -2649,9 +2115,6 @@
           <w:p>
             <w:pPr>
               <w:ind w:left="0"/>
-              <w:rPr>
-                <w:rFonts w:hint="eastAsia"/>
-              </w:rPr>
             </w:pPr>
             <w:r>
               <w:t>S</w:t>
@@ -2698,9 +2161,6 @@
           <w:p>
             <w:pPr>
               <w:ind w:left="0"/>
-              <w:rPr>
-                <w:rFonts w:hint="eastAsia"/>
-              </w:rPr>
             </w:pPr>
           </w:p>
         </w:tc>
@@ -2761,9 +2221,6 @@
           <w:p>
             <w:pPr>
               <w:ind w:left="0"/>
-              <w:rPr>
-                <w:rFonts w:hint="eastAsia"/>
-              </w:rPr>
             </w:pPr>
           </w:p>
         </w:tc>
@@ -2779,8 +2236,20 @@
               <w:rPr>
                 <w:rFonts w:hint="eastAsia"/>
               </w:rPr>
+              <w:t>默认</w:t>
+            </w:r>
+            <w:r>
+              <w:rPr>
+                <w:rFonts w:hint="eastAsia"/>
+              </w:rPr>
               <w:t>100</w:t>
             </w:r>
+            <w:r>
+              <w:rPr>
+                <w:rFonts w:hint="eastAsia"/>
+              </w:rPr>
+              <w:t>，可扩展</w:t>
+            </w:r>
           </w:p>
         </w:tc>
         <w:tc>
@@ -2795,7 +2264,19 @@
               <w:rPr>
                 <w:rFonts w:hint="eastAsia"/>
               </w:rPr>
+              <w:t>默认</w:t>
+            </w:r>
+            <w:r>
+              <w:rPr>
+                <w:rFonts w:hint="eastAsia"/>
+              </w:rPr>
               <w:t>100</w:t>
+            </w:r>
+            <w:r>
+              <w:rPr>
+                <w:rFonts w:hint="eastAsia"/>
+              </w:rPr>
+              <w:t>，可扩展</w:t>
             </w:r>
           </w:p>
         </w:tc>
@@ -2884,9 +2365,6 @@
           <w:p>
             <w:pPr>
               <w:ind w:left="0"/>
-              <w:rPr>
-                <w:rFonts w:hint="eastAsia"/>
-              </w:rPr>
             </w:pPr>
             <w:r>
               <w:rPr>
@@ -3073,9 +2551,6 @@
           <w:p>
             <w:pPr>
               <w:ind w:left="0"/>
-              <w:rPr>
-                <w:rFonts w:hint="eastAsia"/>
-              </w:rPr>
             </w:pPr>
             <w:r>
               <w:rPr>
@@ -3103,21 +2578,7 @@
               <w:rPr>
                 <w:rFonts w:hint="eastAsia"/>
               </w:rPr>
-              <w:t>允许出现</w:t>
-            </w:r>
-            <w:proofErr w:type="gramStart"/>
-            <w:r>
-              <w:rPr>
-                <w:rFonts w:hint="eastAsia"/>
-              </w:rPr>
-              <w:t>在桶名中间</w:t>
-            </w:r>
-            <w:proofErr w:type="gramEnd"/>
-            <w:r>
-              <w:rPr>
-                <w:rFonts w:hint="eastAsia"/>
-              </w:rPr>
-              <w:t>，不允许出现在开始和结尾，不允许连续出现</w:t>
+              <w:t>允许出现在桶名中间，不允许出现在开始和结尾，不允许连续出现</w:t>
             </w:r>
           </w:p>
         </w:tc>
@@ -3156,9 +2617,6 @@
           <w:p>
             <w:pPr>
               <w:ind w:left="0"/>
-              <w:rPr>
-                <w:rFonts w:hint="eastAsia"/>
-              </w:rPr>
             </w:pPr>
             <w:r>
               <w:rPr>
@@ -3181,9 +2639,6 @@
           <w:p>
             <w:pPr>
               <w:ind w:left="0"/>
-              <w:rPr>
-                <w:rFonts w:hint="eastAsia"/>
-              </w:rPr>
             </w:pPr>
             <w:r>
               <w:rPr>
@@ -3224,9 +2679,6 @@
           <w:p>
             <w:pPr>
               <w:ind w:left="0"/>
-              <w:rPr>
-                <w:rFonts w:hint="eastAsia"/>
-              </w:rPr>
             </w:pPr>
             <w:r>
               <w:rPr>
@@ -3255,15 +2707,12 @@
           <w:p>
             <w:pPr>
               <w:ind w:left="0"/>
-              <w:rPr>
-                <w:rFonts w:hint="eastAsia"/>
-              </w:rPr>
-            </w:pPr>
-            <w:r>
-              <w:rPr>
-                <w:rFonts w:hint="eastAsia"/>
-              </w:rPr>
-              <w:t>/</w:t>
+            </w:pPr>
+            <w:r>
+              <w:rPr>
+                <w:rFonts w:hint="eastAsia"/>
+              </w:rPr>
+              <w:t>其他字符</w:t>
             </w:r>
           </w:p>
         </w:tc>
@@ -3274,9 +2723,6 @@
           <w:p>
             <w:pPr>
               <w:ind w:left="0"/>
-              <w:rPr>
-                <w:rFonts w:hint="eastAsia"/>
-              </w:rPr>
             </w:pPr>
             <w:r>
               <w:rPr>
@@ -3293,312 +2739,6 @@
           <w:p>
             <w:pPr>
               <w:ind w:left="0"/>
-              <w:rPr>
-                <w:rFonts w:hint="eastAsia"/>
-              </w:rPr>
-            </w:pPr>
-            <w:r>
-              <w:rPr>
-                <w:rFonts w:hint="eastAsia"/>
-              </w:rPr>
-              <w:t>不允许</w:t>
-            </w:r>
-          </w:p>
-        </w:tc>
-      </w:tr>
-      <w:tr>
-        <w:tc>
-          <w:tcPr>
-            <w:tcW w:w="848" w:type="dxa"/>
-          </w:tcPr>
-          <w:p>
-            <w:pPr>
-              <w:ind w:left="0"/>
-            </w:pPr>
-          </w:p>
-        </w:tc>
-        <w:tc>
-          <w:tcPr>
-            <w:tcW w:w="1703" w:type="dxa"/>
-          </w:tcPr>
-          <w:p>
-            <w:pPr>
-              <w:ind w:left="0"/>
-              <w:rPr>
-                <w:rFonts w:hint="eastAsia"/>
-              </w:rPr>
-            </w:pPr>
-            <w:r>
-              <w:rPr>
-                <w:rFonts w:hint="eastAsia"/>
-              </w:rPr>
-              <w:t>？</w:t>
-            </w:r>
-          </w:p>
-        </w:tc>
-        <w:tc>
-          <w:tcPr>
-            <w:tcW w:w="2693" w:type="dxa"/>
-          </w:tcPr>
-          <w:p>
-            <w:pPr>
-              <w:ind w:left="0"/>
-              <w:rPr>
-                <w:rFonts w:hint="eastAsia"/>
-              </w:rPr>
-            </w:pPr>
-            <w:r>
-              <w:rPr>
-                <w:rFonts w:hint="eastAsia"/>
-              </w:rPr>
-              <w:t>不允许</w:t>
-            </w:r>
-          </w:p>
-        </w:tc>
-        <w:tc>
-          <w:tcPr>
-            <w:tcW w:w="2631" w:type="dxa"/>
-          </w:tcPr>
-          <w:p>
-            <w:pPr>
-              <w:ind w:left="0"/>
-              <w:rPr>
-                <w:rFonts w:hint="eastAsia"/>
-              </w:rPr>
-            </w:pPr>
-            <w:r>
-              <w:rPr>
-                <w:rFonts w:hint="eastAsia"/>
-              </w:rPr>
-              <w:t>需转义</w:t>
-            </w:r>
-            <w:r>
-              <w:rPr>
-                <w:rFonts w:hint="eastAsia"/>
-              </w:rPr>
-              <w:t>%</w:t>
-            </w:r>
-            <w:r>
-              <w:t>3</w:t>
-            </w:r>
-            <w:r>
-              <w:rPr>
-                <w:rFonts w:hint="eastAsia"/>
-              </w:rPr>
-              <w:t>F</w:t>
-            </w:r>
-          </w:p>
-        </w:tc>
-      </w:tr>
-      <w:tr>
-        <w:tc>
-          <w:tcPr>
-            <w:tcW w:w="848" w:type="dxa"/>
-          </w:tcPr>
-          <w:p>
-            <w:pPr>
-              <w:ind w:left="0"/>
-            </w:pPr>
-          </w:p>
-        </w:tc>
-        <w:tc>
-          <w:tcPr>
-            <w:tcW w:w="1703" w:type="dxa"/>
-          </w:tcPr>
-          <w:p>
-            <w:pPr>
-              <w:ind w:left="0"/>
-              <w:rPr>
-                <w:rFonts w:hint="eastAsia"/>
-              </w:rPr>
-            </w:pPr>
-            <w:r>
-              <w:rPr>
-                <w:rFonts w:hint="eastAsia"/>
-              </w:rPr>
-              <w:t>#</w:t>
-            </w:r>
-          </w:p>
-        </w:tc>
-        <w:tc>
-          <w:tcPr>
-            <w:tcW w:w="2693" w:type="dxa"/>
-          </w:tcPr>
-          <w:p>
-            <w:pPr>
-              <w:ind w:left="0"/>
-              <w:rPr>
-                <w:rFonts w:hint="eastAsia"/>
-              </w:rPr>
-            </w:pPr>
-            <w:r>
-              <w:rPr>
-                <w:rFonts w:hint="eastAsia"/>
-              </w:rPr>
-              <w:t>不允许</w:t>
-            </w:r>
-          </w:p>
-        </w:tc>
-        <w:tc>
-          <w:tcPr>
-            <w:tcW w:w="2631" w:type="dxa"/>
-          </w:tcPr>
-          <w:p>
-            <w:pPr>
-              <w:ind w:left="0"/>
-              <w:rPr>
-                <w:rFonts w:hint="eastAsia"/>
-              </w:rPr>
-            </w:pPr>
-            <w:r>
-              <w:rPr>
-                <w:rFonts w:hint="eastAsia"/>
-              </w:rPr>
-              <w:t>需转义</w:t>
-            </w:r>
-            <w:r>
-              <w:rPr>
-                <w:rFonts w:hint="eastAsia"/>
-              </w:rPr>
-              <w:t>%23</w:t>
-            </w:r>
-          </w:p>
-        </w:tc>
-      </w:tr>
-      <w:tr>
-        <w:tc>
-          <w:tcPr>
-            <w:tcW w:w="848" w:type="dxa"/>
-          </w:tcPr>
-          <w:p>
-            <w:pPr>
-              <w:ind w:left="0"/>
-            </w:pPr>
-          </w:p>
-        </w:tc>
-        <w:tc>
-          <w:tcPr>
-            <w:tcW w:w="1703" w:type="dxa"/>
-          </w:tcPr>
-          <w:p>
-            <w:pPr>
-              <w:ind w:left="0"/>
-              <w:rPr>
-                <w:rFonts w:hint="eastAsia"/>
-              </w:rPr>
-            </w:pPr>
-            <w:r>
-              <w:rPr>
-                <w:rFonts w:hint="eastAsia"/>
-              </w:rPr>
-              <w:t>%</w:t>
-            </w:r>
-          </w:p>
-        </w:tc>
-        <w:tc>
-          <w:tcPr>
-            <w:tcW w:w="2693" w:type="dxa"/>
-          </w:tcPr>
-          <w:p>
-            <w:pPr>
-              <w:ind w:left="0"/>
-              <w:rPr>
-                <w:rFonts w:hint="eastAsia"/>
-              </w:rPr>
-            </w:pPr>
-            <w:r>
-              <w:rPr>
-                <w:rFonts w:hint="eastAsia"/>
-              </w:rPr>
-              <w:t>不允许</w:t>
-            </w:r>
-          </w:p>
-        </w:tc>
-        <w:tc>
-          <w:tcPr>
-            <w:tcW w:w="2631" w:type="dxa"/>
-          </w:tcPr>
-          <w:p>
-            <w:pPr>
-              <w:ind w:left="0"/>
-              <w:rPr>
-                <w:rFonts w:hint="eastAsia"/>
-              </w:rPr>
-            </w:pPr>
-            <w:r>
-              <w:rPr>
-                <w:rFonts w:hint="eastAsia"/>
-              </w:rPr>
-              <w:t>需转义</w:t>
-            </w:r>
-            <w:r>
-              <w:rPr>
-                <w:rFonts w:hint="eastAsia"/>
-              </w:rPr>
-              <w:t>%25</w:t>
-            </w:r>
-          </w:p>
-        </w:tc>
-      </w:tr>
-      <w:tr>
-        <w:tc>
-          <w:tcPr>
-            <w:tcW w:w="848" w:type="dxa"/>
-          </w:tcPr>
-          <w:p>
-            <w:pPr>
-              <w:ind w:left="0"/>
-            </w:pPr>
-          </w:p>
-        </w:tc>
-        <w:tc>
-          <w:tcPr>
-            <w:tcW w:w="1703" w:type="dxa"/>
-          </w:tcPr>
-          <w:p>
-            <w:pPr>
-              <w:ind w:left="0"/>
-              <w:rPr>
-                <w:rFonts w:hint="eastAsia"/>
-              </w:rPr>
-            </w:pPr>
-            <w:r>
-              <w:rPr>
-                <w:rFonts w:hint="eastAsia"/>
-              </w:rPr>
-              <w:t>其他字符</w:t>
-            </w:r>
-          </w:p>
-        </w:tc>
-        <w:tc>
-          <w:tcPr>
-            <w:tcW w:w="2693" w:type="dxa"/>
-          </w:tcPr>
-          <w:p>
-            <w:pPr>
-              <w:ind w:left="0"/>
-              <w:rPr>
-                <w:rFonts w:hint="eastAsia"/>
-              </w:rPr>
-            </w:pPr>
-            <w:r>
-              <w:rPr>
-                <w:rFonts w:hint="eastAsia"/>
-              </w:rPr>
-              <w:t>不允许</w:t>
-            </w:r>
-          </w:p>
-        </w:tc>
-        <w:tc>
-          <w:tcPr>
-            <w:tcW w:w="2631" w:type="dxa"/>
-          </w:tcPr>
-          <w:p>
-            <w:pPr>
-              <w:ind w:left="0"/>
-              <w:rPr>
-                <w:rFonts w:hint="eastAsia"/>
-              </w:rPr>
             </w:pPr>
             <w:r>
               <w:rPr>
@@ -3606,123 +2746,22 @@
               </w:rPr>
               <w:t>允许</w:t>
             </w:r>
+          </w:p>
+          <w:p>
+            <w:pPr>
+              <w:ind w:left="0"/>
+            </w:pPr>
+            <w:r>
+              <w:rPr>
+                <w:rFonts w:hint="eastAsia"/>
+              </w:rPr>
+              <w:t>对某些特殊字符，可能需要转义</w:t>
+            </w:r>
             <w:r>
               <w:rPr>
                 <w:rFonts w:hint="eastAsia"/>
               </w:rPr>
               <w:t>。</w:t>
-            </w:r>
-          </w:p>
-          <w:p>
-            <w:pPr>
-              <w:ind w:left="0"/>
-              <w:rPr>
-                <w:rFonts w:hint="eastAsia"/>
-              </w:rPr>
-            </w:pPr>
-            <w:r>
-              <w:rPr>
-                <w:rFonts w:hint="eastAsia"/>
-              </w:rPr>
-              <w:t>对某些特殊字符，可能需要转义</w:t>
-            </w:r>
-            <w:r>
-              <w:rPr>
-                <w:rFonts w:hint="eastAsia"/>
-              </w:rPr>
-              <w:t>。</w:t>
-            </w:r>
-          </w:p>
-        </w:tc>
-      </w:tr>
-      <w:tr>
-        <w:tc>
-          <w:tcPr>
-            <w:tcW w:w="848" w:type="dxa"/>
-          </w:tcPr>
-          <w:p>
-            <w:pPr>
-              <w:ind w:left="0"/>
-            </w:pPr>
-          </w:p>
-        </w:tc>
-        <w:tc>
-          <w:tcPr>
-            <w:tcW w:w="1703" w:type="dxa"/>
-          </w:tcPr>
-          <w:p>
-            <w:pPr>
-              <w:ind w:left="0"/>
-            </w:pPr>
-            <w:r>
-              <w:rPr>
-                <w:rFonts w:hint="eastAsia"/>
-              </w:rPr>
-              <w:t>IP</w:t>
-            </w:r>
-            <w:r>
-              <w:rPr>
-                <w:rFonts w:hint="eastAsia"/>
-              </w:rPr>
-              <w:t>地址样式</w:t>
-            </w:r>
-          </w:p>
-          <w:p>
-            <w:pPr>
-              <w:ind w:left="0"/>
-              <w:rPr>
-                <w:rFonts w:hint="eastAsia"/>
-              </w:rPr>
-            </w:pPr>
-            <w:r>
-              <w:rPr>
-                <w:rFonts w:hint="eastAsia"/>
-              </w:rPr>
-              <w:t>例如</w:t>
-            </w:r>
-            <w:r>
-              <w:rPr>
-                <w:rFonts w:hint="eastAsia"/>
-              </w:rPr>
-              <w:t>192.168.10.71</w:t>
-            </w:r>
-          </w:p>
-        </w:tc>
-        <w:tc>
-          <w:tcPr>
-            <w:tcW w:w="2693" w:type="dxa"/>
-          </w:tcPr>
-          <w:p>
-            <w:pPr>
-              <w:ind w:left="0"/>
-              <w:rPr>
-                <w:rFonts w:hint="eastAsia"/>
-              </w:rPr>
-            </w:pPr>
-            <w:r>
-              <w:rPr>
-                <w:rFonts w:hint="eastAsia"/>
-              </w:rPr>
-              <w:t>不允许</w:t>
-            </w:r>
-          </w:p>
-        </w:tc>
-        <w:tc>
-          <w:tcPr>
-            <w:tcW w:w="2631" w:type="dxa"/>
-          </w:tcPr>
-          <w:p>
-            <w:pPr>
-              <w:ind w:left="0"/>
-              <w:rPr>
-                <w:rFonts w:hint="eastAsia"/>
-              </w:rPr>
-            </w:pPr>
-            <w:r>
-              <w:rPr>
-                <w:rFonts w:hint="eastAsia"/>
-              </w:rPr>
-              <w:t>允许</w:t>
             </w:r>
           </w:p>
         </w:tc>
@@ -3733,407 +2772,51 @@
         <w:ind w:left="0" w:firstLine="420"/>
       </w:pPr>
     </w:p>
+    <w:p/>
     <w:p>
       <w:pPr>
-        <w:rPr>
-          <w:rFonts w:hint="eastAsia"/>
-        </w:rPr>
-      </w:pPr>
-      <w:bookmarkStart w:id="4" w:name="_GoBack"/>
-      <w:bookmarkEnd w:id="4"/>
+        <w:ind w:left="0" w:firstLineChars="200" w:firstLine="420"/>
+      </w:pPr>
+      <w:r>
+        <w:t>Request Headers</w:t>
+      </w:r>
+      <w:r>
+        <w:rPr>
+          <w:rFonts w:hint="eastAsia"/>
+        </w:rPr>
+        <w:t>：无特殊</w:t>
+      </w:r>
+      <w:r>
+        <w:rPr>
+          <w:rFonts w:hint="eastAsia"/>
+        </w:rPr>
+        <w:t>Header</w:t>
+      </w:r>
+      <w:r>
+        <w:rPr>
+          <w:rFonts w:hint="eastAsia"/>
+        </w:rPr>
+        <w:t>，参考</w:t>
+      </w:r>
+      <w:hyperlink w:anchor="_公共头部" w:history="1">
+        <w:r>
+          <w:rPr>
+            <w:rStyle w:val="ad"/>
+            <w:rFonts w:hint="eastAsia"/>
+          </w:rPr>
+          <w:t>公共头部</w:t>
+        </w:r>
+      </w:hyperlink>
+      <w:r>
+        <w:rPr>
+          <w:rFonts w:hint="eastAsia"/>
+        </w:rPr>
+        <w:t>。</w:t>
+      </w:r>
     </w:p>
     <w:p>
       <w:pPr>
-        <w:ind w:left="0" w:firstLineChars="200" w:firstLine="420"/>
-      </w:pPr>
-      <w:r>
-        <w:lastRenderedPageBreak/>
-        <w:t>Request Headers</w:t>
-      </w:r>
-      <w:r>
-        <w:rPr>
-          <w:rFonts w:hint="eastAsia"/>
-        </w:rPr>
-        <w:t>：无特殊</w:t>
-      </w:r>
-      <w:r>
-        <w:rPr>
-          <w:rFonts w:hint="eastAsia"/>
-        </w:rPr>
-        <w:t>Header</w:t>
-      </w:r>
-      <w:r>
-        <w:rPr>
-          <w:rFonts w:hint="eastAsia"/>
-        </w:rPr>
-        <w:t>，参考</w:t>
-      </w:r>
-      <w:r>
-        <w:fldChar w:fldCharType="begin"/>
-      </w:r>
-      <w:r>
-        <w:instrText xml:space="preserve"> HYPERLINK \l "_</w:instrText>
-      </w:r>
-      <w:r>
-        <w:instrText>公共头部</w:instrText>
-      </w:r>
-      <w:r>
-        <w:instrText xml:space="preserve">" </w:instrText>
-      </w:r>
-      <w:r>
-        <w:fldChar w:fldCharType="separate"/>
-      </w:r>
-      <w:r>
-        <w:rPr>
-          <w:rStyle w:val="ad"/>
-          <w:rFonts w:hint="eastAsia"/>
-        </w:rPr>
-        <w:t>公共头部</w:t>
-      </w:r>
-      <w:r>
-        <w:rPr>
-          <w:rStyle w:val="ad"/>
-        </w:rPr>
-        <w:fldChar w:fldCharType="end"/>
-      </w:r>
-      <w:r>
-        <w:rPr>
-          <w:rFonts w:hint="eastAsia"/>
-        </w:rPr>
-        <w:t>。</w:t>
-      </w:r>
-    </w:p>
-    <w:p>
-      <w:pPr>
-        <w:ind w:left="0" w:firstLineChars="200" w:firstLine="420"/>
-        <w:rPr>
-          <w:rFonts w:cstheme="minorHAnsi"/>
-        </w:rPr>
-      </w:pPr>
-    </w:p>
-    <w:p>
-      <w:pPr>
-        <w:ind w:left="0" w:firstLineChars="200" w:firstLine="420"/>
-        <w:rPr>
-          <w:rFonts w:cstheme="minorHAnsi"/>
-        </w:rPr>
-      </w:pPr>
-      <w:r>
-        <w:rPr>
-          <w:rFonts w:cstheme="minorHAnsi"/>
-        </w:rPr>
-        <w:t>Request body</w:t>
-      </w:r>
-      <w:r>
-        <w:rPr>
-          <w:rFonts w:cstheme="minorHAnsi"/>
-        </w:rPr>
-        <w:t>：</w:t>
-      </w:r>
-    </w:p>
-    <w:tbl>
-      <w:tblPr>
-        <w:tblStyle w:val="a9"/>
-        <w:tblW w:w="0" w:type="auto"/>
-        <w:tblInd w:w="357" w:type="dxa"/>
-        <w:tblLook w:val="04A0" w:firstRow="1" w:lastRow="0" w:firstColumn="1" w:lastColumn="0" w:noHBand="0" w:noVBand="1"/>
-      </w:tblPr>
-      <w:tblGrid>
-        <w:gridCol w:w="2511"/>
-        <w:gridCol w:w="4171"/>
-        <w:gridCol w:w="1257"/>
-      </w:tblGrid>
-      <w:tr>
-        <w:trPr>
-          <w:trHeight w:val="489"/>
-        </w:trPr>
-        <w:tc>
-          <w:tcPr>
-            <w:tcW w:w="1765" w:type="dxa"/>
-            <w:shd w:val="clear" w:color="auto" w:fill="DAEEF3" w:themeFill="accent5" w:themeFillTint="33"/>
-          </w:tcPr>
-          <w:p>
-            <w:pPr>
-              <w:ind w:left="0"/>
-              <w:rPr>
-                <w:rFonts w:cstheme="minorHAnsi"/>
-              </w:rPr>
-            </w:pPr>
-            <w:r>
-              <w:rPr>
-                <w:rFonts w:cstheme="minorHAnsi"/>
-                <w:b/>
-              </w:rPr>
-              <w:t>Name</w:t>
-            </w:r>
-          </w:p>
-        </w:tc>
-        <w:tc>
-          <w:tcPr>
-            <w:tcW w:w="4819" w:type="dxa"/>
-            <w:shd w:val="clear" w:color="auto" w:fill="DAEEF3" w:themeFill="accent5" w:themeFillTint="33"/>
-          </w:tcPr>
-          <w:p>
-            <w:pPr>
-              <w:ind w:left="0"/>
-              <w:rPr>
-                <w:rFonts w:cstheme="minorHAnsi"/>
-              </w:rPr>
-            </w:pPr>
-            <w:r>
-              <w:rPr>
-                <w:rFonts w:cstheme="minorHAnsi"/>
-                <w:b/>
-              </w:rPr>
-              <w:t>Description</w:t>
-            </w:r>
-          </w:p>
-        </w:tc>
-        <w:tc>
-          <w:tcPr>
-            <w:tcW w:w="1355" w:type="dxa"/>
-            <w:shd w:val="clear" w:color="auto" w:fill="DAEEF3" w:themeFill="accent5" w:themeFillTint="33"/>
-          </w:tcPr>
-          <w:p>
-            <w:pPr>
-              <w:ind w:left="0"/>
-              <w:rPr>
-                <w:rFonts w:cstheme="minorHAnsi"/>
-              </w:rPr>
-            </w:pPr>
-            <w:r>
-              <w:rPr>
-                <w:rFonts w:cstheme="minorHAnsi"/>
-                <w:b/>
-              </w:rPr>
-              <w:t>Required</w:t>
-            </w:r>
-          </w:p>
-        </w:tc>
-      </w:tr>
-      <w:tr>
-        <w:trPr>
-          <w:trHeight w:val="489"/>
-        </w:trPr>
-        <w:tc>
-          <w:tcPr>
-            <w:tcW w:w="1765" w:type="dxa"/>
-          </w:tcPr>
-          <w:p>
-            <w:pPr>
-              <w:ind w:left="0"/>
-              <w:rPr>
-                <w:rFonts w:cstheme="minorHAnsi"/>
-              </w:rPr>
-            </w:pPr>
-            <w:proofErr w:type="spellStart"/>
-            <w:r>
-              <w:rPr>
-                <w:rFonts w:cstheme="minorHAnsi"/>
-              </w:rPr>
-              <w:t>CreateBucketConfiguration</w:t>
-            </w:r>
-            <w:proofErr w:type="spellEnd"/>
-          </w:p>
-        </w:tc>
-        <w:tc>
-          <w:tcPr>
-            <w:tcW w:w="4819" w:type="dxa"/>
-          </w:tcPr>
-          <w:p>
-            <w:pPr>
-              <w:ind w:left="0"/>
-              <w:rPr>
-                <w:rFonts w:cstheme="minorHAnsi"/>
-              </w:rPr>
-            </w:pPr>
-            <w:r>
-              <w:rPr>
-                <w:rFonts w:cstheme="minorHAnsi"/>
-              </w:rPr>
-              <w:t>Container for bucket conﬁguration settings.</w:t>
-            </w:r>
-          </w:p>
-          <w:p>
-            <w:pPr>
-              <w:ind w:left="0"/>
-              <w:rPr>
-                <w:rFonts w:cstheme="minorHAnsi"/>
-              </w:rPr>
-            </w:pPr>
-            <w:r>
-              <w:rPr>
-                <w:rFonts w:cstheme="minorHAnsi"/>
-              </w:rPr>
-              <w:t>Type: Container</w:t>
-            </w:r>
-          </w:p>
-        </w:tc>
-        <w:tc>
-          <w:tcPr>
-            <w:tcW w:w="1355" w:type="dxa"/>
-          </w:tcPr>
-          <w:p>
-            <w:pPr>
-              <w:ind w:left="0"/>
-              <w:rPr>
-                <w:rFonts w:cstheme="minorHAnsi"/>
-              </w:rPr>
-            </w:pPr>
-            <w:r>
-              <w:rPr>
-                <w:rFonts w:cstheme="minorHAnsi"/>
-              </w:rPr>
-              <w:t>No</w:t>
-            </w:r>
-          </w:p>
-        </w:tc>
-      </w:tr>
-      <w:tr>
-        <w:trPr>
-          <w:trHeight w:val="555"/>
-        </w:trPr>
-        <w:tc>
-          <w:tcPr>
-            <w:tcW w:w="1765" w:type="dxa"/>
-          </w:tcPr>
-          <w:p>
-            <w:pPr>
-              <w:ind w:left="0"/>
-              <w:rPr>
-                <w:rFonts w:cstheme="minorHAnsi"/>
-              </w:rPr>
-            </w:pPr>
-            <w:proofErr w:type="spellStart"/>
-            <w:r>
-              <w:rPr>
-                <w:rFonts w:cstheme="minorHAnsi"/>
-              </w:rPr>
-              <w:t>Loc</w:t>
-            </w:r>
-            <w:commentRangeStart w:id="5"/>
-            <w:r>
-              <w:rPr>
-                <w:rFonts w:cstheme="minorHAnsi"/>
-              </w:rPr>
-              <w:t>a</w:t>
-            </w:r>
-            <w:commentRangeStart w:id="6"/>
-            <w:r>
-              <w:rPr>
-                <w:rFonts w:cstheme="minorHAnsi"/>
-              </w:rPr>
-              <w:t>tionConstraint</w:t>
-            </w:r>
-            <w:commentRangeEnd w:id="5"/>
-            <w:proofErr w:type="spellEnd"/>
-            <w:r>
-              <w:rPr>
-                <w:rStyle w:val="af"/>
-              </w:rPr>
-              <w:commentReference w:id="5"/>
-            </w:r>
-            <w:commentRangeEnd w:id="6"/>
-            <w:r>
-              <w:rPr>
-                <w:rStyle w:val="af"/>
-              </w:rPr>
-              <w:commentReference w:id="6"/>
-            </w:r>
-          </w:p>
-        </w:tc>
-        <w:tc>
-          <w:tcPr>
-            <w:tcW w:w="4819" w:type="dxa"/>
-          </w:tcPr>
-          <w:p>
-            <w:pPr>
-              <w:ind w:left="0"/>
-              <w:rPr>
-                <w:rFonts w:cstheme="minorHAnsi"/>
-              </w:rPr>
-            </w:pPr>
-            <w:r>
-              <w:rPr>
-                <w:rFonts w:cstheme="minorHAnsi"/>
-              </w:rPr>
-              <w:t xml:space="preserve">Speciﬁes the region where the bucket will be created. </w:t>
-            </w:r>
-          </w:p>
-          <w:p>
-            <w:pPr>
-              <w:ind w:left="0"/>
-              <w:rPr>
-                <w:rFonts w:cstheme="minorHAnsi"/>
-              </w:rPr>
-            </w:pPr>
-            <w:r>
-              <w:rPr>
-                <w:rFonts w:cstheme="minorHAnsi"/>
-              </w:rPr>
-              <w:t>Type</w:t>
-            </w:r>
-            <w:commentRangeStart w:id="7"/>
-            <w:r>
-              <w:rPr>
-                <w:rFonts w:cstheme="minorHAnsi"/>
-              </w:rPr>
-              <w:t>: String</w:t>
-            </w:r>
-            <w:commentRangeEnd w:id="7"/>
-            <w:r>
-              <w:rPr>
-                <w:rStyle w:val="af"/>
-              </w:rPr>
-              <w:commentReference w:id="7"/>
-            </w:r>
-          </w:p>
-          <w:p>
-            <w:pPr>
-              <w:ind w:left="0"/>
-              <w:rPr>
-                <w:rFonts w:cstheme="minorHAnsi"/>
-              </w:rPr>
-            </w:pPr>
-            <w:r>
-              <w:rPr>
-                <w:rFonts w:cstheme="minorHAnsi"/>
-              </w:rPr>
-              <w:t xml:space="preserve">Ancestor: </w:t>
-            </w:r>
-            <w:proofErr w:type="spellStart"/>
-            <w:r>
-              <w:rPr>
-                <w:rFonts w:cstheme="minorHAnsi"/>
-              </w:rPr>
-              <w:t>CreateBucketConﬁguration</w:t>
-            </w:r>
-            <w:proofErr w:type="spellEnd"/>
-          </w:p>
-        </w:tc>
-        <w:tc>
-          <w:tcPr>
-            <w:tcW w:w="1355" w:type="dxa"/>
-          </w:tcPr>
-          <w:p>
-            <w:pPr>
-              <w:ind w:left="0"/>
-              <w:rPr>
-                <w:rFonts w:cstheme="minorHAnsi"/>
-              </w:rPr>
-            </w:pPr>
-            <w:r>
-              <w:rPr>
-                <w:rFonts w:cstheme="minorHAnsi"/>
-              </w:rPr>
-              <w:t>No</w:t>
-            </w:r>
-          </w:p>
-        </w:tc>
-      </w:tr>
-    </w:tbl>
-    <w:p>
-      <w:pPr>
+        <w:ind w:left="0"/>
         <w:rPr>
           <w:rFonts w:cstheme="minorHAnsi"/>
         </w:rPr>
@@ -4281,142 +2964,6 @@
               <w:t>Authorization: authorization string</w:t>
             </w:r>
           </w:p>
-          <w:p>
-            <w:pPr>
-              <w:ind w:left="0"/>
-              <w:rPr>
-                <w:rFonts w:cstheme="minorHAnsi"/>
-                <w:i/>
-              </w:rPr>
-            </w:pPr>
-          </w:p>
-          <w:p>
-            <w:pPr>
-              <w:ind w:left="0"/>
-              <w:rPr>
-                <w:rFonts w:cstheme="minorHAnsi"/>
-                <w:i/>
-              </w:rPr>
-            </w:pPr>
-            <w:r>
-              <w:rPr>
-                <w:rFonts w:cstheme="minorHAnsi"/>
-                <w:i/>
-              </w:rPr>
-              <w:t>&lt;</w:t>
-            </w:r>
-            <w:proofErr w:type="spellStart"/>
-            <w:r>
-              <w:rPr>
-                <w:rFonts w:cstheme="minorHAnsi"/>
-                <w:i/>
-              </w:rPr>
-              <w:t>CreateBucketConfiguration</w:t>
-            </w:r>
-            <w:proofErr w:type="spellEnd"/>
-            <w:r>
-              <w:rPr>
-                <w:rFonts w:cstheme="minorHAnsi"/>
-                <w:i/>
-              </w:rPr>
-              <w:t>&gt;</w:t>
-            </w:r>
-          </w:p>
-          <w:p>
-            <w:pPr>
-              <w:ind w:left="0"/>
-              <w:rPr>
-                <w:rFonts w:cstheme="minorHAnsi"/>
-                <w:i/>
-              </w:rPr>
-            </w:pPr>
-            <w:r>
-              <w:rPr>
-                <w:rFonts w:cstheme="minorHAnsi"/>
-                <w:i/>
-              </w:rPr>
-              <w:t xml:space="preserve">   &lt;</w:t>
-            </w:r>
-            <w:proofErr w:type="spellStart"/>
-            <w:r>
-              <w:rPr>
-                <w:rFonts w:cstheme="minorHAnsi"/>
-                <w:i/>
-              </w:rPr>
-              <w:t>LocationConstraint</w:t>
-            </w:r>
-            <w:proofErr w:type="spellEnd"/>
-            <w:r>
-              <w:rPr>
-                <w:rFonts w:cstheme="minorHAnsi"/>
-                <w:i/>
-              </w:rPr>
-              <w:t>&gt;</w:t>
-            </w:r>
-            <w:proofErr w:type="spellStart"/>
-            <w:r>
-              <w:rPr>
-                <w:rFonts w:cstheme="minorHAnsi"/>
-                <w:i/>
-              </w:rPr>
-              <w:t>BucketRegion</w:t>
-            </w:r>
-            <w:proofErr w:type="spellEnd"/>
-            <w:r>
-              <w:rPr>
-                <w:rFonts w:cstheme="minorHAnsi"/>
-                <w:i/>
-              </w:rPr>
-              <w:t>&lt;/</w:t>
-            </w:r>
-            <w:proofErr w:type="spellStart"/>
-            <w:r>
-              <w:rPr>
-                <w:rFonts w:cstheme="minorHAnsi"/>
-                <w:i/>
-              </w:rPr>
-              <w:t>LocationConstraint</w:t>
-            </w:r>
-            <w:proofErr w:type="spellEnd"/>
-            <w:r>
-              <w:rPr>
-                <w:rFonts w:cstheme="minorHAnsi"/>
-                <w:i/>
-              </w:rPr>
-              <w:t xml:space="preserve">&gt;   </w:t>
-            </w:r>
-          </w:p>
-          <w:p>
-            <w:pPr>
-              <w:ind w:left="0"/>
-              <w:rPr>
-                <w:rFonts w:cstheme="minorHAnsi"/>
-              </w:rPr>
-            </w:pPr>
-            <w:r>
-              <w:rPr>
-                <w:rFonts w:cstheme="minorHAnsi"/>
-                <w:i/>
-              </w:rPr>
-              <w:t>&lt;/</w:t>
-            </w:r>
-            <w:proofErr w:type="spellStart"/>
-            <w:r>
-              <w:rPr>
-                <w:rFonts w:cstheme="minorHAnsi"/>
-                <w:i/>
-              </w:rPr>
-              <w:t>CreateBucketConfiguration</w:t>
-            </w:r>
-            <w:proofErr w:type="spellEnd"/>
-            <w:r>
-              <w:rPr>
-                <w:rFonts w:cstheme="minorHAnsi"/>
-                <w:i/>
-              </w:rPr>
-              <w:t>&gt;</w:t>
-            </w:r>
-          </w:p>
         </w:tc>
       </w:tr>
     </w:tbl>
@@ -4490,55 +3037,24 @@
                 <w:rFonts w:cstheme="minorHAnsi"/>
                 <w:i/>
               </w:rPr>
-              <w:t xml:space="preserve">Date: Wed, 01 </w:t>
-            </w:r>
-            <w:proofErr w:type="gramStart"/>
-            <w:r>
+              <w:lastRenderedPageBreak/>
+              <w:t>Date: Wed, 01 Mar  2006 12:00:00 GMT</w:t>
+            </w:r>
+          </w:p>
+          <w:p>
+            <w:pPr>
+              <w:ind w:left="0"/>
               <w:rPr>
                 <w:rFonts w:cstheme="minorHAnsi"/>
                 <w:i/>
               </w:rPr>
-              <w:t>Mar  2006</w:t>
-            </w:r>
-            <w:proofErr w:type="gramEnd"/>
+            </w:pPr>
             <w:r>
               <w:rPr>
                 <w:rFonts w:cstheme="minorHAnsi"/>
                 <w:i/>
               </w:rPr>
-              <w:t xml:space="preserve"> 12:00:00 GMT</w:t>
-            </w:r>
-          </w:p>
-          <w:p>
-            <w:pPr>
-              <w:ind w:left="0"/>
-              <w:rPr>
-                <w:rFonts w:cstheme="minorHAnsi"/>
-                <w:i/>
-              </w:rPr>
-            </w:pPr>
-            <w:r>
-              <w:rPr>
-                <w:rFonts w:cstheme="minorHAnsi"/>
-                <w:i/>
-              </w:rPr>
-              <w:t>Location: /</w:t>
-            </w:r>
-            <w:proofErr w:type="spellStart"/>
-            <w:r>
-              <w:rPr>
-                <w:rFonts w:cstheme="minorHAnsi"/>
-                <w:i/>
-              </w:rPr>
-              <w:t>colorpictures</w:t>
-            </w:r>
-            <w:proofErr w:type="spellEnd"/>
-            <w:r>
-              <w:rPr>
-                <w:rFonts w:cstheme="minorHAnsi"/>
-                <w:i/>
-              </w:rPr>
-              <w:t xml:space="preserve"> </w:t>
+              <w:t xml:space="preserve">Location: /colorpictures </w:t>
             </w:r>
           </w:p>
           <w:p>
@@ -4599,12 +3115,13 @@
           <w:rFonts w:asciiTheme="minorHAnsi" w:hAnsiTheme="minorHAnsi" w:cstheme="minorHAnsi"/>
         </w:rPr>
       </w:pPr>
-      <w:bookmarkStart w:id="8" w:name="_DELETE_Bucket"/>
-      <w:bookmarkEnd w:id="8"/>
+      <w:bookmarkStart w:id="1" w:name="_DELETE_Bucket"/>
+      <w:bookmarkEnd w:id="1"/>
       <w:r>
         <w:rPr>
           <w:rFonts w:asciiTheme="minorHAnsi" w:hAnsiTheme="minorHAnsi" w:cstheme="minorHAnsi"/>
         </w:rPr>
+        <w:lastRenderedPageBreak/>
         <w:t>DELETE Bucket</w:t>
       </w:r>
     </w:p>
@@ -4663,21 +3180,7 @@
         <w:rPr>
           <w:rFonts w:cstheme="minorHAnsi" w:hint="eastAsia"/>
         </w:rPr>
-        <w:t>删除</w:t>
-      </w:r>
-      <w:proofErr w:type="gramStart"/>
-      <w:r>
-        <w:rPr>
-          <w:rFonts w:cstheme="minorHAnsi" w:hint="eastAsia"/>
-        </w:rPr>
-        <w:t>桶成功</w:t>
-      </w:r>
-      <w:proofErr w:type="gramEnd"/>
-      <w:r>
-        <w:rPr>
-          <w:rFonts w:cstheme="minorHAnsi" w:hint="eastAsia"/>
-        </w:rPr>
-        <w:t>后，可以再用此名称创建新的桶。</w:t>
+        <w:t>删除桶成功后，可以再用此名称创建新的桶。</w:t>
       </w:r>
     </w:p>
     <w:p>
@@ -4695,7 +3198,6 @@
           <w:rFonts w:cstheme="minorHAnsi"/>
         </w:rPr>
       </w:pPr>
-      <w:proofErr w:type="gramStart"/>
       <w:r>
         <w:rPr>
           <w:rFonts w:cstheme="minorHAnsi" w:hint="eastAsia"/>
@@ -4706,14 +3208,7 @@
         <w:rPr>
           <w:rFonts w:cstheme="minorHAnsi"/>
         </w:rPr>
-        <w:t>样例</w:t>
-      </w:r>
-      <w:proofErr w:type="gramEnd"/>
-      <w:r>
-        <w:rPr>
-          <w:rFonts w:cstheme="minorHAnsi"/>
-        </w:rPr>
-        <w:t>：</w:t>
+        <w:t>样例：</w:t>
       </w:r>
     </w:p>
     <w:tbl>
@@ -4882,7 +3377,7 @@
             <w:pPr>
               <w:ind w:left="0"/>
               <w:rPr>
-                <w:rFonts w:cstheme="minorHAnsi" w:hint="eastAsia"/>
+                <w:rFonts w:cstheme="minorHAnsi"/>
                 <w:i/>
               </w:rPr>
             </w:pPr>
@@ -4891,7 +3386,6 @@
                 <w:rFonts w:cstheme="minorHAnsi"/>
                 <w:i/>
               </w:rPr>
-              <w:lastRenderedPageBreak/>
               <w:t xml:space="preserve">Date: Wed, 01 Mar  2006 12:00:00 GMT </w:t>
             </w:r>
           </w:p>
@@ -4902,13 +3396,12 @@
       <w:pPr>
         <w:pStyle w:val="10"/>
       </w:pPr>
-      <w:bookmarkStart w:id="9" w:name="_公共头部"/>
-      <w:bookmarkEnd w:id="9"/>
-      <w:r>
-        <w:rPr>
-          <w:rFonts w:hint="eastAsia"/>
-        </w:rPr>
-        <w:lastRenderedPageBreak/>
+      <w:bookmarkStart w:id="2" w:name="_公共头部"/>
+      <w:bookmarkEnd w:id="2"/>
+      <w:r>
+        <w:rPr>
+          <w:rFonts w:hint="eastAsia"/>
+        </w:rPr>
         <w:t>Story</w:t>
       </w:r>
       <w:r>
@@ -4921,7 +3414,6 @@
     <w:p>
       <w:pPr>
         <w:rPr>
-          <w:rFonts w:hint="eastAsia"/>
           <w:color w:val="00B0F0"/>
         </w:rPr>
       </w:pPr>
@@ -5008,57 +3500,35 @@
         </w:rPr>
         <w:t>—</w:t>
       </w:r>
-      <w:proofErr w:type="spellStart"/>
       <w:r>
         <w:rPr>
           <w:rFonts w:asciiTheme="minorEastAsia" w:hAnsiTheme="minorEastAsia" w:hint="eastAsia"/>
         </w:rPr>
-        <w:t>SequoiaDB</w:t>
-      </w:r>
-      <w:proofErr w:type="spellEnd"/>
+        <w:t>SequoiaDB兼容Amazon</w:t>
+      </w:r>
+      <w:r>
+        <w:rPr>
+          <w:rFonts w:asciiTheme="minorEastAsia" w:hAnsiTheme="minorEastAsia"/>
+        </w:rPr>
+        <w:t xml:space="preserve"> </w:t>
+      </w:r>
       <w:r>
         <w:rPr>
           <w:rFonts w:asciiTheme="minorEastAsia" w:hAnsiTheme="minorEastAsia" w:hint="eastAsia"/>
         </w:rPr>
-        <w:t>兼容Amazon</w:t>
+        <w:t>S</w:t>
       </w:r>
       <w:r>
         <w:rPr>
           <w:rFonts w:asciiTheme="minorEastAsia" w:hAnsiTheme="minorEastAsia"/>
         </w:rPr>
-        <w:t xml:space="preserve"> </w:t>
+        <w:t>3</w:t>
       </w:r>
       <w:r>
         <w:rPr>
           <w:rFonts w:asciiTheme="minorEastAsia" w:hAnsiTheme="minorEastAsia" w:hint="eastAsia"/>
         </w:rPr>
-        <w:t>S</w:t>
-      </w:r>
-      <w:r>
-        <w:rPr>
-          <w:rFonts w:asciiTheme="minorEastAsia" w:hAnsiTheme="minorEastAsia"/>
-        </w:rPr>
-        <w:t>3</w:t>
-      </w:r>
-      <w:r>
-        <w:rPr>
-          <w:rFonts w:asciiTheme="minorEastAsia" w:hAnsiTheme="minorEastAsia" w:hint="eastAsia"/>
-        </w:rPr>
-        <w:t>接口.</w:t>
-      </w:r>
-      <w:proofErr w:type="spellStart"/>
-      <w:r>
-        <w:rPr>
-          <w:rFonts w:asciiTheme="minorEastAsia" w:hAnsiTheme="minorEastAsia" w:hint="eastAsia"/>
-        </w:rPr>
-        <w:t>docx</w:t>
-      </w:r>
-      <w:proofErr w:type="spellEnd"/>
-      <w:r>
-        <w:rPr>
-          <w:rFonts w:asciiTheme="minorEastAsia" w:hAnsiTheme="minorEastAsia" w:hint="eastAsia"/>
-        </w:rPr>
-        <w:t>》。</w:t>
+        <w:t>接口.docx》。</w:t>
       </w:r>
     </w:p>
     <w:p>
@@ -5070,6 +3540,7 @@
         <w:rPr>
           <w:rFonts w:hint="eastAsia"/>
         </w:rPr>
+        <w:lastRenderedPageBreak/>
         <w:t>数据库表设计结构</w:t>
       </w:r>
     </w:p>
@@ -5142,23 +3613,7 @@
           <w:rFonts w:hint="eastAsia"/>
           <w:color w:val="00B0F0"/>
         </w:rPr>
-        <w:t>使用时序</w:t>
-      </w:r>
-      <w:proofErr w:type="gramStart"/>
-      <w:r>
-        <w:rPr>
-          <w:rFonts w:hint="eastAsia"/>
-          <w:color w:val="00B0F0"/>
-        </w:rPr>
-        <w:t>图或者</w:t>
-      </w:r>
-      <w:proofErr w:type="gramEnd"/>
-      <w:r>
-        <w:rPr>
-          <w:rFonts w:hint="eastAsia"/>
-          <w:color w:val="00B0F0"/>
-        </w:rPr>
-        <w:t>活动图</w:t>
+        <w:t>使用时序图或者活动图</w:t>
       </w:r>
       <w:r>
         <w:rPr>
@@ -6033,13 +4488,13 @@
       <w:pPr>
         <w:pStyle w:val="3"/>
       </w:pPr>
-      <w:bookmarkStart w:id="10" w:name="_获取桶列表（GET_Service）"/>
-      <w:bookmarkStart w:id="11" w:name="_权限校验流程"/>
-      <w:bookmarkStart w:id="12" w:name="_创建用户（PUT_User）"/>
-      <w:bookmarkStart w:id="13" w:name="_Ref517361379"/>
-      <w:bookmarkEnd w:id="10"/>
-      <w:bookmarkEnd w:id="11"/>
-      <w:bookmarkEnd w:id="12"/>
+      <w:bookmarkStart w:id="3" w:name="_获取桶列表（GET_Service）"/>
+      <w:bookmarkStart w:id="4" w:name="_权限校验流程"/>
+      <w:bookmarkStart w:id="5" w:name="_创建用户（PUT_User）"/>
+      <w:bookmarkStart w:id="6" w:name="_Ref517361379"/>
+      <w:bookmarkEnd w:id="3"/>
+      <w:bookmarkEnd w:id="4"/>
+      <w:bookmarkEnd w:id="5"/>
       <w:r>
         <w:rPr>
           <w:rFonts w:hint="eastAsia"/>
@@ -6060,8 +4515,8 @@
       <w:pPr>
         <w:ind w:left="0"/>
       </w:pPr>
-      <w:bookmarkStart w:id="14" w:name="_创建桶（PUT_Bucket）"/>
-      <w:bookmarkEnd w:id="14"/>
+      <w:bookmarkStart w:id="7" w:name="_创建桶（PUT_Bucket）"/>
+      <w:bookmarkEnd w:id="7"/>
       <w:r>
         <w:rPr>
           <w:rFonts w:hint="eastAsia"/>
@@ -6094,7 +4549,6 @@
         <w:rPr>
           <w:rFonts w:hint="eastAsia"/>
         </w:rPr>
-        <w:lastRenderedPageBreak/>
         <w:t>查询桶列表时序图：</w:t>
       </w:r>
     </w:p>
@@ -6124,7 +4578,7 @@
                     </pic:cNvPicPr>
                   </pic:nvPicPr>
                   <pic:blipFill>
-                    <a:blip r:embed="rId10">
+                    <a:blip r:embed="rId8">
                       <a:extLst>
                         <a:ext uri="{28A0092B-C50C-407E-A947-70E740481C1C}">
                           <a14:useLocalDpi xmlns:a14="http://schemas.microsoft.com/office/drawing/2010/main" val="0"/>
@@ -6169,6 +4623,7 @@
         <w:rPr>
           <w:rFonts w:hint="eastAsia"/>
         </w:rPr>
+        <w:lastRenderedPageBreak/>
         <w:t>创建桶（</w:t>
       </w:r>
       <w:r>
@@ -6226,14 +4681,12 @@
         </w:rPr>
         <w:t>每次写入一条新纪录之前都查询当前</w:t>
       </w:r>
-      <w:proofErr w:type="spellStart"/>
       <w:r>
         <w:rPr>
           <w:rFonts w:hint="eastAsia"/>
         </w:rPr>
         <w:t>bucketlist</w:t>
       </w:r>
-      <w:proofErr w:type="spellEnd"/>
       <w:r>
         <w:rPr>
           <w:rFonts w:hint="eastAsia"/>
@@ -6313,9 +4766,6 @@
     <w:p>
       <w:pPr>
         <w:ind w:left="0"/>
-        <w:rPr>
-          <w:rFonts w:hint="eastAsia"/>
-        </w:rPr>
       </w:pPr>
       <w:r>
         <w:rPr>
@@ -6358,7 +4808,6 @@
         <w:rPr>
           <w:noProof/>
         </w:rPr>
-        <w:lastRenderedPageBreak/>
         <w:drawing>
           <wp:inline distT="0" distB="0" distL="0" distR="0" wp14:anchorId="58DE0D1F" wp14:editId="0AC4990B">
             <wp:extent cx="5274310" cy="4066110"/>
@@ -6377,7 +4826,7 @@
                     </pic:cNvPicPr>
                   </pic:nvPicPr>
                   <pic:blipFill>
-                    <a:blip r:embed="rId11">
+                    <a:blip r:embed="rId9">
                       <a:extLst>
                         <a:ext uri="{28A0092B-C50C-407E-A947-70E740481C1C}">
                           <a14:useLocalDpi xmlns:a14="http://schemas.microsoft.com/office/drawing/2010/main" val="0"/>
@@ -6490,11 +4939,9 @@
         </w:rPr>
         <w:t>，返回</w:t>
       </w:r>
-      <w:proofErr w:type="spellStart"/>
       <w:r>
         <w:t>InvalidBucketName</w:t>
       </w:r>
-      <w:proofErr w:type="spellEnd"/>
       <w:r>
         <w:rPr>
           <w:rFonts w:hint="eastAsia"/>
@@ -6512,19 +4959,11 @@
         <w:spacing w:beforeLines="50" w:before="156" w:afterLines="50" w:after="156"/>
         <w:ind w:firstLineChars="0"/>
       </w:pPr>
-      <w:proofErr w:type="gramStart"/>
-      <w:r>
-        <w:rPr>
-          <w:rFonts w:hint="eastAsia"/>
-        </w:rPr>
-        <w:t>桶已经</w:t>
-      </w:r>
-      <w:proofErr w:type="gramEnd"/>
-      <w:r>
-        <w:rPr>
-          <w:rFonts w:hint="eastAsia"/>
-        </w:rPr>
-        <w:t>存在，属于其他</w:t>
+      <w:r>
+        <w:rPr>
+          <w:rFonts w:hint="eastAsia"/>
+        </w:rPr>
+        <w:t>桶已经存在，属于其他</w:t>
       </w:r>
       <w:r>
         <w:rPr>
@@ -6538,11 +4977,9 @@
         </w:rPr>
         <w:t>，返回</w:t>
       </w:r>
-      <w:proofErr w:type="spellStart"/>
       <w:r>
         <w:t>BucketAlreadyExists</w:t>
       </w:r>
-      <w:proofErr w:type="spellEnd"/>
       <w:r>
         <w:rPr>
           <w:rFonts w:hint="eastAsia"/>
@@ -6560,25 +4997,15 @@
         <w:spacing w:beforeLines="50" w:before="156" w:afterLines="50" w:after="156"/>
         <w:ind w:firstLineChars="0"/>
       </w:pPr>
-      <w:proofErr w:type="gramStart"/>
-      <w:r>
-        <w:rPr>
-          <w:rFonts w:hint="eastAsia"/>
-        </w:rPr>
-        <w:t>桶已经</w:t>
-      </w:r>
-      <w:proofErr w:type="gramEnd"/>
-      <w:r>
-        <w:rPr>
-          <w:rFonts w:hint="eastAsia"/>
-        </w:rPr>
-        <w:t>存在，属于自己，返回</w:t>
-      </w:r>
-      <w:proofErr w:type="spellStart"/>
+      <w:r>
+        <w:rPr>
+          <w:rFonts w:hint="eastAsia"/>
+        </w:rPr>
+        <w:t>桶已经存在，属于自己，返回</w:t>
+      </w:r>
       <w:r>
         <w:t>BucketAlreadyOwnedByYou</w:t>
       </w:r>
-      <w:proofErr w:type="spellEnd"/>
       <w:r>
         <w:rPr>
           <w:rFonts w:hint="eastAsia"/>
@@ -6594,6 +5021,7 @@
         <w:rPr>
           <w:rFonts w:hint="eastAsia"/>
         </w:rPr>
+        <w:lastRenderedPageBreak/>
         <w:t>删除桶（</w:t>
       </w:r>
       <w:r>
@@ -6614,21 +5042,7 @@
         <w:rPr>
           <w:rFonts w:hint="eastAsia"/>
         </w:rPr>
-        <w:t>在删除</w:t>
-      </w:r>
-      <w:proofErr w:type="gramStart"/>
-      <w:r>
-        <w:rPr>
-          <w:rFonts w:hint="eastAsia"/>
-        </w:rPr>
-        <w:t>桶信息</w:t>
-      </w:r>
-      <w:proofErr w:type="gramEnd"/>
-      <w:r>
-        <w:rPr>
-          <w:rFonts w:hint="eastAsia"/>
-        </w:rPr>
-        <w:t>的过程中，会删除桶元数据，对象元数据，对象表中的一条或多条数据，为保证数据一致性，需要在开始修改数据前开始事务，修改提交结束后结束事务。</w:t>
+        <w:t>在删除桶信息的过程中，会删除桶元数据，对象元数据，对象表中的一条或多条数据，为保证数据一致性，需要在开始修改数据前开始事务，修改提交结束后结束事务。</w:t>
       </w:r>
     </w:p>
     <w:p>
@@ -6644,19 +5058,7 @@
         <w:rPr>
           <w:rFonts w:hint="eastAsia"/>
         </w:rPr>
-        <w:t>删除</w:t>
-      </w:r>
-      <w:r>
-        <w:rPr>
-          <w:rFonts w:hint="eastAsia"/>
-        </w:rPr>
-        <w:t>桶</w:t>
-      </w:r>
-      <w:r>
-        <w:rPr>
-          <w:rFonts w:hint="eastAsia"/>
-        </w:rPr>
-        <w:t>时序图如下</w:t>
+        <w:t>删除桶时序图如下</w:t>
       </w:r>
       <w:r>
         <w:rPr>
@@ -6673,7 +5075,6 @@
         <w:rPr>
           <w:noProof/>
         </w:rPr>
-        <w:lastRenderedPageBreak/>
         <w:drawing>
           <wp:inline distT="0" distB="0" distL="0" distR="0" wp14:anchorId="65422C6E" wp14:editId="289C404D">
             <wp:extent cx="5274310" cy="3850644"/>
@@ -6692,7 +5093,7 @@
                     </pic:cNvPicPr>
                   </pic:nvPicPr>
                   <pic:blipFill>
-                    <a:blip r:embed="rId12">
+                    <a:blip r:embed="rId10">
                       <a:extLst>
                         <a:ext uri="{28A0092B-C50C-407E-A947-70E740481C1C}">
                           <a14:useLocalDpi xmlns:a14="http://schemas.microsoft.com/office/drawing/2010/main" val="0"/>
@@ -6755,49 +5156,19 @@
         <w:rPr>
           <w:rFonts w:hint="eastAsia"/>
         </w:rPr>
-        <w:t>指定的</w:t>
-      </w:r>
-      <w:proofErr w:type="gramStart"/>
-      <w:r>
-        <w:rPr>
-          <w:rFonts w:hint="eastAsia"/>
-        </w:rPr>
-        <w:t>桶已经</w:t>
-      </w:r>
-      <w:proofErr w:type="gramEnd"/>
-      <w:r>
-        <w:rPr>
-          <w:rFonts w:hint="eastAsia"/>
-        </w:rPr>
-        <w:t>没有对象记录，删除</w:t>
-      </w:r>
-      <w:proofErr w:type="spellStart"/>
+        <w:t>指定的桶已经没有对象记录，删除</w:t>
+      </w:r>
       <w:r>
         <w:rPr>
           <w:rFonts w:hint="eastAsia"/>
         </w:rPr>
         <w:t>BucketList</w:t>
       </w:r>
-      <w:proofErr w:type="spellEnd"/>
-      <w:r>
-        <w:rPr>
-          <w:rFonts w:hint="eastAsia"/>
-        </w:rPr>
-        <w:t>中对应的记录，并删除权限表中</w:t>
-      </w:r>
-      <w:proofErr w:type="gramStart"/>
-      <w:r>
-        <w:rPr>
-          <w:rFonts w:hint="eastAsia"/>
-        </w:rPr>
-        <w:t>关于概该桶</w:t>
-      </w:r>
-      <w:proofErr w:type="gramEnd"/>
-      <w:r>
-        <w:rPr>
-          <w:rFonts w:hint="eastAsia"/>
-        </w:rPr>
-        <w:t>的记录。</w:t>
+      <w:r>
+        <w:rPr>
+          <w:rFonts w:hint="eastAsia"/>
+        </w:rPr>
+        <w:t>中对应的记录，并删除权限表中关于概该桶的记录。</w:t>
       </w:r>
     </w:p>
     <w:p>
@@ -6827,11 +5198,9 @@
         </w:rPr>
         <w:t>桶不存在，返回</w:t>
       </w:r>
-      <w:proofErr w:type="spellStart"/>
       <w:r>
         <w:t>NoSuchBucket</w:t>
       </w:r>
-      <w:proofErr w:type="spellEnd"/>
       <w:r>
         <w:rPr>
           <w:rFonts w:hint="eastAsia"/>
@@ -6855,11 +5224,9 @@
         </w:rPr>
         <w:t>桶不属于请求发起者，返回</w:t>
       </w:r>
-      <w:proofErr w:type="spellStart"/>
       <w:r>
         <w:t>AccessDenied</w:t>
       </w:r>
-      <w:proofErr w:type="spellEnd"/>
       <w:r>
         <w:rPr>
           <w:rFonts w:hint="eastAsia"/>
@@ -6876,9 +5243,6 @@
         </w:numPr>
         <w:spacing w:beforeLines="50" w:before="156" w:afterLines="50" w:after="156"/>
         <w:ind w:firstLineChars="0"/>
-        <w:rPr>
-          <w:rFonts w:hint="eastAsia"/>
-        </w:rPr>
       </w:pPr>
       <w:r>
         <w:rPr>
@@ -6886,18 +5250,16 @@
         </w:rPr>
         <w:t>桶内仍存有对象，返回</w:t>
       </w:r>
-      <w:proofErr w:type="spellStart"/>
       <w:r>
         <w:t>BucketNotEmpty</w:t>
       </w:r>
-      <w:proofErr w:type="spellEnd"/>
       <w:r>
         <w:rPr>
           <w:rFonts w:hint="eastAsia"/>
         </w:rPr>
         <w:t>。</w:t>
       </w:r>
-      <w:bookmarkEnd w:id="13"/>
+      <w:bookmarkEnd w:id="6"/>
     </w:p>
     <w:p>
       <w:pPr>
@@ -6978,6 +5340,7 @@
                 <w:sz w:val="18"/>
                 <w:szCs w:val="18"/>
               </w:rPr>
+              <w:lastRenderedPageBreak/>
               <w:t>总工作量（</w:t>
             </w:r>
             <w:r>
@@ -7254,7 +5617,6 @@
             <w:pPr>
               <w:ind w:left="0"/>
               <w:rPr>
-                <w:rFonts w:hint="eastAsia"/>
                 <w:sz w:val="18"/>
                 <w:szCs w:val="18"/>
               </w:rPr>
@@ -7309,7 +5671,6 @@
             <w:pPr>
               <w:ind w:left="0"/>
               <w:rPr>
-                <w:rFonts w:hint="eastAsia"/>
                 <w:color w:val="000000" w:themeColor="text1"/>
                 <w:sz w:val="18"/>
                 <w:szCs w:val="18"/>
@@ -7860,9 +6221,6 @@
           <w:p>
             <w:pPr>
               <w:ind w:left="0"/>
-              <w:rPr>
-                <w:rFonts w:hint="eastAsia"/>
-              </w:rPr>
             </w:pPr>
             <w:r>
               <w:rPr>
@@ -7881,9 +6239,6 @@
           <w:p>
             <w:pPr>
               <w:ind w:left="0"/>
-              <w:rPr>
-                <w:rFonts w:hint="eastAsia"/>
-              </w:rPr>
             </w:pPr>
             <w:r>
               <w:rPr>
@@ -7900,9 +6255,6 @@
           <w:p>
             <w:pPr>
               <w:ind w:left="0"/>
-              <w:rPr>
-                <w:rFonts w:hint="eastAsia"/>
-              </w:rPr>
             </w:pPr>
             <w:r>
               <w:rPr>
@@ -7919,9 +6271,6 @@
           <w:p>
             <w:pPr>
               <w:ind w:left="0"/>
-              <w:rPr>
-                <w:rFonts w:hint="eastAsia"/>
-              </w:rPr>
             </w:pPr>
             <w:r>
               <w:rPr>
@@ -8330,14 +6679,12 @@
               </w:rPr>
               <w:t>头部中的</w:t>
             </w:r>
-            <w:proofErr w:type="spellStart"/>
             <w:r>
               <w:rPr>
                 <w:rFonts w:hint="eastAsia"/>
               </w:rPr>
               <w:t>AccessKeyID</w:t>
             </w:r>
-            <w:proofErr w:type="spellEnd"/>
             <w:r>
               <w:rPr>
                 <w:rFonts w:hint="eastAsia"/>
@@ -8362,14 +6709,12 @@
               </w:rPr>
               <w:t>的</w:t>
             </w:r>
-            <w:proofErr w:type="spellStart"/>
             <w:r>
               <w:rPr>
                 <w:rFonts w:hint="eastAsia"/>
               </w:rPr>
               <w:t>AccessKeyID</w:t>
             </w:r>
-            <w:proofErr w:type="spellEnd"/>
             <w:r>
               <w:rPr>
                 <w:rFonts w:hint="eastAsia"/>
@@ -8417,6 +6762,7 @@
               <w:rPr>
                 <w:rFonts w:hint="eastAsia"/>
               </w:rPr>
+              <w:lastRenderedPageBreak/>
               <w:t>PUT</w:t>
             </w:r>
             <w:r>
@@ -8583,7 +6929,6 @@
               <w:rPr>
                 <w:rFonts w:hint="eastAsia"/>
               </w:rPr>
-              <w:lastRenderedPageBreak/>
               <w:t>DELETE</w:t>
             </w:r>
             <w:r>
@@ -8625,9 +6970,6 @@
                 <w:numId w:val="1"/>
               </w:numPr>
               <w:ind w:firstLineChars="0"/>
-              <w:rPr>
-                <w:rFonts w:hint="eastAsia"/>
-              </w:rPr>
             </w:pPr>
             <w:r>
               <w:rPr>
@@ -8811,6 +7153,7 @@
               <w:rPr>
                 <w:rFonts w:hint="eastAsia"/>
               </w:rPr>
+              <w:lastRenderedPageBreak/>
               <w:t>删除成功，返回</w:t>
             </w:r>
             <w:r>
@@ -8907,7 +7250,6 @@
               <w:rPr>
                 <w:rFonts w:hint="eastAsia"/>
               </w:rPr>
-              <w:lastRenderedPageBreak/>
               <w:t>GET</w:t>
             </w:r>
             <w:r>
@@ -8966,19 +7308,11 @@
             <w:pPr>
               <w:ind w:left="0"/>
             </w:pPr>
-            <w:proofErr w:type="gramStart"/>
-            <w:r>
-              <w:rPr>
-                <w:rFonts w:hint="eastAsia"/>
-              </w:rPr>
-              <w:t>桶名不</w:t>
-            </w:r>
-            <w:proofErr w:type="gramEnd"/>
-            <w:r>
-              <w:rPr>
-                <w:rFonts w:hint="eastAsia"/>
-              </w:rPr>
-              <w:t>符合规范</w:t>
+            <w:r>
+              <w:rPr>
+                <w:rFonts w:hint="eastAsia"/>
+              </w:rPr>
+              <w:t>桶名不符合规范</w:t>
             </w:r>
           </w:p>
         </w:tc>
@@ -9046,16 +7380,8 @@
               <w:rPr>
                 <w:rFonts w:hint="eastAsia"/>
               </w:rPr>
-              <w:t>创建一个桶，</w:t>
-            </w:r>
-            <w:proofErr w:type="gramStart"/>
-            <w:r>
-              <w:rPr>
-                <w:rFonts w:hint="eastAsia"/>
-              </w:rPr>
-              <w:t>桶名包含</w:t>
-            </w:r>
-            <w:proofErr w:type="gramEnd"/>
+              <w:t>创建一个桶，桶名包含</w:t>
+            </w:r>
             <w:r>
               <w:rPr>
                 <w:rFonts w:hint="eastAsia"/>
@@ -9089,9 +7415,6 @@
                 <w:numId w:val="26"/>
               </w:numPr>
               <w:ind w:firstLineChars="0"/>
-              <w:rPr>
-                <w:rFonts w:hint="eastAsia"/>
-              </w:rPr>
             </w:pPr>
             <w:r>
               <w:rPr>
@@ -9196,9 +7519,6 @@
                 <w:numId w:val="27"/>
               </w:numPr>
               <w:ind w:firstLineChars="0"/>
-              <w:rPr>
-                <w:rFonts w:hint="eastAsia"/>
-              </w:rPr>
             </w:pPr>
             <w:r>
               <w:rPr>
@@ -9223,9 +7543,6 @@
           <w:p>
             <w:pPr>
               <w:ind w:left="0"/>
-              <w:rPr>
-                <w:rFonts w:hint="eastAsia"/>
-              </w:rPr>
             </w:pPr>
             <w:r>
               <w:rPr>
@@ -9240,13 +7557,7 @@
               <w:rPr>
                 <w:rFonts w:hint="eastAsia"/>
               </w:rPr>
-              <w:t>.Bucket.001.00</w:t>
-            </w:r>
-            <w:r>
-              <w:rPr>
-                <w:rFonts w:hint="eastAsia"/>
-              </w:rPr>
-              <w:t>3</w:t>
+              <w:t>.Bucket.001.003</w:t>
             </w:r>
           </w:p>
         </w:tc>
@@ -9257,23 +7568,12 @@
           <w:p>
             <w:pPr>
               <w:ind w:left="0"/>
-              <w:rPr>
-                <w:rFonts w:hint="eastAsia"/>
-              </w:rPr>
-            </w:pPr>
-            <w:proofErr w:type="gramStart"/>
-            <w:r>
-              <w:rPr>
-                <w:rFonts w:hint="eastAsia"/>
-              </w:rPr>
-              <w:t>桶名包含</w:t>
-            </w:r>
-            <w:proofErr w:type="gramEnd"/>
-            <w:r>
-              <w:rPr>
-                <w:rFonts w:hint="eastAsia"/>
-              </w:rPr>
-              <w:t>特殊字符</w:t>
+            </w:pPr>
+            <w:r>
+              <w:rPr>
+                <w:rFonts w:hint="eastAsia"/>
+              </w:rPr>
+              <w:t>桶名包含特殊字符</w:t>
             </w:r>
           </w:p>
         </w:tc>
@@ -9341,16 +7641,8 @@
               <w:rPr>
                 <w:rFonts w:hint="eastAsia"/>
               </w:rPr>
-              <w:t>创建一个桶，</w:t>
-            </w:r>
-            <w:proofErr w:type="gramStart"/>
-            <w:r>
-              <w:rPr>
-                <w:rFonts w:hint="eastAsia"/>
-              </w:rPr>
-              <w:t>桶名为</w:t>
-            </w:r>
-            <w:proofErr w:type="gramEnd"/>
+              <w:t>创建一个桶，桶名为</w:t>
+            </w:r>
             <w:r>
               <w:rPr>
                 <w:rFonts w:hint="eastAsia"/>
@@ -9429,52 +7721,14 @@
               <w:rPr>
                 <w:rFonts w:hint="eastAsia"/>
               </w:rPr>
-              <w:t>创建一个桶，</w:t>
-            </w:r>
-            <w:proofErr w:type="gramStart"/>
-            <w:r>
-              <w:rPr>
-                <w:rFonts w:hint="eastAsia"/>
-              </w:rPr>
-              <w:t>桶名为</w:t>
-            </w:r>
-            <w:proofErr w:type="gramEnd"/>
-            <w:r>
-              <w:rPr>
-                <w:rFonts w:hint="eastAsia"/>
-              </w:rPr>
-              <w:t>ww.ww.ww.</w:t>
-            </w:r>
-            <w:proofErr w:type="gramStart"/>
-            <w:r>
-              <w:rPr>
-                <w:rFonts w:hint="eastAsia"/>
-              </w:rPr>
-              <w:t>ee.</w:t>
-            </w:r>
-            <w:proofErr w:type="spellStart"/>
-            <w:r>
-              <w:rPr>
-                <w:rFonts w:hint="eastAsia"/>
-              </w:rPr>
-              <w:t>rr</w:t>
-            </w:r>
-            <w:proofErr w:type="spellEnd"/>
-            <w:r>
-              <w:rPr>
-                <w:rFonts w:hint="eastAsia"/>
-              </w:rPr>
-              <w:t>..</w:t>
-            </w:r>
-            <w:proofErr w:type="spellStart"/>
-            <w:proofErr w:type="gramEnd"/>
-            <w:r>
-              <w:rPr>
-                <w:rFonts w:hint="eastAsia"/>
-              </w:rPr>
-              <w:t>dd</w:t>
-            </w:r>
-            <w:proofErr w:type="spellEnd"/>
+              <w:t>创建一个桶，桶名为</w:t>
+            </w:r>
+            <w:r>
+              <w:rPr>
+                <w:rFonts w:hint="eastAsia"/>
+              </w:rPr>
+              <w:t>ww.ww.ww.ee.rr..dd</w:t>
+            </w:r>
           </w:p>
           <w:p>
             <w:pPr>
@@ -9484,9 +7738,6 @@
                 <w:numId w:val="41"/>
               </w:numPr>
               <w:ind w:firstLineChars="0"/>
-              <w:rPr>
-                <w:rFonts w:hint="eastAsia"/>
-              </w:rPr>
             </w:pPr>
             <w:r>
               <w:rPr>
@@ -9507,16 +7758,8 @@
               <w:rPr>
                 <w:rFonts w:hint="eastAsia"/>
               </w:rPr>
-              <w:t>创建一个桶，</w:t>
-            </w:r>
-            <w:proofErr w:type="gramStart"/>
-            <w:r>
-              <w:rPr>
-                <w:rFonts w:hint="eastAsia"/>
-              </w:rPr>
-              <w:t>桶名包含</w:t>
-            </w:r>
-            <w:proofErr w:type="gramEnd"/>
+              <w:t>创建一个桶，桶名包含</w:t>
+            </w:r>
             <w:r>
               <w:rPr>
                 <w:rFonts w:hint="eastAsia"/>
@@ -9609,9 +7852,6 @@
                 <w:numId w:val="42"/>
               </w:numPr>
               <w:ind w:firstLineChars="0"/>
-              <w:rPr>
-                <w:rFonts w:hint="eastAsia"/>
-              </w:rPr>
             </w:pPr>
             <w:r>
               <w:rPr>
@@ -9623,30 +7863,8 @@
               <w:rPr>
                 <w:rFonts w:hint="eastAsia"/>
               </w:rPr>
-              <w:t>ww.ww.ww.ee.</w:t>
-            </w:r>
-            <w:proofErr w:type="spellStart"/>
-            <w:r>
-              <w:rPr>
-                <w:rFonts w:hint="eastAsia"/>
-              </w:rPr>
-              <w:t>rr</w:t>
-            </w:r>
-            <w:proofErr w:type="spellEnd"/>
-            <w:r>
-              <w:rPr>
-                <w:rFonts w:hint="eastAsia"/>
-              </w:rPr>
-              <w:t>..</w:t>
-            </w:r>
-            <w:proofErr w:type="spellStart"/>
-            <w:r>
-              <w:rPr>
-                <w:rFonts w:hint="eastAsia"/>
-              </w:rPr>
-              <w:t>dd</w:t>
-            </w:r>
-            <w:proofErr w:type="spellEnd"/>
+              <w:t>ww.ww.ww.ee.rr..dd</w:t>
+            </w:r>
             <w:r>
               <w:rPr>
                 <w:rFonts w:hint="eastAsia"/>
@@ -9657,18 +7875,12 @@
           <w:p>
             <w:pPr>
               <w:ind w:left="0"/>
-              <w:rPr>
-                <w:rFonts w:hint="eastAsia"/>
-              </w:rPr>
             </w:pPr>
           </w:p>
           <w:p>
             <w:pPr>
               <w:pStyle w:val="aa"/>
               <w:ind w:left="360" w:firstLineChars="0" w:firstLine="0"/>
-              <w:rPr>
-                <w:rFonts w:hint="eastAsia"/>
-              </w:rPr>
             </w:pPr>
           </w:p>
         </w:tc>
@@ -9812,7 +8024,6 @@
               </w:rPr>
               <w:t>用户创建了桶</w:t>
             </w:r>
-            <w:proofErr w:type="spellStart"/>
             <w:r>
               <w:rPr>
                 <w:rFonts w:hint="eastAsia"/>
@@ -9820,7 +8031,6 @@
               </w:rPr>
               <w:t>mybucket</w:t>
             </w:r>
-            <w:proofErr w:type="spellEnd"/>
           </w:p>
           <w:p>
             <w:pPr>
@@ -9884,7 +8094,6 @@
               </w:numPr>
               <w:ind w:firstLineChars="0"/>
               <w:rPr>
-                <w:rFonts w:hint="eastAsia"/>
                 <w:strike/>
               </w:rPr>
             </w:pPr>
@@ -9901,7 +8110,6 @@
               </w:rPr>
               <w:t xml:space="preserve"> </w:t>
             </w:r>
-            <w:proofErr w:type="spellStart"/>
             <w:r>
               <w:rPr>
                 <w:rFonts w:hint="eastAsia"/>
@@ -9909,7 +8117,6 @@
               </w:rPr>
               <w:t>Bucketversioning</w:t>
             </w:r>
-            <w:proofErr w:type="spellEnd"/>
             <w:r>
               <w:rPr>
                 <w:rFonts w:hint="eastAsia"/>
@@ -9941,6 +8148,7 @@
               <w:rPr>
                 <w:strike/>
               </w:rPr>
+              <w:lastRenderedPageBreak/>
               <w:t>GET Bucket versioning</w:t>
             </w:r>
             <w:r>
@@ -9960,7 +8168,6 @@
               </w:numPr>
               <w:ind w:firstLineChars="0"/>
               <w:rPr>
-                <w:rFonts w:hint="eastAsia"/>
                 <w:strike/>
               </w:rPr>
             </w:pPr>
@@ -9977,7 +8184,6 @@
               </w:rPr>
               <w:t xml:space="preserve"> </w:t>
             </w:r>
-            <w:proofErr w:type="spellStart"/>
             <w:r>
               <w:rPr>
                 <w:rFonts w:hint="eastAsia"/>
@@ -9985,7 +8191,6 @@
               </w:rPr>
               <w:t>Bucketversioning</w:t>
             </w:r>
-            <w:proofErr w:type="spellEnd"/>
             <w:r>
               <w:rPr>
                 <w:rFonts w:hint="eastAsia"/>
@@ -10010,7 +8215,6 @@
               </w:numPr>
               <w:ind w:firstLineChars="0"/>
               <w:rPr>
-                <w:rFonts w:hint="eastAsia"/>
                 <w:strike/>
               </w:rPr>
             </w:pPr>
@@ -10051,6 +8255,7 @@
                 <w:rFonts w:hint="eastAsia"/>
                 <w:strike/>
               </w:rPr>
+              <w:lastRenderedPageBreak/>
               <w:t>查询结果为</w:t>
             </w:r>
             <w:r>
@@ -10058,23 +8263,7 @@
                 <w:i/>
                 <w:strike/>
               </w:rPr>
-              <w:t>&lt;</w:t>
-            </w:r>
-            <w:proofErr w:type="spellStart"/>
-            <w:r>
-              <w:rPr>
-                <w:i/>
-                <w:strike/>
-              </w:rPr>
-              <w:t>VersioningConfiguration</w:t>
-            </w:r>
-            <w:proofErr w:type="spellEnd"/>
-            <w:r>
-              <w:rPr>
-                <w:i/>
-                <w:strike/>
-              </w:rPr>
-              <w:t>/&gt;</w:t>
+              <w:t>&lt;VersioningConfiguration/&gt;</w:t>
             </w:r>
           </w:p>
           <w:p>
@@ -10086,7 +8275,6 @@
               </w:numPr>
               <w:ind w:firstLineChars="0"/>
               <w:rPr>
-                <w:rFonts w:hint="eastAsia"/>
                 <w:strike/>
               </w:rPr>
             </w:pPr>
@@ -10122,7 +8310,15 @@
                 <w:i/>
                 <w:strike/>
               </w:rPr>
-              <w:t>&lt;VersioningConfiguration&gt;&lt;Status&gt;Enabled&lt;/Status&gt;&lt;/VersioningConfiguration&gt;</w:t>
+              <w:t>&lt;VersioningConfiguration&gt;&lt;Status&gt;Enabled&lt;/Status&gt;&lt;/Versioni</w:t>
+            </w:r>
+            <w:r>
+              <w:rPr>
+                <w:i/>
+                <w:strike/>
+              </w:rPr>
+              <w:lastRenderedPageBreak/>
+              <w:t>ngConfiguration&gt;</w:t>
             </w:r>
           </w:p>
           <w:p>
@@ -10171,24 +8367,16 @@
                 <w:i/>
                 <w:strike/>
               </w:rPr>
-              <w:t>&lt;VersioningConfiguratio&gt;&lt;Status&gt;Suspended&lt;/Status&gt;&lt;/Versioni</w:t>
-            </w:r>
-            <w:r>
+              <w:t>&lt;VersioningConfiguratio&gt;&lt;Status&gt;Suspended&lt;/Status&gt;&lt;/VersioningConfiguration&gt;</w:t>
+            </w:r>
+          </w:p>
+          <w:p>
+            <w:pPr>
+              <w:ind w:left="0"/>
               <w:rPr>
                 <w:i/>
                 <w:strike/>
               </w:rPr>
-              <w:lastRenderedPageBreak/>
-              <w:t>ngConfiguration&gt;</w:t>
-            </w:r>
-          </w:p>
-          <w:p>
-            <w:pPr>
-              <w:ind w:left="0"/>
-              <w:rPr>
-                <w:i/>
-                <w:strike/>
-              </w:rPr>
             </w:pPr>
           </w:p>
         </w:tc>
@@ -10333,7 +8521,6 @@
               </w:rPr>
               <w:t>用户创建了桶</w:t>
             </w:r>
-            <w:proofErr w:type="spellStart"/>
             <w:r>
               <w:rPr>
                 <w:rFonts w:hint="eastAsia"/>
@@ -10341,7 +8528,6 @@
               </w:rPr>
               <w:t>mybucket</w:t>
             </w:r>
-            <w:proofErr w:type="spellEnd"/>
           </w:p>
           <w:p>
             <w:pPr>
@@ -10395,7 +8581,6 @@
               </w:rPr>
               <w:t>查询</w:t>
             </w:r>
-            <w:proofErr w:type="spellStart"/>
             <w:r>
               <w:rPr>
                 <w:rFonts w:hint="eastAsia"/>
@@ -10403,7 +8588,6 @@
               </w:rPr>
               <w:t>mybucket</w:t>
             </w:r>
-            <w:proofErr w:type="spellEnd"/>
             <w:r>
               <w:rPr>
                 <w:rFonts w:hint="eastAsia"/>
@@ -10464,7 +8648,6 @@
               </w:rPr>
               <w:t>设置</w:t>
             </w:r>
-            <w:proofErr w:type="spellStart"/>
             <w:r>
               <w:rPr>
                 <w:rFonts w:hint="eastAsia"/>
@@ -10472,7 +8655,6 @@
               </w:rPr>
               <w:t>mybucket</w:t>
             </w:r>
-            <w:proofErr w:type="spellEnd"/>
             <w:r>
               <w:rPr>
                 <w:rFonts w:hint="eastAsia"/>
@@ -10504,7 +8686,6 @@
               </w:numPr>
               <w:ind w:firstLineChars="0"/>
               <w:rPr>
-                <w:rFonts w:hint="eastAsia"/>
                 <w:strike/>
               </w:rPr>
             </w:pPr>
@@ -10548,7 +8729,6 @@
               </w:rPr>
               <w:t>查询</w:t>
             </w:r>
-            <w:proofErr w:type="spellStart"/>
             <w:r>
               <w:rPr>
                 <w:rFonts w:hint="eastAsia"/>
@@ -10556,7 +8736,6 @@
               </w:rPr>
               <w:t>mybucket</w:t>
             </w:r>
-            <w:proofErr w:type="spellEnd"/>
             <w:r>
               <w:rPr>
                 <w:rFonts w:hint="eastAsia"/>
@@ -10633,7 +8812,6 @@
               </w:numPr>
               <w:ind w:firstLineChars="0"/>
               <w:rPr>
-                <w:rFonts w:hint="eastAsia"/>
                 <w:strike/>
               </w:rPr>
             </w:pPr>
@@ -11094,19 +9272,11 @@
             <w:pPr>
               <w:ind w:left="0"/>
             </w:pPr>
-            <w:proofErr w:type="spellStart"/>
-            <w:r>
-              <w:rPr>
-                <w:rFonts w:hint="eastAsia"/>
-              </w:rPr>
-              <w:t>sdb</w:t>
-            </w:r>
-            <w:proofErr w:type="spellEnd"/>
-            <w:r>
-              <w:rPr>
-                <w:rFonts w:hint="eastAsia"/>
-              </w:rPr>
-              <w:t xml:space="preserve"> shell</w:t>
+            <w:r>
+              <w:rPr>
+                <w:rFonts w:hint="eastAsia"/>
+              </w:rPr>
+              <w:t>sdb shell</w:t>
             </w:r>
             <w:r>
               <w:rPr>
@@ -11140,7 +9310,7 @@
     </w:tbl>
     <w:p/>
     <w:sectPr>
-      <w:footerReference w:type="default" r:id="rId13"/>
+      <w:footerReference w:type="default" r:id="rId11"/>
       <w:pgSz w:w="11906" w:h="16838"/>
       <w:pgMar w:top="1440" w:right="1800" w:bottom="1440" w:left="1800" w:header="851" w:footer="992" w:gutter="0"/>
       <w:cols w:space="425"/>
@@ -11148,216 +9318,6 @@
     </w:sectPr>
   </w:body>
 </w:document>
-</file>
-
-<file path=word/comments.xml><?xml version="1.0" encoding="utf-8"?>
-<w:comments xmlns:wpc="http://schemas.microsoft.com/office/word/2010/wordprocessingCanvas" xmlns:cx="http://schemas.microsoft.com/office/drawing/2014/chartex" xmlns:mc="http://schemas.openxmlformats.org/markup-compatibility/2006" xmlns:o="urn:schemas-microsoft-com:office:office" xmlns:r="http://schemas.openxmlformats.org/officeDocument/2006/relationships" xmlns:m="http://schemas.openxmlformats.org/officeDocument/2006/math" xmlns:v="urn:schemas-microsoft-com:vml" xmlns:wp14="http://schemas.microsoft.com/office/word/2010/wordprocessingDrawing" xmlns:wp="http://schemas.openxmlformats.org/drawingml/2006/wordprocessingDrawing" xmlns:w10="urn:schemas-microsoft-com:office:word" xmlns:w="http://schemas.openxmlformats.org/wordprocessingml/2006/main" xmlns:w14="http://schemas.microsoft.com/office/word/2010/wordml" xmlns:w15="http://schemas.microsoft.com/office/word/2012/wordml" xmlns:w16se="http://schemas.microsoft.com/office/word/2015/wordml/symex" xmlns:wpg="http://schemas.microsoft.com/office/word/2010/wordprocessingGroup" xmlns:wpi="http://schemas.microsoft.com/office/word/2010/wordprocessingInk" xmlns:wne="http://schemas.microsoft.com/office/word/2006/wordml" xmlns:wps="http://schemas.microsoft.com/office/word/2010/wordprocessingShape" mc:Ignorable="w14 w15 w16se wp14">
-  <w:comment w:id="0" w:author="zhaoyujing" w:date="2018-08-08T10:40:00Z" w:initials="z">
-    <w:p>
-      <w:pPr>
-        <w:pStyle w:val="af0"/>
-        <w:rPr>
-          <w:rFonts w:hint="eastAsia"/>
-        </w:rPr>
-      </w:pPr>
-      <w:r>
-        <w:rPr>
-          <w:rStyle w:val="af"/>
-        </w:rPr>
-        <w:annotationRef/>
-      </w:r>
-      <w:r>
-        <w:rPr>
-          <w:rFonts w:hint="eastAsia"/>
-        </w:rPr>
-        <w:t>统一一下分隔符的作用，是前缀还是目录，清晰名称</w:t>
-      </w:r>
-    </w:p>
-  </w:comment>
-  <w:comment w:id="1" w:author="zhaoyujing" w:date="2018-08-08T10:42:00Z" w:initials="z">
-    <w:p>
-      <w:pPr>
-        <w:pStyle w:val="af0"/>
-      </w:pPr>
-      <w:r>
-        <w:rPr>
-          <w:rStyle w:val="af"/>
-        </w:rPr>
-        <w:annotationRef/>
-      </w:r>
-      <w:r>
-        <w:rPr>
-          <w:rFonts w:hint="eastAsia"/>
-        </w:rPr>
-        <w:t>确认一下带了</w:t>
-      </w:r>
-      <w:r>
-        <w:rPr>
-          <w:rFonts w:hint="eastAsia"/>
-        </w:rPr>
-        <w:t>/</w:t>
-      </w:r>
-      <w:r>
-        <w:rPr>
-          <w:rFonts w:hint="eastAsia"/>
-        </w:rPr>
-        <w:t>，</w:t>
-      </w:r>
-      <w:r>
-        <w:rPr>
-          <w:rFonts w:hint="eastAsia"/>
-        </w:rPr>
-        <w:t>S3</w:t>
-      </w:r>
-      <w:r>
-        <w:rPr>
-          <w:rFonts w:hint="eastAsia"/>
-        </w:rPr>
-        <w:t>接口会如何</w:t>
-      </w:r>
-    </w:p>
-  </w:comment>
-  <w:comment w:id="2" w:author="zhaoyujing" w:date="2018-08-08T10:44:00Z" w:initials="z">
-    <w:p>
-      <w:pPr>
-        <w:pStyle w:val="af0"/>
-      </w:pPr>
-      <w:r>
-        <w:rPr>
-          <w:rFonts w:hint="eastAsia"/>
-        </w:rPr>
-        <w:t>再确认桶的个数是否可以扩展</w:t>
-      </w:r>
-    </w:p>
-  </w:comment>
-  <w:comment w:id="3" w:author="zhaoyujing" w:date="2018-08-10T15:02:00Z" w:initials="z">
-    <w:p>
-      <w:pPr>
-        <w:pStyle w:val="af0"/>
-        <w:rPr>
-          <w:rFonts w:hint="eastAsia"/>
-        </w:rPr>
-      </w:pPr>
-      <w:r>
-        <w:rPr>
-          <w:rStyle w:val="af"/>
-        </w:rPr>
-        <w:annotationRef/>
-      </w:r>
-      <w:r>
-        <w:rPr>
-          <w:rFonts w:hint="eastAsia"/>
-        </w:rPr>
-        <w:t>桶个数限制可以通过配置文件进行配置，多个进程启动</w:t>
-      </w:r>
-      <w:r>
-        <w:rPr>
-          <w:rFonts w:hint="eastAsia"/>
-        </w:rPr>
-        <w:t>s</w:t>
-      </w:r>
-      <w:r>
-        <w:t>3</w:t>
-      </w:r>
-      <w:r>
-        <w:rPr>
-          <w:rFonts w:hint="eastAsia"/>
-        </w:rPr>
-        <w:t>服务，可能出现配置数量不一致的情况，需要用户自行配置时保证</w:t>
-      </w:r>
-    </w:p>
-  </w:comment>
-  <w:comment w:id="5" w:author="zhaoyujing" w:date="2018-08-08T10:48:00Z" w:initials="z">
-    <w:p>
-      <w:pPr>
-        <w:pStyle w:val="af0"/>
-      </w:pPr>
-      <w:r>
-        <w:rPr>
-          <w:rStyle w:val="af"/>
-        </w:rPr>
-        <w:annotationRef/>
-      </w:r>
-    </w:p>
-  </w:comment>
-  <w:comment w:id="6" w:author="zhaoyujing" w:date="2018-08-08T10:52:00Z" w:initials="z">
-    <w:p>
-      <w:pPr>
-        <w:pStyle w:val="af0"/>
-        <w:rPr>
-          <w:rFonts w:hint="eastAsia"/>
-        </w:rPr>
-      </w:pPr>
-      <w:r>
-        <w:rPr>
-          <w:rStyle w:val="af"/>
-        </w:rPr>
-        <w:annotationRef/>
-      </w:r>
-      <w:r>
-        <w:rPr>
-          <w:rFonts w:hint="eastAsia"/>
-        </w:rPr>
-        <w:t>确认一下要不要加上</w:t>
-      </w:r>
-      <w:r>
-        <w:rPr>
-          <w:rFonts w:hint="eastAsia"/>
-        </w:rPr>
-        <w:t>GET</w:t>
-      </w:r>
-      <w:r>
-        <w:t xml:space="preserve"> </w:t>
-      </w:r>
-      <w:r>
-        <w:rPr>
-          <w:rFonts w:hint="eastAsia"/>
-        </w:rPr>
-        <w:t>Bucket location</w:t>
-      </w:r>
-      <w:r>
-        <w:rPr>
-          <w:rFonts w:hint="eastAsia"/>
-        </w:rPr>
-        <w:t>接口</w:t>
-      </w:r>
-    </w:p>
-  </w:comment>
-  <w:comment w:id="7" w:author="zhaoyujing" w:date="2018-08-08T10:54:00Z" w:initials="z">
-    <w:p>
-      <w:pPr>
-        <w:pStyle w:val="af0"/>
-        <w:rPr>
-          <w:rFonts w:hint="eastAsia"/>
-        </w:rPr>
-      </w:pPr>
-      <w:r>
-        <w:rPr>
-          <w:rStyle w:val="af"/>
-        </w:rPr>
-        <w:annotationRef/>
-      </w:r>
-      <w:r>
-        <w:rPr>
-          <w:rFonts w:hint="eastAsia"/>
-        </w:rPr>
-        <w:t>对区域取值是否有列表或者什么限制</w:t>
-      </w:r>
-    </w:p>
-  </w:comment>
-</w:comments>
-</file>
-
-<file path=word/commentsExtended.xml><?xml version="1.0" encoding="utf-8"?>
-<w15:commentsEx xmlns:wpc="http://schemas.microsoft.com/office/word/2010/wordprocessingCanvas" xmlns:cx="http://schemas.microsoft.com/office/drawing/2014/chartex" xmlns:mc="http://schemas.openxmlformats.org/markup-compatibility/2006" xmlns:o="urn:schemas-microsoft-com:office:office" xmlns:r="http://schemas.openxmlformats.org/officeDocument/2006/relationships" xmlns:m="http://schemas.openxmlformats.org/officeDocument/2006/math" xmlns:v="urn:schemas-microsoft-com:vml" xmlns:wp14="http://schemas.microsoft.com/office/word/2010/wordprocessingDrawing" xmlns:wp="http://schemas.openxmlformats.org/drawingml/2006/wordprocessingDrawing" xmlns:w10="urn:schemas-microsoft-com:office:word" xmlns:w="http://schemas.openxmlformats.org/wordprocessingml/2006/main" xmlns:w14="http://schemas.microsoft.com/office/word/2010/wordml" xmlns:w15="http://schemas.microsoft.com/office/word/2012/wordml" xmlns:w16se="http://schemas.microsoft.com/office/word/2015/wordml/symex" xmlns:wpg="http://schemas.microsoft.com/office/word/2010/wordprocessingGroup" xmlns:wpi="http://schemas.microsoft.com/office/word/2010/wordprocessingInk" xmlns:wne="http://schemas.microsoft.com/office/word/2006/wordml" xmlns:wps="http://schemas.microsoft.com/office/word/2010/wordprocessingShape" mc:Ignorable="w14 w15 w16se wp14">
-  <w15:commentEx w15:paraId="0C5D558D" w15:done="0"/>
-  <w15:commentEx w15:paraId="7BDFF2E7" w15:done="0"/>
-  <w15:commentEx w15:paraId="597683EC" w15:done="0"/>
-  <w15:commentEx w15:paraId="25A47B6D" w15:done="0"/>
-  <w15:commentEx w15:paraId="21210636" w15:done="0"/>
-  <w15:commentEx w15:paraId="0AF7FABF" w15:done="0"/>
-  <w15:commentEx w15:paraId="665B1C8B" w15:done="0"/>
-</w15:commentsEx>
 </file>
 
 <file path=word/endnotes.xml><?xml version="1.0" encoding="utf-8"?>
@@ -11389,6 +9349,7 @@
         <w:docPartUnique/>
       </w:docPartObj>
     </w:sdtPr>
+    <w:sdtEndPr/>
     <w:sdtContent>
       <w:p>
         <w:pPr>
@@ -11409,7 +9370,7 @@
             <w:noProof/>
             <w:lang w:val="zh-CN"/>
           </w:rPr>
-          <w:t>6</w:t>
+          <w:t>3</w:t>
         </w:r>
         <w:r>
           <w:fldChar w:fldCharType="end"/>
@@ -15339,14 +13300,6 @@
   </w:num>
   <w:numIdMacAtCleanup w:val="21"/>
 </w:numbering>
-</file>
-
-<file path=word/people.xml><?xml version="1.0" encoding="utf-8"?>
-<w15:people xmlns:wpc="http://schemas.microsoft.com/office/word/2010/wordprocessingCanvas" xmlns:cx="http://schemas.microsoft.com/office/drawing/2014/chartex" xmlns:mc="http://schemas.openxmlformats.org/markup-compatibility/2006" xmlns:o="urn:schemas-microsoft-com:office:office" xmlns:r="http://schemas.openxmlformats.org/officeDocument/2006/relationships" xmlns:m="http://schemas.openxmlformats.org/officeDocument/2006/math" xmlns:v="urn:schemas-microsoft-com:vml" xmlns:wp14="http://schemas.microsoft.com/office/word/2010/wordprocessingDrawing" xmlns:wp="http://schemas.openxmlformats.org/drawingml/2006/wordprocessingDrawing" xmlns:w10="urn:schemas-microsoft-com:office:word" xmlns:w="http://schemas.openxmlformats.org/wordprocessingml/2006/main" xmlns:w14="http://schemas.microsoft.com/office/word/2010/wordml" xmlns:w15="http://schemas.microsoft.com/office/word/2012/wordml" xmlns:w16se="http://schemas.microsoft.com/office/word/2015/wordml/symex" xmlns:wpg="http://schemas.microsoft.com/office/word/2010/wordprocessingGroup" xmlns:wpi="http://schemas.microsoft.com/office/word/2010/wordprocessingInk" xmlns:wne="http://schemas.microsoft.com/office/word/2006/wordml" xmlns:wps="http://schemas.microsoft.com/office/word/2010/wordprocessingShape" mc:Ignorable="w14 w15 w16se wp14">
-  <w15:person w15:author="zhaoyujing">
-    <w15:presenceInfo w15:providerId="None" w15:userId="zhaoyujing"/>
-  </w15:person>
-</w15:people>
 </file>
 
 <file path=word/styles.xml><?xml version="1.0" encoding="utf-8"?>
@@ -16800,7 +14753,7 @@
 </file>
 
 <file path=customXml/itemProps1.xml><?xml version="1.0" encoding="utf-8"?>
-<ds:datastoreItem xmlns:ds="http://schemas.openxmlformats.org/officeDocument/2006/customXml" ds:itemID="{9B3123A3-7C9D-43CE-BAFF-3732BBD2011C}">
+<ds:datastoreItem xmlns:ds="http://schemas.openxmlformats.org/officeDocument/2006/customXml" ds:itemID="{77DFDAEA-1AB1-4B81-B692-916CF06490BE}">
   <ds:schemaRefs>
     <ds:schemaRef ds:uri="http://schemas.openxmlformats.org/officeDocument/2006/bibliography"/>
   </ds:schemaRefs>

--- a/internal_doc/03.开发设计/Amazon S3接口兼容/Story--SequoiaDB兼容Amazon S3接口 -桶管理.docx
+++ b/internal_doc/03.开发设计/Amazon S3接口兼容/Story--SequoiaDB兼容Amazon S3接口 -桶管理.docx
@@ -397,16 +397,7 @@
           <w:rFonts w:hint="eastAsia"/>
           <w:color w:val="000000" w:themeColor="text1"/>
         </w:rPr>
-        <w:t>Seq</w:t>
-      </w:r>
-      <w:bookmarkStart w:id="0" w:name="_GoBack"/>
-      <w:bookmarkEnd w:id="0"/>
-      <w:r>
-        <w:rPr>
-          <w:rFonts w:hint="eastAsia"/>
-          <w:color w:val="000000" w:themeColor="text1"/>
-        </w:rPr>
-        <w:t>uoiaDB</w:t>
+        <w:t>SequoiaDB</w:t>
       </w:r>
       <w:r>
         <w:rPr>
@@ -3115,8 +3106,8 @@
           <w:rFonts w:asciiTheme="minorHAnsi" w:hAnsiTheme="minorHAnsi" w:cstheme="minorHAnsi"/>
         </w:rPr>
       </w:pPr>
-      <w:bookmarkStart w:id="1" w:name="_DELETE_Bucket"/>
-      <w:bookmarkEnd w:id="1"/>
+      <w:bookmarkStart w:id="0" w:name="_DELETE_Bucket"/>
+      <w:bookmarkEnd w:id="0"/>
       <w:r>
         <w:rPr>
           <w:rFonts w:asciiTheme="minorHAnsi" w:hAnsiTheme="minorHAnsi" w:cstheme="minorHAnsi"/>
@@ -3396,8 +3387,8 @@
       <w:pPr>
         <w:pStyle w:val="10"/>
       </w:pPr>
-      <w:bookmarkStart w:id="2" w:name="_公共头部"/>
-      <w:bookmarkEnd w:id="2"/>
+      <w:bookmarkStart w:id="1" w:name="_公共头部"/>
+      <w:bookmarkEnd w:id="1"/>
       <w:r>
         <w:rPr>
           <w:rFonts w:hint="eastAsia"/>
@@ -4488,13 +4479,13 @@
       <w:pPr>
         <w:pStyle w:val="3"/>
       </w:pPr>
-      <w:bookmarkStart w:id="3" w:name="_获取桶列表（GET_Service）"/>
-      <w:bookmarkStart w:id="4" w:name="_权限校验流程"/>
-      <w:bookmarkStart w:id="5" w:name="_创建用户（PUT_User）"/>
-      <w:bookmarkStart w:id="6" w:name="_Ref517361379"/>
+      <w:bookmarkStart w:id="2" w:name="_获取桶列表（GET_Service）"/>
+      <w:bookmarkStart w:id="3" w:name="_权限校验流程"/>
+      <w:bookmarkStart w:id="4" w:name="_创建用户（PUT_User）"/>
+      <w:bookmarkStart w:id="5" w:name="_Ref517361379"/>
+      <w:bookmarkEnd w:id="2"/>
       <w:bookmarkEnd w:id="3"/>
       <w:bookmarkEnd w:id="4"/>
-      <w:bookmarkEnd w:id="5"/>
       <w:r>
         <w:rPr>
           <w:rFonts w:hint="eastAsia"/>
@@ -4515,8 +4506,8 @@
       <w:pPr>
         <w:ind w:left="0"/>
       </w:pPr>
-      <w:bookmarkStart w:id="7" w:name="_创建桶（PUT_Bucket）"/>
-      <w:bookmarkEnd w:id="7"/>
+      <w:bookmarkStart w:id="6" w:name="_创建桶（PUT_Bucket）"/>
+      <w:bookmarkEnd w:id="6"/>
       <w:r>
         <w:rPr>
           <w:rFonts w:hint="eastAsia"/>
@@ -5042,7 +5033,15 @@
         <w:rPr>
           <w:rFonts w:hint="eastAsia"/>
         </w:rPr>
-        <w:t>在删除桶信息的过程中，会删除桶元数据，对象元数据，对象表中的一条或多条数据，为保证数据一致性，需要在开始修改数据前开始事务，修改提交结束后结束事务。</w:t>
+        <w:t>删除桶会会检查该桶内是否仍有对象，如果桶内仍有对象，则不允许删除桶，如果桶内已经没有对象，则删除该桶的元数据</w:t>
+      </w:r>
+      <w:bookmarkStart w:id="7" w:name="_GoBack"/>
+      <w:bookmarkEnd w:id="7"/>
+      <w:r>
+        <w:rPr>
+          <w:rFonts w:hint="eastAsia"/>
+        </w:rPr>
+        <w:t>。</w:t>
       </w:r>
     </w:p>
     <w:p>
@@ -5259,7 +5258,7 @@
         </w:rPr>
         <w:t>。</w:t>
       </w:r>
-      <w:bookmarkEnd w:id="6"/>
+      <w:bookmarkEnd w:id="5"/>
     </w:p>
     <w:p>
       <w:pPr>
@@ -9370,7 +9369,7 @@
             <w:noProof/>
             <w:lang w:val="zh-CN"/>
           </w:rPr>
-          <w:t>3</w:t>
+          <w:t>7</w:t>
         </w:r>
         <w:r>
           <w:fldChar w:fldCharType="end"/>
@@ -14753,7 +14752,7 @@
 </file>
 
 <file path=customXml/itemProps1.xml><?xml version="1.0" encoding="utf-8"?>
-<ds:datastoreItem xmlns:ds="http://schemas.openxmlformats.org/officeDocument/2006/customXml" ds:itemID="{77DFDAEA-1AB1-4B81-B692-916CF06490BE}">
+<ds:datastoreItem xmlns:ds="http://schemas.openxmlformats.org/officeDocument/2006/customXml" ds:itemID="{26288457-BB56-4F54-8BC2-29C18E9195FE}">
   <ds:schemaRefs>
     <ds:schemaRef ds:uri="http://schemas.openxmlformats.org/officeDocument/2006/bibliography"/>
   </ds:schemaRefs>

--- a/internal_doc/03.开发设计/Amazon S3接口兼容/Story--SequoiaDB兼容Amazon S3接口 -桶管理.docx
+++ b/internal_doc/03.开发设计/Amazon S3接口兼容/Story--SequoiaDB兼容Amazon S3接口 -桶管理.docx
@@ -6,6 +6,7 @@
       <w:pPr>
         <w:pStyle w:val="ab"/>
       </w:pPr>
+      <w:proofErr w:type="spellStart"/>
       <w:r>
         <w:rPr>
           <w:rFonts w:hint="eastAsia"/>
@@ -15,6 +16,7 @@
       <w:r>
         <w:t>equoiaDB</w:t>
       </w:r>
+      <w:proofErr w:type="spellEnd"/>
       <w:r>
         <w:rPr>
           <w:rFonts w:hint="eastAsia"/>
@@ -138,6 +140,7 @@
               </w:rPr>
               <w:t>继承自</w:t>
             </w:r>
+            <w:proofErr w:type="spellStart"/>
             <w:r>
               <w:rPr>
                 <w:rFonts w:hint="eastAsia"/>
@@ -147,6 +150,7 @@
             <w:r>
               <w:t>equoiaDB</w:t>
             </w:r>
+            <w:proofErr w:type="spellEnd"/>
             <w:r>
               <w:rPr>
                 <w:rFonts w:hint="eastAsia"/>
@@ -392,6 +396,7 @@
         </w:rPr>
         <w:t>接口访问</w:t>
       </w:r>
+      <w:proofErr w:type="spellStart"/>
       <w:r>
         <w:rPr>
           <w:rFonts w:hint="eastAsia"/>
@@ -399,6 +404,7 @@
         </w:rPr>
         <w:t>SequoiaDB</w:t>
       </w:r>
+      <w:proofErr w:type="spellEnd"/>
       <w:r>
         <w:rPr>
           <w:rFonts w:hint="eastAsia"/>
@@ -441,6 +447,7 @@
         </w:rPr>
         <w:t>通过</w:t>
       </w:r>
+      <w:proofErr w:type="spellStart"/>
       <w:r>
         <w:rPr>
           <w:rFonts w:hint="eastAsia"/>
@@ -448,6 +455,7 @@
         </w:rPr>
         <w:t>SequoiaDB</w:t>
       </w:r>
+      <w:proofErr w:type="spellEnd"/>
       <w:r>
         <w:rPr>
           <w:rFonts w:hint="eastAsia"/>
@@ -484,12 +492,21 @@
           <w:color w:val="000000" w:themeColor="text1"/>
         </w:rPr>
       </w:pPr>
+      <w:proofErr w:type="gramStart"/>
       <w:r>
         <w:rPr>
           <w:rFonts w:hint="eastAsia"/>
           <w:color w:val="000000" w:themeColor="text1"/>
         </w:rPr>
-        <w:t>桶管理部分描述桶的增加</w:t>
+        <w:t>桶管理</w:t>
+      </w:r>
+      <w:proofErr w:type="gramEnd"/>
+      <w:r>
+        <w:rPr>
+          <w:rFonts w:hint="eastAsia"/>
+          <w:color w:val="000000" w:themeColor="text1"/>
+        </w:rPr>
+        <w:t>部分描述桶的增加</w:t>
       </w:r>
       <w:r>
         <w:rPr>
@@ -635,15 +652,35 @@
         </w:rPr>
         <w:t>，参考</w:t>
       </w:r>
-      <w:hyperlink w:anchor="_公共头部" w:history="1">
-        <w:r>
-          <w:rPr>
-            <w:rStyle w:val="ad"/>
-            <w:rFonts w:cstheme="minorHAnsi"/>
-          </w:rPr>
-          <w:t>公共头部</w:t>
-        </w:r>
-      </w:hyperlink>
+      <w:r>
+        <w:fldChar w:fldCharType="begin"/>
+      </w:r>
+      <w:r>
+        <w:instrText xml:space="preserve"> HYPERLINK \l "_</w:instrText>
+      </w:r>
+      <w:r>
+        <w:instrText>公共头部</w:instrText>
+      </w:r>
+      <w:r>
+        <w:instrText xml:space="preserve">" </w:instrText>
+      </w:r>
+      <w:r>
+        <w:fldChar w:fldCharType="separate"/>
+      </w:r>
+      <w:r>
+        <w:rPr>
+          <w:rStyle w:val="ad"/>
+          <w:rFonts w:cstheme="minorHAnsi"/>
+        </w:rPr>
+        <w:t>公共头部</w:t>
+      </w:r>
+      <w:r>
+        <w:rPr>
+          <w:rStyle w:val="ad"/>
+          <w:rFonts w:cstheme="minorHAnsi"/>
+        </w:rPr>
+        <w:fldChar w:fldCharType="end"/>
+      </w:r>
       <w:r>
         <w:rPr>
           <w:rFonts w:cstheme="minorHAnsi"/>
@@ -869,12 +906,14 @@
                 <w:rFonts w:cstheme="minorHAnsi"/>
               </w:rPr>
             </w:pPr>
+            <w:proofErr w:type="spellStart"/>
             <w:r>
               <w:rPr>
                 <w:rFonts w:cstheme="minorHAnsi"/>
               </w:rPr>
               <w:t>ListAllMyBucketsResult</w:t>
             </w:r>
+            <w:proofErr w:type="spellEnd"/>
           </w:p>
         </w:tc>
         <w:tc>
@@ -992,8 +1031,16 @@
               <w:rPr>
                 <w:rFonts w:cstheme="minorHAnsi"/>
               </w:rPr>
-              <w:t>Ancestor: ListAllMyBucketsResult</w:t>
-            </w:r>
+              <w:t xml:space="preserve">Ancestor: </w:t>
+            </w:r>
+            <w:proofErr w:type="spellStart"/>
+            <w:r>
+              <w:rPr>
+                <w:rFonts w:cstheme="minorHAnsi"/>
+              </w:rPr>
+              <w:t>ListAllMyBucketsResult</w:t>
+            </w:r>
+            <w:proofErr w:type="spellEnd"/>
           </w:p>
         </w:tc>
       </w:tr>
@@ -1064,8 +1111,16 @@
               <w:rPr>
                 <w:rFonts w:cstheme="minorHAnsi"/>
               </w:rPr>
-              <w:t>Ancestor: ListAllMyBucketsResult.Owner</w:t>
-            </w:r>
+              <w:t xml:space="preserve">Ancestor: </w:t>
+            </w:r>
+            <w:proofErr w:type="spellStart"/>
+            <w:r>
+              <w:rPr>
+                <w:rFonts w:cstheme="minorHAnsi"/>
+              </w:rPr>
+              <w:t>ListAllMyBucketsResult.Owner</w:t>
+            </w:r>
+            <w:proofErr w:type="spellEnd"/>
           </w:p>
         </w:tc>
       </w:tr>
@@ -1084,12 +1139,14 @@
                 <w:rFonts w:cstheme="minorHAnsi"/>
               </w:rPr>
             </w:pPr>
+            <w:proofErr w:type="spellStart"/>
             <w:r>
               <w:rPr>
                 <w:rFonts w:cstheme="minorHAnsi"/>
               </w:rPr>
               <w:t>DisplayName</w:t>
             </w:r>
+            <w:proofErr w:type="spellEnd"/>
           </w:p>
         </w:tc>
         <w:tc>
@@ -1135,8 +1192,16 @@
               <w:rPr>
                 <w:rFonts w:cstheme="minorHAnsi"/>
               </w:rPr>
-              <w:t>Ancestor: ListAllMyBucketsResult.Owner</w:t>
-            </w:r>
+              <w:t xml:space="preserve">Ancestor: </w:t>
+            </w:r>
+            <w:proofErr w:type="spellStart"/>
+            <w:r>
+              <w:rPr>
+                <w:rFonts w:cstheme="minorHAnsi"/>
+              </w:rPr>
+              <w:t>ListAllMyBucketsResult.Owner</w:t>
+            </w:r>
+            <w:proofErr w:type="spellEnd"/>
           </w:p>
         </w:tc>
       </w:tr>
@@ -1220,8 +1285,16 @@
               <w:rPr>
                 <w:rFonts w:cstheme="minorHAnsi"/>
               </w:rPr>
-              <w:t>Ancestor: ListAllMyBucketsResult</w:t>
-            </w:r>
+              <w:t xml:space="preserve">Ancestor: </w:t>
+            </w:r>
+            <w:proofErr w:type="spellStart"/>
+            <w:r>
+              <w:rPr>
+                <w:rFonts w:cstheme="minorHAnsi"/>
+              </w:rPr>
+              <w:t>ListAllMyBucketsResult</w:t>
+            </w:r>
+            <w:proofErr w:type="spellEnd"/>
           </w:p>
         </w:tc>
       </w:tr>
@@ -1288,22 +1361,38 @@
               <w:rPr>
                 <w:rFonts w:cstheme="minorHAnsi"/>
               </w:rPr>
-              <w:t>Children: Name, CreationDate</w:t>
-            </w:r>
-          </w:p>
-          <w:p>
-            <w:pPr>
-              <w:ind w:left="0"/>
-              <w:rPr>
-                <w:rFonts w:cstheme="minorHAnsi"/>
-              </w:rPr>
-            </w:pPr>
-            <w:r>
-              <w:rPr>
-                <w:rFonts w:cstheme="minorHAnsi"/>
-              </w:rPr>
-              <w:t>Ancestor: ListAllMyBucketsResult.Bucket</w:t>
-            </w:r>
+              <w:t xml:space="preserve">Children: Name, </w:t>
+            </w:r>
+            <w:proofErr w:type="spellStart"/>
+            <w:r>
+              <w:rPr>
+                <w:rFonts w:cstheme="minorHAnsi"/>
+              </w:rPr>
+              <w:t>CreationDate</w:t>
+            </w:r>
+            <w:proofErr w:type="spellEnd"/>
+          </w:p>
+          <w:p>
+            <w:pPr>
+              <w:ind w:left="0"/>
+              <w:rPr>
+                <w:rFonts w:cstheme="minorHAnsi"/>
+              </w:rPr>
+            </w:pPr>
+            <w:r>
+              <w:rPr>
+                <w:rFonts w:cstheme="minorHAnsi"/>
+              </w:rPr>
+              <w:t xml:space="preserve">Ancestor: </w:t>
+            </w:r>
+            <w:proofErr w:type="spellStart"/>
+            <w:r>
+              <w:rPr>
+                <w:rFonts w:cstheme="minorHAnsi"/>
+              </w:rPr>
+              <w:t>ListAllMyBucketsResult.Bucket</w:t>
+            </w:r>
+            <w:proofErr w:type="spellEnd"/>
           </w:p>
         </w:tc>
       </w:tr>
@@ -1370,8 +1459,16 @@
               <w:rPr>
                 <w:rFonts w:cstheme="minorHAnsi"/>
               </w:rPr>
-              <w:t>Ancestor: ListAllMyBucketsResult.Buckets.Bucket</w:t>
-            </w:r>
+              <w:t xml:space="preserve">Ancestor: </w:t>
+            </w:r>
+            <w:proofErr w:type="spellStart"/>
+            <w:r>
+              <w:rPr>
+                <w:rFonts w:cstheme="minorHAnsi"/>
+              </w:rPr>
+              <w:t>ListAllMyBucketsResult.Buckets.Bucket</w:t>
+            </w:r>
+            <w:proofErr w:type="spellEnd"/>
           </w:p>
         </w:tc>
       </w:tr>
@@ -1387,12 +1484,14 @@
                 <w:rFonts w:cstheme="minorHAnsi"/>
               </w:rPr>
             </w:pPr>
+            <w:proofErr w:type="spellStart"/>
             <w:r>
               <w:rPr>
                 <w:rFonts w:cstheme="minorHAnsi"/>
               </w:rPr>
               <w:t>CreationDate</w:t>
             </w:r>
+            <w:proofErr w:type="spellEnd"/>
           </w:p>
         </w:tc>
         <w:tc>
@@ -1424,22 +1523,58 @@
               <w:rPr>
                 <w:rFonts w:cstheme="minorHAnsi"/>
               </w:rPr>
-              <w:t>Type: date (of the form yyyy-mm-ddThh:mm:ss.timezone, e.g., 2009-02-03T16:45:09.000Z)</w:t>
-            </w:r>
-          </w:p>
-          <w:p>
-            <w:pPr>
-              <w:ind w:left="0"/>
-              <w:rPr>
-                <w:rFonts w:cstheme="minorHAnsi"/>
-              </w:rPr>
-            </w:pPr>
-            <w:r>
-              <w:rPr>
-                <w:rFonts w:cstheme="minorHAnsi"/>
-              </w:rPr>
-              <w:t>Ancestor: ListAllMyBucketsResult.Buckets.Bucket</w:t>
-            </w:r>
+              <w:t xml:space="preserve">Type: date (of the form </w:t>
+            </w:r>
+            <w:proofErr w:type="spellStart"/>
+            <w:r>
+              <w:rPr>
+                <w:rFonts w:cstheme="minorHAnsi"/>
+              </w:rPr>
+              <w:t>yyyy-mm-ddThh:</w:t>
+            </w:r>
+            <w:proofErr w:type="gramStart"/>
+            <w:r>
+              <w:rPr>
+                <w:rFonts w:cstheme="minorHAnsi"/>
+              </w:rPr>
+              <w:t>mm:ss</w:t>
+            </w:r>
+            <w:proofErr w:type="gramEnd"/>
+            <w:r>
+              <w:rPr>
+                <w:rFonts w:cstheme="minorHAnsi"/>
+              </w:rPr>
+              <w:t>.timezone</w:t>
+            </w:r>
+            <w:proofErr w:type="spellEnd"/>
+            <w:r>
+              <w:rPr>
+                <w:rFonts w:cstheme="minorHAnsi"/>
+              </w:rPr>
+              <w:t>, e.g., 2009-02-03T16:45:09.000Z)</w:t>
+            </w:r>
+          </w:p>
+          <w:p>
+            <w:pPr>
+              <w:ind w:left="0"/>
+              <w:rPr>
+                <w:rFonts w:cstheme="minorHAnsi"/>
+              </w:rPr>
+            </w:pPr>
+            <w:r>
+              <w:rPr>
+                <w:rFonts w:cstheme="minorHAnsi"/>
+              </w:rPr>
+              <w:t xml:space="preserve">Ancestor: </w:t>
+            </w:r>
+            <w:proofErr w:type="spellStart"/>
+            <w:r>
+              <w:rPr>
+                <w:rFonts w:cstheme="minorHAnsi"/>
+              </w:rPr>
+              <w:t>ListAllMyBucketsResult.Buckets.Bucket</w:t>
+            </w:r>
+            <w:proofErr w:type="spellEnd"/>
           </w:p>
         </w:tc>
       </w:tr>
@@ -1494,12 +1629,21 @@
                 <w:i/>
               </w:rPr>
             </w:pPr>
-            <w:r>
-              <w:rPr>
-                <w:rFonts w:cstheme="minorHAnsi"/>
-                <w:i/>
-              </w:rPr>
-              <w:t xml:space="preserve">&lt;?xml version="1.0" encoding="UTF-8"?&gt; </w:t>
+            <w:proofErr w:type="gramStart"/>
+            <w:r>
+              <w:rPr>
+                <w:rFonts w:cstheme="minorHAnsi"/>
+                <w:i/>
+              </w:rPr>
+              <w:t>&lt;?xml</w:t>
+            </w:r>
+            <w:proofErr w:type="gramEnd"/>
+            <w:r>
+              <w:rPr>
+                <w:rFonts w:cstheme="minorHAnsi"/>
+                <w:i/>
+              </w:rPr>
+              <w:t xml:space="preserve"> version="1.0" encoding="UTF-8"?&gt; </w:t>
             </w:r>
           </w:p>
           <w:p>
@@ -1515,7 +1659,23 @@
                 <w:rFonts w:cstheme="minorHAnsi"/>
                 <w:i/>
               </w:rPr>
-              <w:t>&lt;ListAllMyBucketsResult&gt;</w:t>
+              <w:t>&lt;</w:t>
+            </w:r>
+            <w:proofErr w:type="spellStart"/>
+            <w:r>
+              <w:rPr>
+                <w:rFonts w:cstheme="minorHAnsi"/>
+                <w:i/>
+              </w:rPr>
+              <w:t>ListAllMyBucketsResult</w:t>
+            </w:r>
+            <w:proofErr w:type="spellEnd"/>
+            <w:r>
+              <w:rPr>
+                <w:rFonts w:cstheme="minorHAnsi"/>
+                <w:i/>
+              </w:rPr>
+              <w:t>&gt;</w:t>
             </w:r>
           </w:p>
           <w:p>
@@ -1563,7 +1723,55 @@
                 <w:rFonts w:cstheme="minorHAnsi"/>
                 <w:i/>
               </w:rPr>
-              <w:t xml:space="preserve">  &lt;DisplayName&gt;webfile&lt;/DisplayName&gt;  </w:t>
+              <w:t xml:space="preserve">  &lt;</w:t>
+            </w:r>
+            <w:proofErr w:type="spellStart"/>
+            <w:r>
+              <w:rPr>
+                <w:rFonts w:cstheme="minorHAnsi"/>
+                <w:i/>
+              </w:rPr>
+              <w:t>DisplayName</w:t>
+            </w:r>
+            <w:proofErr w:type="spellEnd"/>
+            <w:r>
+              <w:rPr>
+                <w:rFonts w:cstheme="minorHAnsi"/>
+                <w:i/>
+              </w:rPr>
+              <w:t>&gt;</w:t>
+            </w:r>
+            <w:proofErr w:type="spellStart"/>
+            <w:r>
+              <w:rPr>
+                <w:rFonts w:cstheme="minorHAnsi"/>
+                <w:i/>
+              </w:rPr>
+              <w:t>webfile</w:t>
+            </w:r>
+            <w:proofErr w:type="spellEnd"/>
+            <w:r>
+              <w:rPr>
+                <w:rFonts w:cstheme="minorHAnsi"/>
+                <w:i/>
+              </w:rPr>
+              <w:t>&lt;/</w:t>
+            </w:r>
+            <w:proofErr w:type="spellStart"/>
+            <w:r>
+              <w:rPr>
+                <w:rFonts w:cstheme="minorHAnsi"/>
+                <w:i/>
+              </w:rPr>
+              <w:t>DisplayName</w:t>
+            </w:r>
+            <w:proofErr w:type="spellEnd"/>
+            <w:r>
+              <w:rPr>
+                <w:rFonts w:cstheme="minorHAnsi"/>
+                <w:i/>
+              </w:rPr>
+              <w:t xml:space="preserve">&gt;  </w:t>
             </w:r>
           </w:p>
           <w:p>
@@ -1643,7 +1851,39 @@
                 <w:rFonts w:cstheme="minorHAnsi"/>
                 <w:i/>
               </w:rPr>
-              <w:t xml:space="preserve">   &lt;CreationDate&gt;2006-02-03T16:45:09.000Z&lt;/CreationDate&gt;  </w:t>
+              <w:t xml:space="preserve">   &lt;</w:t>
+            </w:r>
+            <w:proofErr w:type="spellStart"/>
+            <w:r>
+              <w:rPr>
+                <w:rFonts w:cstheme="minorHAnsi"/>
+                <w:i/>
+              </w:rPr>
+              <w:t>CreationDate</w:t>
+            </w:r>
+            <w:proofErr w:type="spellEnd"/>
+            <w:r>
+              <w:rPr>
+                <w:rFonts w:cstheme="minorHAnsi"/>
+                <w:i/>
+              </w:rPr>
+              <w:t>&gt;2006-02-03T16:45:09.000Z&lt;/</w:t>
+            </w:r>
+            <w:proofErr w:type="spellStart"/>
+            <w:r>
+              <w:rPr>
+                <w:rFonts w:cstheme="minorHAnsi"/>
+                <w:i/>
+              </w:rPr>
+              <w:t>CreationDate</w:t>
+            </w:r>
+            <w:proofErr w:type="spellEnd"/>
+            <w:r>
+              <w:rPr>
+                <w:rFonts w:cstheme="minorHAnsi"/>
+                <w:i/>
+              </w:rPr>
+              <w:t xml:space="preserve">&gt;  </w:t>
             </w:r>
           </w:p>
           <w:p>
@@ -1707,7 +1947,39 @@
                 <w:rFonts w:cstheme="minorHAnsi"/>
                 <w:i/>
               </w:rPr>
-              <w:t xml:space="preserve">&lt;CreationDate&gt;2006-02-03T16:41:58.000Z&lt;/CreationDate&gt;  </w:t>
+              <w:t>&lt;</w:t>
+            </w:r>
+            <w:proofErr w:type="spellStart"/>
+            <w:r>
+              <w:rPr>
+                <w:rFonts w:cstheme="minorHAnsi"/>
+                <w:i/>
+              </w:rPr>
+              <w:t>CreationDate</w:t>
+            </w:r>
+            <w:proofErr w:type="spellEnd"/>
+            <w:r>
+              <w:rPr>
+                <w:rFonts w:cstheme="minorHAnsi"/>
+                <w:i/>
+              </w:rPr>
+              <w:t>&gt;2006-02-03T16:41:58.000Z&lt;/</w:t>
+            </w:r>
+            <w:proofErr w:type="spellStart"/>
+            <w:r>
+              <w:rPr>
+                <w:rFonts w:cstheme="minorHAnsi"/>
+                <w:i/>
+              </w:rPr>
+              <w:t>CreationDate</w:t>
+            </w:r>
+            <w:proofErr w:type="spellEnd"/>
+            <w:r>
+              <w:rPr>
+                <w:rFonts w:cstheme="minorHAnsi"/>
+                <w:i/>
+              </w:rPr>
+              <w:t xml:space="preserve">&gt;  </w:t>
             </w:r>
           </w:p>
           <w:p>
@@ -1754,7 +2026,23 @@
                 <w:rFonts w:cstheme="minorHAnsi"/>
                 <w:i/>
               </w:rPr>
-              <w:t xml:space="preserve">&lt;/ListAllMyBucketsResult&gt; </w:t>
+              <w:t>&lt;/</w:t>
+            </w:r>
+            <w:proofErr w:type="spellStart"/>
+            <w:r>
+              <w:rPr>
+                <w:rFonts w:cstheme="minorHAnsi"/>
+                <w:i/>
+              </w:rPr>
+              <w:t>ListAllMyBucketsResult</w:t>
+            </w:r>
+            <w:proofErr w:type="spellEnd"/>
+            <w:r>
+              <w:rPr>
+                <w:rFonts w:cstheme="minorHAnsi"/>
+                <w:i/>
+              </w:rPr>
+              <w:t xml:space="preserve">&gt; </w:t>
             </w:r>
           </w:p>
         </w:tc>
@@ -2569,7 +2857,21 @@
               <w:rPr>
                 <w:rFonts w:hint="eastAsia"/>
               </w:rPr>
-              <w:t>允许出现在桶名中间，不允许出现在开始和结尾，不允许连续出现</w:t>
+              <w:t>允许出现</w:t>
+            </w:r>
+            <w:proofErr w:type="gramStart"/>
+            <w:r>
+              <w:rPr>
+                <w:rFonts w:hint="eastAsia"/>
+              </w:rPr>
+              <w:t>在桶名中间</w:t>
+            </w:r>
+            <w:proofErr w:type="gramEnd"/>
+            <w:r>
+              <w:rPr>
+                <w:rFonts w:hint="eastAsia"/>
+              </w:rPr>
+              <w:t>，不允许出现在开始和结尾，不允许连续出现</w:t>
             </w:r>
           </w:p>
         </w:tc>
@@ -2789,15 +3091,34 @@
         </w:rPr>
         <w:t>，参考</w:t>
       </w:r>
-      <w:hyperlink w:anchor="_公共头部" w:history="1">
-        <w:r>
-          <w:rPr>
-            <w:rStyle w:val="ad"/>
-            <w:rFonts w:hint="eastAsia"/>
-          </w:rPr>
-          <w:t>公共头部</w:t>
-        </w:r>
-      </w:hyperlink>
+      <w:r>
+        <w:fldChar w:fldCharType="begin"/>
+      </w:r>
+      <w:r>
+        <w:instrText xml:space="preserve"> HYPERLINK \l "_</w:instrText>
+      </w:r>
+      <w:r>
+        <w:instrText>公共头部</w:instrText>
+      </w:r>
+      <w:r>
+        <w:instrText xml:space="preserve">" </w:instrText>
+      </w:r>
+      <w:r>
+        <w:fldChar w:fldCharType="separate"/>
+      </w:r>
+      <w:r>
+        <w:rPr>
+          <w:rStyle w:val="ad"/>
+          <w:rFonts w:hint="eastAsia"/>
+        </w:rPr>
+        <w:t>公共头部</w:t>
+      </w:r>
+      <w:r>
+        <w:rPr>
+          <w:rStyle w:val="ad"/>
+        </w:rPr>
+        <w:fldChar w:fldCharType="end"/>
+      </w:r>
       <w:r>
         <w:rPr>
           <w:rFonts w:hint="eastAsia"/>
@@ -2955,6 +3276,128 @@
               <w:t>Authorization: authorization string</w:t>
             </w:r>
           </w:p>
+          <w:p>
+            <w:pPr>
+              <w:ind w:left="0"/>
+              <w:rPr>
+                <w:rFonts w:cstheme="minorHAnsi"/>
+                <w:i/>
+              </w:rPr>
+            </w:pPr>
+          </w:p>
+          <w:p>
+            <w:pPr>
+              <w:ind w:left="0"/>
+              <w:rPr>
+                <w:rFonts w:cstheme="minorHAnsi"/>
+                <w:i/>
+              </w:rPr>
+            </w:pPr>
+            <w:r>
+              <w:rPr>
+                <w:rFonts w:cstheme="minorHAnsi"/>
+                <w:i/>
+              </w:rPr>
+              <w:t>&lt;</w:t>
+            </w:r>
+            <w:proofErr w:type="spellStart"/>
+            <w:r>
+              <w:rPr>
+                <w:rFonts w:cstheme="minorHAnsi"/>
+                <w:i/>
+              </w:rPr>
+              <w:t>CreateBucketConfiguration</w:t>
+            </w:r>
+            <w:proofErr w:type="spellEnd"/>
+            <w:r>
+              <w:rPr>
+                <w:rFonts w:cstheme="minorHAnsi"/>
+                <w:i/>
+              </w:rPr>
+              <w:t>&gt;</w:t>
+            </w:r>
+          </w:p>
+          <w:p>
+            <w:pPr>
+              <w:ind w:left="0"/>
+              <w:rPr>
+                <w:rFonts w:cstheme="minorHAnsi"/>
+                <w:i/>
+              </w:rPr>
+            </w:pPr>
+            <w:r>
+              <w:rPr>
+                <w:rFonts w:cstheme="minorHAnsi"/>
+                <w:i/>
+              </w:rPr>
+              <w:lastRenderedPageBreak/>
+              <w:t xml:space="preserve">   &lt;</w:t>
+            </w:r>
+            <w:proofErr w:type="spellStart"/>
+            <w:r>
+              <w:rPr>
+                <w:rFonts w:cstheme="minorHAnsi"/>
+                <w:i/>
+              </w:rPr>
+              <w:t>LocationConstraint</w:t>
+            </w:r>
+            <w:proofErr w:type="spellEnd"/>
+            <w:r>
+              <w:rPr>
+                <w:rFonts w:cstheme="minorHAnsi"/>
+                <w:i/>
+              </w:rPr>
+              <w:t>&gt;</w:t>
+            </w:r>
+            <w:proofErr w:type="spellStart"/>
+            <w:r>
+              <w:rPr>
+                <w:rFonts w:cstheme="minorHAnsi"/>
+                <w:i/>
+              </w:rPr>
+              <w:t>BucketRegion</w:t>
+            </w:r>
+            <w:proofErr w:type="spellEnd"/>
+            <w:r>
+              <w:rPr>
+                <w:rFonts w:cstheme="minorHAnsi"/>
+                <w:i/>
+              </w:rPr>
+              <w:t>&lt;/</w:t>
+            </w:r>
+            <w:proofErr w:type="spellStart"/>
+            <w:r>
+              <w:rPr>
+                <w:rFonts w:cstheme="minorHAnsi"/>
+                <w:i/>
+              </w:rPr>
+              <w:t>LocationConstraint</w:t>
+            </w:r>
+            <w:proofErr w:type="spellEnd"/>
+            <w:r>
+              <w:rPr>
+                <w:rFonts w:cstheme="minorHAnsi"/>
+                <w:i/>
+              </w:rPr>
+              <w:t>&gt;   &lt;/</w:t>
+            </w:r>
+            <w:proofErr w:type="spellStart"/>
+            <w:r>
+              <w:rPr>
+                <w:rFonts w:cstheme="minorHAnsi"/>
+                <w:i/>
+              </w:rPr>
+              <w:t>CreateBucketConfiguration</w:t>
+            </w:r>
+            <w:proofErr w:type="spellEnd"/>
+            <w:r>
+              <w:rPr>
+                <w:rFonts w:cstheme="minorHAnsi"/>
+                <w:i/>
+              </w:rPr>
+              <w:t>&gt;</w:t>
+            </w:r>
+          </w:p>
         </w:tc>
       </w:tr>
     </w:tbl>
@@ -3028,24 +3471,55 @@
                 <w:rFonts w:cstheme="minorHAnsi"/>
                 <w:i/>
               </w:rPr>
-              <w:lastRenderedPageBreak/>
-              <w:t>Date: Wed, 01 Mar  2006 12:00:00 GMT</w:t>
-            </w:r>
-          </w:p>
-          <w:p>
-            <w:pPr>
-              <w:ind w:left="0"/>
-              <w:rPr>
-                <w:rFonts w:cstheme="minorHAnsi"/>
-                <w:i/>
-              </w:rPr>
-            </w:pPr>
-            <w:r>
-              <w:rPr>
-                <w:rFonts w:cstheme="minorHAnsi"/>
-                <w:i/>
-              </w:rPr>
-              <w:t xml:space="preserve">Location: /colorpictures </w:t>
+              <w:t xml:space="preserve">Date: Wed, 01 </w:t>
+            </w:r>
+            <w:proofErr w:type="gramStart"/>
+            <w:r>
+              <w:rPr>
+                <w:rFonts w:cstheme="minorHAnsi"/>
+                <w:i/>
+              </w:rPr>
+              <w:t>Mar  2006</w:t>
+            </w:r>
+            <w:proofErr w:type="gramEnd"/>
+            <w:r>
+              <w:rPr>
+                <w:rFonts w:cstheme="minorHAnsi"/>
+                <w:i/>
+              </w:rPr>
+              <w:t xml:space="preserve"> 12:00:00 GMT</w:t>
+            </w:r>
+          </w:p>
+          <w:p>
+            <w:pPr>
+              <w:ind w:left="0"/>
+              <w:rPr>
+                <w:rFonts w:cstheme="minorHAnsi"/>
+                <w:i/>
+              </w:rPr>
+            </w:pPr>
+            <w:r>
+              <w:rPr>
+                <w:rFonts w:cstheme="minorHAnsi"/>
+                <w:i/>
+              </w:rPr>
+              <w:t>Location: /</w:t>
+            </w:r>
+            <w:proofErr w:type="spellStart"/>
+            <w:r>
+              <w:rPr>
+                <w:rFonts w:cstheme="minorHAnsi"/>
+                <w:i/>
+              </w:rPr>
+              <w:t>colorpictures</w:t>
+            </w:r>
+            <w:proofErr w:type="spellEnd"/>
+            <w:r>
+              <w:rPr>
+                <w:rFonts w:cstheme="minorHAnsi"/>
+                <w:i/>
+              </w:rPr>
+              <w:t xml:space="preserve"> </w:t>
             </w:r>
           </w:p>
           <w:p>
@@ -3112,7 +3586,6 @@
         <w:rPr>
           <w:rFonts w:asciiTheme="minorHAnsi" w:hAnsiTheme="minorHAnsi" w:cstheme="minorHAnsi"/>
         </w:rPr>
-        <w:lastRenderedPageBreak/>
         <w:t>DELETE Bucket</w:t>
       </w:r>
     </w:p>
@@ -3171,7 +3644,21 @@
         <w:rPr>
           <w:rFonts w:cstheme="minorHAnsi" w:hint="eastAsia"/>
         </w:rPr>
-        <w:t>删除桶成功后，可以再用此名称创建新的桶。</w:t>
+        <w:t>删除</w:t>
+      </w:r>
+      <w:proofErr w:type="gramStart"/>
+      <w:r>
+        <w:rPr>
+          <w:rFonts w:cstheme="minorHAnsi" w:hint="eastAsia"/>
+        </w:rPr>
+        <w:t>桶成功</w:t>
+      </w:r>
+      <w:proofErr w:type="gramEnd"/>
+      <w:r>
+        <w:rPr>
+          <w:rFonts w:cstheme="minorHAnsi" w:hint="eastAsia"/>
+        </w:rPr>
+        <w:t>后，可以再用此名称创建新的桶。</w:t>
       </w:r>
     </w:p>
     <w:p>
@@ -3189,6 +3676,7 @@
           <w:rFonts w:cstheme="minorHAnsi"/>
         </w:rPr>
       </w:pPr>
+      <w:proofErr w:type="gramStart"/>
       <w:r>
         <w:rPr>
           <w:rFonts w:cstheme="minorHAnsi" w:hint="eastAsia"/>
@@ -3199,7 +3687,14 @@
         <w:rPr>
           <w:rFonts w:cstheme="minorHAnsi"/>
         </w:rPr>
-        <w:t>样例：</w:t>
+        <w:t>样例</w:t>
+      </w:r>
+      <w:proofErr w:type="gramEnd"/>
+      <w:r>
+        <w:rPr>
+          <w:rFonts w:cstheme="minorHAnsi"/>
+        </w:rPr>
+        <w:t>：</w:t>
       </w:r>
     </w:p>
     <w:tbl>
@@ -3385,81 +3880,1596 @@
     </w:tbl>
     <w:p>
       <w:pPr>
-        <w:pStyle w:val="10"/>
+        <w:pStyle w:val="2"/>
+        <w:ind w:left="210"/>
       </w:pPr>
       <w:bookmarkStart w:id="1" w:name="_公共头部"/>
       <w:bookmarkEnd w:id="1"/>
       <w:r>
-        <w:rPr>
-          <w:rFonts w:hint="eastAsia"/>
-        </w:rPr>
-        <w:t>Story</w:t>
-      </w:r>
-      <w:r>
-        <w:rPr>
-          <w:rFonts w:hint="eastAsia"/>
-        </w:rPr>
-        <w:t>约束和依赖</w:t>
+        <w:t>PUT Bucket versioning</w:t>
       </w:r>
     </w:p>
     <w:p>
       <w:pPr>
-        <w:rPr>
-          <w:color w:val="00B0F0"/>
-        </w:rPr>
-      </w:pPr>
-      <w:r>
-        <w:rPr>
-          <w:rFonts w:hint="eastAsia"/>
-          <w:color w:val="00B0F0"/>
-        </w:rPr>
-        <w:t>说明：简单描述</w:t>
-      </w:r>
-      <w:r>
-        <w:rPr>
-          <w:rFonts w:hint="eastAsia"/>
-          <w:color w:val="00B0F0"/>
-        </w:rPr>
-        <w:t>Story</w:t>
-      </w:r>
-      <w:r>
-        <w:rPr>
-          <w:rFonts w:hint="eastAsia"/>
-          <w:color w:val="00B0F0"/>
-        </w:rPr>
-        <w:t>对其它功能的约束，以及对某些功能的依赖</w:t>
+        <w:ind w:left="0" w:firstLineChars="200" w:firstLine="420"/>
+      </w:pPr>
+      <w:r>
+        <w:rPr>
+          <w:rFonts w:hint="eastAsia"/>
+        </w:rPr>
+        <w:t>设置桶的版本控制状态，只有桶的所有者才能执行此操作。</w:t>
       </w:r>
     </w:p>
     <w:p>
       <w:pPr>
-        <w:pStyle w:val="10"/>
-      </w:pPr>
-      <w:r>
-        <w:rPr>
-          <w:rFonts w:hint="eastAsia"/>
-        </w:rPr>
-        <w:t xml:space="preserve">Story </w:t>
-      </w:r>
-      <w:r>
-        <w:rPr>
-          <w:rFonts w:hint="eastAsia"/>
-        </w:rPr>
-        <w:t>简单设计</w:t>
+        <w:ind w:left="0" w:firstLineChars="200" w:firstLine="420"/>
+      </w:pPr>
+      <w:r>
+        <w:t>Request Headers</w:t>
+      </w:r>
+      <w:r>
+        <w:rPr>
+          <w:rFonts w:hint="eastAsia"/>
+        </w:rPr>
+        <w:t>：无特殊</w:t>
+      </w:r>
+      <w:r>
+        <w:rPr>
+          <w:rFonts w:hint="eastAsia"/>
+        </w:rPr>
+        <w:t>Header</w:t>
+      </w:r>
+      <w:r>
+        <w:rPr>
+          <w:rFonts w:hint="eastAsia"/>
+        </w:rPr>
+        <w:t>，参考</w:t>
+      </w:r>
+      <w:r>
+        <w:fldChar w:fldCharType="begin"/>
+      </w:r>
+      <w:r>
+        <w:instrText xml:space="preserve"> HYPERLINK \l "_</w:instrText>
+      </w:r>
+      <w:r>
+        <w:instrText>公共头部</w:instrText>
+      </w:r>
+      <w:r>
+        <w:instrText xml:space="preserve">" </w:instrText>
+      </w:r>
+      <w:r>
+        <w:fldChar w:fldCharType="separate"/>
+      </w:r>
+      <w:r>
+        <w:rPr>
+          <w:rStyle w:val="ad"/>
+          <w:rFonts w:hint="eastAsia"/>
+        </w:rPr>
+        <w:t>公共头部</w:t>
+      </w:r>
+      <w:r>
+        <w:rPr>
+          <w:rStyle w:val="ad"/>
+        </w:rPr>
+        <w:fldChar w:fldCharType="end"/>
+      </w:r>
+      <w:r>
+        <w:rPr>
+          <w:rFonts w:hint="eastAsia"/>
+        </w:rPr>
+        <w:t>。</w:t>
       </w:r>
     </w:p>
     <w:p>
       <w:pPr>
+        <w:ind w:left="0"/>
+      </w:pPr>
+    </w:p>
+    <w:p>
+      <w:pPr>
+        <w:ind w:left="0" w:firstLineChars="200" w:firstLine="420"/>
+      </w:pPr>
+      <w:r>
+        <w:rPr>
+          <w:rFonts w:hint="eastAsia"/>
+        </w:rPr>
+        <w:t>Request</w:t>
+      </w:r>
+      <w:r>
+        <w:t xml:space="preserve"> </w:t>
+      </w:r>
+      <w:r>
+        <w:rPr>
+          <w:rFonts w:hint="eastAsia"/>
+        </w:rPr>
+        <w:t>body</w:t>
+      </w:r>
+      <w:r>
+        <w:rPr>
+          <w:rFonts w:hint="eastAsia"/>
+        </w:rPr>
+        <w:t>：</w:t>
+      </w:r>
+    </w:p>
+    <w:tbl>
+      <w:tblPr>
+        <w:tblStyle w:val="a9"/>
+        <w:tblW w:w="0" w:type="auto"/>
+        <w:tblInd w:w="357" w:type="dxa"/>
+        <w:tblLook w:val="04A0" w:firstRow="1" w:lastRow="0" w:firstColumn="1" w:lastColumn="0" w:noHBand="0" w:noVBand="1"/>
+      </w:tblPr>
+      <w:tblGrid>
+        <w:gridCol w:w="2269"/>
+        <w:gridCol w:w="4376"/>
+        <w:gridCol w:w="1294"/>
+      </w:tblGrid>
+      <w:tr>
+        <w:trPr>
+          <w:trHeight w:val="489"/>
+        </w:trPr>
+        <w:tc>
+          <w:tcPr>
+            <w:tcW w:w="1765" w:type="dxa"/>
+            <w:shd w:val="clear" w:color="auto" w:fill="DAEEF3" w:themeFill="accent5" w:themeFillTint="33"/>
+          </w:tcPr>
+          <w:p>
+            <w:pPr>
+              <w:ind w:left="0"/>
+            </w:pPr>
+            <w:r>
+              <w:rPr>
+                <w:rFonts w:hint="eastAsia"/>
+                <w:b/>
+              </w:rPr>
+              <w:t>Name</w:t>
+            </w:r>
+          </w:p>
+        </w:tc>
+        <w:tc>
+          <w:tcPr>
+            <w:tcW w:w="4819" w:type="dxa"/>
+            <w:shd w:val="clear" w:color="auto" w:fill="DAEEF3" w:themeFill="accent5" w:themeFillTint="33"/>
+          </w:tcPr>
+          <w:p>
+            <w:pPr>
+              <w:ind w:left="0"/>
+            </w:pPr>
+            <w:r>
+              <w:rPr>
+                <w:rFonts w:hint="eastAsia"/>
+                <w:b/>
+              </w:rPr>
+              <w:t>Description</w:t>
+            </w:r>
+          </w:p>
+        </w:tc>
+        <w:tc>
+          <w:tcPr>
+            <w:tcW w:w="1355" w:type="dxa"/>
+            <w:shd w:val="clear" w:color="auto" w:fill="DAEEF3" w:themeFill="accent5" w:themeFillTint="33"/>
+          </w:tcPr>
+          <w:p>
+            <w:pPr>
+              <w:ind w:left="0"/>
+            </w:pPr>
+            <w:r>
+              <w:rPr>
+                <w:b/>
+              </w:rPr>
+              <w:t>Required</w:t>
+            </w:r>
+          </w:p>
+        </w:tc>
+      </w:tr>
+      <w:tr>
+        <w:trPr>
+          <w:trHeight w:val="489"/>
+        </w:trPr>
+        <w:tc>
+          <w:tcPr>
+            <w:tcW w:w="1765" w:type="dxa"/>
+          </w:tcPr>
+          <w:p>
+            <w:pPr>
+              <w:ind w:left="0"/>
+            </w:pPr>
+            <w:proofErr w:type="spellStart"/>
+            <w:r>
+              <w:t>VersioningConfiguration</w:t>
+            </w:r>
+            <w:proofErr w:type="spellEnd"/>
+          </w:p>
+        </w:tc>
+        <w:tc>
+          <w:tcPr>
+            <w:tcW w:w="4819" w:type="dxa"/>
+          </w:tcPr>
+          <w:p>
+            <w:pPr>
+              <w:ind w:left="0"/>
+            </w:pPr>
+            <w:r>
+              <w:t>Container for bucket versioning state.</w:t>
+            </w:r>
+          </w:p>
+          <w:p>
+            <w:pPr>
+              <w:ind w:left="0"/>
+            </w:pPr>
+            <w:r>
+              <w:t>T</w:t>
+            </w:r>
+            <w:r>
+              <w:rPr>
+                <w:rFonts w:hint="eastAsia"/>
+              </w:rPr>
+              <w:t>ype</w:t>
+            </w:r>
+            <w:r>
+              <w:t>: Container</w:t>
+            </w:r>
+          </w:p>
+        </w:tc>
+        <w:tc>
+          <w:tcPr>
+            <w:tcW w:w="1355" w:type="dxa"/>
+          </w:tcPr>
+          <w:p>
+            <w:pPr>
+              <w:ind w:left="0"/>
+            </w:pPr>
+            <w:r>
+              <w:rPr>
+                <w:rFonts w:hint="eastAsia"/>
+              </w:rPr>
+              <w:t>No</w:t>
+            </w:r>
+          </w:p>
+        </w:tc>
+      </w:tr>
+      <w:tr>
+        <w:trPr>
+          <w:trHeight w:val="555"/>
+        </w:trPr>
+        <w:tc>
+          <w:tcPr>
+            <w:tcW w:w="1765" w:type="dxa"/>
+          </w:tcPr>
+          <w:p>
+            <w:pPr>
+              <w:ind w:left="0"/>
+            </w:pPr>
+            <w:r>
+              <w:t>S</w:t>
+            </w:r>
+            <w:r>
+              <w:rPr>
+                <w:rFonts w:hint="eastAsia"/>
+              </w:rPr>
+              <w:t>tatus</w:t>
+            </w:r>
+          </w:p>
+        </w:tc>
+        <w:tc>
+          <w:tcPr>
+            <w:tcW w:w="4819" w:type="dxa"/>
+          </w:tcPr>
+          <w:p>
+            <w:pPr>
+              <w:ind w:left="0"/>
+            </w:pPr>
+            <w:r>
+              <w:t xml:space="preserve">Sets the versioning state of the bucket. </w:t>
+            </w:r>
+          </w:p>
+          <w:p>
+            <w:pPr>
+              <w:ind w:left="0"/>
+            </w:pPr>
+            <w:r>
+              <w:t>Type</w:t>
+            </w:r>
+            <w:r>
+              <w:rPr>
+                <w:rFonts w:hint="eastAsia"/>
+              </w:rPr>
+              <w:t xml:space="preserve">: </w:t>
+            </w:r>
+            <w:proofErr w:type="spellStart"/>
+            <w:r>
+              <w:rPr>
+                <w:rFonts w:hint="eastAsia"/>
+              </w:rPr>
+              <w:t>Enum</w:t>
+            </w:r>
+            <w:proofErr w:type="spellEnd"/>
+          </w:p>
+          <w:p>
+            <w:pPr>
+              <w:ind w:left="0"/>
+            </w:pPr>
+            <w:r>
+              <w:t>V</w:t>
+            </w:r>
+            <w:r>
+              <w:rPr>
+                <w:rFonts w:hint="eastAsia"/>
+              </w:rPr>
+              <w:t>alue</w:t>
+            </w:r>
+            <w:r>
+              <w:rPr>
+                <w:b/>
+              </w:rPr>
+              <w:t>:</w:t>
+            </w:r>
+            <w:r>
+              <w:rPr>
+                <w:rFonts w:hint="eastAsia"/>
+              </w:rPr>
+              <w:t xml:space="preserve"> Enable</w:t>
+            </w:r>
+            <w:r>
+              <w:t>/Suspend</w:t>
+            </w:r>
+            <w:r>
+              <w:rPr>
+                <w:rFonts w:hint="eastAsia"/>
+              </w:rPr>
+              <w:t>ed</w:t>
+            </w:r>
+          </w:p>
+          <w:p>
+            <w:pPr>
+              <w:ind w:left="0"/>
+            </w:pPr>
+            <w:r>
+              <w:t xml:space="preserve">Ancestor: </w:t>
+            </w:r>
+            <w:proofErr w:type="spellStart"/>
+            <w:r>
+              <w:t>VersioningConfiguration</w:t>
+            </w:r>
+            <w:proofErr w:type="spellEnd"/>
+          </w:p>
+        </w:tc>
+        <w:tc>
+          <w:tcPr>
+            <w:tcW w:w="1355" w:type="dxa"/>
+          </w:tcPr>
+          <w:p>
+            <w:pPr>
+              <w:ind w:left="0"/>
+            </w:pPr>
+            <w:r>
+              <w:t>Yes</w:t>
+            </w:r>
+          </w:p>
+        </w:tc>
+      </w:tr>
+    </w:tbl>
+    <w:p/>
+    <w:p>
+      <w:pPr>
+        <w:ind w:left="0" w:firstLineChars="200" w:firstLine="420"/>
+        <w:rPr>
+          <w:rStyle w:val="ad"/>
+        </w:rPr>
+      </w:pPr>
+      <w:r>
+        <w:rPr>
+          <w:rFonts w:hint="eastAsia"/>
+        </w:rPr>
+        <w:t>Response</w:t>
+      </w:r>
+      <w:r>
+        <w:t xml:space="preserve"> </w:t>
+      </w:r>
+      <w:r>
+        <w:rPr>
+          <w:rFonts w:hint="eastAsia"/>
+        </w:rPr>
+        <w:t>header</w:t>
+      </w:r>
+      <w:r>
+        <w:rPr>
+          <w:rFonts w:hint="eastAsia"/>
+        </w:rPr>
+        <w:t>无特殊</w:t>
+      </w:r>
+      <w:r>
+        <w:rPr>
+          <w:rFonts w:hint="eastAsia"/>
+        </w:rPr>
+        <w:t>Header</w:t>
+      </w:r>
+      <w:r>
+        <w:rPr>
+          <w:rFonts w:hint="eastAsia"/>
+        </w:rPr>
+        <w:t>，参考</w:t>
+      </w:r>
+      <w:r>
+        <w:fldChar w:fldCharType="begin"/>
+      </w:r>
+      <w:r>
+        <w:instrText xml:space="preserve"> HYPERLINK \l "_</w:instrText>
+      </w:r>
+      <w:r>
+        <w:instrText>公共头部</w:instrText>
+      </w:r>
+      <w:r>
+        <w:instrText xml:space="preserve">" </w:instrText>
+      </w:r>
+      <w:r>
+        <w:fldChar w:fldCharType="separate"/>
+      </w:r>
+      <w:r>
+        <w:rPr>
+          <w:rStyle w:val="ad"/>
+          <w:rFonts w:hint="eastAsia"/>
+        </w:rPr>
+        <w:t>公共头部</w:t>
+      </w:r>
+      <w:r>
+        <w:rPr>
+          <w:rStyle w:val="ad"/>
+        </w:rPr>
+        <w:fldChar w:fldCharType="end"/>
+      </w:r>
+      <w:r>
+        <w:rPr>
+          <w:rStyle w:val="ad"/>
+          <w:rFonts w:hint="eastAsia"/>
+        </w:rPr>
+        <w:t>。</w:t>
+      </w:r>
+    </w:p>
+    <w:p/>
+    <w:p>
+      <w:r>
+        <w:rPr>
+          <w:rFonts w:hint="eastAsia"/>
+        </w:rPr>
+        <w:lastRenderedPageBreak/>
+        <w:t>请求样例：</w:t>
+      </w:r>
+    </w:p>
+    <w:tbl>
+      <w:tblPr>
+        <w:tblStyle w:val="a9"/>
+        <w:tblW w:w="0" w:type="auto"/>
+        <w:tblInd w:w="340" w:type="dxa"/>
+        <w:tblLook w:val="04A0" w:firstRow="1" w:lastRow="0" w:firstColumn="1" w:lastColumn="0" w:noHBand="0" w:noVBand="1"/>
+      </w:tblPr>
+      <w:tblGrid>
+        <w:gridCol w:w="7956"/>
+      </w:tblGrid>
+      <w:tr>
+        <w:tc>
+          <w:tcPr>
+            <w:tcW w:w="8296" w:type="dxa"/>
+          </w:tcPr>
+          <w:p>
+            <w:pPr>
+              <w:ind w:left="0"/>
+              <w:rPr>
+                <w:i/>
+              </w:rPr>
+            </w:pPr>
+            <w:r>
+              <w:rPr>
+                <w:i/>
+              </w:rPr>
+              <w:t>PUT /</w:t>
+            </w:r>
+            <w:r>
+              <w:rPr>
+                <w:rFonts w:cstheme="minorHAnsi" w:hint="eastAsia"/>
+                <w:i/>
+              </w:rPr>
+              <w:t>{</w:t>
+            </w:r>
+            <w:r>
+              <w:rPr>
+                <w:rFonts w:cstheme="minorHAnsi"/>
+                <w:i/>
+              </w:rPr>
+              <w:t>bucket</w:t>
+            </w:r>
+            <w:r>
+              <w:rPr>
+                <w:rFonts w:cstheme="minorHAnsi" w:hint="eastAsia"/>
+                <w:i/>
+              </w:rPr>
+              <w:t>}</w:t>
+            </w:r>
+            <w:proofErr w:type="gramStart"/>
+            <w:r>
+              <w:rPr>
+                <w:i/>
+              </w:rPr>
+              <w:t>/</w:t>
+            </w:r>
+            <w:r>
+              <w:rPr>
+                <w:i/>
+              </w:rPr>
+              <w:t>?versioning</w:t>
+            </w:r>
+            <w:proofErr w:type="gramEnd"/>
+            <w:r>
+              <w:rPr>
+                <w:i/>
+              </w:rPr>
+              <w:t xml:space="preserve"> HTTP/1.1 </w:t>
+            </w:r>
+          </w:p>
+          <w:p>
+            <w:pPr>
+              <w:ind w:left="0"/>
+              <w:rPr>
+                <w:i/>
+              </w:rPr>
+            </w:pPr>
+            <w:r>
+              <w:rPr>
+                <w:i/>
+              </w:rPr>
+              <w:t>Host:</w:t>
+            </w:r>
+            <w:r>
+              <w:rPr>
+                <w:rFonts w:hint="eastAsia"/>
+                <w:i/>
+              </w:rPr>
+              <w:t>sequoia.</w:t>
+            </w:r>
+            <w:r>
+              <w:rPr>
+                <w:i/>
+              </w:rPr>
+              <w:t>s3.com</w:t>
+            </w:r>
+            <w:r>
+              <w:rPr>
+                <w:i/>
+              </w:rPr>
+              <w:t xml:space="preserve"> </w:t>
+            </w:r>
+          </w:p>
+          <w:p>
+            <w:pPr>
+              <w:ind w:left="0"/>
+              <w:rPr>
+                <w:i/>
+              </w:rPr>
+            </w:pPr>
+            <w:r>
+              <w:rPr>
+                <w:i/>
+              </w:rPr>
+              <w:t xml:space="preserve">Date: Wed, 01 </w:t>
+            </w:r>
+            <w:proofErr w:type="gramStart"/>
+            <w:r>
+              <w:rPr>
+                <w:i/>
+              </w:rPr>
+              <w:t>Mar  2006</w:t>
+            </w:r>
+            <w:proofErr w:type="gramEnd"/>
+            <w:r>
+              <w:rPr>
+                <w:i/>
+              </w:rPr>
+              <w:t xml:space="preserve"> 12:00:00 GMT </w:t>
+            </w:r>
+          </w:p>
+          <w:p>
+            <w:pPr>
+              <w:ind w:left="0"/>
+              <w:rPr>
+                <w:i/>
+              </w:rPr>
+            </w:pPr>
+            <w:r>
+              <w:rPr>
+                <w:i/>
+              </w:rPr>
+              <w:t xml:space="preserve">Authorization: authorization string </w:t>
+            </w:r>
+          </w:p>
+          <w:p>
+            <w:pPr>
+              <w:ind w:left="0"/>
+              <w:rPr>
+                <w:i/>
+              </w:rPr>
+            </w:pPr>
+            <w:r>
+              <w:rPr>
+                <w:i/>
+              </w:rPr>
+              <w:t xml:space="preserve">Content-Type: text/plain </w:t>
+            </w:r>
+          </w:p>
+          <w:p>
+            <w:pPr>
+              <w:ind w:left="0"/>
+              <w:rPr>
+                <w:i/>
+              </w:rPr>
+            </w:pPr>
+            <w:r>
+              <w:rPr>
+                <w:i/>
+              </w:rPr>
+              <w:t>Content-Length: xxx</w:t>
+            </w:r>
+          </w:p>
+          <w:p>
+            <w:pPr>
+              <w:ind w:left="0"/>
+            </w:pPr>
+            <w:r>
+              <w:t xml:space="preserve"> </w:t>
+            </w:r>
+          </w:p>
+          <w:p>
+            <w:pPr>
+              <w:ind w:left="0"/>
+              <w:rPr>
+                <w:i/>
+              </w:rPr>
+            </w:pPr>
+            <w:r>
+              <w:rPr>
+                <w:i/>
+              </w:rPr>
+              <w:t>&lt;</w:t>
+            </w:r>
+            <w:proofErr w:type="spellStart"/>
+            <w:r>
+              <w:rPr>
+                <w:i/>
+              </w:rPr>
+              <w:t>VersioningConfiguration</w:t>
+            </w:r>
+            <w:proofErr w:type="spellEnd"/>
+            <w:r>
+              <w:rPr>
+                <w:i/>
+              </w:rPr>
+              <w:t>&gt;</w:t>
+            </w:r>
+          </w:p>
+          <w:p>
+            <w:pPr>
+              <w:ind w:left="0"/>
+              <w:rPr>
+                <w:i/>
+              </w:rPr>
+            </w:pPr>
+            <w:r>
+              <w:rPr>
+                <w:i/>
+              </w:rPr>
+              <w:t xml:space="preserve">   &lt;Status&gt;Enabled&lt;/Status&gt; </w:t>
+            </w:r>
+          </w:p>
+          <w:p>
+            <w:pPr>
+              <w:ind w:left="0"/>
+            </w:pPr>
+            <w:r>
+              <w:rPr>
+                <w:i/>
+              </w:rPr>
+              <w:t>&lt;/</w:t>
+            </w:r>
+            <w:proofErr w:type="spellStart"/>
+            <w:r>
+              <w:rPr>
+                <w:i/>
+              </w:rPr>
+              <w:t>VersioningConfiguration</w:t>
+            </w:r>
+            <w:proofErr w:type="spellEnd"/>
+            <w:r>
+              <w:rPr>
+                <w:i/>
+              </w:rPr>
+              <w:t>&gt;</w:t>
+            </w:r>
+          </w:p>
+        </w:tc>
+      </w:tr>
+    </w:tbl>
+    <w:p/>
+    <w:p>
+      <w:r>
+        <w:rPr>
+          <w:rFonts w:hint="eastAsia"/>
+        </w:rPr>
+        <w:t>响应样例：</w:t>
+      </w:r>
+    </w:p>
+    <w:tbl>
+      <w:tblPr>
+        <w:tblStyle w:val="a9"/>
+        <w:tblW w:w="0" w:type="auto"/>
+        <w:tblInd w:w="340" w:type="dxa"/>
+        <w:tblLook w:val="04A0" w:firstRow="1" w:lastRow="0" w:firstColumn="1" w:lastColumn="0" w:noHBand="0" w:noVBand="1"/>
+      </w:tblPr>
+      <w:tblGrid>
+        <w:gridCol w:w="7956"/>
+      </w:tblGrid>
+      <w:tr>
+        <w:tc>
+          <w:tcPr>
+            <w:tcW w:w="8296" w:type="dxa"/>
+          </w:tcPr>
+          <w:p>
+            <w:pPr>
+              <w:ind w:left="0"/>
+              <w:rPr>
+                <w:i/>
+              </w:rPr>
+            </w:pPr>
+            <w:r>
+              <w:rPr>
+                <w:i/>
+              </w:rPr>
+              <w:t xml:space="preserve">HTTP/1.1 200 OK </w:t>
+            </w:r>
+          </w:p>
+          <w:p>
+            <w:pPr>
+              <w:ind w:left="0"/>
+            </w:pPr>
+            <w:r>
+              <w:rPr>
+                <w:i/>
+              </w:rPr>
+              <w:t>Date: Wed, 01 Mar  2006 12:00:00 GMT</w:t>
+            </w:r>
+          </w:p>
+        </w:tc>
+      </w:tr>
+    </w:tbl>
+    <w:p/>
+    <w:p>
+      <w:pPr>
         <w:pStyle w:val="2"/>
         <w:ind w:left="210"/>
       </w:pPr>
       <w:r>
-        <w:rPr>
-          <w:rFonts w:hint="eastAsia"/>
-        </w:rPr>
-        <w:t>总体架构</w:t>
+        <w:t>GET Bucket versioning</w:t>
       </w:r>
     </w:p>
     <w:p>
+      <w:r>
+        <w:rPr>
+          <w:rFonts w:hint="eastAsia"/>
+        </w:rPr>
+        <w:t>获取桶的版本控制状态，只有桶的所有者才能执行此操作。</w:t>
+      </w:r>
+    </w:p>
+    <w:p>
+      <w:r>
+        <w:t>Request Headers</w:t>
+      </w:r>
+      <w:r>
+        <w:rPr>
+          <w:rFonts w:hint="eastAsia"/>
+        </w:rPr>
+        <w:t>：无特殊</w:t>
+      </w:r>
+      <w:r>
+        <w:rPr>
+          <w:rFonts w:hint="eastAsia"/>
+        </w:rPr>
+        <w:t>Header</w:t>
+      </w:r>
+      <w:r>
+        <w:rPr>
+          <w:rFonts w:hint="eastAsia"/>
+        </w:rPr>
+        <w:t>，参考</w:t>
+      </w:r>
+      <w:r>
+        <w:fldChar w:fldCharType="begin"/>
+      </w:r>
+      <w:r>
+        <w:instrText xml:space="preserve"> HYPERLINK \l "_</w:instrText>
+      </w:r>
+      <w:r>
+        <w:instrText>公共头部</w:instrText>
+      </w:r>
+      <w:r>
+        <w:instrText xml:space="preserve">" </w:instrText>
+      </w:r>
+      <w:r>
+        <w:fldChar w:fldCharType="separate"/>
+      </w:r>
+      <w:r>
+        <w:rPr>
+          <w:rStyle w:val="ad"/>
+          <w:rFonts w:hint="eastAsia"/>
+        </w:rPr>
+        <w:t>公共头部</w:t>
+      </w:r>
+      <w:r>
+        <w:rPr>
+          <w:rStyle w:val="ad"/>
+        </w:rPr>
+        <w:fldChar w:fldCharType="end"/>
+      </w:r>
+      <w:r>
+        <w:rPr>
+          <w:rFonts w:hint="eastAsia"/>
+        </w:rPr>
+        <w:t>。</w:t>
+      </w:r>
+    </w:p>
+    <w:p/>
+    <w:p>
+      <w:r>
+        <w:rPr>
+          <w:rFonts w:hint="eastAsia"/>
+        </w:rPr>
+        <w:t>Response</w:t>
+      </w:r>
+      <w:r>
+        <w:t xml:space="preserve"> </w:t>
+      </w:r>
+      <w:r>
+        <w:rPr>
+          <w:rFonts w:hint="eastAsia"/>
+        </w:rPr>
+        <w:t>element</w:t>
+      </w:r>
+      <w:r>
+        <w:t xml:space="preserve"> </w:t>
+      </w:r>
+      <w:r>
+        <w:rPr>
+          <w:rFonts w:hint="eastAsia"/>
+        </w:rPr>
+        <w:t>in</w:t>
+      </w:r>
+      <w:r>
+        <w:t xml:space="preserve"> </w:t>
+      </w:r>
+      <w:r>
+        <w:rPr>
+          <w:rFonts w:hint="eastAsia"/>
+        </w:rPr>
+        <w:t>body</w:t>
+      </w:r>
+      <w:r>
+        <w:rPr>
+          <w:rFonts w:hint="eastAsia"/>
+        </w:rPr>
+        <w:t>：</w:t>
+      </w:r>
+    </w:p>
+    <w:p>
+      <w:pPr>
+        <w:ind w:left="0"/>
+      </w:pPr>
+      <w:r>
+        <w:rPr>
+          <w:rFonts w:hint="eastAsia"/>
+        </w:rPr>
+        <w:t xml:space="preserve">  </w:t>
+      </w:r>
+    </w:p>
+    <w:tbl>
+      <w:tblPr>
+        <w:tblStyle w:val="a9"/>
+        <w:tblW w:w="7938" w:type="dxa"/>
+        <w:tblInd w:w="340" w:type="dxa"/>
+        <w:tblLook w:val="04A0" w:firstRow="1" w:lastRow="0" w:firstColumn="1" w:lastColumn="0" w:noHBand="0" w:noVBand="1"/>
+      </w:tblPr>
+      <w:tblGrid>
+        <w:gridCol w:w="2526"/>
+        <w:gridCol w:w="5412"/>
+      </w:tblGrid>
+      <w:tr>
+        <w:trPr>
+          <w:trHeight w:val="400"/>
+        </w:trPr>
+        <w:tc>
+          <w:tcPr>
+            <w:tcW w:w="2526" w:type="dxa"/>
+            <w:shd w:val="clear" w:color="auto" w:fill="DAEEF3" w:themeFill="accent5" w:themeFillTint="33"/>
+          </w:tcPr>
+          <w:p>
+            <w:pPr>
+              <w:ind w:left="0"/>
+              <w:rPr>
+                <w:b/>
+              </w:rPr>
+            </w:pPr>
+            <w:r>
+              <w:rPr>
+                <w:rFonts w:hint="eastAsia"/>
+                <w:b/>
+              </w:rPr>
+              <w:t>Name</w:t>
+            </w:r>
+          </w:p>
+        </w:tc>
+        <w:tc>
+          <w:tcPr>
+            <w:tcW w:w="5412" w:type="dxa"/>
+            <w:shd w:val="clear" w:color="auto" w:fill="DAEEF3" w:themeFill="accent5" w:themeFillTint="33"/>
+          </w:tcPr>
+          <w:p>
+            <w:pPr>
+              <w:ind w:left="0"/>
+              <w:rPr>
+                <w:b/>
+              </w:rPr>
+            </w:pPr>
+            <w:r>
+              <w:rPr>
+                <w:rFonts w:hint="eastAsia"/>
+                <w:b/>
+              </w:rPr>
+              <w:t>Description</w:t>
+            </w:r>
+          </w:p>
+        </w:tc>
+      </w:tr>
+      <w:tr>
+        <w:trPr>
+          <w:trHeight w:val="391"/>
+        </w:trPr>
+        <w:tc>
+          <w:tcPr>
+            <w:tcW w:w="2526" w:type="dxa"/>
+          </w:tcPr>
+          <w:p>
+            <w:pPr>
+              <w:ind w:left="0"/>
+              <w:rPr>
+                <w:rFonts w:cstheme="minorHAnsi"/>
+              </w:rPr>
+            </w:pPr>
+            <w:proofErr w:type="spellStart"/>
+            <w:r>
+              <w:rPr>
+                <w:rFonts w:cstheme="minorHAnsi"/>
+              </w:rPr>
+              <w:t>VersioningConfiguration</w:t>
+            </w:r>
+            <w:proofErr w:type="spellEnd"/>
+          </w:p>
+        </w:tc>
+        <w:tc>
+          <w:tcPr>
+            <w:tcW w:w="5412" w:type="dxa"/>
+          </w:tcPr>
+          <w:p>
+            <w:pPr>
+              <w:ind w:left="0"/>
+              <w:rPr>
+                <w:rFonts w:cstheme="minorHAnsi"/>
+              </w:rPr>
+            </w:pPr>
+            <w:r>
+              <w:rPr>
+                <w:rFonts w:cstheme="minorHAnsi"/>
+              </w:rPr>
+              <w:t>Container for the Status response element.</w:t>
+            </w:r>
+          </w:p>
+          <w:p>
+            <w:pPr>
+              <w:ind w:left="0"/>
+              <w:rPr>
+                <w:rFonts w:cstheme="minorHAnsi"/>
+              </w:rPr>
+            </w:pPr>
+            <w:r>
+              <w:rPr>
+                <w:rFonts w:cstheme="minorHAnsi"/>
+              </w:rPr>
+              <w:t>Type: Container</w:t>
+            </w:r>
+          </w:p>
+          <w:p>
+            <w:pPr>
+              <w:ind w:left="0"/>
+              <w:rPr>
+                <w:rFonts w:cstheme="minorHAnsi"/>
+              </w:rPr>
+            </w:pPr>
+            <w:r>
+              <w:rPr>
+                <w:rFonts w:cstheme="minorHAnsi"/>
+              </w:rPr>
+              <w:t>Children: Status</w:t>
+            </w:r>
+          </w:p>
+          <w:p>
+            <w:pPr>
+              <w:ind w:left="0"/>
+              <w:rPr>
+                <w:rFonts w:cstheme="minorHAnsi"/>
+              </w:rPr>
+            </w:pPr>
+            <w:r>
+              <w:rPr>
+                <w:rFonts w:cstheme="minorHAnsi"/>
+              </w:rPr>
+              <w:t>Ancestor: None</w:t>
+            </w:r>
+          </w:p>
+        </w:tc>
+      </w:tr>
+      <w:tr>
+        <w:trPr>
+          <w:trHeight w:val="391"/>
+        </w:trPr>
+        <w:tc>
+          <w:tcPr>
+            <w:tcW w:w="2526" w:type="dxa"/>
+          </w:tcPr>
+          <w:p>
+            <w:pPr>
+              <w:ind w:left="0"/>
+              <w:rPr>
+                <w:rFonts w:cstheme="minorHAnsi"/>
+              </w:rPr>
+            </w:pPr>
+            <w:r>
+              <w:rPr>
+                <w:rFonts w:cstheme="minorHAnsi"/>
+              </w:rPr>
+              <w:t>Status</w:t>
+            </w:r>
+          </w:p>
+        </w:tc>
+        <w:tc>
+          <w:tcPr>
+            <w:tcW w:w="5412" w:type="dxa"/>
+          </w:tcPr>
+          <w:p>
+            <w:pPr>
+              <w:ind w:left="0"/>
+              <w:rPr>
+                <w:rFonts w:cstheme="minorHAnsi"/>
+              </w:rPr>
+            </w:pPr>
+            <w:r>
+              <w:rPr>
+                <w:rFonts w:cstheme="minorHAnsi"/>
+              </w:rPr>
+              <w:t xml:space="preserve">The versioning state of the bucket. </w:t>
+            </w:r>
+          </w:p>
+          <w:p>
+            <w:pPr>
+              <w:ind w:left="0"/>
+              <w:rPr>
+                <w:rFonts w:cstheme="minorHAnsi"/>
+              </w:rPr>
+            </w:pPr>
+            <w:r>
+              <w:rPr>
+                <w:rFonts w:cstheme="minorHAnsi"/>
+              </w:rPr>
+              <w:t>Type: Container</w:t>
+            </w:r>
+          </w:p>
+          <w:p>
+            <w:pPr>
+              <w:ind w:left="0"/>
+              <w:rPr>
+                <w:rFonts w:cstheme="minorHAnsi"/>
+              </w:rPr>
+            </w:pPr>
+            <w:r>
+              <w:rPr>
+                <w:rFonts w:cstheme="minorHAnsi"/>
+              </w:rPr>
+              <w:t xml:space="preserve">Ancestor: </w:t>
+            </w:r>
+            <w:proofErr w:type="spellStart"/>
+            <w:r>
+              <w:rPr>
+                <w:rFonts w:cstheme="minorHAnsi"/>
+              </w:rPr>
+              <w:t>VersioningConfiguration</w:t>
+            </w:r>
+            <w:proofErr w:type="spellEnd"/>
+          </w:p>
+        </w:tc>
+      </w:tr>
+    </w:tbl>
+    <w:p>
+      <w:pPr>
+        <w:ind w:left="0"/>
+      </w:pPr>
+    </w:p>
+    <w:p/>
+    <w:p>
+      <w:r>
+        <w:rPr>
+          <w:rFonts w:hint="eastAsia"/>
+        </w:rPr>
+        <w:t>请求样例：</w:t>
+      </w:r>
+    </w:p>
+    <w:tbl>
+      <w:tblPr>
+        <w:tblStyle w:val="a9"/>
+        <w:tblW w:w="0" w:type="auto"/>
+        <w:tblInd w:w="340" w:type="dxa"/>
+        <w:tblLook w:val="04A0" w:firstRow="1" w:lastRow="0" w:firstColumn="1" w:lastColumn="0" w:noHBand="0" w:noVBand="1"/>
+      </w:tblPr>
+      <w:tblGrid>
+        <w:gridCol w:w="7956"/>
+      </w:tblGrid>
+      <w:tr>
+        <w:tc>
+          <w:tcPr>
+            <w:tcW w:w="8296" w:type="dxa"/>
+          </w:tcPr>
+          <w:p>
+            <w:pPr>
+              <w:ind w:left="0"/>
+              <w:rPr>
+                <w:i/>
+              </w:rPr>
+            </w:pPr>
+            <w:r>
+              <w:rPr>
+                <w:i/>
+              </w:rPr>
+              <w:t>GET /</w:t>
+            </w:r>
+            <w:r>
+              <w:rPr>
+                <w:rFonts w:cstheme="minorHAnsi" w:hint="eastAsia"/>
+                <w:i/>
+              </w:rPr>
+              <w:t>{</w:t>
+            </w:r>
+            <w:r>
+              <w:rPr>
+                <w:rFonts w:cstheme="minorHAnsi"/>
+                <w:i/>
+              </w:rPr>
+              <w:t>bucket</w:t>
+            </w:r>
+            <w:r>
+              <w:rPr>
+                <w:rFonts w:cstheme="minorHAnsi" w:hint="eastAsia"/>
+                <w:i/>
+              </w:rPr>
+              <w:t>}</w:t>
+            </w:r>
+            <w:proofErr w:type="gramStart"/>
+            <w:r>
+              <w:rPr>
+                <w:i/>
+              </w:rPr>
+              <w:t>/</w:t>
+            </w:r>
+            <w:r>
+              <w:rPr>
+                <w:i/>
+              </w:rPr>
+              <w:t>?versioning</w:t>
+            </w:r>
+            <w:proofErr w:type="gramEnd"/>
+            <w:r>
+              <w:rPr>
+                <w:i/>
+              </w:rPr>
+              <w:t xml:space="preserve"> HTTP/1.1 </w:t>
+            </w:r>
+          </w:p>
+          <w:p>
+            <w:pPr>
+              <w:ind w:left="0"/>
+              <w:rPr>
+                <w:i/>
+              </w:rPr>
+            </w:pPr>
+            <w:r>
+              <w:rPr>
+                <w:i/>
+              </w:rPr>
+              <w:t xml:space="preserve">Host: </w:t>
+            </w:r>
+            <w:r>
+              <w:rPr>
+                <w:rFonts w:hint="eastAsia"/>
+                <w:i/>
+              </w:rPr>
+              <w:t>sequoia.</w:t>
+            </w:r>
+            <w:r>
+              <w:rPr>
+                <w:i/>
+              </w:rPr>
+              <w:t>s3.com</w:t>
+            </w:r>
+            <w:r>
+              <w:rPr>
+                <w:i/>
+              </w:rPr>
+              <w:t xml:space="preserve"> </w:t>
+            </w:r>
+          </w:p>
+          <w:p>
+            <w:pPr>
+              <w:ind w:left="0"/>
+              <w:rPr>
+                <w:i/>
+              </w:rPr>
+            </w:pPr>
+            <w:r>
+              <w:rPr>
+                <w:i/>
+              </w:rPr>
+              <w:t xml:space="preserve">Date: Wed, 12 Oct 2009 17:50:00 GMT </w:t>
+            </w:r>
+          </w:p>
+          <w:p>
+            <w:pPr>
+              <w:ind w:left="0"/>
+              <w:rPr>
+                <w:i/>
+              </w:rPr>
+            </w:pPr>
+            <w:r>
+              <w:rPr>
+                <w:i/>
+              </w:rPr>
+              <w:t xml:space="preserve">Authorization: authorization string </w:t>
+            </w:r>
+          </w:p>
+          <w:p>
+            <w:pPr>
+              <w:ind w:left="0"/>
+            </w:pPr>
+            <w:r>
+              <w:rPr>
+                <w:i/>
+              </w:rPr>
+              <w:t>Content-Type: text/plain</w:t>
+            </w:r>
+          </w:p>
+        </w:tc>
+      </w:tr>
+    </w:tbl>
+    <w:p/>
+    <w:p>
+      <w:r>
+        <w:rPr>
+          <w:rFonts w:hint="eastAsia"/>
+        </w:rPr>
+        <w:t>响应样例（打开版本控制）：</w:t>
+      </w:r>
+    </w:p>
+    <w:tbl>
+      <w:tblPr>
+        <w:tblStyle w:val="a9"/>
+        <w:tblW w:w="0" w:type="auto"/>
+        <w:tblInd w:w="340" w:type="dxa"/>
+        <w:tblLook w:val="04A0" w:firstRow="1" w:lastRow="0" w:firstColumn="1" w:lastColumn="0" w:noHBand="0" w:noVBand="1"/>
+      </w:tblPr>
+      <w:tblGrid>
+        <w:gridCol w:w="7956"/>
+      </w:tblGrid>
+      <w:tr>
+        <w:tc>
+          <w:tcPr>
+            <w:tcW w:w="8296" w:type="dxa"/>
+          </w:tcPr>
+          <w:p>
+            <w:pPr>
+              <w:ind w:left="0"/>
+              <w:rPr>
+                <w:i/>
+              </w:rPr>
+            </w:pPr>
+            <w:r>
+              <w:rPr>
+                <w:i/>
+              </w:rPr>
+              <w:t>&lt;</w:t>
+            </w:r>
+            <w:proofErr w:type="spellStart"/>
+            <w:r>
+              <w:rPr>
+                <w:i/>
+              </w:rPr>
+              <w:t>VersioningConfiguration</w:t>
+            </w:r>
+            <w:proofErr w:type="spellEnd"/>
+            <w:r>
+              <w:rPr>
+                <w:i/>
+              </w:rPr>
+              <w:t>&gt;</w:t>
+            </w:r>
+          </w:p>
+          <w:p>
+            <w:pPr>
+              <w:ind w:left="0"/>
+              <w:rPr>
+                <w:i/>
+              </w:rPr>
+            </w:pPr>
+            <w:r>
+              <w:rPr>
+                <w:i/>
+              </w:rPr>
+              <w:lastRenderedPageBreak/>
+              <w:t xml:space="preserve">  &lt;Status&gt;Enabled&lt;/Status&gt; </w:t>
+            </w:r>
+          </w:p>
+          <w:p>
+            <w:pPr>
+              <w:ind w:left="0"/>
+            </w:pPr>
+            <w:r>
+              <w:rPr>
+                <w:i/>
+              </w:rPr>
+              <w:t>&lt;/</w:t>
+            </w:r>
+            <w:proofErr w:type="spellStart"/>
+            <w:r>
+              <w:rPr>
+                <w:i/>
+              </w:rPr>
+              <w:t>VersioningConfiguration</w:t>
+            </w:r>
+            <w:proofErr w:type="spellEnd"/>
+            <w:r>
+              <w:rPr>
+                <w:i/>
+              </w:rPr>
+              <w:t>&gt;</w:t>
+            </w:r>
+          </w:p>
+        </w:tc>
+      </w:tr>
+    </w:tbl>
+    <w:p/>
+    <w:p>
+      <w:r>
+        <w:rPr>
+          <w:rFonts w:hint="eastAsia"/>
+        </w:rPr>
+        <w:t>响应样例（禁用版本控制）：</w:t>
+      </w:r>
+    </w:p>
+    <w:tbl>
+      <w:tblPr>
+        <w:tblStyle w:val="a9"/>
+        <w:tblW w:w="0" w:type="auto"/>
+        <w:tblInd w:w="340" w:type="dxa"/>
+        <w:tblLook w:val="04A0" w:firstRow="1" w:lastRow="0" w:firstColumn="1" w:lastColumn="0" w:noHBand="0" w:noVBand="1"/>
+      </w:tblPr>
+      <w:tblGrid>
+        <w:gridCol w:w="7956"/>
+      </w:tblGrid>
+      <w:tr>
+        <w:tc>
+          <w:tcPr>
+            <w:tcW w:w="8296" w:type="dxa"/>
+          </w:tcPr>
+          <w:p>
+            <w:pPr>
+              <w:ind w:left="0"/>
+              <w:rPr>
+                <w:i/>
+              </w:rPr>
+            </w:pPr>
+            <w:r>
+              <w:rPr>
+                <w:i/>
+              </w:rPr>
+              <w:t>&lt;</w:t>
+            </w:r>
+            <w:proofErr w:type="spellStart"/>
+            <w:r>
+              <w:rPr>
+                <w:i/>
+              </w:rPr>
+              <w:t>VersioningConfiguratio</w:t>
+            </w:r>
+            <w:proofErr w:type="spellEnd"/>
+            <w:r>
+              <w:rPr>
+                <w:i/>
+              </w:rPr>
+              <w:t>&gt;</w:t>
+            </w:r>
+          </w:p>
+          <w:p>
+            <w:pPr>
+              <w:ind w:left="0"/>
+              <w:rPr>
+                <w:i/>
+              </w:rPr>
+            </w:pPr>
+            <w:r>
+              <w:rPr>
+                <w:i/>
+              </w:rPr>
+              <w:t xml:space="preserve">  &lt;Status&gt;Suspended&lt;/Status&gt; </w:t>
+            </w:r>
+          </w:p>
+          <w:p>
+            <w:pPr>
+              <w:ind w:left="0"/>
+            </w:pPr>
+            <w:r>
+              <w:rPr>
+                <w:i/>
+              </w:rPr>
+              <w:t>&lt;/</w:t>
+            </w:r>
+            <w:proofErr w:type="spellStart"/>
+            <w:r>
+              <w:rPr>
+                <w:i/>
+              </w:rPr>
+              <w:t>VersioningConfiguration</w:t>
+            </w:r>
+            <w:proofErr w:type="spellEnd"/>
+            <w:r>
+              <w:rPr>
+                <w:i/>
+              </w:rPr>
+              <w:t>&gt;</w:t>
+            </w:r>
+          </w:p>
+        </w:tc>
+      </w:tr>
+    </w:tbl>
+    <w:p/>
+    <w:p>
+      <w:r>
+        <w:rPr>
+          <w:rFonts w:hint="eastAsia"/>
+        </w:rPr>
+        <w:t>响应样例（从未打开或禁用过版本控制开关）：</w:t>
+      </w:r>
+    </w:p>
+    <w:tbl>
+      <w:tblPr>
+        <w:tblStyle w:val="a9"/>
+        <w:tblW w:w="0" w:type="auto"/>
+        <w:tblInd w:w="340" w:type="dxa"/>
+        <w:tblLook w:val="04A0" w:firstRow="1" w:lastRow="0" w:firstColumn="1" w:lastColumn="0" w:noHBand="0" w:noVBand="1"/>
+      </w:tblPr>
+      <w:tblGrid>
+        <w:gridCol w:w="7956"/>
+      </w:tblGrid>
+      <w:tr>
+        <w:tc>
+          <w:tcPr>
+            <w:tcW w:w="8296" w:type="dxa"/>
+          </w:tcPr>
+          <w:p>
+            <w:pPr>
+              <w:ind w:left="0"/>
+              <w:rPr>
+                <w:i/>
+              </w:rPr>
+            </w:pPr>
+            <w:r>
+              <w:rPr>
+                <w:i/>
+              </w:rPr>
+              <w:t>&lt;</w:t>
+            </w:r>
+            <w:proofErr w:type="spellStart"/>
+            <w:r>
+              <w:rPr>
+                <w:i/>
+              </w:rPr>
+              <w:t>VersioningConfiguration</w:t>
+            </w:r>
+            <w:proofErr w:type="spellEnd"/>
+            <w:r>
+              <w:rPr>
+                <w:i/>
+              </w:rPr>
+              <w:t>/&gt;</w:t>
+            </w:r>
+          </w:p>
+        </w:tc>
+      </w:tr>
+    </w:tbl>
+    <w:p/>
+    <w:p>
+      <w:pPr>
+        <w:pStyle w:val="10"/>
+      </w:pPr>
+      <w:r>
+        <w:rPr>
+          <w:rFonts w:hint="eastAsia"/>
+        </w:rPr>
+        <w:t>Story</w:t>
+      </w:r>
+      <w:r>
+        <w:rPr>
+          <w:rFonts w:hint="eastAsia"/>
+        </w:rPr>
+        <w:t>约束和依赖</w:t>
+      </w:r>
+    </w:p>
+    <w:p>
+      <w:pPr>
+        <w:rPr>
+          <w:color w:val="00B0F0"/>
+        </w:rPr>
+      </w:pPr>
+      <w:r>
+        <w:rPr>
+          <w:rFonts w:hint="eastAsia"/>
+          <w:color w:val="00B0F0"/>
+        </w:rPr>
+        <w:t>说明：简单描述</w:t>
+      </w:r>
+      <w:r>
+        <w:rPr>
+          <w:rFonts w:hint="eastAsia"/>
+          <w:color w:val="00B0F0"/>
+        </w:rPr>
+        <w:t>Story</w:t>
+      </w:r>
+      <w:r>
+        <w:rPr>
+          <w:rFonts w:hint="eastAsia"/>
+          <w:color w:val="00B0F0"/>
+        </w:rPr>
+        <w:t>对其它功能的约束，以及对某些功能的依赖</w:t>
+      </w:r>
+    </w:p>
+    <w:p>
+      <w:pPr>
+        <w:pStyle w:val="10"/>
+      </w:pPr>
+      <w:r>
+        <w:rPr>
+          <w:rFonts w:hint="eastAsia"/>
+        </w:rPr>
+        <w:t xml:space="preserve">Story </w:t>
+      </w:r>
+      <w:r>
+        <w:rPr>
+          <w:rFonts w:hint="eastAsia"/>
+        </w:rPr>
+        <w:t>简单设计</w:t>
+      </w:r>
+    </w:p>
+    <w:p>
+      <w:pPr>
+        <w:pStyle w:val="2"/>
+        <w:ind w:left="210"/>
+      </w:pPr>
+      <w:r>
+        <w:rPr>
+          <w:rFonts w:hint="eastAsia"/>
+        </w:rPr>
+        <w:t>总体架构</w:t>
+      </w:r>
+    </w:p>
+    <w:p>
       <w:pPr>
         <w:spacing w:beforeLines="50" w:before="156" w:afterLines="50" w:after="156"/>
         <w:ind w:left="0" w:firstLineChars="200" w:firstLine="420"/>
@@ -3491,11 +5501,19 @@
         </w:rPr>
         <w:t>—</w:t>
       </w:r>
+      <w:proofErr w:type="spellStart"/>
       <w:r>
         <w:rPr>
           <w:rFonts w:asciiTheme="minorEastAsia" w:hAnsiTheme="minorEastAsia" w:hint="eastAsia"/>
         </w:rPr>
-        <w:t>SequoiaDB兼容Amazon</w:t>
+        <w:t>SequoiaDB</w:t>
+      </w:r>
+      <w:proofErr w:type="spellEnd"/>
+      <w:r>
+        <w:rPr>
+          <w:rFonts w:asciiTheme="minorEastAsia" w:hAnsiTheme="minorEastAsia" w:hint="eastAsia"/>
+        </w:rPr>
+        <w:t>兼容Amazon</w:t>
       </w:r>
       <w:r>
         <w:rPr>
@@ -3519,7 +5537,21 @@
         <w:rPr>
           <w:rFonts w:asciiTheme="minorEastAsia" w:hAnsiTheme="minorEastAsia" w:hint="eastAsia"/>
         </w:rPr>
-        <w:t>接口.docx》。</w:t>
+        <w:t>接口.</w:t>
+      </w:r>
+      <w:proofErr w:type="spellStart"/>
+      <w:r>
+        <w:rPr>
+          <w:rFonts w:asciiTheme="minorEastAsia" w:hAnsiTheme="minorEastAsia" w:hint="eastAsia"/>
+        </w:rPr>
+        <w:t>docx</w:t>
+      </w:r>
+      <w:proofErr w:type="spellEnd"/>
+      <w:r>
+        <w:rPr>
+          <w:rFonts w:asciiTheme="minorEastAsia" w:hAnsiTheme="minorEastAsia" w:hint="eastAsia"/>
+        </w:rPr>
+        <w:t>》。</w:t>
       </w:r>
     </w:p>
     <w:p>
@@ -3531,7 +5563,6 @@
         <w:rPr>
           <w:rFonts w:hint="eastAsia"/>
         </w:rPr>
-        <w:lastRenderedPageBreak/>
         <w:t>数据库表设计结构</w:t>
       </w:r>
     </w:p>
@@ -3604,7 +5635,23 @@
           <w:rFonts w:hint="eastAsia"/>
           <w:color w:val="00B0F0"/>
         </w:rPr>
-        <w:t>使用时序图或者活动图</w:t>
+        <w:t>使用时序</w:t>
+      </w:r>
+      <w:proofErr w:type="gramStart"/>
+      <w:r>
+        <w:rPr>
+          <w:rFonts w:hint="eastAsia"/>
+          <w:color w:val="00B0F0"/>
+        </w:rPr>
+        <w:t>图或者</w:t>
+      </w:r>
+      <w:proofErr w:type="gramEnd"/>
+      <w:r>
+        <w:rPr>
+          <w:rFonts w:hint="eastAsia"/>
+          <w:color w:val="00B0F0"/>
+        </w:rPr>
+        <w:t>活动图</w:t>
       </w:r>
       <w:r>
         <w:rPr>
@@ -4204,6 +6251,7 @@
               <w:rPr>
                 <w:rFonts w:hint="eastAsia"/>
               </w:rPr>
+              <w:lastRenderedPageBreak/>
               <w:t>GET</w:t>
             </w:r>
           </w:p>
@@ -4614,7 +6662,6 @@
         <w:rPr>
           <w:rFonts w:hint="eastAsia"/>
         </w:rPr>
-        <w:lastRenderedPageBreak/>
         <w:t>创建桶（</w:t>
       </w:r>
       <w:r>
@@ -4672,12 +6719,14 @@
         </w:rPr>
         <w:t>每次写入一条新纪录之前都查询当前</w:t>
       </w:r>
+      <w:proofErr w:type="spellStart"/>
       <w:r>
         <w:rPr>
           <w:rFonts w:hint="eastAsia"/>
         </w:rPr>
         <w:t>bucketlist</w:t>
       </w:r>
+      <w:proofErr w:type="spellEnd"/>
       <w:r>
         <w:rPr>
           <w:rFonts w:hint="eastAsia"/>
@@ -4799,6 +6848,7 @@
         <w:rPr>
           <w:noProof/>
         </w:rPr>
+        <w:lastRenderedPageBreak/>
         <w:drawing>
           <wp:inline distT="0" distB="0" distL="0" distR="0" wp14:anchorId="58DE0D1F" wp14:editId="0AC4990B">
             <wp:extent cx="5274310" cy="4066110"/>
@@ -4930,9 +6980,11 @@
         </w:rPr>
         <w:t>，返回</w:t>
       </w:r>
+      <w:proofErr w:type="spellStart"/>
       <w:r>
         <w:t>InvalidBucketName</w:t>
       </w:r>
+      <w:proofErr w:type="spellEnd"/>
       <w:r>
         <w:rPr>
           <w:rFonts w:hint="eastAsia"/>
@@ -4954,29 +7006,31 @@
         <w:rPr>
           <w:rFonts w:hint="eastAsia"/>
         </w:rPr>
-        <w:t>桶已经存在，属于其他</w:t>
-      </w:r>
-      <w:r>
-        <w:rPr>
-          <w:rFonts w:hint="eastAsia"/>
-        </w:rPr>
-        <w:t>owner</w:t>
-      </w:r>
-      <w:r>
-        <w:rPr>
-          <w:rFonts w:hint="eastAsia"/>
-        </w:rPr>
-        <w:t>，返回</w:t>
-      </w:r>
-      <w:r>
-        <w:t>BucketAlreadyExists</w:t>
-      </w:r>
-      <w:r>
-        <w:rPr>
-          <w:rFonts w:hint="eastAsia"/>
-        </w:rPr>
-        <w:t>。</w:t>
-      </w:r>
+        <w:t>桶名称为</w:t>
+      </w:r>
+      <w:r>
+        <w:rPr>
+          <w:rFonts w:hint="eastAsia"/>
+        </w:rPr>
+        <w:t>users</w:t>
+      </w:r>
+      <w:r>
+        <w:rPr>
+          <w:rFonts w:hint="eastAsia"/>
+        </w:rPr>
+        <w:t>，无论大小写</w:t>
+      </w:r>
+      <w:r>
+        <w:rPr>
+          <w:rFonts w:hint="eastAsia"/>
+        </w:rPr>
+        <w:t>，均返回</w:t>
+      </w:r>
+      <w:proofErr w:type="spellStart"/>
+      <w:r>
+        <w:t>InvalidBucketName</w:t>
+      </w:r>
+      <w:proofErr w:type="spellEnd"/>
     </w:p>
     <w:p>
       <w:pPr>
@@ -4988,15 +7042,37 @@
         <w:spacing w:beforeLines="50" w:before="156" w:afterLines="50" w:after="156"/>
         <w:ind w:firstLineChars="0"/>
       </w:pPr>
-      <w:r>
-        <w:rPr>
-          <w:rFonts w:hint="eastAsia"/>
-        </w:rPr>
-        <w:t>桶已经存在，属于自己，返回</w:t>
-      </w:r>
-      <w:r>
-        <w:t>BucketAlreadyOwnedByYou</w:t>
-      </w:r>
+      <w:proofErr w:type="gramStart"/>
+      <w:r>
+        <w:rPr>
+          <w:rFonts w:hint="eastAsia"/>
+        </w:rPr>
+        <w:t>桶已经</w:t>
+      </w:r>
+      <w:proofErr w:type="gramEnd"/>
+      <w:r>
+        <w:rPr>
+          <w:rFonts w:hint="eastAsia"/>
+        </w:rPr>
+        <w:t>存在，属于其他</w:t>
+      </w:r>
+      <w:r>
+        <w:rPr>
+          <w:rFonts w:hint="eastAsia"/>
+        </w:rPr>
+        <w:t>owner</w:t>
+      </w:r>
+      <w:r>
+        <w:rPr>
+          <w:rFonts w:hint="eastAsia"/>
+        </w:rPr>
+        <w:t>，返回</w:t>
+      </w:r>
+      <w:proofErr w:type="spellStart"/>
+      <w:r>
+        <w:t>BucketAlreadyExists</w:t>
+      </w:r>
+      <w:proofErr w:type="spellEnd"/>
       <w:r>
         <w:rPr>
           <w:rFonts w:hint="eastAsia"/>
@@ -5006,74 +7082,108 @@
     </w:p>
     <w:p>
       <w:pPr>
-        <w:pStyle w:val="3"/>
-      </w:pPr>
-      <w:r>
-        <w:rPr>
-          <w:rFonts w:hint="eastAsia"/>
-        </w:rPr>
-        <w:lastRenderedPageBreak/>
-        <w:t>删除桶（</w:t>
-      </w:r>
-      <w:r>
-        <w:t>DELETE Bucket</w:t>
-      </w:r>
-      <w:r>
-        <w:rPr>
-          <w:rFonts w:hint="eastAsia"/>
-        </w:rPr>
-        <w:t>）</w:t>
+        <w:pStyle w:val="aa"/>
+        <w:numPr>
+          <w:ilvl w:val="0"/>
+          <w:numId w:val="22"/>
+        </w:numPr>
+        <w:spacing w:beforeLines="50" w:before="156" w:afterLines="50" w:after="156"/>
+        <w:ind w:firstLineChars="0"/>
+      </w:pPr>
+      <w:proofErr w:type="gramStart"/>
+      <w:r>
+        <w:rPr>
+          <w:rFonts w:hint="eastAsia"/>
+        </w:rPr>
+        <w:t>桶已经</w:t>
+      </w:r>
+      <w:proofErr w:type="gramEnd"/>
+      <w:r>
+        <w:rPr>
+          <w:rFonts w:hint="eastAsia"/>
+        </w:rPr>
+        <w:t>存在，属于自己，返回</w:t>
+      </w:r>
+      <w:proofErr w:type="spellStart"/>
+      <w:r>
+        <w:t>BucketAlreadyOwnedByYou</w:t>
+      </w:r>
+      <w:proofErr w:type="spellEnd"/>
+      <w:r>
+        <w:rPr>
+          <w:rFonts w:hint="eastAsia"/>
+        </w:rPr>
+        <w:t>。</w:t>
       </w:r>
     </w:p>
     <w:p>
       <w:pPr>
-        <w:ind w:left="0" w:firstLineChars="200" w:firstLine="420"/>
-      </w:pPr>
-      <w:r>
-        <w:rPr>
-          <w:rFonts w:hint="eastAsia"/>
-        </w:rPr>
-        <w:t>删除桶会会检查该桶内是否仍有对象，如果桶内仍有对象，则不允许删除桶，如果桶内已经没有对象，则删除该桶的元数据</w:t>
-      </w:r>
-      <w:bookmarkStart w:id="7" w:name="_GoBack"/>
-      <w:bookmarkEnd w:id="7"/>
-      <w:r>
-        <w:rPr>
-          <w:rFonts w:hint="eastAsia"/>
-        </w:rPr>
-        <w:t>。</w:t>
+        <w:pStyle w:val="3"/>
+      </w:pPr>
+      <w:r>
+        <w:rPr>
+          <w:rFonts w:hint="eastAsia"/>
+        </w:rPr>
+        <w:t>删除桶（</w:t>
+      </w:r>
+      <w:r>
+        <w:t>DELETE Bucket</w:t>
+      </w:r>
+      <w:r>
+        <w:rPr>
+          <w:rFonts w:hint="eastAsia"/>
+        </w:rPr>
+        <w:t>）</w:t>
       </w:r>
     </w:p>
     <w:p>
       <w:pPr>
         <w:ind w:left="0" w:firstLineChars="200" w:firstLine="420"/>
       </w:pPr>
+      <w:r>
+        <w:rPr>
+          <w:rFonts w:hint="eastAsia"/>
+        </w:rPr>
+        <w:t>删除桶会会检查该桶内是否仍有对象，如果桶内仍有对象，则不允许删除桶，如果桶内已经没有对象，则删除该桶的元数据</w:t>
+      </w:r>
+      <w:r>
+        <w:rPr>
+          <w:rFonts w:hint="eastAsia"/>
+        </w:rPr>
+        <w:t>。</w:t>
+      </w:r>
     </w:p>
     <w:p>
       <w:pPr>
         <w:ind w:left="0" w:firstLineChars="200" w:firstLine="420"/>
       </w:pPr>
-      <w:r>
-        <w:rPr>
-          <w:rFonts w:hint="eastAsia"/>
-        </w:rPr>
-        <w:t>删除桶时序图如下</w:t>
-      </w:r>
-      <w:r>
-        <w:rPr>
-          <w:rFonts w:hint="eastAsia"/>
-        </w:rPr>
-        <w:t>：</w:t>
-      </w:r>
     </w:p>
     <w:p>
       <w:pPr>
+        <w:ind w:left="0" w:firstLineChars="200" w:firstLine="420"/>
+      </w:pPr>
+      <w:r>
+        <w:rPr>
+          <w:rFonts w:hint="eastAsia"/>
+        </w:rPr>
+        <w:t>删除桶时序图如下</w:t>
+      </w:r>
+      <w:r>
+        <w:rPr>
+          <w:rFonts w:hint="eastAsia"/>
+        </w:rPr>
+        <w:t>：</w:t>
+      </w:r>
+    </w:p>
+    <w:p>
+      <w:pPr>
         <w:ind w:left="0"/>
       </w:pPr>
       <w:r>
         <w:rPr>
           <w:noProof/>
         </w:rPr>
+        <w:lastRenderedPageBreak/>
         <w:drawing>
           <wp:inline distT="0" distB="0" distL="0" distR="0" wp14:anchorId="65422C6E" wp14:editId="289C404D">
             <wp:extent cx="5274310" cy="3850644"/>
@@ -5155,19 +7265,49 @@
         <w:rPr>
           <w:rFonts w:hint="eastAsia"/>
         </w:rPr>
-        <w:t>指定的桶已经没有对象记录，删除</w:t>
-      </w:r>
+        <w:t>指定的</w:t>
+      </w:r>
+      <w:proofErr w:type="gramStart"/>
+      <w:r>
+        <w:rPr>
+          <w:rFonts w:hint="eastAsia"/>
+        </w:rPr>
+        <w:t>桶已经</w:t>
+      </w:r>
+      <w:proofErr w:type="gramEnd"/>
+      <w:r>
+        <w:rPr>
+          <w:rFonts w:hint="eastAsia"/>
+        </w:rPr>
+        <w:t>没有对象记录，删除</w:t>
+      </w:r>
+      <w:proofErr w:type="spellStart"/>
       <w:r>
         <w:rPr>
           <w:rFonts w:hint="eastAsia"/>
         </w:rPr>
         <w:t>BucketList</w:t>
       </w:r>
-      <w:r>
-        <w:rPr>
-          <w:rFonts w:hint="eastAsia"/>
-        </w:rPr>
-        <w:t>中对应的记录，并删除权限表中关于概该桶的记录。</w:t>
+      <w:proofErr w:type="spellEnd"/>
+      <w:r>
+        <w:rPr>
+          <w:rFonts w:hint="eastAsia"/>
+        </w:rPr>
+        <w:t>中对应的记录，并删除权限表中</w:t>
+      </w:r>
+      <w:proofErr w:type="gramStart"/>
+      <w:r>
+        <w:rPr>
+          <w:rFonts w:hint="eastAsia"/>
+        </w:rPr>
+        <w:t>关于概该桶</w:t>
+      </w:r>
+      <w:proofErr w:type="gramEnd"/>
+      <w:r>
+        <w:rPr>
+          <w:rFonts w:hint="eastAsia"/>
+        </w:rPr>
+        <w:t>的记录。</w:t>
       </w:r>
     </w:p>
     <w:p>
@@ -5197,9 +7337,11 @@
         </w:rPr>
         <w:t>桶不存在，返回</w:t>
       </w:r>
+      <w:proofErr w:type="spellStart"/>
       <w:r>
         <w:t>NoSuchBucket</w:t>
       </w:r>
+      <w:proofErr w:type="spellEnd"/>
       <w:r>
         <w:rPr>
           <w:rFonts w:hint="eastAsia"/>
@@ -5223,9 +7365,11 @@
         </w:rPr>
         <w:t>桶不属于请求发起者，返回</w:t>
       </w:r>
+      <w:proofErr w:type="spellStart"/>
       <w:r>
         <w:t>AccessDenied</w:t>
       </w:r>
+      <w:proofErr w:type="spellEnd"/>
       <w:r>
         <w:rPr>
           <w:rFonts w:hint="eastAsia"/>
@@ -5249,9 +7393,11 @@
         </w:rPr>
         <w:t>桶内仍存有对象，返回</w:t>
       </w:r>
+      <w:proofErr w:type="spellStart"/>
       <w:r>
         <w:t>BucketNotEmpty</w:t>
       </w:r>
+      <w:proofErr w:type="spellEnd"/>
       <w:r>
         <w:rPr>
           <w:rFonts w:hint="eastAsia"/>
@@ -5259,6 +7405,508 @@
         <w:t>。</w:t>
       </w:r>
       <w:bookmarkEnd w:id="5"/>
+    </w:p>
+    <w:p>
+      <w:pPr>
+        <w:pStyle w:val="3"/>
+      </w:pPr>
+      <w:r>
+        <w:rPr>
+          <w:rFonts w:hint="eastAsia"/>
+        </w:rPr>
+        <w:t>设置版本控制状态（</w:t>
+      </w:r>
+      <w:r>
+        <w:t>PUT Bucket versioning</w:t>
+      </w:r>
+      <w:r>
+        <w:rPr>
+          <w:rFonts w:hint="eastAsia"/>
+        </w:rPr>
+        <w:t>）</w:t>
+      </w:r>
+    </w:p>
+    <w:p>
+      <w:r>
+        <w:rPr>
+          <w:rFonts w:hint="eastAsia"/>
+        </w:rPr>
+        <w:t>设置版本控制参数流程：</w:t>
+      </w:r>
+    </w:p>
+    <w:p>
+      <w:pPr>
+        <w:ind w:left="0" w:firstLineChars="200" w:firstLine="420"/>
+      </w:pPr>
+      <w:r>
+        <w:rPr>
+          <w:noProof/>
+        </w:rPr>
+        <w:lastRenderedPageBreak/>
+        <w:drawing>
+          <wp:inline distT="0" distB="0" distL="0" distR="0" wp14:anchorId="79B1DEA9" wp14:editId="37B7EA03">
+            <wp:extent cx="5274310" cy="3294185"/>
+            <wp:effectExtent l="0" t="0" r="2540" b="1905"/>
+            <wp:docPr id="20" name="图片 20"/>
+            <wp:cNvGraphicFramePr>
+              <a:graphicFrameLocks xmlns:a="http://schemas.openxmlformats.org/drawingml/2006/main" noChangeAspect="1"/>
+            </wp:cNvGraphicFramePr>
+            <a:graphic xmlns:a="http://schemas.openxmlformats.org/drawingml/2006/main">
+              <a:graphicData uri="http://schemas.openxmlformats.org/drawingml/2006/picture">
+                <pic:pic xmlns:pic="http://schemas.openxmlformats.org/drawingml/2006/picture">
+                  <pic:nvPicPr>
+                    <pic:cNvPr id="0" name="Picture 18"/>
+                    <pic:cNvPicPr>
+                      <a:picLocks noChangeAspect="1" noChangeArrowheads="1"/>
+                    </pic:cNvPicPr>
+                  </pic:nvPicPr>
+                  <pic:blipFill>
+                    <a:blip r:embed="rId11">
+                      <a:extLst>
+                        <a:ext uri="{28A0092B-C50C-407E-A947-70E740481C1C}">
+                          <a14:useLocalDpi xmlns:a14="http://schemas.microsoft.com/office/drawing/2010/main" val="0"/>
+                        </a:ext>
+                      </a:extLst>
+                    </a:blip>
+                    <a:srcRect/>
+                    <a:stretch>
+                      <a:fillRect/>
+                    </a:stretch>
+                  </pic:blipFill>
+                  <pic:spPr bwMode="auto">
+                    <a:xfrm>
+                      <a:off x="0" y="0"/>
+                      <a:ext cx="5274310" cy="3294185"/>
+                    </a:xfrm>
+                    <a:prstGeom prst="rect">
+                      <a:avLst/>
+                    </a:prstGeom>
+                    <a:noFill/>
+                    <a:ln>
+                      <a:noFill/>
+                    </a:ln>
+                  </pic:spPr>
+                </pic:pic>
+              </a:graphicData>
+            </a:graphic>
+          </wp:inline>
+        </w:drawing>
+      </w:r>
+    </w:p>
+    <w:p>
+      <w:pPr>
+        <w:spacing w:beforeLines="50" w:before="156" w:afterLines="50" w:after="156"/>
+      </w:pPr>
+      <w:r>
+        <w:rPr>
+          <w:rFonts w:hint="eastAsia"/>
+        </w:rPr>
+        <w:t>正常场景：</w:t>
+      </w:r>
+    </w:p>
+    <w:p>
+      <w:pPr>
+        <w:pStyle w:val="aa"/>
+        <w:numPr>
+          <w:ilvl w:val="0"/>
+          <w:numId w:val="30"/>
+        </w:numPr>
+        <w:spacing w:beforeLines="50" w:before="156" w:afterLines="50" w:after="156"/>
+        <w:ind w:firstLineChars="0"/>
+      </w:pPr>
+      <w:r>
+        <w:rPr>
+          <w:rFonts w:hint="eastAsia"/>
+        </w:rPr>
+        <w:t>指定桶的</w:t>
+      </w:r>
+      <w:r>
+        <w:rPr>
+          <w:rFonts w:hint="eastAsia"/>
+        </w:rPr>
+        <w:t>status</w:t>
+      </w:r>
+      <w:r>
+        <w:rPr>
+          <w:rFonts w:hint="eastAsia"/>
+        </w:rPr>
+        <w:t>设置为</w:t>
+      </w:r>
+      <w:r>
+        <w:rPr>
+          <w:rFonts w:hint="eastAsia"/>
+        </w:rPr>
+        <w:t>Enabled</w:t>
+      </w:r>
+      <w:r>
+        <w:rPr>
+          <w:rFonts w:hint="eastAsia"/>
+        </w:rPr>
+        <w:t>或者</w:t>
+      </w:r>
+      <w:r>
+        <w:t>Suspend</w:t>
+      </w:r>
+      <w:r>
+        <w:rPr>
+          <w:rFonts w:hint="eastAsia"/>
+        </w:rPr>
+        <w:t>ed</w:t>
+      </w:r>
+      <w:r>
+        <w:rPr>
+          <w:rFonts w:hint="eastAsia"/>
+        </w:rPr>
+        <w:t>，设置成功。</w:t>
+      </w:r>
+    </w:p>
+    <w:p>
+      <w:pPr>
+        <w:spacing w:beforeLines="50" w:before="156" w:afterLines="50" w:after="156"/>
+      </w:pPr>
+      <w:r>
+        <w:rPr>
+          <w:rFonts w:hint="eastAsia"/>
+        </w:rPr>
+        <w:t>异常场景：</w:t>
+      </w:r>
+    </w:p>
+    <w:p>
+      <w:pPr>
+        <w:pStyle w:val="aa"/>
+        <w:numPr>
+          <w:ilvl w:val="0"/>
+          <w:numId w:val="29"/>
+        </w:numPr>
+        <w:spacing w:beforeLines="50" w:before="156" w:afterLines="50" w:after="156"/>
+        <w:ind w:firstLineChars="0"/>
+      </w:pPr>
+      <w:r>
+        <w:rPr>
+          <w:rFonts w:hint="eastAsia"/>
+        </w:rPr>
+        <w:t>桶不存在，返回</w:t>
+      </w:r>
+      <w:proofErr w:type="spellStart"/>
+      <w:r>
+        <w:t>NoSuchBucket</w:t>
+      </w:r>
+      <w:proofErr w:type="spellEnd"/>
+      <w:r>
+        <w:rPr>
+          <w:rFonts w:hint="eastAsia"/>
+        </w:rPr>
+        <w:t>。</w:t>
+      </w:r>
+    </w:p>
+    <w:p>
+      <w:pPr>
+        <w:pStyle w:val="aa"/>
+        <w:numPr>
+          <w:ilvl w:val="0"/>
+          <w:numId w:val="29"/>
+        </w:numPr>
+        <w:spacing w:beforeLines="50" w:before="156" w:afterLines="50" w:after="156"/>
+        <w:ind w:firstLineChars="0"/>
+      </w:pPr>
+      <w:r>
+        <w:rPr>
+          <w:rFonts w:hint="eastAsia"/>
+        </w:rPr>
+        <w:t>桶不属于自己，返回</w:t>
+      </w:r>
+      <w:proofErr w:type="spellStart"/>
+      <w:r>
+        <w:t>AccessDenied</w:t>
+      </w:r>
+      <w:proofErr w:type="spellEnd"/>
+      <w:r>
+        <w:rPr>
+          <w:rFonts w:hint="eastAsia"/>
+        </w:rPr>
+        <w:t>。</w:t>
+      </w:r>
+    </w:p>
+    <w:p>
+      <w:pPr>
+        <w:pStyle w:val="aa"/>
+        <w:numPr>
+          <w:ilvl w:val="0"/>
+          <w:numId w:val="29"/>
+        </w:numPr>
+        <w:spacing w:beforeLines="50" w:before="156" w:afterLines="50" w:after="156"/>
+        <w:ind w:firstLineChars="0"/>
+      </w:pPr>
+      <w:r>
+        <w:rPr>
+          <w:rFonts w:hint="eastAsia"/>
+        </w:rPr>
+        <w:t>参数</w:t>
+      </w:r>
+      <w:r>
+        <w:rPr>
+          <w:rFonts w:hint="eastAsia"/>
+        </w:rPr>
+        <w:t>status</w:t>
+      </w:r>
+      <w:r>
+        <w:rPr>
+          <w:rFonts w:hint="eastAsia"/>
+        </w:rPr>
+        <w:t>值不是</w:t>
+      </w:r>
+      <w:r>
+        <w:rPr>
+          <w:rFonts w:hint="eastAsia"/>
+        </w:rPr>
+        <w:t>Enabled</w:t>
+      </w:r>
+      <w:r>
+        <w:rPr>
+          <w:rFonts w:hint="eastAsia"/>
+        </w:rPr>
+        <w:t>或者</w:t>
+      </w:r>
+      <w:r>
+        <w:rPr>
+          <w:rFonts w:hint="eastAsia"/>
+        </w:rPr>
+        <w:t>Suspended</w:t>
+      </w:r>
+      <w:r>
+        <w:rPr>
+          <w:rFonts w:hint="eastAsia"/>
+        </w:rPr>
+        <w:t>，返回</w:t>
+      </w:r>
+      <w:proofErr w:type="spellStart"/>
+      <w:r>
+        <w:t>InvalidVersioningStatus</w:t>
+      </w:r>
+      <w:proofErr w:type="spellEnd"/>
+      <w:r>
+        <w:rPr>
+          <w:rFonts w:hint="eastAsia"/>
+        </w:rPr>
+        <w:t>。</w:t>
+      </w:r>
+      <w:bookmarkStart w:id="7" w:name="_GoBack"/>
+      <w:bookmarkEnd w:id="7"/>
+    </w:p>
+    <w:p>
+      <w:pPr>
+        <w:pStyle w:val="3"/>
+      </w:pPr>
+      <w:bookmarkStart w:id="8" w:name="_获取版本控制配置（GET_Bucket_versioning）"/>
+      <w:bookmarkEnd w:id="8"/>
+      <w:r>
+        <w:rPr>
+          <w:rFonts w:hint="eastAsia"/>
+        </w:rPr>
+        <w:t>获取版本控制状态（</w:t>
+      </w:r>
+      <w:r>
+        <w:t>GET Bucket versioning</w:t>
+      </w:r>
+      <w:r>
+        <w:rPr>
+          <w:rFonts w:hint="eastAsia"/>
+        </w:rPr>
+        <w:t>）</w:t>
+      </w:r>
+    </w:p>
+    <w:p>
+      <w:r>
+        <w:rPr>
+          <w:rFonts w:hint="eastAsia"/>
+        </w:rPr>
+        <w:t>获取版本控制状态流程：</w:t>
+      </w:r>
+    </w:p>
+    <w:p>
+      <w:pPr>
+        <w:ind w:left="420" w:hangingChars="200" w:hanging="420"/>
+      </w:pPr>
+      <w:r>
+        <w:rPr>
+          <w:rFonts w:hint="eastAsia"/>
+        </w:rPr>
+        <w:t xml:space="preserve">  </w:t>
+      </w:r>
+      <w:r>
+        <w:rPr>
+          <w:rFonts w:hint="eastAsia"/>
+          <w:noProof/>
+        </w:rPr>
+        <w:drawing>
+          <wp:inline distT="0" distB="0" distL="0" distR="0" wp14:anchorId="25994F3B" wp14:editId="0581519F">
+            <wp:extent cx="4920018" cy="2686404"/>
+            <wp:effectExtent l="0" t="0" r="0" b="0"/>
+            <wp:docPr id="21" name="图片 21"/>
+            <wp:cNvGraphicFramePr>
+              <a:graphicFrameLocks xmlns:a="http://schemas.openxmlformats.org/drawingml/2006/main" noChangeAspect="1"/>
+            </wp:cNvGraphicFramePr>
+            <a:graphic xmlns:a="http://schemas.openxmlformats.org/drawingml/2006/main">
+              <a:graphicData uri="http://schemas.openxmlformats.org/drawingml/2006/picture">
+                <pic:pic xmlns:pic="http://schemas.openxmlformats.org/drawingml/2006/picture">
+                  <pic:nvPicPr>
+                    <pic:cNvPr id="0" name="Picture 19"/>
+                    <pic:cNvPicPr>
+                      <a:picLocks noChangeAspect="1" noChangeArrowheads="1"/>
+                    </pic:cNvPicPr>
+                  </pic:nvPicPr>
+                  <pic:blipFill>
+                    <a:blip r:embed="rId12">
+                      <a:extLst>
+                        <a:ext uri="{28A0092B-C50C-407E-A947-70E740481C1C}">
+                          <a14:useLocalDpi xmlns:a14="http://schemas.microsoft.com/office/drawing/2010/main" val="0"/>
+                        </a:ext>
+                      </a:extLst>
+                    </a:blip>
+                    <a:srcRect/>
+                    <a:stretch>
+                      <a:fillRect/>
+                    </a:stretch>
+                  </pic:blipFill>
+                  <pic:spPr bwMode="auto">
+                    <a:xfrm>
+                      <a:off x="0" y="0"/>
+                      <a:ext cx="4922441" cy="2687727"/>
+                    </a:xfrm>
+                    <a:prstGeom prst="rect">
+                      <a:avLst/>
+                    </a:prstGeom>
+                    <a:noFill/>
+                    <a:ln>
+                      <a:noFill/>
+                    </a:ln>
+                  </pic:spPr>
+                </pic:pic>
+              </a:graphicData>
+            </a:graphic>
+          </wp:inline>
+        </w:drawing>
+      </w:r>
+    </w:p>
+    <w:p>
+      <w:pPr>
+        <w:spacing w:beforeLines="50" w:before="156" w:afterLines="50" w:after="156"/>
+      </w:pPr>
+      <w:r>
+        <w:rPr>
+          <w:rFonts w:hint="eastAsia"/>
+        </w:rPr>
+        <w:lastRenderedPageBreak/>
+        <w:t>正常场景：</w:t>
+      </w:r>
+    </w:p>
+    <w:p>
+      <w:pPr>
+        <w:pStyle w:val="aa"/>
+        <w:spacing w:beforeLines="50" w:before="156" w:afterLines="50" w:after="156"/>
+        <w:ind w:left="717" w:firstLineChars="0" w:firstLine="0"/>
+      </w:pPr>
+      <w:r>
+        <w:rPr>
+          <w:rFonts w:hint="eastAsia"/>
+        </w:rPr>
+        <w:t>查询成功，返回</w:t>
+      </w:r>
+      <w:r>
+        <w:rPr>
+          <w:rFonts w:hint="eastAsia"/>
+        </w:rPr>
+        <w:t>versioning</w:t>
+      </w:r>
+      <w:r>
+        <w:t xml:space="preserve"> </w:t>
+      </w:r>
+      <w:r>
+        <w:rPr>
+          <w:rFonts w:hint="eastAsia"/>
+        </w:rPr>
+        <w:t>status</w:t>
+      </w:r>
+      <w:r>
+        <w:rPr>
+          <w:rFonts w:hint="eastAsia"/>
+        </w:rPr>
+        <w:t>。</w:t>
+      </w:r>
+    </w:p>
+    <w:p>
+      <w:pPr>
+        <w:pStyle w:val="aa"/>
+        <w:spacing w:beforeLines="50" w:before="156" w:afterLines="50" w:after="156"/>
+        <w:ind w:left="717" w:firstLineChars="0" w:firstLine="0"/>
+      </w:pPr>
+    </w:p>
+    <w:p>
+      <w:pPr>
+        <w:spacing w:beforeLines="50" w:before="156" w:afterLines="50" w:after="156"/>
+      </w:pPr>
+      <w:r>
+        <w:rPr>
+          <w:rFonts w:hint="eastAsia"/>
+        </w:rPr>
+        <w:t>异常场景：</w:t>
+      </w:r>
+    </w:p>
+    <w:p>
+      <w:pPr>
+        <w:pStyle w:val="aa"/>
+        <w:numPr>
+          <w:ilvl w:val="0"/>
+          <w:numId w:val="34"/>
+        </w:numPr>
+        <w:spacing w:beforeLines="50" w:before="156" w:afterLines="50" w:after="156"/>
+        <w:ind w:firstLineChars="0"/>
+      </w:pPr>
+      <w:r>
+        <w:rPr>
+          <w:rFonts w:hint="eastAsia"/>
+        </w:rPr>
+        <w:t>桶不存在，返回</w:t>
+      </w:r>
+      <w:proofErr w:type="spellStart"/>
+      <w:r>
+        <w:t>NoSuchBucket</w:t>
+      </w:r>
+      <w:proofErr w:type="spellEnd"/>
+      <w:r>
+        <w:rPr>
+          <w:rFonts w:hint="eastAsia"/>
+        </w:rPr>
+        <w:t>。</w:t>
+      </w:r>
+    </w:p>
+    <w:p>
+      <w:pPr>
+        <w:pStyle w:val="aa"/>
+        <w:numPr>
+          <w:ilvl w:val="0"/>
+          <w:numId w:val="34"/>
+        </w:numPr>
+        <w:spacing w:beforeLines="50" w:before="156" w:afterLines="50" w:after="156"/>
+        <w:ind w:firstLineChars="0"/>
+      </w:pPr>
+      <w:r>
+        <w:rPr>
+          <w:rFonts w:hint="eastAsia"/>
+        </w:rPr>
+        <w:t>桶不属于自己，返回</w:t>
+      </w:r>
+      <w:proofErr w:type="spellStart"/>
+      <w:r>
+        <w:t>AccessDenied</w:t>
+      </w:r>
+      <w:proofErr w:type="spellEnd"/>
+      <w:r>
+        <w:rPr>
+          <w:rFonts w:hint="eastAsia"/>
+        </w:rPr>
+        <w:t>。</w:t>
+      </w:r>
     </w:p>
     <w:p>
       <w:pPr>
@@ -5339,7 +7987,6 @@
                 <w:sz w:val="18"/>
                 <w:szCs w:val="18"/>
               </w:rPr>
-              <w:lastRenderedPageBreak/>
               <w:t>总工作量（</w:t>
             </w:r>
             <w:r>
@@ -6121,7 +8768,7 @@
       <w:tr>
         <w:tc>
           <w:tcPr>
-            <w:tcW w:w="885" w:type="dxa"/>
+            <w:tcW w:w="870" w:type="dxa"/>
           </w:tcPr>
           <w:p>
             <w:pPr>
@@ -6141,7 +8788,7 @@
         </w:tc>
         <w:tc>
           <w:tcPr>
-            <w:tcW w:w="2552" w:type="dxa"/>
+            <w:tcW w:w="2480" w:type="dxa"/>
           </w:tcPr>
           <w:p>
             <w:pPr>
@@ -6161,7 +8808,7 @@
         </w:tc>
         <w:tc>
           <w:tcPr>
-            <w:tcW w:w="4728" w:type="dxa"/>
+            <w:tcW w:w="4589" w:type="dxa"/>
           </w:tcPr>
           <w:p>
             <w:pPr>
@@ -6183,7 +8830,7 @@
       <w:tr>
         <w:tc>
           <w:tcPr>
-            <w:tcW w:w="885" w:type="dxa"/>
+            <w:tcW w:w="870" w:type="dxa"/>
           </w:tcPr>
           <w:p>
             <w:pPr>
@@ -6199,57 +8846,7 @@
         </w:tc>
         <w:tc>
           <w:tcPr>
-            <w:tcW w:w="2552" w:type="dxa"/>
-          </w:tcPr>
-          <w:p>
-            <w:pPr>
-              <w:ind w:left="0"/>
-            </w:pPr>
-            <w:r>
-              <w:rPr>
-                <w:rFonts w:hint="eastAsia"/>
-              </w:rPr>
-              <w:t>桶的版本设置</w:t>
-            </w:r>
-          </w:p>
-        </w:tc>
-        <w:tc>
-          <w:tcPr>
-            <w:tcW w:w="4728" w:type="dxa"/>
-          </w:tcPr>
-          <w:p>
-            <w:pPr>
-              <w:ind w:left="0"/>
-            </w:pPr>
-            <w:r>
-              <w:rPr>
-                <w:rFonts w:hint="eastAsia"/>
-              </w:rPr>
-              <w:t>基于桶的创建删除和查询，先进行无版本状态的对象设计和开发，基本路径打通后再实现版本控制配置和对象的版本管理。</w:t>
-            </w:r>
-          </w:p>
-        </w:tc>
-      </w:tr>
-      <w:tr>
-        <w:tc>
-          <w:tcPr>
-            <w:tcW w:w="885" w:type="dxa"/>
-          </w:tcPr>
-          <w:p>
-            <w:pPr>
-              <w:ind w:left="0"/>
-            </w:pPr>
-            <w:r>
-              <w:rPr>
-                <w:rFonts w:hint="eastAsia"/>
-              </w:rPr>
-              <w:t>2</w:t>
-            </w:r>
-          </w:p>
-        </w:tc>
-        <w:tc>
-          <w:tcPr>
-            <w:tcW w:w="2552" w:type="dxa"/>
+            <w:tcW w:w="2480" w:type="dxa"/>
           </w:tcPr>
           <w:p>
             <w:pPr>
@@ -6265,7 +8862,7 @@
         </w:tc>
         <w:tc>
           <w:tcPr>
-            <w:tcW w:w="4728" w:type="dxa"/>
+            <w:tcW w:w="4589" w:type="dxa"/>
           </w:tcPr>
           <w:p>
             <w:pPr>
@@ -6448,6 +9045,7 @@
                 <w:rFonts w:hint="eastAsia"/>
                 <w:b/>
               </w:rPr>
+              <w:lastRenderedPageBreak/>
               <w:t>用例编号</w:t>
             </w:r>
           </w:p>
@@ -6678,12 +9276,14 @@
               </w:rPr>
               <w:t>头部中的</w:t>
             </w:r>
+            <w:proofErr w:type="spellStart"/>
             <w:r>
               <w:rPr>
                 <w:rFonts w:hint="eastAsia"/>
               </w:rPr>
               <w:t>AccessKeyID</w:t>
             </w:r>
+            <w:proofErr w:type="spellEnd"/>
             <w:r>
               <w:rPr>
                 <w:rFonts w:hint="eastAsia"/>
@@ -6708,12 +9308,14 @@
               </w:rPr>
               <w:t>的</w:t>
             </w:r>
+            <w:proofErr w:type="spellStart"/>
             <w:r>
               <w:rPr>
                 <w:rFonts w:hint="eastAsia"/>
               </w:rPr>
               <w:t>AccessKeyID</w:t>
             </w:r>
+            <w:proofErr w:type="spellEnd"/>
             <w:r>
               <w:rPr>
                 <w:rFonts w:hint="eastAsia"/>
@@ -6761,7 +9363,6 @@
               <w:rPr>
                 <w:rFonts w:hint="eastAsia"/>
               </w:rPr>
-              <w:lastRenderedPageBreak/>
               <w:t>PUT</w:t>
             </w:r>
             <w:r>
@@ -7010,7 +9611,6 @@
               <w:rPr>
                 <w:rFonts w:hint="eastAsia"/>
               </w:rPr>
-              <w:lastRenderedPageBreak/>
               <w:t>PUT</w:t>
             </w:r>
             <w:r>
@@ -7152,7 +9752,6 @@
               <w:rPr>
                 <w:rFonts w:hint="eastAsia"/>
               </w:rPr>
-              <w:lastRenderedPageBreak/>
               <w:t>删除成功，返回</w:t>
             </w:r>
             <w:r>
@@ -7285,7 +9884,6 @@
               <w:rPr>
                 <w:rFonts w:hint="eastAsia"/>
               </w:rPr>
-              <w:lastRenderedPageBreak/>
               <w:t>Story.SequoiaS</w:t>
             </w:r>
             <w:r>
@@ -7307,11 +9905,19 @@
             <w:pPr>
               <w:ind w:left="0"/>
             </w:pPr>
-            <w:r>
-              <w:rPr>
-                <w:rFonts w:hint="eastAsia"/>
-              </w:rPr>
-              <w:t>桶名不符合规范</w:t>
+            <w:proofErr w:type="gramStart"/>
+            <w:r>
+              <w:rPr>
+                <w:rFonts w:hint="eastAsia"/>
+              </w:rPr>
+              <w:t>桶名不</w:t>
+            </w:r>
+            <w:proofErr w:type="gramEnd"/>
+            <w:r>
+              <w:rPr>
+                <w:rFonts w:hint="eastAsia"/>
+              </w:rPr>
+              <w:t>符合规范</w:t>
             </w:r>
           </w:p>
         </w:tc>
@@ -7379,8 +9985,16 @@
               <w:rPr>
                 <w:rFonts w:hint="eastAsia"/>
               </w:rPr>
-              <w:t>创建一个桶，桶名包含</w:t>
-            </w:r>
+              <w:t>创建一个桶，</w:t>
+            </w:r>
+            <w:proofErr w:type="gramStart"/>
+            <w:r>
+              <w:rPr>
+                <w:rFonts w:hint="eastAsia"/>
+              </w:rPr>
+              <w:t>桶名包含</w:t>
+            </w:r>
+            <w:proofErr w:type="gramEnd"/>
             <w:r>
               <w:rPr>
                 <w:rFonts w:hint="eastAsia"/>
@@ -7568,11 +10182,19 @@
             <w:pPr>
               <w:ind w:left="0"/>
             </w:pPr>
-            <w:r>
-              <w:rPr>
-                <w:rFonts w:hint="eastAsia"/>
-              </w:rPr>
-              <w:t>桶名包含特殊字符</w:t>
+            <w:proofErr w:type="gramStart"/>
+            <w:r>
+              <w:rPr>
+                <w:rFonts w:hint="eastAsia"/>
+              </w:rPr>
+              <w:t>桶名包含</w:t>
+            </w:r>
+            <w:proofErr w:type="gramEnd"/>
+            <w:r>
+              <w:rPr>
+                <w:rFonts w:hint="eastAsia"/>
+              </w:rPr>
+              <w:t>特殊字符</w:t>
             </w:r>
           </w:p>
         </w:tc>
@@ -7640,8 +10262,16 @@
               <w:rPr>
                 <w:rFonts w:hint="eastAsia"/>
               </w:rPr>
-              <w:t>创建一个桶，桶名为</w:t>
-            </w:r>
+              <w:t>创建一个桶，</w:t>
+            </w:r>
+            <w:proofErr w:type="gramStart"/>
+            <w:r>
+              <w:rPr>
+                <w:rFonts w:hint="eastAsia"/>
+              </w:rPr>
+              <w:t>桶名为</w:t>
+            </w:r>
+            <w:proofErr w:type="gramEnd"/>
             <w:r>
               <w:rPr>
                 <w:rFonts w:hint="eastAsia"/>
@@ -7720,14 +10350,52 @@
               <w:rPr>
                 <w:rFonts w:hint="eastAsia"/>
               </w:rPr>
-              <w:t>创建一个桶，桶名为</w:t>
-            </w:r>
-            <w:r>
-              <w:rPr>
-                <w:rFonts w:hint="eastAsia"/>
-              </w:rPr>
-              <w:t>ww.ww.ww.ee.rr..dd</w:t>
-            </w:r>
+              <w:t>创建一个桶，</w:t>
+            </w:r>
+            <w:proofErr w:type="gramStart"/>
+            <w:r>
+              <w:rPr>
+                <w:rFonts w:hint="eastAsia"/>
+              </w:rPr>
+              <w:t>桶名为</w:t>
+            </w:r>
+            <w:proofErr w:type="gramEnd"/>
+            <w:r>
+              <w:rPr>
+                <w:rFonts w:hint="eastAsia"/>
+              </w:rPr>
+              <w:t>ww.ww.ww.</w:t>
+            </w:r>
+            <w:proofErr w:type="gramStart"/>
+            <w:r>
+              <w:rPr>
+                <w:rFonts w:hint="eastAsia"/>
+              </w:rPr>
+              <w:t>ee.</w:t>
+            </w:r>
+            <w:proofErr w:type="spellStart"/>
+            <w:r>
+              <w:rPr>
+                <w:rFonts w:hint="eastAsia"/>
+              </w:rPr>
+              <w:t>rr</w:t>
+            </w:r>
+            <w:proofErr w:type="spellEnd"/>
+            <w:r>
+              <w:rPr>
+                <w:rFonts w:hint="eastAsia"/>
+              </w:rPr>
+              <w:t>..</w:t>
+            </w:r>
+            <w:proofErr w:type="spellStart"/>
+            <w:proofErr w:type="gramEnd"/>
+            <w:r>
+              <w:rPr>
+                <w:rFonts w:hint="eastAsia"/>
+              </w:rPr>
+              <w:t>dd</w:t>
+            </w:r>
+            <w:proofErr w:type="spellEnd"/>
           </w:p>
           <w:p>
             <w:pPr>
@@ -7757,8 +10425,16 @@
               <w:rPr>
                 <w:rFonts w:hint="eastAsia"/>
               </w:rPr>
-              <w:t>创建一个桶，桶名包含</w:t>
-            </w:r>
+              <w:t>创建一个桶，</w:t>
+            </w:r>
+            <w:proofErr w:type="gramStart"/>
+            <w:r>
+              <w:rPr>
+                <w:rFonts w:hint="eastAsia"/>
+              </w:rPr>
+              <w:t>桶名包含</w:t>
+            </w:r>
+            <w:proofErr w:type="gramEnd"/>
             <w:r>
               <w:rPr>
                 <w:rFonts w:hint="eastAsia"/>
@@ -7862,8 +10538,30 @@
               <w:rPr>
                 <w:rFonts w:hint="eastAsia"/>
               </w:rPr>
-              <w:t>ww.ww.ww.ee.rr..dd</w:t>
-            </w:r>
+              <w:t>ww.ww.ww.ee.</w:t>
+            </w:r>
+            <w:proofErr w:type="spellStart"/>
+            <w:r>
+              <w:rPr>
+                <w:rFonts w:hint="eastAsia"/>
+              </w:rPr>
+              <w:t>rr</w:t>
+            </w:r>
+            <w:proofErr w:type="spellEnd"/>
+            <w:r>
+              <w:rPr>
+                <w:rFonts w:hint="eastAsia"/>
+              </w:rPr>
+              <w:t>..</w:t>
+            </w:r>
+            <w:proofErr w:type="spellStart"/>
+            <w:r>
+              <w:rPr>
+                <w:rFonts w:hint="eastAsia"/>
+              </w:rPr>
+              <w:t>dd</w:t>
+            </w:r>
+            <w:proofErr w:type="spellEnd"/>
             <w:r>
               <w:rPr>
                 <w:rFonts w:hint="eastAsia"/>
@@ -7892,47 +10590,33 @@
           <w:p>
             <w:pPr>
               <w:ind w:left="0"/>
-              <w:rPr>
-                <w:strike/>
-              </w:rPr>
-            </w:pPr>
-            <w:r>
-              <w:rPr>
-                <w:rFonts w:hint="eastAsia"/>
-                <w:strike/>
-              </w:rPr>
+            </w:pPr>
+            <w:r>
+              <w:rPr>
+                <w:rFonts w:hint="eastAsia"/>
+              </w:rPr>
+              <w:lastRenderedPageBreak/>
               <w:t>Story.SequoiaS</w:t>
             </w:r>
             <w:r>
-              <w:rPr>
-                <w:strike/>
-              </w:rPr>
               <w:t>3</w:t>
             </w:r>
             <w:r>
               <w:rPr>
                 <w:rFonts w:hint="eastAsia"/>
-                <w:strike/>
               </w:rPr>
               <w:t>.Bucket.00</w:t>
             </w:r>
             <w:r>
-              <w:rPr>
-                <w:strike/>
-              </w:rPr>
               <w:t>2</w:t>
             </w:r>
             <w:r>
               <w:rPr>
                 <w:rFonts w:hint="eastAsia"/>
-                <w:strike/>
               </w:rPr>
               <w:t>.00</w:t>
             </w:r>
             <w:r>
-              <w:rPr>
-                <w:strike/>
-              </w:rPr>
               <w:t>1</w:t>
             </w:r>
           </w:p>
@@ -7944,14 +10628,10 @@
           <w:p>
             <w:pPr>
               <w:ind w:left="0"/>
-              <w:rPr>
-                <w:strike/>
-              </w:rPr>
-            </w:pPr>
-            <w:r>
-              <w:rPr>
-                <w:rFonts w:hint="eastAsia"/>
-                <w:strike/>
+            </w:pPr>
+            <w:r>
+              <w:rPr>
+                <w:rFonts w:hint="eastAsia"/>
               </w:rPr>
               <w:t>版本控制状态设置和查询</w:t>
             </w:r>
@@ -7964,72 +10644,60 @@
           <w:p>
             <w:pPr>
               <w:ind w:left="0"/>
-              <w:rPr>
-                <w:strike/>
-              </w:rPr>
-            </w:pPr>
-            <w:r>
-              <w:rPr>
-                <w:rFonts w:hint="eastAsia"/>
-                <w:strike/>
+            </w:pPr>
+            <w:r>
+              <w:rPr>
+                <w:rFonts w:hint="eastAsia"/>
               </w:rPr>
               <w:t>预置条件：</w:t>
             </w:r>
             <w:r>
               <w:rPr>
                 <w:rFonts w:hint="eastAsia"/>
-                <w:strike/>
               </w:rPr>
               <w:t>SequoiaS</w:t>
             </w:r>
             <w:r>
-              <w:rPr>
-                <w:strike/>
-              </w:rPr>
               <w:t>3</w:t>
             </w:r>
             <w:r>
               <w:rPr>
                 <w:rFonts w:hint="eastAsia"/>
-                <w:strike/>
               </w:rPr>
               <w:t>系统启动，创建用户</w:t>
             </w:r>
             <w:r>
               <w:rPr>
                 <w:rFonts w:hint="eastAsia"/>
-                <w:strike/>
               </w:rPr>
               <w:t>A</w:t>
             </w:r>
             <w:r>
               <w:rPr>
                 <w:rFonts w:hint="eastAsia"/>
-                <w:strike/>
               </w:rPr>
               <w:t>，</w:t>
             </w:r>
             <w:r>
               <w:rPr>
                 <w:rFonts w:hint="eastAsia"/>
-                <w:strike/>
               </w:rPr>
               <w:t>A</w:t>
             </w:r>
             <w:r>
               <w:rPr>
                 <w:rFonts w:hint="eastAsia"/>
-                <w:strike/>
               </w:rPr>
               <w:t>用户创建了桶</w:t>
             </w:r>
-            <w:r>
-              <w:rPr>
-                <w:rFonts w:hint="eastAsia"/>
-                <w:strike/>
+            <w:proofErr w:type="spellStart"/>
+            <w:r>
+              <w:rPr>
+                <w:rFonts w:hint="eastAsia"/>
               </w:rPr>
               <w:t>mybucket</w:t>
             </w:r>
+            <w:proofErr w:type="spellEnd"/>
           </w:p>
           <w:p>
             <w:pPr>
@@ -8039,47 +10707,34 @@
                 <w:numId w:val="37"/>
               </w:numPr>
               <w:ind w:firstLineChars="0"/>
-              <w:rPr>
-                <w:strike/>
-              </w:rPr>
-            </w:pPr>
-            <w:r>
-              <w:rPr>
-                <w:rFonts w:hint="eastAsia"/>
-                <w:strike/>
+            </w:pPr>
+            <w:r>
+              <w:rPr>
+                <w:rFonts w:hint="eastAsia"/>
               </w:rPr>
               <w:t>GET</w:t>
             </w:r>
             <w:r>
-              <w:rPr>
-                <w:strike/>
-              </w:rPr>
               <w:t xml:space="preserve"> </w:t>
             </w:r>
             <w:r>
               <w:rPr>
                 <w:rFonts w:hint="eastAsia"/>
-                <w:strike/>
               </w:rPr>
               <w:t>Bucket</w:t>
             </w:r>
             <w:r>
-              <w:rPr>
-                <w:strike/>
-              </w:rPr>
               <w:t xml:space="preserve"> </w:t>
             </w:r>
             <w:r>
               <w:rPr>
                 <w:rFonts w:hint="eastAsia"/>
-                <w:strike/>
               </w:rPr>
               <w:t>versioning</w:t>
             </w:r>
             <w:r>
               <w:rPr>
                 <w:rFonts w:hint="eastAsia"/>
-                <w:strike/>
               </w:rPr>
               <w:t>，查询桶的版本控制状态</w:t>
             </w:r>
@@ -8092,41 +10747,33 @@
                 <w:numId w:val="37"/>
               </w:numPr>
               <w:ind w:firstLineChars="0"/>
-              <w:rPr>
-                <w:strike/>
-              </w:rPr>
-            </w:pPr>
-            <w:r>
-              <w:rPr>
-                <w:rFonts w:hint="eastAsia"/>
-                <w:strike/>
+            </w:pPr>
+            <w:r>
+              <w:rPr>
+                <w:rFonts w:hint="eastAsia"/>
               </w:rPr>
               <w:t>PUT</w:t>
             </w:r>
             <w:r>
-              <w:rPr>
-                <w:strike/>
-              </w:rPr>
               <w:t xml:space="preserve"> </w:t>
             </w:r>
-            <w:r>
-              <w:rPr>
-                <w:rFonts w:hint="eastAsia"/>
-                <w:strike/>
+            <w:proofErr w:type="spellStart"/>
+            <w:r>
+              <w:rPr>
+                <w:rFonts w:hint="eastAsia"/>
               </w:rPr>
               <w:t>Bucketversioning</w:t>
             </w:r>
-            <w:r>
-              <w:rPr>
-                <w:rFonts w:hint="eastAsia"/>
-                <w:strike/>
+            <w:proofErr w:type="spellEnd"/>
+            <w:r>
+              <w:rPr>
+                <w:rFonts w:hint="eastAsia"/>
               </w:rPr>
               <w:t>，设置版本控制状态为</w:t>
             </w:r>
             <w:r>
               <w:rPr>
                 <w:rFonts w:hint="eastAsia"/>
-                <w:strike/>
               </w:rPr>
               <w:t>Enabled</w:t>
             </w:r>
@@ -8139,21 +10786,13 @@
                 <w:numId w:val="37"/>
               </w:numPr>
               <w:ind w:firstLineChars="0"/>
-              <w:rPr>
-                <w:strike/>
-              </w:rPr>
-            </w:pPr>
-            <w:r>
-              <w:rPr>
-                <w:strike/>
-              </w:rPr>
-              <w:lastRenderedPageBreak/>
+            </w:pPr>
+            <w:r>
               <w:t>GET Bucket versioning</w:t>
             </w:r>
             <w:r>
               <w:rPr>
                 <w:rFonts w:hint="eastAsia"/>
-                <w:strike/>
               </w:rPr>
               <w:t>查询桶的版本控制状态</w:t>
             </w:r>
@@ -8166,41 +10805,33 @@
                 <w:numId w:val="37"/>
               </w:numPr>
               <w:ind w:firstLineChars="0"/>
-              <w:rPr>
-                <w:strike/>
-              </w:rPr>
-            </w:pPr>
-            <w:r>
-              <w:rPr>
-                <w:rFonts w:hint="eastAsia"/>
-                <w:strike/>
+            </w:pPr>
+            <w:r>
+              <w:rPr>
+                <w:rFonts w:hint="eastAsia"/>
               </w:rPr>
               <w:t>PUT</w:t>
             </w:r>
             <w:r>
-              <w:rPr>
-                <w:strike/>
-              </w:rPr>
               <w:t xml:space="preserve"> </w:t>
             </w:r>
-            <w:r>
-              <w:rPr>
-                <w:rFonts w:hint="eastAsia"/>
-                <w:strike/>
+            <w:proofErr w:type="spellStart"/>
+            <w:r>
+              <w:rPr>
+                <w:rFonts w:hint="eastAsia"/>
               </w:rPr>
               <w:t>Bucketversioning</w:t>
             </w:r>
-            <w:r>
-              <w:rPr>
-                <w:rFonts w:hint="eastAsia"/>
-                <w:strike/>
+            <w:proofErr w:type="spellEnd"/>
+            <w:r>
+              <w:rPr>
+                <w:rFonts w:hint="eastAsia"/>
               </w:rPr>
               <w:t>，设置版本控制状态为</w:t>
             </w:r>
             <w:r>
               <w:rPr>
                 <w:rFonts w:hint="eastAsia"/>
-                <w:strike/>
               </w:rPr>
               <w:t>Suspended</w:t>
             </w:r>
@@ -8213,20 +10844,13 @@
                 <w:numId w:val="37"/>
               </w:numPr>
               <w:ind w:firstLineChars="0"/>
-              <w:rPr>
-                <w:strike/>
-              </w:rPr>
-            </w:pPr>
-            <w:r>
-              <w:rPr>
-                <w:strike/>
-              </w:rPr>
+            </w:pPr>
+            <w:r>
               <w:t>GET Bucket versioning</w:t>
             </w:r>
             <w:r>
               <w:rPr>
                 <w:rFonts w:hint="eastAsia"/>
-                <w:strike/>
               </w:rPr>
               <w:t>查询桶的版本控制状态</w:t>
             </w:r>
@@ -8246,23 +10870,33 @@
               <w:ind w:firstLineChars="0"/>
               <w:rPr>
                 <w:i/>
-                <w:strike/>
-              </w:rPr>
-            </w:pPr>
-            <w:r>
-              <w:rPr>
-                <w:rFonts w:hint="eastAsia"/>
-                <w:strike/>
-              </w:rPr>
-              <w:lastRenderedPageBreak/>
+              </w:rPr>
+            </w:pPr>
+            <w:r>
+              <w:rPr>
+                <w:rFonts w:hint="eastAsia"/>
+              </w:rPr>
               <w:t>查询结果为</w:t>
             </w:r>
             <w:r>
               <w:rPr>
                 <w:i/>
-                <w:strike/>
-              </w:rPr>
-              <w:t>&lt;VersioningConfiguration/&gt;</w:t>
+              </w:rPr>
+              <w:t>&lt;</w:t>
+            </w:r>
+            <w:proofErr w:type="spellStart"/>
+            <w:r>
+              <w:rPr>
+                <w:i/>
+              </w:rPr>
+              <w:t>VersioningConfiguration</w:t>
+            </w:r>
+            <w:proofErr w:type="spellEnd"/>
+            <w:r>
+              <w:rPr>
+                <w:i/>
+              </w:rPr>
+              <w:t>/&gt;</w:t>
             </w:r>
           </w:p>
           <w:p>
@@ -8273,14 +10907,10 @@
                 <w:numId w:val="38"/>
               </w:numPr>
               <w:ind w:firstLineChars="0"/>
-              <w:rPr>
-                <w:strike/>
-              </w:rPr>
-            </w:pPr>
-            <w:r>
-              <w:rPr>
-                <w:rFonts w:hint="eastAsia"/>
-                <w:strike/>
+            </w:pPr>
+            <w:r>
+              <w:rPr>
+                <w:rFonts w:hint="eastAsia"/>
               </w:rPr>
               <w:t>设置成功</w:t>
             </w:r>
@@ -8293,31 +10923,18 @@
                 <w:numId w:val="38"/>
               </w:numPr>
               <w:ind w:firstLineChars="0"/>
-              <w:rPr>
-                <w:strike/>
-              </w:rPr>
-            </w:pPr>
-            <w:r>
-              <w:rPr>
-                <w:rFonts w:hint="eastAsia"/>
-                <w:strike/>
+            </w:pPr>
+            <w:r>
+              <w:rPr>
+                <w:rFonts w:hint="eastAsia"/>
               </w:rPr>
               <w:t>查询结果为</w:t>
             </w:r>
             <w:r>
               <w:rPr>
                 <w:i/>
-                <w:strike/>
-              </w:rPr>
-              <w:t>&lt;VersioningConfiguration&gt;&lt;Status&gt;Enabled&lt;/Status&gt;&lt;/Versioni</w:t>
-            </w:r>
-            <w:r>
-              <w:rPr>
-                <w:i/>
-                <w:strike/>
-              </w:rPr>
-              <w:lastRenderedPageBreak/>
-              <w:t>ngConfiguration&gt;</w:t>
+              </w:rPr>
+              <w:t>&lt;VersioningConfiguration&gt;&lt;Status&gt;Enabled&lt;/Status&gt;&lt;/VersioningConfiguration&gt;</w:t>
             </w:r>
           </w:p>
           <w:p>
@@ -8328,15 +10945,11 @@
                 <w:numId w:val="38"/>
               </w:numPr>
               <w:ind w:firstLineChars="0"/>
-              <w:rPr>
-                <w:strike/>
-              </w:rPr>
-            </w:pPr>
-            <w:r>
-              <w:rPr>
-                <w:rFonts w:hint="eastAsia"/>
-                <w:i/>
-                <w:strike/>
+            </w:pPr>
+            <w:r>
+              <w:rPr>
+                <w:rFonts w:hint="eastAsia"/>
+                <w:i/>
               </w:rPr>
               <w:t>设置成功</w:t>
             </w:r>
@@ -8349,22 +10962,17 @@
                 <w:numId w:val="38"/>
               </w:numPr>
               <w:ind w:firstLineChars="0"/>
-              <w:rPr>
-                <w:strike/>
-              </w:rPr>
-            </w:pPr>
-            <w:r>
-              <w:rPr>
-                <w:rFonts w:hint="eastAsia"/>
-                <w:i/>
-                <w:strike/>
+            </w:pPr>
+            <w:r>
+              <w:rPr>
+                <w:rFonts w:hint="eastAsia"/>
+                <w:i/>
               </w:rPr>
               <w:t>查询结果为</w:t>
             </w:r>
             <w:r>
               <w:rPr>
                 <w:i/>
-                <w:strike/>
               </w:rPr>
               <w:t>&lt;VersioningConfiguratio&gt;&lt;Status&gt;Suspended&lt;/Status&gt;&lt;/VersioningConfiguration&gt;</w:t>
             </w:r>
@@ -8374,7 +10982,6 @@
               <w:ind w:left="0"/>
               <w:rPr>
                 <w:i/>
-                <w:strike/>
               </w:rPr>
             </w:pPr>
           </w:p>
@@ -8397,7 +11004,6 @@
                 <w:rFonts w:hint="eastAsia"/>
                 <w:strike/>
               </w:rPr>
-              <w:lastRenderedPageBreak/>
               <w:t>Story.SequoiaS</w:t>
             </w:r>
             <w:r>
@@ -8520,6 +11126,7 @@
               </w:rPr>
               <w:t>用户创建了桶</w:t>
             </w:r>
+            <w:proofErr w:type="spellStart"/>
             <w:r>
               <w:rPr>
                 <w:rFonts w:hint="eastAsia"/>
@@ -8527,6 +11134,7 @@
               </w:rPr>
               <w:t>mybucket</w:t>
             </w:r>
+            <w:proofErr w:type="spellEnd"/>
           </w:p>
           <w:p>
             <w:pPr>
@@ -8580,6 +11188,7 @@
               </w:rPr>
               <w:t>查询</w:t>
             </w:r>
+            <w:proofErr w:type="spellStart"/>
             <w:r>
               <w:rPr>
                 <w:rFonts w:hint="eastAsia"/>
@@ -8587,6 +11196,7 @@
               </w:rPr>
               <w:t>mybucket</w:t>
             </w:r>
+            <w:proofErr w:type="spellEnd"/>
             <w:r>
               <w:rPr>
                 <w:rFonts w:hint="eastAsia"/>
@@ -8647,6 +11257,7 @@
               </w:rPr>
               <w:t>设置</w:t>
             </w:r>
+            <w:proofErr w:type="spellStart"/>
             <w:r>
               <w:rPr>
                 <w:rFonts w:hint="eastAsia"/>
@@ -8654,6 +11265,7 @@
               </w:rPr>
               <w:t>mybucket</w:t>
             </w:r>
+            <w:proofErr w:type="spellEnd"/>
             <w:r>
               <w:rPr>
                 <w:rFonts w:hint="eastAsia"/>
@@ -8728,6 +11340,7 @@
               </w:rPr>
               <w:t>查询</w:t>
             </w:r>
+            <w:proofErr w:type="spellStart"/>
             <w:r>
               <w:rPr>
                 <w:rFonts w:hint="eastAsia"/>
@@ -8735,6 +11348,7 @@
               </w:rPr>
               <w:t>mybucket</w:t>
             </w:r>
+            <w:proofErr w:type="spellEnd"/>
             <w:r>
               <w:rPr>
                 <w:rFonts w:hint="eastAsia"/>
@@ -9123,6 +11737,7 @@
               <w:rPr>
                 <w:rFonts w:hint="eastAsia"/>
               </w:rPr>
+              <w:lastRenderedPageBreak/>
               <w:t>资料是否变更</w:t>
             </w:r>
           </w:p>
@@ -9271,11 +11886,19 @@
             <w:pPr>
               <w:ind w:left="0"/>
             </w:pPr>
-            <w:r>
-              <w:rPr>
-                <w:rFonts w:hint="eastAsia"/>
-              </w:rPr>
-              <w:t>sdb shell</w:t>
+            <w:proofErr w:type="spellStart"/>
+            <w:r>
+              <w:rPr>
+                <w:rFonts w:hint="eastAsia"/>
+              </w:rPr>
+              <w:t>sdb</w:t>
+            </w:r>
+            <w:proofErr w:type="spellEnd"/>
+            <w:r>
+              <w:rPr>
+                <w:rFonts w:hint="eastAsia"/>
+              </w:rPr>
+              <w:t xml:space="preserve"> shell</w:t>
             </w:r>
             <w:r>
               <w:rPr>
@@ -9309,7 +11932,7 @@
     </w:tbl>
     <w:p/>
     <w:sectPr>
-      <w:footerReference w:type="default" r:id="rId11"/>
+      <w:footerReference w:type="default" r:id="rId13"/>
       <w:pgSz w:w="11906" w:h="16838"/>
       <w:pgMar w:top="1440" w:right="1800" w:bottom="1440" w:left="1800" w:header="851" w:footer="992" w:gutter="0"/>
       <w:cols w:space="425"/>
@@ -9369,7 +11992,7 @@
             <w:noProof/>
             <w:lang w:val="zh-CN"/>
           </w:rPr>
-          <w:t>7</w:t>
+          <w:t>10</w:t>
         </w:r>
         <w:r>
           <w:fldChar w:fldCharType="end"/>
@@ -14752,7 +17375,7 @@
 </file>
 
 <file path=customXml/itemProps1.xml><?xml version="1.0" encoding="utf-8"?>
-<ds:datastoreItem xmlns:ds="http://schemas.openxmlformats.org/officeDocument/2006/customXml" ds:itemID="{26288457-BB56-4F54-8BC2-29C18E9195FE}">
+<ds:datastoreItem xmlns:ds="http://schemas.openxmlformats.org/officeDocument/2006/customXml" ds:itemID="{F5071DC2-1033-4D25-B4D5-0A077736C0A9}">
   <ds:schemaRefs>
     <ds:schemaRef ds:uri="http://schemas.openxmlformats.org/officeDocument/2006/bibliography"/>
   </ds:schemaRefs>

--- a/internal_doc/03.开发设计/Amazon S3接口兼容/Story--SequoiaDB兼容Amazon S3接口 -桶管理.docx
+++ b/internal_doc/03.开发设计/Amazon S3接口兼容/Story--SequoiaDB兼容Amazon S3接口 -桶管理.docx
@@ -546,34 +546,44 @@
         </w:rPr>
         <w:t>对外功能</w:t>
       </w:r>
+      <w:commentRangeStart w:id="0"/>
       <w:r>
         <w:rPr>
           <w:rFonts w:hint="eastAsia"/>
         </w:rPr>
         <w:t>接口描述</w:t>
+      </w:r>
+      <w:commentRangeEnd w:id="0"/>
+      <w:r>
+        <w:rPr>
+          <w:rStyle w:val="af"/>
+          <w:b w:val="0"/>
+          <w:bCs w:val="0"/>
+          <w:kern w:val="2"/>
+        </w:rPr>
+        <w:commentReference w:id="0"/>
       </w:r>
     </w:p>
     <w:p>
       <w:pPr>
         <w:pStyle w:val="2"/>
-        <w:tabs>
-          <w:tab w:val="left" w:pos="2622"/>
-        </w:tabs>
+      </w:pPr>
+      <w:r>
+        <w:rPr>
+          <w:rFonts w:hint="eastAsia"/>
+        </w:rPr>
+        <w:t>Rest API</w:t>
+      </w:r>
+    </w:p>
+    <w:p>
+      <w:pPr>
+        <w:pStyle w:val="3"/>
         <w:ind w:left="210"/>
-        <w:rPr>
-          <w:rFonts w:asciiTheme="minorHAnsi" w:hAnsiTheme="minorHAnsi" w:cstheme="minorHAnsi"/>
-        </w:rPr>
-      </w:pPr>
-      <w:r>
-        <w:rPr>
-          <w:rFonts w:asciiTheme="minorHAnsi" w:hAnsiTheme="minorHAnsi" w:cstheme="minorHAnsi"/>
-        </w:rPr>
+      </w:pPr>
+      <w:r>
         <w:t>GET Service</w:t>
       </w:r>
       <w:r>
-        <w:rPr>
-          <w:rFonts w:asciiTheme="minorHAnsi" w:hAnsiTheme="minorHAnsi" w:cstheme="minorHAnsi"/>
-        </w:rPr>
         <w:tab/>
       </w:r>
     </w:p>
@@ -945,6 +955,7 @@
               <w:rPr>
                 <w:rFonts w:cstheme="minorHAnsi"/>
               </w:rPr>
+              <w:lastRenderedPageBreak/>
               <w:t>Children: Owner, Buckets</w:t>
             </w:r>
           </w:p>
@@ -983,6 +994,7 @@
               <w:rPr>
                 <w:rFonts w:cstheme="minorHAnsi"/>
               </w:rPr>
+              <w:lastRenderedPageBreak/>
               <w:t>Owner</w:t>
             </w:r>
           </w:p>
@@ -1016,7 +1028,6 @@
               <w:rPr>
                 <w:rFonts w:cstheme="minorHAnsi"/>
               </w:rPr>
-              <w:lastRenderedPageBreak/>
               <w:t>Type: Container</w:t>
             </w:r>
           </w:p>
@@ -1063,7 +1074,6 @@
               <w:rPr>
                 <w:rFonts w:cstheme="minorHAnsi"/>
               </w:rPr>
-              <w:lastRenderedPageBreak/>
               <w:t>ID</w:t>
             </w:r>
           </w:p>
@@ -2026,6 +2036,7 @@
                 <w:rFonts w:cstheme="minorHAnsi"/>
                 <w:i/>
               </w:rPr>
+              <w:lastRenderedPageBreak/>
               <w:t>&lt;/</w:t>
             </w:r>
             <w:proofErr w:type="spellStart"/>
@@ -2051,14 +2062,13 @@
     <w:p/>
     <w:p>
       <w:pPr>
-        <w:pStyle w:val="2"/>
+        <w:pStyle w:val="3"/>
         <w:ind w:left="210"/>
       </w:pPr>
       <w:r>
         <w:rPr>
           <w:rFonts w:hint="eastAsia"/>
         </w:rPr>
-        <w:lastRenderedPageBreak/>
         <w:t>PUT</w:t>
       </w:r>
       <w:r>
@@ -3330,7 +3340,6 @@
                 <w:rFonts w:cstheme="minorHAnsi"/>
                 <w:i/>
               </w:rPr>
-              <w:lastRenderedPageBreak/>
               <w:t xml:space="preserve">   &lt;</w:t>
             </w:r>
             <w:proofErr w:type="spellStart"/>
@@ -3574,18 +3583,12 @@
     </w:tbl>
     <w:p>
       <w:pPr>
-        <w:pStyle w:val="2"/>
+        <w:pStyle w:val="3"/>
         <w:ind w:left="210"/>
-        <w:rPr>
-          <w:rFonts w:asciiTheme="minorHAnsi" w:hAnsiTheme="minorHAnsi" w:cstheme="minorHAnsi"/>
-        </w:rPr>
-      </w:pPr>
-      <w:bookmarkStart w:id="0" w:name="_DELETE_Bucket"/>
-      <w:bookmarkEnd w:id="0"/>
-      <w:r>
-        <w:rPr>
-          <w:rFonts w:asciiTheme="minorHAnsi" w:hAnsiTheme="minorHAnsi" w:cstheme="minorHAnsi"/>
-        </w:rPr>
+      </w:pPr>
+      <w:bookmarkStart w:id="1" w:name="_DELETE_Bucket"/>
+      <w:bookmarkEnd w:id="1"/>
+      <w:r>
         <w:t>DELETE Bucket</w:t>
       </w:r>
     </w:p>
@@ -3880,11 +3883,11 @@
     </w:tbl>
     <w:p>
       <w:pPr>
-        <w:pStyle w:val="2"/>
+        <w:pStyle w:val="3"/>
         <w:ind w:left="210"/>
       </w:pPr>
-      <w:bookmarkStart w:id="1" w:name="_公共头部"/>
-      <w:bookmarkEnd w:id="1"/>
+      <w:bookmarkStart w:id="2" w:name="_公共头部"/>
+      <w:bookmarkEnd w:id="2"/>
       <w:r>
         <w:t>PUT Bucket versioning</w:t>
       </w:r>
@@ -4260,6 +4263,7 @@
         <w:rPr>
           <w:rFonts w:hint="eastAsia"/>
         </w:rPr>
+        <w:lastRenderedPageBreak/>
         <w:t>Response</w:t>
       </w:r>
       <w:r>
@@ -4331,7 +4335,6 @@
         <w:rPr>
           <w:rFonts w:hint="eastAsia"/>
         </w:rPr>
-        <w:lastRenderedPageBreak/>
         <w:t>请求样例：</w:t>
       </w:r>
     </w:p>
@@ -4641,7 +4644,7 @@
     <w:p/>
     <w:p>
       <w:pPr>
-        <w:pStyle w:val="2"/>
+        <w:pStyle w:val="3"/>
         <w:ind w:left="210"/>
       </w:pPr>
       <w:r>
@@ -5156,6 +5159,7 @@
         <w:rPr>
           <w:rFonts w:hint="eastAsia"/>
         </w:rPr>
+        <w:lastRenderedPageBreak/>
         <w:t>响应样例（打开版本控制）：</w:t>
       </w:r>
     </w:p>
@@ -5213,7 +5217,6 @@
               <w:rPr>
                 <w:i/>
               </w:rPr>
-              <w:lastRenderedPageBreak/>
               <w:t xml:space="preserve">  &lt;Status&gt;Enabled&lt;/Status&gt; </w:t>
             </w:r>
           </w:p>
@@ -5395,6 +5398,1619 @@
       </w:tr>
     </w:tbl>
     <w:p/>
+    <w:p>
+      <w:pPr>
+        <w:pStyle w:val="2"/>
+      </w:pPr>
+      <w:r>
+        <w:rPr>
+          <w:rFonts w:hint="eastAsia"/>
+        </w:rPr>
+        <w:t>JAVA API</w:t>
+      </w:r>
+    </w:p>
+    <w:p>
+      <w:pPr>
+        <w:pStyle w:val="3"/>
+        <w:ind w:left="210"/>
+      </w:pPr>
+      <w:r>
+        <w:t>GET Service</w:t>
+      </w:r>
+    </w:p>
+    <w:tbl>
+      <w:tblPr>
+        <w:tblStyle w:val="a9"/>
+        <w:tblW w:w="7938" w:type="dxa"/>
+        <w:tblInd w:w="421" w:type="dxa"/>
+        <w:tblLook w:val="04A0" w:firstRow="1" w:lastRow="0" w:firstColumn="1" w:lastColumn="0" w:noHBand="0" w:noVBand="1"/>
+      </w:tblPr>
+      <w:tblGrid>
+        <w:gridCol w:w="4101"/>
+        <w:gridCol w:w="3837"/>
+      </w:tblGrid>
+      <w:tr>
+        <w:tc>
+          <w:tcPr>
+            <w:tcW w:w="4101" w:type="dxa"/>
+          </w:tcPr>
+          <w:p>
+            <w:pPr>
+              <w:ind w:left="0"/>
+            </w:pPr>
+            <w:r>
+              <w:rPr>
+                <w:rFonts w:hint="eastAsia"/>
+              </w:rPr>
+              <w:t>接口</w:t>
+            </w:r>
+          </w:p>
+        </w:tc>
+        <w:tc>
+          <w:tcPr>
+            <w:tcW w:w="3837" w:type="dxa"/>
+          </w:tcPr>
+          <w:p>
+            <w:pPr>
+              <w:ind w:left="0"/>
+            </w:pPr>
+            <w:r>
+              <w:rPr>
+                <w:rFonts w:hint="eastAsia"/>
+              </w:rPr>
+              <w:t>作用</w:t>
+            </w:r>
+          </w:p>
+        </w:tc>
+      </w:tr>
+      <w:tr>
+        <w:tc>
+          <w:tcPr>
+            <w:tcW w:w="4101" w:type="dxa"/>
+          </w:tcPr>
+          <w:p>
+            <w:pPr>
+              <w:ind w:left="0"/>
+            </w:pPr>
+            <w:proofErr w:type="spellStart"/>
+            <w:r>
+              <w:t>listBuckets</w:t>
+            </w:r>
+            <w:proofErr w:type="spellEnd"/>
+          </w:p>
+          <w:p>
+            <w:pPr>
+              <w:ind w:left="0"/>
+            </w:pPr>
+            <w:r>
+              <w:rPr>
+                <w:rFonts w:hint="eastAsia"/>
+              </w:rPr>
+              <w:t>参数：无</w:t>
+            </w:r>
+          </w:p>
+          <w:p>
+            <w:pPr>
+              <w:ind w:left="0"/>
+            </w:pPr>
+            <w:r>
+              <w:rPr>
+                <w:rFonts w:hint="eastAsia"/>
+              </w:rPr>
+              <w:t>返回值：</w:t>
+            </w:r>
+            <w:r>
+              <w:t>List&lt;Bucket&gt;</w:t>
+            </w:r>
+          </w:p>
+        </w:tc>
+        <w:tc>
+          <w:tcPr>
+            <w:tcW w:w="3837" w:type="dxa"/>
+          </w:tcPr>
+          <w:p>
+            <w:pPr>
+              <w:ind w:left="0"/>
+            </w:pPr>
+            <w:r>
+              <w:rPr>
+                <w:rFonts w:hint="eastAsia"/>
+              </w:rPr>
+              <w:t>发送</w:t>
+            </w:r>
+            <w:r>
+              <w:rPr>
+                <w:rFonts w:hint="eastAsia"/>
+              </w:rPr>
+              <w:t>GET</w:t>
+            </w:r>
+            <w:r>
+              <w:t xml:space="preserve"> </w:t>
+            </w:r>
+            <w:r>
+              <w:rPr>
+                <w:rFonts w:hint="eastAsia"/>
+              </w:rPr>
+              <w:t>Service</w:t>
+            </w:r>
+            <w:r>
+              <w:rPr>
+                <w:rFonts w:hint="eastAsia"/>
+              </w:rPr>
+              <w:t>请求并接收</w:t>
+            </w:r>
+            <w:r>
+              <w:rPr>
+                <w:rFonts w:hint="eastAsia"/>
+              </w:rPr>
+              <w:t>Bucket</w:t>
+            </w:r>
+            <w:r>
+              <w:rPr>
+                <w:rFonts w:hint="eastAsia"/>
+              </w:rPr>
+              <w:t>列表</w:t>
+            </w:r>
+          </w:p>
+        </w:tc>
+      </w:tr>
+    </w:tbl>
+    <w:p/>
+    <w:tbl>
+      <w:tblPr>
+        <w:tblStyle w:val="a9"/>
+        <w:tblW w:w="7938" w:type="dxa"/>
+        <w:tblInd w:w="421" w:type="dxa"/>
+        <w:tblLook w:val="04A0" w:firstRow="1" w:lastRow="0" w:firstColumn="1" w:lastColumn="0" w:noHBand="0" w:noVBand="1"/>
+      </w:tblPr>
+      <w:tblGrid>
+        <w:gridCol w:w="4101"/>
+        <w:gridCol w:w="3837"/>
+      </w:tblGrid>
+      <w:tr>
+        <w:tc>
+          <w:tcPr>
+            <w:tcW w:w="4101" w:type="dxa"/>
+          </w:tcPr>
+          <w:p>
+            <w:pPr>
+              <w:ind w:left="0"/>
+            </w:pPr>
+            <w:r>
+              <w:rPr>
+                <w:rFonts w:hint="eastAsia"/>
+              </w:rPr>
+              <w:t>类</w:t>
+            </w:r>
+          </w:p>
+        </w:tc>
+        <w:tc>
+          <w:tcPr>
+            <w:tcW w:w="3837" w:type="dxa"/>
+          </w:tcPr>
+          <w:p>
+            <w:pPr>
+              <w:ind w:left="0"/>
+            </w:pPr>
+            <w:r>
+              <w:rPr>
+                <w:rFonts w:hint="eastAsia"/>
+              </w:rPr>
+              <w:t>作用</w:t>
+            </w:r>
+          </w:p>
+        </w:tc>
+      </w:tr>
+      <w:tr>
+        <w:tc>
+          <w:tcPr>
+            <w:tcW w:w="4101" w:type="dxa"/>
+          </w:tcPr>
+          <w:p>
+            <w:pPr>
+              <w:ind w:left="0"/>
+            </w:pPr>
+            <w:r>
+              <w:t>Bucket</w:t>
+            </w:r>
+          </w:p>
+          <w:p>
+            <w:pPr>
+              <w:ind w:left="0"/>
+            </w:pPr>
+            <w:r>
+              <w:rPr>
+                <w:rFonts w:hint="eastAsia"/>
+              </w:rPr>
+              <w:t>成员：</w:t>
+            </w:r>
+          </w:p>
+          <w:p>
+            <w:pPr>
+              <w:ind w:left="0"/>
+            </w:pPr>
+            <w:r>
+              <w:t>String nam</w:t>
+            </w:r>
+            <w:r>
+              <w:rPr>
+                <w:rFonts w:hint="eastAsia"/>
+              </w:rPr>
+              <w:t>e</w:t>
+            </w:r>
+          </w:p>
+          <w:p>
+            <w:pPr>
+              <w:ind w:left="0"/>
+            </w:pPr>
+            <w:r>
+              <w:t xml:space="preserve">Owner </w:t>
+            </w:r>
+            <w:proofErr w:type="spellStart"/>
+            <w:r>
+              <w:t>owner</w:t>
+            </w:r>
+            <w:proofErr w:type="spellEnd"/>
+          </w:p>
+          <w:p>
+            <w:pPr>
+              <w:ind w:left="0"/>
+              <w:rPr>
+                <w:rFonts w:hint="eastAsia"/>
+              </w:rPr>
+            </w:pPr>
+            <w:r>
+              <w:t xml:space="preserve">Date </w:t>
+            </w:r>
+            <w:proofErr w:type="spellStart"/>
+            <w:r>
+              <w:t>creationDate</w:t>
+            </w:r>
+            <w:proofErr w:type="spellEnd"/>
+          </w:p>
+        </w:tc>
+        <w:tc>
+          <w:tcPr>
+            <w:tcW w:w="3837" w:type="dxa"/>
+          </w:tcPr>
+          <w:p>
+            <w:pPr>
+              <w:ind w:left="0"/>
+            </w:pPr>
+            <w:r>
+              <w:rPr>
+                <w:rFonts w:hint="eastAsia"/>
+              </w:rPr>
+              <w:t>存储</w:t>
+            </w:r>
+            <w:proofErr w:type="gramStart"/>
+            <w:r>
+              <w:rPr>
+                <w:rFonts w:hint="eastAsia"/>
+              </w:rPr>
+              <w:t>桶信息</w:t>
+            </w:r>
+            <w:proofErr w:type="gramEnd"/>
+          </w:p>
+        </w:tc>
+      </w:tr>
+    </w:tbl>
+    <w:p>
+      <w:pPr>
+        <w:rPr>
+          <w:rFonts w:hint="eastAsia"/>
+        </w:rPr>
+      </w:pPr>
+    </w:p>
+    <w:p>
+      <w:pPr>
+        <w:pStyle w:val="3"/>
+        <w:ind w:left="210"/>
+      </w:pPr>
+      <w:r>
+        <w:rPr>
+          <w:rFonts w:hint="eastAsia"/>
+        </w:rPr>
+        <w:t>PUT Bucket</w:t>
+      </w:r>
+    </w:p>
+    <w:tbl>
+      <w:tblPr>
+        <w:tblStyle w:val="a9"/>
+        <w:tblW w:w="7938" w:type="dxa"/>
+        <w:tblInd w:w="421" w:type="dxa"/>
+        <w:tblLook w:val="04A0" w:firstRow="1" w:lastRow="0" w:firstColumn="1" w:lastColumn="0" w:noHBand="0" w:noVBand="1"/>
+      </w:tblPr>
+      <w:tblGrid>
+        <w:gridCol w:w="4101"/>
+        <w:gridCol w:w="3837"/>
+      </w:tblGrid>
+      <w:tr>
+        <w:tc>
+          <w:tcPr>
+            <w:tcW w:w="4101" w:type="dxa"/>
+          </w:tcPr>
+          <w:p>
+            <w:pPr>
+              <w:ind w:left="0"/>
+            </w:pPr>
+            <w:r>
+              <w:rPr>
+                <w:rFonts w:hint="eastAsia"/>
+              </w:rPr>
+              <w:t>接口</w:t>
+            </w:r>
+          </w:p>
+        </w:tc>
+        <w:tc>
+          <w:tcPr>
+            <w:tcW w:w="3837" w:type="dxa"/>
+          </w:tcPr>
+          <w:p>
+            <w:pPr>
+              <w:ind w:left="0"/>
+            </w:pPr>
+            <w:r>
+              <w:rPr>
+                <w:rFonts w:hint="eastAsia"/>
+              </w:rPr>
+              <w:t>作用</w:t>
+            </w:r>
+          </w:p>
+        </w:tc>
+      </w:tr>
+      <w:tr>
+        <w:tc>
+          <w:tcPr>
+            <w:tcW w:w="4101" w:type="dxa"/>
+          </w:tcPr>
+          <w:p>
+            <w:pPr>
+              <w:ind w:left="0"/>
+            </w:pPr>
+            <w:proofErr w:type="spellStart"/>
+            <w:r>
+              <w:t>createBucket</w:t>
+            </w:r>
+            <w:proofErr w:type="spellEnd"/>
+          </w:p>
+          <w:p>
+            <w:pPr>
+              <w:ind w:left="0"/>
+            </w:pPr>
+            <w:r>
+              <w:rPr>
+                <w:rFonts w:hint="eastAsia"/>
+              </w:rPr>
+              <w:t>参数：</w:t>
+            </w:r>
+            <w:proofErr w:type="spellStart"/>
+            <w:r>
+              <w:t>CreateBucketRequest</w:t>
+            </w:r>
+            <w:proofErr w:type="spellEnd"/>
+          </w:p>
+          <w:p>
+            <w:pPr>
+              <w:ind w:left="0"/>
+            </w:pPr>
+            <w:r>
+              <w:rPr>
+                <w:rFonts w:hint="eastAsia"/>
+              </w:rPr>
+              <w:t>返回值：</w:t>
+            </w:r>
+            <w:r>
+              <w:t>Bucket</w:t>
+            </w:r>
+          </w:p>
+        </w:tc>
+        <w:tc>
+          <w:tcPr>
+            <w:tcW w:w="3837" w:type="dxa"/>
+          </w:tcPr>
+          <w:p>
+            <w:pPr>
+              <w:ind w:left="0"/>
+            </w:pPr>
+            <w:r>
+              <w:rPr>
+                <w:rFonts w:hint="eastAsia"/>
+              </w:rPr>
+              <w:t>发送</w:t>
+            </w:r>
+            <w:r>
+              <w:rPr>
+                <w:rFonts w:hint="eastAsia"/>
+              </w:rPr>
+              <w:t>put</w:t>
+            </w:r>
+            <w:r>
+              <w:t xml:space="preserve"> bucket</w:t>
+            </w:r>
+            <w:r>
+              <w:rPr>
+                <w:rFonts w:hint="eastAsia"/>
+              </w:rPr>
+              <w:t>请求并接收响应</w:t>
+            </w:r>
+          </w:p>
+        </w:tc>
+      </w:tr>
+    </w:tbl>
+    <w:p/>
+    <w:tbl>
+      <w:tblPr>
+        <w:tblStyle w:val="a9"/>
+        <w:tblW w:w="7938" w:type="dxa"/>
+        <w:tblInd w:w="421" w:type="dxa"/>
+        <w:tblLook w:val="04A0" w:firstRow="1" w:lastRow="0" w:firstColumn="1" w:lastColumn="0" w:noHBand="0" w:noVBand="1"/>
+      </w:tblPr>
+      <w:tblGrid>
+        <w:gridCol w:w="4101"/>
+        <w:gridCol w:w="3837"/>
+      </w:tblGrid>
+      <w:tr>
+        <w:tc>
+          <w:tcPr>
+            <w:tcW w:w="4101" w:type="dxa"/>
+          </w:tcPr>
+          <w:p>
+            <w:pPr>
+              <w:ind w:left="0"/>
+            </w:pPr>
+            <w:r>
+              <w:rPr>
+                <w:rFonts w:hint="eastAsia"/>
+              </w:rPr>
+              <w:t>接口</w:t>
+            </w:r>
+          </w:p>
+        </w:tc>
+        <w:tc>
+          <w:tcPr>
+            <w:tcW w:w="3837" w:type="dxa"/>
+          </w:tcPr>
+          <w:p>
+            <w:pPr>
+              <w:ind w:left="0"/>
+            </w:pPr>
+            <w:r>
+              <w:rPr>
+                <w:rFonts w:hint="eastAsia"/>
+              </w:rPr>
+              <w:t>作用</w:t>
+            </w:r>
+          </w:p>
+        </w:tc>
+      </w:tr>
+      <w:tr>
+        <w:tc>
+          <w:tcPr>
+            <w:tcW w:w="4101" w:type="dxa"/>
+          </w:tcPr>
+          <w:p>
+            <w:pPr>
+              <w:ind w:left="0"/>
+            </w:pPr>
+            <w:proofErr w:type="spellStart"/>
+            <w:r>
+              <w:t>CreateBucketRequest</w:t>
+            </w:r>
+            <w:proofErr w:type="spellEnd"/>
+          </w:p>
+          <w:p>
+            <w:pPr>
+              <w:ind w:left="0"/>
+            </w:pPr>
+            <w:r>
+              <w:rPr>
+                <w:rFonts w:hint="eastAsia"/>
+              </w:rPr>
+              <w:t>参数：</w:t>
+            </w:r>
+          </w:p>
+          <w:p>
+            <w:pPr>
+              <w:ind w:left="0"/>
+            </w:pPr>
+            <w:r>
+              <w:lastRenderedPageBreak/>
+              <w:t xml:space="preserve">String </w:t>
+            </w:r>
+            <w:proofErr w:type="spellStart"/>
+            <w:r>
+              <w:t>bucketName</w:t>
+            </w:r>
+            <w:proofErr w:type="spellEnd"/>
+            <w:r>
+              <w:t xml:space="preserve">, </w:t>
+            </w:r>
+            <w:r>
+              <w:rPr>
+                <w:rFonts w:hint="eastAsia"/>
+              </w:rPr>
+              <w:t>桶名</w:t>
+            </w:r>
+          </w:p>
+          <w:p>
+            <w:pPr>
+              <w:ind w:left="0"/>
+            </w:pPr>
+            <w:r>
+              <w:t>String region</w:t>
+            </w:r>
+            <w:r>
+              <w:t xml:space="preserve">       </w:t>
+            </w:r>
+            <w:r>
+              <w:rPr>
+                <w:rFonts w:hint="eastAsia"/>
+              </w:rPr>
+              <w:t>区域</w:t>
+            </w:r>
+          </w:p>
+          <w:p>
+            <w:pPr>
+              <w:ind w:left="0"/>
+            </w:pPr>
+            <w:r>
+              <w:rPr>
+                <w:rFonts w:hint="eastAsia"/>
+              </w:rPr>
+              <w:t>返回值：</w:t>
+            </w:r>
+            <w:r>
+              <w:t>Bucket</w:t>
+            </w:r>
+          </w:p>
+        </w:tc>
+        <w:tc>
+          <w:tcPr>
+            <w:tcW w:w="3837" w:type="dxa"/>
+          </w:tcPr>
+          <w:p>
+            <w:pPr>
+              <w:ind w:left="0"/>
+            </w:pPr>
+            <w:r>
+              <w:rPr>
+                <w:rFonts w:hint="eastAsia"/>
+              </w:rPr>
+              <w:lastRenderedPageBreak/>
+              <w:t>构造</w:t>
+            </w:r>
+            <w:r>
+              <w:rPr>
+                <w:rFonts w:hint="eastAsia"/>
+              </w:rPr>
+              <w:t>put</w:t>
+            </w:r>
+            <w:r>
+              <w:t xml:space="preserve"> bucket</w:t>
+            </w:r>
+            <w:r>
+              <w:rPr>
+                <w:rFonts w:hint="eastAsia"/>
+              </w:rPr>
+              <w:t>请求</w:t>
+            </w:r>
+          </w:p>
+        </w:tc>
+      </w:tr>
+    </w:tbl>
+    <w:p>
+      <w:pPr>
+        <w:ind w:left="0"/>
+      </w:pPr>
+    </w:p>
+    <w:p>
+      <w:pPr>
+        <w:ind w:left="0"/>
+      </w:pPr>
+      <w:r>
+        <w:rPr>
+          <w:rFonts w:hint="eastAsia"/>
+        </w:rPr>
+        <w:t>样例：</w:t>
+      </w:r>
+    </w:p>
+    <w:tbl>
+      <w:tblPr>
+        <w:tblStyle w:val="a9"/>
+        <w:tblW w:w="0" w:type="auto"/>
+        <w:tblLook w:val="04A0" w:firstRow="1" w:lastRow="0" w:firstColumn="1" w:lastColumn="0" w:noHBand="0" w:noVBand="1"/>
+      </w:tblPr>
+      <w:tblGrid>
+        <w:gridCol w:w="8296"/>
+      </w:tblGrid>
+      <w:tr>
+        <w:tc>
+          <w:tcPr>
+            <w:tcW w:w="8296" w:type="dxa"/>
+          </w:tcPr>
+          <w:p>
+            <w:pPr>
+              <w:ind w:left="0"/>
+            </w:pPr>
+            <w:proofErr w:type="spellStart"/>
+            <w:r>
+              <w:t>CreateBucketRequest</w:t>
+            </w:r>
+            <w:proofErr w:type="spellEnd"/>
+            <w:r>
+              <w:t xml:space="preserve"> request = new </w:t>
+            </w:r>
+            <w:proofErr w:type="spellStart"/>
+            <w:r>
+              <w:t>CreateBucketRequest</w:t>
+            </w:r>
+            <w:proofErr w:type="spellEnd"/>
+            <w:r>
+              <w:t>(</w:t>
+            </w:r>
+            <w:proofErr w:type="spellStart"/>
+            <w:r>
+              <w:t>bucket,"region</w:t>
+            </w:r>
+            <w:proofErr w:type="spellEnd"/>
+            <w:r>
+              <w:t>");</w:t>
+            </w:r>
+          </w:p>
+          <w:p>
+            <w:pPr>
+              <w:ind w:left="0"/>
+              <w:rPr>
+                <w:rFonts w:hint="eastAsia"/>
+              </w:rPr>
+            </w:pPr>
+            <w:bookmarkStart w:id="3" w:name="_GoBack"/>
+            <w:bookmarkEnd w:id="3"/>
+            <w:r>
+              <w:t>Bucket result = amazonS3.createBucket(request);</w:t>
+            </w:r>
+          </w:p>
+        </w:tc>
+      </w:tr>
+    </w:tbl>
+    <w:p>
+      <w:pPr>
+        <w:ind w:left="0"/>
+        <w:rPr>
+          <w:rFonts w:hint="eastAsia"/>
+        </w:rPr>
+      </w:pPr>
+    </w:p>
+    <w:p>
+      <w:pPr>
+        <w:pStyle w:val="3"/>
+        <w:ind w:left="210"/>
+      </w:pPr>
+      <w:r>
+        <w:t>DELETE Bucket</w:t>
+      </w:r>
+    </w:p>
+    <w:tbl>
+      <w:tblPr>
+        <w:tblStyle w:val="a9"/>
+        <w:tblW w:w="7938" w:type="dxa"/>
+        <w:tblInd w:w="421" w:type="dxa"/>
+        <w:tblLook w:val="04A0" w:firstRow="1" w:lastRow="0" w:firstColumn="1" w:lastColumn="0" w:noHBand="0" w:noVBand="1"/>
+      </w:tblPr>
+      <w:tblGrid>
+        <w:gridCol w:w="4101"/>
+        <w:gridCol w:w="3837"/>
+      </w:tblGrid>
+      <w:tr>
+        <w:tc>
+          <w:tcPr>
+            <w:tcW w:w="4101" w:type="dxa"/>
+          </w:tcPr>
+          <w:p>
+            <w:pPr>
+              <w:ind w:left="0"/>
+            </w:pPr>
+            <w:r>
+              <w:rPr>
+                <w:rFonts w:hint="eastAsia"/>
+              </w:rPr>
+              <w:t>接口</w:t>
+            </w:r>
+          </w:p>
+        </w:tc>
+        <w:tc>
+          <w:tcPr>
+            <w:tcW w:w="3837" w:type="dxa"/>
+          </w:tcPr>
+          <w:p>
+            <w:pPr>
+              <w:ind w:left="0"/>
+            </w:pPr>
+            <w:r>
+              <w:rPr>
+                <w:rFonts w:hint="eastAsia"/>
+              </w:rPr>
+              <w:t>作用</w:t>
+            </w:r>
+          </w:p>
+        </w:tc>
+      </w:tr>
+      <w:tr>
+        <w:tc>
+          <w:tcPr>
+            <w:tcW w:w="4101" w:type="dxa"/>
+          </w:tcPr>
+          <w:p>
+            <w:pPr>
+              <w:ind w:left="0"/>
+            </w:pPr>
+            <w:proofErr w:type="spellStart"/>
+            <w:r>
+              <w:t>deleteBucket</w:t>
+            </w:r>
+            <w:proofErr w:type="spellEnd"/>
+          </w:p>
+          <w:p>
+            <w:pPr>
+              <w:ind w:left="0"/>
+            </w:pPr>
+            <w:r>
+              <w:rPr>
+                <w:rFonts w:hint="eastAsia"/>
+              </w:rPr>
+              <w:t>参数：</w:t>
+            </w:r>
+            <w:r>
+              <w:t>String</w:t>
+            </w:r>
+            <w:r>
+              <w:t xml:space="preserve"> bucketname</w:t>
+            </w:r>
+          </w:p>
+          <w:p>
+            <w:pPr>
+              <w:ind w:left="0"/>
+            </w:pPr>
+            <w:r>
+              <w:rPr>
+                <w:rFonts w:hint="eastAsia"/>
+              </w:rPr>
+              <w:t>返回值：</w:t>
+            </w:r>
+            <w:r>
+              <w:rPr>
+                <w:rFonts w:hint="eastAsia"/>
+              </w:rPr>
+              <w:t>无</w:t>
+            </w:r>
+          </w:p>
+        </w:tc>
+        <w:tc>
+          <w:tcPr>
+            <w:tcW w:w="3837" w:type="dxa"/>
+          </w:tcPr>
+          <w:p>
+            <w:pPr>
+              <w:ind w:left="0"/>
+            </w:pPr>
+            <w:r>
+              <w:rPr>
+                <w:rFonts w:hint="eastAsia"/>
+              </w:rPr>
+              <w:t>发送</w:t>
+            </w:r>
+            <w:r>
+              <w:rPr>
+                <w:rFonts w:hint="eastAsia"/>
+              </w:rPr>
+              <w:t>delete</w:t>
+            </w:r>
+            <w:r>
+              <w:t xml:space="preserve"> </w:t>
+            </w:r>
+            <w:r>
+              <w:t>bucket</w:t>
+            </w:r>
+            <w:r>
+              <w:rPr>
+                <w:rFonts w:hint="eastAsia"/>
+              </w:rPr>
+              <w:t>请求并接收响应</w:t>
+            </w:r>
+          </w:p>
+        </w:tc>
+      </w:tr>
+    </w:tbl>
+    <w:p>
+      <w:pPr>
+        <w:ind w:left="0"/>
+      </w:pPr>
+    </w:p>
+    <w:p>
+      <w:pPr>
+        <w:ind w:left="0"/>
+      </w:pPr>
+      <w:r>
+        <w:rPr>
+          <w:rFonts w:hint="eastAsia"/>
+        </w:rPr>
+        <w:t>样例：</w:t>
+      </w:r>
+    </w:p>
+    <w:tbl>
+      <w:tblPr>
+        <w:tblStyle w:val="a9"/>
+        <w:tblW w:w="0" w:type="auto"/>
+        <w:tblLook w:val="04A0" w:firstRow="1" w:lastRow="0" w:firstColumn="1" w:lastColumn="0" w:noHBand="0" w:noVBand="1"/>
+      </w:tblPr>
+      <w:tblGrid>
+        <w:gridCol w:w="8296"/>
+      </w:tblGrid>
+      <w:tr>
+        <w:tc>
+          <w:tcPr>
+            <w:tcW w:w="8296" w:type="dxa"/>
+          </w:tcPr>
+          <w:p>
+            <w:pPr>
+              <w:ind w:left="0"/>
+            </w:pPr>
+            <w:proofErr w:type="spellStart"/>
+            <w:r>
+              <w:t>DeleteBucketRequest</w:t>
+            </w:r>
+            <w:proofErr w:type="spellEnd"/>
+            <w:r>
+              <w:t xml:space="preserve"> request = new </w:t>
+            </w:r>
+            <w:proofErr w:type="spellStart"/>
+            <w:r>
+              <w:t>DeleteBucketRequest</w:t>
+            </w:r>
+            <w:proofErr w:type="spellEnd"/>
+            <w:r>
+              <w:t>(bucket);</w:t>
+            </w:r>
+          </w:p>
+          <w:p>
+            <w:pPr>
+              <w:ind w:left="0"/>
+              <w:rPr>
+                <w:rFonts w:hint="eastAsia"/>
+              </w:rPr>
+            </w:pPr>
+            <w:r>
+              <w:t>amazonS3.deleteBucket(request);</w:t>
+            </w:r>
+          </w:p>
+        </w:tc>
+      </w:tr>
+    </w:tbl>
+    <w:p>
+      <w:pPr>
+        <w:ind w:left="0"/>
+        <w:rPr>
+          <w:rFonts w:hint="eastAsia"/>
+        </w:rPr>
+      </w:pPr>
+    </w:p>
+    <w:p>
+      <w:pPr>
+        <w:pStyle w:val="3"/>
+        <w:ind w:left="210"/>
+      </w:pPr>
+      <w:r>
+        <w:t>PUT Bucket versioning</w:t>
+      </w:r>
+    </w:p>
+    <w:tbl>
+      <w:tblPr>
+        <w:tblStyle w:val="a9"/>
+        <w:tblW w:w="7938" w:type="dxa"/>
+        <w:tblInd w:w="421" w:type="dxa"/>
+        <w:tblLook w:val="04A0" w:firstRow="1" w:lastRow="0" w:firstColumn="1" w:lastColumn="0" w:noHBand="0" w:noVBand="1"/>
+      </w:tblPr>
+      <w:tblGrid>
+        <w:gridCol w:w="4961"/>
+        <w:gridCol w:w="2977"/>
+      </w:tblGrid>
+      <w:tr>
+        <w:tc>
+          <w:tcPr>
+            <w:tcW w:w="4961" w:type="dxa"/>
+          </w:tcPr>
+          <w:p>
+            <w:pPr>
+              <w:ind w:left="0"/>
+            </w:pPr>
+            <w:r>
+              <w:rPr>
+                <w:rFonts w:hint="eastAsia"/>
+              </w:rPr>
+              <w:t>接口</w:t>
+            </w:r>
+          </w:p>
+        </w:tc>
+        <w:tc>
+          <w:tcPr>
+            <w:tcW w:w="2977" w:type="dxa"/>
+          </w:tcPr>
+          <w:p>
+            <w:pPr>
+              <w:ind w:left="0"/>
+            </w:pPr>
+            <w:r>
+              <w:rPr>
+                <w:rFonts w:hint="eastAsia"/>
+              </w:rPr>
+              <w:t>作用</w:t>
+            </w:r>
+          </w:p>
+        </w:tc>
+      </w:tr>
+      <w:tr>
+        <w:tc>
+          <w:tcPr>
+            <w:tcW w:w="4961" w:type="dxa"/>
+          </w:tcPr>
+          <w:p>
+            <w:pPr>
+              <w:ind w:left="0"/>
+            </w:pPr>
+            <w:proofErr w:type="spellStart"/>
+            <w:r>
+              <w:t>setBucketVersioningConfiguration</w:t>
+            </w:r>
+            <w:proofErr w:type="spellEnd"/>
+          </w:p>
+          <w:p>
+            <w:pPr>
+              <w:ind w:left="0"/>
+            </w:pPr>
+            <w:r>
+              <w:rPr>
+                <w:rFonts w:hint="eastAsia"/>
+              </w:rPr>
+              <w:t>参数：</w:t>
+            </w:r>
+            <w:proofErr w:type="spellStart"/>
+            <w:r>
+              <w:t>SetBucketVersioningConfigurationRequest</w:t>
+            </w:r>
+            <w:proofErr w:type="spellEnd"/>
+          </w:p>
+          <w:p>
+            <w:pPr>
+              <w:ind w:left="0"/>
+            </w:pPr>
+            <w:r>
+              <w:rPr>
+                <w:rFonts w:hint="eastAsia"/>
+              </w:rPr>
+              <w:t>返回值：无</w:t>
+            </w:r>
+          </w:p>
+        </w:tc>
+        <w:tc>
+          <w:tcPr>
+            <w:tcW w:w="2977" w:type="dxa"/>
+          </w:tcPr>
+          <w:p>
+            <w:pPr>
+              <w:ind w:left="0"/>
+            </w:pPr>
+            <w:r>
+              <w:rPr>
+                <w:rFonts w:hint="eastAsia"/>
+              </w:rPr>
+              <w:t>发送</w:t>
+            </w:r>
+            <w:r>
+              <w:t>PUT Bucket versioning</w:t>
+            </w:r>
+            <w:r>
+              <w:rPr>
+                <w:rFonts w:hint="eastAsia"/>
+              </w:rPr>
+              <w:t>请求并接收响应</w:t>
+            </w:r>
+          </w:p>
+        </w:tc>
+      </w:tr>
+    </w:tbl>
+    <w:p/>
+    <w:tbl>
+      <w:tblPr>
+        <w:tblStyle w:val="a9"/>
+        <w:tblW w:w="7938" w:type="dxa"/>
+        <w:tblInd w:w="421" w:type="dxa"/>
+        <w:tblLook w:val="04A0" w:firstRow="1" w:lastRow="0" w:firstColumn="1" w:lastColumn="0" w:noHBand="0" w:noVBand="1"/>
+      </w:tblPr>
+      <w:tblGrid>
+        <w:gridCol w:w="4961"/>
+        <w:gridCol w:w="2977"/>
+      </w:tblGrid>
+      <w:tr>
+        <w:tc>
+          <w:tcPr>
+            <w:tcW w:w="4961" w:type="dxa"/>
+          </w:tcPr>
+          <w:p>
+            <w:pPr>
+              <w:ind w:left="0"/>
+            </w:pPr>
+            <w:r>
+              <w:rPr>
+                <w:rFonts w:hint="eastAsia"/>
+              </w:rPr>
+              <w:t>接口</w:t>
+            </w:r>
+          </w:p>
+        </w:tc>
+        <w:tc>
+          <w:tcPr>
+            <w:tcW w:w="2977" w:type="dxa"/>
+          </w:tcPr>
+          <w:p>
+            <w:pPr>
+              <w:ind w:left="0"/>
+            </w:pPr>
+            <w:r>
+              <w:rPr>
+                <w:rFonts w:hint="eastAsia"/>
+              </w:rPr>
+              <w:t>作用</w:t>
+            </w:r>
+          </w:p>
+        </w:tc>
+      </w:tr>
+      <w:tr>
+        <w:tc>
+          <w:tcPr>
+            <w:tcW w:w="4961" w:type="dxa"/>
+          </w:tcPr>
+          <w:p>
+            <w:pPr>
+              <w:ind w:left="0"/>
+            </w:pPr>
+            <w:proofErr w:type="spellStart"/>
+            <w:r>
+              <w:t>SetBucketVersioningConfigurationRequest</w:t>
+            </w:r>
+            <w:proofErr w:type="spellEnd"/>
+          </w:p>
+          <w:p>
+            <w:pPr>
+              <w:ind w:left="0"/>
+            </w:pPr>
+            <w:r>
+              <w:rPr>
+                <w:rFonts w:hint="eastAsia"/>
+              </w:rPr>
+              <w:t>参数：</w:t>
+            </w:r>
+          </w:p>
+          <w:p>
+            <w:pPr>
+              <w:ind w:left="0"/>
+            </w:pPr>
+            <w:r>
+              <w:t>String bucket</w:t>
+            </w:r>
+            <w:r>
+              <w:t xml:space="preserve">, </w:t>
+            </w:r>
+          </w:p>
+          <w:p>
+            <w:pPr>
+              <w:ind w:left="0"/>
+            </w:pPr>
+            <w:proofErr w:type="spellStart"/>
+            <w:r>
+              <w:t>BucketVersioningConfiguration</w:t>
+            </w:r>
+            <w:proofErr w:type="spellEnd"/>
+            <w:r>
+              <w:t xml:space="preserve"> configuration</w:t>
+            </w:r>
+          </w:p>
+          <w:p>
+            <w:pPr>
+              <w:ind w:left="0"/>
+            </w:pPr>
+            <w:r>
+              <w:rPr>
+                <w:rFonts w:hint="eastAsia"/>
+              </w:rPr>
+              <w:t>返回值：无</w:t>
+            </w:r>
+          </w:p>
+        </w:tc>
+        <w:tc>
+          <w:tcPr>
+            <w:tcW w:w="2977" w:type="dxa"/>
+          </w:tcPr>
+          <w:p>
+            <w:pPr>
+              <w:ind w:left="0"/>
+            </w:pPr>
+            <w:r>
+              <w:rPr>
+                <w:rFonts w:hint="eastAsia"/>
+              </w:rPr>
+              <w:t>构造</w:t>
+            </w:r>
+            <w:r>
+              <w:t>PUT Bucket versioning</w:t>
+            </w:r>
+            <w:r>
+              <w:rPr>
+                <w:rFonts w:hint="eastAsia"/>
+              </w:rPr>
+              <w:t>请求</w:t>
+            </w:r>
+          </w:p>
+        </w:tc>
+      </w:tr>
+    </w:tbl>
+    <w:p/>
+    <w:tbl>
+      <w:tblPr>
+        <w:tblStyle w:val="a9"/>
+        <w:tblW w:w="7938" w:type="dxa"/>
+        <w:tblInd w:w="421" w:type="dxa"/>
+        <w:tblLook w:val="04A0" w:firstRow="1" w:lastRow="0" w:firstColumn="1" w:lastColumn="0" w:noHBand="0" w:noVBand="1"/>
+      </w:tblPr>
+      <w:tblGrid>
+        <w:gridCol w:w="4961"/>
+        <w:gridCol w:w="2977"/>
+      </w:tblGrid>
+      <w:tr>
+        <w:tc>
+          <w:tcPr>
+            <w:tcW w:w="4961" w:type="dxa"/>
+          </w:tcPr>
+          <w:p>
+            <w:pPr>
+              <w:ind w:left="0"/>
+            </w:pPr>
+            <w:r>
+              <w:rPr>
+                <w:rFonts w:hint="eastAsia"/>
+              </w:rPr>
+              <w:t>接口</w:t>
+            </w:r>
+          </w:p>
+        </w:tc>
+        <w:tc>
+          <w:tcPr>
+            <w:tcW w:w="2977" w:type="dxa"/>
+          </w:tcPr>
+          <w:p>
+            <w:pPr>
+              <w:ind w:left="0"/>
+            </w:pPr>
+            <w:r>
+              <w:rPr>
+                <w:rFonts w:hint="eastAsia"/>
+              </w:rPr>
+              <w:t>作用</w:t>
+            </w:r>
+          </w:p>
+        </w:tc>
+      </w:tr>
+      <w:tr>
+        <w:tc>
+          <w:tcPr>
+            <w:tcW w:w="4961" w:type="dxa"/>
+          </w:tcPr>
+          <w:p>
+            <w:pPr>
+              <w:ind w:left="0"/>
+            </w:pPr>
+            <w:proofErr w:type="spellStart"/>
+            <w:r>
+              <w:t>BucketVersioningConfiguration</w:t>
+            </w:r>
+            <w:proofErr w:type="spellEnd"/>
+          </w:p>
+          <w:p>
+            <w:pPr>
+              <w:ind w:left="0"/>
+            </w:pPr>
+            <w:r>
+              <w:rPr>
+                <w:rFonts w:hint="eastAsia"/>
+              </w:rPr>
+              <w:t>参数：</w:t>
+            </w:r>
+          </w:p>
+          <w:p>
+            <w:pPr>
+              <w:ind w:left="0"/>
+            </w:pPr>
+            <w:r>
+              <w:t>String status</w:t>
+            </w:r>
+          </w:p>
+          <w:p>
+            <w:pPr>
+              <w:ind w:left="0"/>
+            </w:pPr>
+            <w:r>
+              <w:rPr>
+                <w:rFonts w:hint="eastAsia"/>
+              </w:rPr>
+              <w:t>返回值：无</w:t>
+            </w:r>
+          </w:p>
+        </w:tc>
+        <w:tc>
+          <w:tcPr>
+            <w:tcW w:w="2977" w:type="dxa"/>
+          </w:tcPr>
+          <w:p>
+            <w:pPr>
+              <w:ind w:left="0"/>
+            </w:pPr>
+            <w:r>
+              <w:rPr>
+                <w:rFonts w:hint="eastAsia"/>
+              </w:rPr>
+              <w:t>构造</w:t>
+            </w:r>
+            <w:r>
+              <w:t>versioning</w:t>
+            </w:r>
+            <w:r>
+              <w:t xml:space="preserve"> </w:t>
+            </w:r>
+            <w:r>
+              <w:rPr>
+                <w:rFonts w:hint="eastAsia"/>
+              </w:rPr>
+              <w:t>status</w:t>
+            </w:r>
+            <w:r>
+              <w:rPr>
+                <w:rFonts w:hint="eastAsia"/>
+              </w:rPr>
+              <w:t>配置</w:t>
+            </w:r>
+          </w:p>
+        </w:tc>
+      </w:tr>
+    </w:tbl>
+    <w:p>
+      <w:pPr>
+        <w:ind w:left="0"/>
+      </w:pPr>
+    </w:p>
+    <w:p>
+      <w:pPr>
+        <w:ind w:left="0"/>
+      </w:pPr>
+      <w:r>
+        <w:rPr>
+          <w:rFonts w:hint="eastAsia"/>
+        </w:rPr>
+        <w:t>样例：</w:t>
+      </w:r>
+    </w:p>
+    <w:tbl>
+      <w:tblPr>
+        <w:tblStyle w:val="a9"/>
+        <w:tblW w:w="0" w:type="auto"/>
+        <w:tblLook w:val="04A0" w:firstRow="1" w:lastRow="0" w:firstColumn="1" w:lastColumn="0" w:noHBand="0" w:noVBand="1"/>
+      </w:tblPr>
+      <w:tblGrid>
+        <w:gridCol w:w="8296"/>
+      </w:tblGrid>
+      <w:tr>
+        <w:tc>
+          <w:tcPr>
+            <w:tcW w:w="8296" w:type="dxa"/>
+          </w:tcPr>
+          <w:p>
+            <w:pPr>
+              <w:ind w:left="0"/>
+            </w:pPr>
+            <w:proofErr w:type="spellStart"/>
+            <w:r>
+              <w:lastRenderedPageBreak/>
+              <w:t>BucketVersioningConfiguration</w:t>
+            </w:r>
+            <w:proofErr w:type="spellEnd"/>
+            <w:r>
+              <w:t xml:space="preserve"> </w:t>
+            </w:r>
+            <w:proofErr w:type="spellStart"/>
+            <w:r>
+              <w:t>cfg</w:t>
+            </w:r>
+            <w:proofErr w:type="spellEnd"/>
+            <w:r>
+              <w:t xml:space="preserve"> = new </w:t>
+            </w:r>
+            <w:proofErr w:type="spellStart"/>
+            <w:r>
+              <w:t>BucketVersioningConfiguration</w:t>
+            </w:r>
+            <w:proofErr w:type="spellEnd"/>
+            <w:r>
+              <w:t>(status);</w:t>
+            </w:r>
+          </w:p>
+          <w:p>
+            <w:pPr>
+              <w:ind w:left="0"/>
+            </w:pPr>
+            <w:proofErr w:type="spellStart"/>
+            <w:r>
+              <w:t>SetBucketVersioningConfigurationRequest</w:t>
+            </w:r>
+            <w:proofErr w:type="spellEnd"/>
+            <w:r>
+              <w:t xml:space="preserve"> </w:t>
+            </w:r>
+            <w:r>
+              <w:t xml:space="preserve">request = </w:t>
+            </w:r>
+          </w:p>
+          <w:p>
+            <w:pPr>
+              <w:ind w:left="0" w:firstLineChars="1400" w:firstLine="2940"/>
+            </w:pPr>
+            <w:r>
+              <w:t xml:space="preserve">new </w:t>
+            </w:r>
+            <w:proofErr w:type="spellStart"/>
+            <w:proofErr w:type="gramStart"/>
+            <w:r>
+              <w:t>SetBucketVersioningConfigurationRequest</w:t>
+            </w:r>
+            <w:proofErr w:type="spellEnd"/>
+            <w:r>
+              <w:t>(</w:t>
+            </w:r>
+            <w:proofErr w:type="gramEnd"/>
+            <w:r>
+              <w:t xml:space="preserve">bucket, </w:t>
+            </w:r>
+            <w:proofErr w:type="spellStart"/>
+            <w:r>
+              <w:t>cfg</w:t>
+            </w:r>
+            <w:proofErr w:type="spellEnd"/>
+            <w:r>
+              <w:t>);</w:t>
+            </w:r>
+          </w:p>
+          <w:p>
+            <w:pPr>
+              <w:ind w:left="0"/>
+              <w:rPr>
+                <w:rFonts w:hint="eastAsia"/>
+              </w:rPr>
+            </w:pPr>
+            <w:r>
+              <w:t>amazonS3.setBucketVersioningConfiguration(request);</w:t>
+            </w:r>
+          </w:p>
+        </w:tc>
+      </w:tr>
+    </w:tbl>
+    <w:p>
+      <w:pPr>
+        <w:ind w:left="0"/>
+        <w:rPr>
+          <w:rFonts w:hint="eastAsia"/>
+        </w:rPr>
+      </w:pPr>
+    </w:p>
+    <w:p>
+      <w:pPr>
+        <w:pStyle w:val="3"/>
+        <w:ind w:left="210"/>
+      </w:pPr>
+      <w:r>
+        <w:t>GET Bucket versioning</w:t>
+      </w:r>
+    </w:p>
+    <w:tbl>
+      <w:tblPr>
+        <w:tblStyle w:val="a9"/>
+        <w:tblW w:w="7938" w:type="dxa"/>
+        <w:tblInd w:w="421" w:type="dxa"/>
+        <w:tblLook w:val="04A0" w:firstRow="1" w:lastRow="0" w:firstColumn="1" w:lastColumn="0" w:noHBand="0" w:noVBand="1"/>
+      </w:tblPr>
+      <w:tblGrid>
+        <w:gridCol w:w="4961"/>
+        <w:gridCol w:w="2977"/>
+      </w:tblGrid>
+      <w:tr>
+        <w:tc>
+          <w:tcPr>
+            <w:tcW w:w="4961" w:type="dxa"/>
+          </w:tcPr>
+          <w:p>
+            <w:pPr>
+              <w:ind w:left="0"/>
+            </w:pPr>
+            <w:r>
+              <w:rPr>
+                <w:rFonts w:hint="eastAsia"/>
+              </w:rPr>
+              <w:t>接口</w:t>
+            </w:r>
+          </w:p>
+        </w:tc>
+        <w:tc>
+          <w:tcPr>
+            <w:tcW w:w="2977" w:type="dxa"/>
+          </w:tcPr>
+          <w:p>
+            <w:pPr>
+              <w:ind w:left="0"/>
+            </w:pPr>
+            <w:r>
+              <w:rPr>
+                <w:rFonts w:hint="eastAsia"/>
+              </w:rPr>
+              <w:t>作用</w:t>
+            </w:r>
+          </w:p>
+        </w:tc>
+      </w:tr>
+      <w:tr>
+        <w:tc>
+          <w:tcPr>
+            <w:tcW w:w="4961" w:type="dxa"/>
+          </w:tcPr>
+          <w:p>
+            <w:pPr>
+              <w:ind w:left="0"/>
+            </w:pPr>
+            <w:proofErr w:type="spellStart"/>
+            <w:r>
+              <w:t>getBucketVersioningConfiguration</w:t>
+            </w:r>
+            <w:proofErr w:type="spellEnd"/>
+          </w:p>
+          <w:p>
+            <w:pPr>
+              <w:ind w:left="0"/>
+            </w:pPr>
+            <w:r>
+              <w:rPr>
+                <w:rFonts w:hint="eastAsia"/>
+              </w:rPr>
+              <w:t>参数：</w:t>
+            </w:r>
+            <w:r>
+              <w:rPr>
+                <w:rFonts w:hint="eastAsia"/>
+              </w:rPr>
+              <w:t>String</w:t>
+            </w:r>
+            <w:r>
+              <w:t xml:space="preserve"> bucket</w:t>
+            </w:r>
+          </w:p>
+          <w:p>
+            <w:pPr>
+              <w:ind w:left="0"/>
+            </w:pPr>
+            <w:r>
+              <w:rPr>
+                <w:rFonts w:hint="eastAsia"/>
+              </w:rPr>
+              <w:t>返回值：</w:t>
+            </w:r>
+            <w:r>
+              <w:t xml:space="preserve"> </w:t>
+            </w:r>
+            <w:proofErr w:type="spellStart"/>
+            <w:r>
+              <w:t>BucketVersioningConfiguration</w:t>
+            </w:r>
+            <w:proofErr w:type="spellEnd"/>
+          </w:p>
+        </w:tc>
+        <w:tc>
+          <w:tcPr>
+            <w:tcW w:w="2977" w:type="dxa"/>
+          </w:tcPr>
+          <w:p>
+            <w:pPr>
+              <w:ind w:left="0"/>
+            </w:pPr>
+            <w:r>
+              <w:rPr>
+                <w:rFonts w:hint="eastAsia"/>
+              </w:rPr>
+              <w:t>发送</w:t>
+            </w:r>
+            <w:r>
+              <w:rPr>
+                <w:rFonts w:hint="eastAsia"/>
+              </w:rPr>
+              <w:t>GET</w:t>
+            </w:r>
+            <w:r>
+              <w:t xml:space="preserve"> </w:t>
+            </w:r>
+            <w:r>
+              <w:t>Bucket versioning</w:t>
+            </w:r>
+            <w:r>
+              <w:rPr>
+                <w:rFonts w:hint="eastAsia"/>
+              </w:rPr>
+              <w:t>请求并接收响应</w:t>
+            </w:r>
+          </w:p>
+        </w:tc>
+      </w:tr>
+    </w:tbl>
+    <w:p>
+      <w:pPr>
+        <w:ind w:left="0"/>
+      </w:pPr>
+    </w:p>
+    <w:p>
+      <w:pPr>
+        <w:ind w:left="0"/>
+      </w:pPr>
+      <w:r>
+        <w:rPr>
+          <w:rFonts w:hint="eastAsia"/>
+        </w:rPr>
+        <w:t>样例：</w:t>
+      </w:r>
+    </w:p>
+    <w:tbl>
+      <w:tblPr>
+        <w:tblStyle w:val="a9"/>
+        <w:tblW w:w="0" w:type="auto"/>
+        <w:tblLook w:val="04A0" w:firstRow="1" w:lastRow="0" w:firstColumn="1" w:lastColumn="0" w:noHBand="0" w:noVBand="1"/>
+      </w:tblPr>
+      <w:tblGrid>
+        <w:gridCol w:w="8296"/>
+      </w:tblGrid>
+      <w:tr>
+        <w:tc>
+          <w:tcPr>
+            <w:tcW w:w="8296" w:type="dxa"/>
+          </w:tcPr>
+          <w:p>
+            <w:pPr>
+              <w:ind w:left="0"/>
+              <w:rPr>
+                <w:rFonts w:hint="eastAsia"/>
+              </w:rPr>
+            </w:pPr>
+            <w:proofErr w:type="spellStart"/>
+            <w:r>
+              <w:t>BucketVersioningConfiguration</w:t>
+            </w:r>
+            <w:proofErr w:type="spellEnd"/>
+            <w:r>
+              <w:t xml:space="preserve"> result = amazonS3.getBucketVersioningConfiguration(bucket);</w:t>
+            </w:r>
+          </w:p>
+        </w:tc>
+      </w:tr>
+    </w:tbl>
+    <w:p>
+      <w:pPr>
+        <w:ind w:left="0"/>
+        <w:rPr>
+          <w:rFonts w:hint="eastAsia"/>
+        </w:rPr>
+      </w:pPr>
+    </w:p>
     <w:p>
       <w:pPr>
         <w:pStyle w:val="10"/>
@@ -5851,6 +7467,7 @@
               <w:rPr>
                 <w:rFonts w:hint="eastAsia"/>
               </w:rPr>
+              <w:lastRenderedPageBreak/>
               <w:t>GET</w:t>
             </w:r>
           </w:p>
@@ -6251,7 +7868,6 @@
               <w:rPr>
                 <w:rFonts w:hint="eastAsia"/>
               </w:rPr>
-              <w:lastRenderedPageBreak/>
               <w:t>GET</w:t>
             </w:r>
           </w:p>
@@ -6526,14 +8142,15 @@
     <w:p>
       <w:pPr>
         <w:pStyle w:val="3"/>
-      </w:pPr>
-      <w:bookmarkStart w:id="2" w:name="_获取桶列表（GET_Service）"/>
-      <w:bookmarkStart w:id="3" w:name="_权限校验流程"/>
-      <w:bookmarkStart w:id="4" w:name="_创建用户（PUT_User）"/>
-      <w:bookmarkStart w:id="5" w:name="_Ref517361379"/>
-      <w:bookmarkEnd w:id="2"/>
-      <w:bookmarkEnd w:id="3"/>
+        <w:ind w:left="210"/>
+      </w:pPr>
+      <w:bookmarkStart w:id="4" w:name="_获取桶列表（GET_Service）"/>
+      <w:bookmarkStart w:id="5" w:name="_权限校验流程"/>
+      <w:bookmarkStart w:id="6" w:name="_创建用户（PUT_User）"/>
+      <w:bookmarkStart w:id="7" w:name="_Ref517361379"/>
       <w:bookmarkEnd w:id="4"/>
+      <w:bookmarkEnd w:id="5"/>
+      <w:bookmarkEnd w:id="6"/>
       <w:r>
         <w:rPr>
           <w:rFonts w:hint="eastAsia"/>
@@ -6554,8 +8171,8 @@
       <w:pPr>
         <w:ind w:left="0"/>
       </w:pPr>
-      <w:bookmarkStart w:id="6" w:name="_创建桶（PUT_Bucket）"/>
-      <w:bookmarkEnd w:id="6"/>
+      <w:bookmarkStart w:id="8" w:name="_创建桶（PUT_Bucket）"/>
+      <w:bookmarkEnd w:id="8"/>
       <w:r>
         <w:rPr>
           <w:rFonts w:hint="eastAsia"/>
@@ -6617,7 +8234,7 @@
                     </pic:cNvPicPr>
                   </pic:nvPicPr>
                   <pic:blipFill>
-                    <a:blip r:embed="rId8">
+                    <a:blip r:embed="rId10">
                       <a:extLst>
                         <a:ext uri="{28A0092B-C50C-407E-A947-70E740481C1C}">
                           <a14:useLocalDpi xmlns:a14="http://schemas.microsoft.com/office/drawing/2010/main" val="0"/>
@@ -6657,6 +8274,7 @@
     <w:p>
       <w:pPr>
         <w:pStyle w:val="3"/>
+        <w:ind w:left="210"/>
       </w:pPr>
       <w:r>
         <w:rPr>
@@ -6867,7 +8485,7 @@
                     </pic:cNvPicPr>
                   </pic:nvPicPr>
                   <pic:blipFill>
-                    <a:blip r:embed="rId9">
+                    <a:blip r:embed="rId11">
                       <a:extLst>
                         <a:ext uri="{28A0092B-C50C-407E-A947-70E740481C1C}">
                           <a14:useLocalDpi xmlns:a14="http://schemas.microsoft.com/office/drawing/2010/main" val="0"/>
@@ -7119,6 +8737,7 @@
     <w:p>
       <w:pPr>
         <w:pStyle w:val="3"/>
+        <w:ind w:left="210"/>
       </w:pPr>
       <w:r>
         <w:rPr>
@@ -7202,7 +8821,7 @@
                     </pic:cNvPicPr>
                   </pic:nvPicPr>
                   <pic:blipFill>
-                    <a:blip r:embed="rId10">
+                    <a:blip r:embed="rId12">
                       <a:extLst>
                         <a:ext uri="{28A0092B-C50C-407E-A947-70E740481C1C}">
                           <a14:useLocalDpi xmlns:a14="http://schemas.microsoft.com/office/drawing/2010/main" val="0"/>
@@ -7404,11 +9023,12 @@
         </w:rPr>
         <w:t>。</w:t>
       </w:r>
-      <w:bookmarkEnd w:id="5"/>
+      <w:bookmarkEnd w:id="7"/>
     </w:p>
     <w:p>
       <w:pPr>
         <w:pStyle w:val="3"/>
+        <w:ind w:left="210"/>
       </w:pPr>
       <w:r>
         <w:rPr>
@@ -7461,7 +9081,7 @@
                     </pic:cNvPicPr>
                   </pic:nvPicPr>
                   <pic:blipFill>
-                    <a:blip r:embed="rId11">
+                    <a:blip r:embed="rId13">
                       <a:extLst>
                         <a:ext uri="{28A0092B-C50C-407E-A947-70E740481C1C}">
                           <a14:useLocalDpi xmlns:a14="http://schemas.microsoft.com/office/drawing/2010/main" val="0"/>
@@ -7690,15 +9310,14 @@
         </w:rPr>
         <w:t>。</w:t>
       </w:r>
-      <w:bookmarkStart w:id="7" w:name="_GoBack"/>
-      <w:bookmarkEnd w:id="7"/>
     </w:p>
     <w:p>
       <w:pPr>
         <w:pStyle w:val="3"/>
-      </w:pPr>
-      <w:bookmarkStart w:id="8" w:name="_获取版本控制配置（GET_Bucket_versioning）"/>
-      <w:bookmarkEnd w:id="8"/>
+        <w:ind w:left="210"/>
+      </w:pPr>
+      <w:bookmarkStart w:id="9" w:name="_获取版本控制配置（GET_Bucket_versioning）"/>
+      <w:bookmarkEnd w:id="9"/>
       <w:r>
         <w:rPr>
           <w:rFonts w:hint="eastAsia"/>
@@ -7756,7 +9375,7 @@
                     </pic:cNvPicPr>
                   </pic:nvPicPr>
                   <pic:blipFill>
-                    <a:blip r:embed="rId12">
+                    <a:blip r:embed="rId14">
                       <a:extLst>
                         <a:ext uri="{28A0092B-C50C-407E-A947-70E740481C1C}">
                           <a14:useLocalDpi xmlns:a14="http://schemas.microsoft.com/office/drawing/2010/main" val="0"/>
@@ -11932,7 +13551,7 @@
     </w:tbl>
     <w:p/>
     <w:sectPr>
-      <w:footerReference w:type="default" r:id="rId13"/>
+      <w:footerReference w:type="default" r:id="rId15"/>
       <w:pgSz w:w="11906" w:h="16838"/>
       <w:pgMar w:top="1440" w:right="1800" w:bottom="1440" w:left="1800" w:header="851" w:footer="992" w:gutter="0"/>
       <w:cols w:space="425"/>
@@ -11940,6 +13559,65 @@
     </w:sectPr>
   </w:body>
 </w:document>
+</file>
+
+<file path=word/comments.xml><?xml version="1.0" encoding="utf-8"?>
+<w:comments xmlns:wpc="http://schemas.microsoft.com/office/word/2010/wordprocessingCanvas" xmlns:cx="http://schemas.microsoft.com/office/drawing/2014/chartex" xmlns:mc="http://schemas.openxmlformats.org/markup-compatibility/2006" xmlns:o="urn:schemas-microsoft-com:office:office" xmlns:r="http://schemas.openxmlformats.org/officeDocument/2006/relationships" xmlns:m="http://schemas.openxmlformats.org/officeDocument/2006/math" xmlns:v="urn:schemas-microsoft-com:vml" xmlns:wp14="http://schemas.microsoft.com/office/word/2010/wordprocessingDrawing" xmlns:wp="http://schemas.openxmlformats.org/drawingml/2006/wordprocessingDrawing" xmlns:w10="urn:schemas-microsoft-com:office:word" xmlns:w="http://schemas.openxmlformats.org/wordprocessingml/2006/main" xmlns:w14="http://schemas.microsoft.com/office/word/2010/wordml" xmlns:w15="http://schemas.microsoft.com/office/word/2012/wordml" xmlns:w16se="http://schemas.microsoft.com/office/word/2015/wordml/symex" xmlns:wpg="http://schemas.microsoft.com/office/word/2010/wordprocessingGroup" xmlns:wpi="http://schemas.microsoft.com/office/word/2010/wordprocessingInk" xmlns:wne="http://schemas.microsoft.com/office/word/2006/wordml" xmlns:wps="http://schemas.microsoft.com/office/word/2010/wordprocessingShape" mc:Ignorable="w14 w15 w16se wp14">
+  <w:comment w:id="0" w:author="zhaoyujing" w:date="2018-10-23T10:36:00Z" w:initials="z">
+    <w:p>
+      <w:pPr>
+        <w:pStyle w:val="af0"/>
+      </w:pPr>
+      <w:r>
+        <w:rPr>
+          <w:rStyle w:val="af"/>
+        </w:rPr>
+        <w:annotationRef/>
+      </w:r>
+      <w:r>
+        <w:rPr>
+          <w:rFonts w:hint="eastAsia"/>
+        </w:rPr>
+        <w:t>增加</w:t>
+      </w:r>
+      <w:r>
+        <w:rPr>
+          <w:rFonts w:hint="eastAsia"/>
+        </w:rPr>
+        <w:t>java</w:t>
+      </w:r>
+      <w:r>
+        <w:t xml:space="preserve"> </w:t>
+      </w:r>
+      <w:r>
+        <w:rPr>
+          <w:rFonts w:hint="eastAsia"/>
+        </w:rPr>
+        <w:t>API</w:t>
+      </w:r>
+      <w:r>
+        <w:rPr>
+          <w:rFonts w:hint="eastAsia"/>
+        </w:rPr>
+        <w:t>说明</w:t>
+      </w:r>
+    </w:p>
+    <w:p>
+      <w:pPr>
+        <w:pStyle w:val="af0"/>
+        <w:rPr>
+          <w:rFonts w:hint="eastAsia"/>
+        </w:rPr>
+      </w:pPr>
+    </w:p>
+  </w:comment>
+</w:comments>
+</file>
+
+<file path=word/commentsExtended.xml><?xml version="1.0" encoding="utf-8"?>
+<w15:commentsEx xmlns:wpc="http://schemas.microsoft.com/office/word/2010/wordprocessingCanvas" xmlns:cx="http://schemas.microsoft.com/office/drawing/2014/chartex" xmlns:mc="http://schemas.openxmlformats.org/markup-compatibility/2006" xmlns:o="urn:schemas-microsoft-com:office:office" xmlns:r="http://schemas.openxmlformats.org/officeDocument/2006/relationships" xmlns:m="http://schemas.openxmlformats.org/officeDocument/2006/math" xmlns:v="urn:schemas-microsoft-com:vml" xmlns:wp14="http://schemas.microsoft.com/office/word/2010/wordprocessingDrawing" xmlns:wp="http://schemas.openxmlformats.org/drawingml/2006/wordprocessingDrawing" xmlns:w10="urn:schemas-microsoft-com:office:word" xmlns:w="http://schemas.openxmlformats.org/wordprocessingml/2006/main" xmlns:w14="http://schemas.microsoft.com/office/word/2010/wordml" xmlns:w15="http://schemas.microsoft.com/office/word/2012/wordml" xmlns:w16se="http://schemas.microsoft.com/office/word/2015/wordml/symex" xmlns:wpg="http://schemas.microsoft.com/office/word/2010/wordprocessingGroup" xmlns:wpi="http://schemas.microsoft.com/office/word/2010/wordprocessingInk" xmlns:wne="http://schemas.microsoft.com/office/word/2006/wordml" xmlns:wps="http://schemas.microsoft.com/office/word/2010/wordprocessingShape" mc:Ignorable="w14 w15 w16se wp14">
+  <w15:commentEx w15:paraId="335D374E" w15:done="0"/>
+</w15:commentsEx>
 </file>
 
 <file path=word/endnotes.xml><?xml version="1.0" encoding="utf-8"?>
@@ -11971,7 +13649,6 @@
         <w:docPartUnique/>
       </w:docPartObj>
     </w:sdtPr>
-    <w:sdtEndPr/>
     <w:sdtContent>
       <w:p>
         <w:pPr>
@@ -11992,7 +13669,7 @@
             <w:noProof/>
             <w:lang w:val="zh-CN"/>
           </w:rPr>
-          <w:t>10</w:t>
+          <w:t>16</w:t>
         </w:r>
         <w:r>
           <w:fldChar w:fldCharType="end"/>
@@ -15922,6 +17599,14 @@
   </w:num>
   <w:numIdMacAtCleanup w:val="21"/>
 </w:numbering>
+</file>
+
+<file path=word/people.xml><?xml version="1.0" encoding="utf-8"?>
+<w15:people xmlns:wpc="http://schemas.microsoft.com/office/word/2010/wordprocessingCanvas" xmlns:cx="http://schemas.microsoft.com/office/drawing/2014/chartex" xmlns:mc="http://schemas.openxmlformats.org/markup-compatibility/2006" xmlns:o="urn:schemas-microsoft-com:office:office" xmlns:r="http://schemas.openxmlformats.org/officeDocument/2006/relationships" xmlns:m="http://schemas.openxmlformats.org/officeDocument/2006/math" xmlns:v="urn:schemas-microsoft-com:vml" xmlns:wp14="http://schemas.microsoft.com/office/word/2010/wordprocessingDrawing" xmlns:wp="http://schemas.openxmlformats.org/drawingml/2006/wordprocessingDrawing" xmlns:w10="urn:schemas-microsoft-com:office:word" xmlns:w="http://schemas.openxmlformats.org/wordprocessingml/2006/main" xmlns:w14="http://schemas.microsoft.com/office/word/2010/wordml" xmlns:w15="http://schemas.microsoft.com/office/word/2012/wordml" xmlns:w16se="http://schemas.microsoft.com/office/word/2015/wordml/symex" xmlns:wpg="http://schemas.microsoft.com/office/word/2010/wordprocessingGroup" xmlns:wpi="http://schemas.microsoft.com/office/word/2010/wordprocessingInk" xmlns:wne="http://schemas.microsoft.com/office/word/2006/wordml" xmlns:wps="http://schemas.microsoft.com/office/word/2010/wordprocessingShape" mc:Ignorable="w14 w15 w16se wp14">
+  <w15:person w15:author="zhaoyujing">
+    <w15:presenceInfo w15:providerId="None" w15:userId="zhaoyujing"/>
+  </w15:person>
+</w15:people>
 </file>
 
 <file path=word/styles.xml><?xml version="1.0" encoding="utf-8"?>
@@ -16354,12 +18039,12 @@
     <w:uiPriority w:val="9"/>
     <w:unhideWhenUsed/>
     <w:qFormat/>
-    <w:rsid w:val="00884A34"/>
+    <w:rsid w:val="00504814"/>
     <w:pPr>
       <w:keepNext/>
       <w:keepLines/>
       <w:spacing w:before="260" w:after="260" w:line="415" w:lineRule="auto"/>
-      <w:ind w:leftChars="100" w:left="100"/>
+      <w:ind w:left="0"/>
       <w:outlineLvl w:val="1"/>
     </w:pPr>
     <w:rPr>
@@ -16378,12 +18063,12 @@
     <w:uiPriority w:val="9"/>
     <w:unhideWhenUsed/>
     <w:qFormat/>
-    <w:rsid w:val="00D11B3C"/>
+    <w:rsid w:val="00504814"/>
     <w:pPr>
       <w:keepNext/>
       <w:keepLines/>
-      <w:spacing w:before="260" w:after="260" w:line="416" w:lineRule="auto"/>
-      <w:ind w:left="0"/>
+      <w:spacing w:before="260" w:after="260" w:line="415" w:lineRule="auto"/>
+      <w:ind w:leftChars="100" w:left="100"/>
       <w:outlineLvl w:val="2"/>
     </w:pPr>
     <w:rPr>
@@ -16658,7 +18343,7 @@
     <w:basedOn w:val="a0"/>
     <w:link w:val="2"/>
     <w:uiPriority w:val="9"/>
-    <w:rsid w:val="00884A34"/>
+    <w:rsid w:val="00504814"/>
     <w:rPr>
       <w:rFonts w:asciiTheme="majorHAnsi" w:eastAsiaTheme="majorEastAsia" w:hAnsiTheme="majorHAnsi" w:cstheme="majorBidi"/>
       <w:b/>
@@ -16672,7 +18357,7 @@
     <w:basedOn w:val="a0"/>
     <w:link w:val="3"/>
     <w:uiPriority w:val="9"/>
-    <w:rsid w:val="00D11B3C"/>
+    <w:rsid w:val="00504814"/>
     <w:rPr>
       <w:rFonts w:eastAsiaTheme="majorEastAsia"/>
       <w:b/>
@@ -17375,7 +19060,7 @@
 </file>
 
 <file path=customXml/itemProps1.xml><?xml version="1.0" encoding="utf-8"?>
-<ds:datastoreItem xmlns:ds="http://schemas.openxmlformats.org/officeDocument/2006/customXml" ds:itemID="{F5071DC2-1033-4D25-B4D5-0A077736C0A9}">
+<ds:datastoreItem xmlns:ds="http://schemas.openxmlformats.org/officeDocument/2006/customXml" ds:itemID="{381FD16B-DCAF-4292-8DE4-8C59FC74D288}">
   <ds:schemaRefs>
     <ds:schemaRef ds:uri="http://schemas.openxmlformats.org/officeDocument/2006/bibliography"/>
   </ds:schemaRefs>

--- a/internal_doc/03.开发设计/Amazon S3接口兼容/Story--SequoiaDB兼容Amazon S3接口 -桶管理.docx
+++ b/internal_doc/03.开发设计/Amazon S3接口兼容/Story--SequoiaDB兼容Amazon S3接口 -桶管理.docx
@@ -6,7 +6,6 @@
       <w:pPr>
         <w:pStyle w:val="ab"/>
       </w:pPr>
-      <w:proofErr w:type="spellStart"/>
       <w:r>
         <w:rPr>
           <w:rFonts w:hint="eastAsia"/>
@@ -16,7 +15,6 @@
       <w:r>
         <w:t>equoiaDB</w:t>
       </w:r>
-      <w:proofErr w:type="spellEnd"/>
       <w:r>
         <w:rPr>
           <w:rFonts w:hint="eastAsia"/>
@@ -140,7 +138,6 @@
               </w:rPr>
               <w:t>继承自</w:t>
             </w:r>
-            <w:proofErr w:type="spellStart"/>
             <w:r>
               <w:rPr>
                 <w:rFonts w:hint="eastAsia"/>
@@ -150,7 +147,6 @@
             <w:r>
               <w:t>equoiaDB</w:t>
             </w:r>
-            <w:proofErr w:type="spellEnd"/>
             <w:r>
               <w:rPr>
                 <w:rFonts w:hint="eastAsia"/>
@@ -396,7 +392,6 @@
         </w:rPr>
         <w:t>接口访问</w:t>
       </w:r>
-      <w:proofErr w:type="spellStart"/>
       <w:r>
         <w:rPr>
           <w:rFonts w:hint="eastAsia"/>
@@ -404,7 +399,6 @@
         </w:rPr>
         <w:t>SequoiaDB</w:t>
       </w:r>
-      <w:proofErr w:type="spellEnd"/>
       <w:r>
         <w:rPr>
           <w:rFonts w:hint="eastAsia"/>
@@ -447,7 +441,6 @@
         </w:rPr>
         <w:t>通过</w:t>
       </w:r>
-      <w:proofErr w:type="spellStart"/>
       <w:r>
         <w:rPr>
           <w:rFonts w:hint="eastAsia"/>
@@ -455,7 +448,6 @@
         </w:rPr>
         <w:t>SequoiaDB</w:t>
       </w:r>
-      <w:proofErr w:type="spellEnd"/>
       <w:r>
         <w:rPr>
           <w:rFonts w:hint="eastAsia"/>
@@ -492,21 +484,12 @@
           <w:color w:val="000000" w:themeColor="text1"/>
         </w:rPr>
       </w:pPr>
-      <w:proofErr w:type="gramStart"/>
       <w:r>
         <w:rPr>
           <w:rFonts w:hint="eastAsia"/>
           <w:color w:val="000000" w:themeColor="text1"/>
         </w:rPr>
-        <w:t>桶管理</w:t>
-      </w:r>
-      <w:proofErr w:type="gramEnd"/>
-      <w:r>
-        <w:rPr>
-          <w:rFonts w:hint="eastAsia"/>
-          <w:color w:val="000000" w:themeColor="text1"/>
-        </w:rPr>
-        <w:t>部分描述桶的增加</w:t>
+        <w:t>桶管理部分描述桶的增加</w:t>
       </w:r>
       <w:r>
         <w:rPr>
@@ -662,35 +645,15 @@
         </w:rPr>
         <w:t>，参考</w:t>
       </w:r>
-      <w:r>
-        <w:fldChar w:fldCharType="begin"/>
-      </w:r>
-      <w:r>
-        <w:instrText xml:space="preserve"> HYPERLINK \l "_</w:instrText>
-      </w:r>
-      <w:r>
-        <w:instrText>公共头部</w:instrText>
-      </w:r>
-      <w:r>
-        <w:instrText xml:space="preserve">" </w:instrText>
-      </w:r>
-      <w:r>
-        <w:fldChar w:fldCharType="separate"/>
-      </w:r>
-      <w:r>
-        <w:rPr>
-          <w:rStyle w:val="ad"/>
-          <w:rFonts w:cstheme="minorHAnsi"/>
-        </w:rPr>
-        <w:t>公共头部</w:t>
-      </w:r>
-      <w:r>
-        <w:rPr>
-          <w:rStyle w:val="ad"/>
-          <w:rFonts w:cstheme="minorHAnsi"/>
-        </w:rPr>
-        <w:fldChar w:fldCharType="end"/>
-      </w:r>
+      <w:hyperlink w:anchor="_公共头部" w:history="1">
+        <w:r>
+          <w:rPr>
+            <w:rStyle w:val="ad"/>
+            <w:rFonts w:cstheme="minorHAnsi"/>
+          </w:rPr>
+          <w:t>公共头部</w:t>
+        </w:r>
+      </w:hyperlink>
       <w:r>
         <w:rPr>
           <w:rFonts w:cstheme="minorHAnsi"/>
@@ -916,14 +879,12 @@
                 <w:rFonts w:cstheme="minorHAnsi"/>
               </w:rPr>
             </w:pPr>
-            <w:proofErr w:type="spellStart"/>
             <w:r>
               <w:rPr>
                 <w:rFonts w:cstheme="minorHAnsi"/>
               </w:rPr>
               <w:t>ListAllMyBucketsResult</w:t>
             </w:r>
-            <w:proofErr w:type="spellEnd"/>
           </w:p>
         </w:tc>
         <w:tc>
@@ -1042,16 +1003,8 @@
               <w:rPr>
                 <w:rFonts w:cstheme="minorHAnsi"/>
               </w:rPr>
-              <w:t xml:space="preserve">Ancestor: </w:t>
-            </w:r>
-            <w:proofErr w:type="spellStart"/>
-            <w:r>
-              <w:rPr>
-                <w:rFonts w:cstheme="minorHAnsi"/>
-              </w:rPr>
-              <w:t>ListAllMyBucketsResult</w:t>
-            </w:r>
-            <w:proofErr w:type="spellEnd"/>
+              <w:t>Ancestor: ListAllMyBucketsResult</w:t>
+            </w:r>
           </w:p>
         </w:tc>
       </w:tr>
@@ -1121,16 +1074,8 @@
               <w:rPr>
                 <w:rFonts w:cstheme="minorHAnsi"/>
               </w:rPr>
-              <w:t xml:space="preserve">Ancestor: </w:t>
-            </w:r>
-            <w:proofErr w:type="spellStart"/>
-            <w:r>
-              <w:rPr>
-                <w:rFonts w:cstheme="minorHAnsi"/>
-              </w:rPr>
-              <w:t>ListAllMyBucketsResult.Owner</w:t>
-            </w:r>
-            <w:proofErr w:type="spellEnd"/>
+              <w:t>Ancestor: ListAllMyBucketsResult.Owner</w:t>
+            </w:r>
           </w:p>
         </w:tc>
       </w:tr>
@@ -1149,14 +1094,12 @@
                 <w:rFonts w:cstheme="minorHAnsi"/>
               </w:rPr>
             </w:pPr>
-            <w:proofErr w:type="spellStart"/>
             <w:r>
               <w:rPr>
                 <w:rFonts w:cstheme="minorHAnsi"/>
               </w:rPr>
               <w:t>DisplayName</w:t>
             </w:r>
-            <w:proofErr w:type="spellEnd"/>
           </w:p>
         </w:tc>
         <w:tc>
@@ -1202,16 +1145,8 @@
               <w:rPr>
                 <w:rFonts w:cstheme="minorHAnsi"/>
               </w:rPr>
-              <w:t xml:space="preserve">Ancestor: </w:t>
-            </w:r>
-            <w:proofErr w:type="spellStart"/>
-            <w:r>
-              <w:rPr>
-                <w:rFonts w:cstheme="minorHAnsi"/>
-              </w:rPr>
-              <w:t>ListAllMyBucketsResult.Owner</w:t>
-            </w:r>
-            <w:proofErr w:type="spellEnd"/>
+              <w:t>Ancestor: ListAllMyBucketsResult.Owner</w:t>
+            </w:r>
           </w:p>
         </w:tc>
       </w:tr>
@@ -1295,16 +1230,8 @@
               <w:rPr>
                 <w:rFonts w:cstheme="minorHAnsi"/>
               </w:rPr>
-              <w:t xml:space="preserve">Ancestor: </w:t>
-            </w:r>
-            <w:proofErr w:type="spellStart"/>
-            <w:r>
-              <w:rPr>
-                <w:rFonts w:cstheme="minorHAnsi"/>
-              </w:rPr>
-              <w:t>ListAllMyBucketsResult</w:t>
-            </w:r>
-            <w:proofErr w:type="spellEnd"/>
+              <w:t>Ancestor: ListAllMyBucketsResult</w:t>
+            </w:r>
           </w:p>
         </w:tc>
       </w:tr>
@@ -1371,38 +1298,22 @@
               <w:rPr>
                 <w:rFonts w:cstheme="minorHAnsi"/>
               </w:rPr>
-              <w:t xml:space="preserve">Children: Name, </w:t>
-            </w:r>
-            <w:proofErr w:type="spellStart"/>
-            <w:r>
+              <w:t>Children: Name, CreationDate</w:t>
+            </w:r>
+          </w:p>
+          <w:p>
+            <w:pPr>
+              <w:ind w:left="0"/>
               <w:rPr>
                 <w:rFonts w:cstheme="minorHAnsi"/>
               </w:rPr>
-              <w:t>CreationDate</w:t>
-            </w:r>
-            <w:proofErr w:type="spellEnd"/>
-          </w:p>
-          <w:p>
-            <w:pPr>
-              <w:ind w:left="0"/>
+            </w:pPr>
+            <w:r>
               <w:rPr>
                 <w:rFonts w:cstheme="minorHAnsi"/>
               </w:rPr>
-            </w:pPr>
-            <w:r>
-              <w:rPr>
-                <w:rFonts w:cstheme="minorHAnsi"/>
-              </w:rPr>
-              <w:t xml:space="preserve">Ancestor: </w:t>
-            </w:r>
-            <w:proofErr w:type="spellStart"/>
-            <w:r>
-              <w:rPr>
-                <w:rFonts w:cstheme="minorHAnsi"/>
-              </w:rPr>
-              <w:t>ListAllMyBucketsResult.Bucket</w:t>
-            </w:r>
-            <w:proofErr w:type="spellEnd"/>
+              <w:t>Ancestor: ListAllMyBucketsResult.Bucket</w:t>
+            </w:r>
           </w:p>
         </w:tc>
       </w:tr>
@@ -1469,16 +1380,8 @@
               <w:rPr>
                 <w:rFonts w:cstheme="minorHAnsi"/>
               </w:rPr>
-              <w:t xml:space="preserve">Ancestor: </w:t>
-            </w:r>
-            <w:proofErr w:type="spellStart"/>
-            <w:r>
-              <w:rPr>
-                <w:rFonts w:cstheme="minorHAnsi"/>
-              </w:rPr>
-              <w:t>ListAllMyBucketsResult.Buckets.Bucket</w:t>
-            </w:r>
-            <w:proofErr w:type="spellEnd"/>
+              <w:t>Ancestor: ListAllMyBucketsResult.Buckets.Bucket</w:t>
+            </w:r>
           </w:p>
         </w:tc>
       </w:tr>
@@ -1494,14 +1397,12 @@
                 <w:rFonts w:cstheme="minorHAnsi"/>
               </w:rPr>
             </w:pPr>
-            <w:proofErr w:type="spellStart"/>
             <w:r>
               <w:rPr>
                 <w:rFonts w:cstheme="minorHAnsi"/>
               </w:rPr>
               <w:t>CreationDate</w:t>
             </w:r>
-            <w:proofErr w:type="spellEnd"/>
           </w:p>
         </w:tc>
         <w:tc>
@@ -1533,58 +1434,22 @@
               <w:rPr>
                 <w:rFonts w:cstheme="minorHAnsi"/>
               </w:rPr>
-              <w:t xml:space="preserve">Type: date (of the form </w:t>
-            </w:r>
-            <w:proofErr w:type="spellStart"/>
-            <w:r>
+              <w:t>Type: date (of the form yyyy-mm-ddThh:mm:ss.timezone, e.g., 2009-02-03T16:45:09.000Z)</w:t>
+            </w:r>
+          </w:p>
+          <w:p>
+            <w:pPr>
+              <w:ind w:left="0"/>
               <w:rPr>
                 <w:rFonts w:cstheme="minorHAnsi"/>
               </w:rPr>
-              <w:t>yyyy-mm-ddThh:</w:t>
-            </w:r>
-            <w:proofErr w:type="gramStart"/>
+            </w:pPr>
             <w:r>
               <w:rPr>
                 <w:rFonts w:cstheme="minorHAnsi"/>
               </w:rPr>
-              <w:t>mm:ss</w:t>
-            </w:r>
-            <w:proofErr w:type="gramEnd"/>
-            <w:r>
-              <w:rPr>
-                <w:rFonts w:cstheme="minorHAnsi"/>
-              </w:rPr>
-              <w:t>.timezone</w:t>
-            </w:r>
-            <w:proofErr w:type="spellEnd"/>
-            <w:r>
-              <w:rPr>
-                <w:rFonts w:cstheme="minorHAnsi"/>
-              </w:rPr>
-              <w:t>, e.g., 2009-02-03T16:45:09.000Z)</w:t>
-            </w:r>
-          </w:p>
-          <w:p>
-            <w:pPr>
-              <w:ind w:left="0"/>
-              <w:rPr>
-                <w:rFonts w:cstheme="minorHAnsi"/>
-              </w:rPr>
-            </w:pPr>
-            <w:r>
-              <w:rPr>
-                <w:rFonts w:cstheme="minorHAnsi"/>
-              </w:rPr>
-              <w:t xml:space="preserve">Ancestor: </w:t>
-            </w:r>
-            <w:proofErr w:type="spellStart"/>
-            <w:r>
-              <w:rPr>
-                <w:rFonts w:cstheme="minorHAnsi"/>
-              </w:rPr>
-              <w:t>ListAllMyBucketsResult.Buckets.Bucket</w:t>
-            </w:r>
-            <w:proofErr w:type="spellEnd"/>
+              <w:t>Ancestor: ListAllMyBucketsResult.Buckets.Bucket</w:t>
+            </w:r>
           </w:p>
         </w:tc>
       </w:tr>
@@ -1639,421 +1504,268 @@
                 <w:i/>
               </w:rPr>
             </w:pPr>
-            <w:proofErr w:type="gramStart"/>
             <w:r>
               <w:rPr>
                 <w:rFonts w:cstheme="minorHAnsi"/>
                 <w:i/>
               </w:rPr>
-              <w:t>&lt;?xml</w:t>
-            </w:r>
-            <w:proofErr w:type="gramEnd"/>
-            <w:r>
+              <w:t xml:space="preserve">&lt;?xml version="1.0" encoding="UTF-8"?&gt; </w:t>
+            </w:r>
+          </w:p>
+          <w:p>
+            <w:pPr>
+              <w:ind w:left="420" w:hangingChars="200" w:hanging="420"/>
               <w:rPr>
                 <w:rFonts w:cstheme="minorHAnsi"/>
                 <w:i/>
               </w:rPr>
-              <w:t xml:space="preserve"> version="1.0" encoding="UTF-8"?&gt; </w:t>
-            </w:r>
-          </w:p>
-          <w:p>
-            <w:pPr>
-              <w:ind w:left="420" w:hangingChars="200" w:hanging="420"/>
+            </w:pPr>
+            <w:r>
               <w:rPr>
                 <w:rFonts w:cstheme="minorHAnsi"/>
                 <w:i/>
               </w:rPr>
-            </w:pPr>
-            <w:r>
+              <w:t>&lt;ListAllMyBucketsResult&gt;</w:t>
+            </w:r>
+          </w:p>
+          <w:p>
+            <w:pPr>
+              <w:ind w:leftChars="100" w:left="420" w:hangingChars="100" w:hanging="210"/>
               <w:rPr>
                 <w:rFonts w:cstheme="minorHAnsi"/>
                 <w:i/>
               </w:rPr>
-              <w:t>&lt;</w:t>
-            </w:r>
-            <w:proofErr w:type="spellStart"/>
+            </w:pPr>
             <w:r>
               <w:rPr>
                 <w:rFonts w:cstheme="minorHAnsi"/>
                 <w:i/>
               </w:rPr>
-              <w:t>ListAllMyBucketsResult</w:t>
-            </w:r>
-            <w:proofErr w:type="spellEnd"/>
-            <w:r>
+              <w:t xml:space="preserve">  &lt;Owner&gt;  </w:t>
+            </w:r>
+          </w:p>
+          <w:p>
+            <w:pPr>
+              <w:ind w:left="630" w:hangingChars="300" w:hanging="630"/>
               <w:rPr>
                 <w:rFonts w:cstheme="minorHAnsi"/>
                 <w:i/>
               </w:rPr>
-              <w:t>&gt;</w:t>
-            </w:r>
-          </w:p>
-          <w:p>
-            <w:pPr>
-              <w:ind w:leftChars="100" w:left="420" w:hangingChars="100" w:hanging="210"/>
+            </w:pPr>
+            <w:r>
               <w:rPr>
                 <w:rFonts w:cstheme="minorHAnsi"/>
                 <w:i/>
               </w:rPr>
-            </w:pPr>
-            <w:r>
+              <w:t xml:space="preserve">      &lt;ID&gt;bcaf1ffd86f461ca5fb16fd081034f&lt;/ID&gt;  </w:t>
+            </w:r>
+          </w:p>
+          <w:p>
+            <w:pPr>
+              <w:ind w:leftChars="200" w:left="630" w:hangingChars="100" w:hanging="210"/>
               <w:rPr>
                 <w:rFonts w:cstheme="minorHAnsi"/>
                 <w:i/>
               </w:rPr>
-              <w:t xml:space="preserve">  &lt;Owner&gt;  </w:t>
-            </w:r>
-          </w:p>
-          <w:p>
-            <w:pPr>
-              <w:ind w:left="630" w:hangingChars="300" w:hanging="630"/>
+            </w:pPr>
+            <w:r>
               <w:rPr>
                 <w:rFonts w:cstheme="minorHAnsi"/>
                 <w:i/>
               </w:rPr>
-            </w:pPr>
-            <w:r>
+              <w:t xml:space="preserve">  &lt;DisplayName&gt;webfile&lt;/DisplayName&gt;  </w:t>
+            </w:r>
+          </w:p>
+          <w:p>
+            <w:pPr>
+              <w:ind w:leftChars="100" w:left="210" w:firstLineChars="100" w:firstLine="210"/>
               <w:rPr>
                 <w:rFonts w:cstheme="minorHAnsi"/>
                 <w:i/>
               </w:rPr>
-              <w:t xml:space="preserve">      &lt;ID&gt;bcaf1ffd86f461ca5fb16fd081034f&lt;/ID&gt;  </w:t>
-            </w:r>
-          </w:p>
-          <w:p>
-            <w:pPr>
-              <w:ind w:leftChars="200" w:left="630" w:hangingChars="100" w:hanging="210"/>
+            </w:pPr>
+            <w:r>
               <w:rPr>
                 <w:rFonts w:cstheme="minorHAnsi"/>
                 <w:i/>
               </w:rPr>
-            </w:pPr>
-            <w:r>
+              <w:t xml:space="preserve">&lt;/Owner&gt;  </w:t>
+            </w:r>
+          </w:p>
+          <w:p>
+            <w:pPr>
+              <w:ind w:left="0" w:firstLineChars="200" w:firstLine="420"/>
               <w:rPr>
                 <w:rFonts w:cstheme="minorHAnsi"/>
                 <w:i/>
               </w:rPr>
-              <w:t xml:space="preserve">  &lt;</w:t>
-            </w:r>
-            <w:proofErr w:type="spellStart"/>
+            </w:pPr>
             <w:r>
               <w:rPr>
                 <w:rFonts w:cstheme="minorHAnsi"/>
                 <w:i/>
               </w:rPr>
-              <w:t>DisplayName</w:t>
-            </w:r>
-            <w:proofErr w:type="spellEnd"/>
-            <w:r>
+              <w:t>&lt;Buckets&gt;</w:t>
+            </w:r>
+          </w:p>
+          <w:p>
+            <w:pPr>
+              <w:ind w:left="0" w:firstLineChars="400" w:firstLine="840"/>
               <w:rPr>
                 <w:rFonts w:cstheme="minorHAnsi"/>
                 <w:i/>
               </w:rPr>
-              <w:t>&gt;</w:t>
-            </w:r>
-            <w:proofErr w:type="spellStart"/>
+            </w:pPr>
             <w:r>
               <w:rPr>
                 <w:rFonts w:cstheme="minorHAnsi"/>
                 <w:i/>
               </w:rPr>
-              <w:t>webfile</w:t>
-            </w:r>
-            <w:proofErr w:type="spellEnd"/>
-            <w:r>
+              <w:t>&lt;Bucket&gt;</w:t>
+            </w:r>
+          </w:p>
+          <w:p>
+            <w:pPr>
+              <w:ind w:left="0" w:firstLine="420"/>
               <w:rPr>
                 <w:rFonts w:cstheme="minorHAnsi"/>
                 <w:i/>
               </w:rPr>
-              <w:t>&lt;/</w:t>
-            </w:r>
-            <w:proofErr w:type="spellStart"/>
+            </w:pPr>
             <w:r>
               <w:rPr>
                 <w:rFonts w:cstheme="minorHAnsi"/>
                 <w:i/>
               </w:rPr>
-              <w:t>DisplayName</w:t>
-            </w:r>
-            <w:proofErr w:type="spellEnd"/>
-            <w:r>
+              <w:t xml:space="preserve">      &lt;Name&gt;quotes&lt;/Name&gt;   </w:t>
+            </w:r>
+          </w:p>
+          <w:p>
+            <w:pPr>
+              <w:ind w:leftChars="300" w:left="840" w:hangingChars="100" w:hanging="210"/>
               <w:rPr>
                 <w:rFonts w:cstheme="minorHAnsi"/>
                 <w:i/>
               </w:rPr>
-              <w:t xml:space="preserve">&gt;  </w:t>
-            </w:r>
-          </w:p>
-          <w:p>
-            <w:pPr>
-              <w:ind w:leftChars="100" w:left="210" w:firstLineChars="100" w:firstLine="210"/>
+            </w:pPr>
+            <w:r>
               <w:rPr>
                 <w:rFonts w:cstheme="minorHAnsi"/>
                 <w:i/>
               </w:rPr>
-            </w:pPr>
-            <w:r>
+              <w:t xml:space="preserve">   &lt;CreationDate&gt;2006-02-03T16:45:09.000Z&lt;/CreationDate&gt;  </w:t>
+            </w:r>
+          </w:p>
+          <w:p>
+            <w:pPr>
+              <w:ind w:leftChars="300" w:left="840" w:hangingChars="100" w:hanging="210"/>
               <w:rPr>
                 <w:rFonts w:cstheme="minorHAnsi"/>
                 <w:i/>
               </w:rPr>
-              <w:t xml:space="preserve">&lt;/Owner&gt;  </w:t>
-            </w:r>
-          </w:p>
-          <w:p>
-            <w:pPr>
-              <w:ind w:left="0" w:firstLineChars="200" w:firstLine="420"/>
+            </w:pPr>
+            <w:r>
               <w:rPr>
                 <w:rFonts w:cstheme="minorHAnsi"/>
                 <w:i/>
               </w:rPr>
-            </w:pPr>
-            <w:r>
+              <w:t xml:space="preserve">  &lt;/Bucket&gt;  </w:t>
+            </w:r>
+          </w:p>
+          <w:p>
+            <w:pPr>
+              <w:ind w:left="0" w:firstLineChars="100" w:firstLine="210"/>
               <w:rPr>
                 <w:rFonts w:cstheme="minorHAnsi"/>
                 <w:i/>
               </w:rPr>
-              <w:t>&lt;Buckets&gt;</w:t>
-            </w:r>
-          </w:p>
-          <w:p>
-            <w:pPr>
-              <w:ind w:left="0" w:firstLineChars="400" w:firstLine="840"/>
+            </w:pPr>
+            <w:r>
               <w:rPr>
                 <w:rFonts w:cstheme="minorHAnsi"/>
                 <w:i/>
               </w:rPr>
-            </w:pPr>
-            <w:r>
+              <w:t xml:space="preserve">      &lt;Bucket&gt;</w:t>
+            </w:r>
+          </w:p>
+          <w:p>
+            <w:pPr>
+              <w:ind w:left="0" w:firstLineChars="200" w:firstLine="420"/>
               <w:rPr>
                 <w:rFonts w:cstheme="minorHAnsi"/>
                 <w:i/>
               </w:rPr>
-              <w:t>&lt;Bucket&gt;</w:t>
-            </w:r>
-          </w:p>
-          <w:p>
-            <w:pPr>
-              <w:ind w:left="0" w:firstLine="420"/>
+            </w:pPr>
+            <w:r>
               <w:rPr>
                 <w:rFonts w:cstheme="minorHAnsi"/>
                 <w:i/>
               </w:rPr>
-            </w:pPr>
-            <w:r>
+              <w:t xml:space="preserve">      &lt;Name&gt;samples&lt;/Name&gt;      </w:t>
+            </w:r>
+          </w:p>
+          <w:p>
+            <w:pPr>
+              <w:ind w:leftChars="400" w:left="840" w:firstLineChars="100" w:firstLine="210"/>
               <w:rPr>
                 <w:rFonts w:cstheme="minorHAnsi"/>
                 <w:i/>
               </w:rPr>
-              <w:t xml:space="preserve">      &lt;Name&gt;quotes&lt;/Name&gt;   </w:t>
-            </w:r>
-          </w:p>
-          <w:p>
-            <w:pPr>
-              <w:ind w:leftChars="300" w:left="840" w:hangingChars="100" w:hanging="210"/>
+            </w:pPr>
+            <w:r>
               <w:rPr>
                 <w:rFonts w:cstheme="minorHAnsi"/>
                 <w:i/>
               </w:rPr>
-            </w:pPr>
-            <w:r>
+              <w:t xml:space="preserve">&lt;CreationDate&gt;2006-02-03T16:41:58.000Z&lt;/CreationDate&gt;  </w:t>
+            </w:r>
+          </w:p>
+          <w:p>
+            <w:pPr>
+              <w:ind w:leftChars="356"/>
               <w:rPr>
                 <w:rFonts w:cstheme="minorHAnsi"/>
                 <w:i/>
               </w:rPr>
-              <w:t xml:space="preserve">   &lt;</w:t>
-            </w:r>
-            <w:proofErr w:type="spellStart"/>
+            </w:pPr>
             <w:r>
               <w:rPr>
                 <w:rFonts w:cstheme="minorHAnsi"/>
                 <w:i/>
               </w:rPr>
-              <w:t>CreationDate</w:t>
-            </w:r>
-            <w:proofErr w:type="spellEnd"/>
-            <w:r>
+              <w:t xml:space="preserve">&lt;/Bucket&gt; </w:t>
+            </w:r>
+          </w:p>
+          <w:p>
+            <w:pPr>
+              <w:ind w:left="0" w:firstLineChars="200" w:firstLine="420"/>
               <w:rPr>
                 <w:rFonts w:cstheme="minorHAnsi"/>
                 <w:i/>
               </w:rPr>
-              <w:t>&gt;2006-02-03T16:45:09.000Z&lt;/</w:t>
-            </w:r>
-            <w:proofErr w:type="spellStart"/>
+            </w:pPr>
             <w:r>
               <w:rPr>
                 <w:rFonts w:cstheme="minorHAnsi"/>
                 <w:i/>
               </w:rPr>
-              <w:t>CreationDate</w:t>
-            </w:r>
-            <w:proofErr w:type="spellEnd"/>
+              <w:t xml:space="preserve">&lt;/Buckets&gt; </w:t>
+            </w:r>
+          </w:p>
+          <w:p>
+            <w:pPr>
+              <w:ind w:left="0"/>
+              <w:rPr>
+                <w:rFonts w:cstheme="minorHAnsi"/>
+              </w:rPr>
+            </w:pPr>
             <w:r>
               <w:rPr>
                 <w:rFonts w:cstheme="minorHAnsi"/>
                 <w:i/>
               </w:rPr>
-              <w:t xml:space="preserve">&gt;  </w:t>
-            </w:r>
-          </w:p>
-          <w:p>
-            <w:pPr>
-              <w:ind w:leftChars="300" w:left="840" w:hangingChars="100" w:hanging="210"/>
-              <w:rPr>
-                <w:rFonts w:cstheme="minorHAnsi"/>
-                <w:i/>
-              </w:rPr>
-            </w:pPr>
-            <w:r>
-              <w:rPr>
-                <w:rFonts w:cstheme="minorHAnsi"/>
-                <w:i/>
-              </w:rPr>
-              <w:t xml:space="preserve">  &lt;/Bucket&gt;  </w:t>
-            </w:r>
-          </w:p>
-          <w:p>
-            <w:pPr>
-              <w:ind w:left="0" w:firstLineChars="100" w:firstLine="210"/>
-              <w:rPr>
-                <w:rFonts w:cstheme="minorHAnsi"/>
-                <w:i/>
-              </w:rPr>
-            </w:pPr>
-            <w:r>
-              <w:rPr>
-                <w:rFonts w:cstheme="minorHAnsi"/>
-                <w:i/>
-              </w:rPr>
-              <w:t xml:space="preserve">      &lt;Bucket&gt;</w:t>
-            </w:r>
-          </w:p>
-          <w:p>
-            <w:pPr>
-              <w:ind w:left="0" w:firstLineChars="200" w:firstLine="420"/>
-              <w:rPr>
-                <w:rFonts w:cstheme="minorHAnsi"/>
-                <w:i/>
-              </w:rPr>
-            </w:pPr>
-            <w:r>
-              <w:rPr>
-                <w:rFonts w:cstheme="minorHAnsi"/>
-                <w:i/>
-              </w:rPr>
-              <w:t xml:space="preserve">      &lt;Name&gt;samples&lt;/Name&gt;      </w:t>
-            </w:r>
-          </w:p>
-          <w:p>
-            <w:pPr>
-              <w:ind w:leftChars="400" w:left="840" w:firstLineChars="100" w:firstLine="210"/>
-              <w:rPr>
-                <w:rFonts w:cstheme="minorHAnsi"/>
-                <w:i/>
-              </w:rPr>
-            </w:pPr>
-            <w:r>
-              <w:rPr>
-                <w:rFonts w:cstheme="minorHAnsi"/>
-                <w:i/>
-              </w:rPr>
-              <w:t>&lt;</w:t>
-            </w:r>
-            <w:proofErr w:type="spellStart"/>
-            <w:r>
-              <w:rPr>
-                <w:rFonts w:cstheme="minorHAnsi"/>
-                <w:i/>
-              </w:rPr>
-              <w:t>CreationDate</w:t>
-            </w:r>
-            <w:proofErr w:type="spellEnd"/>
-            <w:r>
-              <w:rPr>
-                <w:rFonts w:cstheme="minorHAnsi"/>
-                <w:i/>
-              </w:rPr>
-              <w:t>&gt;2006-02-03T16:41:58.000Z&lt;/</w:t>
-            </w:r>
-            <w:proofErr w:type="spellStart"/>
-            <w:r>
-              <w:rPr>
-                <w:rFonts w:cstheme="minorHAnsi"/>
-                <w:i/>
-              </w:rPr>
-              <w:t>CreationDate</w:t>
-            </w:r>
-            <w:proofErr w:type="spellEnd"/>
-            <w:r>
-              <w:rPr>
-                <w:rFonts w:cstheme="minorHAnsi"/>
-                <w:i/>
-              </w:rPr>
-              <w:t xml:space="preserve">&gt;  </w:t>
-            </w:r>
-          </w:p>
-          <w:p>
-            <w:pPr>
-              <w:ind w:leftChars="356"/>
-              <w:rPr>
-                <w:rFonts w:cstheme="minorHAnsi"/>
-                <w:i/>
-              </w:rPr>
-            </w:pPr>
-            <w:r>
-              <w:rPr>
-                <w:rFonts w:cstheme="minorHAnsi"/>
-                <w:i/>
-              </w:rPr>
-              <w:t xml:space="preserve">&lt;/Bucket&gt; </w:t>
-            </w:r>
-          </w:p>
-          <w:p>
-            <w:pPr>
-              <w:ind w:left="0" w:firstLineChars="200" w:firstLine="420"/>
-              <w:rPr>
-                <w:rFonts w:cstheme="minorHAnsi"/>
-                <w:i/>
-              </w:rPr>
-            </w:pPr>
-            <w:r>
-              <w:rPr>
-                <w:rFonts w:cstheme="minorHAnsi"/>
-                <w:i/>
-              </w:rPr>
-              <w:t xml:space="preserve">&lt;/Buckets&gt; </w:t>
-            </w:r>
-          </w:p>
-          <w:p>
-            <w:pPr>
-              <w:ind w:left="0"/>
-              <w:rPr>
-                <w:rFonts w:cstheme="minorHAnsi"/>
-              </w:rPr>
-            </w:pPr>
-            <w:r>
-              <w:rPr>
-                <w:rFonts w:cstheme="minorHAnsi"/>
-                <w:i/>
-              </w:rPr>
               <w:lastRenderedPageBreak/>
-              <w:t>&lt;/</w:t>
-            </w:r>
-            <w:proofErr w:type="spellStart"/>
-            <w:r>
-              <w:rPr>
-                <w:rFonts w:cstheme="minorHAnsi"/>
-                <w:i/>
-              </w:rPr>
-              <w:t>ListAllMyBucketsResult</w:t>
-            </w:r>
-            <w:proofErr w:type="spellEnd"/>
-            <w:r>
-              <w:rPr>
-                <w:rFonts w:cstheme="minorHAnsi"/>
-                <w:i/>
-              </w:rPr>
-              <w:t xml:space="preserve">&gt; </w:t>
+              <w:t xml:space="preserve">&lt;/ListAllMyBucketsResult&gt; </w:t>
             </w:r>
           </w:p>
         </w:tc>
@@ -2867,21 +2579,7 @@
               <w:rPr>
                 <w:rFonts w:hint="eastAsia"/>
               </w:rPr>
-              <w:t>允许出现</w:t>
-            </w:r>
-            <w:proofErr w:type="gramStart"/>
-            <w:r>
-              <w:rPr>
-                <w:rFonts w:hint="eastAsia"/>
-              </w:rPr>
-              <w:t>在桶名中间</w:t>
-            </w:r>
-            <w:proofErr w:type="gramEnd"/>
-            <w:r>
-              <w:rPr>
-                <w:rFonts w:hint="eastAsia"/>
-              </w:rPr>
-              <w:t>，不允许出现在开始和结尾，不允许连续出现</w:t>
+              <w:t>允许出现在桶名中间，不允许出现在开始和结尾，不允许连续出现</w:t>
             </w:r>
           </w:p>
         </w:tc>
@@ -3101,34 +2799,15 @@
         </w:rPr>
         <w:t>，参考</w:t>
       </w:r>
-      <w:r>
-        <w:fldChar w:fldCharType="begin"/>
-      </w:r>
-      <w:r>
-        <w:instrText xml:space="preserve"> HYPERLINK \l "_</w:instrText>
-      </w:r>
-      <w:r>
-        <w:instrText>公共头部</w:instrText>
-      </w:r>
-      <w:r>
-        <w:instrText xml:space="preserve">" </w:instrText>
-      </w:r>
-      <w:r>
-        <w:fldChar w:fldCharType="separate"/>
-      </w:r>
-      <w:r>
-        <w:rPr>
-          <w:rStyle w:val="ad"/>
-          <w:rFonts w:hint="eastAsia"/>
-        </w:rPr>
-        <w:t>公共头部</w:t>
-      </w:r>
-      <w:r>
-        <w:rPr>
-          <w:rStyle w:val="ad"/>
-        </w:rPr>
-        <w:fldChar w:fldCharType="end"/>
-      </w:r>
+      <w:hyperlink w:anchor="_公共头部" w:history="1">
+        <w:r>
+          <w:rPr>
+            <w:rStyle w:val="ad"/>
+            <w:rFonts w:hint="eastAsia"/>
+          </w:rPr>
+          <w:t>公共头部</w:t>
+        </w:r>
+      </w:hyperlink>
       <w:r>
         <w:rPr>
           <w:rFonts w:hint="eastAsia"/>
@@ -3308,103 +2987,23 @@
                 <w:rFonts w:cstheme="minorHAnsi"/>
                 <w:i/>
               </w:rPr>
-              <w:t>&lt;</w:t>
-            </w:r>
-            <w:proofErr w:type="spellStart"/>
-            <w:r>
+              <w:t>&lt;CreateBucketConfiguration&gt;</w:t>
+            </w:r>
+          </w:p>
+          <w:p>
+            <w:pPr>
+              <w:ind w:left="0"/>
               <w:rPr>
                 <w:rFonts w:cstheme="minorHAnsi"/>
                 <w:i/>
               </w:rPr>
-              <w:t>CreateBucketConfiguration</w:t>
-            </w:r>
-            <w:proofErr w:type="spellEnd"/>
+            </w:pPr>
             <w:r>
               <w:rPr>
                 <w:rFonts w:cstheme="minorHAnsi"/>
                 <w:i/>
               </w:rPr>
-              <w:t>&gt;</w:t>
-            </w:r>
-          </w:p>
-          <w:p>
-            <w:pPr>
-              <w:ind w:left="0"/>
-              <w:rPr>
-                <w:rFonts w:cstheme="minorHAnsi"/>
-                <w:i/>
-              </w:rPr>
-            </w:pPr>
-            <w:r>
-              <w:rPr>
-                <w:rFonts w:cstheme="minorHAnsi"/>
-                <w:i/>
-              </w:rPr>
-              <w:t xml:space="preserve">   &lt;</w:t>
-            </w:r>
-            <w:proofErr w:type="spellStart"/>
-            <w:r>
-              <w:rPr>
-                <w:rFonts w:cstheme="minorHAnsi"/>
-                <w:i/>
-              </w:rPr>
-              <w:t>LocationConstraint</w:t>
-            </w:r>
-            <w:proofErr w:type="spellEnd"/>
-            <w:r>
-              <w:rPr>
-                <w:rFonts w:cstheme="minorHAnsi"/>
-                <w:i/>
-              </w:rPr>
-              <w:t>&gt;</w:t>
-            </w:r>
-            <w:proofErr w:type="spellStart"/>
-            <w:r>
-              <w:rPr>
-                <w:rFonts w:cstheme="minorHAnsi"/>
-                <w:i/>
-              </w:rPr>
-              <w:t>BucketRegion</w:t>
-            </w:r>
-            <w:proofErr w:type="spellEnd"/>
-            <w:r>
-              <w:rPr>
-                <w:rFonts w:cstheme="minorHAnsi"/>
-                <w:i/>
-              </w:rPr>
-              <w:t>&lt;/</w:t>
-            </w:r>
-            <w:proofErr w:type="spellStart"/>
-            <w:r>
-              <w:rPr>
-                <w:rFonts w:cstheme="minorHAnsi"/>
-                <w:i/>
-              </w:rPr>
-              <w:t>LocationConstraint</w:t>
-            </w:r>
-            <w:proofErr w:type="spellEnd"/>
-            <w:r>
-              <w:rPr>
-                <w:rFonts w:cstheme="minorHAnsi"/>
-                <w:i/>
-              </w:rPr>
-              <w:t>&gt;   &lt;/</w:t>
-            </w:r>
-            <w:proofErr w:type="spellStart"/>
-            <w:r>
-              <w:rPr>
-                <w:rFonts w:cstheme="minorHAnsi"/>
-                <w:i/>
-              </w:rPr>
-              <w:t>CreateBucketConfiguration</w:t>
-            </w:r>
-            <w:proofErr w:type="spellEnd"/>
-            <w:r>
-              <w:rPr>
-                <w:rFonts w:cstheme="minorHAnsi"/>
-                <w:i/>
-              </w:rPr>
-              <w:t>&gt;</w:t>
+              <w:t xml:space="preserve">   &lt;LocationConstraint&gt;BucketRegion&lt;/LocationConstraint&gt;   &lt;/CreateBucketConfiguration&gt;</w:t>
             </w:r>
           </w:p>
         </w:tc>
@@ -3480,55 +3079,23 @@
                 <w:rFonts w:cstheme="minorHAnsi"/>
                 <w:i/>
               </w:rPr>
-              <w:t xml:space="preserve">Date: Wed, 01 </w:t>
-            </w:r>
-            <w:proofErr w:type="gramStart"/>
-            <w:r>
+              <w:t>Date: Wed, 01 Mar  2006 12:00:00 GMT</w:t>
+            </w:r>
+          </w:p>
+          <w:p>
+            <w:pPr>
+              <w:ind w:left="0"/>
               <w:rPr>
                 <w:rFonts w:cstheme="minorHAnsi"/>
                 <w:i/>
               </w:rPr>
-              <w:t>Mar  2006</w:t>
-            </w:r>
-            <w:proofErr w:type="gramEnd"/>
+            </w:pPr>
             <w:r>
               <w:rPr>
                 <w:rFonts w:cstheme="minorHAnsi"/>
                 <w:i/>
               </w:rPr>
-              <w:t xml:space="preserve"> 12:00:00 GMT</w:t>
-            </w:r>
-          </w:p>
-          <w:p>
-            <w:pPr>
-              <w:ind w:left="0"/>
-              <w:rPr>
-                <w:rFonts w:cstheme="minorHAnsi"/>
-                <w:i/>
-              </w:rPr>
-            </w:pPr>
-            <w:r>
-              <w:rPr>
-                <w:rFonts w:cstheme="minorHAnsi"/>
-                <w:i/>
-              </w:rPr>
-              <w:t>Location: /</w:t>
-            </w:r>
-            <w:proofErr w:type="spellStart"/>
-            <w:r>
-              <w:rPr>
-                <w:rFonts w:cstheme="minorHAnsi"/>
-                <w:i/>
-              </w:rPr>
-              <w:t>colorpictures</w:t>
-            </w:r>
-            <w:proofErr w:type="spellEnd"/>
-            <w:r>
-              <w:rPr>
-                <w:rFonts w:cstheme="minorHAnsi"/>
-                <w:i/>
-              </w:rPr>
-              <w:t xml:space="preserve"> </w:t>
+              <w:t xml:space="preserve">Location: /colorpictures </w:t>
             </w:r>
           </w:p>
           <w:p>
@@ -3647,21 +3214,7 @@
         <w:rPr>
           <w:rFonts w:cstheme="minorHAnsi" w:hint="eastAsia"/>
         </w:rPr>
-        <w:t>删除</w:t>
-      </w:r>
-      <w:proofErr w:type="gramStart"/>
-      <w:r>
-        <w:rPr>
-          <w:rFonts w:cstheme="minorHAnsi" w:hint="eastAsia"/>
-        </w:rPr>
-        <w:t>桶成功</w:t>
-      </w:r>
-      <w:proofErr w:type="gramEnd"/>
-      <w:r>
-        <w:rPr>
-          <w:rFonts w:cstheme="minorHAnsi" w:hint="eastAsia"/>
-        </w:rPr>
-        <w:t>后，可以再用此名称创建新的桶。</w:t>
+        <w:t>删除桶成功后，可以再用此名称创建新的桶。</w:t>
       </w:r>
     </w:p>
     <w:p>
@@ -3679,7 +3232,6 @@
           <w:rFonts w:cstheme="minorHAnsi"/>
         </w:rPr>
       </w:pPr>
-      <w:proofErr w:type="gramStart"/>
       <w:r>
         <w:rPr>
           <w:rFonts w:cstheme="minorHAnsi" w:hint="eastAsia"/>
@@ -3690,14 +3242,7 @@
         <w:rPr>
           <w:rFonts w:cstheme="minorHAnsi"/>
         </w:rPr>
-        <w:t>样例</w:t>
-      </w:r>
-      <w:proofErr w:type="gramEnd"/>
-      <w:r>
-        <w:rPr>
-          <w:rFonts w:cstheme="minorHAnsi"/>
-        </w:rPr>
-        <w:t>：</w:t>
+        <w:t>样例：</w:t>
       </w:r>
     </w:p>
     <w:tbl>
@@ -3889,25 +3434,258 @@
       <w:bookmarkStart w:id="2" w:name="_公共头部"/>
       <w:bookmarkEnd w:id="2"/>
       <w:r>
-        <w:t>PUT Bucket versioning</w:t>
+        <w:rPr>
+          <w:rFonts w:hint="eastAsia"/>
+        </w:rPr>
+        <w:t>HEAD</w:t>
+      </w:r>
+      <w:r>
+        <w:t xml:space="preserve"> </w:t>
+      </w:r>
+      <w:r>
+        <w:rPr>
+          <w:rFonts w:hint="eastAsia"/>
+        </w:rPr>
+        <w:t>Bucket</w:t>
       </w:r>
     </w:p>
     <w:p>
       <w:pPr>
-        <w:ind w:left="0" w:firstLineChars="200" w:firstLine="420"/>
-      </w:pPr>
-      <w:r>
-        <w:rPr>
-          <w:rFonts w:hint="eastAsia"/>
-        </w:rPr>
-        <w:t>设置桶的版本控制状态，只有桶的所有者才能执行此操作。</w:t>
+        <w:ind w:left="0" w:firstLine="420"/>
+      </w:pPr>
+      <w:r>
+        <w:rPr>
+          <w:rFonts w:hint="eastAsia"/>
+        </w:rPr>
+        <w:t>查询桶是否存在并且是否允许访问。</w:t>
       </w:r>
     </w:p>
     <w:p>
       <w:pPr>
+        <w:ind w:left="0" w:firstLine="420"/>
+      </w:pPr>
+      <w:r>
+        <w:t>Request Headers</w:t>
+      </w:r>
+      <w:r>
+        <w:rPr>
+          <w:rFonts w:hint="eastAsia"/>
+        </w:rPr>
+        <w:t>：无特殊</w:t>
+      </w:r>
+      <w:r>
+        <w:rPr>
+          <w:rFonts w:hint="eastAsia"/>
+        </w:rPr>
+        <w:t>Header</w:t>
+      </w:r>
+      <w:r>
+        <w:rPr>
+          <w:rFonts w:hint="eastAsia"/>
+        </w:rPr>
+        <w:t>，参考</w:t>
+      </w:r>
+      <w:hyperlink w:anchor="_公共头部" w:history="1">
+        <w:r>
+          <w:rPr>
+            <w:rStyle w:val="ad"/>
+            <w:rFonts w:hint="eastAsia"/>
+          </w:rPr>
+          <w:t>公共头部</w:t>
+        </w:r>
+      </w:hyperlink>
+      <w:r>
+        <w:rPr>
+          <w:rFonts w:hint="eastAsia"/>
+        </w:rPr>
+        <w:t>。</w:t>
+      </w:r>
+    </w:p>
+    <w:p>
+      <w:pPr>
+        <w:ind w:left="0" w:firstLine="420"/>
+        <w:rPr>
+          <w:rStyle w:val="ad"/>
+        </w:rPr>
+      </w:pPr>
+      <w:r>
+        <w:rPr>
+          <w:rFonts w:hint="eastAsia"/>
+        </w:rPr>
+        <w:t>Response</w:t>
+      </w:r>
+      <w:r>
+        <w:t xml:space="preserve"> </w:t>
+      </w:r>
+      <w:r>
+        <w:rPr>
+          <w:rFonts w:hint="eastAsia"/>
+        </w:rPr>
+        <w:t>header</w:t>
+      </w:r>
+      <w:r>
+        <w:rPr>
+          <w:rFonts w:hint="eastAsia"/>
+        </w:rPr>
+        <w:t>无特殊</w:t>
+      </w:r>
+      <w:r>
+        <w:rPr>
+          <w:rFonts w:hint="eastAsia"/>
+        </w:rPr>
+        <w:t>Header</w:t>
+      </w:r>
+      <w:r>
+        <w:rPr>
+          <w:rFonts w:hint="eastAsia"/>
+        </w:rPr>
+        <w:t>，参考</w:t>
+      </w:r>
+      <w:hyperlink w:anchor="_公共头部" w:history="1">
+        <w:r>
+          <w:rPr>
+            <w:rStyle w:val="ad"/>
+            <w:rFonts w:hint="eastAsia"/>
+          </w:rPr>
+          <w:t>公共头部</w:t>
+        </w:r>
+      </w:hyperlink>
+      <w:r>
+        <w:rPr>
+          <w:rStyle w:val="ad"/>
+          <w:rFonts w:hint="eastAsia"/>
+        </w:rPr>
+        <w:t>。</w:t>
+      </w:r>
+    </w:p>
+    <w:p>
+      <w:pPr>
+        <w:ind w:left="0" w:firstLine="420"/>
+      </w:pPr>
+      <w:r>
+        <w:rPr>
+          <w:rFonts w:hint="eastAsia"/>
+        </w:rPr>
+        <w:t>无响应</w:t>
+      </w:r>
+      <w:r>
+        <w:rPr>
+          <w:rFonts w:hint="eastAsia"/>
+        </w:rPr>
+        <w:t>body</w:t>
+      </w:r>
+    </w:p>
+    <w:p>
+      <w:pPr>
+        <w:ind w:left="0" w:firstLine="420"/>
+      </w:pPr>
+    </w:p>
+    <w:p>
+      <w:pPr>
+        <w:ind w:left="0" w:firstLine="420"/>
+      </w:pPr>
+      <w:r>
+        <w:rPr>
+          <w:rFonts w:hint="eastAsia"/>
+        </w:rPr>
+        <w:t>返回状态码：</w:t>
+      </w:r>
+    </w:p>
+    <w:p>
+      <w:pPr>
+        <w:ind w:left="0" w:firstLine="420"/>
+        <w:rPr>
+          <w:rFonts w:hint="eastAsia"/>
+        </w:rPr>
+      </w:pPr>
+      <w:r>
+        <w:rPr>
+          <w:rFonts w:hint="eastAsia"/>
+        </w:rPr>
+        <w:t>桶存在并且有权限访问，返回</w:t>
+      </w:r>
+      <w:r>
+        <w:rPr>
+          <w:rFonts w:hint="eastAsia"/>
+        </w:rPr>
+        <w:t>200</w:t>
+      </w:r>
+      <w:r>
+        <w:t xml:space="preserve"> ok .</w:t>
+      </w:r>
+    </w:p>
+    <w:p>
+      <w:pPr>
+        <w:ind w:left="0" w:firstLine="420"/>
+        <w:rPr>
+          <w:rFonts w:hint="eastAsia"/>
+        </w:rPr>
+      </w:pPr>
+      <w:r>
+        <w:rPr>
+          <w:rFonts w:hint="eastAsia"/>
+        </w:rPr>
+        <w:t>当桶不存在，返回</w:t>
+      </w:r>
+      <w:r>
+        <w:rPr>
+          <w:rFonts w:hint="eastAsia"/>
+        </w:rPr>
+        <w:t>404</w:t>
+      </w:r>
+      <w:r>
+        <w:t xml:space="preserve"> Not Found .</w:t>
+      </w:r>
+    </w:p>
+    <w:p>
+      <w:pPr>
+        <w:ind w:left="0" w:firstLine="420"/>
+        <w:rPr>
+          <w:rFonts w:hint="eastAsia"/>
+        </w:rPr>
+      </w:pPr>
+      <w:r>
+        <w:rPr>
+          <w:rFonts w:hint="eastAsia"/>
+        </w:rPr>
+        <w:t>当桶存在，但无权限访问（目前尚未做权限控制，用户均无权限访问其他用户创建的桶），返回</w:t>
+      </w:r>
+      <w:r>
+        <w:rPr>
+          <w:rFonts w:hint="eastAsia"/>
+        </w:rPr>
+        <w:t>403</w:t>
+      </w:r>
+      <w:r>
+        <w:t xml:space="preserve"> Forbidden.</w:t>
+      </w:r>
+    </w:p>
+    <w:p>
+      <w:pPr>
+        <w:pStyle w:val="3"/>
+        <w:ind w:left="210"/>
+      </w:pPr>
+      <w:r>
+        <w:lastRenderedPageBreak/>
+        <w:t>PUT Bucket versioning</w:t>
+      </w:r>
+    </w:p>
+    <w:p>
+      <w:pPr>
         <w:ind w:left="0" w:firstLineChars="200" w:firstLine="420"/>
       </w:pPr>
       <w:r>
+        <w:rPr>
+          <w:rFonts w:hint="eastAsia"/>
+        </w:rPr>
+        <w:t>设置桶的版本控制状态，只有桶的所有者才能执行此操作。</w:t>
+      </w:r>
+    </w:p>
+    <w:p>
+      <w:pPr>
+        <w:ind w:left="0" w:firstLineChars="200" w:firstLine="420"/>
+      </w:pPr>
+      <w:r>
         <w:t>Request Headers</w:t>
       </w:r>
       <w:r>
@@ -3928,34 +3706,15 @@
         </w:rPr>
         <w:t>，参考</w:t>
       </w:r>
-      <w:r>
-        <w:fldChar w:fldCharType="begin"/>
-      </w:r>
-      <w:r>
-        <w:instrText xml:space="preserve"> HYPERLINK \l "_</w:instrText>
-      </w:r>
-      <w:r>
-        <w:instrText>公共头部</w:instrText>
-      </w:r>
-      <w:r>
-        <w:instrText xml:space="preserve">" </w:instrText>
-      </w:r>
-      <w:r>
-        <w:fldChar w:fldCharType="separate"/>
-      </w:r>
-      <w:r>
-        <w:rPr>
-          <w:rStyle w:val="ad"/>
-          <w:rFonts w:hint="eastAsia"/>
-        </w:rPr>
-        <w:t>公共头部</w:t>
-      </w:r>
-      <w:r>
-        <w:rPr>
-          <w:rStyle w:val="ad"/>
-        </w:rPr>
-        <w:fldChar w:fldCharType="end"/>
-      </w:r>
+      <w:hyperlink w:anchor="_公共头部" w:history="1">
+        <w:r>
+          <w:rPr>
+            <w:rStyle w:val="ad"/>
+            <w:rFonts w:hint="eastAsia"/>
+          </w:rPr>
+          <w:t>公共头部</w:t>
+        </w:r>
+      </w:hyperlink>
       <w:r>
         <w:rPr>
           <w:rFonts w:hint="eastAsia"/>
@@ -4076,11 +3835,9 @@
             <w:pPr>
               <w:ind w:left="0"/>
             </w:pPr>
-            <w:proofErr w:type="spellStart"/>
             <w:r>
               <w:t>VersioningConfiguration</w:t>
             </w:r>
-            <w:proofErr w:type="spellEnd"/>
           </w:p>
         </w:tc>
         <w:tc>
@@ -4178,14 +3935,12 @@
               </w:rPr>
               <w:t xml:space="preserve">: </w:t>
             </w:r>
-            <w:proofErr w:type="spellStart"/>
             <w:r>
               <w:rPr>
                 <w:rFonts w:hint="eastAsia"/>
               </w:rPr>
               <w:t>Enum</w:t>
             </w:r>
-            <w:proofErr w:type="spellEnd"/>
           </w:p>
           <w:p>
             <w:pPr>
@@ -4227,13 +3982,8 @@
               <w:ind w:left="0"/>
             </w:pPr>
             <w:r>
-              <w:t xml:space="preserve">Ancestor: </w:t>
-            </w:r>
-            <w:proofErr w:type="spellStart"/>
-            <w:r>
-              <w:t>VersioningConfiguration</w:t>
-            </w:r>
-            <w:proofErr w:type="spellEnd"/>
+              <w:t>Ancestor: VersioningConfiguration</w:t>
+            </w:r>
           </w:p>
         </w:tc>
         <w:tc>
@@ -4263,7 +4013,6 @@
         <w:rPr>
           <w:rFonts w:hint="eastAsia"/>
         </w:rPr>
-        <w:lastRenderedPageBreak/>
         <w:t>Response</w:t>
       </w:r>
       <w:r>
@@ -4293,34 +4042,15 @@
         </w:rPr>
         <w:t>，参考</w:t>
       </w:r>
-      <w:r>
-        <w:fldChar w:fldCharType="begin"/>
-      </w:r>
-      <w:r>
-        <w:instrText xml:space="preserve"> HYPERLINK \l "_</w:instrText>
-      </w:r>
-      <w:r>
-        <w:instrText>公共头部</w:instrText>
-      </w:r>
-      <w:r>
-        <w:instrText xml:space="preserve">" </w:instrText>
-      </w:r>
-      <w:r>
-        <w:fldChar w:fldCharType="separate"/>
-      </w:r>
-      <w:r>
-        <w:rPr>
-          <w:rStyle w:val="ad"/>
-          <w:rFonts w:hint="eastAsia"/>
-        </w:rPr>
-        <w:t>公共头部</w:t>
-      </w:r>
-      <w:r>
-        <w:rPr>
-          <w:rStyle w:val="ad"/>
-        </w:rPr>
-        <w:fldChar w:fldCharType="end"/>
-      </w:r>
+      <w:hyperlink w:anchor="_公共头部" w:history="1">
+        <w:r>
+          <w:rPr>
+            <w:rStyle w:val="ad"/>
+            <w:rFonts w:hint="eastAsia"/>
+          </w:rPr>
+          <w:t>公共头部</w:t>
+        </w:r>
+      </w:hyperlink>
       <w:r>
         <w:rPr>
           <w:rStyle w:val="ad"/>
@@ -4387,7 +4117,6 @@
               </w:rPr>
               <w:t>}</w:t>
             </w:r>
-            <w:proofErr w:type="gramStart"/>
             <w:r>
               <w:rPr>
                 <w:i/>
@@ -4398,46 +4127,103 @@
               <w:rPr>
                 <w:i/>
               </w:rPr>
-              <w:t>?versioning</w:t>
-            </w:r>
-            <w:proofErr w:type="gramEnd"/>
-            <w:r>
+              <w:t xml:space="preserve">?versioning HTTP/1.1 </w:t>
+            </w:r>
+          </w:p>
+          <w:p>
+            <w:pPr>
+              <w:ind w:left="0"/>
               <w:rPr>
                 <w:i/>
               </w:rPr>
-              <w:t xml:space="preserve"> HTTP/1.1 </w:t>
-            </w:r>
-          </w:p>
-          <w:p>
-            <w:pPr>
-              <w:ind w:left="0"/>
+            </w:pPr>
+            <w:r>
               <w:rPr>
                 <w:i/>
               </w:rPr>
-            </w:pPr>
-            <w:r>
-              <w:rPr>
+              <w:t>Host:</w:t>
+            </w:r>
+            <w:r>
+              <w:rPr>
+                <w:rFonts w:hint="eastAsia"/>
                 <w:i/>
               </w:rPr>
-              <w:t>Host:</w:t>
-            </w:r>
-            <w:r>
-              <w:rPr>
-                <w:rFonts w:hint="eastAsia"/>
+              <w:t>sequoia.</w:t>
+            </w:r>
+            <w:r>
+              <w:rPr>
                 <w:i/>
               </w:rPr>
-              <w:t>sequoia.</w:t>
+              <w:t>s3.com</w:t>
             </w:r>
             <w:r>
               <w:rPr>
                 <w:i/>
               </w:rPr>
-              <w:t>s3.com</w:t>
-            </w:r>
-            <w:r>
+              <w:t xml:space="preserve"> </w:t>
+            </w:r>
+          </w:p>
+          <w:p>
+            <w:pPr>
+              <w:ind w:left="0"/>
               <w:rPr>
                 <w:i/>
               </w:rPr>
+            </w:pPr>
+            <w:r>
+              <w:rPr>
+                <w:i/>
+              </w:rPr>
+              <w:t xml:space="preserve">Date: Wed, 01 Mar  2006 12:00:00 GMT </w:t>
+            </w:r>
+          </w:p>
+          <w:p>
+            <w:pPr>
+              <w:ind w:left="0"/>
+              <w:rPr>
+                <w:i/>
+              </w:rPr>
+            </w:pPr>
+            <w:r>
+              <w:rPr>
+                <w:i/>
+              </w:rPr>
+              <w:t xml:space="preserve">Authorization: authorization string </w:t>
+            </w:r>
+          </w:p>
+          <w:p>
+            <w:pPr>
+              <w:ind w:left="0"/>
+              <w:rPr>
+                <w:i/>
+              </w:rPr>
+            </w:pPr>
+            <w:r>
+              <w:rPr>
+                <w:i/>
+              </w:rPr>
+              <w:t xml:space="preserve">Content-Type: text/plain </w:t>
+            </w:r>
+          </w:p>
+          <w:p>
+            <w:pPr>
+              <w:ind w:left="0"/>
+              <w:rPr>
+                <w:i/>
+              </w:rPr>
+            </w:pPr>
+            <w:r>
+              <w:rPr>
+                <w:i/>
+              </w:rPr>
+              <w:t>Content-Length: xxx</w:t>
+            </w:r>
+          </w:p>
+          <w:p>
+            <w:pPr>
+              <w:ind w:left="0"/>
+            </w:pPr>
+            <w:r>
               <w:t xml:space="preserve"> </w:t>
             </w:r>
           </w:p>
@@ -4452,138 +4238,32 @@
               <w:rPr>
                 <w:i/>
               </w:rPr>
-              <w:t xml:space="preserve">Date: Wed, 01 </w:t>
-            </w:r>
-            <w:proofErr w:type="gramStart"/>
-            <w:r>
+              <w:t>&lt;VersioningConfiguration&gt;</w:t>
+            </w:r>
+          </w:p>
+          <w:p>
+            <w:pPr>
+              <w:ind w:left="0"/>
               <w:rPr>
                 <w:i/>
               </w:rPr>
-              <w:t>Mar  2006</w:t>
-            </w:r>
-            <w:proofErr w:type="gramEnd"/>
+            </w:pPr>
             <w:r>
               <w:rPr>
                 <w:i/>
               </w:rPr>
-              <w:t xml:space="preserve"> 12:00:00 GMT </w:t>
-            </w:r>
-          </w:p>
-          <w:p>
-            <w:pPr>
-              <w:ind w:left="0"/>
+              <w:t xml:space="preserve">   &lt;Status&gt;Enabled&lt;/Status&gt; </w:t>
+            </w:r>
+          </w:p>
+          <w:p>
+            <w:pPr>
+              <w:ind w:left="0"/>
+            </w:pPr>
+            <w:r>
               <w:rPr>
                 <w:i/>
               </w:rPr>
-            </w:pPr>
-            <w:r>
-              <w:rPr>
-                <w:i/>
-              </w:rPr>
-              <w:t xml:space="preserve">Authorization: authorization string </w:t>
-            </w:r>
-          </w:p>
-          <w:p>
-            <w:pPr>
-              <w:ind w:left="0"/>
-              <w:rPr>
-                <w:i/>
-              </w:rPr>
-            </w:pPr>
-            <w:r>
-              <w:rPr>
-                <w:i/>
-              </w:rPr>
-              <w:t xml:space="preserve">Content-Type: text/plain </w:t>
-            </w:r>
-          </w:p>
-          <w:p>
-            <w:pPr>
-              <w:ind w:left="0"/>
-              <w:rPr>
-                <w:i/>
-              </w:rPr>
-            </w:pPr>
-            <w:r>
-              <w:rPr>
-                <w:i/>
-              </w:rPr>
-              <w:t>Content-Length: xxx</w:t>
-            </w:r>
-          </w:p>
-          <w:p>
-            <w:pPr>
-              <w:ind w:left="0"/>
-            </w:pPr>
-            <w:r>
-              <w:t xml:space="preserve"> </w:t>
-            </w:r>
-          </w:p>
-          <w:p>
-            <w:pPr>
-              <w:ind w:left="0"/>
-              <w:rPr>
-                <w:i/>
-              </w:rPr>
-            </w:pPr>
-            <w:r>
-              <w:rPr>
-                <w:i/>
-              </w:rPr>
-              <w:t>&lt;</w:t>
-            </w:r>
-            <w:proofErr w:type="spellStart"/>
-            <w:r>
-              <w:rPr>
-                <w:i/>
-              </w:rPr>
-              <w:t>VersioningConfiguration</w:t>
-            </w:r>
-            <w:proofErr w:type="spellEnd"/>
-            <w:r>
-              <w:rPr>
-                <w:i/>
-              </w:rPr>
-              <w:t>&gt;</w:t>
-            </w:r>
-          </w:p>
-          <w:p>
-            <w:pPr>
-              <w:ind w:left="0"/>
-              <w:rPr>
-                <w:i/>
-              </w:rPr>
-            </w:pPr>
-            <w:r>
-              <w:rPr>
-                <w:i/>
-              </w:rPr>
-              <w:t xml:space="preserve">   &lt;Status&gt;Enabled&lt;/Status&gt; </w:t>
-            </w:r>
-          </w:p>
-          <w:p>
-            <w:pPr>
-              <w:ind w:left="0"/>
-            </w:pPr>
-            <w:r>
-              <w:rPr>
-                <w:i/>
-              </w:rPr>
-              <w:t>&lt;/</w:t>
-            </w:r>
-            <w:proofErr w:type="spellStart"/>
-            <w:r>
-              <w:rPr>
-                <w:i/>
-              </w:rPr>
-              <w:t>VersioningConfiguration</w:t>
-            </w:r>
-            <w:proofErr w:type="spellEnd"/>
-            <w:r>
-              <w:rPr>
-                <w:i/>
-              </w:rPr>
-              <w:t>&gt;</w:t>
+              <w:t>&lt;/VersioningConfiguration&gt;</w:t>
             </w:r>
           </w:p>
         </w:tc>
@@ -4681,34 +4361,15 @@
         </w:rPr>
         <w:t>，参考</w:t>
       </w:r>
-      <w:r>
-        <w:fldChar w:fldCharType="begin"/>
-      </w:r>
-      <w:r>
-        <w:instrText xml:space="preserve"> HYPERLINK \l "_</w:instrText>
-      </w:r>
-      <w:r>
-        <w:instrText>公共头部</w:instrText>
-      </w:r>
-      <w:r>
-        <w:instrText xml:space="preserve">" </w:instrText>
-      </w:r>
-      <w:r>
-        <w:fldChar w:fldCharType="separate"/>
-      </w:r>
-      <w:r>
-        <w:rPr>
-          <w:rStyle w:val="ad"/>
-          <w:rFonts w:hint="eastAsia"/>
-        </w:rPr>
-        <w:t>公共头部</w:t>
-      </w:r>
-      <w:r>
-        <w:rPr>
-          <w:rStyle w:val="ad"/>
-        </w:rPr>
-        <w:fldChar w:fldCharType="end"/>
-      </w:r>
+      <w:hyperlink w:anchor="_公共头部" w:history="1">
+        <w:r>
+          <w:rPr>
+            <w:rStyle w:val="ad"/>
+            <w:rFonts w:hint="eastAsia"/>
+          </w:rPr>
+          <w:t>公共头部</w:t>
+        </w:r>
+      </w:hyperlink>
       <w:r>
         <w:rPr>
           <w:rFonts w:hint="eastAsia"/>
@@ -4842,14 +4503,13 @@
                 <w:rFonts w:cstheme="minorHAnsi"/>
               </w:rPr>
             </w:pPr>
-            <w:proofErr w:type="spellStart"/>
             <w:r>
               <w:rPr>
                 <w:rFonts w:cstheme="minorHAnsi"/>
               </w:rPr>
+              <w:lastRenderedPageBreak/>
               <w:t>VersioningConfiguration</w:t>
             </w:r>
-            <w:proofErr w:type="spellEnd"/>
           </w:p>
         </w:tc>
         <w:tc>
@@ -4980,16 +4640,8 @@
               <w:rPr>
                 <w:rFonts w:cstheme="minorHAnsi"/>
               </w:rPr>
-              <w:t xml:space="preserve">Ancestor: </w:t>
-            </w:r>
-            <w:proofErr w:type="spellStart"/>
-            <w:r>
-              <w:rPr>
-                <w:rFonts w:cstheme="minorHAnsi"/>
-              </w:rPr>
-              <w:t>VersioningConfiguration</w:t>
-            </w:r>
-            <w:proofErr w:type="spellEnd"/>
+              <w:t>Ancestor: VersioningConfiguration</w:t>
+            </w:r>
           </w:p>
         </w:tc>
       </w:tr>
@@ -5057,7 +4709,6 @@
               </w:rPr>
               <w:t>}</w:t>
             </w:r>
-            <w:proofErr w:type="gramStart"/>
             <w:r>
               <w:rPr>
                 <w:i/>
@@ -5068,14 +4719,7 @@
               <w:rPr>
                 <w:i/>
               </w:rPr>
-              <w:t>?versioning</w:t>
-            </w:r>
-            <w:proofErr w:type="gramEnd"/>
-            <w:r>
-              <w:rPr>
-                <w:i/>
-              </w:rPr>
-              <w:t xml:space="preserve"> HTTP/1.1 </w:t>
+              <w:t xml:space="preserve">?versioning HTTP/1.1 </w:t>
             </w:r>
           </w:p>
           <w:p>
@@ -5159,7 +4803,6 @@
         <w:rPr>
           <w:rFonts w:hint="eastAsia"/>
         </w:rPr>
-        <w:lastRenderedPageBreak/>
         <w:t>响应样例（打开版本控制）：</w:t>
       </w:r>
     </w:p>
@@ -5189,60 +4832,32 @@
               <w:rPr>
                 <w:i/>
               </w:rPr>
-              <w:t>&lt;</w:t>
-            </w:r>
-            <w:proofErr w:type="spellStart"/>
-            <w:r>
+              <w:t>&lt;VersioningConfiguration&gt;</w:t>
+            </w:r>
+          </w:p>
+          <w:p>
+            <w:pPr>
+              <w:ind w:left="0"/>
               <w:rPr>
                 <w:i/>
               </w:rPr>
-              <w:t>VersioningConfiguration</w:t>
-            </w:r>
-            <w:proofErr w:type="spellEnd"/>
+            </w:pPr>
             <w:r>
               <w:rPr>
                 <w:i/>
               </w:rPr>
-              <w:t>&gt;</w:t>
-            </w:r>
-          </w:p>
-          <w:p>
-            <w:pPr>
-              <w:ind w:left="0"/>
+              <w:t xml:space="preserve">  &lt;Status&gt;Enabled&lt;/Status&gt; </w:t>
+            </w:r>
+          </w:p>
+          <w:p>
+            <w:pPr>
+              <w:ind w:left="0"/>
+            </w:pPr>
+            <w:r>
               <w:rPr>
                 <w:i/>
               </w:rPr>
-            </w:pPr>
-            <w:r>
-              <w:rPr>
-                <w:i/>
-              </w:rPr>
-              <w:t xml:space="preserve">  &lt;Status&gt;Enabled&lt;/Status&gt; </w:t>
-            </w:r>
-          </w:p>
-          <w:p>
-            <w:pPr>
-              <w:ind w:left="0"/>
-            </w:pPr>
-            <w:r>
-              <w:rPr>
-                <w:i/>
-              </w:rPr>
-              <w:t>&lt;/</w:t>
-            </w:r>
-            <w:proofErr w:type="spellStart"/>
-            <w:r>
-              <w:rPr>
-                <w:i/>
-              </w:rPr>
-              <w:t>VersioningConfiguration</w:t>
-            </w:r>
-            <w:proofErr w:type="spellEnd"/>
-            <w:r>
-              <w:rPr>
-                <w:i/>
-              </w:rPr>
-              <w:t>&gt;</w:t>
+              <w:t>&lt;/VersioningConfiguration&gt;</w:t>
             </w:r>
           </w:p>
         </w:tc>
@@ -5283,60 +4898,32 @@
               <w:rPr>
                 <w:i/>
               </w:rPr>
-              <w:t>&lt;</w:t>
-            </w:r>
-            <w:proofErr w:type="spellStart"/>
-            <w:r>
+              <w:t>&lt;VersioningConfiguratio&gt;</w:t>
+            </w:r>
+          </w:p>
+          <w:p>
+            <w:pPr>
+              <w:ind w:left="0"/>
               <w:rPr>
                 <w:i/>
               </w:rPr>
-              <w:t>VersioningConfiguratio</w:t>
-            </w:r>
-            <w:proofErr w:type="spellEnd"/>
+            </w:pPr>
             <w:r>
               <w:rPr>
                 <w:i/>
               </w:rPr>
-              <w:t>&gt;</w:t>
-            </w:r>
-          </w:p>
-          <w:p>
-            <w:pPr>
-              <w:ind w:left="0"/>
+              <w:t xml:space="preserve">  &lt;Status&gt;Suspended&lt;/Status&gt; </w:t>
+            </w:r>
+          </w:p>
+          <w:p>
+            <w:pPr>
+              <w:ind w:left="0"/>
+            </w:pPr>
+            <w:r>
               <w:rPr>
                 <w:i/>
               </w:rPr>
-            </w:pPr>
-            <w:r>
-              <w:rPr>
-                <w:i/>
-              </w:rPr>
-              <w:t xml:space="preserve">  &lt;Status&gt;Suspended&lt;/Status&gt; </w:t>
-            </w:r>
-          </w:p>
-          <w:p>
-            <w:pPr>
-              <w:ind w:left="0"/>
-            </w:pPr>
-            <w:r>
-              <w:rPr>
-                <w:i/>
-              </w:rPr>
-              <w:t>&lt;/</w:t>
-            </w:r>
-            <w:proofErr w:type="spellStart"/>
-            <w:r>
-              <w:rPr>
-                <w:i/>
-              </w:rPr>
-              <w:t>VersioningConfiguration</w:t>
-            </w:r>
-            <w:proofErr w:type="spellEnd"/>
-            <w:r>
-              <w:rPr>
-                <w:i/>
-              </w:rPr>
-              <w:t>&gt;</w:t>
+              <w:t>&lt;/VersioningConfiguration&gt;</w:t>
             </w:r>
           </w:p>
         </w:tc>
@@ -5377,21 +4964,7 @@
               <w:rPr>
                 <w:i/>
               </w:rPr>
-              <w:t>&lt;</w:t>
-            </w:r>
-            <w:proofErr w:type="spellStart"/>
-            <w:r>
-              <w:rPr>
-                <w:i/>
-              </w:rPr>
-              <w:t>VersioningConfiguration</w:t>
-            </w:r>
-            <w:proofErr w:type="spellEnd"/>
-            <w:r>
-              <w:rPr>
-                <w:i/>
-              </w:rPr>
-              <w:t>/&gt;</w:t>
+              <w:t>&lt;VersioningConfiguration/&gt;</w:t>
             </w:r>
           </w:p>
         </w:tc>
@@ -5472,11 +5045,9 @@
             <w:pPr>
               <w:ind w:left="0"/>
             </w:pPr>
-            <w:proofErr w:type="spellStart"/>
             <w:r>
               <w:t>listBuckets</w:t>
             </w:r>
-            <w:proofErr w:type="spellEnd"/>
           </w:p>
           <w:p>
             <w:pPr>
@@ -5630,6 +5201,7 @@
               <w:ind w:left="0"/>
             </w:pPr>
             <w:r>
+              <w:lastRenderedPageBreak/>
               <w:t>String nam</w:t>
             </w:r>
             <w:r>
@@ -5644,29 +5216,16 @@
               <w:ind w:left="0"/>
             </w:pPr>
             <w:r>
-              <w:t xml:space="preserve">Owner </w:t>
-            </w:r>
-            <w:proofErr w:type="spellStart"/>
-            <w:r>
-              <w:t>owner</w:t>
-            </w:r>
-            <w:proofErr w:type="spellEnd"/>
-          </w:p>
-          <w:p>
-            <w:pPr>
-              <w:ind w:left="0"/>
-              <w:rPr>
-                <w:rFonts w:hint="eastAsia"/>
-              </w:rPr>
-            </w:pPr>
-            <w:r>
-              <w:t xml:space="preserve">Date </w:t>
-            </w:r>
-            <w:proofErr w:type="spellStart"/>
-            <w:r>
-              <w:t>creationDate</w:t>
-            </w:r>
-            <w:proofErr w:type="spellEnd"/>
+              <w:t>Owner owner</w:t>
+            </w:r>
+          </w:p>
+          <w:p>
+            <w:pPr>
+              <w:ind w:left="0"/>
+            </w:pPr>
+            <w:r>
+              <w:t>Date creationDate</w:t>
+            </w:r>
           </w:p>
         </w:tc>
         <w:tc>
@@ -5681,27 +5240,14 @@
               <w:rPr>
                 <w:rFonts w:hint="eastAsia"/>
               </w:rPr>
-              <w:t>存储</w:t>
-            </w:r>
-            <w:proofErr w:type="gramStart"/>
-            <w:r>
-              <w:rPr>
-                <w:rFonts w:hint="eastAsia"/>
-              </w:rPr>
-              <w:t>桶信息</w:t>
-            </w:r>
-            <w:proofErr w:type="gramEnd"/>
+              <w:lastRenderedPageBreak/>
+              <w:t>存储桶信息</w:t>
+            </w:r>
           </w:p>
         </w:tc>
       </w:tr>
     </w:tbl>
-    <w:p>
-      <w:pPr>
-        <w:rPr>
-          <w:rFonts w:hint="eastAsia"/>
-        </w:rPr>
-      </w:pPr>
-    </w:p>
+    <w:p/>
     <w:p>
       <w:pPr>
         <w:pStyle w:val="3"/>
@@ -5768,11 +5314,9 @@
             <w:pPr>
               <w:ind w:left="0"/>
             </w:pPr>
-            <w:proofErr w:type="spellStart"/>
             <w:r>
               <w:t>createBucket</w:t>
             </w:r>
-            <w:proofErr w:type="spellEnd"/>
           </w:p>
           <w:p>
             <w:pPr>
@@ -5784,11 +5328,9 @@
               </w:rPr>
               <w:t>参数：</w:t>
             </w:r>
-            <w:proofErr w:type="spellStart"/>
             <w:r>
               <w:t>CreateBucketRequest</w:t>
             </w:r>
-            <w:proofErr w:type="spellEnd"/>
           </w:p>
           <w:p>
             <w:pPr>
@@ -5893,11 +5435,9 @@
             <w:pPr>
               <w:ind w:left="0"/>
             </w:pPr>
-            <w:proofErr w:type="spellStart"/>
             <w:r>
               <w:t>CreateBucketRequest</w:t>
             </w:r>
-            <w:proofErr w:type="spellEnd"/>
           </w:p>
           <w:p>
             <w:pPr>
@@ -5915,16 +5455,7 @@
               <w:ind w:left="0"/>
             </w:pPr>
             <w:r>
-              <w:lastRenderedPageBreak/>
-              <w:t xml:space="preserve">String </w:t>
-            </w:r>
-            <w:proofErr w:type="spellStart"/>
-            <w:r>
-              <w:t>bucketName</w:t>
-            </w:r>
-            <w:proofErr w:type="spellEnd"/>
-            <w:r>
-              <w:t xml:space="preserve">, </w:t>
+              <w:t xml:space="preserve">String bucketName, </w:t>
             </w:r>
             <w:r>
               <w:rPr>
@@ -5977,7 +5508,6 @@
               <w:rPr>
                 <w:rFonts w:hint="eastAsia"/>
               </w:rPr>
-              <w:lastRenderedPageBreak/>
               <w:t>构造</w:t>
             </w:r>
             <w:r>
@@ -6033,40 +5563,14 @@
             <w:pPr>
               <w:ind w:left="0"/>
             </w:pPr>
-            <w:proofErr w:type="spellStart"/>
-            <w:r>
-              <w:t>CreateBucketRequest</w:t>
-            </w:r>
-            <w:proofErr w:type="spellEnd"/>
-            <w:r>
-              <w:t xml:space="preserve"> request = new </w:t>
-            </w:r>
-            <w:proofErr w:type="spellStart"/>
-            <w:r>
-              <w:t>CreateBucketRequest</w:t>
-            </w:r>
-            <w:proofErr w:type="spellEnd"/>
-            <w:r>
-              <w:t>(</w:t>
-            </w:r>
-            <w:proofErr w:type="spellStart"/>
-            <w:r>
-              <w:t>bucket,"region</w:t>
-            </w:r>
-            <w:proofErr w:type="spellEnd"/>
-            <w:r>
-              <w:t>");</w:t>
-            </w:r>
-          </w:p>
-          <w:p>
-            <w:pPr>
-              <w:ind w:left="0"/>
-              <w:rPr>
-                <w:rFonts w:hint="eastAsia"/>
-              </w:rPr>
-            </w:pPr>
-            <w:bookmarkStart w:id="3" w:name="_GoBack"/>
-            <w:bookmarkEnd w:id="3"/>
+            <w:r>
+              <w:t>CreateBucketRequest request = new CreateBucketRequest(bucket,"region");</w:t>
+            </w:r>
+          </w:p>
+          <w:p>
+            <w:pPr>
+              <w:ind w:left="0"/>
+            </w:pPr>
             <w:r>
               <w:t>Bucket result = amazonS3.createBucket(request);</w:t>
             </w:r>
@@ -6077,9 +5581,6 @@
     <w:p>
       <w:pPr>
         <w:ind w:left="0"/>
-        <w:rPr>
-          <w:rFonts w:hint="eastAsia"/>
-        </w:rPr>
       </w:pPr>
     </w:p>
     <w:p>
@@ -6145,11 +5646,9 @@
             <w:pPr>
               <w:ind w:left="0"/>
             </w:pPr>
-            <w:proofErr w:type="spellStart"/>
             <w:r>
               <w:t>deleteBucket</w:t>
             </w:r>
-            <w:proofErr w:type="spellEnd"/>
           </w:p>
           <w:p>
             <w:pPr>
@@ -6176,13 +5675,7 @@
               <w:rPr>
                 <w:rFonts w:hint="eastAsia"/>
               </w:rPr>
-              <w:t>返回值：</w:t>
-            </w:r>
-            <w:r>
-              <w:rPr>
-                <w:rFonts w:hint="eastAsia"/>
-              </w:rPr>
-              <w:t>无</w:t>
+              <w:t>返回值：无</w:t>
             </w:r>
           </w:p>
         </w:tc>
@@ -6207,10 +5700,7 @@
               <w:t>delete</w:t>
             </w:r>
             <w:r>
-              <w:t xml:space="preserve"> </w:t>
-            </w:r>
-            <w:r>
-              <w:t>bucket</w:t>
+              <w:t xml:space="preserve"> bucket</w:t>
             </w:r>
             <w:r>
               <w:rPr>
@@ -6256,32 +5746,292 @@
             <w:pPr>
               <w:ind w:left="0"/>
             </w:pPr>
-            <w:proofErr w:type="spellStart"/>
-            <w:r>
-              <w:t>DeleteBucketRequest</w:t>
-            </w:r>
-            <w:proofErr w:type="spellEnd"/>
-            <w:r>
-              <w:t xml:space="preserve"> request = new </w:t>
-            </w:r>
-            <w:proofErr w:type="spellStart"/>
-            <w:r>
-              <w:t>DeleteBucketRequest</w:t>
-            </w:r>
-            <w:proofErr w:type="spellEnd"/>
-            <w:r>
-              <w:t>(bucket);</w:t>
-            </w:r>
-          </w:p>
-          <w:p>
-            <w:pPr>
-              <w:ind w:left="0"/>
-              <w:rPr>
-                <w:rFonts w:hint="eastAsia"/>
-              </w:rPr>
+            <w:r>
+              <w:t>DeleteBucketRequest request = new DeleteBucketRequest(bucket);</w:t>
+            </w:r>
+          </w:p>
+          <w:p>
+            <w:pPr>
+              <w:ind w:left="0"/>
             </w:pPr>
             <w:r>
               <w:t>amazonS3.deleteBucket(request);</w:t>
+            </w:r>
+          </w:p>
+        </w:tc>
+      </w:tr>
+    </w:tbl>
+    <w:p>
+      <w:pPr>
+        <w:ind w:left="0"/>
+      </w:pPr>
+    </w:p>
+    <w:p>
+      <w:pPr>
+        <w:pStyle w:val="3"/>
+        <w:ind w:left="210"/>
+        <w:rPr>
+          <w:rFonts w:hint="eastAsia"/>
+        </w:rPr>
+      </w:pPr>
+      <w:r>
+        <w:rPr>
+          <w:rFonts w:hint="eastAsia"/>
+        </w:rPr>
+        <w:t>HEAD Bucket</w:t>
+      </w:r>
+    </w:p>
+    <w:p>
+      <w:pPr>
+        <w:ind w:left="0"/>
+      </w:pPr>
+      <w:r>
+        <w:rPr>
+          <w:rFonts w:hint="eastAsia"/>
+        </w:rPr>
+        <w:t xml:space="preserve">    </w:t>
+      </w:r>
+    </w:p>
+    <w:tbl>
+      <w:tblPr>
+        <w:tblStyle w:val="a9"/>
+        <w:tblW w:w="0" w:type="auto"/>
+        <w:tblLook w:val="04A0" w:firstRow="1" w:lastRow="0" w:firstColumn="1" w:lastColumn="0" w:noHBand="0" w:noVBand="1"/>
+      </w:tblPr>
+      <w:tblGrid>
+        <w:gridCol w:w="4148"/>
+        <w:gridCol w:w="4148"/>
+      </w:tblGrid>
+      <w:tr>
+        <w:tc>
+          <w:tcPr>
+            <w:tcW w:w="4148" w:type="dxa"/>
+          </w:tcPr>
+          <w:p>
+            <w:pPr>
+              <w:ind w:left="0"/>
+              <w:rPr>
+                <w:rFonts w:hint="eastAsia"/>
+              </w:rPr>
+            </w:pPr>
+            <w:r>
+              <w:rPr>
+                <w:rFonts w:hint="eastAsia"/>
+              </w:rPr>
+              <w:t>接口</w:t>
+            </w:r>
+          </w:p>
+        </w:tc>
+        <w:tc>
+          <w:tcPr>
+            <w:tcW w:w="4148" w:type="dxa"/>
+          </w:tcPr>
+          <w:p>
+            <w:pPr>
+              <w:ind w:left="0"/>
+              <w:rPr>
+                <w:rFonts w:hint="eastAsia"/>
+              </w:rPr>
+            </w:pPr>
+            <w:r>
+              <w:rPr>
+                <w:rFonts w:hint="eastAsia"/>
+              </w:rPr>
+              <w:t>作用</w:t>
+            </w:r>
+          </w:p>
+        </w:tc>
+      </w:tr>
+      <w:tr>
+        <w:tc>
+          <w:tcPr>
+            <w:tcW w:w="4148" w:type="dxa"/>
+          </w:tcPr>
+          <w:p>
+            <w:pPr>
+              <w:ind w:left="0"/>
+            </w:pPr>
+            <w:r>
+              <w:lastRenderedPageBreak/>
+              <w:t>doesBucketExist</w:t>
+            </w:r>
+          </w:p>
+          <w:p>
+            <w:pPr>
+              <w:ind w:left="0"/>
+            </w:pPr>
+            <w:r>
+              <w:rPr>
+                <w:rFonts w:hint="eastAsia"/>
+              </w:rPr>
+              <w:t>参数：</w:t>
+            </w:r>
+            <w:r>
+              <w:t>String</w:t>
+            </w:r>
+            <w:r>
+              <w:t xml:space="preserve"> bucketname</w:t>
+            </w:r>
+          </w:p>
+          <w:p>
+            <w:pPr>
+              <w:ind w:left="0"/>
+              <w:rPr>
+                <w:rFonts w:hint="eastAsia"/>
+              </w:rPr>
+            </w:pPr>
+            <w:r>
+              <w:rPr>
+                <w:rFonts w:hint="eastAsia"/>
+              </w:rPr>
+              <w:t>返回值：</w:t>
+            </w:r>
+            <w:r>
+              <w:rPr>
+                <w:rFonts w:hint="eastAsia"/>
+              </w:rPr>
+              <w:t>true</w:t>
+            </w:r>
+            <w:r>
+              <w:t>/false</w:t>
+            </w:r>
+          </w:p>
+        </w:tc>
+        <w:tc>
+          <w:tcPr>
+            <w:tcW w:w="4148" w:type="dxa"/>
+          </w:tcPr>
+          <w:p>
+            <w:pPr>
+              <w:ind w:left="0"/>
+              <w:rPr>
+                <w:rFonts w:hint="eastAsia"/>
+              </w:rPr>
+            </w:pPr>
+            <w:r>
+              <w:rPr>
+                <w:rFonts w:hint="eastAsia"/>
+              </w:rPr>
+              <w:t>发送</w:t>
+            </w:r>
+            <w:r>
+              <w:rPr>
+                <w:rFonts w:hint="eastAsia"/>
+              </w:rPr>
+              <w:t>HEAD</w:t>
+            </w:r>
+            <w:r>
+              <w:t xml:space="preserve"> </w:t>
+            </w:r>
+            <w:r>
+              <w:rPr>
+                <w:rFonts w:hint="eastAsia"/>
+              </w:rPr>
+              <w:t>Bucket</w:t>
+            </w:r>
+            <w:r>
+              <w:rPr>
+                <w:rFonts w:hint="eastAsia"/>
+              </w:rPr>
+              <w:t>请求并处理响应，如果收到</w:t>
+            </w:r>
+            <w:r>
+              <w:rPr>
+                <w:rFonts w:hint="eastAsia"/>
+              </w:rPr>
+              <w:t>200</w:t>
+            </w:r>
+            <w:r>
+              <w:rPr>
+                <w:rFonts w:hint="eastAsia"/>
+              </w:rPr>
+              <w:t>返回</w:t>
+            </w:r>
+            <w:r>
+              <w:rPr>
+                <w:rFonts w:hint="eastAsia"/>
+              </w:rPr>
+              <w:t>true</w:t>
+            </w:r>
+            <w:r>
+              <w:rPr>
+                <w:rFonts w:hint="eastAsia"/>
+              </w:rPr>
+              <w:t>，如果收到</w:t>
+            </w:r>
+            <w:r>
+              <w:rPr>
+                <w:rFonts w:hint="eastAsia"/>
+              </w:rPr>
+              <w:t>404</w:t>
+            </w:r>
+            <w:r>
+              <w:rPr>
+                <w:rFonts w:hint="eastAsia"/>
+              </w:rPr>
+              <w:t>返回</w:t>
+            </w:r>
+            <w:r>
+              <w:rPr>
+                <w:rFonts w:hint="eastAsia"/>
+              </w:rPr>
+              <w:t>false</w:t>
+            </w:r>
+            <w:r>
+              <w:rPr>
+                <w:rFonts w:hint="eastAsia"/>
+              </w:rPr>
+              <w:t>，其他状态码抛出异常</w:t>
+            </w:r>
+          </w:p>
+        </w:tc>
+      </w:tr>
+    </w:tbl>
+    <w:p>
+      <w:pPr>
+        <w:ind w:left="0"/>
+      </w:pPr>
+    </w:p>
+    <w:p>
+      <w:pPr>
+        <w:ind w:left="0"/>
+      </w:pPr>
+      <w:r>
+        <w:rPr>
+          <w:rFonts w:hint="eastAsia"/>
+        </w:rPr>
+        <w:t>样例：</w:t>
+      </w:r>
+    </w:p>
+    <w:tbl>
+      <w:tblPr>
+        <w:tblStyle w:val="a9"/>
+        <w:tblW w:w="0" w:type="auto"/>
+        <w:tblLook w:val="04A0" w:firstRow="1" w:lastRow="0" w:firstColumn="1" w:lastColumn="0" w:noHBand="0" w:noVBand="1"/>
+      </w:tblPr>
+      <w:tblGrid>
+        <w:gridCol w:w="8296"/>
+      </w:tblGrid>
+      <w:tr>
+        <w:tc>
+          <w:tcPr>
+            <w:tcW w:w="8296" w:type="dxa"/>
+          </w:tcPr>
+          <w:p>
+            <w:pPr>
+              <w:ind w:left="0"/>
+              <w:rPr>
+                <w:rFonts w:hint="eastAsia"/>
+              </w:rPr>
+            </w:pPr>
+            <w:r>
+              <w:t>amazonS3.doesBucketExist(</w:t>
+            </w:r>
+            <w:r>
+              <w:t>“bucketname”</w:t>
+            </w:r>
+            <w:r>
+              <w:t>);</w:t>
             </w:r>
           </w:p>
         </w:tc>
@@ -6358,11 +6108,9 @@
             <w:pPr>
               <w:ind w:left="0"/>
             </w:pPr>
-            <w:proofErr w:type="spellStart"/>
             <w:r>
               <w:t>setBucketVersioningConfiguration</w:t>
             </w:r>
-            <w:proofErr w:type="spellEnd"/>
           </w:p>
           <w:p>
             <w:pPr>
@@ -6374,11 +6122,9 @@
               </w:rPr>
               <w:t>参数：</w:t>
             </w:r>
-            <w:proofErr w:type="spellStart"/>
             <w:r>
               <w:t>SetBucketVersioningConfigurationRequest</w:t>
             </w:r>
-            <w:proofErr w:type="spellEnd"/>
           </w:p>
           <w:p>
             <w:pPr>
@@ -6474,11 +6220,9 @@
             <w:pPr>
               <w:ind w:left="0"/>
             </w:pPr>
-            <w:proofErr w:type="spellStart"/>
             <w:r>
               <w:t>SetBucketVersioningConfigurationRequest</w:t>
             </w:r>
-            <w:proofErr w:type="spellEnd"/>
           </w:p>
           <w:p>
             <w:pPr>
@@ -6506,13 +6250,8 @@
             <w:pPr>
               <w:ind w:left="0"/>
             </w:pPr>
-            <w:proofErr w:type="spellStart"/>
-            <w:r>
-              <w:t>BucketVersioningConfiguration</w:t>
-            </w:r>
-            <w:proofErr w:type="spellEnd"/>
-            <w:r>
-              <w:t xml:space="preserve"> configuration</w:t>
+            <w:r>
+              <w:t>BucketVersioningConfiguration configuration</w:t>
             </w:r>
           </w:p>
           <w:p>
@@ -6609,11 +6348,9 @@
             <w:pPr>
               <w:ind w:left="0"/>
             </w:pPr>
-            <w:proofErr w:type="spellStart"/>
             <w:r>
               <w:t>BucketVersioningConfiguration</w:t>
             </w:r>
-            <w:proofErr w:type="spellEnd"/>
           </w:p>
           <w:p>
             <w:pPr>
@@ -6716,46 +6453,16 @@
             <w:pPr>
               <w:ind w:left="0"/>
             </w:pPr>
-            <w:proofErr w:type="spellStart"/>
-            <w:r>
-              <w:lastRenderedPageBreak/>
-              <w:t>BucketVersioningConfiguration</w:t>
-            </w:r>
-            <w:proofErr w:type="spellEnd"/>
-            <w:r>
-              <w:t xml:space="preserve"> </w:t>
-            </w:r>
-            <w:proofErr w:type="spellStart"/>
-            <w:r>
-              <w:t>cfg</w:t>
-            </w:r>
-            <w:proofErr w:type="spellEnd"/>
-            <w:r>
-              <w:t xml:space="preserve"> = new </w:t>
-            </w:r>
-            <w:proofErr w:type="spellStart"/>
-            <w:r>
-              <w:t>BucketVersioningConfiguration</w:t>
-            </w:r>
-            <w:proofErr w:type="spellEnd"/>
-            <w:r>
-              <w:t>(status);</w:t>
-            </w:r>
-          </w:p>
-          <w:p>
-            <w:pPr>
-              <w:ind w:left="0"/>
-            </w:pPr>
-            <w:proofErr w:type="spellStart"/>
-            <w:r>
-              <w:t>SetBucketVersioningConfigurationRequest</w:t>
-            </w:r>
-            <w:proofErr w:type="spellEnd"/>
-            <w:r>
-              <w:t xml:space="preserve"> </w:t>
-            </w:r>
-            <w:r>
-              <w:t xml:space="preserve">request = </w:t>
+            <w:r>
+              <w:t>BucketVersioningConfiguration cfg = new BucketVersioningConfiguration(status);</w:t>
+            </w:r>
+          </w:p>
+          <w:p>
+            <w:pPr>
+              <w:ind w:left="0"/>
+            </w:pPr>
+            <w:r>
+              <w:t xml:space="preserve">SetBucketVersioningConfigurationRequest request = </w:t>
             </w:r>
           </w:p>
           <w:p>
@@ -6763,36 +6470,12 @@
               <w:ind w:left="0" w:firstLineChars="1400" w:firstLine="2940"/>
             </w:pPr>
             <w:r>
-              <w:t xml:space="preserve">new </w:t>
-            </w:r>
-            <w:proofErr w:type="spellStart"/>
-            <w:proofErr w:type="gramStart"/>
-            <w:r>
-              <w:t>SetBucketVersioningConfigurationRequest</w:t>
-            </w:r>
-            <w:proofErr w:type="spellEnd"/>
-            <w:r>
-              <w:t>(</w:t>
-            </w:r>
-            <w:proofErr w:type="gramEnd"/>
-            <w:r>
-              <w:t xml:space="preserve">bucket, </w:t>
-            </w:r>
-            <w:proofErr w:type="spellStart"/>
-            <w:r>
-              <w:t>cfg</w:t>
-            </w:r>
-            <w:proofErr w:type="spellEnd"/>
-            <w:r>
-              <w:t>);</w:t>
-            </w:r>
-          </w:p>
-          <w:p>
-            <w:pPr>
-              <w:ind w:left="0"/>
-              <w:rPr>
-                <w:rFonts w:hint="eastAsia"/>
-              </w:rPr>
+              <w:t>new SetBucketVersioningConfigurationRequest(bucket, cfg);</w:t>
+            </w:r>
+          </w:p>
+          <w:p>
+            <w:pPr>
+              <w:ind w:left="0"/>
             </w:pPr>
             <w:r>
               <w:t>amazonS3.setBucketVersioningConfiguration(request);</w:t>
@@ -6804,9 +6487,6 @@
     <w:p>
       <w:pPr>
         <w:ind w:left="0"/>
-        <w:rPr>
-          <w:rFonts w:hint="eastAsia"/>
-        </w:rPr>
       </w:pPr>
     </w:p>
     <w:p>
@@ -6872,11 +6552,9 @@
             <w:pPr>
               <w:ind w:left="0"/>
             </w:pPr>
-            <w:proofErr w:type="spellStart"/>
             <w:r>
               <w:t>getBucketVersioningConfiguration</w:t>
             </w:r>
-            <w:proofErr w:type="spellEnd"/>
           </w:p>
           <w:p>
             <w:pPr>
@@ -6911,11 +6589,9 @@
             <w:r>
               <w:t xml:space="preserve"> </w:t>
             </w:r>
-            <w:proofErr w:type="spellStart"/>
             <w:r>
               <w:t>BucketVersioningConfiguration</w:t>
             </w:r>
-            <w:proofErr w:type="spellEnd"/>
           </w:p>
         </w:tc>
         <w:tc>
@@ -6967,6 +6643,7 @@
         <w:rPr>
           <w:rFonts w:hint="eastAsia"/>
         </w:rPr>
+        <w:lastRenderedPageBreak/>
         <w:t>样例：</w:t>
       </w:r>
     </w:p>
@@ -6987,17 +6664,9 @@
           <w:p>
             <w:pPr>
               <w:ind w:left="0"/>
-              <w:rPr>
-                <w:rFonts w:hint="eastAsia"/>
-              </w:rPr>
-            </w:pPr>
-            <w:proofErr w:type="spellStart"/>
-            <w:r>
-              <w:t>BucketVersioningConfiguration</w:t>
-            </w:r>
-            <w:proofErr w:type="spellEnd"/>
-            <w:r>
-              <w:t xml:space="preserve"> result = amazonS3.getBucketVersioningConfiguration(bucket);</w:t>
+            </w:pPr>
+            <w:r>
+              <w:t>BucketVersioningConfiguration result = amazonS3.getBucketVersioningConfiguration(bucket);</w:t>
             </w:r>
           </w:p>
         </w:tc>
@@ -7006,9 +6675,6 @@
     <w:p>
       <w:pPr>
         <w:ind w:left="0"/>
-        <w:rPr>
-          <w:rFonts w:hint="eastAsia"/>
-        </w:rPr>
       </w:pPr>
     </w:p>
     <w:p>
@@ -7117,57 +6783,35 @@
         </w:rPr>
         <w:t>—</w:t>
       </w:r>
-      <w:proofErr w:type="spellStart"/>
       <w:r>
         <w:rPr>
           <w:rFonts w:asciiTheme="minorEastAsia" w:hAnsiTheme="minorEastAsia" w:hint="eastAsia"/>
         </w:rPr>
-        <w:t>SequoiaDB</w:t>
-      </w:r>
-      <w:proofErr w:type="spellEnd"/>
+        <w:t>SequoiaDB兼容Amazon</w:t>
+      </w:r>
+      <w:r>
+        <w:rPr>
+          <w:rFonts w:asciiTheme="minorEastAsia" w:hAnsiTheme="minorEastAsia"/>
+        </w:rPr>
+        <w:t xml:space="preserve"> </w:t>
+      </w:r>
       <w:r>
         <w:rPr>
           <w:rFonts w:asciiTheme="minorEastAsia" w:hAnsiTheme="minorEastAsia" w:hint="eastAsia"/>
         </w:rPr>
-        <w:t>兼容Amazon</w:t>
+        <w:t>S</w:t>
       </w:r>
       <w:r>
         <w:rPr>
           <w:rFonts w:asciiTheme="minorEastAsia" w:hAnsiTheme="minorEastAsia"/>
         </w:rPr>
-        <w:t xml:space="preserve"> </w:t>
+        <w:t>3</w:t>
       </w:r>
       <w:r>
         <w:rPr>
           <w:rFonts w:asciiTheme="minorEastAsia" w:hAnsiTheme="minorEastAsia" w:hint="eastAsia"/>
         </w:rPr>
-        <w:t>S</w:t>
-      </w:r>
-      <w:r>
-        <w:rPr>
-          <w:rFonts w:asciiTheme="minorEastAsia" w:hAnsiTheme="minorEastAsia"/>
-        </w:rPr>
-        <w:t>3</w:t>
-      </w:r>
-      <w:r>
-        <w:rPr>
-          <w:rFonts w:asciiTheme="minorEastAsia" w:hAnsiTheme="minorEastAsia" w:hint="eastAsia"/>
-        </w:rPr>
-        <w:t>接口.</w:t>
-      </w:r>
-      <w:proofErr w:type="spellStart"/>
-      <w:r>
-        <w:rPr>
-          <w:rFonts w:asciiTheme="minorEastAsia" w:hAnsiTheme="minorEastAsia" w:hint="eastAsia"/>
-        </w:rPr>
-        <w:t>docx</w:t>
-      </w:r>
-      <w:proofErr w:type="spellEnd"/>
-      <w:r>
-        <w:rPr>
-          <w:rFonts w:asciiTheme="minorEastAsia" w:hAnsiTheme="minorEastAsia" w:hint="eastAsia"/>
-        </w:rPr>
-        <w:t>》。</w:t>
+        <w:t>接口.docx》。</w:t>
       </w:r>
     </w:p>
     <w:p>
@@ -7251,23 +6895,7 @@
           <w:rFonts w:hint="eastAsia"/>
           <w:color w:val="00B0F0"/>
         </w:rPr>
-        <w:t>使用时序</w:t>
-      </w:r>
-      <w:proofErr w:type="gramStart"/>
-      <w:r>
-        <w:rPr>
-          <w:rFonts w:hint="eastAsia"/>
-          <w:color w:val="00B0F0"/>
-        </w:rPr>
-        <w:t>图或者</w:t>
-      </w:r>
-      <w:proofErr w:type="gramEnd"/>
-      <w:r>
-        <w:rPr>
-          <w:rFonts w:hint="eastAsia"/>
-          <w:color w:val="00B0F0"/>
-        </w:rPr>
-        <w:t>活动图</w:t>
+        <w:t>使用时序图或者活动图</w:t>
       </w:r>
       <w:r>
         <w:rPr>
@@ -7467,7 +7095,6 @@
               <w:rPr>
                 <w:rFonts w:hint="eastAsia"/>
               </w:rPr>
-              <w:lastRenderedPageBreak/>
               <w:t>GET</w:t>
             </w:r>
           </w:p>
@@ -8144,17 +7771,18 @@
         <w:pStyle w:val="3"/>
         <w:ind w:left="210"/>
       </w:pPr>
-      <w:bookmarkStart w:id="4" w:name="_获取桶列表（GET_Service）"/>
-      <w:bookmarkStart w:id="5" w:name="_权限校验流程"/>
-      <w:bookmarkStart w:id="6" w:name="_创建用户（PUT_User）"/>
-      <w:bookmarkStart w:id="7" w:name="_Ref517361379"/>
+      <w:bookmarkStart w:id="3" w:name="_获取桶列表（GET_Service）"/>
+      <w:bookmarkStart w:id="4" w:name="_权限校验流程"/>
+      <w:bookmarkStart w:id="5" w:name="_创建用户（PUT_User）"/>
+      <w:bookmarkStart w:id="6" w:name="_Ref517361379"/>
+      <w:bookmarkEnd w:id="3"/>
       <w:bookmarkEnd w:id="4"/>
       <w:bookmarkEnd w:id="5"/>
-      <w:bookmarkEnd w:id="6"/>
-      <w:r>
-        <w:rPr>
-          <w:rFonts w:hint="eastAsia"/>
-        </w:rPr>
+      <w:r>
+        <w:rPr>
+          <w:rFonts w:hint="eastAsia"/>
+        </w:rPr>
+        <w:lastRenderedPageBreak/>
         <w:t>获取桶列表（</w:t>
       </w:r>
       <w:r>
@@ -8171,8 +7799,8 @@
       <w:pPr>
         <w:ind w:left="0"/>
       </w:pPr>
-      <w:bookmarkStart w:id="8" w:name="_创建桶（PUT_Bucket）"/>
-      <w:bookmarkEnd w:id="8"/>
+      <w:bookmarkStart w:id="7" w:name="_创建桶（PUT_Bucket）"/>
+      <w:bookmarkEnd w:id="7"/>
       <w:r>
         <w:rPr>
           <w:rFonts w:hint="eastAsia"/>
@@ -8337,14 +7965,12 @@
         </w:rPr>
         <w:t>每次写入一条新纪录之前都查询当前</w:t>
       </w:r>
-      <w:proofErr w:type="spellStart"/>
       <w:r>
         <w:rPr>
           <w:rFonts w:hint="eastAsia"/>
         </w:rPr>
         <w:t>bucketlist</w:t>
       </w:r>
-      <w:proofErr w:type="spellEnd"/>
       <w:r>
         <w:rPr>
           <w:rFonts w:hint="eastAsia"/>
@@ -8598,11 +8224,9 @@
         </w:rPr>
         <w:t>，返回</w:t>
       </w:r>
-      <w:proofErr w:type="spellStart"/>
       <w:r>
         <w:t>InvalidBucketName</w:t>
       </w:r>
-      <w:proofErr w:type="spellEnd"/>
       <w:r>
         <w:rPr>
           <w:rFonts w:hint="eastAsia"/>
@@ -8644,11 +8268,9 @@
         </w:rPr>
         <w:t>，均返回</w:t>
       </w:r>
-      <w:proofErr w:type="spellStart"/>
       <w:r>
         <w:t>InvalidBucketName</w:t>
       </w:r>
-      <w:proofErr w:type="spellEnd"/>
     </w:p>
     <w:p>
       <w:pPr>
@@ -8660,19 +8282,11 @@
         <w:spacing w:beforeLines="50" w:before="156" w:afterLines="50" w:after="156"/>
         <w:ind w:firstLineChars="0"/>
       </w:pPr>
-      <w:proofErr w:type="gramStart"/>
-      <w:r>
-        <w:rPr>
-          <w:rFonts w:hint="eastAsia"/>
-        </w:rPr>
-        <w:t>桶已经</w:t>
-      </w:r>
-      <w:proofErr w:type="gramEnd"/>
-      <w:r>
-        <w:rPr>
-          <w:rFonts w:hint="eastAsia"/>
-        </w:rPr>
-        <w:t>存在，属于其他</w:t>
+      <w:r>
+        <w:rPr>
+          <w:rFonts w:hint="eastAsia"/>
+        </w:rPr>
+        <w:t>桶已经存在，属于其他</w:t>
       </w:r>
       <w:r>
         <w:rPr>
@@ -8686,11 +8300,9 @@
         </w:rPr>
         <w:t>，返回</w:t>
       </w:r>
-      <w:proofErr w:type="spellStart"/>
       <w:r>
         <w:t>BucketAlreadyExists</w:t>
       </w:r>
-      <w:proofErr w:type="spellEnd"/>
       <w:r>
         <w:rPr>
           <w:rFonts w:hint="eastAsia"/>
@@ -8708,25 +8320,15 @@
         <w:spacing w:beforeLines="50" w:before="156" w:afterLines="50" w:after="156"/>
         <w:ind w:firstLineChars="0"/>
       </w:pPr>
-      <w:proofErr w:type="gramStart"/>
-      <w:r>
-        <w:rPr>
-          <w:rFonts w:hint="eastAsia"/>
-        </w:rPr>
-        <w:t>桶已经</w:t>
-      </w:r>
-      <w:proofErr w:type="gramEnd"/>
-      <w:r>
-        <w:rPr>
-          <w:rFonts w:hint="eastAsia"/>
-        </w:rPr>
-        <w:t>存在，属于自己，返回</w:t>
-      </w:r>
-      <w:proofErr w:type="spellStart"/>
+      <w:r>
+        <w:rPr>
+          <w:rFonts w:hint="eastAsia"/>
+        </w:rPr>
+        <w:t>桶已经存在，属于自己，返回</w:t>
+      </w:r>
       <w:r>
         <w:t>BucketAlreadyOwnedByYou</w:t>
       </w:r>
-      <w:proofErr w:type="spellEnd"/>
       <w:r>
         <w:rPr>
           <w:rFonts w:hint="eastAsia"/>
@@ -8884,49 +8486,19 @@
         <w:rPr>
           <w:rFonts w:hint="eastAsia"/>
         </w:rPr>
-        <w:t>指定的</w:t>
-      </w:r>
-      <w:proofErr w:type="gramStart"/>
-      <w:r>
-        <w:rPr>
-          <w:rFonts w:hint="eastAsia"/>
-        </w:rPr>
-        <w:t>桶已经</w:t>
-      </w:r>
-      <w:proofErr w:type="gramEnd"/>
-      <w:r>
-        <w:rPr>
-          <w:rFonts w:hint="eastAsia"/>
-        </w:rPr>
-        <w:t>没有对象记录，删除</w:t>
-      </w:r>
-      <w:proofErr w:type="spellStart"/>
+        <w:t>指定的桶已经没有对象记录，删除</w:t>
+      </w:r>
       <w:r>
         <w:rPr>
           <w:rFonts w:hint="eastAsia"/>
         </w:rPr>
         <w:t>BucketList</w:t>
       </w:r>
-      <w:proofErr w:type="spellEnd"/>
-      <w:r>
-        <w:rPr>
-          <w:rFonts w:hint="eastAsia"/>
-        </w:rPr>
-        <w:t>中对应的记录，并删除权限表中</w:t>
-      </w:r>
-      <w:proofErr w:type="gramStart"/>
-      <w:r>
-        <w:rPr>
-          <w:rFonts w:hint="eastAsia"/>
-        </w:rPr>
-        <w:t>关于概该桶</w:t>
-      </w:r>
-      <w:proofErr w:type="gramEnd"/>
-      <w:r>
-        <w:rPr>
-          <w:rFonts w:hint="eastAsia"/>
-        </w:rPr>
-        <w:t>的记录。</w:t>
+      <w:r>
+        <w:rPr>
+          <w:rFonts w:hint="eastAsia"/>
+        </w:rPr>
+        <w:t>中对应的记录，并删除权限表中关于概该桶的记录。</w:t>
       </w:r>
     </w:p>
     <w:p>
@@ -8956,11 +8528,9 @@
         </w:rPr>
         <w:t>桶不存在，返回</w:t>
       </w:r>
-      <w:proofErr w:type="spellStart"/>
       <w:r>
         <w:t>NoSuchBucket</w:t>
       </w:r>
-      <w:proofErr w:type="spellEnd"/>
       <w:r>
         <w:rPr>
           <w:rFonts w:hint="eastAsia"/>
@@ -8984,11 +8554,9 @@
         </w:rPr>
         <w:t>桶不属于请求发起者，返回</w:t>
       </w:r>
-      <w:proofErr w:type="spellStart"/>
       <w:r>
         <w:t>AccessDenied</w:t>
       </w:r>
-      <w:proofErr w:type="spellEnd"/>
       <w:r>
         <w:rPr>
           <w:rFonts w:hint="eastAsia"/>
@@ -9012,18 +8580,16 @@
         </w:rPr>
         <w:t>桶内仍存有对象，返回</w:t>
       </w:r>
-      <w:proofErr w:type="spellStart"/>
       <w:r>
         <w:t>BucketNotEmpty</w:t>
       </w:r>
-      <w:proofErr w:type="spellEnd"/>
       <w:r>
         <w:rPr>
           <w:rFonts w:hint="eastAsia"/>
         </w:rPr>
         <w:t>。</w:t>
       </w:r>
-      <w:bookmarkEnd w:id="7"/>
+      <w:bookmarkEnd w:id="6"/>
     </w:p>
     <w:p>
       <w:pPr>
@@ -9034,35 +8600,235 @@
         <w:rPr>
           <w:rFonts w:hint="eastAsia"/>
         </w:rPr>
-        <w:t>设置版本控制状态（</w:t>
-      </w:r>
-      <w:r>
-        <w:t>PUT Bucket versioning</w:t>
-      </w:r>
-      <w:r>
-        <w:rPr>
-          <w:rFonts w:hint="eastAsia"/>
-        </w:rPr>
-        <w:t>）</w:t>
+        <w:t>HEAD Bucket</w:t>
       </w:r>
     </w:p>
     <w:p>
-      <w:r>
-        <w:rPr>
-          <w:rFonts w:hint="eastAsia"/>
-        </w:rPr>
-        <w:t>设置版本控制参数流程：</w:t>
+      <w:pPr>
+        <w:ind w:left="0" w:firstLine="420"/>
+      </w:pPr>
+      <w:r>
+        <w:rPr>
+          <w:rFonts w:hint="eastAsia"/>
+        </w:rPr>
+        <w:t>查询桶是否存在并且是否允许访问。</w:t>
       </w:r>
     </w:p>
     <w:p>
       <w:pPr>
+        <w:ind w:left="0" w:firstLine="420"/>
+      </w:pPr>
+    </w:p>
+    <w:p>
+      <w:pPr>
+        <w:ind w:left="0" w:firstLine="420"/>
+        <w:rPr>
+          <w:rFonts w:hint="eastAsia"/>
+        </w:rPr>
+      </w:pPr>
+      <w:r>
+        <w:rPr>
+          <w:rFonts w:hint="eastAsia"/>
+        </w:rPr>
+        <w:t>当</w:t>
+      </w:r>
+      <w:r>
+        <w:rPr>
+          <w:rFonts w:hint="eastAsia"/>
+        </w:rPr>
+        <w:t>桶存在并且有权限访问，返回</w:t>
+      </w:r>
+      <w:r>
+        <w:rPr>
+          <w:rFonts w:hint="eastAsia"/>
+        </w:rPr>
+        <w:t>200</w:t>
+      </w:r>
+      <w:r>
+        <w:t xml:space="preserve"> ok .</w:t>
+      </w:r>
+    </w:p>
+    <w:p>
+      <w:pPr>
+        <w:ind w:left="0" w:firstLine="420"/>
+        <w:rPr>
+          <w:rFonts w:hint="eastAsia"/>
+        </w:rPr>
+      </w:pPr>
+      <w:r>
+        <w:rPr>
+          <w:rFonts w:hint="eastAsia"/>
+        </w:rPr>
+        <w:t>当桶不存在，返回</w:t>
+      </w:r>
+      <w:r>
+        <w:rPr>
+          <w:rFonts w:hint="eastAsia"/>
+        </w:rPr>
+        <w:t>404</w:t>
+      </w:r>
+      <w:r>
+        <w:t xml:space="preserve"> Not Found .</w:t>
+      </w:r>
+    </w:p>
+    <w:p>
+      <w:pPr>
+        <w:ind w:left="0" w:firstLine="420"/>
+        <w:rPr>
+          <w:rFonts w:hint="eastAsia"/>
+        </w:rPr>
+      </w:pPr>
+      <w:r>
+        <w:rPr>
+          <w:rFonts w:hint="eastAsia"/>
+        </w:rPr>
+        <w:t>当桶存在，但无权限访问（目前尚未做权限控制，用户均无权限访问其他用户创建的桶），返回</w:t>
+      </w:r>
+      <w:r>
+        <w:rPr>
+          <w:rFonts w:hint="eastAsia"/>
+        </w:rPr>
+        <w:t>403</w:t>
+      </w:r>
+      <w:r>
+        <w:t xml:space="preserve"> Forbidden.</w:t>
+      </w:r>
+    </w:p>
+    <w:p>
+      <w:pPr>
+        <w:rPr>
+          <w:rFonts w:hint="eastAsia"/>
+        </w:rPr>
+      </w:pPr>
+      <w:r>
+        <w:rPr>
+          <w:rFonts w:hint="eastAsia"/>
+        </w:rPr>
+        <w:t>HEAD</w:t>
+      </w:r>
+      <w:r>
+        <w:t xml:space="preserve"> </w:t>
+      </w:r>
+      <w:r>
+        <w:rPr>
+          <w:rFonts w:hint="eastAsia"/>
+        </w:rPr>
+        <w:t>Bucket</w:t>
+      </w:r>
+      <w:r>
+        <w:rPr>
+          <w:rFonts w:hint="eastAsia"/>
+        </w:rPr>
+        <w:t>处理流程</w:t>
+      </w:r>
+      <w:bookmarkStart w:id="8" w:name="_GoBack"/>
+      <w:bookmarkEnd w:id="8"/>
+      <w:r>
+        <w:rPr>
+          <w:rFonts w:hint="eastAsia"/>
+        </w:rPr>
+        <w:t>如下：</w:t>
+      </w:r>
+    </w:p>
+    <w:p>
+      <w:pPr>
+        <w:rPr>
+          <w:rFonts w:hint="eastAsia"/>
+        </w:rPr>
+      </w:pPr>
+      <w:r>
+        <w:rPr>
+          <w:rFonts w:hint="eastAsia"/>
+          <w:noProof/>
+        </w:rPr>
+        <w:lastRenderedPageBreak/>
+        <w:drawing>
+          <wp:inline distT="0" distB="0" distL="0" distR="0" wp14:anchorId="5F57D07D" wp14:editId="37076283">
+            <wp:extent cx="5274310" cy="3052597"/>
+            <wp:effectExtent l="0" t="0" r="2540" b="0"/>
+            <wp:docPr id="2" name="图片 2"/>
+            <wp:cNvGraphicFramePr>
+              <a:graphicFrameLocks xmlns:a="http://schemas.openxmlformats.org/drawingml/2006/main" noChangeAspect="1"/>
+            </wp:cNvGraphicFramePr>
+            <a:graphic xmlns:a="http://schemas.openxmlformats.org/drawingml/2006/main">
+              <a:graphicData uri="http://schemas.openxmlformats.org/drawingml/2006/picture">
+                <pic:pic xmlns:pic="http://schemas.openxmlformats.org/drawingml/2006/picture">
+                  <pic:nvPicPr>
+                    <pic:cNvPr id="0" name="Picture 1"/>
+                    <pic:cNvPicPr>
+                      <a:picLocks noChangeAspect="1" noChangeArrowheads="1"/>
+                    </pic:cNvPicPr>
+                  </pic:nvPicPr>
+                  <pic:blipFill>
+                    <a:blip r:embed="rId13">
+                      <a:extLst>
+                        <a:ext uri="{28A0092B-C50C-407E-A947-70E740481C1C}">
+                          <a14:useLocalDpi xmlns:a14="http://schemas.microsoft.com/office/drawing/2010/main" val="0"/>
+                        </a:ext>
+                      </a:extLst>
+                    </a:blip>
+                    <a:srcRect/>
+                    <a:stretch>
+                      <a:fillRect/>
+                    </a:stretch>
+                  </pic:blipFill>
+                  <pic:spPr bwMode="auto">
+                    <a:xfrm>
+                      <a:off x="0" y="0"/>
+                      <a:ext cx="5274310" cy="3052597"/>
+                    </a:xfrm>
+                    <a:prstGeom prst="rect">
+                      <a:avLst/>
+                    </a:prstGeom>
+                    <a:noFill/>
+                    <a:ln>
+                      <a:noFill/>
+                    </a:ln>
+                  </pic:spPr>
+                </pic:pic>
+              </a:graphicData>
+            </a:graphic>
+          </wp:inline>
+        </w:drawing>
+      </w:r>
+    </w:p>
+    <w:p>
+      <w:pPr>
+        <w:pStyle w:val="3"/>
+        <w:ind w:left="210"/>
+      </w:pPr>
+      <w:r>
+        <w:rPr>
+          <w:rFonts w:hint="eastAsia"/>
+        </w:rPr>
+        <w:t>设置版本控制状态（</w:t>
+      </w:r>
+      <w:r>
+        <w:t>PUT Bucket versioning</w:t>
+      </w:r>
+      <w:r>
+        <w:rPr>
+          <w:rFonts w:hint="eastAsia"/>
+        </w:rPr>
+        <w:t>）</w:t>
+      </w:r>
+    </w:p>
+    <w:p>
+      <w:r>
+        <w:rPr>
+          <w:rFonts w:hint="eastAsia"/>
+        </w:rPr>
+        <w:t>设置版本控制参数流程：</w:t>
+      </w:r>
+    </w:p>
+    <w:p>
+      <w:pPr>
         <w:ind w:left="0" w:firstLineChars="200" w:firstLine="420"/>
       </w:pPr>
       <w:r>
         <w:rPr>
           <w:noProof/>
         </w:rPr>
-        <w:lastRenderedPageBreak/>
         <w:drawing>
           <wp:inline distT="0" distB="0" distL="0" distR="0" wp14:anchorId="79B1DEA9" wp14:editId="37B7EA03">
             <wp:extent cx="5274310" cy="3294185"/>
@@ -9081,7 +8847,7 @@
                     </pic:cNvPicPr>
                   </pic:nvPicPr>
                   <pic:blipFill>
-                    <a:blip r:embed="rId13">
+                    <a:blip r:embed="rId14">
                       <a:extLst>
                         <a:ext uri="{28A0092B-C50C-407E-A947-70E740481C1C}">
                           <a14:useLocalDpi xmlns:a14="http://schemas.microsoft.com/office/drawing/2010/main" val="0"/>
@@ -9207,11 +8973,9 @@
         </w:rPr>
         <w:t>桶不存在，返回</w:t>
       </w:r>
-      <w:proofErr w:type="spellStart"/>
       <w:r>
         <w:t>NoSuchBucket</w:t>
       </w:r>
-      <w:proofErr w:type="spellEnd"/>
       <w:r>
         <w:rPr>
           <w:rFonts w:hint="eastAsia"/>
@@ -9233,13 +8997,12 @@
         <w:rPr>
           <w:rFonts w:hint="eastAsia"/>
         </w:rPr>
+        <w:lastRenderedPageBreak/>
         <w:t>桶不属于自己，返回</w:t>
       </w:r>
-      <w:proofErr w:type="spellStart"/>
       <w:r>
         <w:t>AccessDenied</w:t>
       </w:r>
-      <w:proofErr w:type="spellEnd"/>
       <w:r>
         <w:rPr>
           <w:rFonts w:hint="eastAsia"/>
@@ -9299,11 +9062,9 @@
         </w:rPr>
         <w:t>，返回</w:t>
       </w:r>
-      <w:proofErr w:type="spellStart"/>
       <w:r>
         <w:t>InvalidVersioningStatus</w:t>
       </w:r>
-      <w:proofErr w:type="spellEnd"/>
       <w:r>
         <w:rPr>
           <w:rFonts w:hint="eastAsia"/>
@@ -9375,7 +9136,7 @@
                     </pic:cNvPicPr>
                   </pic:nvPicPr>
                   <pic:blipFill>
-                    <a:blip r:embed="rId14">
+                    <a:blip r:embed="rId15">
                       <a:extLst>
                         <a:ext uri="{28A0092B-C50C-407E-A947-70E740481C1C}">
                           <a14:useLocalDpi xmlns:a14="http://schemas.microsoft.com/office/drawing/2010/main" val="0"/>
@@ -9415,7 +9176,6 @@
         <w:rPr>
           <w:rFonts w:hint="eastAsia"/>
         </w:rPr>
-        <w:lastRenderedPageBreak/>
         <w:t>正常场景：</w:t>
       </w:r>
     </w:p>
@@ -9487,11 +9247,9 @@
         </w:rPr>
         <w:t>桶不存在，返回</w:t>
       </w:r>
-      <w:proofErr w:type="spellStart"/>
       <w:r>
         <w:t>NoSuchBucket</w:t>
       </w:r>
-      <w:proofErr w:type="spellEnd"/>
       <w:r>
         <w:rPr>
           <w:rFonts w:hint="eastAsia"/>
@@ -9515,11 +9273,9 @@
         </w:rPr>
         <w:t>桶不属于自己，返回</w:t>
       </w:r>
-      <w:proofErr w:type="spellStart"/>
       <w:r>
         <w:t>AccessDenied</w:t>
       </w:r>
-      <w:proofErr w:type="spellEnd"/>
       <w:r>
         <w:rPr>
           <w:rFonts w:hint="eastAsia"/>
@@ -10664,7 +10420,6 @@
                 <w:rFonts w:hint="eastAsia"/>
                 <w:b/>
               </w:rPr>
-              <w:lastRenderedPageBreak/>
               <w:t>用例编号</w:t>
             </w:r>
           </w:p>
@@ -10895,14 +10650,12 @@
               </w:rPr>
               <w:t>头部中的</w:t>
             </w:r>
-            <w:proofErr w:type="spellStart"/>
             <w:r>
               <w:rPr>
                 <w:rFonts w:hint="eastAsia"/>
               </w:rPr>
               <w:t>AccessKeyID</w:t>
             </w:r>
-            <w:proofErr w:type="spellEnd"/>
             <w:r>
               <w:rPr>
                 <w:rFonts w:hint="eastAsia"/>
@@ -10927,14 +10680,12 @@
               </w:rPr>
               <w:t>的</w:t>
             </w:r>
-            <w:proofErr w:type="spellStart"/>
             <w:r>
               <w:rPr>
                 <w:rFonts w:hint="eastAsia"/>
               </w:rPr>
               <w:t>AccessKeyID</w:t>
             </w:r>
-            <w:proofErr w:type="spellEnd"/>
             <w:r>
               <w:rPr>
                 <w:rFonts w:hint="eastAsia"/>
@@ -11503,6 +11254,7 @@
               <w:rPr>
                 <w:rFonts w:hint="eastAsia"/>
               </w:rPr>
+              <w:lastRenderedPageBreak/>
               <w:t>Story.SequoiaS</w:t>
             </w:r>
             <w:r>
@@ -11524,19 +11276,11 @@
             <w:pPr>
               <w:ind w:left="0"/>
             </w:pPr>
-            <w:proofErr w:type="gramStart"/>
-            <w:r>
-              <w:rPr>
-                <w:rFonts w:hint="eastAsia"/>
-              </w:rPr>
-              <w:t>桶名不</w:t>
-            </w:r>
-            <w:proofErr w:type="gramEnd"/>
-            <w:r>
-              <w:rPr>
-                <w:rFonts w:hint="eastAsia"/>
-              </w:rPr>
-              <w:t>符合规范</w:t>
+            <w:r>
+              <w:rPr>
+                <w:rFonts w:hint="eastAsia"/>
+              </w:rPr>
+              <w:t>桶名不符合规范</w:t>
             </w:r>
           </w:p>
         </w:tc>
@@ -11604,16 +11348,8 @@
               <w:rPr>
                 <w:rFonts w:hint="eastAsia"/>
               </w:rPr>
-              <w:t>创建一个桶，</w:t>
-            </w:r>
-            <w:proofErr w:type="gramStart"/>
-            <w:r>
-              <w:rPr>
-                <w:rFonts w:hint="eastAsia"/>
-              </w:rPr>
-              <w:t>桶名包含</w:t>
-            </w:r>
-            <w:proofErr w:type="gramEnd"/>
+              <w:t>创建一个桶，桶名包含</w:t>
+            </w:r>
             <w:r>
               <w:rPr>
                 <w:rFonts w:hint="eastAsia"/>
@@ -11801,19 +11537,11 @@
             <w:pPr>
               <w:ind w:left="0"/>
             </w:pPr>
-            <w:proofErr w:type="gramStart"/>
-            <w:r>
-              <w:rPr>
-                <w:rFonts w:hint="eastAsia"/>
-              </w:rPr>
-              <w:t>桶名包含</w:t>
-            </w:r>
-            <w:proofErr w:type="gramEnd"/>
-            <w:r>
-              <w:rPr>
-                <w:rFonts w:hint="eastAsia"/>
-              </w:rPr>
-              <w:t>特殊字符</w:t>
+            <w:r>
+              <w:rPr>
+                <w:rFonts w:hint="eastAsia"/>
+              </w:rPr>
+              <w:t>桶名包含特殊字符</w:t>
             </w:r>
           </w:p>
         </w:tc>
@@ -11881,16 +11609,8 @@
               <w:rPr>
                 <w:rFonts w:hint="eastAsia"/>
               </w:rPr>
-              <w:t>创建一个桶，</w:t>
-            </w:r>
-            <w:proofErr w:type="gramStart"/>
-            <w:r>
-              <w:rPr>
-                <w:rFonts w:hint="eastAsia"/>
-              </w:rPr>
-              <w:t>桶名为</w:t>
-            </w:r>
-            <w:proofErr w:type="gramEnd"/>
+              <w:t>创建一个桶，桶名为</w:t>
+            </w:r>
             <w:r>
               <w:rPr>
                 <w:rFonts w:hint="eastAsia"/>
@@ -11969,52 +11689,14 @@
               <w:rPr>
                 <w:rFonts w:hint="eastAsia"/>
               </w:rPr>
-              <w:t>创建一个桶，</w:t>
-            </w:r>
-            <w:proofErr w:type="gramStart"/>
-            <w:r>
-              <w:rPr>
-                <w:rFonts w:hint="eastAsia"/>
-              </w:rPr>
-              <w:t>桶名为</w:t>
-            </w:r>
-            <w:proofErr w:type="gramEnd"/>
-            <w:r>
-              <w:rPr>
-                <w:rFonts w:hint="eastAsia"/>
-              </w:rPr>
-              <w:t>ww.ww.ww.</w:t>
-            </w:r>
-            <w:proofErr w:type="gramStart"/>
-            <w:r>
-              <w:rPr>
-                <w:rFonts w:hint="eastAsia"/>
-              </w:rPr>
-              <w:t>ee.</w:t>
-            </w:r>
-            <w:proofErr w:type="spellStart"/>
-            <w:r>
-              <w:rPr>
-                <w:rFonts w:hint="eastAsia"/>
-              </w:rPr>
-              <w:t>rr</w:t>
-            </w:r>
-            <w:proofErr w:type="spellEnd"/>
-            <w:r>
-              <w:rPr>
-                <w:rFonts w:hint="eastAsia"/>
-              </w:rPr>
-              <w:t>..</w:t>
-            </w:r>
-            <w:proofErr w:type="spellStart"/>
-            <w:proofErr w:type="gramEnd"/>
-            <w:r>
-              <w:rPr>
-                <w:rFonts w:hint="eastAsia"/>
-              </w:rPr>
-              <w:t>dd</w:t>
-            </w:r>
-            <w:proofErr w:type="spellEnd"/>
+              <w:t>创建一个桶，桶名为</w:t>
+            </w:r>
+            <w:r>
+              <w:rPr>
+                <w:rFonts w:hint="eastAsia"/>
+              </w:rPr>
+              <w:t>ww.ww.ww.ee.rr..dd</w:t>
+            </w:r>
           </w:p>
           <w:p>
             <w:pPr>
@@ -12044,16 +11726,8 @@
               <w:rPr>
                 <w:rFonts w:hint="eastAsia"/>
               </w:rPr>
-              <w:t>创建一个桶，</w:t>
-            </w:r>
-            <w:proofErr w:type="gramStart"/>
-            <w:r>
-              <w:rPr>
-                <w:rFonts w:hint="eastAsia"/>
-              </w:rPr>
-              <w:t>桶名包含</w:t>
-            </w:r>
-            <w:proofErr w:type="gramEnd"/>
+              <w:t>创建一个桶，桶名包含</w:t>
+            </w:r>
             <w:r>
               <w:rPr>
                 <w:rFonts w:hint="eastAsia"/>
@@ -12157,30 +11831,8 @@
               <w:rPr>
                 <w:rFonts w:hint="eastAsia"/>
               </w:rPr>
-              <w:t>ww.ww.ww.ee.</w:t>
-            </w:r>
-            <w:proofErr w:type="spellStart"/>
-            <w:r>
-              <w:rPr>
-                <w:rFonts w:hint="eastAsia"/>
-              </w:rPr>
-              <w:t>rr</w:t>
-            </w:r>
-            <w:proofErr w:type="spellEnd"/>
-            <w:r>
-              <w:rPr>
-                <w:rFonts w:hint="eastAsia"/>
-              </w:rPr>
-              <w:t>..</w:t>
-            </w:r>
-            <w:proofErr w:type="spellStart"/>
-            <w:r>
-              <w:rPr>
-                <w:rFonts w:hint="eastAsia"/>
-              </w:rPr>
-              <w:t>dd</w:t>
-            </w:r>
-            <w:proofErr w:type="spellEnd"/>
+              <w:t>ww.ww.ww.ee.rr..dd</w:t>
+            </w:r>
             <w:r>
               <w:rPr>
                 <w:rFonts w:hint="eastAsia"/>
@@ -12214,7 +11866,6 @@
               <w:rPr>
                 <w:rFonts w:hint="eastAsia"/>
               </w:rPr>
-              <w:lastRenderedPageBreak/>
               <w:t>Story.SequoiaS</w:t>
             </w:r>
             <w:r>
@@ -12309,14 +11960,12 @@
               </w:rPr>
               <w:t>用户创建了桶</w:t>
             </w:r>
-            <w:proofErr w:type="spellStart"/>
             <w:r>
               <w:rPr>
                 <w:rFonts w:hint="eastAsia"/>
               </w:rPr>
               <w:t>mybucket</w:t>
             </w:r>
-            <w:proofErr w:type="spellEnd"/>
           </w:p>
           <w:p>
             <w:pPr>
@@ -12376,14 +12025,12 @@
             <w:r>
               <w:t xml:space="preserve"> </w:t>
             </w:r>
-            <w:proofErr w:type="spellStart"/>
             <w:r>
               <w:rPr>
                 <w:rFonts w:hint="eastAsia"/>
               </w:rPr>
               <w:t>Bucketversioning</w:t>
             </w:r>
-            <w:proofErr w:type="spellEnd"/>
             <w:r>
               <w:rPr>
                 <w:rFonts w:hint="eastAsia"/>
@@ -12434,14 +12081,12 @@
             <w:r>
               <w:t xml:space="preserve"> </w:t>
             </w:r>
-            <w:proofErr w:type="spellStart"/>
             <w:r>
               <w:rPr>
                 <w:rFonts w:hint="eastAsia"/>
               </w:rPr>
               <w:t>Bucketversioning</w:t>
             </w:r>
-            <w:proofErr w:type="spellEnd"/>
             <w:r>
               <w:rPr>
                 <w:rFonts w:hint="eastAsia"/>
@@ -12501,21 +12146,7 @@
               <w:rPr>
                 <w:i/>
               </w:rPr>
-              <w:t>&lt;</w:t>
-            </w:r>
-            <w:proofErr w:type="spellStart"/>
-            <w:r>
-              <w:rPr>
-                <w:i/>
-              </w:rPr>
-              <w:t>VersioningConfiguration</w:t>
-            </w:r>
-            <w:proofErr w:type="spellEnd"/>
-            <w:r>
-              <w:rPr>
-                <w:i/>
-              </w:rPr>
-              <w:t>/&gt;</w:t>
+              <w:t>&lt;VersioningConfiguration/&gt;</w:t>
             </w:r>
           </w:p>
           <w:p>
@@ -12623,6 +12254,7 @@
                 <w:rFonts w:hint="eastAsia"/>
                 <w:strike/>
               </w:rPr>
+              <w:lastRenderedPageBreak/>
               <w:t>Story.SequoiaS</w:t>
             </w:r>
             <w:r>
@@ -12745,7 +12377,6 @@
               </w:rPr>
               <w:t>用户创建了桶</w:t>
             </w:r>
-            <w:proofErr w:type="spellStart"/>
             <w:r>
               <w:rPr>
                 <w:rFonts w:hint="eastAsia"/>
@@ -12753,7 +12384,6 @@
               </w:rPr>
               <w:t>mybucket</w:t>
             </w:r>
-            <w:proofErr w:type="spellEnd"/>
           </w:p>
           <w:p>
             <w:pPr>
@@ -12807,7 +12437,6 @@
               </w:rPr>
               <w:t>查询</w:t>
             </w:r>
-            <w:proofErr w:type="spellStart"/>
             <w:r>
               <w:rPr>
                 <w:rFonts w:hint="eastAsia"/>
@@ -12815,7 +12444,6 @@
               </w:rPr>
               <w:t>mybucket</w:t>
             </w:r>
-            <w:proofErr w:type="spellEnd"/>
             <w:r>
               <w:rPr>
                 <w:rFonts w:hint="eastAsia"/>
@@ -12876,7 +12504,6 @@
               </w:rPr>
               <w:t>设置</w:t>
             </w:r>
-            <w:proofErr w:type="spellStart"/>
             <w:r>
               <w:rPr>
                 <w:rFonts w:hint="eastAsia"/>
@@ -12884,7 +12511,6 @@
               </w:rPr>
               <w:t>mybucket</w:t>
             </w:r>
-            <w:proofErr w:type="spellEnd"/>
             <w:r>
               <w:rPr>
                 <w:rFonts w:hint="eastAsia"/>
@@ -12959,7 +12585,6 @@
               </w:rPr>
               <w:t>查询</w:t>
             </w:r>
-            <w:proofErr w:type="spellStart"/>
             <w:r>
               <w:rPr>
                 <w:rFonts w:hint="eastAsia"/>
@@ -12967,7 +12592,6 @@
               </w:rPr>
               <w:t>mybucket</w:t>
             </w:r>
-            <w:proofErr w:type="spellEnd"/>
             <w:r>
               <w:rPr>
                 <w:rFonts w:hint="eastAsia"/>
@@ -13356,7 +12980,6 @@
               <w:rPr>
                 <w:rFonts w:hint="eastAsia"/>
               </w:rPr>
-              <w:lastRenderedPageBreak/>
               <w:t>资料是否变更</w:t>
             </w:r>
           </w:p>
@@ -13505,19 +13128,11 @@
             <w:pPr>
               <w:ind w:left="0"/>
             </w:pPr>
-            <w:proofErr w:type="spellStart"/>
-            <w:r>
-              <w:rPr>
-                <w:rFonts w:hint="eastAsia"/>
-              </w:rPr>
-              <w:t>sdb</w:t>
-            </w:r>
-            <w:proofErr w:type="spellEnd"/>
-            <w:r>
-              <w:rPr>
-                <w:rFonts w:hint="eastAsia"/>
-              </w:rPr>
-              <w:t xml:space="preserve"> shell</w:t>
+            <w:r>
+              <w:rPr>
+                <w:rFonts w:hint="eastAsia"/>
+              </w:rPr>
+              <w:t>sdb shell</w:t>
             </w:r>
             <w:r>
               <w:rPr>
@@ -13551,7 +13166,7 @@
     </w:tbl>
     <w:p/>
     <w:sectPr>
-      <w:footerReference w:type="default" r:id="rId15"/>
+      <w:footerReference w:type="default" r:id="rId16"/>
       <w:pgSz w:w="11906" w:h="16838"/>
       <w:pgMar w:top="1440" w:right="1800" w:bottom="1440" w:left="1800" w:header="851" w:footer="992" w:gutter="0"/>
       <w:cols w:space="425"/>
@@ -13605,9 +13220,6 @@
     <w:p>
       <w:pPr>
         <w:pStyle w:val="af0"/>
-        <w:rPr>
-          <w:rFonts w:hint="eastAsia"/>
-        </w:rPr>
       </w:pPr>
     </w:p>
   </w:comment>
@@ -13669,7 +13281,7 @@
             <w:noProof/>
             <w:lang w:val="zh-CN"/>
           </w:rPr>
-          <w:t>16</w:t>
+          <w:t>17</w:t>
         </w:r>
         <w:r>
           <w:fldChar w:fldCharType="end"/>
@@ -19060,7 +18672,7 @@
 </file>
 
 <file path=customXml/itemProps1.xml><?xml version="1.0" encoding="utf-8"?>
-<ds:datastoreItem xmlns:ds="http://schemas.openxmlformats.org/officeDocument/2006/customXml" ds:itemID="{381FD16B-DCAF-4292-8DE4-8C59FC74D288}">
+<ds:datastoreItem xmlns:ds="http://schemas.openxmlformats.org/officeDocument/2006/customXml" ds:itemID="{CD072173-5D38-44C0-845D-BBBD140B4FFB}">
   <ds:schemaRefs>
     <ds:schemaRef ds:uri="http://schemas.openxmlformats.org/officeDocument/2006/bibliography"/>
   </ds:schemaRefs>

--- a/internal_doc/03.开发设计/Amazon S3接口兼容/Story--SequoiaDB兼容Amazon S3接口 -桶管理.docx
+++ b/internal_doc/03.开发设计/Amazon S3接口兼容/Story--SequoiaDB兼容Amazon S3接口 -桶管理.docx
@@ -3505,6 +3505,14 @@
       <w:pPr>
         <w:ind w:left="0" w:firstLine="420"/>
         <w:rPr>
+          <w:rFonts w:hint="eastAsia"/>
+        </w:rPr>
+      </w:pPr>
+    </w:p>
+    <w:p>
+      <w:pPr>
+        <w:ind w:left="0" w:firstLine="420"/>
+        <w:rPr>
           <w:rStyle w:val="ad"/>
         </w:rPr>
       </w:pPr>
@@ -3527,19 +3535,13 @@
         <w:rPr>
           <w:rFonts w:hint="eastAsia"/>
         </w:rPr>
-        <w:t>无特殊</w:t>
-      </w:r>
-      <w:r>
-        <w:rPr>
-          <w:rFonts w:hint="eastAsia"/>
-        </w:rPr>
-        <w:t>Header</w:t>
-      </w:r>
-      <w:r>
-        <w:rPr>
-          <w:rFonts w:hint="eastAsia"/>
-        </w:rPr>
-        <w:t>，参考</w:t>
+        <w:t>：</w:t>
+      </w:r>
+      <w:r>
+        <w:rPr>
+          <w:rFonts w:hint="eastAsia"/>
+        </w:rPr>
+        <w:t>参考</w:t>
       </w:r>
       <w:hyperlink w:anchor="_公共头部" w:history="1">
         <w:r>
@@ -3558,26 +3560,171 @@
         <w:t>。</w:t>
       </w:r>
     </w:p>
+    <w:tbl>
+      <w:tblPr>
+        <w:tblStyle w:val="a9"/>
+        <w:tblW w:w="7938" w:type="dxa"/>
+        <w:tblInd w:w="340" w:type="dxa"/>
+        <w:tblLook w:val="04A0" w:firstRow="1" w:lastRow="0" w:firstColumn="1" w:lastColumn="0" w:noHBand="0" w:noVBand="1"/>
+      </w:tblPr>
+      <w:tblGrid>
+        <w:gridCol w:w="1791"/>
+        <w:gridCol w:w="6147"/>
+      </w:tblGrid>
+      <w:tr>
+        <w:trPr>
+          <w:trHeight w:val="400"/>
+        </w:trPr>
+        <w:tc>
+          <w:tcPr>
+            <w:tcW w:w="1791" w:type="dxa"/>
+            <w:shd w:val="clear" w:color="auto" w:fill="DAEEF3" w:themeFill="accent5" w:themeFillTint="33"/>
+          </w:tcPr>
+          <w:p>
+            <w:pPr>
+              <w:ind w:left="0"/>
+              <w:rPr>
+                <w:b/>
+              </w:rPr>
+            </w:pPr>
+            <w:r>
+              <w:rPr>
+                <w:rFonts w:hint="eastAsia"/>
+                <w:b/>
+              </w:rPr>
+              <w:t>Name</w:t>
+            </w:r>
+          </w:p>
+        </w:tc>
+        <w:tc>
+          <w:tcPr>
+            <w:tcW w:w="6147" w:type="dxa"/>
+            <w:shd w:val="clear" w:color="auto" w:fill="DAEEF3" w:themeFill="accent5" w:themeFillTint="33"/>
+          </w:tcPr>
+          <w:p>
+            <w:pPr>
+              <w:ind w:left="0"/>
+              <w:rPr>
+                <w:b/>
+              </w:rPr>
+            </w:pPr>
+            <w:r>
+              <w:rPr>
+                <w:rFonts w:hint="eastAsia"/>
+                <w:b/>
+              </w:rPr>
+              <w:t>Description</w:t>
+            </w:r>
+          </w:p>
+        </w:tc>
+      </w:tr>
+      <w:tr>
+        <w:tc>
+          <w:tcPr>
+            <w:tcW w:w="1791" w:type="dxa"/>
+          </w:tcPr>
+          <w:p>
+            <w:pPr>
+              <w:ind w:left="0"/>
+            </w:pPr>
+            <w:r>
+              <w:t>x-amz-</w:t>
+            </w:r>
+            <w:r>
+              <w:rPr>
+                <w:rFonts w:hint="eastAsia"/>
+              </w:rPr>
+              <w:t>bucket</w:t>
+            </w:r>
+            <w:r>
+              <w:t>-</w:t>
+            </w:r>
+            <w:r>
+              <w:rPr>
+                <w:rFonts w:hint="eastAsia"/>
+              </w:rPr>
+              <w:t>region</w:t>
+            </w:r>
+          </w:p>
+        </w:tc>
+        <w:tc>
+          <w:tcPr>
+            <w:tcW w:w="6147" w:type="dxa"/>
+          </w:tcPr>
+          <w:p>
+            <w:pPr>
+              <w:ind w:left="0"/>
+            </w:pPr>
+            <w:r>
+              <w:t>R</w:t>
+            </w:r>
+            <w:r>
+              <w:rPr>
+                <w:rFonts w:hint="eastAsia"/>
+              </w:rPr>
+              <w:t>egion</w:t>
+            </w:r>
+            <w:r>
+              <w:t xml:space="preserve"> </w:t>
+            </w:r>
+            <w:r>
+              <w:rPr>
+                <w:rFonts w:hint="eastAsia"/>
+              </w:rPr>
+              <w:t>of</w:t>
+            </w:r>
+            <w:r>
+              <w:t xml:space="preserve"> </w:t>
+            </w:r>
+            <w:r>
+              <w:rPr>
+                <w:rFonts w:hint="eastAsia"/>
+              </w:rPr>
+              <w:t>the</w:t>
+            </w:r>
+            <w:r>
+              <w:t xml:space="preserve"> </w:t>
+            </w:r>
+            <w:r>
+              <w:rPr>
+                <w:rFonts w:hint="eastAsia"/>
+              </w:rPr>
+              <w:t>bucket</w:t>
+            </w:r>
+            <w:r>
+              <w:t>.</w:t>
+            </w:r>
+          </w:p>
+          <w:p>
+            <w:pPr>
+              <w:ind w:left="0"/>
+            </w:pPr>
+            <w:r>
+              <w:rPr>
+                <w:rFonts w:hint="eastAsia"/>
+              </w:rPr>
+              <w:t>Type: String</w:t>
+            </w:r>
+          </w:p>
+        </w:tc>
+      </w:tr>
+    </w:tbl>
     <w:p>
       <w:pPr>
         <w:ind w:left="0" w:firstLine="420"/>
-      </w:pPr>
-      <w:r>
-        <w:rPr>
-          <w:rFonts w:hint="eastAsia"/>
-        </w:rPr>
-        <w:t>无响应</w:t>
-      </w:r>
-      <w:r>
-        <w:rPr>
-          <w:rFonts w:hint="eastAsia"/>
-        </w:rPr>
-        <w:t>body</w:t>
-      </w:r>
+        <w:rPr>
+          <w:rStyle w:val="ad"/>
+          <w:rFonts w:hint="eastAsia"/>
+        </w:rPr>
+      </w:pPr>
     </w:p>
     <w:p>
       <w:pPr>
         <w:ind w:left="0" w:firstLine="420"/>
+        <w:rPr>
+          <w:rStyle w:val="ad"/>
+          <w:rFonts w:hint="eastAsia"/>
+        </w:rPr>
       </w:pPr>
     </w:p>
     <w:p>
@@ -3588,85 +3735,98 @@
         <w:rPr>
           <w:rFonts w:hint="eastAsia"/>
         </w:rPr>
-        <w:t>返回状态码：</w:t>
+        <w:t>无响应</w:t>
+      </w:r>
+      <w:r>
+        <w:rPr>
+          <w:rFonts w:hint="eastAsia"/>
+        </w:rPr>
+        <w:t>body</w:t>
       </w:r>
     </w:p>
     <w:p>
       <w:pPr>
         <w:ind w:left="0" w:firstLine="420"/>
-        <w:rPr>
-          <w:rFonts w:hint="eastAsia"/>
-        </w:rPr>
-      </w:pPr>
-      <w:r>
-        <w:rPr>
-          <w:rFonts w:hint="eastAsia"/>
-        </w:rPr>
-        <w:t>桶存在并且有权限访问，返回</w:t>
-      </w:r>
-      <w:r>
-        <w:rPr>
-          <w:rFonts w:hint="eastAsia"/>
-        </w:rPr>
-        <w:t>200</w:t>
-      </w:r>
-      <w:r>
-        <w:t xml:space="preserve"> ok .</w:t>
-      </w:r>
+      </w:pPr>
     </w:p>
     <w:p>
       <w:pPr>
         <w:ind w:left="0" w:firstLine="420"/>
-        <w:rPr>
-          <w:rFonts w:hint="eastAsia"/>
-        </w:rPr>
-      </w:pPr>
-      <w:r>
-        <w:rPr>
-          <w:rFonts w:hint="eastAsia"/>
-        </w:rPr>
-        <w:t>当桶不存在，返回</w:t>
-      </w:r>
-      <w:r>
-        <w:rPr>
-          <w:rFonts w:hint="eastAsia"/>
-        </w:rPr>
-        <w:t>404</w:t>
-      </w:r>
-      <w:r>
-        <w:t xml:space="preserve"> Not Found .</w:t>
+      </w:pPr>
+      <w:r>
+        <w:rPr>
+          <w:rFonts w:hint="eastAsia"/>
+        </w:rPr>
+        <w:t>返回状态码：</w:t>
       </w:r>
     </w:p>
     <w:p>
       <w:pPr>
         <w:ind w:left="0" w:firstLine="420"/>
-        <w:rPr>
-          <w:rFonts w:hint="eastAsia"/>
-        </w:rPr>
-      </w:pPr>
-      <w:r>
-        <w:rPr>
-          <w:rFonts w:hint="eastAsia"/>
-        </w:rPr>
-        <w:t>当桶存在，但无权限访问（目前尚未做权限控制，用户均无权限访问其他用户创建的桶），返回</w:t>
-      </w:r>
-      <w:r>
-        <w:rPr>
-          <w:rFonts w:hint="eastAsia"/>
-        </w:rPr>
-        <w:t>403</w:t>
-      </w:r>
-      <w:r>
-        <w:t xml:space="preserve"> Forbidden.</w:t>
+      </w:pPr>
+      <w:r>
+        <w:rPr>
+          <w:rFonts w:hint="eastAsia"/>
+        </w:rPr>
+        <w:lastRenderedPageBreak/>
+        <w:t>桶存在并且有权限访问，返回</w:t>
+      </w:r>
+      <w:r>
+        <w:rPr>
+          <w:rFonts w:hint="eastAsia"/>
+        </w:rPr>
+        <w:t>200</w:t>
+      </w:r>
+      <w:r>
+        <w:t xml:space="preserve"> ok .</w:t>
       </w:r>
     </w:p>
     <w:p>
       <w:pPr>
+        <w:ind w:left="0" w:firstLine="420"/>
+      </w:pPr>
+      <w:r>
+        <w:rPr>
+          <w:rFonts w:hint="eastAsia"/>
+        </w:rPr>
+        <w:t>当桶不存在，返回</w:t>
+      </w:r>
+      <w:r>
+        <w:rPr>
+          <w:rFonts w:hint="eastAsia"/>
+        </w:rPr>
+        <w:t>404</w:t>
+      </w:r>
+      <w:r>
+        <w:t xml:space="preserve"> Not Found .</w:t>
+      </w:r>
+    </w:p>
+    <w:p>
+      <w:pPr>
+        <w:ind w:left="0" w:firstLine="420"/>
+      </w:pPr>
+      <w:r>
+        <w:rPr>
+          <w:rFonts w:hint="eastAsia"/>
+        </w:rPr>
+        <w:t>当桶存在，但无权限访问（目前尚未做权限控制，用户均无权限访问其他用户创建的桶），返回</w:t>
+      </w:r>
+      <w:r>
+        <w:rPr>
+          <w:rFonts w:hint="eastAsia"/>
+        </w:rPr>
+        <w:t>403</w:t>
+      </w:r>
+      <w:r>
+        <w:t xml:space="preserve"> Forbidden.</w:t>
+      </w:r>
+    </w:p>
+    <w:p>
+      <w:pPr>
         <w:pStyle w:val="3"/>
         <w:ind w:left="210"/>
       </w:pPr>
       <w:r>
-        <w:lastRenderedPageBreak/>
         <w:t>PUT Bucket versioning</w:t>
       </w:r>
     </w:p>
@@ -4059,7 +4219,10 @@
         <w:t>。</w:t>
       </w:r>
     </w:p>
-    <w:p/>
+    <w:p>
+      <w:bookmarkStart w:id="3" w:name="_GoBack"/>
+      <w:bookmarkEnd w:id="3"/>
+    </w:p>
     <w:p>
       <w:r>
         <w:rPr>
@@ -4507,7 +4670,6 @@
               <w:rPr>
                 <w:rFonts w:cstheme="minorHAnsi"/>
               </w:rPr>
-              <w:lastRenderedPageBreak/>
               <w:t>VersioningConfiguration</w:t>
             </w:r>
           </w:p>
@@ -5201,7 +5363,6 @@
               <w:ind w:left="0"/>
             </w:pPr>
             <w:r>
-              <w:lastRenderedPageBreak/>
               <w:t>String nam</w:t>
             </w:r>
             <w:r>
@@ -5240,7 +5401,6 @@
               <w:rPr>
                 <w:rFonts w:hint="eastAsia"/>
               </w:rPr>
-              <w:lastRenderedPageBreak/>
               <w:t>存储桶信息</w:t>
             </w:r>
           </w:p>
@@ -5770,14 +5930,12 @@
       <w:pPr>
         <w:pStyle w:val="3"/>
         <w:ind w:left="210"/>
-        <w:rPr>
-          <w:rFonts w:hint="eastAsia"/>
-        </w:rPr>
-      </w:pPr>
-      <w:r>
-        <w:rPr>
-          <w:rFonts w:hint="eastAsia"/>
-        </w:rPr>
+      </w:pPr>
+      <w:r>
+        <w:rPr>
+          <w:rFonts w:hint="eastAsia"/>
+        </w:rPr>
+        <w:lastRenderedPageBreak/>
         <w:t>HEAD Bucket</w:t>
       </w:r>
     </w:p>
@@ -5810,9 +5968,6 @@
           <w:p>
             <w:pPr>
               <w:ind w:left="0"/>
-              <w:rPr>
-                <w:rFonts w:hint="eastAsia"/>
-              </w:rPr>
             </w:pPr>
             <w:r>
               <w:rPr>
@@ -5829,9 +5984,6 @@
           <w:p>
             <w:pPr>
               <w:ind w:left="0"/>
-              <w:rPr>
-                <w:rFonts w:hint="eastAsia"/>
-              </w:rPr>
             </w:pPr>
             <w:r>
               <w:rPr>
@@ -5852,7 +6004,6 @@
               <w:ind w:left="0"/>
             </w:pPr>
             <w:r>
-              <w:lastRenderedPageBreak/>
               <w:t>doesBucketExist</w:t>
             </w:r>
           </w:p>
@@ -5876,9 +6027,6 @@
           <w:p>
             <w:pPr>
               <w:ind w:left="0"/>
-              <w:rPr>
-                <w:rFonts w:hint="eastAsia"/>
-              </w:rPr>
             </w:pPr>
             <w:r>
               <w:rPr>
@@ -5904,9 +6052,6 @@
           <w:p>
             <w:pPr>
               <w:ind w:left="0"/>
-              <w:rPr>
-                <w:rFonts w:hint="eastAsia"/>
-              </w:rPr>
             </w:pPr>
             <w:r>
               <w:rPr>
@@ -6020,9 +6165,6 @@
           <w:p>
             <w:pPr>
               <w:ind w:left="0"/>
-              <w:rPr>
-                <w:rFonts w:hint="eastAsia"/>
-              </w:rPr>
             </w:pPr>
             <w:r>
               <w:t>amazonS3.doesBucketExist(</w:t>
@@ -6040,9 +6182,259 @@
     <w:p>
       <w:pPr>
         <w:ind w:left="0"/>
-        <w:rPr>
-          <w:rFonts w:hint="eastAsia"/>
-        </w:rPr>
+      </w:pPr>
+    </w:p>
+    <w:tbl>
+      <w:tblPr>
+        <w:tblStyle w:val="a9"/>
+        <w:tblW w:w="0" w:type="auto"/>
+        <w:tblLook w:val="04A0" w:firstRow="1" w:lastRow="0" w:firstColumn="1" w:lastColumn="0" w:noHBand="0" w:noVBand="1"/>
+      </w:tblPr>
+      <w:tblGrid>
+        <w:gridCol w:w="4148"/>
+        <w:gridCol w:w="4148"/>
+      </w:tblGrid>
+      <w:tr>
+        <w:tc>
+          <w:tcPr>
+            <w:tcW w:w="4148" w:type="dxa"/>
+          </w:tcPr>
+          <w:p>
+            <w:pPr>
+              <w:ind w:left="0"/>
+            </w:pPr>
+            <w:r>
+              <w:rPr>
+                <w:rFonts w:hint="eastAsia"/>
+              </w:rPr>
+              <w:t>接口</w:t>
+            </w:r>
+          </w:p>
+        </w:tc>
+        <w:tc>
+          <w:tcPr>
+            <w:tcW w:w="4148" w:type="dxa"/>
+          </w:tcPr>
+          <w:p>
+            <w:pPr>
+              <w:ind w:left="0"/>
+            </w:pPr>
+            <w:r>
+              <w:rPr>
+                <w:rFonts w:hint="eastAsia"/>
+              </w:rPr>
+              <w:t>作用</w:t>
+            </w:r>
+          </w:p>
+        </w:tc>
+      </w:tr>
+      <w:tr>
+        <w:tc>
+          <w:tcPr>
+            <w:tcW w:w="4148" w:type="dxa"/>
+          </w:tcPr>
+          <w:p>
+            <w:pPr>
+              <w:ind w:left="0"/>
+            </w:pPr>
+            <w:r>
+              <w:t>headBucket</w:t>
+            </w:r>
+          </w:p>
+          <w:p>
+            <w:pPr>
+              <w:ind w:left="0"/>
+            </w:pPr>
+            <w:r>
+              <w:rPr>
+                <w:rFonts w:hint="eastAsia"/>
+              </w:rPr>
+              <w:t>参数：</w:t>
+            </w:r>
+            <w:r>
+              <w:t>HeadBucketRequest</w:t>
+            </w:r>
+          </w:p>
+          <w:p>
+            <w:pPr>
+              <w:ind w:left="0"/>
+            </w:pPr>
+            <w:r>
+              <w:rPr>
+                <w:rFonts w:hint="eastAsia"/>
+              </w:rPr>
+              <w:t>返回值：</w:t>
+            </w:r>
+            <w:r>
+              <w:t>HeadBucketResult</w:t>
+            </w:r>
+          </w:p>
+        </w:tc>
+        <w:tc>
+          <w:tcPr>
+            <w:tcW w:w="4148" w:type="dxa"/>
+          </w:tcPr>
+          <w:p>
+            <w:pPr>
+              <w:ind w:left="0"/>
+            </w:pPr>
+            <w:r>
+              <w:rPr>
+                <w:rFonts w:hint="eastAsia"/>
+              </w:rPr>
+              <w:t>发送</w:t>
+            </w:r>
+            <w:r>
+              <w:rPr>
+                <w:rFonts w:hint="eastAsia"/>
+              </w:rPr>
+              <w:t>HEAD</w:t>
+            </w:r>
+            <w:r>
+              <w:t xml:space="preserve"> </w:t>
+            </w:r>
+            <w:r>
+              <w:rPr>
+                <w:rFonts w:hint="eastAsia"/>
+              </w:rPr>
+              <w:t>Bucket</w:t>
+            </w:r>
+            <w:r>
+              <w:rPr>
+                <w:rFonts w:hint="eastAsia"/>
+              </w:rPr>
+              <w:t>请求并处理响应</w:t>
+            </w:r>
+          </w:p>
+        </w:tc>
+      </w:tr>
+      <w:tr>
+        <w:tc>
+          <w:tcPr>
+            <w:tcW w:w="4148" w:type="dxa"/>
+          </w:tcPr>
+          <w:p>
+            <w:pPr>
+              <w:ind w:left="0"/>
+            </w:pPr>
+            <w:r>
+              <w:t>HeadBucketRequest</w:t>
+            </w:r>
+          </w:p>
+          <w:p>
+            <w:pPr>
+              <w:ind w:left="0"/>
+            </w:pPr>
+            <w:r>
+              <w:rPr>
+                <w:rFonts w:hint="eastAsia"/>
+              </w:rPr>
+              <w:t>参数：</w:t>
+            </w:r>
+            <w:r>
+              <w:t>String</w:t>
+            </w:r>
+            <w:r>
+              <w:t xml:space="preserve"> bucketname</w:t>
+            </w:r>
+          </w:p>
+          <w:p>
+            <w:pPr>
+              <w:ind w:left="0"/>
+            </w:pPr>
+            <w:r>
+              <w:rPr>
+                <w:rFonts w:hint="eastAsia"/>
+              </w:rPr>
+              <w:t>返回值：</w:t>
+            </w:r>
+            <w:r>
+              <w:t>HeadBucketRequest</w:t>
+            </w:r>
+          </w:p>
+        </w:tc>
+        <w:tc>
+          <w:tcPr>
+            <w:tcW w:w="4148" w:type="dxa"/>
+          </w:tcPr>
+          <w:p>
+            <w:pPr>
+              <w:ind w:left="0"/>
+            </w:pPr>
+            <w:r>
+              <w:rPr>
+                <w:rFonts w:hint="eastAsia"/>
+              </w:rPr>
+              <w:t>构造</w:t>
+            </w:r>
+            <w:r>
+              <w:rPr>
+                <w:rFonts w:hint="eastAsia"/>
+              </w:rPr>
+              <w:t>HeadBucket</w:t>
+            </w:r>
+            <w:r>
+              <w:rPr>
+                <w:rFonts w:hint="eastAsia"/>
+              </w:rPr>
+              <w:t>请求</w:t>
+            </w:r>
+          </w:p>
+        </w:tc>
+      </w:tr>
+    </w:tbl>
+    <w:p>
+      <w:pPr>
+        <w:ind w:left="0"/>
+      </w:pPr>
+    </w:p>
+    <w:p>
+      <w:pPr>
+        <w:ind w:left="0"/>
+      </w:pPr>
+      <w:r>
+        <w:rPr>
+          <w:rFonts w:hint="eastAsia"/>
+        </w:rPr>
+        <w:t>样例：</w:t>
+      </w:r>
+    </w:p>
+    <w:tbl>
+      <w:tblPr>
+        <w:tblStyle w:val="a9"/>
+        <w:tblW w:w="0" w:type="auto"/>
+        <w:tblLook w:val="04A0" w:firstRow="1" w:lastRow="0" w:firstColumn="1" w:lastColumn="0" w:noHBand="0" w:noVBand="1"/>
+      </w:tblPr>
+      <w:tblGrid>
+        <w:gridCol w:w="8296"/>
+      </w:tblGrid>
+      <w:tr>
+        <w:tc>
+          <w:tcPr>
+            <w:tcW w:w="8296" w:type="dxa"/>
+          </w:tcPr>
+          <w:p>
+            <w:pPr>
+              <w:ind w:left="0"/>
+            </w:pPr>
+            <w:r>
+              <w:t>HeadBucketRequest request = new HeadBucketRequest(bucketName);</w:t>
+            </w:r>
+          </w:p>
+          <w:p>
+            <w:pPr>
+              <w:ind w:left="0"/>
+            </w:pPr>
+            <w:r>
+              <w:t>HeadBucketResult result = amazonS3.headBucket(request);</w:t>
+            </w:r>
+          </w:p>
+        </w:tc>
+      </w:tr>
+    </w:tbl>
+    <w:p>
+      <w:pPr>
+        <w:ind w:left="0"/>
       </w:pPr>
     </w:p>
     <w:p>
@@ -6379,6 +6771,7 @@
               <w:rPr>
                 <w:rFonts w:hint="eastAsia"/>
               </w:rPr>
+              <w:lastRenderedPageBreak/>
               <w:t>返回值：无</w:t>
             </w:r>
           </w:p>
@@ -6395,6 +6788,7 @@
               <w:rPr>
                 <w:rFonts w:hint="eastAsia"/>
               </w:rPr>
+              <w:lastRenderedPageBreak/>
               <w:t>构造</w:t>
             </w:r>
             <w:r>
@@ -6643,7 +7037,6 @@
         <w:rPr>
           <w:rFonts w:hint="eastAsia"/>
         </w:rPr>
-        <w:lastRenderedPageBreak/>
         <w:t>样例：</w:t>
       </w:r>
     </w:p>
@@ -6917,6 +7310,7 @@
         <w:rPr>
           <w:rFonts w:hint="eastAsia"/>
         </w:rPr>
+        <w:lastRenderedPageBreak/>
         <w:t>桶的创建，查询，</w:t>
       </w:r>
       <w:r>
@@ -7771,18 +8165,17 @@
         <w:pStyle w:val="3"/>
         <w:ind w:left="210"/>
       </w:pPr>
-      <w:bookmarkStart w:id="3" w:name="_获取桶列表（GET_Service）"/>
-      <w:bookmarkStart w:id="4" w:name="_权限校验流程"/>
-      <w:bookmarkStart w:id="5" w:name="_创建用户（PUT_User）"/>
-      <w:bookmarkStart w:id="6" w:name="_Ref517361379"/>
-      <w:bookmarkEnd w:id="3"/>
+      <w:bookmarkStart w:id="4" w:name="_获取桶列表（GET_Service）"/>
+      <w:bookmarkStart w:id="5" w:name="_权限校验流程"/>
+      <w:bookmarkStart w:id="6" w:name="_创建用户（PUT_User）"/>
+      <w:bookmarkStart w:id="7" w:name="_Ref517361379"/>
       <w:bookmarkEnd w:id="4"/>
       <w:bookmarkEnd w:id="5"/>
-      <w:r>
-        <w:rPr>
-          <w:rFonts w:hint="eastAsia"/>
-        </w:rPr>
-        <w:lastRenderedPageBreak/>
+      <w:bookmarkEnd w:id="6"/>
+      <w:r>
+        <w:rPr>
+          <w:rFonts w:hint="eastAsia"/>
+        </w:rPr>
         <w:t>获取桶列表（</w:t>
       </w:r>
       <w:r>
@@ -7799,8 +8192,8 @@
       <w:pPr>
         <w:ind w:left="0"/>
       </w:pPr>
-      <w:bookmarkStart w:id="7" w:name="_创建桶（PUT_Bucket）"/>
-      <w:bookmarkEnd w:id="7"/>
+      <w:bookmarkStart w:id="8" w:name="_创建桶（PUT_Bucket）"/>
+      <w:bookmarkEnd w:id="8"/>
       <w:r>
         <w:rPr>
           <w:rFonts w:hint="eastAsia"/>
@@ -8589,7 +8982,7 @@
         </w:rPr>
         <w:t>。</w:t>
       </w:r>
-      <w:bookmarkEnd w:id="6"/>
+      <w:bookmarkEnd w:id="7"/>
     </w:p>
     <w:p>
       <w:pPr>
@@ -8622,21 +9015,12 @@
     <w:p>
       <w:pPr>
         <w:ind w:left="0" w:firstLine="420"/>
-        <w:rPr>
-          <w:rFonts w:hint="eastAsia"/>
-        </w:rPr>
-      </w:pPr>
-      <w:r>
-        <w:rPr>
-          <w:rFonts w:hint="eastAsia"/>
-        </w:rPr>
-        <w:t>当</w:t>
-      </w:r>
-      <w:r>
-        <w:rPr>
-          <w:rFonts w:hint="eastAsia"/>
-        </w:rPr>
-        <w:t>桶存在并且有权限访问，返回</w:t>
+      </w:pPr>
+      <w:r>
+        <w:rPr>
+          <w:rFonts w:hint="eastAsia"/>
+        </w:rPr>
+        <w:t>当桶存在并且有权限访问，返回</w:t>
       </w:r>
       <w:r>
         <w:rPr>
@@ -8651,9 +9035,6 @@
     <w:p>
       <w:pPr>
         <w:ind w:left="0" w:firstLine="420"/>
-        <w:rPr>
-          <w:rFonts w:hint="eastAsia"/>
-        </w:rPr>
       </w:pPr>
       <w:r>
         <w:rPr>
@@ -8674,9 +9055,6 @@
     <w:p>
       <w:pPr>
         <w:ind w:left="0" w:firstLine="420"/>
-        <w:rPr>
-          <w:rFonts w:hint="eastAsia"/>
-        </w:rPr>
       </w:pPr>
       <w:r>
         <w:rPr>
@@ -8695,11 +9073,6 @@
       </w:r>
     </w:p>
     <w:p>
-      <w:pPr>
-        <w:rPr>
-          <w:rFonts w:hint="eastAsia"/>
-        </w:rPr>
-      </w:pPr>
       <w:r>
         <w:rPr>
           <w:rFonts w:hint="eastAsia"/>
@@ -8719,23 +9092,10 @@
         <w:rPr>
           <w:rFonts w:hint="eastAsia"/>
         </w:rPr>
-        <w:t>处理流程</w:t>
-      </w:r>
-      <w:bookmarkStart w:id="8" w:name="_GoBack"/>
-      <w:bookmarkEnd w:id="8"/>
-      <w:r>
-        <w:rPr>
-          <w:rFonts w:hint="eastAsia"/>
-        </w:rPr>
-        <w:t>如下：</w:t>
+        <w:t>处理流程如下：</w:t>
       </w:r>
     </w:p>
     <w:p>
-      <w:pPr>
-        <w:rPr>
-          <w:rFonts w:hint="eastAsia"/>
-        </w:rPr>
-      </w:pPr>
       <w:r>
         <w:rPr>
           <w:rFonts w:hint="eastAsia"/>
@@ -13261,6 +13621,7 @@
         <w:docPartUnique/>
       </w:docPartObj>
     </w:sdtPr>
+    <w:sdtEndPr/>
     <w:sdtContent>
       <w:p>
         <w:pPr>
@@ -13281,7 +13642,7 @@
             <w:noProof/>
             <w:lang w:val="zh-CN"/>
           </w:rPr>
-          <w:t>17</w:t>
+          <w:t>5</w:t>
         </w:r>
         <w:r>
           <w:fldChar w:fldCharType="end"/>
@@ -18672,7 +19033,7 @@
 </file>
 
 <file path=customXml/itemProps1.xml><?xml version="1.0" encoding="utf-8"?>
-<ds:datastoreItem xmlns:ds="http://schemas.openxmlformats.org/officeDocument/2006/customXml" ds:itemID="{CD072173-5D38-44C0-845D-BBBD140B4FFB}">
+<ds:datastoreItem xmlns:ds="http://schemas.openxmlformats.org/officeDocument/2006/customXml" ds:itemID="{EF1D5250-5F90-42A0-A574-943ABF9AECDE}">
   <ds:schemaRefs>
     <ds:schemaRef ds:uri="http://schemas.openxmlformats.org/officeDocument/2006/bibliography"/>
   </ds:schemaRefs>

--- a/internal_doc/03.开发设计/Amazon S3接口兼容/Story--SequoiaDB兼容Amazon S3接口 -桶管理.docx
+++ b/internal_doc/03.开发设计/Amazon S3接口兼容/Story--SequoiaDB兼容Amazon S3接口 -桶管理.docx
@@ -717,7 +717,21 @@
                 <w:rFonts w:cstheme="minorHAnsi"/>
                 <w:i/>
               </w:rPr>
-              <w:t xml:space="preserve">GET / HTTP/1.1 </w:t>
+              <w:t>GET /</w:t>
+            </w:r>
+            <w:r>
+              <w:rPr>
+                <w:rFonts w:cstheme="minorHAnsi"/>
+                <w:i/>
+              </w:rPr>
+              <w:t>s3</w:t>
+            </w:r>
+            <w:r>
+              <w:rPr>
+                <w:rFonts w:cstheme="minorHAnsi"/>
+                <w:i/>
+              </w:rPr>
+              <w:t xml:space="preserve"> HTTP/1.1 </w:t>
             </w:r>
           </w:p>
           <w:p>
@@ -2870,13 +2884,27 @@
                 <w:rFonts w:cstheme="minorHAnsi"/>
                 <w:i/>
               </w:rPr>
-              <w:t>PUT /</w:t>
+              <w:t xml:space="preserve">PUT </w:t>
             </w:r>
             <w:r>
               <w:rPr>
                 <w:rFonts w:cstheme="minorHAnsi" w:hint="eastAsia"/>
                 <w:i/>
               </w:rPr>
+              <w:t>/</w:t>
+            </w:r>
+            <w:r>
+              <w:rPr>
+                <w:rFonts w:cstheme="minorHAnsi"/>
+                <w:i/>
+              </w:rPr>
+              <w:t>s3/</w:t>
+            </w:r>
+            <w:r>
+              <w:rPr>
+                <w:rFonts w:cstheme="minorHAnsi" w:hint="eastAsia"/>
+                <w:i/>
+              </w:rPr>
               <w:t>{</w:t>
             </w:r>
             <w:r>
@@ -2914,7 +2942,21 @@
                 <w:rFonts w:cstheme="minorHAnsi"/>
                 <w:i/>
               </w:rPr>
-              <w:t xml:space="preserve">Host:sequoia.s3.com </w:t>
+              <w:t>Host:sequoia.s3.com</w:t>
+            </w:r>
+            <w:r>
+              <w:rPr>
+                <w:rFonts w:cstheme="minorHAnsi"/>
+                <w:i/>
+              </w:rPr>
+              <w:t>/s3</w:t>
+            </w:r>
+            <w:r>
+              <w:rPr>
+                <w:rFonts w:cstheme="minorHAnsi"/>
+                <w:i/>
+              </w:rPr>
+              <w:t xml:space="preserve"> </w:t>
             </w:r>
           </w:p>
           <w:p>
@@ -3278,6 +3320,13 @@
             </w:r>
             <w:r>
               <w:rPr>
+                <w:rFonts w:cstheme="minorHAnsi"/>
+                <w:i/>
+              </w:rPr>
+              <w:t>s3/</w:t>
+            </w:r>
+            <w:r>
+              <w:rPr>
                 <w:rFonts w:cstheme="minorHAnsi" w:hint="eastAsia"/>
                 <w:i/>
               </w:rPr>
@@ -3465,6 +3514,85 @@
         <w:ind w:left="0" w:firstLine="420"/>
       </w:pPr>
       <w:r>
+        <w:rPr>
+          <w:rFonts w:hint="eastAsia"/>
+        </w:rPr>
+        <w:t>返回状态码：</w:t>
+      </w:r>
+    </w:p>
+    <w:p>
+      <w:pPr>
+        <w:ind w:left="0" w:firstLine="420"/>
+      </w:pPr>
+      <w:r>
+        <w:rPr>
+          <w:rFonts w:hint="eastAsia"/>
+        </w:rPr>
+        <w:t>桶存在并且有权限访问，返回</w:t>
+      </w:r>
+      <w:r>
+        <w:rPr>
+          <w:rFonts w:hint="eastAsia"/>
+        </w:rPr>
+        <w:t>200</w:t>
+      </w:r>
+      <w:r>
+        <w:t xml:space="preserve"> ok .</w:t>
+      </w:r>
+    </w:p>
+    <w:p>
+      <w:pPr>
+        <w:ind w:left="0" w:firstLine="420"/>
+      </w:pPr>
+      <w:r>
+        <w:rPr>
+          <w:rFonts w:hint="eastAsia"/>
+        </w:rPr>
+        <w:t>当桶不存在，返回</w:t>
+      </w:r>
+      <w:r>
+        <w:rPr>
+          <w:rFonts w:hint="eastAsia"/>
+        </w:rPr>
+        <w:t>404</w:t>
+      </w:r>
+      <w:r>
+        <w:t xml:space="preserve"> Not Found .</w:t>
+      </w:r>
+    </w:p>
+    <w:p>
+      <w:pPr>
+        <w:ind w:left="0" w:firstLine="420"/>
+      </w:pPr>
+      <w:r>
+        <w:rPr>
+          <w:rFonts w:hint="eastAsia"/>
+        </w:rPr>
+        <w:t>当桶存在，但无权限访问（目前尚未做权限控制，用户均无权限访问其他用户创建的桶），返回</w:t>
+      </w:r>
+      <w:r>
+        <w:rPr>
+          <w:rFonts w:hint="eastAsia"/>
+        </w:rPr>
+        <w:t>403</w:t>
+      </w:r>
+      <w:r>
+        <w:t xml:space="preserve"> Forbidden.</w:t>
+      </w:r>
+    </w:p>
+    <w:p>
+      <w:pPr>
+        <w:ind w:left="0" w:firstLine="420"/>
+        <w:rPr>
+          <w:rFonts w:hint="eastAsia"/>
+        </w:rPr>
+      </w:pPr>
+    </w:p>
+    <w:p>
+      <w:pPr>
+        <w:ind w:left="0" w:firstLine="420"/>
+      </w:pPr>
+      <w:r>
         <w:t>Request Headers</w:t>
       </w:r>
       <w:r>
@@ -3504,9 +3632,6 @@
     <w:p>
       <w:pPr>
         <w:ind w:left="0" w:firstLine="420"/>
-        <w:rPr>
-          <w:rFonts w:hint="eastAsia"/>
-        </w:rPr>
       </w:pPr>
     </w:p>
     <w:p>
@@ -3628,6 +3753,7 @@
               <w:ind w:left="0"/>
             </w:pPr>
             <w:r>
+              <w:lastRenderedPageBreak/>
               <w:t>x-amz-</w:t>
             </w:r>
             <w:r>
@@ -3714,112 +3840,258 @@
         <w:ind w:left="0" w:firstLine="420"/>
         <w:rPr>
           <w:rStyle w:val="ad"/>
-          <w:rFonts w:hint="eastAsia"/>
-        </w:rPr>
-      </w:pPr>
-    </w:p>
+        </w:rPr>
+      </w:pPr>
+    </w:p>
+    <w:p>
+      <w:pPr>
+        <w:rPr>
+          <w:rFonts w:hint="eastAsia"/>
+        </w:rPr>
+      </w:pPr>
+    </w:p>
+    <w:p>
+      <w:r>
+        <w:rPr>
+          <w:rFonts w:hint="eastAsia"/>
+        </w:rPr>
+        <w:t>请求样例：</w:t>
+      </w:r>
+    </w:p>
+    <w:tbl>
+      <w:tblPr>
+        <w:tblStyle w:val="a9"/>
+        <w:tblW w:w="0" w:type="auto"/>
+        <w:tblInd w:w="340" w:type="dxa"/>
+        <w:tblLook w:val="04A0" w:firstRow="1" w:lastRow="0" w:firstColumn="1" w:lastColumn="0" w:noHBand="0" w:noVBand="1"/>
+      </w:tblPr>
+      <w:tblGrid>
+        <w:gridCol w:w="7956"/>
+      </w:tblGrid>
+      <w:tr>
+        <w:tc>
+          <w:tcPr>
+            <w:tcW w:w="8296" w:type="dxa"/>
+          </w:tcPr>
+          <w:p>
+            <w:pPr>
+              <w:ind w:left="0"/>
+              <w:rPr>
+                <w:i/>
+              </w:rPr>
+            </w:pPr>
+            <w:r>
+              <w:rPr>
+                <w:i/>
+              </w:rPr>
+              <w:t>HEAD</w:t>
+            </w:r>
+            <w:r>
+              <w:rPr>
+                <w:i/>
+              </w:rPr>
+              <w:t xml:space="preserve"> /</w:t>
+            </w:r>
+            <w:r>
+              <w:rPr>
+                <w:i/>
+              </w:rPr>
+              <w:t>s3/</w:t>
+            </w:r>
+            <w:r>
+              <w:rPr>
+                <w:rFonts w:cstheme="minorHAnsi" w:hint="eastAsia"/>
+                <w:i/>
+              </w:rPr>
+              <w:t>{</w:t>
+            </w:r>
+            <w:r>
+              <w:rPr>
+                <w:rFonts w:cstheme="minorHAnsi"/>
+                <w:i/>
+              </w:rPr>
+              <w:t>bucket</w:t>
+            </w:r>
+            <w:r>
+              <w:rPr>
+                <w:rFonts w:cstheme="minorHAnsi" w:hint="eastAsia"/>
+                <w:i/>
+              </w:rPr>
+              <w:t>}</w:t>
+            </w:r>
+            <w:r>
+              <w:rPr>
+                <w:i/>
+              </w:rPr>
+              <w:t>/</w:t>
+            </w:r>
+            <w:r>
+              <w:rPr>
+                <w:i/>
+              </w:rPr>
+              <w:t xml:space="preserve"> HTTP/1.1 </w:t>
+            </w:r>
+          </w:p>
+          <w:p>
+            <w:pPr>
+              <w:ind w:left="0"/>
+              <w:rPr>
+                <w:i/>
+              </w:rPr>
+            </w:pPr>
+            <w:r>
+              <w:rPr>
+                <w:i/>
+              </w:rPr>
+              <w:t>Host:</w:t>
+            </w:r>
+            <w:r>
+              <w:rPr>
+                <w:rFonts w:hint="eastAsia"/>
+                <w:i/>
+              </w:rPr>
+              <w:t>sequoia.</w:t>
+            </w:r>
+            <w:r>
+              <w:rPr>
+                <w:i/>
+              </w:rPr>
+              <w:t>s3.com</w:t>
+            </w:r>
+            <w:r>
+              <w:rPr>
+                <w:i/>
+              </w:rPr>
+              <w:t xml:space="preserve"> </w:t>
+            </w:r>
+          </w:p>
+          <w:p>
+            <w:pPr>
+              <w:ind w:left="0"/>
+              <w:rPr>
+                <w:i/>
+              </w:rPr>
+            </w:pPr>
+            <w:r>
+              <w:rPr>
+                <w:i/>
+              </w:rPr>
+              <w:t xml:space="preserve">Date: Wed, 01 Mar  2006 12:00:00 GMT </w:t>
+            </w:r>
+          </w:p>
+          <w:p>
+            <w:pPr>
+              <w:ind w:left="0"/>
+              <w:rPr>
+                <w:i/>
+              </w:rPr>
+            </w:pPr>
+            <w:r>
+              <w:rPr>
+                <w:i/>
+              </w:rPr>
+              <w:t xml:space="preserve">Authorization: authorization string </w:t>
+            </w:r>
+          </w:p>
+          <w:p>
+            <w:pPr>
+              <w:ind w:left="0"/>
+              <w:rPr>
+                <w:i/>
+              </w:rPr>
+            </w:pPr>
+            <w:r>
+              <w:rPr>
+                <w:i/>
+              </w:rPr>
+              <w:t xml:space="preserve">Content-Type: text/plain </w:t>
+            </w:r>
+          </w:p>
+          <w:p>
+            <w:pPr>
+              <w:ind w:left="0"/>
+              <w:rPr>
+                <w:i/>
+              </w:rPr>
+            </w:pPr>
+            <w:r>
+              <w:rPr>
+                <w:i/>
+              </w:rPr>
+              <w:t>Content-Length: xxx</w:t>
+            </w:r>
+          </w:p>
+          <w:p>
+            <w:pPr>
+              <w:ind w:left="0"/>
+              <w:rPr>
+                <w:rFonts w:hint="eastAsia"/>
+              </w:rPr>
+            </w:pPr>
+            <w:r>
+              <w:t xml:space="preserve"> </w:t>
+            </w:r>
+          </w:p>
+        </w:tc>
+      </w:tr>
+    </w:tbl>
+    <w:p/>
+    <w:p>
+      <w:r>
+        <w:rPr>
+          <w:rFonts w:hint="eastAsia"/>
+        </w:rPr>
+        <w:t>响应样例：</w:t>
+      </w:r>
+    </w:p>
+    <w:tbl>
+      <w:tblPr>
+        <w:tblStyle w:val="a9"/>
+        <w:tblW w:w="0" w:type="auto"/>
+        <w:tblInd w:w="340" w:type="dxa"/>
+        <w:tblLook w:val="04A0" w:firstRow="1" w:lastRow="0" w:firstColumn="1" w:lastColumn="0" w:noHBand="0" w:noVBand="1"/>
+      </w:tblPr>
+      <w:tblGrid>
+        <w:gridCol w:w="7956"/>
+      </w:tblGrid>
+      <w:tr>
+        <w:tc>
+          <w:tcPr>
+            <w:tcW w:w="8296" w:type="dxa"/>
+          </w:tcPr>
+          <w:p>
+            <w:pPr>
+              <w:ind w:left="0"/>
+              <w:rPr>
+                <w:i/>
+              </w:rPr>
+            </w:pPr>
+            <w:r>
+              <w:rPr>
+                <w:i/>
+              </w:rPr>
+              <w:t xml:space="preserve">HTTP/1.1 200 OK </w:t>
+            </w:r>
+          </w:p>
+          <w:p>
+            <w:pPr>
+              <w:ind w:left="0"/>
+            </w:pPr>
+            <w:r>
+              <w:rPr>
+                <w:i/>
+              </w:rPr>
+              <w:t>Date: Wed, 01 Mar  2006 12:00:00 GMT</w:t>
+            </w:r>
+          </w:p>
+        </w:tc>
+      </w:tr>
+    </w:tbl>
+    <w:p/>
     <w:p>
       <w:pPr>
         <w:ind w:left="0" w:firstLine="420"/>
-        <w:rPr>
-          <w:rStyle w:val="ad"/>
-          <w:rFonts w:hint="eastAsia"/>
-        </w:rPr>
-      </w:pPr>
-    </w:p>
-    <w:p>
-      <w:pPr>
-        <w:ind w:left="0" w:firstLine="420"/>
-      </w:pPr>
-      <w:r>
-        <w:rPr>
-          <w:rFonts w:hint="eastAsia"/>
-        </w:rPr>
-        <w:t>无响应</w:t>
-      </w:r>
-      <w:r>
-        <w:rPr>
-          <w:rFonts w:hint="eastAsia"/>
-        </w:rPr>
-        <w:t>body</w:t>
-      </w:r>
-    </w:p>
-    <w:p>
-      <w:pPr>
-        <w:ind w:left="0" w:firstLine="420"/>
-      </w:pPr>
-    </w:p>
-    <w:p>
-      <w:pPr>
-        <w:ind w:left="0" w:firstLine="420"/>
-      </w:pPr>
-      <w:r>
-        <w:rPr>
-          <w:rFonts w:hint="eastAsia"/>
-        </w:rPr>
-        <w:t>返回状态码：</w:t>
-      </w:r>
-    </w:p>
-    <w:p>
-      <w:pPr>
-        <w:ind w:left="0" w:firstLine="420"/>
-      </w:pPr>
-      <w:r>
-        <w:rPr>
-          <w:rFonts w:hint="eastAsia"/>
-        </w:rPr>
-        <w:lastRenderedPageBreak/>
-        <w:t>桶存在并且有权限访问，返回</w:t>
-      </w:r>
-      <w:r>
-        <w:rPr>
-          <w:rFonts w:hint="eastAsia"/>
-        </w:rPr>
-        <w:t>200</w:t>
-      </w:r>
-      <w:r>
-        <w:t xml:space="preserve"> ok .</w:t>
-      </w:r>
-    </w:p>
-    <w:p>
-      <w:pPr>
-        <w:ind w:left="0" w:firstLine="420"/>
-      </w:pPr>
-      <w:r>
-        <w:rPr>
-          <w:rFonts w:hint="eastAsia"/>
-        </w:rPr>
-        <w:t>当桶不存在，返回</w:t>
-      </w:r>
-      <w:r>
-        <w:rPr>
-          <w:rFonts w:hint="eastAsia"/>
-        </w:rPr>
-        <w:t>404</w:t>
-      </w:r>
-      <w:r>
-        <w:t xml:space="preserve"> Not Found .</w:t>
-      </w:r>
-    </w:p>
-    <w:p>
-      <w:pPr>
-        <w:ind w:left="0" w:firstLine="420"/>
-      </w:pPr>
-      <w:r>
-        <w:rPr>
-          <w:rFonts w:hint="eastAsia"/>
-        </w:rPr>
-        <w:t>当桶存在，但无权限访问（目前尚未做权限控制，用户均无权限访问其他用户创建的桶），返回</w:t>
-      </w:r>
-      <w:r>
-        <w:rPr>
-          <w:rFonts w:hint="eastAsia"/>
-        </w:rPr>
-        <w:t>403</w:t>
-      </w:r>
-      <w:r>
-        <w:t xml:space="preserve"> Forbidden.</w:t>
-      </w:r>
+      </w:pPr>
     </w:p>
     <w:p>
       <w:pPr>
@@ -4219,10 +4491,7 @@
         <w:t>。</w:t>
       </w:r>
     </w:p>
-    <w:p>
-      <w:bookmarkStart w:id="3" w:name="_GoBack"/>
-      <w:bookmarkEnd w:id="3"/>
-    </w:p>
+    <w:p/>
     <w:p>
       <w:r>
         <w:rPr>
@@ -4261,6 +4530,12 @@
             </w:r>
             <w:r>
               <w:rPr>
+                <w:i/>
+              </w:rPr>
+              <w:t>s3/</w:t>
+            </w:r>
+            <w:r>
+              <w:rPr>
                 <w:rFonts w:cstheme="minorHAnsi" w:hint="eastAsia"/>
                 <w:i/>
               </w:rPr>
@@ -4401,6 +4676,7 @@
               <w:rPr>
                 <w:i/>
               </w:rPr>
+              <w:lastRenderedPageBreak/>
               <w:t>&lt;VersioningConfiguration&gt;</w:t>
             </w:r>
           </w:p>
@@ -4852,6 +5128,12 @@
             </w:r>
             <w:r>
               <w:rPr>
+                <w:i/>
+              </w:rPr>
+              <w:t>s3/</w:t>
+            </w:r>
+            <w:r>
+              <w:rPr>
                 <w:rFonts w:cstheme="minorHAnsi" w:hint="eastAsia"/>
                 <w:i/>
               </w:rPr>
@@ -5097,6 +5379,7 @@
         <w:rPr>
           <w:rFonts w:hint="eastAsia"/>
         </w:rPr>
+        <w:lastRenderedPageBreak/>
         <w:t>响应样例（从未打开或禁用过版本控制开关）：</w:t>
       </w:r>
     </w:p>
@@ -5135,6 +5418,1475 @@
     <w:p/>
     <w:p>
       <w:pPr>
+        <w:pStyle w:val="3"/>
+        <w:ind w:left="210"/>
+      </w:pPr>
+      <w:r>
+        <w:rPr>
+          <w:rFonts w:hint="eastAsia"/>
+        </w:rPr>
+        <w:t>PUT Bucket delimiter</w:t>
+      </w:r>
+      <w:r>
+        <w:t xml:space="preserve">  </w:t>
+      </w:r>
+    </w:p>
+    <w:p>
+      <w:pPr>
+        <w:ind w:left="0" w:firstLineChars="200" w:firstLine="420"/>
+      </w:pPr>
+      <w:r>
+        <w:t>Request Headers</w:t>
+      </w:r>
+      <w:r>
+        <w:rPr>
+          <w:rFonts w:hint="eastAsia"/>
+        </w:rPr>
+        <w:t>：无特殊</w:t>
+      </w:r>
+      <w:r>
+        <w:rPr>
+          <w:rFonts w:hint="eastAsia"/>
+        </w:rPr>
+        <w:t>Header</w:t>
+      </w:r>
+      <w:r>
+        <w:rPr>
+          <w:rFonts w:hint="eastAsia"/>
+        </w:rPr>
+        <w:t>，参考</w:t>
+      </w:r>
+      <w:hyperlink w:anchor="_公共头部" w:history="1">
+        <w:r>
+          <w:rPr>
+            <w:rStyle w:val="ad"/>
+            <w:rFonts w:hint="eastAsia"/>
+          </w:rPr>
+          <w:t>公共头部</w:t>
+        </w:r>
+      </w:hyperlink>
+      <w:r>
+        <w:rPr>
+          <w:rFonts w:hint="eastAsia"/>
+        </w:rPr>
+        <w:t>。</w:t>
+      </w:r>
+    </w:p>
+    <w:p>
+      <w:pPr>
+        <w:ind w:left="0" w:firstLineChars="200" w:firstLine="420"/>
+      </w:pPr>
+    </w:p>
+    <w:p>
+      <w:pPr>
+        <w:ind w:left="0" w:firstLineChars="200" w:firstLine="420"/>
+      </w:pPr>
+      <w:r>
+        <w:rPr>
+          <w:rFonts w:hint="eastAsia"/>
+        </w:rPr>
+        <w:t>Request</w:t>
+      </w:r>
+      <w:r>
+        <w:t xml:space="preserve"> </w:t>
+      </w:r>
+      <w:r>
+        <w:rPr>
+          <w:rFonts w:hint="eastAsia"/>
+        </w:rPr>
+        <w:t>body</w:t>
+      </w:r>
+      <w:r>
+        <w:rPr>
+          <w:rFonts w:hint="eastAsia"/>
+        </w:rPr>
+        <w:t>：</w:t>
+      </w:r>
+    </w:p>
+    <w:tbl>
+      <w:tblPr>
+        <w:tblStyle w:val="a9"/>
+        <w:tblW w:w="0" w:type="auto"/>
+        <w:tblInd w:w="357" w:type="dxa"/>
+        <w:tblLook w:val="04A0" w:firstRow="1" w:lastRow="0" w:firstColumn="1" w:lastColumn="0" w:noHBand="0" w:noVBand="1"/>
+      </w:tblPr>
+      <w:tblGrid>
+        <w:gridCol w:w="2169"/>
+        <w:gridCol w:w="4464"/>
+        <w:gridCol w:w="1306"/>
+      </w:tblGrid>
+      <w:tr>
+        <w:trPr>
+          <w:trHeight w:val="489"/>
+        </w:trPr>
+        <w:tc>
+          <w:tcPr>
+            <w:tcW w:w="2169" w:type="dxa"/>
+            <w:shd w:val="clear" w:color="auto" w:fill="DAEEF3" w:themeFill="accent5" w:themeFillTint="33"/>
+          </w:tcPr>
+          <w:p>
+            <w:pPr>
+              <w:ind w:left="0"/>
+            </w:pPr>
+            <w:r>
+              <w:rPr>
+                <w:rFonts w:hint="eastAsia"/>
+                <w:b/>
+              </w:rPr>
+              <w:t>Name</w:t>
+            </w:r>
+          </w:p>
+        </w:tc>
+        <w:tc>
+          <w:tcPr>
+            <w:tcW w:w="4464" w:type="dxa"/>
+            <w:shd w:val="clear" w:color="auto" w:fill="DAEEF3" w:themeFill="accent5" w:themeFillTint="33"/>
+          </w:tcPr>
+          <w:p>
+            <w:pPr>
+              <w:ind w:left="0"/>
+            </w:pPr>
+            <w:r>
+              <w:rPr>
+                <w:rFonts w:hint="eastAsia"/>
+                <w:b/>
+              </w:rPr>
+              <w:t>Description</w:t>
+            </w:r>
+          </w:p>
+        </w:tc>
+        <w:tc>
+          <w:tcPr>
+            <w:tcW w:w="1306" w:type="dxa"/>
+            <w:shd w:val="clear" w:color="auto" w:fill="DAEEF3" w:themeFill="accent5" w:themeFillTint="33"/>
+          </w:tcPr>
+          <w:p>
+            <w:pPr>
+              <w:ind w:left="0"/>
+            </w:pPr>
+            <w:r>
+              <w:rPr>
+                <w:b/>
+              </w:rPr>
+              <w:t>Required</w:t>
+            </w:r>
+          </w:p>
+        </w:tc>
+      </w:tr>
+      <w:tr>
+        <w:trPr>
+          <w:trHeight w:val="489"/>
+        </w:trPr>
+        <w:tc>
+          <w:tcPr>
+            <w:tcW w:w="2169" w:type="dxa"/>
+          </w:tcPr>
+          <w:p>
+            <w:pPr>
+              <w:ind w:left="0"/>
+            </w:pPr>
+            <w:r>
+              <w:rPr>
+                <w:rFonts w:cstheme="minorHAnsi"/>
+              </w:rPr>
+              <w:t>Delimiter</w:t>
+            </w:r>
+            <w:r>
+              <w:rPr>
+                <w:rFonts w:cstheme="minorHAnsi"/>
+              </w:rPr>
+              <w:t>Configuration</w:t>
+            </w:r>
+          </w:p>
+        </w:tc>
+        <w:tc>
+          <w:tcPr>
+            <w:tcW w:w="4464" w:type="dxa"/>
+          </w:tcPr>
+          <w:p>
+            <w:pPr>
+              <w:ind w:left="0"/>
+              <w:rPr>
+                <w:rFonts w:cstheme="minorHAnsi"/>
+              </w:rPr>
+            </w:pPr>
+            <w:r>
+              <w:rPr>
+                <w:rFonts w:cstheme="minorHAnsi"/>
+              </w:rPr>
+              <w:t>Container for the bucket delimiter.</w:t>
+            </w:r>
+          </w:p>
+          <w:p>
+            <w:pPr>
+              <w:ind w:left="0"/>
+              <w:rPr>
+                <w:rFonts w:cstheme="minorHAnsi"/>
+              </w:rPr>
+            </w:pPr>
+            <w:r>
+              <w:rPr>
+                <w:rFonts w:cstheme="minorHAnsi"/>
+              </w:rPr>
+              <w:t>Type: Container</w:t>
+            </w:r>
+          </w:p>
+          <w:p>
+            <w:pPr>
+              <w:ind w:left="0"/>
+              <w:rPr>
+                <w:rFonts w:cstheme="minorHAnsi"/>
+              </w:rPr>
+            </w:pPr>
+            <w:r>
+              <w:rPr>
+                <w:rFonts w:cstheme="minorHAnsi"/>
+              </w:rPr>
+              <w:t>Children: Delimiter</w:t>
+            </w:r>
+          </w:p>
+          <w:p>
+            <w:pPr>
+              <w:ind w:left="0"/>
+            </w:pPr>
+            <w:r>
+              <w:rPr>
+                <w:rFonts w:cstheme="minorHAnsi"/>
+              </w:rPr>
+              <w:t>Ancestor: None</w:t>
+            </w:r>
+          </w:p>
+        </w:tc>
+        <w:tc>
+          <w:tcPr>
+            <w:tcW w:w="1306" w:type="dxa"/>
+          </w:tcPr>
+          <w:p>
+            <w:pPr>
+              <w:ind w:left="0"/>
+            </w:pPr>
+            <w:r>
+              <w:rPr>
+                <w:rFonts w:hint="eastAsia"/>
+              </w:rPr>
+              <w:t>No</w:t>
+            </w:r>
+          </w:p>
+        </w:tc>
+      </w:tr>
+      <w:tr>
+        <w:trPr>
+          <w:trHeight w:val="555"/>
+        </w:trPr>
+        <w:tc>
+          <w:tcPr>
+            <w:tcW w:w="2169" w:type="dxa"/>
+          </w:tcPr>
+          <w:p>
+            <w:pPr>
+              <w:ind w:left="0"/>
+            </w:pPr>
+            <w:r>
+              <w:rPr>
+                <w:rFonts w:cstheme="minorHAnsi"/>
+              </w:rPr>
+              <w:t>Delimiter</w:t>
+            </w:r>
+          </w:p>
+        </w:tc>
+        <w:tc>
+          <w:tcPr>
+            <w:tcW w:w="4464" w:type="dxa"/>
+          </w:tcPr>
+          <w:p>
+            <w:pPr>
+              <w:ind w:left="0"/>
+              <w:rPr>
+                <w:rFonts w:cstheme="minorHAnsi"/>
+              </w:rPr>
+            </w:pPr>
+            <w:r>
+              <w:rPr>
+                <w:rFonts w:cstheme="minorHAnsi"/>
+              </w:rPr>
+              <w:t xml:space="preserve">The delimiter of the bucket. </w:t>
+            </w:r>
+          </w:p>
+          <w:p>
+            <w:pPr>
+              <w:ind w:left="0"/>
+              <w:rPr>
+                <w:rFonts w:cstheme="minorHAnsi"/>
+              </w:rPr>
+            </w:pPr>
+            <w:r>
+              <w:rPr>
+                <w:rFonts w:cstheme="minorHAnsi"/>
+              </w:rPr>
+              <w:t>Type: Container</w:t>
+            </w:r>
+          </w:p>
+          <w:p>
+            <w:pPr>
+              <w:ind w:left="0"/>
+            </w:pPr>
+            <w:r>
+              <w:rPr>
+                <w:rFonts w:cstheme="minorHAnsi"/>
+              </w:rPr>
+              <w:t>Ancestor: Delimiter</w:t>
+            </w:r>
+            <w:r>
+              <w:rPr>
+                <w:rFonts w:cstheme="minorHAnsi"/>
+              </w:rPr>
+              <w:t>Configuration</w:t>
+            </w:r>
+          </w:p>
+        </w:tc>
+        <w:tc>
+          <w:tcPr>
+            <w:tcW w:w="1306" w:type="dxa"/>
+          </w:tcPr>
+          <w:p>
+            <w:pPr>
+              <w:ind w:left="0"/>
+            </w:pPr>
+            <w:r>
+              <w:t>Yes</w:t>
+            </w:r>
+          </w:p>
+        </w:tc>
+      </w:tr>
+    </w:tbl>
+    <w:p/>
+    <w:p>
+      <w:pPr>
+        <w:ind w:left="0" w:firstLineChars="200" w:firstLine="420"/>
+      </w:pPr>
+      <w:r>
+        <w:rPr>
+          <w:rFonts w:hint="eastAsia"/>
+        </w:rPr>
+        <w:t>Response</w:t>
+      </w:r>
+      <w:r>
+        <w:t xml:space="preserve"> </w:t>
+      </w:r>
+      <w:r>
+        <w:rPr>
+          <w:rFonts w:hint="eastAsia"/>
+        </w:rPr>
+        <w:t>header</w:t>
+      </w:r>
+      <w:r>
+        <w:rPr>
+          <w:rFonts w:hint="eastAsia"/>
+        </w:rPr>
+        <w:t>无特殊</w:t>
+      </w:r>
+      <w:r>
+        <w:rPr>
+          <w:rFonts w:hint="eastAsia"/>
+        </w:rPr>
+        <w:t>Header</w:t>
+      </w:r>
+      <w:r>
+        <w:rPr>
+          <w:rFonts w:hint="eastAsia"/>
+        </w:rPr>
+        <w:t>，参考</w:t>
+      </w:r>
+      <w:hyperlink w:anchor="_公共头部" w:history="1">
+        <w:r>
+          <w:rPr>
+            <w:rStyle w:val="ad"/>
+            <w:rFonts w:hint="eastAsia"/>
+          </w:rPr>
+          <w:t>公共头部</w:t>
+        </w:r>
+      </w:hyperlink>
+      <w:r>
+        <w:rPr>
+          <w:rStyle w:val="ad"/>
+          <w:rFonts w:hint="eastAsia"/>
+        </w:rPr>
+        <w:t>。</w:t>
+      </w:r>
+    </w:p>
+    <w:p/>
+    <w:p>
+      <w:r>
+        <w:rPr>
+          <w:rFonts w:hint="eastAsia"/>
+        </w:rPr>
+        <w:t>请求样例：</w:t>
+      </w:r>
+    </w:p>
+    <w:tbl>
+      <w:tblPr>
+        <w:tblStyle w:val="a9"/>
+        <w:tblW w:w="0" w:type="auto"/>
+        <w:tblInd w:w="340" w:type="dxa"/>
+        <w:tblLook w:val="04A0" w:firstRow="1" w:lastRow="0" w:firstColumn="1" w:lastColumn="0" w:noHBand="0" w:noVBand="1"/>
+      </w:tblPr>
+      <w:tblGrid>
+        <w:gridCol w:w="7956"/>
+      </w:tblGrid>
+      <w:tr>
+        <w:tc>
+          <w:tcPr>
+            <w:tcW w:w="8296" w:type="dxa"/>
+          </w:tcPr>
+          <w:p>
+            <w:pPr>
+              <w:ind w:left="0"/>
+              <w:rPr>
+                <w:i/>
+              </w:rPr>
+            </w:pPr>
+            <w:r>
+              <w:rPr>
+                <w:i/>
+              </w:rPr>
+              <w:t>PUT /</w:t>
+            </w:r>
+            <w:r>
+              <w:rPr>
+                <w:i/>
+              </w:rPr>
+              <w:t>s3/</w:t>
+            </w:r>
+            <w:r>
+              <w:rPr>
+                <w:rFonts w:cstheme="minorHAnsi" w:hint="eastAsia"/>
+                <w:i/>
+              </w:rPr>
+              <w:t>{</w:t>
+            </w:r>
+            <w:r>
+              <w:rPr>
+                <w:rFonts w:cstheme="minorHAnsi"/>
+                <w:i/>
+              </w:rPr>
+              <w:t>bucket</w:t>
+            </w:r>
+            <w:r>
+              <w:rPr>
+                <w:rFonts w:cstheme="minorHAnsi" w:hint="eastAsia"/>
+                <w:i/>
+              </w:rPr>
+              <w:t>}</w:t>
+            </w:r>
+            <w:r>
+              <w:rPr>
+                <w:i/>
+              </w:rPr>
+              <w:t>/</w:t>
+            </w:r>
+            <w:r>
+              <w:rPr>
+                <w:i/>
+              </w:rPr>
+              <w:t>?</w:t>
+            </w:r>
+            <w:r>
+              <w:rPr>
+                <w:i/>
+              </w:rPr>
+              <w:t>delimiter</w:t>
+            </w:r>
+            <w:r>
+              <w:rPr>
+                <w:i/>
+              </w:rPr>
+              <w:t xml:space="preserve"> HTTP/1.1 </w:t>
+            </w:r>
+          </w:p>
+          <w:p>
+            <w:pPr>
+              <w:ind w:left="0"/>
+              <w:rPr>
+                <w:i/>
+              </w:rPr>
+            </w:pPr>
+            <w:r>
+              <w:rPr>
+                <w:i/>
+              </w:rPr>
+              <w:t>Host:</w:t>
+            </w:r>
+            <w:r>
+              <w:rPr>
+                <w:rFonts w:hint="eastAsia"/>
+                <w:i/>
+              </w:rPr>
+              <w:t>sequoia.</w:t>
+            </w:r>
+            <w:r>
+              <w:rPr>
+                <w:i/>
+              </w:rPr>
+              <w:t>s3.com</w:t>
+            </w:r>
+            <w:r>
+              <w:rPr>
+                <w:i/>
+              </w:rPr>
+              <w:t xml:space="preserve"> </w:t>
+            </w:r>
+          </w:p>
+          <w:p>
+            <w:pPr>
+              <w:ind w:left="0"/>
+              <w:rPr>
+                <w:i/>
+              </w:rPr>
+            </w:pPr>
+            <w:r>
+              <w:rPr>
+                <w:i/>
+              </w:rPr>
+              <w:t xml:space="preserve">Date: Wed, 01 Mar  2006 12:00:00 GMT </w:t>
+            </w:r>
+          </w:p>
+          <w:p>
+            <w:pPr>
+              <w:ind w:left="0"/>
+              <w:rPr>
+                <w:i/>
+              </w:rPr>
+            </w:pPr>
+            <w:r>
+              <w:rPr>
+                <w:i/>
+              </w:rPr>
+              <w:t xml:space="preserve">Authorization: authorization string </w:t>
+            </w:r>
+          </w:p>
+          <w:p>
+            <w:pPr>
+              <w:ind w:left="0"/>
+              <w:rPr>
+                <w:i/>
+              </w:rPr>
+            </w:pPr>
+            <w:r>
+              <w:rPr>
+                <w:i/>
+              </w:rPr>
+              <w:t xml:space="preserve">Content-Type: text/plain </w:t>
+            </w:r>
+          </w:p>
+          <w:p>
+            <w:pPr>
+              <w:ind w:left="0"/>
+              <w:rPr>
+                <w:i/>
+              </w:rPr>
+            </w:pPr>
+            <w:r>
+              <w:rPr>
+                <w:i/>
+              </w:rPr>
+              <w:t xml:space="preserve">Content-Length: </w:t>
+            </w:r>
+            <w:r>
+              <w:rPr>
+                <w:i/>
+              </w:rPr>
+              <w:t>xxx</w:t>
+            </w:r>
+          </w:p>
+          <w:p>
+            <w:pPr>
+              <w:ind w:left="0"/>
+              <w:rPr>
+                <w:i/>
+              </w:rPr>
+            </w:pPr>
+          </w:p>
+          <w:p>
+            <w:pPr>
+              <w:ind w:left="0"/>
+              <w:rPr>
+                <w:rFonts w:cstheme="minorHAnsi"/>
+                <w:i/>
+              </w:rPr>
+            </w:pPr>
+            <w:r>
+              <w:rPr>
+                <w:rFonts w:cstheme="minorHAnsi"/>
+                <w:i/>
+              </w:rPr>
+              <w:t>&lt;</w:t>
+            </w:r>
+            <w:r>
+              <w:rPr>
+                <w:rFonts w:cstheme="minorHAnsi"/>
+              </w:rPr>
+              <w:t>Delimiter</w:t>
+            </w:r>
+            <w:r>
+              <w:rPr>
+                <w:rFonts w:cstheme="minorHAnsi"/>
+              </w:rPr>
+              <w:t>Configuration</w:t>
+            </w:r>
+            <w:r>
+              <w:rPr>
+                <w:rFonts w:cstheme="minorHAnsi"/>
+                <w:i/>
+              </w:rPr>
+              <w:t>&gt;</w:t>
+            </w:r>
+          </w:p>
+          <w:p>
+            <w:pPr>
+              <w:ind w:left="0"/>
+              <w:rPr>
+                <w:rFonts w:cstheme="minorHAnsi"/>
+                <w:i/>
+              </w:rPr>
+            </w:pPr>
+            <w:r>
+              <w:rPr>
+                <w:rFonts w:cstheme="minorHAnsi"/>
+                <w:i/>
+              </w:rPr>
+              <w:t xml:space="preserve">  &lt;</w:t>
+            </w:r>
+            <w:r>
+              <w:rPr>
+                <w:rFonts w:cstheme="minorHAnsi"/>
+              </w:rPr>
+              <w:t xml:space="preserve"> Delimiter</w:t>
+            </w:r>
+            <w:r>
+              <w:rPr>
+                <w:rFonts w:cstheme="minorHAnsi"/>
+                <w:i/>
+              </w:rPr>
+              <w:t xml:space="preserve"> &gt;/&lt;/</w:t>
+            </w:r>
+            <w:r>
+              <w:rPr>
+                <w:rFonts w:cstheme="minorHAnsi"/>
+              </w:rPr>
+              <w:t xml:space="preserve"> Delimiter</w:t>
+            </w:r>
+            <w:r>
+              <w:rPr>
+                <w:rFonts w:cstheme="minorHAnsi"/>
+                <w:i/>
+              </w:rPr>
+              <w:t xml:space="preserve"> &gt; </w:t>
+            </w:r>
+          </w:p>
+          <w:p>
+            <w:pPr>
+              <w:ind w:left="0"/>
+              <w:rPr>
+                <w:i/>
+              </w:rPr>
+            </w:pPr>
+            <w:r>
+              <w:rPr>
+                <w:rFonts w:cstheme="minorHAnsi"/>
+                <w:i/>
+              </w:rPr>
+              <w:t>&lt;/</w:t>
+            </w:r>
+            <w:r>
+              <w:rPr>
+                <w:rFonts w:cstheme="minorHAnsi"/>
+              </w:rPr>
+              <w:t>Delimiter</w:t>
+            </w:r>
+            <w:r>
+              <w:rPr>
+                <w:rFonts w:cstheme="minorHAnsi"/>
+              </w:rPr>
+              <w:t>Configuration</w:t>
+            </w:r>
+            <w:r>
+              <w:rPr>
+                <w:rFonts w:cstheme="minorHAnsi"/>
+                <w:i/>
+              </w:rPr>
+              <w:t>&gt;</w:t>
+            </w:r>
+          </w:p>
+        </w:tc>
+      </w:tr>
+    </w:tbl>
+    <w:p/>
+    <w:p>
+      <w:r>
+        <w:rPr>
+          <w:rFonts w:hint="eastAsia"/>
+        </w:rPr>
+        <w:t>响应样例：</w:t>
+      </w:r>
+    </w:p>
+    <w:tbl>
+      <w:tblPr>
+        <w:tblStyle w:val="a9"/>
+        <w:tblW w:w="0" w:type="auto"/>
+        <w:tblInd w:w="340" w:type="dxa"/>
+        <w:tblLook w:val="04A0" w:firstRow="1" w:lastRow="0" w:firstColumn="1" w:lastColumn="0" w:noHBand="0" w:noVBand="1"/>
+      </w:tblPr>
+      <w:tblGrid>
+        <w:gridCol w:w="7956"/>
+      </w:tblGrid>
+      <w:tr>
+        <w:tc>
+          <w:tcPr>
+            <w:tcW w:w="8296" w:type="dxa"/>
+          </w:tcPr>
+          <w:p>
+            <w:pPr>
+              <w:ind w:left="0"/>
+              <w:rPr>
+                <w:i/>
+              </w:rPr>
+            </w:pPr>
+            <w:r>
+              <w:rPr>
+                <w:i/>
+              </w:rPr>
+              <w:t xml:space="preserve">HTTP/1.1 200 OK </w:t>
+            </w:r>
+          </w:p>
+          <w:p>
+            <w:pPr>
+              <w:ind w:left="0"/>
+            </w:pPr>
+            <w:r>
+              <w:rPr>
+                <w:i/>
+              </w:rPr>
+              <w:t>Date: Wed, 01 Mar  2006 12:00:00 GMT</w:t>
+            </w:r>
+          </w:p>
+        </w:tc>
+      </w:tr>
+    </w:tbl>
+    <w:p>
+      <w:pPr>
+        <w:ind w:left="0"/>
+      </w:pPr>
+    </w:p>
+    <w:p>
+      <w:pPr>
+        <w:pStyle w:val="3"/>
+        <w:ind w:left="210"/>
+      </w:pPr>
+      <w:bookmarkStart w:id="3" w:name="_GET_Bucket_delimiter"/>
+      <w:bookmarkEnd w:id="3"/>
+      <w:r>
+        <w:rPr>
+          <w:rFonts w:hint="eastAsia"/>
+        </w:rPr>
+        <w:t>GET Bucket delimiter</w:t>
+      </w:r>
+    </w:p>
+    <w:p>
+      <w:pPr>
+        <w:ind w:left="0" w:firstLineChars="200" w:firstLine="420"/>
+      </w:pPr>
+      <w:r>
+        <w:t>Request Headers</w:t>
+      </w:r>
+      <w:r>
+        <w:rPr>
+          <w:rFonts w:hint="eastAsia"/>
+        </w:rPr>
+        <w:t>：无特殊</w:t>
+      </w:r>
+      <w:r>
+        <w:rPr>
+          <w:rFonts w:hint="eastAsia"/>
+        </w:rPr>
+        <w:t>Header</w:t>
+      </w:r>
+      <w:r>
+        <w:rPr>
+          <w:rFonts w:hint="eastAsia"/>
+        </w:rPr>
+        <w:t>，参考</w:t>
+      </w:r>
+      <w:hyperlink w:anchor="_公共头部" w:history="1">
+        <w:r>
+          <w:rPr>
+            <w:rStyle w:val="ad"/>
+            <w:rFonts w:hint="eastAsia"/>
+          </w:rPr>
+          <w:t>公共头部</w:t>
+        </w:r>
+      </w:hyperlink>
+      <w:r>
+        <w:rPr>
+          <w:rFonts w:hint="eastAsia"/>
+        </w:rPr>
+        <w:t>。</w:t>
+      </w:r>
+    </w:p>
+    <w:p>
+      <w:pPr>
+        <w:ind w:left="0" w:firstLineChars="200" w:firstLine="420"/>
+      </w:pPr>
+    </w:p>
+    <w:p>
+      <w:pPr>
+        <w:ind w:left="0" w:firstLineChars="200" w:firstLine="420"/>
+        <w:rPr>
+          <w:rStyle w:val="ad"/>
+        </w:rPr>
+      </w:pPr>
+      <w:r>
+        <w:rPr>
+          <w:rFonts w:hint="eastAsia"/>
+        </w:rPr>
+        <w:t>Response</w:t>
+      </w:r>
+      <w:r>
+        <w:t xml:space="preserve"> </w:t>
+      </w:r>
+      <w:r>
+        <w:rPr>
+          <w:rFonts w:hint="eastAsia"/>
+        </w:rPr>
+        <w:t>header</w:t>
+      </w:r>
+      <w:r>
+        <w:rPr>
+          <w:rFonts w:hint="eastAsia"/>
+        </w:rPr>
+        <w:t>无特殊</w:t>
+      </w:r>
+      <w:r>
+        <w:rPr>
+          <w:rFonts w:hint="eastAsia"/>
+        </w:rPr>
+        <w:t>Header</w:t>
+      </w:r>
+      <w:r>
+        <w:rPr>
+          <w:rFonts w:hint="eastAsia"/>
+        </w:rPr>
+        <w:t>，参考</w:t>
+      </w:r>
+      <w:hyperlink w:anchor="_公共头部" w:history="1">
+        <w:r>
+          <w:rPr>
+            <w:rStyle w:val="ad"/>
+            <w:rFonts w:hint="eastAsia"/>
+          </w:rPr>
+          <w:t>公共头部</w:t>
+        </w:r>
+      </w:hyperlink>
+      <w:r>
+        <w:rPr>
+          <w:rStyle w:val="ad"/>
+          <w:rFonts w:hint="eastAsia"/>
+        </w:rPr>
+        <w:t>。</w:t>
+      </w:r>
+    </w:p>
+    <w:p>
+      <w:pPr>
+        <w:ind w:left="0" w:firstLineChars="200" w:firstLine="420"/>
+      </w:pPr>
+    </w:p>
+    <w:p>
+      <w:pPr>
+        <w:ind w:left="0" w:firstLineChars="200" w:firstLine="420"/>
+      </w:pPr>
+      <w:r>
+        <w:rPr>
+          <w:rFonts w:hint="eastAsia"/>
+        </w:rPr>
+        <w:t>Response</w:t>
+      </w:r>
+      <w:r>
+        <w:t xml:space="preserve"> </w:t>
+      </w:r>
+      <w:r>
+        <w:rPr>
+          <w:rFonts w:hint="eastAsia"/>
+        </w:rPr>
+        <w:t>element</w:t>
+      </w:r>
+      <w:r>
+        <w:t xml:space="preserve"> </w:t>
+      </w:r>
+      <w:r>
+        <w:rPr>
+          <w:rFonts w:hint="eastAsia"/>
+        </w:rPr>
+        <w:t>in</w:t>
+      </w:r>
+      <w:r>
+        <w:t xml:space="preserve"> </w:t>
+      </w:r>
+      <w:r>
+        <w:rPr>
+          <w:rFonts w:hint="eastAsia"/>
+        </w:rPr>
+        <w:t>body</w:t>
+      </w:r>
+      <w:r>
+        <w:rPr>
+          <w:rFonts w:hint="eastAsia"/>
+        </w:rPr>
+        <w:t>：</w:t>
+      </w:r>
+    </w:p>
+    <w:tbl>
+      <w:tblPr>
+        <w:tblStyle w:val="a9"/>
+        <w:tblW w:w="7938" w:type="dxa"/>
+        <w:tblInd w:w="340" w:type="dxa"/>
+        <w:tblLook w:val="04A0" w:firstRow="1" w:lastRow="0" w:firstColumn="1" w:lastColumn="0" w:noHBand="0" w:noVBand="1"/>
+      </w:tblPr>
+      <w:tblGrid>
+        <w:gridCol w:w="2736"/>
+        <w:gridCol w:w="5202"/>
+      </w:tblGrid>
+      <w:tr>
+        <w:trPr>
+          <w:trHeight w:val="400"/>
+        </w:trPr>
+        <w:tc>
+          <w:tcPr>
+            <w:tcW w:w="2736" w:type="dxa"/>
+            <w:shd w:val="clear" w:color="auto" w:fill="DAEEF3" w:themeFill="accent5" w:themeFillTint="33"/>
+          </w:tcPr>
+          <w:p>
+            <w:pPr>
+              <w:ind w:left="0"/>
+              <w:rPr>
+                <w:b/>
+              </w:rPr>
+            </w:pPr>
+            <w:r>
+              <w:rPr>
+                <w:rFonts w:hint="eastAsia"/>
+                <w:b/>
+              </w:rPr>
+              <w:t>Name</w:t>
+            </w:r>
+          </w:p>
+        </w:tc>
+        <w:tc>
+          <w:tcPr>
+            <w:tcW w:w="5202" w:type="dxa"/>
+            <w:shd w:val="clear" w:color="auto" w:fill="DAEEF3" w:themeFill="accent5" w:themeFillTint="33"/>
+          </w:tcPr>
+          <w:p>
+            <w:pPr>
+              <w:ind w:left="0"/>
+              <w:rPr>
+                <w:b/>
+              </w:rPr>
+            </w:pPr>
+            <w:r>
+              <w:rPr>
+                <w:rFonts w:hint="eastAsia"/>
+                <w:b/>
+              </w:rPr>
+              <w:t>Description</w:t>
+            </w:r>
+          </w:p>
+        </w:tc>
+      </w:tr>
+      <w:tr>
+        <w:trPr>
+          <w:trHeight w:val="391"/>
+        </w:trPr>
+        <w:tc>
+          <w:tcPr>
+            <w:tcW w:w="2736" w:type="dxa"/>
+          </w:tcPr>
+          <w:p>
+            <w:pPr>
+              <w:ind w:left="0"/>
+              <w:rPr>
+                <w:rFonts w:cstheme="minorHAnsi"/>
+              </w:rPr>
+            </w:pPr>
+            <w:r>
+              <w:rPr>
+                <w:rFonts w:cstheme="minorHAnsi"/>
+              </w:rPr>
+              <w:t>Delimiter</w:t>
+            </w:r>
+            <w:r>
+              <w:rPr>
+                <w:rFonts w:cstheme="minorHAnsi"/>
+              </w:rPr>
+              <w:t>Configuration</w:t>
+            </w:r>
+          </w:p>
+        </w:tc>
+        <w:tc>
+          <w:tcPr>
+            <w:tcW w:w="5202" w:type="dxa"/>
+          </w:tcPr>
+          <w:p>
+            <w:pPr>
+              <w:ind w:left="0"/>
+              <w:rPr>
+                <w:rFonts w:cstheme="minorHAnsi"/>
+              </w:rPr>
+            </w:pPr>
+            <w:r>
+              <w:rPr>
+                <w:rFonts w:cstheme="minorHAnsi"/>
+              </w:rPr>
+              <w:t>Container for the bucket delimiter.</w:t>
+            </w:r>
+          </w:p>
+          <w:p>
+            <w:pPr>
+              <w:ind w:left="0"/>
+              <w:rPr>
+                <w:rFonts w:cstheme="minorHAnsi"/>
+              </w:rPr>
+            </w:pPr>
+            <w:r>
+              <w:rPr>
+                <w:rFonts w:cstheme="minorHAnsi"/>
+              </w:rPr>
+              <w:t>Type: Container</w:t>
+            </w:r>
+          </w:p>
+          <w:p>
+            <w:pPr>
+              <w:ind w:left="0"/>
+              <w:rPr>
+                <w:rFonts w:cstheme="minorHAnsi"/>
+              </w:rPr>
+            </w:pPr>
+            <w:r>
+              <w:rPr>
+                <w:rFonts w:cstheme="minorHAnsi"/>
+              </w:rPr>
+              <w:t>Children: Delimiter</w:t>
+            </w:r>
+          </w:p>
+          <w:p>
+            <w:pPr>
+              <w:ind w:left="0"/>
+              <w:rPr>
+                <w:rFonts w:cstheme="minorHAnsi"/>
+              </w:rPr>
+            </w:pPr>
+            <w:r>
+              <w:rPr>
+                <w:rFonts w:cstheme="minorHAnsi"/>
+              </w:rPr>
+              <w:t>Ancestor: None</w:t>
+            </w:r>
+          </w:p>
+        </w:tc>
+      </w:tr>
+      <w:tr>
+        <w:trPr>
+          <w:trHeight w:val="391"/>
+        </w:trPr>
+        <w:tc>
+          <w:tcPr>
+            <w:tcW w:w="2736" w:type="dxa"/>
+          </w:tcPr>
+          <w:p>
+            <w:pPr>
+              <w:ind w:left="0"/>
+              <w:rPr>
+                <w:rFonts w:cstheme="minorHAnsi"/>
+              </w:rPr>
+            </w:pPr>
+            <w:r>
+              <w:rPr>
+                <w:rFonts w:cstheme="minorHAnsi"/>
+              </w:rPr>
+              <w:t>Delimiter</w:t>
+            </w:r>
+          </w:p>
+        </w:tc>
+        <w:tc>
+          <w:tcPr>
+            <w:tcW w:w="5202" w:type="dxa"/>
+          </w:tcPr>
+          <w:p>
+            <w:pPr>
+              <w:ind w:left="0"/>
+              <w:rPr>
+                <w:rFonts w:cstheme="minorHAnsi"/>
+              </w:rPr>
+            </w:pPr>
+            <w:r>
+              <w:rPr>
+                <w:rFonts w:cstheme="minorHAnsi"/>
+              </w:rPr>
+              <w:t xml:space="preserve">The delimiter of the bucket. </w:t>
+            </w:r>
+          </w:p>
+          <w:p>
+            <w:pPr>
+              <w:ind w:left="0"/>
+              <w:rPr>
+                <w:rFonts w:cstheme="minorHAnsi"/>
+              </w:rPr>
+            </w:pPr>
+            <w:r>
+              <w:rPr>
+                <w:rFonts w:cstheme="minorHAnsi"/>
+              </w:rPr>
+              <w:t>Type: Container</w:t>
+            </w:r>
+          </w:p>
+          <w:p>
+            <w:pPr>
+              <w:ind w:left="0"/>
+              <w:rPr>
+                <w:rFonts w:cstheme="minorHAnsi"/>
+              </w:rPr>
+            </w:pPr>
+            <w:r>
+              <w:rPr>
+                <w:rFonts w:cstheme="minorHAnsi"/>
+              </w:rPr>
+              <w:t>Ancestor: Delimiter</w:t>
+            </w:r>
+            <w:r>
+              <w:rPr>
+                <w:rFonts w:cstheme="minorHAnsi"/>
+              </w:rPr>
+              <w:t>Configuration</w:t>
+            </w:r>
+          </w:p>
+        </w:tc>
+      </w:tr>
+    </w:tbl>
+    <w:p>
+      <w:pPr>
+        <w:rPr>
+          <w:rFonts w:cstheme="minorHAnsi"/>
+        </w:rPr>
+      </w:pPr>
+      <w:r>
+        <w:rPr>
+          <w:rFonts w:cstheme="minorHAnsi"/>
+        </w:rPr>
+        <w:t>请求样例：</w:t>
+      </w:r>
+    </w:p>
+    <w:tbl>
+      <w:tblPr>
+        <w:tblStyle w:val="a9"/>
+        <w:tblW w:w="0" w:type="auto"/>
+        <w:tblInd w:w="340" w:type="dxa"/>
+        <w:tblLook w:val="04A0" w:firstRow="1" w:lastRow="0" w:firstColumn="1" w:lastColumn="0" w:noHBand="0" w:noVBand="1"/>
+      </w:tblPr>
+      <w:tblGrid>
+        <w:gridCol w:w="7956"/>
+      </w:tblGrid>
+      <w:tr>
+        <w:tc>
+          <w:tcPr>
+            <w:tcW w:w="8296" w:type="dxa"/>
+          </w:tcPr>
+          <w:p>
+            <w:pPr>
+              <w:ind w:left="0"/>
+              <w:rPr>
+                <w:rFonts w:cstheme="minorHAnsi"/>
+                <w:i/>
+              </w:rPr>
+            </w:pPr>
+            <w:r>
+              <w:rPr>
+                <w:rFonts w:cstheme="minorHAnsi"/>
+                <w:i/>
+              </w:rPr>
+              <w:t>GET /</w:t>
+            </w:r>
+            <w:r>
+              <w:rPr>
+                <w:rFonts w:cstheme="minorHAnsi"/>
+                <w:i/>
+              </w:rPr>
+              <w:t>s3/</w:t>
+            </w:r>
+            <w:r>
+              <w:rPr>
+                <w:rFonts w:cstheme="minorHAnsi" w:hint="eastAsia"/>
+                <w:i/>
+              </w:rPr>
+              <w:t>{</w:t>
+            </w:r>
+            <w:r>
+              <w:rPr>
+                <w:rFonts w:cstheme="minorHAnsi"/>
+                <w:i/>
+              </w:rPr>
+              <w:t>bucket</w:t>
+            </w:r>
+            <w:r>
+              <w:rPr>
+                <w:rFonts w:cstheme="minorHAnsi" w:hint="eastAsia"/>
+                <w:i/>
+              </w:rPr>
+              <w:t>}</w:t>
+            </w:r>
+            <w:r>
+              <w:rPr>
+                <w:rFonts w:cstheme="minorHAnsi"/>
+                <w:i/>
+              </w:rPr>
+              <w:t>/?</w:t>
+            </w:r>
+            <w:r>
+              <w:rPr>
+                <w:rFonts w:cstheme="minorHAnsi"/>
+              </w:rPr>
+              <w:t xml:space="preserve">delimiter </w:t>
+            </w:r>
+            <w:r>
+              <w:rPr>
+                <w:rFonts w:cstheme="minorHAnsi"/>
+                <w:i/>
+              </w:rPr>
+              <w:t xml:space="preserve">HTTP/1.1 </w:t>
+            </w:r>
+          </w:p>
+          <w:p>
+            <w:pPr>
+              <w:ind w:left="0"/>
+              <w:rPr>
+                <w:rFonts w:cstheme="minorHAnsi"/>
+                <w:i/>
+              </w:rPr>
+            </w:pPr>
+            <w:r>
+              <w:rPr>
+                <w:rFonts w:cstheme="minorHAnsi"/>
+                <w:i/>
+              </w:rPr>
+              <w:t xml:space="preserve">Host: sequoia.s3.com </w:t>
+            </w:r>
+          </w:p>
+          <w:p>
+            <w:pPr>
+              <w:ind w:left="0"/>
+              <w:rPr>
+                <w:rFonts w:cstheme="minorHAnsi"/>
+                <w:i/>
+              </w:rPr>
+            </w:pPr>
+            <w:r>
+              <w:rPr>
+                <w:rFonts w:cstheme="minorHAnsi"/>
+                <w:i/>
+              </w:rPr>
+              <w:t xml:space="preserve">Date: Wed, 12 Oct 2009 17:50:00 GMT </w:t>
+            </w:r>
+          </w:p>
+          <w:p>
+            <w:pPr>
+              <w:ind w:left="0"/>
+              <w:rPr>
+                <w:rFonts w:cstheme="minorHAnsi"/>
+                <w:i/>
+              </w:rPr>
+            </w:pPr>
+            <w:r>
+              <w:rPr>
+                <w:rFonts w:cstheme="minorHAnsi"/>
+                <w:i/>
+              </w:rPr>
+              <w:t xml:space="preserve">Authorization: authorization string </w:t>
+            </w:r>
+          </w:p>
+          <w:p>
+            <w:pPr>
+              <w:ind w:left="0"/>
+              <w:rPr>
+                <w:rFonts w:cstheme="minorHAnsi"/>
+              </w:rPr>
+            </w:pPr>
+            <w:r>
+              <w:rPr>
+                <w:rFonts w:cstheme="minorHAnsi"/>
+                <w:i/>
+              </w:rPr>
+              <w:t>Content-Type: text/plain</w:t>
+            </w:r>
+          </w:p>
+        </w:tc>
+      </w:tr>
+    </w:tbl>
+    <w:p>
+      <w:pPr>
+        <w:rPr>
+          <w:rFonts w:cstheme="minorHAnsi"/>
+        </w:rPr>
+      </w:pPr>
+    </w:p>
+    <w:p>
+      <w:pPr>
+        <w:rPr>
+          <w:rFonts w:cstheme="minorHAnsi"/>
+        </w:rPr>
+      </w:pPr>
+      <w:r>
+        <w:rPr>
+          <w:rFonts w:cstheme="minorHAnsi"/>
+        </w:rPr>
+        <w:t>响应样例：</w:t>
+      </w:r>
+    </w:p>
+    <w:tbl>
+      <w:tblPr>
+        <w:tblStyle w:val="a9"/>
+        <w:tblW w:w="0" w:type="auto"/>
+        <w:tblInd w:w="340" w:type="dxa"/>
+        <w:tblLook w:val="04A0" w:firstRow="1" w:lastRow="0" w:firstColumn="1" w:lastColumn="0" w:noHBand="0" w:noVBand="1"/>
+      </w:tblPr>
+      <w:tblGrid>
+        <w:gridCol w:w="7956"/>
+      </w:tblGrid>
+      <w:tr>
+        <w:tc>
+          <w:tcPr>
+            <w:tcW w:w="7956" w:type="dxa"/>
+          </w:tcPr>
+          <w:p>
+            <w:pPr>
+              <w:ind w:left="0"/>
+              <w:rPr>
+                <w:rFonts w:cstheme="minorHAnsi"/>
+                <w:i/>
+              </w:rPr>
+            </w:pPr>
+            <w:r>
+              <w:rPr>
+                <w:rFonts w:cstheme="minorHAnsi"/>
+                <w:i/>
+              </w:rPr>
+              <w:t>&lt;</w:t>
+            </w:r>
+            <w:r>
+              <w:rPr>
+                <w:rFonts w:cstheme="minorHAnsi"/>
+              </w:rPr>
+              <w:t>Delimiter</w:t>
+            </w:r>
+            <w:r>
+              <w:rPr>
+                <w:rFonts w:cstheme="minorHAnsi"/>
+              </w:rPr>
+              <w:t>Configuration</w:t>
+            </w:r>
+            <w:r>
+              <w:rPr>
+                <w:rFonts w:cstheme="minorHAnsi"/>
+                <w:i/>
+              </w:rPr>
+              <w:t>&gt;</w:t>
+            </w:r>
+          </w:p>
+          <w:p>
+            <w:pPr>
+              <w:ind w:left="0"/>
+              <w:rPr>
+                <w:rFonts w:cstheme="minorHAnsi"/>
+                <w:i/>
+              </w:rPr>
+            </w:pPr>
+            <w:r>
+              <w:rPr>
+                <w:rFonts w:cstheme="minorHAnsi"/>
+                <w:i/>
+              </w:rPr>
+              <w:t xml:space="preserve">  &lt;</w:t>
+            </w:r>
+            <w:r>
+              <w:rPr>
+                <w:rFonts w:cstheme="minorHAnsi"/>
+              </w:rPr>
+              <w:t xml:space="preserve"> Delimiter</w:t>
+            </w:r>
+            <w:r>
+              <w:rPr>
+                <w:rFonts w:cstheme="minorHAnsi"/>
+                <w:i/>
+              </w:rPr>
+              <w:t xml:space="preserve"> &gt;/&lt;/</w:t>
+            </w:r>
+            <w:r>
+              <w:rPr>
+                <w:rFonts w:cstheme="minorHAnsi"/>
+              </w:rPr>
+              <w:t xml:space="preserve"> Delimiter</w:t>
+            </w:r>
+            <w:r>
+              <w:rPr>
+                <w:rFonts w:cstheme="minorHAnsi"/>
+                <w:i/>
+              </w:rPr>
+              <w:t xml:space="preserve"> &gt; </w:t>
+            </w:r>
+          </w:p>
+          <w:p>
+            <w:pPr>
+              <w:ind w:left="0"/>
+              <w:rPr>
+                <w:rFonts w:cstheme="minorHAnsi"/>
+              </w:rPr>
+            </w:pPr>
+            <w:r>
+              <w:rPr>
+                <w:rFonts w:cstheme="minorHAnsi"/>
+                <w:i/>
+              </w:rPr>
+              <w:t>&lt;/</w:t>
+            </w:r>
+            <w:r>
+              <w:rPr>
+                <w:rFonts w:cstheme="minorHAnsi"/>
+              </w:rPr>
+              <w:t>Delimiter</w:t>
+            </w:r>
+            <w:r>
+              <w:rPr>
+                <w:rFonts w:cstheme="minorHAnsi"/>
+              </w:rPr>
+              <w:t>Configuration</w:t>
+            </w:r>
+            <w:r>
+              <w:rPr>
+                <w:rFonts w:cstheme="minorHAnsi"/>
+                <w:i/>
+              </w:rPr>
+              <w:t>&gt;</w:t>
+            </w:r>
+          </w:p>
+        </w:tc>
+      </w:tr>
+    </w:tbl>
+    <w:p>
+      <w:pPr>
+        <w:ind w:left="0"/>
+        <w:rPr>
+          <w:rFonts w:hint="eastAsia"/>
+        </w:rPr>
+      </w:pPr>
+    </w:p>
+    <w:p>
+      <w:pPr>
         <w:pStyle w:val="2"/>
       </w:pPr>
       <w:r>
@@ -5144,6 +6896,558 @@
         <w:t>JAVA API</w:t>
       </w:r>
     </w:p>
+    <w:p>
+      <w:pPr>
+        <w:pStyle w:val="3"/>
+        <w:ind w:leftChars="0" w:left="210"/>
+      </w:pPr>
+      <w:r>
+        <w:rPr>
+          <w:rFonts w:hint="eastAsia"/>
+        </w:rPr>
+        <w:t>Client</w:t>
+      </w:r>
+      <w:r>
+        <w:rPr>
+          <w:rFonts w:hint="eastAsia"/>
+        </w:rPr>
+        <w:t>启动</w:t>
+      </w:r>
+    </w:p>
+    <w:p>
+      <w:pPr>
+        <w:ind w:left="0"/>
+      </w:pPr>
+      <w:r>
+        <w:t>AmazonS3ClientBuilder</w:t>
+      </w:r>
+      <w:r>
+        <w:rPr>
+          <w:rFonts w:hint="eastAsia"/>
+        </w:rPr>
+        <w:t>：创建</w:t>
+      </w:r>
+      <w:r>
+        <w:rPr>
+          <w:rFonts w:hint="eastAsia"/>
+        </w:rPr>
+        <w:t>S3</w:t>
+      </w:r>
+      <w:r>
+        <w:rPr>
+          <w:rFonts w:hint="eastAsia"/>
+        </w:rPr>
+        <w:t>客户端</w:t>
+      </w:r>
+    </w:p>
+    <w:p>
+      <w:pPr>
+        <w:rPr>
+          <w:b/>
+        </w:rPr>
+      </w:pPr>
+    </w:p>
+    <w:tbl>
+      <w:tblPr>
+        <w:tblStyle w:val="a9"/>
+        <w:tblW w:w="7938" w:type="dxa"/>
+        <w:tblInd w:w="421" w:type="dxa"/>
+        <w:tblLook w:val="04A0" w:firstRow="1" w:lastRow="0" w:firstColumn="1" w:lastColumn="0" w:noHBand="0" w:noVBand="1"/>
+      </w:tblPr>
+      <w:tblGrid>
+        <w:gridCol w:w="4135"/>
+        <w:gridCol w:w="3803"/>
+      </w:tblGrid>
+      <w:tr>
+        <w:trPr>
+          <w:trHeight w:val="309"/>
+        </w:trPr>
+        <w:tc>
+          <w:tcPr>
+            <w:tcW w:w="4135" w:type="dxa"/>
+          </w:tcPr>
+          <w:p>
+            <w:pPr>
+              <w:ind w:left="0"/>
+            </w:pPr>
+            <w:r>
+              <w:rPr>
+                <w:rFonts w:hint="eastAsia"/>
+              </w:rPr>
+              <w:t>接口</w:t>
+            </w:r>
+          </w:p>
+        </w:tc>
+        <w:tc>
+          <w:tcPr>
+            <w:tcW w:w="3803" w:type="dxa"/>
+          </w:tcPr>
+          <w:p>
+            <w:pPr>
+              <w:ind w:left="0"/>
+            </w:pPr>
+            <w:r>
+              <w:rPr>
+                <w:rFonts w:hint="eastAsia"/>
+              </w:rPr>
+              <w:t>作用</w:t>
+            </w:r>
+          </w:p>
+        </w:tc>
+      </w:tr>
+      <w:tr>
+        <w:trPr>
+          <w:trHeight w:val="958"/>
+        </w:trPr>
+        <w:tc>
+          <w:tcPr>
+            <w:tcW w:w="4135" w:type="dxa"/>
+          </w:tcPr>
+          <w:p>
+            <w:pPr>
+              <w:ind w:left="0"/>
+            </w:pPr>
+            <w:r>
+              <w:rPr>
+                <w:rFonts w:hint="eastAsia"/>
+              </w:rPr>
+              <w:t>standard</w:t>
+            </w:r>
+          </w:p>
+          <w:p>
+            <w:pPr>
+              <w:ind w:left="0"/>
+            </w:pPr>
+            <w:r>
+              <w:rPr>
+                <w:rFonts w:hint="eastAsia"/>
+              </w:rPr>
+              <w:t>参数：无</w:t>
+            </w:r>
+          </w:p>
+          <w:p>
+            <w:pPr>
+              <w:ind w:left="0"/>
+            </w:pPr>
+            <w:r>
+              <w:rPr>
+                <w:rFonts w:hint="eastAsia"/>
+              </w:rPr>
+              <w:t>返回值：</w:t>
+            </w:r>
+            <w:r>
+              <w:t>AmazonS3</w:t>
+            </w:r>
+          </w:p>
+        </w:tc>
+        <w:tc>
+          <w:tcPr>
+            <w:tcW w:w="3803" w:type="dxa"/>
+          </w:tcPr>
+          <w:p>
+            <w:pPr>
+              <w:ind w:left="0"/>
+            </w:pPr>
+            <w:r>
+              <w:rPr>
+                <w:rFonts w:hint="eastAsia"/>
+              </w:rPr>
+              <w:t>创建</w:t>
+            </w:r>
+            <w:r>
+              <w:rPr>
+                <w:rFonts w:hint="eastAsia"/>
+              </w:rPr>
+              <w:t>S</w:t>
+            </w:r>
+            <w:r>
+              <w:t>3</w:t>
+            </w:r>
+            <w:r>
+              <w:rPr>
+                <w:rFonts w:hint="eastAsia"/>
+              </w:rPr>
+              <w:t>客户端</w:t>
+            </w:r>
+          </w:p>
+        </w:tc>
+      </w:tr>
+      <w:tr>
+        <w:trPr>
+          <w:trHeight w:val="633"/>
+        </w:trPr>
+        <w:tc>
+          <w:tcPr>
+            <w:tcW w:w="4135" w:type="dxa"/>
+          </w:tcPr>
+          <w:p>
+            <w:pPr>
+              <w:ind w:left="0"/>
+            </w:pPr>
+            <w:r>
+              <w:t>withEndpointConfiguration</w:t>
+            </w:r>
+          </w:p>
+          <w:p>
+            <w:pPr>
+              <w:ind w:left="0"/>
+            </w:pPr>
+            <w:r>
+              <w:rPr>
+                <w:rFonts w:hint="eastAsia"/>
+              </w:rPr>
+              <w:t>参数：</w:t>
+            </w:r>
+            <w:r>
+              <w:t>EndpointConfiguration</w:t>
+            </w:r>
+          </w:p>
+        </w:tc>
+        <w:tc>
+          <w:tcPr>
+            <w:tcW w:w="3803" w:type="dxa"/>
+          </w:tcPr>
+          <w:p>
+            <w:pPr>
+              <w:ind w:left="0"/>
+            </w:pPr>
+            <w:r>
+              <w:rPr>
+                <w:rFonts w:hint="eastAsia"/>
+              </w:rPr>
+              <w:t>更改对端地址</w:t>
+            </w:r>
+          </w:p>
+        </w:tc>
+      </w:tr>
+      <w:tr>
+        <w:trPr>
+          <w:trHeight w:val="649"/>
+        </w:trPr>
+        <w:tc>
+          <w:tcPr>
+            <w:tcW w:w="4135" w:type="dxa"/>
+          </w:tcPr>
+          <w:p>
+            <w:pPr>
+              <w:ind w:left="0"/>
+            </w:pPr>
+            <w:r>
+              <w:t>withClientConfiguration</w:t>
+            </w:r>
+          </w:p>
+          <w:p>
+            <w:pPr>
+              <w:ind w:left="0"/>
+            </w:pPr>
+            <w:r>
+              <w:rPr>
+                <w:rFonts w:hint="eastAsia"/>
+              </w:rPr>
+              <w:t>参数：</w:t>
+            </w:r>
+            <w:r>
+              <w:t>ClientConfiguration</w:t>
+            </w:r>
+          </w:p>
+        </w:tc>
+        <w:tc>
+          <w:tcPr>
+            <w:tcW w:w="3803" w:type="dxa"/>
+          </w:tcPr>
+          <w:p>
+            <w:pPr>
+              <w:ind w:left="0"/>
+            </w:pPr>
+            <w:r>
+              <w:rPr>
+                <w:rFonts w:hint="eastAsia"/>
+              </w:rPr>
+              <w:t>禁止使用</w:t>
+            </w:r>
+            <w:r>
+              <w:rPr>
+                <w:rFonts w:hint="eastAsia"/>
+              </w:rPr>
+              <w:t>100Continue</w:t>
+            </w:r>
+          </w:p>
+        </w:tc>
+      </w:tr>
+      <w:tr>
+        <w:trPr>
+          <w:trHeight w:val="633"/>
+        </w:trPr>
+        <w:tc>
+          <w:tcPr>
+            <w:tcW w:w="4135" w:type="dxa"/>
+          </w:tcPr>
+          <w:p>
+            <w:pPr>
+              <w:ind w:left="0"/>
+            </w:pPr>
+            <w:r>
+              <w:t>withCredentials</w:t>
+            </w:r>
+          </w:p>
+          <w:p>
+            <w:pPr>
+              <w:ind w:left="0"/>
+            </w:pPr>
+            <w:r>
+              <w:rPr>
+                <w:rFonts w:hint="eastAsia"/>
+              </w:rPr>
+              <w:t>参数：</w:t>
+            </w:r>
+            <w:r>
+              <w:t>AWSCredentials</w:t>
+            </w:r>
+          </w:p>
+        </w:tc>
+        <w:tc>
+          <w:tcPr>
+            <w:tcW w:w="3803" w:type="dxa"/>
+          </w:tcPr>
+          <w:p>
+            <w:pPr>
+              <w:ind w:left="0"/>
+            </w:pPr>
+            <w:r>
+              <w:rPr>
+                <w:rFonts w:hint="eastAsia"/>
+              </w:rPr>
+              <w:t>携带鉴权信息</w:t>
+            </w:r>
+          </w:p>
+        </w:tc>
+      </w:tr>
+      <w:tr>
+        <w:trPr>
+          <w:trHeight w:val="633"/>
+        </w:trPr>
+        <w:tc>
+          <w:tcPr>
+            <w:tcW w:w="4135" w:type="dxa"/>
+          </w:tcPr>
+          <w:p>
+            <w:pPr>
+              <w:ind w:left="0"/>
+            </w:pPr>
+            <w:r>
+              <w:t>withChunkedEncodingDisabled</w:t>
+            </w:r>
+          </w:p>
+          <w:p>
+            <w:pPr>
+              <w:ind w:left="0"/>
+            </w:pPr>
+            <w:r>
+              <w:rPr>
+                <w:rFonts w:hint="eastAsia"/>
+              </w:rPr>
+              <w:t>参数：</w:t>
+            </w:r>
+            <w:r>
+              <w:rPr>
+                <w:rFonts w:hint="eastAsia"/>
+              </w:rPr>
+              <w:t>true</w:t>
+            </w:r>
+          </w:p>
+        </w:tc>
+        <w:tc>
+          <w:tcPr>
+            <w:tcW w:w="3803" w:type="dxa"/>
+          </w:tcPr>
+          <w:p>
+            <w:pPr>
+              <w:ind w:left="0"/>
+            </w:pPr>
+            <w:r>
+              <w:rPr>
+                <w:rFonts w:hint="eastAsia"/>
+              </w:rPr>
+              <w:t>禁止分块</w:t>
+            </w:r>
+          </w:p>
+        </w:tc>
+      </w:tr>
+      <w:tr>
+        <w:trPr>
+          <w:trHeight w:val="309"/>
+        </w:trPr>
+        <w:tc>
+          <w:tcPr>
+            <w:tcW w:w="4135" w:type="dxa"/>
+          </w:tcPr>
+          <w:p>
+            <w:pPr>
+              <w:ind w:left="0"/>
+            </w:pPr>
+            <w:r>
+              <w:t>build</w:t>
+            </w:r>
+          </w:p>
+        </w:tc>
+        <w:tc>
+          <w:tcPr>
+            <w:tcW w:w="3803" w:type="dxa"/>
+          </w:tcPr>
+          <w:p>
+            <w:pPr>
+              <w:ind w:left="0"/>
+            </w:pPr>
+          </w:p>
+        </w:tc>
+      </w:tr>
+    </w:tbl>
+    <w:p>
+      <w:r>
+        <w:rPr>
+          <w:rFonts w:hint="eastAsia"/>
+        </w:rPr>
+        <w:lastRenderedPageBreak/>
+        <w:t>样例：</w:t>
+      </w:r>
+      <w:bookmarkStart w:id="4" w:name="_GoBack"/>
+      <w:bookmarkEnd w:id="4"/>
+    </w:p>
+    <w:tbl>
+      <w:tblPr>
+        <w:tblStyle w:val="a9"/>
+        <w:tblW w:w="7938" w:type="dxa"/>
+        <w:tblInd w:w="421" w:type="dxa"/>
+        <w:tblLook w:val="04A0" w:firstRow="1" w:lastRow="0" w:firstColumn="1" w:lastColumn="0" w:noHBand="0" w:noVBand="1"/>
+      </w:tblPr>
+      <w:tblGrid>
+        <w:gridCol w:w="7938"/>
+      </w:tblGrid>
+      <w:tr>
+        <w:tc>
+          <w:tcPr>
+            <w:tcW w:w="7938" w:type="dxa"/>
+          </w:tcPr>
+          <w:p>
+            <w:pPr>
+              <w:ind w:left="0"/>
+            </w:pPr>
+            <w:r>
+              <w:t>AWSCredentials credentials =</w:t>
+            </w:r>
+          </w:p>
+          <w:p>
+            <w:pPr>
+              <w:ind w:left="0"/>
+            </w:pPr>
+            <w:r>
+              <w:t xml:space="preserve"> New BasicAWSCredentials("ABCDEFGHIJKLMNOPQRST","ABCDEFGHIJKLMNOPQRST");</w:t>
+            </w:r>
+          </w:p>
+          <w:p>
+            <w:pPr>
+              <w:ind w:left="0"/>
+            </w:pPr>
+          </w:p>
+          <w:p>
+            <w:pPr>
+              <w:ind w:left="0"/>
+            </w:pPr>
+            <w:r>
+              <w:t>ClientConfiguration config = new ClientConfiguration();</w:t>
+            </w:r>
+          </w:p>
+          <w:p>
+            <w:pPr>
+              <w:ind w:left="0"/>
+            </w:pPr>
+            <w:r>
+              <w:t>config.setUseExpectContinue(false);</w:t>
+            </w:r>
+          </w:p>
+          <w:p>
+            <w:pPr>
+              <w:ind w:left="0"/>
+            </w:pPr>
+            <w:r>
+              <w:t>String endPoint = "http://192.168.10.71:8002/s3";</w:t>
+            </w:r>
+          </w:p>
+          <w:p>
+            <w:pPr>
+              <w:ind w:left="0"/>
+            </w:pPr>
+            <w:r>
+              <w:t>AwsClientBuilder.EndpointConfiguration endpointConfiguration =</w:t>
+            </w:r>
+          </w:p>
+          <w:p>
+            <w:pPr>
+              <w:ind w:left="0"/>
+            </w:pPr>
+            <w:r>
+              <w:t xml:space="preserve">                new AwsClientBuilder.EndpointConfiguration(endPoint,"test2");</w:t>
+            </w:r>
+          </w:p>
+          <w:p>
+            <w:pPr>
+              <w:ind w:left="0"/>
+            </w:pPr>
+          </w:p>
+          <w:p>
+            <w:pPr>
+              <w:ind w:left="0"/>
+            </w:pPr>
+            <w:r>
+              <w:t>AmazonS3 amazonS3</w:t>
+            </w:r>
+            <w:r>
+              <w:t xml:space="preserve"> </w:t>
+            </w:r>
+            <w:r>
+              <w:rPr>
+                <w:rFonts w:hint="eastAsia"/>
+              </w:rPr>
+              <w:t>=</w:t>
+            </w:r>
+            <w:r>
+              <w:t xml:space="preserve"> AmazonS3ClientBuilder.standard()</w:t>
+            </w:r>
+          </w:p>
+          <w:p>
+            <w:r>
+              <w:t xml:space="preserve">        .withEndpointConfiguration(endpointConfiguration)</w:t>
+            </w:r>
+          </w:p>
+          <w:p>
+            <w:r>
+              <w:t xml:space="preserve">        .withClientConfiguration(config)                </w:t>
+            </w:r>
+          </w:p>
+          <w:p>
+            <w:r>
+              <w:t xml:space="preserve">        .withCredentials(new AWSStaticCredentialsProvider(credentials)) </w:t>
+            </w:r>
+          </w:p>
+          <w:p>
+            <w:r>
+              <w:t xml:space="preserve">        .withChunkedEncodingDisabled(true)    </w:t>
+            </w:r>
+          </w:p>
+          <w:p>
+            <w:r>
+              <w:t xml:space="preserve">        .build()</w:t>
+            </w:r>
+          </w:p>
+          <w:p>
+            <w:pPr>
+              <w:ind w:left="0"/>
+            </w:pPr>
+          </w:p>
+        </w:tc>
+      </w:tr>
+    </w:tbl>
+    <w:p/>
     <w:p>
       <w:pPr>
         <w:pStyle w:val="3"/>
@@ -5596,6 +7900,7 @@
               <w:ind w:left="0"/>
             </w:pPr>
             <w:r>
+              <w:lastRenderedPageBreak/>
               <w:t>CreateBucketRequest</w:t>
             </w:r>
           </w:p>
@@ -5709,15 +8014,16 @@
       <w:tblPr>
         <w:tblStyle w:val="a9"/>
         <w:tblW w:w="0" w:type="auto"/>
+        <w:tblInd w:w="421" w:type="dxa"/>
         <w:tblLook w:val="04A0" w:firstRow="1" w:lastRow="0" w:firstColumn="1" w:lastColumn="0" w:noHBand="0" w:noVBand="1"/>
       </w:tblPr>
       <w:tblGrid>
-        <w:gridCol w:w="8296"/>
+        <w:gridCol w:w="7875"/>
       </w:tblGrid>
       <w:tr>
         <w:tc>
           <w:tcPr>
-            <w:tcW w:w="8296" w:type="dxa"/>
+            <w:tcW w:w="7875" w:type="dxa"/>
           </w:tcPr>
           <w:p>
             <w:pPr>
@@ -5935,7 +8241,6 @@
         <w:rPr>
           <w:rFonts w:hint="eastAsia"/>
         </w:rPr>
-        <w:lastRenderedPageBreak/>
         <w:t>HEAD Bucket</w:t>
       </w:r>
     </w:p>
@@ -6396,6 +8701,7 @@
         <w:rPr>
           <w:rFonts w:hint="eastAsia"/>
         </w:rPr>
+        <w:lastRenderedPageBreak/>
         <w:t>样例：</w:t>
       </w:r>
     </w:p>
@@ -6771,7 +9077,6 @@
               <w:rPr>
                 <w:rFonts w:hint="eastAsia"/>
               </w:rPr>
-              <w:lastRenderedPageBreak/>
               <w:t>返回值：无</w:t>
             </w:r>
           </w:p>
@@ -6788,7 +9093,6 @@
               <w:rPr>
                 <w:rFonts w:hint="eastAsia"/>
               </w:rPr>
-              <w:lastRenderedPageBreak/>
               <w:t>构造</w:t>
             </w:r>
             <w:r>
@@ -7078,6 +9382,7 @@
         <w:rPr>
           <w:rFonts w:hint="eastAsia"/>
         </w:rPr>
+        <w:lastRenderedPageBreak/>
         <w:t>Story</w:t>
       </w:r>
       <w:r>
@@ -7310,7 +9615,6 @@
         <w:rPr>
           <w:rFonts w:hint="eastAsia"/>
         </w:rPr>
-        <w:lastRenderedPageBreak/>
         <w:t>桶的创建，查询，</w:t>
       </w:r>
       <w:r>
@@ -8165,13 +10469,13 @@
         <w:pStyle w:val="3"/>
         <w:ind w:left="210"/>
       </w:pPr>
-      <w:bookmarkStart w:id="4" w:name="_获取桶列表（GET_Service）"/>
-      <w:bookmarkStart w:id="5" w:name="_权限校验流程"/>
-      <w:bookmarkStart w:id="6" w:name="_创建用户（PUT_User）"/>
-      <w:bookmarkStart w:id="7" w:name="_Ref517361379"/>
-      <w:bookmarkEnd w:id="4"/>
+      <w:bookmarkStart w:id="5" w:name="_获取桶列表（GET_Service）"/>
+      <w:bookmarkStart w:id="6" w:name="_权限校验流程"/>
+      <w:bookmarkStart w:id="7" w:name="_创建用户（PUT_User）"/>
+      <w:bookmarkStart w:id="8" w:name="_Ref517361379"/>
       <w:bookmarkEnd w:id="5"/>
       <w:bookmarkEnd w:id="6"/>
+      <w:bookmarkEnd w:id="7"/>
       <w:r>
         <w:rPr>
           <w:rFonts w:hint="eastAsia"/>
@@ -8192,8 +10496,8 @@
       <w:pPr>
         <w:ind w:left="0"/>
       </w:pPr>
-      <w:bookmarkStart w:id="8" w:name="_创建桶（PUT_Bucket）"/>
-      <w:bookmarkEnd w:id="8"/>
+      <w:bookmarkStart w:id="9" w:name="_创建桶（PUT_Bucket）"/>
+      <w:bookmarkEnd w:id="9"/>
       <w:r>
         <w:rPr>
           <w:rFonts w:hint="eastAsia"/>
@@ -8237,6 +10541,7 @@
         <w:rPr>
           <w:noProof/>
         </w:rPr>
+        <w:lastRenderedPageBreak/>
         <w:drawing>
           <wp:inline distT="0" distB="0" distL="0" distR="0" wp14:anchorId="740408D1" wp14:editId="2219FF85">
             <wp:extent cx="5274310" cy="2533823"/>
@@ -8485,7 +10790,6 @@
         <w:rPr>
           <w:noProof/>
         </w:rPr>
-        <w:lastRenderedPageBreak/>
         <w:drawing>
           <wp:inline distT="0" distB="0" distL="0" distR="0" wp14:anchorId="58DE0D1F" wp14:editId="0AC4990B">
             <wp:extent cx="5274310" cy="4066110"/>
@@ -8544,6 +10848,7 @@
         <w:rPr>
           <w:rFonts w:hint="eastAsia"/>
         </w:rPr>
+        <w:lastRenderedPageBreak/>
         <w:t>正常场景：</w:t>
       </w:r>
     </w:p>
@@ -8797,7 +11102,6 @@
         <w:rPr>
           <w:noProof/>
         </w:rPr>
-        <w:lastRenderedPageBreak/>
         <w:drawing>
           <wp:inline distT="0" distB="0" distL="0" distR="0" wp14:anchorId="65422C6E" wp14:editId="289C404D">
             <wp:extent cx="5274310" cy="3850644"/>
@@ -8902,6 +11206,7 @@
         <w:rPr>
           <w:rFonts w:hint="eastAsia"/>
         </w:rPr>
+        <w:lastRenderedPageBreak/>
         <w:t>异常场景：</w:t>
       </w:r>
     </w:p>
@@ -8982,7 +11287,7 @@
         </w:rPr>
         <w:t>。</w:t>
       </w:r>
-      <w:bookmarkEnd w:id="7"/>
+      <w:bookmarkEnd w:id="8"/>
     </w:p>
     <w:p>
       <w:pPr>
@@ -9101,7 +11406,6 @@
           <w:rFonts w:hint="eastAsia"/>
           <w:noProof/>
         </w:rPr>
-        <w:lastRenderedPageBreak/>
         <w:drawing>
           <wp:inline distT="0" distB="0" distL="0" distR="0" wp14:anchorId="5F57D07D" wp14:editId="37076283">
             <wp:extent cx="5274310" cy="3052597"/>
@@ -9189,6 +11493,7 @@
         <w:rPr>
           <w:noProof/>
         </w:rPr>
+        <w:lastRenderedPageBreak/>
         <w:drawing>
           <wp:inline distT="0" distB="0" distL="0" distR="0" wp14:anchorId="79B1DEA9" wp14:editId="37B7EA03">
             <wp:extent cx="5274310" cy="3294185"/>
@@ -9357,7 +11662,6 @@
         <w:rPr>
           <w:rFonts w:hint="eastAsia"/>
         </w:rPr>
-        <w:lastRenderedPageBreak/>
         <w:t>桶不属于自己，返回</w:t>
       </w:r>
       <w:r>
@@ -9437,8 +11741,8 @@
         <w:pStyle w:val="3"/>
         <w:ind w:left="210"/>
       </w:pPr>
-      <w:bookmarkStart w:id="9" w:name="_获取版本控制配置（GET_Bucket_versioning）"/>
-      <w:bookmarkEnd w:id="9"/>
+      <w:bookmarkStart w:id="10" w:name="_获取版本控制配置（GET_Bucket_versioning）"/>
+      <w:bookmarkEnd w:id="10"/>
       <w:r>
         <w:rPr>
           <w:rFonts w:hint="eastAsia"/>
@@ -9536,6 +11840,7 @@
         <w:rPr>
           <w:rFonts w:hint="eastAsia"/>
         </w:rPr>
+        <w:lastRenderedPageBreak/>
         <w:t>正常场景：</w:t>
       </w:r>
     </w:p>
@@ -9631,6 +11936,731 @@
         <w:rPr>
           <w:rFonts w:hint="eastAsia"/>
         </w:rPr>
+        <w:t>桶不属于自己，返回</w:t>
+      </w:r>
+      <w:r>
+        <w:t>AccessDenied</w:t>
+      </w:r>
+      <w:r>
+        <w:rPr>
+          <w:rFonts w:hint="eastAsia"/>
+        </w:rPr>
+        <w:t>。</w:t>
+      </w:r>
+    </w:p>
+    <w:p>
+      <w:pPr>
+        <w:pStyle w:val="3"/>
+        <w:ind w:left="210"/>
+      </w:pPr>
+      <w:r>
+        <w:rPr>
+          <w:rFonts w:hint="eastAsia"/>
+        </w:rPr>
+        <w:t>设置分割符（</w:t>
+      </w:r>
+      <w:r>
+        <w:rPr>
+          <w:rFonts w:hint="eastAsia"/>
+        </w:rPr>
+        <w:t>PUT</w:t>
+      </w:r>
+      <w:r>
+        <w:t xml:space="preserve"> </w:t>
+      </w:r>
+      <w:r>
+        <w:rPr>
+          <w:rFonts w:hint="eastAsia"/>
+        </w:rPr>
+        <w:t>Bucket</w:t>
+      </w:r>
+      <w:r>
+        <w:t xml:space="preserve"> </w:t>
+      </w:r>
+      <w:r>
+        <w:rPr>
+          <w:rFonts w:hint="eastAsia"/>
+        </w:rPr>
+        <w:t>delimiter</w:t>
+      </w:r>
+      <w:r>
+        <w:rPr>
+          <w:rFonts w:hint="eastAsia"/>
+        </w:rPr>
+        <w:t>）</w:t>
+      </w:r>
+    </w:p>
+    <w:p>
+      <w:r>
+        <w:rPr>
+          <w:rFonts w:hint="eastAsia"/>
+        </w:rPr>
+        <w:t>设置分隔符流程：</w:t>
+      </w:r>
+    </w:p>
+    <w:p>
+      <w:pPr>
+        <w:ind w:left="420" w:hangingChars="200" w:hanging="420"/>
+      </w:pPr>
+      <w:r>
+        <w:rPr>
+          <w:rFonts w:hint="eastAsia"/>
+        </w:rPr>
+        <w:t xml:space="preserve">  </w:t>
+      </w:r>
+      <w:r>
+        <w:rPr>
+          <w:rFonts w:hint="eastAsia"/>
+          <w:noProof/>
+        </w:rPr>
+        <w:drawing>
+          <wp:inline distT="0" distB="0" distL="0" distR="0" wp14:anchorId="6116E330" wp14:editId="46169529">
+            <wp:extent cx="5274310" cy="3392181"/>
+            <wp:effectExtent l="0" t="0" r="2540" b="0"/>
+            <wp:docPr id="26" name="图片 26"/>
+            <wp:cNvGraphicFramePr>
+              <a:graphicFrameLocks xmlns:a="http://schemas.openxmlformats.org/drawingml/2006/main" noChangeAspect="1"/>
+            </wp:cNvGraphicFramePr>
+            <a:graphic xmlns:a="http://schemas.openxmlformats.org/drawingml/2006/main">
+              <a:graphicData uri="http://schemas.openxmlformats.org/drawingml/2006/picture">
+                <pic:pic xmlns:pic="http://schemas.openxmlformats.org/drawingml/2006/picture">
+                  <pic:nvPicPr>
+                    <pic:cNvPr id="0" name="Picture 24"/>
+                    <pic:cNvPicPr>
+                      <a:picLocks noChangeAspect="1" noChangeArrowheads="1"/>
+                    </pic:cNvPicPr>
+                  </pic:nvPicPr>
+                  <pic:blipFill>
+                    <a:blip r:embed="rId16">
+                      <a:extLst>
+                        <a:ext uri="{28A0092B-C50C-407E-A947-70E740481C1C}">
+                          <a14:useLocalDpi xmlns:a14="http://schemas.microsoft.com/office/drawing/2010/main" val="0"/>
+                        </a:ext>
+                      </a:extLst>
+                    </a:blip>
+                    <a:srcRect/>
+                    <a:stretch>
+                      <a:fillRect/>
+                    </a:stretch>
+                  </pic:blipFill>
+                  <pic:spPr bwMode="auto">
+                    <a:xfrm>
+                      <a:off x="0" y="0"/>
+                      <a:ext cx="5274310" cy="3392181"/>
+                    </a:xfrm>
+                    <a:prstGeom prst="rect">
+                      <a:avLst/>
+                    </a:prstGeom>
+                    <a:noFill/>
+                    <a:ln>
+                      <a:noFill/>
+                    </a:ln>
+                  </pic:spPr>
+                </pic:pic>
+              </a:graphicData>
+            </a:graphic>
+          </wp:inline>
+        </w:drawing>
+      </w:r>
+      <w:r>
+        <w:t xml:space="preserve"> </w:t>
+      </w:r>
+    </w:p>
+    <w:p>
+      <w:pPr>
+        <w:spacing w:beforeLines="50" w:before="156" w:afterLines="50" w:after="156"/>
+        <w:ind w:left="0" w:firstLineChars="200" w:firstLine="420"/>
+      </w:pPr>
+      <w:r>
+        <w:rPr>
+          <w:rFonts w:hint="eastAsia"/>
+        </w:rPr>
+        <w:t>正常场景：</w:t>
+      </w:r>
+    </w:p>
+    <w:p>
+      <w:pPr>
+        <w:spacing w:beforeLines="50" w:before="156" w:afterLines="50" w:after="156"/>
+        <w:ind w:left="0" w:firstLineChars="200" w:firstLine="420"/>
+      </w:pPr>
+      <w:r>
+        <w:rPr>
+          <w:rFonts w:hint="eastAsia"/>
+        </w:rPr>
+        <w:t>设置</w:t>
+      </w:r>
+      <w:r>
+        <w:rPr>
+          <w:rFonts w:hint="eastAsia"/>
+        </w:rPr>
+        <w:t>delimiter</w:t>
+      </w:r>
+      <w:r>
+        <w:rPr>
+          <w:rFonts w:hint="eastAsia"/>
+        </w:rPr>
+        <w:t>字段为“</w:t>
+      </w:r>
+      <w:r>
+        <w:rPr>
+          <w:rFonts w:hint="eastAsia"/>
+        </w:rPr>
+        <w:t>/</w:t>
+      </w:r>
+      <w:r>
+        <w:rPr>
+          <w:rFonts w:hint="eastAsia"/>
+        </w:rPr>
+        <w:t>”或“！”等字符，设置成功。</w:t>
+      </w:r>
+    </w:p>
+    <w:p>
+      <w:pPr>
+        <w:spacing w:beforeLines="50" w:before="156" w:afterLines="50" w:after="156"/>
+        <w:ind w:left="0" w:firstLineChars="200" w:firstLine="420"/>
+      </w:pPr>
+    </w:p>
+    <w:p>
+      <w:pPr>
+        <w:spacing w:beforeLines="50" w:before="156" w:afterLines="50" w:after="156"/>
+        <w:ind w:left="0" w:firstLineChars="200" w:firstLine="420"/>
+      </w:pPr>
+      <w:r>
+        <w:rPr>
+          <w:rFonts w:hint="eastAsia"/>
+        </w:rPr>
+        <w:t>并发场景：</w:t>
+      </w:r>
+    </w:p>
+    <w:p>
+      <w:pPr>
+        <w:spacing w:beforeLines="50" w:before="156" w:afterLines="50" w:after="156"/>
+        <w:ind w:left="0" w:firstLineChars="200" w:firstLine="420"/>
+        <w:rPr>
+          <w:rFonts w:hint="eastAsia"/>
+        </w:rPr>
+      </w:pPr>
+      <w:r>
+        <w:rPr>
+          <w:rFonts w:hint="eastAsia"/>
+        </w:rPr>
+        <w:t>层级结构表中有桶</w:t>
+      </w:r>
+      <w:r>
+        <w:rPr>
+          <w:rFonts w:hint="eastAsia"/>
+        </w:rPr>
+        <w:t>ID</w:t>
+      </w:r>
+      <w:r>
+        <w:rPr>
+          <w:rFonts w:hint="eastAsia"/>
+        </w:rPr>
+        <w:t>，分隔符版本号，当前层级的字符串，当前层级编号。</w:t>
+      </w:r>
+    </w:p>
+    <w:p>
+      <w:pPr>
+        <w:pStyle w:val="aa"/>
+        <w:numPr>
+          <w:ilvl w:val="0"/>
+          <w:numId w:val="43"/>
+        </w:numPr>
+        <w:spacing w:beforeLines="50" w:before="156" w:afterLines="50" w:after="156"/>
+        <w:ind w:firstLineChars="0"/>
+      </w:pPr>
+      <w:r>
+        <w:rPr>
+          <w:rFonts w:hint="eastAsia"/>
+        </w:rPr>
+        <w:t>修改分隔符时，桶内已经有对象</w:t>
+      </w:r>
+      <w:r>
+        <w:rPr>
+          <w:rFonts w:hint="eastAsia"/>
+        </w:rPr>
+        <w:t>，</w:t>
+      </w:r>
+      <w:r>
+        <w:rPr>
+          <w:rFonts w:hint="eastAsia"/>
+        </w:rPr>
+        <w:t>需要重建层级结构，更新层级结构表，同时按照新的层级结构更新最新元数据和历史元数据中每个</w:t>
+      </w:r>
+      <w:r>
+        <w:rPr>
+          <w:rFonts w:hint="eastAsia"/>
+        </w:rPr>
+        <w:t>key</w:t>
+      </w:r>
+      <w:r>
+        <w:rPr>
+          <w:rFonts w:hint="eastAsia"/>
+        </w:rPr>
+        <w:t>的父目录编码</w:t>
+      </w:r>
+    </w:p>
+    <w:p>
+      <w:pPr>
+        <w:pStyle w:val="aa"/>
+        <w:numPr>
+          <w:ilvl w:val="0"/>
+          <w:numId w:val="43"/>
+        </w:numPr>
+        <w:spacing w:beforeLines="50" w:before="156" w:afterLines="50" w:after="156"/>
+        <w:ind w:firstLineChars="0"/>
+      </w:pPr>
+      <w:r>
+        <w:rPr>
+          <w:rFonts w:hint="eastAsia"/>
+        </w:rPr>
+        <w:lastRenderedPageBreak/>
+        <w:t>使用</w:t>
+      </w:r>
+      <w:r>
+        <w:rPr>
+          <w:rFonts w:hint="eastAsia"/>
+        </w:rPr>
+        <w:t>queryForUpdate</w:t>
+      </w:r>
+      <w:r>
+        <w:rPr>
+          <w:rFonts w:hint="eastAsia"/>
+        </w:rPr>
+        <w:t>锁定桶元数据</w:t>
+      </w:r>
+      <w:r>
+        <w:rPr>
+          <w:rFonts w:hint="eastAsia"/>
+        </w:rPr>
+        <w:t>，</w:t>
+      </w:r>
+      <w:r>
+        <w:rPr>
+          <w:rFonts w:hint="eastAsia"/>
+        </w:rPr>
+        <w:t>按照新的分隔符</w:t>
+      </w:r>
+      <w:r>
+        <w:rPr>
+          <w:rFonts w:hint="eastAsia"/>
+        </w:rPr>
+        <w:t>在层级目录表中增加新的层级关系数据，版本号用新的，</w:t>
+      </w:r>
+      <w:r>
+        <w:rPr>
+          <w:rFonts w:hint="eastAsia"/>
+        </w:rPr>
+        <w:t>--------</w:t>
+      </w:r>
+      <w:r>
+        <w:rPr>
+          <w:rFonts w:hint="eastAsia"/>
+        </w:rPr>
+        <w:t>如何重建层级结构，不遗漏对象，同时不影响正在</w:t>
+      </w:r>
+      <w:r>
+        <w:rPr>
+          <w:rFonts w:hint="eastAsia"/>
+        </w:rPr>
+        <w:t>list</w:t>
+      </w:r>
+      <w:r>
+        <w:t xml:space="preserve"> </w:t>
+      </w:r>
+      <w:r>
+        <w:rPr>
+          <w:rFonts w:hint="eastAsia"/>
+        </w:rPr>
+        <w:t>versions</w:t>
+      </w:r>
+      <w:r>
+        <w:rPr>
+          <w:rFonts w:hint="eastAsia"/>
+        </w:rPr>
+        <w:t>和</w:t>
+      </w:r>
+      <w:r>
+        <w:rPr>
+          <w:rFonts w:hint="eastAsia"/>
+        </w:rPr>
+        <w:t>list</w:t>
+      </w:r>
+      <w:r>
+        <w:t xml:space="preserve"> </w:t>
+      </w:r>
+      <w:r>
+        <w:rPr>
+          <w:rFonts w:hint="eastAsia"/>
+        </w:rPr>
+        <w:t>Objects</w:t>
+      </w:r>
+      <w:r>
+        <w:rPr>
+          <w:rFonts w:hint="eastAsia"/>
+        </w:rPr>
+        <w:t>的操作</w:t>
+      </w:r>
+    </w:p>
+    <w:p>
+      <w:pPr>
+        <w:pStyle w:val="aa"/>
+        <w:numPr>
+          <w:ilvl w:val="0"/>
+          <w:numId w:val="43"/>
+        </w:numPr>
+        <w:spacing w:beforeLines="50" w:before="156" w:afterLines="50" w:after="156"/>
+        <w:ind w:firstLineChars="0"/>
+      </w:pPr>
+    </w:p>
+    <w:p>
+      <w:pPr>
+        <w:pStyle w:val="aa"/>
+        <w:numPr>
+          <w:ilvl w:val="0"/>
+          <w:numId w:val="43"/>
+        </w:numPr>
+        <w:spacing w:beforeLines="50" w:before="156" w:afterLines="50" w:after="156"/>
+        <w:ind w:firstLineChars="0"/>
+        <w:rPr>
+          <w:rFonts w:hint="eastAsia"/>
+        </w:rPr>
+      </w:pPr>
+      <w:r>
+        <w:rPr>
+          <w:rFonts w:hint="eastAsia"/>
+        </w:rPr>
+        <w:t>修改分隔符与增加对象同步，修改分隔符时，查询桶内无对象，修改分隔符将</w:t>
+      </w:r>
+      <w:r>
+        <w:rPr>
+          <w:rFonts w:hint="eastAsia"/>
+        </w:rPr>
+        <w:t>A</w:t>
+      </w:r>
+      <w:r>
+        <w:rPr>
+          <w:rFonts w:hint="eastAsia"/>
+        </w:rPr>
+        <w:t>改为</w:t>
+      </w:r>
+      <w:r>
+        <w:rPr>
+          <w:rFonts w:hint="eastAsia"/>
+        </w:rPr>
+        <w:t>B</w:t>
+      </w:r>
+      <w:r>
+        <w:rPr>
+          <w:rFonts w:hint="eastAsia"/>
+        </w:rPr>
+        <w:t>；增加对象时查询了桶内分隔符</w:t>
+      </w:r>
+      <w:r>
+        <w:rPr>
+          <w:rFonts w:hint="eastAsia"/>
+        </w:rPr>
+        <w:t>A</w:t>
+      </w:r>
+      <w:r>
+        <w:rPr>
+          <w:rFonts w:hint="eastAsia"/>
+        </w:rPr>
+        <w:t>，增加对象，根据</w:t>
+      </w:r>
+      <w:r>
+        <w:rPr>
+          <w:rFonts w:hint="eastAsia"/>
+        </w:rPr>
+        <w:t>A</w:t>
+      </w:r>
+      <w:r>
+        <w:rPr>
+          <w:rFonts w:hint="eastAsia"/>
+        </w:rPr>
+        <w:t>分析对象层级</w:t>
+      </w:r>
+    </w:p>
+    <w:p>
+      <w:pPr>
+        <w:spacing w:beforeLines="50" w:before="156" w:afterLines="50" w:after="156"/>
+        <w:ind w:left="0"/>
+      </w:pPr>
+    </w:p>
+    <w:p>
+      <w:pPr>
+        <w:spacing w:beforeLines="50" w:before="156" w:afterLines="50" w:after="156"/>
+        <w:ind w:left="0" w:firstLineChars="200" w:firstLine="420"/>
+      </w:pPr>
+      <w:r>
+        <w:rPr>
+          <w:rFonts w:hint="eastAsia"/>
+        </w:rPr>
+        <w:t>异常场景：</w:t>
+      </w:r>
+    </w:p>
+    <w:p>
+      <w:pPr>
+        <w:pStyle w:val="aa"/>
+        <w:numPr>
+          <w:ilvl w:val="0"/>
+          <w:numId w:val="35"/>
+        </w:numPr>
+        <w:spacing w:beforeLines="50" w:before="156" w:afterLines="50" w:after="156"/>
+        <w:ind w:firstLineChars="0"/>
+      </w:pPr>
+      <w:r>
+        <w:rPr>
+          <w:rFonts w:hint="eastAsia"/>
+        </w:rPr>
+        <w:t>桶不存在，返回</w:t>
+      </w:r>
+      <w:r>
+        <w:t>NoSuchBucket</w:t>
+      </w:r>
+      <w:r>
+        <w:rPr>
+          <w:rFonts w:hint="eastAsia"/>
+        </w:rPr>
+        <w:t>。</w:t>
+      </w:r>
+    </w:p>
+    <w:p>
+      <w:pPr>
+        <w:pStyle w:val="aa"/>
+        <w:numPr>
+          <w:ilvl w:val="0"/>
+          <w:numId w:val="35"/>
+        </w:numPr>
+        <w:spacing w:beforeLines="50" w:before="156" w:afterLines="50" w:after="156"/>
+        <w:ind w:firstLineChars="0"/>
+      </w:pPr>
+      <w:r>
+        <w:rPr>
+          <w:rFonts w:hint="eastAsia"/>
+        </w:rPr>
+        <w:t>桶不属于自己，返回</w:t>
+      </w:r>
+      <w:r>
+        <w:t>AccessDenied</w:t>
+      </w:r>
+      <w:r>
+        <w:rPr>
+          <w:rFonts w:hint="eastAsia"/>
+        </w:rPr>
+        <w:t>。</w:t>
+      </w:r>
+    </w:p>
+    <w:p>
+      <w:pPr>
+        <w:pStyle w:val="aa"/>
+        <w:spacing w:beforeLines="50" w:before="156" w:afterLines="50" w:after="156"/>
+        <w:ind w:left="717" w:firstLineChars="0" w:firstLine="0"/>
+      </w:pPr>
+    </w:p>
+    <w:p>
+      <w:pPr>
+        <w:pStyle w:val="3"/>
+        <w:ind w:left="210"/>
+      </w:pPr>
+      <w:bookmarkStart w:id="11" w:name="_获取分隔符（GET_Bucket_Delimiter）"/>
+      <w:bookmarkEnd w:id="11"/>
+      <w:r>
+        <w:rPr>
+          <w:rFonts w:hint="eastAsia"/>
+        </w:rPr>
+        <w:t>获取分隔符（</w:t>
+      </w:r>
+      <w:r>
+        <w:rPr>
+          <w:rFonts w:hint="eastAsia"/>
+        </w:rPr>
+        <w:t>GET</w:t>
+      </w:r>
+      <w:r>
+        <w:t xml:space="preserve"> Bucket </w:t>
+      </w:r>
+      <w:r>
+        <w:rPr>
+          <w:rFonts w:hint="eastAsia"/>
+        </w:rPr>
+        <w:t>d</w:t>
+      </w:r>
+      <w:r>
+        <w:t>elimiter</w:t>
+      </w:r>
+      <w:r>
+        <w:rPr>
+          <w:rFonts w:hint="eastAsia"/>
+        </w:rPr>
+        <w:t>）</w:t>
+      </w:r>
+    </w:p>
+    <w:p>
+      <w:r>
+        <w:rPr>
+          <w:rFonts w:hint="eastAsia"/>
+        </w:rPr>
+        <w:t>获取分隔符流程：</w:t>
+      </w:r>
+      <w:r>
+        <w:rPr>
+          <w:rFonts w:hint="eastAsia"/>
+        </w:rPr>
+        <w:t xml:space="preserve"> </w:t>
+      </w:r>
+    </w:p>
+    <w:p>
+      <w:pPr>
+        <w:ind w:left="0"/>
+      </w:pPr>
+      <w:r>
+        <w:t xml:space="preserve">  </w:t>
+      </w:r>
+      <w:r>
+        <w:rPr>
+          <w:noProof/>
+        </w:rPr>
+        <w:drawing>
+          <wp:inline distT="0" distB="0" distL="0" distR="0" wp14:anchorId="6B650EDF" wp14:editId="1EF87E12">
+            <wp:extent cx="5274310" cy="3054499"/>
+            <wp:effectExtent l="0" t="0" r="2540" b="0"/>
+            <wp:docPr id="23" name="图片 23"/>
+            <wp:cNvGraphicFramePr>
+              <a:graphicFrameLocks xmlns:a="http://schemas.openxmlformats.org/drawingml/2006/main" noChangeAspect="1"/>
+            </wp:cNvGraphicFramePr>
+            <a:graphic xmlns:a="http://schemas.openxmlformats.org/drawingml/2006/main">
+              <a:graphicData uri="http://schemas.openxmlformats.org/drawingml/2006/picture">
+                <pic:pic xmlns:pic="http://schemas.openxmlformats.org/drawingml/2006/picture">
+                  <pic:nvPicPr>
+                    <pic:cNvPr id="0" name="Picture 21"/>
+                    <pic:cNvPicPr>
+                      <a:picLocks noChangeAspect="1" noChangeArrowheads="1"/>
+                    </pic:cNvPicPr>
+                  </pic:nvPicPr>
+                  <pic:blipFill>
+                    <a:blip r:embed="rId17">
+                      <a:extLst>
+                        <a:ext uri="{28A0092B-C50C-407E-A947-70E740481C1C}">
+                          <a14:useLocalDpi xmlns:a14="http://schemas.microsoft.com/office/drawing/2010/main" val="0"/>
+                        </a:ext>
+                      </a:extLst>
+                    </a:blip>
+                    <a:srcRect/>
+                    <a:stretch>
+                      <a:fillRect/>
+                    </a:stretch>
+                  </pic:blipFill>
+                  <pic:spPr bwMode="auto">
+                    <a:xfrm>
+                      <a:off x="0" y="0"/>
+                      <a:ext cx="5274310" cy="3054499"/>
+                    </a:xfrm>
+                    <a:prstGeom prst="rect">
+                      <a:avLst/>
+                    </a:prstGeom>
+                    <a:noFill/>
+                    <a:ln>
+                      <a:noFill/>
+                    </a:ln>
+                  </pic:spPr>
+                </pic:pic>
+              </a:graphicData>
+            </a:graphic>
+          </wp:inline>
+        </w:drawing>
+      </w:r>
+    </w:p>
+    <w:p>
+      <w:pPr>
+        <w:spacing w:beforeLines="50" w:before="156" w:afterLines="50" w:after="156"/>
+      </w:pPr>
+      <w:r>
+        <w:rPr>
+          <w:rFonts w:hint="eastAsia"/>
+        </w:rPr>
+        <w:t>正常场景：</w:t>
+      </w:r>
+    </w:p>
+    <w:p>
+      <w:pPr>
+        <w:pStyle w:val="aa"/>
+        <w:spacing w:beforeLines="50" w:before="156" w:afterLines="50" w:after="156"/>
+        <w:ind w:left="717" w:firstLineChars="0" w:firstLine="0"/>
+      </w:pPr>
+      <w:r>
+        <w:rPr>
+          <w:rFonts w:hint="eastAsia"/>
+        </w:rPr>
+        <w:t>查询成功，返回</w:t>
+      </w:r>
+      <w:r>
+        <w:t>Delimiter</w:t>
+      </w:r>
+      <w:r>
+        <w:rPr>
+          <w:rFonts w:hint="eastAsia"/>
+        </w:rPr>
+        <w:t>。</w:t>
+      </w:r>
+    </w:p>
+    <w:p>
+      <w:pPr>
+        <w:spacing w:beforeLines="50" w:before="156" w:afterLines="50" w:after="156"/>
+      </w:pPr>
+    </w:p>
+    <w:p>
+      <w:pPr>
+        <w:spacing w:beforeLines="50" w:before="156" w:afterLines="50" w:after="156"/>
+      </w:pPr>
+      <w:r>
+        <w:rPr>
+          <w:rFonts w:hint="eastAsia"/>
+        </w:rPr>
+        <w:t>异常场景：</w:t>
+      </w:r>
+    </w:p>
+    <w:p>
+      <w:pPr>
+        <w:pStyle w:val="aa"/>
+        <w:numPr>
+          <w:ilvl w:val="0"/>
+          <w:numId w:val="36"/>
+        </w:numPr>
+        <w:spacing w:beforeLines="50" w:before="156" w:afterLines="50" w:after="156"/>
+        <w:ind w:firstLineChars="0"/>
+      </w:pPr>
+      <w:r>
+        <w:rPr>
+          <w:rFonts w:hint="eastAsia"/>
+        </w:rPr>
+        <w:t>桶不存在，返回</w:t>
+      </w:r>
+      <w:r>
+        <w:t>NoSuchBucket</w:t>
+      </w:r>
+      <w:r>
+        <w:rPr>
+          <w:rFonts w:hint="eastAsia"/>
+        </w:rPr>
+        <w:t>。</w:t>
+      </w:r>
+    </w:p>
+    <w:p>
+      <w:pPr>
+        <w:pStyle w:val="aa"/>
+        <w:numPr>
+          <w:ilvl w:val="0"/>
+          <w:numId w:val="34"/>
+        </w:numPr>
+        <w:spacing w:beforeLines="50" w:before="156" w:afterLines="50" w:after="156"/>
+        <w:ind w:firstLineChars="0"/>
+      </w:pPr>
+      <w:r>
+        <w:rPr>
+          <w:rFonts w:hint="eastAsia"/>
+        </w:rPr>
+        <w:lastRenderedPageBreak/>
         <w:t>桶不属于自己，返回</w:t>
       </w:r>
       <w:r>
@@ -11044,6 +14074,7 @@
               <w:rPr>
                 <w:rFonts w:hint="eastAsia"/>
               </w:rPr>
+              <w:lastRenderedPageBreak/>
               <w:t>AccessKeyID</w:t>
             </w:r>
             <w:r>
@@ -11341,6 +14372,7 @@
               <w:rPr>
                 <w:rFonts w:hint="eastAsia"/>
               </w:rPr>
+              <w:lastRenderedPageBreak/>
               <w:t>PUT</w:t>
             </w:r>
             <w:r>
@@ -11436,7 +14468,14 @@
               <w:rPr>
                 <w:rFonts w:hint="eastAsia"/>
               </w:rPr>
-              <w:t>中添加成功的桶</w:t>
+              <w:t>中添加成功的</w:t>
+            </w:r>
+            <w:r>
+              <w:rPr>
+                <w:rFonts w:hint="eastAsia"/>
+              </w:rPr>
+              <w:lastRenderedPageBreak/>
+              <w:t>桶</w:t>
             </w:r>
             <w:r>
               <w:rPr>
@@ -12380,6 +15419,7 @@
               <w:rPr>
                 <w:rFonts w:hint="eastAsia"/>
               </w:rPr>
+              <w:lastRenderedPageBreak/>
               <w:t>PUT</w:t>
             </w:r>
             <w:r>
@@ -12500,6 +15540,7 @@
               <w:rPr>
                 <w:rFonts w:hint="eastAsia"/>
               </w:rPr>
+              <w:lastRenderedPageBreak/>
               <w:t>查询结果为</w:t>
             </w:r>
             <w:r>
@@ -12544,7 +15585,14 @@
               <w:rPr>
                 <w:i/>
               </w:rPr>
-              <w:t>&lt;VersioningConfiguration&gt;&lt;Status&gt;Enabled&lt;/Status&gt;&lt;/VersioningConfiguration&gt;</w:t>
+              <w:t>&lt;VersioningConfiguration&gt;&lt;Stat</w:t>
+            </w:r>
+            <w:r>
+              <w:rPr>
+                <w:i/>
+              </w:rPr>
+              <w:lastRenderedPageBreak/>
+              <w:t>us&gt;Enabled&lt;/Status&gt;&lt;/VersioningConfiguration&gt;</w:t>
             </w:r>
           </w:p>
           <w:p>
@@ -13526,7 +16574,7 @@
     </w:tbl>
     <w:p/>
     <w:sectPr>
-      <w:footerReference w:type="default" r:id="rId16"/>
+      <w:footerReference w:type="default" r:id="rId18"/>
       <w:pgSz w:w="11906" w:h="16838"/>
       <w:pgMar w:top="1440" w:right="1800" w:bottom="1440" w:left="1800" w:header="851" w:footer="992" w:gutter="0"/>
       <w:cols w:space="425"/>
@@ -13621,7 +16669,6 @@
         <w:docPartUnique/>
       </w:docPartObj>
     </w:sdtPr>
-    <w:sdtEndPr/>
     <w:sdtContent>
       <w:p>
         <w:pPr>
@@ -13642,7 +16689,7 @@
             <w:noProof/>
             <w:lang w:val="zh-CN"/>
           </w:rPr>
-          <w:t>5</w:t>
+          <w:t>9</w:t>
         </w:r>
         <w:r>
           <w:fldChar w:fldCharType="end"/>
@@ -14214,6 +17261,96 @@
     </w:lvl>
   </w:abstractNum>
   <w:abstractNum w:abstractNumId="6" w15:restartNumberingAfterBreak="0">
+    <w:nsid w:val="08FF407E"/>
+    <w:multiLevelType w:val="hybridMultilevel"/>
+    <w:tmpl w:val="E6CCC742"/>
+    <w:lvl w:ilvl="0" w:tplc="8DDE1DA2">
+      <w:start w:val="1"/>
+      <w:numFmt w:val="decimal"/>
+      <w:pStyle w:val="3"/>
+      <w:lvlText w:val="%1."/>
+      <w:lvlJc w:val="left"/>
+      <w:pPr>
+        <w:ind w:left="520" w:hanging="420"/>
+      </w:pPr>
+      <w:rPr>
+        <w:rFonts w:hint="default"/>
+      </w:rPr>
+    </w:lvl>
+    <w:lvl w:ilvl="1" w:tplc="04090019" w:tentative="1">
+      <w:start w:val="1"/>
+      <w:numFmt w:val="lowerLetter"/>
+      <w:lvlText w:val="%2)"/>
+      <w:lvlJc w:val="left"/>
+      <w:pPr>
+        <w:ind w:left="940" w:hanging="420"/>
+      </w:pPr>
+    </w:lvl>
+    <w:lvl w:ilvl="2" w:tplc="0409001B" w:tentative="1">
+      <w:start w:val="1"/>
+      <w:numFmt w:val="lowerRoman"/>
+      <w:lvlText w:val="%3."/>
+      <w:lvlJc w:val="right"/>
+      <w:pPr>
+        <w:ind w:left="1360" w:hanging="420"/>
+      </w:pPr>
+    </w:lvl>
+    <w:lvl w:ilvl="3" w:tplc="0409000F" w:tentative="1">
+      <w:start w:val="1"/>
+      <w:numFmt w:val="decimal"/>
+      <w:lvlText w:val="%4."/>
+      <w:lvlJc w:val="left"/>
+      <w:pPr>
+        <w:ind w:left="1780" w:hanging="420"/>
+      </w:pPr>
+    </w:lvl>
+    <w:lvl w:ilvl="4" w:tplc="04090019" w:tentative="1">
+      <w:start w:val="1"/>
+      <w:numFmt w:val="lowerLetter"/>
+      <w:lvlText w:val="%5)"/>
+      <w:lvlJc w:val="left"/>
+      <w:pPr>
+        <w:ind w:left="2200" w:hanging="420"/>
+      </w:pPr>
+    </w:lvl>
+    <w:lvl w:ilvl="5" w:tplc="0409001B" w:tentative="1">
+      <w:start w:val="1"/>
+      <w:numFmt w:val="lowerRoman"/>
+      <w:lvlText w:val="%6."/>
+      <w:lvlJc w:val="right"/>
+      <w:pPr>
+        <w:ind w:left="2620" w:hanging="420"/>
+      </w:pPr>
+    </w:lvl>
+    <w:lvl w:ilvl="6" w:tplc="0409000F" w:tentative="1">
+      <w:start w:val="1"/>
+      <w:numFmt w:val="decimal"/>
+      <w:lvlText w:val="%7."/>
+      <w:lvlJc w:val="left"/>
+      <w:pPr>
+        <w:ind w:left="3040" w:hanging="420"/>
+      </w:pPr>
+    </w:lvl>
+    <w:lvl w:ilvl="7" w:tplc="04090019" w:tentative="1">
+      <w:start w:val="1"/>
+      <w:numFmt w:val="lowerLetter"/>
+      <w:lvlText w:val="%8)"/>
+      <w:lvlJc w:val="left"/>
+      <w:pPr>
+        <w:ind w:left="3460" w:hanging="420"/>
+      </w:pPr>
+    </w:lvl>
+    <w:lvl w:ilvl="8" w:tplc="0409001B" w:tentative="1">
+      <w:start w:val="1"/>
+      <w:numFmt w:val="lowerRoman"/>
+      <w:lvlText w:val="%9."/>
+      <w:lvlJc w:val="right"/>
+      <w:pPr>
+        <w:ind w:left="3880" w:hanging="420"/>
+      </w:pPr>
+    </w:lvl>
+  </w:abstractNum>
+  <w:abstractNum w:abstractNumId="7" w15:restartNumberingAfterBreak="0">
     <w:nsid w:val="09BB7249"/>
     <w:multiLevelType w:val="hybridMultilevel"/>
     <w:tmpl w:val="5E148A04"/>
@@ -14302,7 +17439,96 @@
       </w:pPr>
     </w:lvl>
   </w:abstractNum>
-  <w:abstractNum w:abstractNumId="7" w15:restartNumberingAfterBreak="0">
+  <w:abstractNum w:abstractNumId="8" w15:restartNumberingAfterBreak="0">
+    <w:nsid w:val="0C7819E2"/>
+    <w:multiLevelType w:val="hybridMultilevel"/>
+    <w:tmpl w:val="FAAA1854"/>
+    <w:lvl w:ilvl="0" w:tplc="7AA48864">
+      <w:start w:val="1"/>
+      <w:numFmt w:val="decimal"/>
+      <w:lvlText w:val="%1."/>
+      <w:lvlJc w:val="left"/>
+      <w:pPr>
+        <w:ind w:left="780" w:hanging="360"/>
+      </w:pPr>
+      <w:rPr>
+        <w:rFonts w:hint="default"/>
+      </w:rPr>
+    </w:lvl>
+    <w:lvl w:ilvl="1" w:tplc="04090019" w:tentative="1">
+      <w:start w:val="1"/>
+      <w:numFmt w:val="lowerLetter"/>
+      <w:lvlText w:val="%2)"/>
+      <w:lvlJc w:val="left"/>
+      <w:pPr>
+        <w:ind w:left="1260" w:hanging="420"/>
+      </w:pPr>
+    </w:lvl>
+    <w:lvl w:ilvl="2" w:tplc="0409001B" w:tentative="1">
+      <w:start w:val="1"/>
+      <w:numFmt w:val="lowerRoman"/>
+      <w:lvlText w:val="%3."/>
+      <w:lvlJc w:val="right"/>
+      <w:pPr>
+        <w:ind w:left="1680" w:hanging="420"/>
+      </w:pPr>
+    </w:lvl>
+    <w:lvl w:ilvl="3" w:tplc="0409000F" w:tentative="1">
+      <w:start w:val="1"/>
+      <w:numFmt w:val="decimal"/>
+      <w:lvlText w:val="%4."/>
+      <w:lvlJc w:val="left"/>
+      <w:pPr>
+        <w:ind w:left="2100" w:hanging="420"/>
+      </w:pPr>
+    </w:lvl>
+    <w:lvl w:ilvl="4" w:tplc="04090019" w:tentative="1">
+      <w:start w:val="1"/>
+      <w:numFmt w:val="lowerLetter"/>
+      <w:lvlText w:val="%5)"/>
+      <w:lvlJc w:val="left"/>
+      <w:pPr>
+        <w:ind w:left="2520" w:hanging="420"/>
+      </w:pPr>
+    </w:lvl>
+    <w:lvl w:ilvl="5" w:tplc="0409001B" w:tentative="1">
+      <w:start w:val="1"/>
+      <w:numFmt w:val="lowerRoman"/>
+      <w:lvlText w:val="%6."/>
+      <w:lvlJc w:val="right"/>
+      <w:pPr>
+        <w:ind w:left="2940" w:hanging="420"/>
+      </w:pPr>
+    </w:lvl>
+    <w:lvl w:ilvl="6" w:tplc="0409000F" w:tentative="1">
+      <w:start w:val="1"/>
+      <w:numFmt w:val="decimal"/>
+      <w:lvlText w:val="%7."/>
+      <w:lvlJc w:val="left"/>
+      <w:pPr>
+        <w:ind w:left="3360" w:hanging="420"/>
+      </w:pPr>
+    </w:lvl>
+    <w:lvl w:ilvl="7" w:tplc="04090019" w:tentative="1">
+      <w:start w:val="1"/>
+      <w:numFmt w:val="lowerLetter"/>
+      <w:lvlText w:val="%8)"/>
+      <w:lvlJc w:val="left"/>
+      <w:pPr>
+        <w:ind w:left="3780" w:hanging="420"/>
+      </w:pPr>
+    </w:lvl>
+    <w:lvl w:ilvl="8" w:tplc="0409001B" w:tentative="1">
+      <w:start w:val="1"/>
+      <w:numFmt w:val="lowerRoman"/>
+      <w:lvlText w:val="%9."/>
+      <w:lvlJc w:val="right"/>
+      <w:pPr>
+        <w:ind w:left="4200" w:hanging="420"/>
+      </w:pPr>
+    </w:lvl>
+  </w:abstractNum>
+  <w:abstractNum w:abstractNumId="9" w15:restartNumberingAfterBreak="0">
     <w:nsid w:val="10C50482"/>
     <w:multiLevelType w:val="hybridMultilevel"/>
     <w:tmpl w:val="190EA2DA"/>
@@ -14391,7 +17617,7 @@
       </w:pPr>
     </w:lvl>
   </w:abstractNum>
-  <w:abstractNum w:abstractNumId="8" w15:restartNumberingAfterBreak="0">
+  <w:abstractNum w:abstractNumId="10" w15:restartNumberingAfterBreak="0">
     <w:nsid w:val="140E0C7B"/>
     <w:multiLevelType w:val="hybridMultilevel"/>
     <w:tmpl w:val="6902D0FE"/>
@@ -14480,7 +17706,7 @@
       </w:pPr>
     </w:lvl>
   </w:abstractNum>
-  <w:abstractNum w:abstractNumId="9" w15:restartNumberingAfterBreak="0">
+  <w:abstractNum w:abstractNumId="11" w15:restartNumberingAfterBreak="0">
     <w:nsid w:val="15BF7991"/>
     <w:multiLevelType w:val="hybridMultilevel"/>
     <w:tmpl w:val="EC2E304E"/>
@@ -14569,7 +17795,7 @@
       </w:pPr>
     </w:lvl>
   </w:abstractNum>
-  <w:abstractNum w:abstractNumId="10" w15:restartNumberingAfterBreak="0">
+  <w:abstractNum w:abstractNumId="12" w15:restartNumberingAfterBreak="0">
     <w:nsid w:val="161009BD"/>
     <w:multiLevelType w:val="hybridMultilevel"/>
     <w:tmpl w:val="22928A90"/>
@@ -14658,7 +17884,7 @@
       </w:pPr>
     </w:lvl>
   </w:abstractNum>
-  <w:abstractNum w:abstractNumId="11" w15:restartNumberingAfterBreak="0">
+  <w:abstractNum w:abstractNumId="13" w15:restartNumberingAfterBreak="0">
     <w:nsid w:val="16A559F6"/>
     <w:multiLevelType w:val="hybridMultilevel"/>
     <w:tmpl w:val="1E3E9D24"/>
@@ -14747,7 +17973,7 @@
       </w:pPr>
     </w:lvl>
   </w:abstractNum>
-  <w:abstractNum w:abstractNumId="12" w15:restartNumberingAfterBreak="0">
+  <w:abstractNum w:abstractNumId="14" w15:restartNumberingAfterBreak="0">
     <w:nsid w:val="16FA289B"/>
     <w:multiLevelType w:val="hybridMultilevel"/>
     <w:tmpl w:val="A51EF8DA"/>
@@ -14836,7 +18062,7 @@
       </w:pPr>
     </w:lvl>
   </w:abstractNum>
-  <w:abstractNum w:abstractNumId="13" w15:restartNumberingAfterBreak="0">
+  <w:abstractNum w:abstractNumId="15" w15:restartNumberingAfterBreak="0">
     <w:nsid w:val="18C732A5"/>
     <w:multiLevelType w:val="hybridMultilevel"/>
     <w:tmpl w:val="CB5659F4"/>
@@ -14925,7 +18151,7 @@
       </w:pPr>
     </w:lvl>
   </w:abstractNum>
-  <w:abstractNum w:abstractNumId="14" w15:restartNumberingAfterBreak="0">
+  <w:abstractNum w:abstractNumId="16" w15:restartNumberingAfterBreak="0">
     <w:nsid w:val="1C0F2D77"/>
     <w:multiLevelType w:val="hybridMultilevel"/>
     <w:tmpl w:val="22406650"/>
@@ -15014,7 +18240,7 @@
       </w:pPr>
     </w:lvl>
   </w:abstractNum>
-  <w:abstractNum w:abstractNumId="15" w15:restartNumberingAfterBreak="0">
+  <w:abstractNum w:abstractNumId="17" w15:restartNumberingAfterBreak="0">
     <w:nsid w:val="23EC5C36"/>
     <w:multiLevelType w:val="hybridMultilevel"/>
     <w:tmpl w:val="3338448C"/>
@@ -15103,7 +18329,7 @@
       </w:pPr>
     </w:lvl>
   </w:abstractNum>
-  <w:abstractNum w:abstractNumId="16" w15:restartNumberingAfterBreak="0">
+  <w:abstractNum w:abstractNumId="18" w15:restartNumberingAfterBreak="0">
     <w:nsid w:val="2AB924ED"/>
     <w:multiLevelType w:val="hybridMultilevel"/>
     <w:tmpl w:val="C6125E4C"/>
@@ -15192,7 +18418,7 @@
       </w:pPr>
     </w:lvl>
   </w:abstractNum>
-  <w:abstractNum w:abstractNumId="17" w15:restartNumberingAfterBreak="0">
+  <w:abstractNum w:abstractNumId="19" w15:restartNumberingAfterBreak="0">
     <w:nsid w:val="2B0C18C1"/>
     <w:multiLevelType w:val="hybridMultilevel"/>
     <w:tmpl w:val="F0A8226E"/>
@@ -15281,7 +18507,7 @@
       </w:pPr>
     </w:lvl>
   </w:abstractNum>
-  <w:abstractNum w:abstractNumId="18" w15:restartNumberingAfterBreak="0">
+  <w:abstractNum w:abstractNumId="20" w15:restartNumberingAfterBreak="0">
     <w:nsid w:val="329A0702"/>
     <w:multiLevelType w:val="multilevel"/>
     <w:tmpl w:val="0409001F"/>
@@ -15371,7 +18597,7 @@
       </w:pPr>
     </w:lvl>
   </w:abstractNum>
-  <w:abstractNum w:abstractNumId="19" w15:restartNumberingAfterBreak="0">
+  <w:abstractNum w:abstractNumId="21" w15:restartNumberingAfterBreak="0">
     <w:nsid w:val="385F63A3"/>
     <w:multiLevelType w:val="hybridMultilevel"/>
     <w:tmpl w:val="62ACBB32"/>
@@ -15460,7 +18686,7 @@
       </w:pPr>
     </w:lvl>
   </w:abstractNum>
-  <w:abstractNum w:abstractNumId="20" w15:restartNumberingAfterBreak="0">
+  <w:abstractNum w:abstractNumId="22" w15:restartNumberingAfterBreak="0">
     <w:nsid w:val="396D3CC4"/>
     <w:multiLevelType w:val="hybridMultilevel"/>
     <w:tmpl w:val="76ECB37C"/>
@@ -15549,7 +18775,7 @@
       </w:pPr>
     </w:lvl>
   </w:abstractNum>
-  <w:abstractNum w:abstractNumId="21" w15:restartNumberingAfterBreak="0">
+  <w:abstractNum w:abstractNumId="23" w15:restartNumberingAfterBreak="0">
     <w:nsid w:val="3CF6617E"/>
     <w:multiLevelType w:val="hybridMultilevel"/>
     <w:tmpl w:val="8BD28E34"/>
@@ -15638,7 +18864,7 @@
       </w:pPr>
     </w:lvl>
   </w:abstractNum>
-  <w:abstractNum w:abstractNumId="22" w15:restartNumberingAfterBreak="0">
+  <w:abstractNum w:abstractNumId="24" w15:restartNumberingAfterBreak="0">
     <w:nsid w:val="3F096B6D"/>
     <w:multiLevelType w:val="hybridMultilevel"/>
     <w:tmpl w:val="5B5417C4"/>
@@ -15727,7 +18953,7 @@
       </w:pPr>
     </w:lvl>
   </w:abstractNum>
-  <w:abstractNum w:abstractNumId="23" w15:restartNumberingAfterBreak="0">
+  <w:abstractNum w:abstractNumId="25" w15:restartNumberingAfterBreak="0">
     <w:nsid w:val="44D7394E"/>
     <w:multiLevelType w:val="hybridMultilevel"/>
     <w:tmpl w:val="CB5659F4"/>
@@ -15816,7 +19042,7 @@
       </w:pPr>
     </w:lvl>
   </w:abstractNum>
-  <w:abstractNum w:abstractNumId="24" w15:restartNumberingAfterBreak="0">
+  <w:abstractNum w:abstractNumId="26" w15:restartNumberingAfterBreak="0">
     <w:nsid w:val="452D028C"/>
     <w:multiLevelType w:val="hybridMultilevel"/>
     <w:tmpl w:val="822EA47C"/>
@@ -15905,7 +19131,7 @@
       </w:pPr>
     </w:lvl>
   </w:abstractNum>
-  <w:abstractNum w:abstractNumId="25" w15:restartNumberingAfterBreak="0">
+  <w:abstractNum w:abstractNumId="27" w15:restartNumberingAfterBreak="0">
     <w:nsid w:val="464510BE"/>
     <w:multiLevelType w:val="hybridMultilevel"/>
     <w:tmpl w:val="62ACBB32"/>
@@ -15994,7 +19220,7 @@
       </w:pPr>
     </w:lvl>
   </w:abstractNum>
-  <w:abstractNum w:abstractNumId="26" w15:restartNumberingAfterBreak="0">
+  <w:abstractNum w:abstractNumId="28" w15:restartNumberingAfterBreak="0">
     <w:nsid w:val="4F6B10EB"/>
     <w:multiLevelType w:val="hybridMultilevel"/>
     <w:tmpl w:val="AF8C0AF4"/>
@@ -16083,7 +19309,7 @@
       </w:pPr>
     </w:lvl>
   </w:abstractNum>
-  <w:abstractNum w:abstractNumId="27" w15:restartNumberingAfterBreak="0">
+  <w:abstractNum w:abstractNumId="29" w15:restartNumberingAfterBreak="0">
     <w:nsid w:val="59AE26EE"/>
     <w:multiLevelType w:val="hybridMultilevel"/>
     <w:tmpl w:val="6CEC1ACC"/>
@@ -16170,7 +19396,7 @@
       </w:pPr>
     </w:lvl>
   </w:abstractNum>
-  <w:abstractNum w:abstractNumId="28" w15:restartNumberingAfterBreak="0">
+  <w:abstractNum w:abstractNumId="30" w15:restartNumberingAfterBreak="0">
     <w:nsid w:val="5D792553"/>
     <w:multiLevelType w:val="hybridMultilevel"/>
     <w:tmpl w:val="0A28E32A"/>
@@ -16259,7 +19485,7 @@
       </w:pPr>
     </w:lvl>
   </w:abstractNum>
-  <w:abstractNum w:abstractNumId="29" w15:restartNumberingAfterBreak="0">
+  <w:abstractNum w:abstractNumId="31" w15:restartNumberingAfterBreak="0">
     <w:nsid w:val="5E355B9E"/>
     <w:multiLevelType w:val="hybridMultilevel"/>
     <w:tmpl w:val="6902D0FE"/>
@@ -16348,7 +19574,7 @@
       </w:pPr>
     </w:lvl>
   </w:abstractNum>
-  <w:abstractNum w:abstractNumId="30" w15:restartNumberingAfterBreak="0">
+  <w:abstractNum w:abstractNumId="32" w15:restartNumberingAfterBreak="0">
     <w:nsid w:val="5EB475DE"/>
     <w:multiLevelType w:val="hybridMultilevel"/>
     <w:tmpl w:val="0F74492C"/>
@@ -16437,7 +19663,7 @@
       </w:pPr>
     </w:lvl>
   </w:abstractNum>
-  <w:abstractNum w:abstractNumId="31" w15:restartNumberingAfterBreak="0">
+  <w:abstractNum w:abstractNumId="33" w15:restartNumberingAfterBreak="0">
     <w:nsid w:val="62632C9D"/>
     <w:multiLevelType w:val="hybridMultilevel"/>
     <w:tmpl w:val="35B02AC4"/>
@@ -16526,7 +19752,7 @@
       </w:pPr>
     </w:lvl>
   </w:abstractNum>
-  <w:abstractNum w:abstractNumId="32" w15:restartNumberingAfterBreak="0">
+  <w:abstractNum w:abstractNumId="34" w15:restartNumberingAfterBreak="0">
     <w:nsid w:val="64D91826"/>
     <w:multiLevelType w:val="hybridMultilevel"/>
     <w:tmpl w:val="5746A49C"/>
@@ -16615,7 +19841,7 @@
       </w:pPr>
     </w:lvl>
   </w:abstractNum>
-  <w:abstractNum w:abstractNumId="33" w15:restartNumberingAfterBreak="0">
+  <w:abstractNum w:abstractNumId="35" w15:restartNumberingAfterBreak="0">
     <w:nsid w:val="66F05DE4"/>
     <w:multiLevelType w:val="hybridMultilevel"/>
     <w:tmpl w:val="85EAEE8E"/>
@@ -16704,7 +19930,7 @@
       </w:pPr>
     </w:lvl>
   </w:abstractNum>
-  <w:abstractNum w:abstractNumId="34" w15:restartNumberingAfterBreak="0">
+  <w:abstractNum w:abstractNumId="36" w15:restartNumberingAfterBreak="0">
     <w:nsid w:val="670D2294"/>
     <w:multiLevelType w:val="hybridMultilevel"/>
     <w:tmpl w:val="2F923D9C"/>
@@ -16793,7 +20019,7 @@
       </w:pPr>
     </w:lvl>
   </w:abstractNum>
-  <w:abstractNum w:abstractNumId="35" w15:restartNumberingAfterBreak="0">
+  <w:abstractNum w:abstractNumId="37" w15:restartNumberingAfterBreak="0">
     <w:nsid w:val="680A1874"/>
     <w:multiLevelType w:val="hybridMultilevel"/>
     <w:tmpl w:val="76E013A6"/>
@@ -16882,7 +20108,7 @@
       </w:pPr>
     </w:lvl>
   </w:abstractNum>
-  <w:abstractNum w:abstractNumId="36" w15:restartNumberingAfterBreak="0">
+  <w:abstractNum w:abstractNumId="38" w15:restartNumberingAfterBreak="0">
     <w:nsid w:val="69B75F92"/>
     <w:multiLevelType w:val="hybridMultilevel"/>
     <w:tmpl w:val="CB5659F4"/>
@@ -16971,7 +20197,7 @@
       </w:pPr>
     </w:lvl>
   </w:abstractNum>
-  <w:abstractNum w:abstractNumId="37" w15:restartNumberingAfterBreak="0">
+  <w:abstractNum w:abstractNumId="39" w15:restartNumberingAfterBreak="0">
     <w:nsid w:val="6CB82A48"/>
     <w:multiLevelType w:val="hybridMultilevel"/>
     <w:tmpl w:val="1A744C2E"/>
@@ -17060,7 +20286,7 @@
       </w:pPr>
     </w:lvl>
   </w:abstractNum>
-  <w:abstractNum w:abstractNumId="38" w15:restartNumberingAfterBreak="0">
+  <w:abstractNum w:abstractNumId="40" w15:restartNumberingAfterBreak="0">
     <w:nsid w:val="75EA651F"/>
     <w:multiLevelType w:val="multilevel"/>
     <w:tmpl w:val="970E6EAA"/>
@@ -17151,7 +20377,7 @@
       </w:pPr>
     </w:lvl>
   </w:abstractNum>
-  <w:abstractNum w:abstractNumId="39" w15:restartNumberingAfterBreak="0">
+  <w:abstractNum w:abstractNumId="41" w15:restartNumberingAfterBreak="0">
     <w:nsid w:val="768D4C0C"/>
     <w:multiLevelType w:val="hybridMultilevel"/>
     <w:tmpl w:val="268656B0"/>
@@ -17241,7 +20467,7 @@
       </w:pPr>
     </w:lvl>
   </w:abstractNum>
-  <w:abstractNum w:abstractNumId="40" w15:restartNumberingAfterBreak="0">
+  <w:abstractNum w:abstractNumId="42" w15:restartNumberingAfterBreak="0">
     <w:nsid w:val="7A195257"/>
     <w:multiLevelType w:val="multilevel"/>
     <w:tmpl w:val="AB30E2CA"/>
@@ -17355,7 +20581,7 @@
       </w:rPr>
     </w:lvl>
   </w:abstractNum>
-  <w:abstractNum w:abstractNumId="41" w15:restartNumberingAfterBreak="0">
+  <w:abstractNum w:abstractNumId="43" w15:restartNumberingAfterBreak="0">
     <w:nsid w:val="7D916D62"/>
     <w:multiLevelType w:val="hybridMultilevel"/>
     <w:tmpl w:val="62ACBB32"/>
@@ -17445,28 +20671,28 @@
     </w:lvl>
   </w:abstractNum>
   <w:num w:numId="1">
-    <w:abstractNumId w:val="15"/>
+    <w:abstractNumId w:val="17"/>
   </w:num>
   <w:num w:numId="2">
-    <w:abstractNumId w:val="38"/>
+    <w:abstractNumId w:val="40"/>
   </w:num>
   <w:num w:numId="3">
-    <w:abstractNumId w:val="18"/>
+    <w:abstractNumId w:val="20"/>
   </w:num>
   <w:num w:numId="4">
-    <w:abstractNumId w:val="27"/>
+    <w:abstractNumId w:val="29"/>
   </w:num>
   <w:num w:numId="5">
-    <w:abstractNumId w:val="40"/>
+    <w:abstractNumId w:val="42"/>
   </w:num>
   <w:num w:numId="6">
-    <w:abstractNumId w:val="12"/>
+    <w:abstractNumId w:val="14"/>
   </w:num>
   <w:num w:numId="7">
-    <w:abstractNumId w:val="29"/>
+    <w:abstractNumId w:val="31"/>
   </w:num>
   <w:num w:numId="8">
-    <w:abstractNumId w:val="8"/>
+    <w:abstractNumId w:val="10"/>
   </w:num>
   <w:num w:numId="9">
     <w:abstractNumId w:val="2"/>
@@ -17475,100 +20701,112 @@
     <w:abstractNumId w:val="1"/>
   </w:num>
   <w:num w:numId="11">
-    <w:abstractNumId w:val="9"/>
+    <w:abstractNumId w:val="11"/>
   </w:num>
   <w:num w:numId="12">
-    <w:abstractNumId w:val="6"/>
+    <w:abstractNumId w:val="7"/>
   </w:num>
   <w:num w:numId="13">
+    <w:abstractNumId w:val="37"/>
+  </w:num>
+  <w:num w:numId="14">
+    <w:abstractNumId w:val="23"/>
+  </w:num>
+  <w:num w:numId="15">
+    <w:abstractNumId w:val="34"/>
+  </w:num>
+  <w:num w:numId="16">
     <w:abstractNumId w:val="35"/>
   </w:num>
-  <w:num w:numId="14">
-    <w:abstractNumId w:val="21"/>
-  </w:num>
-  <w:num w:numId="15">
-    <w:abstractNumId w:val="32"/>
-  </w:num>
-  <w:num w:numId="16">
-    <w:abstractNumId w:val="33"/>
-  </w:num>
   <w:num w:numId="17">
-    <w:abstractNumId w:val="17"/>
+    <w:abstractNumId w:val="19"/>
   </w:num>
   <w:num w:numId="18">
     <w:abstractNumId w:val="0"/>
   </w:num>
   <w:num w:numId="19">
-    <w:abstractNumId w:val="7"/>
+    <w:abstractNumId w:val="9"/>
   </w:num>
   <w:num w:numId="20">
+    <w:abstractNumId w:val="26"/>
+  </w:num>
+  <w:num w:numId="21">
+    <w:abstractNumId w:val="12"/>
+  </w:num>
+  <w:num w:numId="22">
+    <w:abstractNumId w:val="22"/>
+  </w:num>
+  <w:num w:numId="23">
+    <w:abstractNumId w:val="13"/>
+  </w:num>
+  <w:num w:numId="24">
+    <w:abstractNumId w:val="28"/>
+  </w:num>
+  <w:num w:numId="25">
+    <w:abstractNumId w:val="32"/>
+  </w:num>
+  <w:num w:numId="26">
+    <w:abstractNumId w:val="36"/>
+  </w:num>
+  <w:num w:numId="27">
+    <w:abstractNumId w:val="18"/>
+  </w:num>
+  <w:num w:numId="28">
+    <w:abstractNumId w:val="21"/>
+  </w:num>
+  <w:num w:numId="29">
+    <w:abstractNumId w:val="25"/>
+  </w:num>
+  <w:num w:numId="30">
     <w:abstractNumId w:val="24"/>
   </w:num>
-  <w:num w:numId="21">
-    <w:abstractNumId w:val="10"/>
-  </w:num>
-  <w:num w:numId="22">
-    <w:abstractNumId w:val="20"/>
-  </w:num>
-  <w:num w:numId="23">
-    <w:abstractNumId w:val="11"/>
-  </w:num>
-  <w:num w:numId="24">
-    <w:abstractNumId w:val="26"/>
-  </w:num>
-  <w:num w:numId="25">
-    <w:abstractNumId w:val="30"/>
-  </w:num>
-  <w:num w:numId="26">
-    <w:abstractNumId w:val="34"/>
-  </w:num>
-  <w:num w:numId="27">
-    <w:abstractNumId w:val="16"/>
-  </w:num>
-  <w:num w:numId="28">
-    <w:abstractNumId w:val="19"/>
-  </w:num>
-  <w:num w:numId="29">
-    <w:abstractNumId w:val="23"/>
-  </w:num>
-  <w:num w:numId="30">
-    <w:abstractNumId w:val="22"/>
-  </w:num>
   <w:num w:numId="31">
-    <w:abstractNumId w:val="25"/>
+    <w:abstractNumId w:val="27"/>
   </w:num>
   <w:num w:numId="32">
     <w:abstractNumId w:val="5"/>
   </w:num>
   <w:num w:numId="33">
-    <w:abstractNumId w:val="41"/>
+    <w:abstractNumId w:val="43"/>
   </w:num>
   <w:num w:numId="34">
     <w:abstractNumId w:val="4"/>
   </w:num>
   <w:num w:numId="35">
-    <w:abstractNumId w:val="36"/>
+    <w:abstractNumId w:val="38"/>
   </w:num>
   <w:num w:numId="36">
-    <w:abstractNumId w:val="13"/>
+    <w:abstractNumId w:val="15"/>
   </w:num>
   <w:num w:numId="37">
-    <w:abstractNumId w:val="37"/>
+    <w:abstractNumId w:val="39"/>
   </w:num>
   <w:num w:numId="38">
-    <w:abstractNumId w:val="39"/>
+    <w:abstractNumId w:val="41"/>
   </w:num>
   <w:num w:numId="39">
-    <w:abstractNumId w:val="14"/>
+    <w:abstractNumId w:val="16"/>
   </w:num>
   <w:num w:numId="40">
-    <w:abstractNumId w:val="28"/>
+    <w:abstractNumId w:val="30"/>
   </w:num>
   <w:num w:numId="41">
-    <w:abstractNumId w:val="31"/>
+    <w:abstractNumId w:val="33"/>
   </w:num>
   <w:num w:numId="42">
     <w:abstractNumId w:val="3"/>
+  </w:num>
+  <w:num w:numId="43">
+    <w:abstractNumId w:val="8"/>
+  </w:num>
+  <w:num w:numId="44">
+    <w:abstractNumId w:val="6"/>
+  </w:num>
+  <w:num w:numId="45">
+    <w:abstractNumId w:val="6"/>
+    <w:lvlOverride w:ilvl="0">
+      <w:startOverride w:val="1"/>
+    </w:lvlOverride>
   </w:num>
   <w:numIdMacAtCleanup w:val="21"/>
 </w:numbering>
@@ -19033,7 +22271,7 @@
 </file>
 
 <file path=customXml/itemProps1.xml><?xml version="1.0" encoding="utf-8"?>
-<ds:datastoreItem xmlns:ds="http://schemas.openxmlformats.org/officeDocument/2006/customXml" ds:itemID="{EF1D5250-5F90-42A0-A574-943ABF9AECDE}">
+<ds:datastoreItem xmlns:ds="http://schemas.openxmlformats.org/officeDocument/2006/customXml" ds:itemID="{06E9A9B0-6AEB-4197-9E62-751ABBD26D34}">
   <ds:schemaRefs>
     <ds:schemaRef ds:uri="http://schemas.openxmlformats.org/officeDocument/2006/bibliography"/>
   </ds:schemaRefs>

--- a/internal_doc/03.开发设计/Amazon S3接口兼容/Story--SequoiaDB兼容Amazon S3接口 -桶管理.docx
+++ b/internal_doc/03.开发设计/Amazon S3接口兼容/Story--SequoiaDB兼容Amazon S3接口 -桶管理.docx
@@ -1858,7 +1858,34 @@
         <w:rPr>
           <w:rFonts w:hint="eastAsia"/>
         </w:rPr>
-        <w:t>”中第一段斜杠分割的部分</w:t>
+        <w:t>”中第一段斜杠</w:t>
+      </w:r>
+      <w:r>
+        <w:rPr>
+          <w:rFonts w:hint="eastAsia"/>
+        </w:rPr>
+        <w:t>为</w:t>
+      </w:r>
+      <w:r>
+        <w:rPr>
+          <w:rFonts w:hint="eastAsia"/>
+        </w:rPr>
+        <w:t>s</w:t>
+      </w:r>
+      <w:r>
+        <w:t>3</w:t>
+      </w:r>
+      <w:r>
+        <w:rPr>
+          <w:rFonts w:hint="eastAsia"/>
+        </w:rPr>
+        <w:t>之后第二段斜杠</w:t>
+      </w:r>
+      <w:r>
+        <w:rPr>
+          <w:rFonts w:hint="eastAsia"/>
+        </w:rPr>
+        <w:t>分割的部分</w:t>
       </w:r>
     </w:p>
     <w:p>
@@ -1976,29 +2003,6 @@
           <w:rFonts w:hint="eastAsia"/>
         </w:rPr>
         <w:t>。</w:t>
-      </w:r>
-    </w:p>
-    <w:p>
-      <w:pPr>
-        <w:ind w:left="0" w:firstLine="420"/>
-      </w:pPr>
-      <w:r>
-        <w:rPr>
-          <w:rFonts w:hint="eastAsia"/>
-        </w:rPr>
-        <w:t>存储桶名称不能为“</w:t>
-      </w:r>
-      <w:r>
-        <w:rPr>
-          <w:rFonts w:hint="eastAsia"/>
-        </w:rPr>
-        <w:t>users</w:t>
-      </w:r>
-      <w:r>
-        <w:rPr>
-          <w:rFonts w:hint="eastAsia"/>
-        </w:rPr>
-        <w:t>”，此为用户管理预留路径。</w:t>
       </w:r>
     </w:p>
     <w:p>
@@ -2839,6 +2843,305 @@
     </w:p>
     <w:p>
       <w:pPr>
+        <w:ind w:left="0" w:firstLineChars="200" w:firstLine="420"/>
+      </w:pPr>
+      <w:r>
+        <w:rPr>
+          <w:rFonts w:hint="eastAsia"/>
+        </w:rPr>
+        <w:t>Request</w:t>
+      </w:r>
+      <w:r>
+        <w:t xml:space="preserve"> </w:t>
+      </w:r>
+      <w:r>
+        <w:t>Elements</w:t>
+      </w:r>
+      <w:r>
+        <w:rPr>
+          <w:rFonts w:hint="eastAsia"/>
+        </w:rPr>
+        <w:t>：</w:t>
+      </w:r>
+    </w:p>
+    <w:tbl>
+      <w:tblPr>
+        <w:tblStyle w:val="a9"/>
+        <w:tblW w:w="0" w:type="auto"/>
+        <w:tblInd w:w="357" w:type="dxa"/>
+        <w:tblLook w:val="04A0" w:firstRow="1" w:lastRow="0" w:firstColumn="1" w:lastColumn="0" w:noHBand="0" w:noVBand="1"/>
+      </w:tblPr>
+      <w:tblGrid>
+        <w:gridCol w:w="2511"/>
+        <w:gridCol w:w="4171"/>
+        <w:gridCol w:w="1257"/>
+      </w:tblGrid>
+      <w:tr>
+        <w:trPr>
+          <w:trHeight w:val="489"/>
+        </w:trPr>
+        <w:tc>
+          <w:tcPr>
+            <w:tcW w:w="1765" w:type="dxa"/>
+            <w:shd w:val="clear" w:color="auto" w:fill="DAEEF3" w:themeFill="accent5" w:themeFillTint="33"/>
+          </w:tcPr>
+          <w:p>
+            <w:pPr>
+              <w:ind w:left="0"/>
+            </w:pPr>
+            <w:r>
+              <w:rPr>
+                <w:rFonts w:hint="eastAsia"/>
+                <w:b/>
+              </w:rPr>
+              <w:t>Name</w:t>
+            </w:r>
+          </w:p>
+        </w:tc>
+        <w:tc>
+          <w:tcPr>
+            <w:tcW w:w="4819" w:type="dxa"/>
+            <w:shd w:val="clear" w:color="auto" w:fill="DAEEF3" w:themeFill="accent5" w:themeFillTint="33"/>
+          </w:tcPr>
+          <w:p>
+            <w:pPr>
+              <w:ind w:left="0"/>
+            </w:pPr>
+            <w:r>
+              <w:rPr>
+                <w:rFonts w:hint="eastAsia"/>
+                <w:b/>
+              </w:rPr>
+              <w:t>Description</w:t>
+            </w:r>
+          </w:p>
+        </w:tc>
+        <w:tc>
+          <w:tcPr>
+            <w:tcW w:w="1355" w:type="dxa"/>
+            <w:shd w:val="clear" w:color="auto" w:fill="DAEEF3" w:themeFill="accent5" w:themeFillTint="33"/>
+          </w:tcPr>
+          <w:p>
+            <w:pPr>
+              <w:ind w:left="0"/>
+            </w:pPr>
+            <w:r>
+              <w:rPr>
+                <w:b/>
+              </w:rPr>
+              <w:t>Required</w:t>
+            </w:r>
+          </w:p>
+        </w:tc>
+      </w:tr>
+      <w:tr>
+        <w:trPr>
+          <w:trHeight w:val="489"/>
+        </w:trPr>
+        <w:tc>
+          <w:tcPr>
+            <w:tcW w:w="1765" w:type="dxa"/>
+          </w:tcPr>
+          <w:p>
+            <w:pPr>
+              <w:ind w:left="0"/>
+            </w:pPr>
+            <w:r>
+              <w:t>CreateBucketConfiguration</w:t>
+            </w:r>
+          </w:p>
+        </w:tc>
+        <w:tc>
+          <w:tcPr>
+            <w:tcW w:w="4819" w:type="dxa"/>
+          </w:tcPr>
+          <w:p>
+            <w:pPr>
+              <w:ind w:left="0"/>
+            </w:pPr>
+            <w:r>
+              <w:t>Container for</w:t>
+            </w:r>
+            <w:r>
+              <w:t xml:space="preserve"> </w:t>
+            </w:r>
+            <w:r>
+              <w:t>bucket conﬁguration settings</w:t>
+            </w:r>
+            <w:r>
+              <w:t>.</w:t>
+            </w:r>
+          </w:p>
+          <w:p>
+            <w:pPr>
+              <w:ind w:left="0"/>
+            </w:pPr>
+            <w:r>
+              <w:t>T</w:t>
+            </w:r>
+            <w:r>
+              <w:rPr>
+                <w:rFonts w:hint="eastAsia"/>
+              </w:rPr>
+              <w:t>ype</w:t>
+            </w:r>
+            <w:r>
+              <w:t>: Container</w:t>
+            </w:r>
+          </w:p>
+        </w:tc>
+        <w:tc>
+          <w:tcPr>
+            <w:tcW w:w="1355" w:type="dxa"/>
+          </w:tcPr>
+          <w:p>
+            <w:pPr>
+              <w:ind w:left="0"/>
+            </w:pPr>
+            <w:r>
+              <w:rPr>
+                <w:rFonts w:hint="eastAsia"/>
+              </w:rPr>
+              <w:t>No</w:t>
+            </w:r>
+          </w:p>
+        </w:tc>
+      </w:tr>
+      <w:tr>
+        <w:trPr>
+          <w:trHeight w:val="555"/>
+        </w:trPr>
+        <w:tc>
+          <w:tcPr>
+            <w:tcW w:w="1765" w:type="dxa"/>
+          </w:tcPr>
+          <w:p>
+            <w:pPr>
+              <w:ind w:left="0"/>
+            </w:pPr>
+            <w:r>
+              <w:t>LocationConstraint</w:t>
+            </w:r>
+          </w:p>
+        </w:tc>
+        <w:tc>
+          <w:tcPr>
+            <w:tcW w:w="4819" w:type="dxa"/>
+          </w:tcPr>
+          <w:p>
+            <w:pPr>
+              <w:ind w:left="0"/>
+            </w:pPr>
+            <w:r>
+              <w:t xml:space="preserve">Speciﬁes the region where the bucket will be created. If you are creating a bucket on the US </w:t>
+            </w:r>
+            <w:r>
+              <w:lastRenderedPageBreak/>
+              <w:t xml:space="preserve">East (N. Virginia) region (us-east-1), you do not need to </w:t>
+            </w:r>
+            <w:r>
+              <w:t>specify the location constraint</w:t>
+            </w:r>
+            <w:r>
+              <w:t xml:space="preserve">. </w:t>
+            </w:r>
+          </w:p>
+          <w:p>
+            <w:pPr>
+              <w:ind w:left="0"/>
+            </w:pPr>
+            <w:r>
+              <w:t>Type</w:t>
+            </w:r>
+            <w:r>
+              <w:rPr>
+                <w:rFonts w:hint="eastAsia"/>
+              </w:rPr>
+              <w:t xml:space="preserve">: </w:t>
+            </w:r>
+            <w:r>
+              <w:rPr>
+                <w:rFonts w:hint="eastAsia"/>
+              </w:rPr>
+              <w:t>String</w:t>
+            </w:r>
+          </w:p>
+          <w:p>
+            <w:pPr>
+              <w:ind w:left="0"/>
+            </w:pPr>
+            <w:r>
+              <w:t>V</w:t>
+            </w:r>
+            <w:r>
+              <w:rPr>
+                <w:rFonts w:hint="eastAsia"/>
+              </w:rPr>
+              <w:t>alue</w:t>
+            </w:r>
+            <w:r>
+              <w:t>:</w:t>
+            </w:r>
+            <w:r>
+              <w:rPr>
+                <w:rFonts w:hint="eastAsia"/>
+              </w:rPr>
+              <w:t xml:space="preserve"> </w:t>
+            </w:r>
+            <w:r>
+              <w:t xml:space="preserve">Query by </w:t>
+            </w:r>
+            <w:r>
+              <w:rPr>
+                <w:rFonts w:hint="eastAsia"/>
+              </w:rPr>
+              <w:t>List</w:t>
+            </w:r>
+            <w:r>
+              <w:t xml:space="preserve"> Regions</w:t>
+            </w:r>
+          </w:p>
+          <w:p>
+            <w:pPr>
+              <w:ind w:left="0"/>
+            </w:pPr>
+            <w:r>
+              <w:t xml:space="preserve">Ancestor: </w:t>
+            </w:r>
+            <w:r>
+              <w:t>CreateBucketConfiguration</w:t>
+            </w:r>
+          </w:p>
+        </w:tc>
+        <w:tc>
+          <w:tcPr>
+            <w:tcW w:w="1355" w:type="dxa"/>
+          </w:tcPr>
+          <w:p>
+            <w:pPr>
+              <w:ind w:left="0"/>
+            </w:pPr>
+            <w:r>
+              <w:rPr>
+                <w:rFonts w:hint="eastAsia"/>
+              </w:rPr>
+              <w:lastRenderedPageBreak/>
+              <w:t>No</w:t>
+            </w:r>
+          </w:p>
+        </w:tc>
+      </w:tr>
+    </w:tbl>
+    <w:p>
+      <w:pPr>
+        <w:ind w:left="0"/>
+        <w:rPr>
+          <w:rFonts w:cstheme="minorHAnsi" w:hint="eastAsia"/>
+        </w:rPr>
+      </w:pPr>
+    </w:p>
+    <w:p>
+      <w:pPr>
         <w:rPr>
           <w:rFonts w:cstheme="minorHAnsi"/>
         </w:rPr>
@@ -3137,7 +3440,21 @@
                 <w:rFonts w:cstheme="minorHAnsi"/>
                 <w:i/>
               </w:rPr>
-              <w:t xml:space="preserve">Location: /colorpictures </w:t>
+              <w:t>Location: /</w:t>
+            </w:r>
+            <w:r>
+              <w:rPr>
+                <w:rFonts w:cstheme="minorHAnsi"/>
+                <w:i/>
+              </w:rPr>
+              <w:t>bucket</w:t>
+            </w:r>
+            <w:r>
+              <w:rPr>
+                <w:rFonts w:cstheme="minorHAnsi"/>
+                <w:i/>
+              </w:rPr>
+              <w:t>name</w:t>
             </w:r>
           </w:p>
           <w:p>
@@ -3517,6 +3834,7 @@
         <w:rPr>
           <w:rFonts w:hint="eastAsia"/>
         </w:rPr>
+        <w:lastRenderedPageBreak/>
         <w:t>返回状态码：</w:t>
       </w:r>
     </w:p>
@@ -3583,9 +3901,6 @@
     <w:p>
       <w:pPr>
         <w:ind w:left="0" w:firstLine="420"/>
-        <w:rPr>
-          <w:rFonts w:hint="eastAsia"/>
-        </w:rPr>
       </w:pPr>
     </w:p>
     <w:p>
@@ -3753,7 +4068,6 @@
               <w:ind w:left="0"/>
             </w:pPr>
             <w:r>
-              <w:lastRenderedPageBreak/>
               <w:t>x-amz-</w:t>
             </w:r>
             <w:r>
@@ -3843,13 +4157,7 @@
         </w:rPr>
       </w:pPr>
     </w:p>
-    <w:p>
-      <w:pPr>
-        <w:rPr>
-          <w:rFonts w:hint="eastAsia"/>
-        </w:rPr>
-      </w:pPr>
-    </w:p>
+    <w:p/>
     <w:p>
       <w:r>
         <w:rPr>
@@ -4024,9 +4332,6 @@
           <w:p>
             <w:pPr>
               <w:ind w:left="0"/>
-              <w:rPr>
-                <w:rFonts w:hint="eastAsia"/>
-              </w:rPr>
             </w:pPr>
             <w:r>
               <w:t xml:space="preserve"> </w:t>
@@ -4314,7 +4619,7 @@
               <w:rPr>
                 <w:rFonts w:hint="eastAsia"/>
               </w:rPr>
-              <w:t>No</w:t>
+              <w:t>Yes</w:t>
             </w:r>
           </w:p>
         </w:tc>
@@ -4427,7 +4732,10 @@
               <w:ind w:left="0"/>
             </w:pPr>
             <w:r>
-              <w:t>Yes</w:t>
+              <w:rPr>
+                <w:rFonts w:hint="eastAsia"/>
+              </w:rPr>
+              <w:t>No</w:t>
             </w:r>
           </w:p>
         </w:tc>
@@ -4676,7 +4984,6 @@
               <w:rPr>
                 <w:i/>
               </w:rPr>
-              <w:lastRenderedPageBreak/>
               <w:t>&lt;VersioningConfiguration&gt;</w:t>
             </w:r>
           </w:p>
@@ -5379,7 +5686,6 @@
         <w:rPr>
           <w:rFonts w:hint="eastAsia"/>
         </w:rPr>
-        <w:lastRenderedPageBreak/>
         <w:t>响应样例（从未打开或禁用过版本控制开关）：</w:t>
       </w:r>
     </w:p>
@@ -5416,1475 +5722,6 @@
       </w:tr>
     </w:tbl>
     <w:p/>
-    <w:p>
-      <w:pPr>
-        <w:pStyle w:val="3"/>
-        <w:ind w:left="210"/>
-      </w:pPr>
-      <w:r>
-        <w:rPr>
-          <w:rFonts w:hint="eastAsia"/>
-        </w:rPr>
-        <w:t>PUT Bucket delimiter</w:t>
-      </w:r>
-      <w:r>
-        <w:t xml:space="preserve">  </w:t>
-      </w:r>
-    </w:p>
-    <w:p>
-      <w:pPr>
-        <w:ind w:left="0" w:firstLineChars="200" w:firstLine="420"/>
-      </w:pPr>
-      <w:r>
-        <w:t>Request Headers</w:t>
-      </w:r>
-      <w:r>
-        <w:rPr>
-          <w:rFonts w:hint="eastAsia"/>
-        </w:rPr>
-        <w:t>：无特殊</w:t>
-      </w:r>
-      <w:r>
-        <w:rPr>
-          <w:rFonts w:hint="eastAsia"/>
-        </w:rPr>
-        <w:t>Header</w:t>
-      </w:r>
-      <w:r>
-        <w:rPr>
-          <w:rFonts w:hint="eastAsia"/>
-        </w:rPr>
-        <w:t>，参考</w:t>
-      </w:r>
-      <w:hyperlink w:anchor="_公共头部" w:history="1">
-        <w:r>
-          <w:rPr>
-            <w:rStyle w:val="ad"/>
-            <w:rFonts w:hint="eastAsia"/>
-          </w:rPr>
-          <w:t>公共头部</w:t>
-        </w:r>
-      </w:hyperlink>
-      <w:r>
-        <w:rPr>
-          <w:rFonts w:hint="eastAsia"/>
-        </w:rPr>
-        <w:t>。</w:t>
-      </w:r>
-    </w:p>
-    <w:p>
-      <w:pPr>
-        <w:ind w:left="0" w:firstLineChars="200" w:firstLine="420"/>
-      </w:pPr>
-    </w:p>
-    <w:p>
-      <w:pPr>
-        <w:ind w:left="0" w:firstLineChars="200" w:firstLine="420"/>
-      </w:pPr>
-      <w:r>
-        <w:rPr>
-          <w:rFonts w:hint="eastAsia"/>
-        </w:rPr>
-        <w:t>Request</w:t>
-      </w:r>
-      <w:r>
-        <w:t xml:space="preserve"> </w:t>
-      </w:r>
-      <w:r>
-        <w:rPr>
-          <w:rFonts w:hint="eastAsia"/>
-        </w:rPr>
-        <w:t>body</w:t>
-      </w:r>
-      <w:r>
-        <w:rPr>
-          <w:rFonts w:hint="eastAsia"/>
-        </w:rPr>
-        <w:t>：</w:t>
-      </w:r>
-    </w:p>
-    <w:tbl>
-      <w:tblPr>
-        <w:tblStyle w:val="a9"/>
-        <w:tblW w:w="0" w:type="auto"/>
-        <w:tblInd w:w="357" w:type="dxa"/>
-        <w:tblLook w:val="04A0" w:firstRow="1" w:lastRow="0" w:firstColumn="1" w:lastColumn="0" w:noHBand="0" w:noVBand="1"/>
-      </w:tblPr>
-      <w:tblGrid>
-        <w:gridCol w:w="2169"/>
-        <w:gridCol w:w="4464"/>
-        <w:gridCol w:w="1306"/>
-      </w:tblGrid>
-      <w:tr>
-        <w:trPr>
-          <w:trHeight w:val="489"/>
-        </w:trPr>
-        <w:tc>
-          <w:tcPr>
-            <w:tcW w:w="2169" w:type="dxa"/>
-            <w:shd w:val="clear" w:color="auto" w:fill="DAEEF3" w:themeFill="accent5" w:themeFillTint="33"/>
-          </w:tcPr>
-          <w:p>
-            <w:pPr>
-              <w:ind w:left="0"/>
-            </w:pPr>
-            <w:r>
-              <w:rPr>
-                <w:rFonts w:hint="eastAsia"/>
-                <w:b/>
-              </w:rPr>
-              <w:t>Name</w:t>
-            </w:r>
-          </w:p>
-        </w:tc>
-        <w:tc>
-          <w:tcPr>
-            <w:tcW w:w="4464" w:type="dxa"/>
-            <w:shd w:val="clear" w:color="auto" w:fill="DAEEF3" w:themeFill="accent5" w:themeFillTint="33"/>
-          </w:tcPr>
-          <w:p>
-            <w:pPr>
-              <w:ind w:left="0"/>
-            </w:pPr>
-            <w:r>
-              <w:rPr>
-                <w:rFonts w:hint="eastAsia"/>
-                <w:b/>
-              </w:rPr>
-              <w:t>Description</w:t>
-            </w:r>
-          </w:p>
-        </w:tc>
-        <w:tc>
-          <w:tcPr>
-            <w:tcW w:w="1306" w:type="dxa"/>
-            <w:shd w:val="clear" w:color="auto" w:fill="DAEEF3" w:themeFill="accent5" w:themeFillTint="33"/>
-          </w:tcPr>
-          <w:p>
-            <w:pPr>
-              <w:ind w:left="0"/>
-            </w:pPr>
-            <w:r>
-              <w:rPr>
-                <w:b/>
-              </w:rPr>
-              <w:t>Required</w:t>
-            </w:r>
-          </w:p>
-        </w:tc>
-      </w:tr>
-      <w:tr>
-        <w:trPr>
-          <w:trHeight w:val="489"/>
-        </w:trPr>
-        <w:tc>
-          <w:tcPr>
-            <w:tcW w:w="2169" w:type="dxa"/>
-          </w:tcPr>
-          <w:p>
-            <w:pPr>
-              <w:ind w:left="0"/>
-            </w:pPr>
-            <w:r>
-              <w:rPr>
-                <w:rFonts w:cstheme="minorHAnsi"/>
-              </w:rPr>
-              <w:t>Delimiter</w:t>
-            </w:r>
-            <w:r>
-              <w:rPr>
-                <w:rFonts w:cstheme="minorHAnsi"/>
-              </w:rPr>
-              <w:t>Configuration</w:t>
-            </w:r>
-          </w:p>
-        </w:tc>
-        <w:tc>
-          <w:tcPr>
-            <w:tcW w:w="4464" w:type="dxa"/>
-          </w:tcPr>
-          <w:p>
-            <w:pPr>
-              <w:ind w:left="0"/>
-              <w:rPr>
-                <w:rFonts w:cstheme="minorHAnsi"/>
-              </w:rPr>
-            </w:pPr>
-            <w:r>
-              <w:rPr>
-                <w:rFonts w:cstheme="minorHAnsi"/>
-              </w:rPr>
-              <w:t>Container for the bucket delimiter.</w:t>
-            </w:r>
-          </w:p>
-          <w:p>
-            <w:pPr>
-              <w:ind w:left="0"/>
-              <w:rPr>
-                <w:rFonts w:cstheme="minorHAnsi"/>
-              </w:rPr>
-            </w:pPr>
-            <w:r>
-              <w:rPr>
-                <w:rFonts w:cstheme="minorHAnsi"/>
-              </w:rPr>
-              <w:t>Type: Container</w:t>
-            </w:r>
-          </w:p>
-          <w:p>
-            <w:pPr>
-              <w:ind w:left="0"/>
-              <w:rPr>
-                <w:rFonts w:cstheme="minorHAnsi"/>
-              </w:rPr>
-            </w:pPr>
-            <w:r>
-              <w:rPr>
-                <w:rFonts w:cstheme="minorHAnsi"/>
-              </w:rPr>
-              <w:t>Children: Delimiter</w:t>
-            </w:r>
-          </w:p>
-          <w:p>
-            <w:pPr>
-              <w:ind w:left="0"/>
-            </w:pPr>
-            <w:r>
-              <w:rPr>
-                <w:rFonts w:cstheme="minorHAnsi"/>
-              </w:rPr>
-              <w:t>Ancestor: None</w:t>
-            </w:r>
-          </w:p>
-        </w:tc>
-        <w:tc>
-          <w:tcPr>
-            <w:tcW w:w="1306" w:type="dxa"/>
-          </w:tcPr>
-          <w:p>
-            <w:pPr>
-              <w:ind w:left="0"/>
-            </w:pPr>
-            <w:r>
-              <w:rPr>
-                <w:rFonts w:hint="eastAsia"/>
-              </w:rPr>
-              <w:t>No</w:t>
-            </w:r>
-          </w:p>
-        </w:tc>
-      </w:tr>
-      <w:tr>
-        <w:trPr>
-          <w:trHeight w:val="555"/>
-        </w:trPr>
-        <w:tc>
-          <w:tcPr>
-            <w:tcW w:w="2169" w:type="dxa"/>
-          </w:tcPr>
-          <w:p>
-            <w:pPr>
-              <w:ind w:left="0"/>
-            </w:pPr>
-            <w:r>
-              <w:rPr>
-                <w:rFonts w:cstheme="minorHAnsi"/>
-              </w:rPr>
-              <w:t>Delimiter</w:t>
-            </w:r>
-          </w:p>
-        </w:tc>
-        <w:tc>
-          <w:tcPr>
-            <w:tcW w:w="4464" w:type="dxa"/>
-          </w:tcPr>
-          <w:p>
-            <w:pPr>
-              <w:ind w:left="0"/>
-              <w:rPr>
-                <w:rFonts w:cstheme="minorHAnsi"/>
-              </w:rPr>
-            </w:pPr>
-            <w:r>
-              <w:rPr>
-                <w:rFonts w:cstheme="minorHAnsi"/>
-              </w:rPr>
-              <w:t xml:space="preserve">The delimiter of the bucket. </w:t>
-            </w:r>
-          </w:p>
-          <w:p>
-            <w:pPr>
-              <w:ind w:left="0"/>
-              <w:rPr>
-                <w:rFonts w:cstheme="minorHAnsi"/>
-              </w:rPr>
-            </w:pPr>
-            <w:r>
-              <w:rPr>
-                <w:rFonts w:cstheme="minorHAnsi"/>
-              </w:rPr>
-              <w:t>Type: Container</w:t>
-            </w:r>
-          </w:p>
-          <w:p>
-            <w:pPr>
-              <w:ind w:left="0"/>
-            </w:pPr>
-            <w:r>
-              <w:rPr>
-                <w:rFonts w:cstheme="minorHAnsi"/>
-              </w:rPr>
-              <w:t>Ancestor: Delimiter</w:t>
-            </w:r>
-            <w:r>
-              <w:rPr>
-                <w:rFonts w:cstheme="minorHAnsi"/>
-              </w:rPr>
-              <w:t>Configuration</w:t>
-            </w:r>
-          </w:p>
-        </w:tc>
-        <w:tc>
-          <w:tcPr>
-            <w:tcW w:w="1306" w:type="dxa"/>
-          </w:tcPr>
-          <w:p>
-            <w:pPr>
-              <w:ind w:left="0"/>
-            </w:pPr>
-            <w:r>
-              <w:t>Yes</w:t>
-            </w:r>
-          </w:p>
-        </w:tc>
-      </w:tr>
-    </w:tbl>
-    <w:p/>
-    <w:p>
-      <w:pPr>
-        <w:ind w:left="0" w:firstLineChars="200" w:firstLine="420"/>
-      </w:pPr>
-      <w:r>
-        <w:rPr>
-          <w:rFonts w:hint="eastAsia"/>
-        </w:rPr>
-        <w:t>Response</w:t>
-      </w:r>
-      <w:r>
-        <w:t xml:space="preserve"> </w:t>
-      </w:r>
-      <w:r>
-        <w:rPr>
-          <w:rFonts w:hint="eastAsia"/>
-        </w:rPr>
-        <w:t>header</w:t>
-      </w:r>
-      <w:r>
-        <w:rPr>
-          <w:rFonts w:hint="eastAsia"/>
-        </w:rPr>
-        <w:t>无特殊</w:t>
-      </w:r>
-      <w:r>
-        <w:rPr>
-          <w:rFonts w:hint="eastAsia"/>
-        </w:rPr>
-        <w:t>Header</w:t>
-      </w:r>
-      <w:r>
-        <w:rPr>
-          <w:rFonts w:hint="eastAsia"/>
-        </w:rPr>
-        <w:t>，参考</w:t>
-      </w:r>
-      <w:hyperlink w:anchor="_公共头部" w:history="1">
-        <w:r>
-          <w:rPr>
-            <w:rStyle w:val="ad"/>
-            <w:rFonts w:hint="eastAsia"/>
-          </w:rPr>
-          <w:t>公共头部</w:t>
-        </w:r>
-      </w:hyperlink>
-      <w:r>
-        <w:rPr>
-          <w:rStyle w:val="ad"/>
-          <w:rFonts w:hint="eastAsia"/>
-        </w:rPr>
-        <w:t>。</w:t>
-      </w:r>
-    </w:p>
-    <w:p/>
-    <w:p>
-      <w:r>
-        <w:rPr>
-          <w:rFonts w:hint="eastAsia"/>
-        </w:rPr>
-        <w:t>请求样例：</w:t>
-      </w:r>
-    </w:p>
-    <w:tbl>
-      <w:tblPr>
-        <w:tblStyle w:val="a9"/>
-        <w:tblW w:w="0" w:type="auto"/>
-        <w:tblInd w:w="340" w:type="dxa"/>
-        <w:tblLook w:val="04A0" w:firstRow="1" w:lastRow="0" w:firstColumn="1" w:lastColumn="0" w:noHBand="0" w:noVBand="1"/>
-      </w:tblPr>
-      <w:tblGrid>
-        <w:gridCol w:w="7956"/>
-      </w:tblGrid>
-      <w:tr>
-        <w:tc>
-          <w:tcPr>
-            <w:tcW w:w="8296" w:type="dxa"/>
-          </w:tcPr>
-          <w:p>
-            <w:pPr>
-              <w:ind w:left="0"/>
-              <w:rPr>
-                <w:i/>
-              </w:rPr>
-            </w:pPr>
-            <w:r>
-              <w:rPr>
-                <w:i/>
-              </w:rPr>
-              <w:t>PUT /</w:t>
-            </w:r>
-            <w:r>
-              <w:rPr>
-                <w:i/>
-              </w:rPr>
-              <w:t>s3/</w:t>
-            </w:r>
-            <w:r>
-              <w:rPr>
-                <w:rFonts w:cstheme="minorHAnsi" w:hint="eastAsia"/>
-                <w:i/>
-              </w:rPr>
-              <w:t>{</w:t>
-            </w:r>
-            <w:r>
-              <w:rPr>
-                <w:rFonts w:cstheme="minorHAnsi"/>
-                <w:i/>
-              </w:rPr>
-              <w:t>bucket</w:t>
-            </w:r>
-            <w:r>
-              <w:rPr>
-                <w:rFonts w:cstheme="minorHAnsi" w:hint="eastAsia"/>
-                <w:i/>
-              </w:rPr>
-              <w:t>}</w:t>
-            </w:r>
-            <w:r>
-              <w:rPr>
-                <w:i/>
-              </w:rPr>
-              <w:t>/</w:t>
-            </w:r>
-            <w:r>
-              <w:rPr>
-                <w:i/>
-              </w:rPr>
-              <w:t>?</w:t>
-            </w:r>
-            <w:r>
-              <w:rPr>
-                <w:i/>
-              </w:rPr>
-              <w:t>delimiter</w:t>
-            </w:r>
-            <w:r>
-              <w:rPr>
-                <w:i/>
-              </w:rPr>
-              <w:t xml:space="preserve"> HTTP/1.1 </w:t>
-            </w:r>
-          </w:p>
-          <w:p>
-            <w:pPr>
-              <w:ind w:left="0"/>
-              <w:rPr>
-                <w:i/>
-              </w:rPr>
-            </w:pPr>
-            <w:r>
-              <w:rPr>
-                <w:i/>
-              </w:rPr>
-              <w:t>Host:</w:t>
-            </w:r>
-            <w:r>
-              <w:rPr>
-                <w:rFonts w:hint="eastAsia"/>
-                <w:i/>
-              </w:rPr>
-              <w:t>sequoia.</w:t>
-            </w:r>
-            <w:r>
-              <w:rPr>
-                <w:i/>
-              </w:rPr>
-              <w:t>s3.com</w:t>
-            </w:r>
-            <w:r>
-              <w:rPr>
-                <w:i/>
-              </w:rPr>
-              <w:t xml:space="preserve"> </w:t>
-            </w:r>
-          </w:p>
-          <w:p>
-            <w:pPr>
-              <w:ind w:left="0"/>
-              <w:rPr>
-                <w:i/>
-              </w:rPr>
-            </w:pPr>
-            <w:r>
-              <w:rPr>
-                <w:i/>
-              </w:rPr>
-              <w:t xml:space="preserve">Date: Wed, 01 Mar  2006 12:00:00 GMT </w:t>
-            </w:r>
-          </w:p>
-          <w:p>
-            <w:pPr>
-              <w:ind w:left="0"/>
-              <w:rPr>
-                <w:i/>
-              </w:rPr>
-            </w:pPr>
-            <w:r>
-              <w:rPr>
-                <w:i/>
-              </w:rPr>
-              <w:t xml:space="preserve">Authorization: authorization string </w:t>
-            </w:r>
-          </w:p>
-          <w:p>
-            <w:pPr>
-              <w:ind w:left="0"/>
-              <w:rPr>
-                <w:i/>
-              </w:rPr>
-            </w:pPr>
-            <w:r>
-              <w:rPr>
-                <w:i/>
-              </w:rPr>
-              <w:t xml:space="preserve">Content-Type: text/plain </w:t>
-            </w:r>
-          </w:p>
-          <w:p>
-            <w:pPr>
-              <w:ind w:left="0"/>
-              <w:rPr>
-                <w:i/>
-              </w:rPr>
-            </w:pPr>
-            <w:r>
-              <w:rPr>
-                <w:i/>
-              </w:rPr>
-              <w:t xml:space="preserve">Content-Length: </w:t>
-            </w:r>
-            <w:r>
-              <w:rPr>
-                <w:i/>
-              </w:rPr>
-              <w:t>xxx</w:t>
-            </w:r>
-          </w:p>
-          <w:p>
-            <w:pPr>
-              <w:ind w:left="0"/>
-              <w:rPr>
-                <w:i/>
-              </w:rPr>
-            </w:pPr>
-          </w:p>
-          <w:p>
-            <w:pPr>
-              <w:ind w:left="0"/>
-              <w:rPr>
-                <w:rFonts w:cstheme="minorHAnsi"/>
-                <w:i/>
-              </w:rPr>
-            </w:pPr>
-            <w:r>
-              <w:rPr>
-                <w:rFonts w:cstheme="minorHAnsi"/>
-                <w:i/>
-              </w:rPr>
-              <w:t>&lt;</w:t>
-            </w:r>
-            <w:r>
-              <w:rPr>
-                <w:rFonts w:cstheme="minorHAnsi"/>
-              </w:rPr>
-              <w:t>Delimiter</w:t>
-            </w:r>
-            <w:r>
-              <w:rPr>
-                <w:rFonts w:cstheme="minorHAnsi"/>
-              </w:rPr>
-              <w:t>Configuration</w:t>
-            </w:r>
-            <w:r>
-              <w:rPr>
-                <w:rFonts w:cstheme="minorHAnsi"/>
-                <w:i/>
-              </w:rPr>
-              <w:t>&gt;</w:t>
-            </w:r>
-          </w:p>
-          <w:p>
-            <w:pPr>
-              <w:ind w:left="0"/>
-              <w:rPr>
-                <w:rFonts w:cstheme="minorHAnsi"/>
-                <w:i/>
-              </w:rPr>
-            </w:pPr>
-            <w:r>
-              <w:rPr>
-                <w:rFonts w:cstheme="minorHAnsi"/>
-                <w:i/>
-              </w:rPr>
-              <w:t xml:space="preserve">  &lt;</w:t>
-            </w:r>
-            <w:r>
-              <w:rPr>
-                <w:rFonts w:cstheme="minorHAnsi"/>
-              </w:rPr>
-              <w:t xml:space="preserve"> Delimiter</w:t>
-            </w:r>
-            <w:r>
-              <w:rPr>
-                <w:rFonts w:cstheme="minorHAnsi"/>
-                <w:i/>
-              </w:rPr>
-              <w:t xml:space="preserve"> &gt;/&lt;/</w:t>
-            </w:r>
-            <w:r>
-              <w:rPr>
-                <w:rFonts w:cstheme="minorHAnsi"/>
-              </w:rPr>
-              <w:t xml:space="preserve"> Delimiter</w:t>
-            </w:r>
-            <w:r>
-              <w:rPr>
-                <w:rFonts w:cstheme="minorHAnsi"/>
-                <w:i/>
-              </w:rPr>
-              <w:t xml:space="preserve"> &gt; </w:t>
-            </w:r>
-          </w:p>
-          <w:p>
-            <w:pPr>
-              <w:ind w:left="0"/>
-              <w:rPr>
-                <w:i/>
-              </w:rPr>
-            </w:pPr>
-            <w:r>
-              <w:rPr>
-                <w:rFonts w:cstheme="minorHAnsi"/>
-                <w:i/>
-              </w:rPr>
-              <w:t>&lt;/</w:t>
-            </w:r>
-            <w:r>
-              <w:rPr>
-                <w:rFonts w:cstheme="minorHAnsi"/>
-              </w:rPr>
-              <w:t>Delimiter</w:t>
-            </w:r>
-            <w:r>
-              <w:rPr>
-                <w:rFonts w:cstheme="minorHAnsi"/>
-              </w:rPr>
-              <w:t>Configuration</w:t>
-            </w:r>
-            <w:r>
-              <w:rPr>
-                <w:rFonts w:cstheme="minorHAnsi"/>
-                <w:i/>
-              </w:rPr>
-              <w:t>&gt;</w:t>
-            </w:r>
-          </w:p>
-        </w:tc>
-      </w:tr>
-    </w:tbl>
-    <w:p/>
-    <w:p>
-      <w:r>
-        <w:rPr>
-          <w:rFonts w:hint="eastAsia"/>
-        </w:rPr>
-        <w:t>响应样例：</w:t>
-      </w:r>
-    </w:p>
-    <w:tbl>
-      <w:tblPr>
-        <w:tblStyle w:val="a9"/>
-        <w:tblW w:w="0" w:type="auto"/>
-        <w:tblInd w:w="340" w:type="dxa"/>
-        <w:tblLook w:val="04A0" w:firstRow="1" w:lastRow="0" w:firstColumn="1" w:lastColumn="0" w:noHBand="0" w:noVBand="1"/>
-      </w:tblPr>
-      <w:tblGrid>
-        <w:gridCol w:w="7956"/>
-      </w:tblGrid>
-      <w:tr>
-        <w:tc>
-          <w:tcPr>
-            <w:tcW w:w="8296" w:type="dxa"/>
-          </w:tcPr>
-          <w:p>
-            <w:pPr>
-              <w:ind w:left="0"/>
-              <w:rPr>
-                <w:i/>
-              </w:rPr>
-            </w:pPr>
-            <w:r>
-              <w:rPr>
-                <w:i/>
-              </w:rPr>
-              <w:t xml:space="preserve">HTTP/1.1 200 OK </w:t>
-            </w:r>
-          </w:p>
-          <w:p>
-            <w:pPr>
-              <w:ind w:left="0"/>
-            </w:pPr>
-            <w:r>
-              <w:rPr>
-                <w:i/>
-              </w:rPr>
-              <w:t>Date: Wed, 01 Mar  2006 12:00:00 GMT</w:t>
-            </w:r>
-          </w:p>
-        </w:tc>
-      </w:tr>
-    </w:tbl>
-    <w:p>
-      <w:pPr>
-        <w:ind w:left="0"/>
-      </w:pPr>
-    </w:p>
-    <w:p>
-      <w:pPr>
-        <w:pStyle w:val="3"/>
-        <w:ind w:left="210"/>
-      </w:pPr>
-      <w:bookmarkStart w:id="3" w:name="_GET_Bucket_delimiter"/>
-      <w:bookmarkEnd w:id="3"/>
-      <w:r>
-        <w:rPr>
-          <w:rFonts w:hint="eastAsia"/>
-        </w:rPr>
-        <w:t>GET Bucket delimiter</w:t>
-      </w:r>
-    </w:p>
-    <w:p>
-      <w:pPr>
-        <w:ind w:left="0" w:firstLineChars="200" w:firstLine="420"/>
-      </w:pPr>
-      <w:r>
-        <w:t>Request Headers</w:t>
-      </w:r>
-      <w:r>
-        <w:rPr>
-          <w:rFonts w:hint="eastAsia"/>
-        </w:rPr>
-        <w:t>：无特殊</w:t>
-      </w:r>
-      <w:r>
-        <w:rPr>
-          <w:rFonts w:hint="eastAsia"/>
-        </w:rPr>
-        <w:t>Header</w:t>
-      </w:r>
-      <w:r>
-        <w:rPr>
-          <w:rFonts w:hint="eastAsia"/>
-        </w:rPr>
-        <w:t>，参考</w:t>
-      </w:r>
-      <w:hyperlink w:anchor="_公共头部" w:history="1">
-        <w:r>
-          <w:rPr>
-            <w:rStyle w:val="ad"/>
-            <w:rFonts w:hint="eastAsia"/>
-          </w:rPr>
-          <w:t>公共头部</w:t>
-        </w:r>
-      </w:hyperlink>
-      <w:r>
-        <w:rPr>
-          <w:rFonts w:hint="eastAsia"/>
-        </w:rPr>
-        <w:t>。</w:t>
-      </w:r>
-    </w:p>
-    <w:p>
-      <w:pPr>
-        <w:ind w:left="0" w:firstLineChars="200" w:firstLine="420"/>
-      </w:pPr>
-    </w:p>
-    <w:p>
-      <w:pPr>
-        <w:ind w:left="0" w:firstLineChars="200" w:firstLine="420"/>
-        <w:rPr>
-          <w:rStyle w:val="ad"/>
-        </w:rPr>
-      </w:pPr>
-      <w:r>
-        <w:rPr>
-          <w:rFonts w:hint="eastAsia"/>
-        </w:rPr>
-        <w:t>Response</w:t>
-      </w:r>
-      <w:r>
-        <w:t xml:space="preserve"> </w:t>
-      </w:r>
-      <w:r>
-        <w:rPr>
-          <w:rFonts w:hint="eastAsia"/>
-        </w:rPr>
-        <w:t>header</w:t>
-      </w:r>
-      <w:r>
-        <w:rPr>
-          <w:rFonts w:hint="eastAsia"/>
-        </w:rPr>
-        <w:t>无特殊</w:t>
-      </w:r>
-      <w:r>
-        <w:rPr>
-          <w:rFonts w:hint="eastAsia"/>
-        </w:rPr>
-        <w:t>Header</w:t>
-      </w:r>
-      <w:r>
-        <w:rPr>
-          <w:rFonts w:hint="eastAsia"/>
-        </w:rPr>
-        <w:t>，参考</w:t>
-      </w:r>
-      <w:hyperlink w:anchor="_公共头部" w:history="1">
-        <w:r>
-          <w:rPr>
-            <w:rStyle w:val="ad"/>
-            <w:rFonts w:hint="eastAsia"/>
-          </w:rPr>
-          <w:t>公共头部</w:t>
-        </w:r>
-      </w:hyperlink>
-      <w:r>
-        <w:rPr>
-          <w:rStyle w:val="ad"/>
-          <w:rFonts w:hint="eastAsia"/>
-        </w:rPr>
-        <w:t>。</w:t>
-      </w:r>
-    </w:p>
-    <w:p>
-      <w:pPr>
-        <w:ind w:left="0" w:firstLineChars="200" w:firstLine="420"/>
-      </w:pPr>
-    </w:p>
-    <w:p>
-      <w:pPr>
-        <w:ind w:left="0" w:firstLineChars="200" w:firstLine="420"/>
-      </w:pPr>
-      <w:r>
-        <w:rPr>
-          <w:rFonts w:hint="eastAsia"/>
-        </w:rPr>
-        <w:t>Response</w:t>
-      </w:r>
-      <w:r>
-        <w:t xml:space="preserve"> </w:t>
-      </w:r>
-      <w:r>
-        <w:rPr>
-          <w:rFonts w:hint="eastAsia"/>
-        </w:rPr>
-        <w:t>element</w:t>
-      </w:r>
-      <w:r>
-        <w:t xml:space="preserve"> </w:t>
-      </w:r>
-      <w:r>
-        <w:rPr>
-          <w:rFonts w:hint="eastAsia"/>
-        </w:rPr>
-        <w:t>in</w:t>
-      </w:r>
-      <w:r>
-        <w:t xml:space="preserve"> </w:t>
-      </w:r>
-      <w:r>
-        <w:rPr>
-          <w:rFonts w:hint="eastAsia"/>
-        </w:rPr>
-        <w:t>body</w:t>
-      </w:r>
-      <w:r>
-        <w:rPr>
-          <w:rFonts w:hint="eastAsia"/>
-        </w:rPr>
-        <w:t>：</w:t>
-      </w:r>
-    </w:p>
-    <w:tbl>
-      <w:tblPr>
-        <w:tblStyle w:val="a9"/>
-        <w:tblW w:w="7938" w:type="dxa"/>
-        <w:tblInd w:w="340" w:type="dxa"/>
-        <w:tblLook w:val="04A0" w:firstRow="1" w:lastRow="0" w:firstColumn="1" w:lastColumn="0" w:noHBand="0" w:noVBand="1"/>
-      </w:tblPr>
-      <w:tblGrid>
-        <w:gridCol w:w="2736"/>
-        <w:gridCol w:w="5202"/>
-      </w:tblGrid>
-      <w:tr>
-        <w:trPr>
-          <w:trHeight w:val="400"/>
-        </w:trPr>
-        <w:tc>
-          <w:tcPr>
-            <w:tcW w:w="2736" w:type="dxa"/>
-            <w:shd w:val="clear" w:color="auto" w:fill="DAEEF3" w:themeFill="accent5" w:themeFillTint="33"/>
-          </w:tcPr>
-          <w:p>
-            <w:pPr>
-              <w:ind w:left="0"/>
-              <w:rPr>
-                <w:b/>
-              </w:rPr>
-            </w:pPr>
-            <w:r>
-              <w:rPr>
-                <w:rFonts w:hint="eastAsia"/>
-                <w:b/>
-              </w:rPr>
-              <w:t>Name</w:t>
-            </w:r>
-          </w:p>
-        </w:tc>
-        <w:tc>
-          <w:tcPr>
-            <w:tcW w:w="5202" w:type="dxa"/>
-            <w:shd w:val="clear" w:color="auto" w:fill="DAEEF3" w:themeFill="accent5" w:themeFillTint="33"/>
-          </w:tcPr>
-          <w:p>
-            <w:pPr>
-              <w:ind w:left="0"/>
-              <w:rPr>
-                <w:b/>
-              </w:rPr>
-            </w:pPr>
-            <w:r>
-              <w:rPr>
-                <w:rFonts w:hint="eastAsia"/>
-                <w:b/>
-              </w:rPr>
-              <w:t>Description</w:t>
-            </w:r>
-          </w:p>
-        </w:tc>
-      </w:tr>
-      <w:tr>
-        <w:trPr>
-          <w:trHeight w:val="391"/>
-        </w:trPr>
-        <w:tc>
-          <w:tcPr>
-            <w:tcW w:w="2736" w:type="dxa"/>
-          </w:tcPr>
-          <w:p>
-            <w:pPr>
-              <w:ind w:left="0"/>
-              <w:rPr>
-                <w:rFonts w:cstheme="minorHAnsi"/>
-              </w:rPr>
-            </w:pPr>
-            <w:r>
-              <w:rPr>
-                <w:rFonts w:cstheme="minorHAnsi"/>
-              </w:rPr>
-              <w:t>Delimiter</w:t>
-            </w:r>
-            <w:r>
-              <w:rPr>
-                <w:rFonts w:cstheme="minorHAnsi"/>
-              </w:rPr>
-              <w:t>Configuration</w:t>
-            </w:r>
-          </w:p>
-        </w:tc>
-        <w:tc>
-          <w:tcPr>
-            <w:tcW w:w="5202" w:type="dxa"/>
-          </w:tcPr>
-          <w:p>
-            <w:pPr>
-              <w:ind w:left="0"/>
-              <w:rPr>
-                <w:rFonts w:cstheme="minorHAnsi"/>
-              </w:rPr>
-            </w:pPr>
-            <w:r>
-              <w:rPr>
-                <w:rFonts w:cstheme="minorHAnsi"/>
-              </w:rPr>
-              <w:t>Container for the bucket delimiter.</w:t>
-            </w:r>
-          </w:p>
-          <w:p>
-            <w:pPr>
-              <w:ind w:left="0"/>
-              <w:rPr>
-                <w:rFonts w:cstheme="minorHAnsi"/>
-              </w:rPr>
-            </w:pPr>
-            <w:r>
-              <w:rPr>
-                <w:rFonts w:cstheme="minorHAnsi"/>
-              </w:rPr>
-              <w:t>Type: Container</w:t>
-            </w:r>
-          </w:p>
-          <w:p>
-            <w:pPr>
-              <w:ind w:left="0"/>
-              <w:rPr>
-                <w:rFonts w:cstheme="minorHAnsi"/>
-              </w:rPr>
-            </w:pPr>
-            <w:r>
-              <w:rPr>
-                <w:rFonts w:cstheme="minorHAnsi"/>
-              </w:rPr>
-              <w:t>Children: Delimiter</w:t>
-            </w:r>
-          </w:p>
-          <w:p>
-            <w:pPr>
-              <w:ind w:left="0"/>
-              <w:rPr>
-                <w:rFonts w:cstheme="minorHAnsi"/>
-              </w:rPr>
-            </w:pPr>
-            <w:r>
-              <w:rPr>
-                <w:rFonts w:cstheme="minorHAnsi"/>
-              </w:rPr>
-              <w:t>Ancestor: None</w:t>
-            </w:r>
-          </w:p>
-        </w:tc>
-      </w:tr>
-      <w:tr>
-        <w:trPr>
-          <w:trHeight w:val="391"/>
-        </w:trPr>
-        <w:tc>
-          <w:tcPr>
-            <w:tcW w:w="2736" w:type="dxa"/>
-          </w:tcPr>
-          <w:p>
-            <w:pPr>
-              <w:ind w:left="0"/>
-              <w:rPr>
-                <w:rFonts w:cstheme="minorHAnsi"/>
-              </w:rPr>
-            </w:pPr>
-            <w:r>
-              <w:rPr>
-                <w:rFonts w:cstheme="minorHAnsi"/>
-              </w:rPr>
-              <w:t>Delimiter</w:t>
-            </w:r>
-          </w:p>
-        </w:tc>
-        <w:tc>
-          <w:tcPr>
-            <w:tcW w:w="5202" w:type="dxa"/>
-          </w:tcPr>
-          <w:p>
-            <w:pPr>
-              <w:ind w:left="0"/>
-              <w:rPr>
-                <w:rFonts w:cstheme="minorHAnsi"/>
-              </w:rPr>
-            </w:pPr>
-            <w:r>
-              <w:rPr>
-                <w:rFonts w:cstheme="minorHAnsi"/>
-              </w:rPr>
-              <w:t xml:space="preserve">The delimiter of the bucket. </w:t>
-            </w:r>
-          </w:p>
-          <w:p>
-            <w:pPr>
-              <w:ind w:left="0"/>
-              <w:rPr>
-                <w:rFonts w:cstheme="minorHAnsi"/>
-              </w:rPr>
-            </w:pPr>
-            <w:r>
-              <w:rPr>
-                <w:rFonts w:cstheme="minorHAnsi"/>
-              </w:rPr>
-              <w:t>Type: Container</w:t>
-            </w:r>
-          </w:p>
-          <w:p>
-            <w:pPr>
-              <w:ind w:left="0"/>
-              <w:rPr>
-                <w:rFonts w:cstheme="minorHAnsi"/>
-              </w:rPr>
-            </w:pPr>
-            <w:r>
-              <w:rPr>
-                <w:rFonts w:cstheme="minorHAnsi"/>
-              </w:rPr>
-              <w:t>Ancestor: Delimiter</w:t>
-            </w:r>
-            <w:r>
-              <w:rPr>
-                <w:rFonts w:cstheme="minorHAnsi"/>
-              </w:rPr>
-              <w:t>Configuration</w:t>
-            </w:r>
-          </w:p>
-        </w:tc>
-      </w:tr>
-    </w:tbl>
-    <w:p>
-      <w:pPr>
-        <w:rPr>
-          <w:rFonts w:cstheme="minorHAnsi"/>
-        </w:rPr>
-      </w:pPr>
-      <w:r>
-        <w:rPr>
-          <w:rFonts w:cstheme="minorHAnsi"/>
-        </w:rPr>
-        <w:t>请求样例：</w:t>
-      </w:r>
-    </w:p>
-    <w:tbl>
-      <w:tblPr>
-        <w:tblStyle w:val="a9"/>
-        <w:tblW w:w="0" w:type="auto"/>
-        <w:tblInd w:w="340" w:type="dxa"/>
-        <w:tblLook w:val="04A0" w:firstRow="1" w:lastRow="0" w:firstColumn="1" w:lastColumn="0" w:noHBand="0" w:noVBand="1"/>
-      </w:tblPr>
-      <w:tblGrid>
-        <w:gridCol w:w="7956"/>
-      </w:tblGrid>
-      <w:tr>
-        <w:tc>
-          <w:tcPr>
-            <w:tcW w:w="8296" w:type="dxa"/>
-          </w:tcPr>
-          <w:p>
-            <w:pPr>
-              <w:ind w:left="0"/>
-              <w:rPr>
-                <w:rFonts w:cstheme="minorHAnsi"/>
-                <w:i/>
-              </w:rPr>
-            </w:pPr>
-            <w:r>
-              <w:rPr>
-                <w:rFonts w:cstheme="minorHAnsi"/>
-                <w:i/>
-              </w:rPr>
-              <w:t>GET /</w:t>
-            </w:r>
-            <w:r>
-              <w:rPr>
-                <w:rFonts w:cstheme="minorHAnsi"/>
-                <w:i/>
-              </w:rPr>
-              <w:t>s3/</w:t>
-            </w:r>
-            <w:r>
-              <w:rPr>
-                <w:rFonts w:cstheme="minorHAnsi" w:hint="eastAsia"/>
-                <w:i/>
-              </w:rPr>
-              <w:t>{</w:t>
-            </w:r>
-            <w:r>
-              <w:rPr>
-                <w:rFonts w:cstheme="minorHAnsi"/>
-                <w:i/>
-              </w:rPr>
-              <w:t>bucket</w:t>
-            </w:r>
-            <w:r>
-              <w:rPr>
-                <w:rFonts w:cstheme="minorHAnsi" w:hint="eastAsia"/>
-                <w:i/>
-              </w:rPr>
-              <w:t>}</w:t>
-            </w:r>
-            <w:r>
-              <w:rPr>
-                <w:rFonts w:cstheme="minorHAnsi"/>
-                <w:i/>
-              </w:rPr>
-              <w:t>/?</w:t>
-            </w:r>
-            <w:r>
-              <w:rPr>
-                <w:rFonts w:cstheme="minorHAnsi"/>
-              </w:rPr>
-              <w:t xml:space="preserve">delimiter </w:t>
-            </w:r>
-            <w:r>
-              <w:rPr>
-                <w:rFonts w:cstheme="minorHAnsi"/>
-                <w:i/>
-              </w:rPr>
-              <w:t xml:space="preserve">HTTP/1.1 </w:t>
-            </w:r>
-          </w:p>
-          <w:p>
-            <w:pPr>
-              <w:ind w:left="0"/>
-              <w:rPr>
-                <w:rFonts w:cstheme="minorHAnsi"/>
-                <w:i/>
-              </w:rPr>
-            </w:pPr>
-            <w:r>
-              <w:rPr>
-                <w:rFonts w:cstheme="minorHAnsi"/>
-                <w:i/>
-              </w:rPr>
-              <w:t xml:space="preserve">Host: sequoia.s3.com </w:t>
-            </w:r>
-          </w:p>
-          <w:p>
-            <w:pPr>
-              <w:ind w:left="0"/>
-              <w:rPr>
-                <w:rFonts w:cstheme="minorHAnsi"/>
-                <w:i/>
-              </w:rPr>
-            </w:pPr>
-            <w:r>
-              <w:rPr>
-                <w:rFonts w:cstheme="minorHAnsi"/>
-                <w:i/>
-              </w:rPr>
-              <w:t xml:space="preserve">Date: Wed, 12 Oct 2009 17:50:00 GMT </w:t>
-            </w:r>
-          </w:p>
-          <w:p>
-            <w:pPr>
-              <w:ind w:left="0"/>
-              <w:rPr>
-                <w:rFonts w:cstheme="minorHAnsi"/>
-                <w:i/>
-              </w:rPr>
-            </w:pPr>
-            <w:r>
-              <w:rPr>
-                <w:rFonts w:cstheme="minorHAnsi"/>
-                <w:i/>
-              </w:rPr>
-              <w:t xml:space="preserve">Authorization: authorization string </w:t>
-            </w:r>
-          </w:p>
-          <w:p>
-            <w:pPr>
-              <w:ind w:left="0"/>
-              <w:rPr>
-                <w:rFonts w:cstheme="minorHAnsi"/>
-              </w:rPr>
-            </w:pPr>
-            <w:r>
-              <w:rPr>
-                <w:rFonts w:cstheme="minorHAnsi"/>
-                <w:i/>
-              </w:rPr>
-              <w:t>Content-Type: text/plain</w:t>
-            </w:r>
-          </w:p>
-        </w:tc>
-      </w:tr>
-    </w:tbl>
-    <w:p>
-      <w:pPr>
-        <w:rPr>
-          <w:rFonts w:cstheme="minorHAnsi"/>
-        </w:rPr>
-      </w:pPr>
-    </w:p>
-    <w:p>
-      <w:pPr>
-        <w:rPr>
-          <w:rFonts w:cstheme="minorHAnsi"/>
-        </w:rPr>
-      </w:pPr>
-      <w:r>
-        <w:rPr>
-          <w:rFonts w:cstheme="minorHAnsi"/>
-        </w:rPr>
-        <w:t>响应样例：</w:t>
-      </w:r>
-    </w:p>
-    <w:tbl>
-      <w:tblPr>
-        <w:tblStyle w:val="a9"/>
-        <w:tblW w:w="0" w:type="auto"/>
-        <w:tblInd w:w="340" w:type="dxa"/>
-        <w:tblLook w:val="04A0" w:firstRow="1" w:lastRow="0" w:firstColumn="1" w:lastColumn="0" w:noHBand="0" w:noVBand="1"/>
-      </w:tblPr>
-      <w:tblGrid>
-        <w:gridCol w:w="7956"/>
-      </w:tblGrid>
-      <w:tr>
-        <w:tc>
-          <w:tcPr>
-            <w:tcW w:w="7956" w:type="dxa"/>
-          </w:tcPr>
-          <w:p>
-            <w:pPr>
-              <w:ind w:left="0"/>
-              <w:rPr>
-                <w:rFonts w:cstheme="minorHAnsi"/>
-                <w:i/>
-              </w:rPr>
-            </w:pPr>
-            <w:r>
-              <w:rPr>
-                <w:rFonts w:cstheme="minorHAnsi"/>
-                <w:i/>
-              </w:rPr>
-              <w:t>&lt;</w:t>
-            </w:r>
-            <w:r>
-              <w:rPr>
-                <w:rFonts w:cstheme="minorHAnsi"/>
-              </w:rPr>
-              <w:t>Delimiter</w:t>
-            </w:r>
-            <w:r>
-              <w:rPr>
-                <w:rFonts w:cstheme="minorHAnsi"/>
-              </w:rPr>
-              <w:t>Configuration</w:t>
-            </w:r>
-            <w:r>
-              <w:rPr>
-                <w:rFonts w:cstheme="minorHAnsi"/>
-                <w:i/>
-              </w:rPr>
-              <w:t>&gt;</w:t>
-            </w:r>
-          </w:p>
-          <w:p>
-            <w:pPr>
-              <w:ind w:left="0"/>
-              <w:rPr>
-                <w:rFonts w:cstheme="minorHAnsi"/>
-                <w:i/>
-              </w:rPr>
-            </w:pPr>
-            <w:r>
-              <w:rPr>
-                <w:rFonts w:cstheme="minorHAnsi"/>
-                <w:i/>
-              </w:rPr>
-              <w:t xml:space="preserve">  &lt;</w:t>
-            </w:r>
-            <w:r>
-              <w:rPr>
-                <w:rFonts w:cstheme="minorHAnsi"/>
-              </w:rPr>
-              <w:t xml:space="preserve"> Delimiter</w:t>
-            </w:r>
-            <w:r>
-              <w:rPr>
-                <w:rFonts w:cstheme="minorHAnsi"/>
-                <w:i/>
-              </w:rPr>
-              <w:t xml:space="preserve"> &gt;/&lt;/</w:t>
-            </w:r>
-            <w:r>
-              <w:rPr>
-                <w:rFonts w:cstheme="minorHAnsi"/>
-              </w:rPr>
-              <w:t xml:space="preserve"> Delimiter</w:t>
-            </w:r>
-            <w:r>
-              <w:rPr>
-                <w:rFonts w:cstheme="minorHAnsi"/>
-                <w:i/>
-              </w:rPr>
-              <w:t xml:space="preserve"> &gt; </w:t>
-            </w:r>
-          </w:p>
-          <w:p>
-            <w:pPr>
-              <w:ind w:left="0"/>
-              <w:rPr>
-                <w:rFonts w:cstheme="minorHAnsi"/>
-              </w:rPr>
-            </w:pPr>
-            <w:r>
-              <w:rPr>
-                <w:rFonts w:cstheme="minorHAnsi"/>
-                <w:i/>
-              </w:rPr>
-              <w:t>&lt;/</w:t>
-            </w:r>
-            <w:r>
-              <w:rPr>
-                <w:rFonts w:cstheme="minorHAnsi"/>
-              </w:rPr>
-              <w:t>Delimiter</w:t>
-            </w:r>
-            <w:r>
-              <w:rPr>
-                <w:rFonts w:cstheme="minorHAnsi"/>
-              </w:rPr>
-              <w:t>Configuration</w:t>
-            </w:r>
-            <w:r>
-              <w:rPr>
-                <w:rFonts w:cstheme="minorHAnsi"/>
-                <w:i/>
-              </w:rPr>
-              <w:t>&gt;</w:t>
-            </w:r>
-          </w:p>
-        </w:tc>
-      </w:tr>
-    </w:tbl>
-    <w:p>
-      <w:pPr>
-        <w:ind w:left="0"/>
-        <w:rPr>
-          <w:rFonts w:hint="eastAsia"/>
-        </w:rPr>
-      </w:pPr>
-    </w:p>
     <w:p>
       <w:pPr>
         <w:pStyle w:val="2"/>
@@ -7307,11 +6144,8 @@
         <w:rPr>
           <w:rFonts w:hint="eastAsia"/>
         </w:rPr>
-        <w:lastRenderedPageBreak/>
         <w:t>样例：</w:t>
       </w:r>
-      <w:bookmarkStart w:id="4" w:name="_GoBack"/>
-      <w:bookmarkEnd w:id="4"/>
     </w:p>
     <w:tbl>
       <w:tblPr>
@@ -7386,6 +6220,7 @@
               <w:ind w:left="0"/>
             </w:pPr>
             <w:r>
+              <w:lastRenderedPageBreak/>
               <w:t xml:space="preserve">                new AwsClientBuilder.EndpointConfiguration(endPoint,"test2");</w:t>
             </w:r>
           </w:p>
@@ -7900,7 +6735,6 @@
               <w:ind w:left="0"/>
             </w:pPr>
             <w:r>
-              <w:lastRenderedPageBreak/>
               <w:t>CreateBucketRequest</w:t>
             </w:r>
           </w:p>
@@ -8038,6 +6872,7 @@
               <w:ind w:left="0"/>
             </w:pPr>
             <w:r>
+              <w:lastRenderedPageBreak/>
               <w:t>Bucket result = amazonS3.createBucket(request);</w:t>
             </w:r>
           </w:p>
@@ -8701,7 +7536,6 @@
         <w:rPr>
           <w:rFonts w:hint="eastAsia"/>
         </w:rPr>
-        <w:lastRenderedPageBreak/>
         <w:t>样例：</w:t>
       </w:r>
     </w:p>
@@ -8807,6 +7641,7 @@
               <w:ind w:left="0"/>
             </w:pPr>
             <w:r>
+              <w:lastRenderedPageBreak/>
               <w:t>setBucketVersioningConfiguration</w:t>
             </w:r>
           </w:p>
@@ -9382,7 +8217,6 @@
         <w:rPr>
           <w:rFonts w:hint="eastAsia"/>
         </w:rPr>
-        <w:lastRenderedPageBreak/>
         <w:t>Story</w:t>
       </w:r>
       <w:r>
@@ -9428,6 +8262,7 @@
         <w:rPr>
           <w:rFonts w:hint="eastAsia"/>
         </w:rPr>
+        <w:lastRenderedPageBreak/>
         <w:t xml:space="preserve">Story </w:t>
       </w:r>
       <w:r>
@@ -10469,13 +9304,13 @@
         <w:pStyle w:val="3"/>
         <w:ind w:left="210"/>
       </w:pPr>
-      <w:bookmarkStart w:id="5" w:name="_获取桶列表（GET_Service）"/>
-      <w:bookmarkStart w:id="6" w:name="_权限校验流程"/>
-      <w:bookmarkStart w:id="7" w:name="_创建用户（PUT_User）"/>
-      <w:bookmarkStart w:id="8" w:name="_Ref517361379"/>
+      <w:bookmarkStart w:id="3" w:name="_获取桶列表（GET_Service）"/>
+      <w:bookmarkStart w:id="4" w:name="_权限校验流程"/>
+      <w:bookmarkStart w:id="5" w:name="_创建用户（PUT_User）"/>
+      <w:bookmarkStart w:id="6" w:name="_Ref517361379"/>
+      <w:bookmarkEnd w:id="3"/>
+      <w:bookmarkEnd w:id="4"/>
       <w:bookmarkEnd w:id="5"/>
-      <w:bookmarkEnd w:id="6"/>
-      <w:bookmarkEnd w:id="7"/>
       <w:r>
         <w:rPr>
           <w:rFonts w:hint="eastAsia"/>
@@ -10496,8 +9331,8 @@
       <w:pPr>
         <w:ind w:left="0"/>
       </w:pPr>
-      <w:bookmarkStart w:id="9" w:name="_创建桶（PUT_Bucket）"/>
-      <w:bookmarkEnd w:id="9"/>
+      <w:bookmarkStart w:id="7" w:name="_创建桶（PUT_Bucket）"/>
+      <w:bookmarkEnd w:id="7"/>
       <w:r>
         <w:rPr>
           <w:rFonts w:hint="eastAsia"/>
@@ -10620,7 +9455,7 @@
     </w:p>
     <w:p>
       <w:pPr>
-        <w:ind w:left="0"/>
+        <w:ind w:left="0" w:firstLineChars="200" w:firstLine="420"/>
       </w:pPr>
       <w:r>
         <w:rPr>
@@ -10643,8 +9478,14 @@
     </w:p>
     <w:p>
       <w:pPr>
-        <w:ind w:left="0"/>
-      </w:pPr>
+        <w:ind w:left="0" w:firstLineChars="200" w:firstLine="420"/>
+      </w:pPr>
+      <w:r>
+        <w:rPr>
+          <w:rFonts w:hint="eastAsia"/>
+        </w:rPr>
+        <w:t>每个桶拥有一个唯一的</w:t>
+      </w:r>
       <w:r>
         <w:rPr>
           <w:rFonts w:hint="eastAsia"/>
@@ -10655,146 +9496,195 @@
         <w:rPr>
           <w:rFonts w:hint="eastAsia"/>
         </w:rPr>
-        <w:t>生成算法：</w:t>
-      </w:r>
-      <w:r>
-        <w:rPr>
-          <w:rFonts w:hint="eastAsia"/>
-        </w:rPr>
-        <w:t>每次写入一条新纪录之前都查询当前</w:t>
-      </w:r>
-      <w:r>
-        <w:rPr>
-          <w:rFonts w:hint="eastAsia"/>
-        </w:rPr>
-        <w:t>bucketlist</w:t>
-      </w:r>
-      <w:r>
-        <w:rPr>
-          <w:rFonts w:hint="eastAsia"/>
-        </w:rPr>
-        <w:t>集合中最大的</w:t>
-      </w:r>
-      <w:r>
-        <w:rPr>
-          <w:rFonts w:hint="eastAsia"/>
-        </w:rPr>
-        <w:t>ID</w:t>
-      </w:r>
-      <w:r>
-        <w:rPr>
-          <w:rFonts w:hint="eastAsia"/>
-        </w:rPr>
-        <w:t>，然后在此基础上加一作为新纪录的</w:t>
-      </w:r>
-      <w:r>
-        <w:rPr>
-          <w:rFonts w:hint="eastAsia"/>
-        </w:rPr>
-        <w:t>ID</w:t>
-      </w:r>
-      <w:r>
-        <w:rPr>
-          <w:rFonts w:hint="eastAsia"/>
-        </w:rPr>
-        <w:t>，如果写入时出现冲突（并发场景下，其他</w:t>
-      </w:r>
-      <w:r>
-        <w:rPr>
-          <w:rFonts w:hint="eastAsia"/>
-        </w:rPr>
-        <w:t>sequoias</w:t>
-      </w:r>
-      <w:r>
-        <w:t>3</w:t>
-      </w:r>
-      <w:r>
-        <w:rPr>
-          <w:rFonts w:hint="eastAsia"/>
-        </w:rPr>
-        <w:t>进程同时写入新桶</w:t>
-      </w:r>
-      <w:r>
-        <w:rPr>
-          <w:rFonts w:hint="eastAsia"/>
-        </w:rPr>
-        <w:t>，获取了相同的</w:t>
-      </w:r>
-      <w:r>
-        <w:rPr>
-          <w:rFonts w:hint="eastAsia"/>
-        </w:rPr>
-        <w:t>ID</w:t>
-      </w:r>
-      <w:r>
-        <w:rPr>
-          <w:rFonts w:hint="eastAsia"/>
-        </w:rPr>
-        <w:t>），则重新获取并重新生成再次写入，重新写入次数上限</w:t>
-      </w:r>
-      <w:r>
-        <w:rPr>
-          <w:rFonts w:hint="eastAsia"/>
-        </w:rPr>
-        <w:t>10000</w:t>
-      </w:r>
-      <w:r>
-        <w:rPr>
-          <w:rFonts w:hint="eastAsia"/>
-        </w:rPr>
-        <w:t>次。</w:t>
+        <w:t>。</w:t>
       </w:r>
     </w:p>
     <w:p>
       <w:pPr>
-        <w:ind w:left="0"/>
-      </w:pPr>
-      <w:r>
-        <w:rPr>
-          <w:rFonts w:hint="eastAsia"/>
-        </w:rPr>
-        <w:t>创建桶时携带的区域信息对</w:t>
-      </w:r>
-      <w:r>
-        <w:rPr>
-          <w:rFonts w:hint="eastAsia"/>
-        </w:rPr>
-        <w:t>Sequoia</w:t>
-      </w:r>
-      <w:r>
-        <w:t>S3</w:t>
-      </w:r>
-      <w:r>
-        <w:rPr>
-          <w:rFonts w:hint="eastAsia"/>
-        </w:rPr>
-        <w:t>无意义，不处理。</w:t>
+        <w:ind w:left="0" w:firstLineChars="200" w:firstLine="420"/>
+      </w:pPr>
+      <w:r>
+        <w:rPr>
+          <w:rFonts w:hint="eastAsia"/>
+        </w:rPr>
+        <w:t>ID</w:t>
+      </w:r>
+      <w:r>
+        <w:rPr>
+          <w:rFonts w:hint="eastAsia"/>
+        </w:rPr>
+        <w:t>生成算法：</w:t>
+      </w:r>
+      <w:r>
+        <w:rPr>
+          <w:rFonts w:hint="eastAsia"/>
+        </w:rPr>
+        <w:t>每次写入一条新纪录之前都查询当前</w:t>
+      </w:r>
+      <w:r>
+        <w:rPr>
+          <w:rFonts w:hint="eastAsia"/>
+        </w:rPr>
+        <w:t>bucketlist</w:t>
+      </w:r>
+      <w:r>
+        <w:rPr>
+          <w:rFonts w:hint="eastAsia"/>
+        </w:rPr>
+        <w:t>集合中最大的</w:t>
+      </w:r>
+      <w:r>
+        <w:rPr>
+          <w:rFonts w:hint="eastAsia"/>
+        </w:rPr>
+        <w:t>ID</w:t>
+      </w:r>
+      <w:r>
+        <w:rPr>
+          <w:rFonts w:hint="eastAsia"/>
+        </w:rPr>
+        <w:t>，然后在此基础上加一作为新纪录的</w:t>
+      </w:r>
+      <w:r>
+        <w:rPr>
+          <w:rFonts w:hint="eastAsia"/>
+        </w:rPr>
+        <w:t>ID</w:t>
+      </w:r>
+      <w:r>
+        <w:rPr>
+          <w:rFonts w:hint="eastAsia"/>
+        </w:rPr>
+        <w:t>，如果写入时出现冲突（并发场景下，其他</w:t>
+      </w:r>
+      <w:r>
+        <w:rPr>
+          <w:rFonts w:hint="eastAsia"/>
+        </w:rPr>
+        <w:t>sequoias</w:t>
+      </w:r>
+      <w:r>
+        <w:t>3</w:t>
+      </w:r>
+      <w:r>
+        <w:rPr>
+          <w:rFonts w:hint="eastAsia"/>
+        </w:rPr>
+        <w:t>进程同时写入新桶</w:t>
+      </w:r>
+      <w:r>
+        <w:rPr>
+          <w:rFonts w:hint="eastAsia"/>
+        </w:rPr>
+        <w:t>，获取了相同的</w:t>
+      </w:r>
+      <w:r>
+        <w:rPr>
+          <w:rFonts w:hint="eastAsia"/>
+        </w:rPr>
+        <w:t>ID</w:t>
+      </w:r>
+      <w:r>
+        <w:rPr>
+          <w:rFonts w:hint="eastAsia"/>
+        </w:rPr>
+        <w:t>），则重新获取并重新生成再次写入，重新写入次数上限</w:t>
+      </w:r>
+      <w:r>
+        <w:rPr>
+          <w:rFonts w:hint="eastAsia"/>
+        </w:rPr>
+        <w:t>10000</w:t>
+      </w:r>
+      <w:r>
+        <w:rPr>
+          <w:rFonts w:hint="eastAsia"/>
+        </w:rPr>
+        <w:t>次。</w:t>
       </w:r>
     </w:p>
     <w:p>
       <w:pPr>
-        <w:ind w:left="0"/>
-      </w:pPr>
-      <w:r>
-        <w:rPr>
-          <w:rFonts w:hint="eastAsia"/>
-        </w:rPr>
-        <w:t>创建桶时序图：</w:t>
+        <w:ind w:left="0" w:firstLineChars="200" w:firstLine="420"/>
+      </w:pPr>
+      <w:r>
+        <w:rPr>
+          <w:rFonts w:hint="eastAsia"/>
+        </w:rPr>
+        <w:t>创建桶时可以指定区域，也可以不指定，当不指定区域时，桶内对象数据将存放在默认的集合空间中，当指定区域时，桶内对象存储在区域对应的集合空间中</w:t>
+      </w:r>
+      <w:r>
+        <w:rPr>
+          <w:rFonts w:hint="eastAsia"/>
+        </w:rPr>
+        <w:t>。</w:t>
       </w:r>
     </w:p>
     <w:p>
       <w:pPr>
+        <w:ind w:left="0" w:firstLineChars="200" w:firstLine="420"/>
+      </w:pPr>
+      <w:r>
+        <w:rPr>
+          <w:rFonts w:hint="eastAsia"/>
+        </w:rPr>
+        <w:t>指定的区域必须是已经创建的区域，可以通过</w:t>
+      </w:r>
+      <w:r>
+        <w:rPr>
+          <w:rFonts w:hint="eastAsia"/>
+        </w:rPr>
+        <w:t>List</w:t>
+      </w:r>
+      <w:r>
+        <w:t xml:space="preserve"> </w:t>
+      </w:r>
+      <w:r>
+        <w:rPr>
+          <w:rFonts w:hint="eastAsia"/>
+        </w:rPr>
+        <w:t>Regions</w:t>
+      </w:r>
+      <w:r>
+        <w:rPr>
+          <w:rFonts w:hint="eastAsia"/>
+        </w:rPr>
+        <w:t>查询当前可用区域。</w:t>
+      </w:r>
+    </w:p>
+    <w:p>
+      <w:pPr>
+        <w:ind w:left="0" w:firstLineChars="200" w:firstLine="420"/>
+        <w:rPr>
+          <w:rFonts w:hint="eastAsia"/>
+        </w:rPr>
+      </w:pPr>
+    </w:p>
+    <w:p>
+      <w:pPr>
         <w:ind w:left="0"/>
       </w:pPr>
       <w:r>
         <w:rPr>
+          <w:rFonts w:hint="eastAsia"/>
+        </w:rPr>
+        <w:t>创建桶时序图：</w:t>
+      </w:r>
+    </w:p>
+    <w:p>
+      <w:pPr>
+        <w:ind w:left="0"/>
+      </w:pPr>
+      <w:r>
+        <w:rPr>
           <w:noProof/>
         </w:rPr>
+        <w:lastRenderedPageBreak/>
         <w:drawing>
-          <wp:inline distT="0" distB="0" distL="0" distR="0" wp14:anchorId="58DE0D1F" wp14:editId="0AC4990B">
-            <wp:extent cx="5274310" cy="4066110"/>
-            <wp:effectExtent l="0" t="0" r="2540" b="0"/>
-            <wp:docPr id="1" name="图片 1"/>
+          <wp:inline distT="0" distB="0" distL="0" distR="0" wp14:anchorId="7339319E" wp14:editId="6C72D814">
+            <wp:extent cx="5274310" cy="4456236"/>
+            <wp:effectExtent l="0" t="0" r="2540" b="1905"/>
+            <wp:docPr id="3" name="图片 3"/>
             <wp:cNvGraphicFramePr>
               <a:graphicFrameLocks xmlns:a="http://schemas.openxmlformats.org/drawingml/2006/main" noChangeAspect="1"/>
             </wp:cNvGraphicFramePr>
@@ -10823,7 +9713,7 @@
                   <pic:spPr bwMode="auto">
                     <a:xfrm>
                       <a:off x="0" y="0"/>
-                      <a:ext cx="5274310" cy="4066110"/>
+                      <a:ext cx="5274310" cy="4456236"/>
                     </a:xfrm>
                     <a:prstGeom prst="rect">
                       <a:avLst/>
@@ -10848,7 +9738,6 @@
         <w:rPr>
           <w:rFonts w:hint="eastAsia"/>
         </w:rPr>
-        <w:lastRenderedPageBreak/>
         <w:t>正常场景：</w:t>
       </w:r>
     </w:p>
@@ -10946,28 +9835,28 @@
         <w:rPr>
           <w:rFonts w:hint="eastAsia"/>
         </w:rPr>
-        <w:t>桶名称为</w:t>
-      </w:r>
-      <w:r>
-        <w:rPr>
-          <w:rFonts w:hint="eastAsia"/>
-        </w:rPr>
-        <w:t>users</w:t>
-      </w:r>
-      <w:r>
-        <w:rPr>
-          <w:rFonts w:hint="eastAsia"/>
-        </w:rPr>
-        <w:t>，无论大小写</w:t>
-      </w:r>
-      <w:r>
-        <w:rPr>
-          <w:rFonts w:hint="eastAsia"/>
-        </w:rPr>
-        <w:t>，均返回</w:t>
-      </w:r>
-      <w:r>
-        <w:t>InvalidBucketName</w:t>
+        <w:t>桶已经存在，属于其他</w:t>
+      </w:r>
+      <w:r>
+        <w:rPr>
+          <w:rFonts w:hint="eastAsia"/>
+        </w:rPr>
+        <w:t>owner</w:t>
+      </w:r>
+      <w:r>
+        <w:rPr>
+          <w:rFonts w:hint="eastAsia"/>
+        </w:rPr>
+        <w:t>，返回</w:t>
+      </w:r>
+      <w:r>
+        <w:t>BucketAlreadyExists</w:t>
+      </w:r>
+      <w:r>
+        <w:rPr>
+          <w:rFonts w:hint="eastAsia"/>
+        </w:rPr>
+        <w:t>。</w:t>
       </w:r>
     </w:p>
     <w:p>
@@ -10984,22 +9873,10 @@
         <w:rPr>
           <w:rFonts w:hint="eastAsia"/>
         </w:rPr>
-        <w:t>桶已经存在，属于其他</w:t>
-      </w:r>
-      <w:r>
-        <w:rPr>
-          <w:rFonts w:hint="eastAsia"/>
-        </w:rPr>
-        <w:t>owner</w:t>
-      </w:r>
-      <w:r>
-        <w:rPr>
-          <w:rFonts w:hint="eastAsia"/>
-        </w:rPr>
-        <w:t>，返回</w:t>
-      </w:r>
-      <w:r>
-        <w:t>BucketAlreadyExists</w:t>
+        <w:t>桶已经存在，属于自己，返回</w:t>
+      </w:r>
+      <w:r>
+        <w:t>BucketAlreadyOwnedByYou</w:t>
       </w:r>
       <w:r>
         <w:rPr>
@@ -11022,10 +9899,13 @@
         <w:rPr>
           <w:rFonts w:hint="eastAsia"/>
         </w:rPr>
-        <w:t>桶已经存在，属于自己，返回</w:t>
-      </w:r>
-      <w:r>
-        <w:t>BucketAlreadyOwnedByYou</w:t>
+        <w:t>桶指定的区域不存在，返回</w:t>
+      </w:r>
+      <w:r>
+        <w:rPr>
+          <w:rFonts w:hint="eastAsia"/>
+        </w:rPr>
+        <w:t>InvalidRegion</w:t>
       </w:r>
       <w:r>
         <w:rPr>
@@ -11102,6 +9982,7 @@
         <w:rPr>
           <w:noProof/>
         </w:rPr>
+        <w:lastRenderedPageBreak/>
         <w:drawing>
           <wp:inline distT="0" distB="0" distL="0" distR="0" wp14:anchorId="65422C6E" wp14:editId="289C404D">
             <wp:extent cx="5274310" cy="3850644"/>
@@ -11206,7 +10087,6 @@
         <w:rPr>
           <w:rFonts w:hint="eastAsia"/>
         </w:rPr>
-        <w:lastRenderedPageBreak/>
         <w:t>异常场景：</w:t>
       </w:r>
     </w:p>
@@ -11287,7 +10167,7 @@
         </w:rPr>
         <w:t>。</w:t>
       </w:r>
-      <w:bookmarkEnd w:id="8"/>
+      <w:bookmarkEnd w:id="6"/>
     </w:p>
     <w:p>
       <w:pPr>
@@ -11406,6 +10286,7 @@
           <w:rFonts w:hint="eastAsia"/>
           <w:noProof/>
         </w:rPr>
+        <w:lastRenderedPageBreak/>
         <w:drawing>
           <wp:inline distT="0" distB="0" distL="0" distR="0" wp14:anchorId="5F57D07D" wp14:editId="37076283">
             <wp:extent cx="5274310" cy="3052597"/>
@@ -11493,7 +10374,6 @@
         <w:rPr>
           <w:noProof/>
         </w:rPr>
-        <w:lastRenderedPageBreak/>
         <w:drawing>
           <wp:inline distT="0" distB="0" distL="0" distR="0" wp14:anchorId="79B1DEA9" wp14:editId="37B7EA03">
             <wp:extent cx="5274310" cy="3294185"/>
@@ -11662,6 +10542,7 @@
         <w:rPr>
           <w:rFonts w:hint="eastAsia"/>
         </w:rPr>
+        <w:lastRenderedPageBreak/>
         <w:t>桶不属于自己，返回</w:t>
       </w:r>
       <w:r>
@@ -11741,8 +10622,8 @@
         <w:pStyle w:val="3"/>
         <w:ind w:left="210"/>
       </w:pPr>
-      <w:bookmarkStart w:id="10" w:name="_获取版本控制配置（GET_Bucket_versioning）"/>
-      <w:bookmarkEnd w:id="10"/>
+      <w:bookmarkStart w:id="8" w:name="_获取版本控制配置（GET_Bucket_versioning）"/>
+      <w:bookmarkEnd w:id="8"/>
       <w:r>
         <w:rPr>
           <w:rFonts w:hint="eastAsia"/>
@@ -11840,7 +10721,6 @@
         <w:rPr>
           <w:rFonts w:hint="eastAsia"/>
         </w:rPr>
-        <w:lastRenderedPageBreak/>
         <w:t>正常场景：</w:t>
       </w:r>
     </w:p>
@@ -11950,704 +10830,6 @@
     </w:p>
     <w:p>
       <w:pPr>
-        <w:pStyle w:val="3"/>
-        <w:ind w:left="210"/>
-      </w:pPr>
-      <w:r>
-        <w:rPr>
-          <w:rFonts w:hint="eastAsia"/>
-        </w:rPr>
-        <w:t>设置分割符（</w:t>
-      </w:r>
-      <w:r>
-        <w:rPr>
-          <w:rFonts w:hint="eastAsia"/>
-        </w:rPr>
-        <w:t>PUT</w:t>
-      </w:r>
-      <w:r>
-        <w:t xml:space="preserve"> </w:t>
-      </w:r>
-      <w:r>
-        <w:rPr>
-          <w:rFonts w:hint="eastAsia"/>
-        </w:rPr>
-        <w:t>Bucket</w:t>
-      </w:r>
-      <w:r>
-        <w:t xml:space="preserve"> </w:t>
-      </w:r>
-      <w:r>
-        <w:rPr>
-          <w:rFonts w:hint="eastAsia"/>
-        </w:rPr>
-        <w:t>delimiter</w:t>
-      </w:r>
-      <w:r>
-        <w:rPr>
-          <w:rFonts w:hint="eastAsia"/>
-        </w:rPr>
-        <w:t>）</w:t>
-      </w:r>
-    </w:p>
-    <w:p>
-      <w:r>
-        <w:rPr>
-          <w:rFonts w:hint="eastAsia"/>
-        </w:rPr>
-        <w:t>设置分隔符流程：</w:t>
-      </w:r>
-    </w:p>
-    <w:p>
-      <w:pPr>
-        <w:ind w:left="420" w:hangingChars="200" w:hanging="420"/>
-      </w:pPr>
-      <w:r>
-        <w:rPr>
-          <w:rFonts w:hint="eastAsia"/>
-        </w:rPr>
-        <w:t xml:space="preserve">  </w:t>
-      </w:r>
-      <w:r>
-        <w:rPr>
-          <w:rFonts w:hint="eastAsia"/>
-          <w:noProof/>
-        </w:rPr>
-        <w:drawing>
-          <wp:inline distT="0" distB="0" distL="0" distR="0" wp14:anchorId="6116E330" wp14:editId="46169529">
-            <wp:extent cx="5274310" cy="3392181"/>
-            <wp:effectExtent l="0" t="0" r="2540" b="0"/>
-            <wp:docPr id="26" name="图片 26"/>
-            <wp:cNvGraphicFramePr>
-              <a:graphicFrameLocks xmlns:a="http://schemas.openxmlformats.org/drawingml/2006/main" noChangeAspect="1"/>
-            </wp:cNvGraphicFramePr>
-            <a:graphic xmlns:a="http://schemas.openxmlformats.org/drawingml/2006/main">
-              <a:graphicData uri="http://schemas.openxmlformats.org/drawingml/2006/picture">
-                <pic:pic xmlns:pic="http://schemas.openxmlformats.org/drawingml/2006/picture">
-                  <pic:nvPicPr>
-                    <pic:cNvPr id="0" name="Picture 24"/>
-                    <pic:cNvPicPr>
-                      <a:picLocks noChangeAspect="1" noChangeArrowheads="1"/>
-                    </pic:cNvPicPr>
-                  </pic:nvPicPr>
-                  <pic:blipFill>
-                    <a:blip r:embed="rId16">
-                      <a:extLst>
-                        <a:ext uri="{28A0092B-C50C-407E-A947-70E740481C1C}">
-                          <a14:useLocalDpi xmlns:a14="http://schemas.microsoft.com/office/drawing/2010/main" val="0"/>
-                        </a:ext>
-                      </a:extLst>
-                    </a:blip>
-                    <a:srcRect/>
-                    <a:stretch>
-                      <a:fillRect/>
-                    </a:stretch>
-                  </pic:blipFill>
-                  <pic:spPr bwMode="auto">
-                    <a:xfrm>
-                      <a:off x="0" y="0"/>
-                      <a:ext cx="5274310" cy="3392181"/>
-                    </a:xfrm>
-                    <a:prstGeom prst="rect">
-                      <a:avLst/>
-                    </a:prstGeom>
-                    <a:noFill/>
-                    <a:ln>
-                      <a:noFill/>
-                    </a:ln>
-                  </pic:spPr>
-                </pic:pic>
-              </a:graphicData>
-            </a:graphic>
-          </wp:inline>
-        </w:drawing>
-      </w:r>
-      <w:r>
-        <w:t xml:space="preserve"> </w:t>
-      </w:r>
-    </w:p>
-    <w:p>
-      <w:pPr>
-        <w:spacing w:beforeLines="50" w:before="156" w:afterLines="50" w:after="156"/>
-        <w:ind w:left="0" w:firstLineChars="200" w:firstLine="420"/>
-      </w:pPr>
-      <w:r>
-        <w:rPr>
-          <w:rFonts w:hint="eastAsia"/>
-        </w:rPr>
-        <w:t>正常场景：</w:t>
-      </w:r>
-    </w:p>
-    <w:p>
-      <w:pPr>
-        <w:spacing w:beforeLines="50" w:before="156" w:afterLines="50" w:after="156"/>
-        <w:ind w:left="0" w:firstLineChars="200" w:firstLine="420"/>
-      </w:pPr>
-      <w:r>
-        <w:rPr>
-          <w:rFonts w:hint="eastAsia"/>
-        </w:rPr>
-        <w:t>设置</w:t>
-      </w:r>
-      <w:r>
-        <w:rPr>
-          <w:rFonts w:hint="eastAsia"/>
-        </w:rPr>
-        <w:t>delimiter</w:t>
-      </w:r>
-      <w:r>
-        <w:rPr>
-          <w:rFonts w:hint="eastAsia"/>
-        </w:rPr>
-        <w:t>字段为“</w:t>
-      </w:r>
-      <w:r>
-        <w:rPr>
-          <w:rFonts w:hint="eastAsia"/>
-        </w:rPr>
-        <w:t>/</w:t>
-      </w:r>
-      <w:r>
-        <w:rPr>
-          <w:rFonts w:hint="eastAsia"/>
-        </w:rPr>
-        <w:t>”或“！”等字符，设置成功。</w:t>
-      </w:r>
-    </w:p>
-    <w:p>
-      <w:pPr>
-        <w:spacing w:beforeLines="50" w:before="156" w:afterLines="50" w:after="156"/>
-        <w:ind w:left="0" w:firstLineChars="200" w:firstLine="420"/>
-      </w:pPr>
-    </w:p>
-    <w:p>
-      <w:pPr>
-        <w:spacing w:beforeLines="50" w:before="156" w:afterLines="50" w:after="156"/>
-        <w:ind w:left="0" w:firstLineChars="200" w:firstLine="420"/>
-      </w:pPr>
-      <w:r>
-        <w:rPr>
-          <w:rFonts w:hint="eastAsia"/>
-        </w:rPr>
-        <w:t>并发场景：</w:t>
-      </w:r>
-    </w:p>
-    <w:p>
-      <w:pPr>
-        <w:spacing w:beforeLines="50" w:before="156" w:afterLines="50" w:after="156"/>
-        <w:ind w:left="0" w:firstLineChars="200" w:firstLine="420"/>
-        <w:rPr>
-          <w:rFonts w:hint="eastAsia"/>
-        </w:rPr>
-      </w:pPr>
-      <w:r>
-        <w:rPr>
-          <w:rFonts w:hint="eastAsia"/>
-        </w:rPr>
-        <w:t>层级结构表中有桶</w:t>
-      </w:r>
-      <w:r>
-        <w:rPr>
-          <w:rFonts w:hint="eastAsia"/>
-        </w:rPr>
-        <w:t>ID</w:t>
-      </w:r>
-      <w:r>
-        <w:rPr>
-          <w:rFonts w:hint="eastAsia"/>
-        </w:rPr>
-        <w:t>，分隔符版本号，当前层级的字符串，当前层级编号。</w:t>
-      </w:r>
-    </w:p>
-    <w:p>
-      <w:pPr>
-        <w:pStyle w:val="aa"/>
-        <w:numPr>
-          <w:ilvl w:val="0"/>
-          <w:numId w:val="43"/>
-        </w:numPr>
-        <w:spacing w:beforeLines="50" w:before="156" w:afterLines="50" w:after="156"/>
-        <w:ind w:firstLineChars="0"/>
-      </w:pPr>
-      <w:r>
-        <w:rPr>
-          <w:rFonts w:hint="eastAsia"/>
-        </w:rPr>
-        <w:t>修改分隔符时，桶内已经有对象</w:t>
-      </w:r>
-      <w:r>
-        <w:rPr>
-          <w:rFonts w:hint="eastAsia"/>
-        </w:rPr>
-        <w:t>，</w:t>
-      </w:r>
-      <w:r>
-        <w:rPr>
-          <w:rFonts w:hint="eastAsia"/>
-        </w:rPr>
-        <w:t>需要重建层级结构，更新层级结构表，同时按照新的层级结构更新最新元数据和历史元数据中每个</w:t>
-      </w:r>
-      <w:r>
-        <w:rPr>
-          <w:rFonts w:hint="eastAsia"/>
-        </w:rPr>
-        <w:t>key</w:t>
-      </w:r>
-      <w:r>
-        <w:rPr>
-          <w:rFonts w:hint="eastAsia"/>
-        </w:rPr>
-        <w:t>的父目录编码</w:t>
-      </w:r>
-    </w:p>
-    <w:p>
-      <w:pPr>
-        <w:pStyle w:val="aa"/>
-        <w:numPr>
-          <w:ilvl w:val="0"/>
-          <w:numId w:val="43"/>
-        </w:numPr>
-        <w:spacing w:beforeLines="50" w:before="156" w:afterLines="50" w:after="156"/>
-        <w:ind w:firstLineChars="0"/>
-      </w:pPr>
-      <w:r>
-        <w:rPr>
-          <w:rFonts w:hint="eastAsia"/>
-        </w:rPr>
-        <w:lastRenderedPageBreak/>
-        <w:t>使用</w:t>
-      </w:r>
-      <w:r>
-        <w:rPr>
-          <w:rFonts w:hint="eastAsia"/>
-        </w:rPr>
-        <w:t>queryForUpdate</w:t>
-      </w:r>
-      <w:r>
-        <w:rPr>
-          <w:rFonts w:hint="eastAsia"/>
-        </w:rPr>
-        <w:t>锁定桶元数据</w:t>
-      </w:r>
-      <w:r>
-        <w:rPr>
-          <w:rFonts w:hint="eastAsia"/>
-        </w:rPr>
-        <w:t>，</w:t>
-      </w:r>
-      <w:r>
-        <w:rPr>
-          <w:rFonts w:hint="eastAsia"/>
-        </w:rPr>
-        <w:t>按照新的分隔符</w:t>
-      </w:r>
-      <w:r>
-        <w:rPr>
-          <w:rFonts w:hint="eastAsia"/>
-        </w:rPr>
-        <w:t>在层级目录表中增加新的层级关系数据，版本号用新的，</w:t>
-      </w:r>
-      <w:r>
-        <w:rPr>
-          <w:rFonts w:hint="eastAsia"/>
-        </w:rPr>
-        <w:t>--------</w:t>
-      </w:r>
-      <w:r>
-        <w:rPr>
-          <w:rFonts w:hint="eastAsia"/>
-        </w:rPr>
-        <w:t>如何重建层级结构，不遗漏对象，同时不影响正在</w:t>
-      </w:r>
-      <w:r>
-        <w:rPr>
-          <w:rFonts w:hint="eastAsia"/>
-        </w:rPr>
-        <w:t>list</w:t>
-      </w:r>
-      <w:r>
-        <w:t xml:space="preserve"> </w:t>
-      </w:r>
-      <w:r>
-        <w:rPr>
-          <w:rFonts w:hint="eastAsia"/>
-        </w:rPr>
-        <w:t>versions</w:t>
-      </w:r>
-      <w:r>
-        <w:rPr>
-          <w:rFonts w:hint="eastAsia"/>
-        </w:rPr>
-        <w:t>和</w:t>
-      </w:r>
-      <w:r>
-        <w:rPr>
-          <w:rFonts w:hint="eastAsia"/>
-        </w:rPr>
-        <w:t>list</w:t>
-      </w:r>
-      <w:r>
-        <w:t xml:space="preserve"> </w:t>
-      </w:r>
-      <w:r>
-        <w:rPr>
-          <w:rFonts w:hint="eastAsia"/>
-        </w:rPr>
-        <w:t>Objects</w:t>
-      </w:r>
-      <w:r>
-        <w:rPr>
-          <w:rFonts w:hint="eastAsia"/>
-        </w:rPr>
-        <w:t>的操作</w:t>
-      </w:r>
-    </w:p>
-    <w:p>
-      <w:pPr>
-        <w:pStyle w:val="aa"/>
-        <w:numPr>
-          <w:ilvl w:val="0"/>
-          <w:numId w:val="43"/>
-        </w:numPr>
-        <w:spacing w:beforeLines="50" w:before="156" w:afterLines="50" w:after="156"/>
-        <w:ind w:firstLineChars="0"/>
-      </w:pPr>
-    </w:p>
-    <w:p>
-      <w:pPr>
-        <w:pStyle w:val="aa"/>
-        <w:numPr>
-          <w:ilvl w:val="0"/>
-          <w:numId w:val="43"/>
-        </w:numPr>
-        <w:spacing w:beforeLines="50" w:before="156" w:afterLines="50" w:after="156"/>
-        <w:ind w:firstLineChars="0"/>
-        <w:rPr>
-          <w:rFonts w:hint="eastAsia"/>
-        </w:rPr>
-      </w:pPr>
-      <w:r>
-        <w:rPr>
-          <w:rFonts w:hint="eastAsia"/>
-        </w:rPr>
-        <w:t>修改分隔符与增加对象同步，修改分隔符时，查询桶内无对象，修改分隔符将</w:t>
-      </w:r>
-      <w:r>
-        <w:rPr>
-          <w:rFonts w:hint="eastAsia"/>
-        </w:rPr>
-        <w:t>A</w:t>
-      </w:r>
-      <w:r>
-        <w:rPr>
-          <w:rFonts w:hint="eastAsia"/>
-        </w:rPr>
-        <w:t>改为</w:t>
-      </w:r>
-      <w:r>
-        <w:rPr>
-          <w:rFonts w:hint="eastAsia"/>
-        </w:rPr>
-        <w:t>B</w:t>
-      </w:r>
-      <w:r>
-        <w:rPr>
-          <w:rFonts w:hint="eastAsia"/>
-        </w:rPr>
-        <w:t>；增加对象时查询了桶内分隔符</w:t>
-      </w:r>
-      <w:r>
-        <w:rPr>
-          <w:rFonts w:hint="eastAsia"/>
-        </w:rPr>
-        <w:t>A</w:t>
-      </w:r>
-      <w:r>
-        <w:rPr>
-          <w:rFonts w:hint="eastAsia"/>
-        </w:rPr>
-        <w:t>，增加对象，根据</w:t>
-      </w:r>
-      <w:r>
-        <w:rPr>
-          <w:rFonts w:hint="eastAsia"/>
-        </w:rPr>
-        <w:t>A</w:t>
-      </w:r>
-      <w:r>
-        <w:rPr>
-          <w:rFonts w:hint="eastAsia"/>
-        </w:rPr>
-        <w:t>分析对象层级</w:t>
-      </w:r>
-    </w:p>
-    <w:p>
-      <w:pPr>
-        <w:spacing w:beforeLines="50" w:before="156" w:afterLines="50" w:after="156"/>
-        <w:ind w:left="0"/>
-      </w:pPr>
-    </w:p>
-    <w:p>
-      <w:pPr>
-        <w:spacing w:beforeLines="50" w:before="156" w:afterLines="50" w:after="156"/>
-        <w:ind w:left="0" w:firstLineChars="200" w:firstLine="420"/>
-      </w:pPr>
-      <w:r>
-        <w:rPr>
-          <w:rFonts w:hint="eastAsia"/>
-        </w:rPr>
-        <w:t>异常场景：</w:t>
-      </w:r>
-    </w:p>
-    <w:p>
-      <w:pPr>
-        <w:pStyle w:val="aa"/>
-        <w:numPr>
-          <w:ilvl w:val="0"/>
-          <w:numId w:val="35"/>
-        </w:numPr>
-        <w:spacing w:beforeLines="50" w:before="156" w:afterLines="50" w:after="156"/>
-        <w:ind w:firstLineChars="0"/>
-      </w:pPr>
-      <w:r>
-        <w:rPr>
-          <w:rFonts w:hint="eastAsia"/>
-        </w:rPr>
-        <w:t>桶不存在，返回</w:t>
-      </w:r>
-      <w:r>
-        <w:t>NoSuchBucket</w:t>
-      </w:r>
-      <w:r>
-        <w:rPr>
-          <w:rFonts w:hint="eastAsia"/>
-        </w:rPr>
-        <w:t>。</w:t>
-      </w:r>
-    </w:p>
-    <w:p>
-      <w:pPr>
-        <w:pStyle w:val="aa"/>
-        <w:numPr>
-          <w:ilvl w:val="0"/>
-          <w:numId w:val="35"/>
-        </w:numPr>
-        <w:spacing w:beforeLines="50" w:before="156" w:afterLines="50" w:after="156"/>
-        <w:ind w:firstLineChars="0"/>
-      </w:pPr>
-      <w:r>
-        <w:rPr>
-          <w:rFonts w:hint="eastAsia"/>
-        </w:rPr>
-        <w:t>桶不属于自己，返回</w:t>
-      </w:r>
-      <w:r>
-        <w:t>AccessDenied</w:t>
-      </w:r>
-      <w:r>
-        <w:rPr>
-          <w:rFonts w:hint="eastAsia"/>
-        </w:rPr>
-        <w:t>。</w:t>
-      </w:r>
-    </w:p>
-    <w:p>
-      <w:pPr>
-        <w:pStyle w:val="aa"/>
-        <w:spacing w:beforeLines="50" w:before="156" w:afterLines="50" w:after="156"/>
-        <w:ind w:left="717" w:firstLineChars="0" w:firstLine="0"/>
-      </w:pPr>
-    </w:p>
-    <w:p>
-      <w:pPr>
-        <w:pStyle w:val="3"/>
-        <w:ind w:left="210"/>
-      </w:pPr>
-      <w:bookmarkStart w:id="11" w:name="_获取分隔符（GET_Bucket_Delimiter）"/>
-      <w:bookmarkEnd w:id="11"/>
-      <w:r>
-        <w:rPr>
-          <w:rFonts w:hint="eastAsia"/>
-        </w:rPr>
-        <w:t>获取分隔符（</w:t>
-      </w:r>
-      <w:r>
-        <w:rPr>
-          <w:rFonts w:hint="eastAsia"/>
-        </w:rPr>
-        <w:t>GET</w:t>
-      </w:r>
-      <w:r>
-        <w:t xml:space="preserve"> Bucket </w:t>
-      </w:r>
-      <w:r>
-        <w:rPr>
-          <w:rFonts w:hint="eastAsia"/>
-        </w:rPr>
-        <w:t>d</w:t>
-      </w:r>
-      <w:r>
-        <w:t>elimiter</w:t>
-      </w:r>
-      <w:r>
-        <w:rPr>
-          <w:rFonts w:hint="eastAsia"/>
-        </w:rPr>
-        <w:t>）</w:t>
-      </w:r>
-    </w:p>
-    <w:p>
-      <w:r>
-        <w:rPr>
-          <w:rFonts w:hint="eastAsia"/>
-        </w:rPr>
-        <w:t>获取分隔符流程：</w:t>
-      </w:r>
-      <w:r>
-        <w:rPr>
-          <w:rFonts w:hint="eastAsia"/>
-        </w:rPr>
-        <w:t xml:space="preserve"> </w:t>
-      </w:r>
-    </w:p>
-    <w:p>
-      <w:pPr>
-        <w:ind w:left="0"/>
-      </w:pPr>
-      <w:r>
-        <w:t xml:space="preserve">  </w:t>
-      </w:r>
-      <w:r>
-        <w:rPr>
-          <w:noProof/>
-        </w:rPr>
-        <w:drawing>
-          <wp:inline distT="0" distB="0" distL="0" distR="0" wp14:anchorId="6B650EDF" wp14:editId="1EF87E12">
-            <wp:extent cx="5274310" cy="3054499"/>
-            <wp:effectExtent l="0" t="0" r="2540" b="0"/>
-            <wp:docPr id="23" name="图片 23"/>
-            <wp:cNvGraphicFramePr>
-              <a:graphicFrameLocks xmlns:a="http://schemas.openxmlformats.org/drawingml/2006/main" noChangeAspect="1"/>
-            </wp:cNvGraphicFramePr>
-            <a:graphic xmlns:a="http://schemas.openxmlformats.org/drawingml/2006/main">
-              <a:graphicData uri="http://schemas.openxmlformats.org/drawingml/2006/picture">
-                <pic:pic xmlns:pic="http://schemas.openxmlformats.org/drawingml/2006/picture">
-                  <pic:nvPicPr>
-                    <pic:cNvPr id="0" name="Picture 21"/>
-                    <pic:cNvPicPr>
-                      <a:picLocks noChangeAspect="1" noChangeArrowheads="1"/>
-                    </pic:cNvPicPr>
-                  </pic:nvPicPr>
-                  <pic:blipFill>
-                    <a:blip r:embed="rId17">
-                      <a:extLst>
-                        <a:ext uri="{28A0092B-C50C-407E-A947-70E740481C1C}">
-                          <a14:useLocalDpi xmlns:a14="http://schemas.microsoft.com/office/drawing/2010/main" val="0"/>
-                        </a:ext>
-                      </a:extLst>
-                    </a:blip>
-                    <a:srcRect/>
-                    <a:stretch>
-                      <a:fillRect/>
-                    </a:stretch>
-                  </pic:blipFill>
-                  <pic:spPr bwMode="auto">
-                    <a:xfrm>
-                      <a:off x="0" y="0"/>
-                      <a:ext cx="5274310" cy="3054499"/>
-                    </a:xfrm>
-                    <a:prstGeom prst="rect">
-                      <a:avLst/>
-                    </a:prstGeom>
-                    <a:noFill/>
-                    <a:ln>
-                      <a:noFill/>
-                    </a:ln>
-                  </pic:spPr>
-                </pic:pic>
-              </a:graphicData>
-            </a:graphic>
-          </wp:inline>
-        </w:drawing>
-      </w:r>
-    </w:p>
-    <w:p>
-      <w:pPr>
-        <w:spacing w:beforeLines="50" w:before="156" w:afterLines="50" w:after="156"/>
-      </w:pPr>
-      <w:r>
-        <w:rPr>
-          <w:rFonts w:hint="eastAsia"/>
-        </w:rPr>
-        <w:t>正常场景：</w:t>
-      </w:r>
-    </w:p>
-    <w:p>
-      <w:pPr>
-        <w:pStyle w:val="aa"/>
-        <w:spacing w:beforeLines="50" w:before="156" w:afterLines="50" w:after="156"/>
-        <w:ind w:left="717" w:firstLineChars="0" w:firstLine="0"/>
-      </w:pPr>
-      <w:r>
-        <w:rPr>
-          <w:rFonts w:hint="eastAsia"/>
-        </w:rPr>
-        <w:t>查询成功，返回</w:t>
-      </w:r>
-      <w:r>
-        <w:t>Delimiter</w:t>
-      </w:r>
-      <w:r>
-        <w:rPr>
-          <w:rFonts w:hint="eastAsia"/>
-        </w:rPr>
-        <w:t>。</w:t>
-      </w:r>
-    </w:p>
-    <w:p>
-      <w:pPr>
-        <w:spacing w:beforeLines="50" w:before="156" w:afterLines="50" w:after="156"/>
-      </w:pPr>
-    </w:p>
-    <w:p>
-      <w:pPr>
-        <w:spacing w:beforeLines="50" w:before="156" w:afterLines="50" w:after="156"/>
-      </w:pPr>
-      <w:r>
-        <w:rPr>
-          <w:rFonts w:hint="eastAsia"/>
-        </w:rPr>
-        <w:t>异常场景：</w:t>
-      </w:r>
-    </w:p>
-    <w:p>
-      <w:pPr>
-        <w:pStyle w:val="aa"/>
-        <w:numPr>
-          <w:ilvl w:val="0"/>
-          <w:numId w:val="36"/>
-        </w:numPr>
-        <w:spacing w:beforeLines="50" w:before="156" w:afterLines="50" w:after="156"/>
-        <w:ind w:firstLineChars="0"/>
-      </w:pPr>
-      <w:r>
-        <w:rPr>
-          <w:rFonts w:hint="eastAsia"/>
-        </w:rPr>
-        <w:t>桶不存在，返回</w:t>
-      </w:r>
-      <w:r>
-        <w:t>NoSuchBucket</w:t>
-      </w:r>
-      <w:r>
-        <w:rPr>
-          <w:rFonts w:hint="eastAsia"/>
-        </w:rPr>
-        <w:t>。</w:t>
-      </w:r>
-    </w:p>
-    <w:p>
-      <w:pPr>
         <w:pStyle w:val="aa"/>
         <w:numPr>
           <w:ilvl w:val="0"/>
@@ -12656,22 +10838,8 @@
         <w:spacing w:beforeLines="50" w:before="156" w:afterLines="50" w:after="156"/>
         <w:ind w:firstLineChars="0"/>
       </w:pPr>
-      <w:r>
-        <w:rPr>
-          <w:rFonts w:hint="eastAsia"/>
-        </w:rPr>
-        <w:lastRenderedPageBreak/>
-        <w:t>桶不属于自己，返回</w:t>
-      </w:r>
-      <w:r>
-        <w:t>AccessDenied</w:t>
-      </w:r>
-      <w:r>
-        <w:rPr>
-          <w:rFonts w:hint="eastAsia"/>
-        </w:rPr>
-        <w:t>。</w:t>
-      </w:r>
+      <w:bookmarkStart w:id="9" w:name="_GoBack"/>
+      <w:bookmarkEnd w:id="9"/>
     </w:p>
     <w:p>
       <w:pPr>
@@ -14074,7 +12242,6 @@
               <w:rPr>
                 <w:rFonts w:hint="eastAsia"/>
               </w:rPr>
-              <w:lastRenderedPageBreak/>
               <w:t>AccessKeyID</w:t>
             </w:r>
             <w:r>
@@ -14372,7 +12539,6 @@
               <w:rPr>
                 <w:rFonts w:hint="eastAsia"/>
               </w:rPr>
-              <w:lastRenderedPageBreak/>
               <w:t>PUT</w:t>
             </w:r>
             <w:r>
@@ -14468,14 +12634,7 @@
               <w:rPr>
                 <w:rFonts w:hint="eastAsia"/>
               </w:rPr>
-              <w:t>中添加成功的</w:t>
-            </w:r>
-            <w:r>
-              <w:rPr>
-                <w:rFonts w:hint="eastAsia"/>
-              </w:rPr>
-              <w:lastRenderedPageBreak/>
-              <w:t>桶</w:t>
+              <w:t>中添加成功的桶</w:t>
             </w:r>
             <w:r>
               <w:rPr>
@@ -15419,7 +13578,6 @@
               <w:rPr>
                 <w:rFonts w:hint="eastAsia"/>
               </w:rPr>
-              <w:lastRenderedPageBreak/>
               <w:t>PUT</w:t>
             </w:r>
             <w:r>
@@ -15540,7 +13698,6 @@
               <w:rPr>
                 <w:rFonts w:hint="eastAsia"/>
               </w:rPr>
-              <w:lastRenderedPageBreak/>
               <w:t>查询结果为</w:t>
             </w:r>
             <w:r>
@@ -15585,14 +13742,7 @@
               <w:rPr>
                 <w:i/>
               </w:rPr>
-              <w:t>&lt;VersioningConfiguration&gt;&lt;Stat</w:t>
-            </w:r>
-            <w:r>
-              <w:rPr>
-                <w:i/>
-              </w:rPr>
-              <w:lastRenderedPageBreak/>
-              <w:t>us&gt;Enabled&lt;/Status&gt;&lt;/VersioningConfiguration&gt;</w:t>
+              <w:t>&lt;VersioningConfiguration&gt;&lt;Status&gt;Enabled&lt;/Status&gt;&lt;/VersioningConfiguration&gt;</w:t>
             </w:r>
           </w:p>
           <w:p>
@@ -16574,7 +14724,7 @@
     </w:tbl>
     <w:p/>
     <w:sectPr>
-      <w:footerReference w:type="default" r:id="rId18"/>
+      <w:footerReference w:type="default" r:id="rId16"/>
       <w:pgSz w:w="11906" w:h="16838"/>
       <w:pgMar w:top="1440" w:right="1800" w:bottom="1440" w:left="1800" w:header="851" w:footer="992" w:gutter="0"/>
       <w:cols w:space="425"/>
@@ -16689,7 +14839,7 @@
             <w:noProof/>
             <w:lang w:val="zh-CN"/>
           </w:rPr>
-          <w:t>9</w:t>
+          <w:t>17</w:t>
         </w:r>
         <w:r>
           <w:fldChar w:fldCharType="end"/>
@@ -17267,7 +15417,6 @@
     <w:lvl w:ilvl="0" w:tplc="8DDE1DA2">
       <w:start w:val="1"/>
       <w:numFmt w:val="decimal"/>
-      <w:pStyle w:val="3"/>
       <w:lvlText w:val="%1."/>
       <w:lvlJc w:val="left"/>
       <w:pPr>
@@ -22271,7 +20420,7 @@
 </file>
 
 <file path=customXml/itemProps1.xml><?xml version="1.0" encoding="utf-8"?>
-<ds:datastoreItem xmlns:ds="http://schemas.openxmlformats.org/officeDocument/2006/customXml" ds:itemID="{06E9A9B0-6AEB-4197-9E62-751ABBD26D34}">
+<ds:datastoreItem xmlns:ds="http://schemas.openxmlformats.org/officeDocument/2006/customXml" ds:itemID="{71BC2BAE-91BC-4B14-A4FD-5F54570A6AA7}">
   <ds:schemaRefs>
     <ds:schemaRef ds:uri="http://schemas.openxmlformats.org/officeDocument/2006/bibliography"/>
   </ds:schemaRefs>

--- a/internal_doc/03.开发设计/Amazon S3接口兼容/Story--SequoiaDB兼容Amazon S3接口 -桶管理.docx
+++ b/internal_doc/03.开发设计/Amazon S3接口兼容/Story--SequoiaDB兼容Amazon S3接口 -桶管理.docx
@@ -2790,6 +2790,56 @@
       <w:pPr>
         <w:ind w:left="0" w:firstLine="420"/>
       </w:pPr>
+    </w:p>
+    <w:p>
+      <w:pPr>
+        <w:ind w:left="0" w:firstLine="420"/>
+      </w:pPr>
+      <w:r>
+        <w:rPr>
+          <w:rFonts w:hint="eastAsia"/>
+        </w:rPr>
+        <w:t>区域：存储桶可以创建在某个区域上</w:t>
+      </w:r>
+      <w:r>
+        <w:rPr>
+          <w:rFonts w:hint="eastAsia"/>
+        </w:rPr>
+        <w:t>（当前系统中已经创建的</w:t>
+      </w:r>
+      <w:r>
+        <w:rPr>
+          <w:rFonts w:hint="eastAsia"/>
+        </w:rPr>
+        <w:t>区域名称</w:t>
+      </w:r>
+      <w:r>
+        <w:rPr>
+          <w:rFonts w:hint="eastAsia"/>
+        </w:rPr>
+        <w:t>可以通过</w:t>
+      </w:r>
+      <w:r>
+        <w:rPr>
+          <w:rFonts w:hint="eastAsia"/>
+        </w:rPr>
+        <w:t>List</w:t>
+      </w:r>
+      <w:r>
+        <w:t xml:space="preserve"> </w:t>
+      </w:r>
+      <w:r>
+        <w:rPr>
+          <w:rFonts w:hint="eastAsia"/>
+        </w:rPr>
+        <w:t>Regions</w:t>
+      </w:r>
+      <w:r>
+        <w:rPr>
+          <w:rFonts w:hint="eastAsia"/>
+        </w:rPr>
+        <w:t>命令查询），对象数据和元数据存储在该区域指定的集合空间中。也可以不指定区域，当不指定区域时，对象数据存在默认的集合空间中。</w:t>
+      </w:r>
     </w:p>
     <w:p/>
     <w:p>
@@ -2977,6 +3027,7 @@
               <w:ind w:left="0"/>
             </w:pPr>
             <w:r>
+              <w:lastRenderedPageBreak/>
               <w:t>T</w:t>
             </w:r>
             <w:r>
@@ -3002,6 +3053,7 @@
               <w:rPr>
                 <w:rFonts w:hint="eastAsia"/>
               </w:rPr>
+              <w:lastRenderedPageBreak/>
               <w:t>No</w:t>
             </w:r>
           </w:p>
@@ -3020,6 +3072,7 @@
               <w:ind w:left="0"/>
             </w:pPr>
             <w:r>
+              <w:lastRenderedPageBreak/>
               <w:t>LocationConstraint</w:t>
             </w:r>
           </w:p>
@@ -3033,11 +3086,7 @@
               <w:ind w:left="0"/>
             </w:pPr>
             <w:r>
-              <w:t xml:space="preserve">Speciﬁes the region where the bucket will be created. If you are creating a bucket on the US </w:t>
-            </w:r>
-            <w:r>
-              <w:lastRenderedPageBreak/>
-              <w:t xml:space="preserve">East (N. Virginia) region (us-east-1), you do not need to </w:t>
+              <w:t xml:space="preserve">Speciﬁes the region where the bucket will be created. If you are creating a bucket on the US East (N. Virginia) region (us-east-1), you do not need to </w:t>
             </w:r>
             <w:r>
               <w:t>specify the location constraint</w:t>
@@ -3125,7 +3174,6 @@
               <w:rPr>
                 <w:rFonts w:hint="eastAsia"/>
               </w:rPr>
-              <w:lastRenderedPageBreak/>
               <w:t>No</w:t>
             </w:r>
           </w:p>
@@ -3136,7 +3184,7 @@
       <w:pPr>
         <w:ind w:left="0"/>
         <w:rPr>
-          <w:rFonts w:cstheme="minorHAnsi" w:hint="eastAsia"/>
+          <w:rFonts w:cstheme="minorHAnsi"/>
         </w:rPr>
       </w:pPr>
     </w:p>
@@ -3803,6 +3851,7 @@
         <w:rPr>
           <w:rFonts w:hint="eastAsia"/>
         </w:rPr>
+        <w:lastRenderedPageBreak/>
         <w:t>HEAD</w:t>
       </w:r>
       <w:r>
@@ -3834,7 +3883,6 @@
         <w:rPr>
           <w:rFonts w:hint="eastAsia"/>
         </w:rPr>
-        <w:lastRenderedPageBreak/>
         <w:t>返回状态码：</w:t>
       </w:r>
     </w:p>
@@ -4284,7 +4332,19 @@
               <w:rPr>
                 <w:i/>
               </w:rPr>
-              <w:t xml:space="preserve">Date: Wed, 01 Mar  2006 12:00:00 GMT </w:t>
+              <w:t>Date: Wed, 01 Mar</w:t>
+            </w:r>
+            <w:r>
+              <w:rPr>
+                <w:i/>
+              </w:rPr>
+              <w:t xml:space="preserve"> </w:t>
+            </w:r>
+            <w:r>
+              <w:rPr>
+                <w:i/>
+              </w:rPr>
+              <w:t xml:space="preserve">2006 12:00:00 GMT </w:t>
             </w:r>
           </w:p>
           <w:p>
@@ -4395,7 +4455,571 @@
     <w:p/>
     <w:p>
       <w:pPr>
-        <w:ind w:left="0" w:firstLine="420"/>
+        <w:pStyle w:val="3"/>
+        <w:ind w:left="210"/>
+      </w:pPr>
+      <w:r>
+        <w:t xml:space="preserve">GET Bucket </w:t>
+      </w:r>
+      <w:r>
+        <w:rPr>
+          <w:rFonts w:hint="eastAsia"/>
+        </w:rPr>
+        <w:t>location</w:t>
+      </w:r>
+    </w:p>
+    <w:p>
+      <w:r>
+        <w:rPr>
+          <w:rFonts w:hint="eastAsia"/>
+        </w:rPr>
+        <w:t>获取桶的区域信息，只有桶的所有者才能执行此操作。</w:t>
+      </w:r>
+    </w:p>
+    <w:p>
+      <w:r>
+        <w:t>Request Headers</w:t>
+      </w:r>
+      <w:r>
+        <w:rPr>
+          <w:rFonts w:hint="eastAsia"/>
+        </w:rPr>
+        <w:t>：无特殊</w:t>
+      </w:r>
+      <w:r>
+        <w:rPr>
+          <w:rFonts w:hint="eastAsia"/>
+        </w:rPr>
+        <w:t>Header</w:t>
+      </w:r>
+      <w:r>
+        <w:rPr>
+          <w:rFonts w:hint="eastAsia"/>
+        </w:rPr>
+        <w:t>，参考</w:t>
+      </w:r>
+      <w:hyperlink w:anchor="_公共头部" w:history="1">
+        <w:r>
+          <w:rPr>
+            <w:rStyle w:val="ad"/>
+            <w:rFonts w:hint="eastAsia"/>
+          </w:rPr>
+          <w:t>公共头部</w:t>
+        </w:r>
+      </w:hyperlink>
+      <w:r>
+        <w:rPr>
+          <w:rFonts w:hint="eastAsia"/>
+        </w:rPr>
+        <w:t>。</w:t>
+      </w:r>
+    </w:p>
+    <w:p/>
+    <w:p>
+      <w:r>
+        <w:rPr>
+          <w:rFonts w:hint="eastAsia"/>
+        </w:rPr>
+        <w:t>Response</w:t>
+      </w:r>
+      <w:r>
+        <w:t xml:space="preserve"> </w:t>
+      </w:r>
+      <w:r>
+        <w:rPr>
+          <w:rFonts w:hint="eastAsia"/>
+        </w:rPr>
+        <w:t>element</w:t>
+      </w:r>
+      <w:r>
+        <w:t xml:space="preserve"> </w:t>
+      </w:r>
+      <w:r>
+        <w:rPr>
+          <w:rFonts w:hint="eastAsia"/>
+        </w:rPr>
+        <w:t>in</w:t>
+      </w:r>
+      <w:r>
+        <w:t xml:space="preserve"> </w:t>
+      </w:r>
+      <w:r>
+        <w:rPr>
+          <w:rFonts w:hint="eastAsia"/>
+        </w:rPr>
+        <w:t>body</w:t>
+      </w:r>
+      <w:r>
+        <w:rPr>
+          <w:rFonts w:hint="eastAsia"/>
+        </w:rPr>
+        <w:t>：</w:t>
+      </w:r>
+    </w:p>
+    <w:p>
+      <w:pPr>
+        <w:ind w:left="0"/>
+      </w:pPr>
+      <w:r>
+        <w:rPr>
+          <w:rFonts w:hint="eastAsia"/>
+        </w:rPr>
+        <w:t xml:space="preserve">  </w:t>
+      </w:r>
+    </w:p>
+    <w:tbl>
+      <w:tblPr>
+        <w:tblStyle w:val="a9"/>
+        <w:tblW w:w="7938" w:type="dxa"/>
+        <w:tblInd w:w="340" w:type="dxa"/>
+        <w:tblLook w:val="04A0" w:firstRow="1" w:lastRow="0" w:firstColumn="1" w:lastColumn="0" w:noHBand="0" w:noVBand="1"/>
+      </w:tblPr>
+      <w:tblGrid>
+        <w:gridCol w:w="2526"/>
+        <w:gridCol w:w="5412"/>
+      </w:tblGrid>
+      <w:tr>
+        <w:trPr>
+          <w:trHeight w:val="400"/>
+        </w:trPr>
+        <w:tc>
+          <w:tcPr>
+            <w:tcW w:w="2526" w:type="dxa"/>
+            <w:shd w:val="clear" w:color="auto" w:fill="DAEEF3" w:themeFill="accent5" w:themeFillTint="33"/>
+          </w:tcPr>
+          <w:p>
+            <w:pPr>
+              <w:ind w:left="0"/>
+              <w:rPr>
+                <w:b/>
+              </w:rPr>
+            </w:pPr>
+            <w:r>
+              <w:rPr>
+                <w:rFonts w:hint="eastAsia"/>
+                <w:b/>
+              </w:rPr>
+              <w:t>Name</w:t>
+            </w:r>
+          </w:p>
+        </w:tc>
+        <w:tc>
+          <w:tcPr>
+            <w:tcW w:w="5412" w:type="dxa"/>
+            <w:shd w:val="clear" w:color="auto" w:fill="DAEEF3" w:themeFill="accent5" w:themeFillTint="33"/>
+          </w:tcPr>
+          <w:p>
+            <w:pPr>
+              <w:ind w:left="0"/>
+              <w:rPr>
+                <w:b/>
+              </w:rPr>
+            </w:pPr>
+            <w:r>
+              <w:rPr>
+                <w:rFonts w:hint="eastAsia"/>
+                <w:b/>
+              </w:rPr>
+              <w:t>Description</w:t>
+            </w:r>
+          </w:p>
+        </w:tc>
+      </w:tr>
+      <w:tr>
+        <w:trPr>
+          <w:trHeight w:val="391"/>
+        </w:trPr>
+        <w:tc>
+          <w:tcPr>
+            <w:tcW w:w="2526" w:type="dxa"/>
+          </w:tcPr>
+          <w:p>
+            <w:pPr>
+              <w:ind w:left="0"/>
+              <w:rPr>
+                <w:rFonts w:cstheme="minorHAnsi"/>
+              </w:rPr>
+            </w:pPr>
+            <w:r>
+              <w:rPr>
+                <w:rFonts w:cstheme="minorHAnsi"/>
+              </w:rPr>
+              <w:t>LocationConstraint</w:t>
+            </w:r>
+          </w:p>
+        </w:tc>
+        <w:tc>
+          <w:tcPr>
+            <w:tcW w:w="5412" w:type="dxa"/>
+          </w:tcPr>
+          <w:p>
+            <w:pPr>
+              <w:ind w:left="0"/>
+              <w:rPr>
+                <w:rFonts w:cstheme="minorHAnsi"/>
+              </w:rPr>
+            </w:pPr>
+            <w:r>
+              <w:rPr>
+                <w:rFonts w:cstheme="minorHAnsi"/>
+              </w:rPr>
+              <w:t>Speciﬁes the region where the bucket resides.</w:t>
+            </w:r>
+            <w:r>
+              <w:rPr>
+                <w:rFonts w:cstheme="minorHAnsi"/>
+              </w:rPr>
+              <w:t>.</w:t>
+            </w:r>
+          </w:p>
+          <w:p>
+            <w:pPr>
+              <w:ind w:left="0"/>
+              <w:rPr>
+                <w:rFonts w:cstheme="minorHAnsi" w:hint="eastAsia"/>
+              </w:rPr>
+            </w:pPr>
+            <w:r>
+              <w:rPr>
+                <w:rFonts w:cstheme="minorHAnsi"/>
+              </w:rPr>
+              <w:t xml:space="preserve">Type: </w:t>
+            </w:r>
+            <w:r>
+              <w:rPr>
+                <w:rFonts w:cstheme="minorHAnsi" w:hint="eastAsia"/>
+              </w:rPr>
+              <w:t>String</w:t>
+            </w:r>
+          </w:p>
+        </w:tc>
+      </w:tr>
+    </w:tbl>
+    <w:p>
+      <w:pPr>
+        <w:ind w:left="0"/>
+      </w:pPr>
+    </w:p>
+    <w:p/>
+    <w:p>
+      <w:r>
+        <w:rPr>
+          <w:rFonts w:hint="eastAsia"/>
+        </w:rPr>
+        <w:t>请求样例：</w:t>
+      </w:r>
+    </w:p>
+    <w:tbl>
+      <w:tblPr>
+        <w:tblStyle w:val="a9"/>
+        <w:tblW w:w="0" w:type="auto"/>
+        <w:tblInd w:w="340" w:type="dxa"/>
+        <w:tblLook w:val="04A0" w:firstRow="1" w:lastRow="0" w:firstColumn="1" w:lastColumn="0" w:noHBand="0" w:noVBand="1"/>
+      </w:tblPr>
+      <w:tblGrid>
+        <w:gridCol w:w="7956"/>
+      </w:tblGrid>
+      <w:tr>
+        <w:tc>
+          <w:tcPr>
+            <w:tcW w:w="8296" w:type="dxa"/>
+          </w:tcPr>
+          <w:p>
+            <w:pPr>
+              <w:ind w:left="0"/>
+              <w:rPr>
+                <w:i/>
+              </w:rPr>
+            </w:pPr>
+            <w:r>
+              <w:rPr>
+                <w:i/>
+              </w:rPr>
+              <w:t>GET /</w:t>
+            </w:r>
+            <w:r>
+              <w:rPr>
+                <w:i/>
+              </w:rPr>
+              <w:t>s3/</w:t>
+            </w:r>
+            <w:r>
+              <w:rPr>
+                <w:rFonts w:cstheme="minorHAnsi" w:hint="eastAsia"/>
+                <w:i/>
+              </w:rPr>
+              <w:t>{</w:t>
+            </w:r>
+            <w:r>
+              <w:rPr>
+                <w:rFonts w:cstheme="minorHAnsi"/>
+                <w:i/>
+              </w:rPr>
+              <w:t>bucket</w:t>
+            </w:r>
+            <w:r>
+              <w:rPr>
+                <w:rFonts w:cstheme="minorHAnsi" w:hint="eastAsia"/>
+                <w:i/>
+              </w:rPr>
+              <w:t>}</w:t>
+            </w:r>
+            <w:r>
+              <w:rPr>
+                <w:i/>
+              </w:rPr>
+              <w:t>/</w:t>
+            </w:r>
+            <w:r>
+              <w:rPr>
+                <w:i/>
+              </w:rPr>
+              <w:t>?</w:t>
+            </w:r>
+            <w:r>
+              <w:rPr>
+                <w:rFonts w:hint="eastAsia"/>
+                <w:i/>
+              </w:rPr>
+              <w:t>location</w:t>
+            </w:r>
+            <w:r>
+              <w:rPr>
+                <w:i/>
+              </w:rPr>
+              <w:t xml:space="preserve"> </w:t>
+            </w:r>
+            <w:r>
+              <w:rPr>
+                <w:i/>
+              </w:rPr>
+              <w:t xml:space="preserve">HTTP/1.1 </w:t>
+            </w:r>
+          </w:p>
+          <w:p>
+            <w:pPr>
+              <w:ind w:left="0"/>
+              <w:rPr>
+                <w:i/>
+              </w:rPr>
+            </w:pPr>
+            <w:r>
+              <w:rPr>
+                <w:i/>
+              </w:rPr>
+              <w:t xml:space="preserve">Host: </w:t>
+            </w:r>
+            <w:r>
+              <w:rPr>
+                <w:rFonts w:hint="eastAsia"/>
+                <w:i/>
+              </w:rPr>
+              <w:t>sequoia.</w:t>
+            </w:r>
+            <w:r>
+              <w:rPr>
+                <w:i/>
+              </w:rPr>
+              <w:t>s3.com</w:t>
+            </w:r>
+            <w:r>
+              <w:rPr>
+                <w:i/>
+              </w:rPr>
+              <w:t xml:space="preserve"> </w:t>
+            </w:r>
+          </w:p>
+          <w:p>
+            <w:pPr>
+              <w:ind w:left="0"/>
+              <w:rPr>
+                <w:i/>
+              </w:rPr>
+            </w:pPr>
+            <w:r>
+              <w:rPr>
+                <w:i/>
+              </w:rPr>
+              <w:t xml:space="preserve">Date: Wed, 12 Oct 2009 17:50:00 GMT </w:t>
+            </w:r>
+          </w:p>
+          <w:p>
+            <w:pPr>
+              <w:ind w:left="0"/>
+              <w:rPr>
+                <w:i/>
+              </w:rPr>
+            </w:pPr>
+            <w:r>
+              <w:rPr>
+                <w:i/>
+              </w:rPr>
+              <w:t xml:space="preserve">Authorization: authorization string </w:t>
+            </w:r>
+          </w:p>
+          <w:p>
+            <w:pPr>
+              <w:ind w:left="0"/>
+            </w:pPr>
+            <w:r>
+              <w:rPr>
+                <w:i/>
+              </w:rPr>
+              <w:t>Content-Type: text/plain</w:t>
+            </w:r>
+          </w:p>
+        </w:tc>
+      </w:tr>
+    </w:tbl>
+    <w:p/>
+    <w:p>
+      <w:r>
+        <w:rPr>
+          <w:rFonts w:hint="eastAsia"/>
+        </w:rPr>
+        <w:t>响应样例（桶所在区域为</w:t>
+      </w:r>
+      <w:r>
+        <w:rPr>
+          <w:rFonts w:hint="eastAsia"/>
+        </w:rPr>
+        <w:t>region</w:t>
+      </w:r>
+      <w:r>
+        <w:rPr>
+          <w:rFonts w:hint="eastAsia"/>
+        </w:rPr>
+        <w:t>）：</w:t>
+      </w:r>
+    </w:p>
+    <w:tbl>
+      <w:tblPr>
+        <w:tblStyle w:val="a9"/>
+        <w:tblW w:w="0" w:type="auto"/>
+        <w:tblInd w:w="340" w:type="dxa"/>
+        <w:tblLook w:val="04A0" w:firstRow="1" w:lastRow="0" w:firstColumn="1" w:lastColumn="0" w:noHBand="0" w:noVBand="1"/>
+      </w:tblPr>
+      <w:tblGrid>
+        <w:gridCol w:w="7956"/>
+      </w:tblGrid>
+      <w:tr>
+        <w:tc>
+          <w:tcPr>
+            <w:tcW w:w="8296" w:type="dxa"/>
+          </w:tcPr>
+          <w:p>
+            <w:pPr>
+              <w:ind w:left="0"/>
+              <w:rPr>
+                <w:i/>
+              </w:rPr>
+            </w:pPr>
+            <w:r>
+              <w:rPr>
+                <w:i/>
+              </w:rPr>
+              <w:t>&lt;</w:t>
+            </w:r>
+            <w:r>
+              <w:rPr>
+                <w:i/>
+              </w:rPr>
+              <w:t>LocationConstraint</w:t>
+            </w:r>
+            <w:r>
+              <w:rPr>
+                <w:i/>
+              </w:rPr>
+              <w:t>&gt;</w:t>
+            </w:r>
+            <w:r>
+              <w:rPr>
+                <w:rFonts w:hint="eastAsia"/>
+                <w:i/>
+              </w:rPr>
+              <w:t>region</w:t>
+            </w:r>
+            <w:r>
+              <w:rPr>
+                <w:i/>
+              </w:rPr>
+              <w:t>&lt;/</w:t>
+            </w:r>
+            <w:r>
+              <w:rPr>
+                <w:i/>
+              </w:rPr>
+              <w:t>LocationConstraint</w:t>
+            </w:r>
+            <w:r>
+              <w:rPr>
+                <w:i/>
+              </w:rPr>
+              <w:t>&gt;</w:t>
+            </w:r>
+          </w:p>
+        </w:tc>
+      </w:tr>
+    </w:tbl>
+    <w:p/>
+    <w:p>
+      <w:r>
+        <w:rPr>
+          <w:rFonts w:hint="eastAsia"/>
+        </w:rPr>
+        <w:t>响应样例（桶没有配置区域）：</w:t>
+      </w:r>
+    </w:p>
+    <w:tbl>
+      <w:tblPr>
+        <w:tblStyle w:val="a9"/>
+        <w:tblW w:w="0" w:type="auto"/>
+        <w:tblInd w:w="340" w:type="dxa"/>
+        <w:tblLook w:val="04A0" w:firstRow="1" w:lastRow="0" w:firstColumn="1" w:lastColumn="0" w:noHBand="0" w:noVBand="1"/>
+      </w:tblPr>
+      <w:tblGrid>
+        <w:gridCol w:w="7956"/>
+      </w:tblGrid>
+      <w:tr>
+        <w:tc>
+          <w:tcPr>
+            <w:tcW w:w="8296" w:type="dxa"/>
+          </w:tcPr>
+          <w:p>
+            <w:pPr>
+              <w:ind w:left="0"/>
+              <w:rPr>
+                <w:rFonts w:hint="eastAsia"/>
+              </w:rPr>
+            </w:pPr>
+            <w:r>
+              <w:rPr>
+                <w:i/>
+              </w:rPr>
+              <w:t>&lt;</w:t>
+            </w:r>
+            <w:r>
+              <w:rPr>
+                <w:i/>
+              </w:rPr>
+              <w:t xml:space="preserve"> LocationConstraint</w:t>
+            </w:r>
+            <w:r>
+              <w:rPr>
+                <w:i/>
+              </w:rPr>
+              <w:t>&gt;</w:t>
+            </w:r>
+          </w:p>
+        </w:tc>
+      </w:tr>
+    </w:tbl>
+    <w:p>
+      <w:pPr>
+        <w:ind w:left="0"/>
+        <w:rPr>
+          <w:rFonts w:hint="eastAsia"/>
+        </w:rPr>
       </w:pPr>
     </w:p>
     <w:p>
@@ -5021,6 +5645,7 @@
         <w:rPr>
           <w:rFonts w:hint="eastAsia"/>
         </w:rPr>
+        <w:lastRenderedPageBreak/>
         <w:t>响应样例：</w:t>
       </w:r>
     </w:p>
@@ -5730,6 +6355,7 @@
         <w:rPr>
           <w:rFonts w:hint="eastAsia"/>
         </w:rPr>
+        <w:lastRenderedPageBreak/>
         <w:t>JAVA API</w:t>
       </w:r>
     </w:p>
@@ -6220,7 +6846,6 @@
               <w:ind w:left="0"/>
             </w:pPr>
             <w:r>
-              <w:lastRenderedPageBreak/>
               <w:t xml:space="preserve">                new AwsClientBuilder.EndpointConfiguration(endPoint,"test2");</w:t>
             </w:r>
           </w:p>
@@ -6347,6 +6972,7 @@
               <w:ind w:left="0"/>
             </w:pPr>
             <w:r>
+              <w:lastRenderedPageBreak/>
               <w:t>listBuckets</w:t>
             </w:r>
           </w:p>
@@ -6872,7 +7498,6 @@
               <w:ind w:left="0"/>
             </w:pPr>
             <w:r>
-              <w:lastRenderedPageBreak/>
               <w:t>Bucket result = amazonS3.createBucket(request);</w:t>
             </w:r>
           </w:p>
@@ -7076,6 +7701,7 @@
         <w:rPr>
           <w:rFonts w:hint="eastAsia"/>
         </w:rPr>
+        <w:lastRenderedPageBreak/>
         <w:t>HEAD Bucket</w:t>
       </w:r>
     </w:p>
@@ -7583,7 +8209,13 @@
         <w:ind w:left="210"/>
       </w:pPr>
       <w:r>
-        <w:t>PUT Bucket versioning</w:t>
+        <w:t xml:space="preserve">GET Bucket </w:t>
+      </w:r>
+      <w:r>
+        <w:rPr>
+          <w:rFonts w:hint="eastAsia"/>
+        </w:rPr>
+        <w:t>location</w:t>
       </w:r>
     </w:p>
     <w:tbl>
@@ -7641,32 +8273,242 @@
               <w:ind w:left="0"/>
             </w:pPr>
             <w:r>
+              <w:t>getBucketLocation</w:t>
+            </w:r>
+          </w:p>
+          <w:p>
+            <w:pPr>
+              <w:ind w:left="0"/>
+            </w:pPr>
+            <w:r>
+              <w:rPr>
+                <w:rFonts w:hint="eastAsia"/>
+              </w:rPr>
+              <w:t>参数：</w:t>
+            </w:r>
+            <w:r>
+              <w:rPr>
+                <w:rFonts w:hint="eastAsia"/>
+              </w:rPr>
+              <w:t>String</w:t>
+            </w:r>
+            <w:r>
+              <w:t xml:space="preserve"> bucket</w:t>
+            </w:r>
+          </w:p>
+          <w:p>
+            <w:pPr>
+              <w:ind w:left="0"/>
+            </w:pPr>
+            <w:r>
+              <w:rPr>
+                <w:rFonts w:hint="eastAsia"/>
+              </w:rPr>
+              <w:t>返回值：</w:t>
+            </w:r>
+            <w:r>
+              <w:t xml:space="preserve"> </w:t>
+            </w:r>
+            <w:r>
+              <w:rPr>
+                <w:rFonts w:hint="eastAsia"/>
+              </w:rPr>
+              <w:t>String</w:t>
+            </w:r>
+          </w:p>
+        </w:tc>
+        <w:tc>
+          <w:tcPr>
+            <w:tcW w:w="2977" w:type="dxa"/>
+          </w:tcPr>
+          <w:p>
+            <w:pPr>
+              <w:ind w:left="0"/>
+            </w:pPr>
+            <w:r>
+              <w:rPr>
+                <w:rFonts w:hint="eastAsia"/>
+              </w:rPr>
+              <w:t>发送</w:t>
+            </w:r>
+            <w:r>
+              <w:rPr>
+                <w:rFonts w:hint="eastAsia"/>
+              </w:rPr>
+              <w:t>GET</w:t>
+            </w:r>
+            <w:r>
+              <w:t xml:space="preserve"> </w:t>
+            </w:r>
+            <w:r>
+              <w:t xml:space="preserve">Bucket </w:t>
+            </w:r>
+            <w:r>
+              <w:rPr>
+                <w:rFonts w:hint="eastAsia"/>
+              </w:rPr>
+              <w:t>location</w:t>
+            </w:r>
+            <w:r>
+              <w:rPr>
+                <w:rFonts w:hint="eastAsia"/>
+              </w:rPr>
+              <w:t>请求并接收响应</w:t>
+            </w:r>
+          </w:p>
+        </w:tc>
+      </w:tr>
+    </w:tbl>
+    <w:p>
+      <w:pPr>
+        <w:ind w:left="0"/>
+      </w:pPr>
+    </w:p>
+    <w:p>
+      <w:pPr>
+        <w:ind w:left="0"/>
+      </w:pPr>
+      <w:r>
+        <w:rPr>
+          <w:rFonts w:hint="eastAsia"/>
+        </w:rPr>
+        <w:t>样例：</w:t>
+      </w:r>
+    </w:p>
+    <w:tbl>
+      <w:tblPr>
+        <w:tblStyle w:val="a9"/>
+        <w:tblW w:w="0" w:type="auto"/>
+        <w:tblLook w:val="04A0" w:firstRow="1" w:lastRow="0" w:firstColumn="1" w:lastColumn="0" w:noHBand="0" w:noVBand="1"/>
+      </w:tblPr>
+      <w:tblGrid>
+        <w:gridCol w:w="8296"/>
+      </w:tblGrid>
+      <w:tr>
+        <w:tc>
+          <w:tcPr>
+            <w:tcW w:w="8296" w:type="dxa"/>
+          </w:tcPr>
+          <w:p>
+            <w:pPr>
+              <w:ind w:left="0"/>
+            </w:pPr>
+            <w:r>
+              <w:t>String location = amazonS3.getBucketLocation(</w:t>
+            </w:r>
+            <w:r>
+              <w:t>bucket</w:t>
+            </w:r>
+            <w:r>
+              <w:t>);</w:t>
+            </w:r>
+          </w:p>
+        </w:tc>
+      </w:tr>
+    </w:tbl>
+    <w:p>
+      <w:pPr>
+        <w:ind w:left="0"/>
+      </w:pPr>
+    </w:p>
+    <w:p>
+      <w:pPr>
+        <w:ind w:left="0"/>
+        <w:rPr>
+          <w:rFonts w:hint="eastAsia"/>
+        </w:rPr>
+      </w:pPr>
+    </w:p>
+    <w:p>
+      <w:pPr>
+        <w:pStyle w:val="3"/>
+        <w:ind w:left="210"/>
+      </w:pPr>
+      <w:r>
+        <w:t>PUT Bucket versioning</w:t>
+      </w:r>
+    </w:p>
+    <w:tbl>
+      <w:tblPr>
+        <w:tblStyle w:val="a9"/>
+        <w:tblW w:w="7938" w:type="dxa"/>
+        <w:tblInd w:w="421" w:type="dxa"/>
+        <w:tblLook w:val="04A0" w:firstRow="1" w:lastRow="0" w:firstColumn="1" w:lastColumn="0" w:noHBand="0" w:noVBand="1"/>
+      </w:tblPr>
+      <w:tblGrid>
+        <w:gridCol w:w="4961"/>
+        <w:gridCol w:w="2977"/>
+      </w:tblGrid>
+      <w:tr>
+        <w:tc>
+          <w:tcPr>
+            <w:tcW w:w="4961" w:type="dxa"/>
+          </w:tcPr>
+          <w:p>
+            <w:pPr>
+              <w:ind w:left="0"/>
+            </w:pPr>
+            <w:r>
+              <w:rPr>
+                <w:rFonts w:hint="eastAsia"/>
+              </w:rPr>
+              <w:t>接口</w:t>
+            </w:r>
+          </w:p>
+        </w:tc>
+        <w:tc>
+          <w:tcPr>
+            <w:tcW w:w="2977" w:type="dxa"/>
+          </w:tcPr>
+          <w:p>
+            <w:pPr>
+              <w:ind w:left="0"/>
+            </w:pPr>
+            <w:r>
+              <w:rPr>
+                <w:rFonts w:hint="eastAsia"/>
+              </w:rPr>
+              <w:t>作用</w:t>
+            </w:r>
+          </w:p>
+        </w:tc>
+      </w:tr>
+      <w:tr>
+        <w:tc>
+          <w:tcPr>
+            <w:tcW w:w="4961" w:type="dxa"/>
+          </w:tcPr>
+          <w:p>
+            <w:pPr>
+              <w:ind w:left="0"/>
+            </w:pPr>
+            <w:r>
+              <w:t>setBucketVersioningConfiguration</w:t>
+            </w:r>
+          </w:p>
+          <w:p>
+            <w:pPr>
+              <w:ind w:left="0"/>
+            </w:pPr>
+            <w:r>
+              <w:rPr>
+                <w:rFonts w:hint="eastAsia"/>
+              </w:rPr>
+              <w:t>参数：</w:t>
+            </w:r>
+            <w:r>
+              <w:t>SetBucketVersioningConfigurationRequest</w:t>
+            </w:r>
+          </w:p>
+          <w:p>
+            <w:pPr>
+              <w:ind w:left="0"/>
+            </w:pPr>
+            <w:r>
+              <w:rPr>
+                <w:rFonts w:hint="eastAsia"/>
+              </w:rPr>
               <w:lastRenderedPageBreak/>
-              <w:t>setBucketVersioningConfiguration</w:t>
-            </w:r>
-          </w:p>
-          <w:p>
-            <w:pPr>
-              <w:ind w:left="0"/>
-            </w:pPr>
-            <w:r>
-              <w:rPr>
-                <w:rFonts w:hint="eastAsia"/>
-              </w:rPr>
-              <w:t>参数：</w:t>
-            </w:r>
-            <w:r>
-              <w:t>SetBucketVersioningConfigurationRequest</w:t>
-            </w:r>
-          </w:p>
-          <w:p>
-            <w:pPr>
-              <w:ind w:left="0"/>
-            </w:pPr>
-            <w:r>
-              <w:rPr>
-                <w:rFonts w:hint="eastAsia"/>
-              </w:rPr>
               <w:t>返回值：无</w:t>
             </w:r>
           </w:p>
@@ -7683,6 +8525,7 @@
               <w:rPr>
                 <w:rFonts w:hint="eastAsia"/>
               </w:rPr>
+              <w:lastRenderedPageBreak/>
               <w:t>发送</w:t>
             </w:r>
             <w:r>
@@ -8826,7 +9669,7 @@
               <w:t>bucketname</w:t>
             </w:r>
             <w:r>
-              <w:t xml:space="preserve"> }</w:t>
+              <w:t>}</w:t>
             </w:r>
           </w:p>
         </w:tc>
@@ -8902,12 +9745,15 @@
           <w:p>
             <w:pPr>
               <w:ind w:left="0"/>
-            </w:pPr>
-            <w:r>
-              <w:rPr>
-                <w:rFonts w:hint="eastAsia"/>
-              </w:rPr>
-              <w:t>PUT</w:t>
+              <w:rPr>
+                <w:rFonts w:hint="eastAsia"/>
+              </w:rPr>
+            </w:pPr>
+            <w:r>
+              <w:rPr>
+                <w:rFonts w:hint="eastAsia"/>
+              </w:rPr>
+              <w:t>GET</w:t>
             </w:r>
           </w:p>
         </w:tc>
@@ -8918,24 +9764,24 @@
           <w:p>
             <w:pPr>
               <w:ind w:left="0"/>
-            </w:pPr>
-            <w:r>
-              <w:rPr>
-                <w:rFonts w:hint="eastAsia"/>
-              </w:rPr>
-              <w:t>/</w:t>
-            </w:r>
-            <w:r>
-              <w:t>{</w:t>
-            </w:r>
-            <w:r>
-              <w:rPr>
-                <w:rFonts w:hint="eastAsia"/>
-              </w:rPr>
+              <w:rPr>
+                <w:rFonts w:hint="eastAsia"/>
+              </w:rPr>
+            </w:pPr>
+            <w:r>
+              <w:rPr>
+                <w:rFonts w:hint="eastAsia"/>
+              </w:rPr>
+              <w:t>/{</w:t>
+            </w:r>
+            <w:r>
               <w:t>bucketname</w:t>
             </w:r>
             <w:r>
-              <w:t xml:space="preserve"> }</w:t>
+              <w:rPr>
+                <w:rFonts w:hint="eastAsia"/>
+              </w:rPr>
+              <w:t>}</w:t>
             </w:r>
           </w:p>
         </w:tc>
@@ -8945,16 +9791,16 @@
           </w:tcPr>
           <w:p>
             <w:pPr>
-              <w:tabs>
-                <w:tab w:val="left" w:pos="634"/>
-              </w:tabs>
-              <w:ind w:left="0"/>
-            </w:pPr>
-            <w:r>
-              <w:rPr>
-                <w:rFonts w:hint="eastAsia"/>
-              </w:rPr>
-              <w:t>versioning</w:t>
+              <w:ind w:left="0"/>
+              <w:rPr>
+                <w:rFonts w:hint="eastAsia"/>
+              </w:rPr>
+            </w:pPr>
+            <w:r>
+              <w:rPr>
+                <w:rFonts w:hint="eastAsia"/>
+              </w:rPr>
+              <w:t>location</w:t>
             </w:r>
           </w:p>
         </w:tc>
@@ -8965,39 +9811,15 @@
           <w:p>
             <w:pPr>
               <w:ind w:left="0"/>
-            </w:pPr>
-            <w:r>
-              <w:rPr>
-                <w:rFonts w:hint="eastAsia"/>
-              </w:rPr>
-              <w:t>PUT</w:t>
-            </w:r>
-            <w:r>
-              <w:t xml:space="preserve"> </w:t>
-            </w:r>
-            <w:r>
-              <w:rPr>
-                <w:rFonts w:hint="eastAsia"/>
-              </w:rPr>
-              <w:t>B</w:t>
-            </w:r>
-            <w:r>
-              <w:t>u</w:t>
-            </w:r>
-            <w:r>
-              <w:rPr>
-                <w:rFonts w:hint="eastAsia"/>
-              </w:rPr>
-              <w:t>cket</w:t>
-            </w:r>
-            <w:r>
-              <w:t xml:space="preserve"> </w:t>
-            </w:r>
-            <w:r>
-              <w:rPr>
-                <w:rFonts w:hint="eastAsia"/>
-              </w:rPr>
-              <w:t>Versioning</w:t>
+              <w:rPr>
+                <w:rFonts w:hint="eastAsia"/>
+              </w:rPr>
+            </w:pPr>
+            <w:r>
+              <w:rPr>
+                <w:rFonts w:hint="eastAsia"/>
+              </w:rPr>
+              <w:t>GET Bucket location</w:t>
             </w:r>
           </w:p>
         </w:tc>
@@ -9028,7 +9850,7 @@
               <w:rPr>
                 <w:rFonts w:hint="eastAsia"/>
               </w:rPr>
-              <w:t>GET</w:t>
+              <w:t>PUT</w:t>
             </w:r>
           </w:p>
         </w:tc>
@@ -9066,6 +9888,9 @@
           </w:tcPr>
           <w:p>
             <w:pPr>
+              <w:tabs>
+                <w:tab w:val="left" w:pos="634"/>
+              </w:tabs>
               <w:ind w:left="0"/>
             </w:pPr>
             <w:r>
@@ -9085,7 +9910,37 @@
               <w:ind w:left="0"/>
             </w:pPr>
             <w:r>
-              <w:t>GET Bucket versioning</w:t>
+              <w:rPr>
+                <w:rFonts w:hint="eastAsia"/>
+              </w:rPr>
+              <w:t>PUT</w:t>
+            </w:r>
+            <w:r>
+              <w:t xml:space="preserve"> </w:t>
+            </w:r>
+            <w:r>
+              <w:rPr>
+                <w:rFonts w:hint="eastAsia"/>
+              </w:rPr>
+              <w:t>B</w:t>
+            </w:r>
+            <w:r>
+              <w:t>u</w:t>
+            </w:r>
+            <w:r>
+              <w:rPr>
+                <w:rFonts w:hint="eastAsia"/>
+              </w:rPr>
+              <w:t>cket</w:t>
+            </w:r>
+            <w:r>
+              <w:t xml:space="preserve"> </w:t>
+            </w:r>
+            <w:r>
+              <w:rPr>
+                <w:rFonts w:hint="eastAsia"/>
+              </w:rPr>
+              <w:t>Versioning</w:t>
             </w:r>
           </w:p>
         </w:tc>
@@ -9102,7 +9957,7 @@
       </w:tr>
       <w:tr>
         <w:trPr>
-          <w:trHeight w:val="409"/>
+          <w:trHeight w:val="390"/>
         </w:trPr>
         <w:tc>
           <w:tcPr>
@@ -9116,7 +9971,7 @@
               <w:rPr>
                 <w:rFonts w:hint="eastAsia"/>
               </w:rPr>
-              <w:t>PUT</w:t>
+              <w:t>GET</w:t>
             </w:r>
           </w:p>
         </w:tc>
@@ -9157,7 +10012,10 @@
               <w:ind w:left="0"/>
             </w:pPr>
             <w:r>
-              <w:t>delimiter</w:t>
+              <w:rPr>
+                <w:rFonts w:hint="eastAsia"/>
+              </w:rPr>
+              <w:t>versioning</w:t>
             </w:r>
           </w:p>
         </w:tc>
@@ -9170,119 +10028,7 @@
               <w:ind w:left="0"/>
             </w:pPr>
             <w:r>
-              <w:rPr>
-                <w:rFonts w:hint="eastAsia"/>
-              </w:rPr>
-              <w:t>PUT</w:t>
-            </w:r>
-            <w:r>
-              <w:t xml:space="preserve"> </w:t>
-            </w:r>
-            <w:r>
-              <w:rPr>
-                <w:rFonts w:hint="eastAsia"/>
-              </w:rPr>
-              <w:t>B</w:t>
-            </w:r>
-            <w:r>
-              <w:t>u</w:t>
-            </w:r>
-            <w:r>
-              <w:rPr>
-                <w:rFonts w:hint="eastAsia"/>
-              </w:rPr>
-              <w:t>cket</w:t>
-            </w:r>
-            <w:r>
-              <w:t xml:space="preserve"> delimiter</w:t>
-            </w:r>
-          </w:p>
-        </w:tc>
-        <w:tc>
-          <w:tcPr>
-            <w:tcW w:w="847" w:type="dxa"/>
-          </w:tcPr>
-          <w:p>
-            <w:pPr>
-              <w:ind w:left="0"/>
-            </w:pPr>
-          </w:p>
-        </w:tc>
-      </w:tr>
-      <w:tr>
-        <w:trPr>
-          <w:trHeight w:val="409"/>
-        </w:trPr>
-        <w:tc>
-          <w:tcPr>
-            <w:tcW w:w="1045" w:type="dxa"/>
-          </w:tcPr>
-          <w:p>
-            <w:pPr>
-              <w:ind w:left="0"/>
-            </w:pPr>
-            <w:r>
-              <w:rPr>
-                <w:rFonts w:hint="eastAsia"/>
-              </w:rPr>
-              <w:t>GET</w:t>
-            </w:r>
-          </w:p>
-        </w:tc>
-        <w:tc>
-          <w:tcPr>
-            <w:tcW w:w="1704" w:type="dxa"/>
-          </w:tcPr>
-          <w:p>
-            <w:pPr>
-              <w:ind w:left="0"/>
-            </w:pPr>
-            <w:r>
-              <w:rPr>
-                <w:rFonts w:hint="eastAsia"/>
-              </w:rPr>
-              <w:t>/</w:t>
-            </w:r>
-            <w:r>
-              <w:t>{</w:t>
-            </w:r>
-            <w:r>
-              <w:rPr>
-                <w:rFonts w:hint="eastAsia"/>
-              </w:rPr>
-              <w:t>bucketname</w:t>
-            </w:r>
-            <w:r>
-              <w:t xml:space="preserve"> }</w:t>
-            </w:r>
-          </w:p>
-        </w:tc>
-        <w:tc>
-          <w:tcPr>
-            <w:tcW w:w="1726" w:type="dxa"/>
-          </w:tcPr>
-          <w:p>
-            <w:pPr>
-              <w:ind w:left="0"/>
-            </w:pPr>
-            <w:r>
-              <w:t>delimiter</w:t>
-            </w:r>
-          </w:p>
-        </w:tc>
-        <w:tc>
-          <w:tcPr>
-            <w:tcW w:w="2126" w:type="dxa"/>
-          </w:tcPr>
-          <w:p>
-            <w:pPr>
-              <w:ind w:left="0"/>
-            </w:pPr>
-            <w:r>
-              <w:t xml:space="preserve">GET Bucket </w:t>
-            </w:r>
-            <w:r>
-              <w:t>delimiter</w:t>
+              <w:t>GET Bucket versioning</w:t>
             </w:r>
           </w:p>
         </w:tc>
@@ -9655,9 +10401,6 @@
     <w:p>
       <w:pPr>
         <w:ind w:left="0" w:firstLineChars="200" w:firstLine="420"/>
-        <w:rPr>
-          <w:rFonts w:hint="eastAsia"/>
-        </w:rPr>
       </w:pPr>
     </w:p>
     <w:p>
@@ -10342,6 +11085,239 @@
         <w:pStyle w:val="3"/>
         <w:ind w:left="210"/>
       </w:pPr>
+      <w:bookmarkStart w:id="8" w:name="_GoBack"/>
+      <w:bookmarkEnd w:id="8"/>
+      <w:r>
+        <w:rPr>
+          <w:rFonts w:hint="eastAsia"/>
+        </w:rPr>
+        <w:t>获取</w:t>
+      </w:r>
+      <w:r>
+        <w:rPr>
+          <w:rFonts w:hint="eastAsia"/>
+        </w:rPr>
+        <w:t>桶所在区域</w:t>
+      </w:r>
+      <w:r>
+        <w:rPr>
+          <w:rFonts w:hint="eastAsia"/>
+        </w:rPr>
+        <w:t>（</w:t>
+      </w:r>
+      <w:r>
+        <w:t xml:space="preserve">GET Bucket </w:t>
+      </w:r>
+      <w:r>
+        <w:rPr>
+          <w:rFonts w:hint="eastAsia"/>
+        </w:rPr>
+        <w:t>location</w:t>
+      </w:r>
+      <w:r>
+        <w:rPr>
+          <w:rFonts w:hint="eastAsia"/>
+        </w:rPr>
+        <w:t>）</w:t>
+      </w:r>
+    </w:p>
+    <w:p>
+      <w:r>
+        <w:rPr>
+          <w:rFonts w:hint="eastAsia"/>
+        </w:rPr>
+        <w:t>获取</w:t>
+      </w:r>
+      <w:r>
+        <w:rPr>
+          <w:rFonts w:hint="eastAsia"/>
+        </w:rPr>
+        <w:t>桶所在区域</w:t>
+      </w:r>
+      <w:r>
+        <w:rPr>
+          <w:rFonts w:hint="eastAsia"/>
+        </w:rPr>
+        <w:t>流程：</w:t>
+      </w:r>
+    </w:p>
+    <w:p>
+      <w:pPr>
+        <w:ind w:left="420" w:hangingChars="200" w:hanging="420"/>
+      </w:pPr>
+      <w:r>
+        <w:rPr>
+          <w:rFonts w:hint="eastAsia"/>
+        </w:rPr>
+        <w:t xml:space="preserve">  </w:t>
+      </w:r>
+      <w:r>
+        <w:rPr>
+          <w:rFonts w:hint="eastAsia"/>
+          <w:noProof/>
+        </w:rPr>
+        <w:drawing>
+          <wp:inline distT="0" distB="0" distL="0" distR="0" wp14:anchorId="527D0234" wp14:editId="166A04F5">
+            <wp:extent cx="5274310" cy="2928432"/>
+            <wp:effectExtent l="0" t="0" r="2540" b="5715"/>
+            <wp:docPr id="4" name="图片 4"/>
+            <wp:cNvGraphicFramePr>
+              <a:graphicFrameLocks xmlns:a="http://schemas.openxmlformats.org/drawingml/2006/main" noChangeAspect="1"/>
+            </wp:cNvGraphicFramePr>
+            <a:graphic xmlns:a="http://schemas.openxmlformats.org/drawingml/2006/main">
+              <a:graphicData uri="http://schemas.openxmlformats.org/drawingml/2006/picture">
+                <pic:pic xmlns:pic="http://schemas.openxmlformats.org/drawingml/2006/picture">
+                  <pic:nvPicPr>
+                    <pic:cNvPr id="0" name="Picture 1"/>
+                    <pic:cNvPicPr>
+                      <a:picLocks noChangeAspect="1" noChangeArrowheads="1"/>
+                    </pic:cNvPicPr>
+                  </pic:nvPicPr>
+                  <pic:blipFill>
+                    <a:blip r:embed="rId14">
+                      <a:extLst>
+                        <a:ext uri="{28A0092B-C50C-407E-A947-70E740481C1C}">
+                          <a14:useLocalDpi xmlns:a14="http://schemas.microsoft.com/office/drawing/2010/main" val="0"/>
+                        </a:ext>
+                      </a:extLst>
+                    </a:blip>
+                    <a:srcRect/>
+                    <a:stretch>
+                      <a:fillRect/>
+                    </a:stretch>
+                  </pic:blipFill>
+                  <pic:spPr bwMode="auto">
+                    <a:xfrm>
+                      <a:off x="0" y="0"/>
+                      <a:ext cx="5274310" cy="2928432"/>
+                    </a:xfrm>
+                    <a:prstGeom prst="rect">
+                      <a:avLst/>
+                    </a:prstGeom>
+                    <a:noFill/>
+                    <a:ln>
+                      <a:noFill/>
+                    </a:ln>
+                  </pic:spPr>
+                </pic:pic>
+              </a:graphicData>
+            </a:graphic>
+          </wp:inline>
+        </w:drawing>
+      </w:r>
+    </w:p>
+    <w:p>
+      <w:pPr>
+        <w:spacing w:beforeLines="50" w:before="156" w:afterLines="50" w:after="156"/>
+      </w:pPr>
+      <w:r>
+        <w:rPr>
+          <w:rFonts w:hint="eastAsia"/>
+        </w:rPr>
+        <w:t>正常场景：</w:t>
+      </w:r>
+    </w:p>
+    <w:p>
+      <w:pPr>
+        <w:pStyle w:val="aa"/>
+        <w:spacing w:beforeLines="50" w:before="156" w:afterLines="50" w:after="156"/>
+        <w:ind w:left="717" w:firstLineChars="0" w:firstLine="0"/>
+      </w:pPr>
+      <w:r>
+        <w:rPr>
+          <w:rFonts w:hint="eastAsia"/>
+        </w:rPr>
+        <w:t>查询成功，返回</w:t>
+      </w:r>
+      <w:r>
+        <w:rPr>
+          <w:rFonts w:hint="eastAsia"/>
+        </w:rPr>
+        <w:t>区域名称</w:t>
+      </w:r>
+      <w:r>
+        <w:rPr>
+          <w:rFonts w:hint="eastAsia"/>
+        </w:rPr>
+        <w:t>。</w:t>
+      </w:r>
+    </w:p>
+    <w:p>
+      <w:pPr>
+        <w:pStyle w:val="aa"/>
+        <w:spacing w:beforeLines="50" w:before="156" w:afterLines="50" w:after="156"/>
+        <w:ind w:left="717" w:firstLineChars="0" w:firstLine="0"/>
+      </w:pPr>
+    </w:p>
+    <w:p>
+      <w:pPr>
+        <w:spacing w:beforeLines="50" w:before="156" w:afterLines="50" w:after="156"/>
+      </w:pPr>
+      <w:r>
+        <w:rPr>
+          <w:rFonts w:hint="eastAsia"/>
+        </w:rPr>
+        <w:t>异常场景：</w:t>
+      </w:r>
+    </w:p>
+    <w:p>
+      <w:pPr>
+        <w:pStyle w:val="aa"/>
+        <w:numPr>
+          <w:ilvl w:val="0"/>
+          <w:numId w:val="34"/>
+        </w:numPr>
+        <w:spacing w:beforeLines="50" w:before="156" w:afterLines="50" w:after="156"/>
+        <w:ind w:firstLineChars="0"/>
+      </w:pPr>
+      <w:r>
+        <w:rPr>
+          <w:rFonts w:hint="eastAsia"/>
+        </w:rPr>
+        <w:t>桶不存在，返回</w:t>
+      </w:r>
+      <w:r>
+        <w:t>NoSuchBucket</w:t>
+      </w:r>
+      <w:r>
+        <w:rPr>
+          <w:rFonts w:hint="eastAsia"/>
+        </w:rPr>
+        <w:t>。</w:t>
+      </w:r>
+    </w:p>
+    <w:p>
+      <w:pPr>
+        <w:pStyle w:val="aa"/>
+        <w:numPr>
+          <w:ilvl w:val="0"/>
+          <w:numId w:val="34"/>
+        </w:numPr>
+        <w:spacing w:beforeLines="50" w:before="156" w:afterLines="50" w:after="156"/>
+        <w:ind w:firstLineChars="0"/>
+      </w:pPr>
+      <w:r>
+        <w:rPr>
+          <w:rFonts w:hint="eastAsia"/>
+        </w:rPr>
+        <w:lastRenderedPageBreak/>
+        <w:t>桶不属于自己，返回</w:t>
+      </w:r>
+      <w:r>
+        <w:t>AccessDenied</w:t>
+      </w:r>
+      <w:r>
+        <w:rPr>
+          <w:rFonts w:hint="eastAsia"/>
+        </w:rPr>
+        <w:t>。</w:t>
+      </w:r>
+    </w:p>
+    <w:p>
+      <w:pPr>
+        <w:pStyle w:val="3"/>
+        <w:ind w:left="210"/>
+      </w:pPr>
       <w:r>
         <w:rPr>
           <w:rFonts w:hint="eastAsia"/>
@@ -10392,7 +11368,7 @@
                     </pic:cNvPicPr>
                   </pic:nvPicPr>
                   <pic:blipFill>
-                    <a:blip r:embed="rId14">
+                    <a:blip r:embed="rId15">
                       <a:extLst>
                         <a:ext uri="{28A0092B-C50C-407E-A947-70E740481C1C}">
                           <a14:useLocalDpi xmlns:a14="http://schemas.microsoft.com/office/drawing/2010/main" val="0"/>
@@ -10542,7 +11518,6 @@
         <w:rPr>
           <w:rFonts w:hint="eastAsia"/>
         </w:rPr>
-        <w:lastRenderedPageBreak/>
         <w:t>桶不属于自己，返回</w:t>
       </w:r>
       <w:r>
@@ -10622,8 +11597,8 @@
         <w:pStyle w:val="3"/>
         <w:ind w:left="210"/>
       </w:pPr>
-      <w:bookmarkStart w:id="8" w:name="_获取版本控制配置（GET_Bucket_versioning）"/>
-      <w:bookmarkEnd w:id="8"/>
+      <w:bookmarkStart w:id="9" w:name="_获取版本控制配置（GET_Bucket_versioning）"/>
+      <w:bookmarkEnd w:id="9"/>
       <w:r>
         <w:rPr>
           <w:rFonts w:hint="eastAsia"/>
@@ -10656,6 +11631,7 @@
         <w:rPr>
           <w:rFonts w:hint="eastAsia"/>
         </w:rPr>
+        <w:lastRenderedPageBreak/>
         <w:t xml:space="preserve">  </w:t>
       </w:r>
       <w:r>
@@ -10681,7 +11657,7 @@
                     </pic:cNvPicPr>
                   </pic:nvPicPr>
                   <pic:blipFill>
-                    <a:blip r:embed="rId15">
+                    <a:blip r:embed="rId16">
                       <a:extLst>
                         <a:ext uri="{28A0092B-C50C-407E-A947-70E740481C1C}">
                           <a14:useLocalDpi xmlns:a14="http://schemas.microsoft.com/office/drawing/2010/main" val="0"/>
@@ -10830,19 +11806,6 @@
     </w:p>
     <w:p>
       <w:pPr>
-        <w:pStyle w:val="aa"/>
-        <w:numPr>
-          <w:ilvl w:val="0"/>
-          <w:numId w:val="34"/>
-        </w:numPr>
-        <w:spacing w:beforeLines="50" w:before="156" w:afterLines="50" w:after="156"/>
-        <w:ind w:firstLineChars="0"/>
-      </w:pPr>
-      <w:bookmarkStart w:id="9" w:name="_GoBack"/>
-      <w:bookmarkEnd w:id="9"/>
-    </w:p>
-    <w:p>
-      <w:pPr>
         <w:pStyle w:val="10"/>
       </w:pPr>
       <w:r>
@@ -11669,6 +12632,7 @@
         <w:rPr>
           <w:rFonts w:hint="eastAsia"/>
         </w:rPr>
+        <w:lastRenderedPageBreak/>
         <w:t>遗留问题</w:t>
       </w:r>
     </w:p>
@@ -12812,7 +13776,6 @@
               <w:rPr>
                 <w:rFonts w:hint="eastAsia"/>
               </w:rPr>
-              <w:lastRenderedPageBreak/>
               <w:t>Story.SequoiaS</w:t>
             </w:r>
             <w:r>
@@ -12973,7 +13936,14 @@
               <w:rPr>
                 <w:rFonts w:hint="eastAsia"/>
               </w:rPr>
-              <w:t>字母，数字，连字符，总位数为</w:t>
+              <w:t>字</w:t>
+            </w:r>
+            <w:r>
+              <w:rPr>
+                <w:rFonts w:hint="eastAsia"/>
+              </w:rPr>
+              <w:lastRenderedPageBreak/>
+              <w:t>母，数字，连字符，总位数为</w:t>
             </w:r>
             <w:r>
               <w:rPr>
@@ -13006,6 +13976,7 @@
               <w:rPr>
                 <w:rFonts w:hint="eastAsia"/>
               </w:rPr>
+              <w:lastRenderedPageBreak/>
               <w:t>返回失败，</w:t>
             </w:r>
             <w:r>
@@ -13074,6 +14045,7 @@
               <w:rPr>
                 <w:rFonts w:hint="eastAsia"/>
               </w:rPr>
+              <w:lastRenderedPageBreak/>
               <w:t>Story.SequoiaS</w:t>
             </w:r>
             <w:r>
@@ -13812,7 +14784,6 @@
                 <w:rFonts w:hint="eastAsia"/>
                 <w:strike/>
               </w:rPr>
-              <w:lastRenderedPageBreak/>
               <w:t>Story.SequoiaS</w:t>
             </w:r>
             <w:r>
@@ -14108,6 +15079,7 @@
                 <w:rFonts w:hint="eastAsia"/>
                 <w:strike/>
               </w:rPr>
+              <w:lastRenderedPageBreak/>
               <w:t>GET</w:t>
             </w:r>
             <w:r>
@@ -14180,6 +15152,7 @@
                 <w:rFonts w:hint="eastAsia"/>
                 <w:strike/>
               </w:rPr>
+              <w:lastRenderedPageBreak/>
               <w:t>查询到的分隔符为“</w:t>
             </w:r>
             <w:r>
@@ -14724,7 +15697,7 @@
     </w:tbl>
     <w:p/>
     <w:sectPr>
-      <w:footerReference w:type="default" r:id="rId16"/>
+      <w:footerReference w:type="default" r:id="rId17"/>
       <w:pgSz w:w="11906" w:h="16838"/>
       <w:pgMar w:top="1440" w:right="1800" w:bottom="1440" w:left="1800" w:header="851" w:footer="992" w:gutter="0"/>
       <w:cols w:space="425"/>
@@ -14839,7 +15812,7 @@
             <w:noProof/>
             <w:lang w:val="zh-CN"/>
           </w:rPr>
-          <w:t>17</w:t>
+          <w:t>20</w:t>
         </w:r>
         <w:r>
           <w:fldChar w:fldCharType="end"/>
@@ -20420,7 +21393,7 @@
 </file>
 
 <file path=customXml/itemProps1.xml><?xml version="1.0" encoding="utf-8"?>
-<ds:datastoreItem xmlns:ds="http://schemas.openxmlformats.org/officeDocument/2006/customXml" ds:itemID="{71BC2BAE-91BC-4B14-A4FD-5F54570A6AA7}">
+<ds:datastoreItem xmlns:ds="http://schemas.openxmlformats.org/officeDocument/2006/customXml" ds:itemID="{D92A6260-A9DF-43D7-8C66-74F1AD5024CF}">
   <ds:schemaRefs>
     <ds:schemaRef ds:uri="http://schemas.openxmlformats.org/officeDocument/2006/bibliography"/>
   </ds:schemaRefs>

--- a/internal_doc/03.开发设计/Amazon S3接口兼容/Story--SequoiaDB兼容Amazon S3接口 -桶管理.docx
+++ b/internal_doc/03.开发设计/Amazon S3接口兼容/Story--SequoiaDB兼容Amazon S3接口 -桶管理.docx
@@ -529,22 +529,11 @@
         </w:rPr>
         <w:t>对外功能</w:t>
       </w:r>
-      <w:commentRangeStart w:id="0"/>
       <w:r>
         <w:rPr>
           <w:rFonts w:hint="eastAsia"/>
         </w:rPr>
         <w:t>接口描述</w:t>
-      </w:r>
-      <w:commentRangeEnd w:id="0"/>
-      <w:r>
-        <w:rPr>
-          <w:rStyle w:val="af"/>
-          <w:b w:val="0"/>
-          <w:bCs w:val="0"/>
-          <w:kern w:val="2"/>
-        </w:rPr>
-        <w:commentReference w:id="0"/>
       </w:r>
     </w:p>
     <w:p>
@@ -3560,8 +3549,8 @@
         <w:pStyle w:val="3"/>
         <w:ind w:left="210"/>
       </w:pPr>
-      <w:bookmarkStart w:id="1" w:name="_DELETE_Bucket"/>
-      <w:bookmarkEnd w:id="1"/>
+      <w:bookmarkStart w:id="0" w:name="_DELETE_Bucket"/>
+      <w:bookmarkEnd w:id="0"/>
       <w:r>
         <w:t>DELETE Bucket</w:t>
       </w:r>
@@ -3845,8 +3834,8 @@
         <w:pStyle w:val="3"/>
         <w:ind w:left="210"/>
       </w:pPr>
-      <w:bookmarkStart w:id="2" w:name="_公共头部"/>
-      <w:bookmarkEnd w:id="2"/>
+      <w:bookmarkStart w:id="1" w:name="_公共头部"/>
+      <w:bookmarkEnd w:id="1"/>
       <w:r>
         <w:rPr>
           <w:rFonts w:hint="eastAsia"/>
@@ -4676,7 +4665,7 @@
             <w:pPr>
               <w:ind w:left="0"/>
               <w:rPr>
-                <w:rFonts w:cstheme="minorHAnsi" w:hint="eastAsia"/>
+                <w:rFonts w:cstheme="minorHAnsi"/>
               </w:rPr>
             </w:pPr>
             <w:r>
@@ -4988,9 +4977,6 @@
           <w:p>
             <w:pPr>
               <w:ind w:left="0"/>
-              <w:rPr>
-                <w:rFonts w:hint="eastAsia"/>
-              </w:rPr>
             </w:pPr>
             <w:r>
               <w:rPr>
@@ -5006,10 +4992,19 @@
             </w:r>
             <w:r>
               <w:rPr>
+                <w:rFonts w:hint="eastAsia"/>
+                <w:i/>
+              </w:rPr>
+              <w:t>/</w:t>
+            </w:r>
+            <w:r>
+              <w:rPr>
                 <w:i/>
               </w:rPr>
               <w:t>&gt;</w:t>
             </w:r>
+            <w:bookmarkStart w:id="2" w:name="_GoBack"/>
+            <w:bookmarkEnd w:id="2"/>
           </w:p>
         </w:tc>
       </w:tr>
@@ -5017,9 +5012,6 @@
     <w:p>
       <w:pPr>
         <w:ind w:left="0"/>
-        <w:rPr>
-          <w:rFonts w:hint="eastAsia"/>
-        </w:rPr>
       </w:pPr>
     </w:p>
     <w:p>
@@ -8414,9 +8406,6 @@
     <w:p>
       <w:pPr>
         <w:ind w:left="0"/>
-        <w:rPr>
-          <w:rFonts w:hint="eastAsia"/>
-        </w:rPr>
       </w:pPr>
     </w:p>
     <w:p>
@@ -9745,9 +9734,6 @@
           <w:p>
             <w:pPr>
               <w:ind w:left="0"/>
-              <w:rPr>
-                <w:rFonts w:hint="eastAsia"/>
-              </w:rPr>
             </w:pPr>
             <w:r>
               <w:rPr>
@@ -9764,9 +9750,6 @@
           <w:p>
             <w:pPr>
               <w:ind w:left="0"/>
-              <w:rPr>
-                <w:rFonts w:hint="eastAsia"/>
-              </w:rPr>
             </w:pPr>
             <w:r>
               <w:rPr>
@@ -9792,9 +9775,6 @@
           <w:p>
             <w:pPr>
               <w:ind w:left="0"/>
-              <w:rPr>
-                <w:rFonts w:hint="eastAsia"/>
-              </w:rPr>
             </w:pPr>
             <w:r>
               <w:rPr>
@@ -9811,9 +9791,6 @@
           <w:p>
             <w:pPr>
               <w:ind w:left="0"/>
-              <w:rPr>
-                <w:rFonts w:hint="eastAsia"/>
-              </w:rPr>
             </w:pPr>
             <w:r>
               <w:rPr>
@@ -10141,7 +10118,7 @@
                     </pic:cNvPicPr>
                   </pic:nvPicPr>
                   <pic:blipFill>
-                    <a:blip r:embed="rId10">
+                    <a:blip r:embed="rId8">
                       <a:extLst>
                         <a:ext uri="{28A0092B-C50C-407E-A947-70E740481C1C}">
                           <a14:useLocalDpi xmlns:a14="http://schemas.microsoft.com/office/drawing/2010/main" val="0"/>
@@ -10441,7 +10418,7 @@
                     </pic:cNvPicPr>
                   </pic:nvPicPr>
                   <pic:blipFill>
-                    <a:blip r:embed="rId11">
+                    <a:blip r:embed="rId9">
                       <a:extLst>
                         <a:ext uri="{28A0092B-C50C-407E-A947-70E740481C1C}">
                           <a14:useLocalDpi xmlns:a14="http://schemas.microsoft.com/office/drawing/2010/main" val="0"/>
@@ -10744,7 +10721,7 @@
                     </pic:cNvPicPr>
                   </pic:nvPicPr>
                   <pic:blipFill>
-                    <a:blip r:embed="rId12">
+                    <a:blip r:embed="rId10">
                       <a:extLst>
                         <a:ext uri="{28A0092B-C50C-407E-A947-70E740481C1C}">
                           <a14:useLocalDpi xmlns:a14="http://schemas.microsoft.com/office/drawing/2010/main" val="0"/>
@@ -11048,7 +11025,7 @@
                     </pic:cNvPicPr>
                   </pic:nvPicPr>
                   <pic:blipFill>
-                    <a:blip r:embed="rId13">
+                    <a:blip r:embed="rId11">
                       <a:extLst>
                         <a:ext uri="{28A0092B-C50C-407E-A947-70E740481C1C}">
                           <a14:useLocalDpi xmlns:a14="http://schemas.microsoft.com/office/drawing/2010/main" val="0"/>
@@ -11085,25 +11062,11 @@
         <w:pStyle w:val="3"/>
         <w:ind w:left="210"/>
       </w:pPr>
-      <w:bookmarkStart w:id="8" w:name="_GoBack"/>
-      <w:bookmarkEnd w:id="8"/>
-      <w:r>
-        <w:rPr>
-          <w:rFonts w:hint="eastAsia"/>
-        </w:rPr>
-        <w:t>获取</w:t>
-      </w:r>
-      <w:r>
-        <w:rPr>
-          <w:rFonts w:hint="eastAsia"/>
-        </w:rPr>
-        <w:t>桶所在区域</w:t>
-      </w:r>
-      <w:r>
-        <w:rPr>
-          <w:rFonts w:hint="eastAsia"/>
-        </w:rPr>
-        <w:t>（</w:t>
+      <w:r>
+        <w:rPr>
+          <w:rFonts w:hint="eastAsia"/>
+        </w:rPr>
+        <w:t>获取桶所在区域（</w:t>
       </w:r>
       <w:r>
         <w:t xml:space="preserve">GET Bucket </w:t>
@@ -11126,19 +11089,7 @@
         <w:rPr>
           <w:rFonts w:hint="eastAsia"/>
         </w:rPr>
-        <w:t>获取</w:t>
-      </w:r>
-      <w:r>
-        <w:rPr>
-          <w:rFonts w:hint="eastAsia"/>
-        </w:rPr>
-        <w:t>桶所在区域</w:t>
-      </w:r>
-      <w:r>
-        <w:rPr>
-          <w:rFonts w:hint="eastAsia"/>
-        </w:rPr>
-        <w:t>流程：</w:t>
+        <w:t>获取桶所在区域流程：</w:t>
       </w:r>
     </w:p>
     <w:p>
@@ -11174,7 +11125,7 @@
                     </pic:cNvPicPr>
                   </pic:nvPicPr>
                   <pic:blipFill>
-                    <a:blip r:embed="rId14">
+                    <a:blip r:embed="rId12">
                       <a:extLst>
                         <a:ext uri="{28A0092B-C50C-407E-A947-70E740481C1C}">
                           <a14:useLocalDpi xmlns:a14="http://schemas.microsoft.com/office/drawing/2010/main" val="0"/>
@@ -11227,19 +11178,7 @@
         <w:rPr>
           <w:rFonts w:hint="eastAsia"/>
         </w:rPr>
-        <w:t>查询成功，返回</w:t>
-      </w:r>
-      <w:r>
-        <w:rPr>
-          <w:rFonts w:hint="eastAsia"/>
-        </w:rPr>
-        <w:t>区域名称</w:t>
-      </w:r>
-      <w:r>
-        <w:rPr>
-          <w:rFonts w:hint="eastAsia"/>
-        </w:rPr>
-        <w:t>。</w:t>
+        <w:t>查询成功，返回区域名称。</w:t>
       </w:r>
     </w:p>
     <w:p>
@@ -11368,7 +11307,7 @@
                     </pic:cNvPicPr>
                   </pic:nvPicPr>
                   <pic:blipFill>
-                    <a:blip r:embed="rId15">
+                    <a:blip r:embed="rId13">
                       <a:extLst>
                         <a:ext uri="{28A0092B-C50C-407E-A947-70E740481C1C}">
                           <a14:useLocalDpi xmlns:a14="http://schemas.microsoft.com/office/drawing/2010/main" val="0"/>
@@ -11597,8 +11536,8 @@
         <w:pStyle w:val="3"/>
         <w:ind w:left="210"/>
       </w:pPr>
-      <w:bookmarkStart w:id="9" w:name="_获取版本控制配置（GET_Bucket_versioning）"/>
-      <w:bookmarkEnd w:id="9"/>
+      <w:bookmarkStart w:id="8" w:name="_获取版本控制配置（GET_Bucket_versioning）"/>
+      <w:bookmarkEnd w:id="8"/>
       <w:r>
         <w:rPr>
           <w:rFonts w:hint="eastAsia"/>
@@ -11657,7 +11596,7 @@
                     </pic:cNvPicPr>
                   </pic:nvPicPr>
                   <pic:blipFill>
-                    <a:blip r:embed="rId16">
+                    <a:blip r:embed="rId14">
                       <a:extLst>
                         <a:ext uri="{28A0092B-C50C-407E-A947-70E740481C1C}">
                           <a14:useLocalDpi xmlns:a14="http://schemas.microsoft.com/office/drawing/2010/main" val="0"/>
@@ -15697,7 +15636,7 @@
     </w:tbl>
     <w:p/>
     <w:sectPr>
-      <w:footerReference w:type="default" r:id="rId17"/>
+      <w:footerReference w:type="default" r:id="rId15"/>
       <w:pgSz w:w="11906" w:h="16838"/>
       <w:pgMar w:top="1440" w:right="1800" w:bottom="1440" w:left="1800" w:header="851" w:footer="992" w:gutter="0"/>
       <w:cols w:space="425"/>
@@ -15705,62 +15644,6 @@
     </w:sectPr>
   </w:body>
 </w:document>
-</file>
-
-<file path=word/comments.xml><?xml version="1.0" encoding="utf-8"?>
-<w:comments xmlns:wpc="http://schemas.microsoft.com/office/word/2010/wordprocessingCanvas" xmlns:cx="http://schemas.microsoft.com/office/drawing/2014/chartex" xmlns:mc="http://schemas.openxmlformats.org/markup-compatibility/2006" xmlns:o="urn:schemas-microsoft-com:office:office" xmlns:r="http://schemas.openxmlformats.org/officeDocument/2006/relationships" xmlns:m="http://schemas.openxmlformats.org/officeDocument/2006/math" xmlns:v="urn:schemas-microsoft-com:vml" xmlns:wp14="http://schemas.microsoft.com/office/word/2010/wordprocessingDrawing" xmlns:wp="http://schemas.openxmlformats.org/drawingml/2006/wordprocessingDrawing" xmlns:w10="urn:schemas-microsoft-com:office:word" xmlns:w="http://schemas.openxmlformats.org/wordprocessingml/2006/main" xmlns:w14="http://schemas.microsoft.com/office/word/2010/wordml" xmlns:w15="http://schemas.microsoft.com/office/word/2012/wordml" xmlns:w16se="http://schemas.microsoft.com/office/word/2015/wordml/symex" xmlns:wpg="http://schemas.microsoft.com/office/word/2010/wordprocessingGroup" xmlns:wpi="http://schemas.microsoft.com/office/word/2010/wordprocessingInk" xmlns:wne="http://schemas.microsoft.com/office/word/2006/wordml" xmlns:wps="http://schemas.microsoft.com/office/word/2010/wordprocessingShape" mc:Ignorable="w14 w15 w16se wp14">
-  <w:comment w:id="0" w:author="zhaoyujing" w:date="2018-10-23T10:36:00Z" w:initials="z">
-    <w:p>
-      <w:pPr>
-        <w:pStyle w:val="af0"/>
-      </w:pPr>
-      <w:r>
-        <w:rPr>
-          <w:rStyle w:val="af"/>
-        </w:rPr>
-        <w:annotationRef/>
-      </w:r>
-      <w:r>
-        <w:rPr>
-          <w:rFonts w:hint="eastAsia"/>
-        </w:rPr>
-        <w:t>增加</w:t>
-      </w:r>
-      <w:r>
-        <w:rPr>
-          <w:rFonts w:hint="eastAsia"/>
-        </w:rPr>
-        <w:t>java</w:t>
-      </w:r>
-      <w:r>
-        <w:t xml:space="preserve"> </w:t>
-      </w:r>
-      <w:r>
-        <w:rPr>
-          <w:rFonts w:hint="eastAsia"/>
-        </w:rPr>
-        <w:t>API</w:t>
-      </w:r>
-      <w:r>
-        <w:rPr>
-          <w:rFonts w:hint="eastAsia"/>
-        </w:rPr>
-        <w:t>说明</w:t>
-      </w:r>
-    </w:p>
-    <w:p>
-      <w:pPr>
-        <w:pStyle w:val="af0"/>
-      </w:pPr>
-    </w:p>
-  </w:comment>
-</w:comments>
-</file>
-
-<file path=word/commentsExtended.xml><?xml version="1.0" encoding="utf-8"?>
-<w15:commentsEx xmlns:wpc="http://schemas.microsoft.com/office/word/2010/wordprocessingCanvas" xmlns:cx="http://schemas.microsoft.com/office/drawing/2014/chartex" xmlns:mc="http://schemas.openxmlformats.org/markup-compatibility/2006" xmlns:o="urn:schemas-microsoft-com:office:office" xmlns:r="http://schemas.openxmlformats.org/officeDocument/2006/relationships" xmlns:m="http://schemas.openxmlformats.org/officeDocument/2006/math" xmlns:v="urn:schemas-microsoft-com:vml" xmlns:wp14="http://schemas.microsoft.com/office/word/2010/wordprocessingDrawing" xmlns:wp="http://schemas.openxmlformats.org/drawingml/2006/wordprocessingDrawing" xmlns:w10="urn:schemas-microsoft-com:office:word" xmlns:w="http://schemas.openxmlformats.org/wordprocessingml/2006/main" xmlns:w14="http://schemas.microsoft.com/office/word/2010/wordml" xmlns:w15="http://schemas.microsoft.com/office/word/2012/wordml" xmlns:w16se="http://schemas.microsoft.com/office/word/2015/wordml/symex" xmlns:wpg="http://schemas.microsoft.com/office/word/2010/wordprocessingGroup" xmlns:wpi="http://schemas.microsoft.com/office/word/2010/wordprocessingInk" xmlns:wne="http://schemas.microsoft.com/office/word/2006/wordml" xmlns:wps="http://schemas.microsoft.com/office/word/2010/wordprocessingShape" mc:Ignorable="w14 w15 w16se wp14">
-  <w15:commentEx w15:paraId="335D374E" w15:done="0"/>
-</w15:commentsEx>
 </file>
 
 <file path=word/endnotes.xml><?xml version="1.0" encoding="utf-8"?>
@@ -19932,14 +19815,6 @@
   </w:num>
   <w:numIdMacAtCleanup w:val="21"/>
 </w:numbering>
-</file>
-
-<file path=word/people.xml><?xml version="1.0" encoding="utf-8"?>
-<w15:people xmlns:wpc="http://schemas.microsoft.com/office/word/2010/wordprocessingCanvas" xmlns:cx="http://schemas.microsoft.com/office/drawing/2014/chartex" xmlns:mc="http://schemas.openxmlformats.org/markup-compatibility/2006" xmlns:o="urn:schemas-microsoft-com:office:office" xmlns:r="http://schemas.openxmlformats.org/officeDocument/2006/relationships" xmlns:m="http://schemas.openxmlformats.org/officeDocument/2006/math" xmlns:v="urn:schemas-microsoft-com:vml" xmlns:wp14="http://schemas.microsoft.com/office/word/2010/wordprocessingDrawing" xmlns:wp="http://schemas.openxmlformats.org/drawingml/2006/wordprocessingDrawing" xmlns:w10="urn:schemas-microsoft-com:office:word" xmlns:w="http://schemas.openxmlformats.org/wordprocessingml/2006/main" xmlns:w14="http://schemas.microsoft.com/office/word/2010/wordml" xmlns:w15="http://schemas.microsoft.com/office/word/2012/wordml" xmlns:w16se="http://schemas.microsoft.com/office/word/2015/wordml/symex" xmlns:wpg="http://schemas.microsoft.com/office/word/2010/wordprocessingGroup" xmlns:wpi="http://schemas.microsoft.com/office/word/2010/wordprocessingInk" xmlns:wne="http://schemas.microsoft.com/office/word/2006/wordml" xmlns:wps="http://schemas.microsoft.com/office/word/2010/wordprocessingShape" mc:Ignorable="w14 w15 w16se wp14">
-  <w15:person w15:author="zhaoyujing">
-    <w15:presenceInfo w15:providerId="None" w15:userId="zhaoyujing"/>
-  </w15:person>
-</w15:people>
 </file>
 
 <file path=word/styles.xml><?xml version="1.0" encoding="utf-8"?>
@@ -21393,7 +21268,7 @@
 </file>
 
 <file path=customXml/itemProps1.xml><?xml version="1.0" encoding="utf-8"?>
-<ds:datastoreItem xmlns:ds="http://schemas.openxmlformats.org/officeDocument/2006/customXml" ds:itemID="{D92A6260-A9DF-43D7-8C66-74F1AD5024CF}">
+<ds:datastoreItem xmlns:ds="http://schemas.openxmlformats.org/officeDocument/2006/customXml" ds:itemID="{EBC53712-8698-4968-B839-E0F3759D1185}">
   <ds:schemaRefs>
     <ds:schemaRef ds:uri="http://schemas.openxmlformats.org/officeDocument/2006/bibliography"/>
   </ds:schemaRefs>

--- a/internal_doc/03.开发设计/Amazon S3接口兼容/Story--SequoiaDB兼容Amazon S3接口 -桶管理.docx
+++ b/internal_doc/03.开发设计/Amazon S3接口兼容/Story--SequoiaDB兼容Amazon S3接口 -桶管理.docx
@@ -6,6 +6,7 @@
       <w:pPr>
         <w:pStyle w:val="ab"/>
       </w:pPr>
+      <w:proofErr w:type="spellStart"/>
       <w:r>
         <w:rPr>
           <w:rFonts w:hint="eastAsia"/>
@@ -15,6 +16,7 @@
       <w:r>
         <w:t>equoiaDB</w:t>
       </w:r>
+      <w:proofErr w:type="spellEnd"/>
       <w:r>
         <w:rPr>
           <w:rFonts w:hint="eastAsia"/>
@@ -138,6 +140,7 @@
               </w:rPr>
               <w:t>继承自</w:t>
             </w:r>
+            <w:proofErr w:type="spellStart"/>
             <w:r>
               <w:rPr>
                 <w:rFonts w:hint="eastAsia"/>
@@ -147,6 +150,7 @@
             <w:r>
               <w:t>equoiaDB</w:t>
             </w:r>
+            <w:proofErr w:type="spellEnd"/>
             <w:r>
               <w:rPr>
                 <w:rFonts w:hint="eastAsia"/>
@@ -392,6 +396,7 @@
         </w:rPr>
         <w:t>接口访问</w:t>
       </w:r>
+      <w:proofErr w:type="spellStart"/>
       <w:r>
         <w:rPr>
           <w:rFonts w:hint="eastAsia"/>
@@ -399,6 +404,7 @@
         </w:rPr>
         <w:t>SequoiaDB</w:t>
       </w:r>
+      <w:proofErr w:type="spellEnd"/>
       <w:r>
         <w:rPr>
           <w:rFonts w:hint="eastAsia"/>
@@ -441,6 +447,7 @@
         </w:rPr>
         <w:t>通过</w:t>
       </w:r>
+      <w:proofErr w:type="spellStart"/>
       <w:r>
         <w:rPr>
           <w:rFonts w:hint="eastAsia"/>
@@ -448,6 +455,7 @@
         </w:rPr>
         <w:t>SequoiaDB</w:t>
       </w:r>
+      <w:proofErr w:type="spellEnd"/>
       <w:r>
         <w:rPr>
           <w:rFonts w:hint="eastAsia"/>
@@ -484,12 +492,21 @@
           <w:color w:val="000000" w:themeColor="text1"/>
         </w:rPr>
       </w:pPr>
+      <w:proofErr w:type="gramStart"/>
       <w:r>
         <w:rPr>
           <w:rFonts w:hint="eastAsia"/>
           <w:color w:val="000000" w:themeColor="text1"/>
         </w:rPr>
-        <w:t>桶管理部分描述桶的增加</w:t>
+        <w:t>桶管理</w:t>
+      </w:r>
+      <w:proofErr w:type="gramEnd"/>
+      <w:r>
+        <w:rPr>
+          <w:rFonts w:hint="eastAsia"/>
+          <w:color w:val="000000" w:themeColor="text1"/>
+        </w:rPr>
+        <w:t>部分描述桶的增加</w:t>
       </w:r>
       <w:r>
         <w:rPr>
@@ -634,15 +651,35 @@
         </w:rPr>
         <w:t>，参考</w:t>
       </w:r>
-      <w:hyperlink w:anchor="_公共头部" w:history="1">
-        <w:r>
-          <w:rPr>
-            <w:rStyle w:val="ad"/>
-            <w:rFonts w:cstheme="minorHAnsi"/>
-          </w:rPr>
-          <w:t>公共头部</w:t>
-        </w:r>
-      </w:hyperlink>
+      <w:r>
+        <w:fldChar w:fldCharType="begin"/>
+      </w:r>
+      <w:r>
+        <w:instrText xml:space="preserve"> HYPERLINK \l "_</w:instrText>
+      </w:r>
+      <w:r>
+        <w:instrText>公共头部</w:instrText>
+      </w:r>
+      <w:r>
+        <w:instrText xml:space="preserve">" </w:instrText>
+      </w:r>
+      <w:r>
+        <w:fldChar w:fldCharType="separate"/>
+      </w:r>
+      <w:r>
+        <w:rPr>
+          <w:rStyle w:val="ad"/>
+          <w:rFonts w:cstheme="minorHAnsi"/>
+        </w:rPr>
+        <w:t>公共头部</w:t>
+      </w:r>
+      <w:r>
+        <w:rPr>
+          <w:rStyle w:val="ad"/>
+          <w:rFonts w:cstheme="minorHAnsi"/>
+        </w:rPr>
+        <w:fldChar w:fldCharType="end"/>
+      </w:r>
       <w:r>
         <w:rPr>
           <w:rFonts w:cstheme="minorHAnsi"/>
@@ -882,12 +919,14 @@
                 <w:rFonts w:cstheme="minorHAnsi"/>
               </w:rPr>
             </w:pPr>
+            <w:proofErr w:type="spellStart"/>
             <w:r>
               <w:rPr>
                 <w:rFonts w:cstheme="minorHAnsi"/>
               </w:rPr>
               <w:t>ListAllMyBucketsResult</w:t>
             </w:r>
+            <w:proofErr w:type="spellEnd"/>
           </w:p>
         </w:tc>
         <w:tc>
@@ -1006,8 +1045,16 @@
               <w:rPr>
                 <w:rFonts w:cstheme="minorHAnsi"/>
               </w:rPr>
-              <w:t>Ancestor: ListAllMyBucketsResult</w:t>
-            </w:r>
+              <w:t xml:space="preserve">Ancestor: </w:t>
+            </w:r>
+            <w:proofErr w:type="spellStart"/>
+            <w:r>
+              <w:rPr>
+                <w:rFonts w:cstheme="minorHAnsi"/>
+              </w:rPr>
+              <w:t>ListAllMyBucketsResult</w:t>
+            </w:r>
+            <w:proofErr w:type="spellEnd"/>
           </w:p>
         </w:tc>
       </w:tr>
@@ -1077,8 +1124,16 @@
               <w:rPr>
                 <w:rFonts w:cstheme="minorHAnsi"/>
               </w:rPr>
-              <w:t>Ancestor: ListAllMyBucketsResult.Owner</w:t>
-            </w:r>
+              <w:t xml:space="preserve">Ancestor: </w:t>
+            </w:r>
+            <w:proofErr w:type="spellStart"/>
+            <w:r>
+              <w:rPr>
+                <w:rFonts w:cstheme="minorHAnsi"/>
+              </w:rPr>
+              <w:t>ListAllMyBucketsResult.Owner</w:t>
+            </w:r>
+            <w:proofErr w:type="spellEnd"/>
           </w:p>
         </w:tc>
       </w:tr>
@@ -1097,12 +1152,14 @@
                 <w:rFonts w:cstheme="minorHAnsi"/>
               </w:rPr>
             </w:pPr>
+            <w:proofErr w:type="spellStart"/>
             <w:r>
               <w:rPr>
                 <w:rFonts w:cstheme="minorHAnsi"/>
               </w:rPr>
               <w:t>DisplayName</w:t>
             </w:r>
+            <w:proofErr w:type="spellEnd"/>
           </w:p>
         </w:tc>
         <w:tc>
@@ -1148,8 +1205,16 @@
               <w:rPr>
                 <w:rFonts w:cstheme="minorHAnsi"/>
               </w:rPr>
-              <w:t>Ancestor: ListAllMyBucketsResult.Owner</w:t>
-            </w:r>
+              <w:t xml:space="preserve">Ancestor: </w:t>
+            </w:r>
+            <w:proofErr w:type="spellStart"/>
+            <w:r>
+              <w:rPr>
+                <w:rFonts w:cstheme="minorHAnsi"/>
+              </w:rPr>
+              <w:t>ListAllMyBucketsResult.Owner</w:t>
+            </w:r>
+            <w:proofErr w:type="spellEnd"/>
           </w:p>
         </w:tc>
       </w:tr>
@@ -1233,8 +1298,16 @@
               <w:rPr>
                 <w:rFonts w:cstheme="minorHAnsi"/>
               </w:rPr>
-              <w:t>Ancestor: ListAllMyBucketsResult</w:t>
-            </w:r>
+              <w:t xml:space="preserve">Ancestor: </w:t>
+            </w:r>
+            <w:proofErr w:type="spellStart"/>
+            <w:r>
+              <w:rPr>
+                <w:rFonts w:cstheme="minorHAnsi"/>
+              </w:rPr>
+              <w:t>ListAllMyBucketsResult</w:t>
+            </w:r>
+            <w:proofErr w:type="spellEnd"/>
           </w:p>
         </w:tc>
       </w:tr>
@@ -1301,22 +1374,38 @@
               <w:rPr>
                 <w:rFonts w:cstheme="minorHAnsi"/>
               </w:rPr>
-              <w:t>Children: Name, CreationDate</w:t>
-            </w:r>
-          </w:p>
-          <w:p>
-            <w:pPr>
-              <w:ind w:left="0"/>
-              <w:rPr>
-                <w:rFonts w:cstheme="minorHAnsi"/>
-              </w:rPr>
-            </w:pPr>
-            <w:r>
-              <w:rPr>
-                <w:rFonts w:cstheme="minorHAnsi"/>
-              </w:rPr>
-              <w:t>Ancestor: ListAllMyBucketsResult.Bucket</w:t>
-            </w:r>
+              <w:t xml:space="preserve">Children: Name, </w:t>
+            </w:r>
+            <w:proofErr w:type="spellStart"/>
+            <w:r>
+              <w:rPr>
+                <w:rFonts w:cstheme="minorHAnsi"/>
+              </w:rPr>
+              <w:t>CreationDate</w:t>
+            </w:r>
+            <w:proofErr w:type="spellEnd"/>
+          </w:p>
+          <w:p>
+            <w:pPr>
+              <w:ind w:left="0"/>
+              <w:rPr>
+                <w:rFonts w:cstheme="minorHAnsi"/>
+              </w:rPr>
+            </w:pPr>
+            <w:r>
+              <w:rPr>
+                <w:rFonts w:cstheme="minorHAnsi"/>
+              </w:rPr>
+              <w:t xml:space="preserve">Ancestor: </w:t>
+            </w:r>
+            <w:proofErr w:type="spellStart"/>
+            <w:r>
+              <w:rPr>
+                <w:rFonts w:cstheme="minorHAnsi"/>
+              </w:rPr>
+              <w:t>ListAllMyBucketsResult.Bucket</w:t>
+            </w:r>
+            <w:proofErr w:type="spellEnd"/>
           </w:p>
         </w:tc>
       </w:tr>
@@ -1383,8 +1472,16 @@
               <w:rPr>
                 <w:rFonts w:cstheme="minorHAnsi"/>
               </w:rPr>
-              <w:t>Ancestor: ListAllMyBucketsResult.Buckets.Bucket</w:t>
-            </w:r>
+              <w:t xml:space="preserve">Ancestor: </w:t>
+            </w:r>
+            <w:proofErr w:type="spellStart"/>
+            <w:r>
+              <w:rPr>
+                <w:rFonts w:cstheme="minorHAnsi"/>
+              </w:rPr>
+              <w:t>ListAllMyBucketsResult.Buckets.Bucket</w:t>
+            </w:r>
+            <w:proofErr w:type="spellEnd"/>
           </w:p>
         </w:tc>
       </w:tr>
@@ -1400,12 +1497,14 @@
                 <w:rFonts w:cstheme="minorHAnsi"/>
               </w:rPr>
             </w:pPr>
+            <w:proofErr w:type="spellStart"/>
             <w:r>
               <w:rPr>
                 <w:rFonts w:cstheme="minorHAnsi"/>
               </w:rPr>
               <w:t>CreationDate</w:t>
             </w:r>
+            <w:proofErr w:type="spellEnd"/>
           </w:p>
         </w:tc>
         <w:tc>
@@ -1437,22 +1536,58 @@
               <w:rPr>
                 <w:rFonts w:cstheme="minorHAnsi"/>
               </w:rPr>
-              <w:t>Type: date (of the form yyyy-mm-ddThh:mm:ss.timezone, e.g., 2009-02-03T16:45:09.000Z)</w:t>
-            </w:r>
-          </w:p>
-          <w:p>
-            <w:pPr>
-              <w:ind w:left="0"/>
-              <w:rPr>
-                <w:rFonts w:cstheme="minorHAnsi"/>
-              </w:rPr>
-            </w:pPr>
-            <w:r>
-              <w:rPr>
-                <w:rFonts w:cstheme="minorHAnsi"/>
-              </w:rPr>
-              <w:t>Ancestor: ListAllMyBucketsResult.Buckets.Bucket</w:t>
-            </w:r>
+              <w:t xml:space="preserve">Type: date (of the form </w:t>
+            </w:r>
+            <w:proofErr w:type="spellStart"/>
+            <w:r>
+              <w:rPr>
+                <w:rFonts w:cstheme="minorHAnsi"/>
+              </w:rPr>
+              <w:t>yyyy-mm-ddThh:</w:t>
+            </w:r>
+            <w:proofErr w:type="gramStart"/>
+            <w:r>
+              <w:rPr>
+                <w:rFonts w:cstheme="minorHAnsi"/>
+              </w:rPr>
+              <w:t>mm:ss</w:t>
+            </w:r>
+            <w:proofErr w:type="gramEnd"/>
+            <w:r>
+              <w:rPr>
+                <w:rFonts w:cstheme="minorHAnsi"/>
+              </w:rPr>
+              <w:t>.timezone</w:t>
+            </w:r>
+            <w:proofErr w:type="spellEnd"/>
+            <w:r>
+              <w:rPr>
+                <w:rFonts w:cstheme="minorHAnsi"/>
+              </w:rPr>
+              <w:t>, e.g., 2009-02-03T16:45:09.000Z)</w:t>
+            </w:r>
+          </w:p>
+          <w:p>
+            <w:pPr>
+              <w:ind w:left="0"/>
+              <w:rPr>
+                <w:rFonts w:cstheme="minorHAnsi"/>
+              </w:rPr>
+            </w:pPr>
+            <w:r>
+              <w:rPr>
+                <w:rFonts w:cstheme="minorHAnsi"/>
+              </w:rPr>
+              <w:t xml:space="preserve">Ancestor: </w:t>
+            </w:r>
+            <w:proofErr w:type="spellStart"/>
+            <w:r>
+              <w:rPr>
+                <w:rFonts w:cstheme="minorHAnsi"/>
+              </w:rPr>
+              <w:t>ListAllMyBucketsResult.Buckets.Bucket</w:t>
+            </w:r>
+            <w:proofErr w:type="spellEnd"/>
           </w:p>
         </w:tc>
       </w:tr>
@@ -1507,12 +1642,21 @@
                 <w:i/>
               </w:rPr>
             </w:pPr>
-            <w:r>
-              <w:rPr>
-                <w:rFonts w:cstheme="minorHAnsi"/>
-                <w:i/>
-              </w:rPr>
-              <w:t xml:space="preserve">&lt;?xml version="1.0" encoding="UTF-8"?&gt; </w:t>
+            <w:proofErr w:type="gramStart"/>
+            <w:r>
+              <w:rPr>
+                <w:rFonts w:cstheme="minorHAnsi"/>
+                <w:i/>
+              </w:rPr>
+              <w:t>&lt;?xml</w:t>
+            </w:r>
+            <w:proofErr w:type="gramEnd"/>
+            <w:r>
+              <w:rPr>
+                <w:rFonts w:cstheme="minorHAnsi"/>
+                <w:i/>
+              </w:rPr>
+              <w:t xml:space="preserve"> version="1.0" encoding="UTF-8"?&gt; </w:t>
             </w:r>
           </w:p>
           <w:p>
@@ -1528,7 +1672,23 @@
                 <w:rFonts w:cstheme="minorHAnsi"/>
                 <w:i/>
               </w:rPr>
-              <w:t>&lt;ListAllMyBucketsResult&gt;</w:t>
+              <w:t>&lt;</w:t>
+            </w:r>
+            <w:proofErr w:type="spellStart"/>
+            <w:r>
+              <w:rPr>
+                <w:rFonts w:cstheme="minorHAnsi"/>
+                <w:i/>
+              </w:rPr>
+              <w:t>ListAllMyBucketsResult</w:t>
+            </w:r>
+            <w:proofErr w:type="spellEnd"/>
+            <w:r>
+              <w:rPr>
+                <w:rFonts w:cstheme="minorHAnsi"/>
+                <w:i/>
+              </w:rPr>
+              <w:t>&gt;</w:t>
             </w:r>
           </w:p>
           <w:p>
@@ -1576,7 +1736,55 @@
                 <w:rFonts w:cstheme="minorHAnsi"/>
                 <w:i/>
               </w:rPr>
-              <w:t xml:space="preserve">  &lt;DisplayName&gt;webfile&lt;/DisplayName&gt;  </w:t>
+              <w:t xml:space="preserve">  &lt;</w:t>
+            </w:r>
+            <w:proofErr w:type="spellStart"/>
+            <w:r>
+              <w:rPr>
+                <w:rFonts w:cstheme="minorHAnsi"/>
+                <w:i/>
+              </w:rPr>
+              <w:t>DisplayName</w:t>
+            </w:r>
+            <w:proofErr w:type="spellEnd"/>
+            <w:r>
+              <w:rPr>
+                <w:rFonts w:cstheme="minorHAnsi"/>
+                <w:i/>
+              </w:rPr>
+              <w:t>&gt;</w:t>
+            </w:r>
+            <w:proofErr w:type="spellStart"/>
+            <w:r>
+              <w:rPr>
+                <w:rFonts w:cstheme="minorHAnsi"/>
+                <w:i/>
+              </w:rPr>
+              <w:t>webfile</w:t>
+            </w:r>
+            <w:proofErr w:type="spellEnd"/>
+            <w:r>
+              <w:rPr>
+                <w:rFonts w:cstheme="minorHAnsi"/>
+                <w:i/>
+              </w:rPr>
+              <w:t>&lt;/</w:t>
+            </w:r>
+            <w:proofErr w:type="spellStart"/>
+            <w:r>
+              <w:rPr>
+                <w:rFonts w:cstheme="minorHAnsi"/>
+                <w:i/>
+              </w:rPr>
+              <w:t>DisplayName</w:t>
+            </w:r>
+            <w:proofErr w:type="spellEnd"/>
+            <w:r>
+              <w:rPr>
+                <w:rFonts w:cstheme="minorHAnsi"/>
+                <w:i/>
+              </w:rPr>
+              <w:t xml:space="preserve">&gt;  </w:t>
             </w:r>
           </w:p>
           <w:p>
@@ -1656,7 +1864,39 @@
                 <w:rFonts w:cstheme="minorHAnsi"/>
                 <w:i/>
               </w:rPr>
-              <w:t xml:space="preserve">   &lt;CreationDate&gt;2006-02-03T16:45:09.000Z&lt;/CreationDate&gt;  </w:t>
+              <w:t xml:space="preserve">   &lt;</w:t>
+            </w:r>
+            <w:proofErr w:type="spellStart"/>
+            <w:r>
+              <w:rPr>
+                <w:rFonts w:cstheme="minorHAnsi"/>
+                <w:i/>
+              </w:rPr>
+              <w:t>CreationDate</w:t>
+            </w:r>
+            <w:proofErr w:type="spellEnd"/>
+            <w:r>
+              <w:rPr>
+                <w:rFonts w:cstheme="minorHAnsi"/>
+                <w:i/>
+              </w:rPr>
+              <w:t>&gt;2006-02-03T16:45:09.000Z&lt;/</w:t>
+            </w:r>
+            <w:proofErr w:type="spellStart"/>
+            <w:r>
+              <w:rPr>
+                <w:rFonts w:cstheme="minorHAnsi"/>
+                <w:i/>
+              </w:rPr>
+              <w:t>CreationDate</w:t>
+            </w:r>
+            <w:proofErr w:type="spellEnd"/>
+            <w:r>
+              <w:rPr>
+                <w:rFonts w:cstheme="minorHAnsi"/>
+                <w:i/>
+              </w:rPr>
+              <w:t xml:space="preserve">&gt;  </w:t>
             </w:r>
           </w:p>
           <w:p>
@@ -1720,7 +1960,39 @@
                 <w:rFonts w:cstheme="minorHAnsi"/>
                 <w:i/>
               </w:rPr>
-              <w:t xml:space="preserve">&lt;CreationDate&gt;2006-02-03T16:41:58.000Z&lt;/CreationDate&gt;  </w:t>
+              <w:t>&lt;</w:t>
+            </w:r>
+            <w:proofErr w:type="spellStart"/>
+            <w:r>
+              <w:rPr>
+                <w:rFonts w:cstheme="minorHAnsi"/>
+                <w:i/>
+              </w:rPr>
+              <w:t>CreationDate</w:t>
+            </w:r>
+            <w:proofErr w:type="spellEnd"/>
+            <w:r>
+              <w:rPr>
+                <w:rFonts w:cstheme="minorHAnsi"/>
+                <w:i/>
+              </w:rPr>
+              <w:t>&gt;2006-02-03T16:41:58.000Z&lt;/</w:t>
+            </w:r>
+            <w:proofErr w:type="spellStart"/>
+            <w:r>
+              <w:rPr>
+                <w:rFonts w:cstheme="minorHAnsi"/>
+                <w:i/>
+              </w:rPr>
+              <w:t>CreationDate</w:t>
+            </w:r>
+            <w:proofErr w:type="spellEnd"/>
+            <w:r>
+              <w:rPr>
+                <w:rFonts w:cstheme="minorHAnsi"/>
+                <w:i/>
+              </w:rPr>
+              <w:t xml:space="preserve">&gt;  </w:t>
             </w:r>
           </w:p>
           <w:p>
@@ -1768,7 +2040,23 @@
                 <w:i/>
               </w:rPr>
               <w:lastRenderedPageBreak/>
-              <w:t xml:space="preserve">&lt;/ListAllMyBucketsResult&gt; </w:t>
+              <w:t>&lt;/</w:t>
+            </w:r>
+            <w:proofErr w:type="spellStart"/>
+            <w:r>
+              <w:rPr>
+                <w:rFonts w:cstheme="minorHAnsi"/>
+                <w:i/>
+              </w:rPr>
+              <w:t>ListAllMyBucketsResult</w:t>
+            </w:r>
+            <w:proofErr w:type="spellEnd"/>
+            <w:r>
+              <w:rPr>
+                <w:rFonts w:cstheme="minorHAnsi"/>
+                <w:i/>
+              </w:rPr>
+              <w:t xml:space="preserve">&gt; </w:t>
             </w:r>
           </w:p>
         </w:tc>
@@ -2586,7 +2874,21 @@
               <w:rPr>
                 <w:rFonts w:hint="eastAsia"/>
               </w:rPr>
-              <w:t>允许出现在桶名中间，不允许出现在开始和结尾，不允许连续出现</w:t>
+              <w:t>允许出现</w:t>
+            </w:r>
+            <w:proofErr w:type="gramStart"/>
+            <w:r>
+              <w:rPr>
+                <w:rFonts w:hint="eastAsia"/>
+              </w:rPr>
+              <w:t>在桶名中间</w:t>
+            </w:r>
+            <w:proofErr w:type="gramEnd"/>
+            <w:r>
+              <w:rPr>
+                <w:rFonts w:hint="eastAsia"/>
+              </w:rPr>
+              <w:t>，不允许出现在开始和结尾，不允许连续出现</w:t>
             </w:r>
           </w:p>
         </w:tc>
@@ -2856,15 +3158,34 @@
         </w:rPr>
         <w:t>，参考</w:t>
       </w:r>
-      <w:hyperlink w:anchor="_公共头部" w:history="1">
-        <w:r>
-          <w:rPr>
-            <w:rStyle w:val="ad"/>
-            <w:rFonts w:hint="eastAsia"/>
-          </w:rPr>
-          <w:t>公共头部</w:t>
-        </w:r>
-      </w:hyperlink>
+      <w:r>
+        <w:fldChar w:fldCharType="begin"/>
+      </w:r>
+      <w:r>
+        <w:instrText xml:space="preserve"> HYPERLINK \l "_</w:instrText>
+      </w:r>
+      <w:r>
+        <w:instrText>公共头部</w:instrText>
+      </w:r>
+      <w:r>
+        <w:instrText xml:space="preserve">" </w:instrText>
+      </w:r>
+      <w:r>
+        <w:fldChar w:fldCharType="separate"/>
+      </w:r>
+      <w:r>
+        <w:rPr>
+          <w:rStyle w:val="ad"/>
+          <w:rFonts w:hint="eastAsia"/>
+        </w:rPr>
+        <w:t>公共头部</w:t>
+      </w:r>
+      <w:r>
+        <w:rPr>
+          <w:rStyle w:val="ad"/>
+        </w:rPr>
+        <w:fldChar w:fldCharType="end"/>
+      </w:r>
       <w:r>
         <w:rPr>
           <w:rFonts w:hint="eastAsia"/>
@@ -2985,9 +3306,11 @@
             <w:pPr>
               <w:ind w:left="0"/>
             </w:pPr>
+            <w:proofErr w:type="spellStart"/>
             <w:r>
               <w:t>CreateBucketConfiguration</w:t>
             </w:r>
+            <w:proofErr w:type="spellEnd"/>
           </w:p>
         </w:tc>
         <w:tc>
@@ -3060,10 +3383,12 @@
             <w:pPr>
               <w:ind w:left="0"/>
             </w:pPr>
+            <w:proofErr w:type="spellStart"/>
             <w:r>
               <w:lastRenderedPageBreak/>
               <w:t>LocationConstraint</w:t>
             </w:r>
+            <w:proofErr w:type="spellEnd"/>
           </w:p>
         </w:tc>
         <w:tc>
@@ -3146,9 +3471,11 @@
             <w:r>
               <w:t xml:space="preserve">Ancestor: </w:t>
             </w:r>
+            <w:proofErr w:type="spellStart"/>
             <w:r>
               <w:t>CreateBucketConfiguration</w:t>
             </w:r>
+            <w:proofErr w:type="spellEnd"/>
           </w:p>
         </w:tc>
         <w:tc>
@@ -3369,23 +3696,103 @@
                 <w:rFonts w:cstheme="minorHAnsi"/>
                 <w:i/>
               </w:rPr>
-              <w:t>&lt;CreateBucketConfiguration&gt;</w:t>
-            </w:r>
-          </w:p>
-          <w:p>
-            <w:pPr>
-              <w:ind w:left="0"/>
-              <w:rPr>
-                <w:rFonts w:cstheme="minorHAnsi"/>
-                <w:i/>
-              </w:rPr>
-            </w:pPr>
-            <w:r>
-              <w:rPr>
-                <w:rFonts w:cstheme="minorHAnsi"/>
-                <w:i/>
-              </w:rPr>
-              <w:t xml:space="preserve">   &lt;LocationConstraint&gt;BucketRegion&lt;/LocationConstraint&gt;   &lt;/CreateBucketConfiguration&gt;</w:t>
+              <w:t>&lt;</w:t>
+            </w:r>
+            <w:proofErr w:type="spellStart"/>
+            <w:r>
+              <w:rPr>
+                <w:rFonts w:cstheme="minorHAnsi"/>
+                <w:i/>
+              </w:rPr>
+              <w:t>CreateBucketConfiguration</w:t>
+            </w:r>
+            <w:proofErr w:type="spellEnd"/>
+            <w:r>
+              <w:rPr>
+                <w:rFonts w:cstheme="minorHAnsi"/>
+                <w:i/>
+              </w:rPr>
+              <w:t>&gt;</w:t>
+            </w:r>
+          </w:p>
+          <w:p>
+            <w:pPr>
+              <w:ind w:left="0"/>
+              <w:rPr>
+                <w:rFonts w:cstheme="minorHAnsi"/>
+                <w:i/>
+              </w:rPr>
+            </w:pPr>
+            <w:r>
+              <w:rPr>
+                <w:rFonts w:cstheme="minorHAnsi"/>
+                <w:i/>
+              </w:rPr>
+              <w:t xml:space="preserve">   &lt;</w:t>
+            </w:r>
+            <w:proofErr w:type="spellStart"/>
+            <w:r>
+              <w:rPr>
+                <w:rFonts w:cstheme="minorHAnsi"/>
+                <w:i/>
+              </w:rPr>
+              <w:t>LocationConstraint</w:t>
+            </w:r>
+            <w:proofErr w:type="spellEnd"/>
+            <w:r>
+              <w:rPr>
+                <w:rFonts w:cstheme="minorHAnsi"/>
+                <w:i/>
+              </w:rPr>
+              <w:t>&gt;</w:t>
+            </w:r>
+            <w:proofErr w:type="spellStart"/>
+            <w:r>
+              <w:rPr>
+                <w:rFonts w:cstheme="minorHAnsi"/>
+                <w:i/>
+              </w:rPr>
+              <w:t>BucketRegion</w:t>
+            </w:r>
+            <w:proofErr w:type="spellEnd"/>
+            <w:r>
+              <w:rPr>
+                <w:rFonts w:cstheme="minorHAnsi"/>
+                <w:i/>
+              </w:rPr>
+              <w:t>&lt;/</w:t>
+            </w:r>
+            <w:proofErr w:type="spellStart"/>
+            <w:r>
+              <w:rPr>
+                <w:rFonts w:cstheme="minorHAnsi"/>
+                <w:i/>
+              </w:rPr>
+              <w:t>LocationConstraint</w:t>
+            </w:r>
+            <w:proofErr w:type="spellEnd"/>
+            <w:r>
+              <w:rPr>
+                <w:rFonts w:cstheme="minorHAnsi"/>
+                <w:i/>
+              </w:rPr>
+              <w:t>&gt;   &lt;/</w:t>
+            </w:r>
+            <w:proofErr w:type="spellStart"/>
+            <w:r>
+              <w:rPr>
+                <w:rFonts w:cstheme="minorHAnsi"/>
+                <w:i/>
+              </w:rPr>
+              <w:t>CreateBucketConfiguration</w:t>
+            </w:r>
+            <w:proofErr w:type="spellEnd"/>
+            <w:r>
+              <w:rPr>
+                <w:rFonts w:cstheme="minorHAnsi"/>
+                <w:i/>
+              </w:rPr>
+              <w:t>&gt;</w:t>
             </w:r>
           </w:p>
         </w:tc>
@@ -3461,7 +3868,23 @@
                 <w:rFonts w:cstheme="minorHAnsi"/>
                 <w:i/>
               </w:rPr>
-              <w:t>Date: Wed, 01 Mar  2006 12:00:00 GMT</w:t>
+              <w:t xml:space="preserve">Date: Wed, 01 </w:t>
+            </w:r>
+            <w:proofErr w:type="gramStart"/>
+            <w:r>
+              <w:rPr>
+                <w:rFonts w:cstheme="minorHAnsi"/>
+                <w:i/>
+              </w:rPr>
+              <w:t>Mar  2006</w:t>
+            </w:r>
+            <w:proofErr w:type="gramEnd"/>
+            <w:r>
+              <w:rPr>
+                <w:rFonts w:cstheme="minorHAnsi"/>
+                <w:i/>
+              </w:rPr>
+              <w:t xml:space="preserve"> 12:00:00 GMT</w:t>
             </w:r>
           </w:p>
           <w:p>
@@ -3610,7 +4033,21 @@
         <w:rPr>
           <w:rFonts w:cstheme="minorHAnsi" w:hint="eastAsia"/>
         </w:rPr>
-        <w:t>删除桶成功后，可以再用此名称创建新的桶。</w:t>
+        <w:t>删除</w:t>
+      </w:r>
+      <w:proofErr w:type="gramStart"/>
+      <w:r>
+        <w:rPr>
+          <w:rFonts w:cstheme="minorHAnsi" w:hint="eastAsia"/>
+        </w:rPr>
+        <w:t>桶成功</w:t>
+      </w:r>
+      <w:proofErr w:type="gramEnd"/>
+      <w:r>
+        <w:rPr>
+          <w:rFonts w:cstheme="minorHAnsi" w:hint="eastAsia"/>
+        </w:rPr>
+        <w:t>后，可以再用此名称创建新的桶。</w:t>
       </w:r>
     </w:p>
     <w:p>
@@ -3628,6 +4065,7 @@
           <w:rFonts w:cstheme="minorHAnsi"/>
         </w:rPr>
       </w:pPr>
+      <w:proofErr w:type="gramStart"/>
       <w:r>
         <w:rPr>
           <w:rFonts w:cstheme="minorHAnsi" w:hint="eastAsia"/>
@@ -3638,7 +4076,14 @@
         <w:rPr>
           <w:rFonts w:cstheme="minorHAnsi"/>
         </w:rPr>
-        <w:t>样例：</w:t>
+        <w:t>样例</w:t>
+      </w:r>
+      <w:proofErr w:type="gramEnd"/>
+      <w:r>
+        <w:rPr>
+          <w:rFonts w:cstheme="minorHAnsi"/>
+        </w:rPr>
+        <w:t>：</w:t>
       </w:r>
     </w:p>
     <w:tbl>
@@ -3861,7 +4306,21 @@
         <w:rPr>
           <w:rFonts w:hint="eastAsia"/>
         </w:rPr>
-        <w:t>查询桶是否存在并且是否允许访问。</w:t>
+        <w:t>查询</w:t>
+      </w:r>
+      <w:proofErr w:type="gramStart"/>
+      <w:r>
+        <w:rPr>
+          <w:rFonts w:hint="eastAsia"/>
+        </w:rPr>
+        <w:t>桶是否</w:t>
+      </w:r>
+      <w:proofErr w:type="gramEnd"/>
+      <w:r>
+        <w:rPr>
+          <w:rFonts w:hint="eastAsia"/>
+        </w:rPr>
+        <w:t>存在并且是否允许访问。</w:t>
       </w:r>
     </w:p>
     <w:p>
@@ -3879,11 +4338,19 @@
       <w:pPr>
         <w:ind w:left="0" w:firstLine="420"/>
       </w:pPr>
-      <w:r>
-        <w:rPr>
-          <w:rFonts w:hint="eastAsia"/>
-        </w:rPr>
-        <w:t>桶存在并且有权限访问，返回</w:t>
+      <w:proofErr w:type="gramStart"/>
+      <w:r>
+        <w:rPr>
+          <w:rFonts w:hint="eastAsia"/>
+        </w:rPr>
+        <w:t>桶存在</w:t>
+      </w:r>
+      <w:proofErr w:type="gramEnd"/>
+      <w:r>
+        <w:rPr>
+          <w:rFonts w:hint="eastAsia"/>
+        </w:rPr>
+        <w:t>并且有权限访问，返回</w:t>
       </w:r>
       <w:r>
         <w:rPr>
@@ -3899,11 +4366,19 @@
       <w:pPr>
         <w:ind w:left="0" w:firstLine="420"/>
       </w:pPr>
-      <w:r>
-        <w:rPr>
-          <w:rFonts w:hint="eastAsia"/>
-        </w:rPr>
-        <w:t>当桶不存在，返回</w:t>
+      <w:proofErr w:type="gramStart"/>
+      <w:r>
+        <w:rPr>
+          <w:rFonts w:hint="eastAsia"/>
+        </w:rPr>
+        <w:t>当桶不</w:t>
+      </w:r>
+      <w:proofErr w:type="gramEnd"/>
+      <w:r>
+        <w:rPr>
+          <w:rFonts w:hint="eastAsia"/>
+        </w:rPr>
+        <w:t>存在，返回</w:t>
       </w:r>
       <w:r>
         <w:rPr>
@@ -3919,11 +4394,19 @@
       <w:pPr>
         <w:ind w:left="0" w:firstLine="420"/>
       </w:pPr>
-      <w:r>
-        <w:rPr>
-          <w:rFonts w:hint="eastAsia"/>
-        </w:rPr>
-        <w:t>当桶存在，但无权限访问（目前尚未做权限控制，用户均无权限访问其他用户创建的桶），返回</w:t>
+      <w:proofErr w:type="gramStart"/>
+      <w:r>
+        <w:rPr>
+          <w:rFonts w:hint="eastAsia"/>
+        </w:rPr>
+        <w:t>当桶存在</w:t>
+      </w:r>
+      <w:proofErr w:type="gramEnd"/>
+      <w:r>
+        <w:rPr>
+          <w:rFonts w:hint="eastAsia"/>
+        </w:rPr>
+        <w:t>，但无权限访问（目前尚未做权限控制，用户均无权限访问其他用户创建的桶），返回</w:t>
       </w:r>
       <w:r>
         <w:rPr>
@@ -3965,15 +4448,34 @@
         </w:rPr>
         <w:t>，参考</w:t>
       </w:r>
-      <w:hyperlink w:anchor="_公共头部" w:history="1">
-        <w:r>
-          <w:rPr>
-            <w:rStyle w:val="ad"/>
-            <w:rFonts w:hint="eastAsia"/>
-          </w:rPr>
-          <w:t>公共头部</w:t>
-        </w:r>
-      </w:hyperlink>
+      <w:r>
+        <w:fldChar w:fldCharType="begin"/>
+      </w:r>
+      <w:r>
+        <w:instrText xml:space="preserve"> HYPERLINK \l "_</w:instrText>
+      </w:r>
+      <w:r>
+        <w:instrText>公共头部</w:instrText>
+      </w:r>
+      <w:r>
+        <w:instrText xml:space="preserve">" </w:instrText>
+      </w:r>
+      <w:r>
+        <w:fldChar w:fldCharType="separate"/>
+      </w:r>
+      <w:r>
+        <w:rPr>
+          <w:rStyle w:val="ad"/>
+          <w:rFonts w:hint="eastAsia"/>
+        </w:rPr>
+        <w:t>公共头部</w:t>
+      </w:r>
+      <w:r>
+        <w:rPr>
+          <w:rStyle w:val="ad"/>
+        </w:rPr>
+        <w:fldChar w:fldCharType="end"/>
+      </w:r>
       <w:r>
         <w:rPr>
           <w:rFonts w:hint="eastAsia"/>
@@ -4105,7 +4607,15 @@
               <w:ind w:left="0"/>
             </w:pPr>
             <w:r>
-              <w:t>x-amz-</w:t>
+              <w:t>x-</w:t>
+            </w:r>
+            <w:proofErr w:type="spellStart"/>
+            <w:r>
+              <w:t>amz</w:t>
+            </w:r>
+            <w:proofErr w:type="spellEnd"/>
+            <w:r>
+              <w:t>-</w:t>
             </w:r>
             <w:r>
               <w:rPr>
@@ -4487,15 +4997,34 @@
         </w:rPr>
         <w:t>，参考</w:t>
       </w:r>
-      <w:hyperlink w:anchor="_公共头部" w:history="1">
-        <w:r>
-          <w:rPr>
-            <w:rStyle w:val="ad"/>
-            <w:rFonts w:hint="eastAsia"/>
-          </w:rPr>
-          <w:t>公共头部</w:t>
-        </w:r>
-      </w:hyperlink>
+      <w:r>
+        <w:fldChar w:fldCharType="begin"/>
+      </w:r>
+      <w:r>
+        <w:instrText xml:space="preserve"> HYPERLINK \l "_</w:instrText>
+      </w:r>
+      <w:r>
+        <w:instrText>公共头部</w:instrText>
+      </w:r>
+      <w:r>
+        <w:instrText xml:space="preserve">" </w:instrText>
+      </w:r>
+      <w:r>
+        <w:fldChar w:fldCharType="separate"/>
+      </w:r>
+      <w:r>
+        <w:rPr>
+          <w:rStyle w:val="ad"/>
+          <w:rFonts w:hint="eastAsia"/>
+        </w:rPr>
+        <w:t>公共头部</w:t>
+      </w:r>
+      <w:r>
+        <w:rPr>
+          <w:rStyle w:val="ad"/>
+        </w:rPr>
+        <w:fldChar w:fldCharType="end"/>
+      </w:r>
       <w:r>
         <w:rPr>
           <w:rFonts w:hint="eastAsia"/>
@@ -4629,12 +5158,14 @@
                 <w:rFonts w:cstheme="minorHAnsi"/>
               </w:rPr>
             </w:pPr>
+            <w:proofErr w:type="spellStart"/>
             <w:r>
               <w:rPr>
                 <w:rFonts w:cstheme="minorHAnsi"/>
               </w:rPr>
               <w:t>LocationConstraint</w:t>
             </w:r>
+            <w:proofErr w:type="spellEnd"/>
           </w:p>
         </w:tc>
         <w:tc>
@@ -4652,7 +5183,14 @@
               <w:rPr>
                 <w:rFonts w:cstheme="minorHAnsi"/>
               </w:rPr>
-              <w:t>Speciﬁes the region where the bucket resides.</w:t>
+              <w:t xml:space="preserve">Speciﬁes the region where the bucket </w:t>
+            </w:r>
+            <w:proofErr w:type="gramStart"/>
+            <w:r>
+              <w:rPr>
+                <w:rFonts w:cstheme="minorHAnsi"/>
+              </w:rPr>
+              <w:t>resides.</w:t>
             </w:r>
             <w:r>
               <w:rPr>
@@ -4660,6 +5198,7 @@
               </w:rPr>
               <w:t>.</w:t>
             </w:r>
+            <w:proofErr w:type="gramEnd"/>
           </w:p>
           <w:p>
             <w:pPr>
@@ -4753,6 +5292,7 @@
               </w:rPr>
               <w:t>}</w:t>
             </w:r>
+            <w:proofErr w:type="gramStart"/>
             <w:r>
               <w:rPr>
                 <w:i/>
@@ -4772,6 +5312,7 @@
               </w:rPr>
               <w:t>location</w:t>
             </w:r>
+            <w:proofErr w:type="gramEnd"/>
             <w:r>
               <w:rPr>
                 <w:i/>
@@ -4866,7 +5407,21 @@
         <w:rPr>
           <w:rFonts w:hint="eastAsia"/>
         </w:rPr>
-        <w:t>响应样例（桶所在区域为</w:t>
+        <w:t>响应样例（</w:t>
+      </w:r>
+      <w:proofErr w:type="gramStart"/>
+      <w:r>
+        <w:rPr>
+          <w:rFonts w:hint="eastAsia"/>
+        </w:rPr>
+        <w:t>桶所在</w:t>
+      </w:r>
+      <w:proofErr w:type="gramEnd"/>
+      <w:r>
+        <w:rPr>
+          <w:rFonts w:hint="eastAsia"/>
+        </w:rPr>
+        <w:t>区域为</w:t>
       </w:r>
       <w:r>
         <w:rPr>
@@ -4909,12 +5464,14 @@
               </w:rPr>
               <w:t>&lt;</w:t>
             </w:r>
+            <w:proofErr w:type="spellStart"/>
             <w:r>
               <w:rPr>
                 <w:i/>
               </w:rPr>
               <w:t>LocationConstraint</w:t>
             </w:r>
+            <w:proofErr w:type="spellEnd"/>
             <w:r>
               <w:rPr>
                 <w:i/>
@@ -4934,12 +5491,14 @@
               </w:rPr>
               <w:t>&lt;/</w:t>
             </w:r>
+            <w:proofErr w:type="spellStart"/>
             <w:r>
               <w:rPr>
                 <w:i/>
               </w:rPr>
               <w:t>LocationConstraint</w:t>
             </w:r>
+            <w:proofErr w:type="spellEnd"/>
             <w:r>
               <w:rPr>
                 <w:i/>
@@ -4956,7 +5515,21 @@
         <w:rPr>
           <w:rFonts w:hint="eastAsia"/>
         </w:rPr>
-        <w:t>响应样例（桶没有配置区域）：</w:t>
+        <w:t>响应样例（</w:t>
+      </w:r>
+      <w:proofErr w:type="gramStart"/>
+      <w:r>
+        <w:rPr>
+          <w:rFonts w:hint="eastAsia"/>
+        </w:rPr>
+        <w:t>桶没有</w:t>
+      </w:r>
+      <w:proofErr w:type="gramEnd"/>
+      <w:r>
+        <w:rPr>
+          <w:rFonts w:hint="eastAsia"/>
+        </w:rPr>
+        <w:t>配置区域）：</w:t>
       </w:r>
     </w:p>
     <w:tbl>
@@ -4988,8 +5561,16 @@
               <w:rPr>
                 <w:i/>
               </w:rPr>
-              <w:t xml:space="preserve"> LocationConstraint</w:t>
-            </w:r>
+              <w:t xml:space="preserve"> </w:t>
+            </w:r>
+            <w:proofErr w:type="spellStart"/>
+            <w:r>
+              <w:rPr>
+                <w:i/>
+              </w:rPr>
+              <w:t>LocationConstraint</w:t>
+            </w:r>
+            <w:proofErr w:type="spellEnd"/>
             <w:r>
               <w:rPr>
                 <w:rFonts w:hint="eastAsia"/>
@@ -5003,8 +5584,6 @@
               </w:rPr>
               <w:t>&gt;</w:t>
             </w:r>
-            <w:bookmarkStart w:id="2" w:name="_GoBack"/>
-            <w:bookmarkEnd w:id="2"/>
           </w:p>
         </w:tc>
       </w:tr>
@@ -5059,15 +5638,34 @@
         </w:rPr>
         <w:t>，参考</w:t>
       </w:r>
-      <w:hyperlink w:anchor="_公共头部" w:history="1">
-        <w:r>
-          <w:rPr>
-            <w:rStyle w:val="ad"/>
-            <w:rFonts w:hint="eastAsia"/>
-          </w:rPr>
-          <w:t>公共头部</w:t>
-        </w:r>
-      </w:hyperlink>
+      <w:r>
+        <w:fldChar w:fldCharType="begin"/>
+      </w:r>
+      <w:r>
+        <w:instrText xml:space="preserve"> HYPERLINK \l "_</w:instrText>
+      </w:r>
+      <w:r>
+        <w:instrText>公共头部</w:instrText>
+      </w:r>
+      <w:r>
+        <w:instrText xml:space="preserve">" </w:instrText>
+      </w:r>
+      <w:r>
+        <w:fldChar w:fldCharType="separate"/>
+      </w:r>
+      <w:r>
+        <w:rPr>
+          <w:rStyle w:val="ad"/>
+          <w:rFonts w:hint="eastAsia"/>
+        </w:rPr>
+        <w:t>公共头部</w:t>
+      </w:r>
+      <w:r>
+        <w:rPr>
+          <w:rStyle w:val="ad"/>
+        </w:rPr>
+        <w:fldChar w:fldCharType="end"/>
+      </w:r>
       <w:r>
         <w:rPr>
           <w:rFonts w:hint="eastAsia"/>
@@ -5188,9 +5786,11 @@
             <w:pPr>
               <w:ind w:left="0"/>
             </w:pPr>
+            <w:proofErr w:type="spellStart"/>
             <w:r>
               <w:t>VersioningConfiguration</w:t>
             </w:r>
+            <w:proofErr w:type="spellEnd"/>
           </w:p>
         </w:tc>
         <w:tc>
@@ -5288,12 +5888,14 @@
               </w:rPr>
               <w:t xml:space="preserve">: </w:t>
             </w:r>
+            <w:proofErr w:type="spellStart"/>
             <w:r>
               <w:rPr>
                 <w:rFonts w:hint="eastAsia"/>
               </w:rPr>
               <w:t>Enum</w:t>
             </w:r>
+            <w:proofErr w:type="spellEnd"/>
           </w:p>
           <w:p>
             <w:pPr>
@@ -5335,8 +5937,13 @@
               <w:ind w:left="0"/>
             </w:pPr>
             <w:r>
-              <w:t>Ancestor: VersioningConfiguration</w:t>
-            </w:r>
+              <w:t xml:space="preserve">Ancestor: </w:t>
+            </w:r>
+            <w:proofErr w:type="spellStart"/>
+            <w:r>
+              <w:t>VersioningConfiguration</w:t>
+            </w:r>
+            <w:proofErr w:type="spellEnd"/>
           </w:p>
         </w:tc>
         <w:tc>
@@ -5398,15 +6005,34 @@
         </w:rPr>
         <w:t>，参考</w:t>
       </w:r>
-      <w:hyperlink w:anchor="_公共头部" w:history="1">
-        <w:r>
-          <w:rPr>
-            <w:rStyle w:val="ad"/>
-            <w:rFonts w:hint="eastAsia"/>
-          </w:rPr>
-          <w:t>公共头部</w:t>
-        </w:r>
-      </w:hyperlink>
+      <w:r>
+        <w:fldChar w:fldCharType="begin"/>
+      </w:r>
+      <w:r>
+        <w:instrText xml:space="preserve"> HYPERLINK \l "_</w:instrText>
+      </w:r>
+      <w:r>
+        <w:instrText>公共头部</w:instrText>
+      </w:r>
+      <w:r>
+        <w:instrText xml:space="preserve">" </w:instrText>
+      </w:r>
+      <w:r>
+        <w:fldChar w:fldCharType="separate"/>
+      </w:r>
+      <w:r>
+        <w:rPr>
+          <w:rStyle w:val="ad"/>
+          <w:rFonts w:hint="eastAsia"/>
+        </w:rPr>
+        <w:t>公共头部</w:t>
+      </w:r>
+      <w:r>
+        <w:rPr>
+          <w:rStyle w:val="ad"/>
+        </w:rPr>
+        <w:fldChar w:fldCharType="end"/>
+      </w:r>
       <w:r>
         <w:rPr>
           <w:rStyle w:val="ad"/>
@@ -5479,6 +6105,7 @@
               </w:rPr>
               <w:t>}</w:t>
             </w:r>
+            <w:proofErr w:type="gramStart"/>
             <w:r>
               <w:rPr>
                 <w:i/>
@@ -5489,7 +6116,14 @@
               <w:rPr>
                 <w:i/>
               </w:rPr>
-              <w:t xml:space="preserve">?versioning HTTP/1.1 </w:t>
+              <w:t>?versioning</w:t>
+            </w:r>
+            <w:proofErr w:type="gramEnd"/>
+            <w:r>
+              <w:rPr>
+                <w:i/>
+              </w:rPr>
+              <w:t xml:space="preserve"> HTTP/1.1 </w:t>
             </w:r>
           </w:p>
           <w:p>
@@ -5536,7 +6170,21 @@
               <w:rPr>
                 <w:i/>
               </w:rPr>
-              <w:t xml:space="preserve">Date: Wed, 01 Mar  2006 12:00:00 GMT </w:t>
+              <w:t xml:space="preserve">Date: Wed, 01 </w:t>
+            </w:r>
+            <w:proofErr w:type="gramStart"/>
+            <w:r>
+              <w:rPr>
+                <w:i/>
+              </w:rPr>
+              <w:t>Mar  2006</w:t>
+            </w:r>
+            <w:proofErr w:type="gramEnd"/>
+            <w:r>
+              <w:rPr>
+                <w:i/>
+              </w:rPr>
+              <w:t xml:space="preserve"> 12:00:00 GMT </w:t>
             </w:r>
           </w:p>
           <w:p>
@@ -5600,7 +6248,21 @@
               <w:rPr>
                 <w:i/>
               </w:rPr>
-              <w:t>&lt;VersioningConfiguration&gt;</w:t>
+              <w:t>&lt;</w:t>
+            </w:r>
+            <w:proofErr w:type="spellStart"/>
+            <w:r>
+              <w:rPr>
+                <w:i/>
+              </w:rPr>
+              <w:t>VersioningConfiguration</w:t>
+            </w:r>
+            <w:proofErr w:type="spellEnd"/>
+            <w:r>
+              <w:rPr>
+                <w:i/>
+              </w:rPr>
+              <w:t>&gt;</w:t>
             </w:r>
           </w:p>
           <w:p>
@@ -5625,7 +6287,21 @@
               <w:rPr>
                 <w:i/>
               </w:rPr>
-              <w:t>&lt;/VersioningConfiguration&gt;</w:t>
+              <w:t>&lt;/</w:t>
+            </w:r>
+            <w:proofErr w:type="spellStart"/>
+            <w:r>
+              <w:rPr>
+                <w:i/>
+              </w:rPr>
+              <w:t>VersioningConfiguration</w:t>
+            </w:r>
+            <w:proofErr w:type="spellEnd"/>
+            <w:r>
+              <w:rPr>
+                <w:i/>
+              </w:rPr>
+              <w:t>&gt;</w:t>
             </w:r>
           </w:p>
         </w:tc>
@@ -5724,15 +6400,34 @@
         </w:rPr>
         <w:t>，参考</w:t>
       </w:r>
-      <w:hyperlink w:anchor="_公共头部" w:history="1">
-        <w:r>
-          <w:rPr>
-            <w:rStyle w:val="ad"/>
-            <w:rFonts w:hint="eastAsia"/>
-          </w:rPr>
-          <w:t>公共头部</w:t>
-        </w:r>
-      </w:hyperlink>
+      <w:r>
+        <w:fldChar w:fldCharType="begin"/>
+      </w:r>
+      <w:r>
+        <w:instrText xml:space="preserve"> HYPERLINK \l "_</w:instrText>
+      </w:r>
+      <w:r>
+        <w:instrText>公共头部</w:instrText>
+      </w:r>
+      <w:r>
+        <w:instrText xml:space="preserve">" </w:instrText>
+      </w:r>
+      <w:r>
+        <w:fldChar w:fldCharType="separate"/>
+      </w:r>
+      <w:r>
+        <w:rPr>
+          <w:rStyle w:val="ad"/>
+          <w:rFonts w:hint="eastAsia"/>
+        </w:rPr>
+        <w:t>公共头部</w:t>
+      </w:r>
+      <w:r>
+        <w:rPr>
+          <w:rStyle w:val="ad"/>
+        </w:rPr>
+        <w:fldChar w:fldCharType="end"/>
+      </w:r>
       <w:r>
         <w:rPr>
           <w:rFonts w:hint="eastAsia"/>
@@ -5866,12 +6561,14 @@
                 <w:rFonts w:cstheme="minorHAnsi"/>
               </w:rPr>
             </w:pPr>
+            <w:proofErr w:type="spellStart"/>
             <w:r>
               <w:rPr>
                 <w:rFonts w:cstheme="minorHAnsi"/>
               </w:rPr>
               <w:t>VersioningConfiguration</w:t>
             </w:r>
+            <w:proofErr w:type="spellEnd"/>
           </w:p>
         </w:tc>
         <w:tc>
@@ -6002,8 +6699,16 @@
               <w:rPr>
                 <w:rFonts w:cstheme="minorHAnsi"/>
               </w:rPr>
-              <w:t>Ancestor: VersioningConfiguration</w:t>
-            </w:r>
+              <w:t xml:space="preserve">Ancestor: </w:t>
+            </w:r>
+            <w:proofErr w:type="spellStart"/>
+            <w:r>
+              <w:rPr>
+                <w:rFonts w:cstheme="minorHAnsi"/>
+              </w:rPr>
+              <w:t>VersioningConfiguration</w:t>
+            </w:r>
+            <w:proofErr w:type="spellEnd"/>
           </w:p>
         </w:tc>
       </w:tr>
@@ -6077,6 +6782,7 @@
               </w:rPr>
               <w:t>}</w:t>
             </w:r>
+            <w:proofErr w:type="gramStart"/>
             <w:r>
               <w:rPr>
                 <w:i/>
@@ -6087,7 +6793,14 @@
               <w:rPr>
                 <w:i/>
               </w:rPr>
-              <w:t xml:space="preserve">?versioning HTTP/1.1 </w:t>
+              <w:t>?versioning</w:t>
+            </w:r>
+            <w:proofErr w:type="gramEnd"/>
+            <w:r>
+              <w:rPr>
+                <w:i/>
+              </w:rPr>
+              <w:t xml:space="preserve"> HTTP/1.1 </w:t>
             </w:r>
           </w:p>
           <w:p>
@@ -6200,7 +6913,21 @@
               <w:rPr>
                 <w:i/>
               </w:rPr>
-              <w:t>&lt;VersioningConfiguration&gt;</w:t>
+              <w:t>&lt;</w:t>
+            </w:r>
+            <w:proofErr w:type="spellStart"/>
+            <w:r>
+              <w:rPr>
+                <w:i/>
+              </w:rPr>
+              <w:t>VersioningConfiguration</w:t>
+            </w:r>
+            <w:proofErr w:type="spellEnd"/>
+            <w:r>
+              <w:rPr>
+                <w:i/>
+              </w:rPr>
+              <w:t>&gt;</w:t>
             </w:r>
           </w:p>
           <w:p>
@@ -6225,7 +6952,21 @@
               <w:rPr>
                 <w:i/>
               </w:rPr>
-              <w:t>&lt;/VersioningConfiguration&gt;</w:t>
+              <w:t>&lt;/</w:t>
+            </w:r>
+            <w:proofErr w:type="spellStart"/>
+            <w:r>
+              <w:rPr>
+                <w:i/>
+              </w:rPr>
+              <w:t>VersioningConfiguration</w:t>
+            </w:r>
+            <w:proofErr w:type="spellEnd"/>
+            <w:r>
+              <w:rPr>
+                <w:i/>
+              </w:rPr>
+              <w:t>&gt;</w:t>
             </w:r>
           </w:p>
         </w:tc>
@@ -6266,7 +7007,21 @@
               <w:rPr>
                 <w:i/>
               </w:rPr>
-              <w:t>&lt;VersioningConfiguratio&gt;</w:t>
+              <w:t>&lt;</w:t>
+            </w:r>
+            <w:proofErr w:type="spellStart"/>
+            <w:r>
+              <w:rPr>
+                <w:i/>
+              </w:rPr>
+              <w:t>VersioningConfiguratio</w:t>
+            </w:r>
+            <w:proofErr w:type="spellEnd"/>
+            <w:r>
+              <w:rPr>
+                <w:i/>
+              </w:rPr>
+              <w:t>&gt;</w:t>
             </w:r>
           </w:p>
           <w:p>
@@ -6291,7 +7046,21 @@
               <w:rPr>
                 <w:i/>
               </w:rPr>
-              <w:t>&lt;/VersioningConfiguration&gt;</w:t>
+              <w:t>&lt;/</w:t>
+            </w:r>
+            <w:proofErr w:type="spellStart"/>
+            <w:r>
+              <w:rPr>
+                <w:i/>
+              </w:rPr>
+              <w:t>VersioningConfiguration</w:t>
+            </w:r>
+            <w:proofErr w:type="spellEnd"/>
+            <w:r>
+              <w:rPr>
+                <w:i/>
+              </w:rPr>
+              <w:t>&gt;</w:t>
             </w:r>
           </w:p>
         </w:tc>
@@ -6319,20 +7088,422 @@
       <w:tr>
         <w:tc>
           <w:tcPr>
-            <w:tcW w:w="8296" w:type="dxa"/>
-          </w:tcPr>
-          <w:p>
-            <w:pPr>
-              <w:ind w:left="0"/>
-              <w:rPr>
-                <w:i/>
-              </w:rPr>
-            </w:pPr>
-            <w:r>
-              <w:rPr>
-                <w:i/>
-              </w:rPr>
-              <w:t>&lt;VersioningConfiguration/&gt;</w:t>
+            <w:tcW w:w="7956" w:type="dxa"/>
+          </w:tcPr>
+          <w:p>
+            <w:pPr>
+              <w:ind w:left="0"/>
+              <w:rPr>
+                <w:i/>
+              </w:rPr>
+            </w:pPr>
+            <w:r>
+              <w:rPr>
+                <w:i/>
+              </w:rPr>
+              <w:t>&lt;</w:t>
+            </w:r>
+            <w:proofErr w:type="spellStart"/>
+            <w:r>
+              <w:rPr>
+                <w:i/>
+              </w:rPr>
+              <w:t>VersioningConfiguration</w:t>
+            </w:r>
+            <w:proofErr w:type="spellEnd"/>
+            <w:r>
+              <w:rPr>
+                <w:i/>
+              </w:rPr>
+              <w:t>/&gt;</w:t>
+            </w:r>
+          </w:p>
+        </w:tc>
+      </w:tr>
+    </w:tbl>
+    <w:p>
+      <w:pPr>
+        <w:pStyle w:val="3"/>
+        <w:ind w:left="210"/>
+      </w:pPr>
+      <w:r>
+        <w:rPr>
+          <w:rFonts w:hint="eastAsia"/>
+        </w:rPr>
+        <w:lastRenderedPageBreak/>
+        <w:t>PUT Bucket delimiter</w:t>
+      </w:r>
+      <w:r>
+        <w:t xml:space="preserve">  </w:t>
+      </w:r>
+    </w:p>
+    <w:p>
+      <w:pPr>
+        <w:ind w:left="0" w:firstLineChars="200" w:firstLine="420"/>
+      </w:pPr>
+      <w:r>
+        <w:t>Request Headers</w:t>
+      </w:r>
+      <w:r>
+        <w:rPr>
+          <w:rFonts w:hint="eastAsia"/>
+        </w:rPr>
+        <w:t>：无特殊</w:t>
+      </w:r>
+      <w:r>
+        <w:rPr>
+          <w:rFonts w:hint="eastAsia"/>
+        </w:rPr>
+        <w:t>Header</w:t>
+      </w:r>
+      <w:r>
+        <w:rPr>
+          <w:rFonts w:hint="eastAsia"/>
+        </w:rPr>
+        <w:t>，参考</w:t>
+      </w:r>
+      <w:r>
+        <w:fldChar w:fldCharType="begin"/>
+      </w:r>
+      <w:r>
+        <w:instrText xml:space="preserve"> HYPERLINK \l "_</w:instrText>
+      </w:r>
+      <w:r>
+        <w:instrText>公共头部</w:instrText>
+      </w:r>
+      <w:r>
+        <w:instrText xml:space="preserve">" </w:instrText>
+      </w:r>
+      <w:r>
+        <w:fldChar w:fldCharType="separate"/>
+      </w:r>
+      <w:r>
+        <w:rPr>
+          <w:rStyle w:val="ad"/>
+          <w:rFonts w:hint="eastAsia"/>
+        </w:rPr>
+        <w:t>公共头部</w:t>
+      </w:r>
+      <w:r>
+        <w:rPr>
+          <w:rStyle w:val="ad"/>
+        </w:rPr>
+        <w:fldChar w:fldCharType="end"/>
+      </w:r>
+      <w:r>
+        <w:rPr>
+          <w:rFonts w:hint="eastAsia"/>
+        </w:rPr>
+        <w:t>。</w:t>
+      </w:r>
+    </w:p>
+    <w:p>
+      <w:pPr>
+        <w:ind w:left="0" w:firstLineChars="200" w:firstLine="420"/>
+      </w:pPr>
+    </w:p>
+    <w:p>
+      <w:pPr>
+        <w:ind w:left="0" w:firstLineChars="200" w:firstLine="420"/>
+      </w:pPr>
+      <w:r>
+        <w:rPr>
+          <w:rFonts w:hint="eastAsia"/>
+        </w:rPr>
+        <w:t>Request</w:t>
+      </w:r>
+      <w:r>
+        <w:t xml:space="preserve"> </w:t>
+      </w:r>
+      <w:r>
+        <w:rPr>
+          <w:rFonts w:hint="eastAsia"/>
+        </w:rPr>
+        <w:t>body</w:t>
+      </w:r>
+      <w:r>
+        <w:rPr>
+          <w:rFonts w:hint="eastAsia"/>
+        </w:rPr>
+        <w:t>：</w:t>
+      </w:r>
+    </w:p>
+    <w:tbl>
+      <w:tblPr>
+        <w:tblStyle w:val="a9"/>
+        <w:tblW w:w="0" w:type="auto"/>
+        <w:tblInd w:w="357" w:type="dxa"/>
+        <w:tblLook w:val="04A0" w:firstRow="1" w:lastRow="0" w:firstColumn="1" w:lastColumn="0" w:noHBand="0" w:noVBand="1"/>
+      </w:tblPr>
+      <w:tblGrid>
+        <w:gridCol w:w="2169"/>
+        <w:gridCol w:w="4464"/>
+        <w:gridCol w:w="1306"/>
+      </w:tblGrid>
+      <w:tr>
+        <w:trPr>
+          <w:trHeight w:val="489"/>
+        </w:trPr>
+        <w:tc>
+          <w:tcPr>
+            <w:tcW w:w="2169" w:type="dxa"/>
+            <w:shd w:val="clear" w:color="auto" w:fill="DAEEF3" w:themeFill="accent5" w:themeFillTint="33"/>
+          </w:tcPr>
+          <w:p>
+            <w:pPr>
+              <w:ind w:left="0"/>
+            </w:pPr>
+            <w:r>
+              <w:rPr>
+                <w:rFonts w:hint="eastAsia"/>
+                <w:b/>
+              </w:rPr>
+              <w:t>Name</w:t>
+            </w:r>
+          </w:p>
+        </w:tc>
+        <w:tc>
+          <w:tcPr>
+            <w:tcW w:w="4464" w:type="dxa"/>
+            <w:shd w:val="clear" w:color="auto" w:fill="DAEEF3" w:themeFill="accent5" w:themeFillTint="33"/>
+          </w:tcPr>
+          <w:p>
+            <w:pPr>
+              <w:ind w:left="0"/>
+            </w:pPr>
+            <w:r>
+              <w:rPr>
+                <w:rFonts w:hint="eastAsia"/>
+                <w:b/>
+              </w:rPr>
+              <w:t>Description</w:t>
+            </w:r>
+          </w:p>
+        </w:tc>
+        <w:tc>
+          <w:tcPr>
+            <w:tcW w:w="1306" w:type="dxa"/>
+            <w:shd w:val="clear" w:color="auto" w:fill="DAEEF3" w:themeFill="accent5" w:themeFillTint="33"/>
+          </w:tcPr>
+          <w:p>
+            <w:pPr>
+              <w:ind w:left="0"/>
+            </w:pPr>
+            <w:r>
+              <w:rPr>
+                <w:b/>
+              </w:rPr>
+              <w:t>Required</w:t>
+            </w:r>
+          </w:p>
+        </w:tc>
+      </w:tr>
+      <w:tr>
+        <w:trPr>
+          <w:trHeight w:val="489"/>
+        </w:trPr>
+        <w:tc>
+          <w:tcPr>
+            <w:tcW w:w="2169" w:type="dxa"/>
+          </w:tcPr>
+          <w:p>
+            <w:pPr>
+              <w:ind w:left="0"/>
+            </w:pPr>
+            <w:proofErr w:type="spellStart"/>
+            <w:r>
+              <w:rPr>
+                <w:rFonts w:cstheme="minorHAnsi"/>
+              </w:rPr>
+              <w:t>Delimiter</w:t>
+            </w:r>
+            <w:r>
+              <w:rPr>
+                <w:rFonts w:cstheme="minorHAnsi"/>
+              </w:rPr>
+              <w:t>Configuration</w:t>
+            </w:r>
+            <w:proofErr w:type="spellEnd"/>
+          </w:p>
+        </w:tc>
+        <w:tc>
+          <w:tcPr>
+            <w:tcW w:w="4464" w:type="dxa"/>
+          </w:tcPr>
+          <w:p>
+            <w:pPr>
+              <w:ind w:left="0"/>
+              <w:rPr>
+                <w:rFonts w:cstheme="minorHAnsi"/>
+              </w:rPr>
+            </w:pPr>
+            <w:r>
+              <w:rPr>
+                <w:rFonts w:cstheme="minorHAnsi"/>
+              </w:rPr>
+              <w:t>Container for the bucket delimiter.</w:t>
+            </w:r>
+          </w:p>
+          <w:p>
+            <w:pPr>
+              <w:ind w:left="0"/>
+              <w:rPr>
+                <w:rFonts w:cstheme="minorHAnsi"/>
+              </w:rPr>
+            </w:pPr>
+            <w:r>
+              <w:rPr>
+                <w:rFonts w:cstheme="minorHAnsi"/>
+              </w:rPr>
+              <w:t>Type: Container</w:t>
+            </w:r>
+          </w:p>
+          <w:p>
+            <w:pPr>
+              <w:ind w:left="0"/>
+              <w:rPr>
+                <w:rFonts w:cstheme="minorHAnsi"/>
+              </w:rPr>
+            </w:pPr>
+            <w:r>
+              <w:rPr>
+                <w:rFonts w:cstheme="minorHAnsi"/>
+              </w:rPr>
+              <w:t>Children: Delimiter</w:t>
+            </w:r>
+          </w:p>
+          <w:p>
+            <w:pPr>
+              <w:ind w:left="0"/>
+            </w:pPr>
+            <w:r>
+              <w:rPr>
+                <w:rFonts w:cstheme="minorHAnsi"/>
+              </w:rPr>
+              <w:t>Ancestor: None</w:t>
+            </w:r>
+          </w:p>
+        </w:tc>
+        <w:tc>
+          <w:tcPr>
+            <w:tcW w:w="1306" w:type="dxa"/>
+          </w:tcPr>
+          <w:p>
+            <w:pPr>
+              <w:ind w:left="0"/>
+            </w:pPr>
+            <w:r>
+              <w:rPr>
+                <w:rFonts w:hint="eastAsia"/>
+              </w:rPr>
+              <w:t>No</w:t>
+            </w:r>
+          </w:p>
+        </w:tc>
+      </w:tr>
+      <w:tr>
+        <w:trPr>
+          <w:trHeight w:val="555"/>
+        </w:trPr>
+        <w:tc>
+          <w:tcPr>
+            <w:tcW w:w="2169" w:type="dxa"/>
+          </w:tcPr>
+          <w:p>
+            <w:pPr>
+              <w:ind w:left="0"/>
+            </w:pPr>
+            <w:r>
+              <w:rPr>
+                <w:rFonts w:cstheme="minorHAnsi"/>
+              </w:rPr>
+              <w:t>Delimiter</w:t>
+            </w:r>
+          </w:p>
+        </w:tc>
+        <w:tc>
+          <w:tcPr>
+            <w:tcW w:w="4464" w:type="dxa"/>
+          </w:tcPr>
+          <w:p>
+            <w:pPr>
+              <w:ind w:left="0"/>
+              <w:rPr>
+                <w:rFonts w:cstheme="minorHAnsi"/>
+              </w:rPr>
+            </w:pPr>
+            <w:r>
+              <w:rPr>
+                <w:rFonts w:cstheme="minorHAnsi"/>
+              </w:rPr>
+              <w:t xml:space="preserve">The delimiter of the bucket. </w:t>
+            </w:r>
+          </w:p>
+          <w:p>
+            <w:pPr>
+              <w:ind w:left="0"/>
+              <w:rPr>
+                <w:rFonts w:cstheme="minorHAnsi"/>
+              </w:rPr>
+            </w:pPr>
+            <w:r>
+              <w:rPr>
+                <w:rFonts w:cstheme="minorHAnsi"/>
+              </w:rPr>
+              <w:t xml:space="preserve">Type: </w:t>
+            </w:r>
+            <w:r>
+              <w:rPr>
+                <w:rFonts w:cstheme="minorHAnsi" w:hint="eastAsia"/>
+              </w:rPr>
+              <w:t>a</w:t>
+            </w:r>
+            <w:r>
+              <w:rPr>
+                <w:rFonts w:cstheme="minorHAnsi"/>
+              </w:rPr>
+              <w:t xml:space="preserve"> </w:t>
+            </w:r>
+            <w:r>
+              <w:t>character</w:t>
+            </w:r>
+          </w:p>
+          <w:p>
+            <w:pPr>
+              <w:ind w:left="0"/>
+            </w:pPr>
+            <w:r>
+              <w:rPr>
+                <w:rFonts w:cstheme="minorHAnsi"/>
+              </w:rPr>
+              <w:t xml:space="preserve">Ancestor: </w:t>
+            </w:r>
+            <w:proofErr w:type="spellStart"/>
+            <w:r>
+              <w:rPr>
+                <w:rFonts w:cstheme="minorHAnsi"/>
+              </w:rPr>
+              <w:t>Delimiter</w:t>
+            </w:r>
+            <w:r>
+              <w:rPr>
+                <w:rFonts w:cstheme="minorHAnsi"/>
+              </w:rPr>
+              <w:t>Configuration</w:t>
+            </w:r>
+            <w:proofErr w:type="spellEnd"/>
+          </w:p>
+        </w:tc>
+        <w:tc>
+          <w:tcPr>
+            <w:tcW w:w="1306" w:type="dxa"/>
+          </w:tcPr>
+          <w:p>
+            <w:pPr>
+              <w:ind w:left="0"/>
+            </w:pPr>
+            <w:r>
+              <w:t>Yes</w:t>
             </w:r>
           </w:p>
         </w:tc>
@@ -6341,13 +7512,1219 @@
     <w:p/>
     <w:p>
       <w:pPr>
+        <w:ind w:left="0" w:firstLineChars="200" w:firstLine="420"/>
+      </w:pPr>
+      <w:r>
+        <w:rPr>
+          <w:rFonts w:hint="eastAsia"/>
+        </w:rPr>
+        <w:t>Response</w:t>
+      </w:r>
+      <w:r>
+        <w:t xml:space="preserve"> </w:t>
+      </w:r>
+      <w:r>
+        <w:rPr>
+          <w:rFonts w:hint="eastAsia"/>
+        </w:rPr>
+        <w:t>header</w:t>
+      </w:r>
+      <w:r>
+        <w:rPr>
+          <w:rFonts w:hint="eastAsia"/>
+        </w:rPr>
+        <w:t>无特殊</w:t>
+      </w:r>
+      <w:r>
+        <w:rPr>
+          <w:rFonts w:hint="eastAsia"/>
+        </w:rPr>
+        <w:t>Header</w:t>
+      </w:r>
+      <w:r>
+        <w:rPr>
+          <w:rFonts w:hint="eastAsia"/>
+        </w:rPr>
+        <w:t>，参考</w:t>
+      </w:r>
+      <w:r>
+        <w:fldChar w:fldCharType="begin"/>
+      </w:r>
+      <w:r>
+        <w:instrText xml:space="preserve"> HYPERLINK \l "_</w:instrText>
+      </w:r>
+      <w:r>
+        <w:instrText>公共头部</w:instrText>
+      </w:r>
+      <w:r>
+        <w:instrText xml:space="preserve">" </w:instrText>
+      </w:r>
+      <w:r>
+        <w:fldChar w:fldCharType="separate"/>
+      </w:r>
+      <w:r>
+        <w:rPr>
+          <w:rStyle w:val="ad"/>
+          <w:rFonts w:hint="eastAsia"/>
+        </w:rPr>
+        <w:t>公共头部</w:t>
+      </w:r>
+      <w:r>
+        <w:rPr>
+          <w:rStyle w:val="ad"/>
+        </w:rPr>
+        <w:fldChar w:fldCharType="end"/>
+      </w:r>
+      <w:r>
+        <w:rPr>
+          <w:rStyle w:val="ad"/>
+          <w:rFonts w:hint="eastAsia"/>
+        </w:rPr>
+        <w:t>。</w:t>
+      </w:r>
+    </w:p>
+    <w:p/>
+    <w:p>
+      <w:r>
+        <w:rPr>
+          <w:rFonts w:hint="eastAsia"/>
+        </w:rPr>
+        <w:t>请求样例：</w:t>
+      </w:r>
+    </w:p>
+    <w:tbl>
+      <w:tblPr>
+        <w:tblStyle w:val="a9"/>
+        <w:tblW w:w="0" w:type="auto"/>
+        <w:tblInd w:w="340" w:type="dxa"/>
+        <w:tblLook w:val="04A0" w:firstRow="1" w:lastRow="0" w:firstColumn="1" w:lastColumn="0" w:noHBand="0" w:noVBand="1"/>
+      </w:tblPr>
+      <w:tblGrid>
+        <w:gridCol w:w="7956"/>
+      </w:tblGrid>
+      <w:tr>
+        <w:tc>
+          <w:tcPr>
+            <w:tcW w:w="8296" w:type="dxa"/>
+          </w:tcPr>
+          <w:p>
+            <w:pPr>
+              <w:ind w:left="0"/>
+              <w:rPr>
+                <w:i/>
+              </w:rPr>
+            </w:pPr>
+            <w:r>
+              <w:rPr>
+                <w:i/>
+              </w:rPr>
+              <w:t>PUT /</w:t>
+            </w:r>
+            <w:r>
+              <w:rPr>
+                <w:rFonts w:cstheme="minorHAnsi" w:hint="eastAsia"/>
+                <w:i/>
+              </w:rPr>
+              <w:t>{</w:t>
+            </w:r>
+            <w:r>
+              <w:rPr>
+                <w:rFonts w:cstheme="minorHAnsi"/>
+                <w:i/>
+              </w:rPr>
+              <w:t>bucket</w:t>
+            </w:r>
+            <w:r>
+              <w:rPr>
+                <w:rFonts w:cstheme="minorHAnsi" w:hint="eastAsia"/>
+                <w:i/>
+              </w:rPr>
+              <w:t>}</w:t>
+            </w:r>
+            <w:proofErr w:type="gramStart"/>
+            <w:r>
+              <w:rPr>
+                <w:i/>
+              </w:rPr>
+              <w:t>/</w:t>
+            </w:r>
+            <w:r>
+              <w:rPr>
+                <w:i/>
+              </w:rPr>
+              <w:t>?</w:t>
+            </w:r>
+            <w:r>
+              <w:rPr>
+                <w:i/>
+              </w:rPr>
+              <w:t>delimiter</w:t>
+            </w:r>
+            <w:proofErr w:type="gramEnd"/>
+            <w:r>
+              <w:rPr>
+                <w:i/>
+              </w:rPr>
+              <w:t xml:space="preserve"> HTTP/1.1 </w:t>
+            </w:r>
+          </w:p>
+          <w:p>
+            <w:pPr>
+              <w:ind w:left="0"/>
+              <w:rPr>
+                <w:i/>
+              </w:rPr>
+            </w:pPr>
+            <w:r>
+              <w:rPr>
+                <w:i/>
+              </w:rPr>
+              <w:t>Host:</w:t>
+            </w:r>
+            <w:r>
+              <w:rPr>
+                <w:rFonts w:hint="eastAsia"/>
+                <w:i/>
+              </w:rPr>
+              <w:t>sequoia.</w:t>
+            </w:r>
+            <w:r>
+              <w:rPr>
+                <w:i/>
+              </w:rPr>
+              <w:t>s3.com</w:t>
+            </w:r>
+            <w:r>
+              <w:rPr>
+                <w:i/>
+              </w:rPr>
+              <w:t xml:space="preserve"> </w:t>
+            </w:r>
+          </w:p>
+          <w:p>
+            <w:pPr>
+              <w:ind w:left="0"/>
+              <w:rPr>
+                <w:i/>
+              </w:rPr>
+            </w:pPr>
+            <w:r>
+              <w:rPr>
+                <w:i/>
+              </w:rPr>
+              <w:t xml:space="preserve">Date: Wed, 01 </w:t>
+            </w:r>
+            <w:proofErr w:type="gramStart"/>
+            <w:r>
+              <w:rPr>
+                <w:i/>
+              </w:rPr>
+              <w:t>Mar  2006</w:t>
+            </w:r>
+            <w:proofErr w:type="gramEnd"/>
+            <w:r>
+              <w:rPr>
+                <w:i/>
+              </w:rPr>
+              <w:t xml:space="preserve"> 12:00:00 GMT </w:t>
+            </w:r>
+          </w:p>
+          <w:p>
+            <w:pPr>
+              <w:ind w:left="0"/>
+              <w:rPr>
+                <w:i/>
+              </w:rPr>
+            </w:pPr>
+            <w:r>
+              <w:rPr>
+                <w:i/>
+              </w:rPr>
+              <w:t xml:space="preserve">Authorization: authorization string </w:t>
+            </w:r>
+          </w:p>
+          <w:p>
+            <w:pPr>
+              <w:ind w:left="0"/>
+              <w:rPr>
+                <w:i/>
+              </w:rPr>
+            </w:pPr>
+            <w:r>
+              <w:rPr>
+                <w:i/>
+              </w:rPr>
+              <w:t xml:space="preserve">Content-Type: text/plain </w:t>
+            </w:r>
+          </w:p>
+          <w:p>
+            <w:pPr>
+              <w:ind w:left="0"/>
+              <w:rPr>
+                <w:i/>
+              </w:rPr>
+            </w:pPr>
+            <w:r>
+              <w:rPr>
+                <w:i/>
+              </w:rPr>
+              <w:t xml:space="preserve">Content-Length: </w:t>
+            </w:r>
+            <w:r>
+              <w:rPr>
+                <w:i/>
+              </w:rPr>
+              <w:t>xxx</w:t>
+            </w:r>
+          </w:p>
+          <w:p>
+            <w:pPr>
+              <w:ind w:left="0"/>
+              <w:rPr>
+                <w:i/>
+              </w:rPr>
+            </w:pPr>
+          </w:p>
+          <w:p>
+            <w:pPr>
+              <w:ind w:left="0"/>
+              <w:rPr>
+                <w:rFonts w:cstheme="minorHAnsi"/>
+                <w:i/>
+              </w:rPr>
+            </w:pPr>
+            <w:r>
+              <w:rPr>
+                <w:rFonts w:cstheme="minorHAnsi"/>
+                <w:i/>
+              </w:rPr>
+              <w:t>&lt;</w:t>
+            </w:r>
+            <w:proofErr w:type="spellStart"/>
+            <w:r>
+              <w:rPr>
+                <w:rFonts w:cstheme="minorHAnsi"/>
+              </w:rPr>
+              <w:t>Delimiter</w:t>
+            </w:r>
+            <w:r>
+              <w:rPr>
+                <w:rFonts w:cstheme="minorHAnsi"/>
+              </w:rPr>
+              <w:t>Configuration</w:t>
+            </w:r>
+            <w:proofErr w:type="spellEnd"/>
+            <w:r>
+              <w:rPr>
+                <w:rFonts w:cstheme="minorHAnsi"/>
+                <w:i/>
+              </w:rPr>
+              <w:t>&gt;</w:t>
+            </w:r>
+          </w:p>
+          <w:p>
+            <w:pPr>
+              <w:ind w:left="0"/>
+              <w:rPr>
+                <w:rFonts w:cstheme="minorHAnsi"/>
+                <w:i/>
+              </w:rPr>
+            </w:pPr>
+            <w:r>
+              <w:rPr>
+                <w:rFonts w:cstheme="minorHAnsi"/>
+                <w:i/>
+              </w:rPr>
+              <w:t xml:space="preserve">  &lt;</w:t>
+            </w:r>
+            <w:r>
+              <w:rPr>
+                <w:rFonts w:cstheme="minorHAnsi"/>
+              </w:rPr>
+              <w:t xml:space="preserve"> Delimiter</w:t>
+            </w:r>
+            <w:r>
+              <w:rPr>
+                <w:rFonts w:cstheme="minorHAnsi"/>
+                <w:i/>
+              </w:rPr>
+              <w:t xml:space="preserve"> &gt;/&lt;/</w:t>
+            </w:r>
+            <w:r>
+              <w:rPr>
+                <w:rFonts w:cstheme="minorHAnsi"/>
+              </w:rPr>
+              <w:t xml:space="preserve"> Delimiter</w:t>
+            </w:r>
+            <w:r>
+              <w:rPr>
+                <w:rFonts w:cstheme="minorHAnsi"/>
+                <w:i/>
+              </w:rPr>
+              <w:t xml:space="preserve"> &gt; </w:t>
+            </w:r>
+          </w:p>
+          <w:p>
+            <w:pPr>
+              <w:ind w:left="0"/>
+              <w:rPr>
+                <w:i/>
+              </w:rPr>
+            </w:pPr>
+            <w:r>
+              <w:rPr>
+                <w:rFonts w:cstheme="minorHAnsi"/>
+                <w:i/>
+              </w:rPr>
+              <w:t>&lt;/</w:t>
+            </w:r>
+            <w:proofErr w:type="spellStart"/>
+            <w:r>
+              <w:rPr>
+                <w:rFonts w:cstheme="minorHAnsi"/>
+              </w:rPr>
+              <w:t>Delimiter</w:t>
+            </w:r>
+            <w:r>
+              <w:rPr>
+                <w:rFonts w:cstheme="minorHAnsi"/>
+              </w:rPr>
+              <w:t>Configuration</w:t>
+            </w:r>
+            <w:proofErr w:type="spellEnd"/>
+            <w:r>
+              <w:rPr>
+                <w:rFonts w:cstheme="minorHAnsi"/>
+                <w:i/>
+              </w:rPr>
+              <w:t>&gt;</w:t>
+            </w:r>
+          </w:p>
+        </w:tc>
+      </w:tr>
+    </w:tbl>
+    <w:p/>
+    <w:p>
+      <w:r>
+        <w:rPr>
+          <w:rFonts w:hint="eastAsia"/>
+        </w:rPr>
+        <w:t>响应样例：</w:t>
+      </w:r>
+    </w:p>
+    <w:tbl>
+      <w:tblPr>
+        <w:tblStyle w:val="a9"/>
+        <w:tblW w:w="0" w:type="auto"/>
+        <w:tblInd w:w="340" w:type="dxa"/>
+        <w:tblLook w:val="04A0" w:firstRow="1" w:lastRow="0" w:firstColumn="1" w:lastColumn="0" w:noHBand="0" w:noVBand="1"/>
+      </w:tblPr>
+      <w:tblGrid>
+        <w:gridCol w:w="7956"/>
+      </w:tblGrid>
+      <w:tr>
+        <w:tc>
+          <w:tcPr>
+            <w:tcW w:w="7956" w:type="dxa"/>
+          </w:tcPr>
+          <w:p>
+            <w:pPr>
+              <w:ind w:left="0"/>
+              <w:rPr>
+                <w:i/>
+              </w:rPr>
+            </w:pPr>
+            <w:r>
+              <w:rPr>
+                <w:i/>
+              </w:rPr>
+              <w:t xml:space="preserve">HTTP/1.1 200 OK </w:t>
+            </w:r>
+          </w:p>
+          <w:p>
+            <w:pPr>
+              <w:ind w:left="0"/>
+            </w:pPr>
+            <w:r>
+              <w:rPr>
+                <w:i/>
+              </w:rPr>
+              <w:t>Date: Wed, 01 Mar  2006 12:00:00 GMT</w:t>
+            </w:r>
+          </w:p>
+        </w:tc>
+      </w:tr>
+    </w:tbl>
+    <w:p>
+      <w:pPr>
+        <w:pStyle w:val="3"/>
+        <w:ind w:left="210"/>
+      </w:pPr>
+      <w:r>
+        <w:rPr>
+          <w:rFonts w:hint="eastAsia"/>
+        </w:rPr>
+        <w:t>GET Bucket delimiter</w:t>
+      </w:r>
+    </w:p>
+    <w:p>
+      <w:pPr>
+        <w:ind w:left="0" w:firstLineChars="200" w:firstLine="420"/>
+      </w:pPr>
+      <w:r>
+        <w:t>Request Headers</w:t>
+      </w:r>
+      <w:r>
+        <w:rPr>
+          <w:rFonts w:hint="eastAsia"/>
+        </w:rPr>
+        <w:t>：无特殊</w:t>
+      </w:r>
+      <w:r>
+        <w:rPr>
+          <w:rFonts w:hint="eastAsia"/>
+        </w:rPr>
+        <w:t>Header</w:t>
+      </w:r>
+      <w:r>
+        <w:rPr>
+          <w:rFonts w:hint="eastAsia"/>
+        </w:rPr>
+        <w:t>，参考</w:t>
+      </w:r>
+      <w:r>
+        <w:fldChar w:fldCharType="begin"/>
+      </w:r>
+      <w:r>
+        <w:instrText xml:space="preserve"> HYPERLINK \l "_</w:instrText>
+      </w:r>
+      <w:r>
+        <w:instrText>公共头部</w:instrText>
+      </w:r>
+      <w:r>
+        <w:instrText xml:space="preserve">" </w:instrText>
+      </w:r>
+      <w:r>
+        <w:fldChar w:fldCharType="separate"/>
+      </w:r>
+      <w:r>
+        <w:rPr>
+          <w:rStyle w:val="ad"/>
+          <w:rFonts w:hint="eastAsia"/>
+        </w:rPr>
+        <w:t>公共头部</w:t>
+      </w:r>
+      <w:r>
+        <w:rPr>
+          <w:rStyle w:val="ad"/>
+        </w:rPr>
+        <w:fldChar w:fldCharType="end"/>
+      </w:r>
+      <w:r>
+        <w:rPr>
+          <w:rFonts w:hint="eastAsia"/>
+        </w:rPr>
+        <w:t>。</w:t>
+      </w:r>
+    </w:p>
+    <w:p>
+      <w:pPr>
+        <w:ind w:left="0" w:firstLineChars="200" w:firstLine="420"/>
+      </w:pPr>
+    </w:p>
+    <w:p>
+      <w:pPr>
+        <w:ind w:left="0" w:firstLineChars="200" w:firstLine="420"/>
+        <w:rPr>
+          <w:rStyle w:val="ad"/>
+        </w:rPr>
+      </w:pPr>
+      <w:r>
+        <w:rPr>
+          <w:rFonts w:hint="eastAsia"/>
+        </w:rPr>
+        <w:t>Response</w:t>
+      </w:r>
+      <w:r>
+        <w:t xml:space="preserve"> </w:t>
+      </w:r>
+      <w:r>
+        <w:rPr>
+          <w:rFonts w:hint="eastAsia"/>
+        </w:rPr>
+        <w:t>header</w:t>
+      </w:r>
+      <w:r>
+        <w:rPr>
+          <w:rFonts w:hint="eastAsia"/>
+        </w:rPr>
+        <w:t>无特殊</w:t>
+      </w:r>
+      <w:r>
+        <w:rPr>
+          <w:rFonts w:hint="eastAsia"/>
+        </w:rPr>
+        <w:t>Header</w:t>
+      </w:r>
+      <w:r>
+        <w:rPr>
+          <w:rFonts w:hint="eastAsia"/>
+        </w:rPr>
+        <w:t>，参考</w:t>
+      </w:r>
+      <w:r>
+        <w:fldChar w:fldCharType="begin"/>
+      </w:r>
+      <w:r>
+        <w:instrText xml:space="preserve"> HYPERLINK \l "_</w:instrText>
+      </w:r>
+      <w:r>
+        <w:instrText>公共头部</w:instrText>
+      </w:r>
+      <w:r>
+        <w:instrText xml:space="preserve">" </w:instrText>
+      </w:r>
+      <w:r>
+        <w:fldChar w:fldCharType="separate"/>
+      </w:r>
+      <w:r>
+        <w:rPr>
+          <w:rStyle w:val="ad"/>
+          <w:rFonts w:hint="eastAsia"/>
+        </w:rPr>
+        <w:t>公共头部</w:t>
+      </w:r>
+      <w:r>
+        <w:rPr>
+          <w:rStyle w:val="ad"/>
+        </w:rPr>
+        <w:fldChar w:fldCharType="end"/>
+      </w:r>
+      <w:r>
+        <w:rPr>
+          <w:rStyle w:val="ad"/>
+          <w:rFonts w:hint="eastAsia"/>
+        </w:rPr>
+        <w:t>。</w:t>
+      </w:r>
+    </w:p>
+    <w:p>
+      <w:pPr>
+        <w:ind w:left="0" w:firstLineChars="200" w:firstLine="420"/>
+      </w:pPr>
+    </w:p>
+    <w:p>
+      <w:pPr>
+        <w:ind w:left="0" w:firstLineChars="200" w:firstLine="420"/>
+      </w:pPr>
+      <w:r>
+        <w:rPr>
+          <w:rFonts w:hint="eastAsia"/>
+        </w:rPr>
+        <w:t>Response</w:t>
+      </w:r>
+      <w:r>
+        <w:t xml:space="preserve"> </w:t>
+      </w:r>
+      <w:r>
+        <w:rPr>
+          <w:rFonts w:hint="eastAsia"/>
+        </w:rPr>
+        <w:t>element</w:t>
+      </w:r>
+      <w:r>
+        <w:t xml:space="preserve"> </w:t>
+      </w:r>
+      <w:r>
+        <w:rPr>
+          <w:rFonts w:hint="eastAsia"/>
+        </w:rPr>
+        <w:t>in</w:t>
+      </w:r>
+      <w:r>
+        <w:t xml:space="preserve"> </w:t>
+      </w:r>
+      <w:r>
+        <w:rPr>
+          <w:rFonts w:hint="eastAsia"/>
+        </w:rPr>
+        <w:t>body</w:t>
+      </w:r>
+      <w:r>
+        <w:rPr>
+          <w:rFonts w:hint="eastAsia"/>
+        </w:rPr>
+        <w:t>：</w:t>
+      </w:r>
+    </w:p>
+    <w:tbl>
+      <w:tblPr>
+        <w:tblStyle w:val="a9"/>
+        <w:tblW w:w="7938" w:type="dxa"/>
+        <w:tblInd w:w="340" w:type="dxa"/>
+        <w:tblLook w:val="04A0" w:firstRow="1" w:lastRow="0" w:firstColumn="1" w:lastColumn="0" w:noHBand="0" w:noVBand="1"/>
+      </w:tblPr>
+      <w:tblGrid>
+        <w:gridCol w:w="2736"/>
+        <w:gridCol w:w="5202"/>
+      </w:tblGrid>
+      <w:tr>
+        <w:trPr>
+          <w:trHeight w:val="400"/>
+        </w:trPr>
+        <w:tc>
+          <w:tcPr>
+            <w:tcW w:w="2736" w:type="dxa"/>
+            <w:shd w:val="clear" w:color="auto" w:fill="DAEEF3" w:themeFill="accent5" w:themeFillTint="33"/>
+          </w:tcPr>
+          <w:p>
+            <w:pPr>
+              <w:ind w:left="0"/>
+              <w:rPr>
+                <w:b/>
+              </w:rPr>
+            </w:pPr>
+            <w:r>
+              <w:rPr>
+                <w:rFonts w:hint="eastAsia"/>
+                <w:b/>
+              </w:rPr>
+              <w:t>Name</w:t>
+            </w:r>
+          </w:p>
+        </w:tc>
+        <w:tc>
+          <w:tcPr>
+            <w:tcW w:w="5202" w:type="dxa"/>
+            <w:shd w:val="clear" w:color="auto" w:fill="DAEEF3" w:themeFill="accent5" w:themeFillTint="33"/>
+          </w:tcPr>
+          <w:p>
+            <w:pPr>
+              <w:ind w:left="0"/>
+              <w:rPr>
+                <w:b/>
+              </w:rPr>
+            </w:pPr>
+            <w:r>
+              <w:rPr>
+                <w:rFonts w:hint="eastAsia"/>
+                <w:b/>
+              </w:rPr>
+              <w:t>Description</w:t>
+            </w:r>
+          </w:p>
+        </w:tc>
+      </w:tr>
+      <w:tr>
+        <w:trPr>
+          <w:trHeight w:val="391"/>
+        </w:trPr>
+        <w:tc>
+          <w:tcPr>
+            <w:tcW w:w="2736" w:type="dxa"/>
+          </w:tcPr>
+          <w:p>
+            <w:pPr>
+              <w:ind w:left="0"/>
+              <w:rPr>
+                <w:rFonts w:cstheme="minorHAnsi"/>
+              </w:rPr>
+            </w:pPr>
+            <w:proofErr w:type="spellStart"/>
+            <w:r>
+              <w:rPr>
+                <w:rFonts w:cstheme="minorHAnsi"/>
+              </w:rPr>
+              <w:t>Delimiter</w:t>
+            </w:r>
+            <w:r>
+              <w:rPr>
+                <w:rFonts w:cstheme="minorHAnsi"/>
+              </w:rPr>
+              <w:t>Configuration</w:t>
+            </w:r>
+            <w:proofErr w:type="spellEnd"/>
+          </w:p>
+        </w:tc>
+        <w:tc>
+          <w:tcPr>
+            <w:tcW w:w="5202" w:type="dxa"/>
+          </w:tcPr>
+          <w:p>
+            <w:pPr>
+              <w:ind w:left="0"/>
+              <w:rPr>
+                <w:rFonts w:cstheme="minorHAnsi"/>
+              </w:rPr>
+            </w:pPr>
+            <w:r>
+              <w:rPr>
+                <w:rFonts w:cstheme="minorHAnsi"/>
+              </w:rPr>
+              <w:t>Container for the bucket delimiter.</w:t>
+            </w:r>
+          </w:p>
+          <w:p>
+            <w:pPr>
+              <w:ind w:left="0"/>
+              <w:rPr>
+                <w:rFonts w:cstheme="minorHAnsi"/>
+              </w:rPr>
+            </w:pPr>
+            <w:r>
+              <w:rPr>
+                <w:rFonts w:cstheme="minorHAnsi"/>
+              </w:rPr>
+              <w:t>Type: Container</w:t>
+            </w:r>
+          </w:p>
+          <w:p>
+            <w:pPr>
+              <w:ind w:left="0"/>
+              <w:rPr>
+                <w:rFonts w:cstheme="minorHAnsi"/>
+              </w:rPr>
+            </w:pPr>
+            <w:r>
+              <w:rPr>
+                <w:rFonts w:cstheme="minorHAnsi"/>
+              </w:rPr>
+              <w:lastRenderedPageBreak/>
+              <w:t>Children: Delimiter</w:t>
+            </w:r>
+          </w:p>
+          <w:p>
+            <w:pPr>
+              <w:ind w:left="0"/>
+              <w:rPr>
+                <w:rFonts w:cstheme="minorHAnsi"/>
+              </w:rPr>
+            </w:pPr>
+            <w:r>
+              <w:rPr>
+                <w:rFonts w:cstheme="minorHAnsi"/>
+              </w:rPr>
+              <w:t>Ancestor: None</w:t>
+            </w:r>
+          </w:p>
+        </w:tc>
+      </w:tr>
+      <w:tr>
+        <w:trPr>
+          <w:trHeight w:val="391"/>
+        </w:trPr>
+        <w:tc>
+          <w:tcPr>
+            <w:tcW w:w="2736" w:type="dxa"/>
+          </w:tcPr>
+          <w:p>
+            <w:pPr>
+              <w:ind w:left="0"/>
+              <w:rPr>
+                <w:rFonts w:cstheme="minorHAnsi"/>
+              </w:rPr>
+            </w:pPr>
+            <w:r>
+              <w:rPr>
+                <w:rFonts w:cstheme="minorHAnsi"/>
+              </w:rPr>
+              <w:lastRenderedPageBreak/>
+              <w:t>Delimiter</w:t>
+            </w:r>
+          </w:p>
+        </w:tc>
+        <w:tc>
+          <w:tcPr>
+            <w:tcW w:w="5202" w:type="dxa"/>
+          </w:tcPr>
+          <w:p>
+            <w:pPr>
+              <w:ind w:left="0"/>
+              <w:rPr>
+                <w:rFonts w:cstheme="minorHAnsi"/>
+              </w:rPr>
+            </w:pPr>
+            <w:r>
+              <w:rPr>
+                <w:rFonts w:cstheme="minorHAnsi"/>
+              </w:rPr>
+              <w:t xml:space="preserve">The delimiter of the bucket. </w:t>
+            </w:r>
+          </w:p>
+          <w:p>
+            <w:pPr>
+              <w:ind w:left="0"/>
+              <w:rPr>
+                <w:rFonts w:cstheme="minorHAnsi"/>
+              </w:rPr>
+            </w:pPr>
+            <w:r>
+              <w:rPr>
+                <w:rFonts w:cstheme="minorHAnsi"/>
+              </w:rPr>
+              <w:t>Type: Container</w:t>
+            </w:r>
+          </w:p>
+          <w:p>
+            <w:pPr>
+              <w:ind w:left="0"/>
+              <w:rPr>
+                <w:rFonts w:cstheme="minorHAnsi"/>
+              </w:rPr>
+            </w:pPr>
+            <w:r>
+              <w:rPr>
+                <w:rFonts w:cstheme="minorHAnsi"/>
+              </w:rPr>
+              <w:t xml:space="preserve">Ancestor: </w:t>
+            </w:r>
+            <w:proofErr w:type="spellStart"/>
+            <w:r>
+              <w:rPr>
+                <w:rFonts w:cstheme="minorHAnsi"/>
+              </w:rPr>
+              <w:t>Delimiter</w:t>
+            </w:r>
+            <w:r>
+              <w:rPr>
+                <w:rFonts w:cstheme="minorHAnsi"/>
+              </w:rPr>
+              <w:t>Configuration</w:t>
+            </w:r>
+            <w:proofErr w:type="spellEnd"/>
+          </w:p>
+        </w:tc>
+      </w:tr>
+    </w:tbl>
+    <w:p>
+      <w:pPr>
+        <w:rPr>
+          <w:rFonts w:cstheme="minorHAnsi"/>
+        </w:rPr>
+      </w:pPr>
+      <w:r>
+        <w:rPr>
+          <w:rFonts w:cstheme="minorHAnsi"/>
+        </w:rPr>
+        <w:t>请求样例：</w:t>
+      </w:r>
+    </w:p>
+    <w:tbl>
+      <w:tblPr>
+        <w:tblStyle w:val="a9"/>
+        <w:tblW w:w="0" w:type="auto"/>
+        <w:tblInd w:w="340" w:type="dxa"/>
+        <w:tblLook w:val="04A0" w:firstRow="1" w:lastRow="0" w:firstColumn="1" w:lastColumn="0" w:noHBand="0" w:noVBand="1"/>
+      </w:tblPr>
+      <w:tblGrid>
+        <w:gridCol w:w="7956"/>
+      </w:tblGrid>
+      <w:tr>
+        <w:tc>
+          <w:tcPr>
+            <w:tcW w:w="8296" w:type="dxa"/>
+          </w:tcPr>
+          <w:p>
+            <w:pPr>
+              <w:ind w:left="0"/>
+              <w:rPr>
+                <w:rFonts w:cstheme="minorHAnsi"/>
+                <w:i/>
+              </w:rPr>
+            </w:pPr>
+            <w:r>
+              <w:rPr>
+                <w:rFonts w:cstheme="minorHAnsi"/>
+                <w:i/>
+              </w:rPr>
+              <w:t>GET /</w:t>
+            </w:r>
+            <w:r>
+              <w:rPr>
+                <w:rFonts w:cstheme="minorHAnsi" w:hint="eastAsia"/>
+                <w:i/>
+              </w:rPr>
+              <w:t>{</w:t>
+            </w:r>
+            <w:r>
+              <w:rPr>
+                <w:rFonts w:cstheme="minorHAnsi"/>
+                <w:i/>
+              </w:rPr>
+              <w:t>bucket</w:t>
+            </w:r>
+            <w:r>
+              <w:rPr>
+                <w:rFonts w:cstheme="minorHAnsi" w:hint="eastAsia"/>
+                <w:i/>
+              </w:rPr>
+              <w:t>}</w:t>
+            </w:r>
+            <w:proofErr w:type="gramStart"/>
+            <w:r>
+              <w:rPr>
+                <w:rFonts w:cstheme="minorHAnsi"/>
+                <w:i/>
+              </w:rPr>
+              <w:t>/?</w:t>
+            </w:r>
+            <w:r>
+              <w:rPr>
+                <w:rFonts w:cstheme="minorHAnsi"/>
+              </w:rPr>
+              <w:t>delimiter</w:t>
+            </w:r>
+            <w:proofErr w:type="gramEnd"/>
+            <w:r>
+              <w:rPr>
+                <w:rFonts w:cstheme="minorHAnsi"/>
+              </w:rPr>
+              <w:t xml:space="preserve"> </w:t>
+            </w:r>
+            <w:r>
+              <w:rPr>
+                <w:rFonts w:cstheme="minorHAnsi"/>
+                <w:i/>
+              </w:rPr>
+              <w:t xml:space="preserve">HTTP/1.1 </w:t>
+            </w:r>
+          </w:p>
+          <w:p>
+            <w:pPr>
+              <w:ind w:left="0"/>
+              <w:rPr>
+                <w:rFonts w:cstheme="minorHAnsi"/>
+                <w:i/>
+              </w:rPr>
+            </w:pPr>
+            <w:r>
+              <w:rPr>
+                <w:rFonts w:cstheme="minorHAnsi"/>
+                <w:i/>
+              </w:rPr>
+              <w:t xml:space="preserve">Host: sequoia.s3.com </w:t>
+            </w:r>
+          </w:p>
+          <w:p>
+            <w:pPr>
+              <w:ind w:left="0"/>
+              <w:rPr>
+                <w:rFonts w:cstheme="minorHAnsi"/>
+                <w:i/>
+              </w:rPr>
+            </w:pPr>
+            <w:r>
+              <w:rPr>
+                <w:rFonts w:cstheme="minorHAnsi"/>
+                <w:i/>
+              </w:rPr>
+              <w:t xml:space="preserve">Date: Wed, 12 Oct 2009 17:50:00 GMT </w:t>
+            </w:r>
+          </w:p>
+          <w:p>
+            <w:pPr>
+              <w:ind w:left="0"/>
+              <w:rPr>
+                <w:rFonts w:cstheme="minorHAnsi"/>
+                <w:i/>
+              </w:rPr>
+            </w:pPr>
+            <w:r>
+              <w:rPr>
+                <w:rFonts w:cstheme="minorHAnsi"/>
+                <w:i/>
+              </w:rPr>
+              <w:t xml:space="preserve">Authorization: authorization string </w:t>
+            </w:r>
+          </w:p>
+          <w:p>
+            <w:pPr>
+              <w:ind w:left="0"/>
+              <w:rPr>
+                <w:rFonts w:cstheme="minorHAnsi"/>
+              </w:rPr>
+            </w:pPr>
+            <w:r>
+              <w:rPr>
+                <w:rFonts w:cstheme="minorHAnsi"/>
+                <w:i/>
+              </w:rPr>
+              <w:t>Content-Type: text/plain</w:t>
+            </w:r>
+          </w:p>
+        </w:tc>
+      </w:tr>
+    </w:tbl>
+    <w:p>
+      <w:pPr>
+        <w:rPr>
+          <w:rFonts w:cstheme="minorHAnsi"/>
+        </w:rPr>
+      </w:pPr>
+    </w:p>
+    <w:p>
+      <w:pPr>
+        <w:rPr>
+          <w:rFonts w:cstheme="minorHAnsi"/>
+        </w:rPr>
+      </w:pPr>
+      <w:r>
+        <w:rPr>
+          <w:rFonts w:cstheme="minorHAnsi"/>
+        </w:rPr>
+        <w:t>响应样例：</w:t>
+      </w:r>
+    </w:p>
+    <w:tbl>
+      <w:tblPr>
+        <w:tblStyle w:val="a9"/>
+        <w:tblW w:w="0" w:type="auto"/>
+        <w:tblInd w:w="340" w:type="dxa"/>
+        <w:tblLook w:val="04A0" w:firstRow="1" w:lastRow="0" w:firstColumn="1" w:lastColumn="0" w:noHBand="0" w:noVBand="1"/>
+      </w:tblPr>
+      <w:tblGrid>
+        <w:gridCol w:w="7956"/>
+      </w:tblGrid>
+      <w:tr>
+        <w:tc>
+          <w:tcPr>
+            <w:tcW w:w="7956" w:type="dxa"/>
+          </w:tcPr>
+          <w:p>
+            <w:pPr>
+              <w:ind w:left="0"/>
+              <w:rPr>
+                <w:rFonts w:cstheme="minorHAnsi"/>
+                <w:i/>
+              </w:rPr>
+            </w:pPr>
+            <w:r>
+              <w:rPr>
+                <w:rFonts w:cstheme="minorHAnsi"/>
+                <w:i/>
+              </w:rPr>
+              <w:t>&lt;</w:t>
+            </w:r>
+            <w:proofErr w:type="spellStart"/>
+            <w:r>
+              <w:rPr>
+                <w:rFonts w:cstheme="minorHAnsi"/>
+              </w:rPr>
+              <w:t>Delimiter</w:t>
+            </w:r>
+            <w:r>
+              <w:rPr>
+                <w:rFonts w:cstheme="minorHAnsi"/>
+              </w:rPr>
+              <w:t>Configuration</w:t>
+            </w:r>
+            <w:proofErr w:type="spellEnd"/>
+            <w:r>
+              <w:rPr>
+                <w:rFonts w:cstheme="minorHAnsi"/>
+                <w:i/>
+              </w:rPr>
+              <w:t>&gt;</w:t>
+            </w:r>
+          </w:p>
+          <w:p>
+            <w:pPr>
+              <w:ind w:left="0"/>
+              <w:rPr>
+                <w:rFonts w:cstheme="minorHAnsi"/>
+                <w:i/>
+              </w:rPr>
+            </w:pPr>
+            <w:r>
+              <w:rPr>
+                <w:rFonts w:cstheme="minorHAnsi"/>
+                <w:i/>
+              </w:rPr>
+              <w:t xml:space="preserve">  &lt;</w:t>
+            </w:r>
+            <w:r>
+              <w:rPr>
+                <w:rFonts w:cstheme="minorHAnsi"/>
+              </w:rPr>
+              <w:t xml:space="preserve"> Delimiter</w:t>
+            </w:r>
+            <w:r>
+              <w:rPr>
+                <w:rFonts w:cstheme="minorHAnsi"/>
+                <w:i/>
+              </w:rPr>
+              <w:t xml:space="preserve"> &gt;/&lt;/</w:t>
+            </w:r>
+            <w:r>
+              <w:rPr>
+                <w:rFonts w:cstheme="minorHAnsi"/>
+              </w:rPr>
+              <w:t xml:space="preserve"> Delimiter</w:t>
+            </w:r>
+            <w:r>
+              <w:rPr>
+                <w:rFonts w:cstheme="minorHAnsi"/>
+                <w:i/>
+              </w:rPr>
+              <w:t xml:space="preserve"> &gt; </w:t>
+            </w:r>
+          </w:p>
+          <w:p>
+            <w:pPr>
+              <w:ind w:left="0"/>
+              <w:rPr>
+                <w:rFonts w:cstheme="minorHAnsi"/>
+              </w:rPr>
+            </w:pPr>
+            <w:r>
+              <w:rPr>
+                <w:rFonts w:cstheme="minorHAnsi"/>
+                <w:i/>
+              </w:rPr>
+              <w:t>&lt;/</w:t>
+            </w:r>
+            <w:proofErr w:type="spellStart"/>
+            <w:r>
+              <w:rPr>
+                <w:rFonts w:cstheme="minorHAnsi"/>
+              </w:rPr>
+              <w:t>Delimiter</w:t>
+            </w:r>
+            <w:r>
+              <w:rPr>
+                <w:rFonts w:cstheme="minorHAnsi"/>
+              </w:rPr>
+              <w:t>Configuration</w:t>
+            </w:r>
+            <w:proofErr w:type="spellEnd"/>
+            <w:r>
+              <w:rPr>
+                <w:rFonts w:cstheme="minorHAnsi"/>
+                <w:i/>
+              </w:rPr>
+              <w:t>&gt;</w:t>
+            </w:r>
+          </w:p>
+        </w:tc>
+      </w:tr>
+    </w:tbl>
+    <w:p>
+      <w:pPr>
+        <w:ind w:left="0"/>
+        <w:rPr>
+          <w:rFonts w:hint="eastAsia"/>
+          <w:b/>
+        </w:rPr>
+      </w:pPr>
+    </w:p>
+    <w:p>
+      <w:pPr>
         <w:pStyle w:val="2"/>
       </w:pPr>
       <w:r>
         <w:rPr>
           <w:rFonts w:hint="eastAsia"/>
         </w:rPr>
-        <w:lastRenderedPageBreak/>
         <w:t>JAVA API</w:t>
       </w:r>
     </w:p>
@@ -6539,9 +8916,11 @@
             <w:pPr>
               <w:ind w:left="0"/>
             </w:pPr>
+            <w:proofErr w:type="spellStart"/>
             <w:r>
               <w:t>withEndpointConfiguration</w:t>
             </w:r>
+            <w:proofErr w:type="spellEnd"/>
           </w:p>
           <w:p>
             <w:pPr>
@@ -6553,9 +8932,11 @@
               </w:rPr>
               <w:t>参数：</w:t>
             </w:r>
+            <w:proofErr w:type="spellStart"/>
             <w:r>
               <w:t>EndpointConfiguration</w:t>
             </w:r>
+            <w:proofErr w:type="spellEnd"/>
           </w:p>
         </w:tc>
         <w:tc>
@@ -6587,9 +8968,11 @@
             <w:pPr>
               <w:ind w:left="0"/>
             </w:pPr>
+            <w:proofErr w:type="spellStart"/>
             <w:r>
               <w:t>withClientConfiguration</w:t>
             </w:r>
+            <w:proofErr w:type="spellEnd"/>
           </w:p>
           <w:p>
             <w:pPr>
@@ -6601,9 +8984,11 @@
               </w:rPr>
               <w:t>参数：</w:t>
             </w:r>
+            <w:proofErr w:type="spellStart"/>
             <w:r>
               <w:t>ClientConfiguration</w:t>
             </w:r>
+            <w:proofErr w:type="spellEnd"/>
           </w:p>
         </w:tc>
         <w:tc>
@@ -6641,9 +9026,11 @@
             <w:pPr>
               <w:ind w:left="0"/>
             </w:pPr>
+            <w:proofErr w:type="spellStart"/>
             <w:r>
               <w:t>withCredentials</w:t>
             </w:r>
+            <w:proofErr w:type="spellEnd"/>
           </w:p>
           <w:p>
             <w:pPr>
@@ -6655,9 +9042,11 @@
               </w:rPr>
               <w:t>参数：</w:t>
             </w:r>
+            <w:proofErr w:type="spellStart"/>
             <w:r>
               <w:t>AWSCredentials</w:t>
             </w:r>
+            <w:proofErr w:type="spellEnd"/>
           </w:p>
         </w:tc>
         <w:tc>
@@ -6672,8 +9061,16 @@
               <w:rPr>
                 <w:rFonts w:hint="eastAsia"/>
               </w:rPr>
-              <w:t>携带鉴权信息</w:t>
-            </w:r>
+              <w:t>携带鉴</w:t>
+            </w:r>
+            <w:proofErr w:type="gramStart"/>
+            <w:r>
+              <w:rPr>
+                <w:rFonts w:hint="eastAsia"/>
+              </w:rPr>
+              <w:t>权信息</w:t>
+            </w:r>
+            <w:proofErr w:type="gramEnd"/>
           </w:p>
         </w:tc>
       </w:tr>
@@ -6689,9 +9086,11 @@
             <w:pPr>
               <w:ind w:left="0"/>
             </w:pPr>
+            <w:proofErr w:type="spellStart"/>
             <w:r>
               <w:t>withChunkedEncodingDisabled</w:t>
             </w:r>
+            <w:proofErr w:type="spellEnd"/>
           </w:p>
           <w:p>
             <w:pPr>
@@ -6784,8 +9183,13 @@
             <w:pPr>
               <w:ind w:left="0"/>
             </w:pPr>
-            <w:r>
-              <w:t>AWSCredentials credentials =</w:t>
+            <w:proofErr w:type="spellStart"/>
+            <w:r>
+              <w:t>AWSCredentials</w:t>
+            </w:r>
+            <w:proofErr w:type="spellEnd"/>
+            <w:r>
+              <w:t xml:space="preserve"> credentials =</w:t>
             </w:r>
           </w:p>
           <w:p>
@@ -6805,57 +9209,125 @@
             <w:pPr>
               <w:ind w:left="0"/>
             </w:pPr>
-            <w:r>
-              <w:t>ClientConfiguration config = new ClientConfiguration();</w:t>
-            </w:r>
-          </w:p>
-          <w:p>
-            <w:pPr>
-              <w:ind w:left="0"/>
-            </w:pPr>
-            <w:r>
-              <w:t>config.setUseExpectContinue(false);</w:t>
-            </w:r>
-          </w:p>
-          <w:p>
-            <w:pPr>
-              <w:ind w:left="0"/>
-            </w:pPr>
-            <w:r>
-              <w:t>String endPoint = "http://192.168.10.71:8002/s3";</w:t>
-            </w:r>
-          </w:p>
-          <w:p>
-            <w:pPr>
-              <w:ind w:left="0"/>
-            </w:pPr>
-            <w:r>
-              <w:t>AwsClientBuilder.EndpointConfiguration endpointConfiguration =</w:t>
-            </w:r>
-          </w:p>
-          <w:p>
-            <w:pPr>
-              <w:ind w:left="0"/>
-            </w:pPr>
-            <w:r>
-              <w:t xml:space="preserve">                new AwsClientBuilder.EndpointConfiguration(endPoint,"test2");</w:t>
-            </w:r>
-          </w:p>
-          <w:p>
-            <w:pPr>
-              <w:ind w:left="0"/>
-            </w:pPr>
-          </w:p>
-          <w:p>
-            <w:pPr>
-              <w:ind w:left="0"/>
-            </w:pPr>
-            <w:r>
-              <w:t>AmazonS3 amazonS3</w:t>
-            </w:r>
+            <w:proofErr w:type="spellStart"/>
+            <w:r>
+              <w:t>ClientConfiguration</w:t>
+            </w:r>
+            <w:proofErr w:type="spellEnd"/>
             <w:r>
               <w:t xml:space="preserve"> </w:t>
             </w:r>
+            <w:proofErr w:type="spellStart"/>
+            <w:r>
+              <w:t>config</w:t>
+            </w:r>
+            <w:proofErr w:type="spellEnd"/>
+            <w:r>
+              <w:t xml:space="preserve"> = new </w:t>
+            </w:r>
+            <w:proofErr w:type="spellStart"/>
+            <w:proofErr w:type="gramStart"/>
+            <w:r>
+              <w:t>ClientConfiguration</w:t>
+            </w:r>
+            <w:proofErr w:type="spellEnd"/>
+            <w:r>
+              <w:t>(</w:t>
+            </w:r>
+            <w:proofErr w:type="gramEnd"/>
+            <w:r>
+              <w:t>);</w:t>
+            </w:r>
+          </w:p>
+          <w:p>
+            <w:pPr>
+              <w:ind w:left="0"/>
+            </w:pPr>
+            <w:proofErr w:type="spellStart"/>
+            <w:proofErr w:type="gramStart"/>
+            <w:r>
+              <w:lastRenderedPageBreak/>
+              <w:t>config.setUseExpectContinue</w:t>
+            </w:r>
+            <w:proofErr w:type="spellEnd"/>
+            <w:proofErr w:type="gramEnd"/>
+            <w:r>
+              <w:t>(false);</w:t>
+            </w:r>
+          </w:p>
+          <w:p>
+            <w:pPr>
+              <w:ind w:left="0"/>
+            </w:pPr>
+            <w:r>
+              <w:t xml:space="preserve">String </w:t>
+            </w:r>
+            <w:proofErr w:type="spellStart"/>
+            <w:r>
+              <w:t>endPoint</w:t>
+            </w:r>
+            <w:proofErr w:type="spellEnd"/>
+            <w:r>
+              <w:t xml:space="preserve"> = "http://192.168.10.71:8002/s3";</w:t>
+            </w:r>
+          </w:p>
+          <w:p>
+            <w:pPr>
+              <w:ind w:left="0"/>
+            </w:pPr>
+            <w:proofErr w:type="spellStart"/>
+            <w:r>
+              <w:t>AwsClientBuilder.EndpointConfiguration</w:t>
+            </w:r>
+            <w:proofErr w:type="spellEnd"/>
+            <w:r>
+              <w:t xml:space="preserve"> </w:t>
+            </w:r>
+            <w:proofErr w:type="spellStart"/>
+            <w:r>
+              <w:t>endpointConfiguration</w:t>
+            </w:r>
+            <w:proofErr w:type="spellEnd"/>
+            <w:r>
+              <w:t xml:space="preserve"> =</w:t>
+            </w:r>
+          </w:p>
+          <w:p>
+            <w:pPr>
+              <w:ind w:left="0"/>
+            </w:pPr>
+            <w:r>
+              <w:t xml:space="preserve">                new </w:t>
+            </w:r>
+            <w:proofErr w:type="spellStart"/>
+            <w:r>
+              <w:t>AwsClientBuilder.EndpointConfiguration</w:t>
+            </w:r>
+            <w:proofErr w:type="spellEnd"/>
+            <w:r>
+              <w:t>(endPoint,"test2");</w:t>
+            </w:r>
+          </w:p>
+          <w:p>
+            <w:pPr>
+              <w:ind w:left="0"/>
+            </w:pPr>
+          </w:p>
+          <w:p>
+            <w:pPr>
+              <w:ind w:left="0"/>
+            </w:pPr>
+            <w:r>
+              <w:t xml:space="preserve">AmazonS3 </w:t>
+            </w:r>
+            <w:proofErr w:type="spellStart"/>
+            <w:r>
+              <w:t>amazonS3</w:t>
+            </w:r>
+            <w:proofErr w:type="spellEnd"/>
+            <w:r>
+              <w:t xml:space="preserve"> </w:t>
+            </w:r>
             <w:r>
               <w:rPr>
                 <w:rFonts w:hint="eastAsia"/>
@@ -6868,27 +9340,111 @@
           </w:p>
           <w:p>
             <w:r>
-              <w:t xml:space="preserve">        .withEndpointConfiguration(endpointConfiguration)</w:t>
-            </w:r>
-          </w:p>
-          <w:p>
-            <w:r>
-              <w:t xml:space="preserve">        .withClientConfiguration(config)                </w:t>
-            </w:r>
-          </w:p>
-          <w:p>
-            <w:r>
-              <w:t xml:space="preserve">        .withCredentials(new AWSStaticCredentialsProvider(credentials)) </w:t>
-            </w:r>
-          </w:p>
-          <w:p>
-            <w:r>
-              <w:t xml:space="preserve">        .withChunkedEncodingDisabled(true)    </w:t>
-            </w:r>
-          </w:p>
-          <w:p>
-            <w:r>
-              <w:t xml:space="preserve">        .build()</w:t>
+              <w:t xml:space="preserve">        </w:t>
+            </w:r>
+            <w:proofErr w:type="gramStart"/>
+            <w:r>
+              <w:t>.</w:t>
+            </w:r>
+            <w:proofErr w:type="spellStart"/>
+            <w:r>
+              <w:t>withEndpointConfiguration</w:t>
+            </w:r>
+            <w:proofErr w:type="spellEnd"/>
+            <w:proofErr w:type="gramEnd"/>
+            <w:r>
+              <w:t>(</w:t>
+            </w:r>
+            <w:proofErr w:type="spellStart"/>
+            <w:r>
+              <w:t>endpointConfiguration</w:t>
+            </w:r>
+            <w:proofErr w:type="spellEnd"/>
+            <w:r>
+              <w:t>)</w:t>
+            </w:r>
+          </w:p>
+          <w:p>
+            <w:r>
+              <w:t xml:space="preserve">        </w:t>
+            </w:r>
+            <w:proofErr w:type="gramStart"/>
+            <w:r>
+              <w:t>.</w:t>
+            </w:r>
+            <w:proofErr w:type="spellStart"/>
+            <w:r>
+              <w:t>withClientConfiguration</w:t>
+            </w:r>
+            <w:proofErr w:type="spellEnd"/>
+            <w:proofErr w:type="gramEnd"/>
+            <w:r>
+              <w:t>(</w:t>
+            </w:r>
+            <w:proofErr w:type="spellStart"/>
+            <w:r>
+              <w:t>config</w:t>
+            </w:r>
+            <w:proofErr w:type="spellEnd"/>
+            <w:r>
+              <w:t xml:space="preserve">)                </w:t>
+            </w:r>
+          </w:p>
+          <w:p>
+            <w:r>
+              <w:t xml:space="preserve">        </w:t>
+            </w:r>
+            <w:proofErr w:type="gramStart"/>
+            <w:r>
+              <w:t>.</w:t>
+            </w:r>
+            <w:proofErr w:type="spellStart"/>
+            <w:r>
+              <w:t>withCredentials</w:t>
+            </w:r>
+            <w:proofErr w:type="spellEnd"/>
+            <w:proofErr w:type="gramEnd"/>
+            <w:r>
+              <w:t xml:space="preserve">(new </w:t>
+            </w:r>
+            <w:proofErr w:type="spellStart"/>
+            <w:r>
+              <w:t>AWSStaticCredentialsProvider</w:t>
+            </w:r>
+            <w:proofErr w:type="spellEnd"/>
+            <w:r>
+              <w:t xml:space="preserve">(credentials)) </w:t>
+            </w:r>
+          </w:p>
+          <w:p>
+            <w:r>
+              <w:t xml:space="preserve">        </w:t>
+            </w:r>
+            <w:proofErr w:type="gramStart"/>
+            <w:r>
+              <w:t>.</w:t>
+            </w:r>
+            <w:proofErr w:type="spellStart"/>
+            <w:r>
+              <w:t>withChunkedEncodingDisabled</w:t>
+            </w:r>
+            <w:proofErr w:type="spellEnd"/>
+            <w:proofErr w:type="gramEnd"/>
+            <w:r>
+              <w:t xml:space="preserve">(true)    </w:t>
+            </w:r>
+          </w:p>
+          <w:p>
+            <w:r>
+              <w:t xml:space="preserve">        </w:t>
+            </w:r>
+            <w:proofErr w:type="gramStart"/>
+            <w:r>
+              <w:t>.build</w:t>
+            </w:r>
+            <w:proofErr w:type="gramEnd"/>
+            <w:r>
+              <w:t>()</w:t>
             </w:r>
           </w:p>
           <w:p>
@@ -6963,10 +9519,11 @@
             <w:pPr>
               <w:ind w:left="0"/>
             </w:pPr>
-            <w:r>
-              <w:lastRenderedPageBreak/>
+            <w:proofErr w:type="spellStart"/>
+            <w:r>
               <w:t>listBuckets</w:t>
             </w:r>
+            <w:proofErr w:type="spellEnd"/>
           </w:p>
           <w:p>
             <w:pPr>
@@ -7134,16 +9691,26 @@
               <w:ind w:left="0"/>
             </w:pPr>
             <w:r>
-              <w:t>Owner owner</w:t>
-            </w:r>
-          </w:p>
-          <w:p>
-            <w:pPr>
-              <w:ind w:left="0"/>
-            </w:pPr>
-            <w:r>
-              <w:t>Date creationDate</w:t>
-            </w:r>
+              <w:t xml:space="preserve">Owner </w:t>
+            </w:r>
+            <w:proofErr w:type="spellStart"/>
+            <w:r>
+              <w:t>owner</w:t>
+            </w:r>
+            <w:proofErr w:type="spellEnd"/>
+          </w:p>
+          <w:p>
+            <w:pPr>
+              <w:ind w:left="0"/>
+            </w:pPr>
+            <w:r>
+              <w:t xml:space="preserve">Date </w:t>
+            </w:r>
+            <w:proofErr w:type="spellStart"/>
+            <w:r>
+              <w:t>creationDate</w:t>
+            </w:r>
+            <w:proofErr w:type="spellEnd"/>
           </w:p>
         </w:tc>
         <w:tc>
@@ -7158,8 +9725,16 @@
               <w:rPr>
                 <w:rFonts w:hint="eastAsia"/>
               </w:rPr>
-              <w:t>存储桶信息</w:t>
-            </w:r>
+              <w:t>存储</w:t>
+            </w:r>
+            <w:proofErr w:type="gramStart"/>
+            <w:r>
+              <w:rPr>
+                <w:rFonts w:hint="eastAsia"/>
+              </w:rPr>
+              <w:t>桶信息</w:t>
+            </w:r>
+            <w:proofErr w:type="gramEnd"/>
           </w:p>
         </w:tc>
       </w:tr>
@@ -7231,9 +9806,11 @@
             <w:pPr>
               <w:ind w:left="0"/>
             </w:pPr>
+            <w:proofErr w:type="spellStart"/>
             <w:r>
               <w:t>createBucket</w:t>
             </w:r>
+            <w:proofErr w:type="spellEnd"/>
           </w:p>
           <w:p>
             <w:pPr>
@@ -7245,9 +9822,11 @@
               </w:rPr>
               <w:t>参数：</w:t>
             </w:r>
+            <w:proofErr w:type="spellStart"/>
             <w:r>
               <w:t>CreateBucketRequest</w:t>
             </w:r>
+            <w:proofErr w:type="spellEnd"/>
           </w:p>
           <w:p>
             <w:pPr>
@@ -7352,9 +9931,11 @@
             <w:pPr>
               <w:ind w:left="0"/>
             </w:pPr>
+            <w:proofErr w:type="spellStart"/>
             <w:r>
               <w:t>CreateBucketRequest</w:t>
             </w:r>
+            <w:proofErr w:type="spellEnd"/>
           </w:p>
           <w:p>
             <w:pPr>
@@ -7372,7 +9953,15 @@
               <w:ind w:left="0"/>
             </w:pPr>
             <w:r>
-              <w:t xml:space="preserve">String bucketName, </w:t>
+              <w:t xml:space="preserve">String </w:t>
+            </w:r>
+            <w:proofErr w:type="spellStart"/>
+            <w:r>
+              <w:t>bucketName</w:t>
+            </w:r>
+            <w:proofErr w:type="spellEnd"/>
+            <w:r>
+              <w:t xml:space="preserve">, </w:t>
             </w:r>
             <w:r>
               <w:rPr>
@@ -7459,6 +10048,7 @@
         <w:rPr>
           <w:rFonts w:hint="eastAsia"/>
         </w:rPr>
+        <w:lastRenderedPageBreak/>
         <w:t>样例：</w:t>
       </w:r>
     </w:p>
@@ -7481,8 +10071,29 @@
             <w:pPr>
               <w:ind w:left="0"/>
             </w:pPr>
-            <w:r>
-              <w:t>CreateBucketRequest request = new CreateBucketRequest(bucket,"region");</w:t>
+            <w:proofErr w:type="spellStart"/>
+            <w:r>
+              <w:t>CreateBucketRequest</w:t>
+            </w:r>
+            <w:proofErr w:type="spellEnd"/>
+            <w:r>
+              <w:t xml:space="preserve"> request = new </w:t>
+            </w:r>
+            <w:proofErr w:type="spellStart"/>
+            <w:r>
+              <w:t>CreateBucketRequest</w:t>
+            </w:r>
+            <w:proofErr w:type="spellEnd"/>
+            <w:r>
+              <w:t>(</w:t>
+            </w:r>
+            <w:proofErr w:type="spellStart"/>
+            <w:r>
+              <w:t>bucket,"region</w:t>
+            </w:r>
+            <w:proofErr w:type="spellEnd"/>
+            <w:r>
+              <w:t>");</w:t>
             </w:r>
           </w:p>
           <w:p>
@@ -7564,9 +10175,11 @@
             <w:pPr>
               <w:ind w:left="0"/>
             </w:pPr>
+            <w:proofErr w:type="spellStart"/>
             <w:r>
               <w:t>deleteBucket</w:t>
             </w:r>
+            <w:proofErr w:type="spellEnd"/>
           </w:p>
           <w:p>
             <w:pPr>
@@ -7664,8 +10277,21 @@
             <w:pPr>
               <w:ind w:left="0"/>
             </w:pPr>
-            <w:r>
-              <w:t>DeleteBucketRequest request = new DeleteBucketRequest(bucket);</w:t>
+            <w:proofErr w:type="spellStart"/>
+            <w:r>
+              <w:t>DeleteBucketRequest</w:t>
+            </w:r>
+            <w:proofErr w:type="spellEnd"/>
+            <w:r>
+              <w:t xml:space="preserve"> request = new </w:t>
+            </w:r>
+            <w:proofErr w:type="spellStart"/>
+            <w:r>
+              <w:t>DeleteBucketRequest</w:t>
+            </w:r>
+            <w:proofErr w:type="spellEnd"/>
+            <w:r>
+              <w:t>(bucket);</w:t>
             </w:r>
           </w:p>
           <w:p>
@@ -7693,7 +10319,6 @@
         <w:rPr>
           <w:rFonts w:hint="eastAsia"/>
         </w:rPr>
-        <w:lastRenderedPageBreak/>
         <w:t>HEAD Bucket</w:t>
       </w:r>
     </w:p>
@@ -7761,9 +10386,11 @@
             <w:pPr>
               <w:ind w:left="0"/>
             </w:pPr>
+            <w:proofErr w:type="spellStart"/>
             <w:r>
               <w:t>doesBucketExist</w:t>
             </w:r>
+            <w:proofErr w:type="spellEnd"/>
           </w:p>
           <w:p>
             <w:pPr>
@@ -7995,9 +10622,11 @@
             <w:pPr>
               <w:ind w:left="0"/>
             </w:pPr>
+            <w:proofErr w:type="spellStart"/>
             <w:r>
               <w:t>headBucket</w:t>
             </w:r>
+            <w:proofErr w:type="spellEnd"/>
           </w:p>
           <w:p>
             <w:pPr>
@@ -8009,9 +10638,11 @@
               </w:rPr>
               <w:t>参数：</w:t>
             </w:r>
+            <w:proofErr w:type="spellStart"/>
             <w:r>
               <w:t>HeadBucketRequest</w:t>
             </w:r>
+            <w:proofErr w:type="spellEnd"/>
           </w:p>
           <w:p>
             <w:pPr>
@@ -8023,9 +10654,11 @@
               </w:rPr>
               <w:t>返回值：</w:t>
             </w:r>
+            <w:proofErr w:type="spellStart"/>
             <w:r>
               <w:t>HeadBucketResult</w:t>
             </w:r>
+            <w:proofErr w:type="spellEnd"/>
           </w:p>
         </w:tc>
         <w:tc>
@@ -8075,9 +10708,11 @@
             <w:pPr>
               <w:ind w:left="0"/>
             </w:pPr>
+            <w:proofErr w:type="spellStart"/>
             <w:r>
               <w:t>HeadBucketRequest</w:t>
             </w:r>
+            <w:proofErr w:type="spellEnd"/>
           </w:p>
           <w:p>
             <w:pPr>
@@ -8106,9 +10741,11 @@
               </w:rPr>
               <w:t>返回值：</w:t>
             </w:r>
+            <w:proofErr w:type="spellStart"/>
             <w:r>
               <w:t>HeadBucketRequest</w:t>
             </w:r>
+            <w:proofErr w:type="spellEnd"/>
           </w:p>
         </w:tc>
         <w:tc>
@@ -8125,12 +10762,14 @@
               </w:rPr>
               <w:t>构造</w:t>
             </w:r>
+            <w:proofErr w:type="spellStart"/>
             <w:r>
               <w:rPr>
                 <w:rFonts w:hint="eastAsia"/>
               </w:rPr>
               <w:t>HeadBucket</w:t>
             </w:r>
+            <w:proofErr w:type="spellEnd"/>
             <w:r>
               <w:rPr>
                 <w:rFonts w:hint="eastAsia"/>
@@ -8175,16 +10814,42 @@
             <w:pPr>
               <w:ind w:left="0"/>
             </w:pPr>
-            <w:r>
-              <w:t>HeadBucketRequest request = new HeadBucketRequest(bucketName);</w:t>
-            </w:r>
-          </w:p>
-          <w:p>
-            <w:pPr>
-              <w:ind w:left="0"/>
-            </w:pPr>
-            <w:r>
-              <w:t>HeadBucketResult result = amazonS3.headBucket(request);</w:t>
+            <w:proofErr w:type="spellStart"/>
+            <w:r>
+              <w:t>HeadBucketRequest</w:t>
+            </w:r>
+            <w:proofErr w:type="spellEnd"/>
+            <w:r>
+              <w:t xml:space="preserve"> request = new </w:t>
+            </w:r>
+            <w:proofErr w:type="spellStart"/>
+            <w:r>
+              <w:t>HeadBucketRequest</w:t>
+            </w:r>
+            <w:proofErr w:type="spellEnd"/>
+            <w:r>
+              <w:t>(</w:t>
+            </w:r>
+            <w:proofErr w:type="spellStart"/>
+            <w:r>
+              <w:t>bucketName</w:t>
+            </w:r>
+            <w:proofErr w:type="spellEnd"/>
+            <w:r>
+              <w:t>);</w:t>
+            </w:r>
+          </w:p>
+          <w:p>
+            <w:pPr>
+              <w:ind w:left="0"/>
+            </w:pPr>
+            <w:proofErr w:type="spellStart"/>
+            <w:r>
+              <w:t>HeadBucketResult</w:t>
+            </w:r>
+            <w:proofErr w:type="spellEnd"/>
+            <w:r>
+              <w:t xml:space="preserve"> result = amazonS3.headBucket(request);</w:t>
             </w:r>
           </w:p>
         </w:tc>
@@ -8201,6 +10866,7 @@
         <w:ind w:left="210"/>
       </w:pPr>
       <w:r>
+        <w:lastRenderedPageBreak/>
         <w:t xml:space="preserve">GET Bucket </w:t>
       </w:r>
       <w:r>
@@ -8264,9 +10930,11 @@
             <w:pPr>
               <w:ind w:left="0"/>
             </w:pPr>
+            <w:proofErr w:type="spellStart"/>
             <w:r>
               <w:t>getBucketLocation</w:t>
             </w:r>
+            <w:proofErr w:type="spellEnd"/>
           </w:p>
           <w:p>
             <w:pPr>
@@ -8471,9 +11139,11 @@
             <w:pPr>
               <w:ind w:left="0"/>
             </w:pPr>
+            <w:proofErr w:type="spellStart"/>
             <w:r>
               <w:t>setBucketVersioningConfiguration</w:t>
             </w:r>
+            <w:proofErr w:type="spellEnd"/>
           </w:p>
           <w:p>
             <w:pPr>
@@ -8485,19 +11155,20 @@
               </w:rPr>
               <w:t>参数：</w:t>
             </w:r>
+            <w:proofErr w:type="spellStart"/>
             <w:r>
               <w:t>SetBucketVersioningConfigurationRequest</w:t>
             </w:r>
-          </w:p>
-          <w:p>
-            <w:pPr>
-              <w:ind w:left="0"/>
-            </w:pPr>
-            <w:r>
-              <w:rPr>
-                <w:rFonts w:hint="eastAsia"/>
-              </w:rPr>
-              <w:lastRenderedPageBreak/>
+            <w:proofErr w:type="spellEnd"/>
+          </w:p>
+          <w:p>
+            <w:pPr>
+              <w:ind w:left="0"/>
+            </w:pPr>
+            <w:r>
+              <w:rPr>
+                <w:rFonts w:hint="eastAsia"/>
+              </w:rPr>
               <w:t>返回值：无</w:t>
             </w:r>
           </w:p>
@@ -8514,7 +11185,6 @@
               <w:rPr>
                 <w:rFonts w:hint="eastAsia"/>
               </w:rPr>
-              <w:lastRenderedPageBreak/>
               <w:t>发送</w:t>
             </w:r>
             <w:r>
@@ -8585,9 +11255,11 @@
             <w:pPr>
               <w:ind w:left="0"/>
             </w:pPr>
+            <w:proofErr w:type="spellStart"/>
             <w:r>
               <w:t>SetBucketVersioningConfigurationRequest</w:t>
             </w:r>
+            <w:proofErr w:type="spellEnd"/>
           </w:p>
           <w:p>
             <w:pPr>
@@ -8615,8 +11287,13 @@
             <w:pPr>
               <w:ind w:left="0"/>
             </w:pPr>
-            <w:r>
-              <w:t>BucketVersioningConfiguration configuration</w:t>
+            <w:proofErr w:type="spellStart"/>
+            <w:r>
+              <w:t>BucketVersioningConfiguration</w:t>
+            </w:r>
+            <w:proofErr w:type="spellEnd"/>
+            <w:r>
+              <w:t xml:space="preserve"> configuration</w:t>
             </w:r>
           </w:p>
           <w:p>
@@ -8713,9 +11390,11 @@
             <w:pPr>
               <w:ind w:left="0"/>
             </w:pPr>
+            <w:proofErr w:type="spellStart"/>
             <w:r>
               <w:t>BucketVersioningConfiguration</w:t>
             </w:r>
+            <w:proofErr w:type="spellEnd"/>
           </w:p>
           <w:p>
             <w:pPr>
@@ -8818,16 +11497,42 @@
             <w:pPr>
               <w:ind w:left="0"/>
             </w:pPr>
-            <w:r>
-              <w:t>BucketVersioningConfiguration cfg = new BucketVersioningConfiguration(status);</w:t>
-            </w:r>
-          </w:p>
-          <w:p>
-            <w:pPr>
-              <w:ind w:left="0"/>
-            </w:pPr>
-            <w:r>
-              <w:t xml:space="preserve">SetBucketVersioningConfigurationRequest request = </w:t>
+            <w:proofErr w:type="spellStart"/>
+            <w:r>
+              <w:t>BucketVersioningConfiguration</w:t>
+            </w:r>
+            <w:proofErr w:type="spellEnd"/>
+            <w:r>
+              <w:t xml:space="preserve"> </w:t>
+            </w:r>
+            <w:proofErr w:type="spellStart"/>
+            <w:r>
+              <w:t>cfg</w:t>
+            </w:r>
+            <w:proofErr w:type="spellEnd"/>
+            <w:r>
+              <w:t xml:space="preserve"> = new </w:t>
+            </w:r>
+            <w:proofErr w:type="spellStart"/>
+            <w:r>
+              <w:t>BucketVersioningConfiguration</w:t>
+            </w:r>
+            <w:proofErr w:type="spellEnd"/>
+            <w:r>
+              <w:t>(status);</w:t>
+            </w:r>
+          </w:p>
+          <w:p>
+            <w:pPr>
+              <w:ind w:left="0"/>
+            </w:pPr>
+            <w:proofErr w:type="spellStart"/>
+            <w:r>
+              <w:t>SetBucketVersioningConfigurationRequest</w:t>
+            </w:r>
+            <w:proofErr w:type="spellEnd"/>
+            <w:r>
+              <w:t xml:space="preserve"> request = </w:t>
             </w:r>
           </w:p>
           <w:p>
@@ -8835,7 +11540,28 @@
               <w:ind w:left="0" w:firstLineChars="1400" w:firstLine="2940"/>
             </w:pPr>
             <w:r>
-              <w:t>new SetBucketVersioningConfigurationRequest(bucket, cfg);</w:t>
+              <w:t xml:space="preserve">new </w:t>
+            </w:r>
+            <w:proofErr w:type="spellStart"/>
+            <w:proofErr w:type="gramStart"/>
+            <w:r>
+              <w:t>SetBucketVersioningConfigurationRequest</w:t>
+            </w:r>
+            <w:proofErr w:type="spellEnd"/>
+            <w:r>
+              <w:t>(</w:t>
+            </w:r>
+            <w:proofErr w:type="gramEnd"/>
+            <w:r>
+              <w:t xml:space="preserve">bucket, </w:t>
+            </w:r>
+            <w:proofErr w:type="spellStart"/>
+            <w:r>
+              <w:t>cfg</w:t>
+            </w:r>
+            <w:proofErr w:type="spellEnd"/>
+            <w:r>
+              <w:t>);</w:t>
             </w:r>
           </w:p>
           <w:p>
@@ -8860,6 +11586,7 @@
         <w:ind w:left="210"/>
       </w:pPr>
       <w:r>
+        <w:lastRenderedPageBreak/>
         <w:t>GET Bucket versioning</w:t>
       </w:r>
     </w:p>
@@ -8917,9 +11644,11 @@
             <w:pPr>
               <w:ind w:left="0"/>
             </w:pPr>
+            <w:proofErr w:type="spellStart"/>
             <w:r>
               <w:t>getBucketVersioningConfiguration</w:t>
             </w:r>
+            <w:proofErr w:type="spellEnd"/>
           </w:p>
           <w:p>
             <w:pPr>
@@ -8954,9 +11683,11 @@
             <w:r>
               <w:t xml:space="preserve"> </w:t>
             </w:r>
+            <w:proofErr w:type="spellStart"/>
             <w:r>
               <w:t>BucketVersioningConfiguration</w:t>
             </w:r>
+            <w:proofErr w:type="spellEnd"/>
           </w:p>
         </w:tc>
         <w:tc>
@@ -9029,8 +11760,13 @@
             <w:pPr>
               <w:ind w:left="0"/>
             </w:pPr>
-            <w:r>
-              <w:t>BucketVersioningConfiguration result = amazonS3.getBucketVersioningConfiguration(bucket);</w:t>
+            <w:proofErr w:type="spellStart"/>
+            <w:r>
+              <w:t>BucketVersioningConfiguration</w:t>
+            </w:r>
+            <w:proofErr w:type="spellEnd"/>
+            <w:r>
+              <w:t xml:space="preserve"> result = amazonS3.getBucketVersioningConfiguration(bucket);</w:t>
             </w:r>
           </w:p>
         </w:tc>
@@ -9094,7 +11830,6 @@
         <w:rPr>
           <w:rFonts w:hint="eastAsia"/>
         </w:rPr>
-        <w:lastRenderedPageBreak/>
         <w:t xml:space="preserve">Story </w:t>
       </w:r>
       <w:r>
@@ -9148,11 +11883,19 @@
         </w:rPr>
         <w:t>—</w:t>
       </w:r>
+      <w:proofErr w:type="spellStart"/>
       <w:r>
         <w:rPr>
           <w:rFonts w:asciiTheme="minorEastAsia" w:hAnsiTheme="minorEastAsia" w:hint="eastAsia"/>
         </w:rPr>
-        <w:t>SequoiaDB兼容Amazon</w:t>
+        <w:t>SequoiaDB</w:t>
+      </w:r>
+      <w:proofErr w:type="spellEnd"/>
+      <w:r>
+        <w:rPr>
+          <w:rFonts w:asciiTheme="minorEastAsia" w:hAnsiTheme="minorEastAsia" w:hint="eastAsia"/>
+        </w:rPr>
+        <w:t>兼容Amazon</w:t>
       </w:r>
       <w:r>
         <w:rPr>
@@ -9176,7 +11919,21 @@
         <w:rPr>
           <w:rFonts w:asciiTheme="minorEastAsia" w:hAnsiTheme="minorEastAsia" w:hint="eastAsia"/>
         </w:rPr>
-        <w:t>接口.docx》。</w:t>
+        <w:t>接口.</w:t>
+      </w:r>
+      <w:proofErr w:type="spellStart"/>
+      <w:r>
+        <w:rPr>
+          <w:rFonts w:asciiTheme="minorEastAsia" w:hAnsiTheme="minorEastAsia" w:hint="eastAsia"/>
+        </w:rPr>
+        <w:t>docx</w:t>
+      </w:r>
+      <w:proofErr w:type="spellEnd"/>
+      <w:r>
+        <w:rPr>
+          <w:rFonts w:asciiTheme="minorEastAsia" w:hAnsiTheme="minorEastAsia" w:hint="eastAsia"/>
+        </w:rPr>
+        <w:t>》。</w:t>
       </w:r>
     </w:p>
     <w:p>
@@ -9260,7 +12017,23 @@
           <w:rFonts w:hint="eastAsia"/>
           <w:color w:val="00B0F0"/>
         </w:rPr>
-        <w:t>使用时序图或者活动图</w:t>
+        <w:t>使用时序</w:t>
+      </w:r>
+      <w:proofErr w:type="gramStart"/>
+      <w:r>
+        <w:rPr>
+          <w:rFonts w:hint="eastAsia"/>
+          <w:color w:val="00B0F0"/>
+        </w:rPr>
+        <w:t>图或者</w:t>
+      </w:r>
+      <w:proofErr w:type="gramEnd"/>
+      <w:r>
+        <w:rPr>
+          <w:rFonts w:hint="eastAsia"/>
+          <w:color w:val="00B0F0"/>
+        </w:rPr>
+        <w:t>活动图</w:t>
       </w:r>
       <w:r>
         <w:rPr>
@@ -9827,6 +12600,7 @@
               <w:rPr>
                 <w:rFonts w:hint="eastAsia"/>
               </w:rPr>
+              <w:lastRenderedPageBreak/>
               <w:t>PUT</w:t>
             </w:r>
           </w:p>
@@ -10027,13 +12801,13 @@
         <w:pStyle w:val="3"/>
         <w:ind w:left="210"/>
       </w:pPr>
-      <w:bookmarkStart w:id="3" w:name="_获取桶列表（GET_Service）"/>
-      <w:bookmarkStart w:id="4" w:name="_权限校验流程"/>
-      <w:bookmarkStart w:id="5" w:name="_创建用户（PUT_User）"/>
-      <w:bookmarkStart w:id="6" w:name="_Ref517361379"/>
+      <w:bookmarkStart w:id="2" w:name="_获取桶列表（GET_Service）"/>
+      <w:bookmarkStart w:id="3" w:name="_权限校验流程"/>
+      <w:bookmarkStart w:id="4" w:name="_创建用户（PUT_User）"/>
+      <w:bookmarkStart w:id="5" w:name="_Ref517361379"/>
+      <w:bookmarkEnd w:id="2"/>
       <w:bookmarkEnd w:id="3"/>
       <w:bookmarkEnd w:id="4"/>
-      <w:bookmarkEnd w:id="5"/>
       <w:r>
         <w:rPr>
           <w:rFonts w:hint="eastAsia"/>
@@ -10054,8 +12828,8 @@
       <w:pPr>
         <w:ind w:left="0"/>
       </w:pPr>
-      <w:bookmarkStart w:id="7" w:name="_创建桶（PUT_Bucket）"/>
-      <w:bookmarkEnd w:id="7"/>
+      <w:bookmarkStart w:id="6" w:name="_创建桶（PUT_Bucket）"/>
+      <w:bookmarkEnd w:id="6"/>
       <w:r>
         <w:rPr>
           <w:rFonts w:hint="eastAsia"/>
@@ -10099,7 +12873,6 @@
         <w:rPr>
           <w:noProof/>
         </w:rPr>
-        <w:lastRenderedPageBreak/>
         <w:drawing>
           <wp:inline distT="0" distB="0" distL="0" distR="0" wp14:anchorId="740408D1" wp14:editId="2219FF85">
             <wp:extent cx="5274310" cy="2533823"/>
@@ -10207,7 +12980,21 @@
         <w:rPr>
           <w:rFonts w:hint="eastAsia"/>
         </w:rPr>
-        <w:t>每个桶拥有一个唯一的</w:t>
+        <w:t>每个</w:t>
+      </w:r>
+      <w:proofErr w:type="gramStart"/>
+      <w:r>
+        <w:rPr>
+          <w:rFonts w:hint="eastAsia"/>
+        </w:rPr>
+        <w:t>桶拥有</w:t>
+      </w:r>
+      <w:proofErr w:type="gramEnd"/>
+      <w:r>
+        <w:rPr>
+          <w:rFonts w:hint="eastAsia"/>
+        </w:rPr>
+        <w:t>一个唯一的</w:t>
       </w:r>
       <w:r>
         <w:rPr>
@@ -10244,12 +13031,14 @@
         </w:rPr>
         <w:t>每次写入一条新纪录之前都查询当前</w:t>
       </w:r>
+      <w:proofErr w:type="spellStart"/>
       <w:r>
         <w:rPr>
           <w:rFonts w:hint="eastAsia"/>
         </w:rPr>
         <w:t>bucketlist</w:t>
       </w:r>
+      <w:proofErr w:type="spellEnd"/>
       <w:r>
         <w:rPr>
           <w:rFonts w:hint="eastAsia"/>
@@ -10531,9 +13320,11 @@
         </w:rPr>
         <w:t>，返回</w:t>
       </w:r>
+      <w:proofErr w:type="spellStart"/>
       <w:r>
         <w:t>InvalidBucketName</w:t>
       </w:r>
+      <w:proofErr w:type="spellEnd"/>
       <w:r>
         <w:rPr>
           <w:rFonts w:hint="eastAsia"/>
@@ -10551,11 +13342,19 @@
         <w:spacing w:beforeLines="50" w:before="156" w:afterLines="50" w:after="156"/>
         <w:ind w:firstLineChars="0"/>
       </w:pPr>
-      <w:r>
-        <w:rPr>
-          <w:rFonts w:hint="eastAsia"/>
-        </w:rPr>
-        <w:t>桶已经存在，属于其他</w:t>
+      <w:proofErr w:type="gramStart"/>
+      <w:r>
+        <w:rPr>
+          <w:rFonts w:hint="eastAsia"/>
+        </w:rPr>
+        <w:t>桶已经</w:t>
+      </w:r>
+      <w:proofErr w:type="gramEnd"/>
+      <w:r>
+        <w:rPr>
+          <w:rFonts w:hint="eastAsia"/>
+        </w:rPr>
+        <w:t>存在，属于其他</w:t>
       </w:r>
       <w:r>
         <w:rPr>
@@ -10569,9 +13368,11 @@
         </w:rPr>
         <w:t>，返回</w:t>
       </w:r>
+      <w:proofErr w:type="spellStart"/>
       <w:r>
         <w:t>BucketAlreadyExists</w:t>
       </w:r>
+      <w:proofErr w:type="spellEnd"/>
       <w:r>
         <w:rPr>
           <w:rFonts w:hint="eastAsia"/>
@@ -10589,15 +13390,25 @@
         <w:spacing w:beforeLines="50" w:before="156" w:afterLines="50" w:after="156"/>
         <w:ind w:firstLineChars="0"/>
       </w:pPr>
-      <w:r>
-        <w:rPr>
-          <w:rFonts w:hint="eastAsia"/>
-        </w:rPr>
-        <w:t>桶已经存在，属于自己，返回</w:t>
-      </w:r>
+      <w:proofErr w:type="gramStart"/>
+      <w:r>
+        <w:rPr>
+          <w:rFonts w:hint="eastAsia"/>
+        </w:rPr>
+        <w:t>桶已经</w:t>
+      </w:r>
+      <w:proofErr w:type="gramEnd"/>
+      <w:r>
+        <w:rPr>
+          <w:rFonts w:hint="eastAsia"/>
+        </w:rPr>
+        <w:t>存在，属于自己，返回</w:t>
+      </w:r>
+      <w:proofErr w:type="spellStart"/>
       <w:r>
         <w:t>BucketAlreadyOwnedByYou</w:t>
       </w:r>
+      <w:proofErr w:type="spellEnd"/>
       <w:r>
         <w:rPr>
           <w:rFonts w:hint="eastAsia"/>
@@ -10621,12 +13432,14 @@
         </w:rPr>
         <w:t>桶指定的区域不存在，返回</w:t>
       </w:r>
+      <w:proofErr w:type="spellStart"/>
       <w:r>
         <w:rPr>
           <w:rFonts w:hint="eastAsia"/>
         </w:rPr>
         <w:t>InvalidRegion</w:t>
       </w:r>
+      <w:proofErr w:type="spellEnd"/>
       <w:r>
         <w:rPr>
           <w:rFonts w:hint="eastAsia"/>
@@ -10784,19 +13597,49 @@
         <w:rPr>
           <w:rFonts w:hint="eastAsia"/>
         </w:rPr>
-        <w:t>指定的桶已经没有对象记录，删除</w:t>
-      </w:r>
+        <w:t>指定的</w:t>
+      </w:r>
+      <w:proofErr w:type="gramStart"/>
+      <w:r>
+        <w:rPr>
+          <w:rFonts w:hint="eastAsia"/>
+        </w:rPr>
+        <w:t>桶已经</w:t>
+      </w:r>
+      <w:proofErr w:type="gramEnd"/>
+      <w:r>
+        <w:rPr>
+          <w:rFonts w:hint="eastAsia"/>
+        </w:rPr>
+        <w:t>没有对象记录，删除</w:t>
+      </w:r>
+      <w:proofErr w:type="spellStart"/>
       <w:r>
         <w:rPr>
           <w:rFonts w:hint="eastAsia"/>
         </w:rPr>
         <w:t>BucketList</w:t>
       </w:r>
-      <w:r>
-        <w:rPr>
-          <w:rFonts w:hint="eastAsia"/>
-        </w:rPr>
-        <w:t>中对应的记录，并删除权限表中关于概该桶的记录。</w:t>
+      <w:proofErr w:type="spellEnd"/>
+      <w:r>
+        <w:rPr>
+          <w:rFonts w:hint="eastAsia"/>
+        </w:rPr>
+        <w:t>中对应的记录，并删除权限表中</w:t>
+      </w:r>
+      <w:proofErr w:type="gramStart"/>
+      <w:r>
+        <w:rPr>
+          <w:rFonts w:hint="eastAsia"/>
+        </w:rPr>
+        <w:t>关于概该桶</w:t>
+      </w:r>
+      <w:proofErr w:type="gramEnd"/>
+      <w:r>
+        <w:rPr>
+          <w:rFonts w:hint="eastAsia"/>
+        </w:rPr>
+        <w:t>的记录。</w:t>
       </w:r>
     </w:p>
     <w:p>
@@ -10826,9 +13669,11 @@
         </w:rPr>
         <w:t>桶不存在，返回</w:t>
       </w:r>
+      <w:proofErr w:type="spellStart"/>
       <w:r>
         <w:t>NoSuchBucket</w:t>
       </w:r>
+      <w:proofErr w:type="spellEnd"/>
       <w:r>
         <w:rPr>
           <w:rFonts w:hint="eastAsia"/>
@@ -10852,9 +13697,11 @@
         </w:rPr>
         <w:t>桶不属于请求发起者，返回</w:t>
       </w:r>
+      <w:proofErr w:type="spellStart"/>
       <w:r>
         <w:t>AccessDenied</w:t>
       </w:r>
+      <w:proofErr w:type="spellEnd"/>
       <w:r>
         <w:rPr>
           <w:rFonts w:hint="eastAsia"/>
@@ -10878,16 +13725,18 @@
         </w:rPr>
         <w:t>桶内仍存有对象，返回</w:t>
       </w:r>
+      <w:proofErr w:type="spellStart"/>
       <w:r>
         <w:t>BucketNotEmpty</w:t>
       </w:r>
+      <w:proofErr w:type="spellEnd"/>
       <w:r>
         <w:rPr>
           <w:rFonts w:hint="eastAsia"/>
         </w:rPr>
         <w:t>。</w:t>
       </w:r>
-      <w:bookmarkEnd w:id="6"/>
+      <w:bookmarkEnd w:id="5"/>
     </w:p>
     <w:p>
       <w:pPr>
@@ -10909,7 +13758,21 @@
         <w:rPr>
           <w:rFonts w:hint="eastAsia"/>
         </w:rPr>
-        <w:t>查询桶是否存在并且是否允许访问。</w:t>
+        <w:t>查询</w:t>
+      </w:r>
+      <w:proofErr w:type="gramStart"/>
+      <w:r>
+        <w:rPr>
+          <w:rFonts w:hint="eastAsia"/>
+        </w:rPr>
+        <w:t>桶是否</w:t>
+      </w:r>
+      <w:proofErr w:type="gramEnd"/>
+      <w:r>
+        <w:rPr>
+          <w:rFonts w:hint="eastAsia"/>
+        </w:rPr>
+        <w:t>存在并且是否允许访问。</w:t>
       </w:r>
     </w:p>
     <w:p>
@@ -10921,11 +13784,19 @@
       <w:pPr>
         <w:ind w:left="0" w:firstLine="420"/>
       </w:pPr>
-      <w:r>
-        <w:rPr>
-          <w:rFonts w:hint="eastAsia"/>
-        </w:rPr>
-        <w:t>当桶存在并且有权限访问，返回</w:t>
+      <w:proofErr w:type="gramStart"/>
+      <w:r>
+        <w:rPr>
+          <w:rFonts w:hint="eastAsia"/>
+        </w:rPr>
+        <w:t>当桶存在</w:t>
+      </w:r>
+      <w:proofErr w:type="gramEnd"/>
+      <w:r>
+        <w:rPr>
+          <w:rFonts w:hint="eastAsia"/>
+        </w:rPr>
+        <w:t>并且有权限访问，返回</w:t>
       </w:r>
       <w:r>
         <w:rPr>
@@ -10941,11 +13812,19 @@
       <w:pPr>
         <w:ind w:left="0" w:firstLine="420"/>
       </w:pPr>
-      <w:r>
-        <w:rPr>
-          <w:rFonts w:hint="eastAsia"/>
-        </w:rPr>
-        <w:t>当桶不存在，返回</w:t>
+      <w:proofErr w:type="gramStart"/>
+      <w:r>
+        <w:rPr>
+          <w:rFonts w:hint="eastAsia"/>
+        </w:rPr>
+        <w:t>当桶不</w:t>
+      </w:r>
+      <w:proofErr w:type="gramEnd"/>
+      <w:r>
+        <w:rPr>
+          <w:rFonts w:hint="eastAsia"/>
+        </w:rPr>
+        <w:t>存在，返回</w:t>
       </w:r>
       <w:r>
         <w:rPr>
@@ -10961,11 +13840,19 @@
       <w:pPr>
         <w:ind w:left="0" w:firstLine="420"/>
       </w:pPr>
-      <w:r>
-        <w:rPr>
-          <w:rFonts w:hint="eastAsia"/>
-        </w:rPr>
-        <w:t>当桶存在，但无权限访问（目前尚未做权限控制，用户均无权限访问其他用户创建的桶），返回</w:t>
+      <w:proofErr w:type="gramStart"/>
+      <w:r>
+        <w:rPr>
+          <w:rFonts w:hint="eastAsia"/>
+        </w:rPr>
+        <w:t>当桶存在</w:t>
+      </w:r>
+      <w:proofErr w:type="gramEnd"/>
+      <w:r>
+        <w:rPr>
+          <w:rFonts w:hint="eastAsia"/>
+        </w:rPr>
+        <w:t>，但无权限访问（目前尚未做权限控制，用户均无权限访问其他用户创建的桶），返回</w:t>
       </w:r>
       <w:r>
         <w:rPr>
@@ -11066,7 +13953,21 @@
         <w:rPr>
           <w:rFonts w:hint="eastAsia"/>
         </w:rPr>
-        <w:t>获取桶所在区域（</w:t>
+        <w:t>获取</w:t>
+      </w:r>
+      <w:proofErr w:type="gramStart"/>
+      <w:r>
+        <w:rPr>
+          <w:rFonts w:hint="eastAsia"/>
+        </w:rPr>
+        <w:t>桶所在</w:t>
+      </w:r>
+      <w:proofErr w:type="gramEnd"/>
+      <w:r>
+        <w:rPr>
+          <w:rFonts w:hint="eastAsia"/>
+        </w:rPr>
+        <w:t>区域（</w:t>
       </w:r>
       <w:r>
         <w:t xml:space="preserve">GET Bucket </w:t>
@@ -11089,7 +13990,21 @@
         <w:rPr>
           <w:rFonts w:hint="eastAsia"/>
         </w:rPr>
-        <w:t>获取桶所在区域流程：</w:t>
+        <w:t>获取</w:t>
+      </w:r>
+      <w:proofErr w:type="gramStart"/>
+      <w:r>
+        <w:rPr>
+          <w:rFonts w:hint="eastAsia"/>
+        </w:rPr>
+        <w:t>桶所在</w:t>
+      </w:r>
+      <w:proofErr w:type="gramEnd"/>
+      <w:r>
+        <w:rPr>
+          <w:rFonts w:hint="eastAsia"/>
+        </w:rPr>
+        <w:t>区域流程：</w:t>
       </w:r>
     </w:p>
     <w:p>
@@ -11215,9 +14130,11 @@
         </w:rPr>
         <w:t>桶不存在，返回</w:t>
       </w:r>
+      <w:proofErr w:type="spellStart"/>
       <w:r>
         <w:t>NoSuchBucket</w:t>
       </w:r>
+      <w:proofErr w:type="spellEnd"/>
       <w:r>
         <w:rPr>
           <w:rFonts w:hint="eastAsia"/>
@@ -11242,9 +14159,11 @@
         <w:lastRenderedPageBreak/>
         <w:t>桶不属于自己，返回</w:t>
       </w:r>
+      <w:proofErr w:type="spellStart"/>
       <w:r>
         <w:t>AccessDenied</w:t>
       </w:r>
+      <w:proofErr w:type="spellEnd"/>
       <w:r>
         <w:rPr>
           <w:rFonts w:hint="eastAsia"/>
@@ -11433,9 +14352,11 @@
         </w:rPr>
         <w:t>桶不存在，返回</w:t>
       </w:r>
+      <w:proofErr w:type="spellStart"/>
       <w:r>
         <w:t>NoSuchBucket</w:t>
       </w:r>
+      <w:proofErr w:type="spellEnd"/>
       <w:r>
         <w:rPr>
           <w:rFonts w:hint="eastAsia"/>
@@ -11459,9 +14380,11 @@
         </w:rPr>
         <w:t>桶不属于自己，返回</w:t>
       </w:r>
+      <w:proofErr w:type="spellStart"/>
       <w:r>
         <w:t>AccessDenied</w:t>
       </w:r>
+      <w:proofErr w:type="spellEnd"/>
       <w:r>
         <w:rPr>
           <w:rFonts w:hint="eastAsia"/>
@@ -11521,9 +14444,11 @@
         </w:rPr>
         <w:t>，返回</w:t>
       </w:r>
+      <w:proofErr w:type="spellStart"/>
       <w:r>
         <w:t>InvalidVersioningStatus</w:t>
       </w:r>
+      <w:proofErr w:type="spellEnd"/>
       <w:r>
         <w:rPr>
           <w:rFonts w:hint="eastAsia"/>
@@ -11536,8 +14461,8 @@
         <w:pStyle w:val="3"/>
         <w:ind w:left="210"/>
       </w:pPr>
-      <w:bookmarkStart w:id="8" w:name="_获取版本控制配置（GET_Bucket_versioning）"/>
-      <w:bookmarkEnd w:id="8"/>
+      <w:bookmarkStart w:id="7" w:name="_获取版本控制配置（GET_Bucket_versioning）"/>
+      <w:bookmarkEnd w:id="7"/>
       <w:r>
         <w:rPr>
           <w:rFonts w:hint="eastAsia"/>
@@ -11696,7 +14621,7 @@
         <w:pStyle w:val="aa"/>
         <w:numPr>
           <w:ilvl w:val="0"/>
-          <w:numId w:val="34"/>
+          <w:numId w:val="46"/>
         </w:numPr>
         <w:spacing w:beforeLines="50" w:before="156" w:afterLines="50" w:after="156"/>
         <w:ind w:firstLineChars="0"/>
@@ -11707,9 +14632,11 @@
         </w:rPr>
         <w:t>桶不存在，返回</w:t>
       </w:r>
+      <w:proofErr w:type="spellStart"/>
       <w:r>
         <w:t>NoSuchBucket</w:t>
       </w:r>
+      <w:proofErr w:type="spellEnd"/>
       <w:r>
         <w:rPr>
           <w:rFonts w:hint="eastAsia"/>
@@ -11722,7 +14649,7 @@
         <w:pStyle w:val="aa"/>
         <w:numPr>
           <w:ilvl w:val="0"/>
-          <w:numId w:val="34"/>
+          <w:numId w:val="46"/>
         </w:numPr>
         <w:spacing w:beforeLines="50" w:before="156" w:afterLines="50" w:after="156"/>
         <w:ind w:firstLineChars="0"/>
@@ -11733,9 +14660,11 @@
         </w:rPr>
         <w:t>桶不属于自己，返回</w:t>
       </w:r>
+      <w:proofErr w:type="spellStart"/>
       <w:r>
         <w:t>AccessDenied</w:t>
       </w:r>
+      <w:proofErr w:type="spellEnd"/>
       <w:r>
         <w:rPr>
           <w:rFonts w:hint="eastAsia"/>
@@ -11745,12 +14674,1141 @@
     </w:p>
     <w:p>
       <w:pPr>
+        <w:pStyle w:val="3"/>
+        <w:ind w:left="210"/>
+      </w:pPr>
+      <w:r>
+        <w:rPr>
+          <w:rFonts w:hint="eastAsia"/>
+        </w:rPr>
+        <w:t>设置分割符（</w:t>
+      </w:r>
+      <w:r>
+        <w:rPr>
+          <w:rFonts w:hint="eastAsia"/>
+        </w:rPr>
+        <w:t>PUT</w:t>
+      </w:r>
+      <w:r>
+        <w:t xml:space="preserve"> </w:t>
+      </w:r>
+      <w:r>
+        <w:rPr>
+          <w:rFonts w:hint="eastAsia"/>
+        </w:rPr>
+        <w:t>Bucket</w:t>
+      </w:r>
+      <w:r>
+        <w:t xml:space="preserve"> </w:t>
+      </w:r>
+      <w:r>
+        <w:rPr>
+          <w:rFonts w:hint="eastAsia"/>
+        </w:rPr>
+        <w:t>delimiter</w:t>
+      </w:r>
+      <w:r>
+        <w:rPr>
+          <w:rFonts w:hint="eastAsia"/>
+        </w:rPr>
+        <w:t>）</w:t>
+      </w:r>
+    </w:p>
+    <w:p>
+      <w:pPr>
+        <w:ind w:left="0" w:firstLineChars="200" w:firstLine="420"/>
+      </w:pPr>
+      <w:r>
+        <w:rPr>
+          <w:rFonts w:hint="eastAsia"/>
+        </w:rPr>
+        <w:t>设置分割符后需要重建</w:t>
+      </w:r>
+      <w:r>
+        <w:rPr>
+          <w:rFonts w:hint="eastAsia"/>
+        </w:rPr>
+        <w:t>层级</w:t>
+      </w:r>
+      <w:r>
+        <w:rPr>
+          <w:rFonts w:hint="eastAsia"/>
+        </w:rPr>
+        <w:t>结构。</w:t>
+      </w:r>
+    </w:p>
+    <w:p>
+      <w:pPr>
+        <w:ind w:left="0" w:firstLineChars="200" w:firstLine="420"/>
+      </w:pPr>
+      <w:r>
+        <w:rPr>
+          <w:rFonts w:hint="eastAsia"/>
+        </w:rPr>
+        <w:t>设置分隔符后需要重建目录结构，但是考虑到查询（</w:t>
+      </w:r>
+      <w:r>
+        <w:rPr>
+          <w:rFonts w:hint="eastAsia"/>
+        </w:rPr>
+        <w:t>List</w:t>
+      </w:r>
+      <w:r>
+        <w:t xml:space="preserve"> Objects</w:t>
+      </w:r>
+      <w:r>
+        <w:rPr>
+          <w:rFonts w:hint="eastAsia"/>
+        </w:rPr>
+        <w:t>和</w:t>
+      </w:r>
+      <w:r>
+        <w:rPr>
+          <w:rFonts w:hint="eastAsia"/>
+        </w:rPr>
+        <w:t>List</w:t>
+      </w:r>
+      <w:r>
+        <w:t xml:space="preserve"> </w:t>
+      </w:r>
+      <w:r>
+        <w:rPr>
+          <w:rFonts w:hint="eastAsia"/>
+        </w:rPr>
+        <w:t>Versions</w:t>
+      </w:r>
+      <w:r>
+        <w:rPr>
+          <w:rFonts w:hint="eastAsia"/>
+        </w:rPr>
+        <w:t>）的并发，</w:t>
+      </w:r>
+      <w:r>
+        <w:rPr>
+          <w:rFonts w:hint="eastAsia"/>
+        </w:rPr>
+        <w:t>防止正有查询操作在访问层级结构及元数据中的层级编码，</w:t>
+      </w:r>
+      <w:r>
+        <w:rPr>
+          <w:rFonts w:hint="eastAsia"/>
+        </w:rPr>
+        <w:t>这是如果重建目录结构会</w:t>
+      </w:r>
+      <w:r>
+        <w:rPr>
+          <w:rFonts w:hint="eastAsia"/>
+        </w:rPr>
+        <w:t>引起</w:t>
+      </w:r>
+      <w:r>
+        <w:rPr>
+          <w:rFonts w:hint="eastAsia"/>
+        </w:rPr>
+        <w:t>查询数据混乱</w:t>
+      </w:r>
+      <w:r>
+        <w:rPr>
+          <w:rFonts w:hint="eastAsia"/>
+        </w:rPr>
+        <w:t>，</w:t>
+      </w:r>
+      <w:r>
+        <w:rPr>
+          <w:rFonts w:hint="eastAsia"/>
+        </w:rPr>
+        <w:t>因此当更改</w:t>
+      </w:r>
+      <w:r>
+        <w:rPr>
+          <w:rFonts w:hint="eastAsia"/>
+        </w:rPr>
+        <w:t>桶的分隔符</w:t>
+      </w:r>
+      <w:r>
+        <w:rPr>
+          <w:rFonts w:hint="eastAsia"/>
+        </w:rPr>
+        <w:t>时同时将</w:t>
+      </w:r>
+      <w:r>
+        <w:rPr>
+          <w:rFonts w:hint="eastAsia"/>
+        </w:rPr>
+        <w:t>状态设置为</w:t>
+      </w:r>
+      <w:proofErr w:type="gramStart"/>
+      <w:r>
+        <w:rPr>
+          <w:rFonts w:hint="eastAsia"/>
+        </w:rPr>
+        <w:t>不</w:t>
+      </w:r>
+      <w:proofErr w:type="gramEnd"/>
+      <w:r>
+        <w:rPr>
+          <w:rFonts w:hint="eastAsia"/>
+        </w:rPr>
+        <w:t>可用，</w:t>
+      </w:r>
+      <w:r>
+        <w:rPr>
+          <w:rFonts w:hint="eastAsia"/>
+        </w:rPr>
+        <w:t>并将新的分隔符写入备用分隔符，并将备用分隔符状态改为重建中</w:t>
+      </w:r>
+      <w:r>
+        <w:rPr>
+          <w:rFonts w:hint="eastAsia"/>
+        </w:rPr>
+        <w:t>。</w:t>
+      </w:r>
+    </w:p>
+    <w:p>
+      <w:pPr>
+        <w:ind w:left="0" w:firstLineChars="200" w:firstLine="420"/>
+      </w:pPr>
+      <w:r>
+        <w:rPr>
+          <w:rFonts w:hint="eastAsia"/>
+        </w:rPr>
+        <w:t>所有的查询请求在查询</w:t>
+      </w:r>
+      <w:proofErr w:type="gramStart"/>
+      <w:r>
+        <w:rPr>
+          <w:rFonts w:hint="eastAsia"/>
+        </w:rPr>
+        <w:t>桶信息</w:t>
+      </w:r>
+      <w:proofErr w:type="gramEnd"/>
+      <w:r>
+        <w:rPr>
+          <w:rFonts w:hint="eastAsia"/>
+        </w:rPr>
+        <w:t>的分隔符时，如果发现当前分隔符状态</w:t>
+      </w:r>
+      <w:proofErr w:type="gramStart"/>
+      <w:r>
+        <w:rPr>
+          <w:rFonts w:hint="eastAsia"/>
+        </w:rPr>
+        <w:t>不</w:t>
+      </w:r>
+      <w:proofErr w:type="gramEnd"/>
+      <w:r>
+        <w:rPr>
+          <w:rFonts w:hint="eastAsia"/>
+        </w:rPr>
+        <w:t>可用，则使用原始的表扫描方式进行查询。</w:t>
+      </w:r>
+    </w:p>
+    <w:p>
+      <w:pPr>
+        <w:ind w:left="0" w:firstLineChars="200" w:firstLine="420"/>
+        <w:rPr>
+          <w:rFonts w:hint="eastAsia"/>
+        </w:rPr>
+      </w:pPr>
+      <w:r>
+        <w:rPr>
+          <w:rFonts w:hint="eastAsia"/>
+        </w:rPr>
+        <w:t>重建层级结构并不删除原层级结构，而是重建一个新的层级结构。</w:t>
+      </w:r>
+    </w:p>
+    <w:p>
+      <w:pPr>
+        <w:ind w:left="0" w:firstLineChars="200" w:firstLine="420"/>
+      </w:pPr>
+      <w:r>
+        <w:rPr>
+          <w:rFonts w:hint="eastAsia"/>
+        </w:rPr>
+        <w:t>当开始逐条重建层级结构时，</w:t>
+      </w:r>
+      <w:r>
+        <w:rPr>
+          <w:rFonts w:hint="eastAsia"/>
+        </w:rPr>
+        <w:t>会</w:t>
+      </w:r>
+      <w:r>
+        <w:rPr>
+          <w:rFonts w:hint="eastAsia"/>
+        </w:rPr>
+        <w:t>逐条读取最新元数据表中的元数据，分析每个</w:t>
+      </w:r>
+      <w:r>
+        <w:rPr>
+          <w:rFonts w:hint="eastAsia"/>
+        </w:rPr>
+        <w:t>key</w:t>
+      </w:r>
+      <w:r>
+        <w:rPr>
+          <w:rFonts w:hint="eastAsia"/>
+        </w:rPr>
+        <w:t>，根据分隔符分解为多层，并逐层到层级结构中查询，如果有则找下一层，如果没有则添加，一直将</w:t>
+      </w:r>
+      <w:r>
+        <w:rPr>
+          <w:rFonts w:hint="eastAsia"/>
+        </w:rPr>
+        <w:t>key</w:t>
+      </w:r>
+      <w:r>
+        <w:rPr>
+          <w:rFonts w:hint="eastAsia"/>
+        </w:rPr>
+        <w:t>的每一层都找到对应的层级后，刷新元数据对应的</w:t>
+      </w:r>
+      <w:r>
+        <w:rPr>
+          <w:rFonts w:hint="eastAsia"/>
+        </w:rPr>
+        <w:t>备用</w:t>
+      </w:r>
+      <w:r>
+        <w:rPr>
+          <w:rFonts w:hint="eastAsia"/>
+        </w:rPr>
+        <w:t>层级编码，并更新历史元数据表中该</w:t>
+      </w:r>
+      <w:r>
+        <w:rPr>
+          <w:rFonts w:hint="eastAsia"/>
+        </w:rPr>
+        <w:t>key</w:t>
+      </w:r>
+      <w:r>
+        <w:rPr>
+          <w:rFonts w:hint="eastAsia"/>
+        </w:rPr>
+        <w:t>的</w:t>
+      </w:r>
+      <w:r>
+        <w:rPr>
+          <w:rFonts w:hint="eastAsia"/>
+        </w:rPr>
+        <w:t>备用</w:t>
+      </w:r>
+      <w:r>
+        <w:rPr>
+          <w:rFonts w:hint="eastAsia"/>
+        </w:rPr>
+        <w:t>层级编码，历史元数据表中的层级编码和最新元数据表中的层级编码</w:t>
+      </w:r>
+      <w:r>
+        <w:rPr>
+          <w:rFonts w:hint="eastAsia"/>
+        </w:rPr>
+        <w:t>保持</w:t>
+      </w:r>
+      <w:r>
+        <w:rPr>
+          <w:rFonts w:hint="eastAsia"/>
+        </w:rPr>
+        <w:t>一致。</w:t>
+      </w:r>
+    </w:p>
+    <w:p>
+      <w:pPr>
+        <w:ind w:left="0" w:firstLineChars="200" w:firstLine="420"/>
+      </w:pPr>
+      <w:proofErr w:type="gramStart"/>
+      <w:r>
+        <w:rPr>
+          <w:rFonts w:hint="eastAsia"/>
+        </w:rPr>
+        <w:t>当最新</w:t>
+      </w:r>
+      <w:proofErr w:type="gramEnd"/>
+      <w:r>
+        <w:rPr>
+          <w:rFonts w:hint="eastAsia"/>
+        </w:rPr>
+        <w:t>元数据表中的所有元数据都遍历并分解层级完成后。将桶</w:t>
+      </w:r>
+      <w:r>
+        <w:rPr>
+          <w:rFonts w:hint="eastAsia"/>
+        </w:rPr>
+        <w:t>元数据</w:t>
+      </w:r>
+      <w:r>
+        <w:rPr>
+          <w:rFonts w:hint="eastAsia"/>
+        </w:rPr>
+        <w:t>中</w:t>
+      </w:r>
+      <w:r>
+        <w:rPr>
+          <w:rFonts w:hint="eastAsia"/>
+        </w:rPr>
+        <w:t>新</w:t>
+      </w:r>
+      <w:r>
+        <w:rPr>
+          <w:rFonts w:hint="eastAsia"/>
+        </w:rPr>
+        <w:t>分隔符状态设置为可用</w:t>
+      </w:r>
+      <w:r>
+        <w:rPr>
+          <w:rFonts w:hint="eastAsia"/>
+        </w:rPr>
+        <w:t>，并将原分隔符的状态设置为待删除</w:t>
+      </w:r>
+      <w:r>
+        <w:rPr>
+          <w:rFonts w:hint="eastAsia"/>
+        </w:rPr>
+        <w:t>。此时再有查询请求携带对应分隔符进行查询时，就可以使用新的层级结构了。</w:t>
+      </w:r>
+    </w:p>
+    <w:p>
+      <w:pPr>
+        <w:ind w:left="0" w:firstLineChars="200" w:firstLine="420"/>
+      </w:pPr>
+      <w:r>
+        <w:rPr>
+          <w:rFonts w:hint="eastAsia"/>
+        </w:rPr>
+        <w:t>系统启动定时任务，每小时检索桶元数据中</w:t>
+      </w:r>
+      <w:r>
+        <w:rPr>
+          <w:rFonts w:hint="eastAsia"/>
+        </w:rPr>
+        <w:t>待删除的分隔符</w:t>
+      </w:r>
+      <w:r>
+        <w:rPr>
+          <w:rFonts w:hint="eastAsia"/>
+        </w:rPr>
+        <w:t>，</w:t>
+      </w:r>
+      <w:r>
+        <w:rPr>
+          <w:rFonts w:hint="eastAsia"/>
+        </w:rPr>
+        <w:t>在延迟任务到时间后，删</w:t>
+      </w:r>
+      <w:r>
+        <w:rPr>
+          <w:rFonts w:hint="eastAsia"/>
+        </w:rPr>
+        <w:t>除目录表中关于该分隔符的记录。</w:t>
+      </w:r>
+    </w:p>
+    <w:p>
+      <w:pPr>
+        <w:ind w:left="0" w:firstLineChars="200" w:firstLine="420"/>
+      </w:pPr>
+      <w:r>
+        <w:rPr>
+          <w:rFonts w:hint="eastAsia"/>
+        </w:rPr>
+        <w:lastRenderedPageBreak/>
+        <w:t>定时任务中，检索到离上次修改分隔符时间间隔大于</w:t>
+      </w:r>
+      <w:r>
+        <w:rPr>
+          <w:rFonts w:hint="eastAsia"/>
+        </w:rPr>
+        <w:t>1</w:t>
+      </w:r>
+      <w:r>
+        <w:rPr>
+          <w:rFonts w:hint="eastAsia"/>
+        </w:rPr>
+        <w:t>小时且无可用分隔符时，将重建中的分隔符重启重建目录机制并修改</w:t>
+      </w:r>
+      <w:proofErr w:type="spellStart"/>
+      <w:r>
+        <w:rPr>
+          <w:rFonts w:hint="eastAsia"/>
+        </w:rPr>
+        <w:t>LastModDelimiter</w:t>
+      </w:r>
+      <w:proofErr w:type="spellEnd"/>
+      <w:r>
+        <w:rPr>
+          <w:rFonts w:hint="eastAsia"/>
+        </w:rPr>
+        <w:t>为当前时间。</w:t>
+      </w:r>
+    </w:p>
+    <w:p>
+      <w:pPr>
+        <w:ind w:left="0" w:firstLineChars="200" w:firstLine="420"/>
+      </w:pPr>
+    </w:p>
+    <w:p>
+      <w:pPr>
+        <w:ind w:left="0" w:firstLineChars="200" w:firstLine="420"/>
+        <w:rPr>
+          <w:rFonts w:hint="eastAsia"/>
+        </w:rPr>
+      </w:pPr>
+      <w:r>
+        <w:rPr>
+          <w:rFonts w:hint="eastAsia"/>
+        </w:rPr>
+        <w:t>在分隔符处于</w:t>
+      </w:r>
+      <w:proofErr w:type="gramStart"/>
+      <w:r>
+        <w:rPr>
+          <w:rFonts w:hint="eastAsia"/>
+        </w:rPr>
+        <w:t>不</w:t>
+      </w:r>
+      <w:proofErr w:type="gramEnd"/>
+      <w:r>
+        <w:rPr>
+          <w:rFonts w:hint="eastAsia"/>
+        </w:rPr>
+        <w:t>可用状态时，查询请求不能使用目录查询，当有插入和删除对象的请求需要增加和删除元数据时，</w:t>
+      </w:r>
+      <w:r>
+        <w:rPr>
+          <w:rFonts w:hint="eastAsia"/>
+        </w:rPr>
+        <w:t>根据当前存在的分隔符（可用</w:t>
+      </w:r>
+      <w:r>
+        <w:rPr>
+          <w:rFonts w:hint="eastAsia"/>
+        </w:rPr>
+        <w:t>/</w:t>
+      </w:r>
+      <w:proofErr w:type="gramStart"/>
+      <w:r>
+        <w:rPr>
+          <w:rFonts w:hint="eastAsia"/>
+        </w:rPr>
+        <w:t>不</w:t>
+      </w:r>
+      <w:proofErr w:type="gramEnd"/>
+      <w:r>
+        <w:rPr>
+          <w:rFonts w:hint="eastAsia"/>
+        </w:rPr>
+        <w:t>可用</w:t>
+      </w:r>
+      <w:r>
+        <w:rPr>
+          <w:rFonts w:hint="eastAsia"/>
+        </w:rPr>
+        <w:t>/</w:t>
+      </w:r>
+      <w:r>
+        <w:rPr>
+          <w:rFonts w:hint="eastAsia"/>
+        </w:rPr>
+        <w:t>重建中）进行分解，并在目录中增加</w:t>
+      </w:r>
+      <w:r>
+        <w:rPr>
+          <w:rFonts w:hint="eastAsia"/>
+        </w:rPr>
+        <w:t>和删除。</w:t>
+      </w:r>
+    </w:p>
+    <w:p>
+      <w:pPr>
+        <w:ind w:left="0" w:firstLineChars="200" w:firstLine="420"/>
+      </w:pPr>
+      <w:r>
+        <w:rPr>
+          <w:rFonts w:hint="eastAsia"/>
+        </w:rPr>
+        <w:t>当系统收到设置分隔符请求，如果当前分隔符</w:t>
+      </w:r>
+      <w:r>
+        <w:rPr>
+          <w:rFonts w:hint="eastAsia"/>
+        </w:rPr>
+        <w:t>及备用分隔符</w:t>
+      </w:r>
+      <w:r>
+        <w:rPr>
+          <w:rFonts w:hint="eastAsia"/>
+        </w:rPr>
+        <w:t>状态</w:t>
+      </w:r>
+      <w:r>
+        <w:rPr>
+          <w:rFonts w:hint="eastAsia"/>
+        </w:rPr>
+        <w:t>均</w:t>
+      </w:r>
+      <w:r>
+        <w:rPr>
+          <w:rFonts w:hint="eastAsia"/>
+        </w:rPr>
+        <w:t>为</w:t>
+      </w:r>
+      <w:proofErr w:type="gramStart"/>
+      <w:r>
+        <w:rPr>
+          <w:rFonts w:hint="eastAsia"/>
+        </w:rPr>
+        <w:t>不</w:t>
+      </w:r>
+      <w:proofErr w:type="gramEnd"/>
+      <w:r>
+        <w:rPr>
+          <w:rFonts w:hint="eastAsia"/>
+        </w:rPr>
+        <w:t>可用时，</w:t>
+      </w:r>
+      <w:r>
+        <w:rPr>
+          <w:rFonts w:hint="eastAsia"/>
+        </w:rPr>
+        <w:t>且距离上次修改时间不超过</w:t>
+      </w:r>
+      <w:r>
+        <w:rPr>
+          <w:rFonts w:hint="eastAsia"/>
+        </w:rPr>
+        <w:t>1</w:t>
+      </w:r>
+      <w:r>
+        <w:rPr>
+          <w:rFonts w:hint="eastAsia"/>
+        </w:rPr>
+        <w:t>小时，</w:t>
+      </w:r>
+      <w:r>
+        <w:rPr>
+          <w:rFonts w:hint="eastAsia"/>
+        </w:rPr>
+        <w:t>返回错误，提示不要频繁修改分隔符。</w:t>
+      </w:r>
+      <w:r>
+        <w:rPr>
+          <w:rFonts w:hint="eastAsia"/>
+        </w:rPr>
+        <w:t>如果当前分隔符与备用分隔符均为不可用，但是距离上次修改时间超过</w:t>
+      </w:r>
+      <w:r>
+        <w:rPr>
+          <w:rFonts w:hint="eastAsia"/>
+        </w:rPr>
+        <w:t>1</w:t>
+      </w:r>
+      <w:r>
+        <w:rPr>
+          <w:rFonts w:hint="eastAsia"/>
+        </w:rPr>
+        <w:t>小时，修改重建中的分隔符，并按照新的分隔符重建目录。</w:t>
+      </w:r>
+      <w:bookmarkStart w:id="8" w:name="_GoBack"/>
+      <w:bookmarkEnd w:id="8"/>
+    </w:p>
+    <w:p>
+      <w:pPr>
+        <w:ind w:left="0" w:firstLineChars="200" w:firstLine="420"/>
+        <w:rPr>
+          <w:rFonts w:hint="eastAsia"/>
+        </w:rPr>
+      </w:pPr>
+    </w:p>
+    <w:p>
+      <w:pPr>
+        <w:ind w:left="0" w:firstLineChars="200" w:firstLine="420"/>
+      </w:pPr>
+      <w:r>
+        <w:rPr>
+          <w:rFonts w:hint="eastAsia"/>
+        </w:rPr>
+        <w:t>设置分隔符流程：</w:t>
+      </w:r>
+    </w:p>
+    <w:p>
+      <w:pPr>
+        <w:ind w:left="420" w:hangingChars="200" w:hanging="420"/>
+      </w:pPr>
+      <w:r>
+        <w:rPr>
+          <w:noProof/>
+        </w:rPr>
+        <w:drawing>
+          <wp:inline distT="0" distB="0" distL="0" distR="0" wp14:anchorId="175F480D" wp14:editId="42050B12">
+            <wp:extent cx="5274310" cy="5419215"/>
+            <wp:effectExtent l="0" t="0" r="2540" b="0"/>
+            <wp:docPr id="7" name="图片 7"/>
+            <wp:cNvGraphicFramePr>
+              <a:graphicFrameLocks xmlns:a="http://schemas.openxmlformats.org/drawingml/2006/main" noChangeAspect="1"/>
+            </wp:cNvGraphicFramePr>
+            <a:graphic xmlns:a="http://schemas.openxmlformats.org/drawingml/2006/main">
+              <a:graphicData uri="http://schemas.openxmlformats.org/drawingml/2006/picture">
+                <pic:pic xmlns:pic="http://schemas.openxmlformats.org/drawingml/2006/picture">
+                  <pic:nvPicPr>
+                    <pic:cNvPr id="0" name="Picture 3"/>
+                    <pic:cNvPicPr>
+                      <a:picLocks noChangeAspect="1" noChangeArrowheads="1"/>
+                    </pic:cNvPicPr>
+                  </pic:nvPicPr>
+                  <pic:blipFill>
+                    <a:blip r:embed="rId15" cstate="print">
+                      <a:extLst>
+                        <a:ext uri="{28A0092B-C50C-407E-A947-70E740481C1C}">
+                          <a14:useLocalDpi xmlns:a14="http://schemas.microsoft.com/office/drawing/2010/main" val="0"/>
+                        </a:ext>
+                      </a:extLst>
+                    </a:blip>
+                    <a:srcRect/>
+                    <a:stretch>
+                      <a:fillRect/>
+                    </a:stretch>
+                  </pic:blipFill>
+                  <pic:spPr bwMode="auto">
+                    <a:xfrm>
+                      <a:off x="0" y="0"/>
+                      <a:ext cx="5274310" cy="5419215"/>
+                    </a:xfrm>
+                    <a:prstGeom prst="rect">
+                      <a:avLst/>
+                    </a:prstGeom>
+                    <a:noFill/>
+                    <a:ln>
+                      <a:noFill/>
+                    </a:ln>
+                  </pic:spPr>
+                </pic:pic>
+              </a:graphicData>
+            </a:graphic>
+          </wp:inline>
+        </w:drawing>
+      </w:r>
+      <w:r>
+        <w:t xml:space="preserve"> </w:t>
+      </w:r>
+    </w:p>
+    <w:p>
+      <w:pPr>
+        <w:spacing w:beforeLines="50" w:before="156" w:afterLines="50" w:after="156"/>
+        <w:ind w:left="0" w:firstLineChars="200" w:firstLine="420"/>
+      </w:pPr>
+      <w:r>
+        <w:rPr>
+          <w:rFonts w:hint="eastAsia"/>
+        </w:rPr>
+        <w:t>正常场景：</w:t>
+      </w:r>
+    </w:p>
+    <w:p>
+      <w:pPr>
+        <w:spacing w:beforeLines="50" w:before="156" w:afterLines="50" w:after="156"/>
+        <w:ind w:left="0" w:firstLineChars="200" w:firstLine="420"/>
+      </w:pPr>
+      <w:r>
+        <w:rPr>
+          <w:rFonts w:hint="eastAsia"/>
+        </w:rPr>
+        <w:t>设置</w:t>
+      </w:r>
+      <w:r>
+        <w:rPr>
+          <w:rFonts w:hint="eastAsia"/>
+        </w:rPr>
+        <w:t>delimiter</w:t>
+      </w:r>
+      <w:r>
+        <w:rPr>
+          <w:rFonts w:hint="eastAsia"/>
+        </w:rPr>
+        <w:t>字段为“</w:t>
+      </w:r>
+      <w:r>
+        <w:rPr>
+          <w:rFonts w:hint="eastAsia"/>
+        </w:rPr>
+        <w:t>/</w:t>
+      </w:r>
+      <w:r>
+        <w:rPr>
+          <w:rFonts w:hint="eastAsia"/>
+        </w:rPr>
+        <w:t>”或“！”等字符，设置成功。</w:t>
+      </w:r>
+    </w:p>
+    <w:p>
+      <w:pPr>
+        <w:spacing w:beforeLines="50" w:before="156" w:afterLines="50" w:after="156"/>
+        <w:ind w:left="0" w:firstLineChars="200" w:firstLine="420"/>
+      </w:pPr>
+    </w:p>
+    <w:p>
+      <w:pPr>
+        <w:spacing w:beforeLines="50" w:before="156" w:afterLines="50" w:after="156"/>
+        <w:ind w:left="0" w:firstLineChars="200" w:firstLine="420"/>
+        <w:rPr>
+          <w:rFonts w:hint="eastAsia"/>
+        </w:rPr>
+      </w:pPr>
+      <w:r>
+        <w:rPr>
+          <w:rFonts w:hint="eastAsia"/>
+        </w:rPr>
+        <w:lastRenderedPageBreak/>
+        <w:t>并发场景：</w:t>
+      </w:r>
+    </w:p>
+    <w:p>
+      <w:pPr>
+        <w:spacing w:beforeLines="50" w:before="156" w:afterLines="50" w:after="156"/>
+        <w:ind w:left="0" w:firstLineChars="200" w:firstLine="420"/>
+        <w:rPr>
+          <w:rFonts w:hint="eastAsia"/>
+        </w:rPr>
+      </w:pPr>
+    </w:p>
+    <w:p>
+      <w:pPr>
+        <w:spacing w:beforeLines="50" w:before="156" w:afterLines="50" w:after="156"/>
+        <w:ind w:left="0" w:firstLineChars="200" w:firstLine="420"/>
+      </w:pPr>
+      <w:r>
+        <w:rPr>
+          <w:rFonts w:hint="eastAsia"/>
+        </w:rPr>
+        <w:t>异常场景：</w:t>
+      </w:r>
+    </w:p>
+    <w:p>
+      <w:pPr>
+        <w:pStyle w:val="aa"/>
+        <w:numPr>
+          <w:ilvl w:val="0"/>
+          <w:numId w:val="35"/>
+        </w:numPr>
+        <w:spacing w:beforeLines="50" w:before="156" w:afterLines="50" w:after="156"/>
+        <w:ind w:firstLineChars="0"/>
+      </w:pPr>
+      <w:r>
+        <w:rPr>
+          <w:rFonts w:hint="eastAsia"/>
+        </w:rPr>
+        <w:t>桶不存在，返回</w:t>
+      </w:r>
+      <w:proofErr w:type="spellStart"/>
+      <w:r>
+        <w:t>NoSuchBucket</w:t>
+      </w:r>
+      <w:proofErr w:type="spellEnd"/>
+      <w:r>
+        <w:rPr>
+          <w:rFonts w:hint="eastAsia"/>
+        </w:rPr>
+        <w:t>。</w:t>
+      </w:r>
+    </w:p>
+    <w:p>
+      <w:pPr>
+        <w:pStyle w:val="aa"/>
+        <w:numPr>
+          <w:ilvl w:val="0"/>
+          <w:numId w:val="35"/>
+        </w:numPr>
+        <w:spacing w:beforeLines="50" w:before="156" w:afterLines="50" w:after="156"/>
+        <w:ind w:firstLineChars="0"/>
+      </w:pPr>
+      <w:r>
+        <w:rPr>
+          <w:rFonts w:hint="eastAsia"/>
+        </w:rPr>
+        <w:t>桶不属于自己，返回</w:t>
+      </w:r>
+      <w:proofErr w:type="spellStart"/>
+      <w:r>
+        <w:t>AccessDenied</w:t>
+      </w:r>
+      <w:proofErr w:type="spellEnd"/>
+      <w:r>
+        <w:rPr>
+          <w:rFonts w:hint="eastAsia"/>
+        </w:rPr>
+        <w:t>。</w:t>
+      </w:r>
+    </w:p>
+    <w:p>
+      <w:pPr>
+        <w:pStyle w:val="aa"/>
+        <w:numPr>
+          <w:ilvl w:val="0"/>
+          <w:numId w:val="35"/>
+        </w:numPr>
+        <w:spacing w:beforeLines="50" w:before="156" w:afterLines="50" w:after="156"/>
+        <w:ind w:firstLineChars="0"/>
+      </w:pPr>
+      <w:r>
+        <w:rPr>
+          <w:rFonts w:hint="eastAsia"/>
+        </w:rPr>
+        <w:t>修改过于频繁，请稍后再试。（上一次的修改还未刷新目录表完成，不允许再修改）</w:t>
+      </w:r>
+    </w:p>
+    <w:p>
+      <w:pPr>
+        <w:pStyle w:val="aa"/>
+        <w:numPr>
+          <w:ilvl w:val="0"/>
+          <w:numId w:val="35"/>
+        </w:numPr>
+        <w:spacing w:beforeLines="50" w:before="156" w:afterLines="50" w:after="156"/>
+        <w:ind w:firstLineChars="0"/>
+        <w:rPr>
+          <w:rFonts w:hint="eastAsia"/>
+        </w:rPr>
+      </w:pPr>
+      <w:proofErr w:type="gramStart"/>
+      <w:r>
+        <w:rPr>
+          <w:rFonts w:hint="eastAsia"/>
+        </w:rPr>
+        <w:t>和之前</w:t>
+      </w:r>
+      <w:proofErr w:type="gramEnd"/>
+      <w:r>
+        <w:rPr>
+          <w:rFonts w:hint="eastAsia"/>
+        </w:rPr>
+        <w:t>的配置一样，不需要修改。</w:t>
+      </w:r>
+    </w:p>
+    <w:p>
+      <w:pPr>
+        <w:pStyle w:val="3"/>
+        <w:ind w:left="210"/>
+      </w:pPr>
+      <w:bookmarkStart w:id="9" w:name="_获取分隔符（GET_Bucket_Delimiter）"/>
+      <w:bookmarkEnd w:id="9"/>
+      <w:r>
+        <w:rPr>
+          <w:rFonts w:hint="eastAsia"/>
+        </w:rPr>
+        <w:t>获取分隔符（</w:t>
+      </w:r>
+      <w:r>
+        <w:rPr>
+          <w:rFonts w:hint="eastAsia"/>
+        </w:rPr>
+        <w:t>GET</w:t>
+      </w:r>
+      <w:r>
+        <w:t xml:space="preserve"> Bucket </w:t>
+      </w:r>
+      <w:r>
+        <w:rPr>
+          <w:rFonts w:hint="eastAsia"/>
+        </w:rPr>
+        <w:t>d</w:t>
+      </w:r>
+      <w:r>
+        <w:t>elimiter</w:t>
+      </w:r>
+      <w:r>
+        <w:rPr>
+          <w:rFonts w:hint="eastAsia"/>
+        </w:rPr>
+        <w:t>）</w:t>
+      </w:r>
+    </w:p>
+    <w:p>
+      <w:r>
+        <w:rPr>
+          <w:rFonts w:hint="eastAsia"/>
+        </w:rPr>
+        <w:t>获取分隔符流程：</w:t>
+      </w:r>
+      <w:r>
+        <w:rPr>
+          <w:rFonts w:hint="eastAsia"/>
+        </w:rPr>
+        <w:t xml:space="preserve"> </w:t>
+      </w:r>
+    </w:p>
+    <w:p>
+      <w:pPr>
+        <w:ind w:left="0"/>
+      </w:pPr>
+      <w:r>
+        <w:t xml:space="preserve">  </w:t>
+      </w:r>
+      <w:r>
+        <w:rPr>
+          <w:noProof/>
+        </w:rPr>
+        <w:drawing>
+          <wp:inline distT="0" distB="0" distL="0" distR="0" wp14:anchorId="48884EF2" wp14:editId="30497C85">
+            <wp:extent cx="5274310" cy="3054499"/>
+            <wp:effectExtent l="0" t="0" r="2540" b="0"/>
+            <wp:docPr id="23" name="图片 23"/>
+            <wp:cNvGraphicFramePr>
+              <a:graphicFrameLocks xmlns:a="http://schemas.openxmlformats.org/drawingml/2006/main" noChangeAspect="1"/>
+            </wp:cNvGraphicFramePr>
+            <a:graphic xmlns:a="http://schemas.openxmlformats.org/drawingml/2006/main">
+              <a:graphicData uri="http://schemas.openxmlformats.org/drawingml/2006/picture">
+                <pic:pic xmlns:pic="http://schemas.openxmlformats.org/drawingml/2006/picture">
+                  <pic:nvPicPr>
+                    <pic:cNvPr id="0" name="Picture 21"/>
+                    <pic:cNvPicPr>
+                      <a:picLocks noChangeAspect="1" noChangeArrowheads="1"/>
+                    </pic:cNvPicPr>
+                  </pic:nvPicPr>
+                  <pic:blipFill>
+                    <a:blip r:embed="rId16">
+                      <a:extLst>
+                        <a:ext uri="{28A0092B-C50C-407E-A947-70E740481C1C}">
+                          <a14:useLocalDpi xmlns:a14="http://schemas.microsoft.com/office/drawing/2010/main" val="0"/>
+                        </a:ext>
+                      </a:extLst>
+                    </a:blip>
+                    <a:srcRect/>
+                    <a:stretch>
+                      <a:fillRect/>
+                    </a:stretch>
+                  </pic:blipFill>
+                  <pic:spPr bwMode="auto">
+                    <a:xfrm>
+                      <a:off x="0" y="0"/>
+                      <a:ext cx="5274310" cy="3054499"/>
+                    </a:xfrm>
+                    <a:prstGeom prst="rect">
+                      <a:avLst/>
+                    </a:prstGeom>
+                    <a:noFill/>
+                    <a:ln>
+                      <a:noFill/>
+                    </a:ln>
+                  </pic:spPr>
+                </pic:pic>
+              </a:graphicData>
+            </a:graphic>
+          </wp:inline>
+        </w:drawing>
+      </w:r>
+    </w:p>
+    <w:p>
+      <w:pPr>
+        <w:spacing w:beforeLines="50" w:before="156" w:afterLines="50" w:after="156"/>
+      </w:pPr>
+      <w:r>
+        <w:rPr>
+          <w:rFonts w:hint="eastAsia"/>
+        </w:rPr>
+        <w:t>正常场景：</w:t>
+      </w:r>
+    </w:p>
+    <w:p>
+      <w:pPr>
+        <w:pStyle w:val="aa"/>
+        <w:spacing w:beforeLines="50" w:before="156" w:afterLines="50" w:after="156"/>
+        <w:ind w:left="717" w:firstLineChars="0" w:firstLine="0"/>
+      </w:pPr>
+      <w:r>
+        <w:rPr>
+          <w:rFonts w:hint="eastAsia"/>
+        </w:rPr>
+        <w:t>查询成功，返回</w:t>
+      </w:r>
+      <w:r>
+        <w:t>Delimiter</w:t>
+      </w:r>
+      <w:r>
+        <w:rPr>
+          <w:rFonts w:hint="eastAsia"/>
+        </w:rPr>
+        <w:t>。</w:t>
+      </w:r>
+    </w:p>
+    <w:p>
+      <w:pPr>
+        <w:spacing w:beforeLines="50" w:before="156" w:afterLines="50" w:after="156"/>
+      </w:pPr>
+    </w:p>
+    <w:p>
+      <w:pPr>
+        <w:spacing w:beforeLines="50" w:before="156" w:afterLines="50" w:after="156"/>
+      </w:pPr>
+      <w:r>
+        <w:rPr>
+          <w:rFonts w:hint="eastAsia"/>
+        </w:rPr>
+        <w:t>异常场景：</w:t>
+      </w:r>
+    </w:p>
+    <w:p>
+      <w:pPr>
+        <w:pStyle w:val="aa"/>
+        <w:numPr>
+          <w:ilvl w:val="0"/>
+          <w:numId w:val="36"/>
+        </w:numPr>
+        <w:spacing w:beforeLines="50" w:before="156" w:afterLines="50" w:after="156"/>
+        <w:ind w:firstLineChars="0"/>
+      </w:pPr>
+      <w:r>
+        <w:rPr>
+          <w:rFonts w:hint="eastAsia"/>
+        </w:rPr>
+        <w:t>桶不存在，返回</w:t>
+      </w:r>
+      <w:proofErr w:type="spellStart"/>
+      <w:r>
+        <w:t>NoSuchBucket</w:t>
+      </w:r>
+      <w:proofErr w:type="spellEnd"/>
+      <w:r>
+        <w:rPr>
+          <w:rFonts w:hint="eastAsia"/>
+        </w:rPr>
+        <w:t>。</w:t>
+      </w:r>
+    </w:p>
+    <w:p>
+      <w:pPr>
+        <w:pStyle w:val="aa"/>
+        <w:numPr>
+          <w:ilvl w:val="0"/>
+          <w:numId w:val="46"/>
+        </w:numPr>
+        <w:spacing w:beforeLines="50" w:before="156" w:afterLines="50" w:after="156"/>
+        <w:ind w:firstLineChars="0"/>
+      </w:pPr>
+      <w:r>
+        <w:rPr>
+          <w:rFonts w:hint="eastAsia"/>
+        </w:rPr>
+        <w:t>桶不属于自己，返回</w:t>
+      </w:r>
+      <w:proofErr w:type="spellStart"/>
+      <w:r>
+        <w:t>AccessDenied</w:t>
+      </w:r>
+      <w:proofErr w:type="spellEnd"/>
+      <w:r>
+        <w:rPr>
+          <w:rFonts w:hint="eastAsia"/>
+        </w:rPr>
+        <w:t>。</w:t>
+      </w:r>
+    </w:p>
+    <w:p>
+      <w:pPr>
         <w:pStyle w:val="10"/>
       </w:pPr>
       <w:r>
         <w:rPr>
           <w:rFonts w:hint="eastAsia"/>
         </w:rPr>
+        <w:lastRenderedPageBreak/>
         <w:t>进度评估</w:t>
       </w:r>
       <w:r>
@@ -12571,7 +16629,6 @@
         <w:rPr>
           <w:rFonts w:hint="eastAsia"/>
         </w:rPr>
-        <w:lastRenderedPageBreak/>
         <w:t>遗留问题</w:t>
       </w:r>
     </w:p>
@@ -13111,12 +17168,14 @@
               </w:rPr>
               <w:t>头部中的</w:t>
             </w:r>
+            <w:proofErr w:type="spellStart"/>
             <w:r>
               <w:rPr>
                 <w:rFonts w:hint="eastAsia"/>
               </w:rPr>
               <w:t>AccessKeyID</w:t>
             </w:r>
+            <w:proofErr w:type="spellEnd"/>
             <w:r>
               <w:rPr>
                 <w:rFonts w:hint="eastAsia"/>
@@ -13141,12 +17200,14 @@
               </w:rPr>
               <w:t>的</w:t>
             </w:r>
+            <w:proofErr w:type="spellStart"/>
             <w:r>
               <w:rPr>
                 <w:rFonts w:hint="eastAsia"/>
               </w:rPr>
               <w:t>AccessKeyID</w:t>
             </w:r>
+            <w:proofErr w:type="spellEnd"/>
             <w:r>
               <w:rPr>
                 <w:rFonts w:hint="eastAsia"/>
@@ -13194,6 +17255,7 @@
               <w:rPr>
                 <w:rFonts w:hint="eastAsia"/>
               </w:rPr>
+              <w:lastRenderedPageBreak/>
               <w:t>PUT</w:t>
             </w:r>
             <w:r>
@@ -13442,6 +17504,7 @@
               <w:rPr>
                 <w:rFonts w:hint="eastAsia"/>
               </w:rPr>
+              <w:lastRenderedPageBreak/>
               <w:t>PUT</w:t>
             </w:r>
             <w:r>
@@ -13549,6 +17612,7 @@
               <w:rPr>
                 <w:rFonts w:hint="eastAsia"/>
               </w:rPr>
+              <w:lastRenderedPageBreak/>
               <w:t>bucketname</w:t>
             </w:r>
             <w:r>
@@ -13715,6 +17779,7 @@
               <w:rPr>
                 <w:rFonts w:hint="eastAsia"/>
               </w:rPr>
+              <w:lastRenderedPageBreak/>
               <w:t>Story.SequoiaS</w:t>
             </w:r>
             <w:r>
@@ -13736,11 +17801,19 @@
             <w:pPr>
               <w:ind w:left="0"/>
             </w:pPr>
-            <w:r>
-              <w:rPr>
-                <w:rFonts w:hint="eastAsia"/>
-              </w:rPr>
-              <w:t>桶名不符合规范</w:t>
+            <w:proofErr w:type="gramStart"/>
+            <w:r>
+              <w:rPr>
+                <w:rFonts w:hint="eastAsia"/>
+              </w:rPr>
+              <w:t>桶名不</w:t>
+            </w:r>
+            <w:proofErr w:type="gramEnd"/>
+            <w:r>
+              <w:rPr>
+                <w:rFonts w:hint="eastAsia"/>
+              </w:rPr>
+              <w:t>符合规范</w:t>
             </w:r>
           </w:p>
         </w:tc>
@@ -13808,8 +17881,16 @@
               <w:rPr>
                 <w:rFonts w:hint="eastAsia"/>
               </w:rPr>
-              <w:t>创建一个桶，桶名包含</w:t>
-            </w:r>
+              <w:t>创建一个桶，</w:t>
+            </w:r>
+            <w:proofErr w:type="gramStart"/>
+            <w:r>
+              <w:rPr>
+                <w:rFonts w:hint="eastAsia"/>
+              </w:rPr>
+              <w:t>桶名包含</w:t>
+            </w:r>
+            <w:proofErr w:type="gramEnd"/>
             <w:r>
               <w:rPr>
                 <w:rFonts w:hint="eastAsia"/>
@@ -13875,14 +17956,7 @@
               <w:rPr>
                 <w:rFonts w:hint="eastAsia"/>
               </w:rPr>
-              <w:t>字</w:t>
-            </w:r>
-            <w:r>
-              <w:rPr>
-                <w:rFonts w:hint="eastAsia"/>
-              </w:rPr>
-              <w:lastRenderedPageBreak/>
-              <w:t>母，数字，连字符，总位数为</w:t>
+              <w:t>字母，数字，连字符，总位数为</w:t>
             </w:r>
             <w:r>
               <w:rPr>
@@ -13915,7 +17989,6 @@
               <w:rPr>
                 <w:rFonts w:hint="eastAsia"/>
               </w:rPr>
-              <w:lastRenderedPageBreak/>
               <w:t>返回失败，</w:t>
             </w:r>
             <w:r>
@@ -13984,7 +18057,6 @@
               <w:rPr>
                 <w:rFonts w:hint="eastAsia"/>
               </w:rPr>
-              <w:lastRenderedPageBreak/>
               <w:t>Story.SequoiaS</w:t>
             </w:r>
             <w:r>
@@ -14006,11 +18078,19 @@
             <w:pPr>
               <w:ind w:left="0"/>
             </w:pPr>
-            <w:r>
-              <w:rPr>
-                <w:rFonts w:hint="eastAsia"/>
-              </w:rPr>
-              <w:t>桶名包含特殊字符</w:t>
+            <w:proofErr w:type="gramStart"/>
+            <w:r>
+              <w:rPr>
+                <w:rFonts w:hint="eastAsia"/>
+              </w:rPr>
+              <w:t>桶名包含</w:t>
+            </w:r>
+            <w:proofErr w:type="gramEnd"/>
+            <w:r>
+              <w:rPr>
+                <w:rFonts w:hint="eastAsia"/>
+              </w:rPr>
+              <w:t>特殊字符</w:t>
             </w:r>
           </w:p>
         </w:tc>
@@ -14078,8 +18158,16 @@
               <w:rPr>
                 <w:rFonts w:hint="eastAsia"/>
               </w:rPr>
-              <w:t>创建一个桶，桶名为</w:t>
-            </w:r>
+              <w:t>创建一个桶，</w:t>
+            </w:r>
+            <w:proofErr w:type="gramStart"/>
+            <w:r>
+              <w:rPr>
+                <w:rFonts w:hint="eastAsia"/>
+              </w:rPr>
+              <w:t>桶名为</w:t>
+            </w:r>
+            <w:proofErr w:type="gramEnd"/>
             <w:r>
               <w:rPr>
                 <w:rFonts w:hint="eastAsia"/>
@@ -14158,14 +18246,52 @@
               <w:rPr>
                 <w:rFonts w:hint="eastAsia"/>
               </w:rPr>
-              <w:t>创建一个桶，桶名为</w:t>
-            </w:r>
-            <w:r>
-              <w:rPr>
-                <w:rFonts w:hint="eastAsia"/>
-              </w:rPr>
-              <w:t>ww.ww.ww.ee.rr..dd</w:t>
-            </w:r>
+              <w:t>创建一个桶，</w:t>
+            </w:r>
+            <w:proofErr w:type="gramStart"/>
+            <w:r>
+              <w:rPr>
+                <w:rFonts w:hint="eastAsia"/>
+              </w:rPr>
+              <w:t>桶名为</w:t>
+            </w:r>
+            <w:proofErr w:type="gramEnd"/>
+            <w:r>
+              <w:rPr>
+                <w:rFonts w:hint="eastAsia"/>
+              </w:rPr>
+              <w:t>ww.ww.ww.</w:t>
+            </w:r>
+            <w:proofErr w:type="gramStart"/>
+            <w:r>
+              <w:rPr>
+                <w:rFonts w:hint="eastAsia"/>
+              </w:rPr>
+              <w:t>ee.</w:t>
+            </w:r>
+            <w:proofErr w:type="spellStart"/>
+            <w:r>
+              <w:rPr>
+                <w:rFonts w:hint="eastAsia"/>
+              </w:rPr>
+              <w:t>rr</w:t>
+            </w:r>
+            <w:proofErr w:type="spellEnd"/>
+            <w:r>
+              <w:rPr>
+                <w:rFonts w:hint="eastAsia"/>
+              </w:rPr>
+              <w:t>..</w:t>
+            </w:r>
+            <w:proofErr w:type="spellStart"/>
+            <w:proofErr w:type="gramEnd"/>
+            <w:r>
+              <w:rPr>
+                <w:rFonts w:hint="eastAsia"/>
+              </w:rPr>
+              <w:t>dd</w:t>
+            </w:r>
+            <w:proofErr w:type="spellEnd"/>
           </w:p>
           <w:p>
             <w:pPr>
@@ -14195,8 +18321,16 @@
               <w:rPr>
                 <w:rFonts w:hint="eastAsia"/>
               </w:rPr>
-              <w:t>创建一个桶，桶名包含</w:t>
-            </w:r>
+              <w:t>创建一个桶，</w:t>
+            </w:r>
+            <w:proofErr w:type="gramStart"/>
+            <w:r>
+              <w:rPr>
+                <w:rFonts w:hint="eastAsia"/>
+              </w:rPr>
+              <w:t>桶名包含</w:t>
+            </w:r>
+            <w:proofErr w:type="gramEnd"/>
             <w:r>
               <w:rPr>
                 <w:rFonts w:hint="eastAsia"/>
@@ -14300,8 +18434,30 @@
               <w:rPr>
                 <w:rFonts w:hint="eastAsia"/>
               </w:rPr>
-              <w:t>ww.ww.ww.ee.rr..dd</w:t>
-            </w:r>
+              <w:t>ww.ww.ww.ee.</w:t>
+            </w:r>
+            <w:proofErr w:type="spellStart"/>
+            <w:r>
+              <w:rPr>
+                <w:rFonts w:hint="eastAsia"/>
+              </w:rPr>
+              <w:t>rr</w:t>
+            </w:r>
+            <w:proofErr w:type="spellEnd"/>
+            <w:r>
+              <w:rPr>
+                <w:rFonts w:hint="eastAsia"/>
+              </w:rPr>
+              <w:t>..</w:t>
+            </w:r>
+            <w:proofErr w:type="spellStart"/>
+            <w:r>
+              <w:rPr>
+                <w:rFonts w:hint="eastAsia"/>
+              </w:rPr>
+              <w:t>dd</w:t>
+            </w:r>
+            <w:proofErr w:type="spellEnd"/>
             <w:r>
               <w:rPr>
                 <w:rFonts w:hint="eastAsia"/>
@@ -14429,12 +18585,14 @@
               </w:rPr>
               <w:t>用户创建了桶</w:t>
             </w:r>
+            <w:proofErr w:type="spellStart"/>
             <w:r>
               <w:rPr>
                 <w:rFonts w:hint="eastAsia"/>
               </w:rPr>
               <w:t>mybucket</w:t>
             </w:r>
+            <w:proofErr w:type="spellEnd"/>
           </w:p>
           <w:p>
             <w:pPr>
@@ -14494,12 +18652,14 @@
             <w:r>
               <w:t xml:space="preserve"> </w:t>
             </w:r>
+            <w:proofErr w:type="spellStart"/>
             <w:r>
               <w:rPr>
                 <w:rFonts w:hint="eastAsia"/>
               </w:rPr>
               <w:t>Bucketversioning</w:t>
             </w:r>
+            <w:proofErr w:type="spellEnd"/>
             <w:r>
               <w:rPr>
                 <w:rFonts w:hint="eastAsia"/>
@@ -14523,6 +18683,7 @@
               <w:ind w:firstLineChars="0"/>
             </w:pPr>
             <w:r>
+              <w:lastRenderedPageBreak/>
               <w:t>GET Bucket versioning</w:t>
             </w:r>
             <w:r>
@@ -14550,12 +18711,14 @@
             <w:r>
               <w:t xml:space="preserve"> </w:t>
             </w:r>
+            <w:proofErr w:type="spellStart"/>
             <w:r>
               <w:rPr>
                 <w:rFonts w:hint="eastAsia"/>
               </w:rPr>
               <w:t>Bucketversioning</w:t>
             </w:r>
+            <w:proofErr w:type="spellEnd"/>
             <w:r>
               <w:rPr>
                 <w:rFonts w:hint="eastAsia"/>
@@ -14609,13 +18772,28 @@
               <w:rPr>
                 <w:rFonts w:hint="eastAsia"/>
               </w:rPr>
+              <w:lastRenderedPageBreak/>
               <w:t>查询结果为</w:t>
             </w:r>
             <w:r>
               <w:rPr>
                 <w:i/>
               </w:rPr>
-              <w:t>&lt;VersioningConfiguration/&gt;</w:t>
+              <w:t>&lt;</w:t>
+            </w:r>
+            <w:proofErr w:type="spellStart"/>
+            <w:r>
+              <w:rPr>
+                <w:i/>
+              </w:rPr>
+              <w:t>VersioningConfiguration</w:t>
+            </w:r>
+            <w:proofErr w:type="spellEnd"/>
+            <w:r>
+              <w:rPr>
+                <w:i/>
+              </w:rPr>
+              <w:t>/&gt;</w:t>
             </w:r>
           </w:p>
           <w:p>
@@ -14653,7 +18831,14 @@
               <w:rPr>
                 <w:i/>
               </w:rPr>
-              <w:t>&lt;VersioningConfiguration&gt;&lt;Status&gt;Enabled&lt;/Status&gt;&lt;/VersioningConfiguration&gt;</w:t>
+              <w:t>&lt;VersioningConfiguration&gt;&lt;Status&gt;Enabled&lt;/Status&gt;&lt;/Versioni</w:t>
+            </w:r>
+            <w:r>
+              <w:rPr>
+                <w:i/>
+              </w:rPr>
+              <w:lastRenderedPageBreak/>
+              <w:t>ngConfiguration&gt;</w:t>
             </w:r>
           </w:p>
           <w:p>
@@ -14723,6 +18908,7 @@
                 <w:rFonts w:hint="eastAsia"/>
                 <w:strike/>
               </w:rPr>
+              <w:lastRenderedPageBreak/>
               <w:t>Story.SequoiaS</w:t>
             </w:r>
             <w:r>
@@ -14845,6 +19031,7 @@
               </w:rPr>
               <w:t>用户创建了桶</w:t>
             </w:r>
+            <w:proofErr w:type="spellStart"/>
             <w:r>
               <w:rPr>
                 <w:rFonts w:hint="eastAsia"/>
@@ -14852,6 +19039,7 @@
               </w:rPr>
               <w:t>mybucket</w:t>
             </w:r>
+            <w:proofErr w:type="spellEnd"/>
           </w:p>
           <w:p>
             <w:pPr>
@@ -14905,6 +19093,7 @@
               </w:rPr>
               <w:t>查询</w:t>
             </w:r>
+            <w:proofErr w:type="spellStart"/>
             <w:r>
               <w:rPr>
                 <w:rFonts w:hint="eastAsia"/>
@@ -14912,6 +19101,7 @@
               </w:rPr>
               <w:t>mybucket</w:t>
             </w:r>
+            <w:proofErr w:type="spellEnd"/>
             <w:r>
               <w:rPr>
                 <w:rFonts w:hint="eastAsia"/>
@@ -14972,6 +19162,7 @@
               </w:rPr>
               <w:t>设置</w:t>
             </w:r>
+            <w:proofErr w:type="spellStart"/>
             <w:r>
               <w:rPr>
                 <w:rFonts w:hint="eastAsia"/>
@@ -14979,6 +19170,7 @@
               </w:rPr>
               <w:t>mybucket</w:t>
             </w:r>
+            <w:proofErr w:type="spellEnd"/>
             <w:r>
               <w:rPr>
                 <w:rFonts w:hint="eastAsia"/>
@@ -15018,7 +19210,6 @@
                 <w:rFonts w:hint="eastAsia"/>
                 <w:strike/>
               </w:rPr>
-              <w:lastRenderedPageBreak/>
               <w:t>GET</w:t>
             </w:r>
             <w:r>
@@ -15054,6 +19245,7 @@
               </w:rPr>
               <w:t>查询</w:t>
             </w:r>
+            <w:proofErr w:type="spellStart"/>
             <w:r>
               <w:rPr>
                 <w:rFonts w:hint="eastAsia"/>
@@ -15061,6 +19253,7 @@
               </w:rPr>
               <w:t>mybucket</w:t>
             </w:r>
+            <w:proofErr w:type="spellEnd"/>
             <w:r>
               <w:rPr>
                 <w:rFonts w:hint="eastAsia"/>
@@ -15091,7 +19284,6 @@
                 <w:rFonts w:hint="eastAsia"/>
                 <w:strike/>
               </w:rPr>
-              <w:lastRenderedPageBreak/>
               <w:t>查询到的分隔符为“</w:t>
             </w:r>
             <w:r>
@@ -15598,11 +19790,19 @@
             <w:pPr>
               <w:ind w:left="0"/>
             </w:pPr>
-            <w:r>
-              <w:rPr>
-                <w:rFonts w:hint="eastAsia"/>
-              </w:rPr>
-              <w:t>sdb shell</w:t>
+            <w:proofErr w:type="spellStart"/>
+            <w:r>
+              <w:rPr>
+                <w:rFonts w:hint="eastAsia"/>
+              </w:rPr>
+              <w:t>sdb</w:t>
+            </w:r>
+            <w:proofErr w:type="spellEnd"/>
+            <w:r>
+              <w:rPr>
+                <w:rFonts w:hint="eastAsia"/>
+              </w:rPr>
+              <w:t xml:space="preserve"> shell</w:t>
             </w:r>
             <w:r>
               <w:rPr>
@@ -15636,7 +19836,7 @@
     </w:tbl>
     <w:p/>
     <w:sectPr>
-      <w:footerReference w:type="default" r:id="rId15"/>
+      <w:footerReference w:type="default" r:id="rId17"/>
       <w:pgSz w:w="11906" w:h="16838"/>
       <w:pgMar w:top="1440" w:right="1800" w:bottom="1440" w:left="1800" w:header="851" w:footer="992" w:gutter="0"/>
       <w:cols w:space="425"/>
@@ -15695,7 +19895,7 @@
             <w:noProof/>
             <w:lang w:val="zh-CN"/>
           </w:rPr>
-          <w:t>20</w:t>
+          <w:t>22</w:t>
         </w:r>
         <w:r>
           <w:fldChar w:fldCharType="end"/>
@@ -16623,6 +20823,95 @@
     </w:lvl>
   </w:abstractNum>
   <w:abstractNum w:abstractNumId="10" w15:restartNumberingAfterBreak="0">
+    <w:nsid w:val="124E6B5B"/>
+    <w:multiLevelType w:val="hybridMultilevel"/>
+    <w:tmpl w:val="CB5659F4"/>
+    <w:lvl w:ilvl="0" w:tplc="A178E572">
+      <w:start w:val="1"/>
+      <w:numFmt w:val="decimal"/>
+      <w:lvlText w:val="%1."/>
+      <w:lvlJc w:val="left"/>
+      <w:pPr>
+        <w:ind w:left="717" w:hanging="360"/>
+      </w:pPr>
+      <w:rPr>
+        <w:rFonts w:hint="default"/>
+      </w:rPr>
+    </w:lvl>
+    <w:lvl w:ilvl="1" w:tplc="04090019" w:tentative="1">
+      <w:start w:val="1"/>
+      <w:numFmt w:val="lowerLetter"/>
+      <w:lvlText w:val="%2)"/>
+      <w:lvlJc w:val="left"/>
+      <w:pPr>
+        <w:ind w:left="1197" w:hanging="420"/>
+      </w:pPr>
+    </w:lvl>
+    <w:lvl w:ilvl="2" w:tplc="0409001B" w:tentative="1">
+      <w:start w:val="1"/>
+      <w:numFmt w:val="lowerRoman"/>
+      <w:lvlText w:val="%3."/>
+      <w:lvlJc w:val="right"/>
+      <w:pPr>
+        <w:ind w:left="1617" w:hanging="420"/>
+      </w:pPr>
+    </w:lvl>
+    <w:lvl w:ilvl="3" w:tplc="0409000F" w:tentative="1">
+      <w:start w:val="1"/>
+      <w:numFmt w:val="decimal"/>
+      <w:lvlText w:val="%4."/>
+      <w:lvlJc w:val="left"/>
+      <w:pPr>
+        <w:ind w:left="2037" w:hanging="420"/>
+      </w:pPr>
+    </w:lvl>
+    <w:lvl w:ilvl="4" w:tplc="04090019" w:tentative="1">
+      <w:start w:val="1"/>
+      <w:numFmt w:val="lowerLetter"/>
+      <w:lvlText w:val="%5)"/>
+      <w:lvlJc w:val="left"/>
+      <w:pPr>
+        <w:ind w:left="2457" w:hanging="420"/>
+      </w:pPr>
+    </w:lvl>
+    <w:lvl w:ilvl="5" w:tplc="0409001B" w:tentative="1">
+      <w:start w:val="1"/>
+      <w:numFmt w:val="lowerRoman"/>
+      <w:lvlText w:val="%6."/>
+      <w:lvlJc w:val="right"/>
+      <w:pPr>
+        <w:ind w:left="2877" w:hanging="420"/>
+      </w:pPr>
+    </w:lvl>
+    <w:lvl w:ilvl="6" w:tplc="0409000F" w:tentative="1">
+      <w:start w:val="1"/>
+      <w:numFmt w:val="decimal"/>
+      <w:lvlText w:val="%7."/>
+      <w:lvlJc w:val="left"/>
+      <w:pPr>
+        <w:ind w:left="3297" w:hanging="420"/>
+      </w:pPr>
+    </w:lvl>
+    <w:lvl w:ilvl="7" w:tplc="04090019" w:tentative="1">
+      <w:start w:val="1"/>
+      <w:numFmt w:val="lowerLetter"/>
+      <w:lvlText w:val="%8)"/>
+      <w:lvlJc w:val="left"/>
+      <w:pPr>
+        <w:ind w:left="3717" w:hanging="420"/>
+      </w:pPr>
+    </w:lvl>
+    <w:lvl w:ilvl="8" w:tplc="0409001B" w:tentative="1">
+      <w:start w:val="1"/>
+      <w:numFmt w:val="lowerRoman"/>
+      <w:lvlText w:val="%9."/>
+      <w:lvlJc w:val="right"/>
+      <w:pPr>
+        <w:ind w:left="4137" w:hanging="420"/>
+      </w:pPr>
+    </w:lvl>
+  </w:abstractNum>
+  <w:abstractNum w:abstractNumId="11" w15:restartNumberingAfterBreak="0">
     <w:nsid w:val="140E0C7B"/>
     <w:multiLevelType w:val="hybridMultilevel"/>
     <w:tmpl w:val="6902D0FE"/>
@@ -16711,7 +21000,7 @@
       </w:pPr>
     </w:lvl>
   </w:abstractNum>
-  <w:abstractNum w:abstractNumId="11" w15:restartNumberingAfterBreak="0">
+  <w:abstractNum w:abstractNumId="12" w15:restartNumberingAfterBreak="0">
     <w:nsid w:val="15BF7991"/>
     <w:multiLevelType w:val="hybridMultilevel"/>
     <w:tmpl w:val="EC2E304E"/>
@@ -16800,7 +21089,7 @@
       </w:pPr>
     </w:lvl>
   </w:abstractNum>
-  <w:abstractNum w:abstractNumId="12" w15:restartNumberingAfterBreak="0">
+  <w:abstractNum w:abstractNumId="13" w15:restartNumberingAfterBreak="0">
     <w:nsid w:val="161009BD"/>
     <w:multiLevelType w:val="hybridMultilevel"/>
     <w:tmpl w:val="22928A90"/>
@@ -16889,7 +21178,7 @@
       </w:pPr>
     </w:lvl>
   </w:abstractNum>
-  <w:abstractNum w:abstractNumId="13" w15:restartNumberingAfterBreak="0">
+  <w:abstractNum w:abstractNumId="14" w15:restartNumberingAfterBreak="0">
     <w:nsid w:val="16A559F6"/>
     <w:multiLevelType w:val="hybridMultilevel"/>
     <w:tmpl w:val="1E3E9D24"/>
@@ -16978,7 +21267,7 @@
       </w:pPr>
     </w:lvl>
   </w:abstractNum>
-  <w:abstractNum w:abstractNumId="14" w15:restartNumberingAfterBreak="0">
+  <w:abstractNum w:abstractNumId="15" w15:restartNumberingAfterBreak="0">
     <w:nsid w:val="16FA289B"/>
     <w:multiLevelType w:val="hybridMultilevel"/>
     <w:tmpl w:val="A51EF8DA"/>
@@ -17067,7 +21356,7 @@
       </w:pPr>
     </w:lvl>
   </w:abstractNum>
-  <w:abstractNum w:abstractNumId="15" w15:restartNumberingAfterBreak="0">
+  <w:abstractNum w:abstractNumId="16" w15:restartNumberingAfterBreak="0">
     <w:nsid w:val="18C732A5"/>
     <w:multiLevelType w:val="hybridMultilevel"/>
     <w:tmpl w:val="CB5659F4"/>
@@ -17156,7 +21445,7 @@
       </w:pPr>
     </w:lvl>
   </w:abstractNum>
-  <w:abstractNum w:abstractNumId="16" w15:restartNumberingAfterBreak="0">
+  <w:abstractNum w:abstractNumId="17" w15:restartNumberingAfterBreak="0">
     <w:nsid w:val="1C0F2D77"/>
     <w:multiLevelType w:val="hybridMultilevel"/>
     <w:tmpl w:val="22406650"/>
@@ -17245,7 +21534,7 @@
       </w:pPr>
     </w:lvl>
   </w:abstractNum>
-  <w:abstractNum w:abstractNumId="17" w15:restartNumberingAfterBreak="0">
+  <w:abstractNum w:abstractNumId="18" w15:restartNumberingAfterBreak="0">
     <w:nsid w:val="23EC5C36"/>
     <w:multiLevelType w:val="hybridMultilevel"/>
     <w:tmpl w:val="3338448C"/>
@@ -17334,7 +21623,7 @@
       </w:pPr>
     </w:lvl>
   </w:abstractNum>
-  <w:abstractNum w:abstractNumId="18" w15:restartNumberingAfterBreak="0">
+  <w:abstractNum w:abstractNumId="19" w15:restartNumberingAfterBreak="0">
     <w:nsid w:val="2AB924ED"/>
     <w:multiLevelType w:val="hybridMultilevel"/>
     <w:tmpl w:val="C6125E4C"/>
@@ -17423,7 +21712,7 @@
       </w:pPr>
     </w:lvl>
   </w:abstractNum>
-  <w:abstractNum w:abstractNumId="19" w15:restartNumberingAfterBreak="0">
+  <w:abstractNum w:abstractNumId="20" w15:restartNumberingAfterBreak="0">
     <w:nsid w:val="2B0C18C1"/>
     <w:multiLevelType w:val="hybridMultilevel"/>
     <w:tmpl w:val="F0A8226E"/>
@@ -17512,7 +21801,7 @@
       </w:pPr>
     </w:lvl>
   </w:abstractNum>
-  <w:abstractNum w:abstractNumId="20" w15:restartNumberingAfterBreak="0">
+  <w:abstractNum w:abstractNumId="21" w15:restartNumberingAfterBreak="0">
     <w:nsid w:val="329A0702"/>
     <w:multiLevelType w:val="multilevel"/>
     <w:tmpl w:val="0409001F"/>
@@ -17602,7 +21891,7 @@
       </w:pPr>
     </w:lvl>
   </w:abstractNum>
-  <w:abstractNum w:abstractNumId="21" w15:restartNumberingAfterBreak="0">
+  <w:abstractNum w:abstractNumId="22" w15:restartNumberingAfterBreak="0">
     <w:nsid w:val="385F63A3"/>
     <w:multiLevelType w:val="hybridMultilevel"/>
     <w:tmpl w:val="62ACBB32"/>
@@ -17691,7 +21980,7 @@
       </w:pPr>
     </w:lvl>
   </w:abstractNum>
-  <w:abstractNum w:abstractNumId="22" w15:restartNumberingAfterBreak="0">
+  <w:abstractNum w:abstractNumId="23" w15:restartNumberingAfterBreak="0">
     <w:nsid w:val="396D3CC4"/>
     <w:multiLevelType w:val="hybridMultilevel"/>
     <w:tmpl w:val="76ECB37C"/>
@@ -17780,7 +22069,7 @@
       </w:pPr>
     </w:lvl>
   </w:abstractNum>
-  <w:abstractNum w:abstractNumId="23" w15:restartNumberingAfterBreak="0">
+  <w:abstractNum w:abstractNumId="24" w15:restartNumberingAfterBreak="0">
     <w:nsid w:val="3CF6617E"/>
     <w:multiLevelType w:val="hybridMultilevel"/>
     <w:tmpl w:val="8BD28E34"/>
@@ -17869,7 +22158,7 @@
       </w:pPr>
     </w:lvl>
   </w:abstractNum>
-  <w:abstractNum w:abstractNumId="24" w15:restartNumberingAfterBreak="0">
+  <w:abstractNum w:abstractNumId="25" w15:restartNumberingAfterBreak="0">
     <w:nsid w:val="3F096B6D"/>
     <w:multiLevelType w:val="hybridMultilevel"/>
     <w:tmpl w:val="5B5417C4"/>
@@ -17958,7 +22247,7 @@
       </w:pPr>
     </w:lvl>
   </w:abstractNum>
-  <w:abstractNum w:abstractNumId="25" w15:restartNumberingAfterBreak="0">
+  <w:abstractNum w:abstractNumId="26" w15:restartNumberingAfterBreak="0">
     <w:nsid w:val="44D7394E"/>
     <w:multiLevelType w:val="hybridMultilevel"/>
     <w:tmpl w:val="CB5659F4"/>
@@ -18047,7 +22336,7 @@
       </w:pPr>
     </w:lvl>
   </w:abstractNum>
-  <w:abstractNum w:abstractNumId="26" w15:restartNumberingAfterBreak="0">
+  <w:abstractNum w:abstractNumId="27" w15:restartNumberingAfterBreak="0">
     <w:nsid w:val="452D028C"/>
     <w:multiLevelType w:val="hybridMultilevel"/>
     <w:tmpl w:val="822EA47C"/>
@@ -18136,7 +22425,7 @@
       </w:pPr>
     </w:lvl>
   </w:abstractNum>
-  <w:abstractNum w:abstractNumId="27" w15:restartNumberingAfterBreak="0">
+  <w:abstractNum w:abstractNumId="28" w15:restartNumberingAfterBreak="0">
     <w:nsid w:val="464510BE"/>
     <w:multiLevelType w:val="hybridMultilevel"/>
     <w:tmpl w:val="62ACBB32"/>
@@ -18225,7 +22514,7 @@
       </w:pPr>
     </w:lvl>
   </w:abstractNum>
-  <w:abstractNum w:abstractNumId="28" w15:restartNumberingAfterBreak="0">
+  <w:abstractNum w:abstractNumId="29" w15:restartNumberingAfterBreak="0">
     <w:nsid w:val="4F6B10EB"/>
     <w:multiLevelType w:val="hybridMultilevel"/>
     <w:tmpl w:val="AF8C0AF4"/>
@@ -18314,7 +22603,7 @@
       </w:pPr>
     </w:lvl>
   </w:abstractNum>
-  <w:abstractNum w:abstractNumId="29" w15:restartNumberingAfterBreak="0">
+  <w:abstractNum w:abstractNumId="30" w15:restartNumberingAfterBreak="0">
     <w:nsid w:val="59AE26EE"/>
     <w:multiLevelType w:val="hybridMultilevel"/>
     <w:tmpl w:val="6CEC1ACC"/>
@@ -18401,7 +22690,7 @@
       </w:pPr>
     </w:lvl>
   </w:abstractNum>
-  <w:abstractNum w:abstractNumId="30" w15:restartNumberingAfterBreak="0">
+  <w:abstractNum w:abstractNumId="31" w15:restartNumberingAfterBreak="0">
     <w:nsid w:val="5D792553"/>
     <w:multiLevelType w:val="hybridMultilevel"/>
     <w:tmpl w:val="0A28E32A"/>
@@ -18490,7 +22779,7 @@
       </w:pPr>
     </w:lvl>
   </w:abstractNum>
-  <w:abstractNum w:abstractNumId="31" w15:restartNumberingAfterBreak="0">
+  <w:abstractNum w:abstractNumId="32" w15:restartNumberingAfterBreak="0">
     <w:nsid w:val="5E355B9E"/>
     <w:multiLevelType w:val="hybridMultilevel"/>
     <w:tmpl w:val="6902D0FE"/>
@@ -18579,7 +22868,7 @@
       </w:pPr>
     </w:lvl>
   </w:abstractNum>
-  <w:abstractNum w:abstractNumId="32" w15:restartNumberingAfterBreak="0">
+  <w:abstractNum w:abstractNumId="33" w15:restartNumberingAfterBreak="0">
     <w:nsid w:val="5EB475DE"/>
     <w:multiLevelType w:val="hybridMultilevel"/>
     <w:tmpl w:val="0F74492C"/>
@@ -18668,7 +22957,7 @@
       </w:pPr>
     </w:lvl>
   </w:abstractNum>
-  <w:abstractNum w:abstractNumId="33" w15:restartNumberingAfterBreak="0">
+  <w:abstractNum w:abstractNumId="34" w15:restartNumberingAfterBreak="0">
     <w:nsid w:val="62632C9D"/>
     <w:multiLevelType w:val="hybridMultilevel"/>
     <w:tmpl w:val="35B02AC4"/>
@@ -18757,7 +23046,7 @@
       </w:pPr>
     </w:lvl>
   </w:abstractNum>
-  <w:abstractNum w:abstractNumId="34" w15:restartNumberingAfterBreak="0">
+  <w:abstractNum w:abstractNumId="35" w15:restartNumberingAfterBreak="0">
     <w:nsid w:val="64D91826"/>
     <w:multiLevelType w:val="hybridMultilevel"/>
     <w:tmpl w:val="5746A49C"/>
@@ -18846,7 +23135,7 @@
       </w:pPr>
     </w:lvl>
   </w:abstractNum>
-  <w:abstractNum w:abstractNumId="35" w15:restartNumberingAfterBreak="0">
+  <w:abstractNum w:abstractNumId="36" w15:restartNumberingAfterBreak="0">
     <w:nsid w:val="66F05DE4"/>
     <w:multiLevelType w:val="hybridMultilevel"/>
     <w:tmpl w:val="85EAEE8E"/>
@@ -18935,7 +23224,7 @@
       </w:pPr>
     </w:lvl>
   </w:abstractNum>
-  <w:abstractNum w:abstractNumId="36" w15:restartNumberingAfterBreak="0">
+  <w:abstractNum w:abstractNumId="37" w15:restartNumberingAfterBreak="0">
     <w:nsid w:val="670D2294"/>
     <w:multiLevelType w:val="hybridMultilevel"/>
     <w:tmpl w:val="2F923D9C"/>
@@ -19024,7 +23313,7 @@
       </w:pPr>
     </w:lvl>
   </w:abstractNum>
-  <w:abstractNum w:abstractNumId="37" w15:restartNumberingAfterBreak="0">
+  <w:abstractNum w:abstractNumId="38" w15:restartNumberingAfterBreak="0">
     <w:nsid w:val="680A1874"/>
     <w:multiLevelType w:val="hybridMultilevel"/>
     <w:tmpl w:val="76E013A6"/>
@@ -19113,7 +23402,7 @@
       </w:pPr>
     </w:lvl>
   </w:abstractNum>
-  <w:abstractNum w:abstractNumId="38" w15:restartNumberingAfterBreak="0">
+  <w:abstractNum w:abstractNumId="39" w15:restartNumberingAfterBreak="0">
     <w:nsid w:val="69B75F92"/>
     <w:multiLevelType w:val="hybridMultilevel"/>
     <w:tmpl w:val="CB5659F4"/>
@@ -19202,7 +23491,7 @@
       </w:pPr>
     </w:lvl>
   </w:abstractNum>
-  <w:abstractNum w:abstractNumId="39" w15:restartNumberingAfterBreak="0">
+  <w:abstractNum w:abstractNumId="40" w15:restartNumberingAfterBreak="0">
     <w:nsid w:val="6CB82A48"/>
     <w:multiLevelType w:val="hybridMultilevel"/>
     <w:tmpl w:val="1A744C2E"/>
@@ -19291,7 +23580,7 @@
       </w:pPr>
     </w:lvl>
   </w:abstractNum>
-  <w:abstractNum w:abstractNumId="40" w15:restartNumberingAfterBreak="0">
+  <w:abstractNum w:abstractNumId="41" w15:restartNumberingAfterBreak="0">
     <w:nsid w:val="75EA651F"/>
     <w:multiLevelType w:val="multilevel"/>
     <w:tmpl w:val="970E6EAA"/>
@@ -19382,7 +23671,7 @@
       </w:pPr>
     </w:lvl>
   </w:abstractNum>
-  <w:abstractNum w:abstractNumId="41" w15:restartNumberingAfterBreak="0">
+  <w:abstractNum w:abstractNumId="42" w15:restartNumberingAfterBreak="0">
     <w:nsid w:val="768D4C0C"/>
     <w:multiLevelType w:val="hybridMultilevel"/>
     <w:tmpl w:val="268656B0"/>
@@ -19472,7 +23761,7 @@
       </w:pPr>
     </w:lvl>
   </w:abstractNum>
-  <w:abstractNum w:abstractNumId="42" w15:restartNumberingAfterBreak="0">
+  <w:abstractNum w:abstractNumId="43" w15:restartNumberingAfterBreak="0">
     <w:nsid w:val="7A195257"/>
     <w:multiLevelType w:val="multilevel"/>
     <w:tmpl w:val="AB30E2CA"/>
@@ -19586,7 +23875,7 @@
       </w:rPr>
     </w:lvl>
   </w:abstractNum>
-  <w:abstractNum w:abstractNumId="43" w15:restartNumberingAfterBreak="0">
+  <w:abstractNum w:abstractNumId="44" w15:restartNumberingAfterBreak="0">
     <w:nsid w:val="7D916D62"/>
     <w:multiLevelType w:val="hybridMultilevel"/>
     <w:tmpl w:val="62ACBB32"/>
@@ -19676,28 +23965,28 @@
     </w:lvl>
   </w:abstractNum>
   <w:num w:numId="1">
-    <w:abstractNumId w:val="17"/>
+    <w:abstractNumId w:val="18"/>
   </w:num>
   <w:num w:numId="2">
-    <w:abstractNumId w:val="40"/>
+    <w:abstractNumId w:val="41"/>
   </w:num>
   <w:num w:numId="3">
-    <w:abstractNumId w:val="20"/>
+    <w:abstractNumId w:val="21"/>
   </w:num>
   <w:num w:numId="4">
-    <w:abstractNumId w:val="29"/>
+    <w:abstractNumId w:val="30"/>
   </w:num>
   <w:num w:numId="5">
-    <w:abstractNumId w:val="42"/>
+    <w:abstractNumId w:val="43"/>
   </w:num>
   <w:num w:numId="6">
-    <w:abstractNumId w:val="14"/>
+    <w:abstractNumId w:val="15"/>
   </w:num>
   <w:num w:numId="7">
-    <w:abstractNumId w:val="31"/>
+    <w:abstractNumId w:val="32"/>
   </w:num>
   <w:num w:numId="8">
-    <w:abstractNumId w:val="10"/>
+    <w:abstractNumId w:val="11"/>
   </w:num>
   <w:num w:numId="9">
     <w:abstractNumId w:val="2"/>
@@ -19706,25 +23995,25 @@
     <w:abstractNumId w:val="1"/>
   </w:num>
   <w:num w:numId="11">
-    <w:abstractNumId w:val="11"/>
+    <w:abstractNumId w:val="12"/>
   </w:num>
   <w:num w:numId="12">
     <w:abstractNumId w:val="7"/>
   </w:num>
   <w:num w:numId="13">
-    <w:abstractNumId w:val="37"/>
+    <w:abstractNumId w:val="38"/>
   </w:num>
   <w:num w:numId="14">
-    <w:abstractNumId w:val="23"/>
+    <w:abstractNumId w:val="24"/>
   </w:num>
   <w:num w:numId="15">
-    <w:abstractNumId w:val="34"/>
+    <w:abstractNumId w:val="35"/>
   </w:num>
   <w:num w:numId="16">
-    <w:abstractNumId w:val="35"/>
+    <w:abstractNumId w:val="36"/>
   </w:num>
   <w:num w:numId="17">
-    <w:abstractNumId w:val="19"/>
+    <w:abstractNumId w:val="20"/>
   </w:num>
   <w:num w:numId="18">
     <w:abstractNumId w:val="0"/>
@@ -19733,70 +24022,70 @@
     <w:abstractNumId w:val="9"/>
   </w:num>
   <w:num w:numId="20">
+    <w:abstractNumId w:val="27"/>
+  </w:num>
+  <w:num w:numId="21">
+    <w:abstractNumId w:val="13"/>
+  </w:num>
+  <w:num w:numId="22">
+    <w:abstractNumId w:val="23"/>
+  </w:num>
+  <w:num w:numId="23">
+    <w:abstractNumId w:val="14"/>
+  </w:num>
+  <w:num w:numId="24">
+    <w:abstractNumId w:val="29"/>
+  </w:num>
+  <w:num w:numId="25">
+    <w:abstractNumId w:val="33"/>
+  </w:num>
+  <w:num w:numId="26">
+    <w:abstractNumId w:val="37"/>
+  </w:num>
+  <w:num w:numId="27">
+    <w:abstractNumId w:val="19"/>
+  </w:num>
+  <w:num w:numId="28">
+    <w:abstractNumId w:val="22"/>
+  </w:num>
+  <w:num w:numId="29">
     <w:abstractNumId w:val="26"/>
   </w:num>
-  <w:num w:numId="21">
-    <w:abstractNumId w:val="12"/>
-  </w:num>
-  <w:num w:numId="22">
-    <w:abstractNumId w:val="22"/>
-  </w:num>
-  <w:num w:numId="23">
-    <w:abstractNumId w:val="13"/>
-  </w:num>
-  <w:num w:numId="24">
-    <w:abstractNumId w:val="28"/>
-  </w:num>
-  <w:num w:numId="25">
-    <w:abstractNumId w:val="32"/>
-  </w:num>
-  <w:num w:numId="26">
-    <w:abstractNumId w:val="36"/>
-  </w:num>
-  <w:num w:numId="27">
-    <w:abstractNumId w:val="18"/>
-  </w:num>
-  <w:num w:numId="28">
-    <w:abstractNumId w:val="21"/>
-  </w:num>
-  <w:num w:numId="29">
+  <w:num w:numId="30">
     <w:abstractNumId w:val="25"/>
   </w:num>
-  <w:num w:numId="30">
-    <w:abstractNumId w:val="24"/>
-  </w:num>
   <w:num w:numId="31">
-    <w:abstractNumId w:val="27"/>
+    <w:abstractNumId w:val="28"/>
   </w:num>
   <w:num w:numId="32">
     <w:abstractNumId w:val="5"/>
   </w:num>
   <w:num w:numId="33">
-    <w:abstractNumId w:val="43"/>
+    <w:abstractNumId w:val="44"/>
   </w:num>
   <w:num w:numId="34">
     <w:abstractNumId w:val="4"/>
   </w:num>
   <w:num w:numId="35">
-    <w:abstractNumId w:val="38"/>
+    <w:abstractNumId w:val="39"/>
   </w:num>
   <w:num w:numId="36">
-    <w:abstractNumId w:val="15"/>
+    <w:abstractNumId w:val="16"/>
   </w:num>
   <w:num w:numId="37">
-    <w:abstractNumId w:val="39"/>
+    <w:abstractNumId w:val="40"/>
   </w:num>
   <w:num w:numId="38">
-    <w:abstractNumId w:val="41"/>
+    <w:abstractNumId w:val="42"/>
   </w:num>
   <w:num w:numId="39">
-    <w:abstractNumId w:val="16"/>
+    <w:abstractNumId w:val="17"/>
   </w:num>
   <w:num w:numId="40">
-    <w:abstractNumId w:val="30"/>
+    <w:abstractNumId w:val="31"/>
   </w:num>
   <w:num w:numId="41">
-    <w:abstractNumId w:val="33"/>
+    <w:abstractNumId w:val="34"/>
   </w:num>
   <w:num w:numId="42">
     <w:abstractNumId w:val="3"/>
@@ -19812,6 +24101,9 @@
     <w:lvlOverride w:ilvl="0">
       <w:startOverride w:val="1"/>
     </w:lvlOverride>
+  </w:num>
+  <w:num w:numId="46">
+    <w:abstractNumId w:val="10"/>
   </w:num>
   <w:numIdMacAtCleanup w:val="21"/>
 </w:numbering>
@@ -21268,7 +25560,7 @@
 </file>
 
 <file path=customXml/itemProps1.xml><?xml version="1.0" encoding="utf-8"?>
-<ds:datastoreItem xmlns:ds="http://schemas.openxmlformats.org/officeDocument/2006/customXml" ds:itemID="{EBC53712-8698-4968-B839-E0F3759D1185}">
+<ds:datastoreItem xmlns:ds="http://schemas.openxmlformats.org/officeDocument/2006/customXml" ds:itemID="{90A9066A-BCE8-466B-AA31-52A8FD3A9D26}">
   <ds:schemaRefs>
     <ds:schemaRef ds:uri="http://schemas.openxmlformats.org/officeDocument/2006/bibliography"/>
   </ds:schemaRefs>

--- a/internal_doc/03.开发设计/Amazon S3接口兼容/Story--SequoiaDB兼容Amazon S3接口 -桶管理.docx
+++ b/internal_doc/03.开发设计/Amazon S3接口兼容/Story--SequoiaDB兼容Amazon S3接口 -桶管理.docx
@@ -118,12 +118,14 @@
               </w:rPr>
               <w:t xml:space="preserve"> </w:t>
             </w:r>
+            <w:proofErr w:type="gramStart"/>
             <w:r>
               <w:rPr>
                 <w:rFonts w:hint="eastAsia"/>
               </w:rPr>
               <w:t>赵玉静</w:t>
             </w:r>
+            <w:proofErr w:type="gramEnd"/>
           </w:p>
         </w:tc>
         <w:tc>
@@ -7123,1608 +7125,13 @@
     </w:tbl>
     <w:p>
       <w:pPr>
-        <w:pStyle w:val="3"/>
-        <w:ind w:left="210"/>
+        <w:pStyle w:val="2"/>
       </w:pPr>
       <w:r>
         <w:rPr>
           <w:rFonts w:hint="eastAsia"/>
         </w:rPr>
         <w:lastRenderedPageBreak/>
-        <w:t>PUT Bucket delimiter</w:t>
-      </w:r>
-      <w:r>
-        <w:t xml:space="preserve">  </w:t>
-      </w:r>
-    </w:p>
-    <w:p>
-      <w:pPr>
-        <w:ind w:left="0" w:firstLineChars="200" w:firstLine="420"/>
-      </w:pPr>
-      <w:r>
-        <w:t>Request Headers</w:t>
-      </w:r>
-      <w:r>
-        <w:rPr>
-          <w:rFonts w:hint="eastAsia"/>
-        </w:rPr>
-        <w:t>：无特殊</w:t>
-      </w:r>
-      <w:r>
-        <w:rPr>
-          <w:rFonts w:hint="eastAsia"/>
-        </w:rPr>
-        <w:t>Header</w:t>
-      </w:r>
-      <w:r>
-        <w:rPr>
-          <w:rFonts w:hint="eastAsia"/>
-        </w:rPr>
-        <w:t>，参考</w:t>
-      </w:r>
-      <w:r>
-        <w:fldChar w:fldCharType="begin"/>
-      </w:r>
-      <w:r>
-        <w:instrText xml:space="preserve"> HYPERLINK \l "_</w:instrText>
-      </w:r>
-      <w:r>
-        <w:instrText>公共头部</w:instrText>
-      </w:r>
-      <w:r>
-        <w:instrText xml:space="preserve">" </w:instrText>
-      </w:r>
-      <w:r>
-        <w:fldChar w:fldCharType="separate"/>
-      </w:r>
-      <w:r>
-        <w:rPr>
-          <w:rStyle w:val="ad"/>
-          <w:rFonts w:hint="eastAsia"/>
-        </w:rPr>
-        <w:t>公共头部</w:t>
-      </w:r>
-      <w:r>
-        <w:rPr>
-          <w:rStyle w:val="ad"/>
-        </w:rPr>
-        <w:fldChar w:fldCharType="end"/>
-      </w:r>
-      <w:r>
-        <w:rPr>
-          <w:rFonts w:hint="eastAsia"/>
-        </w:rPr>
-        <w:t>。</w:t>
-      </w:r>
-    </w:p>
-    <w:p>
-      <w:pPr>
-        <w:ind w:left="0" w:firstLineChars="200" w:firstLine="420"/>
-      </w:pPr>
-    </w:p>
-    <w:p>
-      <w:pPr>
-        <w:ind w:left="0" w:firstLineChars="200" w:firstLine="420"/>
-      </w:pPr>
-      <w:r>
-        <w:rPr>
-          <w:rFonts w:hint="eastAsia"/>
-        </w:rPr>
-        <w:t>Request</w:t>
-      </w:r>
-      <w:r>
-        <w:t xml:space="preserve"> </w:t>
-      </w:r>
-      <w:r>
-        <w:rPr>
-          <w:rFonts w:hint="eastAsia"/>
-        </w:rPr>
-        <w:t>body</w:t>
-      </w:r>
-      <w:r>
-        <w:rPr>
-          <w:rFonts w:hint="eastAsia"/>
-        </w:rPr>
-        <w:t>：</w:t>
-      </w:r>
-    </w:p>
-    <w:tbl>
-      <w:tblPr>
-        <w:tblStyle w:val="a9"/>
-        <w:tblW w:w="0" w:type="auto"/>
-        <w:tblInd w:w="357" w:type="dxa"/>
-        <w:tblLook w:val="04A0" w:firstRow="1" w:lastRow="0" w:firstColumn="1" w:lastColumn="0" w:noHBand="0" w:noVBand="1"/>
-      </w:tblPr>
-      <w:tblGrid>
-        <w:gridCol w:w="2169"/>
-        <w:gridCol w:w="4464"/>
-        <w:gridCol w:w="1306"/>
-      </w:tblGrid>
-      <w:tr>
-        <w:trPr>
-          <w:trHeight w:val="489"/>
-        </w:trPr>
-        <w:tc>
-          <w:tcPr>
-            <w:tcW w:w="2169" w:type="dxa"/>
-            <w:shd w:val="clear" w:color="auto" w:fill="DAEEF3" w:themeFill="accent5" w:themeFillTint="33"/>
-          </w:tcPr>
-          <w:p>
-            <w:pPr>
-              <w:ind w:left="0"/>
-            </w:pPr>
-            <w:r>
-              <w:rPr>
-                <w:rFonts w:hint="eastAsia"/>
-                <w:b/>
-              </w:rPr>
-              <w:t>Name</w:t>
-            </w:r>
-          </w:p>
-        </w:tc>
-        <w:tc>
-          <w:tcPr>
-            <w:tcW w:w="4464" w:type="dxa"/>
-            <w:shd w:val="clear" w:color="auto" w:fill="DAEEF3" w:themeFill="accent5" w:themeFillTint="33"/>
-          </w:tcPr>
-          <w:p>
-            <w:pPr>
-              <w:ind w:left="0"/>
-            </w:pPr>
-            <w:r>
-              <w:rPr>
-                <w:rFonts w:hint="eastAsia"/>
-                <w:b/>
-              </w:rPr>
-              <w:t>Description</w:t>
-            </w:r>
-          </w:p>
-        </w:tc>
-        <w:tc>
-          <w:tcPr>
-            <w:tcW w:w="1306" w:type="dxa"/>
-            <w:shd w:val="clear" w:color="auto" w:fill="DAEEF3" w:themeFill="accent5" w:themeFillTint="33"/>
-          </w:tcPr>
-          <w:p>
-            <w:pPr>
-              <w:ind w:left="0"/>
-            </w:pPr>
-            <w:r>
-              <w:rPr>
-                <w:b/>
-              </w:rPr>
-              <w:t>Required</w:t>
-            </w:r>
-          </w:p>
-        </w:tc>
-      </w:tr>
-      <w:tr>
-        <w:trPr>
-          <w:trHeight w:val="489"/>
-        </w:trPr>
-        <w:tc>
-          <w:tcPr>
-            <w:tcW w:w="2169" w:type="dxa"/>
-          </w:tcPr>
-          <w:p>
-            <w:pPr>
-              <w:ind w:left="0"/>
-            </w:pPr>
-            <w:proofErr w:type="spellStart"/>
-            <w:r>
-              <w:rPr>
-                <w:rFonts w:cstheme="minorHAnsi"/>
-              </w:rPr>
-              <w:t>Delimiter</w:t>
-            </w:r>
-            <w:r>
-              <w:rPr>
-                <w:rFonts w:cstheme="minorHAnsi"/>
-              </w:rPr>
-              <w:t>Configuration</w:t>
-            </w:r>
-            <w:proofErr w:type="spellEnd"/>
-          </w:p>
-        </w:tc>
-        <w:tc>
-          <w:tcPr>
-            <w:tcW w:w="4464" w:type="dxa"/>
-          </w:tcPr>
-          <w:p>
-            <w:pPr>
-              <w:ind w:left="0"/>
-              <w:rPr>
-                <w:rFonts w:cstheme="minorHAnsi"/>
-              </w:rPr>
-            </w:pPr>
-            <w:r>
-              <w:rPr>
-                <w:rFonts w:cstheme="minorHAnsi"/>
-              </w:rPr>
-              <w:t>Container for the bucket delimiter.</w:t>
-            </w:r>
-          </w:p>
-          <w:p>
-            <w:pPr>
-              <w:ind w:left="0"/>
-              <w:rPr>
-                <w:rFonts w:cstheme="minorHAnsi"/>
-              </w:rPr>
-            </w:pPr>
-            <w:r>
-              <w:rPr>
-                <w:rFonts w:cstheme="minorHAnsi"/>
-              </w:rPr>
-              <w:t>Type: Container</w:t>
-            </w:r>
-          </w:p>
-          <w:p>
-            <w:pPr>
-              <w:ind w:left="0"/>
-              <w:rPr>
-                <w:rFonts w:cstheme="minorHAnsi"/>
-              </w:rPr>
-            </w:pPr>
-            <w:r>
-              <w:rPr>
-                <w:rFonts w:cstheme="minorHAnsi"/>
-              </w:rPr>
-              <w:t>Children: Delimiter</w:t>
-            </w:r>
-          </w:p>
-          <w:p>
-            <w:pPr>
-              <w:ind w:left="0"/>
-            </w:pPr>
-            <w:r>
-              <w:rPr>
-                <w:rFonts w:cstheme="minorHAnsi"/>
-              </w:rPr>
-              <w:t>Ancestor: None</w:t>
-            </w:r>
-          </w:p>
-        </w:tc>
-        <w:tc>
-          <w:tcPr>
-            <w:tcW w:w="1306" w:type="dxa"/>
-          </w:tcPr>
-          <w:p>
-            <w:pPr>
-              <w:ind w:left="0"/>
-            </w:pPr>
-            <w:r>
-              <w:rPr>
-                <w:rFonts w:hint="eastAsia"/>
-              </w:rPr>
-              <w:t>No</w:t>
-            </w:r>
-          </w:p>
-        </w:tc>
-      </w:tr>
-      <w:tr>
-        <w:trPr>
-          <w:trHeight w:val="555"/>
-        </w:trPr>
-        <w:tc>
-          <w:tcPr>
-            <w:tcW w:w="2169" w:type="dxa"/>
-          </w:tcPr>
-          <w:p>
-            <w:pPr>
-              <w:ind w:left="0"/>
-            </w:pPr>
-            <w:r>
-              <w:rPr>
-                <w:rFonts w:cstheme="minorHAnsi"/>
-              </w:rPr>
-              <w:t>Delimiter</w:t>
-            </w:r>
-          </w:p>
-        </w:tc>
-        <w:tc>
-          <w:tcPr>
-            <w:tcW w:w="4464" w:type="dxa"/>
-          </w:tcPr>
-          <w:p>
-            <w:pPr>
-              <w:ind w:left="0"/>
-              <w:rPr>
-                <w:rFonts w:cstheme="minorHAnsi"/>
-              </w:rPr>
-            </w:pPr>
-            <w:r>
-              <w:rPr>
-                <w:rFonts w:cstheme="minorHAnsi"/>
-              </w:rPr>
-              <w:t xml:space="preserve">The delimiter of the bucket. </w:t>
-            </w:r>
-          </w:p>
-          <w:p>
-            <w:pPr>
-              <w:ind w:left="0"/>
-              <w:rPr>
-                <w:rFonts w:cstheme="minorHAnsi"/>
-              </w:rPr>
-            </w:pPr>
-            <w:r>
-              <w:rPr>
-                <w:rFonts w:cstheme="minorHAnsi"/>
-              </w:rPr>
-              <w:t xml:space="preserve">Type: </w:t>
-            </w:r>
-            <w:r>
-              <w:rPr>
-                <w:rFonts w:cstheme="minorHAnsi" w:hint="eastAsia"/>
-              </w:rPr>
-              <w:t>a</w:t>
-            </w:r>
-            <w:r>
-              <w:rPr>
-                <w:rFonts w:cstheme="minorHAnsi"/>
-              </w:rPr>
-              <w:t xml:space="preserve"> </w:t>
-            </w:r>
-            <w:r>
-              <w:t>character</w:t>
-            </w:r>
-          </w:p>
-          <w:p>
-            <w:pPr>
-              <w:ind w:left="0"/>
-            </w:pPr>
-            <w:r>
-              <w:rPr>
-                <w:rFonts w:cstheme="minorHAnsi"/>
-              </w:rPr>
-              <w:t xml:space="preserve">Ancestor: </w:t>
-            </w:r>
-            <w:proofErr w:type="spellStart"/>
-            <w:r>
-              <w:rPr>
-                <w:rFonts w:cstheme="minorHAnsi"/>
-              </w:rPr>
-              <w:t>Delimiter</w:t>
-            </w:r>
-            <w:r>
-              <w:rPr>
-                <w:rFonts w:cstheme="minorHAnsi"/>
-              </w:rPr>
-              <w:t>Configuration</w:t>
-            </w:r>
-            <w:proofErr w:type="spellEnd"/>
-          </w:p>
-        </w:tc>
-        <w:tc>
-          <w:tcPr>
-            <w:tcW w:w="1306" w:type="dxa"/>
-          </w:tcPr>
-          <w:p>
-            <w:pPr>
-              <w:ind w:left="0"/>
-            </w:pPr>
-            <w:r>
-              <w:t>Yes</w:t>
-            </w:r>
-          </w:p>
-        </w:tc>
-      </w:tr>
-    </w:tbl>
-    <w:p/>
-    <w:p>
-      <w:pPr>
-        <w:ind w:left="0" w:firstLineChars="200" w:firstLine="420"/>
-      </w:pPr>
-      <w:r>
-        <w:rPr>
-          <w:rFonts w:hint="eastAsia"/>
-        </w:rPr>
-        <w:t>Response</w:t>
-      </w:r>
-      <w:r>
-        <w:t xml:space="preserve"> </w:t>
-      </w:r>
-      <w:r>
-        <w:rPr>
-          <w:rFonts w:hint="eastAsia"/>
-        </w:rPr>
-        <w:t>header</w:t>
-      </w:r>
-      <w:r>
-        <w:rPr>
-          <w:rFonts w:hint="eastAsia"/>
-        </w:rPr>
-        <w:t>无特殊</w:t>
-      </w:r>
-      <w:r>
-        <w:rPr>
-          <w:rFonts w:hint="eastAsia"/>
-        </w:rPr>
-        <w:t>Header</w:t>
-      </w:r>
-      <w:r>
-        <w:rPr>
-          <w:rFonts w:hint="eastAsia"/>
-        </w:rPr>
-        <w:t>，参考</w:t>
-      </w:r>
-      <w:r>
-        <w:fldChar w:fldCharType="begin"/>
-      </w:r>
-      <w:r>
-        <w:instrText xml:space="preserve"> HYPERLINK \l "_</w:instrText>
-      </w:r>
-      <w:r>
-        <w:instrText>公共头部</w:instrText>
-      </w:r>
-      <w:r>
-        <w:instrText xml:space="preserve">" </w:instrText>
-      </w:r>
-      <w:r>
-        <w:fldChar w:fldCharType="separate"/>
-      </w:r>
-      <w:r>
-        <w:rPr>
-          <w:rStyle w:val="ad"/>
-          <w:rFonts w:hint="eastAsia"/>
-        </w:rPr>
-        <w:t>公共头部</w:t>
-      </w:r>
-      <w:r>
-        <w:rPr>
-          <w:rStyle w:val="ad"/>
-        </w:rPr>
-        <w:fldChar w:fldCharType="end"/>
-      </w:r>
-      <w:r>
-        <w:rPr>
-          <w:rStyle w:val="ad"/>
-          <w:rFonts w:hint="eastAsia"/>
-        </w:rPr>
-        <w:t>。</w:t>
-      </w:r>
-    </w:p>
-    <w:p/>
-    <w:p>
-      <w:r>
-        <w:rPr>
-          <w:rFonts w:hint="eastAsia"/>
-        </w:rPr>
-        <w:t>请求样例：</w:t>
-      </w:r>
-    </w:p>
-    <w:tbl>
-      <w:tblPr>
-        <w:tblStyle w:val="a9"/>
-        <w:tblW w:w="0" w:type="auto"/>
-        <w:tblInd w:w="340" w:type="dxa"/>
-        <w:tblLook w:val="04A0" w:firstRow="1" w:lastRow="0" w:firstColumn="1" w:lastColumn="0" w:noHBand="0" w:noVBand="1"/>
-      </w:tblPr>
-      <w:tblGrid>
-        <w:gridCol w:w="7956"/>
-      </w:tblGrid>
-      <w:tr>
-        <w:tc>
-          <w:tcPr>
-            <w:tcW w:w="8296" w:type="dxa"/>
-          </w:tcPr>
-          <w:p>
-            <w:pPr>
-              <w:ind w:left="0"/>
-              <w:rPr>
-                <w:i/>
-              </w:rPr>
-            </w:pPr>
-            <w:r>
-              <w:rPr>
-                <w:i/>
-              </w:rPr>
-              <w:t>PUT /</w:t>
-            </w:r>
-            <w:r>
-              <w:rPr>
-                <w:rFonts w:cstheme="minorHAnsi" w:hint="eastAsia"/>
-                <w:i/>
-              </w:rPr>
-              <w:t>{</w:t>
-            </w:r>
-            <w:r>
-              <w:rPr>
-                <w:rFonts w:cstheme="minorHAnsi"/>
-                <w:i/>
-              </w:rPr>
-              <w:t>bucket</w:t>
-            </w:r>
-            <w:r>
-              <w:rPr>
-                <w:rFonts w:cstheme="minorHAnsi" w:hint="eastAsia"/>
-                <w:i/>
-              </w:rPr>
-              <w:t>}</w:t>
-            </w:r>
-            <w:proofErr w:type="gramStart"/>
-            <w:r>
-              <w:rPr>
-                <w:i/>
-              </w:rPr>
-              <w:t>/</w:t>
-            </w:r>
-            <w:r>
-              <w:rPr>
-                <w:i/>
-              </w:rPr>
-              <w:t>?</w:t>
-            </w:r>
-            <w:r>
-              <w:rPr>
-                <w:i/>
-              </w:rPr>
-              <w:t>delimiter</w:t>
-            </w:r>
-            <w:proofErr w:type="gramEnd"/>
-            <w:r>
-              <w:rPr>
-                <w:i/>
-              </w:rPr>
-              <w:t xml:space="preserve"> HTTP/1.1 </w:t>
-            </w:r>
-          </w:p>
-          <w:p>
-            <w:pPr>
-              <w:ind w:left="0"/>
-              <w:rPr>
-                <w:i/>
-              </w:rPr>
-            </w:pPr>
-            <w:r>
-              <w:rPr>
-                <w:i/>
-              </w:rPr>
-              <w:t>Host:</w:t>
-            </w:r>
-            <w:r>
-              <w:rPr>
-                <w:rFonts w:hint="eastAsia"/>
-                <w:i/>
-              </w:rPr>
-              <w:t>sequoia.</w:t>
-            </w:r>
-            <w:r>
-              <w:rPr>
-                <w:i/>
-              </w:rPr>
-              <w:t>s3.com</w:t>
-            </w:r>
-            <w:r>
-              <w:rPr>
-                <w:i/>
-              </w:rPr>
-              <w:t xml:space="preserve"> </w:t>
-            </w:r>
-          </w:p>
-          <w:p>
-            <w:pPr>
-              <w:ind w:left="0"/>
-              <w:rPr>
-                <w:i/>
-              </w:rPr>
-            </w:pPr>
-            <w:r>
-              <w:rPr>
-                <w:i/>
-              </w:rPr>
-              <w:t xml:space="preserve">Date: Wed, 01 </w:t>
-            </w:r>
-            <w:proofErr w:type="gramStart"/>
-            <w:r>
-              <w:rPr>
-                <w:i/>
-              </w:rPr>
-              <w:t>Mar  2006</w:t>
-            </w:r>
-            <w:proofErr w:type="gramEnd"/>
-            <w:r>
-              <w:rPr>
-                <w:i/>
-              </w:rPr>
-              <w:t xml:space="preserve"> 12:00:00 GMT </w:t>
-            </w:r>
-          </w:p>
-          <w:p>
-            <w:pPr>
-              <w:ind w:left="0"/>
-              <w:rPr>
-                <w:i/>
-              </w:rPr>
-            </w:pPr>
-            <w:r>
-              <w:rPr>
-                <w:i/>
-              </w:rPr>
-              <w:t xml:space="preserve">Authorization: authorization string </w:t>
-            </w:r>
-          </w:p>
-          <w:p>
-            <w:pPr>
-              <w:ind w:left="0"/>
-              <w:rPr>
-                <w:i/>
-              </w:rPr>
-            </w:pPr>
-            <w:r>
-              <w:rPr>
-                <w:i/>
-              </w:rPr>
-              <w:t xml:space="preserve">Content-Type: text/plain </w:t>
-            </w:r>
-          </w:p>
-          <w:p>
-            <w:pPr>
-              <w:ind w:left="0"/>
-              <w:rPr>
-                <w:i/>
-              </w:rPr>
-            </w:pPr>
-            <w:r>
-              <w:rPr>
-                <w:i/>
-              </w:rPr>
-              <w:t xml:space="preserve">Content-Length: </w:t>
-            </w:r>
-            <w:r>
-              <w:rPr>
-                <w:i/>
-              </w:rPr>
-              <w:t>xxx</w:t>
-            </w:r>
-          </w:p>
-          <w:p>
-            <w:pPr>
-              <w:ind w:left="0"/>
-              <w:rPr>
-                <w:i/>
-              </w:rPr>
-            </w:pPr>
-          </w:p>
-          <w:p>
-            <w:pPr>
-              <w:ind w:left="0"/>
-              <w:rPr>
-                <w:rFonts w:cstheme="minorHAnsi"/>
-                <w:i/>
-              </w:rPr>
-            </w:pPr>
-            <w:r>
-              <w:rPr>
-                <w:rFonts w:cstheme="minorHAnsi"/>
-                <w:i/>
-              </w:rPr>
-              <w:t>&lt;</w:t>
-            </w:r>
-            <w:proofErr w:type="spellStart"/>
-            <w:r>
-              <w:rPr>
-                <w:rFonts w:cstheme="minorHAnsi"/>
-              </w:rPr>
-              <w:t>Delimiter</w:t>
-            </w:r>
-            <w:r>
-              <w:rPr>
-                <w:rFonts w:cstheme="minorHAnsi"/>
-              </w:rPr>
-              <w:t>Configuration</w:t>
-            </w:r>
-            <w:proofErr w:type="spellEnd"/>
-            <w:r>
-              <w:rPr>
-                <w:rFonts w:cstheme="minorHAnsi"/>
-                <w:i/>
-              </w:rPr>
-              <w:t>&gt;</w:t>
-            </w:r>
-          </w:p>
-          <w:p>
-            <w:pPr>
-              <w:ind w:left="0"/>
-              <w:rPr>
-                <w:rFonts w:cstheme="minorHAnsi"/>
-                <w:i/>
-              </w:rPr>
-            </w:pPr>
-            <w:r>
-              <w:rPr>
-                <w:rFonts w:cstheme="minorHAnsi"/>
-                <w:i/>
-              </w:rPr>
-              <w:t xml:space="preserve">  &lt;</w:t>
-            </w:r>
-            <w:r>
-              <w:rPr>
-                <w:rFonts w:cstheme="minorHAnsi"/>
-              </w:rPr>
-              <w:t xml:space="preserve"> Delimiter</w:t>
-            </w:r>
-            <w:r>
-              <w:rPr>
-                <w:rFonts w:cstheme="minorHAnsi"/>
-                <w:i/>
-              </w:rPr>
-              <w:t xml:space="preserve"> &gt;/&lt;/</w:t>
-            </w:r>
-            <w:r>
-              <w:rPr>
-                <w:rFonts w:cstheme="minorHAnsi"/>
-              </w:rPr>
-              <w:t xml:space="preserve"> Delimiter</w:t>
-            </w:r>
-            <w:r>
-              <w:rPr>
-                <w:rFonts w:cstheme="minorHAnsi"/>
-                <w:i/>
-              </w:rPr>
-              <w:t xml:space="preserve"> &gt; </w:t>
-            </w:r>
-          </w:p>
-          <w:p>
-            <w:pPr>
-              <w:ind w:left="0"/>
-              <w:rPr>
-                <w:i/>
-              </w:rPr>
-            </w:pPr>
-            <w:r>
-              <w:rPr>
-                <w:rFonts w:cstheme="minorHAnsi"/>
-                <w:i/>
-              </w:rPr>
-              <w:t>&lt;/</w:t>
-            </w:r>
-            <w:proofErr w:type="spellStart"/>
-            <w:r>
-              <w:rPr>
-                <w:rFonts w:cstheme="minorHAnsi"/>
-              </w:rPr>
-              <w:t>Delimiter</w:t>
-            </w:r>
-            <w:r>
-              <w:rPr>
-                <w:rFonts w:cstheme="minorHAnsi"/>
-              </w:rPr>
-              <w:t>Configuration</w:t>
-            </w:r>
-            <w:proofErr w:type="spellEnd"/>
-            <w:r>
-              <w:rPr>
-                <w:rFonts w:cstheme="minorHAnsi"/>
-                <w:i/>
-              </w:rPr>
-              <w:t>&gt;</w:t>
-            </w:r>
-          </w:p>
-        </w:tc>
-      </w:tr>
-    </w:tbl>
-    <w:p/>
-    <w:p>
-      <w:r>
-        <w:rPr>
-          <w:rFonts w:hint="eastAsia"/>
-        </w:rPr>
-        <w:t>响应样例：</w:t>
-      </w:r>
-    </w:p>
-    <w:tbl>
-      <w:tblPr>
-        <w:tblStyle w:val="a9"/>
-        <w:tblW w:w="0" w:type="auto"/>
-        <w:tblInd w:w="340" w:type="dxa"/>
-        <w:tblLook w:val="04A0" w:firstRow="1" w:lastRow="0" w:firstColumn="1" w:lastColumn="0" w:noHBand="0" w:noVBand="1"/>
-      </w:tblPr>
-      <w:tblGrid>
-        <w:gridCol w:w="7956"/>
-      </w:tblGrid>
-      <w:tr>
-        <w:tc>
-          <w:tcPr>
-            <w:tcW w:w="7956" w:type="dxa"/>
-          </w:tcPr>
-          <w:p>
-            <w:pPr>
-              <w:ind w:left="0"/>
-              <w:rPr>
-                <w:i/>
-              </w:rPr>
-            </w:pPr>
-            <w:r>
-              <w:rPr>
-                <w:i/>
-              </w:rPr>
-              <w:t xml:space="preserve">HTTP/1.1 200 OK </w:t>
-            </w:r>
-          </w:p>
-          <w:p>
-            <w:pPr>
-              <w:ind w:left="0"/>
-            </w:pPr>
-            <w:r>
-              <w:rPr>
-                <w:i/>
-              </w:rPr>
-              <w:t>Date: Wed, 01 Mar  2006 12:00:00 GMT</w:t>
-            </w:r>
-          </w:p>
-        </w:tc>
-      </w:tr>
-    </w:tbl>
-    <w:p>
-      <w:pPr>
-        <w:pStyle w:val="3"/>
-        <w:ind w:left="210"/>
-      </w:pPr>
-      <w:r>
-        <w:rPr>
-          <w:rFonts w:hint="eastAsia"/>
-        </w:rPr>
-        <w:t>GET Bucket delimiter</w:t>
-      </w:r>
-    </w:p>
-    <w:p>
-      <w:pPr>
-        <w:ind w:left="0" w:firstLineChars="200" w:firstLine="420"/>
-      </w:pPr>
-      <w:r>
-        <w:t>Request Headers</w:t>
-      </w:r>
-      <w:r>
-        <w:rPr>
-          <w:rFonts w:hint="eastAsia"/>
-        </w:rPr>
-        <w:t>：无特殊</w:t>
-      </w:r>
-      <w:r>
-        <w:rPr>
-          <w:rFonts w:hint="eastAsia"/>
-        </w:rPr>
-        <w:t>Header</w:t>
-      </w:r>
-      <w:r>
-        <w:rPr>
-          <w:rFonts w:hint="eastAsia"/>
-        </w:rPr>
-        <w:t>，参考</w:t>
-      </w:r>
-      <w:r>
-        <w:fldChar w:fldCharType="begin"/>
-      </w:r>
-      <w:r>
-        <w:instrText xml:space="preserve"> HYPERLINK \l "_</w:instrText>
-      </w:r>
-      <w:r>
-        <w:instrText>公共头部</w:instrText>
-      </w:r>
-      <w:r>
-        <w:instrText xml:space="preserve">" </w:instrText>
-      </w:r>
-      <w:r>
-        <w:fldChar w:fldCharType="separate"/>
-      </w:r>
-      <w:r>
-        <w:rPr>
-          <w:rStyle w:val="ad"/>
-          <w:rFonts w:hint="eastAsia"/>
-        </w:rPr>
-        <w:t>公共头部</w:t>
-      </w:r>
-      <w:r>
-        <w:rPr>
-          <w:rStyle w:val="ad"/>
-        </w:rPr>
-        <w:fldChar w:fldCharType="end"/>
-      </w:r>
-      <w:r>
-        <w:rPr>
-          <w:rFonts w:hint="eastAsia"/>
-        </w:rPr>
-        <w:t>。</w:t>
-      </w:r>
-    </w:p>
-    <w:p>
-      <w:pPr>
-        <w:ind w:left="0" w:firstLineChars="200" w:firstLine="420"/>
-      </w:pPr>
-    </w:p>
-    <w:p>
-      <w:pPr>
-        <w:ind w:left="0" w:firstLineChars="200" w:firstLine="420"/>
-        <w:rPr>
-          <w:rStyle w:val="ad"/>
-        </w:rPr>
-      </w:pPr>
-      <w:r>
-        <w:rPr>
-          <w:rFonts w:hint="eastAsia"/>
-        </w:rPr>
-        <w:t>Response</w:t>
-      </w:r>
-      <w:r>
-        <w:t xml:space="preserve"> </w:t>
-      </w:r>
-      <w:r>
-        <w:rPr>
-          <w:rFonts w:hint="eastAsia"/>
-        </w:rPr>
-        <w:t>header</w:t>
-      </w:r>
-      <w:r>
-        <w:rPr>
-          <w:rFonts w:hint="eastAsia"/>
-        </w:rPr>
-        <w:t>无特殊</w:t>
-      </w:r>
-      <w:r>
-        <w:rPr>
-          <w:rFonts w:hint="eastAsia"/>
-        </w:rPr>
-        <w:t>Header</w:t>
-      </w:r>
-      <w:r>
-        <w:rPr>
-          <w:rFonts w:hint="eastAsia"/>
-        </w:rPr>
-        <w:t>，参考</w:t>
-      </w:r>
-      <w:r>
-        <w:fldChar w:fldCharType="begin"/>
-      </w:r>
-      <w:r>
-        <w:instrText xml:space="preserve"> HYPERLINK \l "_</w:instrText>
-      </w:r>
-      <w:r>
-        <w:instrText>公共头部</w:instrText>
-      </w:r>
-      <w:r>
-        <w:instrText xml:space="preserve">" </w:instrText>
-      </w:r>
-      <w:r>
-        <w:fldChar w:fldCharType="separate"/>
-      </w:r>
-      <w:r>
-        <w:rPr>
-          <w:rStyle w:val="ad"/>
-          <w:rFonts w:hint="eastAsia"/>
-        </w:rPr>
-        <w:t>公共头部</w:t>
-      </w:r>
-      <w:r>
-        <w:rPr>
-          <w:rStyle w:val="ad"/>
-        </w:rPr>
-        <w:fldChar w:fldCharType="end"/>
-      </w:r>
-      <w:r>
-        <w:rPr>
-          <w:rStyle w:val="ad"/>
-          <w:rFonts w:hint="eastAsia"/>
-        </w:rPr>
-        <w:t>。</w:t>
-      </w:r>
-    </w:p>
-    <w:p>
-      <w:pPr>
-        <w:ind w:left="0" w:firstLineChars="200" w:firstLine="420"/>
-      </w:pPr>
-    </w:p>
-    <w:p>
-      <w:pPr>
-        <w:ind w:left="0" w:firstLineChars="200" w:firstLine="420"/>
-      </w:pPr>
-      <w:r>
-        <w:rPr>
-          <w:rFonts w:hint="eastAsia"/>
-        </w:rPr>
-        <w:t>Response</w:t>
-      </w:r>
-      <w:r>
-        <w:t xml:space="preserve"> </w:t>
-      </w:r>
-      <w:r>
-        <w:rPr>
-          <w:rFonts w:hint="eastAsia"/>
-        </w:rPr>
-        <w:t>element</w:t>
-      </w:r>
-      <w:r>
-        <w:t xml:space="preserve"> </w:t>
-      </w:r>
-      <w:r>
-        <w:rPr>
-          <w:rFonts w:hint="eastAsia"/>
-        </w:rPr>
-        <w:t>in</w:t>
-      </w:r>
-      <w:r>
-        <w:t xml:space="preserve"> </w:t>
-      </w:r>
-      <w:r>
-        <w:rPr>
-          <w:rFonts w:hint="eastAsia"/>
-        </w:rPr>
-        <w:t>body</w:t>
-      </w:r>
-      <w:r>
-        <w:rPr>
-          <w:rFonts w:hint="eastAsia"/>
-        </w:rPr>
-        <w:t>：</w:t>
-      </w:r>
-    </w:p>
-    <w:tbl>
-      <w:tblPr>
-        <w:tblStyle w:val="a9"/>
-        <w:tblW w:w="7938" w:type="dxa"/>
-        <w:tblInd w:w="340" w:type="dxa"/>
-        <w:tblLook w:val="04A0" w:firstRow="1" w:lastRow="0" w:firstColumn="1" w:lastColumn="0" w:noHBand="0" w:noVBand="1"/>
-      </w:tblPr>
-      <w:tblGrid>
-        <w:gridCol w:w="2736"/>
-        <w:gridCol w:w="5202"/>
-      </w:tblGrid>
-      <w:tr>
-        <w:trPr>
-          <w:trHeight w:val="400"/>
-        </w:trPr>
-        <w:tc>
-          <w:tcPr>
-            <w:tcW w:w="2736" w:type="dxa"/>
-            <w:shd w:val="clear" w:color="auto" w:fill="DAEEF3" w:themeFill="accent5" w:themeFillTint="33"/>
-          </w:tcPr>
-          <w:p>
-            <w:pPr>
-              <w:ind w:left="0"/>
-              <w:rPr>
-                <w:b/>
-              </w:rPr>
-            </w:pPr>
-            <w:r>
-              <w:rPr>
-                <w:rFonts w:hint="eastAsia"/>
-                <w:b/>
-              </w:rPr>
-              <w:t>Name</w:t>
-            </w:r>
-          </w:p>
-        </w:tc>
-        <w:tc>
-          <w:tcPr>
-            <w:tcW w:w="5202" w:type="dxa"/>
-            <w:shd w:val="clear" w:color="auto" w:fill="DAEEF3" w:themeFill="accent5" w:themeFillTint="33"/>
-          </w:tcPr>
-          <w:p>
-            <w:pPr>
-              <w:ind w:left="0"/>
-              <w:rPr>
-                <w:b/>
-              </w:rPr>
-            </w:pPr>
-            <w:r>
-              <w:rPr>
-                <w:rFonts w:hint="eastAsia"/>
-                <w:b/>
-              </w:rPr>
-              <w:t>Description</w:t>
-            </w:r>
-          </w:p>
-        </w:tc>
-      </w:tr>
-      <w:tr>
-        <w:trPr>
-          <w:trHeight w:val="391"/>
-        </w:trPr>
-        <w:tc>
-          <w:tcPr>
-            <w:tcW w:w="2736" w:type="dxa"/>
-          </w:tcPr>
-          <w:p>
-            <w:pPr>
-              <w:ind w:left="0"/>
-              <w:rPr>
-                <w:rFonts w:cstheme="minorHAnsi"/>
-              </w:rPr>
-            </w:pPr>
-            <w:proofErr w:type="spellStart"/>
-            <w:r>
-              <w:rPr>
-                <w:rFonts w:cstheme="minorHAnsi"/>
-              </w:rPr>
-              <w:t>Delimiter</w:t>
-            </w:r>
-            <w:r>
-              <w:rPr>
-                <w:rFonts w:cstheme="minorHAnsi"/>
-              </w:rPr>
-              <w:t>Configuration</w:t>
-            </w:r>
-            <w:proofErr w:type="spellEnd"/>
-          </w:p>
-        </w:tc>
-        <w:tc>
-          <w:tcPr>
-            <w:tcW w:w="5202" w:type="dxa"/>
-          </w:tcPr>
-          <w:p>
-            <w:pPr>
-              <w:ind w:left="0"/>
-              <w:rPr>
-                <w:rFonts w:cstheme="minorHAnsi"/>
-              </w:rPr>
-            </w:pPr>
-            <w:r>
-              <w:rPr>
-                <w:rFonts w:cstheme="minorHAnsi"/>
-              </w:rPr>
-              <w:t>Container for the bucket delimiter.</w:t>
-            </w:r>
-          </w:p>
-          <w:p>
-            <w:pPr>
-              <w:ind w:left="0"/>
-              <w:rPr>
-                <w:rFonts w:cstheme="minorHAnsi"/>
-              </w:rPr>
-            </w:pPr>
-            <w:r>
-              <w:rPr>
-                <w:rFonts w:cstheme="minorHAnsi"/>
-              </w:rPr>
-              <w:t>Type: Container</w:t>
-            </w:r>
-          </w:p>
-          <w:p>
-            <w:pPr>
-              <w:ind w:left="0"/>
-              <w:rPr>
-                <w:rFonts w:cstheme="minorHAnsi"/>
-              </w:rPr>
-            </w:pPr>
-            <w:r>
-              <w:rPr>
-                <w:rFonts w:cstheme="minorHAnsi"/>
-              </w:rPr>
-              <w:lastRenderedPageBreak/>
-              <w:t>Children: Delimiter</w:t>
-            </w:r>
-          </w:p>
-          <w:p>
-            <w:pPr>
-              <w:ind w:left="0"/>
-              <w:rPr>
-                <w:rFonts w:cstheme="minorHAnsi"/>
-              </w:rPr>
-            </w:pPr>
-            <w:r>
-              <w:rPr>
-                <w:rFonts w:cstheme="minorHAnsi"/>
-              </w:rPr>
-              <w:t>Ancestor: None</w:t>
-            </w:r>
-          </w:p>
-        </w:tc>
-      </w:tr>
-      <w:tr>
-        <w:trPr>
-          <w:trHeight w:val="391"/>
-        </w:trPr>
-        <w:tc>
-          <w:tcPr>
-            <w:tcW w:w="2736" w:type="dxa"/>
-          </w:tcPr>
-          <w:p>
-            <w:pPr>
-              <w:ind w:left="0"/>
-              <w:rPr>
-                <w:rFonts w:cstheme="minorHAnsi"/>
-              </w:rPr>
-            </w:pPr>
-            <w:r>
-              <w:rPr>
-                <w:rFonts w:cstheme="minorHAnsi"/>
-              </w:rPr>
-              <w:lastRenderedPageBreak/>
-              <w:t>Delimiter</w:t>
-            </w:r>
-          </w:p>
-        </w:tc>
-        <w:tc>
-          <w:tcPr>
-            <w:tcW w:w="5202" w:type="dxa"/>
-          </w:tcPr>
-          <w:p>
-            <w:pPr>
-              <w:ind w:left="0"/>
-              <w:rPr>
-                <w:rFonts w:cstheme="minorHAnsi"/>
-              </w:rPr>
-            </w:pPr>
-            <w:r>
-              <w:rPr>
-                <w:rFonts w:cstheme="minorHAnsi"/>
-              </w:rPr>
-              <w:t xml:space="preserve">The delimiter of the bucket. </w:t>
-            </w:r>
-          </w:p>
-          <w:p>
-            <w:pPr>
-              <w:ind w:left="0"/>
-              <w:rPr>
-                <w:rFonts w:cstheme="minorHAnsi"/>
-              </w:rPr>
-            </w:pPr>
-            <w:r>
-              <w:rPr>
-                <w:rFonts w:cstheme="minorHAnsi"/>
-              </w:rPr>
-              <w:t>Type: Container</w:t>
-            </w:r>
-          </w:p>
-          <w:p>
-            <w:pPr>
-              <w:ind w:left="0"/>
-              <w:rPr>
-                <w:rFonts w:cstheme="minorHAnsi"/>
-              </w:rPr>
-            </w:pPr>
-            <w:r>
-              <w:rPr>
-                <w:rFonts w:cstheme="minorHAnsi"/>
-              </w:rPr>
-              <w:t xml:space="preserve">Ancestor: </w:t>
-            </w:r>
-            <w:proofErr w:type="spellStart"/>
-            <w:r>
-              <w:rPr>
-                <w:rFonts w:cstheme="minorHAnsi"/>
-              </w:rPr>
-              <w:t>Delimiter</w:t>
-            </w:r>
-            <w:r>
-              <w:rPr>
-                <w:rFonts w:cstheme="minorHAnsi"/>
-              </w:rPr>
-              <w:t>Configuration</w:t>
-            </w:r>
-            <w:proofErr w:type="spellEnd"/>
-          </w:p>
-        </w:tc>
-      </w:tr>
-    </w:tbl>
-    <w:p>
-      <w:pPr>
-        <w:rPr>
-          <w:rFonts w:cstheme="minorHAnsi"/>
-        </w:rPr>
-      </w:pPr>
-      <w:r>
-        <w:rPr>
-          <w:rFonts w:cstheme="minorHAnsi"/>
-        </w:rPr>
-        <w:t>请求样例：</w:t>
-      </w:r>
-    </w:p>
-    <w:tbl>
-      <w:tblPr>
-        <w:tblStyle w:val="a9"/>
-        <w:tblW w:w="0" w:type="auto"/>
-        <w:tblInd w:w="340" w:type="dxa"/>
-        <w:tblLook w:val="04A0" w:firstRow="1" w:lastRow="0" w:firstColumn="1" w:lastColumn="0" w:noHBand="0" w:noVBand="1"/>
-      </w:tblPr>
-      <w:tblGrid>
-        <w:gridCol w:w="7956"/>
-      </w:tblGrid>
-      <w:tr>
-        <w:tc>
-          <w:tcPr>
-            <w:tcW w:w="8296" w:type="dxa"/>
-          </w:tcPr>
-          <w:p>
-            <w:pPr>
-              <w:ind w:left="0"/>
-              <w:rPr>
-                <w:rFonts w:cstheme="minorHAnsi"/>
-                <w:i/>
-              </w:rPr>
-            </w:pPr>
-            <w:r>
-              <w:rPr>
-                <w:rFonts w:cstheme="minorHAnsi"/>
-                <w:i/>
-              </w:rPr>
-              <w:t>GET /</w:t>
-            </w:r>
-            <w:r>
-              <w:rPr>
-                <w:rFonts w:cstheme="minorHAnsi" w:hint="eastAsia"/>
-                <w:i/>
-              </w:rPr>
-              <w:t>{</w:t>
-            </w:r>
-            <w:r>
-              <w:rPr>
-                <w:rFonts w:cstheme="minorHAnsi"/>
-                <w:i/>
-              </w:rPr>
-              <w:t>bucket</w:t>
-            </w:r>
-            <w:r>
-              <w:rPr>
-                <w:rFonts w:cstheme="minorHAnsi" w:hint="eastAsia"/>
-                <w:i/>
-              </w:rPr>
-              <w:t>}</w:t>
-            </w:r>
-            <w:proofErr w:type="gramStart"/>
-            <w:r>
-              <w:rPr>
-                <w:rFonts w:cstheme="minorHAnsi"/>
-                <w:i/>
-              </w:rPr>
-              <w:t>/?</w:t>
-            </w:r>
-            <w:r>
-              <w:rPr>
-                <w:rFonts w:cstheme="minorHAnsi"/>
-              </w:rPr>
-              <w:t>delimiter</w:t>
-            </w:r>
-            <w:proofErr w:type="gramEnd"/>
-            <w:r>
-              <w:rPr>
-                <w:rFonts w:cstheme="minorHAnsi"/>
-              </w:rPr>
-              <w:t xml:space="preserve"> </w:t>
-            </w:r>
-            <w:r>
-              <w:rPr>
-                <w:rFonts w:cstheme="minorHAnsi"/>
-                <w:i/>
-              </w:rPr>
-              <w:t xml:space="preserve">HTTP/1.1 </w:t>
-            </w:r>
-          </w:p>
-          <w:p>
-            <w:pPr>
-              <w:ind w:left="0"/>
-              <w:rPr>
-                <w:rFonts w:cstheme="minorHAnsi"/>
-                <w:i/>
-              </w:rPr>
-            </w:pPr>
-            <w:r>
-              <w:rPr>
-                <w:rFonts w:cstheme="minorHAnsi"/>
-                <w:i/>
-              </w:rPr>
-              <w:t xml:space="preserve">Host: sequoia.s3.com </w:t>
-            </w:r>
-          </w:p>
-          <w:p>
-            <w:pPr>
-              <w:ind w:left="0"/>
-              <w:rPr>
-                <w:rFonts w:cstheme="minorHAnsi"/>
-                <w:i/>
-              </w:rPr>
-            </w:pPr>
-            <w:r>
-              <w:rPr>
-                <w:rFonts w:cstheme="minorHAnsi"/>
-                <w:i/>
-              </w:rPr>
-              <w:t xml:space="preserve">Date: Wed, 12 Oct 2009 17:50:00 GMT </w:t>
-            </w:r>
-          </w:p>
-          <w:p>
-            <w:pPr>
-              <w:ind w:left="0"/>
-              <w:rPr>
-                <w:rFonts w:cstheme="minorHAnsi"/>
-                <w:i/>
-              </w:rPr>
-            </w:pPr>
-            <w:r>
-              <w:rPr>
-                <w:rFonts w:cstheme="minorHAnsi"/>
-                <w:i/>
-              </w:rPr>
-              <w:t xml:space="preserve">Authorization: authorization string </w:t>
-            </w:r>
-          </w:p>
-          <w:p>
-            <w:pPr>
-              <w:ind w:left="0"/>
-              <w:rPr>
-                <w:rFonts w:cstheme="minorHAnsi"/>
-              </w:rPr>
-            </w:pPr>
-            <w:r>
-              <w:rPr>
-                <w:rFonts w:cstheme="minorHAnsi"/>
-                <w:i/>
-              </w:rPr>
-              <w:t>Content-Type: text/plain</w:t>
-            </w:r>
-          </w:p>
-        </w:tc>
-      </w:tr>
-    </w:tbl>
-    <w:p>
-      <w:pPr>
-        <w:rPr>
-          <w:rFonts w:cstheme="minorHAnsi"/>
-        </w:rPr>
-      </w:pPr>
-    </w:p>
-    <w:p>
-      <w:pPr>
-        <w:rPr>
-          <w:rFonts w:cstheme="minorHAnsi"/>
-        </w:rPr>
-      </w:pPr>
-      <w:r>
-        <w:rPr>
-          <w:rFonts w:cstheme="minorHAnsi"/>
-        </w:rPr>
-        <w:t>响应样例：</w:t>
-      </w:r>
-    </w:p>
-    <w:tbl>
-      <w:tblPr>
-        <w:tblStyle w:val="a9"/>
-        <w:tblW w:w="0" w:type="auto"/>
-        <w:tblInd w:w="340" w:type="dxa"/>
-        <w:tblLook w:val="04A0" w:firstRow="1" w:lastRow="0" w:firstColumn="1" w:lastColumn="0" w:noHBand="0" w:noVBand="1"/>
-      </w:tblPr>
-      <w:tblGrid>
-        <w:gridCol w:w="7956"/>
-      </w:tblGrid>
-      <w:tr>
-        <w:tc>
-          <w:tcPr>
-            <w:tcW w:w="7956" w:type="dxa"/>
-          </w:tcPr>
-          <w:p>
-            <w:pPr>
-              <w:ind w:left="0"/>
-              <w:rPr>
-                <w:rFonts w:cstheme="minorHAnsi"/>
-                <w:i/>
-              </w:rPr>
-            </w:pPr>
-            <w:r>
-              <w:rPr>
-                <w:rFonts w:cstheme="minorHAnsi"/>
-                <w:i/>
-              </w:rPr>
-              <w:t>&lt;</w:t>
-            </w:r>
-            <w:proofErr w:type="spellStart"/>
-            <w:r>
-              <w:rPr>
-                <w:rFonts w:cstheme="minorHAnsi"/>
-              </w:rPr>
-              <w:t>Delimiter</w:t>
-            </w:r>
-            <w:r>
-              <w:rPr>
-                <w:rFonts w:cstheme="minorHAnsi"/>
-              </w:rPr>
-              <w:t>Configuration</w:t>
-            </w:r>
-            <w:proofErr w:type="spellEnd"/>
-            <w:r>
-              <w:rPr>
-                <w:rFonts w:cstheme="minorHAnsi"/>
-                <w:i/>
-              </w:rPr>
-              <w:t>&gt;</w:t>
-            </w:r>
-          </w:p>
-          <w:p>
-            <w:pPr>
-              <w:ind w:left="0"/>
-              <w:rPr>
-                <w:rFonts w:cstheme="minorHAnsi"/>
-                <w:i/>
-              </w:rPr>
-            </w:pPr>
-            <w:r>
-              <w:rPr>
-                <w:rFonts w:cstheme="minorHAnsi"/>
-                <w:i/>
-              </w:rPr>
-              <w:t xml:space="preserve">  &lt;</w:t>
-            </w:r>
-            <w:r>
-              <w:rPr>
-                <w:rFonts w:cstheme="minorHAnsi"/>
-              </w:rPr>
-              <w:t xml:space="preserve"> Delimiter</w:t>
-            </w:r>
-            <w:r>
-              <w:rPr>
-                <w:rFonts w:cstheme="minorHAnsi"/>
-                <w:i/>
-              </w:rPr>
-              <w:t xml:space="preserve"> &gt;/&lt;/</w:t>
-            </w:r>
-            <w:r>
-              <w:rPr>
-                <w:rFonts w:cstheme="minorHAnsi"/>
-              </w:rPr>
-              <w:t xml:space="preserve"> Delimiter</w:t>
-            </w:r>
-            <w:r>
-              <w:rPr>
-                <w:rFonts w:cstheme="minorHAnsi"/>
-                <w:i/>
-              </w:rPr>
-              <w:t xml:space="preserve"> &gt; </w:t>
-            </w:r>
-          </w:p>
-          <w:p>
-            <w:pPr>
-              <w:ind w:left="0"/>
-              <w:rPr>
-                <w:rFonts w:cstheme="minorHAnsi"/>
-              </w:rPr>
-            </w:pPr>
-            <w:r>
-              <w:rPr>
-                <w:rFonts w:cstheme="minorHAnsi"/>
-                <w:i/>
-              </w:rPr>
-              <w:t>&lt;/</w:t>
-            </w:r>
-            <w:proofErr w:type="spellStart"/>
-            <w:r>
-              <w:rPr>
-                <w:rFonts w:cstheme="minorHAnsi"/>
-              </w:rPr>
-              <w:t>Delimiter</w:t>
-            </w:r>
-            <w:r>
-              <w:rPr>
-                <w:rFonts w:cstheme="minorHAnsi"/>
-              </w:rPr>
-              <w:t>Configuration</w:t>
-            </w:r>
-            <w:proofErr w:type="spellEnd"/>
-            <w:r>
-              <w:rPr>
-                <w:rFonts w:cstheme="minorHAnsi"/>
-                <w:i/>
-              </w:rPr>
-              <w:t>&gt;</w:t>
-            </w:r>
-          </w:p>
-        </w:tc>
-      </w:tr>
-    </w:tbl>
-    <w:p>
-      <w:pPr>
-        <w:ind w:left="0"/>
-        <w:rPr>
-          <w:rFonts w:hint="eastAsia"/>
-          <w:b/>
-        </w:rPr>
-      </w:pPr>
-    </w:p>
-    <w:p>
-      <w:pPr>
-        <w:pStyle w:val="2"/>
-      </w:pPr>
-      <w:r>
-        <w:rPr>
-          <w:rFonts w:hint="eastAsia"/>
-        </w:rPr>
         <w:t>JAVA API</w:t>
       </w:r>
     </w:p>
@@ -9246,7 +7653,6 @@
             <w:proofErr w:type="spellStart"/>
             <w:proofErr w:type="gramStart"/>
             <w:r>
-              <w:lastRenderedPageBreak/>
               <w:t>config.setUseExpectContinue</w:t>
             </w:r>
             <w:proofErr w:type="spellEnd"/>
@@ -9521,6 +7927,7 @@
             </w:pPr>
             <w:proofErr w:type="spellStart"/>
             <w:r>
+              <w:lastRenderedPageBreak/>
               <w:t>listBuckets</w:t>
             </w:r>
             <w:proofErr w:type="spellEnd"/>
@@ -10048,7 +8455,6 @@
         <w:rPr>
           <w:rFonts w:hint="eastAsia"/>
         </w:rPr>
-        <w:lastRenderedPageBreak/>
         <w:t>样例：</w:t>
       </w:r>
     </w:p>
@@ -10319,6 +8725,7 @@
         <w:rPr>
           <w:rFonts w:hint="eastAsia"/>
         </w:rPr>
+        <w:lastRenderedPageBreak/>
         <w:t>HEAD Bucket</w:t>
       </w:r>
     </w:p>
@@ -10866,7 +9273,6 @@
         <w:ind w:left="210"/>
       </w:pPr>
       <w:r>
-        <w:lastRenderedPageBreak/>
         <w:t xml:space="preserve">GET Bucket </w:t>
       </w:r>
       <w:r>
@@ -11169,6 +9575,7 @@
               <w:rPr>
                 <w:rFonts w:hint="eastAsia"/>
               </w:rPr>
+              <w:lastRenderedPageBreak/>
               <w:t>返回值：无</w:t>
             </w:r>
           </w:p>
@@ -11185,6 +9592,7 @@
               <w:rPr>
                 <w:rFonts w:hint="eastAsia"/>
               </w:rPr>
+              <w:lastRenderedPageBreak/>
               <w:t>发送</w:t>
             </w:r>
             <w:r>
@@ -11586,7 +9994,6 @@
         <w:ind w:left="210"/>
       </w:pPr>
       <w:r>
-        <w:lastRenderedPageBreak/>
         <w:t>GET Bucket versioning</w:t>
       </w:r>
     </w:p>
@@ -11830,6 +10237,7 @@
         <w:rPr>
           <w:rFonts w:hint="eastAsia"/>
         </w:rPr>
+        <w:lastRenderedPageBreak/>
         <w:t xml:space="preserve">Story </w:t>
       </w:r>
       <w:r>
@@ -12600,7 +11008,6 @@
               <w:rPr>
                 <w:rFonts w:hint="eastAsia"/>
               </w:rPr>
-              <w:lastRenderedPageBreak/>
               <w:t>PUT</w:t>
             </w:r>
           </w:p>
@@ -12873,6 +11280,7 @@
         <w:rPr>
           <w:noProof/>
         </w:rPr>
+        <w:lastRenderedPageBreak/>
         <w:drawing>
           <wp:inline distT="0" distB="0" distL="0" distR="0" wp14:anchorId="740408D1" wp14:editId="2219FF85">
             <wp:extent cx="5274310" cy="2533823"/>
@@ -14671,648 +13079,13 @@
         </w:rPr>
         <w:t>。</w:t>
       </w:r>
-    </w:p>
-    <w:p>
-      <w:pPr>
-        <w:pStyle w:val="3"/>
-        <w:ind w:left="210"/>
-      </w:pPr>
-      <w:r>
-        <w:rPr>
-          <w:rFonts w:hint="eastAsia"/>
-        </w:rPr>
-        <w:t>设置分割符（</w:t>
-      </w:r>
-      <w:r>
-        <w:rPr>
-          <w:rFonts w:hint="eastAsia"/>
-        </w:rPr>
-        <w:t>PUT</w:t>
-      </w:r>
-      <w:r>
-        <w:t xml:space="preserve"> </w:t>
-      </w:r>
-      <w:r>
-        <w:rPr>
-          <w:rFonts w:hint="eastAsia"/>
-        </w:rPr>
-        <w:t>Bucket</w:t>
-      </w:r>
-      <w:r>
-        <w:t xml:space="preserve"> </w:t>
-      </w:r>
-      <w:r>
-        <w:rPr>
-          <w:rFonts w:hint="eastAsia"/>
-        </w:rPr>
-        <w:t>delimiter</w:t>
-      </w:r>
-      <w:r>
-        <w:rPr>
-          <w:rFonts w:hint="eastAsia"/>
-        </w:rPr>
-        <w:t>）</w:t>
-      </w:r>
-    </w:p>
-    <w:p>
-      <w:pPr>
-        <w:ind w:left="0" w:firstLineChars="200" w:firstLine="420"/>
-      </w:pPr>
-      <w:r>
-        <w:rPr>
-          <w:rFonts w:hint="eastAsia"/>
-        </w:rPr>
-        <w:t>设置分割符后需要重建</w:t>
-      </w:r>
-      <w:r>
-        <w:rPr>
-          <w:rFonts w:hint="eastAsia"/>
-        </w:rPr>
-        <w:t>层级</w:t>
-      </w:r>
-      <w:r>
-        <w:rPr>
-          <w:rFonts w:hint="eastAsia"/>
-        </w:rPr>
-        <w:t>结构。</w:t>
-      </w:r>
-    </w:p>
-    <w:p>
-      <w:pPr>
-        <w:ind w:left="0" w:firstLineChars="200" w:firstLine="420"/>
-      </w:pPr>
-      <w:r>
-        <w:rPr>
-          <w:rFonts w:hint="eastAsia"/>
-        </w:rPr>
-        <w:t>设置分隔符后需要重建目录结构，但是考虑到查询（</w:t>
-      </w:r>
-      <w:r>
-        <w:rPr>
-          <w:rFonts w:hint="eastAsia"/>
-        </w:rPr>
-        <w:t>List</w:t>
-      </w:r>
-      <w:r>
-        <w:t xml:space="preserve"> Objects</w:t>
-      </w:r>
-      <w:r>
-        <w:rPr>
-          <w:rFonts w:hint="eastAsia"/>
-        </w:rPr>
-        <w:t>和</w:t>
-      </w:r>
-      <w:r>
-        <w:rPr>
-          <w:rFonts w:hint="eastAsia"/>
-        </w:rPr>
-        <w:t>List</w:t>
-      </w:r>
-      <w:r>
-        <w:t xml:space="preserve"> </w:t>
-      </w:r>
-      <w:r>
-        <w:rPr>
-          <w:rFonts w:hint="eastAsia"/>
-        </w:rPr>
-        <w:t>Versions</w:t>
-      </w:r>
-      <w:r>
-        <w:rPr>
-          <w:rFonts w:hint="eastAsia"/>
-        </w:rPr>
-        <w:t>）的并发，</w:t>
-      </w:r>
-      <w:r>
-        <w:rPr>
-          <w:rFonts w:hint="eastAsia"/>
-        </w:rPr>
-        <w:t>防止正有查询操作在访问层级结构及元数据中的层级编码，</w:t>
-      </w:r>
-      <w:r>
-        <w:rPr>
-          <w:rFonts w:hint="eastAsia"/>
-        </w:rPr>
-        <w:t>这是如果重建目录结构会</w:t>
-      </w:r>
-      <w:r>
-        <w:rPr>
-          <w:rFonts w:hint="eastAsia"/>
-        </w:rPr>
-        <w:t>引起</w:t>
-      </w:r>
-      <w:r>
-        <w:rPr>
-          <w:rFonts w:hint="eastAsia"/>
-        </w:rPr>
-        <w:t>查询数据混乱</w:t>
-      </w:r>
-      <w:r>
-        <w:rPr>
-          <w:rFonts w:hint="eastAsia"/>
-        </w:rPr>
-        <w:t>，</w:t>
-      </w:r>
-      <w:r>
-        <w:rPr>
-          <w:rFonts w:hint="eastAsia"/>
-        </w:rPr>
-        <w:t>因此当更改</w:t>
-      </w:r>
-      <w:r>
-        <w:rPr>
-          <w:rFonts w:hint="eastAsia"/>
-        </w:rPr>
-        <w:t>桶的分隔符</w:t>
-      </w:r>
-      <w:r>
-        <w:rPr>
-          <w:rFonts w:hint="eastAsia"/>
-        </w:rPr>
-        <w:t>时同时将</w:t>
-      </w:r>
-      <w:r>
-        <w:rPr>
-          <w:rFonts w:hint="eastAsia"/>
-        </w:rPr>
-        <w:t>状态设置为</w:t>
-      </w:r>
-      <w:proofErr w:type="gramStart"/>
-      <w:r>
-        <w:rPr>
-          <w:rFonts w:hint="eastAsia"/>
-        </w:rPr>
-        <w:t>不</w:t>
-      </w:r>
-      <w:proofErr w:type="gramEnd"/>
-      <w:r>
-        <w:rPr>
-          <w:rFonts w:hint="eastAsia"/>
-        </w:rPr>
-        <w:t>可用，</w:t>
-      </w:r>
-      <w:r>
-        <w:rPr>
-          <w:rFonts w:hint="eastAsia"/>
-        </w:rPr>
-        <w:t>并将新的分隔符写入备用分隔符，并将备用分隔符状态改为重建中</w:t>
-      </w:r>
-      <w:r>
-        <w:rPr>
-          <w:rFonts w:hint="eastAsia"/>
-        </w:rPr>
-        <w:t>。</w:t>
-      </w:r>
-    </w:p>
-    <w:p>
-      <w:pPr>
-        <w:ind w:left="0" w:firstLineChars="200" w:firstLine="420"/>
-      </w:pPr>
-      <w:r>
-        <w:rPr>
-          <w:rFonts w:hint="eastAsia"/>
-        </w:rPr>
-        <w:t>所有的查询请求在查询</w:t>
-      </w:r>
-      <w:proofErr w:type="gramStart"/>
-      <w:r>
-        <w:rPr>
-          <w:rFonts w:hint="eastAsia"/>
-        </w:rPr>
-        <w:t>桶信息</w:t>
-      </w:r>
-      <w:proofErr w:type="gramEnd"/>
-      <w:r>
-        <w:rPr>
-          <w:rFonts w:hint="eastAsia"/>
-        </w:rPr>
-        <w:t>的分隔符时，如果发现当前分隔符状态</w:t>
-      </w:r>
-      <w:proofErr w:type="gramStart"/>
-      <w:r>
-        <w:rPr>
-          <w:rFonts w:hint="eastAsia"/>
-        </w:rPr>
-        <w:t>不</w:t>
-      </w:r>
-      <w:proofErr w:type="gramEnd"/>
-      <w:r>
-        <w:rPr>
-          <w:rFonts w:hint="eastAsia"/>
-        </w:rPr>
-        <w:t>可用，则使用原始的表扫描方式进行查询。</w:t>
-      </w:r>
-    </w:p>
-    <w:p>
-      <w:pPr>
-        <w:ind w:left="0" w:firstLineChars="200" w:firstLine="420"/>
-        <w:rPr>
-          <w:rFonts w:hint="eastAsia"/>
-        </w:rPr>
-      </w:pPr>
-      <w:r>
-        <w:rPr>
-          <w:rFonts w:hint="eastAsia"/>
-        </w:rPr>
-        <w:t>重建层级结构并不删除原层级结构，而是重建一个新的层级结构。</w:t>
-      </w:r>
-    </w:p>
-    <w:p>
-      <w:pPr>
-        <w:ind w:left="0" w:firstLineChars="200" w:firstLine="420"/>
-      </w:pPr>
-      <w:r>
-        <w:rPr>
-          <w:rFonts w:hint="eastAsia"/>
-        </w:rPr>
-        <w:t>当开始逐条重建层级结构时，</w:t>
-      </w:r>
-      <w:r>
-        <w:rPr>
-          <w:rFonts w:hint="eastAsia"/>
-        </w:rPr>
-        <w:t>会</w:t>
-      </w:r>
-      <w:r>
-        <w:rPr>
-          <w:rFonts w:hint="eastAsia"/>
-        </w:rPr>
-        <w:t>逐条读取最新元数据表中的元数据，分析每个</w:t>
-      </w:r>
-      <w:r>
-        <w:rPr>
-          <w:rFonts w:hint="eastAsia"/>
-        </w:rPr>
-        <w:t>key</w:t>
-      </w:r>
-      <w:r>
-        <w:rPr>
-          <w:rFonts w:hint="eastAsia"/>
-        </w:rPr>
-        <w:t>，根据分隔符分解为多层，并逐层到层级结构中查询，如果有则找下一层，如果没有则添加，一直将</w:t>
-      </w:r>
-      <w:r>
-        <w:rPr>
-          <w:rFonts w:hint="eastAsia"/>
-        </w:rPr>
-        <w:t>key</w:t>
-      </w:r>
-      <w:r>
-        <w:rPr>
-          <w:rFonts w:hint="eastAsia"/>
-        </w:rPr>
-        <w:t>的每一层都找到对应的层级后，刷新元数据对应的</w:t>
-      </w:r>
-      <w:r>
-        <w:rPr>
-          <w:rFonts w:hint="eastAsia"/>
-        </w:rPr>
-        <w:t>备用</w:t>
-      </w:r>
-      <w:r>
-        <w:rPr>
-          <w:rFonts w:hint="eastAsia"/>
-        </w:rPr>
-        <w:t>层级编码，并更新历史元数据表中该</w:t>
-      </w:r>
-      <w:r>
-        <w:rPr>
-          <w:rFonts w:hint="eastAsia"/>
-        </w:rPr>
-        <w:t>key</w:t>
-      </w:r>
-      <w:r>
-        <w:rPr>
-          <w:rFonts w:hint="eastAsia"/>
-        </w:rPr>
-        <w:t>的</w:t>
-      </w:r>
-      <w:r>
-        <w:rPr>
-          <w:rFonts w:hint="eastAsia"/>
-        </w:rPr>
-        <w:t>备用</w:t>
-      </w:r>
-      <w:r>
-        <w:rPr>
-          <w:rFonts w:hint="eastAsia"/>
-        </w:rPr>
-        <w:t>层级编码，历史元数据表中的层级编码和最新元数据表中的层级编码</w:t>
-      </w:r>
-      <w:r>
-        <w:rPr>
-          <w:rFonts w:hint="eastAsia"/>
-        </w:rPr>
-        <w:t>保持</w:t>
-      </w:r>
-      <w:r>
-        <w:rPr>
-          <w:rFonts w:hint="eastAsia"/>
-        </w:rPr>
-        <w:t>一致。</w:t>
-      </w:r>
-    </w:p>
-    <w:p>
-      <w:pPr>
-        <w:ind w:left="0" w:firstLineChars="200" w:firstLine="420"/>
-      </w:pPr>
-      <w:proofErr w:type="gramStart"/>
-      <w:r>
-        <w:rPr>
-          <w:rFonts w:hint="eastAsia"/>
-        </w:rPr>
-        <w:t>当最新</w:t>
-      </w:r>
-      <w:proofErr w:type="gramEnd"/>
-      <w:r>
-        <w:rPr>
-          <w:rFonts w:hint="eastAsia"/>
-        </w:rPr>
-        <w:t>元数据表中的所有元数据都遍历并分解层级完成后。将桶</w:t>
-      </w:r>
-      <w:r>
-        <w:rPr>
-          <w:rFonts w:hint="eastAsia"/>
-        </w:rPr>
-        <w:t>元数据</w:t>
-      </w:r>
-      <w:r>
-        <w:rPr>
-          <w:rFonts w:hint="eastAsia"/>
-        </w:rPr>
-        <w:t>中</w:t>
-      </w:r>
-      <w:r>
-        <w:rPr>
-          <w:rFonts w:hint="eastAsia"/>
-        </w:rPr>
-        <w:t>新</w:t>
-      </w:r>
-      <w:r>
-        <w:rPr>
-          <w:rFonts w:hint="eastAsia"/>
-        </w:rPr>
-        <w:t>分隔符状态设置为可用</w:t>
-      </w:r>
-      <w:r>
-        <w:rPr>
-          <w:rFonts w:hint="eastAsia"/>
-        </w:rPr>
-        <w:t>，并将原分隔符的状态设置为待删除</w:t>
-      </w:r>
-      <w:r>
-        <w:rPr>
-          <w:rFonts w:hint="eastAsia"/>
-        </w:rPr>
-        <w:t>。此时再有查询请求携带对应分隔符进行查询时，就可以使用新的层级结构了。</w:t>
-      </w:r>
-    </w:p>
-    <w:p>
-      <w:pPr>
-        <w:ind w:left="0" w:firstLineChars="200" w:firstLine="420"/>
-      </w:pPr>
-      <w:r>
-        <w:rPr>
-          <w:rFonts w:hint="eastAsia"/>
-        </w:rPr>
-        <w:t>系统启动定时任务，每小时检索桶元数据中</w:t>
-      </w:r>
-      <w:r>
-        <w:rPr>
-          <w:rFonts w:hint="eastAsia"/>
-        </w:rPr>
-        <w:t>待删除的分隔符</w:t>
-      </w:r>
-      <w:r>
-        <w:rPr>
-          <w:rFonts w:hint="eastAsia"/>
-        </w:rPr>
-        <w:t>，</w:t>
-      </w:r>
-      <w:r>
-        <w:rPr>
-          <w:rFonts w:hint="eastAsia"/>
-        </w:rPr>
-        <w:t>在延迟任务到时间后，删</w:t>
-      </w:r>
-      <w:r>
-        <w:rPr>
-          <w:rFonts w:hint="eastAsia"/>
-        </w:rPr>
-        <w:t>除目录表中关于该分隔符的记录。</w:t>
-      </w:r>
-    </w:p>
-    <w:p>
-      <w:pPr>
-        <w:ind w:left="0" w:firstLineChars="200" w:firstLine="420"/>
-      </w:pPr>
-      <w:r>
-        <w:rPr>
-          <w:rFonts w:hint="eastAsia"/>
-        </w:rPr>
-        <w:lastRenderedPageBreak/>
-        <w:t>定时任务中，检索到离上次修改分隔符时间间隔大于</w:t>
-      </w:r>
-      <w:r>
-        <w:rPr>
-          <w:rFonts w:hint="eastAsia"/>
-        </w:rPr>
-        <w:t>1</w:t>
-      </w:r>
-      <w:r>
-        <w:rPr>
-          <w:rFonts w:hint="eastAsia"/>
-        </w:rPr>
-        <w:t>小时且无可用分隔符时，将重建中的分隔符重启重建目录机制并修改</w:t>
-      </w:r>
-      <w:proofErr w:type="spellStart"/>
-      <w:r>
-        <w:rPr>
-          <w:rFonts w:hint="eastAsia"/>
-        </w:rPr>
-        <w:t>LastModDelimiter</w:t>
-      </w:r>
-      <w:proofErr w:type="spellEnd"/>
-      <w:r>
-        <w:rPr>
-          <w:rFonts w:hint="eastAsia"/>
-        </w:rPr>
-        <w:t>为当前时间。</w:t>
-      </w:r>
-    </w:p>
-    <w:p>
-      <w:pPr>
-        <w:ind w:left="0" w:firstLineChars="200" w:firstLine="420"/>
-      </w:pPr>
-    </w:p>
-    <w:p>
-      <w:pPr>
-        <w:ind w:left="0" w:firstLineChars="200" w:firstLine="420"/>
-        <w:rPr>
-          <w:rFonts w:hint="eastAsia"/>
-        </w:rPr>
-      </w:pPr>
-      <w:r>
-        <w:rPr>
-          <w:rFonts w:hint="eastAsia"/>
-        </w:rPr>
-        <w:t>在分隔符处于</w:t>
-      </w:r>
-      <w:proofErr w:type="gramStart"/>
-      <w:r>
-        <w:rPr>
-          <w:rFonts w:hint="eastAsia"/>
-        </w:rPr>
-        <w:t>不</w:t>
-      </w:r>
-      <w:proofErr w:type="gramEnd"/>
-      <w:r>
-        <w:rPr>
-          <w:rFonts w:hint="eastAsia"/>
-        </w:rPr>
-        <w:t>可用状态时，查询请求不能使用目录查询，当有插入和删除对象的请求需要增加和删除元数据时，</w:t>
-      </w:r>
-      <w:r>
-        <w:rPr>
-          <w:rFonts w:hint="eastAsia"/>
-        </w:rPr>
-        <w:t>根据当前存在的分隔符（可用</w:t>
-      </w:r>
-      <w:r>
-        <w:rPr>
-          <w:rFonts w:hint="eastAsia"/>
-        </w:rPr>
-        <w:t>/</w:t>
-      </w:r>
-      <w:proofErr w:type="gramStart"/>
-      <w:r>
-        <w:rPr>
-          <w:rFonts w:hint="eastAsia"/>
-        </w:rPr>
-        <w:t>不</w:t>
-      </w:r>
-      <w:proofErr w:type="gramEnd"/>
-      <w:r>
-        <w:rPr>
-          <w:rFonts w:hint="eastAsia"/>
-        </w:rPr>
-        <w:t>可用</w:t>
-      </w:r>
-      <w:r>
-        <w:rPr>
-          <w:rFonts w:hint="eastAsia"/>
-        </w:rPr>
-        <w:t>/</w:t>
-      </w:r>
-      <w:r>
-        <w:rPr>
-          <w:rFonts w:hint="eastAsia"/>
-        </w:rPr>
-        <w:t>重建中）进行分解，并在目录中增加</w:t>
-      </w:r>
-      <w:r>
-        <w:rPr>
-          <w:rFonts w:hint="eastAsia"/>
-        </w:rPr>
-        <w:t>和删除。</w:t>
-      </w:r>
-    </w:p>
-    <w:p>
-      <w:pPr>
-        <w:ind w:left="0" w:firstLineChars="200" w:firstLine="420"/>
-      </w:pPr>
-      <w:r>
-        <w:rPr>
-          <w:rFonts w:hint="eastAsia"/>
-        </w:rPr>
-        <w:t>当系统收到设置分隔符请求，如果当前分隔符</w:t>
-      </w:r>
-      <w:r>
-        <w:rPr>
-          <w:rFonts w:hint="eastAsia"/>
-        </w:rPr>
-        <w:t>及备用分隔符</w:t>
-      </w:r>
-      <w:r>
-        <w:rPr>
-          <w:rFonts w:hint="eastAsia"/>
-        </w:rPr>
-        <w:t>状态</w:t>
-      </w:r>
-      <w:r>
-        <w:rPr>
-          <w:rFonts w:hint="eastAsia"/>
-        </w:rPr>
-        <w:t>均</w:t>
-      </w:r>
-      <w:r>
-        <w:rPr>
-          <w:rFonts w:hint="eastAsia"/>
-        </w:rPr>
-        <w:t>为</w:t>
-      </w:r>
-      <w:proofErr w:type="gramStart"/>
-      <w:r>
-        <w:rPr>
-          <w:rFonts w:hint="eastAsia"/>
-        </w:rPr>
-        <w:t>不</w:t>
-      </w:r>
-      <w:proofErr w:type="gramEnd"/>
-      <w:r>
-        <w:rPr>
-          <w:rFonts w:hint="eastAsia"/>
-        </w:rPr>
-        <w:t>可用时，</w:t>
-      </w:r>
-      <w:r>
-        <w:rPr>
-          <w:rFonts w:hint="eastAsia"/>
-        </w:rPr>
-        <w:t>且距离上次修改时间不超过</w:t>
-      </w:r>
-      <w:r>
-        <w:rPr>
-          <w:rFonts w:hint="eastAsia"/>
-        </w:rPr>
-        <w:t>1</w:t>
-      </w:r>
-      <w:r>
-        <w:rPr>
-          <w:rFonts w:hint="eastAsia"/>
-        </w:rPr>
-        <w:t>小时，</w:t>
-      </w:r>
-      <w:r>
-        <w:rPr>
-          <w:rFonts w:hint="eastAsia"/>
-        </w:rPr>
-        <w:t>返回错误，提示不要频繁修改分隔符。</w:t>
-      </w:r>
-      <w:r>
-        <w:rPr>
-          <w:rFonts w:hint="eastAsia"/>
-        </w:rPr>
-        <w:t>如果当前分隔符与备用分隔符均为不可用，但是距离上次修改时间超过</w:t>
-      </w:r>
-      <w:r>
-        <w:rPr>
-          <w:rFonts w:hint="eastAsia"/>
-        </w:rPr>
-        <w:t>1</w:t>
-      </w:r>
-      <w:r>
-        <w:rPr>
-          <w:rFonts w:hint="eastAsia"/>
-        </w:rPr>
-        <w:t>小时，修改重建中的分隔符，并按照新的分隔符重建目录。</w:t>
-      </w:r>
       <w:bookmarkStart w:id="8" w:name="_GoBack"/>
       <w:bookmarkEnd w:id="8"/>
     </w:p>
     <w:p>
       <w:pPr>
-        <w:ind w:left="0" w:firstLineChars="200" w:firstLine="420"/>
+        <w:spacing w:beforeLines="50" w:before="156" w:afterLines="50" w:after="156"/>
+        <w:ind w:left="0"/>
         <w:rPr>
           <w:rFonts w:hint="eastAsia"/>
         </w:rPr>
@@ -15320,495 +13093,12 @@
     </w:p>
     <w:p>
       <w:pPr>
-        <w:ind w:left="0" w:firstLineChars="200" w:firstLine="420"/>
-      </w:pPr>
-      <w:r>
-        <w:rPr>
-          <w:rFonts w:hint="eastAsia"/>
-        </w:rPr>
-        <w:t>设置分隔符流程：</w:t>
-      </w:r>
-    </w:p>
-    <w:p>
-      <w:pPr>
-        <w:ind w:left="420" w:hangingChars="200" w:hanging="420"/>
-      </w:pPr>
-      <w:r>
-        <w:rPr>
-          <w:noProof/>
-        </w:rPr>
-        <w:drawing>
-          <wp:inline distT="0" distB="0" distL="0" distR="0" wp14:anchorId="175F480D" wp14:editId="42050B12">
-            <wp:extent cx="5274310" cy="5419215"/>
-            <wp:effectExtent l="0" t="0" r="2540" b="0"/>
-            <wp:docPr id="7" name="图片 7"/>
-            <wp:cNvGraphicFramePr>
-              <a:graphicFrameLocks xmlns:a="http://schemas.openxmlformats.org/drawingml/2006/main" noChangeAspect="1"/>
-            </wp:cNvGraphicFramePr>
-            <a:graphic xmlns:a="http://schemas.openxmlformats.org/drawingml/2006/main">
-              <a:graphicData uri="http://schemas.openxmlformats.org/drawingml/2006/picture">
-                <pic:pic xmlns:pic="http://schemas.openxmlformats.org/drawingml/2006/picture">
-                  <pic:nvPicPr>
-                    <pic:cNvPr id="0" name="Picture 3"/>
-                    <pic:cNvPicPr>
-                      <a:picLocks noChangeAspect="1" noChangeArrowheads="1"/>
-                    </pic:cNvPicPr>
-                  </pic:nvPicPr>
-                  <pic:blipFill>
-                    <a:blip r:embed="rId15" cstate="print">
-                      <a:extLst>
-                        <a:ext uri="{28A0092B-C50C-407E-A947-70E740481C1C}">
-                          <a14:useLocalDpi xmlns:a14="http://schemas.microsoft.com/office/drawing/2010/main" val="0"/>
-                        </a:ext>
-                      </a:extLst>
-                    </a:blip>
-                    <a:srcRect/>
-                    <a:stretch>
-                      <a:fillRect/>
-                    </a:stretch>
-                  </pic:blipFill>
-                  <pic:spPr bwMode="auto">
-                    <a:xfrm>
-                      <a:off x="0" y="0"/>
-                      <a:ext cx="5274310" cy="5419215"/>
-                    </a:xfrm>
-                    <a:prstGeom prst="rect">
-                      <a:avLst/>
-                    </a:prstGeom>
-                    <a:noFill/>
-                    <a:ln>
-                      <a:noFill/>
-                    </a:ln>
-                  </pic:spPr>
-                </pic:pic>
-              </a:graphicData>
-            </a:graphic>
-          </wp:inline>
-        </w:drawing>
-      </w:r>
-      <w:r>
-        <w:t xml:space="preserve"> </w:t>
-      </w:r>
-    </w:p>
-    <w:p>
-      <w:pPr>
-        <w:spacing w:beforeLines="50" w:before="156" w:afterLines="50" w:after="156"/>
-        <w:ind w:left="0" w:firstLineChars="200" w:firstLine="420"/>
-      </w:pPr>
-      <w:r>
-        <w:rPr>
-          <w:rFonts w:hint="eastAsia"/>
-        </w:rPr>
-        <w:t>正常场景：</w:t>
-      </w:r>
-    </w:p>
-    <w:p>
-      <w:pPr>
-        <w:spacing w:beforeLines="50" w:before="156" w:afterLines="50" w:after="156"/>
-        <w:ind w:left="0" w:firstLineChars="200" w:firstLine="420"/>
-      </w:pPr>
-      <w:r>
-        <w:rPr>
-          <w:rFonts w:hint="eastAsia"/>
-        </w:rPr>
-        <w:t>设置</w:t>
-      </w:r>
-      <w:r>
-        <w:rPr>
-          <w:rFonts w:hint="eastAsia"/>
-        </w:rPr>
-        <w:t>delimiter</w:t>
-      </w:r>
-      <w:r>
-        <w:rPr>
-          <w:rFonts w:hint="eastAsia"/>
-        </w:rPr>
-        <w:t>字段为“</w:t>
-      </w:r>
-      <w:r>
-        <w:rPr>
-          <w:rFonts w:hint="eastAsia"/>
-        </w:rPr>
-        <w:t>/</w:t>
-      </w:r>
-      <w:r>
-        <w:rPr>
-          <w:rFonts w:hint="eastAsia"/>
-        </w:rPr>
-        <w:t>”或“！”等字符，设置成功。</w:t>
-      </w:r>
-    </w:p>
-    <w:p>
-      <w:pPr>
-        <w:spacing w:beforeLines="50" w:before="156" w:afterLines="50" w:after="156"/>
-        <w:ind w:left="0" w:firstLineChars="200" w:firstLine="420"/>
-      </w:pPr>
-    </w:p>
-    <w:p>
-      <w:pPr>
-        <w:spacing w:beforeLines="50" w:before="156" w:afterLines="50" w:after="156"/>
-        <w:ind w:left="0" w:firstLineChars="200" w:firstLine="420"/>
-        <w:rPr>
-          <w:rFonts w:hint="eastAsia"/>
-        </w:rPr>
-      </w:pPr>
-      <w:r>
-        <w:rPr>
-          <w:rFonts w:hint="eastAsia"/>
-        </w:rPr>
-        <w:lastRenderedPageBreak/>
-        <w:t>并发场景：</w:t>
-      </w:r>
-    </w:p>
-    <w:p>
-      <w:pPr>
-        <w:spacing w:beforeLines="50" w:before="156" w:afterLines="50" w:after="156"/>
-        <w:ind w:left="0" w:firstLineChars="200" w:firstLine="420"/>
-        <w:rPr>
-          <w:rFonts w:hint="eastAsia"/>
-        </w:rPr>
-      </w:pPr>
-    </w:p>
-    <w:p>
-      <w:pPr>
-        <w:spacing w:beforeLines="50" w:before="156" w:afterLines="50" w:after="156"/>
-        <w:ind w:left="0" w:firstLineChars="200" w:firstLine="420"/>
-      </w:pPr>
-      <w:r>
-        <w:rPr>
-          <w:rFonts w:hint="eastAsia"/>
-        </w:rPr>
-        <w:t>异常场景：</w:t>
-      </w:r>
-    </w:p>
-    <w:p>
-      <w:pPr>
-        <w:pStyle w:val="aa"/>
-        <w:numPr>
-          <w:ilvl w:val="0"/>
-          <w:numId w:val="35"/>
-        </w:numPr>
-        <w:spacing w:beforeLines="50" w:before="156" w:afterLines="50" w:after="156"/>
-        <w:ind w:firstLineChars="0"/>
-      </w:pPr>
-      <w:r>
-        <w:rPr>
-          <w:rFonts w:hint="eastAsia"/>
-        </w:rPr>
-        <w:t>桶不存在，返回</w:t>
-      </w:r>
-      <w:proofErr w:type="spellStart"/>
-      <w:r>
-        <w:t>NoSuchBucket</w:t>
-      </w:r>
-      <w:proofErr w:type="spellEnd"/>
-      <w:r>
-        <w:rPr>
-          <w:rFonts w:hint="eastAsia"/>
-        </w:rPr>
-        <w:t>。</w:t>
-      </w:r>
-    </w:p>
-    <w:p>
-      <w:pPr>
-        <w:pStyle w:val="aa"/>
-        <w:numPr>
-          <w:ilvl w:val="0"/>
-          <w:numId w:val="35"/>
-        </w:numPr>
-        <w:spacing w:beforeLines="50" w:before="156" w:afterLines="50" w:after="156"/>
-        <w:ind w:firstLineChars="0"/>
-      </w:pPr>
-      <w:r>
-        <w:rPr>
-          <w:rFonts w:hint="eastAsia"/>
-        </w:rPr>
-        <w:t>桶不属于自己，返回</w:t>
-      </w:r>
-      <w:proofErr w:type="spellStart"/>
-      <w:r>
-        <w:t>AccessDenied</w:t>
-      </w:r>
-      <w:proofErr w:type="spellEnd"/>
-      <w:r>
-        <w:rPr>
-          <w:rFonts w:hint="eastAsia"/>
-        </w:rPr>
-        <w:t>。</w:t>
-      </w:r>
-    </w:p>
-    <w:p>
-      <w:pPr>
-        <w:pStyle w:val="aa"/>
-        <w:numPr>
-          <w:ilvl w:val="0"/>
-          <w:numId w:val="35"/>
-        </w:numPr>
-        <w:spacing w:beforeLines="50" w:before="156" w:afterLines="50" w:after="156"/>
-        <w:ind w:firstLineChars="0"/>
-      </w:pPr>
-      <w:r>
-        <w:rPr>
-          <w:rFonts w:hint="eastAsia"/>
-        </w:rPr>
-        <w:t>修改过于频繁，请稍后再试。（上一次的修改还未刷新目录表完成，不允许再修改）</w:t>
-      </w:r>
-    </w:p>
-    <w:p>
-      <w:pPr>
-        <w:pStyle w:val="aa"/>
-        <w:numPr>
-          <w:ilvl w:val="0"/>
-          <w:numId w:val="35"/>
-        </w:numPr>
-        <w:spacing w:beforeLines="50" w:before="156" w:afterLines="50" w:after="156"/>
-        <w:ind w:firstLineChars="0"/>
-        <w:rPr>
-          <w:rFonts w:hint="eastAsia"/>
-        </w:rPr>
-      </w:pPr>
-      <w:proofErr w:type="gramStart"/>
-      <w:r>
-        <w:rPr>
-          <w:rFonts w:hint="eastAsia"/>
-        </w:rPr>
-        <w:t>和之前</w:t>
-      </w:r>
-      <w:proofErr w:type="gramEnd"/>
-      <w:r>
-        <w:rPr>
-          <w:rFonts w:hint="eastAsia"/>
-        </w:rPr>
-        <w:t>的配置一样，不需要修改。</w:t>
-      </w:r>
-    </w:p>
-    <w:p>
-      <w:pPr>
-        <w:pStyle w:val="3"/>
-        <w:ind w:left="210"/>
-      </w:pPr>
-      <w:bookmarkStart w:id="9" w:name="_获取分隔符（GET_Bucket_Delimiter）"/>
-      <w:bookmarkEnd w:id="9"/>
-      <w:r>
-        <w:rPr>
-          <w:rFonts w:hint="eastAsia"/>
-        </w:rPr>
-        <w:t>获取分隔符（</w:t>
-      </w:r>
-      <w:r>
-        <w:rPr>
-          <w:rFonts w:hint="eastAsia"/>
-        </w:rPr>
-        <w:t>GET</w:t>
-      </w:r>
-      <w:r>
-        <w:t xml:space="preserve"> Bucket </w:t>
-      </w:r>
-      <w:r>
-        <w:rPr>
-          <w:rFonts w:hint="eastAsia"/>
-        </w:rPr>
-        <w:t>d</w:t>
-      </w:r>
-      <w:r>
-        <w:t>elimiter</w:t>
-      </w:r>
-      <w:r>
-        <w:rPr>
-          <w:rFonts w:hint="eastAsia"/>
-        </w:rPr>
-        <w:t>）</w:t>
-      </w:r>
-    </w:p>
-    <w:p>
-      <w:r>
-        <w:rPr>
-          <w:rFonts w:hint="eastAsia"/>
-        </w:rPr>
-        <w:t>获取分隔符流程：</w:t>
-      </w:r>
-      <w:r>
-        <w:rPr>
-          <w:rFonts w:hint="eastAsia"/>
-        </w:rPr>
-        <w:t xml:space="preserve"> </w:t>
-      </w:r>
-    </w:p>
-    <w:p>
-      <w:pPr>
-        <w:ind w:left="0"/>
-      </w:pPr>
-      <w:r>
-        <w:t xml:space="preserve">  </w:t>
-      </w:r>
-      <w:r>
-        <w:rPr>
-          <w:noProof/>
-        </w:rPr>
-        <w:drawing>
-          <wp:inline distT="0" distB="0" distL="0" distR="0" wp14:anchorId="48884EF2" wp14:editId="30497C85">
-            <wp:extent cx="5274310" cy="3054499"/>
-            <wp:effectExtent l="0" t="0" r="2540" b="0"/>
-            <wp:docPr id="23" name="图片 23"/>
-            <wp:cNvGraphicFramePr>
-              <a:graphicFrameLocks xmlns:a="http://schemas.openxmlformats.org/drawingml/2006/main" noChangeAspect="1"/>
-            </wp:cNvGraphicFramePr>
-            <a:graphic xmlns:a="http://schemas.openxmlformats.org/drawingml/2006/main">
-              <a:graphicData uri="http://schemas.openxmlformats.org/drawingml/2006/picture">
-                <pic:pic xmlns:pic="http://schemas.openxmlformats.org/drawingml/2006/picture">
-                  <pic:nvPicPr>
-                    <pic:cNvPr id="0" name="Picture 21"/>
-                    <pic:cNvPicPr>
-                      <a:picLocks noChangeAspect="1" noChangeArrowheads="1"/>
-                    </pic:cNvPicPr>
-                  </pic:nvPicPr>
-                  <pic:blipFill>
-                    <a:blip r:embed="rId16">
-                      <a:extLst>
-                        <a:ext uri="{28A0092B-C50C-407E-A947-70E740481C1C}">
-                          <a14:useLocalDpi xmlns:a14="http://schemas.microsoft.com/office/drawing/2010/main" val="0"/>
-                        </a:ext>
-                      </a:extLst>
-                    </a:blip>
-                    <a:srcRect/>
-                    <a:stretch>
-                      <a:fillRect/>
-                    </a:stretch>
-                  </pic:blipFill>
-                  <pic:spPr bwMode="auto">
-                    <a:xfrm>
-                      <a:off x="0" y="0"/>
-                      <a:ext cx="5274310" cy="3054499"/>
-                    </a:xfrm>
-                    <a:prstGeom prst="rect">
-                      <a:avLst/>
-                    </a:prstGeom>
-                    <a:noFill/>
-                    <a:ln>
-                      <a:noFill/>
-                    </a:ln>
-                  </pic:spPr>
-                </pic:pic>
-              </a:graphicData>
-            </a:graphic>
-          </wp:inline>
-        </w:drawing>
-      </w:r>
-    </w:p>
-    <w:p>
-      <w:pPr>
-        <w:spacing w:beforeLines="50" w:before="156" w:afterLines="50" w:after="156"/>
-      </w:pPr>
-      <w:r>
-        <w:rPr>
-          <w:rFonts w:hint="eastAsia"/>
-        </w:rPr>
-        <w:t>正常场景：</w:t>
-      </w:r>
-    </w:p>
-    <w:p>
-      <w:pPr>
-        <w:pStyle w:val="aa"/>
-        <w:spacing w:beforeLines="50" w:before="156" w:afterLines="50" w:after="156"/>
-        <w:ind w:left="717" w:firstLineChars="0" w:firstLine="0"/>
-      </w:pPr>
-      <w:r>
-        <w:rPr>
-          <w:rFonts w:hint="eastAsia"/>
-        </w:rPr>
-        <w:t>查询成功，返回</w:t>
-      </w:r>
-      <w:r>
-        <w:t>Delimiter</w:t>
-      </w:r>
-      <w:r>
-        <w:rPr>
-          <w:rFonts w:hint="eastAsia"/>
-        </w:rPr>
-        <w:t>。</w:t>
-      </w:r>
-    </w:p>
-    <w:p>
-      <w:pPr>
-        <w:spacing w:beforeLines="50" w:before="156" w:afterLines="50" w:after="156"/>
-      </w:pPr>
-    </w:p>
-    <w:p>
-      <w:pPr>
-        <w:spacing w:beforeLines="50" w:before="156" w:afterLines="50" w:after="156"/>
-      </w:pPr>
-      <w:r>
-        <w:rPr>
-          <w:rFonts w:hint="eastAsia"/>
-        </w:rPr>
-        <w:t>异常场景：</w:t>
-      </w:r>
-    </w:p>
-    <w:p>
-      <w:pPr>
-        <w:pStyle w:val="aa"/>
-        <w:numPr>
-          <w:ilvl w:val="0"/>
-          <w:numId w:val="36"/>
-        </w:numPr>
-        <w:spacing w:beforeLines="50" w:before="156" w:afterLines="50" w:after="156"/>
-        <w:ind w:firstLineChars="0"/>
-      </w:pPr>
-      <w:r>
-        <w:rPr>
-          <w:rFonts w:hint="eastAsia"/>
-        </w:rPr>
-        <w:t>桶不存在，返回</w:t>
-      </w:r>
-      <w:proofErr w:type="spellStart"/>
-      <w:r>
-        <w:t>NoSuchBucket</w:t>
-      </w:r>
-      <w:proofErr w:type="spellEnd"/>
-      <w:r>
-        <w:rPr>
-          <w:rFonts w:hint="eastAsia"/>
-        </w:rPr>
-        <w:t>。</w:t>
-      </w:r>
-    </w:p>
-    <w:p>
-      <w:pPr>
-        <w:pStyle w:val="aa"/>
-        <w:numPr>
-          <w:ilvl w:val="0"/>
-          <w:numId w:val="46"/>
-        </w:numPr>
-        <w:spacing w:beforeLines="50" w:before="156" w:afterLines="50" w:after="156"/>
-        <w:ind w:firstLineChars="0"/>
-      </w:pPr>
-      <w:r>
-        <w:rPr>
-          <w:rFonts w:hint="eastAsia"/>
-        </w:rPr>
-        <w:t>桶不属于自己，返回</w:t>
-      </w:r>
-      <w:proofErr w:type="spellStart"/>
-      <w:r>
-        <w:t>AccessDenied</w:t>
-      </w:r>
-      <w:proofErr w:type="spellEnd"/>
-      <w:r>
-        <w:rPr>
-          <w:rFonts w:hint="eastAsia"/>
-        </w:rPr>
-        <w:t>。</w:t>
-      </w:r>
-    </w:p>
-    <w:p>
-      <w:pPr>
         <w:pStyle w:val="10"/>
       </w:pPr>
       <w:r>
         <w:rPr>
           <w:rFonts w:hint="eastAsia"/>
         </w:rPr>
-        <w:lastRenderedPageBreak/>
         <w:t>进度评估</w:t>
       </w:r>
       <w:r>
@@ -16629,6 +13919,7 @@
         <w:rPr>
           <w:rFonts w:hint="eastAsia"/>
         </w:rPr>
+        <w:lastRenderedPageBreak/>
         <w:t>遗留问题</w:t>
       </w:r>
     </w:p>
@@ -17255,7 +14546,6 @@
               <w:rPr>
                 <w:rFonts w:hint="eastAsia"/>
               </w:rPr>
-              <w:lastRenderedPageBreak/>
               <w:t>PUT</w:t>
             </w:r>
             <w:r>
@@ -17504,7 +14794,6 @@
               <w:rPr>
                 <w:rFonts w:hint="eastAsia"/>
               </w:rPr>
-              <w:lastRenderedPageBreak/>
               <w:t>PUT</w:t>
             </w:r>
             <w:r>
@@ -17612,7 +14901,6 @@
               <w:rPr>
                 <w:rFonts w:hint="eastAsia"/>
               </w:rPr>
-              <w:lastRenderedPageBreak/>
               <w:t>bucketname</w:t>
             </w:r>
             <w:r>
@@ -17779,7 +15067,6 @@
               <w:rPr>
                 <w:rFonts w:hint="eastAsia"/>
               </w:rPr>
-              <w:lastRenderedPageBreak/>
               <w:t>Story.SequoiaS</w:t>
             </w:r>
             <w:r>
@@ -17956,7 +15243,14 @@
               <w:rPr>
                 <w:rFonts w:hint="eastAsia"/>
               </w:rPr>
-              <w:t>字母，数字，连字符，总位数为</w:t>
+              <w:t>字</w:t>
+            </w:r>
+            <w:r>
+              <w:rPr>
+                <w:rFonts w:hint="eastAsia"/>
+              </w:rPr>
+              <w:lastRenderedPageBreak/>
+              <w:t>母，数字，连字符，总位数为</w:t>
             </w:r>
             <w:r>
               <w:rPr>
@@ -17989,6 +15283,7 @@
               <w:rPr>
                 <w:rFonts w:hint="eastAsia"/>
               </w:rPr>
+              <w:lastRenderedPageBreak/>
               <w:t>返回失败，</w:t>
             </w:r>
             <w:r>
@@ -18057,6 +15352,7 @@
               <w:rPr>
                 <w:rFonts w:hint="eastAsia"/>
               </w:rPr>
+              <w:lastRenderedPageBreak/>
               <w:t>Story.SequoiaS</w:t>
             </w:r>
             <w:r>
@@ -18683,7 +15979,6 @@
               <w:ind w:firstLineChars="0"/>
             </w:pPr>
             <w:r>
-              <w:lastRenderedPageBreak/>
               <w:t>GET Bucket versioning</w:t>
             </w:r>
             <w:r>
@@ -18772,7 +16067,6 @@
               <w:rPr>
                 <w:rFonts w:hint="eastAsia"/>
               </w:rPr>
-              <w:lastRenderedPageBreak/>
               <w:t>查询结果为</w:t>
             </w:r>
             <w:r>
@@ -18831,14 +16125,7 @@
               <w:rPr>
                 <w:i/>
               </w:rPr>
-              <w:t>&lt;VersioningConfiguration&gt;&lt;Status&gt;Enabled&lt;/Status&gt;&lt;/Versioni</w:t>
-            </w:r>
-            <w:r>
-              <w:rPr>
-                <w:i/>
-              </w:rPr>
-              <w:lastRenderedPageBreak/>
-              <w:t>ngConfiguration&gt;</w:t>
+              <w:t>&lt;VersioningConfiguration&gt;&lt;Status&gt;Enabled&lt;/Status&gt;&lt;/VersioningConfiguration&gt;</w:t>
             </w:r>
           </w:p>
           <w:p>
@@ -18908,7 +16195,6 @@
                 <w:rFonts w:hint="eastAsia"/>
                 <w:strike/>
               </w:rPr>
-              <w:lastRenderedPageBreak/>
               <w:t>Story.SequoiaS</w:t>
             </w:r>
             <w:r>
@@ -19210,6 +16496,7 @@
                 <w:rFonts w:hint="eastAsia"/>
                 <w:strike/>
               </w:rPr>
+              <w:lastRenderedPageBreak/>
               <w:t>GET</w:t>
             </w:r>
             <w:r>
@@ -19284,6 +16571,7 @@
                 <w:rFonts w:hint="eastAsia"/>
                 <w:strike/>
               </w:rPr>
+              <w:lastRenderedPageBreak/>
               <w:t>查询到的分隔符为“</w:t>
             </w:r>
             <w:r>
@@ -19836,7 +17124,7 @@
     </w:tbl>
     <w:p/>
     <w:sectPr>
-      <w:footerReference w:type="default" r:id="rId17"/>
+      <w:footerReference w:type="default" r:id="rId15"/>
       <w:pgSz w:w="11906" w:h="16838"/>
       <w:pgMar w:top="1440" w:right="1800" w:bottom="1440" w:left="1800" w:header="851" w:footer="992" w:gutter="0"/>
       <w:cols w:space="425"/>
@@ -19875,6 +17163,7 @@
         <w:docPartUnique/>
       </w:docPartObj>
     </w:sdtPr>
+    <w:sdtEndPr/>
     <w:sdtContent>
       <w:p>
         <w:pPr>
@@ -19895,7 +17184,7 @@
             <w:noProof/>
             <w:lang w:val="zh-CN"/>
           </w:rPr>
-          <w:t>22</w:t>
+          <w:t>18</w:t>
         </w:r>
         <w:r>
           <w:fldChar w:fldCharType="end"/>
@@ -21892,6 +19181,95 @@
     </w:lvl>
   </w:abstractNum>
   <w:abstractNum w:abstractNumId="22" w15:restartNumberingAfterBreak="0">
+    <w:nsid w:val="36D25318"/>
+    <w:multiLevelType w:val="hybridMultilevel"/>
+    <w:tmpl w:val="AA228A9A"/>
+    <w:lvl w:ilvl="0" w:tplc="A178E572">
+      <w:start w:val="1"/>
+      <w:numFmt w:val="decimal"/>
+      <w:lvlText w:val="%1."/>
+      <w:lvlJc w:val="left"/>
+      <w:pPr>
+        <w:ind w:left="717" w:hanging="360"/>
+      </w:pPr>
+      <w:rPr>
+        <w:rFonts w:hint="default"/>
+      </w:rPr>
+    </w:lvl>
+    <w:lvl w:ilvl="1" w:tplc="04090019" w:tentative="1">
+      <w:start w:val="1"/>
+      <w:numFmt w:val="lowerLetter"/>
+      <w:lvlText w:val="%2)"/>
+      <w:lvlJc w:val="left"/>
+      <w:pPr>
+        <w:ind w:left="1197" w:hanging="420"/>
+      </w:pPr>
+    </w:lvl>
+    <w:lvl w:ilvl="2" w:tplc="0409001B" w:tentative="1">
+      <w:start w:val="1"/>
+      <w:numFmt w:val="lowerRoman"/>
+      <w:lvlText w:val="%3."/>
+      <w:lvlJc w:val="right"/>
+      <w:pPr>
+        <w:ind w:left="1617" w:hanging="420"/>
+      </w:pPr>
+    </w:lvl>
+    <w:lvl w:ilvl="3" w:tplc="0409000F" w:tentative="1">
+      <w:start w:val="1"/>
+      <w:numFmt w:val="decimal"/>
+      <w:lvlText w:val="%4."/>
+      <w:lvlJc w:val="left"/>
+      <w:pPr>
+        <w:ind w:left="2037" w:hanging="420"/>
+      </w:pPr>
+    </w:lvl>
+    <w:lvl w:ilvl="4" w:tplc="04090019" w:tentative="1">
+      <w:start w:val="1"/>
+      <w:numFmt w:val="lowerLetter"/>
+      <w:lvlText w:val="%5)"/>
+      <w:lvlJc w:val="left"/>
+      <w:pPr>
+        <w:ind w:left="2457" w:hanging="420"/>
+      </w:pPr>
+    </w:lvl>
+    <w:lvl w:ilvl="5" w:tplc="0409001B" w:tentative="1">
+      <w:start w:val="1"/>
+      <w:numFmt w:val="lowerRoman"/>
+      <w:lvlText w:val="%6."/>
+      <w:lvlJc w:val="right"/>
+      <w:pPr>
+        <w:ind w:left="2877" w:hanging="420"/>
+      </w:pPr>
+    </w:lvl>
+    <w:lvl w:ilvl="6" w:tplc="0409000F" w:tentative="1">
+      <w:start w:val="1"/>
+      <w:numFmt w:val="decimal"/>
+      <w:lvlText w:val="%7."/>
+      <w:lvlJc w:val="left"/>
+      <w:pPr>
+        <w:ind w:left="3297" w:hanging="420"/>
+      </w:pPr>
+    </w:lvl>
+    <w:lvl w:ilvl="7" w:tplc="04090019" w:tentative="1">
+      <w:start w:val="1"/>
+      <w:numFmt w:val="lowerLetter"/>
+      <w:lvlText w:val="%8)"/>
+      <w:lvlJc w:val="left"/>
+      <w:pPr>
+        <w:ind w:left="3717" w:hanging="420"/>
+      </w:pPr>
+    </w:lvl>
+    <w:lvl w:ilvl="8" w:tplc="0409001B" w:tentative="1">
+      <w:start w:val="1"/>
+      <w:numFmt w:val="lowerRoman"/>
+      <w:lvlText w:val="%9."/>
+      <w:lvlJc w:val="right"/>
+      <w:pPr>
+        <w:ind w:left="4137" w:hanging="420"/>
+      </w:pPr>
+    </w:lvl>
+  </w:abstractNum>
+  <w:abstractNum w:abstractNumId="23" w15:restartNumberingAfterBreak="0">
     <w:nsid w:val="385F63A3"/>
     <w:multiLevelType w:val="hybridMultilevel"/>
     <w:tmpl w:val="62ACBB32"/>
@@ -21980,7 +19358,7 @@
       </w:pPr>
     </w:lvl>
   </w:abstractNum>
-  <w:abstractNum w:abstractNumId="23" w15:restartNumberingAfterBreak="0">
+  <w:abstractNum w:abstractNumId="24" w15:restartNumberingAfterBreak="0">
     <w:nsid w:val="396D3CC4"/>
     <w:multiLevelType w:val="hybridMultilevel"/>
     <w:tmpl w:val="76ECB37C"/>
@@ -22069,7 +19447,96 @@
       </w:pPr>
     </w:lvl>
   </w:abstractNum>
-  <w:abstractNum w:abstractNumId="24" w15:restartNumberingAfterBreak="0">
+  <w:abstractNum w:abstractNumId="25" w15:restartNumberingAfterBreak="0">
+    <w:nsid w:val="3A756694"/>
+    <w:multiLevelType w:val="hybridMultilevel"/>
+    <w:tmpl w:val="BE9E6294"/>
+    <w:lvl w:ilvl="0" w:tplc="24344E8C">
+      <w:start w:val="1"/>
+      <w:numFmt w:val="decimal"/>
+      <w:lvlText w:val="%1."/>
+      <w:lvlJc w:val="left"/>
+      <w:pPr>
+        <w:ind w:left="780" w:hanging="360"/>
+      </w:pPr>
+      <w:rPr>
+        <w:rFonts w:hint="default"/>
+      </w:rPr>
+    </w:lvl>
+    <w:lvl w:ilvl="1" w:tplc="04090019" w:tentative="1">
+      <w:start w:val="1"/>
+      <w:numFmt w:val="lowerLetter"/>
+      <w:lvlText w:val="%2)"/>
+      <w:lvlJc w:val="left"/>
+      <w:pPr>
+        <w:ind w:left="1260" w:hanging="420"/>
+      </w:pPr>
+    </w:lvl>
+    <w:lvl w:ilvl="2" w:tplc="0409001B" w:tentative="1">
+      <w:start w:val="1"/>
+      <w:numFmt w:val="lowerRoman"/>
+      <w:lvlText w:val="%3."/>
+      <w:lvlJc w:val="right"/>
+      <w:pPr>
+        <w:ind w:left="1680" w:hanging="420"/>
+      </w:pPr>
+    </w:lvl>
+    <w:lvl w:ilvl="3" w:tplc="0409000F" w:tentative="1">
+      <w:start w:val="1"/>
+      <w:numFmt w:val="decimal"/>
+      <w:lvlText w:val="%4."/>
+      <w:lvlJc w:val="left"/>
+      <w:pPr>
+        <w:ind w:left="2100" w:hanging="420"/>
+      </w:pPr>
+    </w:lvl>
+    <w:lvl w:ilvl="4" w:tplc="04090019" w:tentative="1">
+      <w:start w:val="1"/>
+      <w:numFmt w:val="lowerLetter"/>
+      <w:lvlText w:val="%5)"/>
+      <w:lvlJc w:val="left"/>
+      <w:pPr>
+        <w:ind w:left="2520" w:hanging="420"/>
+      </w:pPr>
+    </w:lvl>
+    <w:lvl w:ilvl="5" w:tplc="0409001B" w:tentative="1">
+      <w:start w:val="1"/>
+      <w:numFmt w:val="lowerRoman"/>
+      <w:lvlText w:val="%6."/>
+      <w:lvlJc w:val="right"/>
+      <w:pPr>
+        <w:ind w:left="2940" w:hanging="420"/>
+      </w:pPr>
+    </w:lvl>
+    <w:lvl w:ilvl="6" w:tplc="0409000F" w:tentative="1">
+      <w:start w:val="1"/>
+      <w:numFmt w:val="decimal"/>
+      <w:lvlText w:val="%7."/>
+      <w:lvlJc w:val="left"/>
+      <w:pPr>
+        <w:ind w:left="3360" w:hanging="420"/>
+      </w:pPr>
+    </w:lvl>
+    <w:lvl w:ilvl="7" w:tplc="04090019" w:tentative="1">
+      <w:start w:val="1"/>
+      <w:numFmt w:val="lowerLetter"/>
+      <w:lvlText w:val="%8)"/>
+      <w:lvlJc w:val="left"/>
+      <w:pPr>
+        <w:ind w:left="3780" w:hanging="420"/>
+      </w:pPr>
+    </w:lvl>
+    <w:lvl w:ilvl="8" w:tplc="0409001B" w:tentative="1">
+      <w:start w:val="1"/>
+      <w:numFmt w:val="lowerRoman"/>
+      <w:lvlText w:val="%9."/>
+      <w:lvlJc w:val="right"/>
+      <w:pPr>
+        <w:ind w:left="4200" w:hanging="420"/>
+      </w:pPr>
+    </w:lvl>
+  </w:abstractNum>
+  <w:abstractNum w:abstractNumId="26" w15:restartNumberingAfterBreak="0">
     <w:nsid w:val="3CF6617E"/>
     <w:multiLevelType w:val="hybridMultilevel"/>
     <w:tmpl w:val="8BD28E34"/>
@@ -22158,7 +19625,7 @@
       </w:pPr>
     </w:lvl>
   </w:abstractNum>
-  <w:abstractNum w:abstractNumId="25" w15:restartNumberingAfterBreak="0">
+  <w:abstractNum w:abstractNumId="27" w15:restartNumberingAfterBreak="0">
     <w:nsid w:val="3F096B6D"/>
     <w:multiLevelType w:val="hybridMultilevel"/>
     <w:tmpl w:val="5B5417C4"/>
@@ -22247,7 +19714,7 @@
       </w:pPr>
     </w:lvl>
   </w:abstractNum>
-  <w:abstractNum w:abstractNumId="26" w15:restartNumberingAfterBreak="0">
+  <w:abstractNum w:abstractNumId="28" w15:restartNumberingAfterBreak="0">
     <w:nsid w:val="44D7394E"/>
     <w:multiLevelType w:val="hybridMultilevel"/>
     <w:tmpl w:val="CB5659F4"/>
@@ -22336,7 +19803,7 @@
       </w:pPr>
     </w:lvl>
   </w:abstractNum>
-  <w:abstractNum w:abstractNumId="27" w15:restartNumberingAfterBreak="0">
+  <w:abstractNum w:abstractNumId="29" w15:restartNumberingAfterBreak="0">
     <w:nsid w:val="452D028C"/>
     <w:multiLevelType w:val="hybridMultilevel"/>
     <w:tmpl w:val="822EA47C"/>
@@ -22425,7 +19892,7 @@
       </w:pPr>
     </w:lvl>
   </w:abstractNum>
-  <w:abstractNum w:abstractNumId="28" w15:restartNumberingAfterBreak="0">
+  <w:abstractNum w:abstractNumId="30" w15:restartNumberingAfterBreak="0">
     <w:nsid w:val="464510BE"/>
     <w:multiLevelType w:val="hybridMultilevel"/>
     <w:tmpl w:val="62ACBB32"/>
@@ -22514,7 +19981,7 @@
       </w:pPr>
     </w:lvl>
   </w:abstractNum>
-  <w:abstractNum w:abstractNumId="29" w15:restartNumberingAfterBreak="0">
+  <w:abstractNum w:abstractNumId="31" w15:restartNumberingAfterBreak="0">
     <w:nsid w:val="4F6B10EB"/>
     <w:multiLevelType w:val="hybridMultilevel"/>
     <w:tmpl w:val="AF8C0AF4"/>
@@ -22603,7 +20070,7 @@
       </w:pPr>
     </w:lvl>
   </w:abstractNum>
-  <w:abstractNum w:abstractNumId="30" w15:restartNumberingAfterBreak="0">
+  <w:abstractNum w:abstractNumId="32" w15:restartNumberingAfterBreak="0">
     <w:nsid w:val="59AE26EE"/>
     <w:multiLevelType w:val="hybridMultilevel"/>
     <w:tmpl w:val="6CEC1ACC"/>
@@ -22690,7 +20157,7 @@
       </w:pPr>
     </w:lvl>
   </w:abstractNum>
-  <w:abstractNum w:abstractNumId="31" w15:restartNumberingAfterBreak="0">
+  <w:abstractNum w:abstractNumId="33" w15:restartNumberingAfterBreak="0">
     <w:nsid w:val="5D792553"/>
     <w:multiLevelType w:val="hybridMultilevel"/>
     <w:tmpl w:val="0A28E32A"/>
@@ -22779,7 +20246,7 @@
       </w:pPr>
     </w:lvl>
   </w:abstractNum>
-  <w:abstractNum w:abstractNumId="32" w15:restartNumberingAfterBreak="0">
+  <w:abstractNum w:abstractNumId="34" w15:restartNumberingAfterBreak="0">
     <w:nsid w:val="5E355B9E"/>
     <w:multiLevelType w:val="hybridMultilevel"/>
     <w:tmpl w:val="6902D0FE"/>
@@ -22868,7 +20335,7 @@
       </w:pPr>
     </w:lvl>
   </w:abstractNum>
-  <w:abstractNum w:abstractNumId="33" w15:restartNumberingAfterBreak="0">
+  <w:abstractNum w:abstractNumId="35" w15:restartNumberingAfterBreak="0">
     <w:nsid w:val="5EB475DE"/>
     <w:multiLevelType w:val="hybridMultilevel"/>
     <w:tmpl w:val="0F74492C"/>
@@ -22957,7 +20424,7 @@
       </w:pPr>
     </w:lvl>
   </w:abstractNum>
-  <w:abstractNum w:abstractNumId="34" w15:restartNumberingAfterBreak="0">
+  <w:abstractNum w:abstractNumId="36" w15:restartNumberingAfterBreak="0">
     <w:nsid w:val="62632C9D"/>
     <w:multiLevelType w:val="hybridMultilevel"/>
     <w:tmpl w:val="35B02AC4"/>
@@ -23046,7 +20513,7 @@
       </w:pPr>
     </w:lvl>
   </w:abstractNum>
-  <w:abstractNum w:abstractNumId="35" w15:restartNumberingAfterBreak="0">
+  <w:abstractNum w:abstractNumId="37" w15:restartNumberingAfterBreak="0">
     <w:nsid w:val="64D91826"/>
     <w:multiLevelType w:val="hybridMultilevel"/>
     <w:tmpl w:val="5746A49C"/>
@@ -23135,7 +20602,7 @@
       </w:pPr>
     </w:lvl>
   </w:abstractNum>
-  <w:abstractNum w:abstractNumId="36" w15:restartNumberingAfterBreak="0">
+  <w:abstractNum w:abstractNumId="38" w15:restartNumberingAfterBreak="0">
     <w:nsid w:val="66F05DE4"/>
     <w:multiLevelType w:val="hybridMultilevel"/>
     <w:tmpl w:val="85EAEE8E"/>
@@ -23224,7 +20691,7 @@
       </w:pPr>
     </w:lvl>
   </w:abstractNum>
-  <w:abstractNum w:abstractNumId="37" w15:restartNumberingAfterBreak="0">
+  <w:abstractNum w:abstractNumId="39" w15:restartNumberingAfterBreak="0">
     <w:nsid w:val="670D2294"/>
     <w:multiLevelType w:val="hybridMultilevel"/>
     <w:tmpl w:val="2F923D9C"/>
@@ -23313,7 +20780,7 @@
       </w:pPr>
     </w:lvl>
   </w:abstractNum>
-  <w:abstractNum w:abstractNumId="38" w15:restartNumberingAfterBreak="0">
+  <w:abstractNum w:abstractNumId="40" w15:restartNumberingAfterBreak="0">
     <w:nsid w:val="680A1874"/>
     <w:multiLevelType w:val="hybridMultilevel"/>
     <w:tmpl w:val="76E013A6"/>
@@ -23402,7 +20869,7 @@
       </w:pPr>
     </w:lvl>
   </w:abstractNum>
-  <w:abstractNum w:abstractNumId="39" w15:restartNumberingAfterBreak="0">
+  <w:abstractNum w:abstractNumId="41" w15:restartNumberingAfterBreak="0">
     <w:nsid w:val="69B75F92"/>
     <w:multiLevelType w:val="hybridMultilevel"/>
     <w:tmpl w:val="CB5659F4"/>
@@ -23491,7 +20958,7 @@
       </w:pPr>
     </w:lvl>
   </w:abstractNum>
-  <w:abstractNum w:abstractNumId="40" w15:restartNumberingAfterBreak="0">
+  <w:abstractNum w:abstractNumId="42" w15:restartNumberingAfterBreak="0">
     <w:nsid w:val="6CB82A48"/>
     <w:multiLevelType w:val="hybridMultilevel"/>
     <w:tmpl w:val="1A744C2E"/>
@@ -23580,7 +21047,7 @@
       </w:pPr>
     </w:lvl>
   </w:abstractNum>
-  <w:abstractNum w:abstractNumId="41" w15:restartNumberingAfterBreak="0">
+  <w:abstractNum w:abstractNumId="43" w15:restartNumberingAfterBreak="0">
     <w:nsid w:val="75EA651F"/>
     <w:multiLevelType w:val="multilevel"/>
     <w:tmpl w:val="970E6EAA"/>
@@ -23671,7 +21138,7 @@
       </w:pPr>
     </w:lvl>
   </w:abstractNum>
-  <w:abstractNum w:abstractNumId="42" w15:restartNumberingAfterBreak="0">
+  <w:abstractNum w:abstractNumId="44" w15:restartNumberingAfterBreak="0">
     <w:nsid w:val="768D4C0C"/>
     <w:multiLevelType w:val="hybridMultilevel"/>
     <w:tmpl w:val="268656B0"/>
@@ -23761,7 +21228,7 @@
       </w:pPr>
     </w:lvl>
   </w:abstractNum>
-  <w:abstractNum w:abstractNumId="43" w15:restartNumberingAfterBreak="0">
+  <w:abstractNum w:abstractNumId="45" w15:restartNumberingAfterBreak="0">
     <w:nsid w:val="7A195257"/>
     <w:multiLevelType w:val="multilevel"/>
     <w:tmpl w:val="AB30E2CA"/>
@@ -23875,7 +21342,7 @@
       </w:rPr>
     </w:lvl>
   </w:abstractNum>
-  <w:abstractNum w:abstractNumId="44" w15:restartNumberingAfterBreak="0">
+  <w:abstractNum w:abstractNumId="46" w15:restartNumberingAfterBreak="0">
     <w:nsid w:val="7D916D62"/>
     <w:multiLevelType w:val="hybridMultilevel"/>
     <w:tmpl w:val="62ACBB32"/>
@@ -23968,22 +21435,22 @@
     <w:abstractNumId w:val="18"/>
   </w:num>
   <w:num w:numId="2">
-    <w:abstractNumId w:val="41"/>
+    <w:abstractNumId w:val="43"/>
   </w:num>
   <w:num w:numId="3">
     <w:abstractNumId w:val="21"/>
   </w:num>
   <w:num w:numId="4">
-    <w:abstractNumId w:val="30"/>
+    <w:abstractNumId w:val="32"/>
   </w:num>
   <w:num w:numId="5">
-    <w:abstractNumId w:val="43"/>
+    <w:abstractNumId w:val="45"/>
   </w:num>
   <w:num w:numId="6">
     <w:abstractNumId w:val="15"/>
   </w:num>
   <w:num w:numId="7">
-    <w:abstractNumId w:val="32"/>
+    <w:abstractNumId w:val="34"/>
   </w:num>
   <w:num w:numId="8">
     <w:abstractNumId w:val="11"/>
@@ -24001,16 +21468,16 @@
     <w:abstractNumId w:val="7"/>
   </w:num>
   <w:num w:numId="13">
-    <w:abstractNumId w:val="38"/>
+    <w:abstractNumId w:val="40"/>
   </w:num>
   <w:num w:numId="14">
-    <w:abstractNumId w:val="24"/>
+    <w:abstractNumId w:val="26"/>
   </w:num>
   <w:num w:numId="15">
-    <w:abstractNumId w:val="35"/>
+    <w:abstractNumId w:val="37"/>
   </w:num>
   <w:num w:numId="16">
-    <w:abstractNumId w:val="36"/>
+    <w:abstractNumId w:val="38"/>
   </w:num>
   <w:num w:numId="17">
     <w:abstractNumId w:val="20"/>
@@ -24022,70 +21489,70 @@
     <w:abstractNumId w:val="9"/>
   </w:num>
   <w:num w:numId="20">
-    <w:abstractNumId w:val="27"/>
+    <w:abstractNumId w:val="29"/>
   </w:num>
   <w:num w:numId="21">
     <w:abstractNumId w:val="13"/>
   </w:num>
   <w:num w:numId="22">
-    <w:abstractNumId w:val="23"/>
+    <w:abstractNumId w:val="24"/>
   </w:num>
   <w:num w:numId="23">
     <w:abstractNumId w:val="14"/>
   </w:num>
   <w:num w:numId="24">
-    <w:abstractNumId w:val="29"/>
+    <w:abstractNumId w:val="31"/>
   </w:num>
   <w:num w:numId="25">
-    <w:abstractNumId w:val="33"/>
+    <w:abstractNumId w:val="35"/>
   </w:num>
   <w:num w:numId="26">
-    <w:abstractNumId w:val="37"/>
+    <w:abstractNumId w:val="39"/>
   </w:num>
   <w:num w:numId="27">
     <w:abstractNumId w:val="19"/>
   </w:num>
   <w:num w:numId="28">
-    <w:abstractNumId w:val="22"/>
+    <w:abstractNumId w:val="23"/>
   </w:num>
   <w:num w:numId="29">
-    <w:abstractNumId w:val="26"/>
+    <w:abstractNumId w:val="28"/>
   </w:num>
   <w:num w:numId="30">
-    <w:abstractNumId w:val="25"/>
+    <w:abstractNumId w:val="27"/>
   </w:num>
   <w:num w:numId="31">
-    <w:abstractNumId w:val="28"/>
+    <w:abstractNumId w:val="30"/>
   </w:num>
   <w:num w:numId="32">
     <w:abstractNumId w:val="5"/>
   </w:num>
   <w:num w:numId="33">
-    <w:abstractNumId w:val="44"/>
+    <w:abstractNumId w:val="46"/>
   </w:num>
   <w:num w:numId="34">
     <w:abstractNumId w:val="4"/>
   </w:num>
   <w:num w:numId="35">
-    <w:abstractNumId w:val="39"/>
+    <w:abstractNumId w:val="41"/>
   </w:num>
   <w:num w:numId="36">
     <w:abstractNumId w:val="16"/>
   </w:num>
   <w:num w:numId="37">
-    <w:abstractNumId w:val="40"/>
+    <w:abstractNumId w:val="42"/>
   </w:num>
   <w:num w:numId="38">
-    <w:abstractNumId w:val="42"/>
+    <w:abstractNumId w:val="44"/>
   </w:num>
   <w:num w:numId="39">
     <w:abstractNumId w:val="17"/>
   </w:num>
   <w:num w:numId="40">
-    <w:abstractNumId w:val="31"/>
+    <w:abstractNumId w:val="33"/>
   </w:num>
   <w:num w:numId="41">
-    <w:abstractNumId w:val="34"/>
+    <w:abstractNumId w:val="36"/>
   </w:num>
   <w:num w:numId="42">
     <w:abstractNumId w:val="3"/>
@@ -24104,6 +21571,12 @@
   </w:num>
   <w:num w:numId="46">
     <w:abstractNumId w:val="10"/>
+  </w:num>
+  <w:num w:numId="47">
+    <w:abstractNumId w:val="25"/>
+  </w:num>
+  <w:num w:numId="48">
+    <w:abstractNumId w:val="22"/>
   </w:num>
   <w:numIdMacAtCleanup w:val="21"/>
 </w:numbering>
@@ -25560,7 +23033,7 @@
 </file>
 
 <file path=customXml/itemProps1.xml><?xml version="1.0" encoding="utf-8"?>
-<ds:datastoreItem xmlns:ds="http://schemas.openxmlformats.org/officeDocument/2006/customXml" ds:itemID="{90A9066A-BCE8-466B-AA31-52A8FD3A9D26}">
+<ds:datastoreItem xmlns:ds="http://schemas.openxmlformats.org/officeDocument/2006/customXml" ds:itemID="{2A265390-B859-4FC1-82C7-2D64D8148C25}">
   <ds:schemaRefs>
     <ds:schemaRef ds:uri="http://schemas.openxmlformats.org/officeDocument/2006/bibliography"/>
   </ds:schemaRefs>

--- a/internal_doc/03.开发设计/Amazon S3接口兼容/Story--SequoiaDB兼容Amazon S3接口 -桶管理.docx
+++ b/internal_doc/03.开发设计/Amazon S3接口兼容/Story--SequoiaDB兼容Amazon S3接口 -桶管理.docx
@@ -11420,22 +11420,28 @@
     <w:p>
       <w:pPr>
         <w:ind w:left="0" w:firstLineChars="200" w:firstLine="420"/>
-      </w:pPr>
-      <w:r>
-        <w:rPr>
-          <w:rFonts w:hint="eastAsia"/>
+        <w:rPr>
+          <w:strike/>
+        </w:rPr>
+      </w:pPr>
+      <w:r>
+        <w:rPr>
+          <w:rFonts w:hint="eastAsia"/>
+          <w:strike/>
         </w:rPr>
         <w:t>ID</w:t>
       </w:r>
       <w:r>
         <w:rPr>
           <w:rFonts w:hint="eastAsia"/>
+          <w:strike/>
         </w:rPr>
         <w:t>生成算法：</w:t>
       </w:r>
       <w:r>
         <w:rPr>
           <w:rFonts w:hint="eastAsia"/>
+          <w:strike/>
         </w:rPr>
         <w:t>每次写入一条新纪录之前都查询当前</w:t>
       </w:r>
@@ -11443,6 +11449,7 @@
       <w:r>
         <w:rPr>
           <w:rFonts w:hint="eastAsia"/>
+          <w:strike/>
         </w:rPr>
         <w:t>bucketlist</w:t>
       </w:r>
@@ -11450,77 +11457,176 @@
       <w:r>
         <w:rPr>
           <w:rFonts w:hint="eastAsia"/>
+          <w:strike/>
         </w:rPr>
         <w:t>集合中最大的</w:t>
       </w:r>
       <w:r>
         <w:rPr>
           <w:rFonts w:hint="eastAsia"/>
+          <w:strike/>
         </w:rPr>
         <w:t>ID</w:t>
       </w:r>
       <w:r>
         <w:rPr>
           <w:rFonts w:hint="eastAsia"/>
+          <w:strike/>
         </w:rPr>
         <w:t>，然后在此基础上加一作为新纪录的</w:t>
       </w:r>
       <w:r>
         <w:rPr>
           <w:rFonts w:hint="eastAsia"/>
+          <w:strike/>
         </w:rPr>
         <w:t>ID</w:t>
       </w:r>
       <w:r>
         <w:rPr>
           <w:rFonts w:hint="eastAsia"/>
+          <w:strike/>
         </w:rPr>
         <w:t>，如果写入时出现冲突（并发场景下，其他</w:t>
       </w:r>
       <w:r>
         <w:rPr>
           <w:rFonts w:hint="eastAsia"/>
+          <w:strike/>
         </w:rPr>
         <w:t>sequoias</w:t>
       </w:r>
       <w:r>
+        <w:rPr>
+          <w:strike/>
+        </w:rPr>
         <w:t>3</w:t>
       </w:r>
       <w:r>
         <w:rPr>
           <w:rFonts w:hint="eastAsia"/>
+          <w:strike/>
         </w:rPr>
         <w:t>进程同时写入新桶</w:t>
       </w:r>
       <w:r>
         <w:rPr>
           <w:rFonts w:hint="eastAsia"/>
+          <w:strike/>
         </w:rPr>
         <w:t>，获取了相同的</w:t>
       </w:r>
       <w:r>
         <w:rPr>
           <w:rFonts w:hint="eastAsia"/>
+          <w:strike/>
         </w:rPr>
         <w:t>ID</w:t>
       </w:r>
       <w:r>
         <w:rPr>
           <w:rFonts w:hint="eastAsia"/>
+          <w:strike/>
         </w:rPr>
         <w:t>），则重新获取并重新生成再次写入，重新写入次数上限</w:t>
       </w:r>
       <w:r>
         <w:rPr>
           <w:rFonts w:hint="eastAsia"/>
+          <w:strike/>
         </w:rPr>
         <w:t>10000</w:t>
       </w:r>
       <w:r>
         <w:rPr>
           <w:rFonts w:hint="eastAsia"/>
+          <w:strike/>
         </w:rPr>
         <w:t>次。</w:t>
+      </w:r>
+    </w:p>
+    <w:p>
+      <w:pPr>
+        <w:ind w:left="0" w:firstLineChars="200" w:firstLine="420"/>
+        <w:rPr>
+          <w:rFonts w:hint="eastAsia"/>
+        </w:rPr>
+      </w:pPr>
+      <w:r>
+        <w:rPr>
+          <w:rFonts w:hint="eastAsia"/>
+        </w:rPr>
+        <w:t>ID</w:t>
+      </w:r>
+      <w:r>
+        <w:rPr>
+          <w:rFonts w:hint="eastAsia"/>
+        </w:rPr>
+        <w:t>生成算法：</w:t>
+      </w:r>
+      <w:r>
+        <w:rPr>
+          <w:rFonts w:hint="eastAsia"/>
+        </w:rPr>
+        <w:t>每次写入一条新纪录之前都先查询</w:t>
+      </w:r>
+      <w:r>
+        <w:rPr>
+          <w:rFonts w:hint="eastAsia"/>
+        </w:rPr>
+        <w:t>ID</w:t>
+      </w:r>
+      <w:r>
+        <w:rPr>
+          <w:rFonts w:hint="eastAsia"/>
+        </w:rPr>
+        <w:t>生成表中的“</w:t>
+      </w:r>
+      <w:proofErr w:type="spellStart"/>
+      <w:r>
+        <w:rPr>
+          <w:rFonts w:hint="eastAsia"/>
+        </w:rPr>
+        <w:t>BucketID</w:t>
+      </w:r>
+      <w:bookmarkStart w:id="7" w:name="_GoBack"/>
+      <w:bookmarkEnd w:id="7"/>
+      <w:proofErr w:type="spellEnd"/>
+      <w:r>
+        <w:rPr>
+          <w:rFonts w:hint="eastAsia"/>
+        </w:rPr>
+        <w:t>”字段并加</w:t>
+      </w:r>
+      <w:r>
+        <w:rPr>
+          <w:rFonts w:hint="eastAsia"/>
+        </w:rPr>
+        <w:t>1</w:t>
+      </w:r>
+      <w:r>
+        <w:rPr>
+          <w:rFonts w:hint="eastAsia"/>
+        </w:rPr>
+        <w:t>，并使用此记录作为桶</w:t>
+      </w:r>
+      <w:r>
+        <w:rPr>
+          <w:rFonts w:hint="eastAsia"/>
+        </w:rPr>
+        <w:t>ID</w:t>
+      </w:r>
+      <w:r>
+        <w:rPr>
+          <w:rFonts w:hint="eastAsia"/>
+        </w:rPr>
+        <w:t>。</w:t>
+      </w:r>
+      <w:r>
+        <w:rPr>
+          <w:rFonts w:hint="eastAsia"/>
+        </w:rPr>
+        <w:t xml:space="preserve"> </w:t>
       </w:r>
     </w:p>
     <w:p>
@@ -12869,8 +12975,8 @@
         <w:pStyle w:val="3"/>
         <w:ind w:left="210"/>
       </w:pPr>
-      <w:bookmarkStart w:id="7" w:name="_获取版本控制配置（GET_Bucket_versioning）"/>
-      <w:bookmarkEnd w:id="7"/>
+      <w:bookmarkStart w:id="8" w:name="_获取版本控制配置（GET_Bucket_versioning）"/>
+      <w:bookmarkEnd w:id="8"/>
       <w:r>
         <w:rPr>
           <w:rFonts w:hint="eastAsia"/>
@@ -13079,16 +13185,11 @@
         </w:rPr>
         <w:t>。</w:t>
       </w:r>
-      <w:bookmarkStart w:id="8" w:name="_GoBack"/>
-      <w:bookmarkEnd w:id="8"/>
     </w:p>
     <w:p>
       <w:pPr>
         <w:spacing w:beforeLines="50" w:before="156" w:afterLines="50" w:after="156"/>
         <w:ind w:left="0"/>
-        <w:rPr>
-          <w:rFonts w:hint="eastAsia"/>
-        </w:rPr>
       </w:pPr>
     </w:p>
     <w:p>
@@ -17163,7 +17264,6 @@
         <w:docPartUnique/>
       </w:docPartObj>
     </w:sdtPr>
-    <w:sdtEndPr/>
     <w:sdtContent>
       <w:p>
         <w:pPr>
@@ -17184,7 +17284,7 @@
             <w:noProof/>
             <w:lang w:val="zh-CN"/>
           </w:rPr>
-          <w:t>18</w:t>
+          <w:t>20</w:t>
         </w:r>
         <w:r>
           <w:fldChar w:fldCharType="end"/>
@@ -23033,7 +23133,7 @@
 </file>
 
 <file path=customXml/itemProps1.xml><?xml version="1.0" encoding="utf-8"?>
-<ds:datastoreItem xmlns:ds="http://schemas.openxmlformats.org/officeDocument/2006/customXml" ds:itemID="{2A265390-B859-4FC1-82C7-2D64D8148C25}">
+<ds:datastoreItem xmlns:ds="http://schemas.openxmlformats.org/officeDocument/2006/customXml" ds:itemID="{C01ECF60-6174-441E-AA94-6E366FECA62D}">
   <ds:schemaRefs>
     <ds:schemaRef ds:uri="http://schemas.openxmlformats.org/officeDocument/2006/bibliography"/>
   </ds:schemaRefs>

--- a/internal_doc/03.开发设计/Amazon S3接口兼容/Story--SequoiaDB兼容Amazon S3接口 -桶管理.docx
+++ b/internal_doc/03.开发设计/Amazon S3接口兼容/Story--SequoiaDB兼容Amazon S3接口 -桶管理.docx
@@ -740,26 +740,28 @@
                 <w:i/>
               </w:rPr>
             </w:pPr>
-            <w:r>
-              <w:rPr>
-                <w:rFonts w:cstheme="minorHAnsi"/>
-                <w:i/>
-              </w:rPr>
-              <w:t>GET /</w:t>
-            </w:r>
-            <w:r>
-              <w:rPr>
-                <w:rFonts w:cstheme="minorHAnsi"/>
-                <w:i/>
-              </w:rPr>
-              <w:t>s3</w:t>
-            </w:r>
-            <w:r>
-              <w:rPr>
-                <w:rFonts w:cstheme="minorHAnsi"/>
-                <w:i/>
-              </w:rPr>
-              <w:t xml:space="preserve"> HTTP/1.1 </w:t>
+            <w:proofErr w:type="gramStart"/>
+            <w:r>
+              <w:rPr>
+                <w:rFonts w:cstheme="minorHAnsi"/>
+                <w:i/>
+              </w:rPr>
+              <w:t xml:space="preserve">GET </w:t>
+            </w:r>
+            <w:r>
+              <w:rPr>
+                <w:rFonts w:cstheme="minorHAnsi"/>
+                <w:i/>
+              </w:rPr>
+              <w:t xml:space="preserve"> HTTP</w:t>
+            </w:r>
+            <w:proofErr w:type="gramEnd"/>
+            <w:r>
+              <w:rPr>
+                <w:rFonts w:cstheme="minorHAnsi"/>
+                <w:i/>
+              </w:rPr>
+              <w:t xml:space="preserve">/1.1 </w:t>
             </w:r>
           </w:p>
           <w:p>
@@ -3557,17 +3559,10 @@
             </w:r>
             <w:r>
               <w:rPr>
-                <w:rFonts w:cstheme="minorHAnsi" w:hint="eastAsia"/>
+                <w:rFonts w:cstheme="minorHAnsi"/>
                 <w:i/>
               </w:rPr>
               <w:t>/</w:t>
-            </w:r>
-            <w:r>
-              <w:rPr>
-                <w:rFonts w:cstheme="minorHAnsi"/>
-                <w:i/>
-              </w:rPr>
-              <w:t>s3/</w:t>
             </w:r>
             <w:r>
               <w:rPr>
@@ -4117,14 +4112,14 @@
                 <w:rFonts w:cstheme="minorHAnsi"/>
                 <w:i/>
               </w:rPr>
-              <w:t>DELETE /</w:t>
-            </w:r>
-            <w:r>
-              <w:rPr>
-                <w:rFonts w:cstheme="minorHAnsi"/>
-                <w:i/>
-              </w:rPr>
-              <w:t>s3/</w:t>
+              <w:t xml:space="preserve">DELETE </w:t>
+            </w:r>
+            <w:r>
+              <w:rPr>
+                <w:rFonts w:cstheme="minorHAnsi"/>
+                <w:i/>
+              </w:rPr>
+              <w:t>/</w:t>
             </w:r>
             <w:r>
               <w:rPr>
@@ -4747,13 +4742,13 @@
               <w:rPr>
                 <w:i/>
               </w:rPr>
-              <w:t xml:space="preserve"> /</w:t>
-            </w:r>
-            <w:r>
-              <w:rPr>
-                <w:i/>
-              </w:rPr>
-              <w:t>s3/</w:t>
+              <w:t xml:space="preserve"> </w:t>
+            </w:r>
+            <w:r>
+              <w:rPr>
+                <w:i/>
+              </w:rPr>
+              <w:t>/</w:t>
             </w:r>
             <w:r>
               <w:rPr>
@@ -5265,13 +5260,13 @@
               <w:rPr>
                 <w:i/>
               </w:rPr>
-              <w:t>GET /</w:t>
-            </w:r>
-            <w:r>
-              <w:rPr>
-                <w:i/>
-              </w:rPr>
-              <w:t>s3/</w:t>
+              <w:t xml:space="preserve">GET </w:t>
+            </w:r>
+            <w:r>
+              <w:rPr>
+                <w:i/>
+              </w:rPr>
+              <w:t>/</w:t>
             </w:r>
             <w:r>
               <w:rPr>
@@ -6078,13 +6073,13 @@
               <w:rPr>
                 <w:i/>
               </w:rPr>
-              <w:t>PUT /</w:t>
-            </w:r>
-            <w:r>
-              <w:rPr>
-                <w:i/>
-              </w:rPr>
-              <w:t>s3/</w:t>
+              <w:t xml:space="preserve">PUT </w:t>
+            </w:r>
+            <w:r>
+              <w:rPr>
+                <w:i/>
+              </w:rPr>
+              <w:t>/</w:t>
             </w:r>
             <w:r>
               <w:rPr>
@@ -6755,13 +6750,15 @@
               <w:rPr>
                 <w:i/>
               </w:rPr>
-              <w:t>GET /</w:t>
-            </w:r>
-            <w:r>
-              <w:rPr>
-                <w:i/>
-              </w:rPr>
-              <w:t>s3/</w:t>
+              <w:t xml:space="preserve">GET </w:t>
+            </w:r>
+            <w:bookmarkStart w:id="2" w:name="_GoBack"/>
+            <w:bookmarkEnd w:id="2"/>
+            <w:r>
+              <w:rPr>
+                <w:i/>
+              </w:rPr>
+              <w:t>/</w:t>
             </w:r>
             <w:r>
               <w:rPr>
@@ -6784,18 +6781,24 @@
               </w:rPr>
               <w:t>}</w:t>
             </w:r>
+            <w:r>
+              <w:rPr>
+                <w:i/>
+              </w:rPr>
+              <w:t>/</w:t>
+            </w:r>
+            <w:r>
+              <w:rPr>
+                <w:i/>
+              </w:rPr>
+              <w:t>?</w:t>
+            </w:r>
             <w:proofErr w:type="gramStart"/>
             <w:r>
               <w:rPr>
                 <w:i/>
               </w:rPr>
-              <w:t>/</w:t>
-            </w:r>
-            <w:r>
-              <w:rPr>
-                <w:i/>
-              </w:rPr>
-              <w:t>?versioning</w:t>
+              <w:t>versioning</w:t>
             </w:r>
             <w:proofErr w:type="gramEnd"/>
             <w:r>
@@ -11208,13 +11211,13 @@
         <w:pStyle w:val="3"/>
         <w:ind w:left="210"/>
       </w:pPr>
-      <w:bookmarkStart w:id="2" w:name="_获取桶列表（GET_Service）"/>
-      <w:bookmarkStart w:id="3" w:name="_权限校验流程"/>
-      <w:bookmarkStart w:id="4" w:name="_创建用户（PUT_User）"/>
-      <w:bookmarkStart w:id="5" w:name="_Ref517361379"/>
-      <w:bookmarkEnd w:id="2"/>
+      <w:bookmarkStart w:id="3" w:name="_获取桶列表（GET_Service）"/>
+      <w:bookmarkStart w:id="4" w:name="_权限校验流程"/>
+      <w:bookmarkStart w:id="5" w:name="_创建用户（PUT_User）"/>
+      <w:bookmarkStart w:id="6" w:name="_Ref517361379"/>
       <w:bookmarkEnd w:id="3"/>
       <w:bookmarkEnd w:id="4"/>
+      <w:bookmarkEnd w:id="5"/>
       <w:r>
         <w:rPr>
           <w:rFonts w:hint="eastAsia"/>
@@ -11235,8 +11238,8 @@
       <w:pPr>
         <w:ind w:left="0"/>
       </w:pPr>
-      <w:bookmarkStart w:id="6" w:name="_创建桶（PUT_Bucket）"/>
-      <w:bookmarkEnd w:id="6"/>
+      <w:bookmarkStart w:id="7" w:name="_创建桶（PUT_Bucket）"/>
+      <w:bookmarkEnd w:id="7"/>
       <w:r>
         <w:rPr>
           <w:rFonts w:hint="eastAsia"/>
@@ -11420,213 +11423,97 @@
     <w:p>
       <w:pPr>
         <w:ind w:left="0" w:firstLineChars="200" w:firstLine="420"/>
-        <w:rPr>
-          <w:strike/>
-        </w:rPr>
-      </w:pPr>
-      <w:r>
-        <w:rPr>
-          <w:rFonts w:hint="eastAsia"/>
-          <w:strike/>
+      </w:pPr>
+      <w:r>
+        <w:rPr>
+          <w:rFonts w:hint="eastAsia"/>
         </w:rPr>
         <w:t>ID</w:t>
       </w:r>
       <w:r>
         <w:rPr>
           <w:rFonts w:hint="eastAsia"/>
-          <w:strike/>
         </w:rPr>
         <w:t>生成算法：</w:t>
       </w:r>
       <w:r>
         <w:rPr>
           <w:rFonts w:hint="eastAsia"/>
-          <w:strike/>
-        </w:rPr>
-        <w:t>每次写入一条新纪录之前都查询当前</w:t>
+        </w:rPr>
+        <w:t>每次写入一条新纪录之前都先查询</w:t>
+      </w:r>
+      <w:r>
+        <w:rPr>
+          <w:rFonts w:hint="eastAsia"/>
+        </w:rPr>
+        <w:t>ID</w:t>
+      </w:r>
+      <w:r>
+        <w:rPr>
+          <w:rFonts w:hint="eastAsia"/>
+        </w:rPr>
+        <w:t>生成表中的“</w:t>
       </w:r>
       <w:proofErr w:type="spellStart"/>
       <w:r>
         <w:rPr>
           <w:rFonts w:hint="eastAsia"/>
-          <w:strike/>
-        </w:rPr>
-        <w:t>bucketlist</w:t>
+        </w:rPr>
+        <w:t>BucketID</w:t>
       </w:r>
       <w:proofErr w:type="spellEnd"/>
       <w:r>
         <w:rPr>
           <w:rFonts w:hint="eastAsia"/>
-          <w:strike/>
-        </w:rPr>
-        <w:t>集合中最大的</w:t>
-      </w:r>
-      <w:r>
-        <w:rPr>
-          <w:rFonts w:hint="eastAsia"/>
-          <w:strike/>
+        </w:rPr>
+        <w:t>”字段并加</w:t>
+      </w:r>
+      <w:r>
+        <w:rPr>
+          <w:rFonts w:hint="eastAsia"/>
+        </w:rPr>
+        <w:t>1</w:t>
+      </w:r>
+      <w:r>
+        <w:rPr>
+          <w:rFonts w:hint="eastAsia"/>
+        </w:rPr>
+        <w:t>，并使用此记录作为桶</w:t>
+      </w:r>
+      <w:r>
+        <w:rPr>
+          <w:rFonts w:hint="eastAsia"/>
         </w:rPr>
         <w:t>ID</w:t>
       </w:r>
       <w:r>
         <w:rPr>
           <w:rFonts w:hint="eastAsia"/>
-          <w:strike/>
-        </w:rPr>
-        <w:t>，然后在此基础上加一作为新纪录的</w:t>
-      </w:r>
-      <w:r>
-        <w:rPr>
-          <w:rFonts w:hint="eastAsia"/>
-          <w:strike/>
-        </w:rPr>
-        <w:t>ID</w:t>
-      </w:r>
-      <w:r>
-        <w:rPr>
-          <w:rFonts w:hint="eastAsia"/>
-          <w:strike/>
-        </w:rPr>
-        <w:t>，如果写入时出现冲突（并发场景下，其他</w:t>
-      </w:r>
-      <w:r>
-        <w:rPr>
-          <w:rFonts w:hint="eastAsia"/>
-          <w:strike/>
-        </w:rPr>
-        <w:t>sequoias</w:t>
-      </w:r>
-      <w:r>
-        <w:rPr>
-          <w:strike/>
-        </w:rPr>
-        <w:t>3</w:t>
-      </w:r>
-      <w:r>
-        <w:rPr>
-          <w:rFonts w:hint="eastAsia"/>
-          <w:strike/>
-        </w:rPr>
-        <w:t>进程同时写入新桶</w:t>
-      </w:r>
-      <w:r>
-        <w:rPr>
-          <w:rFonts w:hint="eastAsia"/>
-          <w:strike/>
-        </w:rPr>
-        <w:t>，获取了相同的</w:t>
-      </w:r>
-      <w:r>
-        <w:rPr>
-          <w:rFonts w:hint="eastAsia"/>
-          <w:strike/>
-        </w:rPr>
-        <w:t>ID</w:t>
-      </w:r>
-      <w:r>
-        <w:rPr>
-          <w:rFonts w:hint="eastAsia"/>
-          <w:strike/>
-        </w:rPr>
-        <w:t>），则重新获取并重新生成再次写入，重新写入次数上限</w:t>
-      </w:r>
-      <w:r>
-        <w:rPr>
-          <w:rFonts w:hint="eastAsia"/>
-          <w:strike/>
-        </w:rPr>
-        <w:t>10000</w:t>
-      </w:r>
-      <w:r>
-        <w:rPr>
-          <w:rFonts w:hint="eastAsia"/>
-          <w:strike/>
-        </w:rPr>
-        <w:t>次。</w:t>
+        </w:rPr>
+        <w:t>。</w:t>
+      </w:r>
+      <w:r>
+        <w:rPr>
+          <w:rFonts w:hint="eastAsia"/>
+        </w:rPr>
+        <w:t xml:space="preserve"> </w:t>
       </w:r>
     </w:p>
     <w:p>
       <w:pPr>
         <w:ind w:left="0" w:firstLineChars="200" w:firstLine="420"/>
-        <w:rPr>
-          <w:rFonts w:hint="eastAsia"/>
-        </w:rPr>
-      </w:pPr>
-      <w:r>
-        <w:rPr>
-          <w:rFonts w:hint="eastAsia"/>
-        </w:rPr>
-        <w:t>ID</w:t>
-      </w:r>
-      <w:r>
-        <w:rPr>
-          <w:rFonts w:hint="eastAsia"/>
-        </w:rPr>
-        <w:t>生成算法：</w:t>
-      </w:r>
-      <w:r>
-        <w:rPr>
-          <w:rFonts w:hint="eastAsia"/>
-        </w:rPr>
-        <w:t>每次写入一条新纪录之前都先查询</w:t>
-      </w:r>
-      <w:r>
-        <w:rPr>
-          <w:rFonts w:hint="eastAsia"/>
-        </w:rPr>
-        <w:t>ID</w:t>
-      </w:r>
-      <w:r>
-        <w:rPr>
-          <w:rFonts w:hint="eastAsia"/>
-        </w:rPr>
-        <w:t>生成表中的“</w:t>
-      </w:r>
-      <w:proofErr w:type="spellStart"/>
-      <w:r>
-        <w:rPr>
-          <w:rFonts w:hint="eastAsia"/>
-        </w:rPr>
-        <w:t>BucketID</w:t>
-      </w:r>
-      <w:bookmarkStart w:id="7" w:name="_GoBack"/>
-      <w:bookmarkEnd w:id="7"/>
-      <w:proofErr w:type="spellEnd"/>
-      <w:r>
-        <w:rPr>
-          <w:rFonts w:hint="eastAsia"/>
-        </w:rPr>
-        <w:t>”字段并加</w:t>
-      </w:r>
-      <w:r>
-        <w:rPr>
-          <w:rFonts w:hint="eastAsia"/>
-        </w:rPr>
-        <w:t>1</w:t>
-      </w:r>
-      <w:r>
-        <w:rPr>
-          <w:rFonts w:hint="eastAsia"/>
-        </w:rPr>
-        <w:t>，并使用此记录作为桶</w:t>
-      </w:r>
-      <w:r>
-        <w:rPr>
-          <w:rFonts w:hint="eastAsia"/>
-        </w:rPr>
-        <w:t>ID</w:t>
+      </w:pPr>
+      <w:r>
+        <w:rPr>
+          <w:rFonts w:hint="eastAsia"/>
+        </w:rPr>
+        <w:t>创建桶时可以指定区域，也可以不指定，当不指定区域时，桶内对象数据将存放在默认的集合空间中，当指定区域时，桶内对象存储在区域对应的集合空间中</w:t>
       </w:r>
       <w:r>
         <w:rPr>
           <w:rFonts w:hint="eastAsia"/>
         </w:rPr>
         <w:t>。</w:t>
-      </w:r>
-      <w:r>
-        <w:rPr>
-          <w:rFonts w:hint="eastAsia"/>
-        </w:rPr>
-        <w:t xml:space="preserve"> </w:t>
       </w:r>
     </w:p>
     <w:p>
@@ -11637,13 +11524,28 @@
         <w:rPr>
           <w:rFonts w:hint="eastAsia"/>
         </w:rPr>
-        <w:t>创建桶时可以指定区域，也可以不指定，当不指定区域时，桶内对象数据将存放在默认的集合空间中，当指定区域时，桶内对象存储在区域对应的集合空间中</w:t>
-      </w:r>
-      <w:r>
-        <w:rPr>
-          <w:rFonts w:hint="eastAsia"/>
-        </w:rPr>
-        <w:t>。</w:t>
+        <w:t>指定的区域必须是已经创建的区域，可以通过</w:t>
+      </w:r>
+      <w:r>
+        <w:rPr>
+          <w:rFonts w:hint="eastAsia"/>
+        </w:rPr>
+        <w:t>List</w:t>
+      </w:r>
+      <w:r>
+        <w:t xml:space="preserve"> </w:t>
+      </w:r>
+      <w:r>
+        <w:rPr>
+          <w:rFonts w:hint="eastAsia"/>
+        </w:rPr>
+        <w:t>Regions</w:t>
+      </w:r>
+      <w:r>
+        <w:rPr>
+          <w:rFonts w:hint="eastAsia"/>
+        </w:rPr>
+        <w:t>查询当前可用区域。</w:t>
       </w:r>
     </w:p>
     <w:p>
@@ -11654,29 +11556,116 @@
         <w:rPr>
           <w:rFonts w:hint="eastAsia"/>
         </w:rPr>
-        <w:t>指定的区域必须是已经创建的区域，可以通过</w:t>
-      </w:r>
-      <w:r>
-        <w:rPr>
-          <w:rFonts w:hint="eastAsia"/>
-        </w:rPr>
-        <w:t>List</w:t>
-      </w:r>
-      <w:r>
-        <w:t xml:space="preserve"> </w:t>
-      </w:r>
-      <w:r>
-        <w:rPr>
-          <w:rFonts w:hint="eastAsia"/>
-        </w:rPr>
-        <w:t>Regions</w:t>
-      </w:r>
-      <w:r>
-        <w:rPr>
-          <w:rFonts w:hint="eastAsia"/>
-        </w:rPr>
-        <w:t>查询当前可用区域。</w:t>
-      </w:r>
+        <w:t>当指定的桶名称已经存在，且该</w:t>
+      </w:r>
+      <w:proofErr w:type="gramStart"/>
+      <w:r>
+        <w:rPr>
+          <w:rFonts w:hint="eastAsia"/>
+        </w:rPr>
+        <w:t>桶属于</w:t>
+      </w:r>
+      <w:proofErr w:type="gramEnd"/>
+      <w:r>
+        <w:rPr>
+          <w:rFonts w:hint="eastAsia"/>
+        </w:rPr>
+        <w:t>其他</w:t>
+      </w:r>
+      <w:r>
+        <w:rPr>
+          <w:rFonts w:hint="eastAsia"/>
+        </w:rPr>
+        <w:t>user</w:t>
+      </w:r>
+      <w:r>
+        <w:rPr>
+          <w:rFonts w:hint="eastAsia"/>
+        </w:rPr>
+        <w:t>，返回错误。</w:t>
+      </w:r>
+    </w:p>
+    <w:p>
+      <w:pPr>
+        <w:ind w:left="0" w:firstLineChars="200" w:firstLine="420"/>
+      </w:pPr>
+      <w:r>
+        <w:rPr>
+          <w:rFonts w:hint="eastAsia"/>
+        </w:rPr>
+        <w:t>当指定的桶名称已经存在，且该</w:t>
+      </w:r>
+      <w:proofErr w:type="gramStart"/>
+      <w:r>
+        <w:rPr>
+          <w:rFonts w:hint="eastAsia"/>
+        </w:rPr>
+        <w:t>桶属于</w:t>
+      </w:r>
+      <w:proofErr w:type="gramEnd"/>
+      <w:r>
+        <w:rPr>
+          <w:rFonts w:hint="eastAsia"/>
+        </w:rPr>
+        <w:t>请求者，根据“</w:t>
+      </w:r>
+      <w:r>
+        <w:rPr>
+          <w:rFonts w:ascii="宋体" w:eastAsia="宋体" w:hAnsi="宋体" w:cs="宋体" w:hint="eastAsia"/>
+          <w:color w:val="CC7832"/>
+          <w:kern w:val="0"/>
+        </w:rPr>
+        <w:t>sdbs3.bucket.allowreput</w:t>
+      </w:r>
+      <w:r>
+        <w:rPr>
+          <w:rFonts w:hint="eastAsia"/>
+        </w:rPr>
+        <w:t>”配置判断是否返回错误。如果该配置为</w:t>
+      </w:r>
+      <w:r>
+        <w:rPr>
+          <w:rFonts w:hint="eastAsia"/>
+        </w:rPr>
+        <w:t>true</w:t>
+      </w:r>
+      <w:r>
+        <w:rPr>
+          <w:rFonts w:hint="eastAsia"/>
+        </w:rPr>
+        <w:t>，允许同一用户重复创建桶，则返回成功（</w:t>
+      </w:r>
+      <w:proofErr w:type="gramStart"/>
+      <w:r>
+        <w:rPr>
+          <w:rFonts w:hint="eastAsia"/>
+        </w:rPr>
+        <w:t>桶相关</w:t>
+      </w:r>
+      <w:proofErr w:type="gramEnd"/>
+      <w:r>
+        <w:rPr>
+          <w:rFonts w:hint="eastAsia"/>
+        </w:rPr>
+        <w:t>设置不做任何改变），如果配置为</w:t>
+      </w:r>
+      <w:r>
+        <w:rPr>
+          <w:rFonts w:hint="eastAsia"/>
+        </w:rPr>
+        <w:t>false</w:t>
+      </w:r>
+      <w:r>
+        <w:rPr>
+          <w:rFonts w:hint="eastAsia"/>
+        </w:rPr>
+        <w:t>，不允许同一用户重复创建桶，返回失败。</w:t>
+      </w:r>
+    </w:p>
+    <w:p>
+      <w:pPr>
+        <w:ind w:left="0" w:firstLineChars="200" w:firstLine="420"/>
+      </w:pPr>
     </w:p>
     <w:p>
       <w:pPr>
@@ -12250,7 +12239,7 @@
         </w:rPr>
         <w:t>。</w:t>
       </w:r>
-      <w:bookmarkEnd w:id="5"/>
+      <w:bookmarkEnd w:id="6"/>
     </w:p>
     <w:p>
       <w:pPr>
@@ -17264,6 +17253,7 @@
         <w:docPartUnique/>
       </w:docPartObj>
     </w:sdtPr>
+    <w:sdtEndPr/>
     <w:sdtContent>
       <w:p>
         <w:pPr>
@@ -17284,7 +17274,7 @@
             <w:noProof/>
             <w:lang w:val="zh-CN"/>
           </w:rPr>
-          <w:t>20</w:t>
+          <w:t>7</w:t>
         </w:r>
         <w:r>
           <w:fldChar w:fldCharType="end"/>
@@ -23133,7 +23123,7 @@
 </file>
 
 <file path=customXml/itemProps1.xml><?xml version="1.0" encoding="utf-8"?>
-<ds:datastoreItem xmlns:ds="http://schemas.openxmlformats.org/officeDocument/2006/customXml" ds:itemID="{C01ECF60-6174-441E-AA94-6E366FECA62D}">
+<ds:datastoreItem xmlns:ds="http://schemas.openxmlformats.org/officeDocument/2006/customXml" ds:itemID="{9029F1B0-4479-43CB-8C6C-EDA4243FA180}">
   <ds:schemaRefs>
     <ds:schemaRef ds:uri="http://schemas.openxmlformats.org/officeDocument/2006/bibliography"/>
   </ds:schemaRefs>
